--- a/note/SpringSpringBootRestAPI Theory Questions.docx
+++ b/note/SpringSpringBootRestAPI Theory Questions.docx
@@ -962,1650 +962,3081 @@
     <w:p>
       <w:pPr>
         <w:pStyle w:val="ListParagraph"/>
-        <w:rPr>
-          <w:lang w:val="en-IN"/>
-        </w:rPr>
-      </w:pPr>
-      <w:r>
-        <w:rPr>
-          <w:lang w:val="en-IN"/>
-        </w:rPr>
-        <w:t xml:space="preserve">Partial method implementation </w:t>
-      </w:r>
-      <w:r>
-        <w:rPr>
-          <w:lang w:val="en-IN"/>
-        </w:rPr>
-        <w:t>(here abstract classes should be preferred</w:t>
+        <w:numPr>
+          <w:ilvl w:val="0"/>
+          <w:numId w:val="42"/>
+        </w:numPr>
+        <w:rPr>
+          <w:lang w:val="en-IN"/>
+        </w:rPr>
+      </w:pPr>
+      <w:r>
+        <w:rPr>
+          <w:lang w:val="en-IN"/>
+        </w:rPr>
+        <w:t xml:space="preserve">When we </w:t>
       </w:r>
       <w:proofErr w:type="gramStart"/>
       <w:r>
         <w:rPr>
           <w:lang w:val="en-IN"/>
         </w:rPr>
-        <w:t>)</w:t>
+        <w:t>Need</w:t>
       </w:r>
       <w:proofErr w:type="gramEnd"/>
       <w:r>
         <w:rPr>
           <w:lang w:val="en-IN"/>
         </w:rPr>
-        <w:br/>
-      </w:r>
-      <w:r>
-        <w:rPr>
-          <w:lang w:val="en-IN"/>
-        </w:rPr>
-        <w:t xml:space="preserve">Here deposit and </w:t>
-      </w:r>
-      <w:proofErr w:type="spellStart"/>
-      <w:r>
-        <w:rPr>
-          <w:lang w:val="en-IN"/>
-        </w:rPr>
-        <w:t>viewDetails</w:t>
-      </w:r>
-      <w:proofErr w:type="spellEnd"/>
-      <w:r>
-        <w:rPr>
-          <w:lang w:val="en-IN"/>
-        </w:rPr>
-        <w:t xml:space="preserve"> are partially implemented</w:t>
-      </w:r>
-      <w:r>
-        <w:rPr>
-          <w:lang w:val="en-IN"/>
-        </w:rPr>
-        <w:t xml:space="preserve"> in abstract class and does need to implemented in child classes as there is common functionality. But withdraw</w:t>
-      </w:r>
-      <w:r>
-        <w:rPr>
-          <w:lang w:val="en-IN"/>
-        </w:rPr>
-        <w:t xml:space="preserve"> is subject to change based on Account type hence implementation is required in every sub class.</w:t>
-      </w:r>
-      <w:r>
-        <w:rPr>
-          <w:lang w:val="en-IN"/>
-        </w:rPr>
-        <w:br/>
-        <w:t>This behaviour is called partial implementation.</w:t>
-      </w:r>
-      <w:r>
-        <w:rPr>
-          <w:lang w:val="en-IN"/>
-        </w:rPr>
-        <w:br/>
-        <w:t xml:space="preserve">Other Example given at </w:t>
-      </w:r>
-      <w:r>
-        <w:rPr>
-          <w:lang w:val="en-IN"/>
-        </w:rPr>
-        <w:t>https://www.youtube.com/shorts/WfjjBCBG9qU</w:t>
-      </w:r>
-      <w:r>
-        <w:rPr>
-          <w:lang w:val="en-IN"/>
-        </w:rPr>
-        <w:br/>
-      </w:r>
-    </w:p>
-    <w:p>
-      <w:pPr>
-        <w:pStyle w:val="ListParagraph"/>
-        <w:rPr>
-          <w:i/>
-          <w:sz w:val="20"/>
-          <w:szCs w:val="20"/>
-          <w:lang w:val="en-IN"/>
-        </w:rPr>
-      </w:pPr>
+        <w:t xml:space="preserve"> to Share Instance Variables</w:t>
+      </w:r>
+      <w:r>
+        <w:rPr>
+          <w:lang w:val="en-IN"/>
+        </w:rPr>
+        <w:t xml:space="preserve">:  </w:t>
+      </w:r>
+      <w:r>
+        <w:rPr>
+          <w:lang w:val="en-IN"/>
+        </w:rPr>
+        <w:t xml:space="preserve">In interface, Instance Variables are static and final (hence immutable) where as in abstract class these instance variables can be </w:t>
+      </w:r>
+      <w:proofErr w:type="spellStart"/>
+      <w:r>
+        <w:rPr>
+          <w:lang w:val="en-IN"/>
+        </w:rPr>
+        <w:t>override</w:t>
+      </w:r>
+      <w:r>
+        <w:rPr>
+          <w:lang w:val="en-IN"/>
+        </w:rPr>
+        <w:t>n</w:t>
+      </w:r>
+      <w:proofErr w:type="spellEnd"/>
+      <w:r>
+        <w:rPr>
+          <w:lang w:val="en-IN"/>
+        </w:rPr>
+        <w:t xml:space="preserve"> in sub class.</w:t>
+      </w:r>
+    </w:p>
+    <w:p>
+      <w:pPr>
+        <w:pStyle w:val="ListParagraph"/>
+        <w:numPr>
+          <w:ilvl w:val="0"/>
+          <w:numId w:val="42"/>
+        </w:numPr>
+        <w:rPr>
+          <w:lang w:val="en-IN"/>
+        </w:rPr>
+      </w:pPr>
+      <w:r>
+        <w:rPr>
+          <w:lang w:val="en-IN"/>
+        </w:rPr>
+        <w:t xml:space="preserve">When we </w:t>
+      </w:r>
       <w:proofErr w:type="gramStart"/>
       <w:r>
         <w:rPr>
-          <w:i/>
-          <w:sz w:val="20"/>
-          <w:szCs w:val="20"/>
+          <w:lang w:val="en-IN"/>
+        </w:rPr>
+        <w:t>Need</w:t>
+      </w:r>
+      <w:proofErr w:type="gramEnd"/>
+      <w:r>
+        <w:rPr>
+          <w:lang w:val="en-IN"/>
+        </w:rPr>
+        <w:t xml:space="preserve"> to Define a Base Constructor</w:t>
+      </w:r>
+      <w:r>
+        <w:rPr>
+          <w:lang w:val="en-IN"/>
+        </w:rPr>
+        <w:t xml:space="preserve">: </w:t>
+      </w:r>
+      <w:r>
+        <w:rPr>
+          <w:lang w:val="en-IN"/>
+        </w:rPr>
+        <w:t>Abstract classes have constructors, allowing us to initialize fields or perform setup logic, which interfaces cannot do.</w:t>
+      </w:r>
+    </w:p>
+    <w:p>
+      <w:pPr>
+        <w:pStyle w:val="ListParagraph"/>
+        <w:numPr>
+          <w:ilvl w:val="0"/>
+          <w:numId w:val="42"/>
+        </w:numPr>
+        <w:rPr>
+          <w:lang w:val="en-IN"/>
+        </w:rPr>
+      </w:pPr>
+      <w:r>
+        <w:rPr>
           <w:lang w:val="en-IN"/>
         </w:rPr>
         <w:lastRenderedPageBreak/>
-        <w:t>abstract</w:t>
+        <w:t xml:space="preserve">When </w:t>
+      </w:r>
+      <w:r>
+        <w:rPr>
+          <w:lang w:val="en-IN"/>
+        </w:rPr>
+        <w:t xml:space="preserve">we </w:t>
+      </w:r>
+      <w:proofErr w:type="gramStart"/>
+      <w:r>
+        <w:rPr>
+          <w:lang w:val="en-IN"/>
+        </w:rPr>
+        <w:t>Want</w:t>
       </w:r>
       <w:proofErr w:type="gramEnd"/>
       <w:r>
         <w:rPr>
-          <w:i/>
-          <w:sz w:val="20"/>
-          <w:szCs w:val="20"/>
-          <w:lang w:val="en-IN"/>
-        </w:rPr>
-        <w:t xml:space="preserve"> class Account {</w:t>
-      </w:r>
-    </w:p>
-    <w:p>
-      <w:pPr>
-        <w:pStyle w:val="ListParagraph"/>
-        <w:rPr>
-          <w:i/>
-          <w:sz w:val="20"/>
-          <w:szCs w:val="20"/>
-          <w:lang w:val="en-IN"/>
-        </w:rPr>
-      </w:pPr>
-      <w:r>
-        <w:rPr>
-          <w:i/>
-          <w:sz w:val="20"/>
-          <w:szCs w:val="20"/>
-          <w:lang w:val="en-IN"/>
-        </w:rPr>
-        <w:t xml:space="preserve">    </w:t>
-      </w:r>
-      <w:proofErr w:type="gramStart"/>
-      <w:r>
-        <w:rPr>
-          <w:i/>
-          <w:sz w:val="20"/>
-          <w:szCs w:val="20"/>
-          <w:lang w:val="en-IN"/>
-        </w:rPr>
-        <w:t>protected</w:t>
-      </w:r>
-      <w:proofErr w:type="gramEnd"/>
-      <w:r>
-        <w:rPr>
-          <w:i/>
-          <w:sz w:val="20"/>
-          <w:szCs w:val="20"/>
-          <w:lang w:val="en-IN"/>
-        </w:rPr>
-        <w:t xml:space="preserve"> String </w:t>
-      </w:r>
-      <w:proofErr w:type="spellStart"/>
-      <w:r>
-        <w:rPr>
-          <w:i/>
-          <w:sz w:val="20"/>
-          <w:szCs w:val="20"/>
-          <w:lang w:val="en-IN"/>
-        </w:rPr>
-        <w:t>accountNumber</w:t>
-      </w:r>
-      <w:proofErr w:type="spellEnd"/>
-      <w:r>
-        <w:rPr>
-          <w:i/>
-          <w:sz w:val="20"/>
-          <w:szCs w:val="20"/>
-          <w:lang w:val="en-IN"/>
-        </w:rPr>
-        <w:t>;</w:t>
-      </w:r>
-    </w:p>
-    <w:p>
-      <w:pPr>
-        <w:pStyle w:val="ListParagraph"/>
-        <w:rPr>
-          <w:i/>
-          <w:sz w:val="20"/>
-          <w:szCs w:val="20"/>
-          <w:lang w:val="en-IN"/>
-        </w:rPr>
-      </w:pPr>
-      <w:r>
-        <w:rPr>
-          <w:i/>
-          <w:sz w:val="20"/>
-          <w:szCs w:val="20"/>
-          <w:lang w:val="en-IN"/>
-        </w:rPr>
-        <w:t xml:space="preserve">    </w:t>
-      </w:r>
-      <w:proofErr w:type="gramStart"/>
-      <w:r>
-        <w:rPr>
-          <w:i/>
-          <w:sz w:val="20"/>
-          <w:szCs w:val="20"/>
-          <w:lang w:val="en-IN"/>
-        </w:rPr>
-        <w:t>protected</w:t>
-      </w:r>
-      <w:proofErr w:type="gramEnd"/>
-      <w:r>
-        <w:rPr>
-          <w:i/>
-          <w:sz w:val="20"/>
-          <w:szCs w:val="20"/>
-          <w:lang w:val="en-IN"/>
-        </w:rPr>
-        <w:t xml:space="preserve"> double balance; </w:t>
-      </w:r>
-    </w:p>
-    <w:p>
-      <w:pPr>
-        <w:pStyle w:val="ListParagraph"/>
-        <w:rPr>
-          <w:i/>
-          <w:sz w:val="20"/>
-          <w:szCs w:val="20"/>
-          <w:lang w:val="en-IN"/>
-        </w:rPr>
-      </w:pPr>
-      <w:r>
-        <w:rPr>
-          <w:i/>
-          <w:sz w:val="20"/>
-          <w:szCs w:val="20"/>
-          <w:lang w:val="en-IN"/>
-        </w:rPr>
-        <w:t xml:space="preserve">    </w:t>
-      </w:r>
-      <w:proofErr w:type="gramStart"/>
-      <w:r>
-        <w:rPr>
-          <w:i/>
-          <w:sz w:val="20"/>
-          <w:szCs w:val="20"/>
-          <w:lang w:val="en-IN"/>
-        </w:rPr>
-        <w:t>public</w:t>
-      </w:r>
-      <w:proofErr w:type="gramEnd"/>
-      <w:r>
-        <w:rPr>
-          <w:i/>
-          <w:sz w:val="20"/>
-          <w:szCs w:val="20"/>
-          <w:lang w:val="en-IN"/>
-        </w:rPr>
-        <w:t xml:space="preserve"> Account() {}</w:t>
-      </w:r>
-    </w:p>
-    <w:p>
-      <w:pPr>
-        <w:pStyle w:val="ListParagraph"/>
-        <w:rPr>
-          <w:i/>
-          <w:sz w:val="20"/>
-          <w:szCs w:val="20"/>
-          <w:lang w:val="en-IN"/>
-        </w:rPr>
-      </w:pPr>
-      <w:r>
-        <w:rPr>
-          <w:i/>
-          <w:sz w:val="20"/>
-          <w:szCs w:val="20"/>
-          <w:lang w:val="en-IN"/>
-        </w:rPr>
-        <w:t xml:space="preserve">    </w:t>
-      </w:r>
-      <w:proofErr w:type="gramStart"/>
-      <w:r>
-        <w:rPr>
-          <w:i/>
-          <w:sz w:val="20"/>
-          <w:szCs w:val="20"/>
-          <w:lang w:val="en-IN"/>
-        </w:rPr>
-        <w:t>public</w:t>
-      </w:r>
-      <w:proofErr w:type="gramEnd"/>
-      <w:r>
-        <w:rPr>
-          <w:i/>
-          <w:sz w:val="20"/>
-          <w:szCs w:val="20"/>
-          <w:lang w:val="en-IN"/>
-        </w:rPr>
-        <w:t xml:space="preserve"> Account(String </w:t>
-      </w:r>
-      <w:proofErr w:type="spellStart"/>
-      <w:r>
-        <w:rPr>
-          <w:i/>
-          <w:sz w:val="20"/>
-          <w:szCs w:val="20"/>
-          <w:lang w:val="en-IN"/>
-        </w:rPr>
-        <w:t>accountNumber</w:t>
-      </w:r>
-      <w:proofErr w:type="spellEnd"/>
-      <w:r>
-        <w:rPr>
-          <w:i/>
-          <w:sz w:val="20"/>
-          <w:szCs w:val="20"/>
-          <w:lang w:val="en-IN"/>
-        </w:rPr>
-        <w:t>, double balance) {</w:t>
-      </w:r>
-    </w:p>
-    <w:p>
-      <w:pPr>
-        <w:pStyle w:val="ListParagraph"/>
-        <w:rPr>
-          <w:i/>
-          <w:sz w:val="20"/>
-          <w:szCs w:val="20"/>
-          <w:lang w:val="en-IN"/>
-        </w:rPr>
-      </w:pPr>
-      <w:r>
-        <w:rPr>
-          <w:i/>
-          <w:sz w:val="20"/>
-          <w:szCs w:val="20"/>
-          <w:lang w:val="en-IN"/>
-        </w:rPr>
-        <w:t xml:space="preserve">        </w:t>
-      </w:r>
-      <w:proofErr w:type="spellStart"/>
-      <w:r>
-        <w:rPr>
-          <w:i/>
-          <w:sz w:val="20"/>
-          <w:szCs w:val="20"/>
-          <w:lang w:val="en-IN"/>
-        </w:rPr>
-        <w:t>this.accountNumber</w:t>
-      </w:r>
-      <w:proofErr w:type="spellEnd"/>
-      <w:r>
-        <w:rPr>
-          <w:i/>
-          <w:sz w:val="20"/>
-          <w:szCs w:val="20"/>
-          <w:lang w:val="en-IN"/>
-        </w:rPr>
-        <w:t xml:space="preserve"> = </w:t>
-      </w:r>
-      <w:proofErr w:type="spellStart"/>
-      <w:r>
-        <w:rPr>
-          <w:i/>
-          <w:sz w:val="20"/>
-          <w:szCs w:val="20"/>
-          <w:lang w:val="en-IN"/>
-        </w:rPr>
-        <w:t>accountNumber</w:t>
-      </w:r>
-      <w:proofErr w:type="spellEnd"/>
-      <w:r>
-        <w:rPr>
-          <w:i/>
-          <w:sz w:val="20"/>
-          <w:szCs w:val="20"/>
-          <w:lang w:val="en-IN"/>
-        </w:rPr>
-        <w:t>;</w:t>
-      </w:r>
-    </w:p>
-    <w:p>
-      <w:pPr>
-        <w:pStyle w:val="ListParagraph"/>
-        <w:rPr>
-          <w:i/>
-          <w:sz w:val="20"/>
-          <w:szCs w:val="20"/>
-          <w:lang w:val="en-IN"/>
-        </w:rPr>
-      </w:pPr>
-      <w:r>
-        <w:rPr>
-          <w:i/>
-          <w:sz w:val="20"/>
-          <w:szCs w:val="20"/>
-          <w:lang w:val="en-IN"/>
-        </w:rPr>
-        <w:t xml:space="preserve">        </w:t>
-      </w:r>
-      <w:proofErr w:type="spellStart"/>
-      <w:r>
-        <w:rPr>
-          <w:i/>
-          <w:sz w:val="20"/>
-          <w:szCs w:val="20"/>
-          <w:lang w:val="en-IN"/>
-        </w:rPr>
-        <w:t>this.balance</w:t>
-      </w:r>
-      <w:proofErr w:type="spellEnd"/>
-      <w:r>
-        <w:rPr>
-          <w:i/>
-          <w:sz w:val="20"/>
-          <w:szCs w:val="20"/>
-          <w:lang w:val="en-IN"/>
-        </w:rPr>
-        <w:t xml:space="preserve"> = </w:t>
-      </w:r>
-      <w:proofErr w:type="gramStart"/>
-      <w:r>
-        <w:rPr>
-          <w:i/>
-          <w:sz w:val="20"/>
-          <w:szCs w:val="20"/>
-          <w:lang w:val="en-IN"/>
-        </w:rPr>
-        <w:t>balance;</w:t>
-      </w:r>
-      <w:proofErr w:type="gramEnd"/>
-      <w:r>
-        <w:rPr>
-          <w:i/>
-          <w:sz w:val="20"/>
-          <w:szCs w:val="20"/>
-          <w:lang w:val="en-IN"/>
-        </w:rPr>
-        <w:t>}</w:t>
-      </w:r>
-    </w:p>
-    <w:p>
-      <w:pPr>
-        <w:pStyle w:val="ListParagraph"/>
-        <w:rPr>
-          <w:i/>
-          <w:sz w:val="20"/>
-          <w:szCs w:val="20"/>
-          <w:lang w:val="en-IN"/>
-        </w:rPr>
-      </w:pPr>
-      <w:r>
-        <w:rPr>
-          <w:i/>
-          <w:sz w:val="20"/>
-          <w:szCs w:val="20"/>
-          <w:lang w:val="en-IN"/>
-        </w:rPr>
-        <w:t xml:space="preserve">    </w:t>
-      </w:r>
-      <w:proofErr w:type="gramStart"/>
-      <w:r>
-        <w:rPr>
-          <w:i/>
-          <w:sz w:val="20"/>
-          <w:szCs w:val="20"/>
-          <w:lang w:val="en-IN"/>
-        </w:rPr>
-        <w:t>abstract</w:t>
-      </w:r>
-      <w:proofErr w:type="gramEnd"/>
-      <w:r>
-        <w:rPr>
-          <w:i/>
-          <w:sz w:val="20"/>
-          <w:szCs w:val="20"/>
-          <w:lang w:val="en-IN"/>
-        </w:rPr>
-        <w:t xml:space="preserve"> void withdraw(double amount);</w:t>
-      </w:r>
-    </w:p>
-    <w:p>
-      <w:pPr>
-        <w:pStyle w:val="ListParagraph"/>
-        <w:rPr>
-          <w:i/>
-          <w:sz w:val="20"/>
-          <w:szCs w:val="20"/>
-          <w:lang w:val="en-IN"/>
-        </w:rPr>
-      </w:pPr>
-      <w:r>
-        <w:rPr>
-          <w:i/>
-          <w:sz w:val="20"/>
-          <w:szCs w:val="20"/>
-          <w:lang w:val="en-IN"/>
-        </w:rPr>
-        <w:t xml:space="preserve">    </w:t>
-      </w:r>
-      <w:proofErr w:type="gramStart"/>
-      <w:r>
-        <w:rPr>
-          <w:i/>
-          <w:sz w:val="20"/>
-          <w:szCs w:val="20"/>
-          <w:lang w:val="en-IN"/>
-        </w:rPr>
-        <w:t>void</w:t>
-      </w:r>
-      <w:proofErr w:type="gramEnd"/>
-      <w:r>
-        <w:rPr>
-          <w:i/>
-          <w:sz w:val="20"/>
-          <w:szCs w:val="20"/>
-          <w:lang w:val="en-IN"/>
-        </w:rPr>
-        <w:t xml:space="preserve"> deposit(double amount) {balance+=amount;}</w:t>
-      </w:r>
-    </w:p>
-    <w:p>
-      <w:pPr>
-        <w:pStyle w:val="ListParagraph"/>
-        <w:rPr>
-          <w:i/>
-          <w:sz w:val="20"/>
-          <w:szCs w:val="20"/>
-          <w:lang w:val="en-IN"/>
-        </w:rPr>
-      </w:pPr>
-      <w:r>
-        <w:rPr>
-          <w:i/>
-          <w:sz w:val="20"/>
-          <w:szCs w:val="20"/>
-          <w:lang w:val="en-IN"/>
-        </w:rPr>
-        <w:t xml:space="preserve">    </w:t>
-      </w:r>
-      <w:proofErr w:type="gramStart"/>
-      <w:r>
-        <w:rPr>
-          <w:i/>
-          <w:sz w:val="20"/>
-          <w:szCs w:val="20"/>
-          <w:lang w:val="en-IN"/>
-        </w:rPr>
-        <w:t>void</w:t>
-      </w:r>
-      <w:proofErr w:type="gramEnd"/>
-      <w:r>
-        <w:rPr>
-          <w:i/>
-          <w:sz w:val="20"/>
-          <w:szCs w:val="20"/>
+          <w:lang w:val="en-IN"/>
+        </w:rPr>
+        <w:t xml:space="preserve"> to Restrict Inheritance:  </w:t>
+      </w:r>
+      <w:r>
+        <w:rPr>
+          <w:lang w:val="en-IN"/>
+        </w:rPr>
+        <w:t>Java allows a class to extend only one abstract class but can implement multiple interfaces. If we want to enforce a single inheritance chain, we can use an abstract class.</w:t>
+      </w:r>
+      <w:r>
+        <w:rPr>
           <w:lang w:val="en-IN"/>
         </w:rPr>
         <w:t xml:space="preserve"> </w:t>
       </w:r>
-      <w:proofErr w:type="spellStart"/>
-      <w:r>
-        <w:rPr>
-          <w:i/>
-          <w:sz w:val="20"/>
-          <w:szCs w:val="20"/>
-          <w:lang w:val="en-IN"/>
-        </w:rPr>
-        <w:t>viewDetails</w:t>
-      </w:r>
-      <w:proofErr w:type="spellEnd"/>
-      <w:r>
-        <w:rPr>
-          <w:i/>
-          <w:sz w:val="20"/>
-          <w:szCs w:val="20"/>
-          <w:lang w:val="en-IN"/>
-        </w:rPr>
-        <w:t>(){</w:t>
-      </w:r>
-    </w:p>
-    <w:p>
-      <w:pPr>
-        <w:pStyle w:val="ListParagraph"/>
-        <w:rPr>
-          <w:i/>
-          <w:sz w:val="20"/>
-          <w:szCs w:val="20"/>
-          <w:lang w:val="en-IN"/>
-        </w:rPr>
-      </w:pPr>
-      <w:r>
-        <w:rPr>
-          <w:i/>
-          <w:sz w:val="20"/>
-          <w:szCs w:val="20"/>
-          <w:lang w:val="en-IN"/>
-        </w:rPr>
-        <w:t xml:space="preserve">        </w:t>
-      </w:r>
-      <w:proofErr w:type="spellStart"/>
-      <w:proofErr w:type="gramStart"/>
-      <w:r>
-        <w:rPr>
-          <w:i/>
-          <w:sz w:val="20"/>
-          <w:szCs w:val="20"/>
-          <w:lang w:val="en-IN"/>
-        </w:rPr>
-        <w:t>System.out.println</w:t>
-      </w:r>
-      <w:proofErr w:type="spellEnd"/>
-      <w:r>
-        <w:rPr>
-          <w:i/>
-          <w:sz w:val="20"/>
-          <w:szCs w:val="20"/>
-          <w:lang w:val="en-IN"/>
-        </w:rPr>
-        <w:t>(</w:t>
-      </w:r>
-      <w:proofErr w:type="gramEnd"/>
-      <w:r>
-        <w:rPr>
-          <w:i/>
-          <w:sz w:val="20"/>
-          <w:szCs w:val="20"/>
-          <w:lang w:val="en-IN"/>
-        </w:rPr>
-        <w:t>"Account "+</w:t>
-      </w:r>
-      <w:proofErr w:type="spellStart"/>
-      <w:r>
-        <w:rPr>
-          <w:i/>
-          <w:sz w:val="20"/>
-          <w:szCs w:val="20"/>
-          <w:lang w:val="en-IN"/>
-        </w:rPr>
-        <w:t>accountNumber</w:t>
-      </w:r>
-      <w:proofErr w:type="spellEnd"/>
-      <w:r>
-        <w:rPr>
-          <w:i/>
-          <w:sz w:val="20"/>
-          <w:szCs w:val="20"/>
-          <w:lang w:val="en-IN"/>
-        </w:rPr>
-        <w:t>+ " has balance of "+ balance);</w:t>
-      </w:r>
-    </w:p>
-    <w:p>
-      <w:pPr>
-        <w:pStyle w:val="ListParagraph"/>
-        <w:rPr>
-          <w:i/>
-          <w:sz w:val="20"/>
-          <w:szCs w:val="20"/>
-          <w:lang w:val="en-IN"/>
-        </w:rPr>
-      </w:pPr>
-      <w:r>
-        <w:rPr>
-          <w:i/>
-          <w:sz w:val="20"/>
-          <w:szCs w:val="20"/>
-          <w:lang w:val="en-IN"/>
-        </w:rPr>
-        <w:t xml:space="preserve">    }</w:t>
-      </w:r>
-    </w:p>
-    <w:p>
-      <w:pPr>
-        <w:pStyle w:val="ListParagraph"/>
-        <w:rPr>
-          <w:i/>
-          <w:sz w:val="20"/>
-          <w:szCs w:val="20"/>
-          <w:lang w:val="en-IN"/>
-        </w:rPr>
-      </w:pPr>
-      <w:r>
-        <w:rPr>
-          <w:i/>
-          <w:sz w:val="20"/>
-          <w:szCs w:val="20"/>
-          <w:lang w:val="en-IN"/>
-        </w:rPr>
-        <w:t>}</w:t>
-      </w:r>
-    </w:p>
-    <w:p>
-      <w:pPr>
-        <w:pStyle w:val="ListParagraph"/>
-        <w:rPr>
-          <w:i/>
-          <w:sz w:val="20"/>
-          <w:szCs w:val="20"/>
-          <w:lang w:val="en-IN"/>
-        </w:rPr>
-      </w:pPr>
-      <w:proofErr w:type="gramStart"/>
-      <w:r>
-        <w:rPr>
-          <w:i/>
-          <w:sz w:val="20"/>
-          <w:szCs w:val="20"/>
-          <w:lang w:val="en-IN"/>
-        </w:rPr>
-        <w:t>class</w:t>
-      </w:r>
-      <w:proofErr w:type="gramEnd"/>
-      <w:r>
-        <w:rPr>
-          <w:i/>
-          <w:sz w:val="20"/>
-          <w:szCs w:val="20"/>
-          <w:lang w:val="en-IN"/>
-        </w:rPr>
-        <w:t xml:space="preserve"> </w:t>
-      </w:r>
-      <w:proofErr w:type="spellStart"/>
-      <w:r>
-        <w:rPr>
-          <w:i/>
-          <w:sz w:val="20"/>
-          <w:szCs w:val="20"/>
-          <w:lang w:val="en-IN"/>
-        </w:rPr>
-        <w:t>SavingsAccount</w:t>
-      </w:r>
-      <w:proofErr w:type="spellEnd"/>
-      <w:r>
-        <w:rPr>
-          <w:i/>
-          <w:sz w:val="20"/>
-          <w:szCs w:val="20"/>
-          <w:lang w:val="en-IN"/>
-        </w:rPr>
-        <w:t xml:space="preserve"> extends Account{</w:t>
-      </w:r>
-    </w:p>
-    <w:p>
-      <w:pPr>
-        <w:pStyle w:val="ListParagraph"/>
-        <w:rPr>
-          <w:i/>
-          <w:sz w:val="20"/>
-          <w:szCs w:val="20"/>
-          <w:lang w:val="en-IN"/>
-        </w:rPr>
-      </w:pPr>
-      <w:r>
-        <w:rPr>
-          <w:i/>
-          <w:sz w:val="20"/>
-          <w:szCs w:val="20"/>
-          <w:lang w:val="en-IN"/>
-        </w:rPr>
-        <w:t xml:space="preserve">    </w:t>
-      </w:r>
-      <w:proofErr w:type="spellStart"/>
-      <w:proofErr w:type="gramStart"/>
-      <w:r>
-        <w:rPr>
-          <w:i/>
-          <w:sz w:val="20"/>
-          <w:szCs w:val="20"/>
-          <w:lang w:val="en-IN"/>
-        </w:rPr>
-        <w:t>SavingsAccount</w:t>
-      </w:r>
-      <w:proofErr w:type="spellEnd"/>
-      <w:r>
-        <w:rPr>
-          <w:i/>
-          <w:sz w:val="20"/>
-          <w:szCs w:val="20"/>
-          <w:lang w:val="en-IN"/>
-        </w:rPr>
-        <w:t>(</w:t>
-      </w:r>
-      <w:proofErr w:type="gramEnd"/>
-      <w:r>
-        <w:rPr>
-          <w:i/>
-          <w:sz w:val="20"/>
-          <w:szCs w:val="20"/>
-          <w:lang w:val="en-IN"/>
-        </w:rPr>
-        <w:t xml:space="preserve">String </w:t>
-      </w:r>
-      <w:proofErr w:type="spellStart"/>
-      <w:r>
-        <w:rPr>
-          <w:i/>
-          <w:sz w:val="20"/>
-          <w:szCs w:val="20"/>
-          <w:lang w:val="en-IN"/>
-        </w:rPr>
-        <w:t>accountNumber,double</w:t>
-      </w:r>
-      <w:proofErr w:type="spellEnd"/>
-      <w:r>
-        <w:rPr>
-          <w:i/>
-          <w:sz w:val="20"/>
-          <w:szCs w:val="20"/>
-          <w:lang w:val="en-IN"/>
-        </w:rPr>
-        <w:t xml:space="preserve"> balance) {</w:t>
-      </w:r>
-    </w:p>
-    <w:p>
-      <w:pPr>
-        <w:pStyle w:val="ListParagraph"/>
-        <w:rPr>
-          <w:i/>
-          <w:sz w:val="20"/>
-          <w:szCs w:val="20"/>
-          <w:lang w:val="en-IN"/>
-        </w:rPr>
-      </w:pPr>
-      <w:r>
-        <w:rPr>
-          <w:i/>
-          <w:sz w:val="20"/>
-          <w:szCs w:val="20"/>
-          <w:lang w:val="en-IN"/>
-        </w:rPr>
-        <w:t xml:space="preserve">        </w:t>
-      </w:r>
-      <w:proofErr w:type="gramStart"/>
-      <w:r>
-        <w:rPr>
-          <w:i/>
-          <w:sz w:val="20"/>
-          <w:szCs w:val="20"/>
-          <w:lang w:val="en-IN"/>
-        </w:rPr>
-        <w:t>super(</w:t>
-      </w:r>
-      <w:proofErr w:type="spellStart"/>
-      <w:proofErr w:type="gramEnd"/>
-      <w:r>
-        <w:rPr>
-          <w:i/>
-          <w:sz w:val="20"/>
-          <w:szCs w:val="20"/>
-          <w:lang w:val="en-IN"/>
-        </w:rPr>
-        <w:t>accountNumber</w:t>
-      </w:r>
-      <w:proofErr w:type="spellEnd"/>
-      <w:r>
-        <w:rPr>
-          <w:i/>
-          <w:sz w:val="20"/>
-          <w:szCs w:val="20"/>
-          <w:lang w:val="en-IN"/>
-        </w:rPr>
-        <w:t>, balance);</w:t>
-      </w:r>
-    </w:p>
-    <w:p>
-      <w:pPr>
-        <w:pStyle w:val="ListParagraph"/>
-        <w:rPr>
-          <w:i/>
-          <w:sz w:val="20"/>
-          <w:szCs w:val="20"/>
-          <w:lang w:val="en-IN"/>
-        </w:rPr>
-      </w:pPr>
-      <w:r>
-        <w:rPr>
-          <w:i/>
-          <w:sz w:val="20"/>
-          <w:szCs w:val="20"/>
-          <w:lang w:val="en-IN"/>
-        </w:rPr>
-        <w:t xml:space="preserve">    }</w:t>
-      </w:r>
-    </w:p>
-    <w:p>
-      <w:pPr>
-        <w:pStyle w:val="ListParagraph"/>
-        <w:rPr>
-          <w:i/>
-          <w:sz w:val="20"/>
-          <w:szCs w:val="20"/>
-          <w:lang w:val="en-IN"/>
-        </w:rPr>
-      </w:pPr>
-      <w:r>
-        <w:rPr>
-          <w:i/>
-          <w:sz w:val="20"/>
-          <w:szCs w:val="20"/>
-          <w:lang w:val="en-IN"/>
-        </w:rPr>
-        <w:t xml:space="preserve">    @Override</w:t>
-      </w:r>
-    </w:p>
-    <w:p>
-      <w:pPr>
-        <w:pStyle w:val="ListParagraph"/>
-        <w:rPr>
-          <w:i/>
-          <w:sz w:val="20"/>
-          <w:szCs w:val="20"/>
-          <w:lang w:val="en-IN"/>
-        </w:rPr>
-      </w:pPr>
-      <w:r>
-        <w:rPr>
-          <w:i/>
-          <w:sz w:val="20"/>
-          <w:szCs w:val="20"/>
-          <w:lang w:val="en-IN"/>
-        </w:rPr>
-        <w:t xml:space="preserve">    </w:t>
-      </w:r>
-      <w:proofErr w:type="gramStart"/>
-      <w:r>
-        <w:rPr>
-          <w:i/>
-          <w:sz w:val="20"/>
-          <w:szCs w:val="20"/>
-          <w:lang w:val="en-IN"/>
-        </w:rPr>
-        <w:t>void</w:t>
-      </w:r>
-      <w:proofErr w:type="gramEnd"/>
-      <w:r>
-        <w:rPr>
-          <w:i/>
-          <w:sz w:val="20"/>
-          <w:szCs w:val="20"/>
-          <w:lang w:val="en-IN"/>
-        </w:rPr>
-        <w:t xml:space="preserve"> withdraw(double amount) {</w:t>
-      </w:r>
-    </w:p>
-    <w:p>
-      <w:pPr>
-        <w:pStyle w:val="ListParagraph"/>
-        <w:rPr>
-          <w:i/>
-          <w:sz w:val="20"/>
-          <w:szCs w:val="20"/>
-          <w:lang w:val="en-IN"/>
-        </w:rPr>
-      </w:pPr>
-      <w:r>
-        <w:rPr>
-          <w:i/>
-          <w:sz w:val="20"/>
-          <w:szCs w:val="20"/>
-          <w:lang w:val="en-IN"/>
-        </w:rPr>
-        <w:t xml:space="preserve">        </w:t>
-      </w:r>
-      <w:proofErr w:type="gramStart"/>
-      <w:r>
-        <w:rPr>
-          <w:i/>
-          <w:sz w:val="20"/>
-          <w:szCs w:val="20"/>
-          <w:lang w:val="en-IN"/>
-        </w:rPr>
-        <w:t>if(</w:t>
-      </w:r>
-      <w:proofErr w:type="gramEnd"/>
-      <w:r>
-        <w:rPr>
-          <w:i/>
-          <w:sz w:val="20"/>
-          <w:szCs w:val="20"/>
-          <w:lang w:val="en-IN"/>
-        </w:rPr>
-        <w:t>balance&gt;amount)balance -= amount;</w:t>
-      </w:r>
-    </w:p>
-    <w:p>
-      <w:pPr>
-        <w:pStyle w:val="ListParagraph"/>
-        <w:rPr>
-          <w:i/>
-          <w:sz w:val="20"/>
-          <w:szCs w:val="20"/>
-          <w:lang w:val="en-IN"/>
-        </w:rPr>
-      </w:pPr>
-      <w:r>
-        <w:rPr>
-          <w:i/>
-          <w:sz w:val="20"/>
-          <w:szCs w:val="20"/>
-          <w:lang w:val="en-IN"/>
-        </w:rPr>
-        <w:t xml:space="preserve">        </w:t>
-      </w:r>
-      <w:proofErr w:type="gramStart"/>
-      <w:r>
-        <w:rPr>
-          <w:i/>
-          <w:sz w:val="20"/>
-          <w:szCs w:val="20"/>
-          <w:lang w:val="en-IN"/>
-        </w:rPr>
-        <w:t>else</w:t>
-      </w:r>
-      <w:proofErr w:type="gramEnd"/>
-      <w:r>
-        <w:rPr>
-          <w:i/>
-          <w:sz w:val="20"/>
-          <w:szCs w:val="20"/>
-          <w:lang w:val="en-IN"/>
-        </w:rPr>
-        <w:t xml:space="preserve"> </w:t>
-      </w:r>
-      <w:proofErr w:type="spellStart"/>
-      <w:r>
-        <w:rPr>
-          <w:i/>
-          <w:sz w:val="20"/>
-          <w:szCs w:val="20"/>
-          <w:lang w:val="en-IN"/>
-        </w:rPr>
-        <w:t>System.out.println</w:t>
-      </w:r>
-      <w:proofErr w:type="spellEnd"/>
-      <w:r>
-        <w:rPr>
-          <w:i/>
-          <w:sz w:val="20"/>
-          <w:szCs w:val="20"/>
-          <w:lang w:val="en-IN"/>
-        </w:rPr>
-        <w:t>("Insufficient balance");</w:t>
-      </w:r>
-    </w:p>
-    <w:p>
-      <w:pPr>
-        <w:pStyle w:val="ListParagraph"/>
-        <w:rPr>
-          <w:i/>
-          <w:sz w:val="20"/>
-          <w:szCs w:val="20"/>
-          <w:lang w:val="en-IN"/>
-        </w:rPr>
-      </w:pPr>
-      <w:r>
-        <w:rPr>
-          <w:i/>
-          <w:sz w:val="20"/>
-          <w:szCs w:val="20"/>
-          <w:lang w:val="en-IN"/>
-        </w:rPr>
-        <w:t xml:space="preserve">    }</w:t>
-      </w:r>
-    </w:p>
-    <w:p>
-      <w:pPr>
-        <w:pStyle w:val="ListParagraph"/>
-        <w:rPr>
-          <w:i/>
-          <w:sz w:val="20"/>
-          <w:szCs w:val="20"/>
-          <w:lang w:val="en-IN"/>
-        </w:rPr>
-      </w:pPr>
-      <w:r>
-        <w:rPr>
-          <w:i/>
-          <w:sz w:val="20"/>
-          <w:szCs w:val="20"/>
-          <w:lang w:val="en-IN"/>
-        </w:rPr>
-        <w:t>}</w:t>
-      </w:r>
-    </w:p>
-    <w:p>
-      <w:pPr>
-        <w:pStyle w:val="ListParagraph"/>
-        <w:rPr>
-          <w:i/>
-          <w:sz w:val="20"/>
-          <w:szCs w:val="20"/>
-          <w:lang w:val="en-IN"/>
-        </w:rPr>
-      </w:pPr>
-      <w:proofErr w:type="gramStart"/>
-      <w:r>
-        <w:rPr>
-          <w:i/>
-          <w:sz w:val="20"/>
-          <w:szCs w:val="20"/>
-          <w:lang w:val="en-IN"/>
-        </w:rPr>
-        <w:t>class</w:t>
-      </w:r>
-      <w:proofErr w:type="gramEnd"/>
-      <w:r>
-        <w:rPr>
-          <w:i/>
-          <w:sz w:val="20"/>
-          <w:szCs w:val="20"/>
-          <w:lang w:val="en-IN"/>
-        </w:rPr>
-        <w:t xml:space="preserve"> </w:t>
-      </w:r>
-      <w:proofErr w:type="spellStart"/>
-      <w:r>
-        <w:rPr>
-          <w:i/>
-          <w:sz w:val="20"/>
-          <w:szCs w:val="20"/>
-          <w:lang w:val="en-IN"/>
-        </w:rPr>
-        <w:t>OverDraftAccount</w:t>
-      </w:r>
-      <w:proofErr w:type="spellEnd"/>
-      <w:r>
-        <w:rPr>
-          <w:i/>
-          <w:sz w:val="20"/>
-          <w:szCs w:val="20"/>
-          <w:lang w:val="en-IN"/>
-        </w:rPr>
-        <w:t xml:space="preserve"> extends Account {</w:t>
-      </w:r>
-    </w:p>
-    <w:p>
-      <w:pPr>
-        <w:pStyle w:val="ListParagraph"/>
-        <w:rPr>
-          <w:i/>
-          <w:sz w:val="20"/>
-          <w:szCs w:val="20"/>
-          <w:lang w:val="en-IN"/>
-        </w:rPr>
-      </w:pPr>
-      <w:r>
-        <w:rPr>
-          <w:i/>
-          <w:sz w:val="20"/>
-          <w:szCs w:val="20"/>
-          <w:lang w:val="en-IN"/>
-        </w:rPr>
-        <w:t xml:space="preserve">    </w:t>
-      </w:r>
-      <w:proofErr w:type="gramStart"/>
-      <w:r>
-        <w:rPr>
-          <w:i/>
-          <w:sz w:val="20"/>
-          <w:szCs w:val="20"/>
-          <w:lang w:val="en-IN"/>
-        </w:rPr>
-        <w:t>double</w:t>
-      </w:r>
-      <w:proofErr w:type="gramEnd"/>
-      <w:r>
-        <w:rPr>
-          <w:i/>
-          <w:sz w:val="20"/>
-          <w:szCs w:val="20"/>
-          <w:lang w:val="en-IN"/>
-        </w:rPr>
-        <w:t xml:space="preserve"> </w:t>
-      </w:r>
-      <w:proofErr w:type="spellStart"/>
-      <w:r>
-        <w:rPr>
-          <w:i/>
-          <w:sz w:val="20"/>
-          <w:szCs w:val="20"/>
-          <w:lang w:val="en-IN"/>
-        </w:rPr>
-        <w:t>overdraftValue</w:t>
-      </w:r>
-      <w:proofErr w:type="spellEnd"/>
-      <w:r>
-        <w:rPr>
-          <w:i/>
-          <w:sz w:val="20"/>
-          <w:szCs w:val="20"/>
-          <w:lang w:val="en-IN"/>
-        </w:rPr>
-        <w:t>;</w:t>
-      </w:r>
-    </w:p>
-    <w:p>
-      <w:pPr>
-        <w:pStyle w:val="ListParagraph"/>
-        <w:rPr>
-          <w:i/>
-          <w:sz w:val="20"/>
-          <w:szCs w:val="20"/>
-          <w:lang w:val="en-IN"/>
-        </w:rPr>
-      </w:pPr>
-      <w:r>
-        <w:rPr>
-          <w:i/>
-          <w:sz w:val="20"/>
-          <w:szCs w:val="20"/>
-          <w:lang w:val="en-IN"/>
-        </w:rPr>
-        <w:t xml:space="preserve">    </w:t>
-      </w:r>
-      <w:proofErr w:type="gramStart"/>
-      <w:r>
-        <w:rPr>
-          <w:i/>
-          <w:sz w:val="20"/>
-          <w:szCs w:val="20"/>
-          <w:lang w:val="en-IN"/>
-        </w:rPr>
-        <w:t>public</w:t>
-      </w:r>
-      <w:proofErr w:type="gramEnd"/>
-      <w:r>
-        <w:rPr>
-          <w:i/>
-          <w:sz w:val="20"/>
-          <w:szCs w:val="20"/>
-          <w:lang w:val="en-IN"/>
-        </w:rPr>
-        <w:t xml:space="preserve"> </w:t>
-      </w:r>
-      <w:proofErr w:type="spellStart"/>
-      <w:r>
-        <w:rPr>
-          <w:i/>
-          <w:sz w:val="20"/>
-          <w:szCs w:val="20"/>
-          <w:lang w:val="en-IN"/>
-        </w:rPr>
-        <w:t>OverDraftAccount</w:t>
-      </w:r>
-      <w:proofErr w:type="spellEnd"/>
-      <w:r>
-        <w:rPr>
-          <w:i/>
-          <w:sz w:val="20"/>
-          <w:szCs w:val="20"/>
-          <w:lang w:val="en-IN"/>
-        </w:rPr>
-        <w:t xml:space="preserve">(double </w:t>
-      </w:r>
-      <w:proofErr w:type="spellStart"/>
-      <w:r>
-        <w:rPr>
-          <w:i/>
-          <w:sz w:val="20"/>
-          <w:szCs w:val="20"/>
-          <w:lang w:val="en-IN"/>
-        </w:rPr>
-        <w:t>overdraftValue</w:t>
-      </w:r>
-      <w:proofErr w:type="spellEnd"/>
-      <w:r>
-        <w:rPr>
-          <w:i/>
-          <w:sz w:val="20"/>
-          <w:szCs w:val="20"/>
-          <w:lang w:val="en-IN"/>
-        </w:rPr>
-        <w:t xml:space="preserve">, double balance, String </w:t>
-      </w:r>
-      <w:proofErr w:type="spellStart"/>
-      <w:r>
-        <w:rPr>
-          <w:i/>
-          <w:sz w:val="20"/>
-          <w:szCs w:val="20"/>
-          <w:lang w:val="en-IN"/>
-        </w:rPr>
-        <w:t>accountNumber</w:t>
-      </w:r>
-      <w:proofErr w:type="spellEnd"/>
-      <w:r>
-        <w:rPr>
-          <w:i/>
-          <w:sz w:val="20"/>
-          <w:szCs w:val="20"/>
-          <w:lang w:val="en-IN"/>
-        </w:rPr>
-        <w:t>) {</w:t>
-      </w:r>
-    </w:p>
-    <w:p>
-      <w:pPr>
-        <w:pStyle w:val="ListParagraph"/>
-        <w:rPr>
-          <w:i/>
-          <w:sz w:val="20"/>
-          <w:szCs w:val="20"/>
-          <w:lang w:val="en-IN"/>
-        </w:rPr>
-      </w:pPr>
-      <w:r>
-        <w:rPr>
-          <w:i/>
-          <w:sz w:val="20"/>
-          <w:szCs w:val="20"/>
-          <w:lang w:val="en-IN"/>
-        </w:rPr>
-        <w:t xml:space="preserve">        </w:t>
-      </w:r>
-      <w:proofErr w:type="gramStart"/>
-      <w:r>
-        <w:rPr>
-          <w:i/>
-          <w:sz w:val="20"/>
-          <w:szCs w:val="20"/>
-          <w:lang w:val="en-IN"/>
-        </w:rPr>
-        <w:t>super(</w:t>
-      </w:r>
-      <w:proofErr w:type="spellStart"/>
-      <w:proofErr w:type="gramEnd"/>
-      <w:r>
-        <w:rPr>
-          <w:i/>
-          <w:sz w:val="20"/>
-          <w:szCs w:val="20"/>
-          <w:lang w:val="en-IN"/>
-        </w:rPr>
-        <w:t>accountNumber</w:t>
-      </w:r>
-      <w:proofErr w:type="spellEnd"/>
-      <w:r>
-        <w:rPr>
-          <w:i/>
-          <w:sz w:val="20"/>
-          <w:szCs w:val="20"/>
-          <w:lang w:val="en-IN"/>
-        </w:rPr>
-        <w:t>, balance);</w:t>
-      </w:r>
-    </w:p>
-    <w:p>
-      <w:pPr>
-        <w:pStyle w:val="ListParagraph"/>
-        <w:rPr>
-          <w:i/>
-          <w:sz w:val="20"/>
-          <w:szCs w:val="20"/>
-          <w:lang w:val="en-IN"/>
-        </w:rPr>
-      </w:pPr>
-      <w:r>
-        <w:rPr>
-          <w:i/>
-          <w:sz w:val="20"/>
-          <w:szCs w:val="20"/>
-          <w:lang w:val="en-IN"/>
-        </w:rPr>
-        <w:t xml:space="preserve">        </w:t>
-      </w:r>
-      <w:proofErr w:type="spellStart"/>
-      <w:r>
-        <w:rPr>
-          <w:i/>
-          <w:sz w:val="20"/>
-          <w:szCs w:val="20"/>
-          <w:lang w:val="en-IN"/>
-        </w:rPr>
-        <w:t>this.overdraftValue</w:t>
-      </w:r>
-      <w:proofErr w:type="spellEnd"/>
-      <w:r>
-        <w:rPr>
-          <w:i/>
-          <w:sz w:val="20"/>
-          <w:szCs w:val="20"/>
-          <w:lang w:val="en-IN"/>
-        </w:rPr>
-        <w:t xml:space="preserve"> = </w:t>
-      </w:r>
-      <w:proofErr w:type="spellStart"/>
-      <w:r>
-        <w:rPr>
-          <w:i/>
-          <w:sz w:val="20"/>
-          <w:szCs w:val="20"/>
-          <w:lang w:val="en-IN"/>
-        </w:rPr>
-        <w:t>overdraftValue</w:t>
-      </w:r>
-      <w:proofErr w:type="spellEnd"/>
-      <w:r>
-        <w:rPr>
-          <w:i/>
-          <w:sz w:val="20"/>
-          <w:szCs w:val="20"/>
-          <w:lang w:val="en-IN"/>
-        </w:rPr>
-        <w:t>;</w:t>
-      </w:r>
-    </w:p>
-    <w:p>
-      <w:pPr>
-        <w:pStyle w:val="ListParagraph"/>
-        <w:rPr>
-          <w:i/>
-          <w:sz w:val="20"/>
-          <w:szCs w:val="20"/>
-          <w:lang w:val="en-IN"/>
-        </w:rPr>
-      </w:pPr>
-      <w:r>
-        <w:rPr>
-          <w:i/>
-          <w:sz w:val="20"/>
-          <w:szCs w:val="20"/>
-          <w:lang w:val="en-IN"/>
-        </w:rPr>
-        <w:t xml:space="preserve">    }</w:t>
-      </w:r>
-    </w:p>
-    <w:p>
-      <w:pPr>
-        <w:pStyle w:val="ListParagraph"/>
-        <w:rPr>
-          <w:i/>
-          <w:sz w:val="20"/>
-          <w:szCs w:val="20"/>
-          <w:lang w:val="en-IN"/>
-        </w:rPr>
-      </w:pPr>
-      <w:r>
-        <w:rPr>
-          <w:i/>
-          <w:sz w:val="20"/>
-          <w:szCs w:val="20"/>
-          <w:lang w:val="en-IN"/>
-        </w:rPr>
-        <w:t xml:space="preserve">    @Override</w:t>
-      </w:r>
-    </w:p>
-    <w:p>
-      <w:pPr>
-        <w:pStyle w:val="ListParagraph"/>
-        <w:rPr>
-          <w:i/>
-          <w:sz w:val="20"/>
-          <w:szCs w:val="20"/>
-          <w:lang w:val="en-IN"/>
-        </w:rPr>
-      </w:pPr>
-      <w:r>
-        <w:rPr>
-          <w:i/>
-          <w:sz w:val="20"/>
-          <w:szCs w:val="20"/>
-          <w:lang w:val="en-IN"/>
-        </w:rPr>
-        <w:t xml:space="preserve">    </w:t>
-      </w:r>
-      <w:proofErr w:type="gramStart"/>
-      <w:r>
-        <w:rPr>
-          <w:i/>
-          <w:sz w:val="20"/>
-          <w:szCs w:val="20"/>
-          <w:lang w:val="en-IN"/>
-        </w:rPr>
-        <w:t>void</w:t>
-      </w:r>
-      <w:proofErr w:type="gramEnd"/>
-      <w:r>
-        <w:rPr>
-          <w:i/>
-          <w:sz w:val="20"/>
-          <w:szCs w:val="20"/>
-          <w:lang w:val="en-IN"/>
-        </w:rPr>
-        <w:t xml:space="preserve"> withdraw(double amount) {</w:t>
-      </w:r>
-    </w:p>
-    <w:p>
-      <w:pPr>
-        <w:pStyle w:val="ListParagraph"/>
-        <w:rPr>
-          <w:i/>
-          <w:sz w:val="20"/>
-          <w:szCs w:val="20"/>
-          <w:lang w:val="en-IN"/>
-        </w:rPr>
-      </w:pPr>
-      <w:r>
-        <w:rPr>
-          <w:i/>
-          <w:sz w:val="20"/>
-          <w:szCs w:val="20"/>
-          <w:lang w:val="en-IN"/>
-        </w:rPr>
-        <w:t xml:space="preserve">        </w:t>
-      </w:r>
-      <w:proofErr w:type="gramStart"/>
-      <w:r>
-        <w:rPr>
-          <w:i/>
-          <w:sz w:val="20"/>
-          <w:szCs w:val="20"/>
-          <w:lang w:val="en-IN"/>
-        </w:rPr>
-        <w:t>if(</w:t>
-      </w:r>
-      <w:proofErr w:type="spellStart"/>
-      <w:proofErr w:type="gramEnd"/>
-      <w:r>
-        <w:rPr>
-          <w:i/>
-          <w:sz w:val="20"/>
-          <w:szCs w:val="20"/>
-          <w:lang w:val="en-IN"/>
-        </w:rPr>
-        <w:t>balance+overdraftValue</w:t>
-      </w:r>
-      <w:proofErr w:type="spellEnd"/>
-      <w:r>
-        <w:rPr>
-          <w:i/>
-          <w:sz w:val="20"/>
-          <w:szCs w:val="20"/>
-          <w:lang w:val="en-IN"/>
-        </w:rPr>
-        <w:t>&gt;amount)balance -= amount;</w:t>
-      </w:r>
-    </w:p>
-    <w:p>
-      <w:pPr>
-        <w:pStyle w:val="ListParagraph"/>
-        <w:rPr>
-          <w:i/>
-          <w:sz w:val="20"/>
-          <w:szCs w:val="20"/>
-          <w:lang w:val="en-IN"/>
-        </w:rPr>
-      </w:pPr>
-      <w:r>
-        <w:rPr>
-          <w:i/>
-          <w:sz w:val="20"/>
-          <w:szCs w:val="20"/>
-          <w:lang w:val="en-IN"/>
-        </w:rPr>
-        <w:t xml:space="preserve">        </w:t>
-      </w:r>
-      <w:proofErr w:type="gramStart"/>
-      <w:r>
-        <w:rPr>
-          <w:i/>
-          <w:sz w:val="20"/>
-          <w:szCs w:val="20"/>
-          <w:lang w:val="en-IN"/>
-        </w:rPr>
-        <w:t>else</w:t>
-      </w:r>
-      <w:proofErr w:type="gramEnd"/>
-      <w:r>
-        <w:rPr>
-          <w:i/>
-          <w:sz w:val="20"/>
-          <w:szCs w:val="20"/>
-          <w:lang w:val="en-IN"/>
-        </w:rPr>
-        <w:t xml:space="preserve"> </w:t>
-      </w:r>
-      <w:proofErr w:type="spellStart"/>
-      <w:r>
-        <w:rPr>
-          <w:i/>
-          <w:sz w:val="20"/>
-          <w:szCs w:val="20"/>
-          <w:lang w:val="en-IN"/>
-        </w:rPr>
-        <w:t>System.out.println</w:t>
-      </w:r>
-      <w:proofErr w:type="spellEnd"/>
-      <w:r>
-        <w:rPr>
-          <w:i/>
-          <w:sz w:val="20"/>
-          <w:szCs w:val="20"/>
-          <w:lang w:val="en-IN"/>
-        </w:rPr>
-        <w:t>("Insufficient Balance");</w:t>
-      </w:r>
-    </w:p>
-    <w:p>
-      <w:pPr>
-        <w:pStyle w:val="ListParagraph"/>
-        <w:rPr>
-          <w:i/>
-          <w:sz w:val="20"/>
-          <w:szCs w:val="20"/>
-          <w:lang w:val="en-IN"/>
-        </w:rPr>
-      </w:pPr>
-      <w:r>
-        <w:rPr>
-          <w:i/>
-          <w:sz w:val="20"/>
-          <w:szCs w:val="20"/>
-          <w:lang w:val="en-IN"/>
-        </w:rPr>
-        <w:t xml:space="preserve">    }</w:t>
-      </w:r>
-    </w:p>
-    <w:p>
-      <w:pPr>
-        <w:pStyle w:val="ListParagraph"/>
-        <w:rPr>
-          <w:b/>
-          <w:lang w:val="en-IN"/>
-        </w:rPr>
-      </w:pPr>
-      <w:proofErr w:type="gramStart"/>
-      <w:r>
-        <w:rPr>
-          <w:i/>
-          <w:sz w:val="20"/>
-          <w:szCs w:val="20"/>
-          <w:lang w:val="en-IN"/>
-        </w:rPr>
-        <w:t>}</w:t>
-      </w:r>
-      <w:proofErr w:type="gramEnd"/>
-      <w:r>
-        <w:rPr>
-          <w:i/>
+      <w:r>
+        <w:rPr>
+          <w:lang w:val="en-IN"/>
+        </w:rPr>
+        <w:t>Exam</w:t>
+      </w:r>
+      <w:r>
+        <w:rPr>
+          <w:lang w:val="en-IN"/>
+        </w:rPr>
+        <w:t>ple: To prevent diamond problem</w:t>
+      </w:r>
+    </w:p>
+    <w:p>
+      <w:pPr>
+        <w:pStyle w:val="ListParagraph"/>
+        <w:numPr>
+          <w:ilvl w:val="0"/>
+          <w:numId w:val="42"/>
+        </w:numPr>
+        <w:rPr>
+          <w:lang w:val="en-IN"/>
+        </w:rPr>
+      </w:pPr>
+      <w:r>
+        <w:rPr>
+          <w:lang w:val="en-IN"/>
+        </w:rPr>
+        <w:t>When we want Fine Grained Access Control</w:t>
+      </w:r>
+      <w:r>
+        <w:rPr>
+          <w:lang w:val="en-IN"/>
+        </w:rPr>
+        <w:t xml:space="preserve">: </w:t>
+      </w:r>
+      <w:r>
+        <w:rPr>
+          <w:lang w:val="en-IN"/>
+        </w:rPr>
+        <w:t>Abstract classes allow protected and private access modifiers for methods and fields, whereas interface methods and fields are implicitly public.</w:t>
+      </w:r>
+    </w:p>
+    <w:p>
+      <w:pPr>
+        <w:pStyle w:val="ListParagraph"/>
+        <w:rPr>
           <w:sz w:val="21"/>
           <w:szCs w:val="21"/>
           <w:lang w:val="en-IN"/>
         </w:rPr>
+      </w:pPr>
+    </w:p>
+    <w:p>
+      <w:pPr>
+        <w:pStyle w:val="ListParagraph"/>
+        <w:rPr>
+          <w:sz w:val="21"/>
+          <w:szCs w:val="21"/>
+          <w:lang w:val="en-IN"/>
+        </w:rPr>
+      </w:pPr>
+      <w:r>
+        <w:rPr>
+          <w:sz w:val="21"/>
+          <w:szCs w:val="21"/>
+          <w:lang w:val="en-IN"/>
+        </w:rPr>
+        <w:t>Real-Life Scenario: Vehicle Hierarchy in a Transportation System</w:t>
+      </w:r>
+    </w:p>
+    <w:p>
+      <w:pPr>
+        <w:pStyle w:val="ListParagraph"/>
+        <w:rPr>
+          <w:sz w:val="21"/>
+          <w:szCs w:val="21"/>
+          <w:lang w:val="en-IN"/>
+        </w:rPr>
+      </w:pPr>
+      <w:r>
+        <w:rPr>
+          <w:sz w:val="21"/>
+          <w:szCs w:val="21"/>
+          <w:lang w:val="en-IN"/>
+        </w:rPr>
+        <w:t>Imagine we are developing a Transportation Management System where different types of vehicles (e.g. cars, bikes, and trucks) need to share common characteristics like a speed limit, engine details, or fuel consumption rate. Here's why abstract classes are preferred in this scenario:</w:t>
+      </w:r>
+    </w:p>
+    <w:p>
+      <w:pPr>
+        <w:pStyle w:val="ListParagraph"/>
+        <w:rPr>
+          <w:sz w:val="21"/>
+          <w:szCs w:val="21"/>
+          <w:lang w:val="en-IN"/>
+        </w:rPr>
+      </w:pPr>
+    </w:p>
+    <w:p>
+      <w:pPr>
+        <w:pStyle w:val="ListParagraph"/>
+        <w:numPr>
+          <w:ilvl w:val="0"/>
+          <w:numId w:val="43"/>
+        </w:numPr>
+        <w:rPr>
+          <w:sz w:val="21"/>
+          <w:szCs w:val="21"/>
+          <w:lang w:val="en-IN"/>
+        </w:rPr>
+      </w:pPr>
+      <w:r>
+        <w:rPr>
+          <w:sz w:val="21"/>
+          <w:szCs w:val="21"/>
+          <w:lang w:val="en-IN"/>
+        </w:rPr>
+        <w:t xml:space="preserve"> </w:t>
+      </w:r>
+      <w:r>
+        <w:rPr>
+          <w:sz w:val="21"/>
+          <w:szCs w:val="21"/>
+          <w:lang w:val="en-IN"/>
+        </w:rPr>
+        <w:t>Common Fields:</w:t>
+      </w:r>
+    </w:p>
+    <w:p>
+      <w:pPr>
+        <w:pStyle w:val="ListParagraph"/>
+        <w:rPr>
+          <w:sz w:val="21"/>
+          <w:szCs w:val="21"/>
+          <w:lang w:val="en-IN"/>
+        </w:rPr>
+      </w:pPr>
+      <w:r>
+        <w:rPr>
+          <w:sz w:val="21"/>
+          <w:szCs w:val="21"/>
+          <w:lang w:val="en-IN"/>
+        </w:rPr>
+        <w:t xml:space="preserve">All vehicles share common properties, such as speed, </w:t>
+      </w:r>
+      <w:proofErr w:type="spellStart"/>
+      <w:r>
+        <w:rPr>
+          <w:sz w:val="21"/>
+          <w:szCs w:val="21"/>
+          <w:lang w:val="en-IN"/>
+        </w:rPr>
+        <w:t>fuelCapacity</w:t>
+      </w:r>
+      <w:proofErr w:type="spellEnd"/>
+      <w:r>
+        <w:rPr>
+          <w:sz w:val="21"/>
+          <w:szCs w:val="21"/>
+          <w:lang w:val="en-IN"/>
+        </w:rPr>
+        <w:t xml:space="preserve">, and </w:t>
+      </w:r>
+      <w:proofErr w:type="spellStart"/>
+      <w:r>
+        <w:rPr>
+          <w:sz w:val="21"/>
+          <w:szCs w:val="21"/>
+          <w:lang w:val="en-IN"/>
+        </w:rPr>
+        <w:t>engineType</w:t>
+      </w:r>
+      <w:proofErr w:type="spellEnd"/>
+      <w:r>
+        <w:rPr>
+          <w:sz w:val="21"/>
+          <w:szCs w:val="21"/>
+          <w:lang w:val="en-IN"/>
+        </w:rPr>
+        <w:t>, which can be stored as fields in an abstract class.</w:t>
+      </w:r>
+    </w:p>
+    <w:p>
+      <w:pPr>
+        <w:pStyle w:val="ListParagraph"/>
+        <w:ind w:firstLine="720"/>
+        <w:rPr>
+          <w:sz w:val="21"/>
+          <w:szCs w:val="21"/>
+          <w:lang w:val="en-IN"/>
+        </w:rPr>
+      </w:pPr>
+      <w:r>
+        <w:rPr>
+          <w:sz w:val="21"/>
+          <w:szCs w:val="21"/>
+          <w:lang w:val="en-IN"/>
+        </w:rPr>
+        <w:t>For example:</w:t>
+      </w:r>
+    </w:p>
+    <w:p>
+      <w:pPr>
+        <w:pStyle w:val="ListParagraph"/>
+        <w:ind w:left="1440" w:firstLine="720"/>
+        <w:rPr>
+          <w:sz w:val="21"/>
+          <w:szCs w:val="21"/>
+          <w:lang w:val="en-IN"/>
+        </w:rPr>
+      </w:pPr>
+      <w:r>
+        <w:rPr>
+          <w:sz w:val="21"/>
+          <w:szCs w:val="21"/>
+          <w:lang w:val="en-IN"/>
+        </w:rPr>
+        <w:t>Cars, bikes, and trucks all have speed limits.</w:t>
+      </w:r>
+    </w:p>
+    <w:p>
+      <w:pPr>
+        <w:pStyle w:val="ListParagraph"/>
+        <w:ind w:left="1440" w:firstLine="720"/>
+        <w:rPr>
+          <w:sz w:val="21"/>
+          <w:szCs w:val="21"/>
+          <w:lang w:val="en-IN"/>
+        </w:rPr>
+      </w:pPr>
+      <w:r>
+        <w:rPr>
+          <w:sz w:val="21"/>
+          <w:szCs w:val="21"/>
+          <w:lang w:val="en-IN"/>
+        </w:rPr>
+        <w:t>All vehicles have fuel capacities and engine details.</w:t>
+      </w:r>
+    </w:p>
+    <w:p>
+      <w:pPr>
+        <w:pStyle w:val="ListParagraph"/>
+        <w:numPr>
+          <w:ilvl w:val="0"/>
+          <w:numId w:val="43"/>
+        </w:numPr>
+        <w:rPr>
+          <w:sz w:val="21"/>
+          <w:szCs w:val="21"/>
+          <w:lang w:val="en-IN"/>
+        </w:rPr>
+      </w:pPr>
+      <w:r>
+        <w:rPr>
+          <w:sz w:val="21"/>
+          <w:szCs w:val="21"/>
+          <w:lang w:val="en-IN"/>
+        </w:rPr>
+        <w:t xml:space="preserve">Common </w:t>
+      </w:r>
+      <w:proofErr w:type="spellStart"/>
+      <w:r>
+        <w:rPr>
+          <w:sz w:val="21"/>
+          <w:szCs w:val="21"/>
+          <w:lang w:val="en-IN"/>
+        </w:rPr>
+        <w:t>Behavior</w:t>
+      </w:r>
+      <w:proofErr w:type="spellEnd"/>
+      <w:r>
+        <w:rPr>
+          <w:sz w:val="21"/>
+          <w:szCs w:val="21"/>
+          <w:lang w:val="en-IN"/>
+        </w:rPr>
+        <w:t>:</w:t>
+      </w:r>
+    </w:p>
+    <w:p>
+      <w:pPr>
+        <w:pStyle w:val="ListParagraph"/>
+        <w:rPr>
+          <w:sz w:val="21"/>
+          <w:szCs w:val="21"/>
+          <w:lang w:val="en-IN"/>
+        </w:rPr>
+      </w:pPr>
+      <w:r>
+        <w:rPr>
+          <w:sz w:val="21"/>
+          <w:szCs w:val="21"/>
+          <w:lang w:val="en-IN"/>
+        </w:rPr>
+        <w:t xml:space="preserve">Some functionality like starting an engine, stopping, or </w:t>
+      </w:r>
+      <w:proofErr w:type="spellStart"/>
+      <w:r>
+        <w:rPr>
+          <w:sz w:val="21"/>
+          <w:szCs w:val="21"/>
+          <w:lang w:val="en-IN"/>
+        </w:rPr>
+        <w:t>refueling</w:t>
+      </w:r>
+      <w:proofErr w:type="spellEnd"/>
+      <w:r>
+        <w:rPr>
+          <w:sz w:val="21"/>
+          <w:szCs w:val="21"/>
+          <w:lang w:val="en-IN"/>
+        </w:rPr>
+        <w:t xml:space="preserve"> can have a shared implementation across all vehicles but may also allow subclasses to override </w:t>
+      </w:r>
+      <w:proofErr w:type="spellStart"/>
+      <w:r>
+        <w:rPr>
+          <w:sz w:val="21"/>
+          <w:szCs w:val="21"/>
+          <w:lang w:val="en-IN"/>
+        </w:rPr>
+        <w:t>behavior</w:t>
+      </w:r>
+      <w:proofErr w:type="spellEnd"/>
+      <w:r>
+        <w:rPr>
+          <w:sz w:val="21"/>
+          <w:szCs w:val="21"/>
+          <w:lang w:val="en-IN"/>
+        </w:rPr>
+        <w:t>.</w:t>
+      </w:r>
+    </w:p>
+    <w:p>
+      <w:pPr>
+        <w:pStyle w:val="ListParagraph"/>
+        <w:rPr>
+          <w:sz w:val="21"/>
+          <w:szCs w:val="21"/>
+          <w:lang w:val="en-IN"/>
+        </w:rPr>
+      </w:pPr>
+    </w:p>
+    <w:p>
+      <w:pPr>
+        <w:pStyle w:val="ListParagraph"/>
+        <w:numPr>
+          <w:ilvl w:val="0"/>
+          <w:numId w:val="43"/>
+        </w:numPr>
+        <w:rPr>
+          <w:sz w:val="21"/>
+          <w:szCs w:val="21"/>
+          <w:lang w:val="en-IN"/>
+        </w:rPr>
+      </w:pPr>
+      <w:r>
+        <w:rPr>
+          <w:sz w:val="21"/>
+          <w:szCs w:val="21"/>
+          <w:lang w:val="en-IN"/>
+        </w:rPr>
+        <w:t>Base Constructor:</w:t>
+      </w:r>
+    </w:p>
+    <w:p>
+      <w:pPr>
+        <w:pStyle w:val="ListParagraph"/>
+        <w:rPr>
+          <w:sz w:val="21"/>
+          <w:szCs w:val="21"/>
+          <w:lang w:val="en-IN"/>
+        </w:rPr>
+      </w:pPr>
+      <w:r>
+        <w:rPr>
+          <w:sz w:val="21"/>
+          <w:szCs w:val="21"/>
+          <w:lang w:val="en-IN"/>
+        </w:rPr>
+        <w:t>Vehicles need initialization (e.g., speed, fuel capacity) when created. This requires a constructor, which can only be provided in an abstract class.</w:t>
+      </w:r>
+    </w:p>
+    <w:p>
+      <w:pPr>
+        <w:pStyle w:val="ListParagraph"/>
+        <w:rPr>
+          <w:sz w:val="21"/>
+          <w:szCs w:val="21"/>
+          <w:lang w:val="en-IN"/>
+        </w:rPr>
+      </w:pPr>
+    </w:p>
+    <w:p>
+      <w:pPr>
+        <w:pStyle w:val="ListParagraph"/>
+        <w:rPr>
+          <w:i/>
+          <w:sz w:val="20"/>
+          <w:szCs w:val="20"/>
+          <w:lang w:val="en-IN"/>
+        </w:rPr>
+      </w:pPr>
+      <w:r>
+        <w:rPr>
+          <w:i/>
+          <w:sz w:val="20"/>
+          <w:szCs w:val="20"/>
+          <w:lang w:val="en-IN"/>
+        </w:rPr>
+        <w:t xml:space="preserve">// Abstract class for shared state and </w:t>
+      </w:r>
+      <w:proofErr w:type="spellStart"/>
+      <w:r>
+        <w:rPr>
+          <w:i/>
+          <w:sz w:val="20"/>
+          <w:szCs w:val="20"/>
+          <w:lang w:val="en-IN"/>
+        </w:rPr>
+        <w:t>behavior</w:t>
+      </w:r>
+      <w:proofErr w:type="spellEnd"/>
+    </w:p>
+    <w:p>
+      <w:pPr>
+        <w:pStyle w:val="ListParagraph"/>
+        <w:rPr>
+          <w:i/>
+          <w:sz w:val="20"/>
+          <w:szCs w:val="20"/>
+          <w:lang w:val="en-IN"/>
+        </w:rPr>
+      </w:pPr>
+      <w:proofErr w:type="gramStart"/>
+      <w:r>
+        <w:rPr>
+          <w:i/>
+          <w:sz w:val="20"/>
+          <w:szCs w:val="20"/>
+          <w:lang w:val="en-IN"/>
+        </w:rPr>
+        <w:t>public</w:t>
+      </w:r>
+      <w:proofErr w:type="gramEnd"/>
+      <w:r>
+        <w:rPr>
+          <w:i/>
+          <w:sz w:val="20"/>
+          <w:szCs w:val="20"/>
+          <w:lang w:val="en-IN"/>
+        </w:rPr>
+        <w:t xml:space="preserve"> abstract class Vehicle {</w:t>
+      </w:r>
+    </w:p>
+    <w:p>
+      <w:pPr>
+        <w:pStyle w:val="ListParagraph"/>
+        <w:rPr>
+          <w:i/>
+          <w:sz w:val="20"/>
+          <w:szCs w:val="20"/>
+          <w:lang w:val="en-IN"/>
+        </w:rPr>
+      </w:pPr>
+      <w:r>
+        <w:rPr>
+          <w:i/>
+          <w:sz w:val="20"/>
+          <w:szCs w:val="20"/>
+          <w:lang w:val="en-IN"/>
+        </w:rPr>
+        <w:t xml:space="preserve">    </w:t>
+      </w:r>
+      <w:proofErr w:type="gramStart"/>
+      <w:r>
+        <w:rPr>
+          <w:i/>
+          <w:sz w:val="20"/>
+          <w:szCs w:val="20"/>
+          <w:lang w:val="en-IN"/>
+        </w:rPr>
+        <w:t>protected</w:t>
+      </w:r>
+      <w:proofErr w:type="gramEnd"/>
+      <w:r>
+        <w:rPr>
+          <w:i/>
+          <w:sz w:val="20"/>
+          <w:szCs w:val="20"/>
+          <w:lang w:val="en-IN"/>
+        </w:rPr>
+        <w:t xml:space="preserve"> </w:t>
+      </w:r>
+      <w:proofErr w:type="spellStart"/>
+      <w:r>
+        <w:rPr>
+          <w:i/>
+          <w:sz w:val="20"/>
+          <w:szCs w:val="20"/>
+          <w:lang w:val="en-IN"/>
+        </w:rPr>
+        <w:t>int</w:t>
+      </w:r>
+      <w:proofErr w:type="spellEnd"/>
+      <w:r>
+        <w:rPr>
+          <w:i/>
+          <w:sz w:val="20"/>
+          <w:szCs w:val="20"/>
+          <w:lang w:val="en-IN"/>
+        </w:rPr>
+        <w:t xml:space="preserve"> speed;            // Common property</w:t>
+      </w:r>
+    </w:p>
+    <w:p>
+      <w:pPr>
+        <w:pStyle w:val="ListParagraph"/>
+        <w:rPr>
+          <w:i/>
+          <w:sz w:val="20"/>
+          <w:szCs w:val="20"/>
+          <w:lang w:val="en-IN"/>
+        </w:rPr>
+      </w:pPr>
+      <w:r>
+        <w:rPr>
+          <w:i/>
+          <w:sz w:val="20"/>
+          <w:szCs w:val="20"/>
+          <w:lang w:val="en-IN"/>
+        </w:rPr>
+        <w:t xml:space="preserve">    </w:t>
+      </w:r>
+      <w:proofErr w:type="gramStart"/>
+      <w:r>
+        <w:rPr>
+          <w:i/>
+          <w:sz w:val="20"/>
+          <w:szCs w:val="20"/>
+          <w:lang w:val="en-IN"/>
+        </w:rPr>
+        <w:t>protected</w:t>
+      </w:r>
+      <w:proofErr w:type="gramEnd"/>
+      <w:r>
+        <w:rPr>
+          <w:i/>
+          <w:sz w:val="20"/>
+          <w:szCs w:val="20"/>
+          <w:lang w:val="en-IN"/>
+        </w:rPr>
+        <w:t xml:space="preserve"> </w:t>
+      </w:r>
+      <w:proofErr w:type="spellStart"/>
+      <w:r>
+        <w:rPr>
+          <w:i/>
+          <w:sz w:val="20"/>
+          <w:szCs w:val="20"/>
+          <w:lang w:val="en-IN"/>
+        </w:rPr>
+        <w:t>int</w:t>
+      </w:r>
+      <w:proofErr w:type="spellEnd"/>
+      <w:r>
+        <w:rPr>
+          <w:i/>
+          <w:sz w:val="20"/>
+          <w:szCs w:val="20"/>
+          <w:lang w:val="en-IN"/>
+        </w:rPr>
+        <w:t xml:space="preserve"> </w:t>
+      </w:r>
+      <w:proofErr w:type="spellStart"/>
+      <w:r>
+        <w:rPr>
+          <w:i/>
+          <w:sz w:val="20"/>
+          <w:szCs w:val="20"/>
+          <w:lang w:val="en-IN"/>
+        </w:rPr>
+        <w:t>fuelCapacity</w:t>
+      </w:r>
+      <w:proofErr w:type="spellEnd"/>
+      <w:r>
+        <w:rPr>
+          <w:i/>
+          <w:sz w:val="20"/>
+          <w:szCs w:val="20"/>
+          <w:lang w:val="en-IN"/>
+        </w:rPr>
+        <w:t>;     // Common property</w:t>
+      </w:r>
+    </w:p>
+    <w:p>
+      <w:pPr>
+        <w:pStyle w:val="ListParagraph"/>
+        <w:rPr>
+          <w:i/>
+          <w:sz w:val="20"/>
+          <w:szCs w:val="20"/>
+          <w:lang w:val="en-IN"/>
+        </w:rPr>
+      </w:pPr>
+      <w:r>
+        <w:rPr>
+          <w:i/>
+          <w:sz w:val="20"/>
+          <w:szCs w:val="20"/>
+          <w:lang w:val="en-IN"/>
+        </w:rPr>
+        <w:t xml:space="preserve">    </w:t>
+      </w:r>
+      <w:proofErr w:type="gramStart"/>
+      <w:r>
+        <w:rPr>
+          <w:i/>
+          <w:sz w:val="20"/>
+          <w:szCs w:val="20"/>
+          <w:lang w:val="en-IN"/>
+        </w:rPr>
+        <w:t>public</w:t>
+      </w:r>
+      <w:proofErr w:type="gramEnd"/>
+      <w:r>
+        <w:rPr>
+          <w:i/>
+          <w:sz w:val="20"/>
+          <w:szCs w:val="20"/>
+          <w:lang w:val="en-IN"/>
+        </w:rPr>
+        <w:t xml:space="preserve"> Vehicle(</w:t>
+      </w:r>
+      <w:proofErr w:type="spellStart"/>
+      <w:r>
+        <w:rPr>
+          <w:i/>
+          <w:sz w:val="20"/>
+          <w:szCs w:val="20"/>
+          <w:lang w:val="en-IN"/>
+        </w:rPr>
+        <w:t>int</w:t>
+      </w:r>
+      <w:proofErr w:type="spellEnd"/>
+      <w:r>
+        <w:rPr>
+          <w:i/>
+          <w:sz w:val="20"/>
+          <w:szCs w:val="20"/>
+          <w:lang w:val="en-IN"/>
+        </w:rPr>
+        <w:t xml:space="preserve"> speed, </w:t>
+      </w:r>
+      <w:proofErr w:type="spellStart"/>
+      <w:r>
+        <w:rPr>
+          <w:i/>
+          <w:sz w:val="20"/>
+          <w:szCs w:val="20"/>
+          <w:lang w:val="en-IN"/>
+        </w:rPr>
+        <w:t>int</w:t>
+      </w:r>
+      <w:proofErr w:type="spellEnd"/>
+      <w:r>
+        <w:rPr>
+          <w:i/>
+          <w:sz w:val="20"/>
+          <w:szCs w:val="20"/>
+          <w:lang w:val="en-IN"/>
+        </w:rPr>
+        <w:t xml:space="preserve"> </w:t>
+      </w:r>
+      <w:proofErr w:type="spellStart"/>
+      <w:r>
+        <w:rPr>
+          <w:i/>
+          <w:sz w:val="20"/>
+          <w:szCs w:val="20"/>
+          <w:lang w:val="en-IN"/>
+        </w:rPr>
+        <w:t>fuelCapacity</w:t>
+      </w:r>
+      <w:proofErr w:type="spellEnd"/>
+      <w:r>
+        <w:rPr>
+          <w:i/>
+          <w:sz w:val="20"/>
+          <w:szCs w:val="20"/>
+          <w:lang w:val="en-IN"/>
+        </w:rPr>
+        <w:t>) {</w:t>
+      </w:r>
+    </w:p>
+    <w:p>
+      <w:pPr>
+        <w:pStyle w:val="ListParagraph"/>
+        <w:rPr>
+          <w:i/>
+          <w:sz w:val="20"/>
+          <w:szCs w:val="20"/>
+          <w:lang w:val="en-IN"/>
+        </w:rPr>
+      </w:pPr>
+      <w:r>
+        <w:rPr>
+          <w:i/>
+          <w:sz w:val="20"/>
+          <w:szCs w:val="20"/>
+          <w:lang w:val="en-IN"/>
+        </w:rPr>
+        <w:t xml:space="preserve">        </w:t>
+      </w:r>
+      <w:proofErr w:type="spellStart"/>
+      <w:r>
+        <w:rPr>
+          <w:i/>
+          <w:sz w:val="20"/>
+          <w:szCs w:val="20"/>
+          <w:lang w:val="en-IN"/>
+        </w:rPr>
+        <w:t>this.speed</w:t>
+      </w:r>
+      <w:proofErr w:type="spellEnd"/>
+      <w:r>
+        <w:rPr>
+          <w:i/>
+          <w:sz w:val="20"/>
+          <w:szCs w:val="20"/>
+          <w:lang w:val="en-IN"/>
+        </w:rPr>
+        <w:t xml:space="preserve"> = speed;</w:t>
+      </w:r>
+    </w:p>
+    <w:p>
+      <w:pPr>
+        <w:pStyle w:val="ListParagraph"/>
+        <w:rPr>
+          <w:i/>
+          <w:sz w:val="20"/>
+          <w:szCs w:val="20"/>
+          <w:lang w:val="en-IN"/>
+        </w:rPr>
+      </w:pPr>
+      <w:r>
+        <w:rPr>
+          <w:i/>
+          <w:sz w:val="20"/>
+          <w:szCs w:val="20"/>
+          <w:lang w:val="en-IN"/>
+        </w:rPr>
+        <w:t xml:space="preserve">        </w:t>
+      </w:r>
+      <w:proofErr w:type="spellStart"/>
+      <w:r>
+        <w:rPr>
+          <w:i/>
+          <w:sz w:val="20"/>
+          <w:szCs w:val="20"/>
+          <w:lang w:val="en-IN"/>
+        </w:rPr>
+        <w:t>this.fuelCapacity</w:t>
+      </w:r>
+      <w:proofErr w:type="spellEnd"/>
+      <w:r>
+        <w:rPr>
+          <w:i/>
+          <w:sz w:val="20"/>
+          <w:szCs w:val="20"/>
+          <w:lang w:val="en-IN"/>
+        </w:rPr>
+        <w:t xml:space="preserve"> = </w:t>
+      </w:r>
+      <w:proofErr w:type="spellStart"/>
+      <w:r>
+        <w:rPr>
+          <w:i/>
+          <w:sz w:val="20"/>
+          <w:szCs w:val="20"/>
+          <w:lang w:val="en-IN"/>
+        </w:rPr>
+        <w:t>fuelCapacity</w:t>
+      </w:r>
+      <w:proofErr w:type="spellEnd"/>
+      <w:r>
+        <w:rPr>
+          <w:i/>
+          <w:sz w:val="20"/>
+          <w:szCs w:val="20"/>
+          <w:lang w:val="en-IN"/>
+        </w:rPr>
+        <w:t>;</w:t>
+      </w:r>
+    </w:p>
+    <w:p>
+      <w:pPr>
+        <w:pStyle w:val="ListParagraph"/>
+        <w:rPr>
+          <w:i/>
+          <w:sz w:val="20"/>
+          <w:szCs w:val="20"/>
+          <w:lang w:val="en-IN"/>
+        </w:rPr>
+      </w:pPr>
+      <w:r>
+        <w:rPr>
+          <w:i/>
+          <w:sz w:val="20"/>
+          <w:szCs w:val="20"/>
+          <w:lang w:val="en-IN"/>
+        </w:rPr>
+        <w:t xml:space="preserve">    }</w:t>
+      </w:r>
+    </w:p>
+    <w:p>
+      <w:pPr>
+        <w:pStyle w:val="ListParagraph"/>
+        <w:rPr>
+          <w:i/>
+          <w:sz w:val="20"/>
+          <w:szCs w:val="20"/>
+          <w:lang w:val="en-IN"/>
+        </w:rPr>
+      </w:pPr>
+      <w:r>
+        <w:rPr>
+          <w:i/>
+          <w:sz w:val="20"/>
+          <w:szCs w:val="20"/>
+          <w:lang w:val="en-IN"/>
+        </w:rPr>
+        <w:t xml:space="preserve">    </w:t>
+      </w:r>
+      <w:proofErr w:type="gramStart"/>
+      <w:r>
+        <w:rPr>
+          <w:i/>
+          <w:sz w:val="20"/>
+          <w:szCs w:val="20"/>
+          <w:lang w:val="en-IN"/>
+        </w:rPr>
+        <w:t>public</w:t>
+      </w:r>
+      <w:proofErr w:type="gramEnd"/>
+      <w:r>
+        <w:rPr>
+          <w:i/>
+          <w:sz w:val="20"/>
+          <w:szCs w:val="20"/>
+          <w:lang w:val="en-IN"/>
+        </w:rPr>
+        <w:t xml:space="preserve"> void </w:t>
+      </w:r>
+      <w:proofErr w:type="spellStart"/>
+      <w:r>
+        <w:rPr>
+          <w:i/>
+          <w:sz w:val="20"/>
+          <w:szCs w:val="20"/>
+          <w:lang w:val="en-IN"/>
+        </w:rPr>
+        <w:t>startEngine</w:t>
+      </w:r>
+      <w:proofErr w:type="spellEnd"/>
+      <w:r>
+        <w:rPr>
+          <w:i/>
+          <w:sz w:val="20"/>
+          <w:szCs w:val="20"/>
+          <w:lang w:val="en-IN"/>
+        </w:rPr>
+        <w:t>() {</w:t>
+      </w:r>
+    </w:p>
+    <w:p>
+      <w:pPr>
+        <w:pStyle w:val="ListParagraph"/>
+        <w:rPr>
+          <w:i/>
+          <w:sz w:val="20"/>
+          <w:szCs w:val="20"/>
+          <w:lang w:val="en-IN"/>
+        </w:rPr>
+      </w:pPr>
+      <w:r>
+        <w:rPr>
+          <w:i/>
+          <w:sz w:val="20"/>
+          <w:szCs w:val="20"/>
+          <w:lang w:val="en-IN"/>
+        </w:rPr>
+        <w:t xml:space="preserve">        </w:t>
+      </w:r>
+      <w:proofErr w:type="spellStart"/>
+      <w:proofErr w:type="gramStart"/>
+      <w:r>
+        <w:rPr>
+          <w:i/>
+          <w:sz w:val="20"/>
+          <w:szCs w:val="20"/>
+          <w:lang w:val="en-IN"/>
+        </w:rPr>
+        <w:t>System.out.println</w:t>
+      </w:r>
+      <w:proofErr w:type="spellEnd"/>
+      <w:r>
+        <w:rPr>
+          <w:i/>
+          <w:sz w:val="20"/>
+          <w:szCs w:val="20"/>
+          <w:lang w:val="en-IN"/>
+        </w:rPr>
+        <w:t>(</w:t>
+      </w:r>
+      <w:proofErr w:type="gramEnd"/>
+      <w:r>
+        <w:rPr>
+          <w:i/>
+          <w:sz w:val="20"/>
+          <w:szCs w:val="20"/>
+          <w:lang w:val="en-IN"/>
+        </w:rPr>
+        <w:t>"Engine started.");</w:t>
+      </w:r>
+    </w:p>
+    <w:p>
+      <w:pPr>
+        <w:pStyle w:val="ListParagraph"/>
+        <w:rPr>
+          <w:i/>
+          <w:sz w:val="20"/>
+          <w:szCs w:val="20"/>
+          <w:lang w:val="en-IN"/>
+        </w:rPr>
+      </w:pPr>
+      <w:r>
+        <w:rPr>
+          <w:i/>
+          <w:sz w:val="20"/>
+          <w:szCs w:val="20"/>
+          <w:lang w:val="en-IN"/>
+        </w:rPr>
+        <w:t xml:space="preserve">    }</w:t>
+      </w:r>
+    </w:p>
+    <w:p>
+      <w:pPr>
+        <w:pStyle w:val="ListParagraph"/>
+        <w:rPr>
+          <w:i/>
+          <w:sz w:val="20"/>
+          <w:szCs w:val="20"/>
+          <w:lang w:val="en-IN"/>
+        </w:rPr>
+      </w:pPr>
+      <w:r>
+        <w:rPr>
+          <w:i/>
+          <w:sz w:val="20"/>
+          <w:szCs w:val="20"/>
+          <w:lang w:val="en-IN"/>
+        </w:rPr>
+        <w:t xml:space="preserve">    </w:t>
+      </w:r>
+      <w:proofErr w:type="gramStart"/>
+      <w:r>
+        <w:rPr>
+          <w:i/>
+          <w:sz w:val="20"/>
+          <w:szCs w:val="20"/>
+          <w:lang w:val="en-IN"/>
+        </w:rPr>
+        <w:t>public</w:t>
+      </w:r>
+      <w:proofErr w:type="gramEnd"/>
+      <w:r>
+        <w:rPr>
+          <w:i/>
+          <w:sz w:val="20"/>
+          <w:szCs w:val="20"/>
+          <w:lang w:val="en-IN"/>
+        </w:rPr>
+        <w:t xml:space="preserve"> void </w:t>
+      </w:r>
+      <w:proofErr w:type="spellStart"/>
+      <w:r>
+        <w:rPr>
+          <w:i/>
+          <w:sz w:val="20"/>
+          <w:szCs w:val="20"/>
+          <w:lang w:val="en-IN"/>
+        </w:rPr>
+        <w:t>stopEngine</w:t>
+      </w:r>
+      <w:proofErr w:type="spellEnd"/>
+      <w:r>
+        <w:rPr>
+          <w:i/>
+          <w:sz w:val="20"/>
+          <w:szCs w:val="20"/>
+          <w:lang w:val="en-IN"/>
+        </w:rPr>
+        <w:t>() {</w:t>
+      </w:r>
+    </w:p>
+    <w:p>
+      <w:pPr>
+        <w:pStyle w:val="ListParagraph"/>
+        <w:rPr>
+          <w:i/>
+          <w:sz w:val="20"/>
+          <w:szCs w:val="20"/>
+          <w:lang w:val="en-IN"/>
+        </w:rPr>
+      </w:pPr>
+      <w:r>
+        <w:rPr>
+          <w:i/>
+          <w:sz w:val="20"/>
+          <w:szCs w:val="20"/>
+          <w:lang w:val="en-IN"/>
+        </w:rPr>
+        <w:t xml:space="preserve">        </w:t>
+      </w:r>
+      <w:proofErr w:type="spellStart"/>
+      <w:proofErr w:type="gramStart"/>
+      <w:r>
+        <w:rPr>
+          <w:i/>
+          <w:sz w:val="20"/>
+          <w:szCs w:val="20"/>
+          <w:lang w:val="en-IN"/>
+        </w:rPr>
+        <w:t>System.out.println</w:t>
+      </w:r>
+      <w:proofErr w:type="spellEnd"/>
+      <w:r>
+        <w:rPr>
+          <w:i/>
+          <w:sz w:val="20"/>
+          <w:szCs w:val="20"/>
+          <w:lang w:val="en-IN"/>
+        </w:rPr>
+        <w:t>(</w:t>
+      </w:r>
+      <w:proofErr w:type="gramEnd"/>
+      <w:r>
+        <w:rPr>
+          <w:i/>
+          <w:sz w:val="20"/>
+          <w:szCs w:val="20"/>
+          <w:lang w:val="en-IN"/>
+        </w:rPr>
+        <w:t>"Engine stopped.");</w:t>
+      </w:r>
+    </w:p>
+    <w:p>
+      <w:pPr>
+        <w:pStyle w:val="ListParagraph"/>
+        <w:rPr>
+          <w:i/>
+          <w:sz w:val="20"/>
+          <w:szCs w:val="20"/>
+          <w:lang w:val="en-IN"/>
+        </w:rPr>
+      </w:pPr>
+      <w:r>
+        <w:rPr>
+          <w:i/>
+          <w:sz w:val="20"/>
+          <w:szCs w:val="20"/>
+          <w:lang w:val="en-IN"/>
+        </w:rPr>
+        <w:t xml:space="preserve">    }</w:t>
+      </w:r>
+    </w:p>
+    <w:p>
+      <w:pPr>
+        <w:pStyle w:val="ListParagraph"/>
+        <w:rPr>
+          <w:i/>
+          <w:sz w:val="20"/>
+          <w:szCs w:val="20"/>
+          <w:lang w:val="en-IN"/>
+        </w:rPr>
+      </w:pPr>
+      <w:r>
+        <w:rPr>
+          <w:i/>
+          <w:sz w:val="20"/>
+          <w:szCs w:val="20"/>
+          <w:lang w:val="en-IN"/>
+        </w:rPr>
+        <w:t xml:space="preserve">    </w:t>
+      </w:r>
+      <w:proofErr w:type="gramStart"/>
+      <w:r>
+        <w:rPr>
+          <w:i/>
+          <w:sz w:val="20"/>
+          <w:szCs w:val="20"/>
+          <w:lang w:val="en-IN"/>
+        </w:rPr>
+        <w:t>public</w:t>
+      </w:r>
+      <w:proofErr w:type="gramEnd"/>
+      <w:r>
+        <w:rPr>
+          <w:i/>
+          <w:sz w:val="20"/>
+          <w:szCs w:val="20"/>
+          <w:lang w:val="en-IN"/>
+        </w:rPr>
+        <w:t xml:space="preserve"> abstract void refuel();  // Force subclasses to implement this</w:t>
+      </w:r>
+    </w:p>
+    <w:p>
+      <w:pPr>
+        <w:pStyle w:val="ListParagraph"/>
+        <w:rPr>
+          <w:i/>
+          <w:sz w:val="20"/>
+          <w:szCs w:val="20"/>
+          <w:lang w:val="en-IN"/>
+        </w:rPr>
+      </w:pPr>
+      <w:r>
+        <w:rPr>
+          <w:i/>
+          <w:sz w:val="20"/>
+          <w:szCs w:val="20"/>
+          <w:lang w:val="en-IN"/>
+        </w:rPr>
+        <w:t>}</w:t>
+      </w:r>
+    </w:p>
+    <w:p>
+      <w:pPr>
+        <w:pStyle w:val="ListParagraph"/>
+        <w:rPr>
+          <w:sz w:val="21"/>
+          <w:szCs w:val="21"/>
+          <w:lang w:val="en-IN"/>
+        </w:rPr>
+      </w:pPr>
+    </w:p>
+    <w:p>
+      <w:pPr>
+        <w:pStyle w:val="ListParagraph"/>
+        <w:rPr>
+          <w:sz w:val="21"/>
+          <w:szCs w:val="21"/>
+          <w:lang w:val="en-IN"/>
+        </w:rPr>
+      </w:pPr>
+    </w:p>
+    <w:p>
+      <w:pPr>
+        <w:pStyle w:val="ListParagraph"/>
+        <w:rPr>
+          <w:i/>
+          <w:sz w:val="20"/>
+          <w:szCs w:val="20"/>
+          <w:lang w:val="en-IN"/>
+        </w:rPr>
+      </w:pPr>
+      <w:r>
+        <w:rPr>
+          <w:i/>
+          <w:sz w:val="20"/>
+          <w:szCs w:val="20"/>
+          <w:lang w:val="en-IN"/>
+        </w:rPr>
+        <w:lastRenderedPageBreak/>
+        <w:t>// Subclass for Car</w:t>
+      </w:r>
+    </w:p>
+    <w:p>
+      <w:pPr>
+        <w:pStyle w:val="ListParagraph"/>
+        <w:rPr>
+          <w:i/>
+          <w:sz w:val="20"/>
+          <w:szCs w:val="20"/>
+          <w:lang w:val="en-IN"/>
+        </w:rPr>
+      </w:pPr>
+      <w:proofErr w:type="gramStart"/>
+      <w:r>
+        <w:rPr>
+          <w:i/>
+          <w:sz w:val="20"/>
+          <w:szCs w:val="20"/>
+          <w:lang w:val="en-IN"/>
+        </w:rPr>
+        <w:t>class</w:t>
+      </w:r>
+      <w:proofErr w:type="gramEnd"/>
+      <w:r>
+        <w:rPr>
+          <w:i/>
+          <w:sz w:val="20"/>
+          <w:szCs w:val="20"/>
+          <w:lang w:val="en-IN"/>
+        </w:rPr>
+        <w:t xml:space="preserve"> Car extends Vehicle {</w:t>
+      </w:r>
+    </w:p>
+    <w:p>
+      <w:pPr>
+        <w:pStyle w:val="ListParagraph"/>
+        <w:rPr>
+          <w:i/>
+          <w:sz w:val="20"/>
+          <w:szCs w:val="20"/>
+          <w:lang w:val="en-IN"/>
+        </w:rPr>
+      </w:pPr>
+      <w:r>
+        <w:rPr>
+          <w:i/>
+          <w:sz w:val="20"/>
+          <w:szCs w:val="20"/>
+          <w:lang w:val="en-IN"/>
+        </w:rPr>
+        <w:t xml:space="preserve">    </w:t>
+      </w:r>
+      <w:proofErr w:type="gramStart"/>
+      <w:r>
+        <w:rPr>
+          <w:i/>
+          <w:sz w:val="20"/>
+          <w:szCs w:val="20"/>
+          <w:lang w:val="en-IN"/>
+        </w:rPr>
+        <w:t>private</w:t>
+      </w:r>
+      <w:proofErr w:type="gramEnd"/>
+      <w:r>
+        <w:rPr>
+          <w:i/>
+          <w:sz w:val="20"/>
+          <w:szCs w:val="20"/>
+          <w:lang w:val="en-IN"/>
+        </w:rPr>
+        <w:t xml:space="preserve"> </w:t>
+      </w:r>
+      <w:proofErr w:type="spellStart"/>
+      <w:r>
+        <w:rPr>
+          <w:i/>
+          <w:sz w:val="20"/>
+          <w:szCs w:val="20"/>
+          <w:lang w:val="en-IN"/>
+        </w:rPr>
+        <w:t>int</w:t>
+      </w:r>
+      <w:proofErr w:type="spellEnd"/>
+      <w:r>
+        <w:rPr>
+          <w:i/>
+          <w:sz w:val="20"/>
+          <w:szCs w:val="20"/>
+          <w:lang w:val="en-IN"/>
+        </w:rPr>
+        <w:t xml:space="preserve"> </w:t>
+      </w:r>
+      <w:proofErr w:type="spellStart"/>
+      <w:r>
+        <w:rPr>
+          <w:i/>
+          <w:sz w:val="20"/>
+          <w:szCs w:val="20"/>
+          <w:lang w:val="en-IN"/>
+        </w:rPr>
+        <w:t>numberOfDoors</w:t>
+      </w:r>
+      <w:proofErr w:type="spellEnd"/>
+      <w:r>
+        <w:rPr>
+          <w:i/>
+          <w:sz w:val="20"/>
+          <w:szCs w:val="20"/>
+          <w:lang w:val="en-IN"/>
+        </w:rPr>
+        <w:t>;</w:t>
+      </w:r>
+    </w:p>
+    <w:p>
+      <w:pPr>
+        <w:pStyle w:val="ListParagraph"/>
+        <w:rPr>
+          <w:i/>
+          <w:sz w:val="20"/>
+          <w:szCs w:val="20"/>
+          <w:lang w:val="en-IN"/>
+        </w:rPr>
+      </w:pPr>
+      <w:r>
+        <w:rPr>
+          <w:i/>
+          <w:sz w:val="20"/>
+          <w:szCs w:val="20"/>
+          <w:lang w:val="en-IN"/>
+        </w:rPr>
+        <w:t xml:space="preserve">    </w:t>
+      </w:r>
+      <w:proofErr w:type="gramStart"/>
+      <w:r>
+        <w:rPr>
+          <w:i/>
+          <w:sz w:val="20"/>
+          <w:szCs w:val="20"/>
+          <w:lang w:val="en-IN"/>
+        </w:rPr>
+        <w:t>public</w:t>
+      </w:r>
+      <w:proofErr w:type="gramEnd"/>
+      <w:r>
+        <w:rPr>
+          <w:i/>
+          <w:sz w:val="20"/>
+          <w:szCs w:val="20"/>
+          <w:lang w:val="en-IN"/>
+        </w:rPr>
+        <w:t xml:space="preserve"> Car(</w:t>
+      </w:r>
+      <w:proofErr w:type="spellStart"/>
+      <w:r>
+        <w:rPr>
+          <w:i/>
+          <w:sz w:val="20"/>
+          <w:szCs w:val="20"/>
+          <w:lang w:val="en-IN"/>
+        </w:rPr>
+        <w:t>int</w:t>
+      </w:r>
+      <w:proofErr w:type="spellEnd"/>
+      <w:r>
+        <w:rPr>
+          <w:i/>
+          <w:sz w:val="20"/>
+          <w:szCs w:val="20"/>
+          <w:lang w:val="en-IN"/>
+        </w:rPr>
+        <w:t xml:space="preserve"> speed, </w:t>
+      </w:r>
+      <w:proofErr w:type="spellStart"/>
+      <w:r>
+        <w:rPr>
+          <w:i/>
+          <w:sz w:val="20"/>
+          <w:szCs w:val="20"/>
+          <w:lang w:val="en-IN"/>
+        </w:rPr>
+        <w:t>int</w:t>
+      </w:r>
+      <w:proofErr w:type="spellEnd"/>
+      <w:r>
+        <w:rPr>
+          <w:i/>
+          <w:sz w:val="20"/>
+          <w:szCs w:val="20"/>
+          <w:lang w:val="en-IN"/>
+        </w:rPr>
+        <w:t xml:space="preserve"> </w:t>
+      </w:r>
+      <w:proofErr w:type="spellStart"/>
+      <w:r>
+        <w:rPr>
+          <w:i/>
+          <w:sz w:val="20"/>
+          <w:szCs w:val="20"/>
+          <w:lang w:val="en-IN"/>
+        </w:rPr>
+        <w:t>fuelCapacity</w:t>
+      </w:r>
+      <w:proofErr w:type="spellEnd"/>
+      <w:r>
+        <w:rPr>
+          <w:i/>
+          <w:sz w:val="20"/>
+          <w:szCs w:val="20"/>
+          <w:lang w:val="en-IN"/>
+        </w:rPr>
+        <w:t xml:space="preserve">, </w:t>
+      </w:r>
+      <w:proofErr w:type="spellStart"/>
+      <w:r>
+        <w:rPr>
+          <w:i/>
+          <w:sz w:val="20"/>
+          <w:szCs w:val="20"/>
+          <w:lang w:val="en-IN"/>
+        </w:rPr>
+        <w:t>int</w:t>
+      </w:r>
+      <w:proofErr w:type="spellEnd"/>
+      <w:r>
+        <w:rPr>
+          <w:i/>
+          <w:sz w:val="20"/>
+          <w:szCs w:val="20"/>
+          <w:lang w:val="en-IN"/>
+        </w:rPr>
+        <w:t xml:space="preserve"> </w:t>
+      </w:r>
+      <w:proofErr w:type="spellStart"/>
+      <w:r>
+        <w:rPr>
+          <w:i/>
+          <w:sz w:val="20"/>
+          <w:szCs w:val="20"/>
+          <w:lang w:val="en-IN"/>
+        </w:rPr>
+        <w:t>numberOfDoors</w:t>
+      </w:r>
+      <w:proofErr w:type="spellEnd"/>
+      <w:r>
+        <w:rPr>
+          <w:i/>
+          <w:sz w:val="20"/>
+          <w:szCs w:val="20"/>
+          <w:lang w:val="en-IN"/>
+        </w:rPr>
+        <w:t>) {</w:t>
+      </w:r>
+    </w:p>
+    <w:p>
+      <w:pPr>
+        <w:pStyle w:val="ListParagraph"/>
+        <w:rPr>
+          <w:i/>
+          <w:sz w:val="20"/>
+          <w:szCs w:val="20"/>
+          <w:lang w:val="en-IN"/>
+        </w:rPr>
+      </w:pPr>
+      <w:r>
+        <w:rPr>
+          <w:i/>
+          <w:sz w:val="20"/>
+          <w:szCs w:val="20"/>
+          <w:lang w:val="en-IN"/>
+        </w:rPr>
+        <w:t xml:space="preserve">        </w:t>
+      </w:r>
+      <w:proofErr w:type="gramStart"/>
+      <w:r>
+        <w:rPr>
+          <w:i/>
+          <w:sz w:val="20"/>
+          <w:szCs w:val="20"/>
+          <w:lang w:val="en-IN"/>
+        </w:rPr>
+        <w:t>super(</w:t>
+      </w:r>
+      <w:proofErr w:type="gramEnd"/>
+      <w:r>
+        <w:rPr>
+          <w:i/>
+          <w:sz w:val="20"/>
+          <w:szCs w:val="20"/>
+          <w:lang w:val="en-IN"/>
+        </w:rPr>
+        <w:t xml:space="preserve">speed, </w:t>
+      </w:r>
+      <w:proofErr w:type="spellStart"/>
+      <w:r>
+        <w:rPr>
+          <w:i/>
+          <w:sz w:val="20"/>
+          <w:szCs w:val="20"/>
+          <w:lang w:val="en-IN"/>
+        </w:rPr>
+        <w:t>fuelCapacity</w:t>
+      </w:r>
+      <w:proofErr w:type="spellEnd"/>
+      <w:r>
+        <w:rPr>
+          <w:i/>
+          <w:sz w:val="20"/>
+          <w:szCs w:val="20"/>
+          <w:lang w:val="en-IN"/>
+        </w:rPr>
+        <w:t>);</w:t>
+      </w:r>
+    </w:p>
+    <w:p>
+      <w:pPr>
+        <w:pStyle w:val="ListParagraph"/>
+        <w:rPr>
+          <w:i/>
+          <w:sz w:val="20"/>
+          <w:szCs w:val="20"/>
+          <w:lang w:val="en-IN"/>
+        </w:rPr>
+      </w:pPr>
+      <w:r>
+        <w:rPr>
+          <w:i/>
+          <w:sz w:val="20"/>
+          <w:szCs w:val="20"/>
+          <w:lang w:val="en-IN"/>
+        </w:rPr>
+        <w:t xml:space="preserve">        </w:t>
+      </w:r>
+      <w:proofErr w:type="spellStart"/>
+      <w:r>
+        <w:rPr>
+          <w:i/>
+          <w:sz w:val="20"/>
+          <w:szCs w:val="20"/>
+          <w:lang w:val="en-IN"/>
+        </w:rPr>
+        <w:t>this.numberOfDoors</w:t>
+      </w:r>
+      <w:proofErr w:type="spellEnd"/>
+      <w:r>
+        <w:rPr>
+          <w:i/>
+          <w:sz w:val="20"/>
+          <w:szCs w:val="20"/>
+          <w:lang w:val="en-IN"/>
+        </w:rPr>
+        <w:t xml:space="preserve"> = </w:t>
+      </w:r>
+      <w:proofErr w:type="spellStart"/>
+      <w:r>
+        <w:rPr>
+          <w:i/>
+          <w:sz w:val="20"/>
+          <w:szCs w:val="20"/>
+          <w:lang w:val="en-IN"/>
+        </w:rPr>
+        <w:t>numberOfDoors</w:t>
+      </w:r>
+      <w:proofErr w:type="spellEnd"/>
+      <w:r>
+        <w:rPr>
+          <w:i/>
+          <w:sz w:val="20"/>
+          <w:szCs w:val="20"/>
+          <w:lang w:val="en-IN"/>
+        </w:rPr>
+        <w:t>;</w:t>
+      </w:r>
+    </w:p>
+    <w:p>
+      <w:pPr>
+        <w:pStyle w:val="ListParagraph"/>
+        <w:rPr>
+          <w:i/>
+          <w:sz w:val="20"/>
+          <w:szCs w:val="20"/>
+          <w:lang w:val="en-IN"/>
+        </w:rPr>
+      </w:pPr>
+      <w:r>
+        <w:rPr>
+          <w:i/>
+          <w:sz w:val="20"/>
+          <w:szCs w:val="20"/>
+          <w:lang w:val="en-IN"/>
+        </w:rPr>
+        <w:t xml:space="preserve">    }</w:t>
+      </w:r>
+    </w:p>
+    <w:p>
+      <w:pPr>
+        <w:pStyle w:val="ListParagraph"/>
+        <w:rPr>
+          <w:i/>
+          <w:sz w:val="20"/>
+          <w:szCs w:val="20"/>
+          <w:lang w:val="en-IN"/>
+        </w:rPr>
+      </w:pPr>
+      <w:r>
+        <w:rPr>
+          <w:i/>
+          <w:sz w:val="20"/>
+          <w:szCs w:val="20"/>
+          <w:lang w:val="en-IN"/>
+        </w:rPr>
+        <w:t xml:space="preserve">    @Override</w:t>
+      </w:r>
+    </w:p>
+    <w:p>
+      <w:pPr>
+        <w:pStyle w:val="ListParagraph"/>
+        <w:rPr>
+          <w:i/>
+          <w:sz w:val="20"/>
+          <w:szCs w:val="20"/>
+          <w:lang w:val="en-IN"/>
+        </w:rPr>
+      </w:pPr>
+      <w:r>
+        <w:rPr>
+          <w:i/>
+          <w:sz w:val="20"/>
+          <w:szCs w:val="20"/>
+          <w:lang w:val="en-IN"/>
+        </w:rPr>
+        <w:t xml:space="preserve">    </w:t>
+      </w:r>
+      <w:proofErr w:type="gramStart"/>
+      <w:r>
+        <w:rPr>
+          <w:i/>
+          <w:sz w:val="20"/>
+          <w:szCs w:val="20"/>
+          <w:lang w:val="en-IN"/>
+        </w:rPr>
+        <w:t>public</w:t>
+      </w:r>
+      <w:proofErr w:type="gramEnd"/>
+      <w:r>
+        <w:rPr>
+          <w:i/>
+          <w:sz w:val="20"/>
+          <w:szCs w:val="20"/>
+          <w:lang w:val="en-IN"/>
+        </w:rPr>
+        <w:t xml:space="preserve"> void refuel() {</w:t>
+      </w:r>
+    </w:p>
+    <w:p>
+      <w:pPr>
+        <w:pStyle w:val="ListParagraph"/>
+        <w:rPr>
+          <w:i/>
+          <w:sz w:val="20"/>
+          <w:szCs w:val="20"/>
+          <w:lang w:val="en-IN"/>
+        </w:rPr>
+      </w:pPr>
+      <w:r>
+        <w:rPr>
+          <w:i/>
+          <w:sz w:val="20"/>
+          <w:szCs w:val="20"/>
+          <w:lang w:val="en-IN"/>
+        </w:rPr>
+        <w:t xml:space="preserve">        </w:t>
+      </w:r>
+      <w:proofErr w:type="spellStart"/>
+      <w:proofErr w:type="gramStart"/>
+      <w:r>
+        <w:rPr>
+          <w:i/>
+          <w:sz w:val="20"/>
+          <w:szCs w:val="20"/>
+          <w:lang w:val="en-IN"/>
+        </w:rPr>
+        <w:t>System.out.println</w:t>
+      </w:r>
+      <w:proofErr w:type="spellEnd"/>
+      <w:r>
+        <w:rPr>
+          <w:i/>
+          <w:sz w:val="20"/>
+          <w:szCs w:val="20"/>
+          <w:lang w:val="en-IN"/>
+        </w:rPr>
+        <w:t>(</w:t>
+      </w:r>
+      <w:proofErr w:type="gramEnd"/>
+      <w:r>
+        <w:rPr>
+          <w:i/>
+          <w:sz w:val="20"/>
+          <w:szCs w:val="20"/>
+          <w:lang w:val="en-IN"/>
+        </w:rPr>
+        <w:t>"</w:t>
+      </w:r>
+      <w:proofErr w:type="spellStart"/>
+      <w:r>
+        <w:rPr>
+          <w:i/>
+          <w:sz w:val="20"/>
+          <w:szCs w:val="20"/>
+          <w:lang w:val="en-IN"/>
+        </w:rPr>
+        <w:t>Refueling</w:t>
+      </w:r>
+      <w:proofErr w:type="spellEnd"/>
+      <w:r>
+        <w:rPr>
+          <w:i/>
+          <w:sz w:val="20"/>
+          <w:szCs w:val="20"/>
+          <w:lang w:val="en-IN"/>
+        </w:rPr>
+        <w:t xml:space="preserve"> car with petrol/diesel.");</w:t>
+      </w:r>
+    </w:p>
+    <w:p>
+      <w:pPr>
+        <w:pStyle w:val="ListParagraph"/>
+        <w:rPr>
+          <w:i/>
+          <w:sz w:val="20"/>
+          <w:szCs w:val="20"/>
+          <w:lang w:val="en-IN"/>
+        </w:rPr>
+      </w:pPr>
+      <w:r>
+        <w:rPr>
+          <w:i/>
+          <w:sz w:val="20"/>
+          <w:szCs w:val="20"/>
+          <w:lang w:val="en-IN"/>
+        </w:rPr>
+        <w:t xml:space="preserve">    }</w:t>
+      </w:r>
+    </w:p>
+    <w:p>
+      <w:pPr>
+        <w:pStyle w:val="ListParagraph"/>
+        <w:rPr>
+          <w:i/>
+          <w:sz w:val="20"/>
+          <w:szCs w:val="20"/>
+          <w:lang w:val="en-IN"/>
+        </w:rPr>
+      </w:pPr>
+      <w:r>
+        <w:rPr>
+          <w:i/>
+          <w:sz w:val="20"/>
+          <w:szCs w:val="20"/>
+          <w:lang w:val="en-IN"/>
+        </w:rPr>
+        <w:t>}</w:t>
+      </w:r>
+    </w:p>
+    <w:p>
+      <w:pPr>
+        <w:pStyle w:val="ListParagraph"/>
+        <w:rPr>
+          <w:i/>
+          <w:sz w:val="20"/>
+          <w:szCs w:val="20"/>
+          <w:lang w:val="en-IN"/>
+        </w:rPr>
+      </w:pPr>
+      <w:r>
+        <w:rPr>
+          <w:i/>
+          <w:sz w:val="20"/>
+          <w:szCs w:val="20"/>
+          <w:lang w:val="en-IN"/>
+        </w:rPr>
+        <w:t>// Subclass for Bike</w:t>
+      </w:r>
+    </w:p>
+    <w:p>
+      <w:pPr>
+        <w:pStyle w:val="ListParagraph"/>
+        <w:rPr>
+          <w:i/>
+          <w:sz w:val="20"/>
+          <w:szCs w:val="20"/>
+          <w:lang w:val="en-IN"/>
+        </w:rPr>
+      </w:pPr>
+      <w:proofErr w:type="gramStart"/>
+      <w:r>
+        <w:rPr>
+          <w:i/>
+          <w:sz w:val="20"/>
+          <w:szCs w:val="20"/>
+          <w:lang w:val="en-IN"/>
+        </w:rPr>
+        <w:t>class</w:t>
+      </w:r>
+      <w:proofErr w:type="gramEnd"/>
+      <w:r>
+        <w:rPr>
+          <w:i/>
+          <w:sz w:val="20"/>
+          <w:szCs w:val="20"/>
+          <w:lang w:val="en-IN"/>
+        </w:rPr>
+        <w:t xml:space="preserve"> Bike extends Vehicle {</w:t>
+      </w:r>
+    </w:p>
+    <w:p>
+      <w:pPr>
+        <w:pStyle w:val="ListParagraph"/>
+        <w:rPr>
+          <w:i/>
+          <w:sz w:val="20"/>
+          <w:szCs w:val="20"/>
+          <w:lang w:val="en-IN"/>
+        </w:rPr>
+      </w:pPr>
+      <w:r>
+        <w:rPr>
+          <w:i/>
+          <w:sz w:val="20"/>
+          <w:szCs w:val="20"/>
+          <w:lang w:val="en-IN"/>
+        </w:rPr>
+        <w:t xml:space="preserve">    </w:t>
+      </w:r>
+      <w:proofErr w:type="gramStart"/>
+      <w:r>
+        <w:rPr>
+          <w:i/>
+          <w:sz w:val="20"/>
+          <w:szCs w:val="20"/>
+          <w:lang w:val="en-IN"/>
+        </w:rPr>
+        <w:t>private</w:t>
+      </w:r>
+      <w:proofErr w:type="gramEnd"/>
+      <w:r>
+        <w:rPr>
+          <w:i/>
+          <w:sz w:val="20"/>
+          <w:szCs w:val="20"/>
+          <w:lang w:val="en-IN"/>
+        </w:rPr>
+        <w:t xml:space="preserve"> </w:t>
+      </w:r>
+      <w:proofErr w:type="spellStart"/>
+      <w:r>
+        <w:rPr>
+          <w:i/>
+          <w:sz w:val="20"/>
+          <w:szCs w:val="20"/>
+          <w:lang w:val="en-IN"/>
+        </w:rPr>
+        <w:t>boolean</w:t>
+      </w:r>
+      <w:proofErr w:type="spellEnd"/>
+      <w:r>
+        <w:rPr>
+          <w:i/>
+          <w:sz w:val="20"/>
+          <w:szCs w:val="20"/>
+          <w:lang w:val="en-IN"/>
+        </w:rPr>
+        <w:t xml:space="preserve"> </w:t>
+      </w:r>
+      <w:proofErr w:type="spellStart"/>
+      <w:r>
+        <w:rPr>
+          <w:i/>
+          <w:sz w:val="20"/>
+          <w:szCs w:val="20"/>
+          <w:lang w:val="en-IN"/>
+        </w:rPr>
+        <w:t>hasCarrier</w:t>
+      </w:r>
+      <w:proofErr w:type="spellEnd"/>
+      <w:r>
+        <w:rPr>
+          <w:i/>
+          <w:sz w:val="20"/>
+          <w:szCs w:val="20"/>
+          <w:lang w:val="en-IN"/>
+        </w:rPr>
+        <w:t>;</w:t>
+      </w:r>
+    </w:p>
+    <w:p>
+      <w:pPr>
+        <w:pStyle w:val="ListParagraph"/>
+        <w:rPr>
+          <w:i/>
+          <w:sz w:val="20"/>
+          <w:szCs w:val="20"/>
+          <w:lang w:val="en-IN"/>
+        </w:rPr>
+      </w:pPr>
+      <w:r>
+        <w:rPr>
+          <w:i/>
+          <w:sz w:val="20"/>
+          <w:szCs w:val="20"/>
+          <w:lang w:val="en-IN"/>
+        </w:rPr>
+        <w:t xml:space="preserve">    </w:t>
+      </w:r>
+      <w:proofErr w:type="gramStart"/>
+      <w:r>
+        <w:rPr>
+          <w:i/>
+          <w:sz w:val="20"/>
+          <w:szCs w:val="20"/>
+          <w:lang w:val="en-IN"/>
+        </w:rPr>
+        <w:t>public</w:t>
+      </w:r>
+      <w:proofErr w:type="gramEnd"/>
+      <w:r>
+        <w:rPr>
+          <w:i/>
+          <w:sz w:val="20"/>
+          <w:szCs w:val="20"/>
+          <w:lang w:val="en-IN"/>
+        </w:rPr>
+        <w:t xml:space="preserve"> Bike(</w:t>
+      </w:r>
+      <w:proofErr w:type="spellStart"/>
+      <w:r>
+        <w:rPr>
+          <w:i/>
+          <w:sz w:val="20"/>
+          <w:szCs w:val="20"/>
+          <w:lang w:val="en-IN"/>
+        </w:rPr>
+        <w:t>int</w:t>
+      </w:r>
+      <w:proofErr w:type="spellEnd"/>
+      <w:r>
+        <w:rPr>
+          <w:i/>
+          <w:sz w:val="20"/>
+          <w:szCs w:val="20"/>
+          <w:lang w:val="en-IN"/>
+        </w:rPr>
+        <w:t xml:space="preserve"> speed, </w:t>
+      </w:r>
+      <w:proofErr w:type="spellStart"/>
+      <w:r>
+        <w:rPr>
+          <w:i/>
+          <w:sz w:val="20"/>
+          <w:szCs w:val="20"/>
+          <w:lang w:val="en-IN"/>
+        </w:rPr>
+        <w:t>int</w:t>
+      </w:r>
+      <w:proofErr w:type="spellEnd"/>
+      <w:r>
+        <w:rPr>
+          <w:i/>
+          <w:sz w:val="20"/>
+          <w:szCs w:val="20"/>
+          <w:lang w:val="en-IN"/>
+        </w:rPr>
+        <w:t xml:space="preserve"> </w:t>
+      </w:r>
+      <w:proofErr w:type="spellStart"/>
+      <w:r>
+        <w:rPr>
+          <w:i/>
+          <w:sz w:val="20"/>
+          <w:szCs w:val="20"/>
+          <w:lang w:val="en-IN"/>
+        </w:rPr>
+        <w:t>fuelCapacity</w:t>
+      </w:r>
+      <w:proofErr w:type="spellEnd"/>
+      <w:r>
+        <w:rPr>
+          <w:i/>
+          <w:sz w:val="20"/>
+          <w:szCs w:val="20"/>
+          <w:lang w:val="en-IN"/>
+        </w:rPr>
+        <w:t xml:space="preserve">, </w:t>
+      </w:r>
+      <w:proofErr w:type="spellStart"/>
+      <w:r>
+        <w:rPr>
+          <w:i/>
+          <w:sz w:val="20"/>
+          <w:szCs w:val="20"/>
+          <w:lang w:val="en-IN"/>
+        </w:rPr>
+        <w:t>boolean</w:t>
+      </w:r>
+      <w:proofErr w:type="spellEnd"/>
+      <w:r>
+        <w:rPr>
+          <w:i/>
+          <w:sz w:val="20"/>
+          <w:szCs w:val="20"/>
+          <w:lang w:val="en-IN"/>
+        </w:rPr>
+        <w:t xml:space="preserve"> </w:t>
+      </w:r>
+      <w:proofErr w:type="spellStart"/>
+      <w:r>
+        <w:rPr>
+          <w:i/>
+          <w:sz w:val="20"/>
+          <w:szCs w:val="20"/>
+          <w:lang w:val="en-IN"/>
+        </w:rPr>
+        <w:t>hasCarrier</w:t>
+      </w:r>
+      <w:proofErr w:type="spellEnd"/>
+      <w:r>
+        <w:rPr>
+          <w:i/>
+          <w:sz w:val="20"/>
+          <w:szCs w:val="20"/>
+          <w:lang w:val="en-IN"/>
+        </w:rPr>
+        <w:t>) {</w:t>
+      </w:r>
+    </w:p>
+    <w:p>
+      <w:pPr>
+        <w:pStyle w:val="ListParagraph"/>
+        <w:rPr>
+          <w:i/>
+          <w:sz w:val="20"/>
+          <w:szCs w:val="20"/>
+          <w:lang w:val="en-IN"/>
+        </w:rPr>
+      </w:pPr>
+      <w:r>
+        <w:rPr>
+          <w:i/>
+          <w:sz w:val="20"/>
+          <w:szCs w:val="20"/>
+          <w:lang w:val="en-IN"/>
+        </w:rPr>
+        <w:t xml:space="preserve">        </w:t>
+      </w:r>
+      <w:proofErr w:type="gramStart"/>
+      <w:r>
+        <w:rPr>
+          <w:i/>
+          <w:sz w:val="20"/>
+          <w:szCs w:val="20"/>
+          <w:lang w:val="en-IN"/>
+        </w:rPr>
+        <w:t>super(</w:t>
+      </w:r>
+      <w:proofErr w:type="gramEnd"/>
+      <w:r>
+        <w:rPr>
+          <w:i/>
+          <w:sz w:val="20"/>
+          <w:szCs w:val="20"/>
+          <w:lang w:val="en-IN"/>
+        </w:rPr>
+        <w:t xml:space="preserve">speed, </w:t>
+      </w:r>
+      <w:proofErr w:type="spellStart"/>
+      <w:r>
+        <w:rPr>
+          <w:i/>
+          <w:sz w:val="20"/>
+          <w:szCs w:val="20"/>
+          <w:lang w:val="en-IN"/>
+        </w:rPr>
+        <w:t>fuelCapacity</w:t>
+      </w:r>
+      <w:proofErr w:type="spellEnd"/>
+      <w:r>
+        <w:rPr>
+          <w:i/>
+          <w:sz w:val="20"/>
+          <w:szCs w:val="20"/>
+          <w:lang w:val="en-IN"/>
+        </w:rPr>
+        <w:t>);</w:t>
+      </w:r>
+    </w:p>
+    <w:p>
+      <w:pPr>
+        <w:pStyle w:val="ListParagraph"/>
+        <w:rPr>
+          <w:i/>
+          <w:sz w:val="20"/>
+          <w:szCs w:val="20"/>
+          <w:lang w:val="en-IN"/>
+        </w:rPr>
+      </w:pPr>
+      <w:r>
+        <w:rPr>
+          <w:i/>
+          <w:sz w:val="20"/>
+          <w:szCs w:val="20"/>
+          <w:lang w:val="en-IN"/>
+        </w:rPr>
+        <w:t xml:space="preserve">        </w:t>
+      </w:r>
+      <w:proofErr w:type="spellStart"/>
+      <w:r>
+        <w:rPr>
+          <w:i/>
+          <w:sz w:val="20"/>
+          <w:szCs w:val="20"/>
+          <w:lang w:val="en-IN"/>
+        </w:rPr>
+        <w:t>this.hasCarrier</w:t>
+      </w:r>
+      <w:proofErr w:type="spellEnd"/>
+      <w:r>
+        <w:rPr>
+          <w:i/>
+          <w:sz w:val="20"/>
+          <w:szCs w:val="20"/>
+          <w:lang w:val="en-IN"/>
+        </w:rPr>
+        <w:t xml:space="preserve"> = </w:t>
+      </w:r>
+      <w:proofErr w:type="spellStart"/>
+      <w:r>
+        <w:rPr>
+          <w:i/>
+          <w:sz w:val="20"/>
+          <w:szCs w:val="20"/>
+          <w:lang w:val="en-IN"/>
+        </w:rPr>
+        <w:t>hasCarrier</w:t>
+      </w:r>
+      <w:proofErr w:type="spellEnd"/>
+      <w:r>
+        <w:rPr>
+          <w:i/>
+          <w:sz w:val="20"/>
+          <w:szCs w:val="20"/>
+          <w:lang w:val="en-IN"/>
+        </w:rPr>
+        <w:t>;</w:t>
+      </w:r>
+    </w:p>
+    <w:p>
+      <w:pPr>
+        <w:pStyle w:val="ListParagraph"/>
+        <w:rPr>
+          <w:i/>
+          <w:sz w:val="20"/>
+          <w:szCs w:val="20"/>
+          <w:lang w:val="en-IN"/>
+        </w:rPr>
+      </w:pPr>
+      <w:r>
+        <w:rPr>
+          <w:i/>
+          <w:sz w:val="20"/>
+          <w:szCs w:val="20"/>
+          <w:lang w:val="en-IN"/>
+        </w:rPr>
+        <w:t xml:space="preserve">    }</w:t>
+      </w:r>
+    </w:p>
+    <w:p>
+      <w:pPr>
+        <w:pStyle w:val="ListParagraph"/>
+        <w:rPr>
+          <w:i/>
+          <w:sz w:val="20"/>
+          <w:szCs w:val="20"/>
+          <w:lang w:val="en-IN"/>
+        </w:rPr>
+      </w:pPr>
+      <w:r>
+        <w:rPr>
+          <w:i/>
+          <w:sz w:val="20"/>
+          <w:szCs w:val="20"/>
+          <w:lang w:val="en-IN"/>
+        </w:rPr>
+        <w:t xml:space="preserve">    @Override</w:t>
+      </w:r>
+    </w:p>
+    <w:p>
+      <w:pPr>
+        <w:pStyle w:val="ListParagraph"/>
+        <w:rPr>
+          <w:i/>
+          <w:sz w:val="20"/>
+          <w:szCs w:val="20"/>
+          <w:lang w:val="en-IN"/>
+        </w:rPr>
+      </w:pPr>
+      <w:r>
+        <w:rPr>
+          <w:i/>
+          <w:sz w:val="20"/>
+          <w:szCs w:val="20"/>
+          <w:lang w:val="en-IN"/>
+        </w:rPr>
+        <w:t xml:space="preserve">    </w:t>
+      </w:r>
+      <w:proofErr w:type="gramStart"/>
+      <w:r>
+        <w:rPr>
+          <w:i/>
+          <w:sz w:val="20"/>
+          <w:szCs w:val="20"/>
+          <w:lang w:val="en-IN"/>
+        </w:rPr>
+        <w:t>public</w:t>
+      </w:r>
+      <w:proofErr w:type="gramEnd"/>
+      <w:r>
+        <w:rPr>
+          <w:i/>
+          <w:sz w:val="20"/>
+          <w:szCs w:val="20"/>
+          <w:lang w:val="en-IN"/>
+        </w:rPr>
+        <w:t xml:space="preserve"> void refuel() {</w:t>
+      </w:r>
+    </w:p>
+    <w:p>
+      <w:pPr>
+        <w:pStyle w:val="ListParagraph"/>
+        <w:rPr>
+          <w:i/>
+          <w:sz w:val="20"/>
+          <w:szCs w:val="20"/>
+          <w:lang w:val="en-IN"/>
+        </w:rPr>
+      </w:pPr>
+      <w:r>
+        <w:rPr>
+          <w:i/>
+          <w:sz w:val="20"/>
+          <w:szCs w:val="20"/>
+          <w:lang w:val="en-IN"/>
+        </w:rPr>
+        <w:t xml:space="preserve">        </w:t>
+      </w:r>
+      <w:proofErr w:type="spellStart"/>
+      <w:proofErr w:type="gramStart"/>
+      <w:r>
+        <w:rPr>
+          <w:i/>
+          <w:sz w:val="20"/>
+          <w:szCs w:val="20"/>
+          <w:lang w:val="en-IN"/>
+        </w:rPr>
+        <w:t>System.out.println</w:t>
+      </w:r>
+      <w:proofErr w:type="spellEnd"/>
+      <w:r>
+        <w:rPr>
+          <w:i/>
+          <w:sz w:val="20"/>
+          <w:szCs w:val="20"/>
+          <w:lang w:val="en-IN"/>
+        </w:rPr>
+        <w:t>(</w:t>
+      </w:r>
+      <w:proofErr w:type="gramEnd"/>
+      <w:r>
+        <w:rPr>
+          <w:i/>
+          <w:sz w:val="20"/>
+          <w:szCs w:val="20"/>
+          <w:lang w:val="en-IN"/>
+        </w:rPr>
+        <w:t>"</w:t>
+      </w:r>
+      <w:proofErr w:type="spellStart"/>
+      <w:r>
+        <w:rPr>
+          <w:i/>
+          <w:sz w:val="20"/>
+          <w:szCs w:val="20"/>
+          <w:lang w:val="en-IN"/>
+        </w:rPr>
+        <w:t>Refueling</w:t>
+      </w:r>
+      <w:proofErr w:type="spellEnd"/>
+      <w:r>
+        <w:rPr>
+          <w:i/>
+          <w:sz w:val="20"/>
+          <w:szCs w:val="20"/>
+          <w:lang w:val="en-IN"/>
+        </w:rPr>
+        <w:t xml:space="preserve"> bike with petrol.");</w:t>
+      </w:r>
+    </w:p>
+    <w:p>
+      <w:pPr>
+        <w:pStyle w:val="ListParagraph"/>
+        <w:rPr>
+          <w:i/>
+          <w:sz w:val="20"/>
+          <w:szCs w:val="20"/>
+          <w:lang w:val="en-IN"/>
+        </w:rPr>
+      </w:pPr>
+      <w:r>
+        <w:rPr>
+          <w:i/>
+          <w:sz w:val="20"/>
+          <w:szCs w:val="20"/>
+          <w:lang w:val="en-IN"/>
+        </w:rPr>
+        <w:t xml:space="preserve">    }</w:t>
+      </w:r>
+    </w:p>
+    <w:p>
+      <w:pPr>
+        <w:pStyle w:val="ListParagraph"/>
+        <w:rPr>
+          <w:i/>
+          <w:sz w:val="20"/>
+          <w:szCs w:val="20"/>
+          <w:lang w:val="en-IN"/>
+        </w:rPr>
+      </w:pPr>
+      <w:r>
+        <w:rPr>
+          <w:i/>
+          <w:sz w:val="20"/>
+          <w:szCs w:val="20"/>
+          <w:lang w:val="en-IN"/>
+        </w:rPr>
+        <w:t>}</w:t>
+      </w:r>
+    </w:p>
+    <w:p>
+      <w:pPr>
+        <w:pStyle w:val="ListParagraph"/>
+        <w:rPr>
+          <w:i/>
+          <w:sz w:val="20"/>
+          <w:szCs w:val="20"/>
+          <w:lang w:val="en-IN"/>
+        </w:rPr>
+      </w:pPr>
+      <w:r>
+        <w:rPr>
+          <w:i/>
+          <w:sz w:val="20"/>
+          <w:szCs w:val="20"/>
+          <w:lang w:val="en-IN"/>
+        </w:rPr>
+        <w:t>// Subclass for Truck</w:t>
+      </w:r>
+    </w:p>
+    <w:p>
+      <w:pPr>
+        <w:pStyle w:val="ListParagraph"/>
+        <w:rPr>
+          <w:i/>
+          <w:sz w:val="20"/>
+          <w:szCs w:val="20"/>
+          <w:lang w:val="en-IN"/>
+        </w:rPr>
+      </w:pPr>
+      <w:proofErr w:type="gramStart"/>
+      <w:r>
+        <w:rPr>
+          <w:i/>
+          <w:sz w:val="20"/>
+          <w:szCs w:val="20"/>
+          <w:lang w:val="en-IN"/>
+        </w:rPr>
+        <w:t>class</w:t>
+      </w:r>
+      <w:proofErr w:type="gramEnd"/>
+      <w:r>
+        <w:rPr>
+          <w:i/>
+          <w:sz w:val="20"/>
+          <w:szCs w:val="20"/>
+          <w:lang w:val="en-IN"/>
+        </w:rPr>
+        <w:t xml:space="preserve"> Truck extends Vehicle {</w:t>
+      </w:r>
+    </w:p>
+    <w:p>
+      <w:pPr>
+        <w:pStyle w:val="ListParagraph"/>
+        <w:rPr>
+          <w:i/>
+          <w:sz w:val="20"/>
+          <w:szCs w:val="20"/>
+          <w:lang w:val="en-IN"/>
+        </w:rPr>
+      </w:pPr>
+      <w:r>
+        <w:rPr>
+          <w:i/>
+          <w:sz w:val="20"/>
+          <w:szCs w:val="20"/>
+          <w:lang w:val="en-IN"/>
+        </w:rPr>
+        <w:t xml:space="preserve">    </w:t>
+      </w:r>
+      <w:proofErr w:type="gramStart"/>
+      <w:r>
+        <w:rPr>
+          <w:i/>
+          <w:sz w:val="20"/>
+          <w:szCs w:val="20"/>
+          <w:lang w:val="en-IN"/>
+        </w:rPr>
+        <w:t>private</w:t>
+      </w:r>
+      <w:proofErr w:type="gramEnd"/>
+      <w:r>
+        <w:rPr>
+          <w:i/>
+          <w:sz w:val="20"/>
+          <w:szCs w:val="20"/>
+          <w:lang w:val="en-IN"/>
+        </w:rPr>
+        <w:t xml:space="preserve"> </w:t>
+      </w:r>
+      <w:proofErr w:type="spellStart"/>
+      <w:r>
+        <w:rPr>
+          <w:i/>
+          <w:sz w:val="20"/>
+          <w:szCs w:val="20"/>
+          <w:lang w:val="en-IN"/>
+        </w:rPr>
+        <w:t>int</w:t>
+      </w:r>
+      <w:proofErr w:type="spellEnd"/>
+      <w:r>
+        <w:rPr>
+          <w:i/>
+          <w:sz w:val="20"/>
+          <w:szCs w:val="20"/>
+          <w:lang w:val="en-IN"/>
+        </w:rPr>
+        <w:t xml:space="preserve"> </w:t>
+      </w:r>
+      <w:proofErr w:type="spellStart"/>
+      <w:r>
+        <w:rPr>
+          <w:i/>
+          <w:sz w:val="20"/>
+          <w:szCs w:val="20"/>
+          <w:lang w:val="en-IN"/>
+        </w:rPr>
+        <w:t>loadCapacity</w:t>
+      </w:r>
+      <w:proofErr w:type="spellEnd"/>
+      <w:r>
+        <w:rPr>
+          <w:i/>
+          <w:sz w:val="20"/>
+          <w:szCs w:val="20"/>
+          <w:lang w:val="en-IN"/>
+        </w:rPr>
+        <w:t>;</w:t>
+      </w:r>
+    </w:p>
+    <w:p>
+      <w:pPr>
+        <w:pStyle w:val="ListParagraph"/>
+        <w:rPr>
+          <w:i/>
+          <w:sz w:val="20"/>
+          <w:szCs w:val="20"/>
+          <w:lang w:val="en-IN"/>
+        </w:rPr>
+      </w:pPr>
+      <w:r>
+        <w:rPr>
+          <w:i/>
+          <w:sz w:val="20"/>
+          <w:szCs w:val="20"/>
+          <w:lang w:val="en-IN"/>
+        </w:rPr>
+        <w:t xml:space="preserve">    </w:t>
+      </w:r>
+      <w:proofErr w:type="gramStart"/>
+      <w:r>
+        <w:rPr>
+          <w:i/>
+          <w:sz w:val="20"/>
+          <w:szCs w:val="20"/>
+          <w:lang w:val="en-IN"/>
+        </w:rPr>
+        <w:t>public</w:t>
+      </w:r>
+      <w:proofErr w:type="gramEnd"/>
+      <w:r>
+        <w:rPr>
+          <w:i/>
+          <w:sz w:val="20"/>
+          <w:szCs w:val="20"/>
+          <w:lang w:val="en-IN"/>
+        </w:rPr>
+        <w:t xml:space="preserve"> Truck(</w:t>
+      </w:r>
+      <w:proofErr w:type="spellStart"/>
+      <w:r>
+        <w:rPr>
+          <w:i/>
+          <w:sz w:val="20"/>
+          <w:szCs w:val="20"/>
+          <w:lang w:val="en-IN"/>
+        </w:rPr>
+        <w:t>int</w:t>
+      </w:r>
+      <w:proofErr w:type="spellEnd"/>
+      <w:r>
+        <w:rPr>
+          <w:i/>
+          <w:sz w:val="20"/>
+          <w:szCs w:val="20"/>
+          <w:lang w:val="en-IN"/>
+        </w:rPr>
+        <w:t xml:space="preserve"> speed, </w:t>
+      </w:r>
+      <w:proofErr w:type="spellStart"/>
+      <w:r>
+        <w:rPr>
+          <w:i/>
+          <w:sz w:val="20"/>
+          <w:szCs w:val="20"/>
+          <w:lang w:val="en-IN"/>
+        </w:rPr>
+        <w:t>int</w:t>
+      </w:r>
+      <w:proofErr w:type="spellEnd"/>
+      <w:r>
+        <w:rPr>
+          <w:i/>
+          <w:sz w:val="20"/>
+          <w:szCs w:val="20"/>
+          <w:lang w:val="en-IN"/>
+        </w:rPr>
+        <w:t xml:space="preserve"> </w:t>
+      </w:r>
+      <w:proofErr w:type="spellStart"/>
+      <w:r>
+        <w:rPr>
+          <w:i/>
+          <w:sz w:val="20"/>
+          <w:szCs w:val="20"/>
+          <w:lang w:val="en-IN"/>
+        </w:rPr>
+        <w:t>fuelCapacity</w:t>
+      </w:r>
+      <w:proofErr w:type="spellEnd"/>
+      <w:r>
+        <w:rPr>
+          <w:i/>
+          <w:sz w:val="20"/>
+          <w:szCs w:val="20"/>
+          <w:lang w:val="en-IN"/>
+        </w:rPr>
+        <w:t xml:space="preserve">, </w:t>
+      </w:r>
+      <w:proofErr w:type="spellStart"/>
+      <w:r>
+        <w:rPr>
+          <w:i/>
+          <w:sz w:val="20"/>
+          <w:szCs w:val="20"/>
+          <w:lang w:val="en-IN"/>
+        </w:rPr>
+        <w:t>int</w:t>
+      </w:r>
+      <w:proofErr w:type="spellEnd"/>
+      <w:r>
+        <w:rPr>
+          <w:i/>
+          <w:sz w:val="20"/>
+          <w:szCs w:val="20"/>
+          <w:lang w:val="en-IN"/>
+        </w:rPr>
+        <w:t xml:space="preserve"> </w:t>
+      </w:r>
+      <w:proofErr w:type="spellStart"/>
+      <w:r>
+        <w:rPr>
+          <w:i/>
+          <w:sz w:val="20"/>
+          <w:szCs w:val="20"/>
+          <w:lang w:val="en-IN"/>
+        </w:rPr>
+        <w:t>loadCapacity</w:t>
+      </w:r>
+      <w:proofErr w:type="spellEnd"/>
+      <w:r>
+        <w:rPr>
+          <w:i/>
+          <w:sz w:val="20"/>
+          <w:szCs w:val="20"/>
+          <w:lang w:val="en-IN"/>
+        </w:rPr>
+        <w:t>) {</w:t>
+      </w:r>
+    </w:p>
+    <w:p>
+      <w:pPr>
+        <w:pStyle w:val="ListParagraph"/>
+        <w:rPr>
+          <w:i/>
+          <w:sz w:val="20"/>
+          <w:szCs w:val="20"/>
+          <w:lang w:val="en-IN"/>
+        </w:rPr>
+      </w:pPr>
+      <w:r>
+        <w:rPr>
+          <w:i/>
+          <w:sz w:val="20"/>
+          <w:szCs w:val="20"/>
+          <w:lang w:val="en-IN"/>
+        </w:rPr>
+        <w:t xml:space="preserve">        </w:t>
+      </w:r>
+      <w:proofErr w:type="gramStart"/>
+      <w:r>
+        <w:rPr>
+          <w:i/>
+          <w:sz w:val="20"/>
+          <w:szCs w:val="20"/>
+          <w:lang w:val="en-IN"/>
+        </w:rPr>
+        <w:t>super(</w:t>
+      </w:r>
+      <w:proofErr w:type="gramEnd"/>
+      <w:r>
+        <w:rPr>
+          <w:i/>
+          <w:sz w:val="20"/>
+          <w:szCs w:val="20"/>
+          <w:lang w:val="en-IN"/>
+        </w:rPr>
+        <w:t xml:space="preserve">speed, </w:t>
+      </w:r>
+      <w:proofErr w:type="spellStart"/>
+      <w:r>
+        <w:rPr>
+          <w:i/>
+          <w:sz w:val="20"/>
+          <w:szCs w:val="20"/>
+          <w:lang w:val="en-IN"/>
+        </w:rPr>
+        <w:t>fuelCapacity</w:t>
+      </w:r>
+      <w:proofErr w:type="spellEnd"/>
+      <w:r>
+        <w:rPr>
+          <w:i/>
+          <w:sz w:val="20"/>
+          <w:szCs w:val="20"/>
+          <w:lang w:val="en-IN"/>
+        </w:rPr>
+        <w:t>);</w:t>
+      </w:r>
+    </w:p>
+    <w:p>
+      <w:pPr>
+        <w:pStyle w:val="ListParagraph"/>
+        <w:rPr>
+          <w:i/>
+          <w:sz w:val="20"/>
+          <w:szCs w:val="20"/>
+          <w:lang w:val="en-IN"/>
+        </w:rPr>
+      </w:pPr>
+      <w:r>
+        <w:rPr>
+          <w:i/>
+          <w:sz w:val="20"/>
+          <w:szCs w:val="20"/>
+          <w:lang w:val="en-IN"/>
+        </w:rPr>
+        <w:t xml:space="preserve">        </w:t>
+      </w:r>
+      <w:proofErr w:type="spellStart"/>
+      <w:r>
+        <w:rPr>
+          <w:i/>
+          <w:sz w:val="20"/>
+          <w:szCs w:val="20"/>
+          <w:lang w:val="en-IN"/>
+        </w:rPr>
+        <w:t>this.loadCapacity</w:t>
+      </w:r>
+      <w:proofErr w:type="spellEnd"/>
+      <w:r>
+        <w:rPr>
+          <w:i/>
+          <w:sz w:val="20"/>
+          <w:szCs w:val="20"/>
+          <w:lang w:val="en-IN"/>
+        </w:rPr>
+        <w:t xml:space="preserve"> = </w:t>
+      </w:r>
+      <w:proofErr w:type="spellStart"/>
+      <w:r>
+        <w:rPr>
+          <w:i/>
+          <w:sz w:val="20"/>
+          <w:szCs w:val="20"/>
+          <w:lang w:val="en-IN"/>
+        </w:rPr>
+        <w:t>loadCapacity</w:t>
+      </w:r>
+      <w:proofErr w:type="spellEnd"/>
+      <w:r>
+        <w:rPr>
+          <w:i/>
+          <w:sz w:val="20"/>
+          <w:szCs w:val="20"/>
+          <w:lang w:val="en-IN"/>
+        </w:rPr>
+        <w:t>;</w:t>
+      </w:r>
+    </w:p>
+    <w:p>
+      <w:pPr>
+        <w:pStyle w:val="ListParagraph"/>
+        <w:rPr>
+          <w:i/>
+          <w:sz w:val="20"/>
+          <w:szCs w:val="20"/>
+          <w:lang w:val="en-IN"/>
+        </w:rPr>
+      </w:pPr>
+      <w:r>
+        <w:rPr>
+          <w:i/>
+          <w:sz w:val="20"/>
+          <w:szCs w:val="20"/>
+          <w:lang w:val="en-IN"/>
+        </w:rPr>
+        <w:t xml:space="preserve">    }</w:t>
+      </w:r>
+    </w:p>
+    <w:p>
+      <w:pPr>
+        <w:pStyle w:val="ListParagraph"/>
+        <w:rPr>
+          <w:i/>
+          <w:sz w:val="20"/>
+          <w:szCs w:val="20"/>
+          <w:lang w:val="en-IN"/>
+        </w:rPr>
+      </w:pPr>
+      <w:r>
+        <w:rPr>
+          <w:i/>
+          <w:sz w:val="20"/>
+          <w:szCs w:val="20"/>
+          <w:lang w:val="en-IN"/>
+        </w:rPr>
+        <w:t xml:space="preserve">    @Override</w:t>
+      </w:r>
+    </w:p>
+    <w:p>
+      <w:pPr>
+        <w:pStyle w:val="ListParagraph"/>
+        <w:rPr>
+          <w:i/>
+          <w:sz w:val="20"/>
+          <w:szCs w:val="20"/>
+          <w:lang w:val="en-IN"/>
+        </w:rPr>
+      </w:pPr>
+      <w:r>
+        <w:rPr>
+          <w:i/>
+          <w:sz w:val="20"/>
+          <w:szCs w:val="20"/>
+          <w:lang w:val="en-IN"/>
+        </w:rPr>
+        <w:t xml:space="preserve">    </w:t>
+      </w:r>
+      <w:proofErr w:type="gramStart"/>
+      <w:r>
+        <w:rPr>
+          <w:i/>
+          <w:sz w:val="20"/>
+          <w:szCs w:val="20"/>
+          <w:lang w:val="en-IN"/>
+        </w:rPr>
+        <w:t>public</w:t>
+      </w:r>
+      <w:proofErr w:type="gramEnd"/>
+      <w:r>
+        <w:rPr>
+          <w:i/>
+          <w:sz w:val="20"/>
+          <w:szCs w:val="20"/>
+          <w:lang w:val="en-IN"/>
+        </w:rPr>
+        <w:t xml:space="preserve"> void refuel() {</w:t>
+      </w:r>
+    </w:p>
+    <w:p>
+      <w:pPr>
+        <w:pStyle w:val="ListParagraph"/>
+        <w:rPr>
+          <w:i/>
+          <w:sz w:val="20"/>
+          <w:szCs w:val="20"/>
+          <w:lang w:val="en-IN"/>
+        </w:rPr>
+      </w:pPr>
+      <w:r>
+        <w:rPr>
+          <w:i/>
+          <w:sz w:val="20"/>
+          <w:szCs w:val="20"/>
+          <w:lang w:val="en-IN"/>
+        </w:rPr>
+        <w:t xml:space="preserve">        </w:t>
+      </w:r>
+      <w:proofErr w:type="spellStart"/>
+      <w:proofErr w:type="gramStart"/>
+      <w:r>
+        <w:rPr>
+          <w:i/>
+          <w:sz w:val="20"/>
+          <w:szCs w:val="20"/>
+          <w:lang w:val="en-IN"/>
+        </w:rPr>
+        <w:t>System.out.println</w:t>
+      </w:r>
+      <w:proofErr w:type="spellEnd"/>
+      <w:r>
+        <w:rPr>
+          <w:i/>
+          <w:sz w:val="20"/>
+          <w:szCs w:val="20"/>
+          <w:lang w:val="en-IN"/>
+        </w:rPr>
+        <w:t>(</w:t>
+      </w:r>
+      <w:proofErr w:type="gramEnd"/>
+      <w:r>
+        <w:rPr>
+          <w:i/>
+          <w:sz w:val="20"/>
+          <w:szCs w:val="20"/>
+          <w:lang w:val="en-IN"/>
+        </w:rPr>
+        <w:t>"</w:t>
+      </w:r>
+      <w:proofErr w:type="spellStart"/>
+      <w:r>
+        <w:rPr>
+          <w:i/>
+          <w:sz w:val="20"/>
+          <w:szCs w:val="20"/>
+          <w:lang w:val="en-IN"/>
+        </w:rPr>
+        <w:t>Refueling</w:t>
+      </w:r>
+      <w:proofErr w:type="spellEnd"/>
+      <w:r>
+        <w:rPr>
+          <w:i/>
+          <w:sz w:val="20"/>
+          <w:szCs w:val="20"/>
+          <w:lang w:val="en-IN"/>
+        </w:rPr>
+        <w:t xml:space="preserve"> truck with diesel.");</w:t>
+      </w:r>
+    </w:p>
+    <w:p>
+      <w:pPr>
+        <w:pStyle w:val="ListParagraph"/>
+        <w:rPr>
+          <w:i/>
+          <w:sz w:val="20"/>
+          <w:szCs w:val="20"/>
+          <w:lang w:val="en-IN"/>
+        </w:rPr>
+      </w:pPr>
+      <w:r>
+        <w:rPr>
+          <w:i/>
+          <w:sz w:val="20"/>
+          <w:szCs w:val="20"/>
+          <w:lang w:val="en-IN"/>
+        </w:rPr>
+        <w:t xml:space="preserve">    }</w:t>
+      </w:r>
+    </w:p>
+    <w:p>
+      <w:pPr>
+        <w:pStyle w:val="ListParagraph"/>
+        <w:rPr>
+          <w:i/>
+          <w:sz w:val="20"/>
+          <w:szCs w:val="20"/>
+          <w:lang w:val="en-IN"/>
+        </w:rPr>
+      </w:pPr>
+      <w:r>
+        <w:rPr>
+          <w:i/>
+          <w:sz w:val="20"/>
+          <w:szCs w:val="20"/>
+          <w:lang w:val="en-IN"/>
+        </w:rPr>
+        <w:t>}</w:t>
+      </w:r>
+    </w:p>
+    <w:p>
+      <w:pPr>
+        <w:pStyle w:val="ListParagraph"/>
+        <w:rPr>
+          <w:b/>
+          <w:lang w:val="en-IN"/>
+        </w:rPr>
+      </w:pPr>
+      <w:r>
+        <w:rPr>
+          <w:i/>
+          <w:sz w:val="21"/>
+          <w:szCs w:val="21"/>
+          <w:lang w:val="en-IN"/>
+        </w:rPr>
         <w:br/>
       </w:r>
       <w:r>
@@ -2613,384 +4044,247 @@
           <w:b/>
           <w:lang w:val="en-IN"/>
         </w:rPr>
-        <w:t>When Multiple inheritance is required then use Interface.</w:t>
-      </w:r>
-    </w:p>
-    <w:p>
-      <w:pPr>
-        <w:pStyle w:val="ListParagraph"/>
-        <w:rPr>
-          <w:lang w:val="en-IN"/>
-        </w:rPr>
-      </w:pPr>
-      <w:r>
-        <w:rPr>
-          <w:lang w:val="en-IN"/>
-        </w:rPr>
-        <w:t xml:space="preserve">Here Duck can fly and swim so it </w:t>
+        <w:t xml:space="preserve">When </w:t>
       </w:r>
       <w:proofErr w:type="gramStart"/>
       <w:r>
         <w:rPr>
-          <w:lang w:val="en-IN"/>
-        </w:rPr>
-        <w:t>need</w:t>
+          <w:b/>
+          <w:lang w:val="en-IN"/>
+        </w:rPr>
+        <w:t>Multiple</w:t>
       </w:r>
       <w:proofErr w:type="gramEnd"/>
       <w:r>
         <w:rPr>
-          <w:lang w:val="en-IN"/>
-        </w:rPr>
-        <w:t xml:space="preserve"> both properties. Hence both interfaces need to be inherited i.e. Flyable and Swimmable (multiple </w:t>
-      </w:r>
-      <w:proofErr w:type="spellStart"/>
-      <w:r>
-        <w:rPr>
-          <w:lang w:val="en-IN"/>
-        </w:rPr>
-        <w:t>inheritence</w:t>
-      </w:r>
-      <w:proofErr w:type="spellEnd"/>
+          <w:b/>
+          <w:lang w:val="en-IN"/>
+        </w:rPr>
+        <w:t xml:space="preserve"> inheritance is required then use Interface.</w:t>
+      </w:r>
+    </w:p>
+    <w:p>
+      <w:pPr>
+        <w:pStyle w:val="ListParagraph"/>
+        <w:numPr>
+          <w:ilvl w:val="0"/>
+          <w:numId w:val="44"/>
+        </w:numPr>
+        <w:rPr>
+          <w:lang w:val="en-IN"/>
+        </w:rPr>
+      </w:pPr>
+      <w:r>
+        <w:rPr>
+          <w:lang w:val="en-IN"/>
+        </w:rPr>
+        <w:t xml:space="preserve">When we </w:t>
+      </w:r>
+      <w:proofErr w:type="gramStart"/>
+      <w:r>
+        <w:rPr>
+          <w:lang w:val="en-IN"/>
+        </w:rPr>
+        <w:t>Need</w:t>
+      </w:r>
+      <w:proofErr w:type="gramEnd"/>
+      <w:r>
+        <w:rPr>
+          <w:lang w:val="en-IN"/>
+        </w:rPr>
+        <w:t xml:space="preserve"> Multiple Inheritance: exception Handling </w:t>
+      </w:r>
+      <w:r>
+        <w:rPr>
+          <w:lang w:val="en-IN"/>
+        </w:rPr>
+        <w:t xml:space="preserve">via </w:t>
+      </w:r>
+      <w:proofErr w:type="spellStart"/>
+      <w:r>
+        <w:rPr>
+          <w:lang w:val="en-IN"/>
+        </w:rPr>
+        <w:t>runnable</w:t>
+      </w:r>
+      <w:proofErr w:type="spellEnd"/>
+      <w:r>
+        <w:rPr>
+          <w:lang w:val="en-IN"/>
+        </w:rPr>
+        <w:t xml:space="preserve"> interface is preferred.</w:t>
+      </w:r>
+    </w:p>
+    <w:p>
+      <w:pPr>
+        <w:pStyle w:val="ListParagraph"/>
+        <w:numPr>
+          <w:ilvl w:val="0"/>
+          <w:numId w:val="44"/>
+        </w:numPr>
+        <w:rPr>
+          <w:lang w:val="en-IN"/>
+        </w:rPr>
+      </w:pPr>
+      <w:r>
+        <w:rPr>
+          <w:lang w:val="en-IN"/>
+        </w:rPr>
+        <w:t xml:space="preserve">When we </w:t>
+      </w:r>
+      <w:proofErr w:type="gramStart"/>
+      <w:r>
+        <w:rPr>
+          <w:lang w:val="en-IN"/>
+        </w:rPr>
+        <w:t>Need</w:t>
+      </w:r>
+      <w:proofErr w:type="gramEnd"/>
+      <w:r>
+        <w:rPr>
+          <w:lang w:val="en-IN"/>
+        </w:rPr>
+        <w:t xml:space="preserve"> to Achieve Loose Coupling.</w:t>
+      </w:r>
+    </w:p>
+    <w:p>
+      <w:pPr>
+        <w:pStyle w:val="ListParagraph"/>
+        <w:numPr>
+          <w:ilvl w:val="0"/>
+          <w:numId w:val="44"/>
+        </w:numPr>
+        <w:rPr>
+          <w:lang w:val="en-IN"/>
+        </w:rPr>
+      </w:pPr>
+      <w:r>
+        <w:rPr>
+          <w:lang w:val="en-IN"/>
+        </w:rPr>
+        <w:t>When we Need to Use Functional Programming (Java 8 and Beyond</w:t>
+      </w:r>
+      <w:proofErr w:type="gramStart"/>
       <w:r>
         <w:rPr>
           <w:lang w:val="en-IN"/>
         </w:rPr>
         <w:t>)</w:t>
       </w:r>
-    </w:p>
-    <w:p>
-      <w:pPr>
-        <w:pStyle w:val="ListParagraph"/>
-        <w:rPr>
-          <w:lang w:val="en-IN"/>
-        </w:rPr>
-      </w:pPr>
-      <w:r>
-        <w:rPr>
-          <w:lang w:val="en-IN"/>
-        </w:rPr>
-        <w:t xml:space="preserve">Pigeon can only </w:t>
-      </w:r>
+      <w:r>
+        <w:rPr>
+          <w:lang w:val="en-IN"/>
+        </w:rPr>
+        <w:t xml:space="preserve"> :</w:t>
+      </w:r>
+      <w:proofErr w:type="gramEnd"/>
+      <w:r>
+        <w:rPr>
+          <w:lang w:val="en-IN"/>
+        </w:rPr>
+        <w:t xml:space="preserve"> </w:t>
+      </w:r>
+      <w:r>
+        <w:rPr>
+          <w:lang w:val="en-IN"/>
+        </w:rPr>
+        <w:t>Interfaces with a single abstract method (functional interfaces) are ideal for lambda expressions and method references.</w:t>
+      </w:r>
+    </w:p>
+    <w:p>
+      <w:pPr>
+        <w:pStyle w:val="ListParagraph"/>
+        <w:rPr>
+          <w:lang w:val="en-IN"/>
+        </w:rPr>
+      </w:pPr>
+      <w:r>
+        <w:rPr>
+          <w:lang w:val="en-IN"/>
+        </w:rPr>
+        <w:t>Example:</w:t>
+      </w:r>
+    </w:p>
+    <w:p>
+      <w:pPr>
+        <w:pStyle w:val="ListParagraph"/>
+        <w:ind w:left="1440"/>
+        <w:rPr>
+          <w:lang w:val="en-IN"/>
+        </w:rPr>
+      </w:pPr>
+      <w:r>
+        <w:rPr>
+          <w:lang w:val="en-IN"/>
+        </w:rPr>
+        <w:t>A Comparator interface is a functional interface used for sorting.</w:t>
+      </w:r>
+    </w:p>
+    <w:p>
+      <w:pPr>
+        <w:pStyle w:val="ListParagraph"/>
+        <w:ind w:left="1440"/>
+        <w:rPr>
+          <w:lang w:val="en-IN"/>
+        </w:rPr>
+      </w:pPr>
       <w:proofErr w:type="gramStart"/>
       <w:r>
         <w:rPr>
           <w:lang w:val="en-IN"/>
         </w:rPr>
-        <w:t>Fly</w:t>
+        <w:lastRenderedPageBreak/>
+        <w:t>public</w:t>
       </w:r>
       <w:proofErr w:type="gramEnd"/>
       <w:r>
         <w:rPr>
           <w:lang w:val="en-IN"/>
         </w:rPr>
-        <w:t xml:space="preserve"> hence Flyable</w:t>
-      </w:r>
-    </w:p>
-    <w:p>
-      <w:pPr>
-        <w:pStyle w:val="ListParagraph"/>
-        <w:rPr>
-          <w:lang w:val="en-IN"/>
-        </w:rPr>
-      </w:pPr>
-      <w:r>
-        <w:rPr>
-          <w:lang w:val="en-IN"/>
-        </w:rPr>
-        <w:t xml:space="preserve">Penguin can only swim hence Swimmable </w:t>
-      </w:r>
-    </w:p>
-    <w:p>
-      <w:pPr>
-        <w:pStyle w:val="ListParagraph"/>
-        <w:rPr>
-          <w:i/>
-          <w:sz w:val="20"/>
-          <w:szCs w:val="20"/>
-          <w:lang w:val="en-IN"/>
-        </w:rPr>
-      </w:pPr>
+        <w:t xml:space="preserve"> interface Comparator&lt;T&gt; {</w:t>
+      </w:r>
+    </w:p>
+    <w:p>
+      <w:pPr>
+        <w:pStyle w:val="ListParagraph"/>
+        <w:ind w:left="1440"/>
+        <w:rPr>
+          <w:lang w:val="en-IN"/>
+        </w:rPr>
+      </w:pPr>
+      <w:r>
+        <w:rPr>
+          <w:lang w:val="en-IN"/>
+        </w:rPr>
+        <w:t xml:space="preserve">    </w:t>
+      </w:r>
+      <w:proofErr w:type="spellStart"/>
       <w:proofErr w:type="gramStart"/>
       <w:r>
         <w:rPr>
-          <w:i/>
-          <w:sz w:val="20"/>
-          <w:szCs w:val="20"/>
-          <w:lang w:val="en-IN"/>
-        </w:rPr>
-        <w:t>interface</w:t>
-      </w:r>
+          <w:lang w:val="en-IN"/>
+        </w:rPr>
+        <w:t>int</w:t>
+      </w:r>
+      <w:proofErr w:type="spellEnd"/>
       <w:proofErr w:type="gramEnd"/>
       <w:r>
         <w:rPr>
-          <w:i/>
-          <w:sz w:val="20"/>
-          <w:szCs w:val="20"/>
-          <w:lang w:val="en-IN"/>
-        </w:rPr>
-        <w:t xml:space="preserve"> Flyable {void fly();}</w:t>
-      </w:r>
-    </w:p>
-    <w:p>
-      <w:pPr>
-        <w:pStyle w:val="ListParagraph"/>
-        <w:rPr>
-          <w:i/>
-          <w:sz w:val="20"/>
-          <w:szCs w:val="20"/>
-          <w:lang w:val="en-IN"/>
-        </w:rPr>
-      </w:pPr>
-      <w:proofErr w:type="gramStart"/>
-      <w:r>
-        <w:rPr>
-          <w:i/>
-          <w:sz w:val="20"/>
-          <w:szCs w:val="20"/>
-          <w:lang w:val="en-IN"/>
-        </w:rPr>
-        <w:t>interface</w:t>
-      </w:r>
-      <w:proofErr w:type="gramEnd"/>
-      <w:r>
-        <w:rPr>
-          <w:i/>
-          <w:sz w:val="20"/>
-          <w:szCs w:val="20"/>
-          <w:lang w:val="en-IN"/>
-        </w:rPr>
-        <w:t xml:space="preserve"> Swimmable {void swim();}</w:t>
-      </w:r>
-    </w:p>
-    <w:p>
-      <w:pPr>
-        <w:pStyle w:val="ListParagraph"/>
-        <w:rPr>
-          <w:i/>
-          <w:sz w:val="20"/>
-          <w:szCs w:val="20"/>
-          <w:lang w:val="en-IN"/>
-        </w:rPr>
-      </w:pPr>
-      <w:proofErr w:type="gramStart"/>
-      <w:r>
-        <w:rPr>
-          <w:i/>
-          <w:sz w:val="20"/>
-          <w:szCs w:val="20"/>
-          <w:lang w:val="en-IN"/>
-        </w:rPr>
-        <w:t>class</w:t>
-      </w:r>
-      <w:proofErr w:type="gramEnd"/>
-      <w:r>
-        <w:rPr>
-          <w:i/>
-          <w:sz w:val="20"/>
-          <w:szCs w:val="20"/>
-          <w:lang w:val="en-IN"/>
-        </w:rPr>
-        <w:t xml:space="preserve"> Duck implements Flyable, Swimmable {</w:t>
-      </w:r>
-    </w:p>
-    <w:p>
-      <w:pPr>
-        <w:pStyle w:val="ListParagraph"/>
-        <w:rPr>
-          <w:i/>
-          <w:sz w:val="20"/>
-          <w:szCs w:val="20"/>
-          <w:lang w:val="en-IN"/>
-        </w:rPr>
-      </w:pPr>
-      <w:r>
-        <w:rPr>
-          <w:i/>
-          <w:sz w:val="20"/>
-          <w:szCs w:val="20"/>
-          <w:lang w:val="en-IN"/>
-        </w:rPr>
-        <w:t xml:space="preserve">    </w:t>
-      </w:r>
-      <w:proofErr w:type="gramStart"/>
-      <w:r>
-        <w:rPr>
-          <w:i/>
-          <w:sz w:val="20"/>
-          <w:szCs w:val="20"/>
-          <w:lang w:val="en-IN"/>
-        </w:rPr>
-        <w:t>public</w:t>
-      </w:r>
-      <w:proofErr w:type="gramEnd"/>
-      <w:r>
-        <w:rPr>
-          <w:i/>
-          <w:sz w:val="20"/>
-          <w:szCs w:val="20"/>
-          <w:lang w:val="en-IN"/>
-        </w:rPr>
-        <w:t xml:space="preserve"> void fly() {</w:t>
-      </w:r>
-    </w:p>
-    <w:p>
-      <w:pPr>
-        <w:pStyle w:val="ListParagraph"/>
-        <w:rPr>
-          <w:i/>
-          <w:sz w:val="20"/>
-          <w:szCs w:val="20"/>
-          <w:lang w:val="en-IN"/>
-        </w:rPr>
-      </w:pPr>
-      <w:r>
-        <w:rPr>
-          <w:i/>
-          <w:sz w:val="20"/>
-          <w:szCs w:val="20"/>
-          <w:lang w:val="en-IN"/>
-        </w:rPr>
-        <w:t xml:space="preserve">        // Duck-specific flying </w:t>
-      </w:r>
-      <w:proofErr w:type="spellStart"/>
-      <w:r>
-        <w:rPr>
-          <w:i/>
-          <w:sz w:val="20"/>
-          <w:szCs w:val="20"/>
-          <w:lang w:val="en-IN"/>
-        </w:rPr>
-        <w:t>behavior</w:t>
-      </w:r>
-      <w:proofErr w:type="spellEnd"/>
-    </w:p>
-    <w:p>
-      <w:pPr>
-        <w:pStyle w:val="ListParagraph"/>
-        <w:rPr>
-          <w:i/>
-          <w:sz w:val="20"/>
-          <w:szCs w:val="20"/>
-          <w:lang w:val="en-IN"/>
-        </w:rPr>
-      </w:pPr>
-      <w:r>
-        <w:rPr>
-          <w:i/>
-          <w:sz w:val="20"/>
-          <w:szCs w:val="20"/>
-          <w:lang w:val="en-IN"/>
-        </w:rPr>
-        <w:lastRenderedPageBreak/>
-        <w:t xml:space="preserve">    }</w:t>
-      </w:r>
-    </w:p>
-    <w:p>
-      <w:pPr>
-        <w:pStyle w:val="ListParagraph"/>
-        <w:rPr>
-          <w:i/>
-          <w:sz w:val="20"/>
-          <w:szCs w:val="20"/>
-          <w:lang w:val="en-IN"/>
-        </w:rPr>
-      </w:pPr>
-      <w:r>
-        <w:rPr>
-          <w:i/>
-          <w:sz w:val="20"/>
-          <w:szCs w:val="20"/>
-          <w:lang w:val="en-IN"/>
-        </w:rPr>
-        <w:t xml:space="preserve">    </w:t>
-      </w:r>
-      <w:proofErr w:type="gramStart"/>
-      <w:r>
-        <w:rPr>
-          <w:i/>
-          <w:sz w:val="20"/>
-          <w:szCs w:val="20"/>
-          <w:lang w:val="en-IN"/>
-        </w:rPr>
-        <w:t>public</w:t>
-      </w:r>
-      <w:proofErr w:type="gramEnd"/>
-      <w:r>
-        <w:rPr>
-          <w:i/>
-          <w:sz w:val="20"/>
-          <w:szCs w:val="20"/>
-          <w:lang w:val="en-IN"/>
-        </w:rPr>
-        <w:t xml:space="preserve"> void swim() {</w:t>
-      </w:r>
-    </w:p>
-    <w:p>
-      <w:pPr>
-        <w:pStyle w:val="ListParagraph"/>
-        <w:rPr>
-          <w:i/>
-          <w:sz w:val="20"/>
-          <w:szCs w:val="20"/>
-          <w:lang w:val="en-IN"/>
-        </w:rPr>
-      </w:pPr>
-      <w:r>
-        <w:rPr>
-          <w:i/>
-          <w:sz w:val="20"/>
-          <w:szCs w:val="20"/>
-          <w:lang w:val="en-IN"/>
-        </w:rPr>
-        <w:t xml:space="preserve">        // Duck-specific swimming </w:t>
-      </w:r>
-      <w:proofErr w:type="spellStart"/>
-      <w:r>
-        <w:rPr>
-          <w:i/>
-          <w:sz w:val="20"/>
-          <w:szCs w:val="20"/>
-          <w:lang w:val="en-IN"/>
-        </w:rPr>
-        <w:t>behavior</w:t>
-      </w:r>
-      <w:proofErr w:type="spellEnd"/>
-    </w:p>
-    <w:p>
-      <w:pPr>
-        <w:pStyle w:val="ListParagraph"/>
-        <w:rPr>
-          <w:i/>
-          <w:sz w:val="20"/>
-          <w:szCs w:val="20"/>
-          <w:lang w:val="en-IN"/>
-        </w:rPr>
-      </w:pPr>
-      <w:r>
-        <w:rPr>
-          <w:i/>
-          <w:sz w:val="20"/>
-          <w:szCs w:val="20"/>
-          <w:lang w:val="en-IN"/>
-        </w:rPr>
-        <w:t xml:space="preserve">    }</w:t>
-      </w:r>
-    </w:p>
-    <w:p>
-      <w:pPr>
-        <w:pStyle w:val="ListParagraph"/>
-        <w:rPr>
-          <w:i/>
-          <w:sz w:val="20"/>
-          <w:szCs w:val="20"/>
-          <w:lang w:val="en-IN"/>
-        </w:rPr>
-      </w:pPr>
-      <w:r>
-        <w:rPr>
-          <w:i/>
-          <w:sz w:val="20"/>
-          <w:szCs w:val="20"/>
+          <w:lang w:val="en-IN"/>
+        </w:rPr>
+        <w:t xml:space="preserve"> compare(T o1, T o2);</w:t>
+      </w:r>
+    </w:p>
+    <w:p>
+      <w:pPr>
+        <w:pStyle w:val="ListParagraph"/>
+        <w:ind w:left="1440"/>
+        <w:rPr>
+          <w:lang w:val="en-IN"/>
+        </w:rPr>
+      </w:pPr>
+      <w:r>
+        <w:rPr>
           <w:lang w:val="en-IN"/>
         </w:rPr>
         <w:t>}</w:t>
@@ -2999,172 +4293,49 @@
     <w:p>
       <w:pPr>
         <w:pStyle w:val="ListParagraph"/>
-        <w:rPr>
-          <w:i/>
-          <w:sz w:val="20"/>
-          <w:szCs w:val="20"/>
-          <w:lang w:val="en-IN"/>
-        </w:rPr>
-      </w:pPr>
-      <w:r>
-        <w:rPr>
-          <w:i/>
-          <w:sz w:val="20"/>
-          <w:szCs w:val="20"/>
-          <w:lang w:val="en-IN"/>
-        </w:rPr>
-        <w:t>Class Pigeon implements Flyable {</w:t>
-      </w:r>
-    </w:p>
-    <w:p>
-      <w:pPr>
-        <w:pStyle w:val="ListParagraph"/>
-        <w:rPr>
-          <w:i/>
-          <w:sz w:val="20"/>
-          <w:szCs w:val="20"/>
-          <w:lang w:val="en-IN"/>
-        </w:rPr>
-      </w:pPr>
-      <w:r>
-        <w:rPr>
-          <w:i/>
-          <w:sz w:val="20"/>
-          <w:szCs w:val="20"/>
-          <w:lang w:val="en-IN"/>
-        </w:rPr>
-        <w:t xml:space="preserve"> </w:t>
-      </w:r>
-      <w:r>
-        <w:rPr>
-          <w:i/>
-          <w:sz w:val="20"/>
-          <w:szCs w:val="20"/>
-          <w:lang w:val="en-IN"/>
-        </w:rPr>
-        <w:tab/>
-      </w:r>
-      <w:proofErr w:type="gramStart"/>
-      <w:r>
-        <w:rPr>
-          <w:i/>
-          <w:sz w:val="20"/>
-          <w:szCs w:val="20"/>
-          <w:lang w:val="en-IN"/>
-        </w:rPr>
-        <w:t>public</w:t>
-      </w:r>
-      <w:proofErr w:type="gramEnd"/>
-      <w:r>
-        <w:rPr>
-          <w:i/>
-          <w:sz w:val="20"/>
-          <w:szCs w:val="20"/>
-          <w:lang w:val="en-IN"/>
-        </w:rPr>
-        <w:t xml:space="preserve"> void fly() { }</w:t>
-      </w:r>
-      <w:r>
-        <w:rPr>
-          <w:i/>
-          <w:sz w:val="20"/>
-          <w:szCs w:val="20"/>
-          <w:lang w:val="en-IN"/>
-        </w:rPr>
-        <w:br/>
-        <w:t>}</w:t>
-      </w:r>
-    </w:p>
-    <w:p>
-      <w:pPr>
-        <w:pStyle w:val="ListParagraph"/>
-        <w:rPr>
-          <w:b/>
-          <w:i/>
-          <w:sz w:val="20"/>
-          <w:szCs w:val="20"/>
-          <w:lang w:val="en-IN"/>
-        </w:rPr>
-      </w:pPr>
-      <w:r>
-        <w:rPr>
-          <w:i/>
-          <w:sz w:val="20"/>
-          <w:szCs w:val="20"/>
-          <w:lang w:val="en-IN"/>
-        </w:rPr>
-        <w:t xml:space="preserve">Class Penguin implements </w:t>
-      </w:r>
-      <w:proofErr w:type="spellStart"/>
-      <w:r>
-        <w:rPr>
-          <w:i/>
-          <w:sz w:val="20"/>
-          <w:szCs w:val="20"/>
-          <w:lang w:val="en-IN"/>
-        </w:rPr>
-        <w:t>Swimable</w:t>
-      </w:r>
-      <w:proofErr w:type="spellEnd"/>
-      <w:r>
-        <w:rPr>
-          <w:i/>
-          <w:sz w:val="20"/>
-          <w:szCs w:val="20"/>
-          <w:lang w:val="en-IN"/>
-        </w:rPr>
-        <w:t xml:space="preserve"> {</w:t>
-      </w:r>
-      <w:r>
-        <w:rPr>
-          <w:i/>
-          <w:sz w:val="20"/>
-          <w:szCs w:val="20"/>
-          <w:lang w:val="en-IN"/>
-        </w:rPr>
-        <w:br/>
-        <w:t xml:space="preserve"> </w:t>
-      </w:r>
-      <w:r>
-        <w:rPr>
-          <w:i/>
-          <w:sz w:val="20"/>
-          <w:szCs w:val="20"/>
-          <w:lang w:val="en-IN"/>
-        </w:rPr>
-        <w:tab/>
-        <w:t xml:space="preserve">public void </w:t>
-      </w:r>
-      <w:proofErr w:type="gramStart"/>
-      <w:r>
-        <w:rPr>
-          <w:i/>
-          <w:sz w:val="20"/>
-          <w:szCs w:val="20"/>
-          <w:lang w:val="en-IN"/>
-        </w:rPr>
-        <w:t>swim(</w:t>
-      </w:r>
-      <w:proofErr w:type="gramEnd"/>
-      <w:r>
-        <w:rPr>
-          <w:i/>
-          <w:sz w:val="20"/>
-          <w:szCs w:val="20"/>
-          <w:lang w:val="en-IN"/>
-        </w:rPr>
-        <w:t>){ }</w:t>
-      </w:r>
-      <w:r>
-        <w:rPr>
-          <w:i/>
-          <w:sz w:val="20"/>
-          <w:szCs w:val="20"/>
-          <w:lang w:val="en-IN"/>
-        </w:rPr>
-        <w:br/>
-        <w:t>}</w:t>
-      </w:r>
+        <w:ind w:left="1440"/>
+        <w:rPr>
+          <w:lang w:val="en-IN"/>
+        </w:rPr>
+      </w:pPr>
+    </w:p>
+    <w:p>
+      <w:pPr>
+        <w:pStyle w:val="ListParagraph"/>
+        <w:ind w:left="1440"/>
+        <w:rPr>
+          <w:lang w:val="en-IN"/>
+        </w:rPr>
+      </w:pPr>
+      <w:r>
+        <w:rPr>
+          <w:lang w:val="en-IN"/>
+        </w:rPr>
+        <w:t>// Lambda expression</w:t>
+      </w:r>
+    </w:p>
+    <w:p>
+      <w:pPr>
+        <w:pStyle w:val="ListParagraph"/>
+        <w:ind w:left="1440"/>
+        <w:rPr>
+          <w:lang w:val="en-IN"/>
+        </w:rPr>
+      </w:pPr>
+      <w:r>
+        <w:rPr>
+          <w:lang w:val="en-IN"/>
+        </w:rPr>
+        <w:t>Comparator&lt;Integer&gt; comparator = (a, b) -&gt; a - b;</w:t>
+      </w:r>
+    </w:p>
+    <w:p>
+      <w:pPr>
+        <w:pStyle w:val="ListParagraph"/>
+        <w:rPr>
+          <w:lang w:val="en-IN"/>
+        </w:rPr>
+      </w:pPr>
     </w:p>
     <w:p>
       <w:pPr>
@@ -3189,20 +4360,54 @@
     <w:p>
       <w:pPr>
         <w:pStyle w:val="ListParagraph"/>
-        <w:rPr>
-          <w:lang w:val="en-IN"/>
-        </w:rPr>
-      </w:pPr>
-      <w:r>
-        <w:rPr>
-          <w:lang w:val="en-IN"/>
-        </w:rPr>
-        <w:t>Abstract class if acting as parent class then we can invoke the constructor of Abstract class.</w:t>
-      </w:r>
-    </w:p>
-    <w:p>
-      <w:pPr>
-        <w:pStyle w:val="ListParagraph"/>
+        <w:numPr>
+          <w:ilvl w:val="0"/>
+          <w:numId w:val="45"/>
+        </w:numPr>
+        <w:rPr>
+          <w:lang w:val="en-IN"/>
+        </w:rPr>
+      </w:pPr>
+      <w:r>
+        <w:rPr>
+          <w:lang w:val="en-IN"/>
+        </w:rPr>
+        <w:t>If an abstract class serves as a parent class, its constructor can be invoked</w:t>
+      </w:r>
+      <w:r>
+        <w:rPr>
+          <w:lang w:val="en-IN"/>
+        </w:rPr>
+        <w:t xml:space="preserve"> via </w:t>
+      </w:r>
+      <w:proofErr w:type="gramStart"/>
+      <w:r>
+        <w:rPr>
+          <w:lang w:val="en-IN"/>
+        </w:rPr>
+        <w:t>super(</w:t>
+      </w:r>
+      <w:proofErr w:type="gramEnd"/>
+      <w:r>
+        <w:rPr>
+          <w:lang w:val="en-IN"/>
+        </w:rPr>
+        <w:t>)</w:t>
+      </w:r>
+      <w:r>
+        <w:rPr>
+          <w:lang w:val="en-IN"/>
+        </w:rPr>
+        <w:t>.</w:t>
+      </w:r>
+    </w:p>
+    <w:p>
+      <w:pPr>
+        <w:pStyle w:val="ListParagraph"/>
+        <w:numPr>
+          <w:ilvl w:val="0"/>
+          <w:numId w:val="45"/>
+        </w:numPr>
         <w:rPr>
           <w:lang w:val="en-IN"/>
         </w:rPr>
@@ -3223,7 +4428,13 @@
         <w:rPr>
           <w:lang w:val="en-IN"/>
         </w:rPr>
-        <w:t xml:space="preserve"> default constructor via </w:t>
+        <w:t xml:space="preserve"> de</w:t>
+      </w:r>
+      <w:r>
+        <w:rPr>
+          <w:lang w:val="en-IN"/>
+        </w:rPr>
+        <w:t xml:space="preserve">fault constructor via </w:t>
       </w:r>
       <w:proofErr w:type="gramStart"/>
       <w:r>
@@ -3239,11 +4450,22 @@
         </w:rPr>
         <w:t xml:space="preserve">). </w:t>
       </w:r>
-      <w:r>
-        <w:rPr>
-          <w:lang w:val="en-IN"/>
-        </w:rPr>
-        <w:br/>
+    </w:p>
+    <w:p>
+      <w:pPr>
+        <w:pStyle w:val="ListParagraph"/>
+        <w:numPr>
+          <w:ilvl w:val="0"/>
+          <w:numId w:val="45"/>
+        </w:numPr>
+        <w:rPr>
+          <w:lang w:val="en-IN"/>
+        </w:rPr>
+      </w:pPr>
+      <w:r>
+        <w:rPr>
+          <w:lang w:val="en-IN"/>
+        </w:rPr>
         <w:t xml:space="preserve">We can </w:t>
       </w:r>
       <w:r>
@@ -3290,7 +4512,12 @@
         <w:rPr>
           <w:lang w:val="en-IN"/>
         </w:rPr>
-        <w:br/>
+        <w:t xml:space="preserve"> </w:t>
+      </w:r>
+      <w:r>
+        <w:rPr>
+          <w:lang w:val="en-IN"/>
+        </w:rPr>
         <w:t>Invoking the constructor promotes initialization of variables and code reusability.</w:t>
       </w:r>
     </w:p>
@@ -3833,53 +5060,53 @@
         <w:rPr>
           <w:lang w:val="en-IN"/>
         </w:rPr>
+        <w:t>Multi Threading. Why Multi</w:t>
+      </w:r>
+      <w:r>
+        <w:rPr>
+          <w:lang w:val="en-IN"/>
+        </w:rPr>
+        <w:t xml:space="preserve"> </w:t>
+      </w:r>
+      <w:r>
+        <w:rPr>
+          <w:lang w:val="en-IN"/>
+        </w:rPr>
+        <w:t>Threading?</w:t>
+      </w:r>
+    </w:p>
+    <w:p>
+      <w:pPr>
+        <w:pStyle w:val="ListParagraph"/>
+        <w:rPr>
+          <w:lang w:val="en-IN"/>
+        </w:rPr>
+      </w:pPr>
+      <w:r>
+        <w:rPr>
+          <w:lang w:val="en-IN"/>
+        </w:rPr>
+        <w:t>Execute m</w:t>
+      </w:r>
+      <w:r>
+        <w:rPr>
+          <w:lang w:val="en-IN"/>
+        </w:rPr>
+        <w:t>ultiple threads independently at the same time.</w:t>
+      </w:r>
+    </w:p>
+    <w:p>
+      <w:pPr>
+        <w:pStyle w:val="ListParagraph"/>
+        <w:rPr>
+          <w:lang w:val="en-IN"/>
+        </w:rPr>
+      </w:pPr>
+      <w:r>
+        <w:rPr>
+          <w:lang w:val="en-IN"/>
+        </w:rPr>
         <w:lastRenderedPageBreak/>
-        <w:t>Multi Threading. Why Multi</w:t>
-      </w:r>
-      <w:r>
-        <w:rPr>
-          <w:lang w:val="en-IN"/>
-        </w:rPr>
-        <w:t xml:space="preserve"> </w:t>
-      </w:r>
-      <w:r>
-        <w:rPr>
-          <w:lang w:val="en-IN"/>
-        </w:rPr>
-        <w:t>Threading?</w:t>
-      </w:r>
-    </w:p>
-    <w:p>
-      <w:pPr>
-        <w:pStyle w:val="ListParagraph"/>
-        <w:rPr>
-          <w:lang w:val="en-IN"/>
-        </w:rPr>
-      </w:pPr>
-      <w:r>
-        <w:rPr>
-          <w:lang w:val="en-IN"/>
-        </w:rPr>
-        <w:t>Execute m</w:t>
-      </w:r>
-      <w:r>
-        <w:rPr>
-          <w:lang w:val="en-IN"/>
-        </w:rPr>
-        <w:t>ultiple threads independently at the same time.</w:t>
-      </w:r>
-    </w:p>
-    <w:p>
-      <w:pPr>
-        <w:pStyle w:val="ListParagraph"/>
-        <w:rPr>
-          <w:lang w:val="en-IN"/>
-        </w:rPr>
-      </w:pPr>
-      <w:r>
-        <w:rPr>
-          <w:lang w:val="en-IN"/>
-        </w:rPr>
         <w:t>Why Multithreading? -&gt; Efficient use of CPU.</w:t>
       </w:r>
       <w:r>
@@ -4092,6 +5319,39 @@
         </w:rPr>
         <w:t xml:space="preserve"> interface is better way.</w:t>
       </w:r>
+      <w:r>
+        <w:rPr>
+          <w:lang w:val="en-IN"/>
+        </w:rPr>
+        <w:t xml:space="preserve"> In both ways, the </w:t>
+      </w:r>
+      <w:proofErr w:type="gramStart"/>
+      <w:r>
+        <w:rPr>
+          <w:b/>
+          <w:lang w:val="en-IN"/>
+        </w:rPr>
+        <w:t>run</w:t>
+      </w:r>
+      <w:r>
+        <w:rPr>
+          <w:lang w:val="en-IN"/>
+        </w:rPr>
+        <w:t>(</w:t>
+      </w:r>
+      <w:proofErr w:type="gramEnd"/>
+      <w:r>
+        <w:rPr>
+          <w:lang w:val="en-IN"/>
+        </w:rPr>
+        <w:t>)</w:t>
+      </w:r>
+      <w:r>
+        <w:rPr>
+          <w:lang w:val="en-IN"/>
+        </w:rPr>
+        <w:t xml:space="preserve"> method contains the code to be executed in new thread</w:t>
+      </w:r>
     </w:p>
     <w:p>
       <w:pPr>
@@ -5447,6 +6707,37 @@
           <w:lang w:val="en-IN"/>
         </w:rPr>
         <w:br/>
+        <w:t xml:space="preserve"> </w:t>
+      </w:r>
+      <w:r>
+        <w:rPr>
+          <w:i/>
+          <w:sz w:val="20"/>
+          <w:szCs w:val="20"/>
+          <w:lang w:val="en-IN"/>
+        </w:rPr>
+        <w:tab/>
+        <w:t xml:space="preserve">// Create threads and associate them with the </w:t>
+      </w:r>
+      <w:proofErr w:type="spellStart"/>
+      <w:r>
+        <w:rPr>
+          <w:i/>
+          <w:sz w:val="20"/>
+          <w:szCs w:val="20"/>
+          <w:lang w:val="en-IN"/>
+        </w:rPr>
+        <w:t>runnables</w:t>
+      </w:r>
+      <w:proofErr w:type="spellEnd"/>
+      <w:r>
+        <w:rPr>
+          <w:i/>
+          <w:sz w:val="20"/>
+          <w:szCs w:val="20"/>
+          <w:lang w:val="en-IN"/>
+        </w:rPr>
+        <w:br/>
       </w:r>
       <w:r>
         <w:rPr>
@@ -5466,19 +6757,17 @@
           <w:lang w:val="en-IN"/>
         </w:rPr>
         <w:tab/>
-        <w:t xml:space="preserve">// Create threads and associate them with the </w:t>
-      </w:r>
-      <w:proofErr w:type="spellStart"/>
-      <w:r>
-        <w:rPr>
-          <w:i/>
-          <w:sz w:val="20"/>
-          <w:szCs w:val="20"/>
-          <w:lang w:val="en-IN"/>
-        </w:rPr>
-        <w:t>runnables</w:t>
-      </w:r>
-      <w:proofErr w:type="spellEnd"/>
+        <w:t>Thread thread1 = new Thread(runnable1);</w:t>
+      </w:r>
+      <w:r>
+        <w:rPr>
+          <w:i/>
+          <w:sz w:val="20"/>
+          <w:szCs w:val="20"/>
+          <w:lang w:val="en-IN"/>
+        </w:rPr>
+        <w:t xml:space="preserve"> </w:t>
+      </w:r>
       <w:r>
         <w:rPr>
           <w:i/>
@@ -5497,7 +6786,7 @@
           <w:lang w:val="en-IN"/>
         </w:rPr>
         <w:tab/>
-        <w:t>Thread thread1 = new Thread(runnable1);</w:t>
+        <w:t>Thread thread2 = new Thread(runnable2);</w:t>
       </w:r>
       <w:r>
         <w:rPr>
@@ -5517,7 +6806,56 @@
           <w:lang w:val="en-IN"/>
         </w:rPr>
         <w:tab/>
-        <w:t>Thread thread2 = new Thread(runnable2);</w:t>
+        <w:t xml:space="preserve">// these runnable1 &amp; runnable2  can be changed into </w:t>
+      </w:r>
+      <w:proofErr w:type="spellStart"/>
+      <w:r>
+        <w:rPr>
+          <w:i/>
+          <w:sz w:val="20"/>
+          <w:szCs w:val="20"/>
+          <w:lang w:val="en-IN"/>
+        </w:rPr>
+        <w:t>lamda</w:t>
+      </w:r>
+      <w:proofErr w:type="spellEnd"/>
+      <w:r>
+        <w:rPr>
+          <w:i/>
+          <w:sz w:val="20"/>
+          <w:szCs w:val="20"/>
+          <w:lang w:val="en-IN"/>
+        </w:rPr>
+        <w:t xml:space="preserve"> expression. </w:t>
+      </w:r>
+      <w:proofErr w:type="gramStart"/>
+      <w:r>
+        <w:rPr>
+          <w:i/>
+          <w:sz w:val="20"/>
+          <w:szCs w:val="20"/>
+          <w:lang w:val="en-IN"/>
+        </w:rPr>
+        <w:t>E.g.</w:t>
+      </w:r>
+      <w:proofErr w:type="gramEnd"/>
+      <w:r>
+        <w:rPr>
+          <w:i/>
+          <w:sz w:val="20"/>
+          <w:szCs w:val="20"/>
+          <w:lang w:val="en-IN"/>
+        </w:rPr>
+        <w:t xml:space="preserve">  given below</w:t>
+      </w:r>
+      <w:r>
+        <w:rPr>
+          <w:i/>
+          <w:sz w:val="20"/>
+          <w:szCs w:val="20"/>
+          <w:lang w:val="en-IN"/>
+        </w:rPr>
+        <w:t xml:space="preserve"> </w:t>
       </w:r>
       <w:r>
         <w:rPr>
@@ -5557,7 +6895,26 @@
           <w:lang w:val="en-IN"/>
         </w:rPr>
         <w:tab/>
-        <w:t>thread1.start();</w:t>
+      </w:r>
+      <w:proofErr w:type="gramStart"/>
+      <w:r>
+        <w:rPr>
+          <w:i/>
+          <w:sz w:val="20"/>
+          <w:szCs w:val="20"/>
+          <w:lang w:val="en-IN"/>
+        </w:rPr>
+        <w:t>thread1.start(</w:t>
+      </w:r>
+      <w:proofErr w:type="gramEnd"/>
+      <w:r>
+        <w:rPr>
+          <w:i/>
+          <w:sz w:val="20"/>
+          <w:szCs w:val="20"/>
+          <w:lang w:val="en-IN"/>
+        </w:rPr>
+        <w:t>);</w:t>
       </w:r>
       <w:r>
         <w:rPr>
@@ -5608,6 +6965,325 @@
         </w:rPr>
         <w:br/>
         <w:t>}</w:t>
+      </w:r>
+    </w:p>
+    <w:p>
+      <w:pPr>
+        <w:rPr>
+          <w:i/>
+          <w:sz w:val="20"/>
+          <w:szCs w:val="20"/>
+          <w:lang w:val="en-IN"/>
+        </w:rPr>
+      </w:pPr>
+      <w:r>
+        <w:rPr>
+          <w:i/>
+          <w:sz w:val="20"/>
+          <w:szCs w:val="20"/>
+          <w:lang w:val="en-IN"/>
+        </w:rPr>
+        <w:t xml:space="preserve">Thread thread1 = new </w:t>
+      </w:r>
+      <w:proofErr w:type="gramStart"/>
+      <w:r>
+        <w:rPr>
+          <w:i/>
+          <w:sz w:val="20"/>
+          <w:szCs w:val="20"/>
+          <w:lang w:val="en-IN"/>
+        </w:rPr>
+        <w:t>Thread(</w:t>
+      </w:r>
+      <w:proofErr w:type="gramEnd"/>
+      <w:r>
+        <w:rPr>
+          <w:i/>
+          <w:sz w:val="20"/>
+          <w:szCs w:val="20"/>
+          <w:lang w:val="en-IN"/>
+        </w:rPr>
+        <w:t>()-&gt;{</w:t>
+      </w:r>
+      <w:r>
+        <w:rPr>
+          <w:i/>
+          <w:sz w:val="20"/>
+          <w:szCs w:val="20"/>
+          <w:lang w:val="en-IN"/>
+        </w:rPr>
+        <w:br/>
+        <w:t xml:space="preserve"> </w:t>
+      </w:r>
+      <w:r>
+        <w:rPr>
+          <w:i/>
+          <w:sz w:val="20"/>
+          <w:szCs w:val="20"/>
+          <w:lang w:val="en-IN"/>
+        </w:rPr>
+        <w:tab/>
+      </w:r>
+      <w:r>
+        <w:rPr>
+          <w:i/>
+          <w:sz w:val="20"/>
+          <w:szCs w:val="20"/>
+          <w:lang w:val="en-IN"/>
+        </w:rPr>
+        <w:t>fo</w:t>
+      </w:r>
+      <w:r>
+        <w:rPr>
+          <w:i/>
+          <w:sz w:val="20"/>
+          <w:szCs w:val="20"/>
+          <w:lang w:val="en-IN"/>
+        </w:rPr>
+        <w:t>r (</w:t>
+      </w:r>
+      <w:proofErr w:type="spellStart"/>
+      <w:r>
+        <w:rPr>
+          <w:i/>
+          <w:sz w:val="20"/>
+          <w:szCs w:val="20"/>
+          <w:lang w:val="en-IN"/>
+        </w:rPr>
+        <w:t>int</w:t>
+      </w:r>
+      <w:proofErr w:type="spellEnd"/>
+      <w:r>
+        <w:rPr>
+          <w:i/>
+          <w:sz w:val="20"/>
+          <w:szCs w:val="20"/>
+          <w:lang w:val="en-IN"/>
+        </w:rPr>
+        <w:t xml:space="preserve"> </w:t>
+      </w:r>
+      <w:proofErr w:type="spellStart"/>
+      <w:r>
+        <w:rPr>
+          <w:i/>
+          <w:sz w:val="20"/>
+          <w:szCs w:val="20"/>
+          <w:lang w:val="en-IN"/>
+        </w:rPr>
+        <w:t>i</w:t>
+      </w:r>
+      <w:proofErr w:type="spellEnd"/>
+      <w:r>
+        <w:rPr>
+          <w:i/>
+          <w:sz w:val="20"/>
+          <w:szCs w:val="20"/>
+          <w:lang w:val="en-IN"/>
+        </w:rPr>
+        <w:t xml:space="preserve"> = 0; </w:t>
+      </w:r>
+      <w:proofErr w:type="spellStart"/>
+      <w:r>
+        <w:rPr>
+          <w:i/>
+          <w:sz w:val="20"/>
+          <w:szCs w:val="20"/>
+          <w:lang w:val="en-IN"/>
+        </w:rPr>
+        <w:t>i</w:t>
+      </w:r>
+      <w:proofErr w:type="spellEnd"/>
+      <w:r>
+        <w:rPr>
+          <w:i/>
+          <w:sz w:val="20"/>
+          <w:szCs w:val="20"/>
+          <w:lang w:val="en-IN"/>
+        </w:rPr>
+        <w:t xml:space="preserve"> &lt; 5; </w:t>
+      </w:r>
+      <w:proofErr w:type="spellStart"/>
+      <w:r>
+        <w:rPr>
+          <w:i/>
+          <w:sz w:val="20"/>
+          <w:szCs w:val="20"/>
+          <w:lang w:val="en-IN"/>
+        </w:rPr>
+        <w:t>i</w:t>
+      </w:r>
+      <w:proofErr w:type="spellEnd"/>
+      <w:r>
+        <w:rPr>
+          <w:i/>
+          <w:sz w:val="20"/>
+          <w:szCs w:val="20"/>
+          <w:lang w:val="en-IN"/>
+        </w:rPr>
+        <w:t>++) {</w:t>
+      </w:r>
+      <w:r>
+        <w:rPr>
+          <w:i/>
+          <w:sz w:val="20"/>
+          <w:szCs w:val="20"/>
+          <w:lang w:val="en-IN"/>
+        </w:rPr>
+        <w:br/>
+        <w:t xml:space="preserve"> </w:t>
+      </w:r>
+      <w:r>
+        <w:rPr>
+          <w:i/>
+          <w:sz w:val="20"/>
+          <w:szCs w:val="20"/>
+          <w:lang w:val="en-IN"/>
+        </w:rPr>
+        <w:tab/>
+      </w:r>
+      <w:r>
+        <w:rPr>
+          <w:i/>
+          <w:sz w:val="20"/>
+          <w:szCs w:val="20"/>
+          <w:lang w:val="en-IN"/>
+        </w:rPr>
+        <w:tab/>
+      </w:r>
+      <w:proofErr w:type="spellStart"/>
+      <w:r>
+        <w:rPr>
+          <w:i/>
+          <w:sz w:val="20"/>
+          <w:szCs w:val="20"/>
+          <w:lang w:val="en-IN"/>
+        </w:rPr>
+        <w:t>System.out.println</w:t>
+      </w:r>
+      <w:proofErr w:type="spellEnd"/>
+      <w:r>
+        <w:rPr>
+          <w:i/>
+          <w:sz w:val="20"/>
+          <w:szCs w:val="20"/>
+          <w:lang w:val="en-IN"/>
+        </w:rPr>
+        <w:t xml:space="preserve">("Thread " + </w:t>
+      </w:r>
+      <w:proofErr w:type="spellStart"/>
+      <w:r>
+        <w:rPr>
+          <w:i/>
+          <w:sz w:val="20"/>
+          <w:szCs w:val="20"/>
+          <w:lang w:val="en-IN"/>
+        </w:rPr>
+        <w:t>Thread.currentThread</w:t>
+      </w:r>
+      <w:proofErr w:type="spellEnd"/>
+      <w:r>
+        <w:rPr>
+          <w:i/>
+          <w:sz w:val="20"/>
+          <w:szCs w:val="20"/>
+          <w:lang w:val="en-IN"/>
+        </w:rPr>
+        <w:t>(</w:t>
+      </w:r>
+      <w:r>
+        <w:rPr>
+          <w:i/>
+          <w:sz w:val="20"/>
+          <w:szCs w:val="20"/>
+          <w:lang w:val="en-IN"/>
+        </w:rPr>
+        <w:t>).</w:t>
+      </w:r>
+      <w:proofErr w:type="spellStart"/>
+      <w:r>
+        <w:rPr>
+          <w:i/>
+          <w:sz w:val="20"/>
+          <w:szCs w:val="20"/>
+          <w:lang w:val="en-IN"/>
+        </w:rPr>
+        <w:t>getId</w:t>
+      </w:r>
+      <w:proofErr w:type="spellEnd"/>
+      <w:r>
+        <w:rPr>
+          <w:i/>
+          <w:sz w:val="20"/>
+          <w:szCs w:val="20"/>
+          <w:lang w:val="en-IN"/>
+        </w:rPr>
+        <w:t xml:space="preserve">() + ": Count " + </w:t>
+      </w:r>
+      <w:proofErr w:type="spellStart"/>
+      <w:r>
+        <w:rPr>
+          <w:i/>
+          <w:sz w:val="20"/>
+          <w:szCs w:val="20"/>
+          <w:lang w:val="en-IN"/>
+        </w:rPr>
+        <w:t>i</w:t>
+      </w:r>
+      <w:proofErr w:type="spellEnd"/>
+      <w:r>
+        <w:rPr>
+          <w:i/>
+          <w:sz w:val="20"/>
+          <w:szCs w:val="20"/>
+          <w:lang w:val="en-IN"/>
+        </w:rPr>
+        <w:t>);</w:t>
+      </w:r>
+      <w:r>
+        <w:rPr>
+          <w:i/>
+          <w:sz w:val="20"/>
+          <w:szCs w:val="20"/>
+          <w:lang w:val="en-IN"/>
+        </w:rPr>
+        <w:br/>
+        <w:t xml:space="preserve"> </w:t>
+      </w:r>
+      <w:r>
+        <w:rPr>
+          <w:i/>
+          <w:sz w:val="20"/>
+          <w:szCs w:val="20"/>
+          <w:lang w:val="en-IN"/>
+        </w:rPr>
+        <w:tab/>
+      </w:r>
+      <w:r>
+        <w:rPr>
+          <w:i/>
+          <w:sz w:val="20"/>
+          <w:szCs w:val="20"/>
+          <w:lang w:val="en-IN"/>
+        </w:rPr>
+        <w:t>}</w:t>
+      </w:r>
+      <w:r>
+        <w:rPr>
+          <w:i/>
+          <w:sz w:val="20"/>
+          <w:szCs w:val="20"/>
+          <w:lang w:val="en-IN"/>
+        </w:rPr>
+        <w:br/>
+      </w:r>
+      <w:r>
+        <w:rPr>
+          <w:i/>
+          <w:sz w:val="20"/>
+          <w:szCs w:val="20"/>
+          <w:lang w:val="en-IN"/>
+        </w:rPr>
+        <w:t>});</w:t>
       </w:r>
     </w:p>
     <w:p>
@@ -6145,6 +7821,7 @@
         <w:rPr>
           <w:lang w:val="en-IN"/>
         </w:rPr>
+        <w:lastRenderedPageBreak/>
         <w:t>wait(</w:t>
       </w:r>
       <w:proofErr w:type="gramEnd"/>
@@ -6247,7 +7924,6 @@
         <w:rPr>
           <w:lang w:val="en-IN"/>
         </w:rPr>
-        <w:lastRenderedPageBreak/>
         <w:t>sleep(</w:t>
       </w:r>
       <w:proofErr w:type="gramEnd"/>
@@ -6361,136 +8037,77 @@
         <w:pStyle w:val="ListParagraph"/>
         <w:numPr>
           <w:ilvl w:val="0"/>
-          <w:numId w:val="15"/>
+          <w:numId w:val="23"/>
         </w:numPr>
         <w:rPr>
           <w:lang w:val="en-IN"/>
         </w:rPr>
       </w:pPr>
-      <w:r>
-        <w:rPr>
-          <w:lang w:val="en-IN"/>
-        </w:rPr>
-        <w:t>Synchronization</w:t>
-      </w:r>
-    </w:p>
-    <w:p>
-      <w:pPr>
-        <w:pStyle w:val="ListParagraph"/>
-        <w:rPr>
-          <w:lang w:val="en-IN"/>
-        </w:rPr>
-      </w:pPr>
-      <w:r>
-        <w:rPr>
-          <w:lang w:val="en-IN"/>
-        </w:rPr>
-        <w:t>Two Types of Synchronization</w:t>
-      </w:r>
-    </w:p>
-    <w:p>
-      <w:pPr>
-        <w:pStyle w:val="ListParagraph"/>
-        <w:rPr>
-          <w:lang w:val="en-IN"/>
-        </w:rPr>
-      </w:pPr>
-      <w:r>
-        <w:rPr>
-          <w:lang w:val="en-IN"/>
-        </w:rPr>
-        <w:tab/>
-        <w:t>a. Process Synchronization</w:t>
-      </w:r>
-    </w:p>
-    <w:p>
-      <w:pPr>
-        <w:pStyle w:val="ListParagraph"/>
-        <w:rPr>
-          <w:lang w:val="en-IN"/>
-        </w:rPr>
-      </w:pPr>
-      <w:r>
-        <w:rPr>
-          <w:lang w:val="en-IN"/>
-        </w:rPr>
-        <w:tab/>
-        <w:t>b. Thread Synchronization</w:t>
-      </w:r>
-    </w:p>
-    <w:p>
-      <w:pPr>
-        <w:pStyle w:val="ListParagraph"/>
-        <w:rPr>
-          <w:lang w:val="en-IN"/>
-        </w:rPr>
-      </w:pPr>
-      <w:r>
-        <w:rPr>
-          <w:lang w:val="en-IN"/>
-        </w:rPr>
-        <w:tab/>
-      </w:r>
-      <w:r>
-        <w:rPr>
-          <w:lang w:val="en-IN"/>
-        </w:rPr>
-        <w:tab/>
-      </w:r>
-      <w:proofErr w:type="spellStart"/>
-      <w:r>
-        <w:rPr>
-          <w:lang w:val="en-IN"/>
-        </w:rPr>
-        <w:t>i</w:t>
-      </w:r>
-      <w:proofErr w:type="spellEnd"/>
-      <w:r>
-        <w:rPr>
-          <w:lang w:val="en-IN"/>
-        </w:rPr>
-        <w:t xml:space="preserve">. Mutual Exclusion: Can be achieved using Synchronized Method, Synchronized Block, </w:t>
-      </w:r>
       <w:proofErr w:type="gramStart"/>
       <w:r>
         <w:rPr>
           <w:lang w:val="en-IN"/>
         </w:rPr>
-        <w:t>Static</w:t>
+        <w:t>Join(</w:t>
       </w:r>
       <w:proofErr w:type="gramEnd"/>
       <w:r>
         <w:rPr>
           <w:lang w:val="en-IN"/>
         </w:rPr>
-        <w:t xml:space="preserve"> Synchronization</w:t>
-      </w:r>
-      <w:r>
-        <w:rPr>
-          <w:lang w:val="en-IN"/>
-        </w:rPr>
-        <w:tab/>
-      </w:r>
-    </w:p>
-    <w:p>
-      <w:pPr>
-        <w:pStyle w:val="ListParagraph"/>
-        <w:rPr>
-          <w:lang w:val="en-IN"/>
-        </w:rPr>
-      </w:pPr>
-      <w:r>
-        <w:rPr>
-          <w:lang w:val="en-IN"/>
-        </w:rPr>
-        <w:tab/>
-      </w:r>
-      <w:r>
-        <w:rPr>
-          <w:lang w:val="en-IN"/>
-        </w:rPr>
-        <w:tab/>
-        <w:t>ii. Cooperation/Inter-thread communication</w:t>
+        <w:t>) -&gt; Allows one thread to wait until another thread completes it execution, e.g. thread1.join() will ensure that thread1 is terminated before next instruction is processed by the program.</w:t>
+      </w:r>
+    </w:p>
+    <w:p>
+      <w:pPr>
+        <w:pStyle w:val="ListParagraph"/>
+        <w:numPr>
+          <w:ilvl w:val="0"/>
+          <w:numId w:val="23"/>
+        </w:numPr>
+        <w:rPr>
+          <w:lang w:val="en-IN"/>
+        </w:rPr>
+      </w:pPr>
+      <w:proofErr w:type="gramStart"/>
+      <w:r>
+        <w:rPr>
+          <w:lang w:val="en-IN"/>
+        </w:rPr>
+        <w:t>Interrupt(</w:t>
+      </w:r>
+      <w:proofErr w:type="gramEnd"/>
+      <w:r>
+        <w:rPr>
+          <w:lang w:val="en-IN"/>
+        </w:rPr>
+        <w:t>) -&gt; t1.interrupt() interrupts the execution of t1 thread.</w:t>
+      </w:r>
+    </w:p>
+    <w:p>
+      <w:pPr>
+        <w:pStyle w:val="ListParagraph"/>
+        <w:numPr>
+          <w:ilvl w:val="0"/>
+          <w:numId w:val="23"/>
+        </w:numPr>
+        <w:rPr>
+          <w:lang w:val="en-IN"/>
+        </w:rPr>
+      </w:pPr>
+      <w:proofErr w:type="gramStart"/>
+      <w:r>
+        <w:rPr>
+          <w:lang w:val="en-IN"/>
+        </w:rPr>
+        <w:t>Yield(</w:t>
+      </w:r>
+      <w:proofErr w:type="gramEnd"/>
+      <w:r>
+        <w:rPr>
+          <w:lang w:val="en-IN"/>
+        </w:rPr>
+        <w:t>) -&gt; Currently executing Thread is ready to temporarily pause itself and allow other threads to execute.</w:t>
       </w:r>
     </w:p>
     <w:p>
@@ -6508,6 +8125,155 @@
         <w:rPr>
           <w:lang w:val="en-IN"/>
         </w:rPr>
+        <w:t>Synchronization</w:t>
+      </w:r>
+    </w:p>
+    <w:p>
+      <w:pPr>
+        <w:pStyle w:val="ListParagraph"/>
+        <w:rPr>
+          <w:lang w:val="en-IN"/>
+        </w:rPr>
+      </w:pPr>
+      <w:r>
+        <w:rPr>
+          <w:lang w:val="en-IN"/>
+        </w:rPr>
+        <w:t>Two Types of Synchronization</w:t>
+      </w:r>
+    </w:p>
+    <w:p>
+      <w:pPr>
+        <w:pStyle w:val="ListParagraph"/>
+        <w:rPr>
+          <w:lang w:val="en-IN"/>
+        </w:rPr>
+      </w:pPr>
+      <w:r>
+        <w:rPr>
+          <w:lang w:val="en-IN"/>
+        </w:rPr>
+        <w:tab/>
+        <w:t>a. Process Synchronization</w:t>
+      </w:r>
+    </w:p>
+    <w:p>
+      <w:pPr>
+        <w:pStyle w:val="ListParagraph"/>
+        <w:rPr>
+          <w:lang w:val="en-IN"/>
+        </w:rPr>
+      </w:pPr>
+      <w:r>
+        <w:rPr>
+          <w:lang w:val="en-IN"/>
+        </w:rPr>
+        <w:tab/>
+        <w:t>b. Thread Synchronization</w:t>
+      </w:r>
+    </w:p>
+    <w:p>
+      <w:pPr>
+        <w:pStyle w:val="ListParagraph"/>
+        <w:rPr>
+          <w:lang w:val="en-IN"/>
+        </w:rPr>
+      </w:pPr>
+      <w:r>
+        <w:rPr>
+          <w:lang w:val="en-IN"/>
+        </w:rPr>
+        <w:tab/>
+      </w:r>
+      <w:r>
+        <w:rPr>
+          <w:lang w:val="en-IN"/>
+        </w:rPr>
+        <w:tab/>
+      </w:r>
+      <w:proofErr w:type="spellStart"/>
+      <w:r>
+        <w:rPr>
+          <w:lang w:val="en-IN"/>
+        </w:rPr>
+        <w:t>i</w:t>
+      </w:r>
+      <w:proofErr w:type="spellEnd"/>
+      <w:r>
+        <w:rPr>
+          <w:lang w:val="en-IN"/>
+        </w:rPr>
+        <w:t xml:space="preserve">. Mutual Exclusion: </w:t>
+      </w:r>
+      <w:r>
+        <w:rPr>
+          <w:lang w:val="en-IN"/>
+        </w:rPr>
+        <w:t xml:space="preserve">It means ensuring multiple threads can’t access shared resource simultaneously.  </w:t>
+      </w:r>
+      <w:r>
+        <w:rPr>
+          <w:lang w:val="en-IN"/>
+        </w:rPr>
+        <w:t xml:space="preserve">Can be achieved using Synchronized Method, Synchronized Block, </w:t>
+      </w:r>
+      <w:proofErr w:type="gramStart"/>
+      <w:r>
+        <w:rPr>
+          <w:lang w:val="en-IN"/>
+        </w:rPr>
+        <w:t>Static</w:t>
+      </w:r>
+      <w:proofErr w:type="gramEnd"/>
+      <w:r>
+        <w:rPr>
+          <w:lang w:val="en-IN"/>
+        </w:rPr>
+        <w:t xml:space="preserve"> Synchronization</w:t>
+      </w:r>
+      <w:r>
+        <w:rPr>
+          <w:lang w:val="en-IN"/>
+        </w:rPr>
+        <w:tab/>
+      </w:r>
+    </w:p>
+    <w:p>
+      <w:pPr>
+        <w:pStyle w:val="ListParagraph"/>
+        <w:rPr>
+          <w:lang w:val="en-IN"/>
+        </w:rPr>
+      </w:pPr>
+      <w:r>
+        <w:rPr>
+          <w:lang w:val="en-IN"/>
+        </w:rPr>
+        <w:tab/>
+      </w:r>
+      <w:r>
+        <w:rPr>
+          <w:lang w:val="en-IN"/>
+        </w:rPr>
+        <w:tab/>
+        <w:t>ii. Cooperation/Inter-thread communication</w:t>
+      </w:r>
+    </w:p>
+    <w:p>
+      <w:pPr>
+        <w:pStyle w:val="ListParagraph"/>
+        <w:numPr>
+          <w:ilvl w:val="0"/>
+          <w:numId w:val="15"/>
+        </w:numPr>
+        <w:rPr>
+          <w:lang w:val="en-IN"/>
+        </w:rPr>
+      </w:pPr>
+      <w:r>
+        <w:rPr>
+          <w:lang w:val="en-IN"/>
+        </w:rPr>
         <w:t>Synchronized Method, Synchronized Block &amp; Static Synchronization</w:t>
       </w:r>
     </w:p>
@@ -6541,13 +8307,67 @@
         <w:rPr>
           <w:lang w:val="en-IN"/>
         </w:rPr>
-        <w:t xml:space="preserve"> In this method, the thread acquires a lock on the object when they enter the synchronized method and releases the lock either normally or by throwing an excepti</w:t>
-      </w:r>
-      <w:r>
-        <w:rPr>
-          <w:lang w:val="en-IN"/>
-        </w:rPr>
-        <w:t xml:space="preserve">on when they leave the method. </w:t>
+        <w:t xml:space="preserve"> In this method, the thread acquires a lock on the </w:t>
+      </w:r>
+      <w:r>
+        <w:rPr>
+          <w:lang w:val="en-IN"/>
+        </w:rPr>
+        <w:t xml:space="preserve">method </w:t>
+      </w:r>
+      <w:r>
+        <w:rPr>
+          <w:lang w:val="en-IN"/>
+        </w:rPr>
+        <w:t xml:space="preserve">when </w:t>
+      </w:r>
+      <w:r>
+        <w:rPr>
+          <w:lang w:val="en-IN"/>
+        </w:rPr>
+        <w:t xml:space="preserve">it </w:t>
+      </w:r>
+      <w:r>
+        <w:rPr>
+          <w:lang w:val="en-IN"/>
+        </w:rPr>
+        <w:t>enter</w:t>
+      </w:r>
+      <w:r>
+        <w:rPr>
+          <w:lang w:val="en-IN"/>
+        </w:rPr>
+        <w:t>s</w:t>
+      </w:r>
+      <w:r>
+        <w:rPr>
+          <w:lang w:val="en-IN"/>
+        </w:rPr>
+        <w:t xml:space="preserve"> the synchronized method and releases the lock either normally </w:t>
+      </w:r>
+      <w:r>
+        <w:rPr>
+          <w:lang w:val="en-IN"/>
+        </w:rPr>
+        <w:t>when they leave the method</w:t>
+      </w:r>
+      <w:r>
+        <w:rPr>
+          <w:lang w:val="en-IN"/>
+        </w:rPr>
+        <w:t xml:space="preserve"> </w:t>
+      </w:r>
+      <w:r>
+        <w:rPr>
+          <w:lang w:val="en-IN"/>
+        </w:rPr>
+        <w:t>or by throwing an excepti</w:t>
+      </w:r>
+      <w:r>
+        <w:rPr>
+          <w:lang w:val="en-IN"/>
+        </w:rPr>
+        <w:t xml:space="preserve">on. </w:t>
       </w:r>
       <w:r>
         <w:rPr>
@@ -6643,6 +8463,239 @@
         <w:rPr>
           <w:lang w:val="en-IN"/>
         </w:rPr>
+        <w:t>What is Race Condition?</w:t>
+      </w:r>
+    </w:p>
+    <w:p>
+      <w:pPr>
+        <w:pStyle w:val="ListParagraph"/>
+        <w:rPr>
+          <w:lang w:val="en-IN"/>
+        </w:rPr>
+      </w:pPr>
+      <w:r>
+        <w:rPr>
+          <w:lang w:val="en-IN"/>
+        </w:rPr>
+        <w:t xml:space="preserve">A race condition occurs when two or more threads can access shared data and they try to change it at the same time. </w:t>
+      </w:r>
+    </w:p>
+    <w:p>
+      <w:pPr>
+        <w:pStyle w:val="ListParagraph"/>
+        <w:rPr>
+          <w:lang w:val="en-IN"/>
+        </w:rPr>
+      </w:pPr>
+      <w:r>
+        <w:rPr>
+          <w:lang w:val="en-IN"/>
+        </w:rPr>
+        <w:lastRenderedPageBreak/>
+        <w:t>Because the thread scheduling algorithm can swap between threads at any time, we don’t know the order in which the threads will attempt to access the shared data. Therefore, the result of change in the data is dependent on thread scheduling algorithm, both threads are “racing” to access/change the data.</w:t>
+      </w:r>
+    </w:p>
+    <w:p>
+      <w:pPr>
+        <w:pStyle w:val="ListParagraph"/>
+        <w:numPr>
+          <w:ilvl w:val="0"/>
+          <w:numId w:val="15"/>
+        </w:numPr>
+        <w:rPr>
+          <w:lang w:val="en-IN"/>
+        </w:rPr>
+      </w:pPr>
+      <w:r>
+        <w:rPr>
+          <w:lang w:val="en-IN"/>
+        </w:rPr>
+        <w:t xml:space="preserve">We can implement our own custom locking mechanism </w:t>
+      </w:r>
+      <w:r>
+        <w:rPr>
+          <w:lang w:val="en-IN"/>
+        </w:rPr>
+        <w:t>using</w:t>
+      </w:r>
+      <w:r>
+        <w:rPr>
+          <w:lang w:val="en-IN"/>
+        </w:rPr>
+        <w:t xml:space="preserve"> Lock Interface (</w:t>
+      </w:r>
+      <w:proofErr w:type="spellStart"/>
+      <w:r>
+        <w:rPr>
+          <w:lang w:val="en-IN"/>
+        </w:rPr>
+        <w:t>Reentrant</w:t>
+      </w:r>
+      <w:proofErr w:type="spellEnd"/>
+      <w:r>
+        <w:rPr>
+          <w:lang w:val="en-IN"/>
+        </w:rPr>
+        <w:t xml:space="preserve"> Class)</w:t>
+      </w:r>
+    </w:p>
+    <w:p>
+      <w:pPr>
+        <w:pStyle w:val="ListParagraph"/>
+        <w:numPr>
+          <w:ilvl w:val="0"/>
+          <w:numId w:val="15"/>
+        </w:numPr>
+        <w:rPr>
+          <w:lang w:val="en-IN"/>
+        </w:rPr>
+      </w:pPr>
+      <w:r>
+        <w:rPr>
+          <w:lang w:val="en-IN"/>
+        </w:rPr>
+        <w:t xml:space="preserve">Thread </w:t>
+      </w:r>
+      <w:proofErr w:type="gramStart"/>
+      <w:r>
+        <w:rPr>
+          <w:lang w:val="en-IN"/>
+        </w:rPr>
+        <w:t>Pool :</w:t>
+      </w:r>
+      <w:proofErr w:type="gramEnd"/>
+      <w:r>
+        <w:rPr>
+          <w:lang w:val="en-IN"/>
+        </w:rPr>
+        <w:t xml:space="preserve"> Collection of pre-initialized task that are ready to perform any task.</w:t>
+      </w:r>
+    </w:p>
+    <w:p>
+      <w:pPr>
+        <w:pStyle w:val="ListParagraph"/>
+        <w:numPr>
+          <w:ilvl w:val="0"/>
+          <w:numId w:val="15"/>
+        </w:numPr>
+        <w:rPr>
+          <w:lang w:val="en-IN"/>
+        </w:rPr>
+      </w:pPr>
+      <w:r>
+        <w:rPr>
+          <w:lang w:val="en-IN"/>
+        </w:rPr>
+        <w:t xml:space="preserve">Executors Framework: It </w:t>
+      </w:r>
+      <w:proofErr w:type="gramStart"/>
+      <w:r>
+        <w:rPr>
+          <w:lang w:val="en-IN"/>
+        </w:rPr>
+        <w:t>simplify</w:t>
+      </w:r>
+      <w:proofErr w:type="gramEnd"/>
+      <w:r>
+        <w:rPr>
+          <w:lang w:val="en-IN"/>
+        </w:rPr>
+        <w:t xml:space="preserve"> the development of concurrent applications by abstracting away many of the complexities involved in creating and managing threads.</w:t>
+      </w:r>
+      <w:r>
+        <w:rPr>
+          <w:lang w:val="en-IN"/>
+        </w:rPr>
+        <w:t xml:space="preserve"> </w:t>
+      </w:r>
+    </w:p>
+    <w:p>
+      <w:pPr>
+        <w:pStyle w:val="ListParagraph"/>
+        <w:rPr>
+          <w:lang w:val="en-IN"/>
+        </w:rPr>
+      </w:pPr>
+      <w:r>
+        <w:rPr>
+          <w:lang w:val="en-IN"/>
+        </w:rPr>
+        <w:t>Executor Framework has 3 core interfaces</w:t>
+      </w:r>
+    </w:p>
+    <w:p>
+      <w:pPr>
+        <w:pStyle w:val="ListParagraph"/>
+        <w:numPr>
+          <w:ilvl w:val="0"/>
+          <w:numId w:val="46"/>
+        </w:numPr>
+        <w:rPr>
+          <w:lang w:val="en-IN"/>
+        </w:rPr>
+      </w:pPr>
+      <w:r>
+        <w:rPr>
+          <w:lang w:val="en-IN"/>
+        </w:rPr>
+        <w:t>Executor</w:t>
+      </w:r>
+    </w:p>
+    <w:p>
+      <w:pPr>
+        <w:pStyle w:val="ListParagraph"/>
+        <w:numPr>
+          <w:ilvl w:val="0"/>
+          <w:numId w:val="46"/>
+        </w:numPr>
+        <w:rPr>
+          <w:lang w:val="en-IN"/>
+        </w:rPr>
+      </w:pPr>
+      <w:proofErr w:type="spellStart"/>
+      <w:r>
+        <w:rPr>
+          <w:lang w:val="en-IN"/>
+        </w:rPr>
+        <w:t>ExecutorService</w:t>
+      </w:r>
+      <w:proofErr w:type="spellEnd"/>
+    </w:p>
+    <w:p>
+      <w:pPr>
+        <w:pStyle w:val="ListParagraph"/>
+        <w:numPr>
+          <w:ilvl w:val="0"/>
+          <w:numId w:val="46"/>
+        </w:numPr>
+        <w:rPr>
+          <w:lang w:val="en-IN"/>
+        </w:rPr>
+      </w:pPr>
+      <w:proofErr w:type="spellStart"/>
+      <w:r>
+        <w:rPr>
+          <w:lang w:val="en-IN"/>
+        </w:rPr>
+        <w:t>ScheduledExecutorService</w:t>
+      </w:r>
+      <w:proofErr w:type="spellEnd"/>
+    </w:p>
+    <w:p>
+      <w:pPr>
+        <w:pStyle w:val="ListParagraph"/>
+        <w:numPr>
+          <w:ilvl w:val="0"/>
+          <w:numId w:val="15"/>
+        </w:numPr>
+        <w:rPr>
+          <w:lang w:val="en-IN"/>
+        </w:rPr>
+      </w:pPr>
+      <w:r>
+        <w:rPr>
+          <w:lang w:val="en-IN"/>
+        </w:rPr>
         <w:t>Exceptions v</w:t>
       </w:r>
       <w:r>
@@ -7043,7 +9096,6 @@
         <w:rPr>
           <w:lang w:val="en-IN"/>
         </w:rPr>
-        <w:lastRenderedPageBreak/>
         <w:t>public</w:t>
       </w:r>
       <w:proofErr w:type="gramEnd"/>
@@ -7333,6 +9385,7 @@
         <w:rPr>
           <w:lang w:val="en-IN"/>
         </w:rPr>
+        <w:lastRenderedPageBreak/>
         <w:t xml:space="preserve">        </w:t>
       </w:r>
       <w:proofErr w:type="gramStart"/>
@@ -7906,7 +9959,6 @@
         <w:rPr>
           <w:lang w:val="en-IN"/>
         </w:rPr>
-        <w:lastRenderedPageBreak/>
         <w:t xml:space="preserve">The </w:t>
       </w:r>
       <w:proofErr w:type="spellStart"/>
@@ -8108,6 +10160,7 @@
         <w:rPr>
           <w:lang w:val="en-IN"/>
         </w:rPr>
+        <w:lastRenderedPageBreak/>
         <w:t xml:space="preserve">Some of the resources used with try with resources are: </w:t>
       </w:r>
       <w:proofErr w:type="spellStart"/>
@@ -8931,7 +10984,6 @@
         <w:rPr>
           <w:lang w:val="en-IN"/>
         </w:rPr>
-        <w:lastRenderedPageBreak/>
         <w:t>String V/</w:t>
       </w:r>
       <w:proofErr w:type="gramStart"/>
@@ -9466,6 +11518,7 @@
               <w:rPr>
                 <w:lang w:val="en-IN"/>
               </w:rPr>
+              <w:lastRenderedPageBreak/>
               <w:t>Introduced in java1.0</w:t>
             </w:r>
           </w:p>
@@ -10192,7 +12245,6 @@
         <w:rPr>
           <w:lang w:val="en-IN"/>
         </w:rPr>
-        <w:lastRenderedPageBreak/>
         <w:t>What is difference between Method Overloading and Method Overriding?</w:t>
       </w:r>
       <w:r>
@@ -10591,6 +12643,7 @@
         <w:rPr>
           <w:lang w:val="en-IN"/>
         </w:rPr>
+        <w:lastRenderedPageBreak/>
         <w:t>void :</w:t>
       </w:r>
       <w:proofErr w:type="gramEnd"/>
@@ -11425,7 +13478,6 @@
           <w:szCs w:val="20"/>
           <w:lang w:val="en-IN"/>
         </w:rPr>
-        <w:lastRenderedPageBreak/>
         <w:t>o</w:t>
       </w:r>
       <w:r>
@@ -11951,6 +14003,7 @@
         <w:rPr>
           <w:lang w:val="en-IN"/>
         </w:rPr>
+        <w:lastRenderedPageBreak/>
         <w:t>p</w:t>
       </w:r>
       <w:r>
@@ -12473,7 +14526,6 @@
           <w:b/>
           <w:lang w:val="en-IN"/>
         </w:rPr>
-        <w:lastRenderedPageBreak/>
         <w:t>findAny</w:t>
       </w:r>
       <w:proofErr w:type="spellEnd"/>
@@ -12882,6 +14934,7 @@
         <w:rPr>
           <w:lang w:val="en-IN"/>
         </w:rPr>
+        <w:lastRenderedPageBreak/>
         <w:t xml:space="preserve">What does </w:t>
       </w:r>
       <w:proofErr w:type="spellStart"/>
@@ -13401,7 +15454,6 @@
         <w:rPr>
           <w:lang w:val="en-IN"/>
         </w:rPr>
-        <w:lastRenderedPageBreak/>
         <w:t>HashTable</w:t>
       </w:r>
       <w:proofErr w:type="spellEnd"/>
@@ -13722,6 +15774,7 @@
           <w:b/>
           <w:lang w:val="en-IN"/>
         </w:rPr>
+        <w:lastRenderedPageBreak/>
         <w:t>Null Handling</w:t>
       </w:r>
       <w:r>
@@ -14017,7 +16070,6 @@
         <w:rPr>
           <w:lang w:val="en-IN"/>
         </w:rPr>
-        <w:lastRenderedPageBreak/>
         <w:t>Java New Features from Java 8 to Java 17.</w:t>
       </w:r>
     </w:p>
@@ -14290,6 +16342,7 @@
         <w:rPr>
           <w:lang w:val="en-IN"/>
         </w:rPr>
+        <w:lastRenderedPageBreak/>
         <w:t xml:space="preserve">              "</w:t>
       </w:r>
       <w:proofErr w:type="gramStart"/>
@@ -15127,6 +17180,7 @@
               <w:rPr>
                 <w:lang w:val="en-IN"/>
               </w:rPr>
+              <w:lastRenderedPageBreak/>
               <w:t>ACID Compliance</w:t>
             </w:r>
           </w:p>
@@ -15937,7 +17991,6 @@
         <w:rPr>
           <w:lang w:val="en-IN"/>
         </w:rPr>
-        <w:lastRenderedPageBreak/>
         <w:t xml:space="preserve">} </w:t>
       </w:r>
     </w:p>
@@ -16070,6 +18123,7 @@
         <w:rPr>
           <w:lang w:val="en-IN"/>
         </w:rPr>
+        <w:lastRenderedPageBreak/>
         <w:t>What is Diamond Problem</w:t>
       </w:r>
     </w:p>
@@ -27938,6 +29992,119 @@
 <file path=word/numbering.xml><?xml version="1.0" encoding="utf-8"?>
 <w:numbering xmlns:ve="http://schemas.openxmlformats.org/markup-compatibility/2006" xmlns:o="urn:schemas-microsoft-com:office:office" xmlns:r="http://schemas.openxmlformats.org/officeDocument/2006/relationships" xmlns:m="http://schemas.openxmlformats.org/officeDocument/2006/math" xmlns:v="urn:schemas-microsoft-com:vml" xmlns:wp="http://schemas.openxmlformats.org/drawingml/2006/wordprocessingDrawing" xmlns:w10="urn:schemas-microsoft-com:office:word" xmlns:w="http://schemas.openxmlformats.org/wordprocessingml/2006/main" xmlns:wne="http://schemas.microsoft.com/office/word/2006/wordml">
   <w:abstractNum w:abstractNumId="0">
+    <w:nsid w:val="026D394D"/>
+    <w:multiLevelType w:val="hybridMultilevel"/>
+    <w:tmpl w:val="E43EE042"/>
+    <w:lvl w:ilvl="0" w:tplc="04090001">
+      <w:start w:val="1"/>
+      <w:numFmt w:val="bullet"/>
+      <w:lvlText w:val=""/>
+      <w:lvlJc w:val="left"/>
+      <w:pPr>
+        <w:ind w:left="1440" w:hanging="360"/>
+      </w:pPr>
+      <w:rPr>
+        <w:rFonts w:ascii="Symbol" w:hAnsi="Symbol" w:hint="default"/>
+      </w:rPr>
+    </w:lvl>
+    <w:lvl w:ilvl="1" w:tplc="04090003" w:tentative="1">
+      <w:start w:val="1"/>
+      <w:numFmt w:val="bullet"/>
+      <w:lvlText w:val="o"/>
+      <w:lvlJc w:val="left"/>
+      <w:pPr>
+        <w:ind w:left="2160" w:hanging="360"/>
+      </w:pPr>
+      <w:rPr>
+        <w:rFonts w:ascii="Courier New" w:hAnsi="Courier New" w:cs="Courier New" w:hint="default"/>
+      </w:rPr>
+    </w:lvl>
+    <w:lvl w:ilvl="2" w:tplc="04090005" w:tentative="1">
+      <w:start w:val="1"/>
+      <w:numFmt w:val="bullet"/>
+      <w:lvlText w:val=""/>
+      <w:lvlJc w:val="left"/>
+      <w:pPr>
+        <w:ind w:left="2880" w:hanging="360"/>
+      </w:pPr>
+      <w:rPr>
+        <w:rFonts w:ascii="Wingdings" w:hAnsi="Wingdings" w:hint="default"/>
+      </w:rPr>
+    </w:lvl>
+    <w:lvl w:ilvl="3" w:tplc="04090001" w:tentative="1">
+      <w:start w:val="1"/>
+      <w:numFmt w:val="bullet"/>
+      <w:lvlText w:val=""/>
+      <w:lvlJc w:val="left"/>
+      <w:pPr>
+        <w:ind w:left="3600" w:hanging="360"/>
+      </w:pPr>
+      <w:rPr>
+        <w:rFonts w:ascii="Symbol" w:hAnsi="Symbol" w:hint="default"/>
+      </w:rPr>
+    </w:lvl>
+    <w:lvl w:ilvl="4" w:tplc="04090003" w:tentative="1">
+      <w:start w:val="1"/>
+      <w:numFmt w:val="bullet"/>
+      <w:lvlText w:val="o"/>
+      <w:lvlJc w:val="left"/>
+      <w:pPr>
+        <w:ind w:left="4320" w:hanging="360"/>
+      </w:pPr>
+      <w:rPr>
+        <w:rFonts w:ascii="Courier New" w:hAnsi="Courier New" w:cs="Courier New" w:hint="default"/>
+      </w:rPr>
+    </w:lvl>
+    <w:lvl w:ilvl="5" w:tplc="04090005" w:tentative="1">
+      <w:start w:val="1"/>
+      <w:numFmt w:val="bullet"/>
+      <w:lvlText w:val=""/>
+      <w:lvlJc w:val="left"/>
+      <w:pPr>
+        <w:ind w:left="5040" w:hanging="360"/>
+      </w:pPr>
+      <w:rPr>
+        <w:rFonts w:ascii="Wingdings" w:hAnsi="Wingdings" w:hint="default"/>
+      </w:rPr>
+    </w:lvl>
+    <w:lvl w:ilvl="6" w:tplc="04090001" w:tentative="1">
+      <w:start w:val="1"/>
+      <w:numFmt w:val="bullet"/>
+      <w:lvlText w:val=""/>
+      <w:lvlJc w:val="left"/>
+      <w:pPr>
+        <w:ind w:left="5760" w:hanging="360"/>
+      </w:pPr>
+      <w:rPr>
+        <w:rFonts w:ascii="Symbol" w:hAnsi="Symbol" w:hint="default"/>
+      </w:rPr>
+    </w:lvl>
+    <w:lvl w:ilvl="7" w:tplc="04090003" w:tentative="1">
+      <w:start w:val="1"/>
+      <w:numFmt w:val="bullet"/>
+      <w:lvlText w:val="o"/>
+      <w:lvlJc w:val="left"/>
+      <w:pPr>
+        <w:ind w:left="6480" w:hanging="360"/>
+      </w:pPr>
+      <w:rPr>
+        <w:rFonts w:ascii="Courier New" w:hAnsi="Courier New" w:cs="Courier New" w:hint="default"/>
+      </w:rPr>
+    </w:lvl>
+    <w:lvl w:ilvl="8" w:tplc="04090005" w:tentative="1">
+      <w:start w:val="1"/>
+      <w:numFmt w:val="bullet"/>
+      <w:lvlText w:val=""/>
+      <w:lvlJc w:val="left"/>
+      <w:pPr>
+        <w:ind w:left="7200" w:hanging="360"/>
+      </w:pPr>
+      <w:rPr>
+        <w:rFonts w:ascii="Wingdings" w:hAnsi="Wingdings" w:hint="default"/>
+      </w:rPr>
+    </w:lvl>
+  </w:abstractNum>
+  <w:abstractNum w:abstractNumId="1">
     <w:nsid w:val="03F03629"/>
     <w:multiLevelType w:val="hybridMultilevel"/>
     <w:tmpl w:val="E9AAB408"/>
@@ -28050,7 +30217,7 @@
       </w:rPr>
     </w:lvl>
   </w:abstractNum>
-  <w:abstractNum w:abstractNumId="1">
+  <w:abstractNum w:abstractNumId="2">
     <w:nsid w:val="04A02C06"/>
     <w:multiLevelType w:val="hybridMultilevel"/>
     <w:tmpl w:val="3294A0C0"/>
@@ -28163,7 +30330,7 @@
       </w:rPr>
     </w:lvl>
   </w:abstractNum>
-  <w:abstractNum w:abstractNumId="2">
+  <w:abstractNum w:abstractNumId="3">
     <w:nsid w:val="04EF7D66"/>
     <w:multiLevelType w:val="hybridMultilevel"/>
     <w:tmpl w:val="E8E2E586"/>
@@ -28276,7 +30443,7 @@
       </w:rPr>
     </w:lvl>
   </w:abstractNum>
-  <w:abstractNum w:abstractNumId="3">
+  <w:abstractNum w:abstractNumId="4">
     <w:nsid w:val="06546A38"/>
     <w:multiLevelType w:val="hybridMultilevel"/>
     <w:tmpl w:val="65F27E0E"/>
@@ -28389,7 +30556,7 @@
       </w:rPr>
     </w:lvl>
   </w:abstractNum>
-  <w:abstractNum w:abstractNumId="4">
+  <w:abstractNum w:abstractNumId="5">
     <w:nsid w:val="08B957A0"/>
     <w:multiLevelType w:val="hybridMultilevel"/>
     <w:tmpl w:val="8F24D7C4"/>
@@ -28478,7 +30645,7 @@
       </w:pPr>
     </w:lvl>
   </w:abstractNum>
-  <w:abstractNum w:abstractNumId="5">
+  <w:abstractNum w:abstractNumId="6">
     <w:nsid w:val="08BE0CE5"/>
     <w:multiLevelType w:val="hybridMultilevel"/>
     <w:tmpl w:val="8C8AF5D2"/>
@@ -28591,7 +30758,7 @@
       </w:rPr>
     </w:lvl>
   </w:abstractNum>
-  <w:abstractNum w:abstractNumId="6">
+  <w:abstractNum w:abstractNumId="7">
     <w:nsid w:val="0B4750CF"/>
     <w:multiLevelType w:val="hybridMultilevel"/>
     <w:tmpl w:val="0EA6337E"/>
@@ -28681,7 +30848,7 @@
       </w:pPr>
     </w:lvl>
   </w:abstractNum>
-  <w:abstractNum w:abstractNumId="7">
+  <w:abstractNum w:abstractNumId="8">
     <w:nsid w:val="180653A3"/>
     <w:multiLevelType w:val="hybridMultilevel"/>
     <w:tmpl w:val="A1F6F9CA"/>
@@ -28794,7 +30961,7 @@
       </w:rPr>
     </w:lvl>
   </w:abstractNum>
-  <w:abstractNum w:abstractNumId="8">
+  <w:abstractNum w:abstractNumId="9">
     <w:nsid w:val="1D4E64B5"/>
     <w:multiLevelType w:val="hybridMultilevel"/>
     <w:tmpl w:val="BC34A848"/>
@@ -28883,7 +31050,7 @@
       </w:pPr>
     </w:lvl>
   </w:abstractNum>
-  <w:abstractNum w:abstractNumId="9">
+  <w:abstractNum w:abstractNumId="10">
     <w:nsid w:val="1E2243FE"/>
     <w:multiLevelType w:val="hybridMultilevel"/>
     <w:tmpl w:val="D256C5BC"/>
@@ -28996,7 +31163,7 @@
       </w:rPr>
     </w:lvl>
   </w:abstractNum>
-  <w:abstractNum w:abstractNumId="10">
+  <w:abstractNum w:abstractNumId="11">
     <w:nsid w:val="22013378"/>
     <w:multiLevelType w:val="hybridMultilevel"/>
     <w:tmpl w:val="94643242"/>
@@ -29085,7 +31252,7 @@
       </w:pPr>
     </w:lvl>
   </w:abstractNum>
-  <w:abstractNum w:abstractNumId="11">
+  <w:abstractNum w:abstractNumId="12">
     <w:nsid w:val="225C4CE5"/>
     <w:multiLevelType w:val="hybridMultilevel"/>
     <w:tmpl w:val="5C2A1674"/>
@@ -29198,7 +31365,7 @@
       </w:rPr>
     </w:lvl>
   </w:abstractNum>
-  <w:abstractNum w:abstractNumId="12">
+  <w:abstractNum w:abstractNumId="13">
     <w:nsid w:val="25A01C56"/>
     <w:multiLevelType w:val="hybridMultilevel"/>
     <w:tmpl w:val="9F46D6C0"/>
@@ -29287,7 +31454,7 @@
       </w:pPr>
     </w:lvl>
   </w:abstractNum>
-  <w:abstractNum w:abstractNumId="13">
+  <w:abstractNum w:abstractNumId="14">
     <w:nsid w:val="29F01F84"/>
     <w:multiLevelType w:val="hybridMultilevel"/>
     <w:tmpl w:val="6924EDCC"/>
@@ -29400,7 +31567,7 @@
       </w:rPr>
     </w:lvl>
   </w:abstractNum>
-  <w:abstractNum w:abstractNumId="14">
+  <w:abstractNum w:abstractNumId="15">
     <w:nsid w:val="2AA23802"/>
     <w:multiLevelType w:val="hybridMultilevel"/>
     <w:tmpl w:val="C3A65782"/>
@@ -29513,7 +31680,7 @@
       </w:rPr>
     </w:lvl>
   </w:abstractNum>
-  <w:abstractNum w:abstractNumId="15">
+  <w:abstractNum w:abstractNumId="16">
     <w:nsid w:val="3294066C"/>
     <w:multiLevelType w:val="hybridMultilevel"/>
     <w:tmpl w:val="A0C8AA20"/>
@@ -29626,7 +31793,7 @@
       </w:rPr>
     </w:lvl>
   </w:abstractNum>
-  <w:abstractNum w:abstractNumId="16">
+  <w:abstractNum w:abstractNumId="17">
     <w:nsid w:val="3558243A"/>
     <w:multiLevelType w:val="hybridMultilevel"/>
     <w:tmpl w:val="A40E6030"/>
@@ -29715,7 +31882,7 @@
       </w:pPr>
     </w:lvl>
   </w:abstractNum>
-  <w:abstractNum w:abstractNumId="17">
+  <w:abstractNum w:abstractNumId="18">
     <w:nsid w:val="3A2010DF"/>
     <w:multiLevelType w:val="hybridMultilevel"/>
     <w:tmpl w:val="0E3A40DA"/>
@@ -29804,7 +31971,96 @@
       </w:pPr>
     </w:lvl>
   </w:abstractNum>
-  <w:abstractNum w:abstractNumId="18">
+  <w:abstractNum w:abstractNumId="19">
+    <w:nsid w:val="3D274510"/>
+    <w:multiLevelType w:val="hybridMultilevel"/>
+    <w:tmpl w:val="68E48666"/>
+    <w:lvl w:ilvl="0" w:tplc="9CDE6208">
+      <w:start w:val="1"/>
+      <w:numFmt w:val="decimal"/>
+      <w:lvlText w:val="%1."/>
+      <w:lvlJc w:val="left"/>
+      <w:pPr>
+        <w:ind w:left="1080" w:hanging="360"/>
+      </w:pPr>
+      <w:rPr>
+        <w:rFonts w:hint="default"/>
+      </w:rPr>
+    </w:lvl>
+    <w:lvl w:ilvl="1" w:tplc="04090019" w:tentative="1">
+      <w:start w:val="1"/>
+      <w:numFmt w:val="lowerLetter"/>
+      <w:lvlText w:val="%2."/>
+      <w:lvlJc w:val="left"/>
+      <w:pPr>
+        <w:ind w:left="1800" w:hanging="360"/>
+      </w:pPr>
+    </w:lvl>
+    <w:lvl w:ilvl="2" w:tplc="0409001B" w:tentative="1">
+      <w:start w:val="1"/>
+      <w:numFmt w:val="lowerRoman"/>
+      <w:lvlText w:val="%3."/>
+      <w:lvlJc w:val="right"/>
+      <w:pPr>
+        <w:ind w:left="2520" w:hanging="180"/>
+      </w:pPr>
+    </w:lvl>
+    <w:lvl w:ilvl="3" w:tplc="0409000F" w:tentative="1">
+      <w:start w:val="1"/>
+      <w:numFmt w:val="decimal"/>
+      <w:lvlText w:val="%4."/>
+      <w:lvlJc w:val="left"/>
+      <w:pPr>
+        <w:ind w:left="3240" w:hanging="360"/>
+      </w:pPr>
+    </w:lvl>
+    <w:lvl w:ilvl="4" w:tplc="04090019" w:tentative="1">
+      <w:start w:val="1"/>
+      <w:numFmt w:val="lowerLetter"/>
+      <w:lvlText w:val="%5."/>
+      <w:lvlJc w:val="left"/>
+      <w:pPr>
+        <w:ind w:left="3960" w:hanging="360"/>
+      </w:pPr>
+    </w:lvl>
+    <w:lvl w:ilvl="5" w:tplc="0409001B" w:tentative="1">
+      <w:start w:val="1"/>
+      <w:numFmt w:val="lowerRoman"/>
+      <w:lvlText w:val="%6."/>
+      <w:lvlJc w:val="right"/>
+      <w:pPr>
+        <w:ind w:left="4680" w:hanging="180"/>
+      </w:pPr>
+    </w:lvl>
+    <w:lvl w:ilvl="6" w:tplc="0409000F" w:tentative="1">
+      <w:start w:val="1"/>
+      <w:numFmt w:val="decimal"/>
+      <w:lvlText w:val="%7."/>
+      <w:lvlJc w:val="left"/>
+      <w:pPr>
+        <w:ind w:left="5400" w:hanging="360"/>
+      </w:pPr>
+    </w:lvl>
+    <w:lvl w:ilvl="7" w:tplc="04090019" w:tentative="1">
+      <w:start w:val="1"/>
+      <w:numFmt w:val="lowerLetter"/>
+      <w:lvlText w:val="%8."/>
+      <w:lvlJc w:val="left"/>
+      <w:pPr>
+        <w:ind w:left="6120" w:hanging="360"/>
+      </w:pPr>
+    </w:lvl>
+    <w:lvl w:ilvl="8" w:tplc="0409001B" w:tentative="1">
+      <w:start w:val="1"/>
+      <w:numFmt w:val="lowerRoman"/>
+      <w:lvlText w:val="%9."/>
+      <w:lvlJc w:val="right"/>
+      <w:pPr>
+        <w:ind w:left="6840" w:hanging="180"/>
+      </w:pPr>
+    </w:lvl>
+  </w:abstractNum>
+  <w:abstractNum w:abstractNumId="20">
     <w:nsid w:val="3D2908A8"/>
     <w:multiLevelType w:val="hybridMultilevel"/>
     <w:tmpl w:val="86120A6E"/>
@@ -29917,7 +32173,7 @@
       </w:rPr>
     </w:lvl>
   </w:abstractNum>
-  <w:abstractNum w:abstractNumId="19">
+  <w:abstractNum w:abstractNumId="21">
     <w:nsid w:val="3D9A0B0C"/>
     <w:multiLevelType w:val="hybridMultilevel"/>
     <w:tmpl w:val="FE0497D2"/>
@@ -30006,7 +32262,7 @@
       </w:pPr>
     </w:lvl>
   </w:abstractNum>
-  <w:abstractNum w:abstractNumId="20">
+  <w:abstractNum w:abstractNumId="22">
     <w:nsid w:val="41A2316A"/>
     <w:multiLevelType w:val="hybridMultilevel"/>
     <w:tmpl w:val="D4E60E4C"/>
@@ -30119,7 +32375,7 @@
       </w:rPr>
     </w:lvl>
   </w:abstractNum>
-  <w:abstractNum w:abstractNumId="21">
+  <w:abstractNum w:abstractNumId="23">
     <w:nsid w:val="450626F7"/>
     <w:multiLevelType w:val="hybridMultilevel"/>
     <w:tmpl w:val="935461BA"/>
@@ -30208,7 +32464,7 @@
       </w:pPr>
     </w:lvl>
   </w:abstractNum>
-  <w:abstractNum w:abstractNumId="22">
+  <w:abstractNum w:abstractNumId="24">
     <w:nsid w:val="4B107463"/>
     <w:multiLevelType w:val="hybridMultilevel"/>
     <w:tmpl w:val="2BD8509C"/>
@@ -30297,7 +32553,7 @@
       </w:pPr>
     </w:lvl>
   </w:abstractNum>
-  <w:abstractNum w:abstractNumId="23">
+  <w:abstractNum w:abstractNumId="25">
     <w:nsid w:val="4B3D327D"/>
     <w:multiLevelType w:val="hybridMultilevel"/>
     <w:tmpl w:val="240C2F92"/>
@@ -30383,7 +32639,7 @@
       </w:pPr>
     </w:lvl>
   </w:abstractNum>
-  <w:abstractNum w:abstractNumId="24">
+  <w:abstractNum w:abstractNumId="26">
     <w:nsid w:val="52E67B06"/>
     <w:multiLevelType w:val="hybridMultilevel"/>
     <w:tmpl w:val="C5B688C0"/>
@@ -30472,7 +32728,7 @@
       </w:pPr>
     </w:lvl>
   </w:abstractNum>
-  <w:abstractNum w:abstractNumId="25">
+  <w:abstractNum w:abstractNumId="27">
     <w:nsid w:val="53BD4FFB"/>
     <w:multiLevelType w:val="hybridMultilevel"/>
     <w:tmpl w:val="EC9A6092"/>
@@ -30562,7 +32818,7 @@
       </w:pPr>
     </w:lvl>
   </w:abstractNum>
-  <w:abstractNum w:abstractNumId="26">
+  <w:abstractNum w:abstractNumId="28">
     <w:nsid w:val="546146DD"/>
     <w:multiLevelType w:val="hybridMultilevel"/>
     <w:tmpl w:val="7A80E584"/>
@@ -30675,7 +32931,7 @@
       </w:rPr>
     </w:lvl>
   </w:abstractNum>
-  <w:abstractNum w:abstractNumId="27">
+  <w:abstractNum w:abstractNumId="29">
     <w:nsid w:val="57D25439"/>
     <w:multiLevelType w:val="hybridMultilevel"/>
     <w:tmpl w:val="1310D188"/>
@@ -30788,7 +33044,7 @@
       </w:rPr>
     </w:lvl>
   </w:abstractNum>
-  <w:abstractNum w:abstractNumId="28">
+  <w:abstractNum w:abstractNumId="30">
     <w:nsid w:val="5AC74759"/>
     <w:multiLevelType w:val="hybridMultilevel"/>
     <w:tmpl w:val="74E4C4B8"/>
@@ -30877,7 +33133,7 @@
       </w:pPr>
     </w:lvl>
   </w:abstractNum>
-  <w:abstractNum w:abstractNumId="29">
+  <w:abstractNum w:abstractNumId="31">
     <w:nsid w:val="5FE47CBA"/>
     <w:multiLevelType w:val="hybridMultilevel"/>
     <w:tmpl w:val="3DC05E80"/>
@@ -30966,7 +33222,209 @@
       </w:pPr>
     </w:lvl>
   </w:abstractNum>
-  <w:abstractNum w:abstractNumId="30">
+  <w:abstractNum w:abstractNumId="32">
+    <w:nsid w:val="60253C4E"/>
+    <w:multiLevelType w:val="hybridMultilevel"/>
+    <w:tmpl w:val="710C374C"/>
+    <w:lvl w:ilvl="0" w:tplc="04090001">
+      <w:start w:val="1"/>
+      <w:numFmt w:val="bullet"/>
+      <w:lvlText w:val=""/>
+      <w:lvlJc w:val="left"/>
+      <w:pPr>
+        <w:ind w:left="1440" w:hanging="360"/>
+      </w:pPr>
+      <w:rPr>
+        <w:rFonts w:ascii="Symbol" w:hAnsi="Symbol" w:hint="default"/>
+      </w:rPr>
+    </w:lvl>
+    <w:lvl w:ilvl="1" w:tplc="04090003" w:tentative="1">
+      <w:start w:val="1"/>
+      <w:numFmt w:val="bullet"/>
+      <w:lvlText w:val="o"/>
+      <w:lvlJc w:val="left"/>
+      <w:pPr>
+        <w:ind w:left="2160" w:hanging="360"/>
+      </w:pPr>
+      <w:rPr>
+        <w:rFonts w:ascii="Courier New" w:hAnsi="Courier New" w:cs="Courier New" w:hint="default"/>
+      </w:rPr>
+    </w:lvl>
+    <w:lvl w:ilvl="2" w:tplc="04090005" w:tentative="1">
+      <w:start w:val="1"/>
+      <w:numFmt w:val="bullet"/>
+      <w:lvlText w:val=""/>
+      <w:lvlJc w:val="left"/>
+      <w:pPr>
+        <w:ind w:left="2880" w:hanging="360"/>
+      </w:pPr>
+      <w:rPr>
+        <w:rFonts w:ascii="Wingdings" w:hAnsi="Wingdings" w:hint="default"/>
+      </w:rPr>
+    </w:lvl>
+    <w:lvl w:ilvl="3" w:tplc="04090001" w:tentative="1">
+      <w:start w:val="1"/>
+      <w:numFmt w:val="bullet"/>
+      <w:lvlText w:val=""/>
+      <w:lvlJc w:val="left"/>
+      <w:pPr>
+        <w:ind w:left="3600" w:hanging="360"/>
+      </w:pPr>
+      <w:rPr>
+        <w:rFonts w:ascii="Symbol" w:hAnsi="Symbol" w:hint="default"/>
+      </w:rPr>
+    </w:lvl>
+    <w:lvl w:ilvl="4" w:tplc="04090003" w:tentative="1">
+      <w:start w:val="1"/>
+      <w:numFmt w:val="bullet"/>
+      <w:lvlText w:val="o"/>
+      <w:lvlJc w:val="left"/>
+      <w:pPr>
+        <w:ind w:left="4320" w:hanging="360"/>
+      </w:pPr>
+      <w:rPr>
+        <w:rFonts w:ascii="Courier New" w:hAnsi="Courier New" w:cs="Courier New" w:hint="default"/>
+      </w:rPr>
+    </w:lvl>
+    <w:lvl w:ilvl="5" w:tplc="04090005" w:tentative="1">
+      <w:start w:val="1"/>
+      <w:numFmt w:val="bullet"/>
+      <w:lvlText w:val=""/>
+      <w:lvlJc w:val="left"/>
+      <w:pPr>
+        <w:ind w:left="5040" w:hanging="360"/>
+      </w:pPr>
+      <w:rPr>
+        <w:rFonts w:ascii="Wingdings" w:hAnsi="Wingdings" w:hint="default"/>
+      </w:rPr>
+    </w:lvl>
+    <w:lvl w:ilvl="6" w:tplc="04090001" w:tentative="1">
+      <w:start w:val="1"/>
+      <w:numFmt w:val="bullet"/>
+      <w:lvlText w:val=""/>
+      <w:lvlJc w:val="left"/>
+      <w:pPr>
+        <w:ind w:left="5760" w:hanging="360"/>
+      </w:pPr>
+      <w:rPr>
+        <w:rFonts w:ascii="Symbol" w:hAnsi="Symbol" w:hint="default"/>
+      </w:rPr>
+    </w:lvl>
+    <w:lvl w:ilvl="7" w:tplc="04090003" w:tentative="1">
+      <w:start w:val="1"/>
+      <w:numFmt w:val="bullet"/>
+      <w:lvlText w:val="o"/>
+      <w:lvlJc w:val="left"/>
+      <w:pPr>
+        <w:ind w:left="6480" w:hanging="360"/>
+      </w:pPr>
+      <w:rPr>
+        <w:rFonts w:ascii="Courier New" w:hAnsi="Courier New" w:cs="Courier New" w:hint="default"/>
+      </w:rPr>
+    </w:lvl>
+    <w:lvl w:ilvl="8" w:tplc="04090005" w:tentative="1">
+      <w:start w:val="1"/>
+      <w:numFmt w:val="bullet"/>
+      <w:lvlText w:val=""/>
+      <w:lvlJc w:val="left"/>
+      <w:pPr>
+        <w:ind w:left="7200" w:hanging="360"/>
+      </w:pPr>
+      <w:rPr>
+        <w:rFonts w:ascii="Wingdings" w:hAnsi="Wingdings" w:hint="default"/>
+      </w:rPr>
+    </w:lvl>
+  </w:abstractNum>
+  <w:abstractNum w:abstractNumId="33">
+    <w:nsid w:val="610F37A6"/>
+    <w:multiLevelType w:val="hybridMultilevel"/>
+    <w:tmpl w:val="5E3A5D2A"/>
+    <w:lvl w:ilvl="0" w:tplc="82349896">
+      <w:start w:val="1"/>
+      <w:numFmt w:val="decimal"/>
+      <w:lvlText w:val="%1."/>
+      <w:lvlJc w:val="left"/>
+      <w:pPr>
+        <w:ind w:left="1080" w:hanging="360"/>
+      </w:pPr>
+      <w:rPr>
+        <w:rFonts w:hint="default"/>
+      </w:rPr>
+    </w:lvl>
+    <w:lvl w:ilvl="1" w:tplc="04090019" w:tentative="1">
+      <w:start w:val="1"/>
+      <w:numFmt w:val="lowerLetter"/>
+      <w:lvlText w:val="%2."/>
+      <w:lvlJc w:val="left"/>
+      <w:pPr>
+        <w:ind w:left="1800" w:hanging="360"/>
+      </w:pPr>
+    </w:lvl>
+    <w:lvl w:ilvl="2" w:tplc="0409001B" w:tentative="1">
+      <w:start w:val="1"/>
+      <w:numFmt w:val="lowerRoman"/>
+      <w:lvlText w:val="%3."/>
+      <w:lvlJc w:val="right"/>
+      <w:pPr>
+        <w:ind w:left="2520" w:hanging="180"/>
+      </w:pPr>
+    </w:lvl>
+    <w:lvl w:ilvl="3" w:tplc="0409000F" w:tentative="1">
+      <w:start w:val="1"/>
+      <w:numFmt w:val="decimal"/>
+      <w:lvlText w:val="%4."/>
+      <w:lvlJc w:val="left"/>
+      <w:pPr>
+        <w:ind w:left="3240" w:hanging="360"/>
+      </w:pPr>
+    </w:lvl>
+    <w:lvl w:ilvl="4" w:tplc="04090019" w:tentative="1">
+      <w:start w:val="1"/>
+      <w:numFmt w:val="lowerLetter"/>
+      <w:lvlText w:val="%5."/>
+      <w:lvlJc w:val="left"/>
+      <w:pPr>
+        <w:ind w:left="3960" w:hanging="360"/>
+      </w:pPr>
+    </w:lvl>
+    <w:lvl w:ilvl="5" w:tplc="0409001B" w:tentative="1">
+      <w:start w:val="1"/>
+      <w:numFmt w:val="lowerRoman"/>
+      <w:lvlText w:val="%6."/>
+      <w:lvlJc w:val="right"/>
+      <w:pPr>
+        <w:ind w:left="4680" w:hanging="180"/>
+      </w:pPr>
+    </w:lvl>
+    <w:lvl w:ilvl="6" w:tplc="0409000F" w:tentative="1">
+      <w:start w:val="1"/>
+      <w:numFmt w:val="decimal"/>
+      <w:lvlText w:val="%7."/>
+      <w:lvlJc w:val="left"/>
+      <w:pPr>
+        <w:ind w:left="5400" w:hanging="360"/>
+      </w:pPr>
+    </w:lvl>
+    <w:lvl w:ilvl="7" w:tplc="04090019" w:tentative="1">
+      <w:start w:val="1"/>
+      <w:numFmt w:val="lowerLetter"/>
+      <w:lvlText w:val="%8."/>
+      <w:lvlJc w:val="left"/>
+      <w:pPr>
+        <w:ind w:left="6120" w:hanging="360"/>
+      </w:pPr>
+    </w:lvl>
+    <w:lvl w:ilvl="8" w:tplc="0409001B" w:tentative="1">
+      <w:start w:val="1"/>
+      <w:numFmt w:val="lowerRoman"/>
+      <w:lvlText w:val="%9."/>
+      <w:lvlJc w:val="right"/>
+      <w:pPr>
+        <w:ind w:left="6840" w:hanging="180"/>
+      </w:pPr>
+    </w:lvl>
+  </w:abstractNum>
+  <w:abstractNum w:abstractNumId="34">
     <w:nsid w:val="63935CF6"/>
     <w:multiLevelType w:val="hybridMultilevel"/>
     <w:tmpl w:val="30EAF0EC"/>
@@ -31079,7 +33537,7 @@
       </w:rPr>
     </w:lvl>
   </w:abstractNum>
-  <w:abstractNum w:abstractNumId="31">
+  <w:abstractNum w:abstractNumId="35">
     <w:nsid w:val="655C4FB5"/>
     <w:multiLevelType w:val="hybridMultilevel"/>
     <w:tmpl w:val="107010D8"/>
@@ -31169,7 +33627,96 @@
       </w:pPr>
     </w:lvl>
   </w:abstractNum>
-  <w:abstractNum w:abstractNumId="32">
+  <w:abstractNum w:abstractNumId="36">
+    <w:nsid w:val="65AC488A"/>
+    <w:multiLevelType w:val="hybridMultilevel"/>
+    <w:tmpl w:val="5F3CFC6A"/>
+    <w:lvl w:ilvl="0" w:tplc="4D367AEE">
+      <w:start w:val="1"/>
+      <w:numFmt w:val="decimal"/>
+      <w:lvlText w:val="%1."/>
+      <w:lvlJc w:val="left"/>
+      <w:pPr>
+        <w:ind w:left="1080" w:hanging="360"/>
+      </w:pPr>
+      <w:rPr>
+        <w:rFonts w:hint="default"/>
+      </w:rPr>
+    </w:lvl>
+    <w:lvl w:ilvl="1" w:tplc="04090019" w:tentative="1">
+      <w:start w:val="1"/>
+      <w:numFmt w:val="lowerLetter"/>
+      <w:lvlText w:val="%2."/>
+      <w:lvlJc w:val="left"/>
+      <w:pPr>
+        <w:ind w:left="1800" w:hanging="360"/>
+      </w:pPr>
+    </w:lvl>
+    <w:lvl w:ilvl="2" w:tplc="0409001B" w:tentative="1">
+      <w:start w:val="1"/>
+      <w:numFmt w:val="lowerRoman"/>
+      <w:lvlText w:val="%3."/>
+      <w:lvlJc w:val="right"/>
+      <w:pPr>
+        <w:ind w:left="2520" w:hanging="180"/>
+      </w:pPr>
+    </w:lvl>
+    <w:lvl w:ilvl="3" w:tplc="0409000F" w:tentative="1">
+      <w:start w:val="1"/>
+      <w:numFmt w:val="decimal"/>
+      <w:lvlText w:val="%4."/>
+      <w:lvlJc w:val="left"/>
+      <w:pPr>
+        <w:ind w:left="3240" w:hanging="360"/>
+      </w:pPr>
+    </w:lvl>
+    <w:lvl w:ilvl="4" w:tplc="04090019" w:tentative="1">
+      <w:start w:val="1"/>
+      <w:numFmt w:val="lowerLetter"/>
+      <w:lvlText w:val="%5."/>
+      <w:lvlJc w:val="left"/>
+      <w:pPr>
+        <w:ind w:left="3960" w:hanging="360"/>
+      </w:pPr>
+    </w:lvl>
+    <w:lvl w:ilvl="5" w:tplc="0409001B" w:tentative="1">
+      <w:start w:val="1"/>
+      <w:numFmt w:val="lowerRoman"/>
+      <w:lvlText w:val="%6."/>
+      <w:lvlJc w:val="right"/>
+      <w:pPr>
+        <w:ind w:left="4680" w:hanging="180"/>
+      </w:pPr>
+    </w:lvl>
+    <w:lvl w:ilvl="6" w:tplc="0409000F" w:tentative="1">
+      <w:start w:val="1"/>
+      <w:numFmt w:val="decimal"/>
+      <w:lvlText w:val="%7."/>
+      <w:lvlJc w:val="left"/>
+      <w:pPr>
+        <w:ind w:left="5400" w:hanging="360"/>
+      </w:pPr>
+    </w:lvl>
+    <w:lvl w:ilvl="7" w:tplc="04090019" w:tentative="1">
+      <w:start w:val="1"/>
+      <w:numFmt w:val="lowerLetter"/>
+      <w:lvlText w:val="%8."/>
+      <w:lvlJc w:val="left"/>
+      <w:pPr>
+        <w:ind w:left="6120" w:hanging="360"/>
+      </w:pPr>
+    </w:lvl>
+    <w:lvl w:ilvl="8" w:tplc="0409001B" w:tentative="1">
+      <w:start w:val="1"/>
+      <w:numFmt w:val="lowerRoman"/>
+      <w:lvlText w:val="%9."/>
+      <w:lvlJc w:val="right"/>
+      <w:pPr>
+        <w:ind w:left="6840" w:hanging="180"/>
+      </w:pPr>
+    </w:lvl>
+  </w:abstractNum>
+  <w:abstractNum w:abstractNumId="37">
     <w:nsid w:val="689F65E6"/>
     <w:multiLevelType w:val="hybridMultilevel"/>
     <w:tmpl w:val="AC30275A"/>
@@ -31282,7 +33829,7 @@
       </w:rPr>
     </w:lvl>
   </w:abstractNum>
-  <w:abstractNum w:abstractNumId="33">
+  <w:abstractNum w:abstractNumId="38">
     <w:nsid w:val="6BB70856"/>
     <w:multiLevelType w:val="hybridMultilevel"/>
     <w:tmpl w:val="CCE401AE"/>
@@ -31395,7 +33942,7 @@
       </w:rPr>
     </w:lvl>
   </w:abstractNum>
-  <w:abstractNum w:abstractNumId="34">
+  <w:abstractNum w:abstractNumId="39">
     <w:nsid w:val="6EBE32A6"/>
     <w:multiLevelType w:val="hybridMultilevel"/>
     <w:tmpl w:val="118A5C9C"/>
@@ -31508,7 +34055,7 @@
       </w:rPr>
     </w:lvl>
   </w:abstractNum>
-  <w:abstractNum w:abstractNumId="35">
+  <w:abstractNum w:abstractNumId="40">
     <w:nsid w:val="75766E26"/>
     <w:multiLevelType w:val="hybridMultilevel"/>
     <w:tmpl w:val="6E46F11E"/>
@@ -31621,7 +34168,7 @@
       </w:rPr>
     </w:lvl>
   </w:abstractNum>
-  <w:abstractNum w:abstractNumId="36">
+  <w:abstractNum w:abstractNumId="41">
     <w:nsid w:val="76724C9A"/>
     <w:multiLevelType w:val="hybridMultilevel"/>
     <w:tmpl w:val="780CE410"/>
@@ -31734,7 +34281,7 @@
       </w:rPr>
     </w:lvl>
   </w:abstractNum>
-  <w:abstractNum w:abstractNumId="37">
+  <w:abstractNum w:abstractNumId="42">
     <w:nsid w:val="798C37C2"/>
     <w:multiLevelType w:val="hybridMultilevel"/>
     <w:tmpl w:val="A7387F94"/>
@@ -31847,7 +34394,7 @@
       </w:rPr>
     </w:lvl>
   </w:abstractNum>
-  <w:abstractNum w:abstractNumId="38">
+  <w:abstractNum w:abstractNumId="43">
     <w:nsid w:val="7A962DF9"/>
     <w:multiLevelType w:val="hybridMultilevel"/>
     <w:tmpl w:val="0450EDD2"/>
@@ -31936,7 +34483,7 @@
       </w:pPr>
     </w:lvl>
   </w:abstractNum>
-  <w:abstractNum w:abstractNumId="39">
+  <w:abstractNum w:abstractNumId="44">
     <w:nsid w:val="7B0668D6"/>
     <w:multiLevelType w:val="hybridMultilevel"/>
     <w:tmpl w:val="C354E266"/>
@@ -32049,7 +34596,7 @@
       </w:rPr>
     </w:lvl>
   </w:abstractNum>
-  <w:abstractNum w:abstractNumId="40">
+  <w:abstractNum w:abstractNumId="45">
     <w:nsid w:val="7BCB7E82"/>
     <w:multiLevelType w:val="hybridMultilevel"/>
     <w:tmpl w:val="FADEAE40"/>
@@ -32163,127 +34710,142 @@
     </w:lvl>
   </w:abstractNum>
   <w:num w:numId="1">
+    <w:abstractNumId w:val="7"/>
+  </w:num>
+  <w:num w:numId="2">
+    <w:abstractNumId w:val="11"/>
+  </w:num>
+  <w:num w:numId="3">
+    <w:abstractNumId w:val="35"/>
+  </w:num>
+  <w:num w:numId="4">
+    <w:abstractNumId w:val="27"/>
+  </w:num>
+  <w:num w:numId="5">
+    <w:abstractNumId w:val="9"/>
+  </w:num>
+  <w:num w:numId="6">
+    <w:abstractNumId w:val="24"/>
+  </w:num>
+  <w:num w:numId="7">
+    <w:abstractNumId w:val="31"/>
+  </w:num>
+  <w:num w:numId="8">
+    <w:abstractNumId w:val="18"/>
+  </w:num>
+  <w:num w:numId="9">
+    <w:abstractNumId w:val="43"/>
+  </w:num>
+  <w:num w:numId="10">
+    <w:abstractNumId w:val="23"/>
+  </w:num>
+  <w:num w:numId="11">
+    <w:abstractNumId w:val="21"/>
+  </w:num>
+  <w:num w:numId="12">
+    <w:abstractNumId w:val="13"/>
+  </w:num>
+  <w:num w:numId="13">
+    <w:abstractNumId w:val="5"/>
+  </w:num>
+  <w:num w:numId="14">
+    <w:abstractNumId w:val="25"/>
+  </w:num>
+  <w:num w:numId="15">
+    <w:abstractNumId w:val="26"/>
+  </w:num>
+  <w:num w:numId="16">
+    <w:abstractNumId w:val="29"/>
+  </w:num>
+  <w:num w:numId="17">
+    <w:abstractNumId w:val="44"/>
+  </w:num>
+  <w:num w:numId="18">
+    <w:abstractNumId w:val="4"/>
+  </w:num>
+  <w:num w:numId="19">
+    <w:abstractNumId w:val="20"/>
+  </w:num>
+  <w:num w:numId="20">
+    <w:abstractNumId w:val="16"/>
+  </w:num>
+  <w:num w:numId="21">
+    <w:abstractNumId w:val="3"/>
+  </w:num>
+  <w:num w:numId="22">
+    <w:abstractNumId w:val="40"/>
+  </w:num>
+  <w:num w:numId="23">
     <w:abstractNumId w:val="6"/>
   </w:num>
-  <w:num w:numId="2">
+  <w:num w:numId="24">
+    <w:abstractNumId w:val="38"/>
+  </w:num>
+  <w:num w:numId="25">
     <w:abstractNumId w:val="10"/>
   </w:num>
-  <w:num w:numId="3">
-    <w:abstractNumId w:val="31"/>
-  </w:num>
-  <w:num w:numId="4">
-    <w:abstractNumId w:val="25"/>
-  </w:num>
-  <w:num w:numId="5">
+  <w:num w:numId="26">
     <w:abstractNumId w:val="8"/>
   </w:num>
-  <w:num w:numId="6">
+  <w:num w:numId="27">
+    <w:abstractNumId w:val="37"/>
+  </w:num>
+  <w:num w:numId="28">
+    <w:abstractNumId w:val="42"/>
+  </w:num>
+  <w:num w:numId="29">
+    <w:abstractNumId w:val="30"/>
+  </w:num>
+  <w:num w:numId="30">
+    <w:abstractNumId w:val="17"/>
+  </w:num>
+  <w:num w:numId="31">
+    <w:abstractNumId w:val="2"/>
+  </w:num>
+  <w:num w:numId="32">
+    <w:abstractNumId w:val="1"/>
+  </w:num>
+  <w:num w:numId="33">
+    <w:abstractNumId w:val="14"/>
+  </w:num>
+  <w:num w:numId="34">
+    <w:abstractNumId w:val="28"/>
+  </w:num>
+  <w:num w:numId="35">
+    <w:abstractNumId w:val="34"/>
+  </w:num>
+  <w:num w:numId="36">
+    <w:abstractNumId w:val="15"/>
+  </w:num>
+  <w:num w:numId="37">
     <w:abstractNumId w:val="22"/>
   </w:num>
-  <w:num w:numId="7">
-    <w:abstractNumId w:val="29"/>
+  <w:num w:numId="38">
+    <w:abstractNumId w:val="39"/>
   </w:num>
-  <w:num w:numId="8">
-    <w:abstractNumId w:val="17"/>
+  <w:num w:numId="39">
+    <w:abstractNumId w:val="41"/>
   </w:num>
-  <w:num w:numId="9">
-    <w:abstractNumId w:val="38"/>
+  <w:num w:numId="40">
+    <w:abstractNumId w:val="12"/>
   </w:num>
-  <w:num w:numId="10">
-    <w:abstractNumId w:val="21"/>
+  <w:num w:numId="41">
+    <w:abstractNumId w:val="45"/>
   </w:num>
-  <w:num w:numId="11">
+  <w:num w:numId="42">
+    <w:abstractNumId w:val="33"/>
+  </w:num>
+  <w:num w:numId="43">
+    <w:abstractNumId w:val="36"/>
+  </w:num>
+  <w:num w:numId="44">
     <w:abstractNumId w:val="19"/>
   </w:num>
-  <w:num w:numId="12">
-    <w:abstractNumId w:val="12"/>
-  </w:num>
-  <w:num w:numId="13">
-    <w:abstractNumId w:val="4"/>
-  </w:num>
-  <w:num w:numId="14">
-    <w:abstractNumId w:val="23"/>
-  </w:num>
-  <w:num w:numId="15">
-    <w:abstractNumId w:val="24"/>
-  </w:num>
-  <w:num w:numId="16">
-    <w:abstractNumId w:val="27"/>
-  </w:num>
-  <w:num w:numId="17">
-    <w:abstractNumId w:val="39"/>
-  </w:num>
-  <w:num w:numId="18">
-    <w:abstractNumId w:val="3"/>
-  </w:num>
-  <w:num w:numId="19">
-    <w:abstractNumId w:val="18"/>
-  </w:num>
-  <w:num w:numId="20">
-    <w:abstractNumId w:val="15"/>
-  </w:num>
-  <w:num w:numId="21">
-    <w:abstractNumId w:val="2"/>
-  </w:num>
-  <w:num w:numId="22">
-    <w:abstractNumId w:val="35"/>
-  </w:num>
-  <w:num w:numId="23">
-    <w:abstractNumId w:val="5"/>
-  </w:num>
-  <w:num w:numId="24">
-    <w:abstractNumId w:val="33"/>
-  </w:num>
-  <w:num w:numId="25">
-    <w:abstractNumId w:val="9"/>
-  </w:num>
-  <w:num w:numId="26">
-    <w:abstractNumId w:val="7"/>
-  </w:num>
-  <w:num w:numId="27">
+  <w:num w:numId="45">
     <w:abstractNumId w:val="32"/>
   </w:num>
-  <w:num w:numId="28">
-    <w:abstractNumId w:val="37"/>
-  </w:num>
-  <w:num w:numId="29">
-    <w:abstractNumId w:val="28"/>
-  </w:num>
-  <w:num w:numId="30">
-    <w:abstractNumId w:val="16"/>
-  </w:num>
-  <w:num w:numId="31">
-    <w:abstractNumId w:val="1"/>
-  </w:num>
-  <w:num w:numId="32">
+  <w:num w:numId="46">
     <w:abstractNumId w:val="0"/>
-  </w:num>
-  <w:num w:numId="33">
-    <w:abstractNumId w:val="13"/>
-  </w:num>
-  <w:num w:numId="34">
-    <w:abstractNumId w:val="26"/>
-  </w:num>
-  <w:num w:numId="35">
-    <w:abstractNumId w:val="30"/>
-  </w:num>
-  <w:num w:numId="36">
-    <w:abstractNumId w:val="14"/>
-  </w:num>
-  <w:num w:numId="37">
-    <w:abstractNumId w:val="20"/>
-  </w:num>
-  <w:num w:numId="38">
-    <w:abstractNumId w:val="34"/>
-  </w:num>
-  <w:num w:numId="39">
-    <w:abstractNumId w:val="36"/>
-  </w:num>
-  <w:num w:numId="40">
-    <w:abstractNumId w:val="11"/>
-  </w:num>
-  <w:num w:numId="41">
-    <w:abstractNumId w:val="40"/>
   </w:num>
   <w:numIdMacAtCleanup w:val="28"/>
 </w:numbering>
@@ -32847,7 +35409,7 @@
 </file>
 
 <file path=customXml/itemProps1.xml><?xml version="1.0" encoding="utf-8"?>
-<ds:datastoreItem xmlns:ds="http://schemas.openxmlformats.org/officeDocument/2006/customXml" ds:itemID="{40CAA03C-3EEE-439B-9D8C-B2C375278C5F}">
+<ds:datastoreItem xmlns:ds="http://schemas.openxmlformats.org/officeDocument/2006/customXml" ds:itemID="{B57C1AA4-C87B-4F46-A707-FDEAD92D1CB2}">
   <ds:schemaRefs>
     <ds:schemaRef ds:uri="http://schemas.openxmlformats.org/officeDocument/2006/bibliography"/>
   </ds:schemaRefs>

--- a/note/SpringSpringBootRestAPI Theory Questions.docx
+++ b/note/SpringSpringBootRestAPI Theory Questions.docx
@@ -7301,109 +7301,189 @@
         <w:rPr>
           <w:lang w:val="en-IN"/>
         </w:rPr>
-        <w:t>Callable Interface</w:t>
-      </w:r>
-    </w:p>
-    <w:p>
-      <w:pPr>
-        <w:pStyle w:val="ListParagraph"/>
-        <w:rPr>
-          <w:lang w:val="en-IN"/>
-        </w:rPr>
-      </w:pPr>
-      <w:r>
-        <w:rPr>
-          <w:lang w:val="en-IN"/>
-        </w:rPr>
-        <w:t xml:space="preserve">It </w:t>
-      </w:r>
-      <w:r>
-        <w:rPr>
-          <w:lang w:val="en-IN"/>
-        </w:rPr>
-        <w:t>i</w:t>
-      </w:r>
-      <w:r>
-        <w:rPr>
-          <w:lang w:val="en-IN"/>
-        </w:rPr>
-        <w:t xml:space="preserve">s used </w:t>
-      </w:r>
-      <w:r>
-        <w:rPr>
-          <w:lang w:val="en-IN"/>
-        </w:rPr>
-        <w:t>to represent a task that can be executed asynchronously and</w:t>
-      </w:r>
-      <w:r>
-        <w:rPr>
-          <w:lang w:val="en-IN"/>
-        </w:rPr>
-        <w:t xml:space="preserve"> either</w:t>
-      </w:r>
-      <w:r>
-        <w:rPr>
-          <w:lang w:val="en-IN"/>
-        </w:rPr>
-        <w:t xml:space="preserve"> return</w:t>
-      </w:r>
-      <w:r>
-        <w:rPr>
-          <w:lang w:val="en-IN"/>
-        </w:rPr>
-        <w:t>s</w:t>
-      </w:r>
-      <w:r>
-        <w:rPr>
-          <w:lang w:val="en-IN"/>
-        </w:rPr>
-        <w:t xml:space="preserve"> a result or throw an exception. It's similar to the </w:t>
-      </w:r>
-      <w:proofErr w:type="spellStart"/>
-      <w:r>
-        <w:rPr>
-          <w:lang w:val="en-IN"/>
-        </w:rPr>
-        <w:t>Runnable</w:t>
-      </w:r>
-      <w:proofErr w:type="spellEnd"/>
-      <w:r>
-        <w:rPr>
-          <w:lang w:val="en-IN"/>
-        </w:rPr>
-        <w:t xml:space="preserve"> interface but with the added ability to return a result or propagate exceptions.</w:t>
-      </w:r>
-      <w:r>
-        <w:rPr>
-          <w:lang w:val="en-IN"/>
-        </w:rPr>
-        <w:t xml:space="preserve"> </w:t>
-      </w:r>
-      <w:r>
-        <w:rPr>
-          <w:lang w:val="en-IN"/>
-        </w:rPr>
-        <w:t xml:space="preserve">The Callable interface in Java is a part of the </w:t>
-      </w:r>
-      <w:proofErr w:type="spellStart"/>
-      <w:r>
-        <w:rPr>
-          <w:lang w:val="en-IN"/>
-        </w:rPr>
-        <w:t>j</w:t>
-      </w:r>
-      <w:r>
-        <w:rPr>
-          <w:lang w:val="en-IN"/>
-        </w:rPr>
-        <w:t>ava.util.concurrent</w:t>
-      </w:r>
-      <w:proofErr w:type="spellEnd"/>
-      <w:r>
-        <w:rPr>
-          <w:lang w:val="en-IN"/>
-        </w:rPr>
-        <w:t xml:space="preserve"> package.</w:t>
+        <w:t>User Thread &amp; Daemon Thread</w:t>
+      </w:r>
+    </w:p>
+    <w:p>
+      <w:pPr>
+        <w:pStyle w:val="ListParagraph"/>
+        <w:numPr>
+          <w:ilvl w:val="0"/>
+          <w:numId w:val="20"/>
+        </w:numPr>
+        <w:rPr>
+          <w:lang w:val="en-IN"/>
+        </w:rPr>
+      </w:pPr>
+      <w:r>
+        <w:rPr>
+          <w:i/>
+          <w:lang w:val="en-IN"/>
+        </w:rPr>
+        <w:t>User Thread</w:t>
+      </w:r>
+      <w:proofErr w:type="gramStart"/>
+      <w:r>
+        <w:rPr>
+          <w:lang w:val="en-IN"/>
+        </w:rPr>
+        <w:t>:-</w:t>
+      </w:r>
+      <w:proofErr w:type="gramEnd"/>
+      <w:r>
+        <w:rPr>
+          <w:lang w:val="en-IN"/>
+        </w:rPr>
+        <w:t xml:space="preserve"> User threads have a specific life cycle and its life is independent of any other thread. JVM waits for user threads to complete its tasks before terminating it. When user threads are finished, JVM terminates the whole program along with associated daemon threads.</w:t>
+      </w:r>
+    </w:p>
+    <w:p>
+      <w:pPr>
+        <w:pStyle w:val="ListParagraph"/>
+        <w:numPr>
+          <w:ilvl w:val="0"/>
+          <w:numId w:val="20"/>
+        </w:numPr>
+        <w:rPr>
+          <w:lang w:val="en-IN"/>
+        </w:rPr>
+      </w:pPr>
+      <w:r>
+        <w:rPr>
+          <w:i/>
+          <w:lang w:val="en-IN"/>
+        </w:rPr>
+        <w:t>Daemon Thread</w:t>
+      </w:r>
+      <w:proofErr w:type="gramStart"/>
+      <w:r>
+        <w:rPr>
+          <w:lang w:val="en-IN"/>
+        </w:rPr>
+        <w:t>:-</w:t>
+      </w:r>
+      <w:proofErr w:type="gramEnd"/>
+      <w:r>
+        <w:rPr>
+          <w:lang w:val="en-IN"/>
+        </w:rPr>
+        <w:t xml:space="preserve"> daemon threads provides services and support to user threads. There are two methods available in thread class for daemon thread: </w:t>
+      </w:r>
+      <w:proofErr w:type="spellStart"/>
+      <w:proofErr w:type="gramStart"/>
+      <w:r>
+        <w:rPr>
+          <w:lang w:val="en-IN"/>
+        </w:rPr>
+        <w:t>setDaemon</w:t>
+      </w:r>
+      <w:proofErr w:type="spellEnd"/>
+      <w:r>
+        <w:rPr>
+          <w:lang w:val="en-IN"/>
+        </w:rPr>
+        <w:t>(</w:t>
+      </w:r>
+      <w:proofErr w:type="gramEnd"/>
+      <w:r>
+        <w:rPr>
+          <w:lang w:val="en-IN"/>
+        </w:rPr>
+        <w:t xml:space="preserve">) and </w:t>
+      </w:r>
+      <w:proofErr w:type="spellStart"/>
+      <w:r>
+        <w:rPr>
+          <w:lang w:val="en-IN"/>
+        </w:rPr>
+        <w:t>isDaemon</w:t>
+      </w:r>
+      <w:proofErr w:type="spellEnd"/>
+      <w:r>
+        <w:rPr>
+          <w:lang w:val="en-IN"/>
+        </w:rPr>
+        <w:t>().</w:t>
+      </w:r>
+    </w:p>
+    <w:p>
+      <w:pPr>
+        <w:pStyle w:val="ListParagraph"/>
+        <w:rPr>
+          <w:lang w:val="en-IN"/>
+        </w:rPr>
+      </w:pPr>
+      <w:r>
+        <w:rPr>
+          <w:lang w:val="en-IN"/>
+        </w:rPr>
+        <w:t xml:space="preserve">We can create daemon threads in java using the thread class </w:t>
+      </w:r>
+      <w:proofErr w:type="spellStart"/>
+      <w:proofErr w:type="gramStart"/>
+      <w:r>
+        <w:rPr>
+          <w:lang w:val="en-IN"/>
+        </w:rPr>
+        <w:t>setDaemon</w:t>
+      </w:r>
+      <w:proofErr w:type="spellEnd"/>
+      <w:r>
+        <w:rPr>
+          <w:lang w:val="en-IN"/>
+        </w:rPr>
+        <w:t>(</w:t>
+      </w:r>
+      <w:proofErr w:type="gramEnd"/>
+      <w:r>
+        <w:rPr>
+          <w:lang w:val="en-IN"/>
+        </w:rPr>
+        <w:t xml:space="preserve">true). We should set a thread as Daemon Thread before thread </w:t>
+      </w:r>
+      <w:proofErr w:type="spellStart"/>
+      <w:r>
+        <w:rPr>
+          <w:lang w:val="en-IN"/>
+        </w:rPr>
+        <w:t>exeution</w:t>
+      </w:r>
+      <w:proofErr w:type="spellEnd"/>
+      <w:r>
+        <w:rPr>
+          <w:lang w:val="en-IN"/>
+        </w:rPr>
+        <w:t xml:space="preserve"> starts.</w:t>
+      </w:r>
+    </w:p>
+    <w:p>
+      <w:pPr>
+        <w:pStyle w:val="ListParagraph"/>
+        <w:rPr>
+          <w:lang w:val="en-IN"/>
+        </w:rPr>
+      </w:pPr>
+      <w:proofErr w:type="spellStart"/>
+      <w:proofErr w:type="gramStart"/>
+      <w:r>
+        <w:rPr>
+          <w:lang w:val="en-IN"/>
+        </w:rPr>
+        <w:t>isDaemon</w:t>
+      </w:r>
+      <w:proofErr w:type="spellEnd"/>
+      <w:r>
+        <w:rPr>
+          <w:lang w:val="en-IN"/>
+        </w:rPr>
+        <w:t>(</w:t>
+      </w:r>
+      <w:proofErr w:type="gramEnd"/>
+      <w:r>
+        <w:rPr>
+          <w:lang w:val="en-IN"/>
+        </w:rPr>
+        <w:t>) method is generally used to check whether the current thread is daemon or not.</w:t>
       </w:r>
     </w:p>
     <w:p>
@@ -7421,189 +7501,90 @@
         <w:rPr>
           <w:lang w:val="en-IN"/>
         </w:rPr>
-        <w:t>User Thread &amp; Daemon Thread</w:t>
-      </w:r>
-    </w:p>
-    <w:p>
-      <w:pPr>
-        <w:pStyle w:val="ListParagraph"/>
-        <w:numPr>
-          <w:ilvl w:val="0"/>
-          <w:numId w:val="20"/>
-        </w:numPr>
-        <w:rPr>
-          <w:lang w:val="en-IN"/>
-        </w:rPr>
-      </w:pPr>
-      <w:r>
-        <w:rPr>
-          <w:i/>
-          <w:lang w:val="en-IN"/>
-        </w:rPr>
-        <w:t>User Thread</w:t>
-      </w:r>
-      <w:proofErr w:type="gramStart"/>
-      <w:r>
-        <w:rPr>
-          <w:lang w:val="en-IN"/>
-        </w:rPr>
-        <w:t>:-</w:t>
-      </w:r>
-      <w:proofErr w:type="gramEnd"/>
-      <w:r>
-        <w:rPr>
-          <w:lang w:val="en-IN"/>
-        </w:rPr>
-        <w:t xml:space="preserve"> User threads have a specific life cycle and its life is independent of any other thread. JVM waits for user threads to complete its tasks before terminating it. When user threads are finished, JVM terminates the whole program along with associated daemon threads.</w:t>
-      </w:r>
-    </w:p>
-    <w:p>
-      <w:pPr>
-        <w:pStyle w:val="ListParagraph"/>
-        <w:numPr>
-          <w:ilvl w:val="0"/>
-          <w:numId w:val="20"/>
-        </w:numPr>
-        <w:rPr>
-          <w:lang w:val="en-IN"/>
-        </w:rPr>
-      </w:pPr>
-      <w:r>
-        <w:rPr>
-          <w:i/>
-          <w:lang w:val="en-IN"/>
-        </w:rPr>
-        <w:t>Daemon Thread</w:t>
-      </w:r>
-      <w:proofErr w:type="gramStart"/>
-      <w:r>
-        <w:rPr>
-          <w:lang w:val="en-IN"/>
-        </w:rPr>
-        <w:t>:-</w:t>
-      </w:r>
-      <w:proofErr w:type="gramEnd"/>
-      <w:r>
-        <w:rPr>
-          <w:lang w:val="en-IN"/>
-        </w:rPr>
-        <w:t xml:space="preserve"> daemon threads provides services and support to user threads. There are two methods available in thread class for daemon thread: </w:t>
-      </w:r>
-      <w:proofErr w:type="spellStart"/>
-      <w:proofErr w:type="gramStart"/>
-      <w:r>
-        <w:rPr>
-          <w:lang w:val="en-IN"/>
-        </w:rPr>
-        <w:t>setDaemon</w:t>
-      </w:r>
-      <w:proofErr w:type="spellEnd"/>
-      <w:r>
-        <w:rPr>
-          <w:lang w:val="en-IN"/>
-        </w:rPr>
-        <w:t>(</w:t>
-      </w:r>
-      <w:proofErr w:type="gramEnd"/>
-      <w:r>
-        <w:rPr>
-          <w:lang w:val="en-IN"/>
-        </w:rPr>
-        <w:t xml:space="preserve">) and </w:t>
-      </w:r>
-      <w:proofErr w:type="spellStart"/>
-      <w:r>
-        <w:rPr>
-          <w:lang w:val="en-IN"/>
-        </w:rPr>
-        <w:t>isDaemon</w:t>
-      </w:r>
-      <w:proofErr w:type="spellEnd"/>
-      <w:r>
-        <w:rPr>
-          <w:lang w:val="en-IN"/>
-        </w:rPr>
-        <w:t>().</w:t>
-      </w:r>
-    </w:p>
-    <w:p>
-      <w:pPr>
-        <w:pStyle w:val="ListParagraph"/>
-        <w:rPr>
-          <w:lang w:val="en-IN"/>
-        </w:rPr>
-      </w:pPr>
-      <w:r>
-        <w:rPr>
-          <w:lang w:val="en-IN"/>
-        </w:rPr>
-        <w:t xml:space="preserve">We can create daemon threads in java using the thread class </w:t>
-      </w:r>
-      <w:proofErr w:type="spellStart"/>
-      <w:proofErr w:type="gramStart"/>
-      <w:r>
-        <w:rPr>
-          <w:lang w:val="en-IN"/>
-        </w:rPr>
-        <w:t>setDaemon</w:t>
-      </w:r>
-      <w:proofErr w:type="spellEnd"/>
-      <w:r>
-        <w:rPr>
-          <w:lang w:val="en-IN"/>
-        </w:rPr>
-        <w:t>(</w:t>
-      </w:r>
-      <w:proofErr w:type="gramEnd"/>
-      <w:r>
-        <w:rPr>
-          <w:lang w:val="en-IN"/>
-        </w:rPr>
-        <w:t xml:space="preserve">true). We should set a thread as Daemon Thread before thread </w:t>
-      </w:r>
-      <w:proofErr w:type="spellStart"/>
-      <w:r>
-        <w:rPr>
-          <w:lang w:val="en-IN"/>
-        </w:rPr>
-        <w:t>exeution</w:t>
-      </w:r>
-      <w:proofErr w:type="spellEnd"/>
-      <w:r>
-        <w:rPr>
-          <w:lang w:val="en-IN"/>
-        </w:rPr>
-        <w:t xml:space="preserve"> starts.</w:t>
-      </w:r>
-    </w:p>
-    <w:p>
-      <w:pPr>
-        <w:pStyle w:val="ListParagraph"/>
-        <w:rPr>
-          <w:lang w:val="en-IN"/>
-        </w:rPr>
-      </w:pPr>
-      <w:proofErr w:type="spellStart"/>
-      <w:proofErr w:type="gramStart"/>
-      <w:r>
-        <w:rPr>
-          <w:lang w:val="en-IN"/>
-        </w:rPr>
-        <w:t>isDaemon</w:t>
-      </w:r>
-      <w:proofErr w:type="spellEnd"/>
-      <w:r>
-        <w:rPr>
-          <w:lang w:val="en-IN"/>
-        </w:rPr>
-        <w:t>(</w:t>
-      </w:r>
-      <w:proofErr w:type="gramEnd"/>
-      <w:r>
-        <w:rPr>
-          <w:lang w:val="en-IN"/>
-        </w:rPr>
-        <w:t>) method is generally used to check whether the current thread is daemon or not.</w:t>
+        <w:t>Life Cycle Method of Thread.</w:t>
+      </w:r>
+    </w:p>
+    <w:p>
+      <w:pPr>
+        <w:pStyle w:val="ListParagraph"/>
+        <w:rPr>
+          <w:lang w:val="en-IN"/>
+        </w:rPr>
+      </w:pPr>
+      <w:r>
+        <w:rPr>
+          <w:lang w:val="en-IN"/>
+        </w:rPr>
+        <w:tab/>
+        <w:t>a. New</w:t>
+      </w:r>
+    </w:p>
+    <w:p>
+      <w:pPr>
+        <w:pStyle w:val="ListParagraph"/>
+        <w:rPr>
+          <w:lang w:val="en-IN"/>
+        </w:rPr>
+      </w:pPr>
+      <w:r>
+        <w:rPr>
+          <w:lang w:val="en-IN"/>
+        </w:rPr>
+        <w:tab/>
+        <w:t xml:space="preserve">b. </w:t>
+      </w:r>
+      <w:proofErr w:type="spellStart"/>
+      <w:r>
+        <w:rPr>
+          <w:lang w:val="en-IN"/>
+        </w:rPr>
+        <w:t>Runnable</w:t>
+      </w:r>
+      <w:proofErr w:type="spellEnd"/>
+    </w:p>
+    <w:p>
+      <w:pPr>
+        <w:pStyle w:val="ListParagraph"/>
+        <w:rPr>
+          <w:lang w:val="en-IN"/>
+        </w:rPr>
+      </w:pPr>
+      <w:r>
+        <w:rPr>
+          <w:lang w:val="en-IN"/>
+        </w:rPr>
+        <w:tab/>
+        <w:t>c. Blocked/Waiting</w:t>
+      </w:r>
+    </w:p>
+    <w:p>
+      <w:pPr>
+        <w:pStyle w:val="ListParagraph"/>
+        <w:rPr>
+          <w:lang w:val="en-IN"/>
+        </w:rPr>
+      </w:pPr>
+      <w:r>
+        <w:rPr>
+          <w:lang w:val="en-IN"/>
+        </w:rPr>
+        <w:tab/>
+        <w:t>d. Timed Waiting.</w:t>
+      </w:r>
+    </w:p>
+    <w:p>
+      <w:pPr>
+        <w:pStyle w:val="ListParagraph"/>
+        <w:rPr>
+          <w:lang w:val="en-IN"/>
+        </w:rPr>
+      </w:pPr>
+      <w:r>
+        <w:rPr>
+          <w:lang w:val="en-IN"/>
+        </w:rPr>
+        <w:tab/>
+        <w:t>e. Terminated State.</w:t>
       </w:r>
     </w:p>
     <w:p>
@@ -7621,90 +7602,392 @@
         <w:rPr>
           <w:lang w:val="en-IN"/>
         </w:rPr>
-        <w:t>Life Cycle Method of Thread.</w:t>
-      </w:r>
-    </w:p>
-    <w:p>
-      <w:pPr>
-        <w:pStyle w:val="ListParagraph"/>
-        <w:rPr>
-          <w:lang w:val="en-IN"/>
-        </w:rPr>
-      </w:pPr>
-      <w:r>
-        <w:rPr>
-          <w:lang w:val="en-IN"/>
-        </w:rPr>
-        <w:tab/>
-        <w:t>a. New</w:t>
-      </w:r>
-    </w:p>
-    <w:p>
-      <w:pPr>
-        <w:pStyle w:val="ListParagraph"/>
-        <w:rPr>
-          <w:lang w:val="en-IN"/>
-        </w:rPr>
-      </w:pPr>
-      <w:r>
-        <w:rPr>
-          <w:lang w:val="en-IN"/>
-        </w:rPr>
-        <w:tab/>
-        <w:t xml:space="preserve">b. </w:t>
-      </w:r>
-      <w:proofErr w:type="spellStart"/>
-      <w:r>
-        <w:rPr>
-          <w:lang w:val="en-IN"/>
-        </w:rPr>
-        <w:t>Runnable</w:t>
-      </w:r>
-      <w:proofErr w:type="spellEnd"/>
-    </w:p>
-    <w:p>
-      <w:pPr>
-        <w:pStyle w:val="ListParagraph"/>
-        <w:rPr>
-          <w:lang w:val="en-IN"/>
-        </w:rPr>
-      </w:pPr>
-      <w:r>
-        <w:rPr>
-          <w:lang w:val="en-IN"/>
-        </w:rPr>
-        <w:tab/>
-        <w:t>c. Blocked/Waiting</w:t>
-      </w:r>
-    </w:p>
-    <w:p>
-      <w:pPr>
-        <w:pStyle w:val="ListParagraph"/>
-        <w:rPr>
-          <w:lang w:val="en-IN"/>
-        </w:rPr>
-      </w:pPr>
-      <w:r>
-        <w:rPr>
-          <w:lang w:val="en-IN"/>
-        </w:rPr>
-        <w:tab/>
-        <w:t>d. Timed Waiting.</w:t>
-      </w:r>
-    </w:p>
-    <w:p>
-      <w:pPr>
-        <w:pStyle w:val="ListParagraph"/>
-        <w:rPr>
-          <w:lang w:val="en-IN"/>
-        </w:rPr>
-      </w:pPr>
-      <w:r>
-        <w:rPr>
-          <w:lang w:val="en-IN"/>
-        </w:rPr>
-        <w:tab/>
-        <w:t>e. Terminated State.</w:t>
+        <w:t>Different Methods used in Multi-threading.</w:t>
+      </w:r>
+    </w:p>
+    <w:p>
+      <w:pPr>
+        <w:pStyle w:val="ListParagraph"/>
+        <w:numPr>
+          <w:ilvl w:val="0"/>
+          <w:numId w:val="23"/>
+        </w:numPr>
+        <w:rPr>
+          <w:lang w:val="en-IN"/>
+        </w:rPr>
+      </w:pPr>
+      <w:proofErr w:type="gramStart"/>
+      <w:r>
+        <w:rPr>
+          <w:lang w:val="en-IN"/>
+        </w:rPr>
+        <w:t>start(</w:t>
+      </w:r>
+      <w:proofErr w:type="gramEnd"/>
+      <w:r>
+        <w:rPr>
+          <w:lang w:val="en-IN"/>
+        </w:rPr>
+        <w:t xml:space="preserve">) -&gt; begin the execution of a newly created thread. Thread can call the </w:t>
+      </w:r>
+      <w:proofErr w:type="gramStart"/>
+      <w:r>
+        <w:rPr>
+          <w:lang w:val="en-IN"/>
+        </w:rPr>
+        <w:t>start(</w:t>
+      </w:r>
+      <w:proofErr w:type="gramEnd"/>
+      <w:r>
+        <w:rPr>
+          <w:lang w:val="en-IN"/>
+        </w:rPr>
+        <w:t>) method only once.</w:t>
+      </w:r>
+    </w:p>
+    <w:p>
+      <w:pPr>
+        <w:pStyle w:val="ListParagraph"/>
+        <w:numPr>
+          <w:ilvl w:val="0"/>
+          <w:numId w:val="23"/>
+        </w:numPr>
+        <w:rPr>
+          <w:lang w:val="en-IN"/>
+        </w:rPr>
+      </w:pPr>
+      <w:proofErr w:type="gramStart"/>
+      <w:r>
+        <w:rPr>
+          <w:lang w:val="en-IN"/>
+        </w:rPr>
+        <w:t>run(</w:t>
+      </w:r>
+      <w:proofErr w:type="gramEnd"/>
+      <w:r>
+        <w:rPr>
+          <w:lang w:val="en-IN"/>
+        </w:rPr>
+        <w:t xml:space="preserve">) -&gt; begin the execution of the same thread. Thread can call the </w:t>
+      </w:r>
+      <w:proofErr w:type="gramStart"/>
+      <w:r>
+        <w:rPr>
+          <w:lang w:val="en-IN"/>
+        </w:rPr>
+        <w:t>run(</w:t>
+      </w:r>
+      <w:proofErr w:type="gramEnd"/>
+      <w:r>
+        <w:rPr>
+          <w:lang w:val="en-IN"/>
+        </w:rPr>
+        <w:t>) method multiple times.</w:t>
+      </w:r>
+    </w:p>
+    <w:p>
+      <w:pPr>
+        <w:pStyle w:val="ListParagraph"/>
+        <w:numPr>
+          <w:ilvl w:val="0"/>
+          <w:numId w:val="23"/>
+        </w:numPr>
+        <w:rPr>
+          <w:lang w:val="en-IN"/>
+        </w:rPr>
+      </w:pPr>
+      <w:proofErr w:type="gramStart"/>
+      <w:r>
+        <w:rPr>
+          <w:lang w:val="en-IN"/>
+        </w:rPr>
+        <w:t>wait(</w:t>
+      </w:r>
+      <w:proofErr w:type="gramEnd"/>
+      <w:r>
+        <w:rPr>
+          <w:lang w:val="en-IN"/>
+        </w:rPr>
+        <w:t>) -&gt; tells the calling thread (</w:t>
+      </w:r>
+      <w:proofErr w:type="spellStart"/>
+      <w:r>
+        <w:rPr>
+          <w:lang w:val="en-IN"/>
+        </w:rPr>
+        <w:t>a.k.a</w:t>
+      </w:r>
+      <w:proofErr w:type="spellEnd"/>
+      <w:r>
+        <w:rPr>
+          <w:lang w:val="en-IN"/>
+        </w:rPr>
+        <w:t xml:space="preserve"> Current Thread) to wait until another thread </w:t>
+      </w:r>
+      <w:proofErr w:type="spellStart"/>
+      <w:r>
+        <w:rPr>
+          <w:lang w:val="en-IN"/>
+        </w:rPr>
+        <w:t>invoke’s</w:t>
+      </w:r>
+      <w:proofErr w:type="spellEnd"/>
+      <w:r>
+        <w:rPr>
+          <w:lang w:val="en-IN"/>
+        </w:rPr>
+        <w:t xml:space="preserve"> the notify() or </w:t>
+      </w:r>
+      <w:proofErr w:type="spellStart"/>
+      <w:r>
+        <w:rPr>
+          <w:lang w:val="en-IN"/>
+        </w:rPr>
+        <w:t>notifyAll</w:t>
+      </w:r>
+      <w:proofErr w:type="spellEnd"/>
+      <w:r>
+        <w:rPr>
+          <w:lang w:val="en-IN"/>
+        </w:rPr>
+        <w:t xml:space="preserve">() method for this object. Here, Thread does loses its ownership of the resources and resume’s it’s execution only when resources are available after notify or </w:t>
+      </w:r>
+      <w:proofErr w:type="spellStart"/>
+      <w:proofErr w:type="gramStart"/>
+      <w:r>
+        <w:rPr>
+          <w:lang w:val="en-IN"/>
+        </w:rPr>
+        <w:t>notifyAll</w:t>
+      </w:r>
+      <w:proofErr w:type="spellEnd"/>
+      <w:r>
+        <w:rPr>
+          <w:lang w:val="en-IN"/>
+        </w:rPr>
+        <w:t>(</w:t>
+      </w:r>
+      <w:proofErr w:type="gramEnd"/>
+      <w:r>
+        <w:rPr>
+          <w:lang w:val="en-IN"/>
+        </w:rPr>
+        <w:t>) is called.</w:t>
+      </w:r>
+      <w:r>
+        <w:rPr>
+          <w:lang w:val="en-IN"/>
+        </w:rPr>
+        <w:t xml:space="preserve"> </w:t>
+      </w:r>
+      <w:r>
+        <w:rPr>
+          <w:lang w:val="en-IN"/>
+        </w:rPr>
+        <w:t xml:space="preserve"> Belongs to Object Class.</w:t>
+      </w:r>
+    </w:p>
+    <w:p>
+      <w:pPr>
+        <w:pStyle w:val="ListParagraph"/>
+        <w:numPr>
+          <w:ilvl w:val="0"/>
+          <w:numId w:val="23"/>
+        </w:numPr>
+        <w:rPr>
+          <w:lang w:val="en-IN"/>
+        </w:rPr>
+      </w:pPr>
+      <w:proofErr w:type="gramStart"/>
+      <w:r>
+        <w:rPr>
+          <w:lang w:val="en-IN"/>
+        </w:rPr>
+        <w:lastRenderedPageBreak/>
+        <w:t>sleep(</w:t>
+      </w:r>
+      <w:proofErr w:type="gramEnd"/>
+      <w:r>
+        <w:rPr>
+          <w:lang w:val="en-IN"/>
+        </w:rPr>
+        <w:t>) -&gt; used to pause the execution of current thread for a specified time in Milliseconds.</w:t>
+      </w:r>
+      <w:r>
+        <w:rPr>
+          <w:lang w:val="en-IN"/>
+        </w:rPr>
+        <w:t xml:space="preserve"> </w:t>
+      </w:r>
+      <w:r>
+        <w:rPr>
+          <w:lang w:val="en-IN"/>
+        </w:rPr>
+        <w:t xml:space="preserve">Here, Thread does not lose its ownership of the resources and resume’s </w:t>
+      </w:r>
+      <w:proofErr w:type="gramStart"/>
+      <w:r>
+        <w:rPr>
+          <w:lang w:val="en-IN"/>
+        </w:rPr>
+        <w:t>it’s</w:t>
+      </w:r>
+      <w:proofErr w:type="gramEnd"/>
+      <w:r>
+        <w:rPr>
+          <w:lang w:val="en-IN"/>
+        </w:rPr>
+        <w:t xml:space="preserve"> execution.</w:t>
+      </w:r>
+      <w:r>
+        <w:rPr>
+          <w:lang w:val="en-IN"/>
+        </w:rPr>
+        <w:t xml:space="preserve"> </w:t>
+      </w:r>
+      <w:r>
+        <w:rPr>
+          <w:lang w:val="en-IN"/>
+        </w:rPr>
+        <w:t>Belongs to Thread class.</w:t>
+      </w:r>
+    </w:p>
+    <w:p>
+      <w:pPr>
+        <w:pStyle w:val="ListParagraph"/>
+        <w:numPr>
+          <w:ilvl w:val="0"/>
+          <w:numId w:val="23"/>
+        </w:numPr>
+        <w:rPr>
+          <w:lang w:val="en-IN"/>
+        </w:rPr>
+      </w:pPr>
+      <w:proofErr w:type="gramStart"/>
+      <w:r>
+        <w:rPr>
+          <w:lang w:val="en-IN"/>
+        </w:rPr>
+        <w:t>Notify(</w:t>
+      </w:r>
+      <w:proofErr w:type="gramEnd"/>
+      <w:r>
+        <w:rPr>
+          <w:lang w:val="en-IN"/>
+        </w:rPr>
+        <w:t>) -&gt; Wakes up only one thread that is in waiting state.</w:t>
+      </w:r>
+    </w:p>
+    <w:p>
+      <w:pPr>
+        <w:pStyle w:val="ListParagraph"/>
+        <w:numPr>
+          <w:ilvl w:val="0"/>
+          <w:numId w:val="23"/>
+        </w:numPr>
+        <w:rPr>
+          <w:lang w:val="en-IN"/>
+        </w:rPr>
+      </w:pPr>
+      <w:proofErr w:type="spellStart"/>
+      <w:proofErr w:type="gramStart"/>
+      <w:r>
+        <w:rPr>
+          <w:lang w:val="en-IN"/>
+        </w:rPr>
+        <w:t>NotifyAll</w:t>
+      </w:r>
+      <w:proofErr w:type="spellEnd"/>
+      <w:r>
+        <w:rPr>
+          <w:lang w:val="en-IN"/>
+        </w:rPr>
+        <w:t>(</w:t>
+      </w:r>
+      <w:proofErr w:type="gramEnd"/>
+      <w:r>
+        <w:rPr>
+          <w:lang w:val="en-IN"/>
+        </w:rPr>
+        <w:t>) -&gt; Wakes up all threads that are in waiting state.</w:t>
+      </w:r>
+    </w:p>
+    <w:p>
+      <w:pPr>
+        <w:pStyle w:val="ListParagraph"/>
+        <w:numPr>
+          <w:ilvl w:val="0"/>
+          <w:numId w:val="23"/>
+        </w:numPr>
+        <w:rPr>
+          <w:lang w:val="en-IN"/>
+        </w:rPr>
+      </w:pPr>
+      <w:proofErr w:type="gramStart"/>
+      <w:r>
+        <w:rPr>
+          <w:lang w:val="en-IN"/>
+        </w:rPr>
+        <w:t>Join(</w:t>
+      </w:r>
+      <w:proofErr w:type="gramEnd"/>
+      <w:r>
+        <w:rPr>
+          <w:lang w:val="en-IN"/>
+        </w:rPr>
+        <w:t>) -&gt; Allows one thread to wait until another thread completes it execution, e.g. thread1.join() will ensure that thread1 is terminated before next instruction is processed by the program.</w:t>
+      </w:r>
+    </w:p>
+    <w:p>
+      <w:pPr>
+        <w:pStyle w:val="ListParagraph"/>
+        <w:numPr>
+          <w:ilvl w:val="0"/>
+          <w:numId w:val="23"/>
+        </w:numPr>
+        <w:rPr>
+          <w:lang w:val="en-IN"/>
+        </w:rPr>
+      </w:pPr>
+      <w:proofErr w:type="gramStart"/>
+      <w:r>
+        <w:rPr>
+          <w:lang w:val="en-IN"/>
+        </w:rPr>
+        <w:t>Interrupt(</w:t>
+      </w:r>
+      <w:proofErr w:type="gramEnd"/>
+      <w:r>
+        <w:rPr>
+          <w:lang w:val="en-IN"/>
+        </w:rPr>
+        <w:t>) -&gt; t1.interrupt() interrupts the execution of t1 thread.</w:t>
+      </w:r>
+    </w:p>
+    <w:p>
+      <w:pPr>
+        <w:pStyle w:val="ListParagraph"/>
+        <w:numPr>
+          <w:ilvl w:val="0"/>
+          <w:numId w:val="23"/>
+        </w:numPr>
+        <w:rPr>
+          <w:lang w:val="en-IN"/>
+        </w:rPr>
+      </w:pPr>
+      <w:proofErr w:type="gramStart"/>
+      <w:r>
+        <w:rPr>
+          <w:lang w:val="en-IN"/>
+        </w:rPr>
+        <w:t>Yield(</w:t>
+      </w:r>
+      <w:proofErr w:type="gramEnd"/>
+      <w:r>
+        <w:rPr>
+          <w:lang w:val="en-IN"/>
+        </w:rPr>
+        <w:t>) -&gt; Currently executing Thread is ready to temporarily pause itself and allow other threads to execute.</w:t>
       </w:r>
     </w:p>
     <w:p>
@@ -7722,392 +8005,138 @@
         <w:rPr>
           <w:lang w:val="en-IN"/>
         </w:rPr>
-        <w:t>Different Methods used in Multi-threading.</w:t>
-      </w:r>
-    </w:p>
-    <w:p>
-      <w:pPr>
-        <w:pStyle w:val="ListParagraph"/>
-        <w:numPr>
-          <w:ilvl w:val="0"/>
-          <w:numId w:val="23"/>
-        </w:numPr>
-        <w:rPr>
-          <w:lang w:val="en-IN"/>
-        </w:rPr>
-      </w:pPr>
+        <w:t>Synchronization</w:t>
+      </w:r>
+    </w:p>
+    <w:p>
+      <w:pPr>
+        <w:pStyle w:val="ListParagraph"/>
+        <w:rPr>
+          <w:lang w:val="en-IN"/>
+        </w:rPr>
+      </w:pPr>
+      <w:r>
+        <w:rPr>
+          <w:lang w:val="en-IN"/>
+        </w:rPr>
+        <w:t>Two Types of Synchronization</w:t>
+      </w:r>
+    </w:p>
+    <w:p>
+      <w:pPr>
+        <w:pStyle w:val="ListParagraph"/>
+        <w:rPr>
+          <w:lang w:val="en-IN"/>
+        </w:rPr>
+      </w:pPr>
+      <w:r>
+        <w:rPr>
+          <w:lang w:val="en-IN"/>
+        </w:rPr>
+        <w:tab/>
+        <w:t>a. Process Synchronization</w:t>
+      </w:r>
+    </w:p>
+    <w:p>
+      <w:pPr>
+        <w:pStyle w:val="ListParagraph"/>
+        <w:rPr>
+          <w:lang w:val="en-IN"/>
+        </w:rPr>
+      </w:pPr>
+      <w:r>
+        <w:rPr>
+          <w:lang w:val="en-IN"/>
+        </w:rPr>
+        <w:tab/>
+        <w:t>b. Thread Synchronization</w:t>
+      </w:r>
+    </w:p>
+    <w:p>
+      <w:pPr>
+        <w:pStyle w:val="ListParagraph"/>
+        <w:rPr>
+          <w:lang w:val="en-IN"/>
+        </w:rPr>
+      </w:pPr>
+      <w:r>
+        <w:rPr>
+          <w:lang w:val="en-IN"/>
+        </w:rPr>
+        <w:tab/>
+      </w:r>
+      <w:r>
+        <w:rPr>
+          <w:lang w:val="en-IN"/>
+        </w:rPr>
+        <w:tab/>
+      </w:r>
+      <w:proofErr w:type="spellStart"/>
+      <w:r>
+        <w:rPr>
+          <w:lang w:val="en-IN"/>
+        </w:rPr>
+        <w:t>i</w:t>
+      </w:r>
+      <w:proofErr w:type="spellEnd"/>
+      <w:r>
+        <w:rPr>
+          <w:lang w:val="en-IN"/>
+        </w:rPr>
+        <w:t xml:space="preserve">. Mutual Exclusion: </w:t>
+      </w:r>
+      <w:r>
+        <w:rPr>
+          <w:lang w:val="en-IN"/>
+        </w:rPr>
+        <w:t xml:space="preserve">It means ensuring multiple threads can’t access shared resource simultaneously.  </w:t>
+      </w:r>
+      <w:r>
+        <w:rPr>
+          <w:lang w:val="en-IN"/>
+        </w:rPr>
+        <w:t xml:space="preserve">Can be achieved using Synchronized Method, Synchronized Block, </w:t>
+      </w:r>
       <w:proofErr w:type="gramStart"/>
       <w:r>
         <w:rPr>
           <w:lang w:val="en-IN"/>
         </w:rPr>
-        <w:t>start(</w:t>
+        <w:t>Static</w:t>
       </w:r>
       <w:proofErr w:type="gramEnd"/>
       <w:r>
         <w:rPr>
           <w:lang w:val="en-IN"/>
         </w:rPr>
-        <w:t xml:space="preserve">) -&gt; begin the execution of a newly created thread. Thread can call the </w:t>
-      </w:r>
-      <w:proofErr w:type="gramStart"/>
-      <w:r>
-        <w:rPr>
-          <w:lang w:val="en-IN"/>
-        </w:rPr>
-        <w:t>start(</w:t>
-      </w:r>
-      <w:proofErr w:type="gramEnd"/>
-      <w:r>
-        <w:rPr>
-          <w:lang w:val="en-IN"/>
-        </w:rPr>
-        <w:t>) method only once.</w:t>
-      </w:r>
-    </w:p>
-    <w:p>
-      <w:pPr>
-        <w:pStyle w:val="ListParagraph"/>
-        <w:numPr>
-          <w:ilvl w:val="0"/>
-          <w:numId w:val="23"/>
-        </w:numPr>
-        <w:rPr>
-          <w:lang w:val="en-IN"/>
-        </w:rPr>
-      </w:pPr>
-      <w:proofErr w:type="gramStart"/>
-      <w:r>
-        <w:rPr>
-          <w:lang w:val="en-IN"/>
-        </w:rPr>
-        <w:t>run(</w:t>
-      </w:r>
-      <w:proofErr w:type="gramEnd"/>
-      <w:r>
-        <w:rPr>
-          <w:lang w:val="en-IN"/>
-        </w:rPr>
-        <w:t xml:space="preserve">) -&gt; begin the execution of the same thread. Thread can call the </w:t>
-      </w:r>
-      <w:proofErr w:type="gramStart"/>
-      <w:r>
-        <w:rPr>
-          <w:lang w:val="en-IN"/>
-        </w:rPr>
-        <w:t>run(</w:t>
-      </w:r>
-      <w:proofErr w:type="gramEnd"/>
-      <w:r>
-        <w:rPr>
-          <w:lang w:val="en-IN"/>
-        </w:rPr>
-        <w:t>) method multiple times.</w:t>
-      </w:r>
-    </w:p>
-    <w:p>
-      <w:pPr>
-        <w:pStyle w:val="ListParagraph"/>
-        <w:numPr>
-          <w:ilvl w:val="0"/>
-          <w:numId w:val="23"/>
-        </w:numPr>
-        <w:rPr>
-          <w:lang w:val="en-IN"/>
-        </w:rPr>
-      </w:pPr>
-      <w:proofErr w:type="gramStart"/>
-      <w:r>
-        <w:rPr>
-          <w:lang w:val="en-IN"/>
-        </w:rPr>
-        <w:lastRenderedPageBreak/>
-        <w:t>wait(</w:t>
-      </w:r>
-      <w:proofErr w:type="gramEnd"/>
-      <w:r>
-        <w:rPr>
-          <w:lang w:val="en-IN"/>
-        </w:rPr>
-        <w:t>) -&gt; tells the calling thread (</w:t>
-      </w:r>
-      <w:proofErr w:type="spellStart"/>
-      <w:r>
-        <w:rPr>
-          <w:lang w:val="en-IN"/>
-        </w:rPr>
-        <w:t>a.k.a</w:t>
-      </w:r>
-      <w:proofErr w:type="spellEnd"/>
-      <w:r>
-        <w:rPr>
-          <w:lang w:val="en-IN"/>
-        </w:rPr>
-        <w:t xml:space="preserve"> Current Thread) to wait until another thread </w:t>
-      </w:r>
-      <w:proofErr w:type="spellStart"/>
-      <w:r>
-        <w:rPr>
-          <w:lang w:val="en-IN"/>
-        </w:rPr>
-        <w:t>invoke’s</w:t>
-      </w:r>
-      <w:proofErr w:type="spellEnd"/>
-      <w:r>
-        <w:rPr>
-          <w:lang w:val="en-IN"/>
-        </w:rPr>
-        <w:t xml:space="preserve"> the notify() or </w:t>
-      </w:r>
-      <w:proofErr w:type="spellStart"/>
-      <w:r>
-        <w:rPr>
-          <w:lang w:val="en-IN"/>
-        </w:rPr>
-        <w:t>notifyAll</w:t>
-      </w:r>
-      <w:proofErr w:type="spellEnd"/>
-      <w:r>
-        <w:rPr>
-          <w:lang w:val="en-IN"/>
-        </w:rPr>
-        <w:t xml:space="preserve">() method for this object. Here, Thread does loses its ownership of the resources and resume’s it’s execution only when resources are available after notify or </w:t>
-      </w:r>
-      <w:proofErr w:type="spellStart"/>
-      <w:proofErr w:type="gramStart"/>
-      <w:r>
-        <w:rPr>
-          <w:lang w:val="en-IN"/>
-        </w:rPr>
-        <w:t>notifyAll</w:t>
-      </w:r>
-      <w:proofErr w:type="spellEnd"/>
-      <w:r>
-        <w:rPr>
-          <w:lang w:val="en-IN"/>
-        </w:rPr>
-        <w:t>(</w:t>
-      </w:r>
-      <w:proofErr w:type="gramEnd"/>
-      <w:r>
-        <w:rPr>
-          <w:lang w:val="en-IN"/>
-        </w:rPr>
-        <w:t>) is called.</w:t>
-      </w:r>
-      <w:r>
-        <w:rPr>
-          <w:lang w:val="en-IN"/>
-        </w:rPr>
-        <w:t xml:space="preserve"> </w:t>
-      </w:r>
-      <w:r>
-        <w:rPr>
-          <w:lang w:val="en-IN"/>
-        </w:rPr>
-        <w:t xml:space="preserve"> Belongs to Object Class.</w:t>
-      </w:r>
-    </w:p>
-    <w:p>
-      <w:pPr>
-        <w:pStyle w:val="ListParagraph"/>
-        <w:numPr>
-          <w:ilvl w:val="0"/>
-          <w:numId w:val="23"/>
-        </w:numPr>
-        <w:rPr>
-          <w:lang w:val="en-IN"/>
-        </w:rPr>
-      </w:pPr>
-      <w:proofErr w:type="gramStart"/>
-      <w:r>
-        <w:rPr>
-          <w:lang w:val="en-IN"/>
-        </w:rPr>
-        <w:t>sleep(</w:t>
-      </w:r>
-      <w:proofErr w:type="gramEnd"/>
-      <w:r>
-        <w:rPr>
-          <w:lang w:val="en-IN"/>
-        </w:rPr>
-        <w:t>) -&gt; used to pause the execution of current thread for a specified time in Milliseconds.</w:t>
-      </w:r>
-      <w:r>
-        <w:rPr>
-          <w:lang w:val="en-IN"/>
-        </w:rPr>
-        <w:t xml:space="preserve"> </w:t>
-      </w:r>
-      <w:r>
-        <w:rPr>
-          <w:lang w:val="en-IN"/>
-        </w:rPr>
-        <w:t xml:space="preserve">Here, Thread does not lose its ownership of the resources and resume’s </w:t>
-      </w:r>
-      <w:proofErr w:type="gramStart"/>
-      <w:r>
-        <w:rPr>
-          <w:lang w:val="en-IN"/>
-        </w:rPr>
-        <w:t>it’s</w:t>
-      </w:r>
-      <w:proofErr w:type="gramEnd"/>
-      <w:r>
-        <w:rPr>
-          <w:lang w:val="en-IN"/>
-        </w:rPr>
-        <w:t xml:space="preserve"> execution.</w:t>
-      </w:r>
-      <w:r>
-        <w:rPr>
-          <w:lang w:val="en-IN"/>
-        </w:rPr>
-        <w:t xml:space="preserve"> </w:t>
-      </w:r>
-      <w:r>
-        <w:rPr>
-          <w:lang w:val="en-IN"/>
-        </w:rPr>
-        <w:t>Belongs to Thread class.</w:t>
-      </w:r>
-    </w:p>
-    <w:p>
-      <w:pPr>
-        <w:pStyle w:val="ListParagraph"/>
-        <w:numPr>
-          <w:ilvl w:val="0"/>
-          <w:numId w:val="23"/>
-        </w:numPr>
-        <w:rPr>
-          <w:lang w:val="en-IN"/>
-        </w:rPr>
-      </w:pPr>
-      <w:proofErr w:type="gramStart"/>
-      <w:r>
-        <w:rPr>
-          <w:lang w:val="en-IN"/>
-        </w:rPr>
-        <w:t>Notify(</w:t>
-      </w:r>
-      <w:proofErr w:type="gramEnd"/>
-      <w:r>
-        <w:rPr>
-          <w:lang w:val="en-IN"/>
-        </w:rPr>
-        <w:t>) -&gt; Wakes up only one thread that is in waiting state.</w:t>
-      </w:r>
-    </w:p>
-    <w:p>
-      <w:pPr>
-        <w:pStyle w:val="ListParagraph"/>
-        <w:numPr>
-          <w:ilvl w:val="0"/>
-          <w:numId w:val="23"/>
-        </w:numPr>
-        <w:rPr>
-          <w:lang w:val="en-IN"/>
-        </w:rPr>
-      </w:pPr>
-      <w:proofErr w:type="spellStart"/>
-      <w:proofErr w:type="gramStart"/>
-      <w:r>
-        <w:rPr>
-          <w:lang w:val="en-IN"/>
-        </w:rPr>
-        <w:t>NotifyAll</w:t>
-      </w:r>
-      <w:proofErr w:type="spellEnd"/>
-      <w:r>
-        <w:rPr>
-          <w:lang w:val="en-IN"/>
-        </w:rPr>
-        <w:t>(</w:t>
-      </w:r>
-      <w:proofErr w:type="gramEnd"/>
-      <w:r>
-        <w:rPr>
-          <w:lang w:val="en-IN"/>
-        </w:rPr>
-        <w:t>) -&gt; Wakes up all threads that are in waiting state.</w:t>
-      </w:r>
-    </w:p>
-    <w:p>
-      <w:pPr>
-        <w:pStyle w:val="ListParagraph"/>
-        <w:numPr>
-          <w:ilvl w:val="0"/>
-          <w:numId w:val="23"/>
-        </w:numPr>
-        <w:rPr>
-          <w:lang w:val="en-IN"/>
-        </w:rPr>
-      </w:pPr>
-      <w:proofErr w:type="gramStart"/>
-      <w:r>
-        <w:rPr>
-          <w:lang w:val="en-IN"/>
-        </w:rPr>
-        <w:t>Join(</w:t>
-      </w:r>
-      <w:proofErr w:type="gramEnd"/>
-      <w:r>
-        <w:rPr>
-          <w:lang w:val="en-IN"/>
-        </w:rPr>
-        <w:t>) -&gt; Allows one thread to wait until another thread completes it execution, e.g. thread1.join() will ensure that thread1 is terminated before next instruction is processed by the program.</w:t>
-      </w:r>
-    </w:p>
-    <w:p>
-      <w:pPr>
-        <w:pStyle w:val="ListParagraph"/>
-        <w:numPr>
-          <w:ilvl w:val="0"/>
-          <w:numId w:val="23"/>
-        </w:numPr>
-        <w:rPr>
-          <w:lang w:val="en-IN"/>
-        </w:rPr>
-      </w:pPr>
-      <w:proofErr w:type="gramStart"/>
-      <w:r>
-        <w:rPr>
-          <w:lang w:val="en-IN"/>
-        </w:rPr>
-        <w:t>Interrupt(</w:t>
-      </w:r>
-      <w:proofErr w:type="gramEnd"/>
-      <w:r>
-        <w:rPr>
-          <w:lang w:val="en-IN"/>
-        </w:rPr>
-        <w:t>) -&gt; t1.interrupt() interrupts the execution of t1 thread.</w:t>
-      </w:r>
-    </w:p>
-    <w:p>
-      <w:pPr>
-        <w:pStyle w:val="ListParagraph"/>
-        <w:numPr>
-          <w:ilvl w:val="0"/>
-          <w:numId w:val="23"/>
-        </w:numPr>
-        <w:rPr>
-          <w:lang w:val="en-IN"/>
-        </w:rPr>
-      </w:pPr>
-      <w:proofErr w:type="gramStart"/>
-      <w:r>
-        <w:rPr>
-          <w:lang w:val="en-IN"/>
-        </w:rPr>
-        <w:t>Yield(</w:t>
-      </w:r>
-      <w:proofErr w:type="gramEnd"/>
-      <w:r>
-        <w:rPr>
-          <w:lang w:val="en-IN"/>
-        </w:rPr>
-        <w:t>) -&gt; Currently executing Thread is ready to temporarily pause itself and allow other threads to execute.</w:t>
+        <w:t xml:space="preserve"> Synchronization</w:t>
+      </w:r>
+      <w:r>
+        <w:rPr>
+          <w:lang w:val="en-IN"/>
+        </w:rPr>
+        <w:tab/>
+      </w:r>
+    </w:p>
+    <w:p>
+      <w:pPr>
+        <w:pStyle w:val="ListParagraph"/>
+        <w:rPr>
+          <w:lang w:val="en-IN"/>
+        </w:rPr>
+      </w:pPr>
+      <w:r>
+        <w:rPr>
+          <w:lang w:val="en-IN"/>
+        </w:rPr>
+        <w:tab/>
+      </w:r>
+      <w:r>
+        <w:rPr>
+          <w:lang w:val="en-IN"/>
+        </w:rPr>
+        <w:tab/>
+        <w:t>ii. Cooperation/Inter-thread communication</w:t>
       </w:r>
     </w:p>
     <w:p>
@@ -8125,138 +8154,178 @@
         <w:rPr>
           <w:lang w:val="en-IN"/>
         </w:rPr>
-        <w:t>Synchronization</w:t>
-      </w:r>
-    </w:p>
-    <w:p>
-      <w:pPr>
-        <w:pStyle w:val="ListParagraph"/>
-        <w:rPr>
-          <w:lang w:val="en-IN"/>
-        </w:rPr>
-      </w:pPr>
-      <w:r>
-        <w:rPr>
-          <w:lang w:val="en-IN"/>
-        </w:rPr>
-        <w:t>Two Types of Synchronization</w:t>
-      </w:r>
-    </w:p>
-    <w:p>
-      <w:pPr>
-        <w:pStyle w:val="ListParagraph"/>
-        <w:rPr>
-          <w:lang w:val="en-IN"/>
-        </w:rPr>
-      </w:pPr>
-      <w:r>
-        <w:rPr>
-          <w:lang w:val="en-IN"/>
-        </w:rPr>
-        <w:tab/>
-        <w:t>a. Process Synchronization</w:t>
-      </w:r>
-    </w:p>
-    <w:p>
-      <w:pPr>
-        <w:pStyle w:val="ListParagraph"/>
-        <w:rPr>
-          <w:lang w:val="en-IN"/>
-        </w:rPr>
-      </w:pPr>
-      <w:r>
-        <w:rPr>
-          <w:lang w:val="en-IN"/>
-        </w:rPr>
-        <w:tab/>
-        <w:t>b. Thread Synchronization</w:t>
-      </w:r>
-    </w:p>
-    <w:p>
-      <w:pPr>
-        <w:pStyle w:val="ListParagraph"/>
-        <w:rPr>
-          <w:lang w:val="en-IN"/>
-        </w:rPr>
-      </w:pPr>
-      <w:r>
-        <w:rPr>
-          <w:lang w:val="en-IN"/>
-        </w:rPr>
-        <w:tab/>
-      </w:r>
-      <w:r>
-        <w:rPr>
-          <w:lang w:val="en-IN"/>
-        </w:rPr>
-        <w:tab/>
-      </w:r>
-      <w:proofErr w:type="spellStart"/>
-      <w:r>
-        <w:rPr>
-          <w:lang w:val="en-IN"/>
-        </w:rPr>
-        <w:t>i</w:t>
-      </w:r>
-      <w:proofErr w:type="spellEnd"/>
-      <w:r>
-        <w:rPr>
-          <w:lang w:val="en-IN"/>
-        </w:rPr>
-        <w:t xml:space="preserve">. Mutual Exclusion: </w:t>
-      </w:r>
-      <w:r>
-        <w:rPr>
-          <w:lang w:val="en-IN"/>
-        </w:rPr>
-        <w:t xml:space="preserve">It means ensuring multiple threads can’t access shared resource simultaneously.  </w:t>
-      </w:r>
-      <w:r>
-        <w:rPr>
-          <w:lang w:val="en-IN"/>
-        </w:rPr>
-        <w:t xml:space="preserve">Can be achieved using Synchronized Method, Synchronized Block, </w:t>
+        <w:t>Synchronized Method, Synchronized Block &amp; Static Synchronization</w:t>
+      </w:r>
+    </w:p>
+    <w:p>
+      <w:pPr>
+        <w:pStyle w:val="ListParagraph"/>
+        <w:numPr>
+          <w:ilvl w:val="0"/>
+          <w:numId w:val="24"/>
+        </w:numPr>
+        <w:rPr>
+          <w:lang w:val="en-IN"/>
+        </w:rPr>
+      </w:pPr>
+      <w:r>
+        <w:rPr>
+          <w:i/>
+          <w:lang w:val="en-IN"/>
+        </w:rPr>
+        <w:t>Synchronized Method</w:t>
       </w:r>
       <w:proofErr w:type="gramStart"/>
       <w:r>
         <w:rPr>
           <w:lang w:val="en-IN"/>
         </w:rPr>
-        <w:t>Static</w:t>
+        <w:t>:-</w:t>
       </w:r>
       <w:proofErr w:type="gramEnd"/>
       <w:r>
         <w:rPr>
           <w:lang w:val="en-IN"/>
         </w:rPr>
-        <w:t xml:space="preserve"> Synchronization</w:t>
-      </w:r>
-      <w:r>
-        <w:rPr>
-          <w:lang w:val="en-IN"/>
-        </w:rPr>
-        <w:tab/>
-      </w:r>
-    </w:p>
-    <w:p>
-      <w:pPr>
-        <w:pStyle w:val="ListParagraph"/>
-        <w:rPr>
-          <w:lang w:val="en-IN"/>
-        </w:rPr>
-      </w:pPr>
-      <w:r>
-        <w:rPr>
-          <w:lang w:val="en-IN"/>
-        </w:rPr>
-        <w:tab/>
-      </w:r>
-      <w:r>
-        <w:rPr>
-          <w:lang w:val="en-IN"/>
-        </w:rPr>
-        <w:tab/>
-        <w:t>ii. Cooperation/Inter-thread communication</w:t>
+        <w:t xml:space="preserve"> In this method, the thread acquires a lock on the </w:t>
+      </w:r>
+      <w:r>
+        <w:rPr>
+          <w:lang w:val="en-IN"/>
+        </w:rPr>
+        <w:t xml:space="preserve">method </w:t>
+      </w:r>
+      <w:r>
+        <w:rPr>
+          <w:lang w:val="en-IN"/>
+        </w:rPr>
+        <w:t xml:space="preserve">when </w:t>
+      </w:r>
+      <w:r>
+        <w:rPr>
+          <w:lang w:val="en-IN"/>
+        </w:rPr>
+        <w:t xml:space="preserve">it </w:t>
+      </w:r>
+      <w:r>
+        <w:rPr>
+          <w:lang w:val="en-IN"/>
+        </w:rPr>
+        <w:t>enter</w:t>
+      </w:r>
+      <w:r>
+        <w:rPr>
+          <w:lang w:val="en-IN"/>
+        </w:rPr>
+        <w:t>s</w:t>
+      </w:r>
+      <w:r>
+        <w:rPr>
+          <w:lang w:val="en-IN"/>
+        </w:rPr>
+        <w:t xml:space="preserve"> the synchronized method and releases the lock either normally </w:t>
+      </w:r>
+      <w:r>
+        <w:rPr>
+          <w:lang w:val="en-IN"/>
+        </w:rPr>
+        <w:t>when they leave the method</w:t>
+      </w:r>
+      <w:r>
+        <w:rPr>
+          <w:lang w:val="en-IN"/>
+        </w:rPr>
+        <w:t xml:space="preserve"> </w:t>
+      </w:r>
+      <w:r>
+        <w:rPr>
+          <w:lang w:val="en-IN"/>
+        </w:rPr>
+        <w:t>or by throwing an excepti</w:t>
+      </w:r>
+      <w:r>
+        <w:rPr>
+          <w:lang w:val="en-IN"/>
+        </w:rPr>
+        <w:t xml:space="preserve">on. </w:t>
+      </w:r>
+      <w:r>
+        <w:rPr>
+          <w:lang w:val="en-IN"/>
+        </w:rPr>
+        <w:t xml:space="preserve">No other thread can use the whole method unless and until the current thread finishes its execution and release the lock. It can be used when one wants to lock on the entire functionality of a particular method. </w:t>
+      </w:r>
+    </w:p>
+    <w:p>
+      <w:pPr>
+        <w:pStyle w:val="ListParagraph"/>
+        <w:numPr>
+          <w:ilvl w:val="0"/>
+          <w:numId w:val="24"/>
+        </w:numPr>
+        <w:rPr>
+          <w:lang w:val="en-IN"/>
+        </w:rPr>
+      </w:pPr>
+      <w:r>
+        <w:rPr>
+          <w:i/>
+          <w:lang w:val="en-IN"/>
+        </w:rPr>
+        <w:t>Synchronized Block</w:t>
+      </w:r>
+      <w:proofErr w:type="gramStart"/>
+      <w:r>
+        <w:rPr>
+          <w:lang w:val="en-IN"/>
+        </w:rPr>
+        <w:t>:-</w:t>
+      </w:r>
+      <w:proofErr w:type="gramEnd"/>
+      <w:r>
+        <w:rPr>
+          <w:lang w:val="en-IN"/>
+        </w:rPr>
+        <w:t xml:space="preserve">  In this method, the thread acquires a lock on the object between parentheses after the synchronized keyword, and releases the lock when they leave the block. No other thread can acquire a lock on the locked object unless and until the synchronized block exists. It can be used when one wants to keep other parts of the programs accessible to other threads.</w:t>
+      </w:r>
+    </w:p>
+    <w:p>
+      <w:pPr>
+        <w:pStyle w:val="ListParagraph"/>
+        <w:numPr>
+          <w:ilvl w:val="0"/>
+          <w:numId w:val="24"/>
+        </w:numPr>
+        <w:rPr>
+          <w:lang w:val="en-IN"/>
+        </w:rPr>
+      </w:pPr>
+      <w:r>
+        <w:rPr>
+          <w:i/>
+          <w:lang w:val="en-IN"/>
+        </w:rPr>
+        <w:t>Static Synchronization</w:t>
+      </w:r>
+      <w:proofErr w:type="gramStart"/>
+      <w:r>
+        <w:rPr>
+          <w:lang w:val="en-IN"/>
+        </w:rPr>
+        <w:t>:-</w:t>
+      </w:r>
+      <w:proofErr w:type="gramEnd"/>
+      <w:r>
+        <w:rPr>
+          <w:lang w:val="en-IN"/>
+        </w:rPr>
+        <w:t xml:space="preserve"> </w:t>
+      </w:r>
+      <w:r>
+        <w:rPr>
+          <w:lang w:val="en-IN"/>
+        </w:rPr>
+        <w:t>Synchronized blocks should be preferred more as it boosts the performance of a particular program. It only locks a certain part of the program (critical section) rather than the entire method and therefore leads to less contention.</w:t>
       </w:r>
     </w:p>
     <w:p>
@@ -8274,178 +8343,35 @@
         <w:rPr>
           <w:lang w:val="en-IN"/>
         </w:rPr>
-        <w:t>Synchronized Method, Synchronized Block &amp; Static Synchronization</w:t>
-      </w:r>
-    </w:p>
-    <w:p>
-      <w:pPr>
-        <w:pStyle w:val="ListParagraph"/>
-        <w:numPr>
-          <w:ilvl w:val="0"/>
-          <w:numId w:val="24"/>
-        </w:numPr>
-        <w:rPr>
-          <w:lang w:val="en-IN"/>
-        </w:rPr>
-      </w:pPr>
-      <w:r>
-        <w:rPr>
-          <w:i/>
-          <w:lang w:val="en-IN"/>
-        </w:rPr>
-        <w:t>Synchronized Method</w:t>
-      </w:r>
-      <w:proofErr w:type="gramStart"/>
-      <w:r>
-        <w:rPr>
-          <w:lang w:val="en-IN"/>
-        </w:rPr>
-        <w:t>:-</w:t>
-      </w:r>
-      <w:proofErr w:type="gramEnd"/>
-      <w:r>
-        <w:rPr>
-          <w:lang w:val="en-IN"/>
-        </w:rPr>
-        <w:t xml:space="preserve"> In this method, the thread acquires a lock on the </w:t>
-      </w:r>
-      <w:r>
-        <w:rPr>
-          <w:lang w:val="en-IN"/>
-        </w:rPr>
-        <w:t xml:space="preserve">method </w:t>
-      </w:r>
-      <w:r>
-        <w:rPr>
-          <w:lang w:val="en-IN"/>
-        </w:rPr>
-        <w:t xml:space="preserve">when </w:t>
-      </w:r>
-      <w:r>
-        <w:rPr>
-          <w:lang w:val="en-IN"/>
-        </w:rPr>
-        <w:t xml:space="preserve">it </w:t>
-      </w:r>
-      <w:r>
-        <w:rPr>
-          <w:lang w:val="en-IN"/>
-        </w:rPr>
-        <w:t>enter</w:t>
-      </w:r>
-      <w:r>
-        <w:rPr>
-          <w:lang w:val="en-IN"/>
-        </w:rPr>
-        <w:t>s</w:t>
-      </w:r>
-      <w:r>
-        <w:rPr>
-          <w:lang w:val="en-IN"/>
-        </w:rPr>
-        <w:t xml:space="preserve"> the synchronized method and releases the lock either normally </w:t>
-      </w:r>
-      <w:r>
-        <w:rPr>
-          <w:lang w:val="en-IN"/>
-        </w:rPr>
-        <w:t>when they leave the method</w:t>
-      </w:r>
-      <w:r>
-        <w:rPr>
-          <w:lang w:val="en-IN"/>
-        </w:rPr>
-        <w:t xml:space="preserve"> </w:t>
-      </w:r>
-      <w:r>
-        <w:rPr>
-          <w:lang w:val="en-IN"/>
-        </w:rPr>
-        <w:t>or by throwing an excepti</w:t>
-      </w:r>
-      <w:r>
-        <w:rPr>
-          <w:lang w:val="en-IN"/>
-        </w:rPr>
-        <w:t xml:space="preserve">on. </w:t>
-      </w:r>
-      <w:r>
-        <w:rPr>
-          <w:lang w:val="en-IN"/>
-        </w:rPr>
-        <w:t xml:space="preserve">No other thread can use the whole method unless and until the current thread finishes its execution and release the lock. It can be used when one wants to lock on the entire functionality of a particular method. </w:t>
-      </w:r>
-    </w:p>
-    <w:p>
-      <w:pPr>
-        <w:pStyle w:val="ListParagraph"/>
-        <w:numPr>
-          <w:ilvl w:val="0"/>
-          <w:numId w:val="24"/>
-        </w:numPr>
-        <w:rPr>
-          <w:lang w:val="en-IN"/>
-        </w:rPr>
-      </w:pPr>
-      <w:r>
-        <w:rPr>
-          <w:i/>
-          <w:lang w:val="en-IN"/>
-        </w:rPr>
-        <w:t>Synchronized Block</w:t>
-      </w:r>
-      <w:proofErr w:type="gramStart"/>
-      <w:r>
-        <w:rPr>
-          <w:lang w:val="en-IN"/>
-        </w:rPr>
-        <w:t>:-</w:t>
-      </w:r>
-      <w:proofErr w:type="gramEnd"/>
-      <w:r>
-        <w:rPr>
-          <w:lang w:val="en-IN"/>
-        </w:rPr>
-        <w:t xml:space="preserve">  In this method, the thread acquires a lock on the object between parentheses after the synchronized keyword, and releases the lock when they leave the block. No other thread can acquire a lock on the locked object unless and until the synchronized block exists. It can be used when one wants to keep other parts of the programs accessible to other threads.</w:t>
-      </w:r>
-    </w:p>
-    <w:p>
-      <w:pPr>
-        <w:pStyle w:val="ListParagraph"/>
-        <w:numPr>
-          <w:ilvl w:val="0"/>
-          <w:numId w:val="24"/>
-        </w:numPr>
-        <w:rPr>
-          <w:lang w:val="en-IN"/>
-        </w:rPr>
-      </w:pPr>
-      <w:r>
-        <w:rPr>
-          <w:i/>
-          <w:lang w:val="en-IN"/>
-        </w:rPr>
-        <w:t>Static Synchronization</w:t>
-      </w:r>
-      <w:proofErr w:type="gramStart"/>
-      <w:r>
-        <w:rPr>
-          <w:lang w:val="en-IN"/>
-        </w:rPr>
-        <w:t>:-</w:t>
-      </w:r>
-      <w:proofErr w:type="gramEnd"/>
-      <w:r>
-        <w:rPr>
-          <w:lang w:val="en-IN"/>
-        </w:rPr>
-        <w:t xml:space="preserve"> </w:t>
-      </w:r>
-      <w:r>
-        <w:rPr>
-          <w:lang w:val="en-IN"/>
-        </w:rPr>
-        <w:t>Synchronized blocks should be preferred more as it boosts the performance of a particular program. It only locks a certain part of the program (critical section) rather than the entire method and therefore leads to less contention.</w:t>
+        <w:t>What is Race Condition?</w:t>
+      </w:r>
+    </w:p>
+    <w:p>
+      <w:pPr>
+        <w:pStyle w:val="ListParagraph"/>
+        <w:rPr>
+          <w:lang w:val="en-IN"/>
+        </w:rPr>
+      </w:pPr>
+      <w:r>
+        <w:rPr>
+          <w:lang w:val="en-IN"/>
+        </w:rPr>
+        <w:t xml:space="preserve">A race condition occurs when two or more threads can access shared data and they try to change it at the same time. </w:t>
+      </w:r>
+    </w:p>
+    <w:p>
+      <w:pPr>
+        <w:pStyle w:val="ListParagraph"/>
+        <w:rPr>
+          <w:lang w:val="en-IN"/>
+        </w:rPr>
+      </w:pPr>
+      <w:r>
+        <w:rPr>
+          <w:lang w:val="en-IN"/>
+        </w:rPr>
+        <w:t>Because the thread scheduling algorithm can swap between threads at any time, we don’t know the order in which the threads will attempt to access the shared data. Therefore, the result of change in the data is dependent on thread scheduling algorithm, both threads are “racing” to access/change the data.</w:t>
       </w:r>
     </w:p>
     <w:p>
@@ -8463,36 +8389,33 @@
         <w:rPr>
           <w:lang w:val="en-IN"/>
         </w:rPr>
-        <w:t>What is Race Condition?</w:t>
-      </w:r>
-    </w:p>
-    <w:p>
-      <w:pPr>
-        <w:pStyle w:val="ListParagraph"/>
-        <w:rPr>
-          <w:lang w:val="en-IN"/>
-        </w:rPr>
-      </w:pPr>
-      <w:r>
-        <w:rPr>
-          <w:lang w:val="en-IN"/>
-        </w:rPr>
-        <w:t xml:space="preserve">A race condition occurs when two or more threads can access shared data and they try to change it at the same time. </w:t>
-      </w:r>
-    </w:p>
-    <w:p>
-      <w:pPr>
-        <w:pStyle w:val="ListParagraph"/>
-        <w:rPr>
-          <w:lang w:val="en-IN"/>
-        </w:rPr>
-      </w:pPr>
-      <w:r>
-        <w:rPr>
-          <w:lang w:val="en-IN"/>
-        </w:rPr>
-        <w:lastRenderedPageBreak/>
-        <w:t>Because the thread scheduling algorithm can swap between threads at any time, we don’t know the order in which the threads will attempt to access the shared data. Therefore, the result of change in the data is dependent on thread scheduling algorithm, both threads are “racing” to access/change the data.</w:t>
+        <w:t xml:space="preserve">We can implement our own custom locking mechanism </w:t>
+      </w:r>
+      <w:r>
+        <w:rPr>
+          <w:lang w:val="en-IN"/>
+        </w:rPr>
+        <w:t>using</w:t>
+      </w:r>
+      <w:r>
+        <w:rPr>
+          <w:lang w:val="en-IN"/>
+        </w:rPr>
+        <w:t xml:space="preserve"> Lock Interface (</w:t>
+      </w:r>
+      <w:proofErr w:type="spellStart"/>
+      <w:r>
+        <w:rPr>
+          <w:lang w:val="en-IN"/>
+        </w:rPr>
+        <w:t>Reentrant</w:t>
+      </w:r>
+      <w:proofErr w:type="spellEnd"/>
+      <w:r>
+        <w:rPr>
+          <w:lang w:val="en-IN"/>
+        </w:rPr>
+        <w:t xml:space="preserve"> Class)</w:t>
       </w:r>
     </w:p>
     <w:p>
@@ -8510,33 +8433,22 @@
         <w:rPr>
           <w:lang w:val="en-IN"/>
         </w:rPr>
-        <w:t xml:space="preserve">We can implement our own custom locking mechanism </w:t>
-      </w:r>
-      <w:r>
-        <w:rPr>
-          <w:lang w:val="en-IN"/>
-        </w:rPr>
-        <w:t>using</w:t>
-      </w:r>
-      <w:r>
-        <w:rPr>
-          <w:lang w:val="en-IN"/>
-        </w:rPr>
-        <w:t xml:space="preserve"> Lock Interface (</w:t>
-      </w:r>
-      <w:proofErr w:type="spellStart"/>
-      <w:r>
-        <w:rPr>
-          <w:lang w:val="en-IN"/>
-        </w:rPr>
-        <w:t>Reentrant</w:t>
-      </w:r>
-      <w:proofErr w:type="spellEnd"/>
-      <w:r>
-        <w:rPr>
-          <w:lang w:val="en-IN"/>
-        </w:rPr>
-        <w:t xml:space="preserve"> Class)</w:t>
+        <w:lastRenderedPageBreak/>
+        <w:t xml:space="preserve">Thread </w:t>
+      </w:r>
+      <w:proofErr w:type="gramStart"/>
+      <w:r>
+        <w:rPr>
+          <w:lang w:val="en-IN"/>
+        </w:rPr>
+        <w:t>Pool :</w:t>
+      </w:r>
+      <w:proofErr w:type="gramEnd"/>
+      <w:r>
+        <w:rPr>
+          <w:lang w:val="en-IN"/>
+        </w:rPr>
+        <w:t xml:space="preserve"> Collection of pre-initialized task that are ready to perform any task.</w:t>
       </w:r>
     </w:p>
     <w:p>
@@ -8554,21 +8466,416 @@
         <w:rPr>
           <w:lang w:val="en-IN"/>
         </w:rPr>
-        <w:t xml:space="preserve">Thread </w:t>
+        <w:t xml:space="preserve">Executors Framework: It </w:t>
       </w:r>
       <w:proofErr w:type="gramStart"/>
       <w:r>
         <w:rPr>
           <w:lang w:val="en-IN"/>
         </w:rPr>
-        <w:t>Pool :</w:t>
+        <w:t>simplify</w:t>
       </w:r>
       <w:proofErr w:type="gramEnd"/>
       <w:r>
         <w:rPr>
           <w:lang w:val="en-IN"/>
         </w:rPr>
-        <w:t xml:space="preserve"> Collection of pre-initialized task that are ready to perform any task.</w:t>
+        <w:t xml:space="preserve"> the development of concurrent applications by abstracting away many of the complexities involved in creating and managing threads.</w:t>
+      </w:r>
+      <w:r>
+        <w:rPr>
+          <w:lang w:val="en-IN"/>
+        </w:rPr>
+        <w:t xml:space="preserve"> </w:t>
+      </w:r>
+    </w:p>
+    <w:p>
+      <w:pPr>
+        <w:pStyle w:val="ListParagraph"/>
+        <w:rPr>
+          <w:lang w:val="en-IN"/>
+        </w:rPr>
+      </w:pPr>
+      <w:r>
+        <w:rPr>
+          <w:lang w:val="en-IN"/>
+        </w:rPr>
+        <w:t>Executor Framework has 3 core interfaces</w:t>
+      </w:r>
+    </w:p>
+    <w:p>
+      <w:pPr>
+        <w:pStyle w:val="ListParagraph"/>
+        <w:numPr>
+          <w:ilvl w:val="0"/>
+          <w:numId w:val="46"/>
+        </w:numPr>
+        <w:rPr>
+          <w:lang w:val="en-IN"/>
+        </w:rPr>
+      </w:pPr>
+      <w:r>
+        <w:rPr>
+          <w:lang w:val="en-IN"/>
+        </w:rPr>
+        <w:t>Executor</w:t>
+      </w:r>
+    </w:p>
+    <w:p>
+      <w:pPr>
+        <w:pStyle w:val="ListParagraph"/>
+        <w:numPr>
+          <w:ilvl w:val="0"/>
+          <w:numId w:val="46"/>
+        </w:numPr>
+        <w:rPr>
+          <w:lang w:val="en-IN"/>
+        </w:rPr>
+      </w:pPr>
+      <w:proofErr w:type="spellStart"/>
+      <w:proofErr w:type="gramStart"/>
+      <w:r>
+        <w:rPr>
+          <w:lang w:val="en-IN"/>
+        </w:rPr>
+        <w:t>ExecutorService</w:t>
+      </w:r>
+      <w:proofErr w:type="spellEnd"/>
+      <w:r>
+        <w:rPr>
+          <w:lang w:val="en-IN"/>
+        </w:rPr>
+        <w:t xml:space="preserve"> :</w:t>
+      </w:r>
+      <w:proofErr w:type="gramEnd"/>
+      <w:r>
+        <w:rPr>
+          <w:lang w:val="en-IN"/>
+        </w:rPr>
+        <w:t xml:space="preserve"> It internally extends executor class.</w:t>
+      </w:r>
+    </w:p>
+    <w:p>
+      <w:pPr>
+        <w:pStyle w:val="ListParagraph"/>
+        <w:numPr>
+          <w:ilvl w:val="0"/>
+          <w:numId w:val="46"/>
+        </w:numPr>
+        <w:rPr>
+          <w:lang w:val="en-IN"/>
+        </w:rPr>
+      </w:pPr>
+      <w:proofErr w:type="spellStart"/>
+      <w:proofErr w:type="gramStart"/>
+      <w:r>
+        <w:rPr>
+          <w:lang w:val="en-IN"/>
+        </w:rPr>
+        <w:t>ScheduledExecutorService</w:t>
+      </w:r>
+      <w:proofErr w:type="spellEnd"/>
+      <w:r>
+        <w:rPr>
+          <w:lang w:val="en-IN"/>
+        </w:rPr>
+        <w:t xml:space="preserve"> :</w:t>
+      </w:r>
+      <w:proofErr w:type="gramEnd"/>
+      <w:r>
+        <w:rPr>
+          <w:lang w:val="en-IN"/>
+        </w:rPr>
+        <w:t xml:space="preserve"> It internally extends </w:t>
+      </w:r>
+      <w:proofErr w:type="spellStart"/>
+      <w:r>
+        <w:rPr>
+          <w:lang w:val="en-IN"/>
+        </w:rPr>
+        <w:t>ExecutorService</w:t>
+      </w:r>
+      <w:proofErr w:type="spellEnd"/>
+      <w:r>
+        <w:rPr>
+          <w:lang w:val="en-IN"/>
+        </w:rPr>
+        <w:t>.</w:t>
+      </w:r>
+    </w:p>
+    <w:p>
+      <w:pPr>
+        <w:ind w:left="1080"/>
+        <w:rPr>
+          <w:lang w:val="en-IN"/>
+        </w:rPr>
+      </w:pPr>
+      <w:r>
+        <w:rPr>
+          <w:lang w:val="en-IN"/>
+        </w:rPr>
+        <w:t xml:space="preserve">Step1 </w:t>
+      </w:r>
+      <w:r>
+        <w:rPr>
+          <w:lang w:val="en-IN"/>
+        </w:rPr>
+        <w:sym w:font="Wingdings" w:char="F0E0"/>
+      </w:r>
+      <w:r>
+        <w:rPr>
+          <w:lang w:val="en-IN"/>
+        </w:rPr>
+        <w:t xml:space="preserve"> Create a pool of thread of type </w:t>
+      </w:r>
+      <w:proofErr w:type="spellStart"/>
+      <w:r>
+        <w:rPr>
+          <w:lang w:val="en-IN"/>
+        </w:rPr>
+        <w:t>ExecutorService</w:t>
+      </w:r>
+      <w:proofErr w:type="spellEnd"/>
+      <w:r>
+        <w:rPr>
+          <w:lang w:val="en-IN"/>
+        </w:rPr>
+        <w:t xml:space="preserve">. </w:t>
+      </w:r>
+      <w:r>
+        <w:rPr>
+          <w:lang w:val="en-IN"/>
+        </w:rPr>
+        <w:br/>
+      </w:r>
+      <w:proofErr w:type="spellStart"/>
+      <w:r>
+        <w:rPr>
+          <w:lang w:val="en-IN"/>
+        </w:rPr>
+        <w:t>ExecutorService</w:t>
+      </w:r>
+      <w:proofErr w:type="spellEnd"/>
+      <w:r>
+        <w:rPr>
+          <w:lang w:val="en-IN"/>
+        </w:rPr>
+        <w:t xml:space="preserve"> executor = </w:t>
+      </w:r>
+      <w:proofErr w:type="spellStart"/>
+      <w:proofErr w:type="gramStart"/>
+      <w:r>
+        <w:rPr>
+          <w:lang w:val="en-IN"/>
+        </w:rPr>
+        <w:t>Executors.newFixedThreadPool</w:t>
+      </w:r>
+      <w:proofErr w:type="spellEnd"/>
+      <w:r>
+        <w:rPr>
+          <w:lang w:val="en-IN"/>
+        </w:rPr>
+        <w:t>(</w:t>
+      </w:r>
+      <w:proofErr w:type="gramEnd"/>
+      <w:r>
+        <w:rPr>
+          <w:lang w:val="en-IN"/>
+        </w:rPr>
+        <w:t>number of threads).</w:t>
+      </w:r>
+      <w:r>
+        <w:rPr>
+          <w:lang w:val="en-IN"/>
+        </w:rPr>
+        <w:br/>
+        <w:t xml:space="preserve">Step2 </w:t>
+      </w:r>
+      <w:r>
+        <w:rPr>
+          <w:lang w:val="en-IN"/>
+        </w:rPr>
+        <w:sym w:font="Wingdings" w:char="F0E0"/>
+      </w:r>
+      <w:proofErr w:type="spellStart"/>
+      <w:proofErr w:type="gramStart"/>
+      <w:r>
+        <w:rPr>
+          <w:lang w:val="en-IN"/>
+        </w:rPr>
+        <w:t>executor.submit</w:t>
+      </w:r>
+      <w:proofErr w:type="spellEnd"/>
+      <w:r>
+        <w:rPr>
+          <w:lang w:val="en-IN"/>
+        </w:rPr>
+        <w:t>(</w:t>
+      </w:r>
+      <w:proofErr w:type="gramEnd"/>
+      <w:r>
+        <w:rPr>
+          <w:lang w:val="en-IN"/>
+        </w:rPr>
+        <w:t>()</w:t>
+      </w:r>
+      <w:r>
+        <w:rPr>
+          <w:lang w:val="en-IN"/>
+        </w:rPr>
+        <w:sym w:font="Wingdings" w:char="F0E0"/>
+      </w:r>
+      <w:r>
+        <w:rPr>
+          <w:lang w:val="en-IN"/>
+        </w:rPr>
+        <w:t>{multithreading logic that we want to implement})</w:t>
+      </w:r>
+      <w:r>
+        <w:rPr>
+          <w:lang w:val="en-IN"/>
+        </w:rPr>
+        <w:br/>
+        <w:t xml:space="preserve">this submit method returns a “future”. The </w:t>
+      </w:r>
+      <w:proofErr w:type="spellStart"/>
+      <w:proofErr w:type="gramStart"/>
+      <w:r>
+        <w:rPr>
+          <w:lang w:val="en-IN"/>
+        </w:rPr>
+        <w:t>future.get</w:t>
+      </w:r>
+      <w:proofErr w:type="spellEnd"/>
+      <w:r>
+        <w:rPr>
+          <w:lang w:val="en-IN"/>
+        </w:rPr>
+        <w:t>(</w:t>
+      </w:r>
+      <w:proofErr w:type="gramEnd"/>
+      <w:r>
+        <w:rPr>
+          <w:lang w:val="en-IN"/>
+        </w:rPr>
+        <w:t>) method can hold the execution of thread and wait until the “future” gets resolved.</w:t>
+      </w:r>
+      <w:r>
+        <w:rPr>
+          <w:lang w:val="en-IN"/>
+        </w:rPr>
+        <w:br/>
+        <w:t xml:space="preserve">Step 3 </w:t>
+      </w:r>
+      <w:r>
+        <w:rPr>
+          <w:lang w:val="en-IN"/>
+        </w:rPr>
+        <w:sym w:font="Wingdings" w:char="F0E0"/>
+      </w:r>
+      <w:r>
+        <w:rPr>
+          <w:lang w:val="en-IN"/>
+        </w:rPr>
+        <w:t xml:space="preserve"> </w:t>
+      </w:r>
+      <w:proofErr w:type="spellStart"/>
+      <w:proofErr w:type="gramStart"/>
+      <w:r>
+        <w:rPr>
+          <w:lang w:val="en-IN"/>
+        </w:rPr>
+        <w:t>executor.awaitTermination</w:t>
+      </w:r>
+      <w:proofErr w:type="spellEnd"/>
+      <w:r>
+        <w:rPr>
+          <w:lang w:val="en-IN"/>
+        </w:rPr>
+        <w:t>(</w:t>
+      </w:r>
+      <w:proofErr w:type="gramEnd"/>
+      <w:r>
+        <w:rPr>
+          <w:lang w:val="en-IN"/>
+        </w:rPr>
+        <w:t xml:space="preserve">timeout time, </w:t>
+      </w:r>
+      <w:proofErr w:type="spellStart"/>
+      <w:r>
+        <w:rPr>
+          <w:lang w:val="en-IN"/>
+        </w:rPr>
+        <w:t>TimeUnit</w:t>
+      </w:r>
+      <w:proofErr w:type="spellEnd"/>
+      <w:r>
+        <w:rPr>
+          <w:lang w:val="en-IN"/>
+        </w:rPr>
+        <w:t>);</w:t>
+      </w:r>
+      <w:r>
+        <w:rPr>
+          <w:lang w:val="en-IN"/>
+        </w:rPr>
+        <w:br/>
+        <w:t xml:space="preserve">This </w:t>
+      </w:r>
+      <w:proofErr w:type="spellStart"/>
+      <w:r>
+        <w:rPr>
+          <w:lang w:val="en-IN"/>
+        </w:rPr>
+        <w:t>willhold</w:t>
+      </w:r>
+      <w:proofErr w:type="spellEnd"/>
+      <w:r>
+        <w:rPr>
+          <w:lang w:val="en-IN"/>
+        </w:rPr>
+        <w:t xml:space="preserve"> and wait until all the threads complete their execution.</w:t>
+      </w:r>
+      <w:r>
+        <w:rPr>
+          <w:lang w:val="en-IN"/>
+        </w:rPr>
+        <w:br/>
+        <w:t xml:space="preserve">Step 4 </w:t>
+      </w:r>
+      <w:r>
+        <w:rPr>
+          <w:lang w:val="en-IN"/>
+        </w:rPr>
+        <w:sym w:font="Wingdings" w:char="F0E0"/>
+      </w:r>
+      <w:r>
+        <w:rPr>
+          <w:lang w:val="en-IN"/>
+        </w:rPr>
+        <w:t xml:space="preserve"> </w:t>
+      </w:r>
+      <w:proofErr w:type="spellStart"/>
+      <w:proofErr w:type="gramStart"/>
+      <w:r>
+        <w:rPr>
+          <w:lang w:val="en-IN"/>
+        </w:rPr>
+        <w:t>executor.shutdown</w:t>
+      </w:r>
+      <w:proofErr w:type="spellEnd"/>
+      <w:r>
+        <w:rPr>
+          <w:lang w:val="en-IN"/>
+        </w:rPr>
+        <w:t>(</w:t>
+      </w:r>
+      <w:proofErr w:type="gramEnd"/>
+      <w:r>
+        <w:rPr>
+          <w:lang w:val="en-IN"/>
+        </w:rPr>
+        <w:t>);</w:t>
       </w:r>
     </w:p>
     <w:p>
@@ -8582,104 +8889,651 @@
           <w:lang w:val="en-IN"/>
         </w:rPr>
       </w:pPr>
-      <w:r>
-        <w:rPr>
-          <w:lang w:val="en-IN"/>
-        </w:rPr>
-        <w:t xml:space="preserve">Executors Framework: It </w:t>
-      </w:r>
-      <w:proofErr w:type="gramStart"/>
-      <w:r>
-        <w:rPr>
-          <w:lang w:val="en-IN"/>
-        </w:rPr>
-        <w:t>simplify</w:t>
-      </w:r>
-      <w:proofErr w:type="gramEnd"/>
-      <w:r>
-        <w:rPr>
-          <w:lang w:val="en-IN"/>
-        </w:rPr>
-        <w:t xml:space="preserve"> the development of concurrent applications by abstracting away many of the complexities involved in creating and managing threads.</w:t>
-      </w:r>
-      <w:r>
-        <w:rPr>
-          <w:lang w:val="en-IN"/>
-        </w:rPr>
-        <w:t xml:space="preserve"> </w:t>
-      </w:r>
-    </w:p>
-    <w:p>
-      <w:pPr>
-        <w:pStyle w:val="ListParagraph"/>
-        <w:rPr>
-          <w:lang w:val="en-IN"/>
-        </w:rPr>
-      </w:pPr>
-      <w:r>
-        <w:rPr>
-          <w:lang w:val="en-IN"/>
-        </w:rPr>
-        <w:t>Executor Framework has 3 core interfaces</w:t>
-      </w:r>
-    </w:p>
-    <w:p>
-      <w:pPr>
-        <w:pStyle w:val="ListParagraph"/>
-        <w:numPr>
-          <w:ilvl w:val="0"/>
-          <w:numId w:val="46"/>
-        </w:numPr>
-        <w:rPr>
-          <w:lang w:val="en-IN"/>
-        </w:rPr>
-      </w:pPr>
-      <w:r>
-        <w:rPr>
-          <w:lang w:val="en-IN"/>
-        </w:rPr>
-        <w:t>Executor</w:t>
-      </w:r>
-    </w:p>
-    <w:p>
-      <w:pPr>
-        <w:pStyle w:val="ListParagraph"/>
-        <w:numPr>
-          <w:ilvl w:val="0"/>
-          <w:numId w:val="46"/>
-        </w:numPr>
-        <w:rPr>
-          <w:lang w:val="en-IN"/>
-        </w:rPr>
-      </w:pPr>
-      <w:proofErr w:type="spellStart"/>
-      <w:r>
-        <w:rPr>
-          <w:lang w:val="en-IN"/>
-        </w:rPr>
-        <w:t>ExecutorService</w:t>
-      </w:r>
-      <w:proofErr w:type="spellEnd"/>
-    </w:p>
-    <w:p>
-      <w:pPr>
-        <w:pStyle w:val="ListParagraph"/>
-        <w:numPr>
-          <w:ilvl w:val="0"/>
-          <w:numId w:val="46"/>
-        </w:numPr>
-        <w:rPr>
-          <w:lang w:val="en-IN"/>
-        </w:rPr>
-      </w:pPr>
-      <w:proofErr w:type="spellStart"/>
-      <w:r>
-        <w:rPr>
-          <w:lang w:val="en-IN"/>
-        </w:rPr>
-        <w:t>ScheduledExecutorService</w:t>
-      </w:r>
-      <w:proofErr w:type="spellEnd"/>
+      <w:proofErr w:type="spellStart"/>
+      <w:r>
+        <w:rPr>
+          <w:lang w:val="en-IN"/>
+        </w:rPr>
+        <w:t>Runnable</w:t>
+      </w:r>
+      <w:proofErr w:type="spellEnd"/>
+      <w:r>
+        <w:rPr>
+          <w:lang w:val="en-IN"/>
+        </w:rPr>
+        <w:t xml:space="preserve"> v/s Callable Interface</w:t>
+      </w:r>
+      <w:r>
+        <w:rPr>
+          <w:lang w:val="en-IN"/>
+        </w:rPr>
+        <w:br/>
+      </w:r>
+      <w:r>
+        <w:rPr>
+          <w:lang w:val="en-IN"/>
+        </w:rPr>
+        <w:t xml:space="preserve">The </w:t>
+      </w:r>
+      <w:proofErr w:type="spellStart"/>
+      <w:r>
+        <w:rPr>
+          <w:lang w:val="en-IN"/>
+        </w:rPr>
+        <w:t>Runnable</w:t>
+      </w:r>
+      <w:proofErr w:type="spellEnd"/>
+      <w:r>
+        <w:rPr>
+          <w:lang w:val="en-IN"/>
+        </w:rPr>
+        <w:t xml:space="preserve"> and Callable interfaces both used to represent tasks that can be executed by a thread</w:t>
+      </w:r>
+      <w:r>
+        <w:rPr>
+          <w:lang w:val="en-IN"/>
+        </w:rPr>
+        <w:t>.</w:t>
+      </w:r>
+      <w:r>
+        <w:rPr>
+          <w:lang w:val="en-IN"/>
+        </w:rPr>
+        <w:br/>
+      </w:r>
+      <w:r>
+        <w:rPr>
+          <w:lang w:val="en-IN"/>
+        </w:rPr>
+        <w:t xml:space="preserve">The </w:t>
+      </w:r>
+      <w:proofErr w:type="spellStart"/>
+      <w:r>
+        <w:rPr>
+          <w:lang w:val="en-IN"/>
+        </w:rPr>
+        <w:t>Runnable</w:t>
+      </w:r>
+      <w:proofErr w:type="spellEnd"/>
+      <w:r>
+        <w:rPr>
+          <w:lang w:val="en-IN"/>
+        </w:rPr>
+        <w:t xml:space="preserve"> interface is used when a task needs to be executed but does not return a result.</w:t>
+      </w:r>
+      <w:r>
+        <w:rPr>
+          <w:lang w:val="en-IN"/>
+        </w:rPr>
+        <w:br/>
+      </w:r>
+      <w:r>
+        <w:rPr>
+          <w:rFonts w:cstheme="minorHAnsi"/>
+        </w:rPr>
+        <w:t xml:space="preserve">The </w:t>
+      </w:r>
+      <w:r>
+        <w:rPr>
+          <w:rStyle w:val="HTMLCode"/>
+          <w:rFonts w:asciiTheme="minorHAnsi" w:eastAsiaTheme="minorHAnsi" w:hAnsiTheme="minorHAnsi" w:cstheme="minorHAnsi"/>
+        </w:rPr>
+        <w:t>Callable</w:t>
+      </w:r>
+      <w:r>
+        <w:rPr>
+          <w:rFonts w:cstheme="minorHAnsi"/>
+        </w:rPr>
+        <w:t xml:space="preserve"> interface is used when a task needs to return a result or throw a checked exception.</w:t>
+      </w:r>
+    </w:p>
+    <w:tbl>
+      <w:tblPr>
+        <w:tblW w:w="0" w:type="auto"/>
+        <w:tblCellSpacing w:w="15" w:type="dxa"/>
+        <w:tblBorders>
+          <w:top w:val="dotted" w:sz="4" w:space="0" w:color="auto"/>
+          <w:left w:val="dotted" w:sz="4" w:space="0" w:color="auto"/>
+          <w:bottom w:val="dotted" w:sz="4" w:space="0" w:color="auto"/>
+          <w:right w:val="dotted" w:sz="4" w:space="0" w:color="auto"/>
+          <w:insideH w:val="dotted" w:sz="4" w:space="0" w:color="auto"/>
+          <w:insideV w:val="dotted" w:sz="4" w:space="0" w:color="auto"/>
+        </w:tblBorders>
+        <w:tblCellMar>
+          <w:top w:w="15" w:type="dxa"/>
+          <w:left w:w="15" w:type="dxa"/>
+          <w:bottom w:w="15" w:type="dxa"/>
+          <w:right w:w="15" w:type="dxa"/>
+        </w:tblCellMar>
+        <w:tblLook w:val="04A0"/>
+      </w:tblPr>
+      <w:tblGrid>
+        <w:gridCol w:w="1698"/>
+        <w:gridCol w:w="4045"/>
+        <w:gridCol w:w="3727"/>
+      </w:tblGrid>
+      <w:tr>
+        <w:trPr>
+          <w:tblHeader/>
+          <w:tblCellSpacing w:w="15" w:type="dxa"/>
+        </w:trPr>
+        <w:tc>
+          <w:tcPr>
+            <w:tcW w:w="0" w:type="auto"/>
+            <w:vAlign w:val="center"/>
+            <w:hideMark/>
+          </w:tcPr>
+          <w:p>
+            <w:pPr>
+              <w:spacing w:after="0" w:line="240" w:lineRule="auto"/>
+              <w:jc w:val="center"/>
+              <w:rPr>
+                <w:rFonts w:eastAsia="Times New Roman" w:cstheme="minorHAnsi"/>
+                <w:bCs/>
+              </w:rPr>
+            </w:pPr>
+          </w:p>
+        </w:tc>
+        <w:tc>
+          <w:tcPr>
+            <w:tcW w:w="0" w:type="auto"/>
+            <w:vAlign w:val="center"/>
+            <w:hideMark/>
+          </w:tcPr>
+          <w:p>
+            <w:pPr>
+              <w:spacing w:after="0" w:line="240" w:lineRule="auto"/>
+              <w:jc w:val="center"/>
+              <w:rPr>
+                <w:rFonts w:eastAsia="Times New Roman" w:cstheme="minorHAnsi"/>
+                <w:bCs/>
+              </w:rPr>
+            </w:pPr>
+            <w:proofErr w:type="spellStart"/>
+            <w:r>
+              <w:rPr>
+                <w:rFonts w:eastAsia="Times New Roman" w:cstheme="minorHAnsi"/>
+                <w:bCs/>
+              </w:rPr>
+              <w:t>Runnable</w:t>
+            </w:r>
+            <w:proofErr w:type="spellEnd"/>
+          </w:p>
+        </w:tc>
+        <w:tc>
+          <w:tcPr>
+            <w:tcW w:w="0" w:type="auto"/>
+            <w:vAlign w:val="center"/>
+            <w:hideMark/>
+          </w:tcPr>
+          <w:p>
+            <w:pPr>
+              <w:spacing w:after="0" w:line="240" w:lineRule="auto"/>
+              <w:jc w:val="center"/>
+              <w:rPr>
+                <w:rFonts w:eastAsia="Times New Roman" w:cstheme="minorHAnsi"/>
+                <w:bCs/>
+              </w:rPr>
+            </w:pPr>
+            <w:r>
+              <w:rPr>
+                <w:rFonts w:eastAsia="Times New Roman" w:cstheme="minorHAnsi"/>
+                <w:bCs/>
+              </w:rPr>
+              <w:t>Callable</w:t>
+            </w:r>
+          </w:p>
+        </w:tc>
+      </w:tr>
+      <w:tr>
+        <w:trPr>
+          <w:tblCellSpacing w:w="15" w:type="dxa"/>
+        </w:trPr>
+        <w:tc>
+          <w:tcPr>
+            <w:tcW w:w="0" w:type="auto"/>
+            <w:vAlign w:val="center"/>
+            <w:hideMark/>
+          </w:tcPr>
+          <w:p>
+            <w:pPr>
+              <w:spacing w:after="0" w:line="240" w:lineRule="auto"/>
+              <w:rPr>
+                <w:rFonts w:eastAsia="Times New Roman" w:cstheme="minorHAnsi"/>
+              </w:rPr>
+            </w:pPr>
+            <w:r>
+              <w:rPr>
+                <w:rFonts w:eastAsia="Times New Roman" w:cstheme="minorHAnsi"/>
+                <w:bCs/>
+              </w:rPr>
+              <w:t>Return Value</w:t>
+            </w:r>
+          </w:p>
+        </w:tc>
+        <w:tc>
+          <w:tcPr>
+            <w:tcW w:w="0" w:type="auto"/>
+            <w:vAlign w:val="center"/>
+            <w:hideMark/>
+          </w:tcPr>
+          <w:p>
+            <w:pPr>
+              <w:spacing w:after="0" w:line="240" w:lineRule="auto"/>
+              <w:rPr>
+                <w:rFonts w:eastAsia="Times New Roman" w:cstheme="minorHAnsi"/>
+              </w:rPr>
+            </w:pPr>
+            <w:r>
+              <w:rPr>
+                <w:rFonts w:eastAsia="Times New Roman" w:cstheme="minorHAnsi"/>
+              </w:rPr>
+              <w:t>Does not return a result (void).</w:t>
+            </w:r>
+          </w:p>
+        </w:tc>
+        <w:tc>
+          <w:tcPr>
+            <w:tcW w:w="0" w:type="auto"/>
+            <w:vAlign w:val="center"/>
+            <w:hideMark/>
+          </w:tcPr>
+          <w:p>
+            <w:pPr>
+              <w:spacing w:after="0" w:line="240" w:lineRule="auto"/>
+              <w:rPr>
+                <w:rFonts w:eastAsia="Times New Roman" w:cstheme="minorHAnsi"/>
+              </w:rPr>
+            </w:pPr>
+            <w:r>
+              <w:rPr>
+                <w:rFonts w:eastAsia="Times New Roman" w:cstheme="minorHAnsi"/>
+              </w:rPr>
+              <w:t>Returns a result of generic type T.</w:t>
+            </w:r>
+          </w:p>
+        </w:tc>
+      </w:tr>
+      <w:tr>
+        <w:trPr>
+          <w:tblCellSpacing w:w="15" w:type="dxa"/>
+        </w:trPr>
+        <w:tc>
+          <w:tcPr>
+            <w:tcW w:w="0" w:type="auto"/>
+            <w:vAlign w:val="center"/>
+            <w:hideMark/>
+          </w:tcPr>
+          <w:p>
+            <w:pPr>
+              <w:spacing w:after="0" w:line="240" w:lineRule="auto"/>
+              <w:rPr>
+                <w:rFonts w:eastAsia="Times New Roman" w:cstheme="minorHAnsi"/>
+              </w:rPr>
+            </w:pPr>
+            <w:r>
+              <w:rPr>
+                <w:rFonts w:eastAsia="Times New Roman" w:cstheme="minorHAnsi"/>
+                <w:bCs/>
+              </w:rPr>
+              <w:t>Method</w:t>
+            </w:r>
+          </w:p>
+        </w:tc>
+        <w:tc>
+          <w:tcPr>
+            <w:tcW w:w="0" w:type="auto"/>
+            <w:vAlign w:val="center"/>
+            <w:hideMark/>
+          </w:tcPr>
+          <w:p>
+            <w:pPr>
+              <w:spacing w:after="0" w:line="240" w:lineRule="auto"/>
+              <w:rPr>
+                <w:rFonts w:eastAsia="Times New Roman" w:cstheme="minorHAnsi"/>
+              </w:rPr>
+            </w:pPr>
+            <w:r>
+              <w:rPr>
+                <w:rFonts w:eastAsia="Times New Roman" w:cstheme="minorHAnsi"/>
+              </w:rPr>
+              <w:t>void run()</w:t>
+            </w:r>
+          </w:p>
+        </w:tc>
+        <w:tc>
+          <w:tcPr>
+            <w:tcW w:w="0" w:type="auto"/>
+            <w:vAlign w:val="center"/>
+            <w:hideMark/>
+          </w:tcPr>
+          <w:p>
+            <w:pPr>
+              <w:spacing w:after="0" w:line="240" w:lineRule="auto"/>
+              <w:rPr>
+                <w:rFonts w:eastAsia="Times New Roman" w:cstheme="minorHAnsi"/>
+              </w:rPr>
+            </w:pPr>
+            <w:r>
+              <w:rPr>
+                <w:rFonts w:eastAsia="Times New Roman" w:cstheme="minorHAnsi"/>
+              </w:rPr>
+              <w:t>T call()</w:t>
+            </w:r>
+          </w:p>
+        </w:tc>
+      </w:tr>
+      <w:tr>
+        <w:trPr>
+          <w:tblCellSpacing w:w="15" w:type="dxa"/>
+        </w:trPr>
+        <w:tc>
+          <w:tcPr>
+            <w:tcW w:w="0" w:type="auto"/>
+            <w:vAlign w:val="center"/>
+            <w:hideMark/>
+          </w:tcPr>
+          <w:p>
+            <w:pPr>
+              <w:spacing w:after="0" w:line="240" w:lineRule="auto"/>
+              <w:rPr>
+                <w:rFonts w:eastAsia="Times New Roman" w:cstheme="minorHAnsi"/>
+              </w:rPr>
+            </w:pPr>
+            <w:r>
+              <w:rPr>
+                <w:rFonts w:eastAsia="Times New Roman" w:cstheme="minorHAnsi"/>
+                <w:bCs/>
+              </w:rPr>
+              <w:t>Exception Handling</w:t>
+            </w:r>
+          </w:p>
+        </w:tc>
+        <w:tc>
+          <w:tcPr>
+            <w:tcW w:w="0" w:type="auto"/>
+            <w:vAlign w:val="center"/>
+            <w:hideMark/>
+          </w:tcPr>
+          <w:p>
+            <w:pPr>
+              <w:spacing w:after="0" w:line="240" w:lineRule="auto"/>
+              <w:rPr>
+                <w:rFonts w:eastAsia="Times New Roman" w:cstheme="minorHAnsi"/>
+              </w:rPr>
+            </w:pPr>
+            <w:r>
+              <w:rPr>
+                <w:rFonts w:eastAsia="Times New Roman" w:cstheme="minorHAnsi"/>
+              </w:rPr>
+              <w:t>Cannot throw checked exceptions.</w:t>
+            </w:r>
+          </w:p>
+        </w:tc>
+        <w:tc>
+          <w:tcPr>
+            <w:tcW w:w="0" w:type="auto"/>
+            <w:vAlign w:val="center"/>
+            <w:hideMark/>
+          </w:tcPr>
+          <w:p>
+            <w:pPr>
+              <w:spacing w:after="0" w:line="240" w:lineRule="auto"/>
+              <w:rPr>
+                <w:rFonts w:eastAsia="Times New Roman" w:cstheme="minorHAnsi"/>
+              </w:rPr>
+            </w:pPr>
+            <w:r>
+              <w:rPr>
+                <w:rFonts w:eastAsia="Times New Roman" w:cstheme="minorHAnsi"/>
+              </w:rPr>
+              <w:t>Can throw checked exceptions.</w:t>
+            </w:r>
+          </w:p>
+        </w:tc>
+      </w:tr>
+      <w:tr>
+        <w:trPr>
+          <w:tblCellSpacing w:w="15" w:type="dxa"/>
+        </w:trPr>
+        <w:tc>
+          <w:tcPr>
+            <w:tcW w:w="0" w:type="auto"/>
+            <w:vAlign w:val="center"/>
+            <w:hideMark/>
+          </w:tcPr>
+          <w:p>
+            <w:pPr>
+              <w:spacing w:after="0" w:line="240" w:lineRule="auto"/>
+              <w:rPr>
+                <w:rFonts w:eastAsia="Times New Roman" w:cstheme="minorHAnsi"/>
+              </w:rPr>
+            </w:pPr>
+            <w:r>
+              <w:rPr>
+                <w:rFonts w:eastAsia="Times New Roman" w:cstheme="minorHAnsi"/>
+                <w:bCs/>
+              </w:rPr>
+              <w:t>Introduced In</w:t>
+            </w:r>
+          </w:p>
+        </w:tc>
+        <w:tc>
+          <w:tcPr>
+            <w:tcW w:w="0" w:type="auto"/>
+            <w:vAlign w:val="center"/>
+            <w:hideMark/>
+          </w:tcPr>
+          <w:p>
+            <w:pPr>
+              <w:spacing w:after="0" w:line="240" w:lineRule="auto"/>
+              <w:rPr>
+                <w:rFonts w:eastAsia="Times New Roman" w:cstheme="minorHAnsi"/>
+              </w:rPr>
+            </w:pPr>
+            <w:r>
+              <w:rPr>
+                <w:rFonts w:eastAsia="Times New Roman" w:cstheme="minorHAnsi"/>
+              </w:rPr>
+              <w:t>Java 1.0</w:t>
+            </w:r>
+          </w:p>
+        </w:tc>
+        <w:tc>
+          <w:tcPr>
+            <w:tcW w:w="0" w:type="auto"/>
+            <w:vAlign w:val="center"/>
+            <w:hideMark/>
+          </w:tcPr>
+          <w:p>
+            <w:pPr>
+              <w:spacing w:after="0" w:line="240" w:lineRule="auto"/>
+              <w:rPr>
+                <w:rFonts w:eastAsia="Times New Roman" w:cstheme="minorHAnsi"/>
+              </w:rPr>
+            </w:pPr>
+            <w:r>
+              <w:rPr>
+                <w:rFonts w:eastAsia="Times New Roman" w:cstheme="minorHAnsi"/>
+              </w:rPr>
+              <w:t xml:space="preserve">Java 5 (with the </w:t>
+            </w:r>
+            <w:proofErr w:type="spellStart"/>
+            <w:r>
+              <w:rPr>
+                <w:rFonts w:eastAsia="Times New Roman" w:cstheme="minorHAnsi"/>
+              </w:rPr>
+              <w:t>java.util.concurrent</w:t>
+            </w:r>
+            <w:proofErr w:type="spellEnd"/>
+            <w:r>
+              <w:rPr>
+                <w:rFonts w:eastAsia="Times New Roman" w:cstheme="minorHAnsi"/>
+              </w:rPr>
+              <w:t xml:space="preserve"> package).</w:t>
+            </w:r>
+          </w:p>
+        </w:tc>
+      </w:tr>
+      <w:tr>
+        <w:trPr>
+          <w:tblCellSpacing w:w="15" w:type="dxa"/>
+        </w:trPr>
+        <w:tc>
+          <w:tcPr>
+            <w:tcW w:w="0" w:type="auto"/>
+            <w:vAlign w:val="center"/>
+            <w:hideMark/>
+          </w:tcPr>
+          <w:p>
+            <w:pPr>
+              <w:spacing w:after="0" w:line="240" w:lineRule="auto"/>
+              <w:rPr>
+                <w:rFonts w:eastAsia="Times New Roman" w:cstheme="minorHAnsi"/>
+              </w:rPr>
+            </w:pPr>
+            <w:r>
+              <w:rPr>
+                <w:rFonts w:eastAsia="Times New Roman" w:cstheme="minorHAnsi"/>
+                <w:bCs/>
+              </w:rPr>
+              <w:t>Usage with Threads</w:t>
+            </w:r>
+          </w:p>
+        </w:tc>
+        <w:tc>
+          <w:tcPr>
+            <w:tcW w:w="0" w:type="auto"/>
+            <w:vAlign w:val="center"/>
+            <w:hideMark/>
+          </w:tcPr>
+          <w:p>
+            <w:pPr>
+              <w:spacing w:after="0" w:line="240" w:lineRule="auto"/>
+              <w:rPr>
+                <w:rFonts w:eastAsia="Times New Roman" w:cstheme="minorHAnsi"/>
+              </w:rPr>
+            </w:pPr>
+            <w:r>
+              <w:rPr>
+                <w:rFonts w:eastAsia="Times New Roman" w:cstheme="minorHAnsi"/>
+              </w:rPr>
+              <w:t>Can be executed directly by a Thread or an Executor.</w:t>
+            </w:r>
+          </w:p>
+        </w:tc>
+        <w:tc>
+          <w:tcPr>
+            <w:tcW w:w="0" w:type="auto"/>
+            <w:vAlign w:val="center"/>
+            <w:hideMark/>
+          </w:tcPr>
+          <w:p>
+            <w:pPr>
+              <w:spacing w:after="0" w:line="240" w:lineRule="auto"/>
+              <w:rPr>
+                <w:rFonts w:eastAsia="Times New Roman" w:cstheme="minorHAnsi"/>
+              </w:rPr>
+            </w:pPr>
+            <w:r>
+              <w:rPr>
+                <w:rFonts w:eastAsia="Times New Roman" w:cstheme="minorHAnsi"/>
+              </w:rPr>
+              <w:t xml:space="preserve">Can only be used with an </w:t>
+            </w:r>
+            <w:proofErr w:type="spellStart"/>
+            <w:r>
+              <w:rPr>
+                <w:rFonts w:eastAsia="Times New Roman" w:cstheme="minorHAnsi"/>
+              </w:rPr>
+              <w:t>ExecutorService</w:t>
+            </w:r>
+            <w:proofErr w:type="spellEnd"/>
+            <w:r>
+              <w:rPr>
+                <w:rFonts w:eastAsia="Times New Roman" w:cstheme="minorHAnsi"/>
+              </w:rPr>
+              <w:t>.</w:t>
+            </w:r>
+          </w:p>
+        </w:tc>
+      </w:tr>
+      <w:tr>
+        <w:trPr>
+          <w:tblCellSpacing w:w="15" w:type="dxa"/>
+        </w:trPr>
+        <w:tc>
+          <w:tcPr>
+            <w:tcW w:w="0" w:type="auto"/>
+            <w:vAlign w:val="center"/>
+            <w:hideMark/>
+          </w:tcPr>
+          <w:p>
+            <w:pPr>
+              <w:spacing w:after="0" w:line="240" w:lineRule="auto"/>
+              <w:rPr>
+                <w:rFonts w:eastAsia="Times New Roman" w:cstheme="minorHAnsi"/>
+              </w:rPr>
+            </w:pPr>
+            <w:r>
+              <w:rPr>
+                <w:rFonts w:eastAsia="Times New Roman" w:cstheme="minorHAnsi"/>
+                <w:bCs/>
+              </w:rPr>
+              <w:t>Result Handling</w:t>
+            </w:r>
+          </w:p>
+        </w:tc>
+        <w:tc>
+          <w:tcPr>
+            <w:tcW w:w="0" w:type="auto"/>
+            <w:vAlign w:val="center"/>
+            <w:hideMark/>
+          </w:tcPr>
+          <w:p>
+            <w:pPr>
+              <w:spacing w:after="0" w:line="240" w:lineRule="auto"/>
+              <w:rPr>
+                <w:rFonts w:eastAsia="Times New Roman" w:cstheme="minorHAnsi"/>
+              </w:rPr>
+            </w:pPr>
+            <w:r>
+              <w:rPr>
+                <w:rFonts w:eastAsia="Times New Roman" w:cstheme="minorHAnsi"/>
+              </w:rPr>
+              <w:t>No result; used for side effects like printing.</w:t>
+            </w:r>
+          </w:p>
+        </w:tc>
+        <w:tc>
+          <w:tcPr>
+            <w:tcW w:w="0" w:type="auto"/>
+            <w:vAlign w:val="center"/>
+            <w:hideMark/>
+          </w:tcPr>
+          <w:p>
+            <w:pPr>
+              <w:spacing w:after="0" w:line="240" w:lineRule="auto"/>
+              <w:rPr>
+                <w:rFonts w:eastAsia="Times New Roman" w:cstheme="minorHAnsi"/>
+              </w:rPr>
+            </w:pPr>
+            <w:r>
+              <w:rPr>
+                <w:rFonts w:eastAsia="Times New Roman" w:cstheme="minorHAnsi"/>
+              </w:rPr>
+              <w:t>Result can be retrieved using a Future.</w:t>
+            </w:r>
+          </w:p>
+        </w:tc>
+      </w:tr>
+    </w:tbl>
+    <w:p>
+      <w:pPr>
+        <w:rPr>
+          <w:lang w:val="en-IN"/>
+        </w:rPr>
+      </w:pPr>
     </w:p>
     <w:p>
       <w:pPr>
@@ -8912,6 +9766,7 @@
           <w:i/>
           <w:lang w:val="en-IN"/>
         </w:rPr>
+        <w:lastRenderedPageBreak/>
         <w:t>Unchecked Exception</w:t>
       </w:r>
       <w:r>
@@ -9385,7 +10240,6 @@
         <w:rPr>
           <w:lang w:val="en-IN"/>
         </w:rPr>
-        <w:lastRenderedPageBreak/>
         <w:t xml:space="preserve">        </w:t>
       </w:r>
       <w:proofErr w:type="gramStart"/>
@@ -9774,6 +10628,7 @@
           <w:i/>
           <w:lang w:val="en-IN"/>
         </w:rPr>
+        <w:lastRenderedPageBreak/>
         <w:t>Throw</w:t>
       </w:r>
       <w:r>
@@ -10160,7 +11015,6 @@
         <w:rPr>
           <w:lang w:val="en-IN"/>
         </w:rPr>
-        <w:lastRenderedPageBreak/>
         <w:t xml:space="preserve">Some of the resources used with try with resources are: </w:t>
       </w:r>
       <w:proofErr w:type="spellStart"/>
@@ -10657,6 +11511,7 @@
               <w:rPr>
                 <w:lang w:val="en-IN"/>
               </w:rPr>
+              <w:lastRenderedPageBreak/>
               <w:t>previousIndex</w:t>
             </w:r>
             <w:proofErr w:type="spellEnd"/>
@@ -10686,6 +11541,7 @@
               <w:rPr>
                 <w:lang w:val="en-IN"/>
               </w:rPr>
+              <w:lastRenderedPageBreak/>
               <w:t>Cannot modify or replace elements</w:t>
             </w:r>
             <w:r>
@@ -11518,7 +12374,6 @@
               <w:rPr>
                 <w:lang w:val="en-IN"/>
               </w:rPr>
-              <w:lastRenderedPageBreak/>
               <w:t>Introduced in java1.0</w:t>
             </w:r>
           </w:p>
@@ -11854,6 +12709,7 @@
               <w:rPr>
                 <w:lang w:val="en-IN"/>
               </w:rPr>
+              <w:lastRenderedPageBreak/>
               <w:t>Method used</w:t>
             </w:r>
           </w:p>
@@ -12643,7 +13499,6 @@
         <w:rPr>
           <w:lang w:val="en-IN"/>
         </w:rPr>
-        <w:lastRenderedPageBreak/>
         <w:t>void :</w:t>
       </w:r>
       <w:proofErr w:type="gramEnd"/>
@@ -12973,6 +13828,7 @@
         <w:rPr>
           <w:lang w:val="en-IN"/>
         </w:rPr>
+        <w:lastRenderedPageBreak/>
         <w:t xml:space="preserve">The </w:t>
       </w:r>
       <w:proofErr w:type="spellStart"/>
@@ -14003,7 +14859,6 @@
         <w:rPr>
           <w:lang w:val="en-IN"/>
         </w:rPr>
-        <w:lastRenderedPageBreak/>
         <w:t>p</w:t>
       </w:r>
       <w:r>
@@ -14311,6 +15166,7 @@
           <w:b/>
           <w:lang w:val="en-IN"/>
         </w:rPr>
+        <w:lastRenderedPageBreak/>
         <w:t>What is fail-fast and fail-safe in java?</w:t>
       </w:r>
       <w:r>
@@ -14934,7 +15790,6 @@
         <w:rPr>
           <w:lang w:val="en-IN"/>
         </w:rPr>
-        <w:lastRenderedPageBreak/>
         <w:t xml:space="preserve">What does </w:t>
       </w:r>
       <w:proofErr w:type="spellStart"/>
@@ -15277,6 +16132,7 @@
         <w:rPr>
           <w:lang w:val="en-IN"/>
         </w:rPr>
+        <w:lastRenderedPageBreak/>
         <w:t xml:space="preserve">Similarities between </w:t>
       </w:r>
       <w:proofErr w:type="spellStart"/>
@@ -15774,7 +16630,6 @@
           <w:b/>
           <w:lang w:val="en-IN"/>
         </w:rPr>
-        <w:lastRenderedPageBreak/>
         <w:t>Null Handling</w:t>
       </w:r>
       <w:r>
@@ -16010,6 +16865,7 @@
         <w:rPr>
           <w:lang w:val="en-IN"/>
         </w:rPr>
+        <w:lastRenderedPageBreak/>
         <w:t>In Java, when you have an abstract class that contains a combination of abstract methods and non-abstract methods, the rules for providing implementations in classes that extend the abstract class are as follows:</w:t>
       </w:r>
     </w:p>
@@ -16342,7 +17198,6 @@
         <w:rPr>
           <w:lang w:val="en-IN"/>
         </w:rPr>
-        <w:lastRenderedPageBreak/>
         <w:t xml:space="preserve">              "</w:t>
       </w:r>
       <w:proofErr w:type="gramStart"/>
@@ -16524,6 +17379,7 @@
         <w:rPr>
           <w:noProof/>
         </w:rPr>
+        <w:lastRenderedPageBreak/>
         <w:drawing>
           <wp:inline distT="0" distB="0" distL="0" distR="0">
             <wp:extent cx="4447443" cy="1066800"/>
@@ -17180,7 +18036,6 @@
               <w:rPr>
                 <w:lang w:val="en-IN"/>
               </w:rPr>
-              <w:lastRenderedPageBreak/>
               <w:t>ACID Compliance</w:t>
             </w:r>
           </w:p>
@@ -17472,6 +18327,7 @@
         <w:rPr>
           <w:lang w:val="en-IN"/>
         </w:rPr>
+        <w:lastRenderedPageBreak/>
         <w:t xml:space="preserve">    </w:t>
       </w:r>
       <w:r>
@@ -18123,7 +18979,6 @@
         <w:rPr>
           <w:lang w:val="en-IN"/>
         </w:rPr>
-        <w:lastRenderedPageBreak/>
         <w:t>What is Diamond Problem</w:t>
       </w:r>
     </w:p>
@@ -35012,6 +35867,25 @@
     <w:qFormat/>
     <w:rsid w:val="000A7891"/>
   </w:style>
+  <w:style w:type="paragraph" w:styleId="Heading3">
+    <w:name w:val="heading 3"/>
+    <w:basedOn w:val="Normal"/>
+    <w:link w:val="Heading3Char"/>
+    <w:uiPriority w:val="9"/>
+    <w:qFormat/>
+    <w:rsid w:val="00495DC8"/>
+    <w:pPr>
+      <w:spacing w:before="100" w:beforeAutospacing="1" w:after="100" w:afterAutospacing="1" w:line="240" w:lineRule="auto"/>
+      <w:outlineLvl w:val="2"/>
+    </w:pPr>
+    <w:rPr>
+      <w:rFonts w:ascii="Times New Roman" w:eastAsia="Times New Roman" w:hAnsi="Times New Roman" w:cs="Times New Roman"/>
+      <w:b/>
+      <w:bCs/>
+      <w:sz w:val="27"/>
+      <w:szCs w:val="27"/>
+    </w:rPr>
+  </w:style>
   <w:style w:type="character" w:default="1" w:styleId="DefaultParagraphFont">
     <w:name w:val="Default Paragraph Font"/>
     <w:uiPriority w:val="1"/>
@@ -35116,6 +35990,44 @@
     <w:rPr>
       <w:color w:val="0000FF" w:themeColor="hyperlink"/>
       <w:u w:val="single"/>
+    </w:rPr>
+  </w:style>
+  <w:style w:type="character" w:customStyle="1" w:styleId="Heading3Char">
+    <w:name w:val="Heading 3 Char"/>
+    <w:basedOn w:val="DefaultParagraphFont"/>
+    <w:link w:val="Heading3"/>
+    <w:uiPriority w:val="9"/>
+    <w:rsid w:val="00495DC8"/>
+    <w:rPr>
+      <w:rFonts w:ascii="Times New Roman" w:eastAsia="Times New Roman" w:hAnsi="Times New Roman" w:cs="Times New Roman"/>
+      <w:b/>
+      <w:bCs/>
+      <w:sz w:val="27"/>
+      <w:szCs w:val="27"/>
+    </w:rPr>
+  </w:style>
+  <w:style w:type="character" w:styleId="Strong">
+    <w:name w:val="Strong"/>
+    <w:basedOn w:val="DefaultParagraphFont"/>
+    <w:uiPriority w:val="22"/>
+    <w:qFormat/>
+    <w:rsid w:val="00495DC8"/>
+    <w:rPr>
+      <w:b/>
+      <w:bCs/>
+    </w:rPr>
+  </w:style>
+  <w:style w:type="character" w:styleId="HTMLCode">
+    <w:name w:val="HTML Code"/>
+    <w:basedOn w:val="DefaultParagraphFont"/>
+    <w:uiPriority w:val="99"/>
+    <w:semiHidden/>
+    <w:unhideWhenUsed/>
+    <w:rsid w:val="00495DC8"/>
+    <w:rPr>
+      <w:rFonts w:ascii="Courier New" w:eastAsia="Times New Roman" w:hAnsi="Courier New" w:cs="Courier New"/>
+      <w:sz w:val="20"/>
+      <w:szCs w:val="20"/>
     </w:rPr>
   </w:style>
 </w:styles>
@@ -35409,7 +36321,7 @@
 </file>
 
 <file path=customXml/itemProps1.xml><?xml version="1.0" encoding="utf-8"?>
-<ds:datastoreItem xmlns:ds="http://schemas.openxmlformats.org/officeDocument/2006/customXml" ds:itemID="{B57C1AA4-C87B-4F46-A707-FDEAD92D1CB2}">
+<ds:datastoreItem xmlns:ds="http://schemas.openxmlformats.org/officeDocument/2006/customXml" ds:itemID="{23509B8A-C5B9-4374-A2FB-8334642B8365}">
   <ds:schemaRefs>
     <ds:schemaRef ds:uri="http://schemas.openxmlformats.org/officeDocument/2006/bibliography"/>
   </ds:schemaRefs>

--- a/note/SpringSpringBootRestAPI Theory Questions.docx
+++ b/note/SpringSpringBootRestAPI Theory Questions.docx
@@ -786,7 +786,13 @@
         <w:rPr>
           <w:lang w:val="en-IN"/>
         </w:rPr>
-        <w:t>When we Need to Share Instance Variables</w:t>
+        <w:t>When we need to s</w:t>
+      </w:r>
+      <w:r>
+        <w:rPr>
+          <w:lang w:val="en-IN"/>
+        </w:rPr>
+        <w:t>hare Instance Variables</w:t>
       </w:r>
       <w:r>
         <w:rPr>
@@ -828,7 +834,13 @@
         <w:rPr>
           <w:lang w:val="en-IN"/>
         </w:rPr>
-        <w:t>When we Need to Define a Base Constructor</w:t>
+        <w:t>When we need to d</w:t>
+      </w:r>
+      <w:r>
+        <w:rPr>
+          <w:lang w:val="en-IN"/>
+        </w:rPr>
+        <w:t>efine a Base Constructor</w:t>
       </w:r>
       <w:r>
         <w:rPr>
@@ -865,7 +877,13 @@
         <w:rPr>
           <w:lang w:val="en-IN"/>
         </w:rPr>
-        <w:t xml:space="preserve">we Want to Restrict Inheritance:  </w:t>
+        <w:t>we w</w:t>
+      </w:r>
+      <w:r>
+        <w:rPr>
+          <w:lang w:val="en-IN"/>
+        </w:rPr>
+        <w:t xml:space="preserve">ant to Restrict Inheritance:  </w:t>
       </w:r>
       <w:r>
         <w:rPr>
@@ -5052,18 +5070,27 @@
         <w:rPr>
           <w:lang w:val="en-IN"/>
         </w:rPr>
-        <w:t>Executors Framework: It simplify the development of concurrent applications by abstracting away many of the complexities involved in creating and managing threads.</w:t>
-      </w:r>
-      <w:r>
-        <w:rPr>
-          <w:lang w:val="en-IN"/>
-        </w:rPr>
-        <w:t xml:space="preserve"> </w:t>
-      </w:r>
-    </w:p>
-    <w:p>
-      <w:pPr>
-        <w:pStyle w:val="ListParagraph"/>
+        <w:t xml:space="preserve">Executors Framework: It </w:t>
+      </w:r>
+      <w:r>
+        <w:rPr>
+          <w:lang w:val="en-IN"/>
+        </w:rPr>
+        <w:t xml:space="preserve">is a framework which is involved in creating and managing threads. It </w:t>
+      </w:r>
+      <w:r>
+        <w:rPr>
+          <w:lang w:val="en-IN"/>
+        </w:rPr>
+        <w:t xml:space="preserve">simplify the development of concurrent applications by abstracting away many of the complexities </w:t>
+      </w:r>
+    </w:p>
+    <w:p>
+      <w:pPr>
+        <w:pStyle w:val="ListParagraph"/>
+        <w:tabs>
+          <w:tab w:val="left" w:pos="4920"/>
+        </w:tabs>
         <w:rPr>
           <w:lang w:val="en-IN"/>
         </w:rPr>
@@ -5073,6 +5100,12 @@
           <w:lang w:val="en-IN"/>
         </w:rPr>
         <w:t>Executor Framework has 3 core interfaces</w:t>
+      </w:r>
+      <w:r>
+        <w:rPr>
+          <w:lang w:val="en-IN"/>
+        </w:rPr>
+        <w:tab/>
       </w:r>
     </w:p>
     <w:p>
@@ -5090,6 +5123,7 @@
         <w:rPr>
           <w:lang w:val="en-IN"/>
         </w:rPr>
+        <w:lastRenderedPageBreak/>
         <w:t>Executor</w:t>
       </w:r>
     </w:p>
@@ -5108,7 +5142,6 @@
         <w:rPr>
           <w:lang w:val="en-IN"/>
         </w:rPr>
-        <w:lastRenderedPageBreak/>
         <w:t>ExecutorService</w:t>
       </w:r>
       <w:r>
@@ -5236,7 +5269,19 @@
           <w:lang w:val="en-IN"/>
         </w:rPr>
         <w:br/>
-        <w:t>This willhold and wait until all the threads complete their execution.</w:t>
+        <w:t>This will</w:t>
+      </w:r>
+      <w:r>
+        <w:rPr>
+          <w:lang w:val="en-IN"/>
+        </w:rPr>
+        <w:t xml:space="preserve"> </w:t>
+      </w:r>
+      <w:r>
+        <w:rPr>
+          <w:lang w:val="en-IN"/>
+        </w:rPr>
+        <w:t>hold and wait until all the threads complete their execution.</w:t>
       </w:r>
       <w:r>
         <w:rPr>
@@ -6061,6 +6106,7 @@
           <w:b/>
           <w:lang w:val="en-IN"/>
         </w:rPr>
+        <w:lastRenderedPageBreak/>
         <w:t>Creating a Custom Exception</w:t>
       </w:r>
       <w:r>
@@ -6082,7 +6128,6 @@
         <w:rPr>
           <w:lang w:val="en-IN"/>
         </w:rPr>
-        <w:lastRenderedPageBreak/>
         <w:t>To create a custom exception, you need to define a new class that extends either Exception or one of its subclasses (e.g., RuntimeException). You can add your own fields and methods to the custom exception class as needed. Here's an example:</w:t>
       </w:r>
     </w:p>
@@ -6756,6 +6801,7 @@
         <w:rPr>
           <w:lang w:val="en-IN"/>
         </w:rPr>
+        <w:lastRenderedPageBreak/>
         <w:t>We have to write finally block compulsory and hence it increase the length of code.</w:t>
       </w:r>
     </w:p>
@@ -6770,7 +6816,6 @@
         <w:rPr>
           <w:lang w:val="en-IN"/>
         </w:rPr>
-        <w:lastRenderedPageBreak/>
         <w:t>To</w:t>
       </w:r>
       <w:r>
@@ -7545,6 +7590,7 @@
               <w:rPr>
                 <w:lang w:val="en-IN"/>
               </w:rPr>
+              <w:lastRenderedPageBreak/>
               <w:t>To concat 2 Strings we use .concat method.</w:t>
             </w:r>
           </w:p>
@@ -8268,7 +8314,13 @@
         <w:rPr>
           <w:lang w:val="en-IN"/>
         </w:rPr>
-        <w:t>Native Memory STack</w:t>
+        <w:t>Native Memory St</w:t>
+      </w:r>
+      <w:r>
+        <w:rPr>
+          <w:lang w:val="en-IN"/>
+        </w:rPr>
+        <w:t>ack</w:t>
       </w:r>
     </w:p>
     <w:p>
@@ -10089,35 +10141,72 @@
           <w:b/>
           <w:lang w:val="en-IN"/>
         </w:rPr>
-        <w:t>What are different types of Memory area allocated by JVM?</w:t>
+        <w:t>What is fail-fast and fail-safe in java?</w:t>
       </w:r>
       <w:r>
         <w:rPr>
           <w:lang w:val="en-IN"/>
         </w:rPr>
         <w:br/>
-        <w:t>a. Class Area</w:t>
+        <w:t xml:space="preserve">While iterating through the collection and if another thread tries to modify the list on which we are iterating, in that case there is concurrent modification exception and it is called </w:t>
+      </w:r>
+      <w:r>
+        <w:rPr>
+          <w:b/>
+          <w:lang w:val="en-IN"/>
+        </w:rPr>
+        <w:t>fail-fast</w:t>
+      </w:r>
+      <w:r>
+        <w:rPr>
+          <w:lang w:val="en-IN"/>
+        </w:rPr>
+        <w:t>.</w:t>
       </w:r>
       <w:r>
         <w:rPr>
           <w:lang w:val="en-IN"/>
         </w:rPr>
         <w:br/>
-        <w:t>b. Heap</w:t>
+        <w:t>Fail-Fast happens on Arraylist, Linkedlist</w:t>
       </w:r>
       <w:r>
         <w:rPr>
           <w:lang w:val="en-IN"/>
         </w:rPr>
         <w:br/>
-        <w:t xml:space="preserve">c. Stack </w:t>
-      </w:r>
-      <w:r>
-        <w:rPr>
-          <w:lang w:val="en-IN"/>
-        </w:rPr>
-        <w:br/>
-        <w:t>d. Program Counter Register</w:t>
+        <w:t>While iterating over a collection we are given a copy of collection, so we don’t iterate on original collection, we iterate on copy of</w:t>
+      </w:r>
+      <w:r>
+        <w:rPr>
+          <w:lang w:val="en-IN"/>
+        </w:rPr>
+        <w:t xml:space="preserve"> collection. By this</w:t>
+      </w:r>
+      <w:r>
+        <w:rPr>
+          <w:lang w:val="en-IN"/>
+        </w:rPr>
+        <w:t xml:space="preserve"> our iteration is not hampered. This is called </w:t>
+      </w:r>
+      <w:r>
+        <w:rPr>
+          <w:b/>
+          <w:lang w:val="en-IN"/>
+        </w:rPr>
+        <w:t>fail-safe</w:t>
+      </w:r>
+      <w:r>
+        <w:rPr>
+          <w:lang w:val="en-IN"/>
+        </w:rPr>
+        <w:t>. Fail Safe happens on concurrent hashmap</w:t>
+      </w:r>
+      <w:r>
+        <w:rPr>
+          <w:lang w:val="en-IN"/>
+        </w:rPr>
+        <w:t>.</w:t>
       </w:r>
     </w:p>
     <w:p>
@@ -10128,74 +10217,96 @@
           <w:numId w:val="15"/>
         </w:numPr>
         <w:rPr>
-          <w:lang w:val="en-IN"/>
-        </w:rPr>
-      </w:pPr>
-      <w:r>
-        <w:rPr>
           <w:b/>
           <w:lang w:val="en-IN"/>
         </w:rPr>
-        <w:t>What is fail-fast and fail-safe in java?</w:t>
-      </w:r>
-      <w:r>
-        <w:rPr>
-          <w:lang w:val="en-IN"/>
-        </w:rPr>
-        <w:br/>
-        <w:t xml:space="preserve">While iterating through the collection and if another thread tries to modify the list on which we are iterating, in that case there is concurrent modification exception and it is called </w:t>
-      </w:r>
+      </w:pPr>
       <w:r>
         <w:rPr>
           <w:b/>
           <w:lang w:val="en-IN"/>
         </w:rPr>
-        <w:t>fail-fast</w:t>
-      </w:r>
-      <w:r>
-        <w:rPr>
-          <w:lang w:val="en-IN"/>
-        </w:rPr>
-        <w:t>.</w:t>
-      </w:r>
-      <w:r>
-        <w:rPr>
-          <w:lang w:val="en-IN"/>
-        </w:rPr>
-        <w:br/>
-        <w:t>Fail-Fast happens on Arraylist, Linkedlist</w:t>
-      </w:r>
-      <w:r>
-        <w:rPr>
-          <w:lang w:val="en-IN"/>
-        </w:rPr>
-        <w:br/>
-        <w:t>While iterating over a collection we are given a copy of collection, so we don’t iterate on original collection, we iterate on copy of</w:t>
-      </w:r>
-      <w:r>
-        <w:rPr>
-          <w:lang w:val="en-IN"/>
-        </w:rPr>
-        <w:t xml:space="preserve"> collection. By this</w:t>
-      </w:r>
-      <w:r>
-        <w:rPr>
-          <w:lang w:val="en-IN"/>
-        </w:rPr>
-        <w:t xml:space="preserve"> our iteration is not hampered. This is called </w:t>
-      </w:r>
+        <w:t xml:space="preserve">findFirst() v/s findAny() </w:t>
+      </w:r>
+    </w:p>
+    <w:p>
+      <w:pPr>
+        <w:pStyle w:val="ListParagraph"/>
+        <w:rPr>
+          <w:lang w:val="en-IN"/>
+        </w:rPr>
+      </w:pPr>
       <w:r>
         <w:rPr>
           <w:b/>
           <w:lang w:val="en-IN"/>
         </w:rPr>
-        <w:t>fail-safe</w:t>
-      </w:r>
-      <w:r>
-        <w:rPr>
-          <w:lang w:val="en-IN"/>
-        </w:rPr>
-        <w:t>. Fail Safe happens on concurrent hashmap</w:t>
+        <w:t>findFirst()</w:t>
+      </w:r>
+      <w:r>
+        <w:rPr>
+          <w:lang w:val="en-IN"/>
+        </w:rPr>
+        <w:t xml:space="preserve"> method finds the </w:t>
+      </w:r>
+      <w:r>
+        <w:rPr>
+          <w:b/>
+          <w:lang w:val="en-IN"/>
+        </w:rPr>
+        <w:t>first element</w:t>
+      </w:r>
+      <w:r>
+        <w:rPr>
+          <w:lang w:val="en-IN"/>
+        </w:rPr>
+        <w:t xml:space="preserve"> in a Stream. So, we use this method when we specifically want the first element from a sequence.</w:t>
+      </w:r>
+      <w:r>
+        <w:rPr>
+          <w:lang w:val="en-IN"/>
+        </w:rPr>
+        <w:t xml:space="preserve"> It returns an optional.</w:t>
+      </w:r>
+    </w:p>
+    <w:p>
+      <w:pPr>
+        <w:pStyle w:val="ListParagraph"/>
+        <w:rPr>
+          <w:lang w:val="en-IN"/>
+        </w:rPr>
+      </w:pPr>
+      <w:r>
+        <w:rPr>
+          <w:b/>
+          <w:lang w:val="en-IN"/>
+        </w:rPr>
+        <w:t>findAny()</w:t>
+      </w:r>
+      <w:r>
+        <w:rPr>
+          <w:lang w:val="en-IN"/>
+        </w:rPr>
+        <w:t xml:space="preserve"> method allows us to </w:t>
+      </w:r>
+      <w:r>
+        <w:rPr>
+          <w:b/>
+          <w:lang w:val="en-IN"/>
+        </w:rPr>
+        <w:t>find any element</w:t>
+      </w:r>
+      <w:r>
+        <w:rPr>
+          <w:lang w:val="en-IN"/>
+        </w:rPr>
+        <w:t xml:space="preserve"> from a Stream. We use it when we're looking for an element without paying an a</w:t>
+      </w:r>
+      <w:r>
+        <w:rPr>
+          <w:lang w:val="en-IN"/>
+        </w:rPr>
+        <w:t>ttention to the encounter order. It also returns an Optional</w:t>
       </w:r>
       <w:r>
         <w:rPr>
@@ -10221,93 +10332,21 @@
           <w:b/>
           <w:lang w:val="en-IN"/>
         </w:rPr>
-        <w:t xml:space="preserve">findFirst() v/s findAny() </w:t>
-      </w:r>
-    </w:p>
-    <w:p>
-      <w:pPr>
-        <w:pStyle w:val="ListParagraph"/>
-        <w:rPr>
-          <w:lang w:val="en-IN"/>
-        </w:rPr>
-      </w:pPr>
-      <w:r>
-        <w:rPr>
-          <w:b/>
-          <w:lang w:val="en-IN"/>
-        </w:rPr>
-        <w:t>findFirst()</w:t>
-      </w:r>
-      <w:r>
-        <w:rPr>
-          <w:lang w:val="en-IN"/>
-        </w:rPr>
-        <w:t xml:space="preserve"> method finds the </w:t>
-      </w:r>
-      <w:r>
-        <w:rPr>
-          <w:b/>
-          <w:lang w:val="en-IN"/>
-        </w:rPr>
-        <w:t>first element</w:t>
-      </w:r>
-      <w:r>
-        <w:rPr>
-          <w:lang w:val="en-IN"/>
-        </w:rPr>
-        <w:t xml:space="preserve"> in a Stream. So, we use this method when we specifically want the first element from a sequence.</w:t>
-      </w:r>
-      <w:r>
-        <w:rPr>
-          <w:lang w:val="en-IN"/>
-        </w:rPr>
-        <w:t xml:space="preserve"> It returns an optional.</w:t>
-      </w:r>
-    </w:p>
-    <w:p>
-      <w:pPr>
-        <w:pStyle w:val="ListParagraph"/>
-        <w:rPr>
-          <w:lang w:val="en-IN"/>
-        </w:rPr>
-      </w:pPr>
-      <w:r>
-        <w:rPr>
-          <w:b/>
-          <w:lang w:val="en-IN"/>
-        </w:rPr>
-        <w:t>findAny()</w:t>
-      </w:r>
-      <w:r>
-        <w:rPr>
-          <w:lang w:val="en-IN"/>
-        </w:rPr>
-        <w:t xml:space="preserve"> method allows us to </w:t>
-      </w:r>
-      <w:r>
-        <w:rPr>
-          <w:b/>
-          <w:lang w:val="en-IN"/>
-        </w:rPr>
-        <w:t>find any element</w:t>
-      </w:r>
-      <w:r>
-        <w:rPr>
-          <w:lang w:val="en-IN"/>
-        </w:rPr>
-        <w:t xml:space="preserve"> from a Stream. We use it when we're looking for an element without paying an a</w:t>
-      </w:r>
-      <w:r>
-        <w:rPr>
-          <w:lang w:val="en-IN"/>
-        </w:rPr>
-        <w:t>ttention to the encounter order. It also returns an Optional</w:t>
-      </w:r>
-      <w:r>
-        <w:rPr>
-          <w:lang w:val="en-IN"/>
-        </w:rPr>
-        <w:t>.</w:t>
+        <w:t>Difference between HashMap and concurrent HashMap?</w:t>
+      </w:r>
+    </w:p>
+    <w:p>
+      <w:pPr>
+        <w:pStyle w:val="ListParagraph"/>
+        <w:rPr>
+          <w:lang w:val="en-IN"/>
+        </w:rPr>
+      </w:pPr>
+      <w:r>
+        <w:rPr>
+          <w:lang w:val="en-IN"/>
+        </w:rPr>
+        <w:t>HashMap is not thread safe where as Concurrent  HashMap is thread safe.</w:t>
       </w:r>
     </w:p>
     <w:p>
@@ -10318,30 +10357,29 @@
           <w:numId w:val="15"/>
         </w:numPr>
         <w:rPr>
+          <w:lang w:val="en-IN"/>
+        </w:rPr>
+      </w:pPr>
+      <w:r>
+        <w:rPr>
           <w:b/>
           <w:lang w:val="en-IN"/>
         </w:rPr>
-      </w:pPr>
-      <w:r>
-        <w:rPr>
-          <w:b/>
-          <w:lang w:val="en-IN"/>
-        </w:rPr>
-        <w:t>Difference between HashMap and concurrent HashMap?</w:t>
-      </w:r>
-    </w:p>
-    <w:p>
-      <w:pPr>
-        <w:pStyle w:val="ListParagraph"/>
-        <w:rPr>
-          <w:lang w:val="en-IN"/>
-        </w:rPr>
-      </w:pPr>
-      <w:r>
-        <w:rPr>
-          <w:lang w:val="en-IN"/>
-        </w:rPr>
-        <w:t>HashMap is not thread safe where as Concurrent  HashMap is thread safe.</w:t>
+        <w:t>What is ConcurrentModificationException?</w:t>
+      </w:r>
+      <w:r>
+        <w:rPr>
+          <w:lang w:val="en-IN"/>
+        </w:rPr>
+        <w:br/>
+        <w:t xml:space="preserve">It occurs when we try to modify a collection concurrently. </w:t>
+      </w:r>
+      <w:r>
+        <w:rPr>
+          <w:lang w:val="en-IN"/>
+        </w:rPr>
+        <w:br/>
+        <w:t>For example: While iterating any collection if we try to modify the structure or add or remove elements then it may result in ConcurrentModificationException.</w:t>
       </w:r>
     </w:p>
     <w:p>
@@ -10357,24 +10395,16 @@
       </w:pPr>
       <w:r>
         <w:rPr>
-          <w:b/>
-          <w:lang w:val="en-IN"/>
-        </w:rPr>
-        <w:t>What is ConcurrentModificationException?</w:t>
+          <w:lang w:val="en-IN"/>
+        </w:rPr>
+        <w:t>In continuation to above question, In concurrentHashMap we will get concurrentModificationException . what if I use HashTable which is also thread safe. Will we get concurrentModificationException?</w:t>
       </w:r>
       <w:r>
         <w:rPr>
           <w:lang w:val="en-IN"/>
         </w:rPr>
         <w:br/>
-        <w:t xml:space="preserve">It occurs when we try to modify a collection concurrently. </w:t>
-      </w:r>
-      <w:r>
-        <w:rPr>
-          <w:lang w:val="en-IN"/>
-        </w:rPr>
-        <w:br/>
-        <w:t>For example: While iterating any collection if we try to modify the structure or add or remove elements then it may result in ConcurrentModificationException.</w:t>
+        <w:t>If multiple threads try to accept the hashtable, the thread will acquire a lock on entire table, but in case of concurrentHashMap, if there are 16 segments, thread will be acquired on only one segment and rest of segments are available for changes.</w:t>
       </w:r>
     </w:p>
     <w:p>
@@ -10392,14 +10422,14 @@
         <w:rPr>
           <w:lang w:val="en-IN"/>
         </w:rPr>
-        <w:t>In continuation to above question, In concurrentHashMap we will get concurrentModificationException . what if I use HashTable which is also thread safe. Will we get concurrentModificationException?</w:t>
+        <w:t>Why wait() and notify() method belongs to object and not to thread class?</w:t>
       </w:r>
       <w:r>
         <w:rPr>
           <w:lang w:val="en-IN"/>
         </w:rPr>
         <w:br/>
-        <w:t>If multiple threads try to accept the hashtable, the thread will acquire a lock on entire table, but in case of concurrentHashMap, if there are 16 segments, thread will be acquired on only one segment and rest of segments are available for changes.</w:t>
+        <w:t>Because locking mechanism belongs to Object class and not Thread class.</w:t>
       </w:r>
     </w:p>
     <w:p>
@@ -10417,15 +10447,21 @@
         <w:rPr>
           <w:lang w:val="en-IN"/>
         </w:rPr>
-        <w:lastRenderedPageBreak/>
-        <w:t>Why wait() and notify() method belongs to object and not to thread class?</w:t>
-      </w:r>
-      <w:r>
-        <w:rPr>
-          <w:lang w:val="en-IN"/>
-        </w:rPr>
-        <w:br/>
-        <w:t>Because locking mechanism belongs to Object class and not Thread class.</w:t>
+        <w:t>What does Arrays.stream do in java?</w:t>
+      </w:r>
+    </w:p>
+    <w:p>
+      <w:pPr>
+        <w:pStyle w:val="ListParagraph"/>
+        <w:rPr>
+          <w:lang w:val="en-IN"/>
+        </w:rPr>
+      </w:pPr>
+      <w:r>
+        <w:rPr>
+          <w:lang w:val="en-IN"/>
+        </w:rPr>
+        <w:t>It converts Arrays into sequential Stream</w:t>
       </w:r>
     </w:p>
     <w:p>
@@ -10441,23 +10477,38 @@
       </w:pPr>
       <w:r>
         <w:rPr>
-          <w:lang w:val="en-IN"/>
-        </w:rPr>
-        <w:t>What does Arrays.stream do in java?</w:t>
-      </w:r>
-    </w:p>
-    <w:p>
-      <w:pPr>
-        <w:pStyle w:val="ListParagraph"/>
-        <w:rPr>
-          <w:lang w:val="en-IN"/>
-        </w:rPr>
-      </w:pPr>
-      <w:r>
-        <w:rPr>
-          <w:lang w:val="en-IN"/>
-        </w:rPr>
-        <w:t>It converts Arrays into sequential Stream</w:t>
+          <w:b/>
+          <w:lang w:val="en-IN"/>
+        </w:rPr>
+        <w:lastRenderedPageBreak/>
+        <w:t>What is Marker Interface?</w:t>
+      </w:r>
+      <w:r>
+        <w:rPr>
+          <w:lang w:val="en-IN"/>
+        </w:rPr>
+        <w:br/>
+        <w:t>An empty interface is called Marker Interface. SerialIzable And Clonable are example of Marker Interface. Concept off Marker Interface is Obsolute. Instead annotations are used</w:t>
+      </w:r>
+    </w:p>
+    <w:p>
+      <w:pPr>
+        <w:pStyle w:val="ListParagraph"/>
+        <w:rPr>
+          <w:lang w:val="en-IN"/>
+        </w:rPr>
+      </w:pPr>
+      <w:r>
+        <w:rPr>
+          <w:lang w:val="en-IN"/>
+        </w:rPr>
+        <w:t>Ex: public interface MarkerInterface{</w:t>
+      </w:r>
+      <w:r>
+        <w:rPr>
+          <w:lang w:val="en-IN"/>
+        </w:rPr>
+        <w:t>}</w:t>
       </w:r>
     </w:p>
     <w:p>
@@ -10473,37 +10524,45 @@
       </w:pPr>
       <w:r>
         <w:rPr>
-          <w:b/>
-          <w:lang w:val="en-IN"/>
-        </w:rPr>
-        <w:t>What is Marker Interface?</w:t>
+          <w:lang w:val="en-IN"/>
+        </w:rPr>
+        <w:t>What is Thread Safety?</w:t>
       </w:r>
       <w:r>
         <w:rPr>
           <w:lang w:val="en-IN"/>
         </w:rPr>
         <w:br/>
-        <w:t>An empty interface is called Marker Interface. SerialIzable And Clonable are example of Marker Interface. Concept off Marker Interface is Obsolute. Instead annotations are used</w:t>
-      </w:r>
-    </w:p>
-    <w:p>
-      <w:pPr>
-        <w:pStyle w:val="ListParagraph"/>
-        <w:rPr>
-          <w:lang w:val="en-IN"/>
-        </w:rPr>
-      </w:pPr>
-      <w:r>
-        <w:rPr>
-          <w:lang w:val="en-IN"/>
-        </w:rPr>
-        <w:t>Ex: public interface MarkerInterface{</w:t>
-      </w:r>
-      <w:r>
-        <w:rPr>
-          <w:lang w:val="en-IN"/>
-        </w:rPr>
-        <w:t>}</w:t>
+      </w:r>
+      <w:r>
+        <w:rPr>
+          <w:lang w:val="en-IN"/>
+        </w:rPr>
+        <w:t>When multiple threads are working on the same data</w:t>
+      </w:r>
+      <w:r>
+        <w:rPr>
+          <w:lang w:val="en-IN"/>
+        </w:rPr>
+        <w:t xml:space="preserve"> structure</w:t>
+      </w:r>
+      <w:r>
+        <w:rPr>
+          <w:lang w:val="en-IN"/>
+        </w:rPr>
+        <w:t xml:space="preserve">, and the value of data </w:t>
+      </w:r>
+      <w:r>
+        <w:rPr>
+          <w:lang w:val="en-IN"/>
+        </w:rPr>
+        <w:t xml:space="preserve">structure </w:t>
+      </w:r>
+      <w:r>
+        <w:rPr>
+          <w:lang w:val="en-IN"/>
+        </w:rPr>
+        <w:t>is changing, that scenario is not thread-safe and we will get inconsistent results. When a thread is already working on an object and preventing another thread on working on the same object, this process is called Thread-Safety.</w:t>
       </w:r>
     </w:p>
     <w:p>
@@ -10521,7 +10580,7 @@
         <w:rPr>
           <w:lang w:val="en-IN"/>
         </w:rPr>
-        <w:t>What is Thread Safety?</w:t>
+        <w:t>What are Interceptors in Spring Framework?</w:t>
       </w:r>
       <w:r>
         <w:rPr>
@@ -10533,31 +10592,50 @@
         <w:rPr>
           <w:lang w:val="en-IN"/>
         </w:rPr>
-        <w:t>When multiple threads are working on the same data</w:t>
-      </w:r>
-      <w:r>
-        <w:rPr>
-          <w:lang w:val="en-IN"/>
-        </w:rPr>
-        <w:t xml:space="preserve"> structure</w:t>
-      </w:r>
-      <w:r>
-        <w:rPr>
-          <w:lang w:val="en-IN"/>
-        </w:rPr>
-        <w:t xml:space="preserve">, and the value of data </w:t>
-      </w:r>
-      <w:r>
-        <w:rPr>
-          <w:lang w:val="en-IN"/>
-        </w:rPr>
-        <w:t xml:space="preserve">structure </w:t>
-      </w:r>
-      <w:r>
-        <w:rPr>
-          <w:lang w:val="en-IN"/>
-        </w:rPr>
-        <w:t>is changing, that scenario is not thread-safe and we will get inconsistent results. When a thread is already working on an object and preventing another thread on working on the same object, this process is called Thread-Safety.</w:t>
+        <w:t xml:space="preserve">Interceptors are components that allow us to intercept </w:t>
+      </w:r>
+      <w:r>
+        <w:rPr>
+          <w:i/>
+          <w:lang w:val="en-IN"/>
+        </w:rPr>
+        <w:t>and manipulate the request/response</w:t>
+      </w:r>
+      <w:r>
+        <w:rPr>
+          <w:lang w:val="en-IN"/>
+        </w:rPr>
+        <w:t xml:space="preserve"> </w:t>
+      </w:r>
+      <w:r>
+        <w:rPr>
+          <w:lang w:val="en-IN"/>
+        </w:rPr>
+        <w:t xml:space="preserve"> </w:t>
+      </w:r>
+      <w:r>
+        <w:rPr>
+          <w:lang w:val="en-IN"/>
+        </w:rPr>
+        <w:t xml:space="preserve">in </w:t>
+      </w:r>
+      <w:r>
+        <w:rPr>
+          <w:lang w:val="en-IN"/>
+        </w:rPr>
+        <w:t>an application. Interceptors add cross-cutting concerns to our application, such as logging, security checks, authorization,</w:t>
+      </w:r>
+      <w:r>
+        <w:rPr>
+          <w:lang w:val="en-IN"/>
+        </w:rPr>
+        <w:t xml:space="preserve"> </w:t>
+      </w:r>
+      <w:r>
+        <w:rPr>
+          <w:lang w:val="en-IN"/>
+        </w:rPr>
+        <w:t>etc.</w:t>
       </w:r>
     </w:p>
     <w:p>
@@ -10575,79 +10653,6 @@
         <w:rPr>
           <w:lang w:val="en-IN"/>
         </w:rPr>
-        <w:t>What are Interceptors in Spring Framework?</w:t>
-      </w:r>
-      <w:r>
-        <w:rPr>
-          <w:lang w:val="en-IN"/>
-        </w:rPr>
-        <w:br/>
-      </w:r>
-      <w:r>
-        <w:rPr>
-          <w:lang w:val="en-IN"/>
-        </w:rPr>
-        <w:t xml:space="preserve">Interceptors are components that allow us to intercept </w:t>
-      </w:r>
-      <w:r>
-        <w:rPr>
-          <w:i/>
-          <w:lang w:val="en-IN"/>
-        </w:rPr>
-        <w:t>and manipulate the request/response</w:t>
-      </w:r>
-      <w:r>
-        <w:rPr>
-          <w:lang w:val="en-IN"/>
-        </w:rPr>
-        <w:t xml:space="preserve"> </w:t>
-      </w:r>
-      <w:r>
-        <w:rPr>
-          <w:lang w:val="en-IN"/>
-        </w:rPr>
-        <w:t xml:space="preserve"> </w:t>
-      </w:r>
-      <w:r>
-        <w:rPr>
-          <w:lang w:val="en-IN"/>
-        </w:rPr>
-        <w:t xml:space="preserve">in </w:t>
-      </w:r>
-      <w:r>
-        <w:rPr>
-          <w:lang w:val="en-IN"/>
-        </w:rPr>
-        <w:t>an application. Interceptors add cross-cutting concerns to our application, such as logging, security checks, authorization,</w:t>
-      </w:r>
-      <w:r>
-        <w:rPr>
-          <w:lang w:val="en-IN"/>
-        </w:rPr>
-        <w:t xml:space="preserve"> </w:t>
-      </w:r>
-      <w:r>
-        <w:rPr>
-          <w:lang w:val="en-IN"/>
-        </w:rPr>
-        <w:t>etc.</w:t>
-      </w:r>
-    </w:p>
-    <w:p>
-      <w:pPr>
-        <w:pStyle w:val="ListParagraph"/>
-        <w:numPr>
-          <w:ilvl w:val="0"/>
-          <w:numId w:val="15"/>
-        </w:numPr>
-        <w:rPr>
-          <w:lang w:val="en-IN"/>
-        </w:rPr>
-      </w:pPr>
-      <w:r>
-        <w:rPr>
-          <w:lang w:val="en-IN"/>
-        </w:rPr>
         <w:t>HashTable v/s Concurrent HashMap?</w:t>
       </w:r>
     </w:p>
@@ -10888,7 +10893,6 @@
           <w:b/>
           <w:lang w:val="en-IN"/>
         </w:rPr>
-        <w:lastRenderedPageBreak/>
         <w:t>Performance</w:t>
       </w:r>
       <w:r>
@@ -10939,6 +10943,7 @@
           <w:b/>
           <w:lang w:val="en-IN"/>
         </w:rPr>
+        <w:lastRenderedPageBreak/>
         <w:t>Iterators</w:t>
       </w:r>
       <w:r>
@@ -11262,82 +11267,82 @@
         <w:rPr>
           <w:lang w:val="en-IN"/>
         </w:rPr>
+        <w:t>String text = """</w:t>
+      </w:r>
+    </w:p>
+    <w:p>
+      <w:pPr>
+        <w:pStyle w:val="ListParagraph"/>
+        <w:ind w:left="1429"/>
+        <w:rPr>
+          <w:lang w:val="en-IN"/>
+        </w:rPr>
+      </w:pPr>
+      <w:r>
+        <w:rPr>
+          <w:lang w:val="en-IN"/>
+        </w:rPr>
+        <w:t xml:space="preserve">            {</w:t>
+      </w:r>
+    </w:p>
+    <w:p>
+      <w:pPr>
+        <w:pStyle w:val="ListParagraph"/>
+        <w:ind w:left="1429"/>
+        <w:rPr>
+          <w:lang w:val="en-IN"/>
+        </w:rPr>
+      </w:pPr>
+      <w:r>
+        <w:rPr>
+          <w:lang w:val="en-IN"/>
+        </w:rPr>
+        <w:t xml:space="preserve">              "name": "John Doe",</w:t>
+      </w:r>
+    </w:p>
+    <w:p>
+      <w:pPr>
+        <w:pStyle w:val="ListParagraph"/>
+        <w:ind w:left="1429"/>
+        <w:rPr>
+          <w:lang w:val="en-IN"/>
+        </w:rPr>
+      </w:pPr>
+      <w:r>
+        <w:rPr>
+          <w:lang w:val="en-IN"/>
+        </w:rPr>
+        <w:t xml:space="preserve">              "age": 45,</w:t>
+      </w:r>
+    </w:p>
+    <w:p>
+      <w:pPr>
+        <w:pStyle w:val="ListParagraph"/>
+        <w:ind w:left="1429"/>
+        <w:rPr>
+          <w:lang w:val="en-IN"/>
+        </w:rPr>
+      </w:pPr>
+      <w:r>
+        <w:rPr>
+          <w:lang w:val="en-IN"/>
+        </w:rPr>
+        <w:t xml:space="preserve">              "address": "Doe Street, 23, Java Town"</w:t>
+      </w:r>
+    </w:p>
+    <w:p>
+      <w:pPr>
+        <w:pStyle w:val="ListParagraph"/>
+        <w:ind w:left="1429"/>
+        <w:rPr>
+          <w:lang w:val="en-IN"/>
+        </w:rPr>
+      </w:pPr>
+      <w:r>
+        <w:rPr>
+          <w:lang w:val="en-IN"/>
+        </w:rPr>
         <w:lastRenderedPageBreak/>
-        <w:t>String text = """</w:t>
-      </w:r>
-    </w:p>
-    <w:p>
-      <w:pPr>
-        <w:pStyle w:val="ListParagraph"/>
-        <w:ind w:left="1429"/>
-        <w:rPr>
-          <w:lang w:val="en-IN"/>
-        </w:rPr>
-      </w:pPr>
-      <w:r>
-        <w:rPr>
-          <w:lang w:val="en-IN"/>
-        </w:rPr>
-        <w:t xml:space="preserve">            {</w:t>
-      </w:r>
-    </w:p>
-    <w:p>
-      <w:pPr>
-        <w:pStyle w:val="ListParagraph"/>
-        <w:ind w:left="1429"/>
-        <w:rPr>
-          <w:lang w:val="en-IN"/>
-        </w:rPr>
-      </w:pPr>
-      <w:r>
-        <w:rPr>
-          <w:lang w:val="en-IN"/>
-        </w:rPr>
-        <w:t xml:space="preserve">              "name": "John Doe",</w:t>
-      </w:r>
-    </w:p>
-    <w:p>
-      <w:pPr>
-        <w:pStyle w:val="ListParagraph"/>
-        <w:ind w:left="1429"/>
-        <w:rPr>
-          <w:lang w:val="en-IN"/>
-        </w:rPr>
-      </w:pPr>
-      <w:r>
-        <w:rPr>
-          <w:lang w:val="en-IN"/>
-        </w:rPr>
-        <w:t xml:space="preserve">              "age": 45,</w:t>
-      </w:r>
-    </w:p>
-    <w:p>
-      <w:pPr>
-        <w:pStyle w:val="ListParagraph"/>
-        <w:ind w:left="1429"/>
-        <w:rPr>
-          <w:lang w:val="en-IN"/>
-        </w:rPr>
-      </w:pPr>
-      <w:r>
-        <w:rPr>
-          <w:lang w:val="en-IN"/>
-        </w:rPr>
-        <w:t xml:space="preserve">              "address": "Doe Street, 23, Java Town"</w:t>
-      </w:r>
-    </w:p>
-    <w:p>
-      <w:pPr>
-        <w:pStyle w:val="ListParagraph"/>
-        <w:ind w:left="1429"/>
-        <w:rPr>
-          <w:lang w:val="en-IN"/>
-        </w:rPr>
-      </w:pPr>
-      <w:r>
-        <w:rPr>
-          <w:lang w:val="en-IN"/>
-        </w:rPr>
         <w:t xml:space="preserve">            }</w:t>
       </w:r>
     </w:p>
@@ -11574,15 +11579,6 @@
     </w:p>
     <w:p>
       <w:pPr>
-        <w:ind w:left="851"/>
-        <w:rPr>
-          <w:lang w:val="en-IN"/>
-        </w:rPr>
-      </w:pPr>
-    </w:p>
-    <w:p>
-      <w:pPr>
-        <w:ind w:left="851"/>
         <w:rPr>
           <w:lang w:val="en-IN"/>
         </w:rPr>
@@ -12037,14 +12033,7 @@
               <w:rPr>
                 <w:lang w:val="en-IN"/>
               </w:rPr>
-              <w:t xml:space="preserve">Has strict communication </w:t>
-            </w:r>
-            <w:r>
-              <w:rPr>
-                <w:lang w:val="en-IN"/>
-              </w:rPr>
-              <w:lastRenderedPageBreak/>
-              <w:t>contract and need knowledge of everything before any interaction</w:t>
+              <w:t>Has strict communication contract and need knowledge of everything before any interaction</w:t>
             </w:r>
           </w:p>
         </w:tc>
@@ -12064,7 +12053,6 @@
               <w:rPr>
                 <w:lang w:val="en-IN"/>
               </w:rPr>
-              <w:lastRenderedPageBreak/>
               <w:t>Need no knowledge of API</w:t>
             </w:r>
           </w:p>
@@ -12087,7 +12075,6 @@
               <w:rPr>
                 <w:lang w:val="en-IN"/>
               </w:rPr>
-              <w:lastRenderedPageBreak/>
               <w:t>ACID Compliance</w:t>
             </w:r>
           </w:p>
@@ -12171,6 +12158,7 @@
         <w:rPr>
           <w:lang w:val="en-IN"/>
         </w:rPr>
+        <w:lastRenderedPageBreak/>
         <w:t xml:space="preserve">Atomic variables are used in multi-threaded environment </w:t>
       </w:r>
       <w:r>
@@ -12714,7 +12702,6 @@
         <w:rPr>
           <w:lang w:val="en-IN"/>
         </w:rPr>
-        <w:lastRenderedPageBreak/>
         <w:t>Method Overriding Restriction: Subclasses of the class containing the final method are not allowed to provide their own implementation of the final method. Attempting to override a final method in a subclass will result in a compilation error.</w:t>
       </w:r>
     </w:p>
@@ -12753,7 +12740,14 @@
         <w:rPr>
           <w:lang w:val="en-IN"/>
         </w:rPr>
-        <w:t>iamond problem is a challenge that arises in languages with multiple inheritance, where ambiguity occurs when a class inherits from two or more classes with a common ancestor that defines methods or attributes with the same name. Java avoids this problem by allowing multiple inheritance of interfaces only and handling potential conflicts through explicit method implementation in the implementing class.</w:t>
+        <w:t xml:space="preserve">iamond problem is a challenge that arises in languages with multiple inheritance, where ambiguity occurs when a class inherits from two or more classes with a common ancestor that defines methods or attributes with the same name. Java avoids this problem by allowing </w:t>
+      </w:r>
+      <w:r>
+        <w:rPr>
+          <w:lang w:val="en-IN"/>
+        </w:rPr>
+        <w:lastRenderedPageBreak/>
+        <w:t>multiple inheritance of interfaces only and handling potential conflicts through explicit method implementation in the implementing class.</w:t>
       </w:r>
     </w:p>
     <w:p>
@@ -14228,7 +14222,115 @@
         <w:rPr>
           <w:lang w:val="en-IN"/>
         </w:rPr>
-        <w:t>Bean life cycle is managed by the spring container. When we run the program then, first of all, the spring container gets started. After that, the container creates the instance of a bean as per the request, and then dependencies are injected. And finally, the bean is destroyed when the spring container is closed. Therefore, if we want to execute some code on the bean instantiation and just after closing the spring container, then we can write that code inside the init() method and the destroy() method.</w:t>
+        <w:t xml:space="preserve">Bean life cycle is managed by the spring container. When we run the program then, </w:t>
+      </w:r>
+    </w:p>
+    <w:p>
+      <w:pPr>
+        <w:pStyle w:val="ListParagraph"/>
+        <w:numPr>
+          <w:ilvl w:val="0"/>
+          <w:numId w:val="53"/>
+        </w:numPr>
+        <w:rPr>
+          <w:lang w:val="en-IN"/>
+        </w:rPr>
+      </w:pPr>
+      <w:r>
+        <w:rPr>
+          <w:lang w:val="en-IN"/>
+        </w:rPr>
+        <w:t>Container gets Started.</w:t>
+      </w:r>
+    </w:p>
+    <w:p>
+      <w:pPr>
+        <w:pStyle w:val="ListParagraph"/>
+        <w:numPr>
+          <w:ilvl w:val="0"/>
+          <w:numId w:val="53"/>
+        </w:numPr>
+        <w:rPr>
+          <w:lang w:val="en-IN"/>
+        </w:rPr>
+      </w:pPr>
+      <w:r>
+        <w:rPr>
+          <w:lang w:val="en-IN"/>
+        </w:rPr>
+        <w:t>Beans gets Instantiated.</w:t>
+      </w:r>
+    </w:p>
+    <w:p>
+      <w:pPr>
+        <w:pStyle w:val="ListParagraph"/>
+        <w:numPr>
+          <w:ilvl w:val="0"/>
+          <w:numId w:val="53"/>
+        </w:numPr>
+        <w:rPr>
+          <w:lang w:val="en-IN"/>
+        </w:rPr>
+      </w:pPr>
+      <w:r>
+        <w:rPr>
+          <w:lang w:val="en-IN"/>
+        </w:rPr>
+        <w:t>Dependencies get injected</w:t>
+      </w:r>
+    </w:p>
+    <w:p>
+      <w:pPr>
+        <w:pStyle w:val="ListParagraph"/>
+        <w:numPr>
+          <w:ilvl w:val="0"/>
+          <w:numId w:val="53"/>
+        </w:numPr>
+        <w:rPr>
+          <w:lang w:val="en-IN"/>
+        </w:rPr>
+      </w:pPr>
+      <w:r>
+        <w:rPr>
+          <w:lang w:val="en-IN"/>
+        </w:rPr>
+        <w:t>Init() method is called.</w:t>
+      </w:r>
+    </w:p>
+    <w:p>
+      <w:pPr>
+        <w:pStyle w:val="ListParagraph"/>
+        <w:numPr>
+          <w:ilvl w:val="0"/>
+          <w:numId w:val="53"/>
+        </w:numPr>
+        <w:rPr>
+          <w:lang w:val="en-IN"/>
+        </w:rPr>
+      </w:pPr>
+      <w:r>
+        <w:rPr>
+          <w:lang w:val="en-IN"/>
+        </w:rPr>
+        <w:t>Custom utility methods are called</w:t>
+      </w:r>
+    </w:p>
+    <w:p>
+      <w:pPr>
+        <w:pStyle w:val="ListParagraph"/>
+        <w:numPr>
+          <w:ilvl w:val="0"/>
+          <w:numId w:val="53"/>
+        </w:numPr>
+        <w:rPr>
+          <w:lang w:val="en-IN"/>
+        </w:rPr>
+      </w:pPr>
+      <w:r>
+        <w:rPr>
+          <w:lang w:val="en-IN"/>
+        </w:rPr>
+        <w:t>Destroy method gets called.</w:t>
       </w:r>
     </w:p>
     <w:p>
@@ -14358,154 +14460,6 @@
           </wp:inline>
         </w:drawing>
       </w:r>
-      <w:r>
-        <w:rPr>
-          <w:lang w:val="en-IN"/>
-        </w:rPr>
-        <w:br/>
-      </w:r>
-      <w:r>
-        <w:rPr>
-          <w:lang w:val="en-IN"/>
-        </w:rPr>
-        <w:lastRenderedPageBreak/>
-        <w:t>Configuration Techniques</w:t>
-      </w:r>
-      <w:r>
-        <w:rPr>
-          <w:lang w:val="en-IN"/>
-        </w:rPr>
-        <w:t xml:space="preserve"> for init &amp; destroy method</w:t>
-      </w:r>
-      <w:r>
-        <w:rPr>
-          <w:lang w:val="en-IN"/>
-        </w:rPr>
-        <w:br/>
-        <w:t>a. XML (</w:t>
-      </w:r>
-      <w:r>
-        <w:rPr>
-          <w:lang w:val="en-IN"/>
-        </w:rPr>
-        <w:t xml:space="preserve"> “</w:t>
-      </w:r>
-      <w:r>
-        <w:rPr>
-          <w:lang w:val="en-IN"/>
-        </w:rPr>
-        <w:t>init-method</w:t>
-      </w:r>
-      <w:r>
-        <w:rPr>
-          <w:lang w:val="en-IN"/>
-        </w:rPr>
-        <w:t>”</w:t>
-      </w:r>
-      <w:r>
-        <w:rPr>
-          <w:lang w:val="en-IN"/>
-        </w:rPr>
-        <w:t xml:space="preserve"> attribute &amp; </w:t>
-      </w:r>
-      <w:r>
-        <w:rPr>
-          <w:lang w:val="en-IN"/>
-        </w:rPr>
-        <w:t>“</w:t>
-      </w:r>
-      <w:r>
-        <w:rPr>
-          <w:lang w:val="en-IN"/>
-        </w:rPr>
-        <w:t>destroy-method</w:t>
-      </w:r>
-      <w:r>
-        <w:rPr>
-          <w:lang w:val="en-IN"/>
-        </w:rPr>
-        <w:t>”</w:t>
-      </w:r>
-      <w:r>
-        <w:rPr>
-          <w:lang w:val="en-IN"/>
-        </w:rPr>
-        <w:t xml:space="preserve"> attribute)</w:t>
-      </w:r>
-      <w:r>
-        <w:rPr>
-          <w:lang w:val="en-IN"/>
-        </w:rPr>
-        <w:br/>
-        <w:t>b. Spring Interface(</w:t>
-      </w:r>
-      <w:r>
-        <w:rPr>
-          <w:lang w:val="en-IN"/>
-        </w:rPr>
-        <w:t>“</w:t>
-      </w:r>
-      <w:r>
-        <w:rPr>
-          <w:lang w:val="en-IN"/>
-        </w:rPr>
-        <w:t>Initialization Bean Interface</w:t>
-      </w:r>
-      <w:r>
-        <w:rPr>
-          <w:lang w:val="en-IN"/>
-        </w:rPr>
-        <w:t>”</w:t>
-      </w:r>
-      <w:r>
-        <w:rPr>
-          <w:lang w:val="en-IN"/>
-        </w:rPr>
-        <w:t xml:space="preserve"> &amp; </w:t>
-      </w:r>
-      <w:r>
-        <w:rPr>
-          <w:lang w:val="en-IN"/>
-        </w:rPr>
-        <w:t>“</w:t>
-      </w:r>
-      <w:r>
-        <w:rPr>
-          <w:lang w:val="en-IN"/>
-        </w:rPr>
-        <w:t>Disposable Bean Interface</w:t>
-      </w:r>
-      <w:r>
-        <w:rPr>
-          <w:lang w:val="en-IN"/>
-        </w:rPr>
-        <w:t>”)</w:t>
-      </w:r>
-      <w:r>
-        <w:rPr>
-          <w:lang w:val="en-IN"/>
-        </w:rPr>
-        <w:br/>
-        <w:t>c. Annotation(@Post</w:t>
-      </w:r>
-      <w:r>
-        <w:rPr>
-          <w:lang w:val="en-IN"/>
-        </w:rPr>
-        <w:t xml:space="preserve">Construct &amp; @PreDestroy) -&gt; </w:t>
-      </w:r>
-      <w:r>
-        <w:rPr>
-          <w:lang w:val="en-IN"/>
-        </w:rPr>
-        <w:t>@Post</w:t>
-      </w:r>
-      <w:r>
-        <w:rPr>
-          <w:lang w:val="en-IN"/>
-        </w:rPr>
-        <w:t>Construct will provide init functionality &amp; @PreDestroy will provide destroy functionality.</w:t>
-      </w:r>
     </w:p>
     <w:p>
       <w:pPr>
@@ -14528,9 +14482,117 @@
       </w:pPr>
       <w:r>
         <w:rPr>
-          <w:lang w:val="en-IN"/>
-        </w:rPr>
-        <w:t>What are different Bean Scopes?</w:t>
+          <w:b/>
+          <w:lang w:val="en-IN"/>
+        </w:rPr>
+        <w:t>Configuration Techniques for init &amp; destroy method</w:t>
+      </w:r>
+      <w:r>
+        <w:rPr>
+          <w:lang w:val="en-IN"/>
+        </w:rPr>
+        <w:br/>
+        <w:t>a. XML ( “init-method” attribute &amp; “destroy-method” attribute)</w:t>
+      </w:r>
+      <w:r>
+        <w:rPr>
+          <w:lang w:val="en-IN"/>
+        </w:rPr>
+        <w:br/>
+        <w:t>b. Spring Interface(“Initialization Bean Interface” &amp; “Disposable Bean Interface”)</w:t>
+      </w:r>
+      <w:r>
+        <w:rPr>
+          <w:lang w:val="en-IN"/>
+        </w:rPr>
+        <w:br/>
+        <w:t>c. Annotation(@PostConstruct &amp; @PreDestroy) -&gt; @Post</w:t>
+      </w:r>
+      <w:r>
+        <w:rPr>
+          <w:lang w:val="en-IN"/>
+        </w:rPr>
+        <w:t>Construct will provide init functionality &amp; @PreDestroy will provide destroy functionality.</w:t>
+      </w:r>
+    </w:p>
+    <w:p>
+      <w:pPr>
+        <w:pStyle w:val="ListParagraph"/>
+        <w:rPr>
+          <w:lang w:val="en-IN"/>
+        </w:rPr>
+      </w:pPr>
+    </w:p>
+    <w:p>
+      <w:pPr>
+        <w:pStyle w:val="ListParagraph"/>
+        <w:numPr>
+          <w:ilvl w:val="0"/>
+          <w:numId w:val="1"/>
+        </w:numPr>
+        <w:rPr>
+          <w:lang w:val="en-IN"/>
+        </w:rPr>
+      </w:pPr>
+      <w:r>
+        <w:rPr>
+          <w:lang w:val="en-IN"/>
+        </w:rPr>
+        <w:t>What</w:t>
+      </w:r>
+      <w:r>
+        <w:rPr>
+          <w:lang w:val="en-IN"/>
+        </w:rPr>
+        <w:t xml:space="preserve"> is Bean Scope and what</w:t>
+      </w:r>
+      <w:r>
+        <w:rPr>
+          <w:lang w:val="en-IN"/>
+        </w:rPr>
+        <w:t xml:space="preserve"> are different Bean Scopes?</w:t>
+      </w:r>
+      <w:r>
+        <w:rPr>
+          <w:lang w:val="en-IN"/>
+        </w:rPr>
+        <w:br/>
+        <w:t>Bean Scope defines the lifecycle &amp; visibility of bean. We can define the scope using “@Scope”.</w:t>
+      </w:r>
+      <w:r>
+        <w:rPr>
+          <w:lang w:val="en-IN"/>
+        </w:rPr>
+        <w:br/>
+        <w:t>@Bean</w:t>
+      </w:r>
+      <w:r>
+        <w:rPr>
+          <w:lang w:val="en-IN"/>
+        </w:rPr>
+        <w:br/>
+        <w:t>@Scope(“scope”)</w:t>
+      </w:r>
+      <w:r>
+        <w:rPr>
+          <w:lang w:val="en-IN"/>
+        </w:rPr>
+        <w:br/>
+        <w:t>public MyBean myBean {</w:t>
+      </w:r>
+      <w:r>
+        <w:rPr>
+          <w:lang w:val="en-IN"/>
+        </w:rPr>
+        <w:br/>
+        <w:t>return something;</w:t>
+      </w:r>
+      <w:r>
+        <w:rPr>
+          <w:lang w:val="en-IN"/>
+        </w:rPr>
+        <w:br/>
+        <w:t>}</w:t>
       </w:r>
     </w:p>
     <w:p>
@@ -14734,30 +14796,152 @@
           <w:numId w:val="1"/>
         </w:numPr>
         <w:rPr>
+          <w:lang w:val="en-IN"/>
+        </w:rPr>
+      </w:pPr>
+      <w:r>
+        <w:rPr>
           <w:b/>
           <w:lang w:val="en-IN"/>
         </w:rPr>
+        <w:t xml:space="preserve"> How to handle response timeout while calling an API. </w:t>
+      </w:r>
+    </w:p>
+    <w:p>
+      <w:pPr>
+        <w:pStyle w:val="ListParagraph"/>
+        <w:rPr>
+          <w:lang w:val="en-IN"/>
+        </w:rPr>
+      </w:pPr>
+      <w:r>
+        <w:rPr>
+          <w:lang w:val="en-IN"/>
+        </w:rPr>
+        <w:t>Here are some common approaches to handle response timeouts when making API calls in Java:</w:t>
+      </w:r>
+    </w:p>
+    <w:p>
+      <w:pPr>
+        <w:pStyle w:val="ListParagraph"/>
+        <w:rPr>
+          <w:lang w:val="en-IN"/>
+        </w:rPr>
       </w:pPr>
       <w:r>
         <w:rPr>
           <w:b/>
           <w:lang w:val="en-IN"/>
         </w:rPr>
-        <w:t xml:space="preserve"> How to handle response timeout while calling an API. ReadTimeOut vs ServerTimeOut.</w:t>
-      </w:r>
-    </w:p>
-    <w:p>
-      <w:pPr>
-        <w:pStyle w:val="ListParagraph"/>
-        <w:rPr>
-          <w:lang w:val="en-IN"/>
-        </w:rPr>
-      </w:pPr>
-      <w:r>
-        <w:rPr>
-          <w:lang w:val="en-IN"/>
-        </w:rPr>
-        <w:t>Handling response timeout while calling an API is essential to ensure that your application remains responsive and robust, especially when dealing with external services that may experience delays or downtime. Here are some common approaches to handle response timeouts when making API calls in Java:</w:t>
+        <w:t>Using Spring’s Rest Template</w:t>
+      </w:r>
+    </w:p>
+    <w:p>
+      <w:pPr>
+        <w:pStyle w:val="ListParagraph"/>
+        <w:rPr>
+          <w:lang w:val="en-IN"/>
+        </w:rPr>
+      </w:pPr>
+      <w:r>
+        <w:rPr>
+          <w:lang w:val="en-IN"/>
+        </w:rPr>
+        <w:t xml:space="preserve">If </w:t>
+      </w:r>
+      <w:r>
+        <w:rPr>
+          <w:lang w:val="en-IN"/>
+        </w:rPr>
+        <w:t xml:space="preserve">we </w:t>
+      </w:r>
+      <w:r>
+        <w:rPr>
+          <w:lang w:val="en-IN"/>
+        </w:rPr>
+        <w:t>are using RestTem</w:t>
+      </w:r>
+      <w:r>
+        <w:rPr>
+          <w:lang w:val="en-IN"/>
+        </w:rPr>
+        <w:t xml:space="preserve">plate to make HTTP requests, we can configure a timeout for </w:t>
+      </w:r>
+      <w:r>
+        <w:rPr>
+          <w:lang w:val="en-IN"/>
+        </w:rPr>
+        <w:t>our requests using SimpleClientHttpRequestFactory.</w:t>
+      </w:r>
+    </w:p>
+    <w:p>
+      <w:pPr>
+        <w:pStyle w:val="ListParagraph"/>
+        <w:rPr>
+          <w:lang w:val="en-IN"/>
+        </w:rPr>
+      </w:pPr>
+      <w:r>
+        <w:rPr>
+          <w:lang w:val="en-IN"/>
+        </w:rPr>
+        <w:t>Set the read timeout (the time to wait for the response) and the connect timeout (the time to establish a connection).</w:t>
+      </w:r>
+    </w:p>
+    <w:p>
+      <w:pPr>
+        <w:pStyle w:val="ListParagraph"/>
+        <w:rPr>
+          <w:lang w:val="en-IN"/>
+        </w:rPr>
+      </w:pPr>
+      <w:r>
+        <w:rPr>
+          <w:lang w:val="en-IN"/>
+        </w:rPr>
+        <w:t>RestTemplate restTemplate = new RestTemplate();</w:t>
+      </w:r>
+    </w:p>
+    <w:p>
+      <w:pPr>
+        <w:pStyle w:val="ListParagraph"/>
+        <w:rPr>
+          <w:lang w:val="en-IN"/>
+        </w:rPr>
+      </w:pPr>
+      <w:r>
+        <w:rPr>
+          <w:lang w:val="en-IN"/>
+        </w:rPr>
+        <w:t>SimpleClientHttpRequestFactory factory = (SimpleClientHttpRequestFactory) restTemplate.getRequestFactory();</w:t>
+      </w:r>
+    </w:p>
+    <w:p>
+      <w:pPr>
+        <w:pStyle w:val="ListParagraph"/>
+        <w:rPr>
+          <w:lang w:val="en-IN"/>
+        </w:rPr>
+      </w:pPr>
+      <w:r>
+        <w:rPr>
+          <w:lang w:val="en-IN"/>
+        </w:rPr>
+        <w:t>factory.setReadTimeout(5000); // 5 seconds</w:t>
+      </w:r>
+    </w:p>
+    <w:p>
+      <w:pPr>
+        <w:pStyle w:val="ListParagraph"/>
+        <w:rPr>
+          <w:lang w:val="en-IN"/>
+        </w:rPr>
+      </w:pPr>
+      <w:r>
+        <w:rPr>
+          <w:lang w:val="en-IN"/>
+        </w:rPr>
+        <w:t>factory.setConnectTimeout(5000); // 5 seconds</w:t>
       </w:r>
     </w:p>
     <w:p>
@@ -14781,600 +14965,506 @@
           <w:b/>
           <w:lang w:val="en-IN"/>
         </w:rPr>
-        <w:t>Timeout Configuration with RestTemplate (Spring Framework):</w:t>
-      </w:r>
-    </w:p>
-    <w:p>
-      <w:pPr>
-        <w:pStyle w:val="ListParagraph"/>
-        <w:rPr>
-          <w:lang w:val="en-IN"/>
-        </w:rPr>
-      </w:pPr>
-    </w:p>
-    <w:p>
-      <w:pPr>
-        <w:pStyle w:val="ListParagraph"/>
-        <w:rPr>
-          <w:lang w:val="en-IN"/>
-        </w:rPr>
-      </w:pPr>
-      <w:r>
-        <w:rPr>
-          <w:lang w:val="en-IN"/>
-        </w:rPr>
-        <w:t>If you are using RestTemplate to make HTTP requests, you can configure a timeout for your requests using SimpleClientHttpRequestFactory.</w:t>
-      </w:r>
-    </w:p>
-    <w:p>
-      <w:pPr>
-        <w:pStyle w:val="ListParagraph"/>
-        <w:rPr>
-          <w:lang w:val="en-IN"/>
-        </w:rPr>
-      </w:pPr>
-      <w:r>
-        <w:rPr>
-          <w:lang w:val="en-IN"/>
-        </w:rPr>
-        <w:t>Set the read timeout (the time to wait for the response) and the connect timeout (the time to establish a connection).</w:t>
-      </w:r>
-    </w:p>
-    <w:p>
-      <w:pPr>
-        <w:pStyle w:val="ListParagraph"/>
-        <w:rPr>
-          <w:lang w:val="en-IN"/>
-        </w:rPr>
-      </w:pPr>
-      <w:r>
-        <w:rPr>
-          <w:lang w:val="en-IN"/>
-        </w:rPr>
-        <w:t>RestTemplate restTemplate = new RestTemplate();</w:t>
-      </w:r>
-    </w:p>
-    <w:p>
-      <w:pPr>
-        <w:pStyle w:val="ListParagraph"/>
-        <w:rPr>
-          <w:lang w:val="en-IN"/>
-        </w:rPr>
-      </w:pPr>
-      <w:r>
-        <w:rPr>
-          <w:lang w:val="en-IN"/>
-        </w:rPr>
-        <w:t>SimpleClientHttpRequestFactory factory = (SimpleClientHttpRequestFactory) restTemplate.getRequestFactory();</w:t>
-      </w:r>
-    </w:p>
-    <w:p>
-      <w:pPr>
-        <w:pStyle w:val="ListParagraph"/>
-        <w:rPr>
-          <w:lang w:val="en-IN"/>
-        </w:rPr>
-      </w:pPr>
-      <w:r>
-        <w:rPr>
-          <w:lang w:val="en-IN"/>
-        </w:rPr>
-        <w:t>factory.setReadTimeout(5000); // 5 seconds</w:t>
-      </w:r>
-    </w:p>
-    <w:p>
-      <w:pPr>
-        <w:pStyle w:val="ListParagraph"/>
-        <w:rPr>
-          <w:lang w:val="en-IN"/>
-        </w:rPr>
-      </w:pPr>
-      <w:r>
-        <w:rPr>
-          <w:lang w:val="en-IN"/>
-        </w:rPr>
-        <w:t>factory.setConnectTimeout(5000); // 5 seconds</w:t>
-      </w:r>
-    </w:p>
-    <w:p>
-      <w:pPr>
-        <w:pStyle w:val="ListParagraph"/>
-        <w:rPr>
-          <w:lang w:val="en-IN"/>
-        </w:rPr>
-      </w:pPr>
-    </w:p>
-    <w:p>
-      <w:pPr>
-        <w:pStyle w:val="ListParagraph"/>
-        <w:rPr>
-          <w:lang w:val="en-IN"/>
-        </w:rPr>
-      </w:pPr>
-    </w:p>
-    <w:p>
-      <w:pPr>
-        <w:pStyle w:val="ListParagraph"/>
-        <w:rPr>
-          <w:lang w:val="en-IN"/>
-        </w:rPr>
-      </w:pPr>
-    </w:p>
-    <w:p>
-      <w:pPr>
-        <w:pStyle w:val="ListParagraph"/>
+        <w:lastRenderedPageBreak/>
+        <w:t xml:space="preserve">Using </w:t>
+      </w:r>
+      <w:r>
         <w:rPr>
           <w:b/>
           <w:lang w:val="en-IN"/>
         </w:rPr>
-      </w:pPr>
-      <w:r>
+        <w:t>Apache HttpClient:</w:t>
+      </w:r>
+    </w:p>
+    <w:p>
+      <w:pPr>
+        <w:pStyle w:val="ListParagraph"/>
+        <w:rPr>
+          <w:lang w:val="en-IN"/>
+        </w:rPr>
+      </w:pPr>
+      <w:r>
+        <w:rPr>
+          <w:lang w:val="en-IN"/>
+        </w:rPr>
+        <w:t>If you are using Apache HttpClient (e.g., via Spring's RestTemplate), you can set timeouts using the RequestConfig class.</w:t>
+      </w:r>
+    </w:p>
+    <w:p>
+      <w:pPr>
+        <w:pStyle w:val="ListParagraph"/>
+        <w:rPr>
+          <w:lang w:val="en-IN"/>
+        </w:rPr>
+      </w:pPr>
+      <w:r>
+        <w:rPr>
+          <w:lang w:val="en-IN"/>
+        </w:rPr>
+        <w:t>Configure socket timeout and connection timeout as needed.</w:t>
+      </w:r>
+    </w:p>
+    <w:p>
+      <w:pPr>
+        <w:pStyle w:val="ListParagraph"/>
+        <w:rPr>
+          <w:lang w:val="en-IN"/>
+        </w:rPr>
+      </w:pPr>
+      <w:r>
+        <w:rPr>
+          <w:lang w:val="en-IN"/>
+        </w:rPr>
+        <w:t>CloseableHttpClient httpClient = HttpClients.custom()</w:t>
+      </w:r>
+    </w:p>
+    <w:p>
+      <w:pPr>
+        <w:pStyle w:val="ListParagraph"/>
+        <w:rPr>
+          <w:lang w:val="en-IN"/>
+        </w:rPr>
+      </w:pPr>
+      <w:r>
+        <w:rPr>
+          <w:lang w:val="en-IN"/>
+        </w:rPr>
+        <w:t xml:space="preserve">    .setDefaultRequestConfig(RequestConfig.custom()</w:t>
+      </w:r>
+    </w:p>
+    <w:p>
+      <w:pPr>
+        <w:pStyle w:val="ListParagraph"/>
+        <w:rPr>
+          <w:lang w:val="en-IN"/>
+        </w:rPr>
+      </w:pPr>
+      <w:r>
+        <w:rPr>
+          <w:lang w:val="en-IN"/>
+        </w:rPr>
+        <w:t xml:space="preserve">        .setSocketTimeout(5000) // 5 seconds</w:t>
+      </w:r>
+    </w:p>
+    <w:p>
+      <w:pPr>
+        <w:pStyle w:val="ListParagraph"/>
+        <w:rPr>
+          <w:lang w:val="en-IN"/>
+        </w:rPr>
+      </w:pPr>
+      <w:r>
+        <w:rPr>
+          <w:lang w:val="en-IN"/>
+        </w:rPr>
+        <w:t xml:space="preserve">        .setConnectTimeout(5000) // 5 seconds</w:t>
+      </w:r>
+    </w:p>
+    <w:p>
+      <w:pPr>
+        <w:pStyle w:val="ListParagraph"/>
+        <w:rPr>
+          <w:lang w:val="en-IN"/>
+        </w:rPr>
+      </w:pPr>
+      <w:r>
+        <w:rPr>
+          <w:lang w:val="en-IN"/>
+        </w:rPr>
+        <w:t xml:space="preserve">        .build())</w:t>
+      </w:r>
+    </w:p>
+    <w:p>
+      <w:pPr>
+        <w:pStyle w:val="ListParagraph"/>
+        <w:rPr>
+          <w:lang w:val="en-IN"/>
+        </w:rPr>
+      </w:pPr>
+      <w:r>
+        <w:rPr>
+          <w:lang w:val="en-IN"/>
+        </w:rPr>
+        <w:t xml:space="preserve">    .build();</w:t>
+      </w:r>
+    </w:p>
+    <w:p>
+      <w:pPr>
+        <w:pStyle w:val="ListParagraph"/>
         <w:rPr>
           <w:b/>
           <w:lang w:val="en-IN"/>
         </w:rPr>
+      </w:pPr>
+      <w:r>
+        <w:rPr>
+          <w:b/>
+          <w:lang w:val="en-IN"/>
+        </w:rPr>
+        <w:t>Using HTTPUrl Connection</w:t>
+      </w:r>
+    </w:p>
+    <w:p>
+      <w:pPr>
+        <w:pStyle w:val="ListParagraph"/>
+        <w:rPr>
+          <w:lang w:val="en-IN"/>
+        </w:rPr>
+      </w:pPr>
+      <w:r>
+        <w:rPr>
+          <w:lang w:val="en-IN"/>
+        </w:rPr>
+        <w:t>It is core java class which is used to send requests &amp; receive HTTP response</w:t>
+      </w:r>
+    </w:p>
+    <w:p>
+      <w:pPr>
+        <w:pStyle w:val="ListParagraph"/>
+        <w:rPr>
+          <w:b/>
+          <w:lang w:val="en-IN"/>
+        </w:rPr>
+      </w:pPr>
+      <w:r>
+        <w:rPr>
+          <w:b/>
+          <w:lang w:val="en-IN"/>
+        </w:rPr>
+        <w:t>Circuit Breaker Pattern:</w:t>
+      </w:r>
+    </w:p>
+    <w:p>
+      <w:pPr>
+        <w:pStyle w:val="ListParagraph"/>
+        <w:rPr>
+          <w:lang w:val="en-IN"/>
+        </w:rPr>
+      </w:pPr>
+      <w:r>
+        <w:rPr>
+          <w:lang w:val="en-IN"/>
+        </w:rPr>
+        <w:t>Implement a circuit breaker pattern using libraries like Netflix Hystrix or Resilience4j.</w:t>
+      </w:r>
+    </w:p>
+    <w:p>
+      <w:pPr>
+        <w:pStyle w:val="ListParagraph"/>
+        <w:rPr>
+          <w:lang w:val="en-IN"/>
+        </w:rPr>
+      </w:pPr>
+      <w:r>
+        <w:rPr>
+          <w:lang w:val="en-IN"/>
+        </w:rPr>
+        <w:t>When a service repeatedly times out or fails, the circuit breaker "opens," preventing further calls to that service for a defined period.</w:t>
+      </w:r>
+    </w:p>
+    <w:p>
+      <w:pPr>
+        <w:pStyle w:val="ListParagraph"/>
+        <w:rPr>
+          <w:lang w:val="en-IN"/>
+        </w:rPr>
+      </w:pPr>
+      <w:r>
+        <w:rPr>
+          <w:lang w:val="en-IN"/>
+        </w:rPr>
+        <w:t>This approach can help prevent cascading failures and allow your application to gracefully handle timeouts.</w:t>
+      </w:r>
+    </w:p>
+    <w:p>
+      <w:pPr>
+        <w:pStyle w:val="ListParagraph"/>
+        <w:rPr>
+          <w:b/>
+          <w:lang w:val="en-IN"/>
+        </w:rPr>
+      </w:pPr>
+      <w:r>
+        <w:rPr>
+          <w:b/>
+          <w:lang w:val="en-IN"/>
+        </w:rPr>
+        <w:t>Retry Mechanism:</w:t>
+      </w:r>
+    </w:p>
+    <w:p>
+      <w:pPr>
+        <w:pStyle w:val="ListParagraph"/>
+        <w:rPr>
+          <w:lang w:val="en-IN"/>
+        </w:rPr>
+      </w:pPr>
+      <w:r>
+        <w:rPr>
+          <w:lang w:val="en-IN"/>
+        </w:rPr>
+        <w:t>Implement a retry mechanism with libraries like Spring Retry or implement custom retry logic.</w:t>
+      </w:r>
+    </w:p>
+    <w:p>
+      <w:pPr>
+        <w:pStyle w:val="ListParagraph"/>
+        <w:rPr>
+          <w:lang w:val="en-IN"/>
+        </w:rPr>
+      </w:pPr>
+      <w:r>
+        <w:rPr>
+          <w:lang w:val="en-IN"/>
+        </w:rPr>
+        <w:t>Configure the number of retry attempts and back-off intervals between retries.</w:t>
+      </w:r>
+    </w:p>
+    <w:p>
+      <w:pPr>
+        <w:pStyle w:val="ListParagraph"/>
+        <w:rPr>
+          <w:lang w:val="en-IN"/>
+        </w:rPr>
+      </w:pPr>
+      <w:r>
+        <w:rPr>
+          <w:lang w:val="en-IN"/>
+        </w:rPr>
+        <w:t>Retrying requests can sometimes help when temporary network issues cause timeouts.</w:t>
+      </w:r>
+    </w:p>
+    <w:p>
+      <w:pPr>
+        <w:pStyle w:val="ListParagraph"/>
+        <w:rPr>
+          <w:b/>
+          <w:lang w:val="en-IN"/>
+        </w:rPr>
+      </w:pPr>
+      <w:r>
+        <w:rPr>
+          <w:b/>
+          <w:lang w:val="en-IN"/>
+        </w:rPr>
+        <w:t>Asynchronous Requests:</w:t>
+      </w:r>
+    </w:p>
+    <w:p>
+      <w:pPr>
+        <w:pStyle w:val="ListParagraph"/>
+        <w:rPr>
+          <w:lang w:val="en-IN"/>
+        </w:rPr>
+      </w:pPr>
+      <w:r>
+        <w:rPr>
+          <w:lang w:val="en-IN"/>
+        </w:rPr>
+        <w:t>If it's acceptable in your use case, consider making API requests asynchronously using Java's CompletableFuture or reactive frameworks like Spring WebFlux.</w:t>
+      </w:r>
+    </w:p>
+    <w:p>
+      <w:pPr>
+        <w:pStyle w:val="ListParagraph"/>
+        <w:rPr>
+          <w:lang w:val="en-IN"/>
+        </w:rPr>
+      </w:pPr>
+      <w:r>
+        <w:rPr>
+          <w:lang w:val="en-IN"/>
+        </w:rPr>
+        <w:t>Asynchronous requests can reduce the impact of timeouts on your application's responsiveness.</w:t>
+      </w:r>
+    </w:p>
+    <w:p>
+      <w:pPr>
+        <w:pStyle w:val="ListParagraph"/>
+        <w:rPr>
+          <w:b/>
+          <w:lang w:val="en-IN"/>
+        </w:rPr>
+      </w:pPr>
+      <w:r>
+        <w:rPr>
+          <w:b/>
+          <w:lang w:val="en-IN"/>
+        </w:rPr>
+        <w:t>Fallback Mechanism:</w:t>
+      </w:r>
+    </w:p>
+    <w:p>
+      <w:pPr>
+        <w:pStyle w:val="ListParagraph"/>
+        <w:rPr>
+          <w:lang w:val="en-IN"/>
+        </w:rPr>
+      </w:pPr>
+      <w:r>
+        <w:rPr>
+          <w:lang w:val="en-IN"/>
+        </w:rPr>
+        <w:t>Implement a fallback mechanism to handle timeouts gracefully by providing alternative responses or cached data.</w:t>
+      </w:r>
+    </w:p>
+    <w:p>
+      <w:pPr>
+        <w:pStyle w:val="ListParagraph"/>
+        <w:rPr>
+          <w:lang w:val="en-IN"/>
+        </w:rPr>
+      </w:pPr>
+      <w:r>
+        <w:rPr>
+          <w:lang w:val="en-IN"/>
+        </w:rPr>
+        <w:t>This approach ensures that users still receive some response even when the API call times out.</w:t>
+      </w:r>
+    </w:p>
+    <w:p>
+      <w:pPr>
+        <w:pStyle w:val="ListParagraph"/>
+        <w:rPr>
+          <w:b/>
+          <w:lang w:val="en-IN"/>
+        </w:rPr>
+      </w:pPr>
+      <w:r>
+        <w:rPr>
+          <w:b/>
+          <w:lang w:val="en-IN"/>
+        </w:rPr>
+        <w:t>Monitoring and Alerts:</w:t>
+      </w:r>
+    </w:p>
+    <w:p>
+      <w:pPr>
+        <w:pStyle w:val="ListParagraph"/>
+        <w:rPr>
+          <w:lang w:val="en-IN"/>
+        </w:rPr>
+      </w:pPr>
+      <w:r>
+        <w:rPr>
+          <w:lang w:val="en-IN"/>
+        </w:rPr>
+        <w:t>Implement monitoring and alerting to detect and respond to API timeouts proactively.</w:t>
+      </w:r>
+    </w:p>
+    <w:p>
+      <w:pPr>
+        <w:pStyle w:val="ListParagraph"/>
+        <w:rPr>
+          <w:lang w:val="en-IN"/>
+        </w:rPr>
+      </w:pPr>
+      <w:r>
+        <w:rPr>
+          <w:lang w:val="en-IN"/>
+        </w:rPr>
+        <w:t>Tools like Prometheus, Grafana, or application performance monitoring (APM) solutions can help monitor response times and trigger alerts when timeouts occur.</w:t>
+      </w:r>
+    </w:p>
+    <w:p>
+      <w:pPr>
+        <w:pStyle w:val="ListParagraph"/>
+        <w:rPr>
+          <w:b/>
+          <w:lang w:val="en-IN"/>
+        </w:rPr>
+      </w:pPr>
+      <w:r>
+        <w:rPr>
+          <w:b/>
+          <w:lang w:val="en-IN"/>
+        </w:rPr>
+        <w:t>Timeout Handlers:</w:t>
+      </w:r>
+    </w:p>
+    <w:p>
+      <w:pPr>
+        <w:pStyle w:val="ListParagraph"/>
+        <w:rPr>
+          <w:lang w:val="en-IN"/>
+        </w:rPr>
+      </w:pPr>
+      <w:r>
+        <w:rPr>
+          <w:lang w:val="en-IN"/>
+        </w:rPr>
+        <w:t>Implement custom timeout handlers to perform specific actions when a timeout occurs, such as logging, cleaning up resources, or notifying users.</w:t>
+      </w:r>
+    </w:p>
+    <w:p>
+      <w:pPr>
+        <w:pStyle w:val="ListParagraph"/>
+        <w:rPr>
+          <w:b/>
+          <w:lang w:val="en-IN"/>
+        </w:rPr>
+      </w:pPr>
+      <w:r>
+        <w:rPr>
+          <w:b/>
+          <w:lang w:val="en-IN"/>
+        </w:rPr>
+        <w:t>Load Testing and Tuning:</w:t>
+      </w:r>
+    </w:p>
+    <w:p>
+      <w:pPr>
+        <w:pStyle w:val="ListParagraph"/>
+        <w:rPr>
+          <w:lang w:val="en-IN"/>
+        </w:rPr>
+      </w:pPr>
+      <w:r>
+        <w:rPr>
+          <w:lang w:val="en-IN"/>
+        </w:rPr>
+        <w:t>Load test your application and APIs to identify bottlenecks and potential areas where timeouts may occur.</w:t>
+      </w:r>
+      <w:r>
+        <w:rPr>
+          <w:lang w:val="en-IN"/>
+        </w:rPr>
+        <w:t xml:space="preserve"> </w:t>
+      </w:r>
+      <w:r>
+        <w:rPr>
+          <w:lang w:val="en-IN"/>
+        </w:rPr>
+        <w:t>Tune your timeouts based on real-world performance and stress testing results.</w:t>
+      </w:r>
+    </w:p>
+    <w:p>
+      <w:pPr>
+        <w:pStyle w:val="ListParagraph"/>
+        <w:rPr>
+          <w:lang w:val="en-IN"/>
+        </w:rPr>
+      </w:pPr>
+      <w:r>
+        <w:rPr>
+          <w:lang w:val="en-IN"/>
+        </w:rPr>
+        <w:t>Exception Handling:</w:t>
+      </w:r>
+    </w:p>
+    <w:p>
+      <w:pPr>
+        <w:pStyle w:val="ListParagraph"/>
+        <w:rPr>
+          <w:lang w:val="en-IN"/>
+        </w:rPr>
+      </w:pPr>
+      <w:r>
+        <w:rPr>
+          <w:b/>
+          <w:lang w:val="en-IN"/>
+        </w:rPr>
         <w:lastRenderedPageBreak/>
-        <w:t>Timeout Configuration with Apache HttpClient:</w:t>
-      </w:r>
-    </w:p>
-    <w:p>
-      <w:pPr>
-        <w:pStyle w:val="ListParagraph"/>
-        <w:rPr>
-          <w:lang w:val="en-IN"/>
-        </w:rPr>
-      </w:pPr>
-      <w:r>
-        <w:rPr>
-          <w:lang w:val="en-IN"/>
-        </w:rPr>
-        <w:t>If you are using Apache HttpClient (e.g., via Spring's RestTemplate), you can set timeouts using the RequestConfig class.</w:t>
-      </w:r>
-    </w:p>
-    <w:p>
-      <w:pPr>
-        <w:pStyle w:val="ListParagraph"/>
-        <w:rPr>
-          <w:lang w:val="en-IN"/>
-        </w:rPr>
-      </w:pPr>
-      <w:r>
-        <w:rPr>
-          <w:lang w:val="en-IN"/>
-        </w:rPr>
-        <w:t>Configure socket timeout and connection timeout as needed.</w:t>
-      </w:r>
-    </w:p>
-    <w:p>
-      <w:pPr>
-        <w:pStyle w:val="ListParagraph"/>
-        <w:rPr>
-          <w:lang w:val="en-IN"/>
-        </w:rPr>
-      </w:pPr>
-      <w:r>
-        <w:rPr>
-          <w:lang w:val="en-IN"/>
-        </w:rPr>
-        <w:t>CloseableHttpClient httpClient = HttpClients.custom()</w:t>
-      </w:r>
-    </w:p>
-    <w:p>
-      <w:pPr>
-        <w:pStyle w:val="ListParagraph"/>
-        <w:rPr>
-          <w:lang w:val="en-IN"/>
-        </w:rPr>
-      </w:pPr>
-      <w:r>
-        <w:rPr>
-          <w:lang w:val="en-IN"/>
-        </w:rPr>
-        <w:t xml:space="preserve">    .setDefaultRequestConfig(RequestConfig.custom()</w:t>
-      </w:r>
-    </w:p>
-    <w:p>
-      <w:pPr>
-        <w:pStyle w:val="ListParagraph"/>
-        <w:rPr>
-          <w:lang w:val="en-IN"/>
-        </w:rPr>
-      </w:pPr>
-      <w:r>
-        <w:rPr>
-          <w:lang w:val="en-IN"/>
-        </w:rPr>
-        <w:t xml:space="preserve">        .setSocketTimeout(5000) // 5 seconds</w:t>
-      </w:r>
-    </w:p>
-    <w:p>
-      <w:pPr>
-        <w:pStyle w:val="ListParagraph"/>
-        <w:rPr>
-          <w:lang w:val="en-IN"/>
-        </w:rPr>
-      </w:pPr>
-      <w:r>
-        <w:rPr>
-          <w:lang w:val="en-IN"/>
-        </w:rPr>
-        <w:t xml:space="preserve">        .setConnectTimeout(5000) // 5 seconds</w:t>
-      </w:r>
-    </w:p>
-    <w:p>
-      <w:pPr>
-        <w:pStyle w:val="ListParagraph"/>
-        <w:rPr>
-          <w:lang w:val="en-IN"/>
-        </w:rPr>
-      </w:pPr>
-      <w:r>
-        <w:rPr>
-          <w:lang w:val="en-IN"/>
-        </w:rPr>
-        <w:t xml:space="preserve">        .build())</w:t>
-      </w:r>
-    </w:p>
-    <w:p>
-      <w:pPr>
-        <w:pStyle w:val="ListParagraph"/>
-        <w:rPr>
-          <w:lang w:val="en-IN"/>
-        </w:rPr>
-      </w:pPr>
-      <w:r>
-        <w:rPr>
-          <w:lang w:val="en-IN"/>
-        </w:rPr>
-        <w:t xml:space="preserve">    .build();</w:t>
-      </w:r>
-    </w:p>
-    <w:p>
-      <w:pPr>
-        <w:pStyle w:val="ListParagraph"/>
-        <w:rPr>
-          <w:b/>
-          <w:lang w:val="en-IN"/>
-        </w:rPr>
-      </w:pPr>
-      <w:r>
-        <w:rPr>
-          <w:b/>
-          <w:lang w:val="en-IN"/>
-        </w:rPr>
-        <w:t>Circuit Breaker Pattern:</w:t>
-      </w:r>
-    </w:p>
-    <w:p>
-      <w:pPr>
-        <w:pStyle w:val="ListParagraph"/>
-        <w:rPr>
-          <w:lang w:val="en-IN"/>
-        </w:rPr>
-      </w:pPr>
-      <w:r>
-        <w:rPr>
-          <w:lang w:val="en-IN"/>
-        </w:rPr>
-        <w:t>Implement a circuit breaker pattern using libraries like Netflix Hystrix or Resilience4j.</w:t>
-      </w:r>
-    </w:p>
-    <w:p>
-      <w:pPr>
-        <w:pStyle w:val="ListParagraph"/>
-        <w:rPr>
-          <w:lang w:val="en-IN"/>
-        </w:rPr>
-      </w:pPr>
-      <w:r>
-        <w:rPr>
-          <w:lang w:val="en-IN"/>
-        </w:rPr>
-        <w:t>When a service repeatedly times out or fails, the circuit breaker "opens," preventing further calls to that service for a defined period.</w:t>
-      </w:r>
-    </w:p>
-    <w:p>
-      <w:pPr>
-        <w:pStyle w:val="ListParagraph"/>
-        <w:rPr>
-          <w:lang w:val="en-IN"/>
-        </w:rPr>
-      </w:pPr>
-      <w:r>
-        <w:rPr>
-          <w:lang w:val="en-IN"/>
-        </w:rPr>
-        <w:t>This approach can help prevent cascading failures and allow your application to gracefully handle timeouts.</w:t>
-      </w:r>
-    </w:p>
-    <w:p>
-      <w:pPr>
-        <w:pStyle w:val="ListParagraph"/>
-        <w:rPr>
-          <w:b/>
-          <w:lang w:val="en-IN"/>
-        </w:rPr>
-      </w:pPr>
-      <w:r>
-        <w:rPr>
-          <w:b/>
-          <w:lang w:val="en-IN"/>
-        </w:rPr>
-        <w:t>Retry Mechanism:</w:t>
-      </w:r>
-    </w:p>
-    <w:p>
-      <w:pPr>
-        <w:pStyle w:val="ListParagraph"/>
-        <w:rPr>
-          <w:lang w:val="en-IN"/>
-        </w:rPr>
-      </w:pPr>
-      <w:r>
-        <w:rPr>
-          <w:lang w:val="en-IN"/>
-        </w:rPr>
-        <w:t>Implement a retry mechanism with libraries like Spring Retry or implement custom retry logic.</w:t>
-      </w:r>
-    </w:p>
-    <w:p>
-      <w:pPr>
-        <w:pStyle w:val="ListParagraph"/>
-        <w:rPr>
-          <w:lang w:val="en-IN"/>
-        </w:rPr>
-      </w:pPr>
-      <w:r>
-        <w:rPr>
-          <w:lang w:val="en-IN"/>
-        </w:rPr>
-        <w:t>Configure the number of retry attempts and back-off intervals between retries.</w:t>
-      </w:r>
-    </w:p>
-    <w:p>
-      <w:pPr>
-        <w:pStyle w:val="ListParagraph"/>
-        <w:rPr>
-          <w:lang w:val="en-IN"/>
-        </w:rPr>
-      </w:pPr>
-      <w:r>
-        <w:rPr>
-          <w:lang w:val="en-IN"/>
-        </w:rPr>
-        <w:t>Retrying requests can sometimes help when temporary network issues cause timeouts.</w:t>
-      </w:r>
-    </w:p>
-    <w:p>
-      <w:pPr>
-        <w:pStyle w:val="ListParagraph"/>
-        <w:rPr>
-          <w:b/>
-          <w:lang w:val="en-IN"/>
-        </w:rPr>
-      </w:pPr>
-      <w:r>
-        <w:rPr>
-          <w:b/>
-          <w:lang w:val="en-IN"/>
-        </w:rPr>
-        <w:t>Asynchronous Requests:</w:t>
-      </w:r>
-    </w:p>
-    <w:p>
-      <w:pPr>
-        <w:pStyle w:val="ListParagraph"/>
-        <w:rPr>
-          <w:lang w:val="en-IN"/>
-        </w:rPr>
-      </w:pPr>
-      <w:r>
-        <w:rPr>
-          <w:lang w:val="en-IN"/>
-        </w:rPr>
-        <w:t>If it's acceptable in your use case, consider making API requests asynchronously using Java's CompletableFuture or reactive frameworks like Spring WebFlux.</w:t>
-      </w:r>
-    </w:p>
-    <w:p>
-      <w:pPr>
-        <w:pStyle w:val="ListParagraph"/>
-        <w:rPr>
-          <w:lang w:val="en-IN"/>
-        </w:rPr>
-      </w:pPr>
-      <w:r>
-        <w:rPr>
-          <w:lang w:val="en-IN"/>
-        </w:rPr>
-        <w:t>Asynchronous requests can reduce the impact of timeouts on your application's responsiveness.</w:t>
-      </w:r>
-    </w:p>
-    <w:p>
-      <w:pPr>
-        <w:pStyle w:val="ListParagraph"/>
-        <w:rPr>
-          <w:b/>
-          <w:lang w:val="en-IN"/>
-        </w:rPr>
-      </w:pPr>
-      <w:r>
-        <w:rPr>
-          <w:b/>
-          <w:lang w:val="en-IN"/>
-        </w:rPr>
-        <w:t>Fallback Mechanism:</w:t>
-      </w:r>
-    </w:p>
-    <w:p>
-      <w:pPr>
-        <w:pStyle w:val="ListParagraph"/>
-        <w:rPr>
-          <w:lang w:val="en-IN"/>
-        </w:rPr>
-      </w:pPr>
-      <w:r>
-        <w:rPr>
-          <w:lang w:val="en-IN"/>
-        </w:rPr>
-        <w:t>Implement a fallback mechanism to handle timeouts gracefully by providing alternative responses or cached data.</w:t>
-      </w:r>
-    </w:p>
-    <w:p>
-      <w:pPr>
-        <w:pStyle w:val="ListParagraph"/>
-        <w:rPr>
-          <w:lang w:val="en-IN"/>
-        </w:rPr>
-      </w:pPr>
-      <w:r>
-        <w:rPr>
-          <w:lang w:val="en-IN"/>
-        </w:rPr>
-        <w:t>This approach ensures that users still receive some response even when the API call times out.</w:t>
-      </w:r>
-    </w:p>
-    <w:p>
-      <w:pPr>
-        <w:pStyle w:val="ListParagraph"/>
-        <w:rPr>
-          <w:b/>
-          <w:lang w:val="en-IN"/>
-        </w:rPr>
-      </w:pPr>
-      <w:r>
-        <w:rPr>
-          <w:b/>
-          <w:lang w:val="en-IN"/>
-        </w:rPr>
-        <w:t>Monitoring and Alerts:</w:t>
-      </w:r>
-    </w:p>
-    <w:p>
-      <w:pPr>
-        <w:pStyle w:val="ListParagraph"/>
-        <w:rPr>
-          <w:lang w:val="en-IN"/>
-        </w:rPr>
-      </w:pPr>
-      <w:r>
-        <w:rPr>
-          <w:lang w:val="en-IN"/>
-        </w:rPr>
-        <w:t>Implement monitoring and alerting to detect and respond to API timeouts proactively.</w:t>
-      </w:r>
-    </w:p>
-    <w:p>
-      <w:pPr>
-        <w:pStyle w:val="ListParagraph"/>
-        <w:rPr>
-          <w:lang w:val="en-IN"/>
-        </w:rPr>
-      </w:pPr>
-      <w:r>
-        <w:rPr>
-          <w:lang w:val="en-IN"/>
-        </w:rPr>
-        <w:t>Tools like Prometheus, Grafana, or application performance monitoring (APM) solutions can help monitor response times and trigger alerts when timeouts occur.</w:t>
-      </w:r>
-    </w:p>
-    <w:p>
-      <w:pPr>
-        <w:pStyle w:val="ListParagraph"/>
-        <w:rPr>
-          <w:b/>
-          <w:lang w:val="en-IN"/>
-        </w:rPr>
-      </w:pPr>
-      <w:r>
-        <w:rPr>
-          <w:b/>
-          <w:lang w:val="en-IN"/>
-        </w:rPr>
-        <w:t>Timeout Handlers:</w:t>
-      </w:r>
-    </w:p>
-    <w:p>
-      <w:pPr>
-        <w:pStyle w:val="ListParagraph"/>
-        <w:rPr>
-          <w:lang w:val="en-IN"/>
-        </w:rPr>
-      </w:pPr>
-      <w:r>
-        <w:rPr>
-          <w:lang w:val="en-IN"/>
-        </w:rPr>
-        <w:t>Implement custom timeout handlers to perform specific actions when a timeout occurs, such as logging, cleaning up resources, or notifying users.</w:t>
-      </w:r>
-    </w:p>
-    <w:p>
-      <w:pPr>
-        <w:pStyle w:val="ListParagraph"/>
-        <w:rPr>
-          <w:b/>
-          <w:lang w:val="en-IN"/>
-        </w:rPr>
-      </w:pPr>
-      <w:r>
-        <w:rPr>
-          <w:b/>
-          <w:lang w:val="en-IN"/>
-        </w:rPr>
-        <w:t>Load Testing and Tuning:</w:t>
-      </w:r>
-    </w:p>
-    <w:p>
-      <w:pPr>
-        <w:pStyle w:val="ListParagraph"/>
-        <w:rPr>
-          <w:lang w:val="en-IN"/>
-        </w:rPr>
-      </w:pPr>
-      <w:r>
-        <w:rPr>
-          <w:lang w:val="en-IN"/>
-        </w:rPr>
-        <w:t>Load test your application and APIs to identify bottlenecks and potential areas where timeouts may occur.</w:t>
-      </w:r>
-      <w:r>
-        <w:rPr>
-          <w:lang w:val="en-IN"/>
-        </w:rPr>
-        <w:t xml:space="preserve"> </w:t>
-      </w:r>
-      <w:r>
-        <w:rPr>
-          <w:lang w:val="en-IN"/>
-        </w:rPr>
-        <w:t>Tune your timeouts based on real-world performance and stress testing results.</w:t>
-      </w:r>
-    </w:p>
-    <w:p>
-      <w:pPr>
-        <w:pStyle w:val="ListParagraph"/>
-        <w:rPr>
-          <w:lang w:val="en-IN"/>
-        </w:rPr>
-      </w:pPr>
-      <w:r>
-        <w:rPr>
-          <w:lang w:val="en-IN"/>
-        </w:rPr>
-        <w:t>Exception Handling:</w:t>
-      </w:r>
-    </w:p>
-    <w:p>
-      <w:pPr>
-        <w:pStyle w:val="ListParagraph"/>
-        <w:rPr>
-          <w:lang w:val="en-IN"/>
-        </w:rPr>
-      </w:pPr>
-      <w:r>
-        <w:rPr>
-          <w:b/>
-          <w:lang w:val="en-IN"/>
-        </w:rPr>
         <w:t>Catch timeout-specific exceptions,</w:t>
       </w:r>
       <w:r>
@@ -15415,7 +15505,6 @@
           <w:b/>
           <w:lang w:val="en-IN"/>
         </w:rPr>
-        <w:lastRenderedPageBreak/>
         <w:t>What is versioning in Rest? What are the ways that we can use to implement versioning?</w:t>
       </w:r>
       <w:r>
@@ -16631,322 +16720,873 @@
         <w:rPr>
           <w:lang w:val="en-IN"/>
         </w:rPr>
+        <w:t>Before understanding the internal working of hashmap, it is important to understand the data structure of Hashmap.</w:t>
+      </w:r>
+    </w:p>
+    <w:p>
+      <w:pPr>
+        <w:rPr>
+          <w:lang w:val="en-IN"/>
+        </w:rPr>
+      </w:pPr>
+      <w:r>
+        <w:rPr>
+          <w:b/>
+          <w:lang w:val="en-IN"/>
+        </w:rPr>
+        <w:t>DataStructure</w:t>
+      </w:r>
+      <w:r>
+        <w:rPr>
+          <w:lang w:val="en-IN"/>
+        </w:rPr>
+        <w:t xml:space="preserve">: </w:t>
+      </w:r>
+      <w:r>
+        <w:rPr>
+          <w:lang w:val="en-IN"/>
+        </w:rPr>
+        <w:t xml:space="preserve">Internally, a HashMap uses an array </w:t>
+      </w:r>
+      <w:r>
+        <w:rPr>
+          <w:lang w:val="en-IN"/>
+        </w:rPr>
+        <w:t>of Nodes (also called buckets).</w:t>
+      </w:r>
+      <w:r>
+        <w:rPr>
+          <w:lang w:val="en-IN"/>
+        </w:rPr>
+        <w:t>Each node/bucket is a c</w:t>
+      </w:r>
+      <w:r>
+        <w:rPr>
+          <w:lang w:val="en-IN"/>
+        </w:rPr>
+        <w:t>ombination of Key, Value pairs.</w:t>
+      </w:r>
+    </w:p>
+    <w:p>
+      <w:pPr>
+        <w:rPr>
+          <w:u w:val="single"/>
+          <w:lang w:val="en-IN"/>
+        </w:rPr>
+      </w:pPr>
+      <w:r>
+        <w:rPr>
+          <w:u w:val="single"/>
+          <w:lang w:val="en-IN"/>
+        </w:rPr>
+        <w:t>Internal working of hashmap for Storing element (Put method</w:t>
+      </w:r>
+      <w:r>
+        <w:rPr>
+          <w:u w:val="single"/>
+          <w:lang w:val="en-IN"/>
+        </w:rPr>
+        <w:t>).</w:t>
+      </w:r>
+    </w:p>
+    <w:p>
+      <w:pPr>
+        <w:pStyle w:val="ListParagraph"/>
+        <w:numPr>
+          <w:ilvl w:val="0"/>
+          <w:numId w:val="54"/>
+        </w:numPr>
+        <w:rPr>
+          <w:b/>
+          <w:lang w:val="en-IN"/>
+        </w:rPr>
+      </w:pPr>
+      <w:r>
+        <w:rPr>
+          <w:b/>
+          <w:lang w:val="en-IN"/>
+        </w:rPr>
+        <w:t>Generating the HashKey</w:t>
+      </w:r>
+    </w:p>
+    <w:p>
+      <w:pPr>
+        <w:pStyle w:val="ListParagraph"/>
+        <w:numPr>
+          <w:ilvl w:val="0"/>
+          <w:numId w:val="49"/>
+        </w:numPr>
+        <w:ind w:left="993"/>
+        <w:rPr>
+          <w:lang w:val="en-IN"/>
+        </w:rPr>
+      </w:pPr>
+      <w:r>
+        <w:rPr>
+          <w:lang w:val="en-IN"/>
+        </w:rPr>
+        <w:t>Whenever we want to enter a key value pair into hashmap we need to generate a hashCode.</w:t>
+      </w:r>
+    </w:p>
+    <w:p>
+      <w:pPr>
+        <w:pStyle w:val="ListParagraph"/>
+        <w:numPr>
+          <w:ilvl w:val="0"/>
+          <w:numId w:val="49"/>
+        </w:numPr>
+        <w:ind w:left="993"/>
+        <w:rPr>
+          <w:lang w:val="en-IN"/>
+        </w:rPr>
+      </w:pPr>
+      <w:r>
+        <w:rPr>
+          <w:lang w:val="en-IN"/>
+        </w:rPr>
+        <w:t>key.hashCode() generates a hash code (.hashCode() is a method</w:t>
+      </w:r>
+      <w:r>
+        <w:rPr>
+          <w:lang w:val="en-IN"/>
+        </w:rPr>
+        <w:t xml:space="preserve"> provided by java). However, this</w:t>
+      </w:r>
+      <w:r>
+        <w:rPr>
+          <w:lang w:val="en-IN"/>
+        </w:rPr>
+        <w:t xml:space="preserve"> hash code </w:t>
+      </w:r>
+      <w:r>
+        <w:rPr>
+          <w:lang w:val="en-IN"/>
+        </w:rPr>
+        <w:t xml:space="preserve">generated </w:t>
+      </w:r>
+      <w:r>
+        <w:rPr>
+          <w:lang w:val="en-IN"/>
+        </w:rPr>
+        <w:t>may not be uniformly distributed, leading to potential collisions in the bucket array.</w:t>
+      </w:r>
+    </w:p>
+    <w:p>
+      <w:pPr>
+        <w:pStyle w:val="ListParagraph"/>
+        <w:numPr>
+          <w:ilvl w:val="0"/>
+          <w:numId w:val="49"/>
+        </w:numPr>
+        <w:ind w:left="993"/>
+        <w:rPr>
+          <w:lang w:val="en-IN"/>
+        </w:rPr>
+      </w:pPr>
+      <w:r>
+        <w:rPr>
+          <w:lang w:val="en-IN"/>
+        </w:rPr>
+        <w:t>To</w:t>
+      </w:r>
+      <w:r>
+        <w:rPr>
+          <w:lang w:val="en-IN"/>
+        </w:rPr>
+        <w:t xml:space="preserve"> avoid unnecessary collision</w:t>
+      </w:r>
+      <w:r>
+        <w:rPr>
+          <w:lang w:val="en-IN"/>
+        </w:rPr>
+        <w:t xml:space="preserve">, </w:t>
+      </w:r>
+      <w:r>
+        <w:rPr>
+          <w:lang w:val="en-IN"/>
+        </w:rPr>
+        <w:t>The hash() method refines the hash code (generated by key.hashCode()) by introducing an additional bitwise operation to improve its spread across the buckets.</w:t>
+      </w:r>
+    </w:p>
+    <w:p>
+      <w:pPr>
+        <w:ind w:left="633"/>
+        <w:rPr>
+          <w:i/>
+          <w:lang w:val="en-IN"/>
+        </w:rPr>
+      </w:pPr>
+      <w:r>
+        <w:rPr>
+          <w:i/>
+          <w:lang w:val="en-IN"/>
+        </w:rPr>
+        <w:t>static final int hash(Object key) {</w:t>
+      </w:r>
+      <w:r>
+        <w:rPr>
+          <w:i/>
+          <w:lang w:val="en-IN"/>
+        </w:rPr>
+        <w:br/>
+        <w:t xml:space="preserve"> </w:t>
+      </w:r>
+      <w:r>
+        <w:rPr>
+          <w:i/>
+          <w:lang w:val="en-IN"/>
+        </w:rPr>
+        <w:tab/>
+      </w:r>
+      <w:r>
+        <w:rPr>
+          <w:i/>
+          <w:lang w:val="en-IN"/>
+        </w:rPr>
+        <w:tab/>
+        <w:t>int h;</w:t>
+      </w:r>
+      <w:r>
+        <w:rPr>
+          <w:i/>
+          <w:lang w:val="en-IN"/>
+        </w:rPr>
+        <w:br/>
+        <w:t xml:space="preserve"> </w:t>
+      </w:r>
+      <w:r>
+        <w:rPr>
+          <w:i/>
+          <w:lang w:val="en-IN"/>
+        </w:rPr>
+        <w:tab/>
+      </w:r>
+      <w:r>
+        <w:rPr>
+          <w:i/>
+          <w:lang w:val="en-IN"/>
+        </w:rPr>
+        <w:tab/>
+        <w:t>return (key == null) ? 0 : (h = key.hashCode()) ^ (h &gt;&gt;&gt; 16);</w:t>
+      </w:r>
+      <w:r>
+        <w:rPr>
+          <w:i/>
+          <w:lang w:val="en-IN"/>
+        </w:rPr>
+        <w:br/>
+        <w:t>}</w:t>
+      </w:r>
+    </w:p>
+    <w:p>
+      <w:pPr>
+        <w:pStyle w:val="ListParagraph"/>
+        <w:numPr>
+          <w:ilvl w:val="0"/>
+          <w:numId w:val="55"/>
+        </w:numPr>
+        <w:ind w:left="993"/>
+        <w:rPr>
+          <w:lang w:val="en-IN"/>
+        </w:rPr>
+      </w:pPr>
+      <w:r>
+        <w:rPr>
+          <w:lang w:val="en-IN"/>
+        </w:rPr>
+        <w:t>h &gt;&gt;&gt; 16 means Right shift by 16 bits: This shifts the higher 16 bits of the hash code to the lower 16 bits. The purpose of Right shift by 16 bits is to mix the higher bits of the hash code into the lower bits, as the bucket array index calculation typically uses only the lower bits of the hash.</w:t>
+      </w:r>
+    </w:p>
+    <w:p>
+      <w:pPr>
+        <w:pStyle w:val="ListParagraph"/>
+        <w:numPr>
+          <w:ilvl w:val="0"/>
+          <w:numId w:val="55"/>
+        </w:numPr>
+        <w:ind w:left="993"/>
+        <w:rPr>
+          <w:lang w:val="en-IN"/>
+        </w:rPr>
+      </w:pPr>
+      <w:r>
+        <w:rPr>
+          <w:lang w:val="en-IN"/>
+        </w:rPr>
+        <w:t xml:space="preserve">^ is Bitwise operation </w:t>
+      </w:r>
+    </w:p>
+    <w:p>
+      <w:pPr>
+        <w:pStyle w:val="ListParagraph"/>
+        <w:numPr>
+          <w:ilvl w:val="0"/>
+          <w:numId w:val="54"/>
+        </w:numPr>
+        <w:rPr>
+          <w:b/>
+          <w:lang w:val="en-IN"/>
+        </w:rPr>
+      </w:pPr>
+      <w:r>
+        <w:rPr>
+          <w:b/>
+          <w:lang w:val="en-IN"/>
+        </w:rPr>
+        <w:t>Fin</w:t>
+      </w:r>
+      <w:r>
+        <w:rPr>
+          <w:b/>
+          <w:lang w:val="en-IN"/>
+        </w:rPr>
+        <w:t>d</w:t>
+      </w:r>
+      <w:r>
+        <w:rPr>
+          <w:b/>
+          <w:lang w:val="en-IN"/>
+        </w:rPr>
+        <w:t>ing the bucket</w:t>
+      </w:r>
+    </w:p>
+    <w:p>
+      <w:pPr>
+        <w:pStyle w:val="ListParagraph"/>
+        <w:rPr>
+          <w:lang w:val="en-IN"/>
+        </w:rPr>
+      </w:pPr>
+      <w:r>
+        <w:rPr>
+          <w:lang w:val="en-IN"/>
+        </w:rPr>
+        <w:t xml:space="preserve">The bucket index is calculated as --&gt; </w:t>
+      </w:r>
+      <w:r>
+        <w:rPr>
+          <w:i/>
+          <w:lang w:val="en-IN"/>
+        </w:rPr>
+        <w:t>index = (n - 1) &amp; hash</w:t>
+      </w:r>
+      <w:r>
+        <w:rPr>
+          <w:lang w:val="en-IN"/>
+        </w:rPr>
+        <w:t>;</w:t>
+      </w:r>
+      <w:r>
+        <w:rPr>
+          <w:lang w:val="en-IN"/>
+        </w:rPr>
+        <w:t xml:space="preserve"> </w:t>
+      </w:r>
+    </w:p>
+    <w:p>
+      <w:pPr>
+        <w:pStyle w:val="ListParagraph"/>
+        <w:rPr>
+          <w:lang w:val="en-IN"/>
+        </w:rPr>
+      </w:pPr>
+      <w:r>
+        <w:rPr>
+          <w:lang w:val="en-IN"/>
+        </w:rPr>
+        <w:t xml:space="preserve">where </w:t>
+      </w:r>
+      <w:r>
+        <w:rPr>
+          <w:i/>
+          <w:lang w:val="en-IN"/>
+        </w:rPr>
+        <w:t>n</w:t>
+      </w:r>
+      <w:r>
+        <w:rPr>
+          <w:lang w:val="en-IN"/>
+        </w:rPr>
+        <w:t xml:space="preserve"> is the size of the internal array (capacity)</w:t>
+      </w:r>
+      <w:r>
+        <w:rPr>
+          <w:lang w:val="en-IN"/>
+        </w:rPr>
+        <w:t xml:space="preserve"> and </w:t>
+      </w:r>
+      <w:r>
+        <w:rPr>
+          <w:lang w:val="en-IN"/>
+        </w:rPr>
+        <w:t>‘</w:t>
+      </w:r>
+      <w:r>
+        <w:rPr>
+          <w:i/>
+          <w:lang w:val="en-IN"/>
+        </w:rPr>
+        <w:t>&amp;</w:t>
+      </w:r>
+      <w:r>
+        <w:rPr>
+          <w:i/>
+          <w:lang w:val="en-IN"/>
+        </w:rPr>
+        <w:t>’</w:t>
+      </w:r>
+      <w:r>
+        <w:rPr>
+          <w:lang w:val="en-IN"/>
+        </w:rPr>
+        <w:t xml:space="preserve"> is Bitwise A</w:t>
+      </w:r>
+      <w:r>
+        <w:rPr>
+          <w:lang w:val="en-IN"/>
+        </w:rPr>
+        <w:t>nd operator</w:t>
+      </w:r>
+      <w:r>
+        <w:rPr>
+          <w:lang w:val="en-IN"/>
+        </w:rPr>
+        <w:t>.</w:t>
+      </w:r>
+    </w:p>
+    <w:p>
+      <w:pPr>
+        <w:pStyle w:val="ListParagraph"/>
+        <w:numPr>
+          <w:ilvl w:val="0"/>
+          <w:numId w:val="54"/>
+        </w:numPr>
+        <w:rPr>
+          <w:b/>
+          <w:lang w:val="en-IN"/>
+        </w:rPr>
+      </w:pPr>
+      <w:r>
+        <w:rPr>
+          <w:b/>
+          <w:lang w:val="en-IN"/>
+        </w:rPr>
+        <w:t>Handling Collisions</w:t>
+      </w:r>
+    </w:p>
+    <w:p>
+      <w:pPr>
+        <w:pStyle w:val="ListParagraph"/>
+        <w:rPr>
+          <w:lang w:val="en-IN"/>
+        </w:rPr>
+      </w:pPr>
+      <w:r>
+        <w:rPr>
+          <w:lang w:val="en-IN"/>
+        </w:rPr>
+        <w:t>If multiple keys map to the same bucket (same index), they are stored as a linked list within that bucket.</w:t>
+      </w:r>
+    </w:p>
+    <w:p>
+      <w:pPr>
+        <w:pStyle w:val="ListParagraph"/>
+        <w:numPr>
+          <w:ilvl w:val="0"/>
+          <w:numId w:val="54"/>
+        </w:numPr>
+        <w:rPr>
+          <w:lang w:val="en-IN"/>
+        </w:rPr>
+      </w:pPr>
+      <w:r>
+        <w:rPr>
+          <w:b/>
+          <w:lang w:val="en-IN"/>
+        </w:rPr>
+        <w:t>Resizing</w:t>
+      </w:r>
+      <w:r>
+        <w:rPr>
+          <w:lang w:val="en-IN"/>
+        </w:rPr>
+        <w:t>: The HashMap can be resized dynamically when the number of key-value pairs stored in the HashMap exceeds a certain load factor.</w:t>
+      </w:r>
+    </w:p>
+    <w:p>
+      <w:pPr>
+        <w:rPr>
+          <w:u w:val="single"/>
+          <w:lang w:val="en-IN"/>
+        </w:rPr>
+      </w:pPr>
+      <w:r>
+        <w:rPr>
+          <w:u w:val="single"/>
+          <w:lang w:val="en-IN"/>
+        </w:rPr>
+        <w:t xml:space="preserve">Internal working of Hasmap for </w:t>
+      </w:r>
+      <w:r>
+        <w:rPr>
+          <w:u w:val="single"/>
+          <w:lang w:val="en-IN"/>
+        </w:rPr>
+        <w:t>Retrieving Elements (get() method)</w:t>
+      </w:r>
+    </w:p>
+    <w:p>
+      <w:pPr>
+        <w:pStyle w:val="ListParagraph"/>
+        <w:numPr>
+          <w:ilvl w:val="0"/>
+          <w:numId w:val="56"/>
+        </w:numPr>
+        <w:rPr>
+          <w:b/>
+          <w:lang w:val="en-IN"/>
+        </w:rPr>
+      </w:pPr>
+      <w:r>
+        <w:rPr>
+          <w:b/>
+          <w:lang w:val="en-IN"/>
+        </w:rPr>
+        <w:t>Hashing the Key:</w:t>
+      </w:r>
+      <w:r>
+        <w:rPr>
+          <w:b/>
+          <w:lang w:val="en-IN"/>
+        </w:rPr>
+        <w:t xml:space="preserve"> </w:t>
+      </w:r>
+      <w:r>
+        <w:rPr>
+          <w:lang w:val="en-IN"/>
+        </w:rPr>
+        <w:t>Similar to put(), the hash() method is used to calculate the hash value.</w:t>
+      </w:r>
+    </w:p>
+    <w:p>
+      <w:pPr>
+        <w:pStyle w:val="ListParagraph"/>
+        <w:numPr>
+          <w:ilvl w:val="0"/>
+          <w:numId w:val="56"/>
+        </w:numPr>
+        <w:rPr>
+          <w:b/>
+          <w:lang w:val="en-IN"/>
+        </w:rPr>
+      </w:pPr>
+      <w:r>
+        <w:rPr>
+          <w:b/>
+          <w:lang w:val="en-IN"/>
+        </w:rPr>
+        <w:t>Finding the Bucket:</w:t>
+      </w:r>
+      <w:r>
+        <w:rPr>
+          <w:b/>
+          <w:lang w:val="en-IN"/>
+        </w:rPr>
+        <w:t xml:space="preserve"> </w:t>
+      </w:r>
+      <w:r>
+        <w:rPr>
+          <w:lang w:val="en-IN"/>
+        </w:rPr>
+        <w:t>The bucket index is calculated using (n - 1) &amp; hash.</w:t>
+      </w:r>
+    </w:p>
+    <w:p>
+      <w:pPr>
+        <w:pStyle w:val="ListParagraph"/>
+        <w:numPr>
+          <w:ilvl w:val="0"/>
+          <w:numId w:val="56"/>
+        </w:numPr>
+        <w:rPr>
+          <w:b/>
+          <w:lang w:val="en-IN"/>
+        </w:rPr>
+      </w:pPr>
+      <w:r>
+        <w:rPr>
+          <w:b/>
+          <w:lang w:val="en-IN"/>
+        </w:rPr>
+        <w:t>Searching the Bucket:</w:t>
+      </w:r>
+      <w:r>
+        <w:rPr>
+          <w:b/>
+          <w:lang w:val="en-IN"/>
+        </w:rPr>
+        <w:t xml:space="preserve"> </w:t>
+      </w:r>
+      <w:r>
+        <w:rPr>
+          <w:lang w:val="en-IN"/>
+        </w:rPr>
+        <w:t>If the bucket contains a single node, the key is compared directly.</w:t>
+      </w:r>
+      <w:r>
+        <w:rPr>
+          <w:lang w:val="en-IN"/>
+        </w:rPr>
+        <w:t xml:space="preserve"> </w:t>
+      </w:r>
+      <w:r>
+        <w:rPr>
+          <w:lang w:val="en-IN"/>
+        </w:rPr>
+        <w:t>If there are multiple nodes (collision), the linked list or tree is traversed to find the matching key.</w:t>
+      </w:r>
+    </w:p>
+    <w:p>
+      <w:pPr>
+        <w:rPr>
+          <w:lang w:val="en-IN"/>
+        </w:rPr>
+      </w:pPr>
+      <w:r>
+        <w:rPr>
+          <w:lang w:val="en-IN"/>
+        </w:rPr>
+        <w:lastRenderedPageBreak/>
+        <w:t>Important Properties</w:t>
+      </w:r>
+    </w:p>
+    <w:p>
+      <w:pPr>
+        <w:pStyle w:val="ListParagraph"/>
+        <w:numPr>
+          <w:ilvl w:val="0"/>
+          <w:numId w:val="57"/>
+        </w:numPr>
+        <w:rPr>
+          <w:lang w:val="en-IN"/>
+        </w:rPr>
+      </w:pPr>
+      <w:r>
+        <w:rPr>
+          <w:i/>
+          <w:lang w:val="en-IN"/>
+        </w:rPr>
+        <w:t>Initial Capacity</w:t>
+      </w:r>
+      <w:r>
+        <w:rPr>
+          <w:lang w:val="en-IN"/>
+        </w:rPr>
+        <w:t xml:space="preserve">: </w:t>
+      </w:r>
+      <w:r>
+        <w:rPr>
+          <w:lang w:val="en-IN"/>
+        </w:rPr>
+        <w:t>The default initial capacity of a HashMap is 16 buckets.</w:t>
+      </w:r>
+    </w:p>
+    <w:p>
+      <w:pPr>
+        <w:pStyle w:val="ListParagraph"/>
+        <w:numPr>
+          <w:ilvl w:val="0"/>
+          <w:numId w:val="57"/>
+        </w:numPr>
+        <w:rPr>
+          <w:lang w:val="en-IN"/>
+        </w:rPr>
+      </w:pPr>
+      <w:r>
+        <w:rPr>
+          <w:i/>
+          <w:lang w:val="en-IN"/>
+        </w:rPr>
+        <w:t>Load Factor</w:t>
+      </w:r>
+      <w:r>
+        <w:rPr>
+          <w:lang w:val="en-IN"/>
+        </w:rPr>
+        <w:t xml:space="preserve"> : </w:t>
+      </w:r>
+      <w:r>
+        <w:rPr>
+          <w:lang w:val="en-IN"/>
+        </w:rPr>
+        <w:t>The load factor (default: 0.75) determines when the HashMap should resize.</w:t>
+      </w:r>
+      <w:r>
+        <w:rPr>
+          <w:lang w:val="en-IN"/>
+        </w:rPr>
+        <w:t xml:space="preserve"> </w:t>
+      </w:r>
+      <w:r>
+        <w:rPr>
+          <w:lang w:val="en-IN"/>
+        </w:rPr>
+        <w:t xml:space="preserve">When the number of entries exceeds capacity × loadFactor, </w:t>
+      </w:r>
+      <w:r>
+        <w:rPr>
+          <w:lang w:val="en-IN"/>
+        </w:rPr>
+        <w:t xml:space="preserve"> </w:t>
+      </w:r>
+      <w:r>
+        <w:rPr>
+          <w:lang w:val="en-IN"/>
+        </w:rPr>
+        <w:t>the HashMap resizes by doubling the bucket array size.</w:t>
+      </w:r>
+    </w:p>
+    <w:p>
+      <w:pPr>
+        <w:pStyle w:val="ListParagraph"/>
+        <w:numPr>
+          <w:ilvl w:val="0"/>
+          <w:numId w:val="57"/>
+        </w:numPr>
+        <w:rPr>
+          <w:lang w:val="en-IN"/>
+        </w:rPr>
+      </w:pPr>
+      <w:r>
+        <w:rPr>
+          <w:i/>
+          <w:lang w:val="en-IN"/>
+        </w:rPr>
+        <w:t>During resizing</w:t>
+      </w:r>
+      <w:r>
+        <w:rPr>
+          <w:lang w:val="en-IN"/>
+        </w:rPr>
+        <w:t>:</w:t>
+      </w:r>
+      <w:r>
+        <w:rPr>
+          <w:lang w:val="en-IN"/>
+        </w:rPr>
+        <w:t xml:space="preserve"> </w:t>
+      </w:r>
+      <w:r>
+        <w:rPr>
+          <w:lang w:val="en-IN"/>
+        </w:rPr>
+        <w:t>A new bucket array is created with twice the size.</w:t>
+      </w:r>
+      <w:r>
+        <w:rPr>
+          <w:lang w:val="en-IN"/>
+        </w:rPr>
+        <w:t xml:space="preserve"> </w:t>
+      </w:r>
+      <w:r>
+        <w:rPr>
+          <w:lang w:val="en-IN"/>
+        </w:rPr>
+        <w:t>Existing entries are rehashed and redistributed into the new buckets.</w:t>
+      </w:r>
+      <w:r>
+        <w:rPr>
+          <w:lang w:val="en-IN"/>
+        </w:rPr>
         <w:t>A HashMap in Java is an implementation of a hash table data structure. It maps keys to values, allowing for efficient lookups based on the keys.</w:t>
       </w:r>
     </w:p>
     <w:p>
       <w:pPr>
-        <w:rPr>
-          <w:lang w:val="en-IN"/>
-        </w:rPr>
-      </w:pPr>
-      <w:r>
-        <w:rPr>
-          <w:lang w:val="en-IN"/>
-        </w:rPr>
-        <w:t>The internal working of a HashMap in Java can be understood by understa</w:t>
-      </w:r>
-      <w:r>
-        <w:rPr>
-          <w:lang w:val="en-IN"/>
-        </w:rPr>
-        <w:t>nding the following components:</w:t>
-      </w:r>
-    </w:p>
-    <w:p>
-      <w:pPr>
-        <w:rPr>
-          <w:lang w:val="en-IN"/>
-        </w:rPr>
-      </w:pPr>
-      <w:r>
+        <w:jc w:val="center"/>
         <w:rPr>
           <w:b/>
           <w:lang w:val="en-IN"/>
         </w:rPr>
-        <w:t>Hash Function</w:t>
-      </w:r>
-      <w:r>
-        <w:rPr>
-          <w:lang w:val="en-IN"/>
-        </w:rPr>
-        <w:t>: The hash function takes a key as input and returns an integer (the hash code) that is used to determine the index of the bucket in which the key-value pair will be stored. The hash code is calculated using the key's hashCode() method.</w:t>
-      </w:r>
-    </w:p>
-    <w:p>
-      <w:pPr>
-        <w:rPr>
-          <w:lang w:val="en-IN"/>
-        </w:rPr>
       </w:pPr>
       <w:r>
         <w:rPr>
           <w:b/>
           <w:lang w:val="en-IN"/>
         </w:rPr>
-        <w:t>Buckets</w:t>
-      </w:r>
-      <w:r>
-        <w:rPr>
-          <w:lang w:val="en-IN"/>
-        </w:rPr>
-        <w:t>: The HashMap stores key-value pairs in "buckets". Each bucket is an array of Entry objec</w:t>
-      </w:r>
-      <w:r>
-        <w:rPr>
-          <w:lang w:val="en-IN"/>
-        </w:rPr>
-        <w:t>ts that store a key-value pair.</w:t>
-      </w:r>
-    </w:p>
-    <w:p>
-      <w:pPr>
-        <w:rPr>
-          <w:lang w:val="en-IN"/>
-        </w:rPr>
-      </w:pPr>
+        <w:t>@ExceptionHandler</w:t>
+      </w:r>
       <w:r>
         <w:rPr>
           <w:b/>
           <w:lang w:val="en-IN"/>
         </w:rPr>
-        <w:t>Hash Code Collision</w:t>
-      </w:r>
-      <w:r>
-        <w:rPr>
-          <w:lang w:val="en-IN"/>
-        </w:rPr>
-        <w:t>: If two keys have the same hash code, they are said to have collided. The HashMap handles collisions by chaining the entries in the same bucket using a linked list.</w:t>
-      </w:r>
-    </w:p>
-    <w:p>
-      <w:pPr>
-        <w:rPr>
-          <w:lang w:val="en-IN"/>
-        </w:rPr>
-      </w:pPr>
-      <w:r>
-        <w:rPr>
-          <w:b/>
-          <w:lang w:val="en-IN"/>
-        </w:rPr>
-        <w:t>Resizing</w:t>
-      </w:r>
-      <w:r>
-        <w:rPr>
-          <w:lang w:val="en-IN"/>
-        </w:rPr>
-        <w:t>: The HashMap is implemented as an array of buckets, with the size of the array being a power of 2. The HashMap can be resized dynamically when the number of key-value pairs stored in the HashMap exceeds a certain l</w:t>
-      </w:r>
-      <w:r>
-        <w:rPr>
-          <w:lang w:val="en-IN"/>
-        </w:rPr>
-        <w:t>oad factor.</w:t>
-      </w:r>
-    </w:p>
-    <w:p>
-      <w:pPr>
-        <w:rPr>
-          <w:lang w:val="en-IN"/>
-        </w:rPr>
-      </w:pPr>
-      <w:r>
-        <w:rPr>
-          <w:b/>
-          <w:lang w:val="en-IN"/>
-        </w:rPr>
-        <w:t>get() and put() operations</w:t>
-      </w:r>
-      <w:r>
-        <w:rPr>
-          <w:lang w:val="en-IN"/>
-        </w:rPr>
-        <w:t>: The get() operation takes a key as input and uses the hash function to calculate the hash code and find the index of the bucket. The linked list in the bucket is then searched for the key-value pair, and the value is returned if found. The put() operation is similar, but it also adds a new key-value pair to the HashMap if the key is not already present.</w:t>
-      </w:r>
-    </w:p>
-    <w:p>
-      <w:pPr>
-        <w:rPr>
-          <w:lang w:val="en-IN"/>
-        </w:rPr>
-      </w:pPr>
-      <w:r>
-        <w:rPr>
-          <w:lang w:val="en-IN"/>
-        </w:rPr>
-        <w:t>Overall, the HashMap in Java provides an efficient and flexible implementation of a hash table data structure, with the ability to handle hash code collisions and dynamic resizing.</w:t>
-      </w:r>
-    </w:p>
-    <w:p>
-      <w:pPr>
-        <w:rPr>
-          <w:lang w:val="en-IN"/>
-        </w:rPr>
-      </w:pPr>
-      <w:r>
-        <w:rPr>
-          <w:lang w:val="en-IN"/>
-        </w:rPr>
-        <w:t>Here's how the HashMap works in de</w:t>
-      </w:r>
-      <w:r>
-        <w:rPr>
-          <w:lang w:val="en-IN"/>
-        </w:rPr>
-        <w:t>tail:</w:t>
-      </w:r>
-    </w:p>
-    <w:p>
-      <w:pPr>
-        <w:rPr>
-          <w:lang w:val="en-IN"/>
-        </w:rPr>
-      </w:pPr>
-      <w:r>
-        <w:rPr>
-          <w:b/>
-          <w:lang w:val="en-IN"/>
-        </w:rPr>
-        <w:t>Calculating the Hash Code</w:t>
-      </w:r>
-      <w:r>
-        <w:rPr>
-          <w:lang w:val="en-IN"/>
-        </w:rPr>
-        <w:t>: When you put a key into the HashMap, the HashMap calculates the hash code of the key using the hashCode() method. The hash code is used to determine the index in the array where the value should be stored.</w:t>
-      </w:r>
-    </w:p>
-    <w:p>
-      <w:pPr>
-        <w:rPr>
-          <w:lang w:val="en-IN"/>
-        </w:rPr>
-      </w:pPr>
-      <w:r>
-        <w:rPr>
-          <w:b/>
-          <w:lang w:val="en-IN"/>
-        </w:rPr>
-        <w:t>Compression Function</w:t>
-      </w:r>
-      <w:r>
-        <w:rPr>
-          <w:lang w:val="en-IN"/>
-        </w:rPr>
-        <w:t>: The hash code of the key is then passed through a compression function to determine the index in the array where the value should be stored. The compression function takes the hash code and computes a remainder when it's divided by the size of the array. This remainder is the index wh</w:t>
-      </w:r>
-      <w:r>
-        <w:rPr>
-          <w:lang w:val="en-IN"/>
-        </w:rPr>
-        <w:t>ere the value should be stored.</w:t>
-      </w:r>
-    </w:p>
-    <w:p>
-      <w:pPr>
-        <w:rPr>
-          <w:lang w:val="en-IN"/>
-        </w:rPr>
-      </w:pPr>
-      <w:r>
-        <w:rPr>
-          <w:b/>
-          <w:lang w:val="en-IN"/>
-        </w:rPr>
-        <w:t>Handling Collisions</w:t>
-      </w:r>
-      <w:r>
-        <w:rPr>
-          <w:lang w:val="en-IN"/>
-        </w:rPr>
-        <w:t>: In the unlikely event that two keys have the same hash code and therefore the same index in the array, a collision occurs. To handle collisions, the HashMap stores linked lists at each index in the array. When a collision occurs, the value is stored in the linked list at that index.</w:t>
-      </w:r>
-    </w:p>
-    <w:p>
-      <w:pPr>
-        <w:rPr>
-          <w:lang w:val="en-IN"/>
-        </w:rPr>
-      </w:pPr>
-    </w:p>
-    <w:p>
-      <w:pPr>
-        <w:rPr>
-          <w:lang w:val="en-IN"/>
-        </w:rPr>
-      </w:pPr>
-      <w:r>
-        <w:rPr>
-          <w:b/>
-          <w:lang w:val="en-IN"/>
-        </w:rPr>
-        <w:lastRenderedPageBreak/>
-        <w:t>Retrieving Values</w:t>
-      </w:r>
-      <w:r>
-        <w:rPr>
-          <w:lang w:val="en-IN"/>
-        </w:rPr>
-        <w:t>: To retrieve a value from the HashMap, you provide the key. The HashMap calculates the hash code of the key and passes it through the compression function to determine the index in the array where the value is stored. It then searches the linked list at that index to find the</w:t>
-      </w:r>
-      <w:r>
-        <w:rPr>
-          <w:lang w:val="en-IN"/>
-        </w:rPr>
-        <w:t xml:space="preserve"> value associated with the key.</w:t>
-      </w:r>
-    </w:p>
-    <w:p>
-      <w:pPr>
-        <w:rPr>
-          <w:lang w:val="en-IN"/>
-        </w:rPr>
-      </w:pPr>
-      <w:r>
-        <w:rPr>
-          <w:lang w:val="en-IN"/>
-        </w:rPr>
-        <w:t>In summary, the HashMap in Java uses a hash table to store key-value pairs, where the hash code of the key is used to determine the index in the array where the value should be stored. The compression function and linked lists are used to handle collisions and ensure efficient retrieval of values.</w:t>
-      </w:r>
-    </w:p>
-    <w:p>
-      <w:pPr>
-        <w:rPr>
-          <w:b/>
-          <w:lang w:val="en-IN"/>
-        </w:rPr>
-      </w:pPr>
-      <w:r>
-        <w:rPr>
-          <w:b/>
+        <w:t xml:space="preserve"> &amp; @ControllerAdvice</w:t>
+      </w:r>
+    </w:p>
+    <w:p>
+      <w:pPr>
+        <w:rPr>
+          <w:lang w:val="en-IN"/>
+        </w:rPr>
+      </w:pPr>
+      <w:r>
+        <w:rPr>
           <w:lang w:val="en-IN"/>
         </w:rPr>
         <w:t>@ExceptionHandler</w:t>
       </w:r>
       <w:r>
         <w:rPr>
-          <w:b/>
-          <w:lang w:val="en-IN"/>
-        </w:rPr>
-        <w:t xml:space="preserve"> &amp; @ControllerAdvice</w:t>
-      </w:r>
-      <w:r>
-        <w:rPr>
-          <w:b/>
+          <w:lang w:val="en-IN"/>
+        </w:rPr>
+        <w:t xml:space="preserve"> is method level</w:t>
+      </w:r>
+      <w:r>
+        <w:rPr>
+          <w:lang w:val="en-IN"/>
+        </w:rPr>
+        <w:t xml:space="preserve"> annotation</w:t>
+      </w:r>
+      <w:r>
+        <w:rPr>
+          <w:lang w:val="en-IN"/>
+        </w:rPr>
+        <w:t xml:space="preserve"> which</w:t>
+      </w:r>
+      <w:r>
+        <w:rPr>
+          <w:lang w:val="en-IN"/>
+        </w:rPr>
+        <w:t xml:space="preserve"> is used to define a method that should be called to handle</w:t>
+      </w:r>
+      <w:r>
+        <w:rPr>
+          <w:lang w:val="en-IN"/>
+        </w:rPr>
+        <w:t xml:space="preserve"> exceptions that are thrown in </w:t>
+      </w:r>
+      <w:r>
+        <w:rPr>
+          <w:lang w:val="en-IN"/>
+        </w:rPr>
+        <w:t>our application. When an exception is thro</w:t>
+      </w:r>
+      <w:r>
+        <w:rPr>
+          <w:lang w:val="en-IN"/>
+        </w:rPr>
+        <w:t>wn, Spring Boot will look for</w:t>
+      </w:r>
+      <w:r>
+        <w:rPr>
           <w:lang w:val="en-IN"/>
         </w:rPr>
         <w:t xml:space="preserve"> </w:t>
       </w:r>
-    </w:p>
-    <w:p>
-      <w:pPr>
-        <w:rPr>
-          <w:lang w:val="en-IN"/>
-        </w:rPr>
-      </w:pPr>
-      <w:r>
-        <w:rPr>
+      <w:r>
+        <w:rPr>
+          <w:i/>
           <w:lang w:val="en-IN"/>
         </w:rPr>
         <w:t>@ExceptionHandler</w:t>
@@ -16955,62 +17595,19 @@
         <w:rPr>
           <w:lang w:val="en-IN"/>
         </w:rPr>
-        <w:t xml:space="preserve"> is method level</w:t>
-      </w:r>
-      <w:r>
-        <w:rPr>
-          <w:lang w:val="en-IN"/>
-        </w:rPr>
-        <w:t xml:space="preserve"> annotation</w:t>
-      </w:r>
-      <w:r>
-        <w:rPr>
-          <w:lang w:val="en-IN"/>
-        </w:rPr>
-        <w:t xml:space="preserve"> which</w:t>
-      </w:r>
-      <w:r>
-        <w:rPr>
-          <w:lang w:val="en-IN"/>
-        </w:rPr>
-        <w:t xml:space="preserve"> is used to define a method that should be called to handle</w:t>
-      </w:r>
-      <w:r>
-        <w:rPr>
-          <w:lang w:val="en-IN"/>
-        </w:rPr>
-        <w:t xml:space="preserve"> exceptions that are thrown in </w:t>
-      </w:r>
-      <w:r>
-        <w:rPr>
-          <w:lang w:val="en-IN"/>
-        </w:rPr>
-        <w:t>our application. When an exception is thro</w:t>
-      </w:r>
-      <w:r>
-        <w:rPr>
-          <w:lang w:val="en-IN"/>
-        </w:rPr>
-        <w:t>wn, Spring Boot will look for</w:t>
-      </w:r>
-      <w:r>
-        <w:rPr>
-          <w:lang w:val="en-IN"/>
-        </w:rPr>
-        <w:t xml:space="preserve"> </w:t>
-      </w:r>
-      <w:r>
-        <w:rPr>
-          <w:i/>
-          <w:lang w:val="en-IN"/>
-        </w:rPr>
-        <w:t>@ExceptionHandler</w:t>
-      </w:r>
-      <w:r>
-        <w:rPr>
-          <w:lang w:val="en-IN"/>
-        </w:rPr>
-        <w:t>-annotated method that is capable of handling the exception type that was thrown. If it finds such a method, it will invoke that method to handle the exception.</w:t>
+        <w:t>-annotated method that is capabl</w:t>
+      </w:r>
+      <w:r>
+        <w:rPr>
+          <w:lang w:val="en-IN"/>
+        </w:rPr>
+        <w:t xml:space="preserve">e of handling the type of exception </w:t>
+      </w:r>
+      <w:r>
+        <w:rPr>
+          <w:lang w:val="en-IN"/>
+        </w:rPr>
+        <w:t xml:space="preserve"> that was thrown. If it finds such a method, it will invoke that method to handle the exception.</w:t>
       </w:r>
     </w:p>
     <w:p>
@@ -17372,7 +17969,13 @@
         <w:rPr>
           <w:lang w:val="en-IN"/>
         </w:rPr>
-        <w:t xml:space="preserve">:  Add @ EnableScheduling  to </w:t>
+        <w:t>:  Add @</w:t>
+      </w:r>
+      <w:r>
+        <w:rPr>
+          <w:lang w:val="en-IN"/>
+        </w:rPr>
+        <w:t xml:space="preserve">EnableScheduling  to </w:t>
       </w:r>
       <w:r>
         <w:rPr>
@@ -17903,7 +18506,13 @@
         <w:rPr>
           <w:lang w:val="en-IN"/>
         </w:rPr>
-        <w:t xml:space="preserve"> of your application, such as health status, metrics, and various other details. </w:t>
+        <w:t xml:space="preserve"> of </w:t>
+      </w:r>
+      <w:r>
+        <w:rPr>
+          <w:lang w:val="en-IN"/>
+        </w:rPr>
+        <w:t xml:space="preserve">our application, such as health status, metrics, and various other details. </w:t>
       </w:r>
     </w:p>
     <w:p>
@@ -18323,7 +18932,13 @@
         <w:rPr>
           <w:lang w:val="en-IN"/>
         </w:rPr>
-        <w:t xml:space="preserve"> similar to methods, but they do not need a name.</w:t>
+        <w:t xml:space="preserve"> concise way of representing anonymous function</w:t>
+      </w:r>
+      <w:r>
+        <w:rPr>
+          <w:lang w:val="en-IN"/>
+        </w:rPr>
+        <w:t>.</w:t>
       </w:r>
     </w:p>
     <w:p>
@@ -18450,6 +19065,30 @@
           <w:lang w:val="en-IN"/>
         </w:rPr>
         <w:t>g. Method Referencing</w:t>
+      </w:r>
+      <w:r>
+        <w:rPr>
+          <w:lang w:val="en-IN"/>
+        </w:rPr>
+        <w:t xml:space="preserve"> : allows </w:t>
+      </w:r>
+      <w:r>
+        <w:rPr>
+          <w:lang w:val="en-IN"/>
+        </w:rPr>
+        <w:t>u</w:t>
+      </w:r>
+      <w:r>
+        <w:rPr>
+          <w:lang w:val="en-IN"/>
+        </w:rPr>
+        <w:t>s</w:t>
+      </w:r>
+      <w:r>
+        <w:rPr>
+          <w:lang w:val="en-IN"/>
+        </w:rPr>
+        <w:t xml:space="preserve"> to refer to methods by using their names instead of writing a lambda expression</w:t>
       </w:r>
     </w:p>
     <w:p>
@@ -18733,14 +19372,6 @@
         </w:rPr>
         <w:t>}</w:t>
       </w:r>
-    </w:p>
-    <w:p>
-      <w:pPr>
-        <w:rPr>
-          <w:b/>
-          <w:lang w:val="en-IN"/>
-        </w:rPr>
-      </w:pPr>
     </w:p>
     <w:p>
       <w:pPr>
@@ -19964,6 +20595,31 @@
         <w:rPr>
           <w:lang w:val="en-IN"/>
         </w:rPr>
+        <w:t>It represents optional values (values that may or may not be present), and its primary go</w:t>
+      </w:r>
+      <w:r>
+        <w:rPr>
+          <w:lang w:val="en-IN"/>
+        </w:rPr>
+        <w:t>al is to help avoid the</w:t>
+      </w:r>
+      <w:r>
+        <w:rPr>
+          <w:lang w:val="en-IN"/>
+        </w:rPr>
+        <w:t xml:space="preserve"> NullPointerException by providing a more expressive and safer way to handle null.</w:t>
+      </w:r>
+    </w:p>
+    <w:p>
+      <w:pPr>
+        <w:rPr>
+          <w:lang w:val="en-IN"/>
+        </w:rPr>
+      </w:pPr>
+      <w:r>
+        <w:rPr>
+          <w:lang w:val="en-IN"/>
+        </w:rPr>
         <w:t>Every Java Programmer is familiar with NullPointerException. It can crash your code. And it is very hard to avoid it without using too many null checks. So, to overcome this, Java 8 has introduced a new class Optional in java.util package. It can help in writing a neat code without using too many null checks. By using Optional, we can specify alternate values to return or alternate code to run. This makes the code more readable because the facts which were hidden are now visible to the developer.</w:t>
       </w:r>
       <w:r>
@@ -20066,6 +20722,7 @@
         <w:rPr>
           <w:lang w:val="en-IN"/>
         </w:rPr>
+        <w:lastRenderedPageBreak/>
         <w:t xml:space="preserve">c. </w:t>
       </w:r>
       <w:r>
@@ -20096,7 +20753,6 @@
           <w:szCs w:val="21"/>
           <w:lang w:val="en-IN"/>
         </w:rPr>
-        <w:lastRenderedPageBreak/>
         <w:t>.co</w:t>
       </w:r>
       <w:r>
@@ -21607,6 +22263,119 @@
     </w:lvl>
   </w:abstractNum>
   <w:abstractNum w:abstractNumId="5">
+    <w:nsid w:val="05F376F6"/>
+    <w:multiLevelType w:val="hybridMultilevel"/>
+    <w:tmpl w:val="38A20EBC"/>
+    <w:lvl w:ilvl="0" w:tplc="04090001">
+      <w:start w:val="1"/>
+      <w:numFmt w:val="bullet"/>
+      <w:lvlText w:val=""/>
+      <w:lvlJc w:val="left"/>
+      <w:pPr>
+        <w:ind w:left="1353" w:hanging="360"/>
+      </w:pPr>
+      <w:rPr>
+        <w:rFonts w:ascii="Symbol" w:hAnsi="Symbol" w:hint="default"/>
+      </w:rPr>
+    </w:lvl>
+    <w:lvl w:ilvl="1" w:tplc="04090003" w:tentative="1">
+      <w:start w:val="1"/>
+      <w:numFmt w:val="bullet"/>
+      <w:lvlText w:val="o"/>
+      <w:lvlJc w:val="left"/>
+      <w:pPr>
+        <w:ind w:left="2073" w:hanging="360"/>
+      </w:pPr>
+      <w:rPr>
+        <w:rFonts w:ascii="Courier New" w:hAnsi="Courier New" w:cs="Courier New" w:hint="default"/>
+      </w:rPr>
+    </w:lvl>
+    <w:lvl w:ilvl="2" w:tplc="04090005" w:tentative="1">
+      <w:start w:val="1"/>
+      <w:numFmt w:val="bullet"/>
+      <w:lvlText w:val=""/>
+      <w:lvlJc w:val="left"/>
+      <w:pPr>
+        <w:ind w:left="2793" w:hanging="360"/>
+      </w:pPr>
+      <w:rPr>
+        <w:rFonts w:ascii="Wingdings" w:hAnsi="Wingdings" w:hint="default"/>
+      </w:rPr>
+    </w:lvl>
+    <w:lvl w:ilvl="3" w:tplc="04090001" w:tentative="1">
+      <w:start w:val="1"/>
+      <w:numFmt w:val="bullet"/>
+      <w:lvlText w:val=""/>
+      <w:lvlJc w:val="left"/>
+      <w:pPr>
+        <w:ind w:left="3513" w:hanging="360"/>
+      </w:pPr>
+      <w:rPr>
+        <w:rFonts w:ascii="Symbol" w:hAnsi="Symbol" w:hint="default"/>
+      </w:rPr>
+    </w:lvl>
+    <w:lvl w:ilvl="4" w:tplc="04090003" w:tentative="1">
+      <w:start w:val="1"/>
+      <w:numFmt w:val="bullet"/>
+      <w:lvlText w:val="o"/>
+      <w:lvlJc w:val="left"/>
+      <w:pPr>
+        <w:ind w:left="4233" w:hanging="360"/>
+      </w:pPr>
+      <w:rPr>
+        <w:rFonts w:ascii="Courier New" w:hAnsi="Courier New" w:cs="Courier New" w:hint="default"/>
+      </w:rPr>
+    </w:lvl>
+    <w:lvl w:ilvl="5" w:tplc="04090005" w:tentative="1">
+      <w:start w:val="1"/>
+      <w:numFmt w:val="bullet"/>
+      <w:lvlText w:val=""/>
+      <w:lvlJc w:val="left"/>
+      <w:pPr>
+        <w:ind w:left="4953" w:hanging="360"/>
+      </w:pPr>
+      <w:rPr>
+        <w:rFonts w:ascii="Wingdings" w:hAnsi="Wingdings" w:hint="default"/>
+      </w:rPr>
+    </w:lvl>
+    <w:lvl w:ilvl="6" w:tplc="04090001" w:tentative="1">
+      <w:start w:val="1"/>
+      <w:numFmt w:val="bullet"/>
+      <w:lvlText w:val=""/>
+      <w:lvlJc w:val="left"/>
+      <w:pPr>
+        <w:ind w:left="5673" w:hanging="360"/>
+      </w:pPr>
+      <w:rPr>
+        <w:rFonts w:ascii="Symbol" w:hAnsi="Symbol" w:hint="default"/>
+      </w:rPr>
+    </w:lvl>
+    <w:lvl w:ilvl="7" w:tplc="04090003" w:tentative="1">
+      <w:start w:val="1"/>
+      <w:numFmt w:val="bullet"/>
+      <w:lvlText w:val="o"/>
+      <w:lvlJc w:val="left"/>
+      <w:pPr>
+        <w:ind w:left="6393" w:hanging="360"/>
+      </w:pPr>
+      <w:rPr>
+        <w:rFonts w:ascii="Courier New" w:hAnsi="Courier New" w:cs="Courier New" w:hint="default"/>
+      </w:rPr>
+    </w:lvl>
+    <w:lvl w:ilvl="8" w:tplc="04090005" w:tentative="1">
+      <w:start w:val="1"/>
+      <w:numFmt w:val="bullet"/>
+      <w:lvlText w:val=""/>
+      <w:lvlJc w:val="left"/>
+      <w:pPr>
+        <w:ind w:left="7113" w:hanging="360"/>
+      </w:pPr>
+      <w:rPr>
+        <w:rFonts w:ascii="Wingdings" w:hAnsi="Wingdings" w:hint="default"/>
+      </w:rPr>
+    </w:lvl>
+  </w:abstractNum>
+  <w:abstractNum w:abstractNumId="6">
     <w:nsid w:val="06546A38"/>
     <w:multiLevelType w:val="hybridMultilevel"/>
     <w:tmpl w:val="65F27E0E"/>
@@ -21719,7 +22488,7 @@
       </w:rPr>
     </w:lvl>
   </w:abstractNum>
-  <w:abstractNum w:abstractNumId="6">
+  <w:abstractNum w:abstractNumId="7">
     <w:nsid w:val="08B957A0"/>
     <w:multiLevelType w:val="hybridMultilevel"/>
     <w:tmpl w:val="8F24D7C4"/>
@@ -21808,7 +22577,7 @@
       </w:pPr>
     </w:lvl>
   </w:abstractNum>
-  <w:abstractNum w:abstractNumId="7">
+  <w:abstractNum w:abstractNumId="8">
     <w:nsid w:val="08BE0CE5"/>
     <w:multiLevelType w:val="hybridMultilevel"/>
     <w:tmpl w:val="8C8AF5D2"/>
@@ -21921,7 +22690,96 @@
       </w:rPr>
     </w:lvl>
   </w:abstractNum>
-  <w:abstractNum w:abstractNumId="8">
+  <w:abstractNum w:abstractNumId="9">
+    <w:nsid w:val="096236F3"/>
+    <w:multiLevelType w:val="hybridMultilevel"/>
+    <w:tmpl w:val="A7B432E4"/>
+    <w:lvl w:ilvl="0" w:tplc="0409000F">
+      <w:start w:val="1"/>
+      <w:numFmt w:val="decimal"/>
+      <w:lvlText w:val="%1."/>
+      <w:lvlJc w:val="left"/>
+      <w:pPr>
+        <w:ind w:left="720" w:hanging="360"/>
+      </w:pPr>
+      <w:rPr>
+        <w:rFonts w:hint="default"/>
+      </w:rPr>
+    </w:lvl>
+    <w:lvl w:ilvl="1" w:tplc="04090019" w:tentative="1">
+      <w:start w:val="1"/>
+      <w:numFmt w:val="lowerLetter"/>
+      <w:lvlText w:val="%2."/>
+      <w:lvlJc w:val="left"/>
+      <w:pPr>
+        <w:ind w:left="1440" w:hanging="360"/>
+      </w:pPr>
+    </w:lvl>
+    <w:lvl w:ilvl="2" w:tplc="0409001B" w:tentative="1">
+      <w:start w:val="1"/>
+      <w:numFmt w:val="lowerRoman"/>
+      <w:lvlText w:val="%3."/>
+      <w:lvlJc w:val="right"/>
+      <w:pPr>
+        <w:ind w:left="2160" w:hanging="180"/>
+      </w:pPr>
+    </w:lvl>
+    <w:lvl w:ilvl="3" w:tplc="0409000F" w:tentative="1">
+      <w:start w:val="1"/>
+      <w:numFmt w:val="decimal"/>
+      <w:lvlText w:val="%4."/>
+      <w:lvlJc w:val="left"/>
+      <w:pPr>
+        <w:ind w:left="2880" w:hanging="360"/>
+      </w:pPr>
+    </w:lvl>
+    <w:lvl w:ilvl="4" w:tplc="04090019" w:tentative="1">
+      <w:start w:val="1"/>
+      <w:numFmt w:val="lowerLetter"/>
+      <w:lvlText w:val="%5."/>
+      <w:lvlJc w:val="left"/>
+      <w:pPr>
+        <w:ind w:left="3600" w:hanging="360"/>
+      </w:pPr>
+    </w:lvl>
+    <w:lvl w:ilvl="5" w:tplc="0409001B" w:tentative="1">
+      <w:start w:val="1"/>
+      <w:numFmt w:val="lowerRoman"/>
+      <w:lvlText w:val="%6."/>
+      <w:lvlJc w:val="right"/>
+      <w:pPr>
+        <w:ind w:left="4320" w:hanging="180"/>
+      </w:pPr>
+    </w:lvl>
+    <w:lvl w:ilvl="6" w:tplc="0409000F" w:tentative="1">
+      <w:start w:val="1"/>
+      <w:numFmt w:val="decimal"/>
+      <w:lvlText w:val="%7."/>
+      <w:lvlJc w:val="left"/>
+      <w:pPr>
+        <w:ind w:left="5040" w:hanging="360"/>
+      </w:pPr>
+    </w:lvl>
+    <w:lvl w:ilvl="7" w:tplc="04090019" w:tentative="1">
+      <w:start w:val="1"/>
+      <w:numFmt w:val="lowerLetter"/>
+      <w:lvlText w:val="%8."/>
+      <w:lvlJc w:val="left"/>
+      <w:pPr>
+        <w:ind w:left="5760" w:hanging="360"/>
+      </w:pPr>
+    </w:lvl>
+    <w:lvl w:ilvl="8" w:tplc="0409001B" w:tentative="1">
+      <w:start w:val="1"/>
+      <w:numFmt w:val="lowerRoman"/>
+      <w:lvlText w:val="%9."/>
+      <w:lvlJc w:val="right"/>
+      <w:pPr>
+        <w:ind w:left="6480" w:hanging="180"/>
+      </w:pPr>
+    </w:lvl>
+  </w:abstractNum>
+  <w:abstractNum w:abstractNumId="10">
     <w:nsid w:val="0B4750CF"/>
     <w:multiLevelType w:val="hybridMultilevel"/>
     <w:tmpl w:val="0EA6337E"/>
@@ -22011,7 +22869,7 @@
       </w:pPr>
     </w:lvl>
   </w:abstractNum>
-  <w:abstractNum w:abstractNumId="9">
+  <w:abstractNum w:abstractNumId="11">
     <w:nsid w:val="180653A3"/>
     <w:multiLevelType w:val="hybridMultilevel"/>
     <w:tmpl w:val="A1F6F9CA"/>
@@ -22124,7 +22982,7 @@
       </w:rPr>
     </w:lvl>
   </w:abstractNum>
-  <w:abstractNum w:abstractNumId="10">
+  <w:abstractNum w:abstractNumId="12">
     <w:nsid w:val="18606161"/>
     <w:multiLevelType w:val="hybridMultilevel"/>
     <w:tmpl w:val="488A32C6"/>
@@ -22210,7 +23068,7 @@
       </w:pPr>
     </w:lvl>
   </w:abstractNum>
-  <w:abstractNum w:abstractNumId="11">
+  <w:abstractNum w:abstractNumId="13">
     <w:nsid w:val="1BED7E35"/>
     <w:multiLevelType w:val="hybridMultilevel"/>
     <w:tmpl w:val="0472D74E"/>
@@ -22296,7 +23154,7 @@
       </w:pPr>
     </w:lvl>
   </w:abstractNum>
-  <w:abstractNum w:abstractNumId="12">
+  <w:abstractNum w:abstractNumId="14">
     <w:nsid w:val="1D4E64B5"/>
     <w:multiLevelType w:val="hybridMultilevel"/>
     <w:tmpl w:val="BC34A848"/>
@@ -22385,7 +23243,7 @@
       </w:pPr>
     </w:lvl>
   </w:abstractNum>
-  <w:abstractNum w:abstractNumId="13">
+  <w:abstractNum w:abstractNumId="15">
     <w:nsid w:val="1E2243FE"/>
     <w:multiLevelType w:val="hybridMultilevel"/>
     <w:tmpl w:val="D256C5BC"/>
@@ -22498,7 +23356,7 @@
       </w:rPr>
     </w:lvl>
   </w:abstractNum>
-  <w:abstractNum w:abstractNumId="14">
+  <w:abstractNum w:abstractNumId="16">
     <w:nsid w:val="22013378"/>
     <w:multiLevelType w:val="hybridMultilevel"/>
     <w:tmpl w:val="94643242"/>
@@ -22587,7 +23445,7 @@
       </w:pPr>
     </w:lvl>
   </w:abstractNum>
-  <w:abstractNum w:abstractNumId="15">
+  <w:abstractNum w:abstractNumId="17">
     <w:nsid w:val="24440CC1"/>
     <w:multiLevelType w:val="multilevel"/>
     <w:tmpl w:val="DCCE7B46"/>
@@ -22700,7 +23558,7 @@
       </w:rPr>
     </w:lvl>
   </w:abstractNum>
-  <w:abstractNum w:abstractNumId="16">
+  <w:abstractNum w:abstractNumId="18">
     <w:nsid w:val="25A01C56"/>
     <w:multiLevelType w:val="hybridMultilevel"/>
     <w:tmpl w:val="9F46D6C0"/>
@@ -22789,7 +23647,7 @@
       </w:pPr>
     </w:lvl>
   </w:abstractNum>
-  <w:abstractNum w:abstractNumId="17">
+  <w:abstractNum w:abstractNumId="19">
     <w:nsid w:val="2AA23802"/>
     <w:multiLevelType w:val="hybridMultilevel"/>
     <w:tmpl w:val="02BC29F0"/>
@@ -22902,7 +23760,7 @@
       </w:rPr>
     </w:lvl>
   </w:abstractNum>
-  <w:abstractNum w:abstractNumId="18">
+  <w:abstractNum w:abstractNumId="20">
     <w:nsid w:val="3294066C"/>
     <w:multiLevelType w:val="hybridMultilevel"/>
     <w:tmpl w:val="A0C8AA20"/>
@@ -23015,7 +23873,7 @@
       </w:rPr>
     </w:lvl>
   </w:abstractNum>
-  <w:abstractNum w:abstractNumId="19">
+  <w:abstractNum w:abstractNumId="21">
     <w:nsid w:val="3558243A"/>
     <w:multiLevelType w:val="hybridMultilevel"/>
     <w:tmpl w:val="A40E6030"/>
@@ -23104,7 +23962,7 @@
       </w:pPr>
     </w:lvl>
   </w:abstractNum>
-  <w:abstractNum w:abstractNumId="20">
+  <w:abstractNum w:abstractNumId="22">
     <w:nsid w:val="3600591E"/>
     <w:multiLevelType w:val="hybridMultilevel"/>
     <w:tmpl w:val="C922B876"/>
@@ -23217,7 +24075,93 @@
       </w:rPr>
     </w:lvl>
   </w:abstractNum>
-  <w:abstractNum w:abstractNumId="21">
+  <w:abstractNum w:abstractNumId="23">
+    <w:nsid w:val="38E15924"/>
+    <w:multiLevelType w:val="hybridMultilevel"/>
+    <w:tmpl w:val="2A86D50A"/>
+    <w:lvl w:ilvl="0" w:tplc="0409000F">
+      <w:start w:val="1"/>
+      <w:numFmt w:val="decimal"/>
+      <w:lvlText w:val="%1."/>
+      <w:lvlJc w:val="left"/>
+      <w:pPr>
+        <w:ind w:left="1440" w:hanging="360"/>
+      </w:pPr>
+    </w:lvl>
+    <w:lvl w:ilvl="1" w:tplc="04090019" w:tentative="1">
+      <w:start w:val="1"/>
+      <w:numFmt w:val="lowerLetter"/>
+      <w:lvlText w:val="%2."/>
+      <w:lvlJc w:val="left"/>
+      <w:pPr>
+        <w:ind w:left="2160" w:hanging="360"/>
+      </w:pPr>
+    </w:lvl>
+    <w:lvl w:ilvl="2" w:tplc="0409001B" w:tentative="1">
+      <w:start w:val="1"/>
+      <w:numFmt w:val="lowerRoman"/>
+      <w:lvlText w:val="%3."/>
+      <w:lvlJc w:val="right"/>
+      <w:pPr>
+        <w:ind w:left="2880" w:hanging="180"/>
+      </w:pPr>
+    </w:lvl>
+    <w:lvl w:ilvl="3" w:tplc="0409000F" w:tentative="1">
+      <w:start w:val="1"/>
+      <w:numFmt w:val="decimal"/>
+      <w:lvlText w:val="%4."/>
+      <w:lvlJc w:val="left"/>
+      <w:pPr>
+        <w:ind w:left="3600" w:hanging="360"/>
+      </w:pPr>
+    </w:lvl>
+    <w:lvl w:ilvl="4" w:tplc="04090019" w:tentative="1">
+      <w:start w:val="1"/>
+      <w:numFmt w:val="lowerLetter"/>
+      <w:lvlText w:val="%5."/>
+      <w:lvlJc w:val="left"/>
+      <w:pPr>
+        <w:ind w:left="4320" w:hanging="360"/>
+      </w:pPr>
+    </w:lvl>
+    <w:lvl w:ilvl="5" w:tplc="0409001B" w:tentative="1">
+      <w:start w:val="1"/>
+      <w:numFmt w:val="lowerRoman"/>
+      <w:lvlText w:val="%6."/>
+      <w:lvlJc w:val="right"/>
+      <w:pPr>
+        <w:ind w:left="5040" w:hanging="180"/>
+      </w:pPr>
+    </w:lvl>
+    <w:lvl w:ilvl="6" w:tplc="0409000F" w:tentative="1">
+      <w:start w:val="1"/>
+      <w:numFmt w:val="decimal"/>
+      <w:lvlText w:val="%7."/>
+      <w:lvlJc w:val="left"/>
+      <w:pPr>
+        <w:ind w:left="5760" w:hanging="360"/>
+      </w:pPr>
+    </w:lvl>
+    <w:lvl w:ilvl="7" w:tplc="04090019" w:tentative="1">
+      <w:start w:val="1"/>
+      <w:numFmt w:val="lowerLetter"/>
+      <w:lvlText w:val="%8."/>
+      <w:lvlJc w:val="left"/>
+      <w:pPr>
+        <w:ind w:left="6480" w:hanging="360"/>
+      </w:pPr>
+    </w:lvl>
+    <w:lvl w:ilvl="8" w:tplc="0409001B" w:tentative="1">
+      <w:start w:val="1"/>
+      <w:numFmt w:val="lowerRoman"/>
+      <w:lvlText w:val="%9."/>
+      <w:lvlJc w:val="right"/>
+      <w:pPr>
+        <w:ind w:left="7200" w:hanging="180"/>
+      </w:pPr>
+    </w:lvl>
+  </w:abstractNum>
+  <w:abstractNum w:abstractNumId="24">
     <w:nsid w:val="3A2010DF"/>
     <w:multiLevelType w:val="hybridMultilevel"/>
     <w:tmpl w:val="0E3A40DA"/>
@@ -23306,7 +24250,7 @@
       </w:pPr>
     </w:lvl>
   </w:abstractNum>
-  <w:abstractNum w:abstractNumId="22">
+  <w:abstractNum w:abstractNumId="25">
     <w:nsid w:val="3D274510"/>
     <w:multiLevelType w:val="hybridMultilevel"/>
     <w:tmpl w:val="68E48666"/>
@@ -23395,7 +24339,7 @@
       </w:pPr>
     </w:lvl>
   </w:abstractNum>
-  <w:abstractNum w:abstractNumId="23">
+  <w:abstractNum w:abstractNumId="26">
     <w:nsid w:val="3D2908A8"/>
     <w:multiLevelType w:val="hybridMultilevel"/>
     <w:tmpl w:val="86120A6E"/>
@@ -23508,7 +24452,7 @@
       </w:rPr>
     </w:lvl>
   </w:abstractNum>
-  <w:abstractNum w:abstractNumId="24">
+  <w:abstractNum w:abstractNumId="27">
     <w:nsid w:val="3D9A0B0C"/>
     <w:multiLevelType w:val="hybridMultilevel"/>
     <w:tmpl w:val="FE0497D2"/>
@@ -23597,7 +24541,7 @@
       </w:pPr>
     </w:lvl>
   </w:abstractNum>
-  <w:abstractNum w:abstractNumId="25">
+  <w:abstractNum w:abstractNumId="28">
     <w:nsid w:val="40DE53FE"/>
     <w:multiLevelType w:val="multilevel"/>
     <w:tmpl w:val="DCCE7B46"/>
@@ -23710,7 +24654,7 @@
       </w:rPr>
     </w:lvl>
   </w:abstractNum>
-  <w:abstractNum w:abstractNumId="26">
+  <w:abstractNum w:abstractNumId="29">
     <w:nsid w:val="41A2316A"/>
     <w:multiLevelType w:val="hybridMultilevel"/>
     <w:tmpl w:val="D4E60E4C"/>
@@ -23823,7 +24767,7 @@
       </w:rPr>
     </w:lvl>
   </w:abstractNum>
-  <w:abstractNum w:abstractNumId="27">
+  <w:abstractNum w:abstractNumId="30">
     <w:nsid w:val="450626F7"/>
     <w:multiLevelType w:val="hybridMultilevel"/>
     <w:tmpl w:val="935461BA"/>
@@ -23912,7 +24856,7 @@
       </w:pPr>
     </w:lvl>
   </w:abstractNum>
-  <w:abstractNum w:abstractNumId="28">
+  <w:abstractNum w:abstractNumId="31">
     <w:nsid w:val="4B107463"/>
     <w:multiLevelType w:val="hybridMultilevel"/>
     <w:tmpl w:val="2BD8509C"/>
@@ -24001,7 +24945,7 @@
       </w:pPr>
     </w:lvl>
   </w:abstractNum>
-  <w:abstractNum w:abstractNumId="29">
+  <w:abstractNum w:abstractNumId="32">
     <w:nsid w:val="4B3D327D"/>
     <w:multiLevelType w:val="hybridMultilevel"/>
     <w:tmpl w:val="240C2F92"/>
@@ -24087,7 +25031,7 @@
       </w:pPr>
     </w:lvl>
   </w:abstractNum>
-  <w:abstractNum w:abstractNumId="30">
+  <w:abstractNum w:abstractNumId="33">
     <w:nsid w:val="52E67B06"/>
     <w:multiLevelType w:val="hybridMultilevel"/>
     <w:tmpl w:val="C5B688C0"/>
@@ -24176,7 +25120,7 @@
       </w:pPr>
     </w:lvl>
   </w:abstractNum>
-  <w:abstractNum w:abstractNumId="31">
+  <w:abstractNum w:abstractNumId="34">
     <w:nsid w:val="53BD4FFB"/>
     <w:multiLevelType w:val="hybridMultilevel"/>
     <w:tmpl w:val="EC9A6092"/>
@@ -24266,7 +25210,7 @@
       </w:pPr>
     </w:lvl>
   </w:abstractNum>
-  <w:abstractNum w:abstractNumId="32">
+  <w:abstractNum w:abstractNumId="35">
     <w:nsid w:val="546146DD"/>
     <w:multiLevelType w:val="hybridMultilevel"/>
     <w:tmpl w:val="7A80E584"/>
@@ -24379,7 +25323,7 @@
       </w:rPr>
     </w:lvl>
   </w:abstractNum>
-  <w:abstractNum w:abstractNumId="33">
+  <w:abstractNum w:abstractNumId="36">
     <w:nsid w:val="57D25439"/>
     <w:multiLevelType w:val="hybridMultilevel"/>
     <w:tmpl w:val="1310D188"/>
@@ -24492,7 +25436,7 @@
       </w:rPr>
     </w:lvl>
   </w:abstractNum>
-  <w:abstractNum w:abstractNumId="34">
+  <w:abstractNum w:abstractNumId="37">
     <w:nsid w:val="5AC74759"/>
     <w:multiLevelType w:val="hybridMultilevel"/>
     <w:tmpl w:val="74E4C4B8"/>
@@ -24581,7 +25525,7 @@
       </w:pPr>
     </w:lvl>
   </w:abstractNum>
-  <w:abstractNum w:abstractNumId="35">
+  <w:abstractNum w:abstractNumId="38">
     <w:nsid w:val="5BC15284"/>
     <w:multiLevelType w:val="hybridMultilevel"/>
     <w:tmpl w:val="51E41BA4"/>
@@ -24694,7 +25638,7 @@
       </w:rPr>
     </w:lvl>
   </w:abstractNum>
-  <w:abstractNum w:abstractNumId="36">
+  <w:abstractNum w:abstractNumId="39">
     <w:nsid w:val="5FE47CBA"/>
     <w:multiLevelType w:val="hybridMultilevel"/>
     <w:tmpl w:val="3DC05E80"/>
@@ -24783,7 +25727,7 @@
       </w:pPr>
     </w:lvl>
   </w:abstractNum>
-  <w:abstractNum w:abstractNumId="37">
+  <w:abstractNum w:abstractNumId="40">
     <w:nsid w:val="60253C4E"/>
     <w:multiLevelType w:val="hybridMultilevel"/>
     <w:tmpl w:val="710C374C"/>
@@ -24896,7 +25840,7 @@
       </w:rPr>
     </w:lvl>
   </w:abstractNum>
-  <w:abstractNum w:abstractNumId="38">
+  <w:abstractNum w:abstractNumId="41">
     <w:nsid w:val="610F37A6"/>
     <w:multiLevelType w:val="hybridMultilevel"/>
     <w:tmpl w:val="5E3A5D2A"/>
@@ -24985,7 +25929,7 @@
       </w:pPr>
     </w:lvl>
   </w:abstractNum>
-  <w:abstractNum w:abstractNumId="39">
+  <w:abstractNum w:abstractNumId="42">
     <w:nsid w:val="63935CF6"/>
     <w:multiLevelType w:val="hybridMultilevel"/>
     <w:tmpl w:val="30EAF0EC"/>
@@ -25098,7 +26042,7 @@
       </w:rPr>
     </w:lvl>
   </w:abstractNum>
-  <w:abstractNum w:abstractNumId="40">
+  <w:abstractNum w:abstractNumId="43">
     <w:nsid w:val="655C4FB5"/>
     <w:multiLevelType w:val="hybridMultilevel"/>
     <w:tmpl w:val="107010D8"/>
@@ -25188,7 +26132,7 @@
       </w:pPr>
     </w:lvl>
   </w:abstractNum>
-  <w:abstractNum w:abstractNumId="41">
+  <w:abstractNum w:abstractNumId="44">
     <w:nsid w:val="65AC488A"/>
     <w:multiLevelType w:val="hybridMultilevel"/>
     <w:tmpl w:val="5F3CFC6A"/>
@@ -25277,7 +26221,120 @@
       </w:pPr>
     </w:lvl>
   </w:abstractNum>
-  <w:abstractNum w:abstractNumId="42">
+  <w:abstractNum w:abstractNumId="45">
+    <w:nsid w:val="677A0908"/>
+    <w:multiLevelType w:val="hybridMultilevel"/>
+    <w:tmpl w:val="1D5A6872"/>
+    <w:lvl w:ilvl="0" w:tplc="04090001">
+      <w:start w:val="1"/>
+      <w:numFmt w:val="bullet"/>
+      <w:lvlText w:val=""/>
+      <w:lvlJc w:val="left"/>
+      <w:pPr>
+        <w:ind w:left="720" w:hanging="360"/>
+      </w:pPr>
+      <w:rPr>
+        <w:rFonts w:ascii="Symbol" w:hAnsi="Symbol" w:hint="default"/>
+      </w:rPr>
+    </w:lvl>
+    <w:lvl w:ilvl="1" w:tplc="04090003" w:tentative="1">
+      <w:start w:val="1"/>
+      <w:numFmt w:val="bullet"/>
+      <w:lvlText w:val="o"/>
+      <w:lvlJc w:val="left"/>
+      <w:pPr>
+        <w:ind w:left="1440" w:hanging="360"/>
+      </w:pPr>
+      <w:rPr>
+        <w:rFonts w:ascii="Courier New" w:hAnsi="Courier New" w:cs="Courier New" w:hint="default"/>
+      </w:rPr>
+    </w:lvl>
+    <w:lvl w:ilvl="2" w:tplc="04090005" w:tentative="1">
+      <w:start w:val="1"/>
+      <w:numFmt w:val="bullet"/>
+      <w:lvlText w:val=""/>
+      <w:lvlJc w:val="left"/>
+      <w:pPr>
+        <w:ind w:left="2160" w:hanging="360"/>
+      </w:pPr>
+      <w:rPr>
+        <w:rFonts w:ascii="Wingdings" w:hAnsi="Wingdings" w:hint="default"/>
+      </w:rPr>
+    </w:lvl>
+    <w:lvl w:ilvl="3" w:tplc="04090001" w:tentative="1">
+      <w:start w:val="1"/>
+      <w:numFmt w:val="bullet"/>
+      <w:lvlText w:val=""/>
+      <w:lvlJc w:val="left"/>
+      <w:pPr>
+        <w:ind w:left="2880" w:hanging="360"/>
+      </w:pPr>
+      <w:rPr>
+        <w:rFonts w:ascii="Symbol" w:hAnsi="Symbol" w:hint="default"/>
+      </w:rPr>
+    </w:lvl>
+    <w:lvl w:ilvl="4" w:tplc="04090003" w:tentative="1">
+      <w:start w:val="1"/>
+      <w:numFmt w:val="bullet"/>
+      <w:lvlText w:val="o"/>
+      <w:lvlJc w:val="left"/>
+      <w:pPr>
+        <w:ind w:left="3600" w:hanging="360"/>
+      </w:pPr>
+      <w:rPr>
+        <w:rFonts w:ascii="Courier New" w:hAnsi="Courier New" w:cs="Courier New" w:hint="default"/>
+      </w:rPr>
+    </w:lvl>
+    <w:lvl w:ilvl="5" w:tplc="04090005" w:tentative="1">
+      <w:start w:val="1"/>
+      <w:numFmt w:val="bullet"/>
+      <w:lvlText w:val=""/>
+      <w:lvlJc w:val="left"/>
+      <w:pPr>
+        <w:ind w:left="4320" w:hanging="360"/>
+      </w:pPr>
+      <w:rPr>
+        <w:rFonts w:ascii="Wingdings" w:hAnsi="Wingdings" w:hint="default"/>
+      </w:rPr>
+    </w:lvl>
+    <w:lvl w:ilvl="6" w:tplc="04090001" w:tentative="1">
+      <w:start w:val="1"/>
+      <w:numFmt w:val="bullet"/>
+      <w:lvlText w:val=""/>
+      <w:lvlJc w:val="left"/>
+      <w:pPr>
+        <w:ind w:left="5040" w:hanging="360"/>
+      </w:pPr>
+      <w:rPr>
+        <w:rFonts w:ascii="Symbol" w:hAnsi="Symbol" w:hint="default"/>
+      </w:rPr>
+    </w:lvl>
+    <w:lvl w:ilvl="7" w:tplc="04090003" w:tentative="1">
+      <w:start w:val="1"/>
+      <w:numFmt w:val="bullet"/>
+      <w:lvlText w:val="o"/>
+      <w:lvlJc w:val="left"/>
+      <w:pPr>
+        <w:ind w:left="5760" w:hanging="360"/>
+      </w:pPr>
+      <w:rPr>
+        <w:rFonts w:ascii="Courier New" w:hAnsi="Courier New" w:cs="Courier New" w:hint="default"/>
+      </w:rPr>
+    </w:lvl>
+    <w:lvl w:ilvl="8" w:tplc="04090005" w:tentative="1">
+      <w:start w:val="1"/>
+      <w:numFmt w:val="bullet"/>
+      <w:lvlText w:val=""/>
+      <w:lvlJc w:val="left"/>
+      <w:pPr>
+        <w:ind w:left="6480" w:hanging="360"/>
+      </w:pPr>
+      <w:rPr>
+        <w:rFonts w:ascii="Wingdings" w:hAnsi="Wingdings" w:hint="default"/>
+      </w:rPr>
+    </w:lvl>
+  </w:abstractNum>
+  <w:abstractNum w:abstractNumId="46">
     <w:nsid w:val="689F65E6"/>
     <w:multiLevelType w:val="hybridMultilevel"/>
     <w:tmpl w:val="AC30275A"/>
@@ -25390,7 +26447,7 @@
       </w:rPr>
     </w:lvl>
   </w:abstractNum>
-  <w:abstractNum w:abstractNumId="43">
+  <w:abstractNum w:abstractNumId="47">
     <w:nsid w:val="6BB70856"/>
     <w:multiLevelType w:val="hybridMultilevel"/>
     <w:tmpl w:val="CCE401AE"/>
@@ -25503,7 +26560,96 @@
       </w:rPr>
     </w:lvl>
   </w:abstractNum>
-  <w:abstractNum w:abstractNumId="44">
+  <w:abstractNum w:abstractNumId="48">
+    <w:nsid w:val="6C4325C6"/>
+    <w:multiLevelType w:val="hybridMultilevel"/>
+    <w:tmpl w:val="230E505E"/>
+    <w:lvl w:ilvl="0" w:tplc="0409000F">
+      <w:start w:val="1"/>
+      <w:numFmt w:val="decimal"/>
+      <w:lvlText w:val="%1."/>
+      <w:lvlJc w:val="left"/>
+      <w:pPr>
+        <w:ind w:left="720" w:hanging="360"/>
+      </w:pPr>
+      <w:rPr>
+        <w:rFonts w:hint="default"/>
+      </w:rPr>
+    </w:lvl>
+    <w:lvl w:ilvl="1" w:tplc="04090019" w:tentative="1">
+      <w:start w:val="1"/>
+      <w:numFmt w:val="lowerLetter"/>
+      <w:lvlText w:val="%2."/>
+      <w:lvlJc w:val="left"/>
+      <w:pPr>
+        <w:ind w:left="1440" w:hanging="360"/>
+      </w:pPr>
+    </w:lvl>
+    <w:lvl w:ilvl="2" w:tplc="0409001B" w:tentative="1">
+      <w:start w:val="1"/>
+      <w:numFmt w:val="lowerRoman"/>
+      <w:lvlText w:val="%3."/>
+      <w:lvlJc w:val="right"/>
+      <w:pPr>
+        <w:ind w:left="2160" w:hanging="180"/>
+      </w:pPr>
+    </w:lvl>
+    <w:lvl w:ilvl="3" w:tplc="0409000F" w:tentative="1">
+      <w:start w:val="1"/>
+      <w:numFmt w:val="decimal"/>
+      <w:lvlText w:val="%4."/>
+      <w:lvlJc w:val="left"/>
+      <w:pPr>
+        <w:ind w:left="2880" w:hanging="360"/>
+      </w:pPr>
+    </w:lvl>
+    <w:lvl w:ilvl="4" w:tplc="04090019" w:tentative="1">
+      <w:start w:val="1"/>
+      <w:numFmt w:val="lowerLetter"/>
+      <w:lvlText w:val="%5."/>
+      <w:lvlJc w:val="left"/>
+      <w:pPr>
+        <w:ind w:left="3600" w:hanging="360"/>
+      </w:pPr>
+    </w:lvl>
+    <w:lvl w:ilvl="5" w:tplc="0409001B" w:tentative="1">
+      <w:start w:val="1"/>
+      <w:numFmt w:val="lowerRoman"/>
+      <w:lvlText w:val="%6."/>
+      <w:lvlJc w:val="right"/>
+      <w:pPr>
+        <w:ind w:left="4320" w:hanging="180"/>
+      </w:pPr>
+    </w:lvl>
+    <w:lvl w:ilvl="6" w:tplc="0409000F" w:tentative="1">
+      <w:start w:val="1"/>
+      <w:numFmt w:val="decimal"/>
+      <w:lvlText w:val="%7."/>
+      <w:lvlJc w:val="left"/>
+      <w:pPr>
+        <w:ind w:left="5040" w:hanging="360"/>
+      </w:pPr>
+    </w:lvl>
+    <w:lvl w:ilvl="7" w:tplc="04090019" w:tentative="1">
+      <w:start w:val="1"/>
+      <w:numFmt w:val="lowerLetter"/>
+      <w:lvlText w:val="%8."/>
+      <w:lvlJc w:val="left"/>
+      <w:pPr>
+        <w:ind w:left="5760" w:hanging="360"/>
+      </w:pPr>
+    </w:lvl>
+    <w:lvl w:ilvl="8" w:tplc="0409001B" w:tentative="1">
+      <w:start w:val="1"/>
+      <w:numFmt w:val="lowerRoman"/>
+      <w:lvlText w:val="%9."/>
+      <w:lvlJc w:val="right"/>
+      <w:pPr>
+        <w:ind w:left="6480" w:hanging="180"/>
+      </w:pPr>
+    </w:lvl>
+  </w:abstractNum>
+  <w:abstractNum w:abstractNumId="49">
     <w:nsid w:val="6EBE32A6"/>
     <w:multiLevelType w:val="hybridMultilevel"/>
     <w:tmpl w:val="118A5C9C"/>
@@ -25616,7 +26762,7 @@
       </w:rPr>
     </w:lvl>
   </w:abstractNum>
-  <w:abstractNum w:abstractNumId="45">
+  <w:abstractNum w:abstractNumId="50">
     <w:nsid w:val="75766E26"/>
     <w:multiLevelType w:val="hybridMultilevel"/>
     <w:tmpl w:val="6E46F11E"/>
@@ -25729,7 +26875,7 @@
       </w:rPr>
     </w:lvl>
   </w:abstractNum>
-  <w:abstractNum w:abstractNumId="46">
+  <w:abstractNum w:abstractNumId="51">
     <w:nsid w:val="76724C9A"/>
     <w:multiLevelType w:val="hybridMultilevel"/>
     <w:tmpl w:val="780CE410"/>
@@ -25842,7 +26988,7 @@
       </w:rPr>
     </w:lvl>
   </w:abstractNum>
-  <w:abstractNum w:abstractNumId="47">
+  <w:abstractNum w:abstractNumId="52">
     <w:nsid w:val="798C37C2"/>
     <w:multiLevelType w:val="hybridMultilevel"/>
     <w:tmpl w:val="A7387F94"/>
@@ -25955,7 +27101,7 @@
       </w:rPr>
     </w:lvl>
   </w:abstractNum>
-  <w:abstractNum w:abstractNumId="48">
+  <w:abstractNum w:abstractNumId="53">
     <w:nsid w:val="7A962DF9"/>
     <w:multiLevelType w:val="hybridMultilevel"/>
     <w:tmpl w:val="0450EDD2"/>
@@ -26044,7 +27190,7 @@
       </w:pPr>
     </w:lvl>
   </w:abstractNum>
-  <w:abstractNum w:abstractNumId="49">
+  <w:abstractNum w:abstractNumId="54">
     <w:nsid w:val="7B0668D6"/>
     <w:multiLevelType w:val="hybridMultilevel"/>
     <w:tmpl w:val="C354E266"/>
@@ -26157,7 +27303,7 @@
       </w:rPr>
     </w:lvl>
   </w:abstractNum>
-  <w:abstractNum w:abstractNumId="50">
+  <w:abstractNum w:abstractNumId="55">
     <w:nsid w:val="7BCB7E82"/>
     <w:multiLevelType w:val="hybridMultilevel"/>
     <w:tmpl w:val="FADEAE40"/>
@@ -26270,7 +27416,7 @@
       </w:rPr>
     </w:lvl>
   </w:abstractNum>
-  <w:abstractNum w:abstractNumId="51">
+  <w:abstractNum w:abstractNumId="56">
     <w:nsid w:val="7EC22DBA"/>
     <w:multiLevelType w:val="hybridMultilevel"/>
     <w:tmpl w:val="03006F38"/>
@@ -26357,94 +27503,94 @@
     </w:lvl>
   </w:abstractNum>
   <w:num w:numId="1">
-    <w:abstractNumId w:val="8"/>
+    <w:abstractNumId w:val="10"/>
   </w:num>
   <w:num w:numId="2">
+    <w:abstractNumId w:val="16"/>
+  </w:num>
+  <w:num w:numId="3">
+    <w:abstractNumId w:val="43"/>
+  </w:num>
+  <w:num w:numId="4">
+    <w:abstractNumId w:val="34"/>
+  </w:num>
+  <w:num w:numId="5">
     <w:abstractNumId w:val="14"/>
   </w:num>
-  <w:num w:numId="3">
-    <w:abstractNumId w:val="40"/>
-  </w:num>
-  <w:num w:numId="4">
+  <w:num w:numId="6">
     <w:abstractNumId w:val="31"/>
   </w:num>
-  <w:num w:numId="5">
-    <w:abstractNumId w:val="12"/>
+  <w:num w:numId="7">
+    <w:abstractNumId w:val="39"/>
   </w:num>
-  <w:num w:numId="6">
-    <w:abstractNumId w:val="28"/>
+  <w:num w:numId="8">
+    <w:abstractNumId w:val="24"/>
   </w:num>
-  <w:num w:numId="7">
+  <w:num w:numId="9">
+    <w:abstractNumId w:val="53"/>
+  </w:num>
+  <w:num w:numId="10">
+    <w:abstractNumId w:val="30"/>
+  </w:num>
+  <w:num w:numId="11">
+    <w:abstractNumId w:val="27"/>
+  </w:num>
+  <w:num w:numId="12">
+    <w:abstractNumId w:val="18"/>
+  </w:num>
+  <w:num w:numId="13">
+    <w:abstractNumId w:val="7"/>
+  </w:num>
+  <w:num w:numId="14">
+    <w:abstractNumId w:val="32"/>
+  </w:num>
+  <w:num w:numId="15">
+    <w:abstractNumId w:val="33"/>
+  </w:num>
+  <w:num w:numId="16">
     <w:abstractNumId w:val="36"/>
   </w:num>
-  <w:num w:numId="8">
-    <w:abstractNumId w:val="21"/>
+  <w:num w:numId="17">
+    <w:abstractNumId w:val="54"/>
   </w:num>
-  <w:num w:numId="9">
-    <w:abstractNumId w:val="48"/>
-  </w:num>
-  <w:num w:numId="10">
-    <w:abstractNumId w:val="27"/>
-  </w:num>
-  <w:num w:numId="11">
-    <w:abstractNumId w:val="24"/>
-  </w:num>
-  <w:num w:numId="12">
-    <w:abstractNumId w:val="16"/>
-  </w:num>
-  <w:num w:numId="13">
+  <w:num w:numId="18">
     <w:abstractNumId w:val="6"/>
   </w:num>
-  <w:num w:numId="14">
-    <w:abstractNumId w:val="29"/>
-  </w:num>
-  <w:num w:numId="15">
-    <w:abstractNumId w:val="30"/>
-  </w:num>
-  <w:num w:numId="16">
-    <w:abstractNumId w:val="33"/>
-  </w:num>
-  <w:num w:numId="17">
-    <w:abstractNumId w:val="49"/>
-  </w:num>
-  <w:num w:numId="18">
-    <w:abstractNumId w:val="5"/>
-  </w:num>
   <w:num w:numId="19">
-    <w:abstractNumId w:val="23"/>
+    <w:abstractNumId w:val="26"/>
   </w:num>
   <w:num w:numId="20">
-    <w:abstractNumId w:val="18"/>
+    <w:abstractNumId w:val="20"/>
   </w:num>
   <w:num w:numId="21">
     <w:abstractNumId w:val="4"/>
   </w:num>
   <w:num w:numId="22">
-    <w:abstractNumId w:val="45"/>
+    <w:abstractNumId w:val="50"/>
   </w:num>
   <w:num w:numId="23">
-    <w:abstractNumId w:val="7"/>
+    <w:abstractNumId w:val="8"/>
   </w:num>
   <w:num w:numId="24">
-    <w:abstractNumId w:val="43"/>
+    <w:abstractNumId w:val="47"/>
   </w:num>
   <w:num w:numId="25">
-    <w:abstractNumId w:val="13"/>
+    <w:abstractNumId w:val="15"/>
   </w:num>
   <w:num w:numId="26">
-    <w:abstractNumId w:val="9"/>
+    <w:abstractNumId w:val="11"/>
   </w:num>
   <w:num w:numId="27">
-    <w:abstractNumId w:val="42"/>
+    <w:abstractNumId w:val="46"/>
   </w:num>
   <w:num w:numId="28">
-    <w:abstractNumId w:val="47"/>
+    <w:abstractNumId w:val="52"/>
   </w:num>
   <w:num w:numId="29">
-    <w:abstractNumId w:val="34"/>
+    <w:abstractNumId w:val="37"/>
   </w:num>
   <w:num w:numId="30">
-    <w:abstractNumId w:val="19"/>
+    <w:abstractNumId w:val="21"/>
   </w:num>
   <w:num w:numId="31">
     <w:abstractNumId w:val="2"/>
@@ -26453,66 +27599,81 @@
     <w:abstractNumId w:val="1"/>
   </w:num>
   <w:num w:numId="33">
-    <w:abstractNumId w:val="32"/>
+    <w:abstractNumId w:val="35"/>
   </w:num>
   <w:num w:numId="34">
-    <w:abstractNumId w:val="39"/>
+    <w:abstractNumId w:val="42"/>
   </w:num>
   <w:num w:numId="35">
-    <w:abstractNumId w:val="17"/>
+    <w:abstractNumId w:val="19"/>
   </w:num>
   <w:num w:numId="36">
-    <w:abstractNumId w:val="26"/>
+    <w:abstractNumId w:val="29"/>
   </w:num>
   <w:num w:numId="37">
+    <w:abstractNumId w:val="49"/>
+  </w:num>
+  <w:num w:numId="38">
+    <w:abstractNumId w:val="51"/>
+  </w:num>
+  <w:num w:numId="39">
+    <w:abstractNumId w:val="55"/>
+  </w:num>
+  <w:num w:numId="40">
+    <w:abstractNumId w:val="41"/>
+  </w:num>
+  <w:num w:numId="41">
     <w:abstractNumId w:val="44"/>
   </w:num>
-  <w:num w:numId="38">
-    <w:abstractNumId w:val="46"/>
-  </w:num>
-  <w:num w:numId="39">
-    <w:abstractNumId w:val="50"/>
-  </w:num>
-  <w:num w:numId="40">
-    <w:abstractNumId w:val="38"/>
-  </w:num>
-  <w:num w:numId="41">
-    <w:abstractNumId w:val="41"/>
-  </w:num>
   <w:num w:numId="42">
-    <w:abstractNumId w:val="22"/>
+    <w:abstractNumId w:val="25"/>
   </w:num>
   <w:num w:numId="43">
-    <w:abstractNumId w:val="37"/>
+    <w:abstractNumId w:val="40"/>
   </w:num>
   <w:num w:numId="44">
     <w:abstractNumId w:val="0"/>
   </w:num>
   <w:num w:numId="45">
-    <w:abstractNumId w:val="35"/>
+    <w:abstractNumId w:val="38"/>
   </w:num>
   <w:num w:numId="46">
-    <w:abstractNumId w:val="20"/>
+    <w:abstractNumId w:val="22"/>
   </w:num>
   <w:num w:numId="47">
-    <w:abstractNumId w:val="51"/>
+    <w:abstractNumId w:val="56"/>
   </w:num>
   <w:num w:numId="48">
     <w:abstractNumId w:val="3"/>
   </w:num>
   <w:num w:numId="49">
-    <w:abstractNumId w:val="25"/>
+    <w:abstractNumId w:val="28"/>
   </w:num>
   <w:num w:numId="50">
-    <w:abstractNumId w:val="11"/>
+    <w:abstractNumId w:val="13"/>
   </w:num>
   <w:num w:numId="51">
-    <w:abstractNumId w:val="10"/>
+    <w:abstractNumId w:val="12"/>
   </w:num>
   <w:num w:numId="52">
-    <w:abstractNumId w:val="15"/>
+    <w:abstractNumId w:val="17"/>
   </w:num>
-  <w:numIdMacAtCleanup w:val="52"/>
+  <w:num w:numId="53">
+    <w:abstractNumId w:val="23"/>
+  </w:num>
+  <w:num w:numId="54">
+    <w:abstractNumId w:val="48"/>
+  </w:num>
+  <w:num w:numId="55">
+    <w:abstractNumId w:val="5"/>
+  </w:num>
+  <w:num w:numId="56">
+    <w:abstractNumId w:val="9"/>
+  </w:num>
+  <w:num w:numId="57">
+    <w:abstractNumId w:val="45"/>
+  </w:num>
+  <w:numIdMacAtCleanup w:val="57"/>
 </w:numbering>
 </file>
 
@@ -27131,7 +28292,7 @@
 </file>
 
 <file path=customXml/itemProps1.xml><?xml version="1.0" encoding="utf-8"?>
-<ds:datastoreItem xmlns:ds="http://schemas.openxmlformats.org/officeDocument/2006/customXml" ds:itemID="{66D3457A-6F2B-4936-B2E9-7A33B7918D73}">
+<ds:datastoreItem xmlns:ds="http://schemas.openxmlformats.org/officeDocument/2006/customXml" ds:itemID="{22B169F5-F73E-4ED7-B783-BC8C349F7149}">
   <ds:schemaRefs>
     <ds:schemaRef ds:uri="http://schemas.openxmlformats.org/officeDocument/2006/bibliography"/>
   </ds:schemaRefs>

--- a/note/SpringSpringBootRestAPI Theory Questions.docx
+++ b/note/SpringSpringBootRestAPI Theory Questions.docx
@@ -246,43 +246,19 @@
         <w:rPr>
           <w:lang w:val="en-IN"/>
         </w:rPr>
-        <w:t>An interface is</w:t>
-      </w:r>
-      <w:r>
-        <w:rPr>
-          <w:lang w:val="en-IN"/>
-        </w:rPr>
-        <w:t xml:space="preserve"> a contract that</w:t>
-      </w:r>
-      <w:r>
-        <w:rPr>
-          <w:lang w:val="en-IN"/>
-        </w:rPr>
-        <w:t xml:space="preserve"> helps us to define the behaviour of the class. </w:t>
-      </w:r>
-      <w:r>
-        <w:rPr>
-          <w:lang w:val="en-IN"/>
-        </w:rPr>
-        <w:t xml:space="preserve">The class </w:t>
-      </w:r>
-      <w:r>
-        <w:rPr>
-          <w:lang w:val="en-IN"/>
-        </w:rPr>
-        <w:t>implementing the</w:t>
-      </w:r>
-      <w:r>
-        <w:rPr>
-          <w:lang w:val="en-IN"/>
-        </w:rPr>
-        <w:t xml:space="preserve"> interface must bind with the contract. </w:t>
-      </w:r>
-      <w:r>
-        <w:rPr>
-          <w:lang w:val="en-IN"/>
-        </w:rPr>
-        <w:t>In other words, it tells a class must do and not how.</w:t>
+        <w:t>An interface is like a contract - it specifies what methods a class must have, but doesn't provide the implementation. Any class that 'signs' this contract by implementing the interface must provide concrete implementations for all the methods defined in the interface</w:t>
+      </w:r>
+      <w:r>
+        <w:rPr>
+          <w:lang w:val="en-IN"/>
+        </w:rPr>
+        <w:t>.</w:t>
+      </w:r>
+      <w:r>
+        <w:rPr>
+          <w:lang w:val="en-IN"/>
+        </w:rPr>
+        <w:t xml:space="preserve"> (Contract means rules)</w:t>
       </w:r>
     </w:p>
     <w:p>
@@ -313,7 +289,25 @@
         <w:rPr>
           <w:lang w:val="en-IN"/>
         </w:rPr>
-        <w:t>These are the classes that can not be instantiated. they are similar to interfaces that can not instantiated.</w:t>
+        <w:t xml:space="preserve">An abstract class is a class that </w:t>
+      </w:r>
+      <w:r>
+        <w:rPr>
+          <w:lang w:val="en-IN"/>
+        </w:rPr>
+        <w:t xml:space="preserve">cannot be instantiated directly. It </w:t>
+      </w:r>
+      <w:r>
+        <w:rPr>
+          <w:lang w:val="en-IN"/>
+        </w:rPr>
+        <w:t>may contain both abstract methods (without implementation) and concrete methods (with implementation). It serves as a base for other classes to extend from</w:t>
+      </w:r>
+      <w:r>
+        <w:rPr>
+          <w:lang w:val="en-IN"/>
+        </w:rPr>
+        <w:t>.</w:t>
       </w:r>
     </w:p>
     <w:p>
@@ -761,14 +755,42 @@
           <w:b/>
           <w:lang w:val="en-IN"/>
         </w:rPr>
-        <w:t>What are the scenerios in which we should use interfa</w:t>
+        <w:t>What are the scena</w:t>
       </w:r>
       <w:r>
         <w:rPr>
           <w:b/>
           <w:lang w:val="en-IN"/>
         </w:rPr>
-        <w:t>ces instead of abstract classes and vice versa?</w:t>
+        <w:t xml:space="preserve">rios in which we should use </w:t>
+      </w:r>
+      <w:r>
+        <w:rPr>
+          <w:b/>
+          <w:lang w:val="en-IN"/>
+        </w:rPr>
+        <w:t xml:space="preserve">abstract class </w:t>
+      </w:r>
+      <w:r>
+        <w:rPr>
+          <w:b/>
+          <w:lang w:val="en-IN"/>
+        </w:rPr>
+        <w:t xml:space="preserve">instead of </w:t>
+      </w:r>
+      <w:r>
+        <w:rPr>
+          <w:b/>
+          <w:lang w:val="en-IN"/>
+        </w:rPr>
+        <w:t>interface</w:t>
+      </w:r>
+      <w:r>
+        <w:rPr>
+          <w:b/>
+          <w:lang w:val="en-IN"/>
+        </w:rPr>
+        <w:t>?</w:t>
       </w:r>
     </w:p>
     <w:p>
@@ -2302,7 +2324,13 @@
         <w:rPr>
           <w:lang w:val="en-IN"/>
         </w:rPr>
-        <w:t xml:space="preserve">When we Need Multiple Inheritance: exception Handling </w:t>
+        <w:t>When we n</w:t>
+      </w:r>
+      <w:r>
+        <w:rPr>
+          <w:lang w:val="en-IN"/>
+        </w:rPr>
+        <w:t xml:space="preserve">eed Multiple Inheritance: exception Handling </w:t>
       </w:r>
       <w:r>
         <w:rPr>
@@ -2326,7 +2354,13 @@
         <w:rPr>
           <w:lang w:val="en-IN"/>
         </w:rPr>
-        <w:t>When we Need to Achieve Loose Coupling.</w:t>
+        <w:t>When we n</w:t>
+      </w:r>
+      <w:r>
+        <w:rPr>
+          <w:lang w:val="en-IN"/>
+        </w:rPr>
+        <w:t>eed to Achieve Loose Coupling.</w:t>
       </w:r>
     </w:p>
     <w:p>
@@ -2344,7 +2378,13 @@
         <w:rPr>
           <w:lang w:val="en-IN"/>
         </w:rPr>
-        <w:t>When we Need to Use Functional Programming (Java 8 and Beyond)</w:t>
+        <w:t>When we n</w:t>
+      </w:r>
+      <w:r>
+        <w:rPr>
+          <w:lang w:val="en-IN"/>
+        </w:rPr>
+        <w:t>eed to Use Functional Programming (Java 8 and Beyond)</w:t>
       </w:r>
       <w:r>
         <w:rPr>
@@ -2841,7 +2881,19 @@
         <w:rPr>
           <w:lang w:val="en-IN"/>
         </w:rPr>
-        <w:t>Protected : Variables, method and classes declared as protected can be accessed with in that package and inherited class.</w:t>
+        <w:t>Protected : Variables, method and classes declared as protected can be accessed with in that package and inherited class</w:t>
+      </w:r>
+      <w:r>
+        <w:rPr>
+          <w:lang w:val="en-IN"/>
+        </w:rPr>
+        <w:t xml:space="preserve"> that lies outside the package</w:t>
+      </w:r>
+      <w:r>
+        <w:rPr>
+          <w:lang w:val="en-IN"/>
+        </w:rPr>
+        <w:t>.</w:t>
       </w:r>
     </w:p>
     <w:p>
@@ -5057,6 +5109,19 @@
     </w:p>
     <w:p>
       <w:pPr>
+        <w:rPr>
+          <w:lang w:val="en-IN"/>
+        </w:rPr>
+      </w:pPr>
+      <w:r>
+        <w:rPr>
+          <w:lang w:val="en-IN"/>
+        </w:rPr>
+        <w:br w:type="page"/>
+      </w:r>
+    </w:p>
+    <w:p>
+      <w:pPr>
         <w:pStyle w:val="ListParagraph"/>
         <w:numPr>
           <w:ilvl w:val="0"/>
@@ -5070,13 +5135,1537 @@
         <w:rPr>
           <w:lang w:val="en-IN"/>
         </w:rPr>
+        <w:lastRenderedPageBreak/>
+        <w:t>What are the different ways we can implement multi-threading?</w:t>
+      </w:r>
+    </w:p>
+    <w:p>
+      <w:pPr>
+        <w:pStyle w:val="ListParagraph"/>
+        <w:numPr>
+          <w:ilvl w:val="0"/>
+          <w:numId w:val="59"/>
+        </w:numPr>
+        <w:rPr>
+          <w:lang w:val="en-IN"/>
+        </w:rPr>
+      </w:pPr>
+      <w:r>
+        <w:rPr>
+          <w:rStyle w:val="HTMLCode"/>
+          <w:rFonts w:eastAsiaTheme="minorHAnsi"/>
+        </w:rPr>
+        <w:t>@Async</w:t>
+      </w:r>
+      <w:r>
+        <w:t xml:space="preserve"> Annotation</w:t>
+      </w:r>
+      <w:r>
+        <w:t xml:space="preserve">: </w:t>
+      </w:r>
+      <w:r>
+        <w:t>Here we mark a method with @Async to tell Spring to run it in a separate thread.</w:t>
+      </w:r>
+      <w:r>
+        <w:t xml:space="preserve"> </w:t>
+      </w:r>
+      <w:r>
+        <w:t>It uses a TaskExecutor (usually a ThreadPoolTaskExecutor) under the hood.</w:t>
+      </w:r>
+      <w:r>
+        <w:t xml:space="preserve"> </w:t>
+      </w:r>
+      <w:r>
+        <w:t>It should be used when we want simple, fire-and-forget asynchronous tasks.</w:t>
+      </w:r>
+      <w:r>
+        <w:t xml:space="preserve"> (more prominent in spring boot)</w:t>
+      </w:r>
+    </w:p>
+    <w:p>
+      <w:pPr>
+        <w:pStyle w:val="ListParagraph"/>
+        <w:numPr>
+          <w:ilvl w:val="0"/>
+          <w:numId w:val="59"/>
+        </w:numPr>
+        <w:rPr>
+          <w:lang w:val="en-IN"/>
+        </w:rPr>
+      </w:pPr>
+      <w:r>
+        <w:rPr>
+          <w:lang w:val="en-IN"/>
+        </w:rPr>
+        <w:t>Using Parallel Streams</w:t>
+      </w:r>
+      <w:r>
+        <w:rPr>
+          <w:lang w:val="en-IN"/>
+        </w:rPr>
+        <w:t xml:space="preserve"> in case of arrays.</w:t>
+      </w:r>
+    </w:p>
+    <w:p>
+      <w:pPr>
+        <w:pStyle w:val="ListParagraph"/>
+        <w:numPr>
+          <w:ilvl w:val="0"/>
+          <w:numId w:val="59"/>
+        </w:numPr>
+        <w:rPr>
+          <w:lang w:val="en-IN"/>
+        </w:rPr>
+      </w:pPr>
+      <w:r>
+        <w:rPr>
+          <w:lang w:val="en-IN"/>
+        </w:rPr>
+        <w:t>Using Java’s Executor framework (It is innate to java)</w:t>
+      </w:r>
+    </w:p>
+    <w:p>
+      <w:pPr>
+        <w:rPr>
+          <w:sz w:val="16"/>
+          <w:szCs w:val="16"/>
+          <w:lang w:val="en-IN"/>
+        </w:rPr>
+      </w:pPr>
+      <w:r>
+        <w:rPr>
+          <w:sz w:val="16"/>
+          <w:szCs w:val="16"/>
+          <w:lang w:val="en-IN"/>
+        </w:rPr>
+        <w:t>We can understand the multi-threading using this example</w:t>
+      </w:r>
+      <w:r>
+        <w:rPr>
+          <w:sz w:val="16"/>
+          <w:szCs w:val="16"/>
+          <w:lang w:val="en-IN"/>
+        </w:rPr>
+        <w:t>. It uses @Async</w:t>
+      </w:r>
+      <w:r>
+        <w:rPr>
+          <w:b/>
+          <w:bCs/>
+          <w:sz w:val="16"/>
+          <w:szCs w:val="16"/>
+          <w:lang w:val="en-IN"/>
+        </w:rPr>
+        <w:br/>
+      </w:r>
+      <w:r>
+        <w:rPr>
+          <w:sz w:val="16"/>
+          <w:szCs w:val="16"/>
+          <w:lang w:val="en-IN"/>
+        </w:rPr>
+        <w:t>In Interview, I was asked this question Suppose there are 10 Tasks (t1, t2, t3, t4, t5, t6, t7, t8, t9, t10). All Tasks represent DB cal</w:t>
+      </w:r>
+      <w:r>
+        <w:rPr>
+          <w:sz w:val="16"/>
+          <w:szCs w:val="16"/>
+          <w:lang w:val="en-IN"/>
+        </w:rPr>
+        <w:t xml:space="preserve">ls to fetch data. </w:t>
+      </w:r>
+      <w:r>
+        <w:rPr>
+          <w:sz w:val="16"/>
+          <w:szCs w:val="16"/>
+          <w:lang w:val="en-IN"/>
+        </w:rPr>
+        <w:t>Values from Task 1 are used in Task 6, Values from Task 2 are used in Task 7. That means Task 6 should run after Task 1 is completed and Task 7 should run after Task 2 is completed. Rest all tasks (db calls should run in parallel). Once all these 10 tasks are completed, I want the outcome of all the tasks (t3, t4, t5, t6, t7, t8, t9, t10) to be present in array. All these to be implemented via multi threading in spring boot application. All DB calls return a list and should be handled in multi threaded way.The DB calls should happen inside TaskDao.java and all these java files should be Autowired</w:t>
+      </w:r>
+      <w:r>
+        <w:rPr>
+          <w:sz w:val="16"/>
+          <w:szCs w:val="16"/>
+          <w:lang w:val="en-IN"/>
+        </w:rPr>
+        <w:t xml:space="preserve"> in TaskService.java like this </w:t>
+      </w:r>
+      <w:r>
+        <w:rPr>
+          <w:sz w:val="16"/>
+          <w:szCs w:val="16"/>
+          <w:lang w:val="en-IN"/>
+        </w:rPr>
+        <w:t>@Autowired</w:t>
+      </w:r>
+      <w:r>
+        <w:rPr>
+          <w:sz w:val="16"/>
+          <w:szCs w:val="16"/>
+          <w:lang w:val="en-IN"/>
+        </w:rPr>
+        <w:t xml:space="preserve"> </w:t>
+      </w:r>
+      <w:r>
+        <w:rPr>
+          <w:sz w:val="16"/>
+          <w:szCs w:val="16"/>
+          <w:lang w:val="en-IN"/>
+        </w:rPr>
+        <w:t>TaskDao taskDao;</w:t>
+      </w:r>
+      <w:r>
+        <w:rPr>
+          <w:sz w:val="16"/>
+          <w:szCs w:val="16"/>
+          <w:lang w:val="en-IN"/>
+        </w:rPr>
+        <w:t xml:space="preserve"> </w:t>
+      </w:r>
+      <w:r>
+        <w:rPr>
+          <w:sz w:val="16"/>
+          <w:szCs w:val="16"/>
+          <w:lang w:val="en-IN"/>
+        </w:rPr>
+        <w:t>Provide appropriate code inside TaskDao.java, TaskService.java and AsyncConfig.java.</w:t>
+      </w:r>
+      <w:r>
+        <w:rPr>
+          <w:sz w:val="16"/>
+          <w:szCs w:val="16"/>
+          <w:lang w:val="en-IN"/>
+        </w:rPr>
+        <w:t xml:space="preserve"> </w:t>
+      </w:r>
+      <w:r>
+        <w:rPr>
+          <w:sz w:val="16"/>
+          <w:szCs w:val="16"/>
+          <w:lang w:val="en-IN"/>
+        </w:rPr>
+        <w:t>For fetching data from db use hibernate.</w:t>
+      </w:r>
+      <w:r>
+        <w:rPr>
+          <w:b/>
+          <w:bCs/>
+          <w:sz w:val="16"/>
+          <w:szCs w:val="16"/>
+          <w:lang w:val="en-IN"/>
+        </w:rPr>
+        <w:br/>
+      </w:r>
+      <w:r>
+        <w:rPr>
+          <w:b/>
+          <w:bCs/>
+          <w:sz w:val="16"/>
+          <w:szCs w:val="16"/>
+          <w:lang w:val="en-IN"/>
+        </w:rPr>
+        <w:t>AsyncConfig.java</w:t>
+      </w:r>
+    </w:p>
+    <w:p>
+      <w:pPr>
+        <w:rPr>
+          <w:sz w:val="16"/>
+          <w:szCs w:val="16"/>
+          <w:lang w:val="en-IN"/>
+        </w:rPr>
+      </w:pPr>
+      <w:r>
+        <w:rPr>
+          <w:sz w:val="16"/>
+          <w:szCs w:val="16"/>
+          <w:lang w:val="en-IN"/>
+        </w:rPr>
+        <w:t>@Configuration</w:t>
+      </w:r>
+      <w:r>
+        <w:rPr>
+          <w:sz w:val="16"/>
+          <w:szCs w:val="16"/>
+          <w:lang w:val="en-IN"/>
+        </w:rPr>
+        <w:br/>
+        <w:t>@EnableAsync</w:t>
+      </w:r>
+      <w:r>
+        <w:rPr>
+          <w:sz w:val="16"/>
+          <w:szCs w:val="16"/>
+          <w:lang w:val="en-IN"/>
+        </w:rPr>
+        <w:br/>
+        <w:t>public class AsyncConfig {</w:t>
+      </w:r>
+      <w:r>
+        <w:rPr>
+          <w:sz w:val="16"/>
+          <w:szCs w:val="16"/>
+          <w:lang w:val="en-IN"/>
+        </w:rPr>
+        <w:br/>
+        <w:t xml:space="preserve"> </w:t>
+      </w:r>
+      <w:r>
+        <w:rPr>
+          <w:sz w:val="16"/>
+          <w:szCs w:val="16"/>
+          <w:lang w:val="en-IN"/>
+        </w:rPr>
+        <w:tab/>
+        <w:t>@Bean(name = "taskExecutor")</w:t>
+      </w:r>
+      <w:r>
+        <w:rPr>
+          <w:sz w:val="16"/>
+          <w:szCs w:val="16"/>
+          <w:lang w:val="en-IN"/>
+        </w:rPr>
+        <w:br/>
+        <w:t xml:space="preserve"> </w:t>
+      </w:r>
+      <w:r>
+        <w:rPr>
+          <w:sz w:val="16"/>
+          <w:szCs w:val="16"/>
+          <w:lang w:val="en-IN"/>
+        </w:rPr>
+        <w:tab/>
+        <w:t>public Executor taskExecutor() {</w:t>
+      </w:r>
+      <w:r>
+        <w:rPr>
+          <w:sz w:val="16"/>
+          <w:szCs w:val="16"/>
+          <w:lang w:val="en-IN"/>
+        </w:rPr>
+        <w:br/>
+        <w:t xml:space="preserve"> </w:t>
+      </w:r>
+      <w:r>
+        <w:rPr>
+          <w:sz w:val="16"/>
+          <w:szCs w:val="16"/>
+          <w:lang w:val="en-IN"/>
+        </w:rPr>
+        <w:tab/>
+      </w:r>
+      <w:r>
+        <w:rPr>
+          <w:sz w:val="16"/>
+          <w:szCs w:val="16"/>
+          <w:lang w:val="en-IN"/>
+        </w:rPr>
+        <w:tab/>
+        <w:t>ThreadPoolTaskExecutor executor = new ThreadPoolTaskExecutor();</w:t>
+      </w:r>
+      <w:r>
+        <w:rPr>
+          <w:sz w:val="16"/>
+          <w:szCs w:val="16"/>
+          <w:lang w:val="en-IN"/>
+        </w:rPr>
+        <w:br/>
+        <w:t xml:space="preserve"> </w:t>
+      </w:r>
+      <w:r>
+        <w:rPr>
+          <w:sz w:val="16"/>
+          <w:szCs w:val="16"/>
+          <w:lang w:val="en-IN"/>
+        </w:rPr>
+        <w:tab/>
+      </w:r>
+      <w:r>
+        <w:rPr>
+          <w:sz w:val="16"/>
+          <w:szCs w:val="16"/>
+          <w:lang w:val="en-IN"/>
+        </w:rPr>
+        <w:tab/>
+        <w:t>executor.setCorePoolSize(10);</w:t>
+      </w:r>
+      <w:r>
+        <w:rPr>
+          <w:sz w:val="16"/>
+          <w:szCs w:val="16"/>
+          <w:lang w:val="en-IN"/>
+        </w:rPr>
+        <w:br/>
+        <w:t xml:space="preserve"> </w:t>
+      </w:r>
+      <w:r>
+        <w:rPr>
+          <w:sz w:val="16"/>
+          <w:szCs w:val="16"/>
+          <w:lang w:val="en-IN"/>
+        </w:rPr>
+        <w:tab/>
+      </w:r>
+      <w:r>
+        <w:rPr>
+          <w:sz w:val="16"/>
+          <w:szCs w:val="16"/>
+          <w:lang w:val="en-IN"/>
+        </w:rPr>
+        <w:tab/>
+        <w:t>executor.setMaxPoolSize(20);</w:t>
+      </w:r>
+      <w:r>
+        <w:rPr>
+          <w:sz w:val="16"/>
+          <w:szCs w:val="16"/>
+          <w:lang w:val="en-IN"/>
+        </w:rPr>
+        <w:br/>
+        <w:t xml:space="preserve"> </w:t>
+      </w:r>
+      <w:r>
+        <w:rPr>
+          <w:sz w:val="16"/>
+          <w:szCs w:val="16"/>
+          <w:lang w:val="en-IN"/>
+        </w:rPr>
+        <w:tab/>
+      </w:r>
+      <w:r>
+        <w:rPr>
+          <w:sz w:val="16"/>
+          <w:szCs w:val="16"/>
+          <w:lang w:val="en-IN"/>
+        </w:rPr>
+        <w:tab/>
+        <w:t>executor.setQueueCapacity(100);</w:t>
+      </w:r>
+      <w:r>
+        <w:rPr>
+          <w:sz w:val="16"/>
+          <w:szCs w:val="16"/>
+          <w:lang w:val="en-IN"/>
+        </w:rPr>
+        <w:br/>
+        <w:t xml:space="preserve"> </w:t>
+      </w:r>
+      <w:r>
+        <w:rPr>
+          <w:sz w:val="16"/>
+          <w:szCs w:val="16"/>
+          <w:lang w:val="en-IN"/>
+        </w:rPr>
+        <w:tab/>
+      </w:r>
+      <w:r>
+        <w:rPr>
+          <w:sz w:val="16"/>
+          <w:szCs w:val="16"/>
+          <w:lang w:val="en-IN"/>
+        </w:rPr>
+        <w:tab/>
+        <w:t>executor.setThreadNamePrefix("AsyncTask-");</w:t>
+      </w:r>
+      <w:r>
+        <w:rPr>
+          <w:sz w:val="16"/>
+          <w:szCs w:val="16"/>
+          <w:lang w:val="en-IN"/>
+        </w:rPr>
+        <w:br/>
+        <w:t xml:space="preserve"> </w:t>
+      </w:r>
+      <w:r>
+        <w:rPr>
+          <w:sz w:val="16"/>
+          <w:szCs w:val="16"/>
+          <w:lang w:val="en-IN"/>
+        </w:rPr>
+        <w:tab/>
+      </w:r>
+      <w:r>
+        <w:rPr>
+          <w:sz w:val="16"/>
+          <w:szCs w:val="16"/>
+          <w:lang w:val="en-IN"/>
+        </w:rPr>
+        <w:tab/>
+        <w:t>executor.initialize();</w:t>
+      </w:r>
+      <w:r>
+        <w:rPr>
+          <w:sz w:val="16"/>
+          <w:szCs w:val="16"/>
+          <w:lang w:val="en-IN"/>
+        </w:rPr>
+        <w:br/>
+        <w:t xml:space="preserve"> </w:t>
+      </w:r>
+      <w:r>
+        <w:rPr>
+          <w:sz w:val="16"/>
+          <w:szCs w:val="16"/>
+          <w:lang w:val="en-IN"/>
+        </w:rPr>
+        <w:tab/>
+      </w:r>
+      <w:r>
+        <w:rPr>
+          <w:sz w:val="16"/>
+          <w:szCs w:val="16"/>
+          <w:lang w:val="en-IN"/>
+        </w:rPr>
+        <w:tab/>
+        <w:t>return executor; }}</w:t>
+      </w:r>
+    </w:p>
+    <w:p>
+      <w:pPr>
+        <w:rPr>
+          <w:b/>
+          <w:bCs/>
+          <w:sz w:val="16"/>
+          <w:szCs w:val="16"/>
+          <w:lang w:val="en-IN"/>
+        </w:rPr>
+      </w:pPr>
+      <w:r>
+        <w:rPr>
+          <w:b/>
+          <w:bCs/>
+          <w:sz w:val="16"/>
+          <w:szCs w:val="16"/>
+          <w:lang w:val="en-IN"/>
+        </w:rPr>
+        <w:t>TaskDao.java</w:t>
+      </w:r>
+    </w:p>
+    <w:p>
+      <w:pPr>
+        <w:rPr>
+          <w:sz w:val="16"/>
+          <w:szCs w:val="16"/>
+          <w:lang w:val="en-IN"/>
+        </w:rPr>
+      </w:pPr>
+      <w:r>
+        <w:rPr>
+          <w:sz w:val="16"/>
+          <w:szCs w:val="16"/>
+          <w:lang w:val="en-IN"/>
+        </w:rPr>
+        <w:t>@Repository</w:t>
+      </w:r>
+      <w:r>
+        <w:rPr>
+          <w:sz w:val="16"/>
+          <w:szCs w:val="16"/>
+          <w:lang w:val="en-IN"/>
+        </w:rPr>
+        <w:br/>
+        <w:t>public class TaskDao {</w:t>
+      </w:r>
+      <w:r>
+        <w:rPr>
+          <w:sz w:val="16"/>
+          <w:szCs w:val="16"/>
+          <w:lang w:val="en-IN"/>
+        </w:rPr>
+        <w:tab/>
+      </w:r>
+      <w:r>
+        <w:rPr>
+          <w:sz w:val="16"/>
+          <w:szCs w:val="16"/>
+          <w:lang w:val="en-IN"/>
+        </w:rPr>
+        <w:br/>
+        <w:t xml:space="preserve">     @Async("taskExecutor")</w:t>
+      </w:r>
+      <w:r>
+        <w:rPr>
+          <w:sz w:val="16"/>
+          <w:szCs w:val="16"/>
+          <w:lang w:val="en-IN"/>
+        </w:rPr>
+        <w:br/>
+        <w:t xml:space="preserve">    public CompletableFuture&lt;List&lt;String&gt;&gt; fetchTask1() { </w:t>
+      </w:r>
+      <w:r>
+        <w:rPr>
+          <w:sz w:val="16"/>
+          <w:szCs w:val="16"/>
+          <w:lang w:val="en-IN"/>
+        </w:rPr>
+        <w:br/>
+        <w:t xml:space="preserve">          // similary create for task2,task3,task4,task5,task8,task9,task10</w:t>
+      </w:r>
+      <w:r>
+        <w:rPr>
+          <w:sz w:val="16"/>
+          <w:szCs w:val="16"/>
+          <w:lang w:val="en-IN"/>
+        </w:rPr>
+        <w:br/>
+        <w:t xml:space="preserve">          try {</w:t>
+      </w:r>
+      <w:r>
+        <w:rPr>
+          <w:sz w:val="16"/>
+          <w:szCs w:val="16"/>
+          <w:lang w:val="en-IN"/>
+        </w:rPr>
+        <w:br/>
+        <w:t xml:space="preserve">              </w:t>
+      </w:r>
+      <w:r>
+        <w:rPr>
+          <w:sz w:val="16"/>
+          <w:szCs w:val="16"/>
+          <w:lang w:val="en-IN"/>
+        </w:rPr>
+        <w:tab/>
+        <w:t xml:space="preserve">    List&lt;TaskData&gt; taskData = taskDataRepository.findByTaskName("TASK_1");</w:t>
+      </w:r>
+      <w:r>
+        <w:rPr>
+          <w:sz w:val="16"/>
+          <w:szCs w:val="16"/>
+          <w:lang w:val="en-IN"/>
+        </w:rPr>
+        <w:br/>
+        <w:t xml:space="preserve"> </w:t>
+      </w:r>
+      <w:r>
+        <w:rPr>
+          <w:sz w:val="16"/>
+          <w:szCs w:val="16"/>
+          <w:lang w:val="en-IN"/>
+        </w:rPr>
+        <w:tab/>
+        <w:t xml:space="preserve">    List&lt;String&gt; result = taskData.stream().map(TaskData::getDataValue).collect(Collectors.toList());</w:t>
+      </w:r>
+      <w:r>
+        <w:rPr>
+          <w:sz w:val="16"/>
+          <w:szCs w:val="16"/>
+          <w:lang w:val="en-IN"/>
+        </w:rPr>
+        <w:br/>
+        <w:t xml:space="preserve"> </w:t>
+      </w:r>
+      <w:r>
+        <w:rPr>
+          <w:sz w:val="16"/>
+          <w:szCs w:val="16"/>
+          <w:lang w:val="en-IN"/>
+        </w:rPr>
+        <w:tab/>
+        <w:t xml:space="preserve">    return CompletableFuture.completedFuture(result);</w:t>
+      </w:r>
+      <w:r>
+        <w:rPr>
+          <w:sz w:val="16"/>
+          <w:szCs w:val="16"/>
+          <w:lang w:val="en-IN"/>
+        </w:rPr>
+        <w:br/>
+        <w:t xml:space="preserve"> </w:t>
+      </w:r>
+      <w:r>
+        <w:rPr>
+          <w:sz w:val="16"/>
+          <w:szCs w:val="16"/>
+          <w:lang w:val="en-IN"/>
+        </w:rPr>
+        <w:tab/>
+        <w:t>} catch (Exception e) {</w:t>
+      </w:r>
+      <w:r>
+        <w:rPr>
+          <w:sz w:val="16"/>
+          <w:szCs w:val="16"/>
+          <w:lang w:val="en-IN"/>
+        </w:rPr>
+        <w:br/>
+        <w:t xml:space="preserve"> </w:t>
+      </w:r>
+      <w:r>
+        <w:rPr>
+          <w:sz w:val="16"/>
+          <w:szCs w:val="16"/>
+          <w:lang w:val="en-IN"/>
+        </w:rPr>
+        <w:tab/>
+      </w:r>
+      <w:r>
+        <w:rPr>
+          <w:sz w:val="16"/>
+          <w:szCs w:val="16"/>
+          <w:lang w:val="en-IN"/>
+        </w:rPr>
+        <w:tab/>
+        <w:t>throw new RuntimeException("Error in fetchTask1", e);</w:t>
+      </w:r>
+      <w:r>
+        <w:rPr>
+          <w:sz w:val="16"/>
+          <w:szCs w:val="16"/>
+          <w:lang w:val="en-IN"/>
+        </w:rPr>
+        <w:br/>
+        <w:t xml:space="preserve"> </w:t>
+      </w:r>
+      <w:r>
+        <w:rPr>
+          <w:sz w:val="16"/>
+          <w:szCs w:val="16"/>
+          <w:lang w:val="en-IN"/>
+        </w:rPr>
+        <w:tab/>
+        <w:t>}}</w:t>
+      </w:r>
+    </w:p>
+    <w:p>
+      <w:pPr>
+        <w:rPr>
+          <w:sz w:val="16"/>
+          <w:szCs w:val="16"/>
+          <w:lang w:val="en-IN"/>
+        </w:rPr>
+      </w:pPr>
+      <w:r>
+        <w:rPr>
+          <w:sz w:val="16"/>
+          <w:szCs w:val="16"/>
+          <w:lang w:val="en-IN"/>
+        </w:rPr>
+        <w:t xml:space="preserve">     @Async("taskExecutor")</w:t>
+      </w:r>
+      <w:r>
+        <w:rPr>
+          <w:sz w:val="16"/>
+          <w:szCs w:val="16"/>
+          <w:lang w:val="en-IN"/>
+        </w:rPr>
+        <w:br/>
+        <w:t xml:space="preserve">      public CompletableFuture&lt;List&lt;String&gt;&gt; fetchTask6(List&lt;String&gt; task1Data) { </w:t>
+      </w:r>
+      <w:r>
+        <w:rPr>
+          <w:sz w:val="16"/>
+          <w:szCs w:val="16"/>
+          <w:lang w:val="en-IN"/>
+        </w:rPr>
+        <w:br/>
+        <w:t xml:space="preserve">      // similarly create for task7</w:t>
+      </w:r>
+      <w:r>
+        <w:rPr>
+          <w:sz w:val="16"/>
+          <w:szCs w:val="16"/>
+          <w:lang w:val="en-IN"/>
+        </w:rPr>
+        <w:br/>
+        <w:t xml:space="preserve"> </w:t>
+      </w:r>
+      <w:r>
+        <w:rPr>
+          <w:sz w:val="16"/>
+          <w:szCs w:val="16"/>
+          <w:lang w:val="en-IN"/>
+        </w:rPr>
+        <w:tab/>
+        <w:t>try {</w:t>
+      </w:r>
+      <w:r>
+        <w:rPr>
+          <w:sz w:val="16"/>
+          <w:szCs w:val="16"/>
+          <w:lang w:val="en-IN"/>
+        </w:rPr>
+        <w:br/>
+        <w:t xml:space="preserve"> // Use task1 data to filter or process task6 data</w:t>
+      </w:r>
+      <w:r>
+        <w:rPr>
+          <w:sz w:val="16"/>
+          <w:szCs w:val="16"/>
+          <w:lang w:val="en-IN"/>
+        </w:rPr>
+        <w:br/>
+        <w:t xml:space="preserve"> </w:t>
+      </w:r>
+      <w:r>
+        <w:rPr>
+          <w:sz w:val="16"/>
+          <w:szCs w:val="16"/>
+          <w:lang w:val="en-IN"/>
+        </w:rPr>
+        <w:tab/>
+        <w:t>String filterValue = task1Data.isEmpty() ? "" : task1Data.get(0);</w:t>
+      </w:r>
+      <w:r>
+        <w:rPr>
+          <w:sz w:val="16"/>
+          <w:szCs w:val="16"/>
+          <w:lang w:val="en-IN"/>
+        </w:rPr>
+        <w:br/>
+        <w:t xml:space="preserve"> List&lt;TaskData&gt; taskData = taskDataRepository.findByTaskNameWithFilter("TASK_6", filterValue);</w:t>
+      </w:r>
+      <w:r>
+        <w:rPr>
+          <w:sz w:val="16"/>
+          <w:szCs w:val="16"/>
+          <w:lang w:val="en-IN"/>
+        </w:rPr>
+        <w:br/>
+        <w:t xml:space="preserve"> List&lt;String&gt; result = taskData.stream().map(TaskData::getDataValue).collect(Collectors.toList());</w:t>
+      </w:r>
+      <w:r>
+        <w:rPr>
+          <w:sz w:val="16"/>
+          <w:szCs w:val="16"/>
+          <w:lang w:val="en-IN"/>
+        </w:rPr>
+        <w:br/>
+        <w:t xml:space="preserve"> return CompletableFuture.completedFuture(result);</w:t>
+      </w:r>
+      <w:r>
+        <w:rPr>
+          <w:sz w:val="16"/>
+          <w:szCs w:val="16"/>
+          <w:lang w:val="en-IN"/>
+        </w:rPr>
+        <w:br/>
+      </w:r>
+      <w:r>
+        <w:rPr>
+          <w:sz w:val="16"/>
+          <w:szCs w:val="16"/>
+          <w:lang w:val="en-IN"/>
+        </w:rPr>
+        <w:lastRenderedPageBreak/>
+        <w:t xml:space="preserve"> } catch (Exception e) {</w:t>
+      </w:r>
+      <w:r>
+        <w:rPr>
+          <w:sz w:val="16"/>
+          <w:szCs w:val="16"/>
+          <w:lang w:val="en-IN"/>
+        </w:rPr>
+        <w:br/>
+        <w:t xml:space="preserve"> </w:t>
+      </w:r>
+      <w:r>
+        <w:rPr>
+          <w:sz w:val="16"/>
+          <w:szCs w:val="16"/>
+          <w:lang w:val="en-IN"/>
+        </w:rPr>
+        <w:tab/>
+        <w:t>throw new RuntimeException("Error in fetchTask6", e);</w:t>
+      </w:r>
+      <w:r>
+        <w:rPr>
+          <w:sz w:val="16"/>
+          <w:szCs w:val="16"/>
+          <w:lang w:val="en-IN"/>
+        </w:rPr>
+        <w:br/>
+        <w:t>}}}</w:t>
+      </w:r>
+    </w:p>
+    <w:p>
+      <w:pPr>
+        <w:rPr>
+          <w:b/>
+          <w:bCs/>
+          <w:sz w:val="16"/>
+          <w:szCs w:val="16"/>
+          <w:lang w:val="en-IN"/>
+        </w:rPr>
+      </w:pPr>
+      <w:r>
+        <w:rPr>
+          <w:b/>
+          <w:bCs/>
+          <w:sz w:val="16"/>
+          <w:szCs w:val="16"/>
+          <w:lang w:val="en-IN"/>
+        </w:rPr>
+        <w:t>TaskService.java</w:t>
+      </w:r>
+    </w:p>
+    <w:p>
+      <w:pPr>
+        <w:rPr>
+          <w:sz w:val="16"/>
+          <w:szCs w:val="16"/>
+          <w:lang w:val="en-IN"/>
+        </w:rPr>
+      </w:pPr>
+      <w:r>
+        <w:rPr>
+          <w:sz w:val="16"/>
+          <w:szCs w:val="16"/>
+          <w:lang w:val="en-IN"/>
+        </w:rPr>
+        <w:t>@Service</w:t>
+      </w:r>
+      <w:r>
+        <w:rPr>
+          <w:sz w:val="16"/>
+          <w:szCs w:val="16"/>
+          <w:lang w:val="en-IN"/>
+        </w:rPr>
+        <w:br/>
+        <w:t>public class TaskService{</w:t>
+      </w:r>
+      <w:r>
+        <w:rPr>
+          <w:sz w:val="16"/>
+          <w:szCs w:val="16"/>
+          <w:lang w:val="en-IN"/>
+        </w:rPr>
+        <w:br/>
+        <w:t xml:space="preserve"> </w:t>
+      </w:r>
+      <w:r>
+        <w:rPr>
+          <w:sz w:val="16"/>
+          <w:szCs w:val="16"/>
+          <w:lang w:val="en-IN"/>
+        </w:rPr>
+        <w:tab/>
+        <w:t>@Autowired</w:t>
+      </w:r>
+      <w:r>
+        <w:rPr>
+          <w:sz w:val="16"/>
+          <w:szCs w:val="16"/>
+          <w:lang w:val="en-IN"/>
+        </w:rPr>
+        <w:br/>
+        <w:t xml:space="preserve"> </w:t>
+      </w:r>
+      <w:r>
+        <w:rPr>
+          <w:sz w:val="16"/>
+          <w:szCs w:val="16"/>
+          <w:lang w:val="en-IN"/>
+        </w:rPr>
+        <w:tab/>
+        <w:t>TaskDao taskDao;</w:t>
+      </w:r>
+      <w:r>
+        <w:rPr>
+          <w:sz w:val="16"/>
+          <w:szCs w:val="16"/>
+          <w:lang w:val="en-IN"/>
+        </w:rPr>
+        <w:br/>
+        <w:t xml:space="preserve"> </w:t>
+      </w:r>
+      <w:r>
+        <w:rPr>
+          <w:sz w:val="16"/>
+          <w:szCs w:val="16"/>
+          <w:lang w:val="en-IN"/>
+        </w:rPr>
+        <w:tab/>
+        <w:t>public List&lt;List&lt;String&gt;&gt; executeAllTasks() {</w:t>
+      </w:r>
+      <w:r>
+        <w:rPr>
+          <w:sz w:val="16"/>
+          <w:szCs w:val="16"/>
+          <w:lang w:val="en-IN"/>
+        </w:rPr>
+        <w:br/>
+        <w:t>// Start independent tasks in parallel</w:t>
+      </w:r>
+      <w:r>
+        <w:rPr>
+          <w:sz w:val="16"/>
+          <w:szCs w:val="16"/>
+          <w:lang w:val="en-IN"/>
+        </w:rPr>
+        <w:br/>
+        <w:t>CompletableFuture&lt;List&lt;String&gt;&gt; task1Future = taskDao.fetchTask1();</w:t>
+      </w:r>
+      <w:r>
+        <w:rPr>
+          <w:sz w:val="16"/>
+          <w:szCs w:val="16"/>
+          <w:lang w:val="en-IN"/>
+        </w:rPr>
+        <w:br/>
+        <w:t>CompletableFuture&lt;List&lt;String&gt;&gt; task2Future = taskDao.fetchTask2();</w:t>
+      </w:r>
+      <w:r>
+        <w:rPr>
+          <w:sz w:val="16"/>
+          <w:szCs w:val="16"/>
+          <w:lang w:val="en-IN"/>
+        </w:rPr>
+        <w:br/>
+        <w:t>CompletableFuture&lt;List&lt;String&gt;&gt; task3Future = taskDao.fetchTask3();</w:t>
+      </w:r>
+      <w:r>
+        <w:rPr>
+          <w:sz w:val="16"/>
+          <w:szCs w:val="16"/>
+          <w:lang w:val="en-IN"/>
+        </w:rPr>
+        <w:br/>
+        <w:t>CompletableFuture&lt;List&lt;String&gt;&gt; task4Future = taskDao.fetchTask4();</w:t>
+      </w:r>
+      <w:r>
+        <w:rPr>
+          <w:sz w:val="16"/>
+          <w:szCs w:val="16"/>
+          <w:lang w:val="en-IN"/>
+        </w:rPr>
+        <w:br/>
+        <w:t>CompletableFuture&lt;List&lt;String&gt;&gt; task5Future = taskDao.fetchTask5();</w:t>
+      </w:r>
+      <w:r>
+        <w:rPr>
+          <w:sz w:val="16"/>
+          <w:szCs w:val="16"/>
+          <w:lang w:val="en-IN"/>
+        </w:rPr>
+        <w:br/>
+        <w:t>CompletableFuture&lt;List&lt;String&gt;&gt; task8Future = taskDao.fetchTask8();</w:t>
+      </w:r>
+      <w:r>
+        <w:rPr>
+          <w:sz w:val="16"/>
+          <w:szCs w:val="16"/>
+          <w:lang w:val="en-IN"/>
+        </w:rPr>
+        <w:br/>
+        <w:t>CompletableFuture&lt;List&lt;String&gt;&gt; task9Future = taskDao.fetchTask9();</w:t>
+      </w:r>
+      <w:r>
+        <w:rPr>
+          <w:sz w:val="16"/>
+          <w:szCs w:val="16"/>
+          <w:lang w:val="en-IN"/>
+        </w:rPr>
+        <w:br/>
+        <w:t>CompletableFuture&lt;List&lt;String&gt;&gt; task10Future = taskDao.fetchTask10();</w:t>
+      </w:r>
+    </w:p>
+    <w:p>
+      <w:pPr>
+        <w:rPr>
+          <w:sz w:val="16"/>
+          <w:szCs w:val="16"/>
+          <w:lang w:val="en-IN"/>
+        </w:rPr>
+      </w:pPr>
+      <w:r>
+        <w:rPr>
+          <w:sz w:val="16"/>
+          <w:szCs w:val="16"/>
+          <w:lang w:val="en-IN"/>
+        </w:rPr>
+        <w:t>// Dependent tasks (t6 depends on t1, t7 depends on t2)</w:t>
+      </w:r>
+    </w:p>
+    <w:p>
+      <w:pPr>
+        <w:rPr>
+          <w:sz w:val="16"/>
+          <w:szCs w:val="16"/>
+          <w:lang w:val="en-IN"/>
+        </w:rPr>
+      </w:pPr>
+      <w:r>
+        <w:rPr>
+          <w:sz w:val="16"/>
+          <w:szCs w:val="16"/>
+          <w:lang w:val="en-IN"/>
+        </w:rPr>
+        <w:t>CompletableFuture&lt;List&lt;String&gt;&gt; task6Future = task1Future.thenCompose(task1Result -&gt; taskDao.fetchTask6(task1Result));</w:t>
+      </w:r>
+      <w:r>
+        <w:rPr>
+          <w:sz w:val="16"/>
+          <w:szCs w:val="16"/>
+          <w:lang w:val="en-IN"/>
+        </w:rPr>
+        <w:br/>
+        <w:t>CompletableFuture&lt;List&lt;String&gt;&gt; task7Future = task2Future.thenCompose(task2Result -&gt; taskDao.fetchTask7(task2Result));</w:t>
+      </w:r>
+      <w:r>
+        <w:rPr>
+          <w:sz w:val="16"/>
+          <w:szCs w:val="16"/>
+          <w:lang w:val="en-IN"/>
+        </w:rPr>
+        <w:tab/>
+      </w:r>
+      <w:r>
+        <w:rPr>
+          <w:sz w:val="16"/>
+          <w:szCs w:val="16"/>
+          <w:lang w:val="en-IN"/>
+        </w:rPr>
+        <w:tab/>
+      </w:r>
+    </w:p>
+    <w:p>
+      <w:pPr>
+        <w:rPr>
+          <w:sz w:val="16"/>
+          <w:szCs w:val="16"/>
+          <w:lang w:val="en-IN"/>
+        </w:rPr>
+      </w:pPr>
+      <w:r>
+        <w:rPr>
+          <w:sz w:val="16"/>
+          <w:szCs w:val="16"/>
+          <w:lang w:val="en-IN"/>
+        </w:rPr>
+        <w:t>// Wait for all dependent and parallel tasks to finish</w:t>
+      </w:r>
+      <w:r>
+        <w:rPr>
+          <w:sz w:val="16"/>
+          <w:szCs w:val="16"/>
+          <w:lang w:val="en-IN"/>
+        </w:rPr>
+        <w:br/>
+        <w:t>CompletableFuture&lt;Void&gt; allTasks = CompletableFuture.allOf( task3Future, task4Future, task5Future, task6Future, task7Future, task8Future, task9Future, task10Future);</w:t>
+      </w:r>
+      <w:r>
+        <w:rPr>
+          <w:sz w:val="16"/>
+          <w:szCs w:val="16"/>
+          <w:lang w:val="en-IN"/>
+        </w:rPr>
+        <w:tab/>
+      </w:r>
+      <w:r>
+        <w:rPr>
+          <w:sz w:val="16"/>
+          <w:szCs w:val="16"/>
+          <w:lang w:val="en-IN"/>
+        </w:rPr>
+        <w:tab/>
+      </w:r>
+    </w:p>
+    <w:p>
+      <w:pPr>
+        <w:rPr>
+          <w:sz w:val="16"/>
+          <w:szCs w:val="16"/>
+          <w:lang w:val="en-IN"/>
+        </w:rPr>
+      </w:pPr>
+      <w:r>
+        <w:rPr>
+          <w:sz w:val="16"/>
+          <w:szCs w:val="16"/>
+          <w:lang w:val="en-IN"/>
+        </w:rPr>
+        <w:t>// Aggregate results</w:t>
+      </w:r>
+      <w:r>
+        <w:rPr>
+          <w:sz w:val="16"/>
+          <w:szCs w:val="16"/>
+          <w:lang w:val="en-IN"/>
+        </w:rPr>
+        <w:br/>
+        <w:t>return allTasks.thenApply(v -&gt; List.of( task3Future.join(), task4Future.join(), task5Future.join(), task6Future.join(), task7Future.join(), task8Future.join(), task9Future.join(), task10Future.join())).get();</w:t>
+      </w:r>
+    </w:p>
+    <w:p>
+      <w:pPr>
+        <w:rPr>
+          <w:sz w:val="16"/>
+          <w:szCs w:val="16"/>
+          <w:lang w:val="en-IN"/>
+        </w:rPr>
+      </w:pPr>
+      <w:r>
+        <w:rPr>
+          <w:sz w:val="16"/>
+          <w:szCs w:val="16"/>
+          <w:lang w:val="en-IN"/>
+        </w:rPr>
+        <w:t>}</w:t>
+      </w:r>
+    </w:p>
+    <w:p>
+      <w:pPr>
+        <w:rPr>
+          <w:sz w:val="16"/>
+          <w:szCs w:val="16"/>
+          <w:lang w:val="en-IN"/>
+        </w:rPr>
+      </w:pPr>
+      <w:r>
+        <w:rPr>
+          <w:sz w:val="16"/>
+          <w:szCs w:val="16"/>
+          <w:lang w:val="en-IN"/>
+        </w:rPr>
+        <w:t xml:space="preserve">// In TaskService.java We can also use like this </w:t>
+      </w:r>
+      <w:r>
+        <w:rPr>
+          <w:sz w:val="16"/>
+          <w:szCs w:val="16"/>
+          <w:lang w:val="en-IN"/>
+        </w:rPr>
+        <w:br/>
+        <w:t>//CompletableFuture&lt;List&lt;String&gt;&gt; task3Future = CompletableFuture.supplyAsync(() -&gt; taskDao.fetchTask3());</w:t>
+      </w:r>
+      <w:r>
+        <w:rPr>
+          <w:sz w:val="16"/>
+          <w:szCs w:val="16"/>
+          <w:lang w:val="en-IN"/>
+        </w:rPr>
+        <w:br/>
+        <w:t xml:space="preserve">//instead of </w:t>
+      </w:r>
+      <w:r>
+        <w:rPr>
+          <w:sz w:val="16"/>
+          <w:szCs w:val="16"/>
+          <w:lang w:val="en-IN"/>
+        </w:rPr>
+        <w:br/>
+        <w:t>//CompletableFuture&lt;List&lt;String&gt;&gt; task3Future = taskDao.fetchTask3();</w:t>
+      </w:r>
+    </w:p>
+    <w:p>
+      <w:pPr>
+        <w:rPr>
+          <w:sz w:val="16"/>
+          <w:szCs w:val="16"/>
+          <w:lang w:val="en-IN"/>
+        </w:rPr>
+      </w:pPr>
+      <w:r>
+        <w:rPr>
+          <w:sz w:val="16"/>
+          <w:szCs w:val="16"/>
+          <w:lang w:val="en-IN"/>
+        </w:rPr>
+        <w:t xml:space="preserve">//And we can define fetchTask3() in TaskDao.java as </w:t>
+      </w:r>
+    </w:p>
+    <w:p>
+      <w:pPr>
+        <w:rPr>
+          <w:sz w:val="16"/>
+          <w:szCs w:val="16"/>
+          <w:lang w:val="en-IN"/>
+        </w:rPr>
+      </w:pPr>
+      <w:r>
+        <w:rPr>
+          <w:sz w:val="16"/>
+          <w:szCs w:val="16"/>
+          <w:lang w:val="en-IN"/>
+        </w:rPr>
+        <w:t>//public List&lt;String&gt; fetchTask3() {</w:t>
+      </w:r>
+      <w:r>
+        <w:rPr>
+          <w:sz w:val="16"/>
+          <w:szCs w:val="16"/>
+          <w:lang w:val="en-IN"/>
+        </w:rPr>
+        <w:br/>
+      </w:r>
+      <w:r>
+        <w:rPr>
+          <w:sz w:val="16"/>
+          <w:szCs w:val="16"/>
+          <w:lang w:val="en-IN"/>
+        </w:rPr>
+        <w:t>//</w:t>
+      </w:r>
+      <w:r>
+        <w:rPr>
+          <w:sz w:val="16"/>
+          <w:szCs w:val="16"/>
+          <w:lang w:val="en-IN"/>
+        </w:rPr>
+        <w:t>List&lt;TaskData&gt; taskData = taskDataRepos</w:t>
+      </w:r>
+      <w:r>
+        <w:rPr>
+          <w:sz w:val="16"/>
+          <w:szCs w:val="16"/>
+          <w:lang w:val="en-IN"/>
+        </w:rPr>
+        <w:t>itory.findByTaskName("TASK_1");</w:t>
+      </w:r>
+      <w:r>
+        <w:rPr>
+          <w:sz w:val="16"/>
+          <w:szCs w:val="16"/>
+          <w:lang w:val="en-IN"/>
+        </w:rPr>
+        <w:br/>
+        <w:t>//</w:t>
+      </w:r>
+      <w:r>
+        <w:rPr>
+          <w:sz w:val="16"/>
+          <w:szCs w:val="16"/>
+          <w:lang w:val="en-IN"/>
+        </w:rPr>
+        <w:t>List&lt;String&gt; result = taskData.stream().map(TaskData::getDataValue).collect(Collectors.toList());</w:t>
+      </w:r>
+      <w:r>
+        <w:rPr>
+          <w:sz w:val="16"/>
+          <w:szCs w:val="16"/>
+          <w:lang w:val="en-IN"/>
+        </w:rPr>
+        <w:br/>
+        <w:t>//</w:t>
+      </w:r>
+      <w:r>
+        <w:rPr>
+          <w:sz w:val="16"/>
+          <w:szCs w:val="16"/>
+          <w:lang w:val="en-IN"/>
+        </w:rPr>
+        <w:t>return result;</w:t>
+      </w:r>
+      <w:r>
+        <w:rPr>
+          <w:sz w:val="16"/>
+          <w:szCs w:val="16"/>
+          <w:lang w:val="en-IN"/>
+        </w:rPr>
+        <w:br/>
+        <w:t xml:space="preserve"> </w:t>
+      </w:r>
+      <w:r>
+        <w:rPr>
+          <w:sz w:val="16"/>
+          <w:szCs w:val="16"/>
+          <w:lang w:val="en-IN"/>
+        </w:rPr>
+        <w:t>}</w:t>
+      </w:r>
+    </w:p>
+    <w:p>
+      <w:pPr>
+        <w:rPr>
+          <w:sz w:val="16"/>
+          <w:szCs w:val="16"/>
+          <w:lang w:val="en-IN"/>
+        </w:rPr>
+      </w:pPr>
+      <w:r>
+        <w:rPr>
+          <w:sz w:val="16"/>
+          <w:szCs w:val="16"/>
+          <w:lang w:val="en-IN"/>
+        </w:rPr>
+        <w:t>//</w:t>
+      </w:r>
+      <w:r>
+        <w:rPr>
+          <w:sz w:val="16"/>
+          <w:szCs w:val="16"/>
+          <w:lang w:val="en-IN"/>
+        </w:rPr>
+        <w:t xml:space="preserve">instead of </w:t>
+      </w:r>
+    </w:p>
+    <w:p>
+      <w:pPr>
+        <w:rPr>
+          <w:sz w:val="16"/>
+          <w:szCs w:val="16"/>
+          <w:lang w:val="en-IN"/>
+        </w:rPr>
+      </w:pPr>
+      <w:r>
+        <w:rPr>
+          <w:sz w:val="16"/>
+          <w:szCs w:val="16"/>
+          <w:lang w:val="en-IN"/>
+        </w:rPr>
+        <w:t>//</w:t>
+      </w:r>
+      <w:r>
+        <w:rPr>
+          <w:sz w:val="16"/>
+          <w:szCs w:val="16"/>
+          <w:lang w:val="en-IN"/>
+        </w:rPr>
+        <w:t>@Async("taskExecutor")</w:t>
+      </w:r>
+      <w:r>
+        <w:rPr>
+          <w:sz w:val="16"/>
+          <w:szCs w:val="16"/>
+          <w:lang w:val="en-IN"/>
+        </w:rPr>
+        <w:br/>
+        <w:t>//</w:t>
+      </w:r>
+      <w:r>
+        <w:rPr>
+          <w:sz w:val="16"/>
+          <w:szCs w:val="16"/>
+          <w:lang w:val="en-IN"/>
+        </w:rPr>
+        <w:t>public CompletableFuture&lt;List&lt;String&gt;&gt; fetchTask3() { // similary create for task2,task3</w:t>
+      </w:r>
+      <w:r>
+        <w:rPr>
+          <w:sz w:val="16"/>
+          <w:szCs w:val="16"/>
+          <w:lang w:val="en-IN"/>
+        </w:rPr>
+        <w:t>,task4,task5,task8,task9,task10</w:t>
+      </w:r>
+      <w:r>
+        <w:rPr>
+          <w:sz w:val="16"/>
+          <w:szCs w:val="16"/>
+          <w:lang w:val="en-IN"/>
+        </w:rPr>
+        <w:br/>
+        <w:t>//</w:t>
+      </w:r>
+      <w:r>
+        <w:rPr>
+          <w:sz w:val="16"/>
+          <w:szCs w:val="16"/>
+          <w:lang w:val="en-IN"/>
+        </w:rPr>
+        <w:t>List&lt;TaskData&gt; taskData = taskDataRepos</w:t>
+      </w:r>
+      <w:r>
+        <w:rPr>
+          <w:sz w:val="16"/>
+          <w:szCs w:val="16"/>
+          <w:lang w:val="en-IN"/>
+        </w:rPr>
+        <w:t>itory.findByTaskName("TASK_1");</w:t>
+      </w:r>
+      <w:r>
+        <w:rPr>
+          <w:sz w:val="16"/>
+          <w:szCs w:val="16"/>
+          <w:lang w:val="en-IN"/>
+        </w:rPr>
+        <w:br/>
+        <w:t>//</w:t>
+      </w:r>
+      <w:r>
+        <w:rPr>
+          <w:sz w:val="16"/>
+          <w:szCs w:val="16"/>
+          <w:lang w:val="en-IN"/>
+        </w:rPr>
+        <w:t>List&lt;String&gt; result = taskData.stream().map(TaskData::getDataValue</w:t>
+      </w:r>
+      <w:r>
+        <w:rPr>
+          <w:sz w:val="16"/>
+          <w:szCs w:val="16"/>
+          <w:lang w:val="en-IN"/>
+        </w:rPr>
+        <w:t>).collect(Collectors.toList());</w:t>
+      </w:r>
+      <w:r>
+        <w:rPr>
+          <w:sz w:val="16"/>
+          <w:szCs w:val="16"/>
+          <w:lang w:val="en-IN"/>
+        </w:rPr>
+        <w:br/>
+        <w:t>//</w:t>
+      </w:r>
+      <w:r>
+        <w:rPr>
+          <w:sz w:val="16"/>
+          <w:szCs w:val="16"/>
+          <w:lang w:val="en-IN"/>
+        </w:rPr>
+        <w:t>return CompletableFuture.completedFuture(result);</w:t>
+      </w:r>
+    </w:p>
+    <w:p>
+      <w:pPr>
+        <w:rPr>
+          <w:sz w:val="16"/>
+          <w:szCs w:val="16"/>
+          <w:lang w:val="en-IN"/>
+        </w:rPr>
+      </w:pPr>
+      <w:r>
+        <w:rPr>
+          <w:sz w:val="16"/>
+          <w:szCs w:val="16"/>
+          <w:lang w:val="en-IN"/>
+        </w:rPr>
+        <w:t>}</w:t>
+      </w:r>
+    </w:p>
+    <w:p>
+      <w:pPr>
+        <w:pStyle w:val="ListParagraph"/>
+        <w:rPr>
+          <w:lang w:val="en-IN"/>
+        </w:rPr>
+      </w:pPr>
+    </w:p>
+    <w:p>
+      <w:pPr>
+        <w:pStyle w:val="ListParagraph"/>
+        <w:numPr>
+          <w:ilvl w:val="0"/>
+          <w:numId w:val="15"/>
+        </w:numPr>
+        <w:rPr>
+          <w:lang w:val="en-IN"/>
+        </w:rPr>
+      </w:pPr>
+      <w:r>
+        <w:rPr>
+          <w:lang w:val="en-IN"/>
+        </w:rPr>
         <w:t xml:space="preserve">Executors Framework: It </w:t>
       </w:r>
       <w:r>
         <w:rPr>
           <w:lang w:val="en-IN"/>
         </w:rPr>
-        <w:t xml:space="preserve">is a framework which is involved in creating and managing threads. It </w:t>
+        <w:t>is a</w:t>
+      </w:r>
+      <w:r>
+        <w:rPr>
+          <w:lang w:val="en-IN"/>
+        </w:rPr>
+        <w:t xml:space="preserve"> multi-threading </w:t>
+      </w:r>
+      <w:r>
+        <w:rPr>
+          <w:lang w:val="en-IN"/>
+        </w:rPr>
+        <w:t xml:space="preserve"> framework which is involved in creating and managing threads. It </w:t>
       </w:r>
       <w:r>
         <w:rPr>
@@ -5123,7 +6712,6 @@
         <w:rPr>
           <w:lang w:val="en-IN"/>
         </w:rPr>
-        <w:lastRenderedPageBreak/>
         <w:t>Executor</w:t>
       </w:r>
     </w:p>
@@ -6018,6 +7606,7 @@
           <w:i/>
           <w:lang w:val="en-IN"/>
         </w:rPr>
+        <w:lastRenderedPageBreak/>
         <w:t>Checked Exception</w:t>
       </w:r>
       <w:r>
@@ -6106,7 +7695,6 @@
           <w:b/>
           <w:lang w:val="en-IN"/>
         </w:rPr>
-        <w:lastRenderedPageBreak/>
         <w:t>Creating a Custom Exception</w:t>
       </w:r>
       <w:r>
@@ -6301,7 +7889,31 @@
         <w:rPr>
           <w:lang w:val="en-IN"/>
         </w:rPr>
-        <w:t>To throw your custom exception, you can use the throw statement within your code. For example:</w:t>
+        <w:t xml:space="preserve">To throw your custom exception, </w:t>
+      </w:r>
+      <w:r>
+        <w:rPr>
+          <w:lang w:val="en-IN"/>
+        </w:rPr>
+        <w:t xml:space="preserve">we </w:t>
+      </w:r>
+      <w:r>
+        <w:rPr>
+          <w:lang w:val="en-IN"/>
+        </w:rPr>
+        <w:t xml:space="preserve">can </w:t>
+      </w:r>
+      <w:r>
+        <w:rPr>
+          <w:lang w:val="en-IN"/>
+        </w:rPr>
+        <w:t xml:space="preserve">use the throw statement within </w:t>
+      </w:r>
+      <w:r>
+        <w:rPr>
+          <w:lang w:val="en-IN"/>
+        </w:rPr>
+        <w:t>our code. For example:</w:t>
       </w:r>
     </w:p>
     <w:p>
@@ -6751,6 +8363,7 @@
         <w:rPr>
           <w:lang w:val="en-IN"/>
         </w:rPr>
+        <w:lastRenderedPageBreak/>
         <w:t>Until  Java1.6  it is highly recommended to write finally  block to close resource which are open as part of try block.</w:t>
       </w:r>
     </w:p>
@@ -6801,7 +8414,6 @@
         <w:rPr>
           <w:lang w:val="en-IN"/>
         </w:rPr>
-        <w:lastRenderedPageBreak/>
         <w:t>We have to write finally block compulsory and hence it increase the length of code.</w:t>
       </w:r>
     </w:p>
@@ -7426,6 +9038,7 @@
               <w:rPr>
                 <w:lang w:val="en-IN"/>
               </w:rPr>
+              <w:lastRenderedPageBreak/>
               <w:t>String</w:t>
             </w:r>
           </w:p>
@@ -7590,7 +9203,6 @@
               <w:rPr>
                 <w:lang w:val="en-IN"/>
               </w:rPr>
-              <w:lastRenderedPageBreak/>
               <w:t>To concat 2 Strings we use .concat method.</w:t>
             </w:r>
           </w:p>
@@ -8260,6 +9872,7 @@
         <w:rPr>
           <w:lang w:val="en-IN"/>
         </w:rPr>
+        <w:lastRenderedPageBreak/>
         <w:t>Thread Specific Memory</w:t>
       </w:r>
     </w:p>
@@ -8334,8 +9947,8 @@
       <w:r>
         <w:rPr>
           <w:noProof/>
-        </w:rPr>
-        <w:lastRenderedPageBreak/>
+          <w:lang w:bidi="hi-IN"/>
+        </w:rPr>
         <w:drawing>
           <wp:inline distT="0" distB="0" distL="0" distR="0">
             <wp:extent cx="4769827" cy="2532185"/>
@@ -9172,6 +10785,7 @@
         <w:rPr>
           <w:lang w:val="en-IN"/>
         </w:rPr>
+        <w:lastRenderedPageBreak/>
         <w:t>Can we Overload Main method?</w:t>
       </w:r>
       <w:r>
@@ -9240,7 +10854,6 @@
         <w:rPr>
           <w:lang w:val="en-IN"/>
         </w:rPr>
-        <w:lastRenderedPageBreak/>
         <w:t>static: No object is required to call the main method.</w:t>
       </w:r>
     </w:p>
@@ -9399,13 +11012,6 @@
         </w:rPr>
         <w:t>other way around.</w:t>
       </w:r>
-      <w:r>
-        <w:rPr>
-          <w:lang w:val="en-IN"/>
-        </w:rPr>
-        <w:br/>
-        <w:t>Serialization only happens if we have default constructor.</w:t>
-      </w:r>
     </w:p>
     <w:p>
       <w:pPr>
@@ -9444,7 +11050,45 @@
         <w:rPr>
           <w:lang w:val="en-IN"/>
         </w:rPr>
-        <w:t xml:space="preserve">erialVersionUID is a special static field that is used to provide versioning information for serialized objects. </w:t>
+        <w:t xml:space="preserve">erialVersionUID </w:t>
+      </w:r>
+      <w:r>
+        <w:rPr>
+          <w:lang w:val="en-IN"/>
+        </w:rPr>
+        <w:t xml:space="preserve">is used to provide versioning information for serialized objects. </w:t>
+      </w:r>
+    </w:p>
+    <w:p>
+      <w:pPr>
+        <w:pStyle w:val="ListParagraph"/>
+        <w:rPr>
+          <w:lang w:val="en-IN"/>
+        </w:rPr>
+      </w:pPr>
+      <w:r>
+        <w:rPr>
+          <w:lang w:val="en-IN"/>
+        </w:rPr>
+        <w:t>K</w:t>
+      </w:r>
+      <w:r>
+        <w:rPr>
+          <w:lang w:val="en-IN"/>
+        </w:rPr>
+        <w:t>ey characteristic</w:t>
+      </w:r>
+      <w:r>
+        <w:rPr>
+          <w:lang w:val="en-IN"/>
+        </w:rPr>
+        <w:t xml:space="preserve"> of </w:t>
+      </w:r>
+      <w:r>
+        <w:rPr>
+          <w:lang w:val="en-IN"/>
+        </w:rPr>
+        <w:t>serialVersionUID is that its value does not change during the process of serialization or deserialization.</w:t>
       </w:r>
     </w:p>
     <w:p>
@@ -9508,7 +11152,7 @@
         <w:rPr>
           <w:lang w:val="en-IN"/>
         </w:rPr>
-        <w:t>, particularly when changes are made to the class.</w:t>
+        <w:t>.</w:t>
       </w:r>
       <w:r>
         <w:rPr>
@@ -9895,6 +11539,7 @@
           <w:szCs w:val="20"/>
           <w:lang w:val="en-IN"/>
         </w:rPr>
+        <w:lastRenderedPageBreak/>
         <w:t>Ois.close();</w:t>
       </w:r>
     </w:p>
@@ -9921,12 +11566,6 @@
           <w:lang w:val="en-IN"/>
         </w:rPr>
         <w:br/>
-      </w:r>
-      <w:r>
-        <w:rPr>
-          <w:lang w:val="en-IN"/>
-        </w:rPr>
-        <w:lastRenderedPageBreak/>
         <w:t xml:space="preserve">We can mark a variable as Transient. Via this we ensure that transient variables are not serialized to Byte Class. For example: Passwords can be marked as Transient. </w:t>
       </w:r>
     </w:p>
@@ -10447,6 +12086,7 @@
         <w:rPr>
           <w:lang w:val="en-IN"/>
         </w:rPr>
+        <w:lastRenderedPageBreak/>
         <w:t>What does Arrays.stream do in java?</w:t>
       </w:r>
     </w:p>
@@ -10480,7 +12120,6 @@
           <w:b/>
           <w:lang w:val="en-IN"/>
         </w:rPr>
-        <w:lastRenderedPageBreak/>
         <w:t>What is Marker Interface?</w:t>
       </w:r>
       <w:r>
@@ -10918,6 +12557,7 @@
           <w:b/>
           <w:lang w:val="en-IN"/>
         </w:rPr>
+        <w:lastRenderedPageBreak/>
         <w:t>Null Handling</w:t>
       </w:r>
       <w:r>
@@ -10943,7 +12583,6 @@
           <w:b/>
           <w:lang w:val="en-IN"/>
         </w:rPr>
-        <w:lastRenderedPageBreak/>
         <w:t>Iterators</w:t>
       </w:r>
       <w:r>
@@ -11190,25 +12829,6 @@
     </w:p>
     <w:p>
       <w:pPr>
-        <w:pStyle w:val="ListParagraph"/>
-        <w:numPr>
-          <w:ilvl w:val="0"/>
-          <w:numId w:val="38"/>
-        </w:numPr>
-        <w:ind w:left="993" w:hanging="425"/>
-        <w:rPr>
-          <w:lang w:val="en-IN"/>
-        </w:rPr>
-      </w:pPr>
-      <w:r>
-        <w:rPr>
-          <w:lang w:val="en-IN"/>
-        </w:rPr>
-        <w:t>Increase in performance and security</w:t>
-      </w:r>
-    </w:p>
-    <w:p>
-      <w:pPr>
         <w:ind w:left="709"/>
         <w:rPr>
           <w:lang w:val="en-IN"/>
@@ -11327,6 +12947,7 @@
         <w:rPr>
           <w:lang w:val="en-IN"/>
         </w:rPr>
+        <w:lastRenderedPageBreak/>
         <w:t xml:space="preserve">              "address": "Doe Street, 23, Java Town"</w:t>
       </w:r>
     </w:p>
@@ -11342,7 +12963,6 @@
         <w:rPr>
           <w:lang w:val="en-IN"/>
         </w:rPr>
-        <w:lastRenderedPageBreak/>
         <w:t xml:space="preserve">            }</w:t>
       </w:r>
     </w:p>
@@ -11391,6 +13011,7 @@
       <w:r>
         <w:rPr>
           <w:noProof/>
+          <w:lang w:bidi="hi-IN"/>
         </w:rPr>
         <w:drawing>
           <wp:inline distT="0" distB="0" distL="0" distR="0">
@@ -11465,6 +13086,7 @@
       <w:r>
         <w:rPr>
           <w:noProof/>
+          <w:lang w:bidi="hi-IN"/>
         </w:rPr>
         <w:drawing>
           <wp:inline distT="0" distB="0" distL="0" distR="0">
@@ -11579,10 +13201,41 @@
     </w:p>
     <w:p>
       <w:pPr>
-        <w:rPr>
-          <w:lang w:val="en-IN"/>
-        </w:rPr>
-      </w:pPr>
+        <w:pStyle w:val="ListParagraph"/>
+        <w:numPr>
+          <w:ilvl w:val="0"/>
+          <w:numId w:val="60"/>
+        </w:numPr>
+        <w:ind w:left="1134"/>
+        <w:rPr>
+          <w:lang w:val="en-IN"/>
+        </w:rPr>
+      </w:pPr>
+      <w:r>
+        <w:rPr>
+          <w:lang w:val="en-IN"/>
+        </w:rPr>
+        <w:t>Introduced Virtual Threads</w:t>
+      </w:r>
+    </w:p>
+    <w:p>
+      <w:pPr>
+        <w:pStyle w:val="ListParagraph"/>
+        <w:numPr>
+          <w:ilvl w:val="0"/>
+          <w:numId w:val="60"/>
+        </w:numPr>
+        <w:ind w:left="1134"/>
+        <w:rPr>
+          <w:lang w:val="en-IN"/>
+        </w:rPr>
+      </w:pPr>
+      <w:r>
+        <w:rPr>
+          <w:lang w:val="en-IN"/>
+        </w:rPr>
+        <w:t>Introduction of Pattern matching for Switch</w:t>
+      </w:r>
     </w:p>
     <w:p>
       <w:pPr>
@@ -12144,6 +13797,7 @@
         <w:rPr>
           <w:lang w:val="en-IN"/>
         </w:rPr>
+        <w:lastRenderedPageBreak/>
         <w:t>What are atomic variables in java?</w:t>
       </w:r>
     </w:p>
@@ -12158,7 +13812,6 @@
         <w:rPr>
           <w:lang w:val="en-IN"/>
         </w:rPr>
-        <w:lastRenderedPageBreak/>
         <w:t xml:space="preserve">Atomic variables are used in multi-threaded environment </w:t>
       </w:r>
       <w:r>
@@ -12740,14 +14393,14 @@
         <w:rPr>
           <w:lang w:val="en-IN"/>
         </w:rPr>
-        <w:t xml:space="preserve">iamond problem is a challenge that arises in languages with multiple inheritance, where ambiguity occurs when a class inherits from two or more classes with a common ancestor that defines methods or attributes with the same name. Java avoids this problem by allowing </w:t>
+        <w:t xml:space="preserve">iamond problem is a challenge that arises in languages with multiple inheritance, where ambiguity occurs when a class inherits from two or more classes with a common ancestor that </w:t>
       </w:r>
       <w:r>
         <w:rPr>
           <w:lang w:val="en-IN"/>
         </w:rPr>
         <w:lastRenderedPageBreak/>
-        <w:t>multiple inheritance of interfaces only and handling potential conflicts through explicit method implementation in the implementing class.</w:t>
+        <w:t>defines methods or attributes with the same name. Java avoids this problem by allowing multiple inheritance of interfaces only and handling potential conflicts through explicit method implementation in the implementing class.</w:t>
       </w:r>
     </w:p>
     <w:p>
@@ -13774,6 +15427,7 @@
       <w:r>
         <w:rPr>
           <w:noProof/>
+          <w:lang w:bidi="hi-IN"/>
         </w:rPr>
         <w:drawing>
           <wp:inline distT="0" distB="0" distL="0" distR="0">
@@ -14413,6 +16067,7 @@
       <w:r>
         <w:rPr>
           <w:noProof/>
+          <w:lang w:bidi="hi-IN"/>
         </w:rPr>
         <w:drawing>
           <wp:inline distT="0" distB="0" distL="0" distR="0">
@@ -22870,6 +24525,119 @@
     </w:lvl>
   </w:abstractNum>
   <w:abstractNum w:abstractNumId="11">
+    <w:nsid w:val="0BF86C56"/>
+    <w:multiLevelType w:val="hybridMultilevel"/>
+    <w:tmpl w:val="EA381F96"/>
+    <w:lvl w:ilvl="0" w:tplc="04090001">
+      <w:start w:val="1"/>
+      <w:numFmt w:val="bullet"/>
+      <w:lvlText w:val=""/>
+      <w:lvlJc w:val="left"/>
+      <w:pPr>
+        <w:ind w:left="720" w:hanging="360"/>
+      </w:pPr>
+      <w:rPr>
+        <w:rFonts w:ascii="Symbol" w:hAnsi="Symbol" w:hint="default"/>
+      </w:rPr>
+    </w:lvl>
+    <w:lvl w:ilvl="1" w:tplc="04090003" w:tentative="1">
+      <w:start w:val="1"/>
+      <w:numFmt w:val="bullet"/>
+      <w:lvlText w:val="o"/>
+      <w:lvlJc w:val="left"/>
+      <w:pPr>
+        <w:ind w:left="1440" w:hanging="360"/>
+      </w:pPr>
+      <w:rPr>
+        <w:rFonts w:ascii="Courier New" w:hAnsi="Courier New" w:cs="Courier New" w:hint="default"/>
+      </w:rPr>
+    </w:lvl>
+    <w:lvl w:ilvl="2" w:tplc="04090005" w:tentative="1">
+      <w:start w:val="1"/>
+      <w:numFmt w:val="bullet"/>
+      <w:lvlText w:val=""/>
+      <w:lvlJc w:val="left"/>
+      <w:pPr>
+        <w:ind w:left="2160" w:hanging="360"/>
+      </w:pPr>
+      <w:rPr>
+        <w:rFonts w:ascii="Wingdings" w:hAnsi="Wingdings" w:hint="default"/>
+      </w:rPr>
+    </w:lvl>
+    <w:lvl w:ilvl="3" w:tplc="04090001" w:tentative="1">
+      <w:start w:val="1"/>
+      <w:numFmt w:val="bullet"/>
+      <w:lvlText w:val=""/>
+      <w:lvlJc w:val="left"/>
+      <w:pPr>
+        <w:ind w:left="2880" w:hanging="360"/>
+      </w:pPr>
+      <w:rPr>
+        <w:rFonts w:ascii="Symbol" w:hAnsi="Symbol" w:hint="default"/>
+      </w:rPr>
+    </w:lvl>
+    <w:lvl w:ilvl="4" w:tplc="04090003" w:tentative="1">
+      <w:start w:val="1"/>
+      <w:numFmt w:val="bullet"/>
+      <w:lvlText w:val="o"/>
+      <w:lvlJc w:val="left"/>
+      <w:pPr>
+        <w:ind w:left="3600" w:hanging="360"/>
+      </w:pPr>
+      <w:rPr>
+        <w:rFonts w:ascii="Courier New" w:hAnsi="Courier New" w:cs="Courier New" w:hint="default"/>
+      </w:rPr>
+    </w:lvl>
+    <w:lvl w:ilvl="5" w:tplc="04090005" w:tentative="1">
+      <w:start w:val="1"/>
+      <w:numFmt w:val="bullet"/>
+      <w:lvlText w:val=""/>
+      <w:lvlJc w:val="left"/>
+      <w:pPr>
+        <w:ind w:left="4320" w:hanging="360"/>
+      </w:pPr>
+      <w:rPr>
+        <w:rFonts w:ascii="Wingdings" w:hAnsi="Wingdings" w:hint="default"/>
+      </w:rPr>
+    </w:lvl>
+    <w:lvl w:ilvl="6" w:tplc="04090001" w:tentative="1">
+      <w:start w:val="1"/>
+      <w:numFmt w:val="bullet"/>
+      <w:lvlText w:val=""/>
+      <w:lvlJc w:val="left"/>
+      <w:pPr>
+        <w:ind w:left="5040" w:hanging="360"/>
+      </w:pPr>
+      <w:rPr>
+        <w:rFonts w:ascii="Symbol" w:hAnsi="Symbol" w:hint="default"/>
+      </w:rPr>
+    </w:lvl>
+    <w:lvl w:ilvl="7" w:tplc="04090003" w:tentative="1">
+      <w:start w:val="1"/>
+      <w:numFmt w:val="bullet"/>
+      <w:lvlText w:val="o"/>
+      <w:lvlJc w:val="left"/>
+      <w:pPr>
+        <w:ind w:left="5760" w:hanging="360"/>
+      </w:pPr>
+      <w:rPr>
+        <w:rFonts w:ascii="Courier New" w:hAnsi="Courier New" w:cs="Courier New" w:hint="default"/>
+      </w:rPr>
+    </w:lvl>
+    <w:lvl w:ilvl="8" w:tplc="04090005" w:tentative="1">
+      <w:start w:val="1"/>
+      <w:numFmt w:val="bullet"/>
+      <w:lvlText w:val=""/>
+      <w:lvlJc w:val="left"/>
+      <w:pPr>
+        <w:ind w:left="6480" w:hanging="360"/>
+      </w:pPr>
+      <w:rPr>
+        <w:rFonts w:ascii="Wingdings" w:hAnsi="Wingdings" w:hint="default"/>
+      </w:rPr>
+    </w:lvl>
+  </w:abstractNum>
+  <w:abstractNum w:abstractNumId="12">
     <w:nsid w:val="180653A3"/>
     <w:multiLevelType w:val="hybridMultilevel"/>
     <w:tmpl w:val="A1F6F9CA"/>
@@ -22982,7 +24750,7 @@
       </w:rPr>
     </w:lvl>
   </w:abstractNum>
-  <w:abstractNum w:abstractNumId="12">
+  <w:abstractNum w:abstractNumId="13">
     <w:nsid w:val="18606161"/>
     <w:multiLevelType w:val="hybridMultilevel"/>
     <w:tmpl w:val="488A32C6"/>
@@ -23068,7 +24836,7 @@
       </w:pPr>
     </w:lvl>
   </w:abstractNum>
-  <w:abstractNum w:abstractNumId="13">
+  <w:abstractNum w:abstractNumId="14">
     <w:nsid w:val="1BED7E35"/>
     <w:multiLevelType w:val="hybridMultilevel"/>
     <w:tmpl w:val="0472D74E"/>
@@ -23154,7 +24922,7 @@
       </w:pPr>
     </w:lvl>
   </w:abstractNum>
-  <w:abstractNum w:abstractNumId="14">
+  <w:abstractNum w:abstractNumId="15">
     <w:nsid w:val="1D4E64B5"/>
     <w:multiLevelType w:val="hybridMultilevel"/>
     <w:tmpl w:val="BC34A848"/>
@@ -23243,7 +25011,7 @@
       </w:pPr>
     </w:lvl>
   </w:abstractNum>
-  <w:abstractNum w:abstractNumId="15">
+  <w:abstractNum w:abstractNumId="16">
     <w:nsid w:val="1E2243FE"/>
     <w:multiLevelType w:val="hybridMultilevel"/>
     <w:tmpl w:val="D256C5BC"/>
@@ -23356,7 +25124,7 @@
       </w:rPr>
     </w:lvl>
   </w:abstractNum>
-  <w:abstractNum w:abstractNumId="16">
+  <w:abstractNum w:abstractNumId="17">
     <w:nsid w:val="22013378"/>
     <w:multiLevelType w:val="hybridMultilevel"/>
     <w:tmpl w:val="94643242"/>
@@ -23445,7 +25213,7 @@
       </w:pPr>
     </w:lvl>
   </w:abstractNum>
-  <w:abstractNum w:abstractNumId="17">
+  <w:abstractNum w:abstractNumId="18">
     <w:nsid w:val="24440CC1"/>
     <w:multiLevelType w:val="multilevel"/>
     <w:tmpl w:val="DCCE7B46"/>
@@ -23558,7 +25326,7 @@
       </w:rPr>
     </w:lvl>
   </w:abstractNum>
-  <w:abstractNum w:abstractNumId="18">
+  <w:abstractNum w:abstractNumId="19">
     <w:nsid w:val="25A01C56"/>
     <w:multiLevelType w:val="hybridMultilevel"/>
     <w:tmpl w:val="9F46D6C0"/>
@@ -23647,7 +25415,7 @@
       </w:pPr>
     </w:lvl>
   </w:abstractNum>
-  <w:abstractNum w:abstractNumId="19">
+  <w:abstractNum w:abstractNumId="20">
     <w:nsid w:val="2AA23802"/>
     <w:multiLevelType w:val="hybridMultilevel"/>
     <w:tmpl w:val="02BC29F0"/>
@@ -23760,7 +25528,7 @@
       </w:rPr>
     </w:lvl>
   </w:abstractNum>
-  <w:abstractNum w:abstractNumId="20">
+  <w:abstractNum w:abstractNumId="21">
     <w:nsid w:val="3294066C"/>
     <w:multiLevelType w:val="hybridMultilevel"/>
     <w:tmpl w:val="A0C8AA20"/>
@@ -23873,7 +25641,7 @@
       </w:rPr>
     </w:lvl>
   </w:abstractNum>
-  <w:abstractNum w:abstractNumId="21">
+  <w:abstractNum w:abstractNumId="22">
     <w:nsid w:val="3558243A"/>
     <w:multiLevelType w:val="hybridMultilevel"/>
     <w:tmpl w:val="A40E6030"/>
@@ -23962,7 +25730,7 @@
       </w:pPr>
     </w:lvl>
   </w:abstractNum>
-  <w:abstractNum w:abstractNumId="22">
+  <w:abstractNum w:abstractNumId="23">
     <w:nsid w:val="3600591E"/>
     <w:multiLevelType w:val="hybridMultilevel"/>
     <w:tmpl w:val="C922B876"/>
@@ -24075,7 +25843,7 @@
       </w:rPr>
     </w:lvl>
   </w:abstractNum>
-  <w:abstractNum w:abstractNumId="23">
+  <w:abstractNum w:abstractNumId="24">
     <w:nsid w:val="38E15924"/>
     <w:multiLevelType w:val="hybridMultilevel"/>
     <w:tmpl w:val="2A86D50A"/>
@@ -24161,7 +25929,7 @@
       </w:pPr>
     </w:lvl>
   </w:abstractNum>
-  <w:abstractNum w:abstractNumId="24">
+  <w:abstractNum w:abstractNumId="25">
     <w:nsid w:val="3A2010DF"/>
     <w:multiLevelType w:val="hybridMultilevel"/>
     <w:tmpl w:val="0E3A40DA"/>
@@ -24250,7 +26018,7 @@
       </w:pPr>
     </w:lvl>
   </w:abstractNum>
-  <w:abstractNum w:abstractNumId="25">
+  <w:abstractNum w:abstractNumId="26">
     <w:nsid w:val="3D274510"/>
     <w:multiLevelType w:val="hybridMultilevel"/>
     <w:tmpl w:val="68E48666"/>
@@ -24339,7 +26107,7 @@
       </w:pPr>
     </w:lvl>
   </w:abstractNum>
-  <w:abstractNum w:abstractNumId="26">
+  <w:abstractNum w:abstractNumId="27">
     <w:nsid w:val="3D2908A8"/>
     <w:multiLevelType w:val="hybridMultilevel"/>
     <w:tmpl w:val="86120A6E"/>
@@ -24452,7 +26220,7 @@
       </w:rPr>
     </w:lvl>
   </w:abstractNum>
-  <w:abstractNum w:abstractNumId="27">
+  <w:abstractNum w:abstractNumId="28">
     <w:nsid w:val="3D9A0B0C"/>
     <w:multiLevelType w:val="hybridMultilevel"/>
     <w:tmpl w:val="FE0497D2"/>
@@ -24541,7 +26309,7 @@
       </w:pPr>
     </w:lvl>
   </w:abstractNum>
-  <w:abstractNum w:abstractNumId="28">
+  <w:abstractNum w:abstractNumId="29">
     <w:nsid w:val="40DE53FE"/>
     <w:multiLevelType w:val="multilevel"/>
     <w:tmpl w:val="DCCE7B46"/>
@@ -24654,7 +26422,7 @@
       </w:rPr>
     </w:lvl>
   </w:abstractNum>
-  <w:abstractNum w:abstractNumId="29">
+  <w:abstractNum w:abstractNumId="30">
     <w:nsid w:val="41A2316A"/>
     <w:multiLevelType w:val="hybridMultilevel"/>
     <w:tmpl w:val="D4E60E4C"/>
@@ -24767,7 +26535,120 @@
       </w:rPr>
     </w:lvl>
   </w:abstractNum>
-  <w:abstractNum w:abstractNumId="30">
+  <w:abstractNum w:abstractNumId="31">
+    <w:nsid w:val="446A48E5"/>
+    <w:multiLevelType w:val="hybridMultilevel"/>
+    <w:tmpl w:val="7BC6DF22"/>
+    <w:lvl w:ilvl="0" w:tplc="04090001">
+      <w:start w:val="1"/>
+      <w:numFmt w:val="bullet"/>
+      <w:lvlText w:val=""/>
+      <w:lvlJc w:val="left"/>
+      <w:pPr>
+        <w:ind w:left="1571" w:hanging="360"/>
+      </w:pPr>
+      <w:rPr>
+        <w:rFonts w:ascii="Symbol" w:hAnsi="Symbol" w:hint="default"/>
+      </w:rPr>
+    </w:lvl>
+    <w:lvl w:ilvl="1" w:tplc="04090003" w:tentative="1">
+      <w:start w:val="1"/>
+      <w:numFmt w:val="bullet"/>
+      <w:lvlText w:val="o"/>
+      <w:lvlJc w:val="left"/>
+      <w:pPr>
+        <w:ind w:left="2291" w:hanging="360"/>
+      </w:pPr>
+      <w:rPr>
+        <w:rFonts w:ascii="Courier New" w:hAnsi="Courier New" w:cs="Courier New" w:hint="default"/>
+      </w:rPr>
+    </w:lvl>
+    <w:lvl w:ilvl="2" w:tplc="04090005" w:tentative="1">
+      <w:start w:val="1"/>
+      <w:numFmt w:val="bullet"/>
+      <w:lvlText w:val=""/>
+      <w:lvlJc w:val="left"/>
+      <w:pPr>
+        <w:ind w:left="3011" w:hanging="360"/>
+      </w:pPr>
+      <w:rPr>
+        <w:rFonts w:ascii="Wingdings" w:hAnsi="Wingdings" w:hint="default"/>
+      </w:rPr>
+    </w:lvl>
+    <w:lvl w:ilvl="3" w:tplc="04090001" w:tentative="1">
+      <w:start w:val="1"/>
+      <w:numFmt w:val="bullet"/>
+      <w:lvlText w:val=""/>
+      <w:lvlJc w:val="left"/>
+      <w:pPr>
+        <w:ind w:left="3731" w:hanging="360"/>
+      </w:pPr>
+      <w:rPr>
+        <w:rFonts w:ascii="Symbol" w:hAnsi="Symbol" w:hint="default"/>
+      </w:rPr>
+    </w:lvl>
+    <w:lvl w:ilvl="4" w:tplc="04090003" w:tentative="1">
+      <w:start w:val="1"/>
+      <w:numFmt w:val="bullet"/>
+      <w:lvlText w:val="o"/>
+      <w:lvlJc w:val="left"/>
+      <w:pPr>
+        <w:ind w:left="4451" w:hanging="360"/>
+      </w:pPr>
+      <w:rPr>
+        <w:rFonts w:ascii="Courier New" w:hAnsi="Courier New" w:cs="Courier New" w:hint="default"/>
+      </w:rPr>
+    </w:lvl>
+    <w:lvl w:ilvl="5" w:tplc="04090005" w:tentative="1">
+      <w:start w:val="1"/>
+      <w:numFmt w:val="bullet"/>
+      <w:lvlText w:val=""/>
+      <w:lvlJc w:val="left"/>
+      <w:pPr>
+        <w:ind w:left="5171" w:hanging="360"/>
+      </w:pPr>
+      <w:rPr>
+        <w:rFonts w:ascii="Wingdings" w:hAnsi="Wingdings" w:hint="default"/>
+      </w:rPr>
+    </w:lvl>
+    <w:lvl w:ilvl="6" w:tplc="04090001" w:tentative="1">
+      <w:start w:val="1"/>
+      <w:numFmt w:val="bullet"/>
+      <w:lvlText w:val=""/>
+      <w:lvlJc w:val="left"/>
+      <w:pPr>
+        <w:ind w:left="5891" w:hanging="360"/>
+      </w:pPr>
+      <w:rPr>
+        <w:rFonts w:ascii="Symbol" w:hAnsi="Symbol" w:hint="default"/>
+      </w:rPr>
+    </w:lvl>
+    <w:lvl w:ilvl="7" w:tplc="04090003" w:tentative="1">
+      <w:start w:val="1"/>
+      <w:numFmt w:val="bullet"/>
+      <w:lvlText w:val="o"/>
+      <w:lvlJc w:val="left"/>
+      <w:pPr>
+        <w:ind w:left="6611" w:hanging="360"/>
+      </w:pPr>
+      <w:rPr>
+        <w:rFonts w:ascii="Courier New" w:hAnsi="Courier New" w:cs="Courier New" w:hint="default"/>
+      </w:rPr>
+    </w:lvl>
+    <w:lvl w:ilvl="8" w:tplc="04090005" w:tentative="1">
+      <w:start w:val="1"/>
+      <w:numFmt w:val="bullet"/>
+      <w:lvlText w:val=""/>
+      <w:lvlJc w:val="left"/>
+      <w:pPr>
+        <w:ind w:left="7331" w:hanging="360"/>
+      </w:pPr>
+      <w:rPr>
+        <w:rFonts w:ascii="Wingdings" w:hAnsi="Wingdings" w:hint="default"/>
+      </w:rPr>
+    </w:lvl>
+  </w:abstractNum>
+  <w:abstractNum w:abstractNumId="32">
     <w:nsid w:val="450626F7"/>
     <w:multiLevelType w:val="hybridMultilevel"/>
     <w:tmpl w:val="935461BA"/>
@@ -24856,7 +26737,7 @@
       </w:pPr>
     </w:lvl>
   </w:abstractNum>
-  <w:abstractNum w:abstractNumId="31">
+  <w:abstractNum w:abstractNumId="33">
     <w:nsid w:val="4B107463"/>
     <w:multiLevelType w:val="hybridMultilevel"/>
     <w:tmpl w:val="2BD8509C"/>
@@ -24945,7 +26826,7 @@
       </w:pPr>
     </w:lvl>
   </w:abstractNum>
-  <w:abstractNum w:abstractNumId="32">
+  <w:abstractNum w:abstractNumId="34">
     <w:nsid w:val="4B3D327D"/>
     <w:multiLevelType w:val="hybridMultilevel"/>
     <w:tmpl w:val="240C2F92"/>
@@ -25031,7 +26912,7 @@
       </w:pPr>
     </w:lvl>
   </w:abstractNum>
-  <w:abstractNum w:abstractNumId="33">
+  <w:abstractNum w:abstractNumId="35">
     <w:nsid w:val="52E67B06"/>
     <w:multiLevelType w:val="hybridMultilevel"/>
     <w:tmpl w:val="C5B688C0"/>
@@ -25120,7 +27001,7 @@
       </w:pPr>
     </w:lvl>
   </w:abstractNum>
-  <w:abstractNum w:abstractNumId="34">
+  <w:abstractNum w:abstractNumId="36">
     <w:nsid w:val="53BD4FFB"/>
     <w:multiLevelType w:val="hybridMultilevel"/>
     <w:tmpl w:val="EC9A6092"/>
@@ -25210,7 +27091,7 @@
       </w:pPr>
     </w:lvl>
   </w:abstractNum>
-  <w:abstractNum w:abstractNumId="35">
+  <w:abstractNum w:abstractNumId="37">
     <w:nsid w:val="546146DD"/>
     <w:multiLevelType w:val="hybridMultilevel"/>
     <w:tmpl w:val="7A80E584"/>
@@ -25323,7 +27204,7 @@
       </w:rPr>
     </w:lvl>
   </w:abstractNum>
-  <w:abstractNum w:abstractNumId="36">
+  <w:abstractNum w:abstractNumId="38">
     <w:nsid w:val="57D25439"/>
     <w:multiLevelType w:val="hybridMultilevel"/>
     <w:tmpl w:val="1310D188"/>
@@ -25436,7 +27317,7 @@
       </w:rPr>
     </w:lvl>
   </w:abstractNum>
-  <w:abstractNum w:abstractNumId="37">
+  <w:abstractNum w:abstractNumId="39">
     <w:nsid w:val="5AC74759"/>
     <w:multiLevelType w:val="hybridMultilevel"/>
     <w:tmpl w:val="74E4C4B8"/>
@@ -25525,7 +27406,7 @@
       </w:pPr>
     </w:lvl>
   </w:abstractNum>
-  <w:abstractNum w:abstractNumId="38">
+  <w:abstractNum w:abstractNumId="40">
     <w:nsid w:val="5BC15284"/>
     <w:multiLevelType w:val="hybridMultilevel"/>
     <w:tmpl w:val="51E41BA4"/>
@@ -25638,7 +27519,7 @@
       </w:rPr>
     </w:lvl>
   </w:abstractNum>
-  <w:abstractNum w:abstractNumId="39">
+  <w:abstractNum w:abstractNumId="41">
     <w:nsid w:val="5FE47CBA"/>
     <w:multiLevelType w:val="hybridMultilevel"/>
     <w:tmpl w:val="3DC05E80"/>
@@ -25727,7 +27608,7 @@
       </w:pPr>
     </w:lvl>
   </w:abstractNum>
-  <w:abstractNum w:abstractNumId="40">
+  <w:abstractNum w:abstractNumId="42">
     <w:nsid w:val="60253C4E"/>
     <w:multiLevelType w:val="hybridMultilevel"/>
     <w:tmpl w:val="710C374C"/>
@@ -25840,7 +27721,7 @@
       </w:rPr>
     </w:lvl>
   </w:abstractNum>
-  <w:abstractNum w:abstractNumId="41">
+  <w:abstractNum w:abstractNumId="43">
     <w:nsid w:val="610F37A6"/>
     <w:multiLevelType w:val="hybridMultilevel"/>
     <w:tmpl w:val="5E3A5D2A"/>
@@ -25929,7 +27810,7 @@
       </w:pPr>
     </w:lvl>
   </w:abstractNum>
-  <w:abstractNum w:abstractNumId="42">
+  <w:abstractNum w:abstractNumId="44">
     <w:nsid w:val="63935CF6"/>
     <w:multiLevelType w:val="hybridMultilevel"/>
     <w:tmpl w:val="30EAF0EC"/>
@@ -26042,7 +27923,7 @@
       </w:rPr>
     </w:lvl>
   </w:abstractNum>
-  <w:abstractNum w:abstractNumId="43">
+  <w:abstractNum w:abstractNumId="45">
     <w:nsid w:val="655C4FB5"/>
     <w:multiLevelType w:val="hybridMultilevel"/>
     <w:tmpl w:val="107010D8"/>
@@ -26132,7 +28013,7 @@
       </w:pPr>
     </w:lvl>
   </w:abstractNum>
-  <w:abstractNum w:abstractNumId="44">
+  <w:abstractNum w:abstractNumId="46">
     <w:nsid w:val="65AC488A"/>
     <w:multiLevelType w:val="hybridMultilevel"/>
     <w:tmpl w:val="5F3CFC6A"/>
@@ -26221,7 +28102,7 @@
       </w:pPr>
     </w:lvl>
   </w:abstractNum>
-  <w:abstractNum w:abstractNumId="45">
+  <w:abstractNum w:abstractNumId="47">
     <w:nsid w:val="677A0908"/>
     <w:multiLevelType w:val="hybridMultilevel"/>
     <w:tmpl w:val="1D5A6872"/>
@@ -26334,7 +28215,7 @@
       </w:rPr>
     </w:lvl>
   </w:abstractNum>
-  <w:abstractNum w:abstractNumId="46">
+  <w:abstractNum w:abstractNumId="48">
     <w:nsid w:val="689F65E6"/>
     <w:multiLevelType w:val="hybridMultilevel"/>
     <w:tmpl w:val="AC30275A"/>
@@ -26447,7 +28328,7 @@
       </w:rPr>
     </w:lvl>
   </w:abstractNum>
-  <w:abstractNum w:abstractNumId="47">
+  <w:abstractNum w:abstractNumId="49">
     <w:nsid w:val="6BB70856"/>
     <w:multiLevelType w:val="hybridMultilevel"/>
     <w:tmpl w:val="CCE401AE"/>
@@ -26560,7 +28441,7 @@
       </w:rPr>
     </w:lvl>
   </w:abstractNum>
-  <w:abstractNum w:abstractNumId="48">
+  <w:abstractNum w:abstractNumId="50">
     <w:nsid w:val="6C4325C6"/>
     <w:multiLevelType w:val="hybridMultilevel"/>
     <w:tmpl w:val="230E505E"/>
@@ -26649,7 +28530,7 @@
       </w:pPr>
     </w:lvl>
   </w:abstractNum>
-  <w:abstractNum w:abstractNumId="49">
+  <w:abstractNum w:abstractNumId="51">
     <w:nsid w:val="6EBE32A6"/>
     <w:multiLevelType w:val="hybridMultilevel"/>
     <w:tmpl w:val="118A5C9C"/>
@@ -26762,7 +28643,7 @@
       </w:rPr>
     </w:lvl>
   </w:abstractNum>
-  <w:abstractNum w:abstractNumId="50">
+  <w:abstractNum w:abstractNumId="52">
     <w:nsid w:val="75766E26"/>
     <w:multiLevelType w:val="hybridMultilevel"/>
     <w:tmpl w:val="6E46F11E"/>
@@ -26875,7 +28756,120 @@
       </w:rPr>
     </w:lvl>
   </w:abstractNum>
-  <w:abstractNum w:abstractNumId="51">
+  <w:abstractNum w:abstractNumId="53">
+    <w:nsid w:val="766F55E3"/>
+    <w:multiLevelType w:val="hybridMultilevel"/>
+    <w:tmpl w:val="50CCF5BC"/>
+    <w:lvl w:ilvl="0" w:tplc="04090001">
+      <w:start w:val="1"/>
+      <w:numFmt w:val="bullet"/>
+      <w:lvlText w:val=""/>
+      <w:lvlJc w:val="left"/>
+      <w:pPr>
+        <w:ind w:left="1440" w:hanging="360"/>
+      </w:pPr>
+      <w:rPr>
+        <w:rFonts w:ascii="Symbol" w:hAnsi="Symbol" w:hint="default"/>
+      </w:rPr>
+    </w:lvl>
+    <w:lvl w:ilvl="1" w:tplc="04090003" w:tentative="1">
+      <w:start w:val="1"/>
+      <w:numFmt w:val="bullet"/>
+      <w:lvlText w:val="o"/>
+      <w:lvlJc w:val="left"/>
+      <w:pPr>
+        <w:ind w:left="2160" w:hanging="360"/>
+      </w:pPr>
+      <w:rPr>
+        <w:rFonts w:ascii="Courier New" w:hAnsi="Courier New" w:cs="Courier New" w:hint="default"/>
+      </w:rPr>
+    </w:lvl>
+    <w:lvl w:ilvl="2" w:tplc="04090005" w:tentative="1">
+      <w:start w:val="1"/>
+      <w:numFmt w:val="bullet"/>
+      <w:lvlText w:val=""/>
+      <w:lvlJc w:val="left"/>
+      <w:pPr>
+        <w:ind w:left="2880" w:hanging="360"/>
+      </w:pPr>
+      <w:rPr>
+        <w:rFonts w:ascii="Wingdings" w:hAnsi="Wingdings" w:hint="default"/>
+      </w:rPr>
+    </w:lvl>
+    <w:lvl w:ilvl="3" w:tplc="04090001" w:tentative="1">
+      <w:start w:val="1"/>
+      <w:numFmt w:val="bullet"/>
+      <w:lvlText w:val=""/>
+      <w:lvlJc w:val="left"/>
+      <w:pPr>
+        <w:ind w:left="3600" w:hanging="360"/>
+      </w:pPr>
+      <w:rPr>
+        <w:rFonts w:ascii="Symbol" w:hAnsi="Symbol" w:hint="default"/>
+      </w:rPr>
+    </w:lvl>
+    <w:lvl w:ilvl="4" w:tplc="04090003" w:tentative="1">
+      <w:start w:val="1"/>
+      <w:numFmt w:val="bullet"/>
+      <w:lvlText w:val="o"/>
+      <w:lvlJc w:val="left"/>
+      <w:pPr>
+        <w:ind w:left="4320" w:hanging="360"/>
+      </w:pPr>
+      <w:rPr>
+        <w:rFonts w:ascii="Courier New" w:hAnsi="Courier New" w:cs="Courier New" w:hint="default"/>
+      </w:rPr>
+    </w:lvl>
+    <w:lvl w:ilvl="5" w:tplc="04090005" w:tentative="1">
+      <w:start w:val="1"/>
+      <w:numFmt w:val="bullet"/>
+      <w:lvlText w:val=""/>
+      <w:lvlJc w:val="left"/>
+      <w:pPr>
+        <w:ind w:left="5040" w:hanging="360"/>
+      </w:pPr>
+      <w:rPr>
+        <w:rFonts w:ascii="Wingdings" w:hAnsi="Wingdings" w:hint="default"/>
+      </w:rPr>
+    </w:lvl>
+    <w:lvl w:ilvl="6" w:tplc="04090001" w:tentative="1">
+      <w:start w:val="1"/>
+      <w:numFmt w:val="bullet"/>
+      <w:lvlText w:val=""/>
+      <w:lvlJc w:val="left"/>
+      <w:pPr>
+        <w:ind w:left="5760" w:hanging="360"/>
+      </w:pPr>
+      <w:rPr>
+        <w:rFonts w:ascii="Symbol" w:hAnsi="Symbol" w:hint="default"/>
+      </w:rPr>
+    </w:lvl>
+    <w:lvl w:ilvl="7" w:tplc="04090003" w:tentative="1">
+      <w:start w:val="1"/>
+      <w:numFmt w:val="bullet"/>
+      <w:lvlText w:val="o"/>
+      <w:lvlJc w:val="left"/>
+      <w:pPr>
+        <w:ind w:left="6480" w:hanging="360"/>
+      </w:pPr>
+      <w:rPr>
+        <w:rFonts w:ascii="Courier New" w:hAnsi="Courier New" w:cs="Courier New" w:hint="default"/>
+      </w:rPr>
+    </w:lvl>
+    <w:lvl w:ilvl="8" w:tplc="04090005" w:tentative="1">
+      <w:start w:val="1"/>
+      <w:numFmt w:val="bullet"/>
+      <w:lvlText w:val=""/>
+      <w:lvlJc w:val="left"/>
+      <w:pPr>
+        <w:ind w:left="7200" w:hanging="360"/>
+      </w:pPr>
+      <w:rPr>
+        <w:rFonts w:ascii="Wingdings" w:hAnsi="Wingdings" w:hint="default"/>
+      </w:rPr>
+    </w:lvl>
+  </w:abstractNum>
+  <w:abstractNum w:abstractNumId="54">
     <w:nsid w:val="76724C9A"/>
     <w:multiLevelType w:val="hybridMultilevel"/>
     <w:tmpl w:val="780CE410"/>
@@ -26988,7 +28982,7 @@
       </w:rPr>
     </w:lvl>
   </w:abstractNum>
-  <w:abstractNum w:abstractNumId="52">
+  <w:abstractNum w:abstractNumId="55">
     <w:nsid w:val="798C37C2"/>
     <w:multiLevelType w:val="hybridMultilevel"/>
     <w:tmpl w:val="A7387F94"/>
@@ -27101,7 +29095,7 @@
       </w:rPr>
     </w:lvl>
   </w:abstractNum>
-  <w:abstractNum w:abstractNumId="53">
+  <w:abstractNum w:abstractNumId="56">
     <w:nsid w:val="7A962DF9"/>
     <w:multiLevelType w:val="hybridMultilevel"/>
     <w:tmpl w:val="0450EDD2"/>
@@ -27190,7 +29184,7 @@
       </w:pPr>
     </w:lvl>
   </w:abstractNum>
-  <w:abstractNum w:abstractNumId="54">
+  <w:abstractNum w:abstractNumId="57">
     <w:nsid w:val="7B0668D6"/>
     <w:multiLevelType w:val="hybridMultilevel"/>
     <w:tmpl w:val="C354E266"/>
@@ -27303,7 +29297,7 @@
       </w:rPr>
     </w:lvl>
   </w:abstractNum>
-  <w:abstractNum w:abstractNumId="55">
+  <w:abstractNum w:abstractNumId="58">
     <w:nsid w:val="7BCB7E82"/>
     <w:multiLevelType w:val="hybridMultilevel"/>
     <w:tmpl w:val="FADEAE40"/>
@@ -27416,7 +29410,7 @@
       </w:rPr>
     </w:lvl>
   </w:abstractNum>
-  <w:abstractNum w:abstractNumId="56">
+  <w:abstractNum w:abstractNumId="59">
     <w:nsid w:val="7EC22DBA"/>
     <w:multiLevelType w:val="hybridMultilevel"/>
     <w:tmpl w:val="03006F38"/>
@@ -27506,91 +29500,91 @@
     <w:abstractNumId w:val="10"/>
   </w:num>
   <w:num w:numId="2">
-    <w:abstractNumId w:val="16"/>
+    <w:abstractNumId w:val="17"/>
   </w:num>
   <w:num w:numId="3">
-    <w:abstractNumId w:val="43"/>
+    <w:abstractNumId w:val="45"/>
   </w:num>
   <w:num w:numId="4">
-    <w:abstractNumId w:val="34"/>
+    <w:abstractNumId w:val="36"/>
   </w:num>
   <w:num w:numId="5">
-    <w:abstractNumId w:val="14"/>
+    <w:abstractNumId w:val="15"/>
   </w:num>
   <w:num w:numId="6">
-    <w:abstractNumId w:val="31"/>
+    <w:abstractNumId w:val="33"/>
   </w:num>
   <w:num w:numId="7">
-    <w:abstractNumId w:val="39"/>
+    <w:abstractNumId w:val="41"/>
   </w:num>
   <w:num w:numId="8">
-    <w:abstractNumId w:val="24"/>
+    <w:abstractNumId w:val="25"/>
   </w:num>
   <w:num w:numId="9">
-    <w:abstractNumId w:val="53"/>
+    <w:abstractNumId w:val="56"/>
   </w:num>
   <w:num w:numId="10">
-    <w:abstractNumId w:val="30"/>
+    <w:abstractNumId w:val="32"/>
   </w:num>
   <w:num w:numId="11">
-    <w:abstractNumId w:val="27"/>
+    <w:abstractNumId w:val="28"/>
   </w:num>
   <w:num w:numId="12">
-    <w:abstractNumId w:val="18"/>
+    <w:abstractNumId w:val="19"/>
   </w:num>
   <w:num w:numId="13">
     <w:abstractNumId w:val="7"/>
   </w:num>
   <w:num w:numId="14">
-    <w:abstractNumId w:val="32"/>
+    <w:abstractNumId w:val="34"/>
   </w:num>
   <w:num w:numId="15">
-    <w:abstractNumId w:val="33"/>
+    <w:abstractNumId w:val="35"/>
   </w:num>
   <w:num w:numId="16">
-    <w:abstractNumId w:val="36"/>
+    <w:abstractNumId w:val="38"/>
   </w:num>
   <w:num w:numId="17">
-    <w:abstractNumId w:val="54"/>
+    <w:abstractNumId w:val="57"/>
   </w:num>
   <w:num w:numId="18">
     <w:abstractNumId w:val="6"/>
   </w:num>
   <w:num w:numId="19">
-    <w:abstractNumId w:val="26"/>
+    <w:abstractNumId w:val="27"/>
   </w:num>
   <w:num w:numId="20">
-    <w:abstractNumId w:val="20"/>
+    <w:abstractNumId w:val="21"/>
   </w:num>
   <w:num w:numId="21">
     <w:abstractNumId w:val="4"/>
   </w:num>
   <w:num w:numId="22">
-    <w:abstractNumId w:val="50"/>
+    <w:abstractNumId w:val="52"/>
   </w:num>
   <w:num w:numId="23">
     <w:abstractNumId w:val="8"/>
   </w:num>
   <w:num w:numId="24">
-    <w:abstractNumId w:val="47"/>
+    <w:abstractNumId w:val="49"/>
   </w:num>
   <w:num w:numId="25">
-    <w:abstractNumId w:val="15"/>
+    <w:abstractNumId w:val="16"/>
   </w:num>
   <w:num w:numId="26">
-    <w:abstractNumId w:val="11"/>
+    <w:abstractNumId w:val="12"/>
   </w:num>
   <w:num w:numId="27">
-    <w:abstractNumId w:val="46"/>
+    <w:abstractNumId w:val="48"/>
   </w:num>
   <w:num w:numId="28">
-    <w:abstractNumId w:val="52"/>
+    <w:abstractNumId w:val="55"/>
   </w:num>
   <w:num w:numId="29">
-    <w:abstractNumId w:val="37"/>
+    <w:abstractNumId w:val="39"/>
   </w:num>
   <w:num w:numId="30">
-    <w:abstractNumId w:val="21"/>
+    <w:abstractNumId w:val="22"/>
   </w:num>
   <w:num w:numId="31">
     <w:abstractNumId w:val="2"/>
@@ -27599,70 +29593,70 @@
     <w:abstractNumId w:val="1"/>
   </w:num>
   <w:num w:numId="33">
-    <w:abstractNumId w:val="35"/>
+    <w:abstractNumId w:val="37"/>
   </w:num>
   <w:num w:numId="34">
-    <w:abstractNumId w:val="42"/>
+    <w:abstractNumId w:val="44"/>
   </w:num>
   <w:num w:numId="35">
-    <w:abstractNumId w:val="19"/>
+    <w:abstractNumId w:val="20"/>
   </w:num>
   <w:num w:numId="36">
-    <w:abstractNumId w:val="29"/>
+    <w:abstractNumId w:val="30"/>
   </w:num>
   <w:num w:numId="37">
-    <w:abstractNumId w:val="49"/>
+    <w:abstractNumId w:val="51"/>
   </w:num>
   <w:num w:numId="38">
-    <w:abstractNumId w:val="51"/>
+    <w:abstractNumId w:val="54"/>
   </w:num>
   <w:num w:numId="39">
-    <w:abstractNumId w:val="55"/>
+    <w:abstractNumId w:val="58"/>
   </w:num>
   <w:num w:numId="40">
-    <w:abstractNumId w:val="41"/>
+    <w:abstractNumId w:val="43"/>
   </w:num>
   <w:num w:numId="41">
-    <w:abstractNumId w:val="44"/>
+    <w:abstractNumId w:val="46"/>
   </w:num>
   <w:num w:numId="42">
-    <w:abstractNumId w:val="25"/>
+    <w:abstractNumId w:val="26"/>
   </w:num>
   <w:num w:numId="43">
-    <w:abstractNumId w:val="40"/>
+    <w:abstractNumId w:val="42"/>
   </w:num>
   <w:num w:numId="44">
     <w:abstractNumId w:val="0"/>
   </w:num>
   <w:num w:numId="45">
-    <w:abstractNumId w:val="38"/>
+    <w:abstractNumId w:val="40"/>
   </w:num>
   <w:num w:numId="46">
-    <w:abstractNumId w:val="22"/>
+    <w:abstractNumId w:val="23"/>
   </w:num>
   <w:num w:numId="47">
-    <w:abstractNumId w:val="56"/>
+    <w:abstractNumId w:val="59"/>
   </w:num>
   <w:num w:numId="48">
     <w:abstractNumId w:val="3"/>
   </w:num>
   <w:num w:numId="49">
-    <w:abstractNumId w:val="28"/>
+    <w:abstractNumId w:val="29"/>
   </w:num>
   <w:num w:numId="50">
+    <w:abstractNumId w:val="14"/>
+  </w:num>
+  <w:num w:numId="51">
     <w:abstractNumId w:val="13"/>
   </w:num>
-  <w:num w:numId="51">
-    <w:abstractNumId w:val="12"/>
-  </w:num>
   <w:num w:numId="52">
-    <w:abstractNumId w:val="17"/>
+    <w:abstractNumId w:val="18"/>
   </w:num>
   <w:num w:numId="53">
-    <w:abstractNumId w:val="23"/>
+    <w:abstractNumId w:val="24"/>
   </w:num>
   <w:num w:numId="54">
-    <w:abstractNumId w:val="48"/>
+    <w:abstractNumId w:val="50"/>
   </w:num>
   <w:num w:numId="55">
     <w:abstractNumId w:val="5"/>
@@ -27671,7 +29665,16 @@
     <w:abstractNumId w:val="9"/>
   </w:num>
   <w:num w:numId="57">
-    <w:abstractNumId w:val="45"/>
+    <w:abstractNumId w:val="47"/>
+  </w:num>
+  <w:num w:numId="58">
+    <w:abstractNumId w:val="53"/>
+  </w:num>
+  <w:num w:numId="59">
+    <w:abstractNumId w:val="11"/>
+  </w:num>
+  <w:num w:numId="60">
+    <w:abstractNumId w:val="31"/>
   </w:num>
   <w:numIdMacAtCleanup w:val="57"/>
 </w:numbering>
@@ -28292,7 +30295,7 @@
 </file>
 
 <file path=customXml/itemProps1.xml><?xml version="1.0" encoding="utf-8"?>
-<ds:datastoreItem xmlns:ds="http://schemas.openxmlformats.org/officeDocument/2006/customXml" ds:itemID="{22B169F5-F73E-4ED7-B783-BC8C349F7149}">
+<ds:datastoreItem xmlns:ds="http://schemas.openxmlformats.org/officeDocument/2006/customXml" ds:itemID="{483D5D59-95CC-4F80-A4F4-327E88E7991E}">
   <ds:schemaRefs>
     <ds:schemaRef ds:uri="http://schemas.openxmlformats.org/officeDocument/2006/bibliography"/>
   </ds:schemaRefs>

--- a/note/SpringSpringBootRestAPI Theory Questions.docx
+++ b/note/SpringSpringBootRestAPI Theory Questions.docx
@@ -5104,7 +5104,19 @@
         <w:rPr>
           <w:lang w:val="en-IN"/>
         </w:rPr>
-        <w:t>Thread Pool : Collection of pre-initialized task that are ready to perform any task.</w:t>
+        <w:t>Thread Pool : Co</w:t>
+      </w:r>
+      <w:r>
+        <w:rPr>
+          <w:lang w:val="en-IN"/>
+        </w:rPr>
+        <w:t>llection of pre-initialized thread</w:t>
+      </w:r>
+      <w:r>
+        <w:rPr>
+          <w:lang w:val="en-IN"/>
+        </w:rPr>
+        <w:t xml:space="preserve"> that are ready to perform any task.</w:t>
       </w:r>
     </w:p>
     <w:p>
@@ -5153,6 +5165,13 @@
       <w:r>
         <w:rPr>
           <w:rStyle w:val="HTMLCode"/>
+          <w:rFonts w:asciiTheme="minorHAnsi" w:eastAsiaTheme="minorHAnsi" w:hAnsiTheme="minorHAnsi" w:cstheme="minorHAnsi"/>
+        </w:rPr>
+        <w:t xml:space="preserve">Using </w:t>
+      </w:r>
+      <w:r>
+        <w:rPr>
+          <w:rStyle w:val="HTMLCode"/>
           <w:rFonts w:eastAsiaTheme="minorHAnsi"/>
         </w:rPr>
         <w:t>@Async</w:t>
@@ -5163,23 +5182,197 @@
       <w:r>
         <w:t xml:space="preserve">: </w:t>
       </w:r>
-      <w:r>
-        <w:t>Here we mark a method with @Async to tell Spring to run it in a separate thread.</w:t>
-      </w:r>
-      <w:r>
+    </w:p>
+    <w:p>
+      <w:pPr>
+        <w:pStyle w:val="ListParagraph"/>
+        <w:numPr>
+          <w:ilvl w:val="0"/>
+          <w:numId w:val="64"/>
+        </w:numPr>
+        <w:rPr>
+          <w:lang w:val="en-IN"/>
+        </w:rPr>
+      </w:pPr>
+      <w:r>
+        <w:rPr>
+          <w:lang w:val="en-IN"/>
+        </w:rPr>
+        <w:t>What @Async does?</w:t>
+      </w:r>
+      <w:r>
+        <w:rPr>
+          <w:lang w:val="en-IN"/>
+        </w:rPr>
+        <w:t xml:space="preserve"> : </w:t>
+      </w:r>
+      <w:r>
+        <w:rPr>
+          <w:lang w:val="en-IN"/>
+        </w:rPr>
+        <w:t>When we mark a method with @Async, Spring Boot runs that method in a separate thread.</w:t>
+      </w:r>
+    </w:p>
+    <w:p>
+      <w:pPr>
+        <w:pStyle w:val="ListParagraph"/>
+        <w:numPr>
+          <w:ilvl w:val="0"/>
+          <w:numId w:val="64"/>
+        </w:numPr>
+        <w:rPr>
+          <w:lang w:val="en-IN"/>
+        </w:rPr>
+      </w:pPr>
+      <w:r>
+        <w:rPr>
+          <w:lang w:val="en-IN"/>
+        </w:rPr>
+        <w:t>How it works internally?</w:t>
+      </w:r>
+    </w:p>
+    <w:p>
+      <w:pPr>
+        <w:pStyle w:val="ListParagraph"/>
+        <w:ind w:left="1440"/>
+        <w:rPr>
+          <w:lang w:val="en-IN"/>
+        </w:rPr>
+      </w:pPr>
+      <w:r>
+        <w:rPr>
+          <w:lang w:val="en-IN"/>
+        </w:rPr>
+        <w:t xml:space="preserve"> @Async uses a TaskExecutor to execute the task in another thread.</w:t>
+      </w:r>
+    </w:p>
+    <w:p>
+      <w:pPr>
+        <w:pStyle w:val="ListParagraph"/>
+        <w:ind w:left="1440"/>
+        <w:rPr>
+          <w:lang w:val="en-IN"/>
+        </w:rPr>
+      </w:pPr>
+      <w:r>
+        <w:rPr>
+          <w:lang w:val="en-IN"/>
+        </w:rPr>
+        <w:t xml:space="preserve">TaskExecutor is Spring’s abstraction over Java’s Executor Framework </w:t>
+      </w:r>
+    </w:p>
+    <w:p>
+      <w:pPr>
+        <w:pStyle w:val="ListParagraph"/>
+        <w:numPr>
+          <w:ilvl w:val="0"/>
+          <w:numId w:val="65"/>
+        </w:numPr>
+        <w:rPr>
+          <w:lang w:val="en-IN"/>
+        </w:rPr>
+      </w:pPr>
+      <w:r>
+        <w:rPr>
+          <w:lang w:val="en-IN"/>
+        </w:rPr>
+        <w:t xml:space="preserve">Default </w:t>
+      </w:r>
+      <w:r>
+        <w:rPr>
+          <w:lang w:val="en-IN"/>
+        </w:rPr>
+        <w:t xml:space="preserve">behaviour: </w:t>
+      </w:r>
+      <w:r>
+        <w:rPr>
+          <w:lang w:val="en-IN"/>
+        </w:rPr>
+        <w:t>By default, @Async uses SimpleAsyncTaskExecutor.</w:t>
+      </w:r>
+    </w:p>
+    <w:p>
+      <w:pPr>
+        <w:pStyle w:val="ListParagraph"/>
+        <w:numPr>
+          <w:ilvl w:val="0"/>
+          <w:numId w:val="65"/>
+        </w:numPr>
+        <w:rPr>
+          <w:lang w:val="en-IN"/>
+        </w:rPr>
+      </w:pPr>
+      <w:r>
+        <w:rPr>
+          <w:lang w:val="en-IN"/>
+        </w:rPr>
+        <w:t>Customizing the Thread Pool</w:t>
+      </w:r>
+      <w:r>
+        <w:rPr>
+          <w:lang w:val="en-IN"/>
+        </w:rPr>
+        <w:t xml:space="preserve">: </w:t>
+      </w:r>
+      <w:r>
+        <w:rPr>
+          <w:lang w:val="en-IN"/>
+        </w:rPr>
+        <w:t xml:space="preserve">We can define your own </w:t>
+      </w:r>
+      <w:r>
+        <w:rPr>
+          <w:lang w:val="en-IN"/>
+        </w:rPr>
+        <w:t xml:space="preserve">Task Executor </w:t>
+      </w:r>
+      <w:r>
+        <w:rPr>
+          <w:lang w:val="en-IN"/>
+        </w:rPr>
+        <w:t>using ThreadPoolTaskExecutor.</w:t>
+      </w:r>
+    </w:p>
+    <w:p>
+      <w:pPr>
+        <w:pStyle w:val="ListParagraph"/>
+        <w:numPr>
+          <w:ilvl w:val="0"/>
+          <w:numId w:val="65"/>
+        </w:numPr>
+        <w:rPr>
+          <w:lang w:val="en-IN"/>
+        </w:rPr>
+      </w:pPr>
+      <w:r>
+        <w:rPr>
+          <w:lang w:val="en-IN"/>
+        </w:rPr>
+        <w:t>When to use @Async</w:t>
+      </w:r>
+      <w:r>
+        <w:rPr>
+          <w:lang w:val="en-IN"/>
+        </w:rPr>
         <w:t xml:space="preserve"> </w:t>
       </w:r>
       <w:r>
-        <w:t>It uses a TaskExecutor (usually a ThreadPoolTaskExecutor) under the hood.</w:t>
-      </w:r>
-      <w:r>
+        <w:rPr>
+          <w:lang w:val="en-IN"/>
+        </w:rPr>
+        <w:t>:</w:t>
+      </w:r>
+      <w:r>
+        <w:rPr>
+          <w:lang w:val="en-IN"/>
+        </w:rPr>
         <w:t xml:space="preserve"> </w:t>
       </w:r>
       <w:r>
-        <w:t>It should be used when we want simple, fire-and-forget asynchronous tasks.</w:t>
-      </w:r>
-      <w:r>
-        <w:t xml:space="preserve"> (more prominent in spring boot)</w:t>
+        <w:rPr>
+          <w:lang w:val="en-IN"/>
+        </w:rPr>
+        <w:t>when we work with Fire-and-forget tasks. e.g. Sending mails, logging, showing notifications.</w:t>
       </w:r>
     </w:p>
     <w:p>
@@ -5194,16 +5387,82 @@
         </w:rPr>
       </w:pPr>
       <w:r>
-        <w:rPr>
-          <w:lang w:val="en-IN"/>
-        </w:rPr>
-        <w:t>Using Parallel Streams</w:t>
-      </w:r>
-      <w:r>
-        <w:rPr>
-          <w:lang w:val="en-IN"/>
-        </w:rPr>
-        <w:t xml:space="preserve"> in case of arrays.</w:t>
+        <w:t>Using CompleteableFuture.supplyAsync(()-&gt; place your code here.)</w:t>
+      </w:r>
+      <w:r>
+        <w:t xml:space="preserve"> : It is </w:t>
+      </w:r>
+      <w:r>
+        <w:t xml:space="preserve">a core java concept which is </w:t>
+      </w:r>
+      <w:r>
+        <w:t xml:space="preserve">provided by </w:t>
+      </w:r>
+      <w:r>
+        <w:rPr>
+          <w:i/>
+          <w:iCs/>
+        </w:rPr>
+        <w:t>java.concurrent</w:t>
+      </w:r>
+      <w:r>
+        <w:t xml:space="preserve"> package.</w:t>
+      </w:r>
+      <w:r>
+        <w:t xml:space="preserve"> By default it uses ForkJoinPool.</w:t>
+      </w:r>
+      <w:r>
+        <w:t xml:space="preserve"> </w:t>
+      </w:r>
+      <w:r>
+        <w:t xml:space="preserve">We </w:t>
+      </w:r>
+      <w:r>
+        <w:t xml:space="preserve">can use </w:t>
+      </w:r>
+      <w:r>
+        <w:t xml:space="preserve">a </w:t>
+      </w:r>
+      <w:r>
+        <w:t xml:space="preserve">custom </w:t>
+      </w:r>
+      <w:r>
+        <w:t>T</w:t>
+      </w:r>
+      <w:r>
+        <w:t xml:space="preserve">ask </w:t>
+      </w:r>
+      <w:r>
+        <w:t>E</w:t>
+      </w:r>
+      <w:r>
+        <w:t>xecutor</w:t>
+      </w:r>
+      <w:r>
+        <w:t xml:space="preserve"> created</w:t>
+      </w:r>
+      <w:r>
+        <w:t xml:space="preserve"> </w:t>
+      </w:r>
+      <w:r>
+        <w:t xml:space="preserve">using </w:t>
+      </w:r>
+      <w:r>
+        <w:t>‘</w:t>
+      </w:r>
+      <w:r>
+        <w:rPr>
+          <w:i/>
+          <w:iCs/>
+        </w:rPr>
+        <w:t>ThreadPoolTaskExecutor</w:t>
+      </w:r>
+      <w:r>
+        <w:rPr>
+          <w:i/>
+          <w:iCs/>
+        </w:rPr>
+        <w:t>’.</w:t>
       </w:r>
     </w:p>
     <w:p>
@@ -5221,7 +5480,37 @@
         <w:rPr>
           <w:lang w:val="en-IN"/>
         </w:rPr>
-        <w:t>Using Java’s Executor framework (It is innate to java)</w:t>
+        <w:t>Using Parallel Streams in case of arrays.</w:t>
+      </w:r>
+    </w:p>
+    <w:p>
+      <w:pPr>
+        <w:pStyle w:val="ListParagraph"/>
+        <w:numPr>
+          <w:ilvl w:val="0"/>
+          <w:numId w:val="59"/>
+        </w:numPr>
+        <w:rPr>
+          <w:lang w:val="en-IN"/>
+        </w:rPr>
+      </w:pPr>
+      <w:r>
+        <w:rPr>
+          <w:lang w:val="en-IN"/>
+        </w:rPr>
+        <w:t xml:space="preserve">Using Java’s Executor framework (It is </w:t>
+      </w:r>
+      <w:r>
+        <w:rPr>
+          <w:lang w:val="en-IN"/>
+        </w:rPr>
+        <w:t xml:space="preserve">native </w:t>
+      </w:r>
+      <w:r>
+        <w:rPr>
+          <w:lang w:val="en-IN"/>
+        </w:rPr>
+        <w:t>to java)</w:t>
       </w:r>
     </w:p>
     <w:p>
@@ -5848,6 +6137,14 @@
           <w:lang w:val="en-IN"/>
         </w:rPr>
         <w:br/>
+      </w:r>
+      <w:r>
+        <w:rPr>
+          <w:sz w:val="16"/>
+          <w:szCs w:val="16"/>
+          <w:lang w:val="en-IN"/>
+        </w:rPr>
+        <w:lastRenderedPageBreak/>
         <w:t xml:space="preserve"> </w:t>
       </w:r>
       <w:r>
@@ -6151,14 +6448,6 @@
           <w:lang w:val="en-IN"/>
         </w:rPr>
         <w:br/>
-      </w:r>
-      <w:r>
-        <w:rPr>
-          <w:sz w:val="16"/>
-          <w:szCs w:val="16"/>
-          <w:lang w:val="en-IN"/>
-        </w:rPr>
-        <w:lastRenderedPageBreak/>
         <w:t xml:space="preserve"> </w:t>
       </w:r>
       <w:r>
@@ -6757,13 +7046,123 @@
         <w:rPr>
           <w:lang w:val="en-IN"/>
         </w:rPr>
-        <w:t>ol that will actually execute the</w:t>
+        <w:t>ol that will execute the</w:t>
       </w:r>
       <w:r>
         <w:rPr>
           <w:lang w:val="en-IN"/>
         </w:rPr>
         <w:t xml:space="preserve"> asynchronous tasks.</w:t>
+      </w:r>
+    </w:p>
+    <w:p>
+      <w:pPr>
+        <w:pStyle w:val="ListParagraph"/>
+        <w:rPr>
+          <w:lang w:val="en-IN"/>
+        </w:rPr>
+      </w:pPr>
+      <w:r>
+        <w:rPr>
+          <w:lang w:val="en-IN"/>
+        </w:rPr>
+        <w:t xml:space="preserve">All </w:t>
+      </w:r>
+      <w:r>
+        <w:rPr>
+          <w:lang w:val="en-IN"/>
+        </w:rPr>
+        <w:t>TaskExecutor</w:t>
+      </w:r>
+      <w:r>
+        <w:rPr>
+          <w:lang w:val="en-IN"/>
+        </w:rPr>
+        <w:t>s</w:t>
+      </w:r>
+      <w:r>
+        <w:rPr>
+          <w:lang w:val="en-IN"/>
+        </w:rPr>
+        <w:t xml:space="preserve"> internally uses</w:t>
+      </w:r>
+      <w:r>
+        <w:rPr>
+          <w:lang w:val="en-IN"/>
+        </w:rPr>
+        <w:t xml:space="preserve"> Executor Framework</w:t>
+      </w:r>
+      <w:r>
+        <w:rPr>
+          <w:lang w:val="en-IN"/>
+        </w:rPr>
+        <w:t>.</w:t>
+      </w:r>
+    </w:p>
+    <w:p>
+      <w:pPr>
+        <w:pStyle w:val="ListParagraph"/>
+        <w:rPr>
+          <w:lang w:val="en-IN"/>
+        </w:rPr>
+      </w:pPr>
+      <w:r>
+        <w:rPr>
+          <w:lang w:val="en-IN"/>
+        </w:rPr>
+        <w:t xml:space="preserve">There are different types of Task Executors. Some of the prominent task executors are: ThreadPoolTaskExecutor, SimpleAsyncTaskExecutor,  SyncTaskExecutor </w:t>
+      </w:r>
+      <w:r>
+        <w:rPr>
+          <w:lang w:val="en-IN"/>
+        </w:rPr>
+        <w:t xml:space="preserve">(Unit testing </w:t>
+      </w:r>
+      <w:r>
+        <w:rPr>
+          <w:lang w:val="en-IN"/>
+        </w:rPr>
+        <w:t>f</w:t>
+      </w:r>
+      <w:r>
+        <w:rPr>
+          <w:lang w:val="en-IN"/>
+        </w:rPr>
+        <w:t>or sequential task execution.)</w:t>
+      </w:r>
+      <w:r>
+        <w:rPr>
+          <w:lang w:val="en-IN"/>
+        </w:rPr>
+        <w:t xml:space="preserve"> </w:t>
+      </w:r>
+      <w:r>
+        <w:rPr>
+          <w:rStyle w:val="HTMLCode"/>
+          <w:rFonts w:eastAsiaTheme="minorHAnsi"/>
+        </w:rPr>
+        <w:t>TaskExecutor</w:t>
+      </w:r>
+      <w:r>
+        <w:t xml:space="preserve"> is a </w:t>
+      </w:r>
+      <w:r>
+        <w:rPr>
+          <w:rStyle w:val="Emphasis"/>
+        </w:rPr>
+        <w:t>wrapper</w:t>
+      </w:r>
+      <w:r>
+        <w:t xml:space="preserve"> around the </w:t>
+      </w:r>
+      <w:r>
+        <w:rPr>
+          <w:rStyle w:val="Strong"/>
+        </w:rPr>
+        <w:t>thread pool</w:t>
+      </w:r>
+      <w:r>
+        <w:t xml:space="preserve"> implementation.</w:t>
       </w:r>
     </w:p>
     <w:p>
@@ -6815,33 +7214,19 @@
         <w:rPr>
           <w:lang w:val="en-IN"/>
         </w:rPr>
-        <w:t>, Spring delegates the work to that executor instead of running everything on the common ForkJoinPool.</w:t>
-      </w:r>
-    </w:p>
-    <w:p>
-      <w:pPr>
-        <w:pStyle w:val="ListParagraph"/>
-        <w:rPr>
-          <w:lang w:val="en-IN"/>
-        </w:rPr>
-      </w:pPr>
-      <w:r>
-        <w:rPr>
-          <w:lang w:val="en-IN"/>
-        </w:rPr>
-        <w:t>This gives me control — like how many threads are created, how the</w:t>
-      </w:r>
-      <w:r>
-        <w:rPr>
-          <w:lang w:val="en-IN"/>
-        </w:rPr>
-        <w:t xml:space="preserve">y’re </w:t>
-      </w:r>
-      <w:r>
-        <w:rPr>
-          <w:lang w:val="en-IN"/>
-        </w:rPr>
-        <w:t>managed, etc.</w:t>
+        <w:t>, Spring delegates the work to t</w:t>
+      </w:r>
+      <w:r>
+        <w:rPr>
+          <w:lang w:val="en-IN"/>
+        </w:rPr>
+        <w:t>hat executor</w:t>
+      </w:r>
+      <w:r>
+        <w:rPr>
+          <w:lang w:val="en-IN"/>
+        </w:rPr>
+        <w:t>.</w:t>
       </w:r>
     </w:p>
     <w:p>
@@ -6859,6 +7244,12 @@
         <w:rPr>
           <w:lang w:val="en-IN"/>
         </w:rPr>
+        <w:t xml:space="preserve"> </w:t>
+      </w:r>
+      <w:r>
+        <w:rPr>
+          <w:lang w:val="en-IN"/>
+        </w:rPr>
         <w:t>What is ForkJoinPool?</w:t>
       </w:r>
     </w:p>
@@ -6873,16 +7264,20 @@
         <w:rPr>
           <w:lang w:val="en-IN"/>
         </w:rPr>
-        <w:t>It is a special thread pool that uses Work-Stealing algorithm to execute task in parallel.</w:t>
-      </w:r>
-    </w:p>
-    <w:p>
-      <w:pPr>
-        <w:pStyle w:val="ListParagraph"/>
-        <w:rPr>
-          <w:lang w:val="en-IN"/>
-        </w:rPr>
-      </w:pPr>
+        <w:t xml:space="preserve">It is a special thread pool that </w:t>
+      </w:r>
+      <w:r>
+        <w:rPr>
+          <w:lang w:val="en-IN"/>
+        </w:rPr>
+        <w:t xml:space="preserve">is by default used by CompleteableFuture.supplyAsync(). </w:t>
+      </w:r>
+      <w:r>
+        <w:rPr>
+          <w:lang w:val="en-IN"/>
+        </w:rPr>
+        <w:br/>
+      </w:r>
       <w:r>
         <w:rPr>
           <w:lang w:val="en-IN"/>
@@ -6899,57 +7294,25 @@
         <w:rPr>
           <w:lang w:val="en-IN"/>
         </w:rPr>
-        <w:t>tasks that can be split into smaller subtasks and m</w:t>
+        <w:t xml:space="preserve">tasks that can be split into smaller subtasks and </w:t>
+      </w:r>
+      <w:r>
+        <w:rPr>
+          <w:lang w:val="en-IN"/>
+        </w:rPr>
+        <w:t xml:space="preserve">then </w:t>
+      </w:r>
+      <w:r>
+        <w:rPr>
+          <w:lang w:val="en-IN"/>
+        </w:rPr>
+        <w:t>m</w:t>
       </w:r>
       <w:r>
         <w:rPr>
           <w:lang w:val="en-IN"/>
         </w:rPr>
         <w:t>erged later (“fork” and “join”).</w:t>
-      </w:r>
-    </w:p>
-    <w:p>
-      <w:pPr>
-        <w:pStyle w:val="ListParagraph"/>
-        <w:rPr>
-          <w:lang w:val="en-IN"/>
-        </w:rPr>
-      </w:pPr>
-      <w:r>
-        <w:rPr>
-          <w:lang w:val="en-IN"/>
-        </w:rPr>
-        <w:t xml:space="preserve">Work-Stealing </w:t>
-      </w:r>
-      <w:r>
-        <w:rPr>
-          <w:lang w:val="en-IN"/>
-        </w:rPr>
-        <w:t>algorithm -</w:t>
-      </w:r>
-      <w:r>
-        <w:rPr>
-          <w:lang w:val="en-IN"/>
-        </w:rPr>
-        <w:t xml:space="preserve">&gt; </w:t>
-      </w:r>
-      <w:r>
-        <w:rPr>
-          <w:lang w:val="en-IN"/>
-        </w:rPr>
-        <w:t>Each worker thread in a ForkJoinPool has its own deque (double-ended queue) of tasks.</w:t>
-      </w:r>
-      <w:r>
-        <w:rPr>
-          <w:lang w:val="en-IN"/>
-        </w:rPr>
-        <w:t xml:space="preserve"> </w:t>
-      </w:r>
-      <w:r>
-        <w:rPr>
-          <w:lang w:val="en-IN"/>
-        </w:rPr>
-        <w:t>If one thread finishes its tasks early, it can “steal” work from another thread’s queue — that’s the work-stealing algorithm.</w:t>
       </w:r>
     </w:p>
     <w:p>
@@ -7074,6 +7437,7 @@
         <w:rPr>
           <w:lang w:val="en-IN"/>
         </w:rPr>
+        <w:lastRenderedPageBreak/>
         <w:t>Executor Framework has 3 core interfaces</w:t>
       </w:r>
       <w:r>
@@ -7223,12 +7587,6 @@
           <w:lang w:val="en-IN"/>
         </w:rPr>
         <w:br/>
-      </w:r>
-      <w:r>
-        <w:rPr>
-          <w:lang w:val="en-IN"/>
-        </w:rPr>
-        <w:lastRenderedPageBreak/>
         <w:t xml:space="preserve">Step 3 </w:t>
       </w:r>
       <w:r>
@@ -7340,9 +7698,17 @@
       </w:pPr>
       <w:r>
         <w:rPr>
-          <w:lang w:val="en-IN"/>
-        </w:rPr>
-        <w:t>ThreadPoolTaskExecutor: It is used internally when we annotate methods with @Async.</w:t>
+          <w:b/>
+          <w:bCs/>
+          <w:lang w:val="en-IN"/>
+        </w:rPr>
+        <w:t>ForkJoinPool</w:t>
+      </w:r>
+      <w:r>
+        <w:rPr>
+          <w:lang w:val="en-IN"/>
+        </w:rPr>
+        <w:t>: A special thread pool designed for divide-and-conquer tasks — where big tasks are broken into smaller ones that can run in parallel. It is used by CompletableFuture.supplyAsync() and parallelStream() by default.</w:t>
       </w:r>
     </w:p>
     <w:p>
@@ -7359,9 +7725,17 @@
       </w:pPr>
       <w:r>
         <w:rPr>
-          <w:lang w:val="en-IN"/>
-        </w:rPr>
-        <w:t>ForkJoinPool: A special thread pool designed for divide-and-conquer tasks — where big tasks are broken into smaller ones that can run in parallel. It is used by CompletableFuture.supplyAsync() and parallelStream() by default.</w:t>
+          <w:b/>
+          <w:bCs/>
+          <w:lang w:val="en-IN"/>
+        </w:rPr>
+        <w:t>FixedThreadPool</w:t>
+      </w:r>
+      <w:r>
+        <w:rPr>
+          <w:lang w:val="en-IN"/>
+        </w:rPr>
+        <w:t>: It is a type of pool that always keeps the same number of threads running. If all threads are busy, new tasks wait in a queue until one is free. example: Executors.newFixedThreadPool(10)</w:t>
       </w:r>
     </w:p>
     <w:p>
@@ -7378,9 +7752,17 @@
       </w:pPr>
       <w:r>
         <w:rPr>
-          <w:lang w:val="en-IN"/>
-        </w:rPr>
-        <w:t>FixedThreadPool: It is a type of pool that always keeps the same number of threads running. If all threads are busy, new tasks wait in a queue until one is free. example: Executors.newFixedThreadPool(10)</w:t>
+          <w:b/>
+          <w:bCs/>
+          <w:lang w:val="en-IN"/>
+        </w:rPr>
+        <w:t>ScheduledThreadPool</w:t>
+      </w:r>
+      <w:r>
+        <w:rPr>
+          <w:lang w:val="en-IN"/>
+        </w:rPr>
+        <w:t>: It is a type of thread pool that runs tasks after a delay or periodically. Used for recurring jobs, cleanup tasks, etc.</w:t>
       </w:r>
     </w:p>
     <w:p>
@@ -7397,9 +7779,23 @@
       </w:pPr>
       <w:r>
         <w:rPr>
-          <w:lang w:val="en-IN"/>
-        </w:rPr>
-        <w:t>ScheduledThreadPool: It is a type of thread pool that runs tasks after a delay or periodically. Used for recurring jobs, cleanup tasks, etc.</w:t>
+          <w:b/>
+          <w:bCs/>
+          <w:lang w:val="en-IN"/>
+        </w:rPr>
+        <w:t>Web Server Pool</w:t>
+      </w:r>
+      <w:r>
+        <w:rPr>
+          <w:lang w:val="en-IN"/>
+        </w:rPr>
+        <w:t xml:space="preserve"> : A pool of threads managed by the web server (like Tomcat). Each incoming HTTP request is handled by a thread from this pool. Once the request is processed, the thread is returned to the pool.</w:t>
+      </w:r>
+      <w:r>
+        <w:rPr>
+          <w:lang w:val="en-IN"/>
+        </w:rPr>
+        <w:tab/>
       </w:r>
     </w:p>
     <w:p>
@@ -7416,15 +7812,47 @@
       </w:pPr>
       <w:r>
         <w:rPr>
-          <w:lang w:val="en-IN"/>
-        </w:rPr>
-        <w:t>Web Server Pool : A pool of threads managed by the web server (like Tomcat). Each incoming HTTP request is handled by a thread from this pool. Once the request is processed, the thread is returned to the pool.</w:t>
-      </w:r>
-      <w:r>
-        <w:rPr>
-          <w:lang w:val="en-IN"/>
-        </w:rPr>
-        <w:tab/>
+          <w:b/>
+          <w:bCs/>
+          <w:lang w:val="en-IN"/>
+        </w:rPr>
+        <w:t>Connection Pool</w:t>
+      </w:r>
+      <w:r>
+        <w:rPr>
+          <w:lang w:val="en-IN"/>
+        </w:rPr>
+        <w:t xml:space="preserve"> </w:t>
+      </w:r>
+      <w:r>
+        <w:rPr>
+          <w:lang w:val="en-IN"/>
+        </w:rPr>
+        <w:t>: A pool of database connections reused by multiple requests.</w:t>
+      </w:r>
+      <w:r>
+        <w:rPr>
+          <w:lang w:val="en-IN"/>
+        </w:rPr>
+        <w:t xml:space="preserve"> </w:t>
+      </w:r>
+      <w:r>
+        <w:rPr>
+          <w:lang w:val="en-IN"/>
+        </w:rPr>
+        <w:t>By default</w:t>
+      </w:r>
+      <w:r>
+        <w:rPr>
+          <w:lang w:val="en-IN"/>
+        </w:rPr>
+        <w:t>,</w:t>
+      </w:r>
+      <w:r>
+        <w:rPr>
+          <w:lang w:val="en-IN"/>
+        </w:rPr>
+        <w:t xml:space="preserve"> Spring Boot uses HikariCP.</w:t>
       </w:r>
     </w:p>
     <w:p>
@@ -7441,89 +7869,17 @@
       </w:pPr>
       <w:r>
         <w:rPr>
-          <w:lang w:val="en-IN"/>
-        </w:rPr>
-        <w:t xml:space="preserve">Connection Pool </w:t>
-      </w:r>
-      <w:r>
-        <w:rPr>
-          <w:lang w:val="en-IN"/>
-        </w:rPr>
-        <w:t>: A pool of database connections reused by multiple requests.</w:t>
-      </w:r>
-      <w:r>
-        <w:rPr>
-          <w:lang w:val="en-IN"/>
-        </w:rPr>
-        <w:t xml:space="preserve"> </w:t>
-      </w:r>
-      <w:r>
-        <w:rPr>
-          <w:lang w:val="en-IN"/>
-        </w:rPr>
-        <w:t>By default</w:t>
-      </w:r>
-      <w:r>
-        <w:rPr>
-          <w:lang w:val="en-IN"/>
-        </w:rPr>
-        <w:t>,</w:t>
-      </w:r>
-      <w:r>
-        <w:rPr>
-          <w:lang w:val="en-IN"/>
-        </w:rPr>
-        <w:t xml:space="preserve"> Spring Boot uses HikariCP.</w:t>
-      </w:r>
-    </w:p>
-    <w:p>
-      <w:pPr>
-        <w:pStyle w:val="ListParagraph"/>
-        <w:numPr>
-          <w:ilvl w:val="0"/>
-          <w:numId w:val="61"/>
-        </w:numPr>
-        <w:ind w:left="709"/>
-        <w:rPr>
-          <w:lang w:val="en-IN"/>
-        </w:rPr>
-      </w:pPr>
-      <w:r>
-        <w:rPr>
-          <w:lang w:val="en-IN"/>
-        </w:rPr>
-        <w:t>Reactiv</w:t>
-      </w:r>
-      <w:r>
-        <w:rPr>
-          <w:lang w:val="en-IN"/>
-        </w:rPr>
-        <w:t>e Schedulers</w:t>
-      </w:r>
-      <w:r>
-        <w:rPr>
-          <w:lang w:val="en-IN"/>
-        </w:rPr>
-        <w:t>: Thread pools used by WebFlux in reactive programming.</w:t>
-      </w:r>
-    </w:p>
-    <w:p>
-      <w:pPr>
-        <w:pStyle w:val="ListParagraph"/>
-        <w:numPr>
-          <w:ilvl w:val="0"/>
-          <w:numId w:val="61"/>
-        </w:numPr>
-        <w:ind w:left="709"/>
-        <w:rPr>
-          <w:lang w:val="en-IN"/>
-        </w:rPr>
-      </w:pPr>
-      <w:r>
-        <w:rPr>
-          <w:lang w:val="en-IN"/>
-        </w:rPr>
-        <w:t>Virtual Threads : Newly introduced light weight threads that are managed by JVM. Java provides Executors.newVirtualThreadPerTaskExecutor() — an executor that creates a new virtual thread per task.</w:t>
+          <w:b/>
+          <w:bCs/>
+          <w:lang w:val="en-IN"/>
+        </w:rPr>
+        <w:t>Virtual Threads</w:t>
+      </w:r>
+      <w:r>
+        <w:rPr>
+          <w:lang w:val="en-IN"/>
+        </w:rPr>
+        <w:t xml:space="preserve"> : Newly introduced light weight threads that are managed by JVM. Java provides Executors.newVirtualThreadPerTaskExecutor() — an executor that creates a new virtual thread per task.</w:t>
       </w:r>
     </w:p>
     <w:p>
@@ -7855,6 +8211,7 @@
                 <w:rFonts w:eastAsia="Times New Roman" w:cstheme="minorHAnsi"/>
                 <w:bCs/>
               </w:rPr>
+              <w:lastRenderedPageBreak/>
               <w:t>Exception Handling</w:t>
             </w:r>
           </w:p>
@@ -8125,7 +8482,6 @@
         <w:rPr>
           <w:lang w:val="en-IN"/>
         </w:rPr>
-        <w:lastRenderedPageBreak/>
         <w:t>Exceptions v</w:t>
       </w:r>
       <w:r>
@@ -8756,7 +9112,14 @@
         <w:rPr>
           <w:lang w:val="en-IN"/>
         </w:rPr>
-        <w:t>In this example, we use the throw statement to throw an instance of our custom exception (CustomException) within a try block. If the condition is met, the custom exception is thrown. We then catch and handle the custom exception in the catch block, where we can access the exception's message using e.getMessage().</w:t>
+        <w:t xml:space="preserve">In this example, we use the throw statement to throw an instance of our custom exception (CustomException) within a try block. If the condition is met, the custom exception is thrown. </w:t>
+      </w:r>
+      <w:r>
+        <w:rPr>
+          <w:lang w:val="en-IN"/>
+        </w:rPr>
+        <w:lastRenderedPageBreak/>
+        <w:t>We then catch and handle the custom exception in the catch block, where we can access the exception's message using e.getMessage().</w:t>
       </w:r>
     </w:p>
     <w:p>
@@ -8904,7 +9267,6 @@
           <w:i/>
           <w:lang w:val="en-IN"/>
         </w:rPr>
-        <w:lastRenderedPageBreak/>
         <w:t>Throws</w:t>
       </w:r>
       <w:r>
@@ -9270,6 +9632,7 @@
               <w:rPr>
                 <w:lang w:val="en-IN"/>
               </w:rPr>
+              <w:lastRenderedPageBreak/>
               <w:t>Iterator</w:t>
             </w:r>
           </w:p>
@@ -9550,7 +9913,6 @@
               <w:rPr>
                 <w:lang w:val="en-IN"/>
               </w:rPr>
-              <w:lastRenderedPageBreak/>
               <w:t>Iterator itr = collection.iterator();</w:t>
             </w:r>
           </w:p>
@@ -10261,6 +10623,7 @@
         <w:rPr>
           <w:lang w:val="en-IN"/>
         </w:rPr>
+        <w:lastRenderedPageBreak/>
         <w:t>PC Register</w:t>
       </w:r>
     </w:p>
@@ -10401,7 +10764,6 @@
         <w:rPr>
           <w:lang w:val="en-IN"/>
         </w:rPr>
-        <w:lastRenderedPageBreak/>
         <w:t xml:space="preserve">Eden Space </w:t>
       </w:r>
     </w:p>
@@ -11009,6 +11371,7 @@
               <w:rPr>
                 <w:lang w:val="en-IN"/>
               </w:rPr>
+              <w:lastRenderedPageBreak/>
               <w:t>Logic of sorting</w:t>
             </w:r>
           </w:p>
@@ -11846,6 +12209,7 @@
           <w:szCs w:val="20"/>
           <w:lang w:val="en-IN"/>
         </w:rPr>
+        <w:lastRenderedPageBreak/>
         <w:t>o</w:t>
       </w:r>
       <w:r>
@@ -12011,7 +12375,6 @@
           <w:szCs w:val="20"/>
           <w:lang w:val="en-IN"/>
         </w:rPr>
-        <w:lastRenderedPageBreak/>
         <w:t>//</w:t>
       </w:r>
       <w:r>
@@ -12553,6 +12916,12 @@
           <w:lang w:val="en-IN"/>
         </w:rPr>
         <w:br/>
+      </w:r>
+      <w:r>
+        <w:rPr>
+          <w:lang w:val="en-IN"/>
+        </w:rPr>
+        <w:lastRenderedPageBreak/>
         <w:t>For example: While iterating any collection if we try to modify the structure or add or remove elements then it may result in ConcurrentModificationException.</w:t>
       </w:r>
     </w:p>
@@ -12596,7 +12965,6 @@
         <w:rPr>
           <w:lang w:val="en-IN"/>
         </w:rPr>
-        <w:lastRenderedPageBreak/>
         <w:t>Why wait() and notify() method belongs to object and not to thread class?</w:t>
       </w:r>
       <w:r>
@@ -13107,6 +13475,7 @@
           <w:b/>
           <w:lang w:val="en-IN"/>
         </w:rPr>
+        <w:lastRenderedPageBreak/>
         <w:t>Concurrency Level:</w:t>
       </w:r>
       <w:r>
@@ -13256,7 +13625,6 @@
         <w:rPr>
           <w:lang w:val="en-IN"/>
         </w:rPr>
-        <w:lastRenderedPageBreak/>
         <w:t>I have an interface in java.</w:t>
       </w:r>
       <w:r>
@@ -13582,6 +13950,7 @@
         <w:rPr>
           <w:lang w:val="en-IN"/>
         </w:rPr>
+        <w:lastRenderedPageBreak/>
         <w:t xml:space="preserve">              "age": 45,</w:t>
       </w:r>
     </w:p>
@@ -13662,7 +14031,6 @@
           <w:noProof/>
           <w:lang w:bidi="hi-IN"/>
         </w:rPr>
-        <w:lastRenderedPageBreak/>
         <w:drawing>
           <wp:inline distT="0" distB="0" distL="0" distR="0">
             <wp:extent cx="4687766" cy="1166197"/>
@@ -14485,7 +14853,6 @@
         <w:rPr>
           <w:lang w:val="en-IN"/>
         </w:rPr>
-        <w:lastRenderedPageBreak/>
         <w:t>How to create enum in java?</w:t>
       </w:r>
       <w:r>
@@ -15037,6 +15404,7 @@
         <w:rPr>
           <w:lang w:val="en-IN"/>
         </w:rPr>
+        <w:lastRenderedPageBreak/>
         <w:t>A memory leak happens when objects are no longer needed by the application but still remain referenced in memory, preventing the Garbage Collector (GC) from reclaiming that memory.</w:t>
       </w:r>
       <w:r>
@@ -15102,7 +15470,6 @@
         </w:rPr>
       </w:pPr>
       <w:r>
-        <w:lastRenderedPageBreak/>
         <w:t xml:space="preserve">Static Fields Holding References: </w:t>
       </w:r>
       <w:r>
@@ -15543,6 +15910,7 @@
           <w:u w:val="dotted"/>
           <w:lang w:val="en-IN"/>
         </w:rPr>
+        <w:lastRenderedPageBreak/>
         <w:t>Lower Bounded Wildcard (&lt;? super Type&gt;):</w:t>
       </w:r>
       <w:r>
@@ -24869,6 +25237,119 @@
     </w:lvl>
   </w:abstractNum>
   <w:abstractNum w:abstractNumId="12">
+    <w:nsid w:val="143F60AA"/>
+    <w:multiLevelType w:val="hybridMultilevel"/>
+    <w:tmpl w:val="75F0E6DA"/>
+    <w:lvl w:ilvl="0" w:tplc="04090003">
+      <w:start w:val="1"/>
+      <w:numFmt w:val="bullet"/>
+      <w:lvlText w:val="o"/>
+      <w:lvlJc w:val="left"/>
+      <w:pPr>
+        <w:ind w:left="1440" w:hanging="360"/>
+      </w:pPr>
+      <w:rPr>
+        <w:rFonts w:ascii="Courier New" w:hAnsi="Courier New" w:cs="Courier New" w:hint="default"/>
+      </w:rPr>
+    </w:lvl>
+    <w:lvl w:ilvl="1" w:tplc="04090003" w:tentative="1">
+      <w:start w:val="1"/>
+      <w:numFmt w:val="bullet"/>
+      <w:lvlText w:val="o"/>
+      <w:lvlJc w:val="left"/>
+      <w:pPr>
+        <w:ind w:left="2160" w:hanging="360"/>
+      </w:pPr>
+      <w:rPr>
+        <w:rFonts w:ascii="Courier New" w:hAnsi="Courier New" w:cs="Courier New" w:hint="default"/>
+      </w:rPr>
+    </w:lvl>
+    <w:lvl w:ilvl="2" w:tplc="04090005" w:tentative="1">
+      <w:start w:val="1"/>
+      <w:numFmt w:val="bullet"/>
+      <w:lvlText w:val=""/>
+      <w:lvlJc w:val="left"/>
+      <w:pPr>
+        <w:ind w:left="2880" w:hanging="360"/>
+      </w:pPr>
+      <w:rPr>
+        <w:rFonts w:ascii="Wingdings" w:hAnsi="Wingdings" w:hint="default"/>
+      </w:rPr>
+    </w:lvl>
+    <w:lvl w:ilvl="3" w:tplc="04090001" w:tentative="1">
+      <w:start w:val="1"/>
+      <w:numFmt w:val="bullet"/>
+      <w:lvlText w:val=""/>
+      <w:lvlJc w:val="left"/>
+      <w:pPr>
+        <w:ind w:left="3600" w:hanging="360"/>
+      </w:pPr>
+      <w:rPr>
+        <w:rFonts w:ascii="Symbol" w:hAnsi="Symbol" w:hint="default"/>
+      </w:rPr>
+    </w:lvl>
+    <w:lvl w:ilvl="4" w:tplc="04090003" w:tentative="1">
+      <w:start w:val="1"/>
+      <w:numFmt w:val="bullet"/>
+      <w:lvlText w:val="o"/>
+      <w:lvlJc w:val="left"/>
+      <w:pPr>
+        <w:ind w:left="4320" w:hanging="360"/>
+      </w:pPr>
+      <w:rPr>
+        <w:rFonts w:ascii="Courier New" w:hAnsi="Courier New" w:cs="Courier New" w:hint="default"/>
+      </w:rPr>
+    </w:lvl>
+    <w:lvl w:ilvl="5" w:tplc="04090005" w:tentative="1">
+      <w:start w:val="1"/>
+      <w:numFmt w:val="bullet"/>
+      <w:lvlText w:val=""/>
+      <w:lvlJc w:val="left"/>
+      <w:pPr>
+        <w:ind w:left="5040" w:hanging="360"/>
+      </w:pPr>
+      <w:rPr>
+        <w:rFonts w:ascii="Wingdings" w:hAnsi="Wingdings" w:hint="default"/>
+      </w:rPr>
+    </w:lvl>
+    <w:lvl w:ilvl="6" w:tplc="04090001" w:tentative="1">
+      <w:start w:val="1"/>
+      <w:numFmt w:val="bullet"/>
+      <w:lvlText w:val=""/>
+      <w:lvlJc w:val="left"/>
+      <w:pPr>
+        <w:ind w:left="5760" w:hanging="360"/>
+      </w:pPr>
+      <w:rPr>
+        <w:rFonts w:ascii="Symbol" w:hAnsi="Symbol" w:hint="default"/>
+      </w:rPr>
+    </w:lvl>
+    <w:lvl w:ilvl="7" w:tplc="04090003" w:tentative="1">
+      <w:start w:val="1"/>
+      <w:numFmt w:val="bullet"/>
+      <w:lvlText w:val="o"/>
+      <w:lvlJc w:val="left"/>
+      <w:pPr>
+        <w:ind w:left="6480" w:hanging="360"/>
+      </w:pPr>
+      <w:rPr>
+        <w:rFonts w:ascii="Courier New" w:hAnsi="Courier New" w:cs="Courier New" w:hint="default"/>
+      </w:rPr>
+    </w:lvl>
+    <w:lvl w:ilvl="8" w:tplc="04090005" w:tentative="1">
+      <w:start w:val="1"/>
+      <w:numFmt w:val="bullet"/>
+      <w:lvlText w:val=""/>
+      <w:lvlJc w:val="left"/>
+      <w:pPr>
+        <w:ind w:left="7200" w:hanging="360"/>
+      </w:pPr>
+      <w:rPr>
+        <w:rFonts w:ascii="Wingdings" w:hAnsi="Wingdings" w:hint="default"/>
+      </w:rPr>
+    </w:lvl>
+  </w:abstractNum>
+  <w:abstractNum w:abstractNumId="13">
     <w:nsid w:val="180653A3"/>
     <w:multiLevelType w:val="hybridMultilevel"/>
     <w:tmpl w:val="A1F6F9CA"/>
@@ -24981,7 +25462,7 @@
       </w:rPr>
     </w:lvl>
   </w:abstractNum>
-  <w:abstractNum w:abstractNumId="13">
+  <w:abstractNum w:abstractNumId="14">
     <w:nsid w:val="18606161"/>
     <w:multiLevelType w:val="hybridMultilevel"/>
     <w:tmpl w:val="488A32C6"/>
@@ -25067,7 +25548,7 @@
       </w:pPr>
     </w:lvl>
   </w:abstractNum>
-  <w:abstractNum w:abstractNumId="14">
+  <w:abstractNum w:abstractNumId="15">
     <w:nsid w:val="1BED7E35"/>
     <w:multiLevelType w:val="hybridMultilevel"/>
     <w:tmpl w:val="0472D74E"/>
@@ -25153,7 +25634,7 @@
       </w:pPr>
     </w:lvl>
   </w:abstractNum>
-  <w:abstractNum w:abstractNumId="15">
+  <w:abstractNum w:abstractNumId="16">
     <w:nsid w:val="1D4E64B5"/>
     <w:multiLevelType w:val="hybridMultilevel"/>
     <w:tmpl w:val="BC34A848"/>
@@ -25242,7 +25723,7 @@
       </w:pPr>
     </w:lvl>
   </w:abstractNum>
-  <w:abstractNum w:abstractNumId="16">
+  <w:abstractNum w:abstractNumId="17">
     <w:nsid w:val="1E2243FE"/>
     <w:multiLevelType w:val="hybridMultilevel"/>
     <w:tmpl w:val="D256C5BC"/>
@@ -25355,7 +25836,7 @@
       </w:rPr>
     </w:lvl>
   </w:abstractNum>
-  <w:abstractNum w:abstractNumId="17">
+  <w:abstractNum w:abstractNumId="18">
     <w:nsid w:val="22013378"/>
     <w:multiLevelType w:val="hybridMultilevel"/>
     <w:tmpl w:val="94643242"/>
@@ -25444,7 +25925,7 @@
       </w:pPr>
     </w:lvl>
   </w:abstractNum>
-  <w:abstractNum w:abstractNumId="18">
+  <w:abstractNum w:abstractNumId="19">
     <w:nsid w:val="24440CC1"/>
     <w:multiLevelType w:val="multilevel"/>
     <w:tmpl w:val="DCCE7B46"/>
@@ -25557,7 +26038,7 @@
       </w:rPr>
     </w:lvl>
   </w:abstractNum>
-  <w:abstractNum w:abstractNumId="19">
+  <w:abstractNum w:abstractNumId="20">
     <w:nsid w:val="25A01C56"/>
     <w:multiLevelType w:val="hybridMultilevel"/>
     <w:tmpl w:val="9F46D6C0"/>
@@ -25646,7 +26127,7 @@
       </w:pPr>
     </w:lvl>
   </w:abstractNum>
-  <w:abstractNum w:abstractNumId="20">
+  <w:abstractNum w:abstractNumId="21">
     <w:nsid w:val="2AA23802"/>
     <w:multiLevelType w:val="hybridMultilevel"/>
     <w:tmpl w:val="C71E8520"/>
@@ -25759,7 +26240,7 @@
       </w:rPr>
     </w:lvl>
   </w:abstractNum>
-  <w:abstractNum w:abstractNumId="21">
+  <w:abstractNum w:abstractNumId="22">
     <w:nsid w:val="3294066C"/>
     <w:multiLevelType w:val="hybridMultilevel"/>
     <w:tmpl w:val="A0C8AA20"/>
@@ -25872,7 +26353,7 @@
       </w:rPr>
     </w:lvl>
   </w:abstractNum>
-  <w:abstractNum w:abstractNumId="22">
+  <w:abstractNum w:abstractNumId="23">
     <w:nsid w:val="3558243A"/>
     <w:multiLevelType w:val="hybridMultilevel"/>
     <w:tmpl w:val="A40E6030"/>
@@ -25961,7 +26442,7 @@
       </w:pPr>
     </w:lvl>
   </w:abstractNum>
-  <w:abstractNum w:abstractNumId="23">
+  <w:abstractNum w:abstractNumId="24">
     <w:nsid w:val="3600591E"/>
     <w:multiLevelType w:val="hybridMultilevel"/>
     <w:tmpl w:val="C922B876"/>
@@ -26074,7 +26555,7 @@
       </w:rPr>
     </w:lvl>
   </w:abstractNum>
-  <w:abstractNum w:abstractNumId="24">
+  <w:abstractNum w:abstractNumId="25">
     <w:nsid w:val="38E15924"/>
     <w:multiLevelType w:val="hybridMultilevel"/>
     <w:tmpl w:val="2A86D50A"/>
@@ -26160,7 +26641,7 @@
       </w:pPr>
     </w:lvl>
   </w:abstractNum>
-  <w:abstractNum w:abstractNumId="25">
+  <w:abstractNum w:abstractNumId="26">
     <w:nsid w:val="3A2010DF"/>
     <w:multiLevelType w:val="hybridMultilevel"/>
     <w:tmpl w:val="0E3A40DA"/>
@@ -26249,7 +26730,7 @@
       </w:pPr>
     </w:lvl>
   </w:abstractNum>
-  <w:abstractNum w:abstractNumId="26">
+  <w:abstractNum w:abstractNumId="27">
     <w:nsid w:val="3D274510"/>
     <w:multiLevelType w:val="hybridMultilevel"/>
     <w:tmpl w:val="68E48666"/>
@@ -26338,7 +26819,7 @@
       </w:pPr>
     </w:lvl>
   </w:abstractNum>
-  <w:abstractNum w:abstractNumId="27">
+  <w:abstractNum w:abstractNumId="28">
     <w:nsid w:val="3D2908A8"/>
     <w:multiLevelType w:val="hybridMultilevel"/>
     <w:tmpl w:val="86120A6E"/>
@@ -26451,7 +26932,7 @@
       </w:rPr>
     </w:lvl>
   </w:abstractNum>
-  <w:abstractNum w:abstractNumId="28">
+  <w:abstractNum w:abstractNumId="29">
     <w:nsid w:val="3D9A0B0C"/>
     <w:multiLevelType w:val="hybridMultilevel"/>
     <w:tmpl w:val="FE0497D2"/>
@@ -26540,7 +27021,7 @@
       </w:pPr>
     </w:lvl>
   </w:abstractNum>
-  <w:abstractNum w:abstractNumId="29">
+  <w:abstractNum w:abstractNumId="30">
     <w:nsid w:val="3F34748F"/>
     <w:multiLevelType w:val="hybridMultilevel"/>
     <w:tmpl w:val="D3644718"/>
@@ -26653,7 +27134,7 @@
       </w:rPr>
     </w:lvl>
   </w:abstractNum>
-  <w:abstractNum w:abstractNumId="30">
+  <w:abstractNum w:abstractNumId="31">
     <w:nsid w:val="40DE53FE"/>
     <w:multiLevelType w:val="multilevel"/>
     <w:tmpl w:val="DCCE7B46"/>
@@ -26766,7 +27247,7 @@
       </w:rPr>
     </w:lvl>
   </w:abstractNum>
-  <w:abstractNum w:abstractNumId="31">
+  <w:abstractNum w:abstractNumId="32">
     <w:nsid w:val="41A2316A"/>
     <w:multiLevelType w:val="hybridMultilevel"/>
     <w:tmpl w:val="D4E60E4C"/>
@@ -26879,7 +27360,7 @@
       </w:rPr>
     </w:lvl>
   </w:abstractNum>
-  <w:abstractNum w:abstractNumId="32">
+  <w:abstractNum w:abstractNumId="33">
     <w:nsid w:val="446A48E5"/>
     <w:multiLevelType w:val="hybridMultilevel"/>
     <w:tmpl w:val="7BC6DF22"/>
@@ -26992,7 +27473,7 @@
       </w:rPr>
     </w:lvl>
   </w:abstractNum>
-  <w:abstractNum w:abstractNumId="33">
+  <w:abstractNum w:abstractNumId="34">
     <w:nsid w:val="450626F7"/>
     <w:multiLevelType w:val="hybridMultilevel"/>
     <w:tmpl w:val="935461BA"/>
@@ -27081,7 +27562,7 @@
       </w:pPr>
     </w:lvl>
   </w:abstractNum>
-  <w:abstractNum w:abstractNumId="34">
+  <w:abstractNum w:abstractNumId="35">
     <w:nsid w:val="4B107463"/>
     <w:multiLevelType w:val="hybridMultilevel"/>
     <w:tmpl w:val="2BD8509C"/>
@@ -27170,7 +27651,7 @@
       </w:pPr>
     </w:lvl>
   </w:abstractNum>
-  <w:abstractNum w:abstractNumId="35">
+  <w:abstractNum w:abstractNumId="36">
     <w:nsid w:val="4B3D327D"/>
     <w:multiLevelType w:val="hybridMultilevel"/>
     <w:tmpl w:val="240C2F92"/>
@@ -27256,7 +27737,7 @@
       </w:pPr>
     </w:lvl>
   </w:abstractNum>
-  <w:abstractNum w:abstractNumId="36">
+  <w:abstractNum w:abstractNumId="37">
     <w:nsid w:val="502A23A1"/>
     <w:multiLevelType w:val="hybridMultilevel"/>
     <w:tmpl w:val="1734AD12"/>
@@ -27345,7 +27826,7 @@
       </w:pPr>
     </w:lvl>
   </w:abstractNum>
-  <w:abstractNum w:abstractNumId="37">
+  <w:abstractNum w:abstractNumId="38">
     <w:nsid w:val="52E67B06"/>
     <w:multiLevelType w:val="hybridMultilevel"/>
     <w:tmpl w:val="C5B688C0"/>
@@ -27434,7 +27915,7 @@
       </w:pPr>
     </w:lvl>
   </w:abstractNum>
-  <w:abstractNum w:abstractNumId="38">
+  <w:abstractNum w:abstractNumId="39">
     <w:nsid w:val="53BD4FFB"/>
     <w:multiLevelType w:val="hybridMultilevel"/>
     <w:tmpl w:val="EC9A6092"/>
@@ -27524,7 +28005,7 @@
       </w:pPr>
     </w:lvl>
   </w:abstractNum>
-  <w:abstractNum w:abstractNumId="39">
+  <w:abstractNum w:abstractNumId="40">
     <w:nsid w:val="546146DD"/>
     <w:multiLevelType w:val="hybridMultilevel"/>
     <w:tmpl w:val="7A80E584"/>
@@ -27637,7 +28118,7 @@
       </w:rPr>
     </w:lvl>
   </w:abstractNum>
-  <w:abstractNum w:abstractNumId="40">
+  <w:abstractNum w:abstractNumId="41">
     <w:nsid w:val="57D25439"/>
     <w:multiLevelType w:val="hybridMultilevel"/>
     <w:tmpl w:val="1310D188"/>
@@ -27750,7 +28231,7 @@
       </w:rPr>
     </w:lvl>
   </w:abstractNum>
-  <w:abstractNum w:abstractNumId="41">
+  <w:abstractNum w:abstractNumId="42">
     <w:nsid w:val="5AC74759"/>
     <w:multiLevelType w:val="hybridMultilevel"/>
     <w:tmpl w:val="74E4C4B8"/>
@@ -27839,7 +28320,7 @@
       </w:pPr>
     </w:lvl>
   </w:abstractNum>
-  <w:abstractNum w:abstractNumId="42">
+  <w:abstractNum w:abstractNumId="43">
     <w:nsid w:val="5BC15284"/>
     <w:multiLevelType w:val="hybridMultilevel"/>
     <w:tmpl w:val="51E41BA4"/>
@@ -27952,7 +28433,7 @@
       </w:rPr>
     </w:lvl>
   </w:abstractNum>
-  <w:abstractNum w:abstractNumId="43">
+  <w:abstractNum w:abstractNumId="44">
     <w:nsid w:val="5FE47CBA"/>
     <w:multiLevelType w:val="hybridMultilevel"/>
     <w:tmpl w:val="3DC05E80"/>
@@ -28041,7 +28522,7 @@
       </w:pPr>
     </w:lvl>
   </w:abstractNum>
-  <w:abstractNum w:abstractNumId="44">
+  <w:abstractNum w:abstractNumId="45">
     <w:nsid w:val="60253C4E"/>
     <w:multiLevelType w:val="hybridMultilevel"/>
     <w:tmpl w:val="710C374C"/>
@@ -28154,7 +28635,7 @@
       </w:rPr>
     </w:lvl>
   </w:abstractNum>
-  <w:abstractNum w:abstractNumId="45">
+  <w:abstractNum w:abstractNumId="46">
     <w:nsid w:val="610F37A6"/>
     <w:multiLevelType w:val="hybridMultilevel"/>
     <w:tmpl w:val="5E3A5D2A"/>
@@ -28243,7 +28724,7 @@
       </w:pPr>
     </w:lvl>
   </w:abstractNum>
-  <w:abstractNum w:abstractNumId="46">
+  <w:abstractNum w:abstractNumId="47">
     <w:nsid w:val="63935CF6"/>
     <w:multiLevelType w:val="hybridMultilevel"/>
     <w:tmpl w:val="30EAF0EC"/>
@@ -28356,7 +28837,7 @@
       </w:rPr>
     </w:lvl>
   </w:abstractNum>
-  <w:abstractNum w:abstractNumId="47">
+  <w:abstractNum w:abstractNumId="48">
     <w:nsid w:val="655C4FB5"/>
     <w:multiLevelType w:val="hybridMultilevel"/>
     <w:tmpl w:val="107010D8"/>
@@ -28446,7 +28927,7 @@
       </w:pPr>
     </w:lvl>
   </w:abstractNum>
-  <w:abstractNum w:abstractNumId="48">
+  <w:abstractNum w:abstractNumId="49">
     <w:nsid w:val="65AC488A"/>
     <w:multiLevelType w:val="hybridMultilevel"/>
     <w:tmpl w:val="5F3CFC6A"/>
@@ -28535,7 +29016,7 @@
       </w:pPr>
     </w:lvl>
   </w:abstractNum>
-  <w:abstractNum w:abstractNumId="49">
+  <w:abstractNum w:abstractNumId="50">
     <w:nsid w:val="677A0908"/>
     <w:multiLevelType w:val="hybridMultilevel"/>
     <w:tmpl w:val="1D5A6872"/>
@@ -28648,7 +29129,7 @@
       </w:rPr>
     </w:lvl>
   </w:abstractNum>
-  <w:abstractNum w:abstractNumId="50">
+  <w:abstractNum w:abstractNumId="51">
     <w:nsid w:val="689F65E6"/>
     <w:multiLevelType w:val="hybridMultilevel"/>
     <w:tmpl w:val="AC30275A"/>
@@ -28761,7 +29242,7 @@
       </w:rPr>
     </w:lvl>
   </w:abstractNum>
-  <w:abstractNum w:abstractNumId="51">
+  <w:abstractNum w:abstractNumId="52">
     <w:nsid w:val="6BB70856"/>
     <w:multiLevelType w:val="hybridMultilevel"/>
     <w:tmpl w:val="CCE401AE"/>
@@ -28874,7 +29355,7 @@
       </w:rPr>
     </w:lvl>
   </w:abstractNum>
-  <w:abstractNum w:abstractNumId="52">
+  <w:abstractNum w:abstractNumId="53">
     <w:nsid w:val="6C4325C6"/>
     <w:multiLevelType w:val="hybridMultilevel"/>
     <w:tmpl w:val="230E505E"/>
@@ -28963,7 +29444,120 @@
       </w:pPr>
     </w:lvl>
   </w:abstractNum>
-  <w:abstractNum w:abstractNumId="53">
+  <w:abstractNum w:abstractNumId="54">
+    <w:nsid w:val="6DEE1D45"/>
+    <w:multiLevelType w:val="hybridMultilevel"/>
+    <w:tmpl w:val="1BA26D06"/>
+    <w:lvl w:ilvl="0" w:tplc="04090003">
+      <w:start w:val="1"/>
+      <w:numFmt w:val="bullet"/>
+      <w:lvlText w:val="o"/>
+      <w:lvlJc w:val="left"/>
+      <w:pPr>
+        <w:ind w:left="1440" w:hanging="360"/>
+      </w:pPr>
+      <w:rPr>
+        <w:rFonts w:ascii="Courier New" w:hAnsi="Courier New" w:cs="Courier New" w:hint="default"/>
+      </w:rPr>
+    </w:lvl>
+    <w:lvl w:ilvl="1" w:tplc="04090003" w:tentative="1">
+      <w:start w:val="1"/>
+      <w:numFmt w:val="bullet"/>
+      <w:lvlText w:val="o"/>
+      <w:lvlJc w:val="left"/>
+      <w:pPr>
+        <w:ind w:left="2160" w:hanging="360"/>
+      </w:pPr>
+      <w:rPr>
+        <w:rFonts w:ascii="Courier New" w:hAnsi="Courier New" w:cs="Courier New" w:hint="default"/>
+      </w:rPr>
+    </w:lvl>
+    <w:lvl w:ilvl="2" w:tplc="04090005" w:tentative="1">
+      <w:start w:val="1"/>
+      <w:numFmt w:val="bullet"/>
+      <w:lvlText w:val=""/>
+      <w:lvlJc w:val="left"/>
+      <w:pPr>
+        <w:ind w:left="2880" w:hanging="360"/>
+      </w:pPr>
+      <w:rPr>
+        <w:rFonts w:ascii="Wingdings" w:hAnsi="Wingdings" w:hint="default"/>
+      </w:rPr>
+    </w:lvl>
+    <w:lvl w:ilvl="3" w:tplc="04090001" w:tentative="1">
+      <w:start w:val="1"/>
+      <w:numFmt w:val="bullet"/>
+      <w:lvlText w:val=""/>
+      <w:lvlJc w:val="left"/>
+      <w:pPr>
+        <w:ind w:left="3600" w:hanging="360"/>
+      </w:pPr>
+      <w:rPr>
+        <w:rFonts w:ascii="Symbol" w:hAnsi="Symbol" w:hint="default"/>
+      </w:rPr>
+    </w:lvl>
+    <w:lvl w:ilvl="4" w:tplc="04090003" w:tentative="1">
+      <w:start w:val="1"/>
+      <w:numFmt w:val="bullet"/>
+      <w:lvlText w:val="o"/>
+      <w:lvlJc w:val="left"/>
+      <w:pPr>
+        <w:ind w:left="4320" w:hanging="360"/>
+      </w:pPr>
+      <w:rPr>
+        <w:rFonts w:ascii="Courier New" w:hAnsi="Courier New" w:cs="Courier New" w:hint="default"/>
+      </w:rPr>
+    </w:lvl>
+    <w:lvl w:ilvl="5" w:tplc="04090005" w:tentative="1">
+      <w:start w:val="1"/>
+      <w:numFmt w:val="bullet"/>
+      <w:lvlText w:val=""/>
+      <w:lvlJc w:val="left"/>
+      <w:pPr>
+        <w:ind w:left="5040" w:hanging="360"/>
+      </w:pPr>
+      <w:rPr>
+        <w:rFonts w:ascii="Wingdings" w:hAnsi="Wingdings" w:hint="default"/>
+      </w:rPr>
+    </w:lvl>
+    <w:lvl w:ilvl="6" w:tplc="04090001" w:tentative="1">
+      <w:start w:val="1"/>
+      <w:numFmt w:val="bullet"/>
+      <w:lvlText w:val=""/>
+      <w:lvlJc w:val="left"/>
+      <w:pPr>
+        <w:ind w:left="5760" w:hanging="360"/>
+      </w:pPr>
+      <w:rPr>
+        <w:rFonts w:ascii="Symbol" w:hAnsi="Symbol" w:hint="default"/>
+      </w:rPr>
+    </w:lvl>
+    <w:lvl w:ilvl="7" w:tplc="04090003" w:tentative="1">
+      <w:start w:val="1"/>
+      <w:numFmt w:val="bullet"/>
+      <w:lvlText w:val="o"/>
+      <w:lvlJc w:val="left"/>
+      <w:pPr>
+        <w:ind w:left="6480" w:hanging="360"/>
+      </w:pPr>
+      <w:rPr>
+        <w:rFonts w:ascii="Courier New" w:hAnsi="Courier New" w:cs="Courier New" w:hint="default"/>
+      </w:rPr>
+    </w:lvl>
+    <w:lvl w:ilvl="8" w:tplc="04090005" w:tentative="1">
+      <w:start w:val="1"/>
+      <w:numFmt w:val="bullet"/>
+      <w:lvlText w:val=""/>
+      <w:lvlJc w:val="left"/>
+      <w:pPr>
+        <w:ind w:left="7200" w:hanging="360"/>
+      </w:pPr>
+      <w:rPr>
+        <w:rFonts w:ascii="Wingdings" w:hAnsi="Wingdings" w:hint="default"/>
+      </w:rPr>
+    </w:lvl>
+  </w:abstractNum>
+  <w:abstractNum w:abstractNumId="55">
     <w:nsid w:val="6EBE32A6"/>
     <w:multiLevelType w:val="hybridMultilevel"/>
     <w:tmpl w:val="118A5C9C"/>
@@ -29076,7 +29670,7 @@
       </w:rPr>
     </w:lvl>
   </w:abstractNum>
-  <w:abstractNum w:abstractNumId="54">
+  <w:abstractNum w:abstractNumId="56">
     <w:nsid w:val="75050C96"/>
     <w:multiLevelType w:val="hybridMultilevel"/>
     <w:tmpl w:val="4EFA3B62"/>
@@ -29165,7 +29759,7 @@
       </w:pPr>
     </w:lvl>
   </w:abstractNum>
-  <w:abstractNum w:abstractNumId="55">
+  <w:abstractNum w:abstractNumId="57">
     <w:nsid w:val="75766E26"/>
     <w:multiLevelType w:val="hybridMultilevel"/>
     <w:tmpl w:val="6E46F11E"/>
@@ -29278,7 +29872,7 @@
       </w:rPr>
     </w:lvl>
   </w:abstractNum>
-  <w:abstractNum w:abstractNumId="56">
+  <w:abstractNum w:abstractNumId="58">
     <w:nsid w:val="766F55E3"/>
     <w:multiLevelType w:val="hybridMultilevel"/>
     <w:tmpl w:val="50CCF5BC"/>
@@ -29391,7 +29985,7 @@
       </w:rPr>
     </w:lvl>
   </w:abstractNum>
-  <w:abstractNum w:abstractNumId="57">
+  <w:abstractNum w:abstractNumId="59">
     <w:nsid w:val="76724C9A"/>
     <w:multiLevelType w:val="hybridMultilevel"/>
     <w:tmpl w:val="780CE410"/>
@@ -29504,7 +30098,7 @@
       </w:rPr>
     </w:lvl>
   </w:abstractNum>
-  <w:abstractNum w:abstractNumId="58">
+  <w:abstractNum w:abstractNumId="60">
     <w:nsid w:val="798C37C2"/>
     <w:multiLevelType w:val="hybridMultilevel"/>
     <w:tmpl w:val="A7387F94"/>
@@ -29617,7 +30211,7 @@
       </w:rPr>
     </w:lvl>
   </w:abstractNum>
-  <w:abstractNum w:abstractNumId="59">
+  <w:abstractNum w:abstractNumId="61">
     <w:nsid w:val="7A962DF9"/>
     <w:multiLevelType w:val="hybridMultilevel"/>
     <w:tmpl w:val="0450EDD2"/>
@@ -29706,7 +30300,7 @@
       </w:pPr>
     </w:lvl>
   </w:abstractNum>
-  <w:abstractNum w:abstractNumId="60">
+  <w:abstractNum w:abstractNumId="62">
     <w:nsid w:val="7B0668D6"/>
     <w:multiLevelType w:val="hybridMultilevel"/>
     <w:tmpl w:val="C354E266"/>
@@ -29819,7 +30413,7 @@
       </w:rPr>
     </w:lvl>
   </w:abstractNum>
-  <w:abstractNum w:abstractNumId="61">
+  <w:abstractNum w:abstractNumId="63">
     <w:nsid w:val="7BCB7E82"/>
     <w:multiLevelType w:val="hybridMultilevel"/>
     <w:tmpl w:val="FADEAE40"/>
@@ -29932,7 +30526,7 @@
       </w:rPr>
     </w:lvl>
   </w:abstractNum>
-  <w:abstractNum w:abstractNumId="62">
+  <w:abstractNum w:abstractNumId="64">
     <w:nsid w:val="7EC22DBA"/>
     <w:multiLevelType w:val="hybridMultilevel"/>
     <w:tmpl w:val="03006F38"/>
@@ -30022,91 +30616,91 @@
     <w:abstractNumId w:val="10"/>
   </w:num>
   <w:num w:numId="2">
-    <w:abstractNumId w:val="17"/>
+    <w:abstractNumId w:val="18"/>
   </w:num>
   <w:num w:numId="3">
-    <w:abstractNumId w:val="47"/>
+    <w:abstractNumId w:val="48"/>
   </w:num>
   <w:num w:numId="4">
-    <w:abstractNumId w:val="38"/>
+    <w:abstractNumId w:val="39"/>
   </w:num>
   <w:num w:numId="5">
-    <w:abstractNumId w:val="15"/>
+    <w:abstractNumId w:val="16"/>
   </w:num>
   <w:num w:numId="6">
+    <w:abstractNumId w:val="35"/>
+  </w:num>
+  <w:num w:numId="7">
+    <w:abstractNumId w:val="44"/>
+  </w:num>
+  <w:num w:numId="8">
+    <w:abstractNumId w:val="26"/>
+  </w:num>
+  <w:num w:numId="9">
+    <w:abstractNumId w:val="61"/>
+  </w:num>
+  <w:num w:numId="10">
     <w:abstractNumId w:val="34"/>
   </w:num>
-  <w:num w:numId="7">
-    <w:abstractNumId w:val="43"/>
-  </w:num>
-  <w:num w:numId="8">
-    <w:abstractNumId w:val="25"/>
-  </w:num>
-  <w:num w:numId="9">
-    <w:abstractNumId w:val="59"/>
-  </w:num>
-  <w:num w:numId="10">
-    <w:abstractNumId w:val="33"/>
-  </w:num>
   <w:num w:numId="11">
-    <w:abstractNumId w:val="28"/>
+    <w:abstractNumId w:val="29"/>
   </w:num>
   <w:num w:numId="12">
-    <w:abstractNumId w:val="19"/>
+    <w:abstractNumId w:val="20"/>
   </w:num>
   <w:num w:numId="13">
     <w:abstractNumId w:val="7"/>
   </w:num>
   <w:num w:numId="14">
-    <w:abstractNumId w:val="35"/>
+    <w:abstractNumId w:val="36"/>
   </w:num>
   <w:num w:numId="15">
-    <w:abstractNumId w:val="37"/>
+    <w:abstractNumId w:val="38"/>
   </w:num>
   <w:num w:numId="16">
-    <w:abstractNumId w:val="40"/>
+    <w:abstractNumId w:val="41"/>
   </w:num>
   <w:num w:numId="17">
-    <w:abstractNumId w:val="60"/>
+    <w:abstractNumId w:val="62"/>
   </w:num>
   <w:num w:numId="18">
     <w:abstractNumId w:val="6"/>
   </w:num>
   <w:num w:numId="19">
-    <w:abstractNumId w:val="27"/>
+    <w:abstractNumId w:val="28"/>
   </w:num>
   <w:num w:numId="20">
-    <w:abstractNumId w:val="21"/>
+    <w:abstractNumId w:val="22"/>
   </w:num>
   <w:num w:numId="21">
     <w:abstractNumId w:val="4"/>
   </w:num>
   <w:num w:numId="22">
-    <w:abstractNumId w:val="55"/>
+    <w:abstractNumId w:val="57"/>
   </w:num>
   <w:num w:numId="23">
     <w:abstractNumId w:val="8"/>
   </w:num>
   <w:num w:numId="24">
+    <w:abstractNumId w:val="52"/>
+  </w:num>
+  <w:num w:numId="25">
+    <w:abstractNumId w:val="17"/>
+  </w:num>
+  <w:num w:numId="26">
+    <w:abstractNumId w:val="13"/>
+  </w:num>
+  <w:num w:numId="27">
     <w:abstractNumId w:val="51"/>
   </w:num>
-  <w:num w:numId="25">
-    <w:abstractNumId w:val="16"/>
-  </w:num>
-  <w:num w:numId="26">
-    <w:abstractNumId w:val="12"/>
-  </w:num>
-  <w:num w:numId="27">
-    <w:abstractNumId w:val="50"/>
-  </w:num>
   <w:num w:numId="28">
-    <w:abstractNumId w:val="58"/>
+    <w:abstractNumId w:val="60"/>
   </w:num>
   <w:num w:numId="29">
-    <w:abstractNumId w:val="41"/>
+    <w:abstractNumId w:val="42"/>
   </w:num>
   <w:num w:numId="30">
-    <w:abstractNumId w:val="22"/>
+    <w:abstractNumId w:val="23"/>
   </w:num>
   <w:num w:numId="31">
     <w:abstractNumId w:val="2"/>
@@ -30115,70 +30709,70 @@
     <w:abstractNumId w:val="1"/>
   </w:num>
   <w:num w:numId="33">
-    <w:abstractNumId w:val="39"/>
+    <w:abstractNumId w:val="40"/>
   </w:num>
   <w:num w:numId="34">
+    <w:abstractNumId w:val="47"/>
+  </w:num>
+  <w:num w:numId="35">
+    <w:abstractNumId w:val="21"/>
+  </w:num>
+  <w:num w:numId="36">
+    <w:abstractNumId w:val="32"/>
+  </w:num>
+  <w:num w:numId="37">
+    <w:abstractNumId w:val="55"/>
+  </w:num>
+  <w:num w:numId="38">
+    <w:abstractNumId w:val="59"/>
+  </w:num>
+  <w:num w:numId="39">
+    <w:abstractNumId w:val="63"/>
+  </w:num>
+  <w:num w:numId="40">
     <w:abstractNumId w:val="46"/>
   </w:num>
-  <w:num w:numId="35">
-    <w:abstractNumId w:val="20"/>
-  </w:num>
-  <w:num w:numId="36">
-    <w:abstractNumId w:val="31"/>
-  </w:num>
-  <w:num w:numId="37">
-    <w:abstractNumId w:val="53"/>
-  </w:num>
-  <w:num w:numId="38">
-    <w:abstractNumId w:val="57"/>
-  </w:num>
-  <w:num w:numId="39">
-    <w:abstractNumId w:val="61"/>
-  </w:num>
-  <w:num w:numId="40">
-    <w:abstractNumId w:val="45"/>
-  </w:num>
   <w:num w:numId="41">
-    <w:abstractNumId w:val="48"/>
+    <w:abstractNumId w:val="49"/>
   </w:num>
   <w:num w:numId="42">
-    <w:abstractNumId w:val="26"/>
+    <w:abstractNumId w:val="27"/>
   </w:num>
   <w:num w:numId="43">
-    <w:abstractNumId w:val="44"/>
+    <w:abstractNumId w:val="45"/>
   </w:num>
   <w:num w:numId="44">
     <w:abstractNumId w:val="0"/>
   </w:num>
   <w:num w:numId="45">
-    <w:abstractNumId w:val="42"/>
+    <w:abstractNumId w:val="43"/>
   </w:num>
   <w:num w:numId="46">
-    <w:abstractNumId w:val="23"/>
+    <w:abstractNumId w:val="24"/>
   </w:num>
   <w:num w:numId="47">
-    <w:abstractNumId w:val="62"/>
+    <w:abstractNumId w:val="64"/>
   </w:num>
   <w:num w:numId="48">
     <w:abstractNumId w:val="3"/>
   </w:num>
   <w:num w:numId="49">
-    <w:abstractNumId w:val="30"/>
+    <w:abstractNumId w:val="31"/>
   </w:num>
   <w:num w:numId="50">
+    <w:abstractNumId w:val="15"/>
+  </w:num>
+  <w:num w:numId="51">
     <w:abstractNumId w:val="14"/>
   </w:num>
-  <w:num w:numId="51">
-    <w:abstractNumId w:val="13"/>
-  </w:num>
   <w:num w:numId="52">
-    <w:abstractNumId w:val="18"/>
+    <w:abstractNumId w:val="19"/>
   </w:num>
   <w:num w:numId="53">
-    <w:abstractNumId w:val="24"/>
+    <w:abstractNumId w:val="25"/>
   </w:num>
   <w:num w:numId="54">
-    <w:abstractNumId w:val="52"/>
+    <w:abstractNumId w:val="53"/>
   </w:num>
   <w:num w:numId="55">
     <w:abstractNumId w:val="5"/>
@@ -30187,25 +30781,31 @@
     <w:abstractNumId w:val="9"/>
   </w:num>
   <w:num w:numId="57">
-    <w:abstractNumId w:val="49"/>
+    <w:abstractNumId w:val="50"/>
   </w:num>
   <w:num w:numId="58">
-    <w:abstractNumId w:val="56"/>
+    <w:abstractNumId w:val="58"/>
   </w:num>
   <w:num w:numId="59">
     <w:abstractNumId w:val="11"/>
   </w:num>
   <w:num w:numId="60">
-    <w:abstractNumId w:val="32"/>
+    <w:abstractNumId w:val="33"/>
   </w:num>
   <w:num w:numId="61">
-    <w:abstractNumId w:val="29"/>
+    <w:abstractNumId w:val="30"/>
   </w:num>
   <w:num w:numId="62">
+    <w:abstractNumId w:val="56"/>
+  </w:num>
+  <w:num w:numId="63">
+    <w:abstractNumId w:val="37"/>
+  </w:num>
+  <w:num w:numId="64">
     <w:abstractNumId w:val="54"/>
   </w:num>
-  <w:num w:numId="63">
-    <w:abstractNumId w:val="36"/>
+  <w:num w:numId="65">
+    <w:abstractNumId w:val="12"/>
   </w:num>
   <w:numIdMacAtCleanup w:val="57"/>
 </w:numbering>
@@ -30600,6 +31200,17 @@
       <w:lang w:bidi="hi-IN"/>
     </w:rPr>
   </w:style>
+  <w:style w:type="character" w:styleId="Emphasis">
+    <w:name w:val="Emphasis"/>
+    <w:basedOn w:val="DefaultParagraphFont"/>
+    <w:uiPriority w:val="20"/>
+    <w:qFormat/>
+    <w:rsid w:val="00FB6DE0"/>
+    <w:rPr>
+      <w:i/>
+      <w:iCs/>
+    </w:rPr>
+  </w:style>
 </w:styles>
 </file>
 
@@ -30891,7 +31502,7 @@
 </file>
 
 <file path=customXml/itemProps1.xml><?xml version="1.0" encoding="utf-8"?>
-<ds:datastoreItem xmlns:ds="http://schemas.openxmlformats.org/officeDocument/2006/customXml" ds:itemID="{493DDD59-2CB3-48B6-8E43-765A950CC14A}">
+<ds:datastoreItem xmlns:ds="http://schemas.openxmlformats.org/officeDocument/2006/customXml" ds:itemID="{FDF399E3-8A52-403A-AD2A-2E50604A64FC}">
   <ds:schemaRefs>
     <ds:schemaRef ds:uri="http://schemas.openxmlformats.org/officeDocument/2006/bibliography"/>
   </ds:schemaRefs>

--- a/note/SpringSpringBootRestAPI Theory Questions.docx
+++ b/note/SpringSpringBootRestAPI Theory Questions.docx
@@ -15758,534 +15758,85 @@
         <w:rPr>
           <w:lang w:val="en-IN"/>
         </w:rPr>
-        <w:t>What is SOAP &amp; REST. How it is different from REST?</w:t>
-      </w:r>
-    </w:p>
-    <w:p>
-      <w:pPr>
-        <w:pStyle w:val="ListParagraph"/>
-        <w:rPr>
-          <w:lang w:val="en-IN"/>
-        </w:rPr>
-      </w:pPr>
-      <w:r>
-        <w:rPr>
-          <w:lang w:val="en-IN"/>
-        </w:rPr>
-        <w:t>SOAP stand for Simple Object Access Protocol. It is a messaging protocol for exchanging structured information in the implementation of web services.</w:t>
-      </w:r>
-    </w:p>
-    <w:p>
-      <w:pPr>
-        <w:pStyle w:val="ListParagraph"/>
-        <w:rPr>
-          <w:lang w:val="en-IN"/>
-        </w:rPr>
-      </w:pPr>
-    </w:p>
-    <w:tbl>
-      <w:tblPr>
-        <w:tblStyle w:val="TableGrid"/>
-        <w:tblW w:w="0" w:type="auto"/>
-        <w:tblInd w:w="720" w:type="dxa"/>
-        <w:tblLook w:val="04A0"/>
-      </w:tblPr>
-      <w:tblGrid>
-        <w:gridCol w:w="2932"/>
-        <w:gridCol w:w="2978"/>
-        <w:gridCol w:w="2946"/>
-      </w:tblGrid>
-      <w:tr>
-        <w:tc>
-          <w:tcPr>
-            <w:tcW w:w="3192" w:type="dxa"/>
-          </w:tcPr>
-          <w:p>
-            <w:pPr>
-              <w:pStyle w:val="ListParagraph"/>
-              <w:ind w:left="0"/>
-              <w:rPr>
-                <w:lang w:val="en-IN"/>
-              </w:rPr>
-            </w:pPr>
-          </w:p>
-        </w:tc>
-        <w:tc>
-          <w:tcPr>
-            <w:tcW w:w="3192" w:type="dxa"/>
-          </w:tcPr>
-          <w:p>
-            <w:pPr>
-              <w:pStyle w:val="ListParagraph"/>
-              <w:ind w:left="0"/>
-              <w:rPr>
-                <w:lang w:val="en-IN"/>
-              </w:rPr>
-            </w:pPr>
-            <w:r>
-              <w:rPr>
-                <w:lang w:val="en-IN"/>
-              </w:rPr>
-              <w:t>SOAP</w:t>
-            </w:r>
-          </w:p>
-        </w:tc>
-        <w:tc>
-          <w:tcPr>
-            <w:tcW w:w="3192" w:type="dxa"/>
-          </w:tcPr>
-          <w:p>
-            <w:pPr>
-              <w:pStyle w:val="ListParagraph"/>
-              <w:ind w:left="0"/>
-              <w:rPr>
-                <w:lang w:val="en-IN"/>
-              </w:rPr>
-            </w:pPr>
-            <w:r>
-              <w:rPr>
-                <w:lang w:val="en-IN"/>
-              </w:rPr>
-              <w:t>REST</w:t>
-            </w:r>
-          </w:p>
-        </w:tc>
-      </w:tr>
-      <w:tr>
-        <w:tc>
-          <w:tcPr>
-            <w:tcW w:w="3192" w:type="dxa"/>
-          </w:tcPr>
-          <w:p>
-            <w:pPr>
-              <w:pStyle w:val="ListParagraph"/>
-              <w:ind w:left="0"/>
-              <w:rPr>
-                <w:lang w:val="en-IN"/>
-              </w:rPr>
-            </w:pPr>
-          </w:p>
-        </w:tc>
-        <w:tc>
-          <w:tcPr>
-            <w:tcW w:w="3192" w:type="dxa"/>
-          </w:tcPr>
-          <w:p>
-            <w:pPr>
-              <w:pStyle w:val="ListParagraph"/>
-              <w:ind w:left="0"/>
-              <w:rPr>
-                <w:lang w:val="en-IN"/>
-              </w:rPr>
-            </w:pPr>
-            <w:r>
-              <w:rPr>
-                <w:lang w:val="en-IN"/>
-              </w:rPr>
-              <w:t>It is a Protocol</w:t>
-            </w:r>
-          </w:p>
-        </w:tc>
-        <w:tc>
-          <w:tcPr>
-            <w:tcW w:w="3192" w:type="dxa"/>
-          </w:tcPr>
-          <w:p>
-            <w:pPr>
-              <w:pStyle w:val="ListParagraph"/>
-              <w:ind w:left="0"/>
-              <w:rPr>
-                <w:lang w:val="en-IN"/>
-              </w:rPr>
-            </w:pPr>
-            <w:r>
-              <w:rPr>
-                <w:lang w:val="en-IN"/>
-              </w:rPr>
-              <w:t>It is Architectural Style</w:t>
-            </w:r>
-          </w:p>
-        </w:tc>
-      </w:tr>
-      <w:tr>
-        <w:tc>
-          <w:tcPr>
-            <w:tcW w:w="3192" w:type="dxa"/>
-          </w:tcPr>
-          <w:p>
-            <w:pPr>
-              <w:pStyle w:val="ListParagraph"/>
-              <w:ind w:left="0"/>
-              <w:rPr>
-                <w:lang w:val="en-IN"/>
-              </w:rPr>
-            </w:pPr>
-            <w:r>
-              <w:rPr>
-                <w:lang w:val="en-IN"/>
-              </w:rPr>
-              <w:t xml:space="preserve">Data Format </w:t>
-            </w:r>
-          </w:p>
-        </w:tc>
-        <w:tc>
-          <w:tcPr>
-            <w:tcW w:w="3192" w:type="dxa"/>
-          </w:tcPr>
-          <w:p>
-            <w:pPr>
-              <w:pStyle w:val="ListParagraph"/>
-              <w:ind w:left="0"/>
-              <w:rPr>
-                <w:lang w:val="en-IN"/>
-              </w:rPr>
-            </w:pPr>
-            <w:r>
-              <w:rPr>
-                <w:lang w:val="en-IN"/>
-              </w:rPr>
-              <w:t>XML</w:t>
-            </w:r>
-          </w:p>
-        </w:tc>
-        <w:tc>
-          <w:tcPr>
-            <w:tcW w:w="3192" w:type="dxa"/>
-          </w:tcPr>
-          <w:p>
-            <w:pPr>
-              <w:pStyle w:val="ListParagraph"/>
-              <w:ind w:left="0"/>
-              <w:rPr>
-                <w:lang w:val="en-IN"/>
-              </w:rPr>
-            </w:pPr>
-            <w:r>
-              <w:rPr>
-                <w:lang w:val="en-IN"/>
-              </w:rPr>
-              <w:t>XML, HTML, JSON</w:t>
-            </w:r>
-          </w:p>
-        </w:tc>
-      </w:tr>
-      <w:tr>
-        <w:tc>
-          <w:tcPr>
-            <w:tcW w:w="3192" w:type="dxa"/>
-          </w:tcPr>
-          <w:p>
-            <w:pPr>
-              <w:pStyle w:val="ListParagraph"/>
-              <w:ind w:left="0"/>
-              <w:rPr>
-                <w:lang w:val="en-IN"/>
-              </w:rPr>
-            </w:pPr>
-            <w:r>
-              <w:rPr>
-                <w:lang w:val="en-IN"/>
-              </w:rPr>
-              <w:t>Security</w:t>
-            </w:r>
-          </w:p>
-        </w:tc>
-        <w:tc>
-          <w:tcPr>
-            <w:tcW w:w="3192" w:type="dxa"/>
-          </w:tcPr>
-          <w:p>
-            <w:pPr>
-              <w:pStyle w:val="ListParagraph"/>
-              <w:ind w:left="0"/>
-              <w:rPr>
-                <w:lang w:val="en-IN"/>
-              </w:rPr>
-            </w:pPr>
-            <w:r>
-              <w:rPr>
-                <w:lang w:val="en-IN"/>
-              </w:rPr>
-              <w:t>SSL &amp; WS-Security</w:t>
-            </w:r>
-          </w:p>
-        </w:tc>
-        <w:tc>
-          <w:tcPr>
-            <w:tcW w:w="3192" w:type="dxa"/>
-          </w:tcPr>
-          <w:p>
-            <w:pPr>
-              <w:pStyle w:val="ListParagraph"/>
-              <w:ind w:left="0"/>
-              <w:rPr>
-                <w:lang w:val="en-IN"/>
-              </w:rPr>
-            </w:pPr>
-            <w:r>
-              <w:rPr>
-                <w:lang w:val="en-IN"/>
-              </w:rPr>
-              <w:t>SSL &amp; HTTPS</w:t>
-            </w:r>
-          </w:p>
-        </w:tc>
-      </w:tr>
-      <w:tr>
-        <w:tc>
-          <w:tcPr>
-            <w:tcW w:w="3192" w:type="dxa"/>
-          </w:tcPr>
-          <w:p>
-            <w:pPr>
-              <w:pStyle w:val="ListParagraph"/>
-              <w:ind w:left="0"/>
-              <w:rPr>
-                <w:lang w:val="en-IN"/>
-              </w:rPr>
-            </w:pPr>
-            <w:r>
-              <w:rPr>
-                <w:lang w:val="en-IN"/>
-              </w:rPr>
-              <w:t>BandWidth</w:t>
-            </w:r>
-          </w:p>
-        </w:tc>
-        <w:tc>
-          <w:tcPr>
-            <w:tcW w:w="3192" w:type="dxa"/>
-          </w:tcPr>
-          <w:p>
-            <w:pPr>
-              <w:pStyle w:val="ListParagraph"/>
-              <w:ind w:left="0"/>
-              <w:rPr>
-                <w:lang w:val="en-IN"/>
-              </w:rPr>
-            </w:pPr>
-            <w:r>
-              <w:rPr>
-                <w:lang w:val="en-IN"/>
-              </w:rPr>
-              <w:t>Consumes High Bandwidth</w:t>
-            </w:r>
-          </w:p>
-        </w:tc>
-        <w:tc>
-          <w:tcPr>
-            <w:tcW w:w="3192" w:type="dxa"/>
-          </w:tcPr>
-          <w:p>
-            <w:pPr>
-              <w:pStyle w:val="ListParagraph"/>
-              <w:ind w:left="0"/>
-              <w:rPr>
-                <w:lang w:val="en-IN"/>
-              </w:rPr>
-            </w:pPr>
-            <w:r>
-              <w:rPr>
-                <w:lang w:val="en-IN"/>
-              </w:rPr>
-              <w:t>Consumes Less Bandwidth</w:t>
-            </w:r>
-          </w:p>
-        </w:tc>
-      </w:tr>
-      <w:tr>
-        <w:tc>
-          <w:tcPr>
-            <w:tcW w:w="3192" w:type="dxa"/>
-          </w:tcPr>
-          <w:p>
-            <w:pPr>
-              <w:pStyle w:val="ListParagraph"/>
-              <w:ind w:left="0"/>
-              <w:rPr>
-                <w:lang w:val="en-IN"/>
-              </w:rPr>
-            </w:pPr>
-            <w:r>
-              <w:rPr>
-                <w:lang w:val="en-IN"/>
-              </w:rPr>
-              <w:t>Caching</w:t>
-            </w:r>
-          </w:p>
-        </w:tc>
-        <w:tc>
-          <w:tcPr>
-            <w:tcW w:w="3192" w:type="dxa"/>
-          </w:tcPr>
-          <w:p>
-            <w:pPr>
-              <w:pStyle w:val="ListParagraph"/>
-              <w:ind w:left="0"/>
-              <w:rPr>
-                <w:lang w:val="en-IN"/>
-              </w:rPr>
-            </w:pPr>
-            <w:r>
-              <w:rPr>
-                <w:lang w:val="en-IN"/>
-              </w:rPr>
-              <w:t>Can not be cached</w:t>
-            </w:r>
-          </w:p>
-        </w:tc>
-        <w:tc>
-          <w:tcPr>
-            <w:tcW w:w="3192" w:type="dxa"/>
-          </w:tcPr>
-          <w:p>
-            <w:pPr>
-              <w:pStyle w:val="ListParagraph"/>
-              <w:ind w:left="0"/>
-              <w:rPr>
-                <w:lang w:val="en-IN"/>
-              </w:rPr>
-            </w:pPr>
-            <w:r>
-              <w:rPr>
-                <w:lang w:val="en-IN"/>
-              </w:rPr>
-              <w:t>Can be Cached</w:t>
-            </w:r>
-          </w:p>
-        </w:tc>
-      </w:tr>
-      <w:tr>
-        <w:tc>
-          <w:tcPr>
-            <w:tcW w:w="3192" w:type="dxa"/>
-          </w:tcPr>
-          <w:p>
-            <w:pPr>
-              <w:pStyle w:val="ListParagraph"/>
-              <w:ind w:left="0"/>
-              <w:rPr>
-                <w:lang w:val="en-IN"/>
-              </w:rPr>
-            </w:pPr>
-            <w:r>
-              <w:rPr>
-                <w:lang w:val="en-IN"/>
-              </w:rPr>
-              <w:t>Payload handling</w:t>
-            </w:r>
-          </w:p>
-        </w:tc>
-        <w:tc>
-          <w:tcPr>
-            <w:tcW w:w="3192" w:type="dxa"/>
-          </w:tcPr>
-          <w:p>
-            <w:pPr>
-              <w:pStyle w:val="ListParagraph"/>
-              <w:ind w:left="0"/>
-              <w:rPr>
-                <w:lang w:val="en-IN"/>
-              </w:rPr>
-            </w:pPr>
-            <w:r>
-              <w:rPr>
-                <w:lang w:val="en-IN"/>
-              </w:rPr>
-              <w:t>Has strict communication contract and need knowledge of everything before any interaction</w:t>
-            </w:r>
-          </w:p>
-        </w:tc>
-        <w:tc>
-          <w:tcPr>
-            <w:tcW w:w="3192" w:type="dxa"/>
-          </w:tcPr>
-          <w:p>
-            <w:pPr>
-              <w:pStyle w:val="ListParagraph"/>
-              <w:ind w:left="0"/>
-              <w:rPr>
-                <w:lang w:val="en-IN"/>
-              </w:rPr>
-            </w:pPr>
-            <w:r>
-              <w:rPr>
-                <w:lang w:val="en-IN"/>
-              </w:rPr>
-              <w:t>Need no knowledge of API</w:t>
-            </w:r>
-          </w:p>
-        </w:tc>
-      </w:tr>
-      <w:tr>
-        <w:tc>
-          <w:tcPr>
-            <w:tcW w:w="3192" w:type="dxa"/>
-          </w:tcPr>
-          <w:p>
-            <w:pPr>
-              <w:pStyle w:val="ListParagraph"/>
-              <w:ind w:left="0"/>
-              <w:rPr>
-                <w:lang w:val="en-IN"/>
-              </w:rPr>
-            </w:pPr>
-            <w:r>
-              <w:rPr>
-                <w:lang w:val="en-IN"/>
-              </w:rPr>
-              <w:t>ACID Compliance</w:t>
-            </w:r>
-          </w:p>
-        </w:tc>
-        <w:tc>
-          <w:tcPr>
-            <w:tcW w:w="3192" w:type="dxa"/>
-          </w:tcPr>
-          <w:p>
-            <w:pPr>
-              <w:pStyle w:val="ListParagraph"/>
-              <w:ind w:left="0"/>
-              <w:rPr>
-                <w:lang w:val="en-IN"/>
-              </w:rPr>
-            </w:pPr>
-            <w:r>
-              <w:rPr>
-                <w:lang w:val="en-IN"/>
-              </w:rPr>
-              <w:t>Has built in ACID compliance to reduce anomalies</w:t>
-            </w:r>
-          </w:p>
-        </w:tc>
-        <w:tc>
-          <w:tcPr>
-            <w:tcW w:w="3192" w:type="dxa"/>
-          </w:tcPr>
-          <w:p>
-            <w:pPr>
-              <w:pStyle w:val="ListParagraph"/>
-              <w:ind w:left="0"/>
-              <w:rPr>
-                <w:lang w:val="en-IN"/>
-              </w:rPr>
-            </w:pPr>
-            <w:r>
-              <w:rPr>
-                <w:lang w:val="en-IN"/>
-              </w:rPr>
-              <w:t>Lacks ACID Compliance</w:t>
-            </w:r>
-          </w:p>
-        </w:tc>
-      </w:tr>
-    </w:tbl>
-    <w:p>
-      <w:pPr>
-        <w:pStyle w:val="ListParagraph"/>
-        <w:rPr>
-          <w:lang w:val="en-IN"/>
-        </w:rPr>
+        <w:t>What are atomic variables in java?</w:t>
+      </w:r>
+    </w:p>
+    <w:p>
+      <w:pPr>
+        <w:pStyle w:val="ListParagraph"/>
+        <w:rPr>
+          <w:b/>
+          <w:bCs/>
+        </w:rPr>
+      </w:pPr>
+      <w:r>
+        <w:rPr>
+          <w:rStyle w:val="Strong"/>
+          <w:b w:val="0"/>
+          <w:bCs w:val="0"/>
+        </w:rPr>
+        <w:t>Atomic variables allow us to perform thread-safe operations</w:t>
+      </w:r>
+      <w:r>
+        <w:rPr>
+          <w:b/>
+          <w:bCs/>
+        </w:rPr>
+        <w:t xml:space="preserve"> </w:t>
+      </w:r>
+      <w:r>
+        <w:t>on single variables</w:t>
+      </w:r>
+      <w:r>
+        <w:rPr>
+          <w:b/>
+          <w:bCs/>
+        </w:rPr>
+        <w:t xml:space="preserve"> </w:t>
+      </w:r>
+      <w:r>
+        <w:rPr>
+          <w:rStyle w:val="Strong"/>
+          <w:b w:val="0"/>
+          <w:bCs w:val="0"/>
+        </w:rPr>
+        <w:t xml:space="preserve">without using synchronization or </w:t>
+      </w:r>
+      <w:r>
+        <w:rPr>
+          <w:rStyle w:val="Strong"/>
+          <w:b w:val="0"/>
+          <w:bCs w:val="0"/>
+        </w:rPr>
+        <w:t xml:space="preserve">manual </w:t>
+      </w:r>
+      <w:r>
+        <w:rPr>
+          <w:rStyle w:val="Strong"/>
+          <w:b w:val="0"/>
+          <w:bCs w:val="0"/>
+        </w:rPr>
+        <w:t>lock</w:t>
+      </w:r>
+      <w:r>
+        <w:rPr>
+          <w:rStyle w:val="Strong"/>
+          <w:b w:val="0"/>
+          <w:bCs w:val="0"/>
+        </w:rPr>
+        <w:t>ing</w:t>
+      </w:r>
+      <w:r>
+        <w:rPr>
+          <w:b/>
+          <w:bCs/>
+        </w:rPr>
+        <w:t>.</w:t>
+      </w:r>
+    </w:p>
+    <w:p>
+      <w:pPr>
+        <w:pStyle w:val="ListParagraph"/>
       </w:pPr>
     </w:p>
     <w:p>
@@ -16303,87 +15854,428 @@
         <w:rPr>
           <w:lang w:val="en-IN"/>
         </w:rPr>
-        <w:t>What are atomic variables in java?</w:t>
-      </w:r>
-    </w:p>
-    <w:p>
-      <w:pPr>
-        <w:pStyle w:val="ListParagraph"/>
-        <w:rPr>
-          <w:b/>
-          <w:bCs/>
-        </w:rPr>
-      </w:pPr>
-      <w:r>
-        <w:rPr>
-          <w:rStyle w:val="Strong"/>
-          <w:b w:val="0"/>
-          <w:bCs w:val="0"/>
+        <w:t>How to create enum in java?</w:t>
+      </w:r>
+      <w:r>
+        <w:rPr>
+          <w:lang w:val="en-IN"/>
+        </w:rPr>
+        <w:t xml:space="preserve"> </w:t>
+      </w:r>
+    </w:p>
+    <w:p>
+      <w:pPr>
+        <w:pStyle w:val="ListParagraph"/>
+        <w:rPr>
+          <w:lang w:val="en-IN"/>
+        </w:rPr>
+      </w:pPr>
+      <w:r>
+        <w:rPr>
+          <w:lang w:val="en-IN"/>
+        </w:rPr>
+        <w:t>Example1</w:t>
+      </w:r>
+    </w:p>
+    <w:p>
+      <w:pPr>
+        <w:pStyle w:val="ListParagraph"/>
+        <w:rPr>
+          <w:lang w:val="en-IN"/>
+        </w:rPr>
+      </w:pPr>
+      <w:r>
+        <w:rPr>
+          <w:lang w:val="en-IN"/>
+        </w:rPr>
+        <w:t>enum Day {</w:t>
+      </w:r>
+    </w:p>
+    <w:p>
+      <w:pPr>
+        <w:pStyle w:val="ListParagraph"/>
+        <w:rPr>
+          <w:lang w:val="en-IN"/>
+        </w:rPr>
+      </w:pPr>
+      <w:r>
+        <w:rPr>
+          <w:lang w:val="en-IN"/>
+        </w:rPr>
+        <w:t xml:space="preserve">    SUNDAY, MONDAY, TUESDAY, WEDNESDAY, THURSDAY, FRIDAY, SATURDAY;</w:t>
+      </w:r>
+    </w:p>
+    <w:p>
+      <w:pPr>
+        <w:pStyle w:val="ListParagraph"/>
+        <w:rPr>
+          <w:lang w:val="en-IN"/>
+        </w:rPr>
+      </w:pPr>
+      <w:r>
+        <w:rPr>
+          <w:lang w:val="en-IN"/>
+        </w:rPr>
+        <w:t xml:space="preserve">} </w:t>
+      </w:r>
+    </w:p>
+    <w:p>
+      <w:pPr>
+        <w:pStyle w:val="ListParagraph"/>
+        <w:rPr>
+          <w:lang w:val="en-IN"/>
+        </w:rPr>
+      </w:pPr>
+      <w:r>
+        <w:rPr>
+          <w:lang w:val="en-IN"/>
+        </w:rPr>
+        <w:t>Example 2</w:t>
+      </w:r>
+    </w:p>
+    <w:p>
+      <w:pPr>
+        <w:pStyle w:val="ListParagraph"/>
+        <w:rPr>
+          <w:lang w:val="en-IN"/>
+        </w:rPr>
+      </w:pPr>
+      <w:r>
+        <w:rPr>
+          <w:lang w:val="en-IN"/>
+        </w:rPr>
+        <w:t>enum Day {</w:t>
+      </w:r>
+      <w:r>
+        <w:rPr>
+          <w:lang w:val="en-IN"/>
+        </w:rPr>
+        <w:t xml:space="preserve"> </w:t>
+      </w:r>
+      <w:r>
+        <w:rPr>
+          <w:lang w:val="en-IN"/>
+        </w:rPr>
+        <w:t>SUNDAY("Sun"),</w:t>
+      </w:r>
+      <w:r>
+        <w:rPr>
+          <w:lang w:val="en-IN"/>
+        </w:rPr>
+        <w:t xml:space="preserve"> </w:t>
+      </w:r>
+      <w:r>
+        <w:rPr>
+          <w:lang w:val="en-IN"/>
+        </w:rPr>
+        <w:t>MONDAY("Mon"),</w:t>
+      </w:r>
+      <w:r>
+        <w:rPr>
+          <w:lang w:val="en-IN"/>
+        </w:rPr>
+        <w:t xml:space="preserve"> </w:t>
+      </w:r>
+      <w:r>
+        <w:rPr>
+          <w:lang w:val="en-IN"/>
+        </w:rPr>
+        <w:t>TUESDAY("Tue"),</w:t>
+      </w:r>
+      <w:r>
+        <w:rPr>
+          <w:lang w:val="en-IN"/>
+        </w:rPr>
+        <w:t xml:space="preserve"> </w:t>
+      </w:r>
+      <w:r>
+        <w:rPr>
+          <w:lang w:val="en-IN"/>
+        </w:rPr>
+        <w:t>WEDNESDAY("Wed"),</w:t>
+      </w:r>
+    </w:p>
+    <w:p>
+      <w:pPr>
+        <w:pStyle w:val="ListParagraph"/>
+        <w:rPr>
+          <w:lang w:val="en-IN"/>
+        </w:rPr>
+      </w:pPr>
+      <w:r>
+        <w:rPr>
+          <w:lang w:val="en-IN"/>
+        </w:rPr>
+        <w:t xml:space="preserve">    </w:t>
+      </w:r>
+      <w:r>
+        <w:rPr>
+          <w:lang w:val="en-IN"/>
+        </w:rPr>
+        <w:t xml:space="preserve"> </w:t>
+      </w:r>
+      <w:r>
+        <w:rPr>
+          <w:lang w:val="en-IN"/>
+        </w:rPr>
+        <w:tab/>
+        <w:t xml:space="preserve">       </w:t>
+      </w:r>
+      <w:r>
+        <w:rPr>
+          <w:lang w:val="en-IN"/>
+        </w:rPr>
+        <w:t>THURSDAY("Thu"),</w:t>
+      </w:r>
+      <w:r>
+        <w:rPr>
+          <w:lang w:val="en-IN"/>
+        </w:rPr>
+        <w:t xml:space="preserve"> </w:t>
+      </w:r>
+      <w:r>
+        <w:rPr>
+          <w:lang w:val="en-IN"/>
+        </w:rPr>
+        <w:t>FRIDAY("Fri"),</w:t>
+      </w:r>
+      <w:r>
+        <w:rPr>
+          <w:lang w:val="en-IN"/>
+        </w:rPr>
+        <w:t xml:space="preserve"> </w:t>
+      </w:r>
+      <w:r>
+        <w:rPr>
+          <w:lang w:val="en-IN"/>
+        </w:rPr>
+        <w:t>SATURDAY("Sat");</w:t>
+      </w:r>
+    </w:p>
+    <w:p>
+      <w:pPr>
+        <w:pStyle w:val="ListParagraph"/>
+        <w:rPr>
+          <w:lang w:val="en-IN"/>
+        </w:rPr>
+      </w:pPr>
+      <w:r>
+        <w:rPr>
+          <w:lang w:val="en-IN"/>
+        </w:rPr>
+        <w:t xml:space="preserve">    private final String abbreviation;</w:t>
+      </w:r>
+    </w:p>
+    <w:p>
+      <w:pPr>
+        <w:pStyle w:val="ListParagraph"/>
+        <w:rPr>
+          <w:lang w:val="en-IN"/>
+        </w:rPr>
+      </w:pPr>
+    </w:p>
+    <w:p>
+      <w:pPr>
+        <w:pStyle w:val="ListParagraph"/>
+        <w:rPr>
+          <w:lang w:val="en-IN"/>
+        </w:rPr>
+      </w:pPr>
+      <w:r>
+        <w:rPr>
+          <w:lang w:val="en-IN"/>
+        </w:rPr>
+        <w:t xml:space="preserve">    // Constructor for enum constants</w:t>
+      </w:r>
+    </w:p>
+    <w:p>
+      <w:pPr>
+        <w:pStyle w:val="ListParagraph"/>
+        <w:rPr>
+          <w:lang w:val="en-IN"/>
+        </w:rPr>
+      </w:pPr>
+      <w:r>
+        <w:rPr>
+          <w:lang w:val="en-IN"/>
+        </w:rPr>
+        <w:t xml:space="preserve">    private Day(String abbreviation) {</w:t>
+      </w:r>
+      <w:r>
+        <w:rPr>
+          <w:lang w:val="en-IN"/>
+        </w:rPr>
+        <w:t xml:space="preserve"> </w:t>
+      </w:r>
+      <w:r>
+        <w:rPr>
+          <w:lang w:val="en-IN"/>
+        </w:rPr>
+        <w:t>this.abbreviation = abbreviation;</w:t>
+      </w:r>
+      <w:r>
+        <w:rPr>
+          <w:lang w:val="en-IN"/>
+        </w:rPr>
+        <w:t xml:space="preserve"> </w:t>
+      </w:r>
+      <w:r>
+        <w:rPr>
+          <w:lang w:val="en-IN"/>
+        </w:rPr>
+        <w:t>}</w:t>
+      </w:r>
+    </w:p>
+    <w:p>
+      <w:pPr>
+        <w:pStyle w:val="ListParagraph"/>
+        <w:rPr>
+          <w:lang w:val="en-IN"/>
+        </w:rPr>
+      </w:pPr>
+      <w:r>
+        <w:rPr>
+          <w:lang w:val="en-IN"/>
         </w:rPr>
         <w:lastRenderedPageBreak/>
-        <w:t>Atomic variables allow us to perform thread-safe operations</w:t>
-      </w:r>
-      <w:r>
-        <w:rPr>
-          <w:b/>
-          <w:bCs/>
+        <w:t xml:space="preserve">    public String getAbbreviation() {</w:t>
+      </w:r>
+      <w:r>
+        <w:rPr>
+          <w:lang w:val="en-IN"/>
         </w:rPr>
         <w:t xml:space="preserve"> </w:t>
       </w:r>
       <w:r>
-        <w:t>on single variables</w:t>
-      </w:r>
-      <w:r>
-        <w:rPr>
-          <w:b/>
-          <w:bCs/>
+        <w:rPr>
+          <w:lang w:val="en-IN"/>
+        </w:rPr>
+        <w:t>return abbreviation;</w:t>
+      </w:r>
+      <w:r>
+        <w:rPr>
+          <w:lang w:val="en-IN"/>
         </w:rPr>
         <w:t xml:space="preserve"> </w:t>
       </w:r>
       <w:r>
         <w:rPr>
-          <w:rStyle w:val="Strong"/>
-          <w:b w:val="0"/>
-          <w:bCs w:val="0"/>
-        </w:rPr>
-        <w:t xml:space="preserve">without using synchronization or </w:t>
-      </w:r>
-      <w:r>
-        <w:rPr>
-          <w:rStyle w:val="Strong"/>
-          <w:b w:val="0"/>
-          <w:bCs w:val="0"/>
-        </w:rPr>
-        <w:t xml:space="preserve">manual </w:t>
-      </w:r>
-      <w:r>
-        <w:rPr>
-          <w:rStyle w:val="Strong"/>
-          <w:b w:val="0"/>
-          <w:bCs w:val="0"/>
-        </w:rPr>
-        <w:t>lock</w:t>
-      </w:r>
-      <w:r>
-        <w:rPr>
-          <w:rStyle w:val="Strong"/>
-          <w:b w:val="0"/>
-          <w:bCs w:val="0"/>
-        </w:rPr>
-        <w:t>ing</w:t>
-      </w:r>
-      <w:r>
-        <w:rPr>
-          <w:b/>
-          <w:bCs/>
-        </w:rPr>
-        <w:t>.</w:t>
-      </w:r>
-    </w:p>
-    <w:p>
-      <w:pPr>
-        <w:pStyle w:val="ListParagraph"/>
-      </w:pPr>
+          <w:lang w:val="en-IN"/>
+        </w:rPr>
+        <w:t>}</w:t>
+      </w:r>
+    </w:p>
+    <w:p>
+      <w:pPr>
+        <w:pStyle w:val="ListParagraph"/>
+        <w:rPr>
+          <w:lang w:val="en-IN"/>
+        </w:rPr>
+      </w:pPr>
+      <w:r>
+        <w:rPr>
+          <w:lang w:val="en-IN"/>
+        </w:rPr>
+        <w:t xml:space="preserve">} </w:t>
+      </w:r>
+    </w:p>
+    <w:p>
+      <w:pPr>
+        <w:pStyle w:val="ListParagraph"/>
+        <w:rPr>
+          <w:lang w:val="en-IN"/>
+        </w:rPr>
+      </w:pPr>
+      <w:r>
+        <w:rPr>
+          <w:lang w:val="en-IN"/>
+        </w:rPr>
+        <w:t>public class EnumConstructorExample {</w:t>
+      </w:r>
+    </w:p>
+    <w:p>
+      <w:pPr>
+        <w:pStyle w:val="ListParagraph"/>
+        <w:rPr>
+          <w:lang w:val="en-IN"/>
+        </w:rPr>
+      </w:pPr>
+      <w:r>
+        <w:rPr>
+          <w:lang w:val="en-IN"/>
+        </w:rPr>
+        <w:t xml:space="preserve">    public static void main(String[] args) {</w:t>
+      </w:r>
+    </w:p>
+    <w:p>
+      <w:pPr>
+        <w:pStyle w:val="ListParagraph"/>
+        <w:rPr>
+          <w:lang w:val="en-IN"/>
+        </w:rPr>
+      </w:pPr>
+      <w:r>
+        <w:rPr>
+          <w:lang w:val="en-IN"/>
+        </w:rPr>
+        <w:t xml:space="preserve">        Day sunday = Day.SUNDAY;</w:t>
+      </w:r>
+    </w:p>
+    <w:p>
+      <w:pPr>
+        <w:pStyle w:val="ListParagraph"/>
+        <w:rPr>
+          <w:lang w:val="en-IN"/>
+        </w:rPr>
+      </w:pPr>
+      <w:r>
+        <w:rPr>
+          <w:lang w:val="en-IN"/>
+        </w:rPr>
+        <w:t xml:space="preserve">        System.out.println("Enum Constant: " + sunday);</w:t>
+      </w:r>
+    </w:p>
+    <w:p>
+      <w:pPr>
+        <w:pStyle w:val="ListParagraph"/>
+        <w:rPr>
+          <w:lang w:val="en-IN"/>
+        </w:rPr>
+      </w:pPr>
+      <w:r>
+        <w:rPr>
+          <w:lang w:val="en-IN"/>
+        </w:rPr>
+        <w:t xml:space="preserve">        System.out.println("Abbreviation: " + sunday.getAbbreviation());</w:t>
+      </w:r>
+    </w:p>
+    <w:p>
+      <w:pPr>
+        <w:pStyle w:val="ListParagraph"/>
+        <w:rPr>
+          <w:lang w:val="en-IN"/>
+        </w:rPr>
+      </w:pPr>
+      <w:r>
+        <w:rPr>
+          <w:lang w:val="en-IN"/>
+        </w:rPr>
+        <w:t xml:space="preserve">    }</w:t>
+      </w:r>
+    </w:p>
+    <w:p>
+      <w:pPr>
+        <w:pStyle w:val="ListParagraph"/>
+        <w:rPr>
+          <w:lang w:val="en-IN"/>
+        </w:rPr>
+      </w:pPr>
+      <w:r>
+        <w:rPr>
+          <w:lang w:val="en-IN"/>
+        </w:rPr>
+        <w:t xml:space="preserve">} </w:t>
+      </w:r>
     </w:p>
     <w:p>
       <w:pPr>
@@ -16400,426 +16292,89 @@
         <w:rPr>
           <w:lang w:val="en-IN"/>
         </w:rPr>
-        <w:t>How to create enum in java?</w:t>
-      </w:r>
-      <w:r>
-        <w:rPr>
-          <w:lang w:val="en-IN"/>
-        </w:rPr>
-        <w:t xml:space="preserve"> </w:t>
-      </w:r>
-    </w:p>
-    <w:p>
-      <w:pPr>
-        <w:pStyle w:val="ListParagraph"/>
-        <w:rPr>
-          <w:lang w:val="en-IN"/>
-        </w:rPr>
-      </w:pPr>
-      <w:r>
-        <w:rPr>
-          <w:lang w:val="en-IN"/>
-        </w:rPr>
-        <w:t>Example1</w:t>
-      </w:r>
-    </w:p>
-    <w:p>
-      <w:pPr>
-        <w:pStyle w:val="ListParagraph"/>
-        <w:rPr>
-          <w:lang w:val="en-IN"/>
-        </w:rPr>
-      </w:pPr>
-      <w:r>
-        <w:rPr>
-          <w:lang w:val="en-IN"/>
-        </w:rPr>
-        <w:t>enum Day {</w:t>
-      </w:r>
-    </w:p>
-    <w:p>
-      <w:pPr>
-        <w:pStyle w:val="ListParagraph"/>
-        <w:rPr>
-          <w:lang w:val="en-IN"/>
-        </w:rPr>
-      </w:pPr>
-      <w:r>
-        <w:rPr>
-          <w:lang w:val="en-IN"/>
-        </w:rPr>
-        <w:t xml:space="preserve">    SUNDAY, MONDAY, TUESDAY, WEDNESDAY, THURSDAY, FRIDAY, SATURDAY;</w:t>
-      </w:r>
-    </w:p>
-    <w:p>
-      <w:pPr>
-        <w:pStyle w:val="ListParagraph"/>
-        <w:rPr>
-          <w:lang w:val="en-IN"/>
-        </w:rPr>
-      </w:pPr>
-      <w:r>
-        <w:rPr>
-          <w:lang w:val="en-IN"/>
-        </w:rPr>
-        <w:t xml:space="preserve">} </w:t>
-      </w:r>
-    </w:p>
-    <w:p>
-      <w:pPr>
-        <w:pStyle w:val="ListParagraph"/>
-        <w:rPr>
-          <w:lang w:val="en-IN"/>
-        </w:rPr>
-      </w:pPr>
-      <w:r>
-        <w:rPr>
-          <w:lang w:val="en-IN"/>
-        </w:rPr>
-        <w:t>Example 2</w:t>
-      </w:r>
-    </w:p>
-    <w:p>
-      <w:pPr>
-        <w:pStyle w:val="ListParagraph"/>
-        <w:rPr>
-          <w:lang w:val="en-IN"/>
-        </w:rPr>
-      </w:pPr>
-      <w:r>
-        <w:rPr>
-          <w:lang w:val="en-IN"/>
-        </w:rPr>
-        <w:t>enum Day {</w:t>
-      </w:r>
-      <w:r>
-        <w:rPr>
-          <w:lang w:val="en-IN"/>
-        </w:rPr>
-        <w:t xml:space="preserve"> </w:t>
-      </w:r>
-      <w:r>
-        <w:rPr>
-          <w:lang w:val="en-IN"/>
-        </w:rPr>
-        <w:t>SUNDAY("Sun"),</w:t>
-      </w:r>
-      <w:r>
-        <w:rPr>
-          <w:lang w:val="en-IN"/>
-        </w:rPr>
-        <w:t xml:space="preserve"> </w:t>
-      </w:r>
-      <w:r>
-        <w:rPr>
-          <w:lang w:val="en-IN"/>
-        </w:rPr>
-        <w:t>MONDAY("Mon"),</w:t>
-      </w:r>
-      <w:r>
-        <w:rPr>
-          <w:lang w:val="en-IN"/>
-        </w:rPr>
-        <w:t xml:space="preserve"> </w:t>
-      </w:r>
-      <w:r>
-        <w:rPr>
-          <w:lang w:val="en-IN"/>
-        </w:rPr>
-        <w:t>TUESDAY("Tue"),</w:t>
-      </w:r>
-      <w:r>
-        <w:rPr>
-          <w:lang w:val="en-IN"/>
-        </w:rPr>
-        <w:t xml:space="preserve"> </w:t>
-      </w:r>
-      <w:r>
-        <w:rPr>
-          <w:lang w:val="en-IN"/>
-        </w:rPr>
-        <w:t>WEDNESDAY("Wed"),</w:t>
-      </w:r>
-    </w:p>
-    <w:p>
-      <w:pPr>
-        <w:pStyle w:val="ListParagraph"/>
-        <w:rPr>
-          <w:lang w:val="en-IN"/>
-        </w:rPr>
-      </w:pPr>
-      <w:r>
-        <w:rPr>
-          <w:lang w:val="en-IN"/>
-        </w:rPr>
-        <w:t xml:space="preserve">    </w:t>
-      </w:r>
-      <w:r>
-        <w:rPr>
-          <w:lang w:val="en-IN"/>
-        </w:rPr>
-        <w:t xml:space="preserve"> </w:t>
-      </w:r>
-      <w:r>
-        <w:rPr>
-          <w:lang w:val="en-IN"/>
-        </w:rPr>
-        <w:tab/>
-        <w:t xml:space="preserve">       </w:t>
-      </w:r>
-      <w:r>
-        <w:rPr>
-          <w:lang w:val="en-IN"/>
-        </w:rPr>
-        <w:t>THURSDAY("Thu"),</w:t>
-      </w:r>
-      <w:r>
-        <w:rPr>
-          <w:lang w:val="en-IN"/>
-        </w:rPr>
-        <w:t xml:space="preserve"> </w:t>
-      </w:r>
-      <w:r>
-        <w:rPr>
-          <w:lang w:val="en-IN"/>
-        </w:rPr>
-        <w:t>FRIDAY("Fri"),</w:t>
-      </w:r>
-      <w:r>
-        <w:rPr>
-          <w:lang w:val="en-IN"/>
-        </w:rPr>
-        <w:t xml:space="preserve"> </w:t>
-      </w:r>
-      <w:r>
-        <w:rPr>
-          <w:lang w:val="en-IN"/>
-        </w:rPr>
-        <w:t>SATURDAY("Sat");</w:t>
-      </w:r>
-    </w:p>
-    <w:p>
-      <w:pPr>
-        <w:pStyle w:val="ListParagraph"/>
-        <w:rPr>
-          <w:lang w:val="en-IN"/>
-        </w:rPr>
-      </w:pPr>
-      <w:r>
-        <w:rPr>
-          <w:lang w:val="en-IN"/>
-        </w:rPr>
-        <w:t xml:space="preserve">    private final String abbreviation;</w:t>
-      </w:r>
-    </w:p>
-    <w:p>
-      <w:pPr>
-        <w:pStyle w:val="ListParagraph"/>
-        <w:rPr>
-          <w:lang w:val="en-IN"/>
-        </w:rPr>
-      </w:pPr>
-    </w:p>
-    <w:p>
-      <w:pPr>
-        <w:pStyle w:val="ListParagraph"/>
-        <w:rPr>
-          <w:lang w:val="en-IN"/>
-        </w:rPr>
-      </w:pPr>
-      <w:r>
-        <w:rPr>
-          <w:lang w:val="en-IN"/>
-        </w:rPr>
-        <w:t xml:space="preserve">    // Constructor for enum constants</w:t>
-      </w:r>
-    </w:p>
-    <w:p>
-      <w:pPr>
-        <w:pStyle w:val="ListParagraph"/>
-        <w:rPr>
-          <w:lang w:val="en-IN"/>
-        </w:rPr>
-      </w:pPr>
-      <w:r>
-        <w:rPr>
-          <w:lang w:val="en-IN"/>
-        </w:rPr>
-        <w:t xml:space="preserve">    private Day(String abbreviation) {</w:t>
-      </w:r>
-      <w:r>
-        <w:rPr>
-          <w:lang w:val="en-IN"/>
-        </w:rPr>
-        <w:t xml:space="preserve"> </w:t>
-      </w:r>
-      <w:r>
-        <w:rPr>
-          <w:lang w:val="en-IN"/>
-        </w:rPr>
-        <w:t>this.abbreviation = abbreviation;</w:t>
-      </w:r>
-      <w:r>
-        <w:rPr>
-          <w:lang w:val="en-IN"/>
-        </w:rPr>
-        <w:t xml:space="preserve"> </w:t>
-      </w:r>
-      <w:r>
-        <w:rPr>
-          <w:lang w:val="en-IN"/>
-        </w:rPr>
-        <w:t>}</w:t>
-      </w:r>
-    </w:p>
-    <w:p>
-      <w:pPr>
-        <w:pStyle w:val="ListParagraph"/>
-        <w:rPr>
-          <w:lang w:val="en-IN"/>
-        </w:rPr>
-      </w:pPr>
-      <w:r>
-        <w:rPr>
-          <w:lang w:val="en-IN"/>
-        </w:rPr>
-        <w:t xml:space="preserve">    public String getAbbreviation() {</w:t>
-      </w:r>
-      <w:r>
-        <w:rPr>
-          <w:lang w:val="en-IN"/>
-        </w:rPr>
-        <w:t xml:space="preserve"> </w:t>
-      </w:r>
-      <w:r>
-        <w:rPr>
-          <w:lang w:val="en-IN"/>
-        </w:rPr>
-        <w:t>return abbreviation;</w:t>
-      </w:r>
-      <w:r>
-        <w:rPr>
-          <w:lang w:val="en-IN"/>
-        </w:rPr>
-        <w:t xml:space="preserve"> </w:t>
-      </w:r>
-      <w:r>
-        <w:rPr>
-          <w:lang w:val="en-IN"/>
-        </w:rPr>
-        <w:t>}</w:t>
-      </w:r>
-    </w:p>
-    <w:p>
-      <w:pPr>
-        <w:pStyle w:val="ListParagraph"/>
-        <w:rPr>
-          <w:lang w:val="en-IN"/>
-        </w:rPr>
-      </w:pPr>
-      <w:r>
-        <w:rPr>
-          <w:lang w:val="en-IN"/>
-        </w:rPr>
-        <w:t xml:space="preserve">} </w:t>
-      </w:r>
-    </w:p>
-    <w:p>
-      <w:pPr>
-        <w:pStyle w:val="ListParagraph"/>
-        <w:rPr>
-          <w:lang w:val="en-IN"/>
-        </w:rPr>
-      </w:pPr>
-      <w:r>
-        <w:rPr>
-          <w:lang w:val="en-IN"/>
-        </w:rPr>
-        <w:t>public class EnumConstructorExample {</w:t>
-      </w:r>
-    </w:p>
-    <w:p>
-      <w:pPr>
-        <w:pStyle w:val="ListParagraph"/>
-        <w:rPr>
-          <w:lang w:val="en-IN"/>
-        </w:rPr>
-      </w:pPr>
-      <w:r>
-        <w:rPr>
-          <w:lang w:val="en-IN"/>
-        </w:rPr>
-        <w:t xml:space="preserve">    public static void main(String[] args) {</w:t>
-      </w:r>
-    </w:p>
-    <w:p>
-      <w:pPr>
-        <w:pStyle w:val="ListParagraph"/>
-        <w:rPr>
-          <w:lang w:val="en-IN"/>
-        </w:rPr>
-      </w:pPr>
-      <w:r>
-        <w:rPr>
-          <w:lang w:val="en-IN"/>
-        </w:rPr>
-        <w:t xml:space="preserve">        Day sunday = Day.SUNDAY;</w:t>
-      </w:r>
-    </w:p>
-    <w:p>
-      <w:pPr>
-        <w:pStyle w:val="ListParagraph"/>
-        <w:rPr>
-          <w:lang w:val="en-IN"/>
-        </w:rPr>
-      </w:pPr>
-      <w:r>
-        <w:rPr>
-          <w:lang w:val="en-IN"/>
-        </w:rPr>
-        <w:t xml:space="preserve">        System.out.println("Enum Constant: " + sunday);</w:t>
-      </w:r>
-    </w:p>
-    <w:p>
-      <w:pPr>
-        <w:pStyle w:val="ListParagraph"/>
-        <w:rPr>
-          <w:lang w:val="en-IN"/>
-        </w:rPr>
-      </w:pPr>
-      <w:r>
-        <w:rPr>
-          <w:lang w:val="en-IN"/>
-        </w:rPr>
-        <w:t xml:space="preserve">        System.out.println("Abbreviation: " + sunday.getAbbreviation());</w:t>
-      </w:r>
-    </w:p>
-    <w:p>
-      <w:pPr>
-        <w:pStyle w:val="ListParagraph"/>
-        <w:rPr>
-          <w:lang w:val="en-IN"/>
-        </w:rPr>
-      </w:pPr>
-      <w:r>
-        <w:rPr>
-          <w:lang w:val="en-IN"/>
-        </w:rPr>
-        <w:t xml:space="preserve">    }</w:t>
-      </w:r>
-    </w:p>
-    <w:p>
-      <w:pPr>
-        <w:pStyle w:val="ListParagraph"/>
-        <w:rPr>
-          <w:lang w:val="en-IN"/>
-        </w:rPr>
-      </w:pPr>
-      <w:r>
-        <w:rPr>
-          <w:lang w:val="en-IN"/>
-        </w:rPr>
-        <w:t xml:space="preserve">} </w:t>
+        <w:t>What happens when we mark a class and a method in java as final?</w:t>
+      </w:r>
+    </w:p>
+    <w:p>
+      <w:pPr>
+        <w:pStyle w:val="ListParagraph"/>
+        <w:rPr>
+          <w:lang w:val="en-IN"/>
+        </w:rPr>
+      </w:pPr>
+      <w:r>
+        <w:rPr>
+          <w:lang w:val="en-IN"/>
+        </w:rPr>
+        <w:t>Class</w:t>
+      </w:r>
+    </w:p>
+    <w:p>
+      <w:pPr>
+        <w:pStyle w:val="ListParagraph"/>
+        <w:numPr>
+          <w:ilvl w:val="0"/>
+          <w:numId w:val="33"/>
+        </w:numPr>
+        <w:rPr>
+          <w:lang w:val="en-IN"/>
+        </w:rPr>
+      </w:pPr>
+      <w:r>
+        <w:rPr>
+          <w:lang w:val="en-IN"/>
+        </w:rPr>
+        <w:t>Inheritance Restriction: No other class can inherit from the final class. In other words, you cannot create a subclass (child class) of a final class. If you attempt to extend a final class, the compiler will generate an error.</w:t>
+      </w:r>
+    </w:p>
+    <w:p>
+      <w:pPr>
+        <w:pStyle w:val="ListParagraph"/>
+        <w:numPr>
+          <w:ilvl w:val="0"/>
+          <w:numId w:val="33"/>
+        </w:numPr>
+        <w:rPr>
+          <w:lang w:val="en-IN"/>
+        </w:rPr>
+      </w:pPr>
+      <w:r>
+        <w:rPr>
+          <w:lang w:val="en-IN"/>
+        </w:rPr>
+        <w:t>Method Overriding Restriction: While you can define and use methods in a final class just like any other class, you cannot override or modify the behavior of methods defined in the final class. Method overriding is not allowed for methods declared in a final class.</w:t>
+      </w:r>
+    </w:p>
+    <w:p>
+      <w:pPr>
+        <w:ind w:firstLine="720"/>
+        <w:rPr>
+          <w:lang w:val="en-IN"/>
+        </w:rPr>
+      </w:pPr>
+      <w:r>
+        <w:rPr>
+          <w:lang w:val="en-IN"/>
+        </w:rPr>
+        <w:t>Method</w:t>
+      </w:r>
+    </w:p>
+    <w:p>
+      <w:pPr>
+        <w:pStyle w:val="ListParagraph"/>
+        <w:numPr>
+          <w:ilvl w:val="0"/>
+          <w:numId w:val="34"/>
+        </w:numPr>
+        <w:rPr>
+          <w:lang w:val="en-IN"/>
+        </w:rPr>
+      </w:pPr>
+      <w:r>
+        <w:rPr>
+          <w:lang w:val="en-IN"/>
+        </w:rPr>
+        <w:t>Method Overriding Restriction: Subclasses of the class containing the final method are not allowed to provide their own implementation of the final method. Attempting to override a final method in a subclass will result in a compilation error.</w:t>
       </w:r>
     </w:p>
     <w:p>
@@ -16837,71 +16392,71 @@
         <w:rPr>
           <w:lang w:val="en-IN"/>
         </w:rPr>
-        <w:t>What happens when we mark a class and a method in java as final?</w:t>
-      </w:r>
-    </w:p>
-    <w:p>
-      <w:pPr>
-        <w:pStyle w:val="ListParagraph"/>
-        <w:rPr>
-          <w:lang w:val="en-IN"/>
-        </w:rPr>
-      </w:pPr>
-      <w:r>
-        <w:rPr>
-          <w:lang w:val="en-IN"/>
-        </w:rPr>
-        <w:t>Class</w:t>
-      </w:r>
-    </w:p>
-    <w:p>
-      <w:pPr>
-        <w:pStyle w:val="ListParagraph"/>
-        <w:numPr>
-          <w:ilvl w:val="0"/>
-          <w:numId w:val="33"/>
-        </w:numPr>
-        <w:rPr>
-          <w:lang w:val="en-IN"/>
-        </w:rPr>
-      </w:pPr>
-      <w:r>
-        <w:rPr>
-          <w:lang w:val="en-IN"/>
-        </w:rPr>
-        <w:t>Inheritance Restriction: No other class can inherit from the final class. In other words, you cannot create a subclass (child class) of a final class. If you attempt to extend a final class, the compiler will generate an error.</w:t>
-      </w:r>
-    </w:p>
-    <w:p>
-      <w:pPr>
-        <w:pStyle w:val="ListParagraph"/>
-        <w:numPr>
-          <w:ilvl w:val="0"/>
-          <w:numId w:val="33"/>
-        </w:numPr>
-        <w:rPr>
-          <w:lang w:val="en-IN"/>
-        </w:rPr>
-      </w:pPr>
-      <w:r>
-        <w:rPr>
-          <w:lang w:val="en-IN"/>
-        </w:rPr>
-        <w:t>Method Overriding Restriction: While you can define and use methods in a final class just like any other class, you cannot override or modify the behavior of methods defined in the final class. Method overriding is not allowed for methods declared in a final class.</w:t>
-      </w:r>
-    </w:p>
-    <w:p>
-      <w:pPr>
-        <w:ind w:firstLine="720"/>
-        <w:rPr>
-          <w:lang w:val="en-IN"/>
-        </w:rPr>
-      </w:pPr>
-      <w:r>
-        <w:rPr>
-          <w:lang w:val="en-IN"/>
-        </w:rPr>
-        <w:t>Method</w:t>
+        <w:t>What are memory leaks?</w:t>
+      </w:r>
+    </w:p>
+    <w:p>
+      <w:pPr>
+        <w:pStyle w:val="ListParagraph"/>
+        <w:rPr>
+          <w:lang w:val="en-IN"/>
+        </w:rPr>
+      </w:pPr>
+      <w:r>
+        <w:rPr>
+          <w:lang w:val="en-IN"/>
+        </w:rPr>
+        <w:t>A memory leak happens when objects are no longer needed by the application but still remain referenced in memory, preventing the Garbage Collector (GC) from reclaiming that memory.</w:t>
+      </w:r>
+      <w:r>
+        <w:rPr>
+          <w:lang w:val="en-IN"/>
+        </w:rPr>
+        <w:t xml:space="preserve"> </w:t>
+      </w:r>
+      <w:r>
+        <w:rPr>
+          <w:lang w:val="en-IN"/>
+        </w:rPr>
+        <w:t>Over time, this causes the heap to fill up, leading to</w:t>
+      </w:r>
+      <w:r>
+        <w:rPr>
+          <w:lang w:val="en-IN"/>
+        </w:rPr>
+        <w:t xml:space="preserve"> </w:t>
+      </w:r>
+      <w:r>
+        <w:rPr>
+          <w:lang w:val="en-IN"/>
+        </w:rPr>
+        <w:t>degraded performance,</w:t>
+      </w:r>
+      <w:r>
+        <w:rPr>
+          <w:lang w:val="en-IN"/>
+        </w:rPr>
+        <w:t xml:space="preserve"> OutOfMemoryError, </w:t>
+      </w:r>
+      <w:r>
+        <w:rPr>
+          <w:lang w:val="en-IN"/>
+        </w:rPr>
+        <w:t>frequent GC cycles.</w:t>
+      </w:r>
+    </w:p>
+    <w:p>
+      <w:pPr>
+        <w:pStyle w:val="ListParagraph"/>
+        <w:rPr>
+          <w:lang w:val="en-IN"/>
+        </w:rPr>
+      </w:pPr>
+      <w:r>
+        <w:rPr>
+          <w:lang w:val="en-IN"/>
+        </w:rPr>
+        <w:t>Common scenarios due to which memory leak happens are:</w:t>
       </w:r>
     </w:p>
     <w:p>
@@ -16916,10 +16471,58 @@
         </w:rPr>
       </w:pPr>
       <w:r>
-        <w:rPr>
-          <w:lang w:val="en-IN"/>
-        </w:rPr>
-        <w:t>Method Overriding Restriction: Subclasses of the class containing the final method are not allowed to provide their own implementation of the final method. Attempting to override a final method in a subclass will result in a compilation error.</w:t>
+        <w:t xml:space="preserve">Static Fields Holding References: </w:t>
+      </w:r>
+      <w:r>
+        <w:t>Static fields live for the entire application lifecycle. If we keep adding data without clearing it, it stays in memory forever.</w:t>
+      </w:r>
+    </w:p>
+    <w:p>
+      <w:pPr>
+        <w:pStyle w:val="ListParagraph"/>
+        <w:numPr>
+          <w:ilvl w:val="0"/>
+          <w:numId w:val="34"/>
+        </w:numPr>
+        <w:rPr>
+          <w:lang w:val="en-IN"/>
+        </w:rPr>
+      </w:pPr>
+      <w:r>
+        <w:rPr>
+          <w:lang w:val="en-IN"/>
+        </w:rPr>
+        <w:t>Improper Use of Singleton scoped Beans: Spring beans are singleton-scoped by default. If a singleton bean holds a large object (like a big list, or a user s</w:t>
+      </w:r>
+      <w:r>
+        <w:rPr>
+          <w:lang w:val="en-IN"/>
+        </w:rPr>
+        <w:t xml:space="preserve">ession) and never releases it  leads to </w:t>
+      </w:r>
+      <w:r>
+        <w:rPr>
+          <w:lang w:val="en-IN"/>
+        </w:rPr>
+        <w:t>memory leak.</w:t>
+      </w:r>
+    </w:p>
+    <w:p>
+      <w:pPr>
+        <w:pStyle w:val="ListParagraph"/>
+        <w:numPr>
+          <w:ilvl w:val="0"/>
+          <w:numId w:val="34"/>
+        </w:numPr>
+        <w:rPr>
+          <w:lang w:val="en-IN"/>
+        </w:rPr>
+      </w:pPr>
+      <w:r>
+        <w:rPr>
+          <w:lang w:val="en-IN"/>
+        </w:rPr>
+        <w:t>Listeners or Observers Not Removed: When you register listeners (e.g., ApplicationListener, JMS, Kafka, WebSocket, etc.) and forget to deregister them, they continue holding references even after the source objects are gone.</w:t>
       </w:r>
     </w:p>
     <w:p>
@@ -16937,21 +16540,190 @@
         <w:rPr>
           <w:lang w:val="en-IN"/>
         </w:rPr>
-        <w:t>What are memory leaks?</w:t>
-      </w:r>
-    </w:p>
-    <w:p>
-      <w:pPr>
-        <w:pStyle w:val="ListParagraph"/>
-        <w:rPr>
-          <w:lang w:val="en-IN"/>
-        </w:rPr>
-      </w:pPr>
-      <w:r>
-        <w:rPr>
-          <w:lang w:val="en-IN"/>
-        </w:rPr>
-        <w:t>A memory leak happens when objects are no longer needed by the application but still remain referenced in memory, preventing the Garbage Collector (GC) from reclaiming that memory.</w:t>
+        <w:t>What is Diamond Problem</w:t>
+      </w:r>
+    </w:p>
+    <w:p>
+      <w:pPr>
+        <w:pStyle w:val="ListParagraph"/>
+        <w:rPr>
+          <w:lang w:val="en-IN"/>
+        </w:rPr>
+      </w:pPr>
+      <w:r>
+        <w:rPr>
+          <w:lang w:val="en-IN"/>
+        </w:rPr>
+        <w:t>D</w:t>
+      </w:r>
+      <w:r>
+        <w:rPr>
+          <w:lang w:val="en-IN"/>
+        </w:rPr>
+        <w:t xml:space="preserve">iamond problem is a challenge that arises in languages with multiple inheritance, where ambiguity occurs when a class inherits from two or more classes with a common ancestor that defines methods or attributes with the same name. Java avoids this problem by allowing </w:t>
+      </w:r>
+      <w:r>
+        <w:rPr>
+          <w:lang w:val="en-IN"/>
+        </w:rPr>
+        <w:lastRenderedPageBreak/>
+        <w:t>multiple inheritance of interfaces only and handling potential conflicts through explicit method implementation in the implementing class.</w:t>
+      </w:r>
+    </w:p>
+    <w:p>
+      <w:pPr>
+        <w:pStyle w:val="ListParagraph"/>
+        <w:numPr>
+          <w:ilvl w:val="0"/>
+          <w:numId w:val="14"/>
+        </w:numPr>
+        <w:rPr>
+          <w:lang w:val="en-IN"/>
+        </w:rPr>
+      </w:pPr>
+      <w:r>
+        <w:rPr>
+          <w:lang w:val="en-IN"/>
+        </w:rPr>
+        <w:t>What are HATEOAS in REST?</w:t>
+      </w:r>
+    </w:p>
+    <w:p>
+      <w:pPr>
+        <w:pStyle w:val="ListParagraph"/>
+        <w:rPr>
+          <w:lang w:val="en-IN"/>
+        </w:rPr>
+      </w:pPr>
+      <w:r>
+        <w:rPr>
+          <w:lang w:val="en-IN"/>
+        </w:rPr>
+        <w:t xml:space="preserve">HATEOAS stands for: </w:t>
+      </w:r>
+      <w:r>
+        <w:rPr>
+          <w:i/>
+          <w:iCs/>
+          <w:lang w:val="en-IN"/>
+        </w:rPr>
+        <w:t>Hypermedia As The Engine Of Application State</w:t>
+      </w:r>
+      <w:r>
+        <w:rPr>
+          <w:lang w:val="en-IN"/>
+        </w:rPr>
+        <w:t>. HATEOAS means that a REST API not only returns data, but also include hyperlinks that tell the client what actions are available next</w:t>
+      </w:r>
+    </w:p>
+    <w:p>
+      <w:pPr>
+        <w:pStyle w:val="ListParagraph"/>
+        <w:numPr>
+          <w:ilvl w:val="0"/>
+          <w:numId w:val="14"/>
+        </w:numPr>
+        <w:rPr>
+          <w:lang w:val="en-IN"/>
+        </w:rPr>
+      </w:pPr>
+      <w:r>
+        <w:rPr>
+          <w:lang w:val="en-IN"/>
+        </w:rPr>
+        <w:t>Difference between @RequestParam, @PathVariable and @RequestBody?</w:t>
+      </w:r>
+    </w:p>
+    <w:p>
+      <w:pPr>
+        <w:pStyle w:val="ListParagraph"/>
+        <w:rPr>
+          <w:lang w:val="en-IN"/>
+        </w:rPr>
+      </w:pPr>
+      <w:r>
+        <w:rPr>
+          <w:lang w:val="en-IN"/>
+        </w:rPr>
+        <w:t>@RequestParam: Used to extract query parameters from the URL. eg:/users?name=John</w:t>
+      </w:r>
+    </w:p>
+    <w:p>
+      <w:pPr>
+        <w:pStyle w:val="ListParagraph"/>
+        <w:rPr>
+          <w:lang w:val="en-IN"/>
+        </w:rPr>
+      </w:pPr>
+      <w:r>
+        <w:rPr>
+          <w:lang w:val="en-IN"/>
+        </w:rPr>
+        <w:t>@PathVariable: Used to extract values from the URL path itself.</w:t>
+      </w:r>
+    </w:p>
+    <w:p>
+      <w:pPr>
+        <w:pStyle w:val="ListParagraph"/>
+        <w:rPr>
+          <w:lang w:val="en-IN"/>
+        </w:rPr>
+      </w:pPr>
+      <w:r>
+        <w:rPr>
+          <w:lang w:val="en-IN"/>
+        </w:rPr>
+        <w:t>@RequestBody: Used to bind the request body (usually JSON) to a Java object.</w:t>
+      </w:r>
+    </w:p>
+    <w:p>
+      <w:pPr>
+        <w:pStyle w:val="ListParagraph"/>
+        <w:numPr>
+          <w:ilvl w:val="0"/>
+          <w:numId w:val="14"/>
+        </w:numPr>
+        <w:rPr>
+          <w:lang w:val="en-IN"/>
+        </w:rPr>
+      </w:pPr>
+      <w:r>
+        <w:rPr>
+          <w:lang w:val="en-IN"/>
+        </w:rPr>
+        <w:t>What are Gen</w:t>
+      </w:r>
+      <w:r>
+        <w:rPr>
+          <w:lang w:val="en-IN"/>
+        </w:rPr>
+        <w:t>e</w:t>
+      </w:r>
+      <w:r>
+        <w:rPr>
+          <w:lang w:val="en-IN"/>
+        </w:rPr>
+        <w:t>rics in Java?</w:t>
+      </w:r>
+      <w:r>
+        <w:rPr>
+          <w:lang w:val="en-IN"/>
+        </w:rPr>
+        <w:t xml:space="preserve">  </w:t>
+      </w:r>
+    </w:p>
+    <w:p>
+      <w:pPr>
+        <w:pStyle w:val="ListParagraph"/>
+        <w:rPr>
+          <w:lang w:val="en-IN"/>
+        </w:rPr>
+      </w:pPr>
+      <w:r>
+        <w:rPr>
+          <w:lang w:val="en-IN"/>
+        </w:rPr>
+        <w:t>Generics</w:t>
       </w:r>
       <w:r>
         <w:rPr>
@@ -16963,46 +16735,182 @@
         <w:rPr>
           <w:lang w:val="en-IN"/>
         </w:rPr>
-        <w:lastRenderedPageBreak/>
-        <w:t>Over time, this causes the heap to fill up, leading to</w:t>
-      </w:r>
-      <w:r>
-        <w:rPr>
-          <w:lang w:val="en-IN"/>
-        </w:rPr>
         <w:t xml:space="preserve"> </w:t>
       </w:r>
       <w:r>
         <w:rPr>
           <w:lang w:val="en-IN"/>
         </w:rPr>
-        <w:t>degraded performance,</w:t>
-      </w:r>
-      <w:r>
-        <w:rPr>
-          <w:lang w:val="en-IN"/>
-        </w:rPr>
-        <w:t xml:space="preserve"> OutOfMemoryError, </w:t>
-      </w:r>
-      <w:r>
-        <w:rPr>
-          <w:lang w:val="en-IN"/>
-        </w:rPr>
-        <w:t>frequent GC cycles.</w:t>
-      </w:r>
-    </w:p>
-    <w:p>
-      <w:pPr>
-        <w:pStyle w:val="ListParagraph"/>
-        <w:rPr>
-          <w:lang w:val="en-IN"/>
-        </w:rPr>
-      </w:pPr>
-      <w:r>
-        <w:rPr>
-          <w:lang w:val="en-IN"/>
-        </w:rPr>
-        <w:t>Common scenarios due to which memory leak happens are:</w:t>
+        <w:t>allow</w:t>
+      </w:r>
+      <w:r>
+        <w:rPr>
+          <w:lang w:val="en-IN"/>
+        </w:rPr>
+        <w:t xml:space="preserve">s </w:t>
+      </w:r>
+      <w:r>
+        <w:rPr>
+          <w:lang w:val="en-IN"/>
+        </w:rPr>
+        <w:t xml:space="preserve"> u</w:t>
+      </w:r>
+      <w:r>
+        <w:rPr>
+          <w:lang w:val="en-IN"/>
+        </w:rPr>
+        <w:t>s</w:t>
+      </w:r>
+      <w:r>
+        <w:rPr>
+          <w:lang w:val="en-IN"/>
+        </w:rPr>
+        <w:t xml:space="preserve"> to create classes, interfaces, </w:t>
+      </w:r>
+      <w:r>
+        <w:rPr>
+          <w:lang w:val="en-IN"/>
+        </w:rPr>
+        <w:t xml:space="preserve">constructors </w:t>
+      </w:r>
+      <w:r>
+        <w:rPr>
+          <w:lang w:val="en-IN"/>
+        </w:rPr>
+        <w:t>and methods that can operate on different types while providing type safety at compile time. They enable code reusability and eliminate the need for type casting.</w:t>
+      </w:r>
+    </w:p>
+    <w:p>
+      <w:pPr>
+        <w:pStyle w:val="ListParagraph"/>
+        <w:rPr>
+          <w:lang w:val="en-IN"/>
+        </w:rPr>
+      </w:pPr>
+      <w:r>
+        <w:rPr>
+          <w:lang w:val="en-IN"/>
+        </w:rPr>
+        <w:t>Type safety means ensuring that a variable, collection, or object only contains data of a specific type, and any type mismatch is detected at compile time</w:t>
+      </w:r>
+      <w:r>
+        <w:rPr>
+          <w:lang w:val="en-IN"/>
+        </w:rPr>
+        <w:t>.</w:t>
+      </w:r>
+    </w:p>
+    <w:p>
+      <w:pPr>
+        <w:pStyle w:val="ListParagraph"/>
+        <w:numPr>
+          <w:ilvl w:val="0"/>
+          <w:numId w:val="14"/>
+        </w:numPr>
+        <w:rPr>
+          <w:lang w:val="en-IN"/>
+        </w:rPr>
+      </w:pPr>
+      <w:r>
+        <w:rPr>
+          <w:lang w:val="en-IN"/>
+        </w:rPr>
+        <w:t>Generics Naming conventions</w:t>
+      </w:r>
+    </w:p>
+    <w:p>
+      <w:pPr>
+        <w:pStyle w:val="ListParagraph"/>
+        <w:rPr>
+          <w:lang w:val="en-IN"/>
+        </w:rPr>
+      </w:pPr>
+      <w:r>
+        <w:rPr>
+          <w:lang w:val="en-IN"/>
+        </w:rPr>
+        <w:t>T : Type (e.g. String)</w:t>
+      </w:r>
+      <w:r>
+        <w:rPr>
+          <w:lang w:val="en-IN"/>
+        </w:rPr>
+        <w:br/>
+        <w:t>E: Element (used in collections)</w:t>
+      </w:r>
+      <w:r>
+        <w:rPr>
+          <w:lang w:val="en-IN"/>
+        </w:rPr>
+        <w:br/>
+        <w:t>K: Key (Used in maps)</w:t>
+      </w:r>
+      <w:r>
+        <w:rPr>
+          <w:lang w:val="en-IN"/>
+        </w:rPr>
+        <w:br/>
+        <w:t>V: Value (Used in maps)</w:t>
+      </w:r>
+    </w:p>
+    <w:p>
+      <w:pPr>
+        <w:pStyle w:val="ListParagraph"/>
+        <w:rPr>
+          <w:lang w:val="en-IN"/>
+        </w:rPr>
+      </w:pPr>
+      <w:r>
+        <w:rPr>
+          <w:lang w:val="en-IN"/>
+        </w:rPr>
+        <w:t>N: Number</w:t>
+      </w:r>
+    </w:p>
+    <w:p>
+      <w:pPr>
+        <w:pStyle w:val="ListParagraph"/>
+        <w:numPr>
+          <w:ilvl w:val="0"/>
+          <w:numId w:val="14"/>
+        </w:numPr>
+        <w:rPr>
+          <w:lang w:val="en-IN"/>
+        </w:rPr>
+      </w:pPr>
+      <w:r>
+        <w:rPr>
+          <w:lang w:val="en-IN"/>
+        </w:rPr>
+        <w:t>What are wildcards in java?</w:t>
+      </w:r>
+    </w:p>
+    <w:p>
+      <w:pPr>
+        <w:pStyle w:val="ListParagraph"/>
+        <w:rPr>
+          <w:lang w:val="en-IN"/>
+        </w:rPr>
+      </w:pPr>
+      <w:r>
+        <w:rPr>
+          <w:lang w:val="en-IN"/>
+        </w:rPr>
+        <w:t>In Java, wildcards (?) are used in generics to represent an unknown type.</w:t>
+      </w:r>
+    </w:p>
+    <w:p>
+      <w:pPr>
+        <w:pStyle w:val="ListParagraph"/>
+        <w:rPr>
+          <w:lang w:val="en-IN"/>
+        </w:rPr>
+      </w:pPr>
+      <w:r>
+        <w:rPr>
+          <w:lang w:val="en-IN"/>
+        </w:rPr>
+        <w:t>Types of Wildcards</w:t>
       </w:r>
     </w:p>
     <w:p>
@@ -17017,453 +16925,6 @@
         </w:rPr>
       </w:pPr>
       <w:r>
-        <w:t xml:space="preserve">Static Fields Holding References: </w:t>
-      </w:r>
-      <w:r>
-        <w:t>Static fields live for the entire application lifecycle. If we keep adding data without clearing it, it stays in memory forever.</w:t>
-      </w:r>
-    </w:p>
-    <w:p>
-      <w:pPr>
-        <w:pStyle w:val="ListParagraph"/>
-        <w:numPr>
-          <w:ilvl w:val="0"/>
-          <w:numId w:val="34"/>
-        </w:numPr>
-        <w:rPr>
-          <w:lang w:val="en-IN"/>
-        </w:rPr>
-      </w:pPr>
-      <w:r>
-        <w:rPr>
-          <w:lang w:val="en-IN"/>
-        </w:rPr>
-        <w:t>Improper Use of Singleton scoped Beans: Spring beans are singleton-scoped by default. If a singleton bean holds a large object (like a big list, or a user s</w:t>
-      </w:r>
-      <w:r>
-        <w:rPr>
-          <w:lang w:val="en-IN"/>
-        </w:rPr>
-        <w:t xml:space="preserve">ession) and never releases it  leads to </w:t>
-      </w:r>
-      <w:r>
-        <w:rPr>
-          <w:lang w:val="en-IN"/>
-        </w:rPr>
-        <w:t>memory leak.</w:t>
-      </w:r>
-    </w:p>
-    <w:p>
-      <w:pPr>
-        <w:pStyle w:val="ListParagraph"/>
-        <w:numPr>
-          <w:ilvl w:val="0"/>
-          <w:numId w:val="34"/>
-        </w:numPr>
-        <w:rPr>
-          <w:lang w:val="en-IN"/>
-        </w:rPr>
-      </w:pPr>
-      <w:r>
-        <w:rPr>
-          <w:lang w:val="en-IN"/>
-        </w:rPr>
-        <w:t>Listeners or Observers Not Removed: When you register listeners (e.g., ApplicationListener, JMS, Kafka, WebSocket, etc.) and forget to deregister them, they continue holding references even after the source objects are gone.</w:t>
-      </w:r>
-    </w:p>
-    <w:p>
-      <w:pPr>
-        <w:pStyle w:val="ListParagraph"/>
-        <w:numPr>
-          <w:ilvl w:val="0"/>
-          <w:numId w:val="14"/>
-        </w:numPr>
-        <w:rPr>
-          <w:lang w:val="en-IN"/>
-        </w:rPr>
-      </w:pPr>
-      <w:r>
-        <w:rPr>
-          <w:lang w:val="en-IN"/>
-        </w:rPr>
-        <w:t>What is Diamond Problem</w:t>
-      </w:r>
-    </w:p>
-    <w:p>
-      <w:pPr>
-        <w:pStyle w:val="ListParagraph"/>
-        <w:rPr>
-          <w:lang w:val="en-IN"/>
-        </w:rPr>
-      </w:pPr>
-      <w:r>
-        <w:rPr>
-          <w:lang w:val="en-IN"/>
-        </w:rPr>
-        <w:t>D</w:t>
-      </w:r>
-      <w:r>
-        <w:rPr>
-          <w:lang w:val="en-IN"/>
-        </w:rPr>
-        <w:t>iamond problem is a challenge that arises in languages with multiple inheritance, where ambiguity occurs when a class inherits from two or more classes with a common ancestor that defines methods or attributes with the same name. Java avoids this problem by allowing multiple inheritance of interfaces only and handling potential conflicts through explicit method implementation in the implementing class.</w:t>
-      </w:r>
-    </w:p>
-    <w:p>
-      <w:pPr>
-        <w:pStyle w:val="ListParagraph"/>
-        <w:numPr>
-          <w:ilvl w:val="0"/>
-          <w:numId w:val="14"/>
-        </w:numPr>
-        <w:rPr>
-          <w:lang w:val="en-IN"/>
-        </w:rPr>
-      </w:pPr>
-      <w:r>
-        <w:rPr>
-          <w:lang w:val="en-IN"/>
-        </w:rPr>
-        <w:t>What are HATEOAS in REST?</w:t>
-      </w:r>
-    </w:p>
-    <w:p>
-      <w:pPr>
-        <w:pStyle w:val="ListParagraph"/>
-        <w:rPr>
-          <w:lang w:val="en-IN"/>
-        </w:rPr>
-      </w:pPr>
-      <w:r>
-        <w:rPr>
-          <w:lang w:val="en-IN"/>
-        </w:rPr>
-        <w:t xml:space="preserve">HATEOAS stands for: </w:t>
-      </w:r>
-      <w:r>
-        <w:rPr>
-          <w:i/>
-          <w:iCs/>
-          <w:lang w:val="en-IN"/>
-        </w:rPr>
-        <w:t>Hypermedia As The Engine Of Application State</w:t>
-      </w:r>
-      <w:r>
-        <w:rPr>
-          <w:lang w:val="en-IN"/>
-        </w:rPr>
-        <w:t>. HATEOAS means that a REST API not only returns data, but also include hyperlinks that tell the client what actions are available next</w:t>
-      </w:r>
-    </w:p>
-    <w:p>
-      <w:pPr>
-        <w:pStyle w:val="ListParagraph"/>
-        <w:numPr>
-          <w:ilvl w:val="0"/>
-          <w:numId w:val="14"/>
-        </w:numPr>
-        <w:rPr>
-          <w:lang w:val="en-IN"/>
-        </w:rPr>
-      </w:pPr>
-      <w:r>
-        <w:rPr>
-          <w:lang w:val="en-IN"/>
-        </w:rPr>
-        <w:t>Difference between @RequestParam, @PathVariable and @RequestBody?</w:t>
-      </w:r>
-    </w:p>
-    <w:p>
-      <w:pPr>
-        <w:pStyle w:val="ListParagraph"/>
-        <w:rPr>
-          <w:lang w:val="en-IN"/>
-        </w:rPr>
-      </w:pPr>
-      <w:r>
-        <w:rPr>
-          <w:lang w:val="en-IN"/>
-        </w:rPr>
-        <w:t>@RequestParam: Used to extract query parameters from the URL. eg:/users?name=John</w:t>
-      </w:r>
-    </w:p>
-    <w:p>
-      <w:pPr>
-        <w:pStyle w:val="ListParagraph"/>
-        <w:rPr>
-          <w:lang w:val="en-IN"/>
-        </w:rPr>
-      </w:pPr>
-      <w:r>
-        <w:rPr>
-          <w:lang w:val="en-IN"/>
-        </w:rPr>
-        <w:t>@PathVariable: Used to extract values from the URL path itself.</w:t>
-      </w:r>
-    </w:p>
-    <w:p>
-      <w:pPr>
-        <w:pStyle w:val="ListParagraph"/>
-        <w:rPr>
-          <w:lang w:val="en-IN"/>
-        </w:rPr>
-      </w:pPr>
-      <w:r>
-        <w:rPr>
-          <w:lang w:val="en-IN"/>
-        </w:rPr>
-        <w:t>@RequestBody: Used to bind the request body (usually JSON) to a Java object.</w:t>
-      </w:r>
-    </w:p>
-    <w:p>
-      <w:pPr>
-        <w:pStyle w:val="ListParagraph"/>
-        <w:numPr>
-          <w:ilvl w:val="0"/>
-          <w:numId w:val="14"/>
-        </w:numPr>
-        <w:rPr>
-          <w:lang w:val="en-IN"/>
-        </w:rPr>
-      </w:pPr>
-      <w:r>
-        <w:rPr>
-          <w:lang w:val="en-IN"/>
-        </w:rPr>
-        <w:t>What are Gen</w:t>
-      </w:r>
-      <w:r>
-        <w:rPr>
-          <w:lang w:val="en-IN"/>
-        </w:rPr>
-        <w:t>e</w:t>
-      </w:r>
-      <w:r>
-        <w:rPr>
-          <w:lang w:val="en-IN"/>
-        </w:rPr>
-        <w:t>rics in Java?</w:t>
-      </w:r>
-      <w:r>
-        <w:rPr>
-          <w:lang w:val="en-IN"/>
-        </w:rPr>
-        <w:t xml:space="preserve">  </w:t>
-      </w:r>
-    </w:p>
-    <w:p>
-      <w:pPr>
-        <w:pStyle w:val="ListParagraph"/>
-        <w:rPr>
-          <w:lang w:val="en-IN"/>
-        </w:rPr>
-      </w:pPr>
-      <w:r>
-        <w:rPr>
-          <w:lang w:val="en-IN"/>
-        </w:rPr>
-        <w:t>Generics</w:t>
-      </w:r>
-      <w:r>
-        <w:rPr>
-          <w:lang w:val="en-IN"/>
-        </w:rPr>
-        <w:t xml:space="preserve"> </w:t>
-      </w:r>
-      <w:r>
-        <w:rPr>
-          <w:lang w:val="en-IN"/>
-        </w:rPr>
-        <w:t xml:space="preserve"> </w:t>
-      </w:r>
-      <w:r>
-        <w:rPr>
-          <w:lang w:val="en-IN"/>
-        </w:rPr>
-        <w:t>allow</w:t>
-      </w:r>
-      <w:r>
-        <w:rPr>
-          <w:lang w:val="en-IN"/>
-        </w:rPr>
-        <w:t xml:space="preserve">s </w:t>
-      </w:r>
-      <w:r>
-        <w:rPr>
-          <w:lang w:val="en-IN"/>
-        </w:rPr>
-        <w:t xml:space="preserve"> u</w:t>
-      </w:r>
-      <w:r>
-        <w:rPr>
-          <w:lang w:val="en-IN"/>
-        </w:rPr>
-        <w:t>s</w:t>
-      </w:r>
-      <w:r>
-        <w:rPr>
-          <w:lang w:val="en-IN"/>
-        </w:rPr>
-        <w:t xml:space="preserve"> to create classes, interfaces, </w:t>
-      </w:r>
-      <w:r>
-        <w:rPr>
-          <w:lang w:val="en-IN"/>
-        </w:rPr>
-        <w:t xml:space="preserve">constructors </w:t>
-      </w:r>
-      <w:r>
-        <w:rPr>
-          <w:lang w:val="en-IN"/>
-        </w:rPr>
-        <w:t>and methods that can operate on different types while providing type safety at compile time. They enable code reusability and eliminate the need for type casting.</w:t>
-      </w:r>
-    </w:p>
-    <w:p>
-      <w:pPr>
-        <w:pStyle w:val="ListParagraph"/>
-        <w:rPr>
-          <w:lang w:val="en-IN"/>
-        </w:rPr>
-      </w:pPr>
-      <w:r>
-        <w:rPr>
-          <w:lang w:val="en-IN"/>
-        </w:rPr>
-        <w:t>Type safety means ensuring that a variable, collection, or object only contains data of a specific type, and any type mismatch is detected at compile time</w:t>
-      </w:r>
-      <w:r>
-        <w:rPr>
-          <w:lang w:val="en-IN"/>
-        </w:rPr>
-        <w:t>.</w:t>
-      </w:r>
-    </w:p>
-    <w:p>
-      <w:pPr>
-        <w:pStyle w:val="ListParagraph"/>
-        <w:numPr>
-          <w:ilvl w:val="0"/>
-          <w:numId w:val="14"/>
-        </w:numPr>
-        <w:rPr>
-          <w:lang w:val="en-IN"/>
-        </w:rPr>
-      </w:pPr>
-      <w:r>
-        <w:rPr>
-          <w:lang w:val="en-IN"/>
-        </w:rPr>
-        <w:t>Generics Naming conventions</w:t>
-      </w:r>
-    </w:p>
-    <w:p>
-      <w:pPr>
-        <w:pStyle w:val="ListParagraph"/>
-        <w:rPr>
-          <w:lang w:val="en-IN"/>
-        </w:rPr>
-      </w:pPr>
-      <w:r>
-        <w:rPr>
-          <w:lang w:val="en-IN"/>
-        </w:rPr>
-        <w:t>T : Type (e.g. String)</w:t>
-      </w:r>
-      <w:r>
-        <w:rPr>
-          <w:lang w:val="en-IN"/>
-        </w:rPr>
-        <w:br/>
-        <w:t>E: Element (used in collections)</w:t>
-      </w:r>
-      <w:r>
-        <w:rPr>
-          <w:lang w:val="en-IN"/>
-        </w:rPr>
-        <w:br/>
-        <w:t>K: Key (Used in maps)</w:t>
-      </w:r>
-      <w:r>
-        <w:rPr>
-          <w:lang w:val="en-IN"/>
-        </w:rPr>
-        <w:br/>
-        <w:t>V: Value (Used in maps)</w:t>
-      </w:r>
-    </w:p>
-    <w:p>
-      <w:pPr>
-        <w:pStyle w:val="ListParagraph"/>
-        <w:rPr>
-          <w:lang w:val="en-IN"/>
-        </w:rPr>
-      </w:pPr>
-      <w:r>
-        <w:rPr>
-          <w:lang w:val="en-IN"/>
-        </w:rPr>
-        <w:t>N: Number</w:t>
-      </w:r>
-    </w:p>
-    <w:p>
-      <w:pPr>
-        <w:pStyle w:val="ListParagraph"/>
-        <w:numPr>
-          <w:ilvl w:val="0"/>
-          <w:numId w:val="14"/>
-        </w:numPr>
-        <w:rPr>
-          <w:lang w:val="en-IN"/>
-        </w:rPr>
-      </w:pPr>
-      <w:r>
-        <w:rPr>
-          <w:lang w:val="en-IN"/>
-        </w:rPr>
-        <w:t>What are wildcards in java?</w:t>
-      </w:r>
-    </w:p>
-    <w:p>
-      <w:pPr>
-        <w:pStyle w:val="ListParagraph"/>
-        <w:rPr>
-          <w:lang w:val="en-IN"/>
-        </w:rPr>
-      </w:pPr>
-      <w:r>
-        <w:rPr>
-          <w:lang w:val="en-IN"/>
-        </w:rPr>
-        <w:t>In Java, wildcards (?) are used in generics to represent an unknown type.</w:t>
-      </w:r>
-    </w:p>
-    <w:p>
-      <w:pPr>
-        <w:pStyle w:val="ListParagraph"/>
-        <w:rPr>
-          <w:lang w:val="en-IN"/>
-        </w:rPr>
-      </w:pPr>
-      <w:r>
-        <w:rPr>
-          <w:lang w:val="en-IN"/>
-        </w:rPr>
-        <w:t>Types of Wildcards</w:t>
-      </w:r>
-    </w:p>
-    <w:p>
-      <w:pPr>
-        <w:pStyle w:val="ListParagraph"/>
-        <w:numPr>
-          <w:ilvl w:val="0"/>
-          <w:numId w:val="34"/>
-        </w:numPr>
-        <w:rPr>
-          <w:lang w:val="en-IN"/>
-        </w:rPr>
-      </w:pPr>
-      <w:r>
         <w:rPr>
           <w:u w:val="dotted"/>
           <w:lang w:val="en-IN"/>
@@ -17489,7 +16950,6 @@
         <w:rPr>
           <w:lang w:val="en-IN"/>
         </w:rPr>
-        <w:lastRenderedPageBreak/>
         <w:t>Example: List&lt;?&gt; list = new ArrayList&lt;&gt;();</w:t>
       </w:r>
     </w:p>
@@ -19519,311 +18979,185 @@
       <w:r>
         <w:rPr>
           <w:b/>
-          <w:noProof/>
+          <w:lang w:val="en-IN"/>
         </w:rPr>
         <w:lastRenderedPageBreak/>
-        <w:pict>
-          <v:shapetype id="_x0000_t32" coordsize="21600,21600" o:spt="32" o:oned="t" path="m,l21600,21600e" filled="f">
-            <v:path arrowok="t" fillok="f" o:connecttype="none"/>
-            <o:lock v:ext="edit" shapetype="t"/>
-          </v:shapetype>
-          <v:shape id="_x0000_s1029" type="#_x0000_t32" style="position:absolute;margin-left:298.2pt;margin-top:6pt;width:96pt;height:37.8pt;z-index:251661312" o:connectortype="straight">
-            <v:stroke endarrow="block"/>
-          </v:shape>
-        </w:pict>
-      </w:r>
+        <w:t>@SpringBootApplication = @SpringBootConfiguration + @EnableAutoConfiguration+ @ComponentScan</w:t>
+      </w:r>
+    </w:p>
+    <w:p>
+      <w:pPr>
+        <w:rPr>
+          <w:bCs/>
+          <w:lang w:val="en-IN"/>
+        </w:rPr>
+      </w:pPr>
       <w:r>
         <w:rPr>
           <w:b/>
-          <w:noProof/>
-        </w:rPr>
-        <w:pict>
-          <v:shape id="_x0000_s1028" type="#_x0000_t32" style="position:absolute;margin-left:223.2pt;margin-top:15pt;width:0;height:70.2pt;z-index:251660288" o:connectortype="straight">
-            <v:stroke endarrow="block"/>
-          </v:shape>
-        </w:pict>
-      </w:r>
+          <w:lang w:val="en-IN"/>
+        </w:rPr>
+        <w:t>@SpringBootConfiguration</w:t>
+      </w:r>
+      <w:r>
+        <w:rPr>
+          <w:bCs/>
+          <w:lang w:val="en-IN"/>
+        </w:rPr>
+        <w:t xml:space="preserve">: </w:t>
+      </w:r>
+      <w:r>
+        <w:rPr>
+          <w:bCs/>
+          <w:lang w:val="en-IN"/>
+        </w:rPr>
+        <w:t>It internally uses @Configuration</w:t>
+      </w:r>
+      <w:r>
+        <w:rPr>
+          <w:bCs/>
+          <w:lang w:val="en-IN"/>
+        </w:rPr>
+        <w:t>, hence we can say that @SpringBootConfiguration is a spring boot implementation of @Configuration.</w:t>
+      </w:r>
+      <w:r>
+        <w:rPr>
+          <w:bCs/>
+          <w:lang w:val="en-IN"/>
+        </w:rPr>
+        <w:br/>
+        <w:t>Class annotated with @SpringBootConfiguration will act as entry point for the application. When Spring Boot application starts, it uses the class annotated with@SpringBootConfiguration as anchor point for scanning auto-configurations.</w:t>
+      </w:r>
+    </w:p>
+    <w:p>
+      <w:pPr>
+        <w:rPr>
+          <w:bCs/>
+          <w:lang w:val="en-IN"/>
+        </w:rPr>
+      </w:pPr>
       <w:r>
         <w:rPr>
           <w:b/>
-          <w:noProof/>
-        </w:rPr>
-        <w:pict>
-          <v:shape id="_x0000_s1027" type="#_x0000_t32" style="position:absolute;margin-left:50.4pt;margin-top:9pt;width:94.8pt;height:40.8pt;flip:x;z-index:251659264" o:connectortype="straight">
-            <v:stroke endarrow="block"/>
-          </v:shape>
-        </w:pict>
-      </w:r>
+          <w:lang w:val="en-IN"/>
+        </w:rPr>
+        <w:t>@EnableAutoConfiguration</w:t>
+      </w:r>
+      <w:r>
+        <w:rPr>
+          <w:bCs/>
+          <w:lang w:val="en-IN"/>
+        </w:rPr>
+        <w:t>: It automatically configures application based on dependencies that are present at class path.</w:t>
+      </w:r>
+    </w:p>
+    <w:p>
+      <w:pPr>
+        <w:rPr>
+          <w:bCs/>
+          <w:lang w:val="en-IN"/>
+        </w:rPr>
+      </w:pPr>
       <w:r>
         <w:rPr>
           <w:b/>
-          <w:noProof/>
-        </w:rPr>
-        <w:pict>
-          <v:oval id="_x0000_s1026" style="position:absolute;margin-left:127.8pt;margin-top:-18.6pt;width:184.8pt;height:33.6pt;z-index:251658240">
-            <v:textbox style="mso-next-textbox:#_x0000_s1026">
-              <w:txbxContent>
-                <w:p>
-                  <w:pPr>
-                    <w:rPr>
-                      <w:lang w:val="en-IN"/>
-                    </w:rPr>
-                  </w:pPr>
-                  <w:r>
-                    <w:rPr>
-                      <w:lang w:val="en-IN"/>
-                    </w:rPr>
-                    <w:t>@SpringBootApplication</w:t>
-                  </w:r>
-                </w:p>
-              </w:txbxContent>
-            </v:textbox>
-          </v:oval>
-        </w:pict>
-      </w:r>
-    </w:p>
-    <w:p>
-      <w:pPr>
+          <w:lang w:val="en-IN"/>
+        </w:rPr>
+        <w:t>@ComponentScan</w:t>
+      </w:r>
+      <w:r>
+        <w:rPr>
+          <w:bCs/>
+          <w:lang w:val="en-IN"/>
+        </w:rPr>
+        <w:t>: It scan our Spring Boot application to look for classes that are annotated with @Controller, @Service, @Repository  or @Component.</w:t>
+      </w:r>
+    </w:p>
+    <w:p>
+      <w:pPr>
+        <w:rPr>
+          <w:i/>
+          <w:lang w:val="en-IN"/>
+        </w:rPr>
+      </w:pPr>
+      <w:r>
         <w:rPr>
           <w:b/>
-          <w:lang w:val="en-IN"/>
-        </w:rPr>
-      </w:pPr>
-      <w:r>
+          <w:i/>
+          <w:lang w:val="en-IN"/>
+        </w:rPr>
+        <w:t>@Configuration</w:t>
+      </w:r>
+      <w:r>
+        <w:rPr>
+          <w:i/>
+          <w:lang w:val="en-IN"/>
+        </w:rPr>
+        <w:t xml:space="preserve"> = Indicates that a class has some methods in which beans are defined a.k.a Bean Definition Methods. So Spring Container can process the class &amp; generate Spring Beans to be used in the application.</w:t>
+      </w:r>
+    </w:p>
+    <w:p>
+      <w:pPr>
         <w:rPr>
           <w:b/>
-          <w:noProof/>
-        </w:rPr>
-        <w:pict>
-          <v:rect id="_x0000_s1032" style="position:absolute;margin-left:337.2pt;margin-top:18.35pt;width:172.8pt;height:202.2pt;z-index:251664384">
-            <v:textbox style="mso-next-textbox:#_x0000_s1032">
-              <w:txbxContent>
-                <w:p>
-                  <w:pPr>
-                    <w:rPr>
-                      <w:lang w:val="en-IN"/>
-                    </w:rPr>
-                  </w:pPr>
-                  <w:r>
-                    <w:rPr>
-                      <w:lang w:val="en-IN"/>
-                    </w:rPr>
-                    <w:t>@EnableAutoConfiguration</w:t>
-                  </w:r>
-                </w:p>
-                <w:p>
-                  <w:pPr>
-                    <w:pStyle w:val="ListParagraph"/>
-                    <w:numPr>
-                      <w:ilvl w:val="0"/>
-                      <w:numId w:val="7"/>
-                    </w:numPr>
-                    <w:rPr>
-                      <w:lang w:val="en-IN"/>
-                    </w:rPr>
-                  </w:pPr>
-                  <w:r>
-                    <w:rPr>
-                      <w:lang w:val="en-IN"/>
-                    </w:rPr>
-                    <w:t>Enables the auto configurations of Application Context. Therefore it a</w:t>
-                  </w:r>
-                  <w:r>
-                    <w:rPr>
-                      <w:lang w:val="en-IN"/>
-                    </w:rPr>
-                    <w:t>utomatically configures specific class or bean from classpath</w:t>
-                  </w:r>
-                  <w:r>
-                    <w:rPr>
-                      <w:lang w:val="en-IN"/>
-                    </w:rPr>
-                    <w:t xml:space="preserve"> and the beans which are defined by us. Use ‘exclude’ property to disable autoconfiguration of specific class </w:t>
-                  </w:r>
-                </w:p>
-              </w:txbxContent>
-            </v:textbox>
-          </v:rect>
-        </w:pict>
-      </w:r>
+          <w:bCs/>
+          <w:i/>
+          <w:lang w:val="en-IN"/>
+        </w:rPr>
+      </w:pPr>
       <w:r>
         <w:rPr>
           <w:b/>
-          <w:noProof/>
-        </w:rPr>
-        <w:pict>
-          <v:rect id="_x0000_s1030" style="position:absolute;margin-left:-33.6pt;margin-top:24.35pt;width:178.8pt;height:180.6pt;z-index:251662336">
-            <v:textbox style="mso-next-textbox:#_x0000_s1030">
-              <w:txbxContent>
-                <w:p>
-                  <w:pPr>
-                    <w:rPr>
-                      <w:lang w:val="en-IN"/>
-                    </w:rPr>
-                  </w:pPr>
-                  <w:r>
-                    <w:rPr>
-                      <w:lang w:val="en-IN"/>
-                    </w:rPr>
-                    <w:t>@SpringBootConfiguration</w:t>
-                  </w:r>
-                </w:p>
-                <w:p>
-                  <w:pPr>
-                    <w:pStyle w:val="ListParagraph"/>
-                    <w:numPr>
-                      <w:ilvl w:val="0"/>
-                      <w:numId w:val="5"/>
-                    </w:numPr>
-                    <w:rPr>
-                      <w:lang w:val="en-IN"/>
-                    </w:rPr>
-                  </w:pPr>
-                  <w:r>
-                    <w:rPr>
-                      <w:lang w:val="en-IN"/>
-                    </w:rPr>
-                    <w:t>It is class level annotation</w:t>
-                  </w:r>
-                </w:p>
-                <w:p>
-                  <w:pPr>
-                    <w:pStyle w:val="ListParagraph"/>
-                    <w:numPr>
-                      <w:ilvl w:val="0"/>
-                      <w:numId w:val="5"/>
-                    </w:numPr>
-                    <w:rPr>
-                      <w:lang w:val="en-IN"/>
-                    </w:rPr>
-                  </w:pPr>
-                  <w:r>
-                    <w:rPr>
-                      <w:lang w:val="en-IN"/>
-                    </w:rPr>
-                    <w:t>It indicates that class has bean definition methods</w:t>
-                  </w:r>
-                  <w:r>
-                    <w:rPr>
-                      <w:lang w:val="en-IN"/>
-                    </w:rPr>
-                    <w:t>.</w:t>
-                  </w:r>
-                </w:p>
-              </w:txbxContent>
-            </v:textbox>
-          </v:rect>
-        </w:pict>
-      </w:r>
-    </w:p>
-    <w:p>
-      <w:pPr>
-        <w:rPr>
-          <w:b/>
-          <w:lang w:val="en-IN"/>
-        </w:rPr>
-      </w:pPr>
-    </w:p>
-    <w:p>
-      <w:pPr>
-        <w:rPr>
-          <w:b/>
-          <w:lang w:val="en-IN"/>
-        </w:rPr>
-      </w:pPr>
-      <w:r>
-        <w:rPr>
-          <w:b/>
-          <w:noProof/>
-        </w:rPr>
-        <w:pict>
-          <v:rect id="_x0000_s1031" style="position:absolute;margin-left:166.2pt;margin-top:8.85pt;width:154.2pt;height:154.2pt;z-index:251663360">
-            <v:textbox style="mso-next-textbox:#_x0000_s1031">
-              <w:txbxContent>
-                <w:p>
-                  <w:pPr>
-                    <w:rPr>
-                      <w:lang w:val="en-IN"/>
-                    </w:rPr>
-                  </w:pPr>
-                  <w:r>
-                    <w:rPr>
-                      <w:lang w:val="en-IN"/>
-                    </w:rPr>
-                    <w:t>@ComponentScan</w:t>
-                  </w:r>
-                </w:p>
-                <w:p>
-                  <w:pPr>
-                    <w:pStyle w:val="ListParagraph"/>
-                    <w:numPr>
-                      <w:ilvl w:val="0"/>
-                      <w:numId w:val="6"/>
-                    </w:numPr>
-                    <w:rPr>
-                      <w:lang w:val="en-IN"/>
-                    </w:rPr>
-                  </w:pPr>
-                  <w:r>
-                    <w:rPr>
-                      <w:lang w:val="en-IN"/>
-                    </w:rPr>
-                    <w:t>Searches/Scans  the provided package for classes annotated with such as @Controller, @Service &amp; @Repository or @Component</w:t>
-                  </w:r>
-                </w:p>
-              </w:txbxContent>
-            </v:textbox>
-          </v:rect>
-        </w:pict>
-      </w:r>
-    </w:p>
-    <w:p>
-      <w:pPr>
-        <w:rPr>
-          <w:b/>
-          <w:lang w:val="en-IN"/>
-        </w:rPr>
-      </w:pPr>
-    </w:p>
-    <w:p>
-      <w:pPr>
-        <w:rPr>
-          <w:b/>
-          <w:lang w:val="en-IN"/>
-        </w:rPr>
-      </w:pPr>
-    </w:p>
-    <w:p>
-      <w:pPr>
-        <w:rPr>
-          <w:b/>
-          <w:lang w:val="en-IN"/>
-        </w:rPr>
-      </w:pPr>
-    </w:p>
-    <w:p>
-      <w:pPr>
-        <w:rPr>
-          <w:b/>
-          <w:lang w:val="en-IN"/>
-        </w:rPr>
-      </w:pPr>
-    </w:p>
-    <w:p>
-      <w:pPr>
-        <w:rPr>
-          <w:b/>
-          <w:lang w:val="en-IN"/>
-        </w:rPr>
-      </w:pPr>
-    </w:p>
-    <w:p>
-      <w:pPr>
-        <w:rPr>
-          <w:b/>
-          <w:lang w:val="en-IN"/>
-        </w:rPr>
-      </w:pPr>
+          <w:bCs/>
+          <w:i/>
+          <w:lang w:val="en-IN"/>
+        </w:rPr>
+        <w:t>@Controller v/s @RestController</w:t>
+      </w:r>
+    </w:p>
+    <w:p>
+      <w:pPr>
+        <w:rPr>
+          <w:i/>
+          <w:lang w:val="en-IN"/>
+        </w:rPr>
+      </w:pPr>
+      <w:r>
+        <w:rPr>
+          <w:i/>
+          <w:lang w:val="en-IN"/>
+        </w:rPr>
+        <w:t>@Controller is typically used in MVC applications where controllers return views (HTML pages). If you want to return data (like JSON), you must annotate each method with @ResponseBody.</w:t>
+      </w:r>
+    </w:p>
+    <w:p>
+      <w:pPr>
+        <w:rPr>
+          <w:i/>
+          <w:lang w:val="en-IN"/>
+        </w:rPr>
+      </w:pPr>
+      <w:r>
+        <w:rPr>
+          <w:i/>
+          <w:lang w:val="en-IN"/>
+        </w:rPr>
+        <w:t>@RestController is a shortcut that combines @Controller and @ResponseBody.</w:t>
+      </w:r>
+      <w:r>
+        <w:rPr>
+          <w:i/>
+          <w:lang w:val="en-IN"/>
+        </w:rPr>
+        <w:t xml:space="preserve"> </w:t>
+      </w:r>
+      <w:r>
+        <w:rPr>
+          <w:i/>
+          <w:lang w:val="en-IN"/>
+        </w:rPr>
+        <w:t>This means every method automatically serializes the return value into JSON or XML and writes it directly to the HTTP response body.</w:t>
+      </w:r>
     </w:p>
     <w:p>
       <w:pPr>
@@ -20011,92 +19345,61 @@
     <w:p>
       <w:pPr>
         <w:rPr>
-          <w:i/>
-          <w:lang w:val="en-IN"/>
-        </w:rPr>
-      </w:pPr>
-      <w:r>
-        <w:rPr>
           <w:b/>
-          <w:i/>
-          <w:lang w:val="en-IN"/>
-        </w:rPr>
-        <w:t>@Configuration</w:t>
-      </w:r>
-      <w:r>
-        <w:rPr>
-          <w:i/>
-          <w:lang w:val="en-IN"/>
-        </w:rPr>
-        <w:t xml:space="preserve"> = Indicates that a class has some methods in which beans are defined a.k.a Bean Definition Methods. So Spring Container can process the class &amp; generate Spring Beans to be used in the application.</w:t>
-      </w:r>
-    </w:p>
-    <w:p>
-      <w:pPr>
+          <w:lang w:val="en-IN"/>
+        </w:rPr>
+      </w:pPr>
+      <w:r>
         <w:rPr>
           <w:b/>
           <w:lang w:val="en-IN"/>
         </w:rPr>
-      </w:pPr>
-      <w:r>
+        <w:lastRenderedPageBreak/>
+        <w:t>How spring boot simplifies the deployment process compared to Spring application?</w:t>
+      </w:r>
+    </w:p>
+    <w:p>
+      <w:pPr>
+        <w:rPr>
+          <w:bCs/>
+          <w:lang w:val="en-IN"/>
+        </w:rPr>
+      </w:pPr>
+      <w:r>
+        <w:rPr>
+          <w:bCs/>
+          <w:lang w:val="en-IN"/>
+        </w:rPr>
+        <w:t>In traditional Spring applications, we had to create WAR files and deploy them on external servers like Tomcat or WebLogic.</w:t>
+      </w:r>
+    </w:p>
+    <w:p>
+      <w:pPr>
+        <w:rPr>
+          <w:bCs/>
+          <w:lang w:val="en-IN"/>
+        </w:rPr>
+      </w:pPr>
+      <w:r>
+        <w:rPr>
+          <w:bCs/>
+          <w:lang w:val="en-IN"/>
+        </w:rPr>
+        <w:t>Spring Boot simplifies this by providing an embedded server, auto-configuration, and an executable JAR This removes the need for external servers, reduces configuration overhead, and makes deployments faster, more portable, and cloud-friendly.</w:t>
+      </w:r>
+    </w:p>
+    <w:p>
+      <w:pPr>
         <w:rPr>
           <w:b/>
           <w:lang w:val="en-IN"/>
         </w:rPr>
-        <w:t>How spring boot simplifies the deployment process compared to Spring application?</w:t>
-      </w:r>
-    </w:p>
-    <w:p>
-      <w:pPr>
-        <w:rPr>
-          <w:bCs/>
-          <w:lang w:val="en-IN"/>
-        </w:rPr>
-      </w:pPr>
-      <w:r>
-        <w:rPr>
-          <w:bCs/>
-          <w:lang w:val="en-IN"/>
-        </w:rPr>
-        <w:t>In traditional Spring applications, we had to create WAR files and deploy them on external servers like Tomcat or WebLogic.</w:t>
-      </w:r>
-    </w:p>
-    <w:p>
-      <w:pPr>
-        <w:rPr>
-          <w:bCs/>
-          <w:lang w:val="en-IN"/>
-        </w:rPr>
-      </w:pPr>
-    </w:p>
-    <w:p>
-      <w:pPr>
-        <w:rPr>
-          <w:bCs/>
-          <w:lang w:val="en-IN"/>
-        </w:rPr>
-      </w:pPr>
-      <w:r>
-        <w:rPr>
-          <w:bCs/>
-          <w:lang w:val="en-IN"/>
-        </w:rPr>
-        <w:lastRenderedPageBreak/>
-        <w:t>Spring Boot simplifies this by providing an embedded server, auto-configuration, and an executable JAR This removes the need for external servers, reduces configuration overhead, and makes deployments faster, more portable, and cloud-friendly.</w:t>
-      </w:r>
-    </w:p>
-    <w:p>
-      <w:pPr>
+      </w:pPr>
+      <w:r>
         <w:rPr>
           <w:b/>
           <w:lang w:val="en-IN"/>
         </w:rPr>
-      </w:pPr>
-      <w:r>
-        <w:rPr>
-          <w:b/>
-          <w:lang w:val="en-IN"/>
-        </w:rPr>
         <w:t>@BEAN</w:t>
       </w:r>
     </w:p>
@@ -20116,35 +19419,47 @@
     <w:p>
       <w:pPr>
         <w:rPr>
-          <w:lang w:val="en-IN"/>
-        </w:rPr>
-      </w:pPr>
-      <w:r>
-        <w:rPr>
+          <w:i/>
+          <w:iCs/>
+          <w:lang w:val="en-IN"/>
+        </w:rPr>
+      </w:pPr>
+      <w:r>
+        <w:rPr>
+          <w:i/>
+          <w:iCs/>
           <w:lang w:val="en-IN"/>
         </w:rPr>
         <w:t xml:space="preserve">public </w:t>
       </w:r>
       <w:r>
         <w:rPr>
+          <w:i/>
+          <w:iCs/>
           <w:lang w:val="en-IN"/>
         </w:rPr>
         <w:t>class M</w:t>
       </w:r>
       <w:r>
         <w:rPr>
+          <w:i/>
+          <w:iCs/>
           <w:lang w:val="en-IN"/>
         </w:rPr>
         <w:t>yCustomBean{</w:t>
       </w:r>
       <w:r>
         <w:rPr>
+          <w:i/>
+          <w:iCs/>
           <w:lang w:val="en-IN"/>
         </w:rPr>
         <w:t xml:space="preserve"> </w:t>
       </w:r>
       <w:r>
         <w:rPr>
+          <w:i/>
+          <w:iCs/>
           <w:lang w:val="en-IN"/>
         </w:rPr>
         <w:t>public String toString() {return “MyCustomBean”;}}</w:t>
@@ -20158,12 +19473,16 @@
       </w:pPr>
       <w:r>
         <w:rPr>
+          <w:i/>
+          <w:iCs/>
           <w:lang w:val="en-IN"/>
         </w:rPr>
         <w:t xml:space="preserve">@Configuration </w:t>
       </w:r>
       <w:r>
         <w:rPr>
+          <w:i/>
+          <w:iCs/>
           <w:lang w:val="en-IN"/>
         </w:rPr>
         <w:br/>
@@ -20171,6 +19490,8 @@
       </w:r>
       <w:r>
         <w:rPr>
+          <w:i/>
+          <w:iCs/>
           <w:lang w:val="en-IN"/>
         </w:rPr>
         <w:br/>
@@ -20178,30 +19499,40 @@
       </w:r>
       <w:r>
         <w:rPr>
+          <w:i/>
+          <w:iCs/>
           <w:lang w:val="en-IN"/>
         </w:rPr>
         <w:tab/>
       </w:r>
       <w:r>
         <w:rPr>
+          <w:i/>
+          <w:iCs/>
           <w:lang w:val="en-IN"/>
         </w:rPr>
         <w:t>@Bean</w:t>
       </w:r>
       <w:r>
         <w:rPr>
+          <w:i/>
+          <w:iCs/>
           <w:lang w:val="en-IN"/>
         </w:rPr>
         <w:t xml:space="preserve">     </w:t>
       </w:r>
       <w:r>
         <w:rPr>
+          <w:i/>
+          <w:iCs/>
           <w:lang w:val="en-IN"/>
         </w:rPr>
         <w:br/>
       </w:r>
       <w:r>
         <w:rPr>
+          <w:i/>
+          <w:iCs/>
           <w:lang w:val="en-IN"/>
         </w:rPr>
         <w:tab/>
@@ -20209,30 +19540,40 @@
       </w:r>
       <w:r>
         <w:rPr>
+          <w:i/>
+          <w:iCs/>
           <w:lang w:val="en-IN"/>
         </w:rPr>
         <w:t>Bean() {return new MyCus</w:t>
       </w:r>
       <w:r>
         <w:rPr>
+          <w:i/>
+          <w:iCs/>
           <w:lang w:val="en-IN"/>
         </w:rPr>
         <w:t>tom</w:t>
       </w:r>
       <w:r>
         <w:rPr>
+          <w:i/>
+          <w:iCs/>
           <w:lang w:val="en-IN"/>
         </w:rPr>
         <w:t>Bean();}</w:t>
       </w:r>
       <w:r>
         <w:rPr>
+          <w:i/>
+          <w:iCs/>
           <w:lang w:val="en-IN"/>
         </w:rPr>
         <w:br/>
       </w:r>
       <w:r>
         <w:rPr>
+          <w:i/>
+          <w:iCs/>
           <w:lang w:val="en-IN"/>
         </w:rPr>
         <w:t>}</w:t>
@@ -24889,6 +24230,62 @@
           <w:lang w:val="en-IN"/>
         </w:rPr>
       </w:pPr>
+      <w:r>
+        <w:rPr>
+          <w:sz w:val="21"/>
+          <w:szCs w:val="21"/>
+          <w:lang w:val="en-IN"/>
+        </w:rPr>
+        <w:t>Practical Example:</w:t>
+      </w:r>
+      <w:r>
+        <w:rPr>
+          <w:sz w:val="21"/>
+          <w:szCs w:val="21"/>
+          <w:lang w:val="en-IN"/>
+        </w:rPr>
+        <w:br/>
+      </w:r>
+      <w:r>
+        <w:rPr>
+          <w:sz w:val="21"/>
+          <w:szCs w:val="21"/>
+          <w:lang w:val="en-IN"/>
+        </w:rPr>
+        <w:t>Optional&lt;Employee&gt; empOpt =</w:t>
+      </w:r>
+      <w:r>
+        <w:rPr>
+          <w:sz w:val="21"/>
+          <w:szCs w:val="21"/>
+          <w:lang w:val="en-IN"/>
+        </w:rPr>
+        <w:t xml:space="preserve"> employeeRepository.findById(“id-10”</w:t>
+      </w:r>
+      <w:r>
+        <w:rPr>
+          <w:sz w:val="21"/>
+          <w:szCs w:val="21"/>
+          <w:lang w:val="en-IN"/>
+        </w:rPr>
+        <w:t>);</w:t>
+      </w:r>
+      <w:r>
+        <w:rPr>
+          <w:sz w:val="21"/>
+          <w:szCs w:val="21"/>
+          <w:lang w:val="en-IN"/>
+        </w:rPr>
+        <w:br/>
+      </w:r>
+      <w:r>
+        <w:rPr>
+          <w:sz w:val="21"/>
+          <w:szCs w:val="21"/>
+          <w:lang w:val="en-IN"/>
+        </w:rPr>
+        <w:t>empOpt.ifPresent(emp -&gt; System.out.println(emp.getName()));</w:t>
+      </w:r>
       <w:r>
         <w:rPr>
           <w:sz w:val="21"/>
@@ -33930,7 +33327,7 @@
 </file>
 
 <file path=customXml/itemProps1.xml><?xml version="1.0" encoding="utf-8"?>
-<ds:datastoreItem xmlns:ds="http://schemas.openxmlformats.org/officeDocument/2006/customXml" ds:itemID="{F625184B-DFD4-4BBC-A055-30998BAEE940}">
+<ds:datastoreItem xmlns:ds="http://schemas.openxmlformats.org/officeDocument/2006/customXml" ds:itemID="{650D5E91-FB25-4B18-A33F-FFF7B075DFA7}">
   <ds:schemaRefs>
     <ds:schemaRef ds:uri="http://schemas.openxmlformats.org/officeDocument/2006/bibliography"/>
   </ds:schemaRefs>

--- a/note/SpringSpringBootRestAPI Theory Questions.docx
+++ b/note/SpringSpringBootRestAPI Theory Questions.docx
@@ -1514,1340 +1514,25 @@
     </w:p>
     <w:p>
       <w:pPr>
-        <w:pStyle w:val="ListParagraph"/>
-        <w:rPr>
-          <w:sz w:val="21"/>
-          <w:szCs w:val="21"/>
-          <w:lang w:val="en-IN"/>
-        </w:rPr>
-      </w:pPr>
-      <w:r>
-        <w:rPr>
-          <w:sz w:val="21"/>
-          <w:szCs w:val="21"/>
+        <w:ind w:left="720"/>
+        <w:rPr>
+          <w:lang w:val="en-IN"/>
+        </w:rPr>
+      </w:pPr>
+      <w:r>
+        <w:rPr>
+          <w:b/>
           <w:lang w:val="en-IN"/>
         </w:rPr>
         <w:lastRenderedPageBreak/>
-        <w:t>Real-Life Scenario: Vehicle Hierarchy in a Transportation System</w:t>
-      </w:r>
-    </w:p>
-    <w:p>
-      <w:pPr>
-        <w:pStyle w:val="ListParagraph"/>
-        <w:rPr>
-          <w:sz w:val="21"/>
-          <w:szCs w:val="21"/>
-          <w:lang w:val="en-IN"/>
-        </w:rPr>
-      </w:pPr>
-      <w:r>
-        <w:rPr>
-          <w:sz w:val="21"/>
-          <w:szCs w:val="21"/>
-          <w:lang w:val="en-IN"/>
-        </w:rPr>
-        <w:t>Imagine we are developing a Transportation Management System where different types of vehicles (e.g. cars, bikes, and trucks) need to share common characteristics like a speed limit, engine details, or fuel consumption rate. Here's why abstract classes are preferred in this scenario:</w:t>
-      </w:r>
-    </w:p>
-    <w:p>
-      <w:pPr>
-        <w:pStyle w:val="ListParagraph"/>
-        <w:rPr>
-          <w:sz w:val="21"/>
-          <w:szCs w:val="21"/>
-          <w:lang w:val="en-IN"/>
-        </w:rPr>
-      </w:pPr>
-    </w:p>
-    <w:p>
-      <w:pPr>
-        <w:pStyle w:val="ListParagraph"/>
-        <w:numPr>
-          <w:ilvl w:val="0"/>
-          <w:numId w:val="40"/>
-        </w:numPr>
-        <w:rPr>
-          <w:sz w:val="21"/>
-          <w:szCs w:val="21"/>
-          <w:lang w:val="en-IN"/>
-        </w:rPr>
-      </w:pPr>
-      <w:r>
-        <w:rPr>
-          <w:sz w:val="21"/>
-          <w:szCs w:val="21"/>
-          <w:lang w:val="en-IN"/>
-        </w:rPr>
-        <w:t xml:space="preserve"> </w:t>
-      </w:r>
-      <w:r>
-        <w:rPr>
-          <w:sz w:val="21"/>
-          <w:szCs w:val="21"/>
-          <w:lang w:val="en-IN"/>
-        </w:rPr>
-        <w:t>Common Fields:</w:t>
-      </w:r>
-    </w:p>
-    <w:p>
-      <w:pPr>
-        <w:pStyle w:val="ListParagraph"/>
-        <w:rPr>
-          <w:sz w:val="21"/>
-          <w:szCs w:val="21"/>
-          <w:lang w:val="en-IN"/>
-        </w:rPr>
-      </w:pPr>
-      <w:r>
-        <w:rPr>
-          <w:sz w:val="21"/>
-          <w:szCs w:val="21"/>
-          <w:lang w:val="en-IN"/>
-        </w:rPr>
-        <w:t>All vehicles share common properties, such as speed, fuelCapacity, and engineType, which can be stored as fields in an abstract class.</w:t>
-      </w:r>
-    </w:p>
-    <w:p>
-      <w:pPr>
-        <w:pStyle w:val="ListParagraph"/>
-        <w:ind w:firstLine="720"/>
-        <w:rPr>
-          <w:sz w:val="21"/>
-          <w:szCs w:val="21"/>
-          <w:lang w:val="en-IN"/>
-        </w:rPr>
-      </w:pPr>
-      <w:r>
-        <w:rPr>
-          <w:sz w:val="21"/>
-          <w:szCs w:val="21"/>
-          <w:lang w:val="en-IN"/>
-        </w:rPr>
-        <w:t>For example:</w:t>
-      </w:r>
-    </w:p>
-    <w:p>
-      <w:pPr>
-        <w:pStyle w:val="ListParagraph"/>
-        <w:ind w:left="1440" w:firstLine="720"/>
-        <w:rPr>
-          <w:sz w:val="21"/>
-          <w:szCs w:val="21"/>
-          <w:lang w:val="en-IN"/>
-        </w:rPr>
-      </w:pPr>
-      <w:r>
-        <w:rPr>
-          <w:sz w:val="21"/>
-          <w:szCs w:val="21"/>
-          <w:lang w:val="en-IN"/>
-        </w:rPr>
-        <w:t>Cars, bikes, and trucks all have speed limits.</w:t>
-      </w:r>
-    </w:p>
-    <w:p>
-      <w:pPr>
-        <w:pStyle w:val="ListParagraph"/>
-        <w:ind w:left="1440" w:firstLine="720"/>
-        <w:rPr>
-          <w:sz w:val="21"/>
-          <w:szCs w:val="21"/>
-          <w:lang w:val="en-IN"/>
-        </w:rPr>
-      </w:pPr>
-      <w:r>
-        <w:rPr>
-          <w:sz w:val="21"/>
-          <w:szCs w:val="21"/>
-          <w:lang w:val="en-IN"/>
-        </w:rPr>
-        <w:t>All vehicles have fuel capacities and engine details.</w:t>
-      </w:r>
-    </w:p>
-    <w:p>
-      <w:pPr>
-        <w:pStyle w:val="ListParagraph"/>
-        <w:numPr>
-          <w:ilvl w:val="0"/>
-          <w:numId w:val="40"/>
-        </w:numPr>
-        <w:rPr>
-          <w:sz w:val="21"/>
-          <w:szCs w:val="21"/>
-          <w:lang w:val="en-IN"/>
-        </w:rPr>
-      </w:pPr>
-      <w:r>
-        <w:rPr>
-          <w:sz w:val="21"/>
-          <w:szCs w:val="21"/>
-          <w:lang w:val="en-IN"/>
-        </w:rPr>
-        <w:t>Common Behavior:</w:t>
-      </w:r>
-    </w:p>
-    <w:p>
-      <w:pPr>
-        <w:pStyle w:val="ListParagraph"/>
-        <w:rPr>
-          <w:sz w:val="21"/>
-          <w:szCs w:val="21"/>
-          <w:lang w:val="en-IN"/>
-        </w:rPr>
-      </w:pPr>
-      <w:r>
-        <w:rPr>
-          <w:sz w:val="21"/>
-          <w:szCs w:val="21"/>
-          <w:lang w:val="en-IN"/>
-        </w:rPr>
-        <w:t>Some functionality like starting an engine, stopping, or refueling can have a shared implementation across all vehicles but may also allow subclasses to override behavior.</w:t>
-      </w:r>
-    </w:p>
-    <w:p>
-      <w:pPr>
-        <w:pStyle w:val="ListParagraph"/>
-        <w:rPr>
-          <w:sz w:val="21"/>
-          <w:szCs w:val="21"/>
-          <w:lang w:val="en-IN"/>
-        </w:rPr>
-      </w:pPr>
-    </w:p>
-    <w:p>
-      <w:pPr>
-        <w:pStyle w:val="ListParagraph"/>
-        <w:numPr>
-          <w:ilvl w:val="0"/>
-          <w:numId w:val="40"/>
-        </w:numPr>
-        <w:rPr>
-          <w:sz w:val="21"/>
-          <w:szCs w:val="21"/>
-          <w:lang w:val="en-IN"/>
-        </w:rPr>
-      </w:pPr>
-      <w:r>
-        <w:rPr>
-          <w:sz w:val="21"/>
-          <w:szCs w:val="21"/>
-          <w:lang w:val="en-IN"/>
-        </w:rPr>
-        <w:t>Base Constructor:</w:t>
-      </w:r>
-    </w:p>
-    <w:p>
-      <w:pPr>
-        <w:pStyle w:val="ListParagraph"/>
-        <w:rPr>
-          <w:sz w:val="21"/>
-          <w:szCs w:val="21"/>
-          <w:lang w:val="en-IN"/>
-        </w:rPr>
-      </w:pPr>
-      <w:r>
-        <w:rPr>
-          <w:sz w:val="21"/>
-          <w:szCs w:val="21"/>
-          <w:lang w:val="en-IN"/>
-        </w:rPr>
-        <w:t>Vehicles need initialization (e.g., speed, fuel capacity) when created. This requires a constructor, which can only be provided in an abstract class.</w:t>
-      </w:r>
-    </w:p>
-    <w:p>
-      <w:pPr>
-        <w:pStyle w:val="ListParagraph"/>
-        <w:rPr>
-          <w:sz w:val="21"/>
-          <w:szCs w:val="21"/>
-          <w:lang w:val="en-IN"/>
-        </w:rPr>
-      </w:pPr>
-    </w:p>
-    <w:p>
-      <w:pPr>
-        <w:pStyle w:val="ListParagraph"/>
-        <w:rPr>
-          <w:i/>
-          <w:sz w:val="20"/>
-          <w:szCs w:val="20"/>
-          <w:lang w:val="en-IN"/>
-        </w:rPr>
-      </w:pPr>
-      <w:r>
-        <w:rPr>
-          <w:i/>
-          <w:sz w:val="20"/>
-          <w:szCs w:val="20"/>
-          <w:lang w:val="en-IN"/>
-        </w:rPr>
-        <w:t>// Abstract class for shared state and behavior</w:t>
-      </w:r>
-    </w:p>
-    <w:p>
-      <w:pPr>
-        <w:pStyle w:val="ListParagraph"/>
-        <w:rPr>
-          <w:i/>
-          <w:sz w:val="20"/>
-          <w:szCs w:val="20"/>
-          <w:lang w:val="en-IN"/>
-        </w:rPr>
-      </w:pPr>
-      <w:r>
-        <w:rPr>
-          <w:i/>
-          <w:sz w:val="20"/>
-          <w:szCs w:val="20"/>
-          <w:lang w:val="en-IN"/>
-        </w:rPr>
-        <w:t>public abstract class Vehicle {</w:t>
-      </w:r>
-    </w:p>
-    <w:p>
-      <w:pPr>
-        <w:pStyle w:val="ListParagraph"/>
-        <w:rPr>
-          <w:i/>
-          <w:sz w:val="20"/>
-          <w:szCs w:val="20"/>
-          <w:lang w:val="en-IN"/>
-        </w:rPr>
-      </w:pPr>
-      <w:r>
-        <w:rPr>
-          <w:i/>
-          <w:sz w:val="20"/>
-          <w:szCs w:val="20"/>
-          <w:lang w:val="en-IN"/>
-        </w:rPr>
-        <w:t xml:space="preserve">    protected int speed;            // Common property</w:t>
-      </w:r>
-    </w:p>
-    <w:p>
-      <w:pPr>
-        <w:pStyle w:val="ListParagraph"/>
-        <w:rPr>
-          <w:i/>
-          <w:sz w:val="20"/>
-          <w:szCs w:val="20"/>
-          <w:lang w:val="en-IN"/>
-        </w:rPr>
-      </w:pPr>
-      <w:r>
-        <w:rPr>
-          <w:i/>
-          <w:sz w:val="20"/>
-          <w:szCs w:val="20"/>
-          <w:lang w:val="en-IN"/>
-        </w:rPr>
-        <w:t xml:space="preserve">    protected int fuelCapacity;     // Common property</w:t>
-      </w:r>
-    </w:p>
-    <w:p>
-      <w:pPr>
-        <w:pStyle w:val="ListParagraph"/>
-        <w:rPr>
-          <w:i/>
-          <w:sz w:val="20"/>
-          <w:szCs w:val="20"/>
-          <w:lang w:val="en-IN"/>
-        </w:rPr>
-      </w:pPr>
-      <w:r>
-        <w:rPr>
-          <w:i/>
-          <w:sz w:val="20"/>
-          <w:szCs w:val="20"/>
-          <w:lang w:val="en-IN"/>
-        </w:rPr>
-        <w:t xml:space="preserve">    public Vehicle(int speed, int fuelCapacity) {</w:t>
-      </w:r>
-    </w:p>
-    <w:p>
-      <w:pPr>
-        <w:pStyle w:val="ListParagraph"/>
-        <w:rPr>
-          <w:i/>
-          <w:sz w:val="20"/>
-          <w:szCs w:val="20"/>
-          <w:lang w:val="en-IN"/>
-        </w:rPr>
-      </w:pPr>
-      <w:r>
-        <w:rPr>
-          <w:i/>
-          <w:sz w:val="20"/>
-          <w:szCs w:val="20"/>
-          <w:lang w:val="en-IN"/>
-        </w:rPr>
-        <w:t xml:space="preserve">        this.speed = speed;</w:t>
-      </w:r>
-    </w:p>
-    <w:p>
-      <w:pPr>
-        <w:pStyle w:val="ListParagraph"/>
-        <w:rPr>
-          <w:i/>
-          <w:sz w:val="20"/>
-          <w:szCs w:val="20"/>
-          <w:lang w:val="en-IN"/>
-        </w:rPr>
-      </w:pPr>
-      <w:r>
-        <w:rPr>
-          <w:i/>
-          <w:sz w:val="20"/>
-          <w:szCs w:val="20"/>
-          <w:lang w:val="en-IN"/>
-        </w:rPr>
-        <w:t xml:space="preserve">        this.fuelCapacity = fuelCapacity;</w:t>
-      </w:r>
-    </w:p>
-    <w:p>
-      <w:pPr>
-        <w:pStyle w:val="ListParagraph"/>
-        <w:rPr>
-          <w:i/>
-          <w:sz w:val="20"/>
-          <w:szCs w:val="20"/>
-          <w:lang w:val="en-IN"/>
-        </w:rPr>
-      </w:pPr>
-      <w:r>
-        <w:rPr>
-          <w:i/>
-          <w:sz w:val="20"/>
-          <w:szCs w:val="20"/>
-          <w:lang w:val="en-IN"/>
-        </w:rPr>
-        <w:t xml:space="preserve">    }</w:t>
-      </w:r>
-    </w:p>
-    <w:p>
-      <w:pPr>
-        <w:pStyle w:val="ListParagraph"/>
-        <w:rPr>
-          <w:i/>
-          <w:sz w:val="20"/>
-          <w:szCs w:val="20"/>
-          <w:lang w:val="en-IN"/>
-        </w:rPr>
-      </w:pPr>
-      <w:r>
-        <w:rPr>
-          <w:i/>
-          <w:sz w:val="20"/>
-          <w:szCs w:val="20"/>
-          <w:lang w:val="en-IN"/>
-        </w:rPr>
-        <w:t xml:space="preserve">    public void startEngine() {</w:t>
-      </w:r>
-    </w:p>
-    <w:p>
-      <w:pPr>
-        <w:pStyle w:val="ListParagraph"/>
-        <w:rPr>
-          <w:i/>
-          <w:sz w:val="20"/>
-          <w:szCs w:val="20"/>
-          <w:lang w:val="en-IN"/>
-        </w:rPr>
-      </w:pPr>
-      <w:r>
-        <w:rPr>
-          <w:i/>
-          <w:sz w:val="20"/>
-          <w:szCs w:val="20"/>
-          <w:lang w:val="en-IN"/>
-        </w:rPr>
-        <w:t xml:space="preserve">        System.out.println("Engine started.");</w:t>
-      </w:r>
-    </w:p>
-    <w:p>
-      <w:pPr>
-        <w:pStyle w:val="ListParagraph"/>
-        <w:rPr>
-          <w:i/>
-          <w:sz w:val="20"/>
-          <w:szCs w:val="20"/>
-          <w:lang w:val="en-IN"/>
-        </w:rPr>
-      </w:pPr>
-      <w:r>
-        <w:rPr>
-          <w:i/>
-          <w:sz w:val="20"/>
-          <w:szCs w:val="20"/>
-          <w:lang w:val="en-IN"/>
-        </w:rPr>
-        <w:t xml:space="preserve">    }</w:t>
-      </w:r>
-    </w:p>
-    <w:p>
-      <w:pPr>
-        <w:pStyle w:val="ListParagraph"/>
-        <w:rPr>
-          <w:i/>
-          <w:sz w:val="20"/>
-          <w:szCs w:val="20"/>
-          <w:lang w:val="en-IN"/>
-        </w:rPr>
-      </w:pPr>
-      <w:r>
-        <w:rPr>
-          <w:i/>
-          <w:sz w:val="20"/>
-          <w:szCs w:val="20"/>
-          <w:lang w:val="en-IN"/>
-        </w:rPr>
-        <w:t xml:space="preserve">    public void stopEngine() {</w:t>
-      </w:r>
-    </w:p>
-    <w:p>
-      <w:pPr>
-        <w:pStyle w:val="ListParagraph"/>
-        <w:rPr>
-          <w:i/>
-          <w:sz w:val="20"/>
-          <w:szCs w:val="20"/>
-          <w:lang w:val="en-IN"/>
-        </w:rPr>
-      </w:pPr>
-      <w:r>
-        <w:rPr>
-          <w:i/>
-          <w:sz w:val="20"/>
-          <w:szCs w:val="20"/>
-          <w:lang w:val="en-IN"/>
-        </w:rPr>
-        <w:t xml:space="preserve">        System.out.println("Engine stopped.");</w:t>
-      </w:r>
-    </w:p>
-    <w:p>
-      <w:pPr>
-        <w:pStyle w:val="ListParagraph"/>
-        <w:rPr>
-          <w:i/>
-          <w:sz w:val="20"/>
-          <w:szCs w:val="20"/>
-          <w:lang w:val="en-IN"/>
-        </w:rPr>
-      </w:pPr>
-      <w:r>
-        <w:rPr>
-          <w:i/>
-          <w:sz w:val="20"/>
-          <w:szCs w:val="20"/>
-          <w:lang w:val="en-IN"/>
-        </w:rPr>
-        <w:t xml:space="preserve">    }</w:t>
-      </w:r>
-    </w:p>
-    <w:p>
-      <w:pPr>
-        <w:pStyle w:val="ListParagraph"/>
-        <w:rPr>
-          <w:i/>
-          <w:sz w:val="20"/>
-          <w:szCs w:val="20"/>
-          <w:lang w:val="en-IN"/>
-        </w:rPr>
-      </w:pPr>
-      <w:r>
-        <w:rPr>
-          <w:i/>
-          <w:sz w:val="20"/>
-          <w:szCs w:val="20"/>
-          <w:lang w:val="en-IN"/>
-        </w:rPr>
-        <w:t xml:space="preserve">    public abstract void refuel();  // Force subclasses to implement this</w:t>
-      </w:r>
-    </w:p>
-    <w:p>
-      <w:pPr>
-        <w:pStyle w:val="ListParagraph"/>
-        <w:rPr>
-          <w:i/>
-          <w:sz w:val="20"/>
-          <w:szCs w:val="20"/>
-          <w:lang w:val="en-IN"/>
-        </w:rPr>
-      </w:pPr>
-      <w:r>
-        <w:rPr>
-          <w:i/>
-          <w:sz w:val="20"/>
-          <w:szCs w:val="20"/>
-          <w:lang w:val="en-IN"/>
-        </w:rPr>
-        <w:t>}</w:t>
-      </w:r>
-    </w:p>
-    <w:p>
-      <w:pPr>
-        <w:pStyle w:val="ListParagraph"/>
-        <w:rPr>
-          <w:sz w:val="21"/>
-          <w:szCs w:val="21"/>
-          <w:lang w:val="en-IN"/>
-        </w:rPr>
-      </w:pPr>
-    </w:p>
-    <w:p>
-      <w:pPr>
-        <w:pStyle w:val="ListParagraph"/>
-        <w:rPr>
-          <w:sz w:val="21"/>
-          <w:szCs w:val="21"/>
-          <w:lang w:val="en-IN"/>
-        </w:rPr>
-      </w:pPr>
-    </w:p>
-    <w:p>
-      <w:pPr>
-        <w:pStyle w:val="ListParagraph"/>
-        <w:rPr>
-          <w:i/>
-          <w:sz w:val="20"/>
-          <w:szCs w:val="20"/>
-          <w:lang w:val="en-IN"/>
-        </w:rPr>
-      </w:pPr>
-      <w:r>
-        <w:rPr>
-          <w:i/>
-          <w:sz w:val="20"/>
-          <w:szCs w:val="20"/>
-          <w:lang w:val="en-IN"/>
-        </w:rPr>
-        <w:t>// Subclass for Car</w:t>
-      </w:r>
-    </w:p>
-    <w:p>
-      <w:pPr>
-        <w:pStyle w:val="ListParagraph"/>
-        <w:rPr>
-          <w:i/>
-          <w:sz w:val="20"/>
-          <w:szCs w:val="20"/>
-          <w:lang w:val="en-IN"/>
-        </w:rPr>
-      </w:pPr>
-      <w:r>
-        <w:rPr>
-          <w:i/>
-          <w:sz w:val="20"/>
-          <w:szCs w:val="20"/>
-          <w:lang w:val="en-IN"/>
-        </w:rPr>
-        <w:t>class Car extends Vehicle {</w:t>
-      </w:r>
-    </w:p>
-    <w:p>
-      <w:pPr>
-        <w:pStyle w:val="ListParagraph"/>
-        <w:rPr>
-          <w:i/>
-          <w:sz w:val="20"/>
-          <w:szCs w:val="20"/>
-          <w:lang w:val="en-IN"/>
-        </w:rPr>
-      </w:pPr>
-      <w:r>
-        <w:rPr>
-          <w:i/>
-          <w:sz w:val="20"/>
-          <w:szCs w:val="20"/>
-          <w:lang w:val="en-IN"/>
-        </w:rPr>
-        <w:t xml:space="preserve">    private int numberOfDoors;</w:t>
-      </w:r>
-    </w:p>
-    <w:p>
-      <w:pPr>
-        <w:pStyle w:val="ListParagraph"/>
-        <w:rPr>
-          <w:i/>
-          <w:sz w:val="20"/>
-          <w:szCs w:val="20"/>
-          <w:lang w:val="en-IN"/>
-        </w:rPr>
-      </w:pPr>
-      <w:r>
-        <w:rPr>
-          <w:i/>
-          <w:sz w:val="20"/>
-          <w:szCs w:val="20"/>
-          <w:lang w:val="en-IN"/>
-        </w:rPr>
-        <w:t xml:space="preserve">    public Car(int speed, int fuelCapacity, int numberOfDoors) {</w:t>
-      </w:r>
-    </w:p>
-    <w:p>
-      <w:pPr>
-        <w:pStyle w:val="ListParagraph"/>
-        <w:rPr>
-          <w:i/>
-          <w:sz w:val="20"/>
-          <w:szCs w:val="20"/>
-          <w:lang w:val="en-IN"/>
-        </w:rPr>
-      </w:pPr>
-      <w:r>
-        <w:rPr>
-          <w:i/>
-          <w:sz w:val="20"/>
-          <w:szCs w:val="20"/>
-          <w:lang w:val="en-IN"/>
-        </w:rPr>
-        <w:t xml:space="preserve">        super(speed, fuelCapacity);</w:t>
-      </w:r>
-    </w:p>
-    <w:p>
-      <w:pPr>
-        <w:pStyle w:val="ListParagraph"/>
-        <w:rPr>
-          <w:i/>
-          <w:sz w:val="20"/>
-          <w:szCs w:val="20"/>
-          <w:lang w:val="en-IN"/>
-        </w:rPr>
-      </w:pPr>
-      <w:r>
-        <w:rPr>
-          <w:i/>
-          <w:sz w:val="20"/>
-          <w:szCs w:val="20"/>
-          <w:lang w:val="en-IN"/>
-        </w:rPr>
-        <w:t xml:space="preserve">        this.numberOfDoors = numberOfDoors;</w:t>
-      </w:r>
-    </w:p>
-    <w:p>
-      <w:pPr>
-        <w:pStyle w:val="ListParagraph"/>
-        <w:rPr>
-          <w:i/>
-          <w:sz w:val="20"/>
-          <w:szCs w:val="20"/>
-          <w:lang w:val="en-IN"/>
-        </w:rPr>
-      </w:pPr>
-      <w:r>
-        <w:rPr>
-          <w:i/>
-          <w:sz w:val="20"/>
-          <w:szCs w:val="20"/>
-          <w:lang w:val="en-IN"/>
-        </w:rPr>
-        <w:t xml:space="preserve">    }</w:t>
-      </w:r>
-    </w:p>
-    <w:p>
-      <w:pPr>
-        <w:pStyle w:val="ListParagraph"/>
-        <w:rPr>
-          <w:i/>
-          <w:sz w:val="20"/>
-          <w:szCs w:val="20"/>
-          <w:lang w:val="en-IN"/>
-        </w:rPr>
-      </w:pPr>
-      <w:r>
-        <w:rPr>
-          <w:i/>
-          <w:sz w:val="20"/>
-          <w:szCs w:val="20"/>
-          <w:lang w:val="en-IN"/>
-        </w:rPr>
-        <w:t xml:space="preserve">    @Override</w:t>
-      </w:r>
-    </w:p>
-    <w:p>
-      <w:pPr>
-        <w:pStyle w:val="ListParagraph"/>
-        <w:rPr>
-          <w:i/>
-          <w:sz w:val="20"/>
-          <w:szCs w:val="20"/>
-          <w:lang w:val="en-IN"/>
-        </w:rPr>
-      </w:pPr>
-      <w:r>
-        <w:rPr>
-          <w:i/>
-          <w:sz w:val="20"/>
-          <w:szCs w:val="20"/>
-          <w:lang w:val="en-IN"/>
-        </w:rPr>
-        <w:lastRenderedPageBreak/>
-        <w:t xml:space="preserve">    public void refuel() {</w:t>
-      </w:r>
-    </w:p>
-    <w:p>
-      <w:pPr>
-        <w:pStyle w:val="ListParagraph"/>
-        <w:rPr>
-          <w:i/>
-          <w:sz w:val="20"/>
-          <w:szCs w:val="20"/>
-          <w:lang w:val="en-IN"/>
-        </w:rPr>
-      </w:pPr>
-      <w:r>
-        <w:rPr>
-          <w:i/>
-          <w:sz w:val="20"/>
-          <w:szCs w:val="20"/>
-          <w:lang w:val="en-IN"/>
-        </w:rPr>
-        <w:t xml:space="preserve">        System.out.println("Refueling car with petrol/diesel.");</w:t>
-      </w:r>
-    </w:p>
-    <w:p>
-      <w:pPr>
-        <w:pStyle w:val="ListParagraph"/>
-        <w:rPr>
-          <w:i/>
-          <w:sz w:val="20"/>
-          <w:szCs w:val="20"/>
-          <w:lang w:val="en-IN"/>
-        </w:rPr>
-      </w:pPr>
-      <w:r>
-        <w:rPr>
-          <w:i/>
-          <w:sz w:val="20"/>
-          <w:szCs w:val="20"/>
-          <w:lang w:val="en-IN"/>
-        </w:rPr>
-        <w:t xml:space="preserve">    }</w:t>
-      </w:r>
-    </w:p>
-    <w:p>
-      <w:pPr>
-        <w:pStyle w:val="ListParagraph"/>
-        <w:rPr>
-          <w:i/>
-          <w:sz w:val="20"/>
-          <w:szCs w:val="20"/>
-          <w:lang w:val="en-IN"/>
-        </w:rPr>
-      </w:pPr>
-      <w:r>
-        <w:rPr>
-          <w:i/>
-          <w:sz w:val="20"/>
-          <w:szCs w:val="20"/>
-          <w:lang w:val="en-IN"/>
-        </w:rPr>
-        <w:t>}</w:t>
-      </w:r>
-    </w:p>
-    <w:p>
-      <w:pPr>
-        <w:pStyle w:val="ListParagraph"/>
-        <w:rPr>
-          <w:i/>
-          <w:sz w:val="20"/>
-          <w:szCs w:val="20"/>
-          <w:lang w:val="en-IN"/>
-        </w:rPr>
-      </w:pPr>
-      <w:r>
-        <w:rPr>
-          <w:i/>
-          <w:sz w:val="20"/>
-          <w:szCs w:val="20"/>
-          <w:lang w:val="en-IN"/>
-        </w:rPr>
-        <w:t>// Subclass for Bike</w:t>
-      </w:r>
-    </w:p>
-    <w:p>
-      <w:pPr>
-        <w:pStyle w:val="ListParagraph"/>
-        <w:rPr>
-          <w:i/>
-          <w:sz w:val="20"/>
-          <w:szCs w:val="20"/>
-          <w:lang w:val="en-IN"/>
-        </w:rPr>
-      </w:pPr>
-      <w:r>
-        <w:rPr>
-          <w:i/>
-          <w:sz w:val="20"/>
-          <w:szCs w:val="20"/>
-          <w:lang w:val="en-IN"/>
-        </w:rPr>
-        <w:t>class Bike extends Vehicle {</w:t>
-      </w:r>
-    </w:p>
-    <w:p>
-      <w:pPr>
-        <w:pStyle w:val="ListParagraph"/>
-        <w:rPr>
-          <w:i/>
-          <w:sz w:val="20"/>
-          <w:szCs w:val="20"/>
-          <w:lang w:val="en-IN"/>
-        </w:rPr>
-      </w:pPr>
-      <w:r>
-        <w:rPr>
-          <w:i/>
-          <w:sz w:val="20"/>
-          <w:szCs w:val="20"/>
-          <w:lang w:val="en-IN"/>
-        </w:rPr>
-        <w:t xml:space="preserve">    private boolean hasCarrier;</w:t>
-      </w:r>
-    </w:p>
-    <w:p>
-      <w:pPr>
-        <w:pStyle w:val="ListParagraph"/>
-        <w:rPr>
-          <w:i/>
-          <w:sz w:val="20"/>
-          <w:szCs w:val="20"/>
-          <w:lang w:val="en-IN"/>
-        </w:rPr>
-      </w:pPr>
-      <w:r>
-        <w:rPr>
-          <w:i/>
-          <w:sz w:val="20"/>
-          <w:szCs w:val="20"/>
-          <w:lang w:val="en-IN"/>
-        </w:rPr>
-        <w:t xml:space="preserve">    public Bike(int speed, int fuelCapacity, boolean hasCarrier) {</w:t>
-      </w:r>
-    </w:p>
-    <w:p>
-      <w:pPr>
-        <w:pStyle w:val="ListParagraph"/>
-        <w:rPr>
-          <w:i/>
-          <w:sz w:val="20"/>
-          <w:szCs w:val="20"/>
-          <w:lang w:val="en-IN"/>
-        </w:rPr>
-      </w:pPr>
-      <w:r>
-        <w:rPr>
-          <w:i/>
-          <w:sz w:val="20"/>
-          <w:szCs w:val="20"/>
-          <w:lang w:val="en-IN"/>
-        </w:rPr>
-        <w:t xml:space="preserve">        super(speed, fuelCapacity);</w:t>
-      </w:r>
-    </w:p>
-    <w:p>
-      <w:pPr>
-        <w:pStyle w:val="ListParagraph"/>
-        <w:rPr>
-          <w:i/>
-          <w:sz w:val="20"/>
-          <w:szCs w:val="20"/>
-          <w:lang w:val="en-IN"/>
-        </w:rPr>
-      </w:pPr>
-      <w:r>
-        <w:rPr>
-          <w:i/>
-          <w:sz w:val="20"/>
-          <w:szCs w:val="20"/>
-          <w:lang w:val="en-IN"/>
-        </w:rPr>
-        <w:t xml:space="preserve">        this.hasCarrier = hasCarrier;</w:t>
-      </w:r>
-    </w:p>
-    <w:p>
-      <w:pPr>
-        <w:pStyle w:val="ListParagraph"/>
-        <w:rPr>
-          <w:i/>
-          <w:sz w:val="20"/>
-          <w:szCs w:val="20"/>
-          <w:lang w:val="en-IN"/>
-        </w:rPr>
-      </w:pPr>
-      <w:r>
-        <w:rPr>
-          <w:i/>
-          <w:sz w:val="20"/>
-          <w:szCs w:val="20"/>
-          <w:lang w:val="en-IN"/>
-        </w:rPr>
-        <w:t xml:space="preserve">    }</w:t>
-      </w:r>
-    </w:p>
-    <w:p>
-      <w:pPr>
-        <w:pStyle w:val="ListParagraph"/>
-        <w:rPr>
-          <w:i/>
-          <w:sz w:val="20"/>
-          <w:szCs w:val="20"/>
-          <w:lang w:val="en-IN"/>
-        </w:rPr>
-      </w:pPr>
-      <w:r>
-        <w:rPr>
-          <w:i/>
-          <w:sz w:val="20"/>
-          <w:szCs w:val="20"/>
-          <w:lang w:val="en-IN"/>
-        </w:rPr>
-        <w:t xml:space="preserve">    @Override</w:t>
-      </w:r>
-    </w:p>
-    <w:p>
-      <w:pPr>
-        <w:pStyle w:val="ListParagraph"/>
-        <w:rPr>
-          <w:i/>
-          <w:sz w:val="20"/>
-          <w:szCs w:val="20"/>
-          <w:lang w:val="en-IN"/>
-        </w:rPr>
-      </w:pPr>
-      <w:r>
-        <w:rPr>
-          <w:i/>
-          <w:sz w:val="20"/>
-          <w:szCs w:val="20"/>
-          <w:lang w:val="en-IN"/>
-        </w:rPr>
-        <w:t xml:space="preserve">    public void refuel() {</w:t>
-      </w:r>
-    </w:p>
-    <w:p>
-      <w:pPr>
-        <w:pStyle w:val="ListParagraph"/>
-        <w:rPr>
-          <w:i/>
-          <w:sz w:val="20"/>
-          <w:szCs w:val="20"/>
-          <w:lang w:val="en-IN"/>
-        </w:rPr>
-      </w:pPr>
-      <w:r>
-        <w:rPr>
-          <w:i/>
-          <w:sz w:val="20"/>
-          <w:szCs w:val="20"/>
-          <w:lang w:val="en-IN"/>
-        </w:rPr>
-        <w:t xml:space="preserve">        System.out.println("Refueling bike with petrol.");</w:t>
-      </w:r>
-    </w:p>
-    <w:p>
-      <w:pPr>
-        <w:pStyle w:val="ListParagraph"/>
-        <w:rPr>
-          <w:i/>
-          <w:sz w:val="20"/>
-          <w:szCs w:val="20"/>
-          <w:lang w:val="en-IN"/>
-        </w:rPr>
-      </w:pPr>
-      <w:r>
-        <w:rPr>
-          <w:i/>
-          <w:sz w:val="20"/>
-          <w:szCs w:val="20"/>
-          <w:lang w:val="en-IN"/>
-        </w:rPr>
-        <w:t xml:space="preserve">    }</w:t>
-      </w:r>
-    </w:p>
-    <w:p>
-      <w:pPr>
-        <w:pStyle w:val="ListParagraph"/>
-        <w:rPr>
-          <w:i/>
-          <w:sz w:val="20"/>
-          <w:szCs w:val="20"/>
-          <w:lang w:val="en-IN"/>
-        </w:rPr>
-      </w:pPr>
-      <w:r>
-        <w:rPr>
-          <w:i/>
-          <w:sz w:val="20"/>
-          <w:szCs w:val="20"/>
-          <w:lang w:val="en-IN"/>
-        </w:rPr>
-        <w:t>}</w:t>
-      </w:r>
-    </w:p>
-    <w:p>
-      <w:pPr>
-        <w:pStyle w:val="ListParagraph"/>
-        <w:rPr>
-          <w:i/>
-          <w:sz w:val="20"/>
-          <w:szCs w:val="20"/>
-          <w:lang w:val="en-IN"/>
-        </w:rPr>
-      </w:pPr>
-      <w:r>
-        <w:rPr>
-          <w:i/>
-          <w:sz w:val="20"/>
-          <w:szCs w:val="20"/>
-          <w:lang w:val="en-IN"/>
-        </w:rPr>
-        <w:t>// Subclass for Truck</w:t>
-      </w:r>
-    </w:p>
-    <w:p>
-      <w:pPr>
-        <w:pStyle w:val="ListParagraph"/>
-        <w:rPr>
-          <w:i/>
-          <w:sz w:val="20"/>
-          <w:szCs w:val="20"/>
-          <w:lang w:val="en-IN"/>
-        </w:rPr>
-      </w:pPr>
-      <w:r>
-        <w:rPr>
-          <w:i/>
-          <w:sz w:val="20"/>
-          <w:szCs w:val="20"/>
-          <w:lang w:val="en-IN"/>
-        </w:rPr>
-        <w:t>class Truck extends Vehicle {</w:t>
-      </w:r>
-    </w:p>
-    <w:p>
-      <w:pPr>
-        <w:pStyle w:val="ListParagraph"/>
-        <w:rPr>
-          <w:i/>
-          <w:sz w:val="20"/>
-          <w:szCs w:val="20"/>
-          <w:lang w:val="en-IN"/>
-        </w:rPr>
-      </w:pPr>
-      <w:r>
-        <w:rPr>
-          <w:i/>
-          <w:sz w:val="20"/>
-          <w:szCs w:val="20"/>
-          <w:lang w:val="en-IN"/>
-        </w:rPr>
-        <w:t xml:space="preserve">    private int loadCapacity;</w:t>
-      </w:r>
-    </w:p>
-    <w:p>
-      <w:pPr>
-        <w:pStyle w:val="ListParagraph"/>
-        <w:rPr>
-          <w:i/>
-          <w:sz w:val="20"/>
-          <w:szCs w:val="20"/>
-          <w:lang w:val="en-IN"/>
-        </w:rPr>
-      </w:pPr>
-      <w:r>
-        <w:rPr>
-          <w:i/>
-          <w:sz w:val="20"/>
-          <w:szCs w:val="20"/>
-          <w:lang w:val="en-IN"/>
-        </w:rPr>
-        <w:t xml:space="preserve">    public Truck(int speed, int fuelCapacity, int loadCapacity) {</w:t>
-      </w:r>
-    </w:p>
-    <w:p>
-      <w:pPr>
-        <w:pStyle w:val="ListParagraph"/>
-        <w:rPr>
-          <w:i/>
-          <w:sz w:val="20"/>
-          <w:szCs w:val="20"/>
-          <w:lang w:val="en-IN"/>
-        </w:rPr>
-      </w:pPr>
-      <w:r>
-        <w:rPr>
-          <w:i/>
-          <w:sz w:val="20"/>
-          <w:szCs w:val="20"/>
-          <w:lang w:val="en-IN"/>
-        </w:rPr>
-        <w:t xml:space="preserve">        super(speed, fuelCapacity);</w:t>
-      </w:r>
-    </w:p>
-    <w:p>
-      <w:pPr>
-        <w:pStyle w:val="ListParagraph"/>
-        <w:rPr>
-          <w:i/>
-          <w:sz w:val="20"/>
-          <w:szCs w:val="20"/>
-          <w:lang w:val="en-IN"/>
-        </w:rPr>
-      </w:pPr>
-      <w:r>
-        <w:rPr>
-          <w:i/>
-          <w:sz w:val="20"/>
-          <w:szCs w:val="20"/>
-          <w:lang w:val="en-IN"/>
-        </w:rPr>
-        <w:t xml:space="preserve">        this.loadCapacity = loadCapacity;</w:t>
-      </w:r>
-    </w:p>
-    <w:p>
-      <w:pPr>
-        <w:pStyle w:val="ListParagraph"/>
-        <w:rPr>
-          <w:i/>
-          <w:sz w:val="20"/>
-          <w:szCs w:val="20"/>
-          <w:lang w:val="en-IN"/>
-        </w:rPr>
-      </w:pPr>
-      <w:r>
-        <w:rPr>
-          <w:i/>
-          <w:sz w:val="20"/>
-          <w:szCs w:val="20"/>
-          <w:lang w:val="en-IN"/>
-        </w:rPr>
-        <w:t xml:space="preserve">    }</w:t>
-      </w:r>
-    </w:p>
-    <w:p>
-      <w:pPr>
-        <w:pStyle w:val="ListParagraph"/>
-        <w:rPr>
-          <w:i/>
-          <w:sz w:val="20"/>
-          <w:szCs w:val="20"/>
-          <w:lang w:val="en-IN"/>
-        </w:rPr>
-      </w:pPr>
-      <w:r>
-        <w:rPr>
-          <w:i/>
-          <w:sz w:val="20"/>
-          <w:szCs w:val="20"/>
-          <w:lang w:val="en-IN"/>
-        </w:rPr>
-        <w:t xml:space="preserve">    @Override</w:t>
-      </w:r>
-    </w:p>
-    <w:p>
-      <w:pPr>
-        <w:pStyle w:val="ListParagraph"/>
-        <w:rPr>
-          <w:i/>
-          <w:sz w:val="20"/>
-          <w:szCs w:val="20"/>
-          <w:lang w:val="en-IN"/>
-        </w:rPr>
-      </w:pPr>
-      <w:r>
-        <w:rPr>
-          <w:i/>
-          <w:sz w:val="20"/>
-          <w:szCs w:val="20"/>
-          <w:lang w:val="en-IN"/>
-        </w:rPr>
-        <w:t xml:space="preserve">    public void refuel() {</w:t>
-      </w:r>
-    </w:p>
-    <w:p>
-      <w:pPr>
-        <w:pStyle w:val="ListParagraph"/>
-        <w:rPr>
-          <w:i/>
-          <w:sz w:val="20"/>
-          <w:szCs w:val="20"/>
-          <w:lang w:val="en-IN"/>
-        </w:rPr>
-      </w:pPr>
-      <w:r>
-        <w:rPr>
-          <w:i/>
-          <w:sz w:val="20"/>
-          <w:szCs w:val="20"/>
-          <w:lang w:val="en-IN"/>
-        </w:rPr>
-        <w:t xml:space="preserve">        System.out.println("Refueling truck with diesel.");</w:t>
-      </w:r>
-    </w:p>
-    <w:p>
-      <w:pPr>
-        <w:pStyle w:val="ListParagraph"/>
-        <w:rPr>
-          <w:i/>
-          <w:sz w:val="20"/>
-          <w:szCs w:val="20"/>
-          <w:lang w:val="en-IN"/>
-        </w:rPr>
-      </w:pPr>
-      <w:r>
-        <w:rPr>
-          <w:i/>
-          <w:sz w:val="20"/>
-          <w:szCs w:val="20"/>
-          <w:lang w:val="en-IN"/>
-        </w:rPr>
-        <w:t xml:space="preserve">    }</w:t>
-      </w:r>
-    </w:p>
-    <w:p>
-      <w:pPr>
-        <w:pStyle w:val="ListParagraph"/>
-        <w:rPr>
-          <w:i/>
-          <w:sz w:val="20"/>
-          <w:szCs w:val="20"/>
-          <w:lang w:val="en-IN"/>
-        </w:rPr>
-      </w:pPr>
-      <w:r>
-        <w:rPr>
-          <w:i/>
-          <w:sz w:val="20"/>
-          <w:szCs w:val="20"/>
-          <w:lang w:val="en-IN"/>
-        </w:rPr>
-        <w:t>}</w:t>
-      </w:r>
-    </w:p>
-    <w:p>
-      <w:pPr>
-        <w:pStyle w:val="ListParagraph"/>
+        <w:t xml:space="preserve">When </w:t>
+      </w:r>
+      <w:r>
         <w:rPr>
           <w:b/>
           <w:lang w:val="en-IN"/>
         </w:rPr>
-      </w:pPr>
-      <w:r>
-        <w:rPr>
-          <w:i/>
-          <w:sz w:val="21"/>
-          <w:szCs w:val="21"/>
-          <w:lang w:val="en-IN"/>
-        </w:rPr>
-        <w:br/>
-      </w:r>
-      <w:r>
-        <w:rPr>
-          <w:b/>
-          <w:lang w:val="en-IN"/>
-        </w:rPr>
-        <w:t>When Multiple inheritance is required then use Interface.</w:t>
+        <w:t>Interface are advantageous over abstract class.</w:t>
       </w:r>
     </w:p>
     <w:p>
@@ -2871,13 +1556,25 @@
         <w:rPr>
           <w:lang w:val="en-IN"/>
         </w:rPr>
-        <w:t xml:space="preserve">eed Multiple Inheritance: exception Handling </w:t>
-      </w:r>
-      <w:r>
-        <w:rPr>
-          <w:lang w:val="en-IN"/>
-        </w:rPr>
-        <w:t>via runnable interface is preferred.</w:t>
+        <w:t>eed</w:t>
+      </w:r>
+      <w:r>
+        <w:rPr>
+          <w:lang w:val="en-IN"/>
+        </w:rPr>
+        <w:t xml:space="preserve"> to implement </w:t>
+      </w:r>
+      <w:r>
+        <w:rPr>
+          <w:lang w:val="en-IN"/>
+        </w:rPr>
+        <w:t>Multiple Inheritance:</w:t>
+      </w:r>
+      <w:r>
+        <w:rPr>
+          <w:lang w:val="en-IN"/>
+        </w:rPr>
+        <w:t>.</w:t>
       </w:r>
     </w:p>
     <w:p>
@@ -2943,150 +1640,6 @@
     <w:p>
       <w:pPr>
         <w:pStyle w:val="ListParagraph"/>
-        <w:rPr>
-          <w:lang w:val="en-IN"/>
-        </w:rPr>
-      </w:pPr>
-      <w:r>
-        <w:rPr>
-          <w:lang w:val="en-IN"/>
-        </w:rPr>
-        <w:t>Example:</w:t>
-      </w:r>
-    </w:p>
-    <w:p>
-      <w:pPr>
-        <w:pStyle w:val="ListParagraph"/>
-        <w:ind w:left="1440"/>
-        <w:rPr>
-          <w:lang w:val="en-IN"/>
-        </w:rPr>
-      </w:pPr>
-      <w:r>
-        <w:rPr>
-          <w:lang w:val="en-IN"/>
-        </w:rPr>
-        <w:t>A Comparator interface is a functional interface used for sorting.</w:t>
-      </w:r>
-    </w:p>
-    <w:p>
-      <w:pPr>
-        <w:pStyle w:val="ListParagraph"/>
-        <w:ind w:left="1440"/>
-        <w:rPr>
-          <w:rFonts w:cstheme="minorHAnsi"/>
-          <w:i/>
-          <w:sz w:val="20"/>
-          <w:szCs w:val="20"/>
-          <w:lang w:val="en-IN"/>
-        </w:rPr>
-      </w:pPr>
-      <w:r>
-        <w:rPr>
-          <w:rFonts w:cstheme="minorHAnsi"/>
-          <w:i/>
-          <w:sz w:val="20"/>
-          <w:szCs w:val="20"/>
-          <w:lang w:val="en-IN"/>
-        </w:rPr>
-        <w:t>public interface Comparator&lt;T&gt; {</w:t>
-      </w:r>
-    </w:p>
-    <w:p>
-      <w:pPr>
-        <w:pStyle w:val="ListParagraph"/>
-        <w:ind w:left="1440"/>
-        <w:rPr>
-          <w:rFonts w:cstheme="minorHAnsi"/>
-          <w:i/>
-          <w:sz w:val="20"/>
-          <w:szCs w:val="20"/>
-          <w:lang w:val="en-IN"/>
-        </w:rPr>
-      </w:pPr>
-      <w:r>
-        <w:rPr>
-          <w:rFonts w:cstheme="minorHAnsi"/>
-          <w:i/>
-          <w:sz w:val="20"/>
-          <w:szCs w:val="20"/>
-          <w:lang w:val="en-IN"/>
-        </w:rPr>
-        <w:t xml:space="preserve">    int compare(T o1, T o2);</w:t>
-      </w:r>
-    </w:p>
-    <w:p>
-      <w:pPr>
-        <w:pStyle w:val="ListParagraph"/>
-        <w:ind w:left="1440"/>
-        <w:rPr>
-          <w:rFonts w:cstheme="minorHAnsi"/>
-          <w:i/>
-          <w:sz w:val="20"/>
-          <w:szCs w:val="20"/>
-          <w:lang w:val="en-IN"/>
-        </w:rPr>
-      </w:pPr>
-      <w:r>
-        <w:rPr>
-          <w:rFonts w:cstheme="minorHAnsi"/>
-          <w:i/>
-          <w:sz w:val="20"/>
-          <w:szCs w:val="20"/>
-          <w:lang w:val="en-IN"/>
-        </w:rPr>
-        <w:t>}</w:t>
-      </w:r>
-    </w:p>
-    <w:p>
-      <w:pPr>
-        <w:pStyle w:val="ListParagraph"/>
-        <w:ind w:left="1440"/>
-        <w:rPr>
-          <w:rFonts w:cstheme="minorHAnsi"/>
-          <w:i/>
-          <w:sz w:val="20"/>
-          <w:szCs w:val="20"/>
-          <w:lang w:val="en-IN"/>
-        </w:rPr>
-      </w:pPr>
-      <w:r>
-        <w:rPr>
-          <w:rFonts w:cstheme="minorHAnsi"/>
-          <w:i/>
-          <w:sz w:val="20"/>
-          <w:szCs w:val="20"/>
-          <w:lang w:val="en-IN"/>
-        </w:rPr>
-        <w:t>// Lambda expression</w:t>
-      </w:r>
-    </w:p>
-    <w:p>
-      <w:pPr>
-        <w:pStyle w:val="ListParagraph"/>
-        <w:ind w:left="1440"/>
-        <w:rPr>
-          <w:rFonts w:cstheme="minorHAnsi"/>
-          <w:i/>
-          <w:sz w:val="20"/>
-          <w:szCs w:val="20"/>
-          <w:lang w:val="en-IN"/>
-        </w:rPr>
-      </w:pPr>
-      <w:r>
-        <w:rPr>
-          <w:rFonts w:cstheme="minorHAnsi"/>
-          <w:i/>
-          <w:sz w:val="20"/>
-          <w:szCs w:val="20"/>
-          <w:lang w:val="en-IN"/>
-        </w:rPr>
-        <w:t>Comparator&lt;Integer&gt; comparator = (a, b) -&gt; a - b;</w:t>
-      </w:r>
-    </w:p>
-    <w:p>
-      <w:pPr>
-        <w:pStyle w:val="ListParagraph"/>
         <w:numPr>
           <w:ilvl w:val="0"/>
           <w:numId w:val="14"/>
@@ -3149,7 +1702,6 @@
         <w:rPr>
           <w:lang w:val="en-IN"/>
         </w:rPr>
-        <w:lastRenderedPageBreak/>
         <w:t>When the child class is instantiated then it implicitly calls the base class</w:t>
       </w:r>
       <w:r>
@@ -3690,6 +2242,7 @@
         <w:rPr>
           <w:lang w:val="en-IN"/>
         </w:rPr>
+        <w:lastRenderedPageBreak/>
         <w:t>Thread &amp; Process.</w:t>
       </w:r>
     </w:p>
@@ -3832,7 +2385,6 @@
         <w:rPr>
           <w:lang w:val="en-IN"/>
         </w:rPr>
-        <w:lastRenderedPageBreak/>
         <w:t>Implementing Runnable interface is better way.</w:t>
       </w:r>
       <w:r>
@@ -4586,7 +3138,6 @@
           <w:lang w:val="en-IN"/>
         </w:rPr>
         <w:br/>
-        <w:t xml:space="preserve"> </w:t>
       </w:r>
       <w:r>
         <w:rPr>
@@ -4595,8 +3146,8 @@
           <w:szCs w:val="20"/>
           <w:lang w:val="en-IN"/>
         </w:rPr>
-        <w:tab/>
-        <w:t>// these runnable1 &amp; runnable2  can be changed into lamda expression. E.g.  given below</w:t>
+        <w:lastRenderedPageBreak/>
+        <w:t xml:space="preserve"> </w:t>
       </w:r>
       <w:r>
         <w:rPr>
@@ -4605,7 +3156,8 @@
           <w:szCs w:val="20"/>
           <w:lang w:val="en-IN"/>
         </w:rPr>
-        <w:t xml:space="preserve"> </w:t>
+        <w:tab/>
+        <w:t>// these runnable1 &amp; runnable2  can be changed into lamda expression. E.g.  given below</w:t>
       </w:r>
       <w:r>
         <w:rPr>
@@ -4614,7 +3166,6 @@
           <w:szCs w:val="20"/>
           <w:lang w:val="en-IN"/>
         </w:rPr>
-        <w:br/>
         <w:t xml:space="preserve"> </w:t>
       </w:r>
       <w:r>
@@ -4624,8 +3175,8 @@
           <w:szCs w:val="20"/>
           <w:lang w:val="en-IN"/>
         </w:rPr>
-        <w:tab/>
-        <w:t>// Start the threads</w:t>
+        <w:br/>
+        <w:t xml:space="preserve"> </w:t>
       </w:r>
       <w:r>
         <w:rPr>
@@ -4634,8 +3185,8 @@
           <w:szCs w:val="20"/>
           <w:lang w:val="en-IN"/>
         </w:rPr>
-        <w:br/>
-        <w:t xml:space="preserve"> </w:t>
+        <w:tab/>
+        <w:t>// Start the threads</w:t>
       </w:r>
       <w:r>
         <w:rPr>
@@ -4644,8 +3195,8 @@
           <w:szCs w:val="20"/>
           <w:lang w:val="en-IN"/>
         </w:rPr>
-        <w:tab/>
-        <w:t>thread1.start();</w:t>
+        <w:br/>
+        <w:t xml:space="preserve"> </w:t>
       </w:r>
       <w:r>
         <w:rPr>
@@ -4654,8 +3205,8 @@
           <w:szCs w:val="20"/>
           <w:lang w:val="en-IN"/>
         </w:rPr>
-        <w:br/>
-        <w:t xml:space="preserve"> </w:t>
+        <w:tab/>
+        <w:t>thread1.start();</w:t>
       </w:r>
       <w:r>
         <w:rPr>
@@ -4664,8 +3215,8 @@
           <w:szCs w:val="20"/>
           <w:lang w:val="en-IN"/>
         </w:rPr>
-        <w:tab/>
-        <w:t>thread2.start();</w:t>
+        <w:br/>
+        <w:t xml:space="preserve"> </w:t>
       </w:r>
       <w:r>
         <w:rPr>
@@ -4674,8 +3225,8 @@
           <w:szCs w:val="20"/>
           <w:lang w:val="en-IN"/>
         </w:rPr>
-        <w:br/>
-        <w:t xml:space="preserve"> </w:t>
+        <w:tab/>
+        <w:t>thread2.start();</w:t>
       </w:r>
       <w:r>
         <w:rPr>
@@ -4684,8 +3235,8 @@
           <w:szCs w:val="20"/>
           <w:lang w:val="en-IN"/>
         </w:rPr>
-        <w:tab/>
-        <w:t>}</w:t>
+        <w:br/>
+        <w:t xml:space="preserve"> </w:t>
       </w:r>
       <w:r>
         <w:rPr>
@@ -4694,27 +3245,36 @@
           <w:szCs w:val="20"/>
           <w:lang w:val="en-IN"/>
         </w:rPr>
-        <w:br/>
+        <w:tab/>
         <w:t>}</w:t>
       </w:r>
-    </w:p>
-    <w:p>
-      <w:pPr>
+      <w:r>
         <w:rPr>
           <w:i/>
           <w:sz w:val="20"/>
           <w:szCs w:val="20"/>
           <w:lang w:val="en-IN"/>
         </w:rPr>
-      </w:pPr>
-      <w:r>
+        <w:br/>
+        <w:t>}</w:t>
+      </w:r>
+    </w:p>
+    <w:p>
+      <w:pPr>
         <w:rPr>
           <w:i/>
           <w:sz w:val="20"/>
           <w:szCs w:val="20"/>
           <w:lang w:val="en-IN"/>
         </w:rPr>
-        <w:lastRenderedPageBreak/>
+      </w:pPr>
+      <w:r>
+        <w:rPr>
+          <w:i/>
+          <w:sz w:val="20"/>
+          <w:szCs w:val="20"/>
+          <w:lang w:val="en-IN"/>
+        </w:rPr>
         <w:t>Thread thread1 = new Thread(()-&gt;{</w:t>
       </w:r>
       <w:r>
@@ -5195,6 +3755,7 @@
         <w:rPr>
           <w:lang w:val="en-IN"/>
         </w:rPr>
+        <w:lastRenderedPageBreak/>
         <w:t>NotifyAll() -&gt; Wakes up all threads that are in waiting state.</w:t>
       </w:r>
     </w:p>
@@ -5249,7 +3810,6 @@
         <w:rPr>
           <w:lang w:val="en-IN"/>
         </w:rPr>
-        <w:lastRenderedPageBreak/>
         <w:t>Yield() -&gt; Currently executing Thread is ready to temporarily pause itself and allow other threads to execute.</w:t>
       </w:r>
     </w:p>
@@ -5637,6 +4197,7 @@
         <w:rPr>
           <w:lang w:val="en-IN"/>
         </w:rPr>
+        <w:lastRenderedPageBreak/>
         <w:t>Thread Pool : Co</w:t>
       </w:r>
       <w:r>
@@ -24286,8 +22847,541 @@
         </w:rPr>
         <w:t>empOpt.ifPresent(emp -&gt; System.out.println(emp.getName()));</w:t>
       </w:r>
-      <w:r>
-        <w:rPr>
+    </w:p>
+    <w:p>
+      <w:pPr>
+        <w:rPr>
+          <w:b/>
+          <w:bCs/>
+          <w:sz w:val="21"/>
+          <w:szCs w:val="21"/>
+          <w:lang w:val="en-IN"/>
+        </w:rPr>
+      </w:pPr>
+      <w:r>
+        <w:rPr>
+          <w:b/>
+          <w:bCs/>
+          <w:sz w:val="21"/>
+          <w:szCs w:val="21"/>
+          <w:lang w:val="en-IN"/>
+        </w:rPr>
+        <w:t>FlatMaps</w:t>
+      </w:r>
+    </w:p>
+    <w:p>
+      <w:pPr>
+        <w:rPr>
+          <w:sz w:val="21"/>
+          <w:szCs w:val="21"/>
+          <w:lang w:val="en-IN"/>
+        </w:rPr>
+      </w:pPr>
+      <w:r>
+        <w:rPr>
+          <w:sz w:val="21"/>
+          <w:szCs w:val="21"/>
+          <w:lang w:val="en-IN"/>
+        </w:rPr>
+        <w:t xml:space="preserve">FlatMap in java are used to transform each element of stream into another stream, and then flatten all those resultant stream into a single stream. It avoids creating nested streams like </w:t>
+      </w:r>
+      <w:r>
+        <w:rPr>
+          <w:i/>
+          <w:iCs/>
+          <w:sz w:val="21"/>
+          <w:szCs w:val="21"/>
+          <w:lang w:val="en-IN"/>
+        </w:rPr>
+        <w:t>Stream&lt;Stream&lt;T&gt;&gt;</w:t>
+      </w:r>
+      <w:r>
+        <w:rPr>
+          <w:sz w:val="21"/>
+          <w:szCs w:val="21"/>
+          <w:lang w:val="en-IN"/>
+        </w:rPr>
+        <w:t xml:space="preserve"> and instead gives us </w:t>
+      </w:r>
+      <w:r>
+        <w:rPr>
+          <w:i/>
+          <w:iCs/>
+          <w:sz w:val="21"/>
+          <w:szCs w:val="21"/>
+          <w:lang w:val="en-IN"/>
+        </w:rPr>
+        <w:t>Stream&lt;T&gt;</w:t>
+      </w:r>
+    </w:p>
+    <w:p>
+      <w:pPr>
+        <w:rPr>
+          <w:sz w:val="21"/>
+          <w:szCs w:val="21"/>
+          <w:lang w:val="en-IN"/>
+        </w:rPr>
+      </w:pPr>
+      <w:r>
+        <w:rPr>
+          <w:sz w:val="21"/>
+          <w:szCs w:val="21"/>
+          <w:lang w:val="en-IN"/>
+        </w:rPr>
+        <w:t>In Simple words, FlatMap = Map + Flatten that stream.</w:t>
+      </w:r>
+    </w:p>
+    <w:p>
+      <w:pPr>
+        <w:rPr>
+          <w:sz w:val="21"/>
+          <w:szCs w:val="21"/>
+          <w:lang w:val="en-IN"/>
+        </w:rPr>
+      </w:pPr>
+      <w:r>
+        <w:rPr>
+          <w:sz w:val="21"/>
+          <w:szCs w:val="21"/>
+          <w:lang w:val="en-IN"/>
+        </w:rPr>
+        <w:t xml:space="preserve">For Example </w:t>
+      </w:r>
+    </w:p>
+    <w:p>
+      <w:pPr>
+        <w:pStyle w:val="NormalWeb"/>
+        <w:spacing w:before="0" w:beforeAutospacing="0" w:after="0" w:afterAutospacing="0"/>
+        <w:rPr>
+          <w:rFonts w:asciiTheme="minorHAnsi" w:hAnsiTheme="minorHAnsi" w:cstheme="minorHAnsi"/>
+          <w:sz w:val="22"/>
+          <w:szCs w:val="22"/>
+        </w:rPr>
+      </w:pPr>
+      <w:r>
+        <w:rPr>
+          <w:rFonts w:asciiTheme="minorHAnsi" w:hAnsiTheme="minorHAnsi" w:cstheme="minorHAnsi"/>
+          <w:color w:val="000000"/>
+          <w:sz w:val="22"/>
+          <w:szCs w:val="22"/>
+        </w:rPr>
+        <w:t xml:space="preserve">List&lt;List&lt;String&gt;&gt; listOfLists = </w:t>
+      </w:r>
+      <w:hyperlink r:id="rId13" w:tgtFrame="_blank" w:history="1">
+        <w:r>
+          <w:rPr>
+            <w:rStyle w:val="Hyperlink"/>
+            <w:rFonts w:asciiTheme="minorHAnsi" w:hAnsiTheme="minorHAnsi" w:cstheme="minorHAnsi"/>
+            <w:color w:val="000000"/>
+            <w:sz w:val="22"/>
+            <w:szCs w:val="22"/>
+          </w:rPr>
+          <w:t>List.of</w:t>
+        </w:r>
+      </w:hyperlink>
+      <w:r>
+        <w:rPr>
+          <w:rFonts w:asciiTheme="minorHAnsi" w:hAnsiTheme="minorHAnsi" w:cstheme="minorHAnsi"/>
+          <w:color w:val="000000"/>
+          <w:sz w:val="22"/>
+          <w:szCs w:val="22"/>
+        </w:rPr>
+        <w:t>(</w:t>
+      </w:r>
+      <w:r>
+        <w:rPr>
+          <w:rFonts w:asciiTheme="minorHAnsi" w:hAnsiTheme="minorHAnsi" w:cstheme="minorHAnsi"/>
+          <w:sz w:val="22"/>
+          <w:szCs w:val="22"/>
+        </w:rPr>
+        <w:t xml:space="preserve"> </w:t>
+      </w:r>
+      <w:hyperlink r:id="rId14" w:tgtFrame="_blank" w:history="1">
+        <w:r>
+          <w:rPr>
+            <w:rStyle w:val="Hyperlink"/>
+            <w:rFonts w:asciiTheme="minorHAnsi" w:hAnsiTheme="minorHAnsi" w:cstheme="minorHAnsi"/>
+            <w:color w:val="000000"/>
+            <w:sz w:val="22"/>
+            <w:szCs w:val="22"/>
+          </w:rPr>
+          <w:t>List.of</w:t>
+        </w:r>
+      </w:hyperlink>
+      <w:r>
+        <w:rPr>
+          <w:rFonts w:asciiTheme="minorHAnsi" w:hAnsiTheme="minorHAnsi" w:cstheme="minorHAnsi"/>
+          <w:color w:val="000000"/>
+          <w:sz w:val="22"/>
+          <w:szCs w:val="22"/>
+        </w:rPr>
+        <w:t>("A", "B"),</w:t>
+      </w:r>
+      <w:r>
+        <w:rPr>
+          <w:rFonts w:asciiTheme="minorHAnsi" w:hAnsiTheme="minorHAnsi" w:cstheme="minorHAnsi"/>
+          <w:color w:val="000000"/>
+          <w:sz w:val="22"/>
+          <w:szCs w:val="22"/>
+        </w:rPr>
+        <w:t xml:space="preserve"> </w:t>
+      </w:r>
+      <w:hyperlink r:id="rId15" w:tgtFrame="_blank" w:history="1">
+        <w:r>
+          <w:rPr>
+            <w:rStyle w:val="Hyperlink"/>
+            <w:rFonts w:asciiTheme="minorHAnsi" w:hAnsiTheme="minorHAnsi" w:cstheme="minorHAnsi"/>
+            <w:color w:val="000000"/>
+            <w:sz w:val="22"/>
+            <w:szCs w:val="22"/>
+          </w:rPr>
+          <w:t>List.of</w:t>
+        </w:r>
+      </w:hyperlink>
+      <w:r>
+        <w:rPr>
+          <w:rFonts w:asciiTheme="minorHAnsi" w:hAnsiTheme="minorHAnsi" w:cstheme="minorHAnsi"/>
+          <w:color w:val="000000"/>
+          <w:sz w:val="22"/>
+          <w:szCs w:val="22"/>
+        </w:rPr>
+        <w:t>("C", "D"));</w:t>
+      </w:r>
+    </w:p>
+    <w:p>
+      <w:pPr>
+        <w:pStyle w:val="NormalWeb"/>
+        <w:spacing w:after="0"/>
+        <w:rPr>
+          <w:rFonts w:asciiTheme="minorHAnsi" w:hAnsiTheme="minorHAnsi" w:cstheme="minorHAnsi"/>
+          <w:color w:val="000000"/>
+          <w:sz w:val="22"/>
+          <w:szCs w:val="22"/>
+        </w:rPr>
+      </w:pPr>
+      <w:r>
+        <w:rPr>
+          <w:rFonts w:asciiTheme="minorHAnsi" w:hAnsiTheme="minorHAnsi" w:cstheme="minorHAnsi"/>
+          <w:color w:val="000000"/>
+          <w:sz w:val="22"/>
+          <w:szCs w:val="22"/>
+        </w:rPr>
+        <w:t xml:space="preserve">//listOfLists = </w:t>
+      </w:r>
+      <w:r>
+        <w:rPr>
+          <w:rFonts w:asciiTheme="minorHAnsi" w:hAnsiTheme="minorHAnsi" w:cstheme="minorHAnsi"/>
+          <w:color w:val="000000"/>
+          <w:sz w:val="22"/>
+          <w:szCs w:val="22"/>
+        </w:rPr>
+        <w:t>[["A", "B"],</w:t>
+      </w:r>
+      <w:r>
+        <w:rPr>
+          <w:rFonts w:asciiTheme="minorHAnsi" w:hAnsiTheme="minorHAnsi" w:cstheme="minorHAnsi"/>
+          <w:color w:val="000000"/>
+          <w:sz w:val="22"/>
+          <w:szCs w:val="22"/>
+        </w:rPr>
+        <w:t xml:space="preserve"> </w:t>
+      </w:r>
+      <w:r>
+        <w:rPr>
+          <w:rFonts w:asciiTheme="minorHAnsi" w:hAnsiTheme="minorHAnsi" w:cstheme="minorHAnsi"/>
+          <w:color w:val="000000"/>
+          <w:sz w:val="22"/>
+          <w:szCs w:val="22"/>
+        </w:rPr>
+        <w:t>["C", "D"]]</w:t>
+      </w:r>
+      <w:r>
+        <w:rPr>
+          <w:rFonts w:asciiTheme="minorHAnsi" w:hAnsiTheme="minorHAnsi" w:cstheme="minorHAnsi"/>
+          <w:color w:val="000000"/>
+          <w:sz w:val="22"/>
+          <w:szCs w:val="22"/>
+        </w:rPr>
+        <w:t>;</w:t>
+      </w:r>
+    </w:p>
+    <w:p>
+      <w:pPr>
+        <w:pStyle w:val="NormalWeb"/>
+        <w:spacing w:after="0"/>
+        <w:rPr>
+          <w:rFonts w:asciiTheme="minorHAnsi" w:hAnsiTheme="minorHAnsi" w:cstheme="minorHAnsi"/>
+          <w:sz w:val="22"/>
+          <w:szCs w:val="22"/>
+        </w:rPr>
+      </w:pPr>
+      <w:r>
+        <w:rPr>
+          <w:rFonts w:asciiTheme="minorHAnsi" w:hAnsiTheme="minorHAnsi" w:cstheme="minorHAnsi"/>
+          <w:color w:val="000000"/>
+          <w:sz w:val="22"/>
+          <w:szCs w:val="22"/>
+        </w:rPr>
+        <w:t>listOfLists.stream().map(</w:t>
+      </w:r>
+      <w:r>
+        <w:rPr>
+          <w:rFonts w:asciiTheme="minorHAnsi" w:hAnsiTheme="minorHAnsi" w:cstheme="minorHAnsi"/>
+          <w:color w:val="000000"/>
+          <w:sz w:val="22"/>
+          <w:szCs w:val="22"/>
+        </w:rPr>
+        <w:t>innerList-&gt;innerList</w:t>
+      </w:r>
+      <w:r>
+        <w:rPr>
+          <w:rFonts w:asciiTheme="minorHAnsi" w:hAnsiTheme="minorHAnsi" w:cstheme="minorHAnsi"/>
+          <w:color w:val="000000"/>
+          <w:sz w:val="22"/>
+          <w:szCs w:val="22"/>
+        </w:rPr>
+        <w:t>).forEach(System.out::println);</w:t>
+      </w:r>
+      <w:r>
+        <w:rPr>
+          <w:rFonts w:asciiTheme="minorHAnsi" w:hAnsiTheme="minorHAnsi" w:cstheme="minorHAnsi"/>
+          <w:color w:val="000000"/>
+          <w:sz w:val="22"/>
+          <w:szCs w:val="22"/>
+        </w:rPr>
+        <w:t xml:space="preserve"> </w:t>
+      </w:r>
+      <w:r>
+        <w:rPr>
+          <w:rFonts w:asciiTheme="minorHAnsi" w:hAnsiTheme="minorHAnsi" w:cstheme="minorHAnsi"/>
+          <w:color w:val="000000"/>
+          <w:sz w:val="22"/>
+          <w:szCs w:val="22"/>
+        </w:rPr>
+        <w:br/>
+      </w:r>
+      <w:r>
+        <w:rPr>
+          <w:rFonts w:asciiTheme="minorHAnsi" w:hAnsiTheme="minorHAnsi" w:cstheme="minorHAnsi"/>
+          <w:color w:val="000000"/>
+          <w:sz w:val="22"/>
+          <w:szCs w:val="22"/>
+        </w:rPr>
+        <w:t xml:space="preserve">// prints </w:t>
+      </w:r>
+      <w:r>
+        <w:rPr>
+          <w:rFonts w:asciiTheme="minorHAnsi" w:hAnsiTheme="minorHAnsi" w:cstheme="minorHAnsi"/>
+          <w:color w:val="000000"/>
+          <w:sz w:val="22"/>
+          <w:szCs w:val="22"/>
+        </w:rPr>
+        <w:t>[["A", "B"],</w:t>
+      </w:r>
+      <w:r>
+        <w:rPr>
+          <w:rFonts w:asciiTheme="minorHAnsi" w:hAnsiTheme="minorHAnsi" w:cstheme="minorHAnsi"/>
+          <w:color w:val="000000"/>
+          <w:sz w:val="22"/>
+          <w:szCs w:val="22"/>
+        </w:rPr>
+        <w:t xml:space="preserve"> </w:t>
+      </w:r>
+      <w:r>
+        <w:rPr>
+          <w:rFonts w:asciiTheme="minorHAnsi" w:hAnsiTheme="minorHAnsi" w:cstheme="minorHAnsi"/>
+          <w:color w:val="000000"/>
+          <w:sz w:val="22"/>
+          <w:szCs w:val="22"/>
+        </w:rPr>
+        <w:t>["C", "D"]]</w:t>
+      </w:r>
+      <w:r>
+        <w:rPr>
+          <w:rFonts w:asciiTheme="minorHAnsi" w:hAnsiTheme="minorHAnsi" w:cstheme="minorHAnsi"/>
+          <w:color w:val="000000"/>
+          <w:sz w:val="22"/>
+          <w:szCs w:val="22"/>
+        </w:rPr>
+        <w:t>;</w:t>
+      </w:r>
+      <w:r>
+        <w:rPr>
+          <w:rFonts w:asciiTheme="minorHAnsi" w:hAnsiTheme="minorHAnsi" w:cstheme="minorHAnsi"/>
+          <w:color w:val="000000"/>
+          <w:sz w:val="22"/>
+          <w:szCs w:val="22"/>
+        </w:rPr>
+        <w:br/>
+      </w:r>
+      <w:r>
+        <w:rPr>
+          <w:rFonts w:asciiTheme="minorHAnsi" w:hAnsiTheme="minorHAnsi" w:cstheme="minorHAnsi"/>
+          <w:color w:val="000000"/>
+          <w:sz w:val="22"/>
+          <w:szCs w:val="22"/>
+        </w:rPr>
+        <w:t>List&lt;String&gt; flatList = listOfLists.stream().flatMap(</w:t>
+      </w:r>
+      <w:r>
+        <w:rPr>
+          <w:rFonts w:asciiTheme="minorHAnsi" w:hAnsiTheme="minorHAnsi" w:cstheme="minorHAnsi"/>
+          <w:color w:val="000000"/>
+          <w:sz w:val="22"/>
+          <w:szCs w:val="22"/>
+        </w:rPr>
+        <w:t>innerList -&gt; innerList.stream()</w:t>
+      </w:r>
+      <w:r>
+        <w:rPr>
+          <w:rFonts w:asciiTheme="minorHAnsi" w:hAnsiTheme="minorHAnsi" w:cstheme="minorHAnsi"/>
+          <w:color w:val="000000"/>
+          <w:sz w:val="22"/>
+          <w:szCs w:val="22"/>
+        </w:rPr>
+        <w:t>)</w:t>
+      </w:r>
+      <w:r>
+        <w:rPr>
+          <w:rFonts w:asciiTheme="minorHAnsi" w:hAnsiTheme="minorHAnsi" w:cstheme="minorHAnsi"/>
+          <w:color w:val="000000"/>
+          <w:sz w:val="22"/>
+          <w:szCs w:val="22"/>
+        </w:rPr>
+        <w:t xml:space="preserve"> </w:t>
+      </w:r>
+      <w:r>
+        <w:rPr>
+          <w:rFonts w:asciiTheme="minorHAnsi" w:hAnsiTheme="minorHAnsi" w:cstheme="minorHAnsi"/>
+          <w:color w:val="000000"/>
+          <w:sz w:val="22"/>
+          <w:szCs w:val="22"/>
+        </w:rPr>
+        <w:t>.collect(Collectors.toList());</w:t>
+      </w:r>
+      <w:r>
+        <w:rPr>
+          <w:rFonts w:asciiTheme="minorHAnsi" w:hAnsiTheme="minorHAnsi" w:cstheme="minorHAnsi"/>
+          <w:color w:val="000000"/>
+          <w:sz w:val="22"/>
+          <w:szCs w:val="22"/>
+        </w:rPr>
+        <w:br/>
+        <w:t>//flatList = [A,B,C,D]</w:t>
+      </w:r>
+      <w:r>
+        <w:rPr>
+          <w:rFonts w:asciiTheme="minorHAnsi" w:hAnsiTheme="minorHAnsi" w:cstheme="minorHAnsi"/>
+          <w:color w:val="000000"/>
+          <w:sz w:val="22"/>
+          <w:szCs w:val="22"/>
+        </w:rPr>
+        <w:br/>
+      </w:r>
+      <w:r>
+        <w:rPr>
+          <w:rFonts w:asciiTheme="minorHAnsi" w:hAnsiTheme="minorHAnsi" w:cstheme="minorHAnsi"/>
+          <w:sz w:val="22"/>
+          <w:szCs w:val="22"/>
+        </w:rPr>
+        <w:t>listOfLists.stream().flatMap(innerList -&gt; innerList.stream()).forEach(System.out::println);</w:t>
+      </w:r>
+      <w:r>
+        <w:rPr>
+          <w:rFonts w:asciiTheme="minorHAnsi" w:hAnsiTheme="minorHAnsi" w:cstheme="minorHAnsi"/>
+          <w:sz w:val="22"/>
+          <w:szCs w:val="22"/>
+        </w:rPr>
+        <w:t xml:space="preserve"> [A,B,C,D]</w:t>
+      </w:r>
+    </w:p>
+    <w:p>
+      <w:pPr>
+        <w:pStyle w:val="NormalWeb"/>
+        <w:spacing w:after="0"/>
+        <w:rPr>
+          <w:rFonts w:asciiTheme="minorHAnsi" w:hAnsiTheme="minorHAnsi" w:cstheme="minorHAnsi"/>
+          <w:color w:val="000000"/>
+          <w:sz w:val="22"/>
+          <w:szCs w:val="22"/>
+        </w:rPr>
+      </w:pPr>
+      <w:r>
+        <w:rPr>
+          <w:rFonts w:asciiTheme="minorHAnsi" w:hAnsiTheme="minorHAnsi" w:cstheme="minorHAnsi"/>
+          <w:sz w:val="22"/>
+          <w:szCs w:val="22"/>
+        </w:rPr>
+        <w:t>If flatMap did not existed the we would be doing</w:t>
+      </w:r>
+      <w:r>
+        <w:rPr>
+          <w:rFonts w:asciiTheme="minorHAnsi" w:hAnsiTheme="minorHAnsi" w:cstheme="minorHAnsi"/>
+          <w:sz w:val="22"/>
+          <w:szCs w:val="22"/>
+        </w:rPr>
+        <w:br/>
+      </w:r>
+      <w:r>
+        <w:rPr>
+          <w:rFonts w:asciiTheme="minorHAnsi" w:hAnsiTheme="minorHAnsi" w:cstheme="minorHAnsi"/>
+          <w:color w:val="000000"/>
+          <w:sz w:val="22"/>
+          <w:szCs w:val="22"/>
+        </w:rPr>
+        <w:t>List&lt;String&gt; flatList = new ArrayList&lt;&gt;();</w:t>
+      </w:r>
+      <w:r>
+        <w:rPr>
+          <w:rFonts w:asciiTheme="minorHAnsi" w:hAnsiTheme="minorHAnsi" w:cstheme="minorHAnsi"/>
+          <w:color w:val="000000"/>
+          <w:sz w:val="22"/>
+          <w:szCs w:val="22"/>
+        </w:rPr>
+        <w:br/>
+      </w:r>
+      <w:r>
+        <w:rPr>
+          <w:rFonts w:asciiTheme="minorHAnsi" w:hAnsiTheme="minorHAnsi" w:cstheme="minorHAnsi"/>
+          <w:color w:val="000000"/>
+          <w:sz w:val="22"/>
+          <w:szCs w:val="22"/>
+        </w:rPr>
+        <w:t>listOfLists.stream().forEach(inner -&gt; inner.forEach(flatList::add));</w:t>
+      </w:r>
+      <w:r>
+        <w:rPr>
+          <w:rFonts w:asciiTheme="minorHAnsi" w:hAnsiTheme="minorHAnsi" w:cstheme="minorHAnsi"/>
+          <w:color w:val="000000"/>
+          <w:sz w:val="22"/>
+          <w:szCs w:val="22"/>
+        </w:rPr>
+        <w:br/>
+      </w:r>
+      <w:r>
+        <w:rPr>
+          <w:rFonts w:asciiTheme="minorHAnsi" w:hAnsiTheme="minorHAnsi" w:cstheme="minorHAnsi"/>
+          <w:color w:val="000000"/>
+          <w:sz w:val="22"/>
+          <w:szCs w:val="22"/>
+        </w:rPr>
+        <w:t>System.out.println(flatList);</w:t>
+      </w:r>
+    </w:p>
+    <w:p>
+      <w:pPr>
+        <w:rPr>
+          <w:b/>
+          <w:bCs/>
+          <w:sz w:val="21"/>
+          <w:szCs w:val="21"/>
+          <w:lang w:val="en-IN"/>
+        </w:rPr>
+      </w:pPr>
+      <w:r>
+        <w:rPr>
+          <w:b/>
+          <w:bCs/>
           <w:sz w:val="21"/>
           <w:szCs w:val="21"/>
           <w:lang w:val="en-IN"/>
@@ -24684,7 +23778,7 @@
         </w:rPr>
         <w:t xml:space="preserve">Sample url = </w:t>
       </w:r>
-      <w:hyperlink r:id="rId13" w:history="1">
+      <w:hyperlink r:id="rId16" w:history="1">
         <w:r>
           <w:rPr>
             <w:rStyle w:val="Hyperlink"/>
@@ -24825,7 +23919,7 @@
         </w:rPr>
         <w:t xml:space="preserve">Sample url =  </w:t>
       </w:r>
-      <w:hyperlink r:id="rId14" w:history="1">
+      <w:hyperlink r:id="rId17" w:history="1">
         <w:r>
           <w:rPr>
             <w:rStyle w:val="Hyperlink"/>
@@ -33327,7 +32421,7 @@
 </file>
 
 <file path=customXml/itemProps1.xml><?xml version="1.0" encoding="utf-8"?>
-<ds:datastoreItem xmlns:ds="http://schemas.openxmlformats.org/officeDocument/2006/customXml" ds:itemID="{650D5E91-FB25-4B18-A33F-FFF7B075DFA7}">
+<ds:datastoreItem xmlns:ds="http://schemas.openxmlformats.org/officeDocument/2006/customXml" ds:itemID="{068C2501-B2F4-44C6-AB7E-C216CD100B13}">
   <ds:schemaRefs>
     <ds:schemaRef ds:uri="http://schemas.openxmlformats.org/officeDocument/2006/bibliography"/>
   </ds:schemaRefs>

--- a/note/SpringSpringBootRestAPI Theory Questions.docx
+++ b/note/SpringSpringBootRestAPI Theory Questions.docx
@@ -24396,6 +24396,35 @@
         </w:rPr>
         <w:t>Field Injection</w:t>
       </w:r>
+      <w:r>
+        <w:rPr>
+          <w:bCs/>
+          <w:i/>
+          <w:iCs/>
+          <w:lang w:val="en-IN"/>
+        </w:rPr>
+        <w:t xml:space="preserve"> (use @</w:t>
+      </w:r>
+      <w:proofErr w:type="spellStart"/>
+      <w:r>
+        <w:rPr>
+          <w:bCs/>
+          <w:i/>
+          <w:iCs/>
+          <w:lang w:val="en-IN"/>
+        </w:rPr>
+        <w:t>Autowired</w:t>
+      </w:r>
+      <w:proofErr w:type="spellEnd"/>
+      <w:r>
+        <w:rPr>
+          <w:bCs/>
+          <w:i/>
+          <w:iCs/>
+          <w:lang w:val="en-IN"/>
+        </w:rPr>
+        <w:t>)</w:t>
+      </w:r>
     </w:p>
     <w:p>
       <w:pPr>
@@ -24663,7 +24692,31 @@
         <w:rPr>
           <w:lang w:val="en-IN"/>
         </w:rPr>
-        <w:t xml:space="preserve">In Application Context Spring beans are defined &amp; managed. </w:t>
+        <w:t>In Application Context Spring beans are</w:t>
+      </w:r>
+      <w:r>
+        <w:rPr>
+          <w:lang w:val="en-IN"/>
+        </w:rPr>
+        <w:t xml:space="preserve"> created,</w:t>
+      </w:r>
+      <w:r>
+        <w:rPr>
+          <w:lang w:val="en-IN"/>
+        </w:rPr>
+        <w:t xml:space="preserve"> </w:t>
+      </w:r>
+      <w:r>
+        <w:rPr>
+          <w:lang w:val="en-IN"/>
+        </w:rPr>
+        <w:t xml:space="preserve">stored </w:t>
+      </w:r>
+      <w:r>
+        <w:rPr>
+          <w:lang w:val="en-IN"/>
+        </w:rPr>
+        <w:t xml:space="preserve">&amp; managed. </w:t>
       </w:r>
     </w:p>
     <w:p>
@@ -24693,11 +24746,7 @@
     </w:p>
     <w:p>
       <w:pPr>
-        <w:pStyle w:val="ListParagraph"/>
-        <w:numPr>
-          <w:ilvl w:val="0"/>
-          <w:numId w:val="30"/>
-        </w:numPr>
+        <w:ind w:left="1080"/>
         <w:rPr>
           <w:b/>
           <w:lang w:val="en-IN"/>
@@ -24707,35 +24756,7 @@
         <w:rPr>
           <w:lang w:val="en-IN"/>
         </w:rPr>
-        <w:t xml:space="preserve">It also implements </w:t>
-      </w:r>
-      <w:proofErr w:type="spellStart"/>
-      <w:r>
-        <w:rPr>
-          <w:lang w:val="en-IN"/>
-        </w:rPr>
-        <w:t>BeanFactory</w:t>
-      </w:r>
-      <w:proofErr w:type="spellEnd"/>
-      <w:r>
-        <w:rPr>
-          <w:lang w:val="en-IN"/>
-        </w:rPr>
-        <w:t>.</w:t>
-      </w:r>
-    </w:p>
-    <w:p>
-      <w:pPr>
-        <w:rPr>
-          <w:b/>
-          <w:lang w:val="en-IN"/>
-        </w:rPr>
-      </w:pPr>
-      <w:r>
-        <w:rPr>
-          <w:lang w:val="en-IN"/>
-        </w:rPr>
-        <w:t xml:space="preserve"> Some of the important subclasses</w:t>
+        <w:t>Some of the important subclasses</w:t>
       </w:r>
       <w:r>
         <w:rPr>
@@ -26078,7 +26099,39 @@
         <w:rPr>
           <w:lang w:val="en-IN"/>
         </w:rPr>
-        <w:t>Global (Application): A single instance of the bean is created for the entire web application. These beans are available throughout the lifetime of the application.</w:t>
+        <w:t>Application</w:t>
+      </w:r>
+      <w:r>
+        <w:rPr>
+          <w:lang w:val="en-IN"/>
+        </w:rPr>
+        <w:t xml:space="preserve"> (Web-Specific</w:t>
+      </w:r>
+      <w:proofErr w:type="gramStart"/>
+      <w:r>
+        <w:rPr>
+          <w:lang w:val="en-IN"/>
+        </w:rPr>
+        <w:t>)</w:t>
+      </w:r>
+      <w:r>
+        <w:rPr>
+          <w:lang w:val="en-IN"/>
+        </w:rPr>
+        <w:t xml:space="preserve"> </w:t>
+      </w:r>
+      <w:r>
+        <w:rPr>
+          <w:lang w:val="en-IN"/>
+        </w:rPr>
+        <w:t>:</w:t>
+      </w:r>
+      <w:proofErr w:type="gramEnd"/>
+      <w:r>
+        <w:rPr>
+          <w:lang w:val="en-IN"/>
+        </w:rPr>
+        <w:t xml:space="preserve"> A single instance of the bean is created for the entire web application. These beans are available throughout the lifetime of the application.</w:t>
       </w:r>
     </w:p>
     <w:p>
@@ -26100,110 +26153,126 @@
           <w:bCs/>
           <w:lang w:val="en-IN"/>
         </w:rPr>
-        <w:t xml:space="preserve">What </w:t>
-      </w:r>
+        <w:t>Difference between Singleton and Application Scope</w:t>
+      </w:r>
+    </w:p>
+    <w:p>
+      <w:pPr>
+        <w:pStyle w:val="ListParagraph"/>
+      </w:pPr>
       <w:proofErr w:type="gramStart"/>
       <w:r>
         <w:rPr>
-          <w:b/>
-          <w:bCs/>
-          <w:lang w:val="en-IN"/>
-        </w:rPr>
-        <w:t>are ea</w:t>
-      </w:r>
-      <w:r>
-        <w:rPr>
-          <w:b/>
-          <w:bCs/>
-          <w:lang w:val="en-IN"/>
-        </w:rPr>
-        <w:t>ger and lazy bean initialization</w:t>
+          <w:lang w:val="en-IN"/>
+        </w:rPr>
+        <w:t>Singleton Scope -&gt;</w:t>
+      </w:r>
+      <w:r>
+        <w:rPr>
+          <w:lang w:val="en-IN"/>
+        </w:rPr>
+        <w:t xml:space="preserve"> Created</w:t>
+      </w:r>
+      <w:r>
+        <w:rPr>
+          <w:lang w:val="en-IN"/>
+        </w:rPr>
+        <w:t xml:space="preserve"> One instance per </w:t>
+      </w:r>
+      <w:proofErr w:type="spellStart"/>
+      <w:r>
+        <w:rPr>
+          <w:lang w:val="en-IN"/>
+        </w:rPr>
+        <w:t>ApplicationContext</w:t>
+      </w:r>
+      <w:proofErr w:type="spellEnd"/>
+      <w:r>
+        <w:rPr>
+          <w:lang w:val="en-IN"/>
+        </w:rPr>
+        <w:t>.</w:t>
       </w:r>
       <w:proofErr w:type="gramEnd"/>
       <w:r>
         <w:rPr>
-          <w:b/>
-          <w:bCs/>
-          <w:lang w:val="en-IN"/>
-        </w:rPr>
-        <w:t>?</w:t>
-      </w:r>
-      <w:r>
-        <w:rPr>
-          <w:b/>
-          <w:bCs/>
           <w:lang w:val="en-IN"/>
         </w:rPr>
         <w:br/>
+        <w:t>Application Scope-&gt;</w:t>
+      </w:r>
+      <w:r>
+        <w:rPr>
+          <w:lang w:val="en-IN"/>
+        </w:rPr>
+        <w:t xml:space="preserve"> Created </w:t>
+      </w:r>
+      <w:r>
+        <w:t xml:space="preserve">One instance per </w:t>
+      </w:r>
+      <w:proofErr w:type="spellStart"/>
+      <w:r>
+        <w:t>ServletContext</w:t>
+      </w:r>
+      <w:proofErr w:type="spellEnd"/>
+      <w:r>
+        <w:t>.</w:t>
+      </w:r>
+    </w:p>
+    <w:p>
+      <w:pPr>
+        <w:pStyle w:val="ListParagraph"/>
+      </w:pPr>
+      <w:r>
+        <w:t>Servlet Context is provided by Web Server (Tomcat).</w:t>
+      </w:r>
+    </w:p>
+    <w:p>
+      <w:pPr>
+        <w:pStyle w:val="ListParagraph"/>
+      </w:pPr>
+      <w:r>
+        <w:t>Application Context is provided by Spring Application.</w:t>
+      </w:r>
+    </w:p>
+    <w:p>
+      <w:pPr>
+        <w:pStyle w:val="ListParagraph"/>
+        <w:rPr>
+          <w:lang w:val="en-IN"/>
+        </w:rPr>
+      </w:pPr>
+      <w:r>
+        <w:rPr>
+          <w:lang w:val="en-IN"/>
+        </w:rPr>
+        <w:t xml:space="preserve">A Servlet </w:t>
+      </w:r>
+      <w:r>
+        <w:rPr>
+          <w:lang w:val="en-IN"/>
+        </w:rPr>
+        <w:t>Context can contain</w:t>
+      </w:r>
+      <w:r>
+        <w:rPr>
+          <w:lang w:val="en-IN"/>
+        </w:rPr>
+        <w:t xml:space="preserve"> </w:t>
       </w:r>
       <w:proofErr w:type="gramStart"/>
       <w:r>
         <w:rPr>
-          <w:rStyle w:val="Strong"/>
-          <w:rFonts w:cstheme="minorHAnsi"/>
-        </w:rPr>
-        <w:t>eager</w:t>
+          <w:lang w:val="en-IN"/>
+        </w:rPr>
+        <w:t>multiple Application Context</w:t>
       </w:r>
       <w:proofErr w:type="gramEnd"/>
       <w:r>
         <w:rPr>
-          <w:rStyle w:val="Strong"/>
-          <w:rFonts w:cstheme="minorHAnsi"/>
-        </w:rPr>
-        <w:t xml:space="preserve"> initialization</w:t>
-      </w:r>
-      <w:r>
-        <w:rPr>
-          <w:rFonts w:cstheme="minorHAnsi"/>
-        </w:rPr>
-        <w:t xml:space="preserve"> means beans are created as soon as the </w:t>
-      </w:r>
-      <w:proofErr w:type="spellStart"/>
-      <w:r>
-        <w:rPr>
-          <w:rStyle w:val="Strong"/>
-          <w:rFonts w:cstheme="minorHAnsi"/>
-        </w:rPr>
-        <w:t>ApplicationContext</w:t>
-      </w:r>
-      <w:proofErr w:type="spellEnd"/>
-      <w:r>
-        <w:rPr>
-          <w:rFonts w:cstheme="minorHAnsi"/>
-        </w:rPr>
-        <w:t xml:space="preserve"> is started.</w:t>
-      </w:r>
-      <w:r>
-        <w:rPr>
-          <w:rFonts w:cstheme="minorHAnsi"/>
-        </w:rPr>
-        <w:br/>
-      </w:r>
-      <w:r>
-        <w:rPr>
-          <w:rStyle w:val="Strong"/>
-          <w:rFonts w:cstheme="minorHAnsi"/>
-        </w:rPr>
-        <w:t>Lazy initialization</w:t>
-      </w:r>
-      <w:r>
-        <w:rPr>
-          <w:rFonts w:cstheme="minorHAnsi"/>
-        </w:rPr>
-        <w:t xml:space="preserve"> means bean creation is </w:t>
-      </w:r>
-      <w:r>
-        <w:rPr>
-          <w:rStyle w:val="Strong"/>
-          <w:rFonts w:cstheme="minorHAnsi"/>
-        </w:rPr>
-        <w:t>deferred until it’s actually needed</w:t>
-      </w:r>
-      <w:r>
-        <w:rPr>
-          <w:rFonts w:cstheme="minorHAnsi"/>
-        </w:rPr>
-        <w:t xml:space="preserve"> (i.e., first requested by another bean or the application).</w:t>
+          <w:lang w:val="en-IN"/>
+        </w:rPr>
+        <w:t>.</w:t>
       </w:r>
     </w:p>
     <w:p>
@@ -26214,51 +26283,121 @@
           <w:numId w:val="1"/>
         </w:numPr>
         <w:rPr>
-          <w:lang w:val="en-IN"/>
-        </w:rPr>
-      </w:pPr>
-      <w:r>
-        <w:rPr>
           <w:b/>
-          <w:lang w:val="en-IN"/>
-        </w:rPr>
-        <w:t>What is class path and what it is used for?</w:t>
-      </w:r>
-      <w:r>
-        <w:rPr>
-          <w:lang w:val="en-IN"/>
-        </w:rPr>
-        <w:t xml:space="preserve"> </w:t>
-      </w:r>
-      <w:r>
-        <w:rPr>
+          <w:bCs/>
+          <w:lang w:val="en-IN"/>
+        </w:rPr>
+      </w:pPr>
+      <w:r>
+        <w:rPr>
+          <w:b/>
+          <w:bCs/>
+          <w:lang w:val="en-IN"/>
+        </w:rPr>
+        <w:t xml:space="preserve">What </w:t>
+      </w:r>
+      <w:proofErr w:type="gramStart"/>
+      <w:r>
+        <w:rPr>
+          <w:b/>
+          <w:bCs/>
+          <w:lang w:val="en-IN"/>
+        </w:rPr>
+        <w:t>are ea</w:t>
+      </w:r>
+      <w:r>
+        <w:rPr>
+          <w:b/>
+          <w:bCs/>
+          <w:lang w:val="en-IN"/>
+        </w:rPr>
+        <w:t>ger and lazy bean initialization</w:t>
+      </w:r>
+      <w:proofErr w:type="gramEnd"/>
+      <w:r>
+        <w:rPr>
+          <w:b/>
+          <w:bCs/>
+          <w:lang w:val="en-IN"/>
+        </w:rPr>
+        <w:t>?</w:t>
+      </w:r>
+      <w:r>
+        <w:rPr>
+          <w:b/>
+          <w:bCs/>
           <w:lang w:val="en-IN"/>
         </w:rPr>
         <w:br/>
       </w:r>
-      <w:r>
-        <w:rPr>
-          <w:lang w:val="en-IN"/>
-        </w:rPr>
-        <w:t xml:space="preserve">CLASSPATH defines the path, to find third-party and user-defined </w:t>
-      </w:r>
-      <w:r>
-        <w:rPr>
-          <w:lang w:val="en-IN"/>
-        </w:rPr>
-        <w:t xml:space="preserve">JARs </w:t>
-      </w:r>
-      <w:r>
-        <w:rPr>
-          <w:lang w:val="en-IN"/>
-        </w:rPr>
-        <w:t>tha</w:t>
-      </w:r>
-      <w:r>
-        <w:rPr>
-          <w:lang w:val="en-IN"/>
-        </w:rPr>
-        <w:t>t are not part of Java platform, but need by JVM.</w:t>
+      <w:proofErr w:type="gramStart"/>
+      <w:r>
+        <w:rPr>
+          <w:rStyle w:val="Strong"/>
+          <w:rFonts w:cstheme="minorHAnsi"/>
+        </w:rPr>
+        <w:t>eager</w:t>
+      </w:r>
+      <w:proofErr w:type="gramEnd"/>
+      <w:r>
+        <w:rPr>
+          <w:rStyle w:val="Strong"/>
+          <w:rFonts w:cstheme="minorHAnsi"/>
+        </w:rPr>
+        <w:t xml:space="preserve"> initialization</w:t>
+      </w:r>
+      <w:r>
+        <w:rPr>
+          <w:rFonts w:cstheme="minorHAnsi"/>
+        </w:rPr>
+        <w:t xml:space="preserve"> means beans are created as soon as the </w:t>
+      </w:r>
+      <w:proofErr w:type="spellStart"/>
+      <w:r>
+        <w:rPr>
+          <w:rStyle w:val="Strong"/>
+          <w:rFonts w:cstheme="minorHAnsi"/>
+        </w:rPr>
+        <w:t>ApplicationContext</w:t>
+      </w:r>
+      <w:proofErr w:type="spellEnd"/>
+      <w:r>
+        <w:rPr>
+          <w:rFonts w:cstheme="minorHAnsi"/>
+        </w:rPr>
+        <w:t xml:space="preserve"> is started.</w:t>
+      </w:r>
+      <w:r>
+        <w:rPr>
+          <w:rFonts w:cstheme="minorHAnsi"/>
+        </w:rPr>
+        <w:br/>
+      </w:r>
+      <w:r>
+        <w:rPr>
+          <w:rStyle w:val="Strong"/>
+          <w:rFonts w:cstheme="minorHAnsi"/>
+        </w:rPr>
+        <w:t>Lazy initialization</w:t>
+      </w:r>
+      <w:r>
+        <w:rPr>
+          <w:rFonts w:cstheme="minorHAnsi"/>
+        </w:rPr>
+        <w:t xml:space="preserve"> means bean creation is </w:t>
+      </w:r>
+      <w:r>
+        <w:rPr>
+          <w:rStyle w:val="Strong"/>
+          <w:rFonts w:cstheme="minorHAnsi"/>
+        </w:rPr>
+        <w:t>deferred until it’s actually needed</w:t>
+      </w:r>
+      <w:r>
+        <w:rPr>
+          <w:rFonts w:cstheme="minorHAnsi"/>
+        </w:rPr>
+        <w:t xml:space="preserve"> (i.e., first requested by another bean or the application).</w:t>
       </w:r>
     </w:p>
     <w:p>
@@ -26269,6 +26408,61 @@
           <w:numId w:val="1"/>
         </w:numPr>
         <w:rPr>
+          <w:lang w:val="en-IN"/>
+        </w:rPr>
+      </w:pPr>
+      <w:r>
+        <w:rPr>
+          <w:b/>
+          <w:lang w:val="en-IN"/>
+        </w:rPr>
+        <w:t>What is class path and what it is used for?</w:t>
+      </w:r>
+      <w:r>
+        <w:rPr>
+          <w:lang w:val="en-IN"/>
+        </w:rPr>
+        <w:t xml:space="preserve"> </w:t>
+      </w:r>
+      <w:r>
+        <w:rPr>
+          <w:lang w:val="en-IN"/>
+        </w:rPr>
+        <w:br/>
+      </w:r>
+      <w:r>
+        <w:rPr>
+          <w:lang w:val="en-IN"/>
+        </w:rPr>
+        <w:t xml:space="preserve">CLASSPATH defines the path, to find third-party and user-defined </w:t>
+      </w:r>
+      <w:r>
+        <w:rPr>
+          <w:lang w:val="en-IN"/>
+        </w:rPr>
+        <w:t xml:space="preserve">JARs </w:t>
+      </w:r>
+      <w:r>
+        <w:rPr>
+          <w:lang w:val="en-IN"/>
+        </w:rPr>
+        <w:t>tha</w:t>
+      </w:r>
+      <w:r>
+        <w:rPr>
+          <w:lang w:val="en-IN"/>
+        </w:rPr>
+        <w:t>t are not part of Java platform, but need by JVM.</w:t>
+      </w:r>
+    </w:p>
+    <w:p>
+      <w:pPr>
+        <w:pStyle w:val="ListParagraph"/>
+        <w:numPr>
+          <w:ilvl w:val="0"/>
+          <w:numId w:val="1"/>
+        </w:numPr>
+        <w:rPr>
           <w:b/>
           <w:lang w:val="en-IN"/>
         </w:rPr>
@@ -26357,6 +26551,7 @@
         <w:rPr>
           <w:lang w:val="en-IN"/>
         </w:rPr>
+        <w:lastRenderedPageBreak/>
         <w:t>Using headers</w:t>
       </w:r>
     </w:p>
@@ -26837,6 +27032,948 @@
           <w:lang w:val="en-IN"/>
         </w:rPr>
       </w:pPr>
+      <w:r>
+        <w:rPr>
+          <w:b/>
+          <w:lang w:val="en-IN"/>
+        </w:rPr>
+        <w:t>Step 1</w:t>
+      </w:r>
+      <w:r>
+        <w:rPr>
+          <w:bCs/>
+          <w:lang w:val="en-IN"/>
+        </w:rPr>
+        <w:t xml:space="preserve"> — JVM starts the application</w:t>
+      </w:r>
+      <w:r>
+        <w:rPr>
+          <w:bCs/>
+          <w:lang w:val="en-IN"/>
+        </w:rPr>
+        <w:t xml:space="preserve"> </w:t>
+      </w:r>
+      <w:r>
+        <w:rPr>
+          <w:bCs/>
+          <w:lang w:val="en-IN"/>
+        </w:rPr>
+        <w:t xml:space="preserve">The JVM executes the </w:t>
+      </w:r>
+      <w:proofErr w:type="gramStart"/>
+      <w:r>
+        <w:rPr>
+          <w:bCs/>
+          <w:lang w:val="en-IN"/>
+        </w:rPr>
+        <w:t>main(</w:t>
+      </w:r>
+      <w:proofErr w:type="gramEnd"/>
+      <w:r>
+        <w:rPr>
+          <w:bCs/>
+          <w:lang w:val="en-IN"/>
+        </w:rPr>
+        <w:t xml:space="preserve">) method, which calls </w:t>
+      </w:r>
+      <w:proofErr w:type="spellStart"/>
+      <w:r>
+        <w:rPr>
+          <w:bCs/>
+          <w:lang w:val="en-IN"/>
+        </w:rPr>
+        <w:t>SpringApplication.run</w:t>
+      </w:r>
+      <w:proofErr w:type="spellEnd"/>
+      <w:r>
+        <w:rPr>
+          <w:bCs/>
+          <w:lang w:val="en-IN"/>
+        </w:rPr>
+        <w:t>().</w:t>
+      </w:r>
+      <w:r>
+        <w:rPr>
+          <w:bCs/>
+          <w:lang w:val="en-IN"/>
+        </w:rPr>
+        <w:t xml:space="preserve"> </w:t>
+      </w:r>
+      <w:r>
+        <w:rPr>
+          <w:bCs/>
+          <w:lang w:val="en-IN"/>
+        </w:rPr>
+        <w:t xml:space="preserve">This creates a </w:t>
+      </w:r>
+      <w:proofErr w:type="spellStart"/>
+      <w:r>
+        <w:rPr>
+          <w:bCs/>
+          <w:lang w:val="en-IN"/>
+        </w:rPr>
+        <w:t>SpringApplication</w:t>
+      </w:r>
+      <w:proofErr w:type="spellEnd"/>
+      <w:r>
+        <w:rPr>
+          <w:bCs/>
+          <w:lang w:val="en-IN"/>
+        </w:rPr>
+        <w:t xml:space="preserve"> object and starts the entire Spring Boot </w:t>
+      </w:r>
+      <w:proofErr w:type="spellStart"/>
+      <w:r>
+        <w:rPr>
+          <w:bCs/>
+          <w:lang w:val="en-IN"/>
+        </w:rPr>
+        <w:t>startup</w:t>
+      </w:r>
+      <w:proofErr w:type="spellEnd"/>
+      <w:r>
+        <w:rPr>
+          <w:bCs/>
+          <w:lang w:val="en-IN"/>
+        </w:rPr>
+        <w:t xml:space="preserve"> process.</w:t>
+      </w:r>
+    </w:p>
+    <w:p>
+      <w:pPr>
+        <w:rPr>
+          <w:bCs/>
+          <w:lang w:val="en-IN"/>
+        </w:rPr>
+      </w:pPr>
+      <w:r>
+        <w:rPr>
+          <w:b/>
+          <w:lang w:val="en-IN"/>
+        </w:rPr>
+        <w:t>Step 2</w:t>
+      </w:r>
+      <w:r>
+        <w:rPr>
+          <w:bCs/>
+          <w:lang w:val="en-IN"/>
+        </w:rPr>
+        <w:t xml:space="preserve"> — Environment is prepared</w:t>
+      </w:r>
+      <w:r>
+        <w:rPr>
+          <w:bCs/>
+          <w:lang w:val="en-IN"/>
+        </w:rPr>
+        <w:t xml:space="preserve">. </w:t>
+      </w:r>
+      <w:r>
+        <w:rPr>
+          <w:bCs/>
+          <w:lang w:val="en-IN"/>
+        </w:rPr>
+        <w:t xml:space="preserve">Spring Boot creates the Environment and loads all configuration </w:t>
+      </w:r>
+      <w:proofErr w:type="spellStart"/>
+      <w:r>
+        <w:rPr>
+          <w:bCs/>
+          <w:lang w:val="en-IN"/>
+        </w:rPr>
+        <w:t>sources:</w:t>
+      </w:r>
+      <w:proofErr w:type="spellEnd"/>
+    </w:p>
+    <w:p>
+      <w:pPr>
+        <w:pStyle w:val="ListParagraph"/>
+        <w:numPr>
+          <w:ilvl w:val="0"/>
+          <w:numId w:val="71"/>
+        </w:numPr>
+        <w:rPr>
+          <w:bCs/>
+          <w:lang w:val="en-IN"/>
+        </w:rPr>
+      </w:pPr>
+      <w:proofErr w:type="spellStart"/>
+      <w:r>
+        <w:rPr>
+          <w:bCs/>
+          <w:lang w:val="en-IN"/>
+        </w:rPr>
+        <w:t>application.properties</w:t>
+      </w:r>
+      <w:proofErr w:type="spellEnd"/>
+      <w:r>
+        <w:rPr>
+          <w:bCs/>
+          <w:lang w:val="en-IN"/>
+        </w:rPr>
+        <w:t xml:space="preserve"> / .</w:t>
+      </w:r>
+      <w:proofErr w:type="spellStart"/>
+      <w:r>
+        <w:rPr>
+          <w:bCs/>
+          <w:lang w:val="en-IN"/>
+        </w:rPr>
+        <w:t>yml</w:t>
+      </w:r>
+      <w:proofErr w:type="spellEnd"/>
+    </w:p>
+    <w:p>
+      <w:pPr>
+        <w:pStyle w:val="ListParagraph"/>
+        <w:numPr>
+          <w:ilvl w:val="0"/>
+          <w:numId w:val="71"/>
+        </w:numPr>
+        <w:rPr>
+          <w:bCs/>
+          <w:lang w:val="en-IN"/>
+        </w:rPr>
+      </w:pPr>
+      <w:r>
+        <w:rPr>
+          <w:bCs/>
+          <w:lang w:val="en-IN"/>
+        </w:rPr>
+        <w:t>profile-specific files (dev/prod/test)</w:t>
+      </w:r>
+    </w:p>
+    <w:p>
+      <w:pPr>
+        <w:pStyle w:val="ListParagraph"/>
+        <w:numPr>
+          <w:ilvl w:val="0"/>
+          <w:numId w:val="71"/>
+        </w:numPr>
+        <w:rPr>
+          <w:bCs/>
+          <w:lang w:val="en-IN"/>
+        </w:rPr>
+      </w:pPr>
+      <w:r>
+        <w:rPr>
+          <w:bCs/>
+          <w:lang w:val="en-IN"/>
+        </w:rPr>
+        <w:t>OS environment variables</w:t>
+      </w:r>
+    </w:p>
+    <w:p>
+      <w:pPr>
+        <w:pStyle w:val="ListParagraph"/>
+        <w:numPr>
+          <w:ilvl w:val="0"/>
+          <w:numId w:val="71"/>
+        </w:numPr>
+        <w:rPr>
+          <w:bCs/>
+          <w:lang w:val="en-IN"/>
+        </w:rPr>
+      </w:pPr>
+      <w:r>
+        <w:rPr>
+          <w:bCs/>
+          <w:lang w:val="en-IN"/>
+        </w:rPr>
+        <w:t>command-line arguments</w:t>
+      </w:r>
+    </w:p>
+    <w:p>
+      <w:pPr>
+        <w:rPr>
+          <w:bCs/>
+          <w:lang w:val="en-IN"/>
+        </w:rPr>
+      </w:pPr>
+      <w:r>
+        <w:rPr>
+          <w:bCs/>
+          <w:lang w:val="en-IN"/>
+        </w:rPr>
+        <w:t>It also decides which profiles are active.</w:t>
+      </w:r>
+    </w:p>
+    <w:p>
+      <w:pPr>
+        <w:rPr>
+          <w:bCs/>
+          <w:lang w:val="en-IN"/>
+        </w:rPr>
+      </w:pPr>
+      <w:r>
+        <w:rPr>
+          <w:b/>
+          <w:lang w:val="en-IN"/>
+        </w:rPr>
+        <w:t>Step 3</w:t>
+      </w:r>
+      <w:r>
+        <w:rPr>
+          <w:bCs/>
+          <w:lang w:val="en-IN"/>
+        </w:rPr>
+        <w:t xml:space="preserve"> — </w:t>
+      </w:r>
+      <w:proofErr w:type="spellStart"/>
+      <w:r>
+        <w:rPr>
+          <w:bCs/>
+          <w:lang w:val="en-IN"/>
+        </w:rPr>
+        <w:t>ApplicationContext</w:t>
+      </w:r>
+      <w:proofErr w:type="spellEnd"/>
+      <w:r>
+        <w:rPr>
+          <w:bCs/>
+          <w:lang w:val="en-IN"/>
+        </w:rPr>
+        <w:t xml:space="preserve"> is created</w:t>
+      </w:r>
+      <w:r>
+        <w:rPr>
+          <w:bCs/>
+          <w:lang w:val="en-IN"/>
+        </w:rPr>
+        <w:t xml:space="preserve">. </w:t>
+      </w:r>
+      <w:r>
+        <w:rPr>
+          <w:bCs/>
+          <w:lang w:val="en-IN"/>
+        </w:rPr>
+        <w:t xml:space="preserve">Spring Boot creates the appropriate </w:t>
+      </w:r>
+      <w:proofErr w:type="spellStart"/>
+      <w:r>
+        <w:rPr>
+          <w:bCs/>
+          <w:lang w:val="en-IN"/>
+        </w:rPr>
+        <w:t>ApplicationContext</w:t>
+      </w:r>
+      <w:proofErr w:type="spellEnd"/>
+      <w:r>
+        <w:rPr>
+          <w:bCs/>
+          <w:lang w:val="en-IN"/>
+        </w:rPr>
+        <w:t xml:space="preserve"> (Servlet, Reactive, or Non-Web).</w:t>
+      </w:r>
+      <w:r>
+        <w:rPr>
+          <w:bCs/>
+          <w:lang w:val="en-IN"/>
+        </w:rPr>
+        <w:t xml:space="preserve"> </w:t>
+      </w:r>
+      <w:r>
+        <w:rPr>
+          <w:bCs/>
+          <w:lang w:val="en-IN"/>
+        </w:rPr>
+        <w:t>This context will hold all beans and manage dependency injection.</w:t>
+      </w:r>
+    </w:p>
+    <w:p>
+      <w:pPr>
+        <w:rPr>
+          <w:bCs/>
+          <w:lang w:val="en-IN"/>
+        </w:rPr>
+      </w:pPr>
+      <w:r>
+        <w:rPr>
+          <w:b/>
+          <w:lang w:val="en-IN"/>
+        </w:rPr>
+        <w:lastRenderedPageBreak/>
+        <w:t>Step 4</w:t>
+      </w:r>
+      <w:r>
+        <w:rPr>
+          <w:bCs/>
+          <w:lang w:val="en-IN"/>
+        </w:rPr>
+        <w:t xml:space="preserve"> — Embedded Web Server is prepared (but not started yet)</w:t>
+      </w:r>
+      <w:r>
+        <w:rPr>
+          <w:bCs/>
+          <w:lang w:val="en-IN"/>
+        </w:rPr>
+        <w:t xml:space="preserve">. </w:t>
+      </w:r>
+      <w:r>
+        <w:rPr>
+          <w:bCs/>
+          <w:lang w:val="en-IN"/>
+        </w:rPr>
+        <w:t>If it's a web application:</w:t>
+      </w:r>
+    </w:p>
+    <w:p>
+      <w:pPr>
+        <w:pStyle w:val="ListParagraph"/>
+        <w:numPr>
+          <w:ilvl w:val="0"/>
+          <w:numId w:val="72"/>
+        </w:numPr>
+        <w:rPr>
+          <w:bCs/>
+          <w:lang w:val="en-IN"/>
+        </w:rPr>
+      </w:pPr>
+      <w:r>
+        <w:rPr>
+          <w:bCs/>
+          <w:lang w:val="en-IN"/>
+        </w:rPr>
+        <w:t>A Tomcat/Jetty server instance is created.</w:t>
+      </w:r>
+    </w:p>
+    <w:p>
+      <w:pPr>
+        <w:pStyle w:val="ListParagraph"/>
+        <w:numPr>
+          <w:ilvl w:val="0"/>
+          <w:numId w:val="72"/>
+        </w:numPr>
+        <w:rPr>
+          <w:bCs/>
+          <w:lang w:val="en-IN"/>
+        </w:rPr>
+      </w:pPr>
+      <w:r>
+        <w:rPr>
+          <w:bCs/>
+          <w:lang w:val="en-IN"/>
+        </w:rPr>
+        <w:t>Servlet container is prepared.</w:t>
+      </w:r>
+    </w:p>
+    <w:p>
+      <w:pPr>
+        <w:pStyle w:val="ListParagraph"/>
+        <w:numPr>
+          <w:ilvl w:val="0"/>
+          <w:numId w:val="72"/>
+        </w:numPr>
+        <w:rPr>
+          <w:bCs/>
+          <w:lang w:val="en-IN"/>
+        </w:rPr>
+      </w:pPr>
+      <w:r>
+        <w:rPr>
+          <w:bCs/>
+          <w:lang w:val="en-IN"/>
+        </w:rPr>
+        <w:t>But the server will start only after bean creation is finished.</w:t>
+      </w:r>
+    </w:p>
+    <w:p>
+      <w:pPr>
+        <w:rPr>
+          <w:bCs/>
+          <w:lang w:val="en-IN"/>
+        </w:rPr>
+      </w:pPr>
+      <w:r>
+        <w:rPr>
+          <w:b/>
+          <w:lang w:val="en-IN"/>
+        </w:rPr>
+        <w:t>Step 5</w:t>
+      </w:r>
+      <w:r>
+        <w:rPr>
+          <w:bCs/>
+          <w:lang w:val="en-IN"/>
+        </w:rPr>
+        <w:t xml:space="preserve"> — Component Scanning</w:t>
+      </w:r>
+      <w:r>
+        <w:rPr>
+          <w:bCs/>
+          <w:lang w:val="en-IN"/>
+        </w:rPr>
+        <w:t xml:space="preserve">. Spring scans the </w:t>
+      </w:r>
+      <w:proofErr w:type="spellStart"/>
+      <w:r>
+        <w:rPr>
+          <w:bCs/>
+          <w:lang w:val="en-IN"/>
+        </w:rPr>
+        <w:t>classpath</w:t>
+      </w:r>
+      <w:proofErr w:type="spellEnd"/>
+      <w:r>
+        <w:rPr>
+          <w:bCs/>
+          <w:lang w:val="en-IN"/>
+        </w:rPr>
+        <w:t xml:space="preserve"> for </w:t>
+      </w:r>
+      <w:r>
+        <w:rPr>
+          <w:bCs/>
+          <w:lang w:val="en-IN"/>
+        </w:rPr>
+        <w:t>@Component, @Service, @Repository, @Controller, @</w:t>
+      </w:r>
+      <w:proofErr w:type="spellStart"/>
+      <w:r>
+        <w:rPr>
+          <w:bCs/>
+          <w:lang w:val="en-IN"/>
+        </w:rPr>
+        <w:t>RestController</w:t>
+      </w:r>
+      <w:proofErr w:type="spellEnd"/>
+      <w:r>
+        <w:rPr>
+          <w:bCs/>
+          <w:lang w:val="en-IN"/>
+        </w:rPr>
+        <w:t>,</w:t>
+      </w:r>
+      <w:r>
+        <w:rPr>
+          <w:bCs/>
+          <w:lang w:val="en-IN"/>
+        </w:rPr>
+        <w:t xml:space="preserve"> </w:t>
+      </w:r>
+      <w:r>
+        <w:rPr>
+          <w:bCs/>
+          <w:lang w:val="en-IN"/>
+        </w:rPr>
+        <w:t>and for @Configuration classes containing @Bean methods.</w:t>
+      </w:r>
+      <w:r>
+        <w:rPr>
+          <w:bCs/>
+          <w:lang w:val="en-IN"/>
+        </w:rPr>
+        <w:t xml:space="preserve"> </w:t>
+      </w:r>
+      <w:r>
+        <w:rPr>
+          <w:bCs/>
+          <w:lang w:val="en-IN"/>
+        </w:rPr>
+        <w:t>Bean definitions are created — but beans are not instantiated yet.</w:t>
+      </w:r>
+    </w:p>
+    <w:p>
+      <w:pPr>
+        <w:rPr>
+          <w:bCs/>
+          <w:lang w:val="en-IN"/>
+        </w:rPr>
+      </w:pPr>
+      <w:r>
+        <w:rPr>
+          <w:b/>
+          <w:lang w:val="en-IN"/>
+        </w:rPr>
+        <w:t>Step 6</w:t>
+      </w:r>
+      <w:r>
+        <w:rPr>
+          <w:bCs/>
+          <w:lang w:val="en-IN"/>
+        </w:rPr>
+        <w:t xml:space="preserve"> — Auto-Configuration is applied</w:t>
+      </w:r>
+      <w:r>
+        <w:rPr>
+          <w:bCs/>
+          <w:lang w:val="en-IN"/>
+        </w:rPr>
+        <w:t xml:space="preserve">. </w:t>
+      </w:r>
+      <w:r>
+        <w:rPr>
+          <w:bCs/>
+          <w:lang w:val="en-IN"/>
+        </w:rPr>
+        <w:t>@</w:t>
+      </w:r>
+      <w:proofErr w:type="spellStart"/>
+      <w:r>
+        <w:rPr>
+          <w:bCs/>
+          <w:lang w:val="en-IN"/>
+        </w:rPr>
+        <w:t>EnableAutoConfiguration</w:t>
+      </w:r>
+      <w:proofErr w:type="spellEnd"/>
+      <w:r>
+        <w:rPr>
+          <w:bCs/>
+          <w:lang w:val="en-IN"/>
+        </w:rPr>
+        <w:t xml:space="preserve"> triggers Spring Boot to load many auto-</w:t>
+      </w:r>
+      <w:proofErr w:type="spellStart"/>
+      <w:r>
+        <w:rPr>
+          <w:bCs/>
+          <w:lang w:val="en-IN"/>
+        </w:rPr>
+        <w:t>config</w:t>
+      </w:r>
+      <w:proofErr w:type="spellEnd"/>
+      <w:r>
+        <w:rPr>
+          <w:bCs/>
+          <w:lang w:val="en-IN"/>
+        </w:rPr>
+        <w:t xml:space="preserve"> classes</w:t>
+      </w:r>
+      <w:r>
+        <w:rPr>
+          <w:bCs/>
+          <w:lang w:val="en-IN"/>
+        </w:rPr>
+        <w:t xml:space="preserve">, </w:t>
+      </w:r>
+      <w:r>
+        <w:rPr>
+          <w:bCs/>
+          <w:lang w:val="en-IN"/>
+        </w:rPr>
+        <w:t>but only if their conditions match (@</w:t>
+      </w:r>
+      <w:proofErr w:type="spellStart"/>
+      <w:r>
+        <w:rPr>
+          <w:bCs/>
+          <w:lang w:val="en-IN"/>
+        </w:rPr>
+        <w:t>ConditionalOnClass</w:t>
+      </w:r>
+      <w:proofErr w:type="spellEnd"/>
+      <w:r>
+        <w:rPr>
+          <w:bCs/>
+          <w:lang w:val="en-IN"/>
+        </w:rPr>
+        <w:t>, @</w:t>
+      </w:r>
+      <w:proofErr w:type="spellStart"/>
+      <w:r>
+        <w:rPr>
+          <w:bCs/>
+          <w:lang w:val="en-IN"/>
+        </w:rPr>
+        <w:t>ConditionalOnProperty</w:t>
+      </w:r>
+      <w:proofErr w:type="spellEnd"/>
+      <w:r>
+        <w:rPr>
+          <w:bCs/>
+          <w:lang w:val="en-IN"/>
+        </w:rPr>
+        <w:t>, etc.).</w:t>
+      </w:r>
+    </w:p>
+    <w:p>
+      <w:pPr>
+        <w:rPr>
+          <w:bCs/>
+          <w:lang w:val="en-IN"/>
+        </w:rPr>
+      </w:pPr>
+      <w:r>
+        <w:rPr>
+          <w:b/>
+          <w:lang w:val="en-IN"/>
+        </w:rPr>
+        <w:t>Step 7</w:t>
+      </w:r>
+      <w:r>
+        <w:rPr>
+          <w:bCs/>
+          <w:lang w:val="en-IN"/>
+        </w:rPr>
+        <w:t xml:space="preserve"> — Beans are instantiated</w:t>
+      </w:r>
+      <w:r>
+        <w:rPr>
+          <w:bCs/>
+          <w:lang w:val="en-IN"/>
+        </w:rPr>
+        <w:t xml:space="preserve">. </w:t>
+      </w:r>
+      <w:r>
+        <w:rPr>
+          <w:bCs/>
+          <w:lang w:val="en-IN"/>
+        </w:rPr>
+        <w:t>Spring now:</w:t>
+      </w:r>
+    </w:p>
+    <w:p>
+      <w:pPr>
+        <w:pStyle w:val="ListParagraph"/>
+        <w:numPr>
+          <w:ilvl w:val="0"/>
+          <w:numId w:val="73"/>
+        </w:numPr>
+        <w:rPr>
+          <w:bCs/>
+          <w:lang w:val="en-IN"/>
+        </w:rPr>
+      </w:pPr>
+      <w:r>
+        <w:rPr>
+          <w:bCs/>
+          <w:lang w:val="en-IN"/>
+        </w:rPr>
+        <w:t>Instantiates singleton beans</w:t>
+      </w:r>
+    </w:p>
+    <w:p>
+      <w:pPr>
+        <w:pStyle w:val="ListParagraph"/>
+        <w:numPr>
+          <w:ilvl w:val="0"/>
+          <w:numId w:val="73"/>
+        </w:numPr>
+        <w:rPr>
+          <w:bCs/>
+          <w:lang w:val="en-IN"/>
+        </w:rPr>
+      </w:pPr>
+      <w:r>
+        <w:rPr>
+          <w:bCs/>
+          <w:lang w:val="en-IN"/>
+        </w:rPr>
+        <w:t>Injects dependencies</w:t>
+      </w:r>
+    </w:p>
+    <w:p>
+      <w:pPr>
+        <w:pStyle w:val="ListParagraph"/>
+        <w:numPr>
+          <w:ilvl w:val="0"/>
+          <w:numId w:val="73"/>
+        </w:numPr>
+        <w:rPr>
+          <w:bCs/>
+          <w:lang w:val="en-IN"/>
+        </w:rPr>
+      </w:pPr>
+      <w:r>
+        <w:rPr>
+          <w:bCs/>
+          <w:lang w:val="en-IN"/>
+        </w:rPr>
+        <w:t>Applies AOP proxies</w:t>
+      </w:r>
+    </w:p>
+    <w:p>
+      <w:pPr>
+        <w:pStyle w:val="ListParagraph"/>
+        <w:numPr>
+          <w:ilvl w:val="0"/>
+          <w:numId w:val="73"/>
+        </w:numPr>
+        <w:rPr>
+          <w:bCs/>
+          <w:lang w:val="en-IN"/>
+        </w:rPr>
+      </w:pPr>
+      <w:r>
+        <w:rPr>
+          <w:bCs/>
+          <w:lang w:val="en-IN"/>
+        </w:rPr>
+        <w:t xml:space="preserve">Calls lifecycle </w:t>
+      </w:r>
+      <w:proofErr w:type="spellStart"/>
+      <w:r>
+        <w:rPr>
+          <w:bCs/>
+          <w:lang w:val="en-IN"/>
+        </w:rPr>
+        <w:t>callbacks</w:t>
+      </w:r>
+      <w:proofErr w:type="spellEnd"/>
+      <w:r>
+        <w:rPr>
+          <w:bCs/>
+          <w:lang w:val="en-IN"/>
+        </w:rPr>
+        <w:t xml:space="preserve"> (@</w:t>
+      </w:r>
+      <w:proofErr w:type="spellStart"/>
+      <w:r>
+        <w:rPr>
+          <w:bCs/>
+          <w:lang w:val="en-IN"/>
+        </w:rPr>
+        <w:t>PostConstruct</w:t>
+      </w:r>
+      <w:proofErr w:type="spellEnd"/>
+      <w:r>
+        <w:rPr>
+          <w:bCs/>
+          <w:lang w:val="en-IN"/>
+        </w:rPr>
+        <w:t xml:space="preserve">, </w:t>
+      </w:r>
+      <w:proofErr w:type="spellStart"/>
+      <w:r>
+        <w:rPr>
+          <w:bCs/>
+          <w:lang w:val="en-IN"/>
+        </w:rPr>
+        <w:t>InitializingBean</w:t>
+      </w:r>
+      <w:proofErr w:type="spellEnd"/>
+      <w:r>
+        <w:rPr>
+          <w:bCs/>
+          <w:lang w:val="en-IN"/>
+        </w:rPr>
+        <w:t>, etc.)</w:t>
+      </w:r>
+    </w:p>
+    <w:p>
+      <w:pPr>
+        <w:rPr>
+          <w:bCs/>
+          <w:lang w:val="en-IN"/>
+        </w:rPr>
+      </w:pPr>
+      <w:r>
+        <w:rPr>
+          <w:bCs/>
+          <w:lang w:val="en-IN"/>
+        </w:rPr>
+        <w:t xml:space="preserve">After this step, the whole </w:t>
+      </w:r>
+      <w:proofErr w:type="spellStart"/>
+      <w:r>
+        <w:rPr>
+          <w:bCs/>
+          <w:lang w:val="en-IN"/>
+        </w:rPr>
+        <w:t>ApplicationContext</w:t>
+      </w:r>
+      <w:proofErr w:type="spellEnd"/>
+      <w:r>
+        <w:rPr>
+          <w:bCs/>
+          <w:lang w:val="en-IN"/>
+        </w:rPr>
+        <w:t xml:space="preserve"> is fully ready.</w:t>
+      </w:r>
+    </w:p>
+    <w:p>
+      <w:pPr>
+        <w:rPr>
+          <w:bCs/>
+          <w:lang w:val="en-IN"/>
+        </w:rPr>
+      </w:pPr>
+      <w:r>
+        <w:rPr>
+          <w:b/>
+          <w:lang w:val="en-IN"/>
+        </w:rPr>
+        <w:t>Step 8</w:t>
+      </w:r>
+      <w:r>
+        <w:rPr>
+          <w:bCs/>
+          <w:lang w:val="en-IN"/>
+        </w:rPr>
+        <w:t xml:space="preserve"> — Web Server actually starts</w:t>
+      </w:r>
+      <w:r>
+        <w:rPr>
+          <w:bCs/>
+          <w:lang w:val="en-IN"/>
+        </w:rPr>
+        <w:t xml:space="preserve">. </w:t>
+      </w:r>
+      <w:r>
+        <w:rPr>
+          <w:bCs/>
+          <w:lang w:val="en-IN"/>
+        </w:rPr>
+        <w:t>The embedded server is now started,</w:t>
+      </w:r>
+      <w:r>
+        <w:rPr>
+          <w:bCs/>
+          <w:lang w:val="en-IN"/>
+        </w:rPr>
+        <w:t xml:space="preserve"> </w:t>
+      </w:r>
+      <w:r>
+        <w:rPr>
+          <w:bCs/>
+          <w:lang w:val="en-IN"/>
+        </w:rPr>
+        <w:t>port is opened (e.g., 8080),</w:t>
+      </w:r>
+      <w:r>
+        <w:rPr>
+          <w:bCs/>
+          <w:lang w:val="en-IN"/>
+        </w:rPr>
+        <w:t xml:space="preserve"> </w:t>
+      </w:r>
+      <w:r>
+        <w:rPr>
+          <w:bCs/>
+          <w:lang w:val="en-IN"/>
+        </w:rPr>
+        <w:t xml:space="preserve">and </w:t>
+      </w:r>
+      <w:proofErr w:type="gramStart"/>
+      <w:r>
+        <w:rPr>
+          <w:bCs/>
+          <w:lang w:val="en-IN"/>
+        </w:rPr>
+        <w:t>Spring</w:t>
+      </w:r>
+      <w:proofErr w:type="gramEnd"/>
+      <w:r>
+        <w:rPr>
+          <w:bCs/>
+          <w:lang w:val="en-IN"/>
+        </w:rPr>
+        <w:t xml:space="preserve"> prints:</w:t>
+      </w:r>
+      <w:r>
+        <w:rPr>
+          <w:bCs/>
+          <w:lang w:val="en-IN"/>
+        </w:rPr>
+        <w:t xml:space="preserve"> </w:t>
+      </w:r>
+      <w:r>
+        <w:rPr>
+          <w:bCs/>
+          <w:lang w:val="en-IN"/>
+        </w:rPr>
+        <w:t>“Started Application in X seconds”</w:t>
+      </w:r>
     </w:p>
     <w:p>
       <w:pPr>
@@ -27089,85 +28226,85 @@
           <w:b/>
           <w:lang w:val="en-IN"/>
         </w:rPr>
+        <w:t xml:space="preserve">How spring boot simplifies the deployment process compared to </w:t>
+      </w:r>
+      <w:proofErr w:type="gramStart"/>
+      <w:r>
+        <w:rPr>
+          <w:b/>
+          <w:lang w:val="en-IN"/>
+        </w:rPr>
+        <w:t>Spring</w:t>
+      </w:r>
+      <w:proofErr w:type="gramEnd"/>
+      <w:r>
+        <w:rPr>
+          <w:b/>
+          <w:lang w:val="en-IN"/>
+        </w:rPr>
+        <w:t xml:space="preserve"> application?</w:t>
+      </w:r>
+    </w:p>
+    <w:p>
+      <w:pPr>
+        <w:rPr>
+          <w:bCs/>
+          <w:lang w:val="en-IN"/>
+        </w:rPr>
+      </w:pPr>
+      <w:r>
+        <w:rPr>
+          <w:bCs/>
+          <w:lang w:val="en-IN"/>
+        </w:rPr>
+        <w:t xml:space="preserve">In traditional </w:t>
+      </w:r>
+      <w:proofErr w:type="gramStart"/>
+      <w:r>
+        <w:rPr>
+          <w:bCs/>
+          <w:lang w:val="en-IN"/>
+        </w:rPr>
+        <w:t>Spring</w:t>
+      </w:r>
+      <w:proofErr w:type="gramEnd"/>
+      <w:r>
+        <w:rPr>
+          <w:bCs/>
+          <w:lang w:val="en-IN"/>
+        </w:rPr>
+        <w:t xml:space="preserve"> applications, we had to create WAR files and deploy them on external servers like Tomcat or </w:t>
+      </w:r>
+      <w:proofErr w:type="spellStart"/>
+      <w:r>
+        <w:rPr>
+          <w:bCs/>
+          <w:lang w:val="en-IN"/>
+        </w:rPr>
+        <w:t>WebLogic</w:t>
+      </w:r>
+      <w:proofErr w:type="spellEnd"/>
+      <w:r>
+        <w:rPr>
+          <w:bCs/>
+          <w:lang w:val="en-IN"/>
+        </w:rPr>
+        <w:t>.</w:t>
+      </w:r>
+    </w:p>
+    <w:p>
+      <w:pPr>
+        <w:rPr>
+          <w:bCs/>
+          <w:lang w:val="en-IN"/>
+        </w:rPr>
+      </w:pPr>
+      <w:r>
+        <w:rPr>
+          <w:bCs/>
+          <w:lang w:val="en-IN"/>
+        </w:rPr>
         <w:lastRenderedPageBreak/>
-        <w:t xml:space="preserve">How spring boot simplifies the deployment process compared to </w:t>
-      </w:r>
-      <w:proofErr w:type="gramStart"/>
-      <w:r>
-        <w:rPr>
-          <w:b/>
-          <w:lang w:val="en-IN"/>
-        </w:rPr>
-        <w:t>Spring</w:t>
-      </w:r>
-      <w:proofErr w:type="gramEnd"/>
-      <w:r>
-        <w:rPr>
-          <w:b/>
-          <w:lang w:val="en-IN"/>
-        </w:rPr>
-        <w:t xml:space="preserve"> application?</w:t>
-      </w:r>
-    </w:p>
-    <w:p>
-      <w:pPr>
-        <w:rPr>
-          <w:bCs/>
-          <w:lang w:val="en-IN"/>
-        </w:rPr>
-      </w:pPr>
-      <w:r>
-        <w:rPr>
-          <w:bCs/>
-          <w:lang w:val="en-IN"/>
-        </w:rPr>
-        <w:t xml:space="preserve">In traditional </w:t>
-      </w:r>
-      <w:proofErr w:type="gramStart"/>
-      <w:r>
-        <w:rPr>
-          <w:bCs/>
-          <w:lang w:val="en-IN"/>
-        </w:rPr>
-        <w:t>Spring</w:t>
-      </w:r>
-      <w:proofErr w:type="gramEnd"/>
-      <w:r>
-        <w:rPr>
-          <w:bCs/>
-          <w:lang w:val="en-IN"/>
-        </w:rPr>
-        <w:t xml:space="preserve"> applications, we had to create WAR files and deploy them on external servers like Tomcat or </w:t>
-      </w:r>
-      <w:proofErr w:type="spellStart"/>
-      <w:r>
-        <w:rPr>
-          <w:bCs/>
-          <w:lang w:val="en-IN"/>
-        </w:rPr>
-        <w:t>WebLogic</w:t>
-      </w:r>
-      <w:proofErr w:type="spellEnd"/>
-      <w:r>
-        <w:rPr>
-          <w:bCs/>
-          <w:lang w:val="en-IN"/>
-        </w:rPr>
-        <w:t>.</w:t>
-      </w:r>
-    </w:p>
-    <w:p>
-      <w:pPr>
-        <w:rPr>
-          <w:bCs/>
-          <w:lang w:val="en-IN"/>
-        </w:rPr>
-      </w:pPr>
-      <w:r>
-        <w:rPr>
-          <w:bCs/>
-          <w:lang w:val="en-IN"/>
-        </w:rPr>
         <w:t>Spring Boot simplifies this by providing an embedded server, auto-configuration, and an executable JAR This removes the need for external servers, reduces configuration overhead, and makes deployments faster, more portable, and cloud-friendly.</w:t>
       </w:r>
     </w:p>
@@ -39367,6 +40504,119 @@
     </w:lvl>
   </w:abstractNum>
   <w:abstractNum w:abstractNumId="21">
+    <w:nsid w:val="244C23E9"/>
+    <w:multiLevelType w:val="hybridMultilevel"/>
+    <w:tmpl w:val="B7F6CE84"/>
+    <w:lvl w:ilvl="0" w:tplc="04090001">
+      <w:start w:val="1"/>
+      <w:numFmt w:val="bullet"/>
+      <w:lvlText w:val=""/>
+      <w:lvlJc w:val="left"/>
+      <w:pPr>
+        <w:ind w:left="720" w:hanging="360"/>
+      </w:pPr>
+      <w:rPr>
+        <w:rFonts w:ascii="Symbol" w:hAnsi="Symbol" w:hint="default"/>
+      </w:rPr>
+    </w:lvl>
+    <w:lvl w:ilvl="1" w:tplc="04090003" w:tentative="1">
+      <w:start w:val="1"/>
+      <w:numFmt w:val="bullet"/>
+      <w:lvlText w:val="o"/>
+      <w:lvlJc w:val="left"/>
+      <w:pPr>
+        <w:ind w:left="1440" w:hanging="360"/>
+      </w:pPr>
+      <w:rPr>
+        <w:rFonts w:ascii="Courier New" w:hAnsi="Courier New" w:cs="Courier New" w:hint="default"/>
+      </w:rPr>
+    </w:lvl>
+    <w:lvl w:ilvl="2" w:tplc="04090005" w:tentative="1">
+      <w:start w:val="1"/>
+      <w:numFmt w:val="bullet"/>
+      <w:lvlText w:val=""/>
+      <w:lvlJc w:val="left"/>
+      <w:pPr>
+        <w:ind w:left="2160" w:hanging="360"/>
+      </w:pPr>
+      <w:rPr>
+        <w:rFonts w:ascii="Wingdings" w:hAnsi="Wingdings" w:hint="default"/>
+      </w:rPr>
+    </w:lvl>
+    <w:lvl w:ilvl="3" w:tplc="04090001" w:tentative="1">
+      <w:start w:val="1"/>
+      <w:numFmt w:val="bullet"/>
+      <w:lvlText w:val=""/>
+      <w:lvlJc w:val="left"/>
+      <w:pPr>
+        <w:ind w:left="2880" w:hanging="360"/>
+      </w:pPr>
+      <w:rPr>
+        <w:rFonts w:ascii="Symbol" w:hAnsi="Symbol" w:hint="default"/>
+      </w:rPr>
+    </w:lvl>
+    <w:lvl w:ilvl="4" w:tplc="04090003" w:tentative="1">
+      <w:start w:val="1"/>
+      <w:numFmt w:val="bullet"/>
+      <w:lvlText w:val="o"/>
+      <w:lvlJc w:val="left"/>
+      <w:pPr>
+        <w:ind w:left="3600" w:hanging="360"/>
+      </w:pPr>
+      <w:rPr>
+        <w:rFonts w:ascii="Courier New" w:hAnsi="Courier New" w:cs="Courier New" w:hint="default"/>
+      </w:rPr>
+    </w:lvl>
+    <w:lvl w:ilvl="5" w:tplc="04090005" w:tentative="1">
+      <w:start w:val="1"/>
+      <w:numFmt w:val="bullet"/>
+      <w:lvlText w:val=""/>
+      <w:lvlJc w:val="left"/>
+      <w:pPr>
+        <w:ind w:left="4320" w:hanging="360"/>
+      </w:pPr>
+      <w:rPr>
+        <w:rFonts w:ascii="Wingdings" w:hAnsi="Wingdings" w:hint="default"/>
+      </w:rPr>
+    </w:lvl>
+    <w:lvl w:ilvl="6" w:tplc="04090001" w:tentative="1">
+      <w:start w:val="1"/>
+      <w:numFmt w:val="bullet"/>
+      <w:lvlText w:val=""/>
+      <w:lvlJc w:val="left"/>
+      <w:pPr>
+        <w:ind w:left="5040" w:hanging="360"/>
+      </w:pPr>
+      <w:rPr>
+        <w:rFonts w:ascii="Symbol" w:hAnsi="Symbol" w:hint="default"/>
+      </w:rPr>
+    </w:lvl>
+    <w:lvl w:ilvl="7" w:tplc="04090003" w:tentative="1">
+      <w:start w:val="1"/>
+      <w:numFmt w:val="bullet"/>
+      <w:lvlText w:val="o"/>
+      <w:lvlJc w:val="left"/>
+      <w:pPr>
+        <w:ind w:left="5760" w:hanging="360"/>
+      </w:pPr>
+      <w:rPr>
+        <w:rFonts w:ascii="Courier New" w:hAnsi="Courier New" w:cs="Courier New" w:hint="default"/>
+      </w:rPr>
+    </w:lvl>
+    <w:lvl w:ilvl="8" w:tplc="04090005" w:tentative="1">
+      <w:start w:val="1"/>
+      <w:numFmt w:val="bullet"/>
+      <w:lvlText w:val=""/>
+      <w:lvlJc w:val="left"/>
+      <w:pPr>
+        <w:ind w:left="6480" w:hanging="360"/>
+      </w:pPr>
+      <w:rPr>
+        <w:rFonts w:ascii="Wingdings" w:hAnsi="Wingdings" w:hint="default"/>
+      </w:rPr>
+    </w:lvl>
+  </w:abstractNum>
+  <w:abstractNum w:abstractNumId="22">
     <w:nsid w:val="25A01C56"/>
     <w:multiLevelType w:val="hybridMultilevel"/>
     <w:tmpl w:val="9F46D6C0"/>
@@ -39455,7 +40705,7 @@
       </w:pPr>
     </w:lvl>
   </w:abstractNum>
-  <w:abstractNum w:abstractNumId="22">
+  <w:abstractNum w:abstractNumId="23">
     <w:nsid w:val="274070CB"/>
     <w:multiLevelType w:val="hybridMultilevel"/>
     <w:tmpl w:val="391AEEE0"/>
@@ -39568,7 +40818,7 @@
       </w:rPr>
     </w:lvl>
   </w:abstractNum>
-  <w:abstractNum w:abstractNumId="23">
+  <w:abstractNum w:abstractNumId="24">
     <w:nsid w:val="2AA23802"/>
     <w:multiLevelType w:val="hybridMultilevel"/>
     <w:tmpl w:val="C71E8520"/>
@@ -39681,7 +40931,7 @@
       </w:rPr>
     </w:lvl>
   </w:abstractNum>
-  <w:abstractNum w:abstractNumId="24">
+  <w:abstractNum w:abstractNumId="25">
     <w:nsid w:val="3294066C"/>
     <w:multiLevelType w:val="hybridMultilevel"/>
     <w:tmpl w:val="A0C8AA20"/>
@@ -39794,7 +41044,7 @@
       </w:rPr>
     </w:lvl>
   </w:abstractNum>
-  <w:abstractNum w:abstractNumId="25">
+  <w:abstractNum w:abstractNumId="26">
     <w:nsid w:val="3558243A"/>
     <w:multiLevelType w:val="hybridMultilevel"/>
     <w:tmpl w:val="A40E6030"/>
@@ -39883,7 +41133,7 @@
       </w:pPr>
     </w:lvl>
   </w:abstractNum>
-  <w:abstractNum w:abstractNumId="26">
+  <w:abstractNum w:abstractNumId="27">
     <w:nsid w:val="3600591E"/>
     <w:multiLevelType w:val="hybridMultilevel"/>
     <w:tmpl w:val="884EA53C"/>
@@ -39996,7 +41246,7 @@
       </w:rPr>
     </w:lvl>
   </w:abstractNum>
-  <w:abstractNum w:abstractNumId="27">
+  <w:abstractNum w:abstractNumId="28">
     <w:nsid w:val="38E15924"/>
     <w:multiLevelType w:val="hybridMultilevel"/>
     <w:tmpl w:val="2A86D50A"/>
@@ -40082,7 +41332,7 @@
       </w:pPr>
     </w:lvl>
   </w:abstractNum>
-  <w:abstractNum w:abstractNumId="28">
+  <w:abstractNum w:abstractNumId="29">
     <w:nsid w:val="3A2010DF"/>
     <w:multiLevelType w:val="hybridMultilevel"/>
     <w:tmpl w:val="0E3A40DA"/>
@@ -40171,7 +41421,7 @@
       </w:pPr>
     </w:lvl>
   </w:abstractNum>
-  <w:abstractNum w:abstractNumId="29">
+  <w:abstractNum w:abstractNumId="30">
     <w:nsid w:val="3D274510"/>
     <w:multiLevelType w:val="hybridMultilevel"/>
     <w:tmpl w:val="68E48666"/>
@@ -40260,7 +41510,7 @@
       </w:pPr>
     </w:lvl>
   </w:abstractNum>
-  <w:abstractNum w:abstractNumId="30">
+  <w:abstractNum w:abstractNumId="31">
     <w:nsid w:val="3D2908A8"/>
     <w:multiLevelType w:val="hybridMultilevel"/>
     <w:tmpl w:val="86120A6E"/>
@@ -40373,7 +41623,7 @@
       </w:rPr>
     </w:lvl>
   </w:abstractNum>
-  <w:abstractNum w:abstractNumId="31">
+  <w:abstractNum w:abstractNumId="32">
     <w:nsid w:val="3D9A0B0C"/>
     <w:multiLevelType w:val="hybridMultilevel"/>
     <w:tmpl w:val="FE0497D2"/>
@@ -40462,7 +41712,7 @@
       </w:pPr>
     </w:lvl>
   </w:abstractNum>
-  <w:abstractNum w:abstractNumId="32">
+  <w:abstractNum w:abstractNumId="33">
     <w:nsid w:val="3F34748F"/>
     <w:multiLevelType w:val="hybridMultilevel"/>
     <w:tmpl w:val="D3644718"/>
@@ -40575,7 +41825,7 @@
       </w:rPr>
     </w:lvl>
   </w:abstractNum>
-  <w:abstractNum w:abstractNumId="33">
+  <w:abstractNum w:abstractNumId="34">
     <w:nsid w:val="40DE53FE"/>
     <w:multiLevelType w:val="multilevel"/>
     <w:tmpl w:val="DCCE7B46"/>
@@ -40688,7 +41938,7 @@
       </w:rPr>
     </w:lvl>
   </w:abstractNum>
-  <w:abstractNum w:abstractNumId="34">
+  <w:abstractNum w:abstractNumId="35">
     <w:nsid w:val="41A2316A"/>
     <w:multiLevelType w:val="hybridMultilevel"/>
     <w:tmpl w:val="D4E60E4C"/>
@@ -40801,7 +42051,7 @@
       </w:rPr>
     </w:lvl>
   </w:abstractNum>
-  <w:abstractNum w:abstractNumId="35">
+  <w:abstractNum w:abstractNumId="36">
     <w:nsid w:val="446A48E5"/>
     <w:multiLevelType w:val="hybridMultilevel"/>
     <w:tmpl w:val="7BC6DF22"/>
@@ -40914,7 +42164,120 @@
       </w:rPr>
     </w:lvl>
   </w:abstractNum>
-  <w:abstractNum w:abstractNumId="36">
+  <w:abstractNum w:abstractNumId="37">
+    <w:nsid w:val="448D1609"/>
+    <w:multiLevelType w:val="hybridMultilevel"/>
+    <w:tmpl w:val="3E20E02E"/>
+    <w:lvl w:ilvl="0" w:tplc="04090001">
+      <w:start w:val="1"/>
+      <w:numFmt w:val="bullet"/>
+      <w:lvlText w:val=""/>
+      <w:lvlJc w:val="left"/>
+      <w:pPr>
+        <w:ind w:left="720" w:hanging="360"/>
+      </w:pPr>
+      <w:rPr>
+        <w:rFonts w:ascii="Symbol" w:hAnsi="Symbol" w:hint="default"/>
+      </w:rPr>
+    </w:lvl>
+    <w:lvl w:ilvl="1" w:tplc="04090003" w:tentative="1">
+      <w:start w:val="1"/>
+      <w:numFmt w:val="bullet"/>
+      <w:lvlText w:val="o"/>
+      <w:lvlJc w:val="left"/>
+      <w:pPr>
+        <w:ind w:left="1440" w:hanging="360"/>
+      </w:pPr>
+      <w:rPr>
+        <w:rFonts w:ascii="Courier New" w:hAnsi="Courier New" w:cs="Courier New" w:hint="default"/>
+      </w:rPr>
+    </w:lvl>
+    <w:lvl w:ilvl="2" w:tplc="04090005" w:tentative="1">
+      <w:start w:val="1"/>
+      <w:numFmt w:val="bullet"/>
+      <w:lvlText w:val=""/>
+      <w:lvlJc w:val="left"/>
+      <w:pPr>
+        <w:ind w:left="2160" w:hanging="360"/>
+      </w:pPr>
+      <w:rPr>
+        <w:rFonts w:ascii="Wingdings" w:hAnsi="Wingdings" w:hint="default"/>
+      </w:rPr>
+    </w:lvl>
+    <w:lvl w:ilvl="3" w:tplc="04090001" w:tentative="1">
+      <w:start w:val="1"/>
+      <w:numFmt w:val="bullet"/>
+      <w:lvlText w:val=""/>
+      <w:lvlJc w:val="left"/>
+      <w:pPr>
+        <w:ind w:left="2880" w:hanging="360"/>
+      </w:pPr>
+      <w:rPr>
+        <w:rFonts w:ascii="Symbol" w:hAnsi="Symbol" w:hint="default"/>
+      </w:rPr>
+    </w:lvl>
+    <w:lvl w:ilvl="4" w:tplc="04090003" w:tentative="1">
+      <w:start w:val="1"/>
+      <w:numFmt w:val="bullet"/>
+      <w:lvlText w:val="o"/>
+      <w:lvlJc w:val="left"/>
+      <w:pPr>
+        <w:ind w:left="3600" w:hanging="360"/>
+      </w:pPr>
+      <w:rPr>
+        <w:rFonts w:ascii="Courier New" w:hAnsi="Courier New" w:cs="Courier New" w:hint="default"/>
+      </w:rPr>
+    </w:lvl>
+    <w:lvl w:ilvl="5" w:tplc="04090005" w:tentative="1">
+      <w:start w:val="1"/>
+      <w:numFmt w:val="bullet"/>
+      <w:lvlText w:val=""/>
+      <w:lvlJc w:val="left"/>
+      <w:pPr>
+        <w:ind w:left="4320" w:hanging="360"/>
+      </w:pPr>
+      <w:rPr>
+        <w:rFonts w:ascii="Wingdings" w:hAnsi="Wingdings" w:hint="default"/>
+      </w:rPr>
+    </w:lvl>
+    <w:lvl w:ilvl="6" w:tplc="04090001" w:tentative="1">
+      <w:start w:val="1"/>
+      <w:numFmt w:val="bullet"/>
+      <w:lvlText w:val=""/>
+      <w:lvlJc w:val="left"/>
+      <w:pPr>
+        <w:ind w:left="5040" w:hanging="360"/>
+      </w:pPr>
+      <w:rPr>
+        <w:rFonts w:ascii="Symbol" w:hAnsi="Symbol" w:hint="default"/>
+      </w:rPr>
+    </w:lvl>
+    <w:lvl w:ilvl="7" w:tplc="04090003" w:tentative="1">
+      <w:start w:val="1"/>
+      <w:numFmt w:val="bullet"/>
+      <w:lvlText w:val="o"/>
+      <w:lvlJc w:val="left"/>
+      <w:pPr>
+        <w:ind w:left="5760" w:hanging="360"/>
+      </w:pPr>
+      <w:rPr>
+        <w:rFonts w:ascii="Courier New" w:hAnsi="Courier New" w:cs="Courier New" w:hint="default"/>
+      </w:rPr>
+    </w:lvl>
+    <w:lvl w:ilvl="8" w:tplc="04090005" w:tentative="1">
+      <w:start w:val="1"/>
+      <w:numFmt w:val="bullet"/>
+      <w:lvlText w:val=""/>
+      <w:lvlJc w:val="left"/>
+      <w:pPr>
+        <w:ind w:left="6480" w:hanging="360"/>
+      </w:pPr>
+      <w:rPr>
+        <w:rFonts w:ascii="Wingdings" w:hAnsi="Wingdings" w:hint="default"/>
+      </w:rPr>
+    </w:lvl>
+  </w:abstractNum>
+  <w:abstractNum w:abstractNumId="38">
     <w:nsid w:val="45976EC8"/>
     <w:multiLevelType w:val="hybridMultilevel"/>
     <w:tmpl w:val="75EA06AE"/>
@@ -41027,7 +42390,7 @@
       </w:rPr>
     </w:lvl>
   </w:abstractNum>
-  <w:abstractNum w:abstractNumId="37">
+  <w:abstractNum w:abstractNumId="39">
     <w:nsid w:val="4B107463"/>
     <w:multiLevelType w:val="hybridMultilevel"/>
     <w:tmpl w:val="2BD8509C"/>
@@ -41116,7 +42479,7 @@
       </w:pPr>
     </w:lvl>
   </w:abstractNum>
-  <w:abstractNum w:abstractNumId="38">
+  <w:abstractNum w:abstractNumId="40">
     <w:nsid w:val="4B3D327D"/>
     <w:multiLevelType w:val="hybridMultilevel"/>
     <w:tmpl w:val="240C2F92"/>
@@ -41202,7 +42565,7 @@
       </w:pPr>
     </w:lvl>
   </w:abstractNum>
-  <w:abstractNum w:abstractNumId="39">
+  <w:abstractNum w:abstractNumId="41">
     <w:nsid w:val="502A23A1"/>
     <w:multiLevelType w:val="hybridMultilevel"/>
     <w:tmpl w:val="1734AD12"/>
@@ -41291,7 +42654,7 @@
       </w:pPr>
     </w:lvl>
   </w:abstractNum>
-  <w:abstractNum w:abstractNumId="40">
+  <w:abstractNum w:abstractNumId="42">
     <w:nsid w:val="52E67B06"/>
     <w:multiLevelType w:val="hybridMultilevel"/>
     <w:tmpl w:val="C5B688C0"/>
@@ -41380,7 +42743,7 @@
       </w:pPr>
     </w:lvl>
   </w:abstractNum>
-  <w:abstractNum w:abstractNumId="41">
+  <w:abstractNum w:abstractNumId="43">
     <w:nsid w:val="53BD4FFB"/>
     <w:multiLevelType w:val="hybridMultilevel"/>
     <w:tmpl w:val="EC9A6092"/>
@@ -41470,7 +42833,7 @@
       </w:pPr>
     </w:lvl>
   </w:abstractNum>
-  <w:abstractNum w:abstractNumId="42">
+  <w:abstractNum w:abstractNumId="44">
     <w:nsid w:val="546146DD"/>
     <w:multiLevelType w:val="hybridMultilevel"/>
     <w:tmpl w:val="7A80E584"/>
@@ -41583,7 +42946,7 @@
       </w:rPr>
     </w:lvl>
   </w:abstractNum>
-  <w:abstractNum w:abstractNumId="43">
+  <w:abstractNum w:abstractNumId="45">
     <w:nsid w:val="55030C0D"/>
     <w:multiLevelType w:val="hybridMultilevel"/>
     <w:tmpl w:val="22CC5A8C"/>
@@ -41696,7 +43059,7 @@
       </w:rPr>
     </w:lvl>
   </w:abstractNum>
-  <w:abstractNum w:abstractNumId="44">
+  <w:abstractNum w:abstractNumId="46">
     <w:nsid w:val="57D25439"/>
     <w:multiLevelType w:val="hybridMultilevel"/>
     <w:tmpl w:val="1310D188"/>
@@ -41809,7 +43172,7 @@
       </w:rPr>
     </w:lvl>
   </w:abstractNum>
-  <w:abstractNum w:abstractNumId="45">
+  <w:abstractNum w:abstractNumId="47">
     <w:nsid w:val="5AC74759"/>
     <w:multiLevelType w:val="hybridMultilevel"/>
     <w:tmpl w:val="74E4C4B8"/>
@@ -41898,7 +43261,7 @@
       </w:pPr>
     </w:lvl>
   </w:abstractNum>
-  <w:abstractNum w:abstractNumId="46">
+  <w:abstractNum w:abstractNumId="48">
     <w:nsid w:val="5BC15284"/>
     <w:multiLevelType w:val="hybridMultilevel"/>
     <w:tmpl w:val="51E41BA4"/>
@@ -42011,7 +43374,7 @@
       </w:rPr>
     </w:lvl>
   </w:abstractNum>
-  <w:abstractNum w:abstractNumId="47">
+  <w:abstractNum w:abstractNumId="49">
     <w:nsid w:val="5FE47CBA"/>
     <w:multiLevelType w:val="hybridMultilevel"/>
     <w:tmpl w:val="3DC05E80"/>
@@ -42100,7 +43463,7 @@
       </w:pPr>
     </w:lvl>
   </w:abstractNum>
-  <w:abstractNum w:abstractNumId="48">
+  <w:abstractNum w:abstractNumId="50">
     <w:nsid w:val="60253C4E"/>
     <w:multiLevelType w:val="hybridMultilevel"/>
     <w:tmpl w:val="710C374C"/>
@@ -42213,7 +43576,7 @@
       </w:rPr>
     </w:lvl>
   </w:abstractNum>
-  <w:abstractNum w:abstractNumId="49">
+  <w:abstractNum w:abstractNumId="51">
     <w:nsid w:val="610F37A6"/>
     <w:multiLevelType w:val="hybridMultilevel"/>
     <w:tmpl w:val="5E3A5D2A"/>
@@ -42302,7 +43665,7 @@
       </w:pPr>
     </w:lvl>
   </w:abstractNum>
-  <w:abstractNum w:abstractNumId="50">
+  <w:abstractNum w:abstractNumId="52">
     <w:nsid w:val="63935CF6"/>
     <w:multiLevelType w:val="hybridMultilevel"/>
     <w:tmpl w:val="30EAF0EC"/>
@@ -42415,7 +43778,7 @@
       </w:rPr>
     </w:lvl>
   </w:abstractNum>
-  <w:abstractNum w:abstractNumId="51">
+  <w:abstractNum w:abstractNumId="53">
     <w:nsid w:val="655C4FB5"/>
     <w:multiLevelType w:val="hybridMultilevel"/>
     <w:tmpl w:val="107010D8"/>
@@ -42505,7 +43868,7 @@
       </w:pPr>
     </w:lvl>
   </w:abstractNum>
-  <w:abstractNum w:abstractNumId="52">
+  <w:abstractNum w:abstractNumId="54">
     <w:nsid w:val="65AC488A"/>
     <w:multiLevelType w:val="hybridMultilevel"/>
     <w:tmpl w:val="5F3CFC6A"/>
@@ -42594,7 +43957,7 @@
       </w:pPr>
     </w:lvl>
   </w:abstractNum>
-  <w:abstractNum w:abstractNumId="53">
+  <w:abstractNum w:abstractNumId="55">
     <w:nsid w:val="66A46CBB"/>
     <w:multiLevelType w:val="hybridMultilevel"/>
     <w:tmpl w:val="DBD62A50"/>
@@ -42707,7 +44070,7 @@
       </w:rPr>
     </w:lvl>
   </w:abstractNum>
-  <w:abstractNum w:abstractNumId="54">
+  <w:abstractNum w:abstractNumId="56">
     <w:nsid w:val="66AE6381"/>
     <w:multiLevelType w:val="hybridMultilevel"/>
     <w:tmpl w:val="D0AAB474"/>
@@ -42820,7 +44183,7 @@
       </w:rPr>
     </w:lvl>
   </w:abstractNum>
-  <w:abstractNum w:abstractNumId="55">
+  <w:abstractNum w:abstractNumId="57">
     <w:nsid w:val="677A0908"/>
     <w:multiLevelType w:val="hybridMultilevel"/>
     <w:tmpl w:val="1D5A6872"/>
@@ -42933,7 +44296,7 @@
       </w:rPr>
     </w:lvl>
   </w:abstractNum>
-  <w:abstractNum w:abstractNumId="56">
+  <w:abstractNum w:abstractNumId="58">
     <w:nsid w:val="689F65E6"/>
     <w:multiLevelType w:val="hybridMultilevel"/>
     <w:tmpl w:val="AC30275A"/>
@@ -43046,7 +44409,7 @@
       </w:rPr>
     </w:lvl>
   </w:abstractNum>
-  <w:abstractNum w:abstractNumId="57">
+  <w:abstractNum w:abstractNumId="59">
     <w:nsid w:val="6BB70856"/>
     <w:multiLevelType w:val="hybridMultilevel"/>
     <w:tmpl w:val="CCE401AE"/>
@@ -43159,7 +44522,7 @@
       </w:rPr>
     </w:lvl>
   </w:abstractNum>
-  <w:abstractNum w:abstractNumId="58">
+  <w:abstractNum w:abstractNumId="60">
     <w:nsid w:val="6C4325C6"/>
     <w:multiLevelType w:val="hybridMultilevel"/>
     <w:tmpl w:val="230E505E"/>
@@ -43248,7 +44611,7 @@
       </w:pPr>
     </w:lvl>
   </w:abstractNum>
-  <w:abstractNum w:abstractNumId="59">
+  <w:abstractNum w:abstractNumId="61">
     <w:nsid w:val="6DEE1D45"/>
     <w:multiLevelType w:val="hybridMultilevel"/>
     <w:tmpl w:val="1BA26D06"/>
@@ -43361,7 +44724,120 @@
       </w:rPr>
     </w:lvl>
   </w:abstractNum>
-  <w:abstractNum w:abstractNumId="60">
+  <w:abstractNum w:abstractNumId="62">
+    <w:nsid w:val="6E854488"/>
+    <w:multiLevelType w:val="hybridMultilevel"/>
+    <w:tmpl w:val="C30AF106"/>
+    <w:lvl w:ilvl="0" w:tplc="04090001">
+      <w:start w:val="1"/>
+      <w:numFmt w:val="bullet"/>
+      <w:lvlText w:val=""/>
+      <w:lvlJc w:val="left"/>
+      <w:pPr>
+        <w:ind w:left="720" w:hanging="360"/>
+      </w:pPr>
+      <w:rPr>
+        <w:rFonts w:ascii="Symbol" w:hAnsi="Symbol" w:hint="default"/>
+      </w:rPr>
+    </w:lvl>
+    <w:lvl w:ilvl="1" w:tplc="04090003" w:tentative="1">
+      <w:start w:val="1"/>
+      <w:numFmt w:val="bullet"/>
+      <w:lvlText w:val="o"/>
+      <w:lvlJc w:val="left"/>
+      <w:pPr>
+        <w:ind w:left="1440" w:hanging="360"/>
+      </w:pPr>
+      <w:rPr>
+        <w:rFonts w:ascii="Courier New" w:hAnsi="Courier New" w:cs="Courier New" w:hint="default"/>
+      </w:rPr>
+    </w:lvl>
+    <w:lvl w:ilvl="2" w:tplc="04090005" w:tentative="1">
+      <w:start w:val="1"/>
+      <w:numFmt w:val="bullet"/>
+      <w:lvlText w:val=""/>
+      <w:lvlJc w:val="left"/>
+      <w:pPr>
+        <w:ind w:left="2160" w:hanging="360"/>
+      </w:pPr>
+      <w:rPr>
+        <w:rFonts w:ascii="Wingdings" w:hAnsi="Wingdings" w:hint="default"/>
+      </w:rPr>
+    </w:lvl>
+    <w:lvl w:ilvl="3" w:tplc="04090001" w:tentative="1">
+      <w:start w:val="1"/>
+      <w:numFmt w:val="bullet"/>
+      <w:lvlText w:val=""/>
+      <w:lvlJc w:val="left"/>
+      <w:pPr>
+        <w:ind w:left="2880" w:hanging="360"/>
+      </w:pPr>
+      <w:rPr>
+        <w:rFonts w:ascii="Symbol" w:hAnsi="Symbol" w:hint="default"/>
+      </w:rPr>
+    </w:lvl>
+    <w:lvl w:ilvl="4" w:tplc="04090003" w:tentative="1">
+      <w:start w:val="1"/>
+      <w:numFmt w:val="bullet"/>
+      <w:lvlText w:val="o"/>
+      <w:lvlJc w:val="left"/>
+      <w:pPr>
+        <w:ind w:left="3600" w:hanging="360"/>
+      </w:pPr>
+      <w:rPr>
+        <w:rFonts w:ascii="Courier New" w:hAnsi="Courier New" w:cs="Courier New" w:hint="default"/>
+      </w:rPr>
+    </w:lvl>
+    <w:lvl w:ilvl="5" w:tplc="04090005" w:tentative="1">
+      <w:start w:val="1"/>
+      <w:numFmt w:val="bullet"/>
+      <w:lvlText w:val=""/>
+      <w:lvlJc w:val="left"/>
+      <w:pPr>
+        <w:ind w:left="4320" w:hanging="360"/>
+      </w:pPr>
+      <w:rPr>
+        <w:rFonts w:ascii="Wingdings" w:hAnsi="Wingdings" w:hint="default"/>
+      </w:rPr>
+    </w:lvl>
+    <w:lvl w:ilvl="6" w:tplc="04090001" w:tentative="1">
+      <w:start w:val="1"/>
+      <w:numFmt w:val="bullet"/>
+      <w:lvlText w:val=""/>
+      <w:lvlJc w:val="left"/>
+      <w:pPr>
+        <w:ind w:left="5040" w:hanging="360"/>
+      </w:pPr>
+      <w:rPr>
+        <w:rFonts w:ascii="Symbol" w:hAnsi="Symbol" w:hint="default"/>
+      </w:rPr>
+    </w:lvl>
+    <w:lvl w:ilvl="7" w:tplc="04090003" w:tentative="1">
+      <w:start w:val="1"/>
+      <w:numFmt w:val="bullet"/>
+      <w:lvlText w:val="o"/>
+      <w:lvlJc w:val="left"/>
+      <w:pPr>
+        <w:ind w:left="5760" w:hanging="360"/>
+      </w:pPr>
+      <w:rPr>
+        <w:rFonts w:ascii="Courier New" w:hAnsi="Courier New" w:cs="Courier New" w:hint="default"/>
+      </w:rPr>
+    </w:lvl>
+    <w:lvl w:ilvl="8" w:tplc="04090005" w:tentative="1">
+      <w:start w:val="1"/>
+      <w:numFmt w:val="bullet"/>
+      <w:lvlText w:val=""/>
+      <w:lvlJc w:val="left"/>
+      <w:pPr>
+        <w:ind w:left="6480" w:hanging="360"/>
+      </w:pPr>
+      <w:rPr>
+        <w:rFonts w:ascii="Wingdings" w:hAnsi="Wingdings" w:hint="default"/>
+      </w:rPr>
+    </w:lvl>
+  </w:abstractNum>
+  <w:abstractNum w:abstractNumId="63">
     <w:nsid w:val="6EBE32A6"/>
     <w:multiLevelType w:val="hybridMultilevel"/>
     <w:tmpl w:val="118A5C9C"/>
@@ -43474,7 +44950,7 @@
       </w:rPr>
     </w:lvl>
   </w:abstractNum>
-  <w:abstractNum w:abstractNumId="61">
+  <w:abstractNum w:abstractNumId="64">
     <w:nsid w:val="6F137D50"/>
     <w:multiLevelType w:val="hybridMultilevel"/>
     <w:tmpl w:val="763C75D4"/>
@@ -43587,7 +45063,7 @@
       </w:rPr>
     </w:lvl>
   </w:abstractNum>
-  <w:abstractNum w:abstractNumId="62">
+  <w:abstractNum w:abstractNumId="65">
     <w:nsid w:val="75050C96"/>
     <w:multiLevelType w:val="hybridMultilevel"/>
     <w:tmpl w:val="4EFA3B62"/>
@@ -43676,7 +45152,7 @@
       </w:pPr>
     </w:lvl>
   </w:abstractNum>
-  <w:abstractNum w:abstractNumId="63">
+  <w:abstractNum w:abstractNumId="66">
     <w:nsid w:val="75766E26"/>
     <w:multiLevelType w:val="hybridMultilevel"/>
     <w:tmpl w:val="6E46F11E"/>
@@ -43789,7 +45265,7 @@
       </w:rPr>
     </w:lvl>
   </w:abstractNum>
-  <w:abstractNum w:abstractNumId="64">
+  <w:abstractNum w:abstractNumId="67">
     <w:nsid w:val="76724C9A"/>
     <w:multiLevelType w:val="hybridMultilevel"/>
     <w:tmpl w:val="780CE410"/>
@@ -43902,7 +45378,7 @@
       </w:rPr>
     </w:lvl>
   </w:abstractNum>
-  <w:abstractNum w:abstractNumId="65">
+  <w:abstractNum w:abstractNumId="68">
     <w:nsid w:val="798C37C2"/>
     <w:multiLevelType w:val="hybridMultilevel"/>
     <w:tmpl w:val="A7387F94"/>
@@ -44015,7 +45491,7 @@
       </w:rPr>
     </w:lvl>
   </w:abstractNum>
-  <w:abstractNum w:abstractNumId="66">
+  <w:abstractNum w:abstractNumId="69">
     <w:nsid w:val="7A962DF9"/>
     <w:multiLevelType w:val="hybridMultilevel"/>
     <w:tmpl w:val="0450EDD2"/>
@@ -44104,7 +45580,7 @@
       </w:pPr>
     </w:lvl>
   </w:abstractNum>
-  <w:abstractNum w:abstractNumId="67">
+  <w:abstractNum w:abstractNumId="70">
     <w:nsid w:val="7B0668D6"/>
     <w:multiLevelType w:val="hybridMultilevel"/>
     <w:tmpl w:val="C354E266"/>
@@ -44217,7 +45693,7 @@
       </w:rPr>
     </w:lvl>
   </w:abstractNum>
-  <w:abstractNum w:abstractNumId="68">
+  <w:abstractNum w:abstractNumId="71">
     <w:nsid w:val="7BCB7E82"/>
     <w:multiLevelType w:val="hybridMultilevel"/>
     <w:tmpl w:val="FADEAE40"/>
@@ -44330,7 +45806,7 @@
       </w:rPr>
     </w:lvl>
   </w:abstractNum>
-  <w:abstractNum w:abstractNumId="69">
+  <w:abstractNum w:abstractNumId="72">
     <w:nsid w:val="7EC22DBA"/>
     <w:multiLevelType w:val="hybridMultilevel"/>
     <w:tmpl w:val="03006F38"/>
@@ -44423,67 +45899,67 @@
     <w:abstractNumId w:val="19"/>
   </w:num>
   <w:num w:numId="3">
-    <w:abstractNumId w:val="51"/>
+    <w:abstractNumId w:val="53"/>
   </w:num>
   <w:num w:numId="4">
-    <w:abstractNumId w:val="41"/>
+    <w:abstractNumId w:val="43"/>
   </w:num>
   <w:num w:numId="5">
     <w:abstractNumId w:val="17"/>
   </w:num>
   <w:num w:numId="6">
-    <w:abstractNumId w:val="37"/>
+    <w:abstractNumId w:val="39"/>
   </w:num>
   <w:num w:numId="7">
-    <w:abstractNumId w:val="47"/>
+    <w:abstractNumId w:val="49"/>
   </w:num>
   <w:num w:numId="8">
-    <w:abstractNumId w:val="28"/>
+    <w:abstractNumId w:val="29"/>
   </w:num>
   <w:num w:numId="9">
-    <w:abstractNumId w:val="66"/>
+    <w:abstractNumId w:val="69"/>
   </w:num>
   <w:num w:numId="10">
-    <w:abstractNumId w:val="31"/>
+    <w:abstractNumId w:val="32"/>
   </w:num>
   <w:num w:numId="11">
-    <w:abstractNumId w:val="21"/>
+    <w:abstractNumId w:val="22"/>
   </w:num>
   <w:num w:numId="12">
     <w:abstractNumId w:val="7"/>
   </w:num>
   <w:num w:numId="13">
-    <w:abstractNumId w:val="38"/>
+    <w:abstractNumId w:val="40"/>
   </w:num>
   <w:num w:numId="14">
-    <w:abstractNumId w:val="40"/>
+    <w:abstractNumId w:val="42"/>
   </w:num>
   <w:num w:numId="15">
-    <w:abstractNumId w:val="44"/>
+    <w:abstractNumId w:val="46"/>
   </w:num>
   <w:num w:numId="16">
-    <w:abstractNumId w:val="67"/>
+    <w:abstractNumId w:val="70"/>
   </w:num>
   <w:num w:numId="17">
     <w:abstractNumId w:val="6"/>
   </w:num>
   <w:num w:numId="18">
-    <w:abstractNumId w:val="30"/>
+    <w:abstractNumId w:val="31"/>
   </w:num>
   <w:num w:numId="19">
-    <w:abstractNumId w:val="24"/>
+    <w:abstractNumId w:val="25"/>
   </w:num>
   <w:num w:numId="20">
     <w:abstractNumId w:val="4"/>
   </w:num>
   <w:num w:numId="21">
-    <w:abstractNumId w:val="63"/>
+    <w:abstractNumId w:val="66"/>
   </w:num>
   <w:num w:numId="22">
     <w:abstractNumId w:val="8"/>
   </w:num>
   <w:num w:numId="23">
-    <w:abstractNumId w:val="57"/>
+    <w:abstractNumId w:val="59"/>
   </w:num>
   <w:num w:numId="24">
     <w:abstractNumId w:val="18"/>
@@ -44492,16 +45968,16 @@
     <w:abstractNumId w:val="14"/>
   </w:num>
   <w:num w:numId="26">
-    <w:abstractNumId w:val="56"/>
+    <w:abstractNumId w:val="58"/>
   </w:num>
   <w:num w:numId="27">
-    <w:abstractNumId w:val="65"/>
+    <w:abstractNumId w:val="68"/>
   </w:num>
   <w:num w:numId="28">
-    <w:abstractNumId w:val="45"/>
+    <w:abstractNumId w:val="47"/>
   </w:num>
   <w:num w:numId="29">
-    <w:abstractNumId w:val="25"/>
+    <w:abstractNumId w:val="26"/>
   </w:num>
   <w:num w:numId="30">
     <w:abstractNumId w:val="2"/>
@@ -44510,55 +45986,55 @@
     <w:abstractNumId w:val="1"/>
   </w:num>
   <w:num w:numId="32">
-    <w:abstractNumId w:val="42"/>
+    <w:abstractNumId w:val="44"/>
   </w:num>
   <w:num w:numId="33">
-    <w:abstractNumId w:val="50"/>
+    <w:abstractNumId w:val="52"/>
   </w:num>
   <w:num w:numId="34">
-    <w:abstractNumId w:val="23"/>
+    <w:abstractNumId w:val="24"/>
   </w:num>
   <w:num w:numId="35">
-    <w:abstractNumId w:val="34"/>
+    <w:abstractNumId w:val="35"/>
   </w:num>
   <w:num w:numId="36">
-    <w:abstractNumId w:val="60"/>
+    <w:abstractNumId w:val="63"/>
   </w:num>
   <w:num w:numId="37">
-    <w:abstractNumId w:val="64"/>
+    <w:abstractNumId w:val="67"/>
   </w:num>
   <w:num w:numId="38">
-    <w:abstractNumId w:val="68"/>
+    <w:abstractNumId w:val="71"/>
   </w:num>
   <w:num w:numId="39">
-    <w:abstractNumId w:val="49"/>
+    <w:abstractNumId w:val="51"/>
   </w:num>
   <w:num w:numId="40">
-    <w:abstractNumId w:val="52"/>
+    <w:abstractNumId w:val="54"/>
   </w:num>
   <w:num w:numId="41">
-    <w:abstractNumId w:val="29"/>
+    <w:abstractNumId w:val="30"/>
   </w:num>
   <w:num w:numId="42">
-    <w:abstractNumId w:val="48"/>
+    <w:abstractNumId w:val="50"/>
   </w:num>
   <w:num w:numId="43">
     <w:abstractNumId w:val="0"/>
   </w:num>
   <w:num w:numId="44">
-    <w:abstractNumId w:val="46"/>
+    <w:abstractNumId w:val="48"/>
   </w:num>
   <w:num w:numId="45">
-    <w:abstractNumId w:val="26"/>
+    <w:abstractNumId w:val="27"/>
   </w:num>
   <w:num w:numId="46">
-    <w:abstractNumId w:val="69"/>
+    <w:abstractNumId w:val="72"/>
   </w:num>
   <w:num w:numId="47">
     <w:abstractNumId w:val="3"/>
   </w:num>
   <w:num w:numId="48">
-    <w:abstractNumId w:val="33"/>
+    <w:abstractNumId w:val="34"/>
   </w:num>
   <w:num w:numId="49">
     <w:abstractNumId w:val="16"/>
@@ -44570,10 +46046,10 @@
     <w:abstractNumId w:val="20"/>
   </w:num>
   <w:num w:numId="52">
-    <w:abstractNumId w:val="27"/>
+    <w:abstractNumId w:val="28"/>
   </w:num>
   <w:num w:numId="53">
-    <w:abstractNumId w:val="58"/>
+    <w:abstractNumId w:val="60"/>
   </w:num>
   <w:num w:numId="54">
     <w:abstractNumId w:val="5"/>
@@ -44582,49 +46058,58 @@
     <w:abstractNumId w:val="9"/>
   </w:num>
   <w:num w:numId="56">
-    <w:abstractNumId w:val="55"/>
+    <w:abstractNumId w:val="57"/>
   </w:num>
   <w:num w:numId="57">
     <w:abstractNumId w:val="12"/>
   </w:num>
   <w:num w:numId="58">
-    <w:abstractNumId w:val="35"/>
+    <w:abstractNumId w:val="36"/>
   </w:num>
   <w:num w:numId="59">
-    <w:abstractNumId w:val="32"/>
+    <w:abstractNumId w:val="33"/>
   </w:num>
   <w:num w:numId="60">
-    <w:abstractNumId w:val="62"/>
+    <w:abstractNumId w:val="65"/>
   </w:num>
   <w:num w:numId="61">
-    <w:abstractNumId w:val="39"/>
+    <w:abstractNumId w:val="41"/>
   </w:num>
   <w:num w:numId="62">
-    <w:abstractNumId w:val="59"/>
+    <w:abstractNumId w:val="61"/>
   </w:num>
   <w:num w:numId="63">
     <w:abstractNumId w:val="13"/>
   </w:num>
   <w:num w:numId="64">
-    <w:abstractNumId w:val="61"/>
+    <w:abstractNumId w:val="64"/>
   </w:num>
   <w:num w:numId="65">
-    <w:abstractNumId w:val="54"/>
+    <w:abstractNumId w:val="56"/>
   </w:num>
   <w:num w:numId="66">
-    <w:abstractNumId w:val="22"/>
+    <w:abstractNumId w:val="23"/>
   </w:num>
   <w:num w:numId="67">
-    <w:abstractNumId w:val="43"/>
+    <w:abstractNumId w:val="45"/>
   </w:num>
   <w:num w:numId="68">
     <w:abstractNumId w:val="10"/>
   </w:num>
   <w:num w:numId="69">
-    <w:abstractNumId w:val="53"/>
+    <w:abstractNumId w:val="55"/>
   </w:num>
   <w:num w:numId="70">
-    <w:abstractNumId w:val="36"/>
+    <w:abstractNumId w:val="38"/>
+  </w:num>
+  <w:num w:numId="71">
+    <w:abstractNumId w:val="21"/>
+  </w:num>
+  <w:num w:numId="72">
+    <w:abstractNumId w:val="37"/>
+  </w:num>
+  <w:num w:numId="73">
+    <w:abstractNumId w:val="62"/>
   </w:num>
   <w:numIdMacAtCleanup w:val="64"/>
 </w:numbering>
@@ -45330,7 +46815,7 @@
 </file>
 
 <file path=customXml/itemProps1.xml><?xml version="1.0" encoding="utf-8"?>
-<ds:datastoreItem xmlns:ds="http://schemas.openxmlformats.org/officeDocument/2006/customXml" ds:itemID="{8B472195-EC61-4E6B-80F3-EECEDA7894F7}">
+<ds:datastoreItem xmlns:ds="http://schemas.openxmlformats.org/officeDocument/2006/customXml" ds:itemID="{FA7E783E-58DB-4BF5-8D0E-BA6A6E3D7B1F}">
   <ds:schemaRefs>
     <ds:schemaRef ds:uri="http://schemas.openxmlformats.org/officeDocument/2006/bibliography"/>
   </ds:schemaRefs>

--- a/note/SpringSpringBootRestAPI Theory Questions.docx
+++ b/note/SpringSpringBootRestAPI Theory Questions.docx
@@ -364,21 +364,7 @@
         <w:rPr>
           <w:lang w:val="en-IN"/>
         </w:rPr>
-        <w:t xml:space="preserve"> (Contract means </w:t>
-      </w:r>
-      <w:proofErr w:type="gramStart"/>
-      <w:r>
-        <w:rPr>
-          <w:lang w:val="en-IN"/>
-        </w:rPr>
-        <w:t>rules</w:t>
-      </w:r>
-      <w:proofErr w:type="gramEnd"/>
-      <w:r>
-        <w:rPr>
-          <w:lang w:val="en-IN"/>
-        </w:rPr>
-        <w:t>)</w:t>
+        <w:t xml:space="preserve"> (Contract means rules)</w:t>
       </w:r>
     </w:p>
     <w:p>
@@ -22174,97 +22160,38 @@
         <w:pStyle w:val="ListParagraph"/>
         <w:numPr>
           <w:ilvl w:val="0"/>
-          <w:numId w:val="14"/>
+          <w:numId w:val="58"/>
         </w:numPr>
-        <w:rPr>
-          <w:lang w:val="en-IN"/>
-        </w:rPr>
-      </w:pPr>
-      <w:r>
-        <w:rPr>
-          <w:lang w:val="en-IN"/>
-        </w:rPr>
-        <w:t>What are atomic variables in java?</w:t>
-      </w:r>
-    </w:p>
-    <w:p>
-      <w:pPr>
-        <w:pStyle w:val="ListParagraph"/>
-        <w:rPr>
-          <w:b/>
-          <w:bCs/>
-        </w:rPr>
-      </w:pPr>
-      <w:r>
-        <w:rPr>
-          <w:rStyle w:val="Strong"/>
-          <w:b w:val="0"/>
-          <w:bCs w:val="0"/>
-        </w:rPr>
-        <w:lastRenderedPageBreak/>
-        <w:t>Atomic variables allow us to perform thread-safe operations</w:t>
-      </w:r>
-      <w:r>
-        <w:rPr>
-          <w:b/>
-          <w:bCs/>
-        </w:rPr>
-        <w:t xml:space="preserve"> </w:t>
-      </w:r>
-      <w:r>
-        <w:t>on single variables</w:t>
-      </w:r>
-      <w:r>
-        <w:rPr>
-          <w:b/>
-          <w:bCs/>
-        </w:rPr>
-        <w:t xml:space="preserve"> </w:t>
-      </w:r>
-      <w:r>
-        <w:rPr>
-          <w:rStyle w:val="Strong"/>
-          <w:b w:val="0"/>
-          <w:bCs w:val="0"/>
-        </w:rPr>
-        <w:t xml:space="preserve">without using synchronization or </w:t>
-      </w:r>
-      <w:r>
-        <w:rPr>
-          <w:rStyle w:val="Strong"/>
-          <w:b w:val="0"/>
-          <w:bCs w:val="0"/>
-        </w:rPr>
-        <w:t xml:space="preserve">manual </w:t>
-      </w:r>
-      <w:r>
-        <w:rPr>
-          <w:rStyle w:val="Strong"/>
-          <w:b w:val="0"/>
-          <w:bCs w:val="0"/>
-        </w:rPr>
-        <w:t>lock</w:t>
-      </w:r>
-      <w:r>
-        <w:rPr>
-          <w:rStyle w:val="Strong"/>
-          <w:b w:val="0"/>
-          <w:bCs w:val="0"/>
-        </w:rPr>
-        <w:t>ing</w:t>
-      </w:r>
-      <w:r>
-        <w:rPr>
-          <w:b/>
-          <w:bCs/>
-        </w:rPr>
-        <w:t>.</w:t>
-      </w:r>
-    </w:p>
-    <w:p>
-      <w:pPr>
-        <w:pStyle w:val="ListParagraph"/>
-      </w:pPr>
+        <w:ind w:left="1134"/>
+        <w:rPr>
+          <w:lang w:val="en-IN"/>
+        </w:rPr>
+      </w:pPr>
+      <w:r>
+        <w:rPr>
+          <w:lang w:val="en-IN"/>
+        </w:rPr>
+        <w:t>String Templates were introduced.</w:t>
+      </w:r>
+    </w:p>
+    <w:p>
+      <w:pPr>
+        <w:pStyle w:val="ListParagraph"/>
+        <w:numPr>
+          <w:ilvl w:val="0"/>
+          <w:numId w:val="58"/>
+        </w:numPr>
+        <w:ind w:left="1134"/>
+        <w:rPr>
+          <w:lang w:val="en-IN"/>
+        </w:rPr>
+      </w:pPr>
+      <w:r>
+        <w:rPr>
+          <w:lang w:val="en-IN"/>
+        </w:rPr>
+        <w:t>Introduced Sequenced Collections. ( to directly get first element and last element)</w:t>
+      </w:r>
     </w:p>
     <w:p>
       <w:pPr>
@@ -22281,711 +22208,87 @@
         <w:rPr>
           <w:lang w:val="en-IN"/>
         </w:rPr>
-        <w:t xml:space="preserve">How to create </w:t>
-      </w:r>
-      <w:proofErr w:type="spellStart"/>
-      <w:r>
-        <w:rPr>
-          <w:lang w:val="en-IN"/>
-        </w:rPr>
-        <w:t>enum</w:t>
-      </w:r>
-      <w:proofErr w:type="spellEnd"/>
-      <w:r>
-        <w:rPr>
-          <w:lang w:val="en-IN"/>
-        </w:rPr>
-        <w:t xml:space="preserve"> in java?</w:t>
-      </w:r>
-      <w:r>
-        <w:rPr>
-          <w:lang w:val="en-IN"/>
+        <w:lastRenderedPageBreak/>
+        <w:t>What are atomic variables in java?</w:t>
+      </w:r>
+    </w:p>
+    <w:p>
+      <w:pPr>
+        <w:pStyle w:val="ListParagraph"/>
+        <w:rPr>
+          <w:b/>
+          <w:bCs/>
+        </w:rPr>
+      </w:pPr>
+      <w:r>
+        <w:rPr>
+          <w:rStyle w:val="Strong"/>
+          <w:b w:val="0"/>
+          <w:bCs w:val="0"/>
+        </w:rPr>
+        <w:t>Atomic variables allow us to perform thread-safe operations</w:t>
+      </w:r>
+      <w:r>
+        <w:rPr>
+          <w:b/>
+          <w:bCs/>
         </w:rPr>
         <w:t xml:space="preserve"> </w:t>
       </w:r>
-    </w:p>
-    <w:p>
-      <w:pPr>
-        <w:pStyle w:val="ListParagraph"/>
-        <w:rPr>
-          <w:lang w:val="en-IN"/>
-        </w:rPr>
-      </w:pPr>
-      <w:r>
-        <w:rPr>
-          <w:lang w:val="en-IN"/>
-        </w:rPr>
-        <w:t>Example1</w:t>
-      </w:r>
-    </w:p>
-    <w:p>
-      <w:pPr>
-        <w:pStyle w:val="ListParagraph"/>
-        <w:rPr>
-          <w:lang w:val="en-IN"/>
-        </w:rPr>
-      </w:pPr>
-      <w:proofErr w:type="spellStart"/>
-      <w:proofErr w:type="gramStart"/>
-      <w:r>
-        <w:rPr>
-          <w:lang w:val="en-IN"/>
-        </w:rPr>
-        <w:t>enum</w:t>
-      </w:r>
-      <w:proofErr w:type="spellEnd"/>
-      <w:proofErr w:type="gramEnd"/>
-      <w:r>
-        <w:rPr>
-          <w:lang w:val="en-IN"/>
-        </w:rPr>
-        <w:t xml:space="preserve"> Day {</w:t>
-      </w:r>
-    </w:p>
-    <w:p>
-      <w:pPr>
-        <w:pStyle w:val="ListParagraph"/>
-        <w:rPr>
-          <w:lang w:val="en-IN"/>
-        </w:rPr>
-      </w:pPr>
-      <w:r>
-        <w:rPr>
-          <w:lang w:val="en-IN"/>
-        </w:rPr>
-        <w:t xml:space="preserve">    SUNDAY, MONDAY, TUESDAY, WEDNESDAY, THURSDAY, FRIDAY, SATURDAY;</w:t>
-      </w:r>
-    </w:p>
-    <w:p>
-      <w:pPr>
-        <w:pStyle w:val="ListParagraph"/>
-        <w:rPr>
-          <w:lang w:val="en-IN"/>
-        </w:rPr>
-      </w:pPr>
-      <w:r>
-        <w:rPr>
-          <w:lang w:val="en-IN"/>
-        </w:rPr>
-        <w:t xml:space="preserve">} </w:t>
-      </w:r>
-    </w:p>
-    <w:p>
-      <w:pPr>
-        <w:pStyle w:val="ListParagraph"/>
-        <w:rPr>
-          <w:lang w:val="en-IN"/>
-        </w:rPr>
-      </w:pPr>
-      <w:r>
-        <w:rPr>
-          <w:lang w:val="en-IN"/>
-        </w:rPr>
-        <w:t>Example 2</w:t>
-      </w:r>
-    </w:p>
-    <w:p>
-      <w:pPr>
-        <w:pStyle w:val="ListParagraph"/>
-        <w:rPr>
-          <w:lang w:val="en-IN"/>
-        </w:rPr>
-      </w:pPr>
-      <w:proofErr w:type="spellStart"/>
-      <w:r>
-        <w:rPr>
-          <w:lang w:val="en-IN"/>
-        </w:rPr>
-        <w:t>enum</w:t>
-      </w:r>
-      <w:proofErr w:type="spellEnd"/>
-      <w:r>
-        <w:rPr>
-          <w:lang w:val="en-IN"/>
-        </w:rPr>
-        <w:t xml:space="preserve"> Day {</w:t>
-      </w:r>
-      <w:r>
-        <w:rPr>
-          <w:lang w:val="en-IN"/>
+      <w:r>
+        <w:t>on single variables</w:t>
+      </w:r>
+      <w:r>
+        <w:rPr>
+          <w:b/>
+          <w:bCs/>
         </w:rPr>
         <w:t xml:space="preserve"> </w:t>
       </w:r>
       <w:r>
         <w:rPr>
-          <w:lang w:val="en-IN"/>
-        </w:rPr>
-        <w:t>SUNDAY("Sun"),</w:t>
-      </w:r>
-      <w:r>
-        <w:rPr>
-          <w:lang w:val="en-IN"/>
-        </w:rPr>
-        <w:t xml:space="preserve"> </w:t>
-      </w:r>
-      <w:r>
-        <w:rPr>
-          <w:lang w:val="en-IN"/>
-        </w:rPr>
-        <w:t>MONDAY("Mon"),</w:t>
-      </w:r>
-      <w:r>
-        <w:rPr>
-          <w:lang w:val="en-IN"/>
-        </w:rPr>
-        <w:t xml:space="preserve"> </w:t>
-      </w:r>
-      <w:r>
-        <w:rPr>
-          <w:lang w:val="en-IN"/>
-        </w:rPr>
-        <w:t>TUESDAY("Tue"),</w:t>
-      </w:r>
-      <w:r>
-        <w:rPr>
-          <w:lang w:val="en-IN"/>
-        </w:rPr>
-        <w:t xml:space="preserve"> </w:t>
-      </w:r>
-      <w:r>
-        <w:rPr>
-          <w:lang w:val="en-IN"/>
-        </w:rPr>
-        <w:t>WEDNESDAY("Wed"),</w:t>
-      </w:r>
-    </w:p>
-    <w:p>
-      <w:pPr>
-        <w:pStyle w:val="ListParagraph"/>
-        <w:rPr>
-          <w:lang w:val="en-IN"/>
-        </w:rPr>
-      </w:pPr>
-      <w:r>
-        <w:rPr>
-          <w:lang w:val="en-IN"/>
-        </w:rPr>
-        <w:t xml:space="preserve">    </w:t>
-      </w:r>
-      <w:r>
-        <w:rPr>
-          <w:lang w:val="en-IN"/>
-        </w:rPr>
-        <w:t xml:space="preserve"> </w:t>
-      </w:r>
-      <w:r>
-        <w:rPr>
-          <w:lang w:val="en-IN"/>
-        </w:rPr>
-        <w:tab/>
-        <w:t xml:space="preserve">       </w:t>
-      </w:r>
-      <w:proofErr w:type="gramStart"/>
-      <w:r>
-        <w:rPr>
-          <w:lang w:val="en-IN"/>
-        </w:rPr>
-        <w:t>THURSDAY(</w:t>
-      </w:r>
-      <w:proofErr w:type="gramEnd"/>
-      <w:r>
-        <w:rPr>
-          <w:lang w:val="en-IN"/>
-        </w:rPr>
-        <w:t>"Thu"),</w:t>
-      </w:r>
-      <w:r>
-        <w:rPr>
-          <w:lang w:val="en-IN"/>
-        </w:rPr>
-        <w:t xml:space="preserve"> </w:t>
-      </w:r>
-      <w:r>
-        <w:rPr>
-          <w:lang w:val="en-IN"/>
-        </w:rPr>
-        <w:t>FRIDAY("Fri"),</w:t>
-      </w:r>
-      <w:r>
-        <w:rPr>
-          <w:lang w:val="en-IN"/>
-        </w:rPr>
-        <w:t xml:space="preserve"> </w:t>
-      </w:r>
-      <w:r>
-        <w:rPr>
-          <w:lang w:val="en-IN"/>
-        </w:rPr>
-        <w:t>SATURDAY("Sat");</w:t>
-      </w:r>
-    </w:p>
-    <w:p>
-      <w:pPr>
-        <w:pStyle w:val="ListParagraph"/>
-        <w:rPr>
-          <w:lang w:val="en-IN"/>
-        </w:rPr>
-      </w:pPr>
-      <w:r>
-        <w:rPr>
-          <w:lang w:val="en-IN"/>
-        </w:rPr>
-        <w:t xml:space="preserve">    </w:t>
-      </w:r>
-      <w:proofErr w:type="gramStart"/>
-      <w:r>
-        <w:rPr>
-          <w:lang w:val="en-IN"/>
-        </w:rPr>
-        <w:t>private</w:t>
-      </w:r>
-      <w:proofErr w:type="gramEnd"/>
-      <w:r>
-        <w:rPr>
-          <w:lang w:val="en-IN"/>
-        </w:rPr>
-        <w:t xml:space="preserve"> final String abbreviation;</w:t>
-      </w:r>
-    </w:p>
-    <w:p>
-      <w:pPr>
-        <w:pStyle w:val="ListParagraph"/>
-        <w:rPr>
-          <w:lang w:val="en-IN"/>
-        </w:rPr>
-      </w:pPr>
-    </w:p>
-    <w:p>
-      <w:pPr>
-        <w:pStyle w:val="ListParagraph"/>
-        <w:rPr>
-          <w:lang w:val="en-IN"/>
-        </w:rPr>
-      </w:pPr>
-      <w:r>
-        <w:rPr>
-          <w:lang w:val="en-IN"/>
-        </w:rPr>
-        <w:t xml:space="preserve">    // Constructor for </w:t>
-      </w:r>
-      <w:proofErr w:type="spellStart"/>
-      <w:r>
-        <w:rPr>
-          <w:lang w:val="en-IN"/>
-        </w:rPr>
-        <w:t>enum</w:t>
-      </w:r>
-      <w:proofErr w:type="spellEnd"/>
-      <w:r>
-        <w:rPr>
-          <w:lang w:val="en-IN"/>
-        </w:rPr>
-        <w:t xml:space="preserve"> constants</w:t>
-      </w:r>
-    </w:p>
-    <w:p>
-      <w:pPr>
-        <w:pStyle w:val="ListParagraph"/>
-        <w:rPr>
-          <w:lang w:val="en-IN"/>
-        </w:rPr>
-      </w:pPr>
-      <w:r>
-        <w:rPr>
-          <w:lang w:val="en-IN"/>
-        </w:rPr>
-        <w:t xml:space="preserve">    </w:t>
-      </w:r>
-      <w:proofErr w:type="gramStart"/>
-      <w:r>
-        <w:rPr>
-          <w:lang w:val="en-IN"/>
-        </w:rPr>
-        <w:t>private</w:t>
-      </w:r>
-      <w:proofErr w:type="gramEnd"/>
-      <w:r>
-        <w:rPr>
-          <w:lang w:val="en-IN"/>
-        </w:rPr>
-        <w:t xml:space="preserve"> Day(String abbreviation) {</w:t>
-      </w:r>
-      <w:r>
-        <w:rPr>
-          <w:lang w:val="en-IN"/>
-        </w:rPr>
-        <w:t xml:space="preserve"> </w:t>
-      </w:r>
-      <w:proofErr w:type="spellStart"/>
-      <w:r>
-        <w:rPr>
-          <w:lang w:val="en-IN"/>
-        </w:rPr>
-        <w:t>this.abbreviation</w:t>
-      </w:r>
-      <w:proofErr w:type="spellEnd"/>
-      <w:r>
-        <w:rPr>
-          <w:lang w:val="en-IN"/>
-        </w:rPr>
-        <w:t xml:space="preserve"> = abbreviation;</w:t>
-      </w:r>
-      <w:r>
-        <w:rPr>
-          <w:lang w:val="en-IN"/>
-        </w:rPr>
-        <w:t xml:space="preserve"> </w:t>
-      </w:r>
-      <w:r>
-        <w:rPr>
-          <w:lang w:val="en-IN"/>
-        </w:rPr>
-        <w:t>}</w:t>
-      </w:r>
-    </w:p>
-    <w:p>
-      <w:pPr>
-        <w:pStyle w:val="ListParagraph"/>
-        <w:rPr>
-          <w:lang w:val="en-IN"/>
-        </w:rPr>
-      </w:pPr>
-      <w:r>
-        <w:rPr>
-          <w:lang w:val="en-IN"/>
-        </w:rPr>
-        <w:t xml:space="preserve">    </w:t>
-      </w:r>
-      <w:proofErr w:type="gramStart"/>
-      <w:r>
-        <w:rPr>
-          <w:lang w:val="en-IN"/>
-        </w:rPr>
-        <w:t>public</w:t>
-      </w:r>
-      <w:proofErr w:type="gramEnd"/>
-      <w:r>
-        <w:rPr>
-          <w:lang w:val="en-IN"/>
-        </w:rPr>
-        <w:t xml:space="preserve"> String </w:t>
-      </w:r>
-      <w:proofErr w:type="spellStart"/>
-      <w:r>
-        <w:rPr>
-          <w:lang w:val="en-IN"/>
-        </w:rPr>
-        <w:t>getAbbreviation</w:t>
-      </w:r>
-      <w:proofErr w:type="spellEnd"/>
-      <w:r>
-        <w:rPr>
-          <w:lang w:val="en-IN"/>
-        </w:rPr>
-        <w:t>() {</w:t>
-      </w:r>
-      <w:r>
-        <w:rPr>
-          <w:lang w:val="en-IN"/>
-        </w:rPr>
-        <w:t xml:space="preserve"> </w:t>
-      </w:r>
-      <w:r>
-        <w:rPr>
-          <w:lang w:val="en-IN"/>
-        </w:rPr>
-        <w:t>return abbreviation;</w:t>
-      </w:r>
-      <w:r>
-        <w:rPr>
-          <w:lang w:val="en-IN"/>
-        </w:rPr>
-        <w:t xml:space="preserve"> </w:t>
-      </w:r>
-      <w:r>
-        <w:rPr>
-          <w:lang w:val="en-IN"/>
-        </w:rPr>
-        <w:t>}</w:t>
-      </w:r>
-    </w:p>
-    <w:p>
-      <w:pPr>
-        <w:pStyle w:val="ListParagraph"/>
-        <w:rPr>
-          <w:lang w:val="en-IN"/>
-        </w:rPr>
-      </w:pPr>
-      <w:r>
-        <w:rPr>
-          <w:lang w:val="en-IN"/>
-        </w:rPr>
-        <w:t xml:space="preserve">} </w:t>
-      </w:r>
-    </w:p>
-    <w:p>
-      <w:pPr>
-        <w:pStyle w:val="ListParagraph"/>
-        <w:rPr>
-          <w:lang w:val="en-IN"/>
-        </w:rPr>
-      </w:pPr>
-      <w:proofErr w:type="gramStart"/>
-      <w:r>
-        <w:rPr>
-          <w:lang w:val="en-IN"/>
-        </w:rPr>
-        <w:t>public</w:t>
-      </w:r>
-      <w:proofErr w:type="gramEnd"/>
-      <w:r>
-        <w:rPr>
-          <w:lang w:val="en-IN"/>
-        </w:rPr>
-        <w:t xml:space="preserve"> class </w:t>
-      </w:r>
-      <w:proofErr w:type="spellStart"/>
-      <w:r>
-        <w:rPr>
-          <w:lang w:val="en-IN"/>
-        </w:rPr>
-        <w:t>EnumConstructorExample</w:t>
-      </w:r>
-      <w:proofErr w:type="spellEnd"/>
-      <w:r>
-        <w:rPr>
-          <w:lang w:val="en-IN"/>
-        </w:rPr>
-        <w:t xml:space="preserve"> {</w:t>
-      </w:r>
-    </w:p>
-    <w:p>
-      <w:pPr>
-        <w:pStyle w:val="ListParagraph"/>
-        <w:rPr>
-          <w:lang w:val="en-IN"/>
-        </w:rPr>
-      </w:pPr>
-      <w:r>
-        <w:rPr>
-          <w:lang w:val="en-IN"/>
-        </w:rPr>
-        <w:t xml:space="preserve">    </w:t>
-      </w:r>
-      <w:proofErr w:type="gramStart"/>
-      <w:r>
-        <w:rPr>
-          <w:lang w:val="en-IN"/>
-        </w:rPr>
-        <w:t>public</w:t>
-      </w:r>
-      <w:proofErr w:type="gramEnd"/>
-      <w:r>
-        <w:rPr>
-          <w:lang w:val="en-IN"/>
-        </w:rPr>
-        <w:t xml:space="preserve"> static void main(String[] </w:t>
-      </w:r>
-      <w:proofErr w:type="spellStart"/>
-      <w:r>
-        <w:rPr>
-          <w:lang w:val="en-IN"/>
-        </w:rPr>
-        <w:t>args</w:t>
-      </w:r>
-      <w:proofErr w:type="spellEnd"/>
-      <w:r>
-        <w:rPr>
-          <w:lang w:val="en-IN"/>
-        </w:rPr>
-        <w:t>) {</w:t>
-      </w:r>
-    </w:p>
-    <w:p>
-      <w:pPr>
-        <w:pStyle w:val="ListParagraph"/>
-        <w:rPr>
-          <w:lang w:val="en-IN"/>
-        </w:rPr>
-      </w:pPr>
-      <w:r>
-        <w:rPr>
-          <w:lang w:val="en-IN"/>
-        </w:rPr>
-        <w:t xml:space="preserve">        Day </w:t>
-      </w:r>
-      <w:proofErr w:type="spellStart"/>
-      <w:proofErr w:type="gramStart"/>
-      <w:r>
-        <w:rPr>
-          <w:lang w:val="en-IN"/>
-        </w:rPr>
-        <w:t>sunday</w:t>
-      </w:r>
-      <w:proofErr w:type="spellEnd"/>
-      <w:proofErr w:type="gramEnd"/>
-      <w:r>
-        <w:rPr>
-          <w:lang w:val="en-IN"/>
-        </w:rPr>
-        <w:t xml:space="preserve"> = </w:t>
-      </w:r>
-      <w:proofErr w:type="spellStart"/>
-      <w:r>
-        <w:rPr>
-          <w:lang w:val="en-IN"/>
-        </w:rPr>
-        <w:t>Day.SUNDAY</w:t>
-      </w:r>
-      <w:proofErr w:type="spellEnd"/>
-      <w:r>
-        <w:rPr>
-          <w:lang w:val="en-IN"/>
-        </w:rPr>
-        <w:t>;</w:t>
-      </w:r>
-    </w:p>
-    <w:p>
-      <w:pPr>
-        <w:pStyle w:val="ListParagraph"/>
-        <w:rPr>
-          <w:lang w:val="en-IN"/>
-        </w:rPr>
-      </w:pPr>
-      <w:r>
-        <w:rPr>
-          <w:lang w:val="en-IN"/>
-        </w:rPr>
-        <w:t xml:space="preserve">        </w:t>
-      </w:r>
-      <w:proofErr w:type="spellStart"/>
-      <w:proofErr w:type="gramStart"/>
-      <w:r>
-        <w:rPr>
-          <w:lang w:val="en-IN"/>
-        </w:rPr>
-        <w:t>System.out.println</w:t>
-      </w:r>
-      <w:proofErr w:type="spellEnd"/>
-      <w:r>
-        <w:rPr>
-          <w:lang w:val="en-IN"/>
-        </w:rPr>
-        <w:t>(</w:t>
-      </w:r>
-      <w:proofErr w:type="gramEnd"/>
-      <w:r>
-        <w:rPr>
-          <w:lang w:val="en-IN"/>
-        </w:rPr>
-        <w:t>"</w:t>
-      </w:r>
-      <w:proofErr w:type="spellStart"/>
-      <w:r>
-        <w:rPr>
-          <w:lang w:val="en-IN"/>
-        </w:rPr>
-        <w:t>Enum</w:t>
-      </w:r>
-      <w:proofErr w:type="spellEnd"/>
-      <w:r>
-        <w:rPr>
-          <w:lang w:val="en-IN"/>
-        </w:rPr>
-        <w:t xml:space="preserve"> Constant: " + </w:t>
-      </w:r>
-      <w:proofErr w:type="spellStart"/>
-      <w:r>
-        <w:rPr>
-          <w:lang w:val="en-IN"/>
-        </w:rPr>
-        <w:t>sunday</w:t>
-      </w:r>
-      <w:proofErr w:type="spellEnd"/>
-      <w:r>
-        <w:rPr>
-          <w:lang w:val="en-IN"/>
-        </w:rPr>
-        <w:t>);</w:t>
-      </w:r>
-    </w:p>
-    <w:p>
-      <w:pPr>
-        <w:pStyle w:val="ListParagraph"/>
-        <w:rPr>
-          <w:lang w:val="en-IN"/>
-        </w:rPr>
-      </w:pPr>
-      <w:r>
-        <w:rPr>
-          <w:lang w:val="en-IN"/>
-        </w:rPr>
-        <w:t xml:space="preserve">        </w:t>
-      </w:r>
-      <w:proofErr w:type="spellStart"/>
-      <w:proofErr w:type="gramStart"/>
-      <w:r>
-        <w:rPr>
-          <w:lang w:val="en-IN"/>
-        </w:rPr>
-        <w:t>System.out.println</w:t>
-      </w:r>
-      <w:proofErr w:type="spellEnd"/>
-      <w:r>
-        <w:rPr>
-          <w:lang w:val="en-IN"/>
-        </w:rPr>
-        <w:t>(</w:t>
-      </w:r>
-      <w:proofErr w:type="gramEnd"/>
-      <w:r>
-        <w:rPr>
-          <w:lang w:val="en-IN"/>
-        </w:rPr>
-        <w:t xml:space="preserve">"Abbreviation: " + </w:t>
-      </w:r>
-      <w:proofErr w:type="spellStart"/>
-      <w:r>
-        <w:rPr>
-          <w:lang w:val="en-IN"/>
-        </w:rPr>
-        <w:t>sunday.getAbbreviation</w:t>
-      </w:r>
-      <w:proofErr w:type="spellEnd"/>
-      <w:r>
-        <w:rPr>
-          <w:lang w:val="en-IN"/>
-        </w:rPr>
-        <w:t>());</w:t>
-      </w:r>
-    </w:p>
-    <w:p>
-      <w:pPr>
-        <w:pStyle w:val="ListParagraph"/>
-        <w:rPr>
-          <w:lang w:val="en-IN"/>
-        </w:rPr>
-      </w:pPr>
-      <w:r>
-        <w:rPr>
-          <w:lang w:val="en-IN"/>
-        </w:rPr>
-        <w:t xml:space="preserve">    }</w:t>
-      </w:r>
-    </w:p>
-    <w:p>
-      <w:pPr>
-        <w:pStyle w:val="ListParagraph"/>
-        <w:rPr>
-          <w:lang w:val="en-IN"/>
-        </w:rPr>
-      </w:pPr>
-      <w:r>
-        <w:rPr>
-          <w:lang w:val="en-IN"/>
-        </w:rPr>
-        <w:t xml:space="preserve">} </w:t>
-      </w:r>
+          <w:rStyle w:val="Strong"/>
+          <w:b w:val="0"/>
+          <w:bCs w:val="0"/>
+        </w:rPr>
+        <w:t xml:space="preserve">without using synchronization or </w:t>
+      </w:r>
+      <w:r>
+        <w:rPr>
+          <w:rStyle w:val="Strong"/>
+          <w:b w:val="0"/>
+          <w:bCs w:val="0"/>
+        </w:rPr>
+        <w:t xml:space="preserve">manual </w:t>
+      </w:r>
+      <w:r>
+        <w:rPr>
+          <w:rStyle w:val="Strong"/>
+          <w:b w:val="0"/>
+          <w:bCs w:val="0"/>
+        </w:rPr>
+        <w:t>lock</w:t>
+      </w:r>
+      <w:r>
+        <w:rPr>
+          <w:rStyle w:val="Strong"/>
+          <w:b w:val="0"/>
+          <w:bCs w:val="0"/>
+        </w:rPr>
+        <w:t>ing</w:t>
+      </w:r>
+      <w:r>
+        <w:rPr>
+          <w:b/>
+          <w:bCs/>
+        </w:rPr>
+        <w:t>.</w:t>
+      </w:r>
+    </w:p>
+    <w:p>
+      <w:pPr>
+        <w:pStyle w:val="ListParagraph"/>
+      </w:pPr>
     </w:p>
     <w:p>
       <w:pPr>
@@ -23002,6 +22305,727 @@
         <w:rPr>
           <w:lang w:val="en-IN"/>
         </w:rPr>
+        <w:t xml:space="preserve">How to create </w:t>
+      </w:r>
+      <w:proofErr w:type="spellStart"/>
+      <w:r>
+        <w:rPr>
+          <w:lang w:val="en-IN"/>
+        </w:rPr>
+        <w:t>enum</w:t>
+      </w:r>
+      <w:proofErr w:type="spellEnd"/>
+      <w:r>
+        <w:rPr>
+          <w:lang w:val="en-IN"/>
+        </w:rPr>
+        <w:t xml:space="preserve"> in java?</w:t>
+      </w:r>
+      <w:r>
+        <w:rPr>
+          <w:lang w:val="en-IN"/>
+        </w:rPr>
+        <w:t xml:space="preserve"> </w:t>
+      </w:r>
+    </w:p>
+    <w:p>
+      <w:pPr>
+        <w:pStyle w:val="ListParagraph"/>
+        <w:rPr>
+          <w:lang w:val="en-IN"/>
+        </w:rPr>
+      </w:pPr>
+      <w:r>
+        <w:rPr>
+          <w:lang w:val="en-IN"/>
+        </w:rPr>
+        <w:t>Example1</w:t>
+      </w:r>
+    </w:p>
+    <w:p>
+      <w:pPr>
+        <w:pStyle w:val="ListParagraph"/>
+        <w:rPr>
+          <w:lang w:val="en-IN"/>
+        </w:rPr>
+      </w:pPr>
+      <w:proofErr w:type="spellStart"/>
+      <w:proofErr w:type="gramStart"/>
+      <w:r>
+        <w:rPr>
+          <w:lang w:val="en-IN"/>
+        </w:rPr>
+        <w:t>enum</w:t>
+      </w:r>
+      <w:proofErr w:type="spellEnd"/>
+      <w:proofErr w:type="gramEnd"/>
+      <w:r>
+        <w:rPr>
+          <w:lang w:val="en-IN"/>
+        </w:rPr>
+        <w:t xml:space="preserve"> Day {</w:t>
+      </w:r>
+    </w:p>
+    <w:p>
+      <w:pPr>
+        <w:pStyle w:val="ListParagraph"/>
+        <w:rPr>
+          <w:lang w:val="en-IN"/>
+        </w:rPr>
+      </w:pPr>
+      <w:r>
+        <w:rPr>
+          <w:lang w:val="en-IN"/>
+        </w:rPr>
+        <w:t xml:space="preserve">    SUNDAY, MONDAY, TUESDAY, WEDNESDAY, THURSDAY, FRIDAY, SATURDAY;</w:t>
+      </w:r>
+    </w:p>
+    <w:p>
+      <w:pPr>
+        <w:pStyle w:val="ListParagraph"/>
+        <w:rPr>
+          <w:lang w:val="en-IN"/>
+        </w:rPr>
+      </w:pPr>
+      <w:r>
+        <w:rPr>
+          <w:lang w:val="en-IN"/>
+        </w:rPr>
+        <w:t xml:space="preserve">} </w:t>
+      </w:r>
+    </w:p>
+    <w:p>
+      <w:pPr>
+        <w:pStyle w:val="ListParagraph"/>
+        <w:rPr>
+          <w:lang w:val="en-IN"/>
+        </w:rPr>
+      </w:pPr>
+      <w:r>
+        <w:rPr>
+          <w:lang w:val="en-IN"/>
+        </w:rPr>
+        <w:t>Example 2</w:t>
+      </w:r>
+    </w:p>
+    <w:p>
+      <w:pPr>
+        <w:pStyle w:val="ListParagraph"/>
+        <w:rPr>
+          <w:lang w:val="en-IN"/>
+        </w:rPr>
+      </w:pPr>
+      <w:proofErr w:type="spellStart"/>
+      <w:r>
+        <w:rPr>
+          <w:lang w:val="en-IN"/>
+        </w:rPr>
+        <w:t>enum</w:t>
+      </w:r>
+      <w:proofErr w:type="spellEnd"/>
+      <w:r>
+        <w:rPr>
+          <w:lang w:val="en-IN"/>
+        </w:rPr>
+        <w:t xml:space="preserve"> Day {</w:t>
+      </w:r>
+      <w:r>
+        <w:rPr>
+          <w:lang w:val="en-IN"/>
+        </w:rPr>
+        <w:t xml:space="preserve"> </w:t>
+      </w:r>
+      <w:r>
+        <w:rPr>
+          <w:lang w:val="en-IN"/>
+        </w:rPr>
+        <w:t>SUNDAY("Sun"),</w:t>
+      </w:r>
+      <w:r>
+        <w:rPr>
+          <w:lang w:val="en-IN"/>
+        </w:rPr>
+        <w:t xml:space="preserve"> </w:t>
+      </w:r>
+      <w:r>
+        <w:rPr>
+          <w:lang w:val="en-IN"/>
+        </w:rPr>
+        <w:t>MONDAY("Mon"),</w:t>
+      </w:r>
+      <w:r>
+        <w:rPr>
+          <w:lang w:val="en-IN"/>
+        </w:rPr>
+        <w:t xml:space="preserve"> </w:t>
+      </w:r>
+      <w:r>
+        <w:rPr>
+          <w:lang w:val="en-IN"/>
+        </w:rPr>
+        <w:t>TUESDAY("Tue"),</w:t>
+      </w:r>
+      <w:r>
+        <w:rPr>
+          <w:lang w:val="en-IN"/>
+        </w:rPr>
+        <w:t xml:space="preserve"> </w:t>
+      </w:r>
+      <w:r>
+        <w:rPr>
+          <w:lang w:val="en-IN"/>
+        </w:rPr>
+        <w:t>WEDNESDAY("Wed"),</w:t>
+      </w:r>
+    </w:p>
+    <w:p>
+      <w:pPr>
+        <w:pStyle w:val="ListParagraph"/>
+        <w:rPr>
+          <w:lang w:val="en-IN"/>
+        </w:rPr>
+      </w:pPr>
+      <w:r>
+        <w:rPr>
+          <w:lang w:val="en-IN"/>
+        </w:rPr>
+        <w:t xml:space="preserve">    </w:t>
+      </w:r>
+      <w:r>
+        <w:rPr>
+          <w:lang w:val="en-IN"/>
+        </w:rPr>
+        <w:t xml:space="preserve"> </w:t>
+      </w:r>
+      <w:r>
+        <w:rPr>
+          <w:lang w:val="en-IN"/>
+        </w:rPr>
+        <w:tab/>
+        <w:t xml:space="preserve">       </w:t>
+      </w:r>
+      <w:proofErr w:type="gramStart"/>
+      <w:r>
+        <w:rPr>
+          <w:lang w:val="en-IN"/>
+        </w:rPr>
+        <w:t>THURSDAY(</w:t>
+      </w:r>
+      <w:proofErr w:type="gramEnd"/>
+      <w:r>
+        <w:rPr>
+          <w:lang w:val="en-IN"/>
+        </w:rPr>
+        <w:t>"Thu"),</w:t>
+      </w:r>
+      <w:r>
+        <w:rPr>
+          <w:lang w:val="en-IN"/>
+        </w:rPr>
+        <w:t xml:space="preserve"> </w:t>
+      </w:r>
+      <w:r>
+        <w:rPr>
+          <w:lang w:val="en-IN"/>
+        </w:rPr>
+        <w:t>FRIDAY("Fri"),</w:t>
+      </w:r>
+      <w:r>
+        <w:rPr>
+          <w:lang w:val="en-IN"/>
+        </w:rPr>
+        <w:t xml:space="preserve"> </w:t>
+      </w:r>
+      <w:r>
+        <w:rPr>
+          <w:lang w:val="en-IN"/>
+        </w:rPr>
+        <w:t>SATURDAY("Sat");</w:t>
+      </w:r>
+    </w:p>
+    <w:p>
+      <w:pPr>
+        <w:pStyle w:val="ListParagraph"/>
+        <w:rPr>
+          <w:lang w:val="en-IN"/>
+        </w:rPr>
+      </w:pPr>
+      <w:r>
+        <w:rPr>
+          <w:lang w:val="en-IN"/>
+        </w:rPr>
+        <w:t xml:space="preserve">    </w:t>
+      </w:r>
+      <w:proofErr w:type="gramStart"/>
+      <w:r>
+        <w:rPr>
+          <w:lang w:val="en-IN"/>
+        </w:rPr>
+        <w:t>private</w:t>
+      </w:r>
+      <w:proofErr w:type="gramEnd"/>
+      <w:r>
+        <w:rPr>
+          <w:lang w:val="en-IN"/>
+        </w:rPr>
+        <w:t xml:space="preserve"> final String abbreviation;</w:t>
+      </w:r>
+    </w:p>
+    <w:p>
+      <w:pPr>
+        <w:pStyle w:val="ListParagraph"/>
+        <w:rPr>
+          <w:lang w:val="en-IN"/>
+        </w:rPr>
+      </w:pPr>
+    </w:p>
+    <w:p>
+      <w:pPr>
+        <w:pStyle w:val="ListParagraph"/>
+        <w:rPr>
+          <w:lang w:val="en-IN"/>
+        </w:rPr>
+      </w:pPr>
+      <w:r>
+        <w:rPr>
+          <w:lang w:val="en-IN"/>
+        </w:rPr>
+        <w:t xml:space="preserve">    // Constructor for </w:t>
+      </w:r>
+      <w:proofErr w:type="spellStart"/>
+      <w:r>
+        <w:rPr>
+          <w:lang w:val="en-IN"/>
+        </w:rPr>
+        <w:t>enum</w:t>
+      </w:r>
+      <w:proofErr w:type="spellEnd"/>
+      <w:r>
+        <w:rPr>
+          <w:lang w:val="en-IN"/>
+        </w:rPr>
+        <w:t xml:space="preserve"> constants</w:t>
+      </w:r>
+    </w:p>
+    <w:p>
+      <w:pPr>
+        <w:pStyle w:val="ListParagraph"/>
+        <w:rPr>
+          <w:lang w:val="en-IN"/>
+        </w:rPr>
+      </w:pPr>
+      <w:r>
+        <w:rPr>
+          <w:lang w:val="en-IN"/>
+        </w:rPr>
+        <w:t xml:space="preserve">    </w:t>
+      </w:r>
+      <w:proofErr w:type="gramStart"/>
+      <w:r>
+        <w:rPr>
+          <w:lang w:val="en-IN"/>
+        </w:rPr>
+        <w:t>private</w:t>
+      </w:r>
+      <w:proofErr w:type="gramEnd"/>
+      <w:r>
+        <w:rPr>
+          <w:lang w:val="en-IN"/>
+        </w:rPr>
+        <w:t xml:space="preserve"> Day(String abbreviation) {</w:t>
+      </w:r>
+      <w:r>
+        <w:rPr>
+          <w:lang w:val="en-IN"/>
+        </w:rPr>
+        <w:t xml:space="preserve"> </w:t>
+      </w:r>
+      <w:proofErr w:type="spellStart"/>
+      <w:r>
+        <w:rPr>
+          <w:lang w:val="en-IN"/>
+        </w:rPr>
+        <w:t>this.abbreviation</w:t>
+      </w:r>
+      <w:proofErr w:type="spellEnd"/>
+      <w:r>
+        <w:rPr>
+          <w:lang w:val="en-IN"/>
+        </w:rPr>
+        <w:t xml:space="preserve"> = abbreviation;</w:t>
+      </w:r>
+      <w:r>
+        <w:rPr>
+          <w:lang w:val="en-IN"/>
+        </w:rPr>
+        <w:t xml:space="preserve"> </w:t>
+      </w:r>
+      <w:r>
+        <w:rPr>
+          <w:lang w:val="en-IN"/>
+        </w:rPr>
+        <w:t>}</w:t>
+      </w:r>
+    </w:p>
+    <w:p>
+      <w:pPr>
+        <w:pStyle w:val="ListParagraph"/>
+        <w:rPr>
+          <w:lang w:val="en-IN"/>
+        </w:rPr>
+      </w:pPr>
+      <w:r>
+        <w:rPr>
+          <w:lang w:val="en-IN"/>
+        </w:rPr>
+        <w:t xml:space="preserve">    </w:t>
+      </w:r>
+      <w:proofErr w:type="gramStart"/>
+      <w:r>
+        <w:rPr>
+          <w:lang w:val="en-IN"/>
+        </w:rPr>
+        <w:t>public</w:t>
+      </w:r>
+      <w:proofErr w:type="gramEnd"/>
+      <w:r>
+        <w:rPr>
+          <w:lang w:val="en-IN"/>
+        </w:rPr>
+        <w:t xml:space="preserve"> String </w:t>
+      </w:r>
+      <w:proofErr w:type="spellStart"/>
+      <w:r>
+        <w:rPr>
+          <w:lang w:val="en-IN"/>
+        </w:rPr>
+        <w:t>getAbbreviation</w:t>
+      </w:r>
+      <w:proofErr w:type="spellEnd"/>
+      <w:r>
+        <w:rPr>
+          <w:lang w:val="en-IN"/>
+        </w:rPr>
+        <w:t>() {</w:t>
+      </w:r>
+      <w:r>
+        <w:rPr>
+          <w:lang w:val="en-IN"/>
+        </w:rPr>
+        <w:t xml:space="preserve"> </w:t>
+      </w:r>
+      <w:r>
+        <w:rPr>
+          <w:lang w:val="en-IN"/>
+        </w:rPr>
+        <w:t>return abbreviation;</w:t>
+      </w:r>
+      <w:r>
+        <w:rPr>
+          <w:lang w:val="en-IN"/>
+        </w:rPr>
+        <w:t xml:space="preserve"> </w:t>
+      </w:r>
+      <w:r>
+        <w:rPr>
+          <w:lang w:val="en-IN"/>
+        </w:rPr>
+        <w:t>}</w:t>
+      </w:r>
+    </w:p>
+    <w:p>
+      <w:pPr>
+        <w:pStyle w:val="ListParagraph"/>
+        <w:rPr>
+          <w:lang w:val="en-IN"/>
+        </w:rPr>
+      </w:pPr>
+      <w:r>
+        <w:rPr>
+          <w:lang w:val="en-IN"/>
+        </w:rPr>
+        <w:t xml:space="preserve">} </w:t>
+      </w:r>
+    </w:p>
+    <w:p>
+      <w:pPr>
+        <w:pStyle w:val="ListParagraph"/>
+        <w:rPr>
+          <w:lang w:val="en-IN"/>
+        </w:rPr>
+      </w:pPr>
+      <w:proofErr w:type="gramStart"/>
+      <w:r>
+        <w:rPr>
+          <w:lang w:val="en-IN"/>
+        </w:rPr>
+        <w:t>public</w:t>
+      </w:r>
+      <w:proofErr w:type="gramEnd"/>
+      <w:r>
+        <w:rPr>
+          <w:lang w:val="en-IN"/>
+        </w:rPr>
+        <w:t xml:space="preserve"> class </w:t>
+      </w:r>
+      <w:proofErr w:type="spellStart"/>
+      <w:r>
+        <w:rPr>
+          <w:lang w:val="en-IN"/>
+        </w:rPr>
+        <w:t>EnumConstructorExample</w:t>
+      </w:r>
+      <w:proofErr w:type="spellEnd"/>
+      <w:r>
+        <w:rPr>
+          <w:lang w:val="en-IN"/>
+        </w:rPr>
+        <w:t xml:space="preserve"> {</w:t>
+      </w:r>
+    </w:p>
+    <w:p>
+      <w:pPr>
+        <w:pStyle w:val="ListParagraph"/>
+        <w:rPr>
+          <w:lang w:val="en-IN"/>
+        </w:rPr>
+      </w:pPr>
+      <w:r>
+        <w:rPr>
+          <w:lang w:val="en-IN"/>
+        </w:rPr>
+        <w:t xml:space="preserve">    </w:t>
+      </w:r>
+      <w:proofErr w:type="gramStart"/>
+      <w:r>
+        <w:rPr>
+          <w:lang w:val="en-IN"/>
+        </w:rPr>
+        <w:t>public</w:t>
+      </w:r>
+      <w:proofErr w:type="gramEnd"/>
+      <w:r>
+        <w:rPr>
+          <w:lang w:val="en-IN"/>
+        </w:rPr>
+        <w:t xml:space="preserve"> static void main(String[] </w:t>
+      </w:r>
+      <w:proofErr w:type="spellStart"/>
+      <w:r>
+        <w:rPr>
+          <w:lang w:val="en-IN"/>
+        </w:rPr>
+        <w:t>args</w:t>
+      </w:r>
+      <w:proofErr w:type="spellEnd"/>
+      <w:r>
+        <w:rPr>
+          <w:lang w:val="en-IN"/>
+        </w:rPr>
+        <w:t>) {</w:t>
+      </w:r>
+    </w:p>
+    <w:p>
+      <w:pPr>
+        <w:pStyle w:val="ListParagraph"/>
+        <w:rPr>
+          <w:lang w:val="en-IN"/>
+        </w:rPr>
+      </w:pPr>
+      <w:r>
+        <w:rPr>
+          <w:lang w:val="en-IN"/>
+        </w:rPr>
+        <w:t xml:space="preserve">        Day </w:t>
+      </w:r>
+      <w:proofErr w:type="spellStart"/>
+      <w:proofErr w:type="gramStart"/>
+      <w:r>
+        <w:rPr>
+          <w:lang w:val="en-IN"/>
+        </w:rPr>
+        <w:t>sunday</w:t>
+      </w:r>
+      <w:proofErr w:type="spellEnd"/>
+      <w:proofErr w:type="gramEnd"/>
+      <w:r>
+        <w:rPr>
+          <w:lang w:val="en-IN"/>
+        </w:rPr>
+        <w:t xml:space="preserve"> = </w:t>
+      </w:r>
+      <w:proofErr w:type="spellStart"/>
+      <w:r>
+        <w:rPr>
+          <w:lang w:val="en-IN"/>
+        </w:rPr>
+        <w:t>Day.SUNDAY</w:t>
+      </w:r>
+      <w:proofErr w:type="spellEnd"/>
+      <w:r>
+        <w:rPr>
+          <w:lang w:val="en-IN"/>
+        </w:rPr>
+        <w:t>;</w:t>
+      </w:r>
+    </w:p>
+    <w:p>
+      <w:pPr>
+        <w:pStyle w:val="ListParagraph"/>
+        <w:rPr>
+          <w:lang w:val="en-IN"/>
+        </w:rPr>
+      </w:pPr>
+      <w:r>
+        <w:rPr>
+          <w:lang w:val="en-IN"/>
+        </w:rPr>
+        <w:t xml:space="preserve">        </w:t>
+      </w:r>
+      <w:proofErr w:type="spellStart"/>
+      <w:proofErr w:type="gramStart"/>
+      <w:r>
+        <w:rPr>
+          <w:lang w:val="en-IN"/>
+        </w:rPr>
+        <w:t>System.out.println</w:t>
+      </w:r>
+      <w:proofErr w:type="spellEnd"/>
+      <w:r>
+        <w:rPr>
+          <w:lang w:val="en-IN"/>
+        </w:rPr>
+        <w:t>(</w:t>
+      </w:r>
+      <w:proofErr w:type="gramEnd"/>
+      <w:r>
+        <w:rPr>
+          <w:lang w:val="en-IN"/>
+        </w:rPr>
+        <w:t>"</w:t>
+      </w:r>
+      <w:proofErr w:type="spellStart"/>
+      <w:r>
+        <w:rPr>
+          <w:lang w:val="en-IN"/>
+        </w:rPr>
+        <w:t>Enum</w:t>
+      </w:r>
+      <w:proofErr w:type="spellEnd"/>
+      <w:r>
+        <w:rPr>
+          <w:lang w:val="en-IN"/>
+        </w:rPr>
+        <w:t xml:space="preserve"> Constant: " + </w:t>
+      </w:r>
+      <w:proofErr w:type="spellStart"/>
+      <w:r>
+        <w:rPr>
+          <w:lang w:val="en-IN"/>
+        </w:rPr>
+        <w:t>sunday</w:t>
+      </w:r>
+      <w:proofErr w:type="spellEnd"/>
+      <w:r>
+        <w:rPr>
+          <w:lang w:val="en-IN"/>
+        </w:rPr>
+        <w:t>);</w:t>
+      </w:r>
+    </w:p>
+    <w:p>
+      <w:pPr>
+        <w:pStyle w:val="ListParagraph"/>
+        <w:rPr>
+          <w:lang w:val="en-IN"/>
+        </w:rPr>
+      </w:pPr>
+      <w:r>
+        <w:rPr>
+          <w:lang w:val="en-IN"/>
+        </w:rPr>
+        <w:t xml:space="preserve">        </w:t>
+      </w:r>
+      <w:proofErr w:type="spellStart"/>
+      <w:proofErr w:type="gramStart"/>
+      <w:r>
+        <w:rPr>
+          <w:lang w:val="en-IN"/>
+        </w:rPr>
+        <w:t>System.out.println</w:t>
+      </w:r>
+      <w:proofErr w:type="spellEnd"/>
+      <w:r>
+        <w:rPr>
+          <w:lang w:val="en-IN"/>
+        </w:rPr>
+        <w:t>(</w:t>
+      </w:r>
+      <w:proofErr w:type="gramEnd"/>
+      <w:r>
+        <w:rPr>
+          <w:lang w:val="en-IN"/>
+        </w:rPr>
+        <w:t xml:space="preserve">"Abbreviation: " + </w:t>
+      </w:r>
+      <w:proofErr w:type="spellStart"/>
+      <w:r>
+        <w:rPr>
+          <w:lang w:val="en-IN"/>
+        </w:rPr>
+        <w:t>sunday.getAbbreviation</w:t>
+      </w:r>
+      <w:proofErr w:type="spellEnd"/>
+      <w:r>
+        <w:rPr>
+          <w:lang w:val="en-IN"/>
+        </w:rPr>
+        <w:t>());</w:t>
+      </w:r>
+    </w:p>
+    <w:p>
+      <w:pPr>
+        <w:pStyle w:val="ListParagraph"/>
+        <w:rPr>
+          <w:lang w:val="en-IN"/>
+        </w:rPr>
+      </w:pPr>
+      <w:r>
+        <w:rPr>
+          <w:lang w:val="en-IN"/>
+        </w:rPr>
+        <w:t xml:space="preserve">    }</w:t>
+      </w:r>
+    </w:p>
+    <w:p>
+      <w:pPr>
+        <w:pStyle w:val="ListParagraph"/>
+        <w:rPr>
+          <w:lang w:val="en-IN"/>
+        </w:rPr>
+      </w:pPr>
+      <w:r>
+        <w:rPr>
+          <w:lang w:val="en-IN"/>
+        </w:rPr>
+        <w:t xml:space="preserve">} </w:t>
+      </w:r>
+    </w:p>
+    <w:p>
+      <w:pPr>
+        <w:pStyle w:val="ListParagraph"/>
+        <w:numPr>
+          <w:ilvl w:val="0"/>
+          <w:numId w:val="14"/>
+        </w:numPr>
+        <w:rPr>
+          <w:lang w:val="en-IN"/>
+        </w:rPr>
+      </w:pPr>
+      <w:r>
+        <w:rPr>
+          <w:lang w:val="en-IN"/>
+        </w:rPr>
         <w:t>What happens when we mark a class and a method in java as final?</w:t>
       </w:r>
     </w:p>
@@ -24155,6 +24179,347 @@
         <w:t xml:space="preserve"> (like Number or Object).</w:t>
       </w:r>
       <w:proofErr w:type="gramEnd"/>
+    </w:p>
+    <w:p>
+      <w:pPr>
+        <w:pStyle w:val="ListParagraph"/>
+        <w:numPr>
+          <w:ilvl w:val="0"/>
+          <w:numId w:val="14"/>
+        </w:numPr>
+        <w:rPr>
+          <w:b/>
+          <w:bCs/>
+          <w:lang w:val="en-IN"/>
+        </w:rPr>
+      </w:pPr>
+      <w:r>
+        <w:rPr>
+          <w:b/>
+          <w:bCs/>
+          <w:lang w:val="en-IN"/>
+        </w:rPr>
+        <w:t>How to add a logger in spring boot application?</w:t>
+      </w:r>
+    </w:p>
+    <w:p>
+      <w:pPr>
+        <w:pStyle w:val="ListParagraph"/>
+        <w:rPr>
+          <w:lang w:val="en-IN"/>
+        </w:rPr>
+      </w:pPr>
+      <w:r>
+        <w:rPr>
+          <w:lang w:val="en-IN"/>
+        </w:rPr>
+        <w:t xml:space="preserve">To implement logging, we simply use SLF4J’s Logger in our classes using </w:t>
+      </w:r>
+      <w:proofErr w:type="spellStart"/>
+      <w:r>
+        <w:rPr>
+          <w:lang w:val="en-IN"/>
+        </w:rPr>
+        <w:t>LoggerFactory</w:t>
+      </w:r>
+      <w:proofErr w:type="spellEnd"/>
+      <w:r>
+        <w:rPr>
+          <w:lang w:val="en-IN"/>
+        </w:rPr>
+        <w:t>.</w:t>
+      </w:r>
+    </w:p>
+    <w:p>
+      <w:pPr>
+        <w:pStyle w:val="ListParagraph"/>
+        <w:rPr>
+          <w:lang w:val="en-IN"/>
+        </w:rPr>
+      </w:pPr>
+      <w:proofErr w:type="gramStart"/>
+      <w:r>
+        <w:rPr>
+          <w:lang w:val="en-IN"/>
+        </w:rPr>
+        <w:t>import</w:t>
+      </w:r>
+      <w:proofErr w:type="gramEnd"/>
+      <w:r>
+        <w:rPr>
+          <w:lang w:val="en-IN"/>
+        </w:rPr>
+        <w:t xml:space="preserve"> org.slf4j.Logger;</w:t>
+      </w:r>
+    </w:p>
+    <w:p>
+      <w:pPr>
+        <w:pStyle w:val="ListParagraph"/>
+        <w:rPr>
+          <w:lang w:val="en-IN"/>
+        </w:rPr>
+      </w:pPr>
+      <w:proofErr w:type="gramStart"/>
+      <w:r>
+        <w:rPr>
+          <w:lang w:val="en-IN"/>
+        </w:rPr>
+        <w:t>import</w:t>
+      </w:r>
+      <w:proofErr w:type="gramEnd"/>
+      <w:r>
+        <w:rPr>
+          <w:lang w:val="en-IN"/>
+        </w:rPr>
+        <w:t xml:space="preserve"> org.slf4j.LoggerFactory;</w:t>
+      </w:r>
+    </w:p>
+    <w:p>
+      <w:pPr>
+        <w:pStyle w:val="ListParagraph"/>
+        <w:rPr>
+          <w:lang w:val="en-IN"/>
+        </w:rPr>
+      </w:pPr>
+      <w:proofErr w:type="gramStart"/>
+      <w:r>
+        <w:rPr>
+          <w:lang w:val="en-IN"/>
+        </w:rPr>
+        <w:t>public</w:t>
+      </w:r>
+      <w:proofErr w:type="gramEnd"/>
+      <w:r>
+        <w:rPr>
+          <w:lang w:val="en-IN"/>
+        </w:rPr>
+        <w:t xml:space="preserve"> class </w:t>
+      </w:r>
+      <w:proofErr w:type="spellStart"/>
+      <w:r>
+        <w:rPr>
+          <w:lang w:val="en-IN"/>
+        </w:rPr>
+        <w:t>MyService</w:t>
+      </w:r>
+      <w:proofErr w:type="spellEnd"/>
+      <w:r>
+        <w:rPr>
+          <w:lang w:val="en-IN"/>
+        </w:rPr>
+        <w:t xml:space="preserve"> {</w:t>
+      </w:r>
+    </w:p>
+    <w:p>
+      <w:pPr>
+        <w:pStyle w:val="ListParagraph"/>
+        <w:rPr>
+          <w:lang w:val="en-IN"/>
+        </w:rPr>
+      </w:pPr>
+      <w:r>
+        <w:rPr>
+          <w:lang w:val="en-IN"/>
+        </w:rPr>
+        <w:t xml:space="preserve">    </w:t>
+      </w:r>
+      <w:proofErr w:type="gramStart"/>
+      <w:r>
+        <w:rPr>
+          <w:lang w:val="en-IN"/>
+        </w:rPr>
+        <w:t>private</w:t>
+      </w:r>
+      <w:proofErr w:type="gramEnd"/>
+      <w:r>
+        <w:rPr>
+          <w:lang w:val="en-IN"/>
+        </w:rPr>
+        <w:t xml:space="preserve"> static final Logger </w:t>
+      </w:r>
+      <w:proofErr w:type="spellStart"/>
+      <w:r>
+        <w:rPr>
+          <w:lang w:val="en-IN"/>
+        </w:rPr>
+        <w:t>logger</w:t>
+      </w:r>
+      <w:proofErr w:type="spellEnd"/>
+      <w:r>
+        <w:rPr>
+          <w:lang w:val="en-IN"/>
+        </w:rPr>
+        <w:t xml:space="preserve"> =</w:t>
+      </w:r>
+      <w:proofErr w:type="spellStart"/>
+      <w:r>
+        <w:rPr>
+          <w:lang w:val="en-IN"/>
+        </w:rPr>
+        <w:t>LoggerFactory.getLogger</w:t>
+      </w:r>
+      <w:proofErr w:type="spellEnd"/>
+      <w:r>
+        <w:rPr>
+          <w:lang w:val="en-IN"/>
+        </w:rPr>
+        <w:t>(</w:t>
+      </w:r>
+      <w:proofErr w:type="spellStart"/>
+      <w:r>
+        <w:rPr>
+          <w:lang w:val="en-IN"/>
+        </w:rPr>
+        <w:t>MyService.class</w:t>
+      </w:r>
+      <w:proofErr w:type="spellEnd"/>
+      <w:r>
+        <w:rPr>
+          <w:lang w:val="en-IN"/>
+        </w:rPr>
+        <w:t>);</w:t>
+      </w:r>
+    </w:p>
+    <w:p>
+      <w:pPr>
+        <w:pStyle w:val="ListParagraph"/>
+        <w:rPr>
+          <w:lang w:val="en-IN"/>
+        </w:rPr>
+      </w:pPr>
+      <w:r>
+        <w:rPr>
+          <w:lang w:val="en-IN"/>
+        </w:rPr>
+        <w:t xml:space="preserve">    </w:t>
+      </w:r>
+      <w:proofErr w:type="gramStart"/>
+      <w:r>
+        <w:rPr>
+          <w:lang w:val="en-IN"/>
+        </w:rPr>
+        <w:t>public</w:t>
+      </w:r>
+      <w:proofErr w:type="gramEnd"/>
+      <w:r>
+        <w:rPr>
+          <w:lang w:val="en-IN"/>
+        </w:rPr>
+        <w:t xml:space="preserve"> void </w:t>
+      </w:r>
+      <w:proofErr w:type="spellStart"/>
+      <w:r>
+        <w:rPr>
+          <w:lang w:val="en-IN"/>
+        </w:rPr>
+        <w:t>doSomething</w:t>
+      </w:r>
+      <w:proofErr w:type="spellEnd"/>
+      <w:r>
+        <w:rPr>
+          <w:lang w:val="en-IN"/>
+        </w:rPr>
+        <w:t>() {</w:t>
+      </w:r>
+    </w:p>
+    <w:p>
+      <w:pPr>
+        <w:pStyle w:val="ListParagraph"/>
+        <w:ind w:firstLine="720"/>
+        <w:rPr>
+          <w:lang w:val="en-IN"/>
+        </w:rPr>
+      </w:pPr>
+      <w:proofErr w:type="gramStart"/>
+      <w:r>
+        <w:rPr>
+          <w:lang w:val="en-IN"/>
+        </w:rPr>
+        <w:t>logger.info(</w:t>
+      </w:r>
+      <w:proofErr w:type="gramEnd"/>
+      <w:r>
+        <w:rPr>
+          <w:lang w:val="en-IN"/>
+        </w:rPr>
+        <w:t>"This is an info log");</w:t>
+      </w:r>
+    </w:p>
+    <w:p>
+      <w:pPr>
+        <w:pStyle w:val="ListParagraph"/>
+        <w:ind w:firstLine="720"/>
+        <w:rPr>
+          <w:lang w:val="en-IN"/>
+        </w:rPr>
+      </w:pPr>
+      <w:proofErr w:type="spellStart"/>
+      <w:proofErr w:type="gramStart"/>
+      <w:r>
+        <w:rPr>
+          <w:lang w:val="en-IN"/>
+        </w:rPr>
+        <w:t>logger.debug</w:t>
+      </w:r>
+      <w:proofErr w:type="spellEnd"/>
+      <w:r>
+        <w:rPr>
+          <w:lang w:val="en-IN"/>
+        </w:rPr>
+        <w:t>(</w:t>
+      </w:r>
+      <w:proofErr w:type="gramEnd"/>
+      <w:r>
+        <w:rPr>
+          <w:lang w:val="en-IN"/>
+        </w:rPr>
+        <w:t>"Debug message");</w:t>
+      </w:r>
+    </w:p>
+    <w:p>
+      <w:pPr>
+        <w:pStyle w:val="ListParagraph"/>
+        <w:ind w:firstLine="720"/>
+        <w:rPr>
+          <w:lang w:val="en-IN"/>
+        </w:rPr>
+      </w:pPr>
+      <w:proofErr w:type="spellStart"/>
+      <w:proofErr w:type="gramStart"/>
+      <w:r>
+        <w:rPr>
+          <w:lang w:val="en-IN"/>
+        </w:rPr>
+        <w:t>logger.error</w:t>
+      </w:r>
+      <w:proofErr w:type="spellEnd"/>
+      <w:r>
+        <w:rPr>
+          <w:lang w:val="en-IN"/>
+        </w:rPr>
+        <w:t>(</w:t>
+      </w:r>
+      <w:proofErr w:type="gramEnd"/>
+      <w:r>
+        <w:rPr>
+          <w:lang w:val="en-IN"/>
+        </w:rPr>
+        <w:t>"Something went wrong");</w:t>
+      </w:r>
+    </w:p>
+    <w:p>
+      <w:pPr>
+        <w:pStyle w:val="ListParagraph"/>
+        <w:rPr>
+          <w:lang w:val="en-IN"/>
+        </w:rPr>
+      </w:pPr>
+      <w:r>
+        <w:rPr>
+          <w:lang w:val="en-IN"/>
+        </w:rPr>
+        <w:t>}}</w:t>
+      </w:r>
       <w:r>
         <w:rPr>
           <w:lang w:val="en-IN"/>
@@ -27172,17 +27537,8 @@
           <w:bCs/>
           <w:lang w:val="en-IN"/>
         </w:rPr>
-        <w:t xml:space="preserve">Spring Boot creates the Environment and loads all configuration </w:t>
-      </w:r>
-      <w:proofErr w:type="spellStart"/>
-      <w:r>
-        <w:rPr>
-          <w:bCs/>
-          <w:lang w:val="en-IN"/>
-        </w:rPr>
-        <w:t>sources:</w:t>
-      </w:r>
-      <w:proofErr w:type="spellEnd"/>
+        <w:t>Spring Boot creates the Environment and loads all configuration sources:</w:t>
+      </w:r>
     </w:p>
     <w:p>
       <w:pPr>
@@ -46815,7 +47171,7 @@
 </file>
 
 <file path=customXml/itemProps1.xml><?xml version="1.0" encoding="utf-8"?>
-<ds:datastoreItem xmlns:ds="http://schemas.openxmlformats.org/officeDocument/2006/customXml" ds:itemID="{FA7E783E-58DB-4BF5-8D0E-BA6A6E3D7B1F}">
+<ds:datastoreItem xmlns:ds="http://schemas.openxmlformats.org/officeDocument/2006/customXml" ds:itemID="{CF24A71B-7FD7-4CEA-84B5-E81BD4C78EE7}">
   <ds:schemaRefs>
     <ds:schemaRef ds:uri="http://schemas.openxmlformats.org/officeDocument/2006/bibliography"/>
   </ds:schemaRefs>

--- a/note/SpringSpringBootRestAPI Theory Questions.docx
+++ b/note/SpringSpringBootRestAPI Theory Questions.docx
@@ -364,21 +364,7 @@
         <w:rPr>
           <w:lang w:val="en-IN"/>
         </w:rPr>
-        <w:t xml:space="preserve"> (Contract means </w:t>
-      </w:r>
-      <w:proofErr w:type="gramStart"/>
-      <w:r>
-        <w:rPr>
-          <w:lang w:val="en-IN"/>
-        </w:rPr>
-        <w:t>rules</w:t>
-      </w:r>
-      <w:proofErr w:type="gramEnd"/>
-      <w:r>
-        <w:rPr>
-          <w:lang w:val="en-IN"/>
-        </w:rPr>
-        <w:t>)</w:t>
+        <w:t xml:space="preserve"> (Contract means rules)</w:t>
       </w:r>
     </w:p>
     <w:p>
@@ -1637,7 +1623,7 @@
           <w:bCs/>
           <w:lang w:val="en-IN"/>
         </w:rPr>
-        <w:t>The Class Loading Process has three phases:</w:t>
+        <w:t>Java class loading happens in 3 phases:</w:t>
       </w:r>
     </w:p>
     <w:p>
@@ -1645,7 +1631,7 @@
         <w:pStyle w:val="ListParagraph"/>
         <w:numPr>
           <w:ilvl w:val="0"/>
-          <w:numId w:val="62"/>
+          <w:numId w:val="71"/>
         </w:numPr>
         <w:ind w:left="709"/>
         <w:rPr>
@@ -1655,17 +1641,10 @@
       </w:pPr>
       <w:r>
         <w:rPr>
-          <w:b/>
-          <w:lang w:val="en-IN"/>
-        </w:rPr>
-        <w:t>Loading</w:t>
-      </w:r>
-      <w:r>
-        <w:rPr>
-          <w:bCs/>
-          <w:lang w:val="en-IN"/>
-        </w:rPr>
-        <w:t xml:space="preserve">: The </w:t>
+          <w:bCs/>
+          <w:lang w:val="en-IN"/>
+        </w:rPr>
+        <w:t xml:space="preserve">Loading: </w:t>
       </w:r>
       <w:proofErr w:type="spellStart"/>
       <w:r>
@@ -1681,7 +1660,7 @@
           <w:bCs/>
           <w:lang w:val="en-IN"/>
         </w:rPr>
-        <w:t xml:space="preserve"> loads the .class file (</w:t>
+        <w:t xml:space="preserve"> loads </w:t>
       </w:r>
       <w:proofErr w:type="spellStart"/>
       <w:r>
@@ -1697,55 +1676,7 @@
           <w:bCs/>
           <w:lang w:val="en-IN"/>
         </w:rPr>
-        <w:t xml:space="preserve">) into </w:t>
-      </w:r>
-      <w:proofErr w:type="spellStart"/>
-      <w:r>
-        <w:rPr>
-          <w:bCs/>
-          <w:lang w:val="en-IN"/>
-        </w:rPr>
-        <w:t>memory.Then</w:t>
-      </w:r>
-      <w:proofErr w:type="spellEnd"/>
-      <w:r>
-        <w:rPr>
-          <w:bCs/>
-          <w:lang w:val="en-IN"/>
-        </w:rPr>
-        <w:t xml:space="preserve"> It converts the binary data from the .class file into a Class object (of type </w:t>
-      </w:r>
-      <w:proofErr w:type="spellStart"/>
-      <w:r>
-        <w:rPr>
-          <w:bCs/>
-          <w:lang w:val="en-IN"/>
-        </w:rPr>
-        <w:t>java.lang.Class</w:t>
-      </w:r>
-      <w:proofErr w:type="spellEnd"/>
-      <w:r>
-        <w:rPr>
-          <w:bCs/>
-          <w:lang w:val="en-IN"/>
-        </w:rPr>
-        <w:t xml:space="preserve">). Note: Every class is loaded by some </w:t>
-      </w:r>
-      <w:proofErr w:type="spellStart"/>
-      <w:r>
-        <w:rPr>
-          <w:bCs/>
-          <w:lang w:val="en-IN"/>
-        </w:rPr>
-        <w:t>ClassLoader</w:t>
-      </w:r>
-      <w:proofErr w:type="spellEnd"/>
-      <w:r>
-        <w:rPr>
-          <w:bCs/>
-          <w:lang w:val="en-IN"/>
-        </w:rPr>
-        <w:t>.</w:t>
+        <w:t xml:space="preserve"> and creates a Class object.</w:t>
       </w:r>
     </w:p>
     <w:p>
@@ -1753,7 +1684,7 @@
         <w:pStyle w:val="ListParagraph"/>
         <w:numPr>
           <w:ilvl w:val="0"/>
-          <w:numId w:val="62"/>
+          <w:numId w:val="71"/>
         </w:numPr>
         <w:ind w:left="709"/>
         <w:rPr>
@@ -1763,17 +1694,26 @@
       </w:pPr>
       <w:r>
         <w:rPr>
-          <w:b/>
-          <w:lang w:val="en-IN"/>
-        </w:rPr>
-        <w:t>Linking</w:t>
-      </w:r>
-      <w:r>
-        <w:rPr>
-          <w:bCs/>
-          <w:lang w:val="en-IN"/>
-        </w:rPr>
-        <w:t>: After loading, the JVM links the class into the runtime environment. This phase has three sub-steps:</w:t>
+          <w:bCs/>
+          <w:lang w:val="en-IN"/>
+        </w:rPr>
+        <w:t xml:space="preserve">Linking: JVM verifies </w:t>
+      </w:r>
+      <w:proofErr w:type="spellStart"/>
+      <w:r>
+        <w:rPr>
+          <w:bCs/>
+          <w:lang w:val="en-IN"/>
+        </w:rPr>
+        <w:t>bytecode</w:t>
+      </w:r>
+      <w:proofErr w:type="spellEnd"/>
+      <w:r>
+        <w:rPr>
+          <w:bCs/>
+          <w:lang w:val="en-IN"/>
+        </w:rPr>
+        <w:t>, allocates memory for static variables, and resolves symbolic references (Symbolic reference simply means “using a name instead of an address” to refer to classes, methods, or fields in the .class file.).</w:t>
       </w:r>
     </w:p>
     <w:p>
@@ -1781,83 +1721,7 @@
         <w:pStyle w:val="ListParagraph"/>
         <w:numPr>
           <w:ilvl w:val="0"/>
-          <w:numId w:val="64"/>
-        </w:numPr>
-        <w:rPr>
-          <w:bCs/>
-          <w:lang w:val="en-IN"/>
-        </w:rPr>
-      </w:pPr>
-      <w:r>
-        <w:rPr>
-          <w:bCs/>
-          <w:lang w:val="en-IN"/>
-        </w:rPr>
-        <w:t xml:space="preserve">Verification: Ensures the </w:t>
-      </w:r>
-      <w:proofErr w:type="spellStart"/>
-      <w:r>
-        <w:rPr>
-          <w:bCs/>
-          <w:lang w:val="en-IN"/>
-        </w:rPr>
-        <w:t>bytecode</w:t>
-      </w:r>
-      <w:proofErr w:type="spellEnd"/>
-      <w:r>
-        <w:rPr>
-          <w:bCs/>
-          <w:lang w:val="en-IN"/>
-        </w:rPr>
-        <w:t xml:space="preserve"> is valid and doesn’t violate JVM security rules</w:t>
-      </w:r>
-    </w:p>
-    <w:p>
-      <w:pPr>
-        <w:pStyle w:val="ListParagraph"/>
-        <w:numPr>
-          <w:ilvl w:val="0"/>
-          <w:numId w:val="64"/>
-        </w:numPr>
-        <w:rPr>
-          <w:bCs/>
-          <w:lang w:val="en-IN"/>
-        </w:rPr>
-      </w:pPr>
-      <w:r>
-        <w:rPr>
-          <w:bCs/>
-          <w:lang w:val="en-IN"/>
-        </w:rPr>
-        <w:t>Preparation: Allocates memory to static variables and sets their default values (e.g., 0, null, false).</w:t>
-      </w:r>
-    </w:p>
-    <w:p>
-      <w:pPr>
-        <w:pStyle w:val="ListParagraph"/>
-        <w:numPr>
-          <w:ilvl w:val="0"/>
-          <w:numId w:val="64"/>
-        </w:numPr>
-        <w:rPr>
-          <w:bCs/>
-          <w:lang w:val="en-IN"/>
-        </w:rPr>
-      </w:pPr>
-      <w:r>
-        <w:rPr>
-          <w:bCs/>
-          <w:lang w:val="en-IN"/>
-        </w:rPr>
-        <w:t>Resolution: Converts symbolic references (e.g., variable and method names) into actual memory references.</w:t>
-      </w:r>
-    </w:p>
-    <w:p>
-      <w:pPr>
-        <w:pStyle w:val="ListParagraph"/>
-        <w:numPr>
-          <w:ilvl w:val="0"/>
-          <w:numId w:val="63"/>
+          <w:numId w:val="71"/>
         </w:numPr>
         <w:ind w:left="709"/>
         <w:rPr>
@@ -1867,34 +1731,20 @@
       </w:pPr>
       <w:r>
         <w:rPr>
-          <w:b/>
-          <w:lang w:val="en-IN"/>
-        </w:rPr>
-        <w:t>Initialization</w:t>
-      </w:r>
-      <w:r>
-        <w:rPr>
-          <w:bCs/>
-          <w:lang w:val="en-IN"/>
-        </w:rPr>
-        <w:t xml:space="preserve">: This is the final phase. The static </w:t>
-      </w:r>
-      <w:proofErr w:type="spellStart"/>
-      <w:r>
-        <w:rPr>
-          <w:bCs/>
-          <w:lang w:val="en-IN"/>
-        </w:rPr>
-        <w:t>initializers</w:t>
-      </w:r>
-      <w:proofErr w:type="spellEnd"/>
-      <w:r>
-        <w:rPr>
-          <w:bCs/>
-          <w:lang w:val="en-IN"/>
-        </w:rPr>
-        <w:t xml:space="preserve"> and static blocks are executed. Static variables are assigned their explicit values.</w:t>
-      </w:r>
+          <w:bCs/>
+          <w:lang w:val="en-IN"/>
+        </w:rPr>
+        <w:t xml:space="preserve">Initialization: Executes static blocks and assigns explicit values to static </w:t>
+      </w:r>
+      <w:proofErr w:type="spellStart"/>
+      <w:r>
+        <w:rPr>
+          <w:bCs/>
+          <w:lang w:val="en-IN"/>
+        </w:rPr>
+        <w:t>fields.</w:t>
+      </w:r>
+      <w:proofErr w:type="spellEnd"/>
     </w:p>
     <w:p>
       <w:pPr>
@@ -2140,7 +1990,6 @@
           <w:b/>
           <w:lang w:val="en-IN"/>
         </w:rPr>
-        <w:lastRenderedPageBreak/>
         <w:t xml:space="preserve">When </w:t>
       </w:r>
       <w:r>
@@ -2293,6 +2142,7 @@
           <w:b/>
           <w:lang w:val="en-IN"/>
         </w:rPr>
+        <w:lastRenderedPageBreak/>
         <w:t>Why do we have constructor for Abstract class even if we can't instantiate it</w:t>
       </w:r>
     </w:p>
@@ -3081,7 +2931,6 @@
         <w:rPr>
           <w:lang w:val="en-IN"/>
         </w:rPr>
-        <w:lastRenderedPageBreak/>
         <w:t>Thread &amp; Process.</w:t>
       </w:r>
     </w:p>
@@ -3254,6 +3103,7 @@
         <w:rPr>
           <w:lang w:val="en-IN"/>
         </w:rPr>
+        <w:lastRenderedPageBreak/>
         <w:t xml:space="preserve">Implementing </w:t>
       </w:r>
       <w:proofErr w:type="spellStart"/>
@@ -4738,6 +4588,7 @@
           <w:lang w:val="en-IN"/>
         </w:rPr>
         <w:br/>
+        <w:t xml:space="preserve"> </w:t>
       </w:r>
       <w:r>
         <w:rPr>
@@ -4746,9 +4597,10 @@
           <w:szCs w:val="20"/>
           <w:lang w:val="en-IN"/>
         </w:rPr>
-        <w:lastRenderedPageBreak/>
-        <w:t xml:space="preserve"> </w:t>
-      </w:r>
+        <w:tab/>
+        <w:t xml:space="preserve">// these runnable1 &amp; runnable2  can be changed into </w:t>
+      </w:r>
+      <w:proofErr w:type="spellStart"/>
       <w:r>
         <w:rPr>
           <w:i/>
@@ -4756,10 +4608,9 @@
           <w:szCs w:val="20"/>
           <w:lang w:val="en-IN"/>
         </w:rPr>
-        <w:tab/>
-        <w:t xml:space="preserve">// these runnable1 &amp; runnable2  can be changed into </w:t>
-      </w:r>
-      <w:proofErr w:type="spellStart"/>
+        <w:t>lamda</w:t>
+      </w:r>
+      <w:proofErr w:type="spellEnd"/>
       <w:r>
         <w:rPr>
           <w:i/>
@@ -4767,9 +4618,9 @@
           <w:szCs w:val="20"/>
           <w:lang w:val="en-IN"/>
         </w:rPr>
-        <w:t>lamda</w:t>
-      </w:r>
-      <w:proofErr w:type="spellEnd"/>
+        <w:t xml:space="preserve"> expression. </w:t>
+      </w:r>
+      <w:proofErr w:type="gramStart"/>
       <w:r>
         <w:rPr>
           <w:i/>
@@ -4777,9 +4628,9 @@
           <w:szCs w:val="20"/>
           <w:lang w:val="en-IN"/>
         </w:rPr>
-        <w:t xml:space="preserve"> expression. </w:t>
-      </w:r>
-      <w:proofErr w:type="gramStart"/>
+        <w:t>E.g.</w:t>
+      </w:r>
+      <w:proofErr w:type="gramEnd"/>
       <w:r>
         <w:rPr>
           <w:i/>
@@ -4787,9 +4638,8 @@
           <w:szCs w:val="20"/>
           <w:lang w:val="en-IN"/>
         </w:rPr>
-        <w:t>E.g.</w:t>
-      </w:r>
-      <w:proofErr w:type="gramEnd"/>
+        <w:t xml:space="preserve">  given below</w:t>
+      </w:r>
       <w:r>
         <w:rPr>
           <w:i/>
@@ -4797,7 +4647,7 @@
           <w:szCs w:val="20"/>
           <w:lang w:val="en-IN"/>
         </w:rPr>
-        <w:t xml:space="preserve">  given below</w:t>
+        <w:t xml:space="preserve"> </w:t>
       </w:r>
       <w:r>
         <w:rPr>
@@ -4806,6 +4656,7 @@
           <w:szCs w:val="20"/>
           <w:lang w:val="en-IN"/>
         </w:rPr>
+        <w:br/>
         <w:t xml:space="preserve"> </w:t>
       </w:r>
       <w:r>
@@ -4815,8 +4666,8 @@
           <w:szCs w:val="20"/>
           <w:lang w:val="en-IN"/>
         </w:rPr>
-        <w:br/>
-        <w:t xml:space="preserve"> </w:t>
+        <w:tab/>
+        <w:t>// Start the threads</w:t>
       </w:r>
       <w:r>
         <w:rPr>
@@ -4825,8 +4676,8 @@
           <w:szCs w:val="20"/>
           <w:lang w:val="en-IN"/>
         </w:rPr>
-        <w:tab/>
-        <w:t>// Start the threads</w:t>
+        <w:br/>
+        <w:t xml:space="preserve"> </w:t>
       </w:r>
       <w:r>
         <w:rPr>
@@ -4835,9 +4686,9 @@
           <w:szCs w:val="20"/>
           <w:lang w:val="en-IN"/>
         </w:rPr>
-        <w:br/>
-        <w:t xml:space="preserve"> </w:t>
-      </w:r>
+        <w:tab/>
+      </w:r>
+      <w:proofErr w:type="gramStart"/>
       <w:r>
         <w:rPr>
           <w:i/>
@@ -4845,9 +4696,9 @@
           <w:szCs w:val="20"/>
           <w:lang w:val="en-IN"/>
         </w:rPr>
-        <w:tab/>
-      </w:r>
-      <w:proofErr w:type="gramStart"/>
+        <w:t>thread1.start(</w:t>
+      </w:r>
+      <w:proofErr w:type="gramEnd"/>
       <w:r>
         <w:rPr>
           <w:i/>
@@ -4855,9 +4706,8 @@
           <w:szCs w:val="20"/>
           <w:lang w:val="en-IN"/>
         </w:rPr>
-        <w:t>thread1.start(</w:t>
-      </w:r>
-      <w:proofErr w:type="gramEnd"/>
+        <w:t>);</w:t>
+      </w:r>
       <w:r>
         <w:rPr>
           <w:i/>
@@ -4865,7 +4715,8 @@
           <w:szCs w:val="20"/>
           <w:lang w:val="en-IN"/>
         </w:rPr>
-        <w:t>);</w:t>
+        <w:br/>
+        <w:t xml:space="preserve"> </w:t>
       </w:r>
       <w:r>
         <w:rPr>
@@ -4874,8 +4725,8 @@
           <w:szCs w:val="20"/>
           <w:lang w:val="en-IN"/>
         </w:rPr>
-        <w:br/>
-        <w:t xml:space="preserve"> </w:t>
+        <w:tab/>
+        <w:t>thread2.start();</w:t>
       </w:r>
       <w:r>
         <w:rPr>
@@ -4884,8 +4735,8 @@
           <w:szCs w:val="20"/>
           <w:lang w:val="en-IN"/>
         </w:rPr>
-        <w:tab/>
-        <w:t>thread2.start();</w:t>
+        <w:br/>
+        <w:t xml:space="preserve"> </w:t>
       </w:r>
       <w:r>
         <w:rPr>
@@ -4894,8 +4745,8 @@
           <w:szCs w:val="20"/>
           <w:lang w:val="en-IN"/>
         </w:rPr>
-        <w:br/>
-        <w:t xml:space="preserve"> </w:t>
+        <w:tab/>
+        <w:t>}</w:t>
       </w:r>
       <w:r>
         <w:rPr>
@@ -4904,36 +4755,27 @@
           <w:szCs w:val="20"/>
           <w:lang w:val="en-IN"/>
         </w:rPr>
-        <w:tab/>
+        <w:br/>
         <w:t>}</w:t>
       </w:r>
-      <w:r>
+    </w:p>
+    <w:p>
+      <w:pPr>
         <w:rPr>
           <w:i/>
           <w:sz w:val="20"/>
           <w:szCs w:val="20"/>
           <w:lang w:val="en-IN"/>
         </w:rPr>
-        <w:br/>
-        <w:t>}</w:t>
-      </w:r>
-    </w:p>
-    <w:p>
-      <w:pPr>
+      </w:pPr>
+      <w:r>
         <w:rPr>
           <w:i/>
           <w:sz w:val="20"/>
           <w:szCs w:val="20"/>
           <w:lang w:val="en-IN"/>
         </w:rPr>
-      </w:pPr>
-      <w:r>
-        <w:rPr>
-          <w:i/>
-          <w:sz w:val="20"/>
-          <w:szCs w:val="20"/>
-          <w:lang w:val="en-IN"/>
-        </w:rPr>
+        <w:lastRenderedPageBreak/>
         <w:t xml:space="preserve">Thread thread1 = new </w:t>
       </w:r>
       <w:proofErr w:type="gramStart"/>
@@ -5845,7 +5687,6 @@
         <w:rPr>
           <w:lang w:val="en-IN"/>
         </w:rPr>
-        <w:lastRenderedPageBreak/>
         <w:t>NotifyAll</w:t>
       </w:r>
       <w:proofErr w:type="spellEnd"/>
@@ -5931,6 +5772,7 @@
         <w:rPr>
           <w:lang w:val="en-IN"/>
         </w:rPr>
+        <w:lastRenderedPageBreak/>
         <w:t>Yield(</w:t>
       </w:r>
       <w:proofErr w:type="gramEnd"/>
@@ -6411,7 +6253,6 @@
         <w:rPr>
           <w:lang w:val="en-IN"/>
         </w:rPr>
-        <w:lastRenderedPageBreak/>
         <w:t xml:space="preserve">Thread </w:t>
       </w:r>
       <w:proofErr w:type="gramStart"/>
@@ -18401,91 +18242,718 @@
       <w:pPr>
         <w:pStyle w:val="ListParagraph"/>
         <w:rPr>
-          <w:i/>
+          <w:bCs/>
+          <w:lang w:val="en-IN"/>
+        </w:rPr>
+      </w:pPr>
+      <w:proofErr w:type="gramStart"/>
+      <w:r>
+        <w:rPr>
+          <w:bCs/>
+          <w:lang w:val="en-IN"/>
+        </w:rPr>
+        <w:t>public</w:t>
+      </w:r>
+      <w:proofErr w:type="gramEnd"/>
+      <w:r>
+        <w:rPr>
+          <w:bCs/>
+          <w:lang w:val="en-IN"/>
+        </w:rPr>
+        <w:t xml:space="preserve"> class </w:t>
+      </w:r>
+      <w:proofErr w:type="spellStart"/>
+      <w:r>
+        <w:rPr>
+          <w:bCs/>
+          <w:lang w:val="en-IN"/>
+        </w:rPr>
+        <w:t>SerializeExample</w:t>
+      </w:r>
+      <w:proofErr w:type="spellEnd"/>
+      <w:r>
+        <w:rPr>
+          <w:bCs/>
+          <w:lang w:val="en-IN"/>
+        </w:rPr>
+        <w:t xml:space="preserve"> {</w:t>
+      </w:r>
+    </w:p>
+    <w:p>
+      <w:pPr>
+        <w:pStyle w:val="ListParagraph"/>
+        <w:rPr>
+          <w:bCs/>
+          <w:lang w:val="en-IN"/>
+        </w:rPr>
+      </w:pPr>
+      <w:r>
+        <w:rPr>
+          <w:bCs/>
+          <w:lang w:val="en-IN"/>
+        </w:rPr>
+        <w:t xml:space="preserve">    </w:t>
+      </w:r>
+      <w:proofErr w:type="gramStart"/>
+      <w:r>
+        <w:rPr>
+          <w:bCs/>
+          <w:lang w:val="en-IN"/>
+        </w:rPr>
+        <w:t>public</w:t>
+      </w:r>
+      <w:proofErr w:type="gramEnd"/>
+      <w:r>
+        <w:rPr>
+          <w:bCs/>
+          <w:lang w:val="en-IN"/>
+        </w:rPr>
+        <w:t xml:space="preserve"> static void main(String[] </w:t>
+      </w:r>
+      <w:proofErr w:type="spellStart"/>
+      <w:r>
+        <w:rPr>
+          <w:bCs/>
+          <w:lang w:val="en-IN"/>
+        </w:rPr>
+        <w:t>args</w:t>
+      </w:r>
+      <w:proofErr w:type="spellEnd"/>
+      <w:r>
+        <w:rPr>
+          <w:bCs/>
+          <w:lang w:val="en-IN"/>
+        </w:rPr>
+        <w:t>) {</w:t>
+      </w:r>
+    </w:p>
+    <w:p>
+      <w:pPr>
+        <w:pStyle w:val="ListParagraph"/>
+        <w:rPr>
+          <w:bCs/>
+          <w:lang w:val="en-IN"/>
+        </w:rPr>
+      </w:pPr>
+      <w:r>
+        <w:rPr>
+          <w:bCs/>
+          <w:lang w:val="en-IN"/>
+        </w:rPr>
+        <w:t xml:space="preserve">        </w:t>
+      </w:r>
+      <w:proofErr w:type="gramStart"/>
+      <w:r>
+        <w:rPr>
+          <w:bCs/>
+          <w:lang w:val="en-IN"/>
+        </w:rPr>
+        <w:t>try</w:t>
+      </w:r>
+      <w:proofErr w:type="gramEnd"/>
+      <w:r>
+        <w:rPr>
+          <w:bCs/>
+          <w:lang w:val="en-IN"/>
+        </w:rPr>
+        <w:t xml:space="preserve"> {</w:t>
+      </w:r>
+    </w:p>
+    <w:p>
+      <w:pPr>
+        <w:pStyle w:val="ListParagraph"/>
+        <w:rPr>
+          <w:bCs/>
+          <w:lang w:val="en-IN"/>
+        </w:rPr>
+      </w:pPr>
+      <w:r>
+        <w:rPr>
+          <w:bCs/>
+          <w:lang w:val="en-IN"/>
+        </w:rPr>
+        <w:t xml:space="preserve">            Student </w:t>
+      </w:r>
+      <w:proofErr w:type="spellStart"/>
+      <w:r>
+        <w:rPr>
+          <w:bCs/>
+          <w:lang w:val="en-IN"/>
+        </w:rPr>
+        <w:t>student</w:t>
+      </w:r>
+      <w:proofErr w:type="spellEnd"/>
+      <w:r>
+        <w:rPr>
+          <w:bCs/>
+          <w:lang w:val="en-IN"/>
+        </w:rPr>
+        <w:t xml:space="preserve"> = new </w:t>
+      </w:r>
+      <w:proofErr w:type="gramStart"/>
+      <w:r>
+        <w:rPr>
+          <w:bCs/>
+          <w:lang w:val="en-IN"/>
+        </w:rPr>
+        <w:t>Student(</w:t>
+      </w:r>
+      <w:proofErr w:type="gramEnd"/>
+      <w:r>
+        <w:rPr>
+          <w:bCs/>
+          <w:lang w:val="en-IN"/>
+        </w:rPr>
+        <w:t>"John", 25);</w:t>
+      </w:r>
+    </w:p>
+    <w:p>
+      <w:pPr>
+        <w:pStyle w:val="ListParagraph"/>
+        <w:rPr>
+          <w:bCs/>
+          <w:lang w:val="en-IN"/>
+        </w:rPr>
+      </w:pPr>
+      <w:r>
+        <w:rPr>
+          <w:bCs/>
+          <w:lang w:val="en-IN"/>
+        </w:rPr>
+        <w:t xml:space="preserve">            </w:t>
+      </w:r>
+      <w:proofErr w:type="spellStart"/>
+      <w:r>
+        <w:rPr>
+          <w:bCs/>
+          <w:lang w:val="en-IN"/>
+        </w:rPr>
+        <w:t>FileOutputStream</w:t>
+      </w:r>
+      <w:proofErr w:type="spellEnd"/>
+      <w:r>
+        <w:rPr>
+          <w:bCs/>
+          <w:lang w:val="en-IN"/>
+        </w:rPr>
+        <w:t xml:space="preserve"> </w:t>
+      </w:r>
+      <w:proofErr w:type="spellStart"/>
+      <w:r>
+        <w:rPr>
+          <w:bCs/>
+          <w:lang w:val="en-IN"/>
+        </w:rPr>
+        <w:t>fos</w:t>
+      </w:r>
+      <w:proofErr w:type="spellEnd"/>
+      <w:r>
+        <w:rPr>
+          <w:bCs/>
+          <w:lang w:val="en-IN"/>
+        </w:rPr>
+        <w:t xml:space="preserve"> = n</w:t>
+      </w:r>
+      <w:r>
+        <w:rPr>
+          <w:bCs/>
+          <w:lang w:val="en-IN"/>
+        </w:rPr>
+        <w:t xml:space="preserve">ew </w:t>
+      </w:r>
+      <w:proofErr w:type="spellStart"/>
+      <w:proofErr w:type="gramStart"/>
+      <w:r>
+        <w:rPr>
+          <w:bCs/>
+          <w:lang w:val="en-IN"/>
+        </w:rPr>
+        <w:t>FileOutputStream</w:t>
+      </w:r>
+      <w:proofErr w:type="spellEnd"/>
+      <w:r>
+        <w:rPr>
+          <w:bCs/>
+          <w:lang w:val="en-IN"/>
+        </w:rPr>
+        <w:t>(</w:t>
+      </w:r>
+      <w:proofErr w:type="gramEnd"/>
+      <w:r>
+        <w:rPr>
+          <w:bCs/>
+          <w:lang w:val="en-IN"/>
+        </w:rPr>
+        <w:t>"student.txt</w:t>
+      </w:r>
+      <w:r>
+        <w:rPr>
+          <w:bCs/>
+          <w:lang w:val="en-IN"/>
+        </w:rPr>
+        <w:t>");</w:t>
+      </w:r>
+    </w:p>
+    <w:p>
+      <w:pPr>
+        <w:pStyle w:val="ListParagraph"/>
+        <w:rPr>
+          <w:bCs/>
+          <w:lang w:val="en-IN"/>
+        </w:rPr>
+      </w:pPr>
+      <w:r>
+        <w:rPr>
+          <w:bCs/>
+          <w:lang w:val="en-IN"/>
+        </w:rPr>
+        <w:t xml:space="preserve">            </w:t>
+      </w:r>
+      <w:proofErr w:type="spellStart"/>
+      <w:r>
+        <w:rPr>
+          <w:bCs/>
+          <w:lang w:val="en-IN"/>
+        </w:rPr>
+        <w:t>ObjectOutputStream</w:t>
+      </w:r>
+      <w:proofErr w:type="spellEnd"/>
+      <w:r>
+        <w:rPr>
+          <w:bCs/>
+          <w:lang w:val="en-IN"/>
+        </w:rPr>
+        <w:t xml:space="preserve"> </w:t>
+      </w:r>
+      <w:proofErr w:type="spellStart"/>
+      <w:r>
+        <w:rPr>
+          <w:bCs/>
+          <w:lang w:val="en-IN"/>
+        </w:rPr>
+        <w:t>oos</w:t>
+      </w:r>
+      <w:proofErr w:type="spellEnd"/>
+      <w:r>
+        <w:rPr>
+          <w:bCs/>
+          <w:lang w:val="en-IN"/>
+        </w:rPr>
+        <w:t xml:space="preserve"> = new </w:t>
+      </w:r>
+      <w:proofErr w:type="spellStart"/>
+      <w:proofErr w:type="gramStart"/>
+      <w:r>
+        <w:rPr>
+          <w:bCs/>
+          <w:lang w:val="en-IN"/>
+        </w:rPr>
+        <w:t>ObjectOutputStream</w:t>
+      </w:r>
+      <w:proofErr w:type="spellEnd"/>
+      <w:r>
+        <w:rPr>
+          <w:bCs/>
+          <w:lang w:val="en-IN"/>
+        </w:rPr>
+        <w:t>(</w:t>
+      </w:r>
+      <w:proofErr w:type="spellStart"/>
+      <w:proofErr w:type="gramEnd"/>
+      <w:r>
+        <w:rPr>
+          <w:bCs/>
+          <w:lang w:val="en-IN"/>
+        </w:rPr>
+        <w:t>fos</w:t>
+      </w:r>
+      <w:proofErr w:type="spellEnd"/>
+      <w:r>
+        <w:rPr>
+          <w:bCs/>
+          <w:lang w:val="en-IN"/>
+        </w:rPr>
+        <w:t>);</w:t>
+      </w:r>
+    </w:p>
+    <w:p>
+      <w:pPr>
+        <w:pStyle w:val="ListParagraph"/>
+        <w:rPr>
+          <w:bCs/>
+          <w:lang w:val="en-IN"/>
+        </w:rPr>
+      </w:pPr>
+      <w:r>
+        <w:rPr>
+          <w:bCs/>
+          <w:lang w:val="en-IN"/>
+        </w:rPr>
+        <w:t xml:space="preserve">            </w:t>
+      </w:r>
+      <w:proofErr w:type="spellStart"/>
+      <w:proofErr w:type="gramStart"/>
+      <w:r>
+        <w:rPr>
+          <w:bCs/>
+          <w:lang w:val="en-IN"/>
+        </w:rPr>
+        <w:t>oos.writeObject</w:t>
+      </w:r>
+      <w:proofErr w:type="spellEnd"/>
+      <w:r>
+        <w:rPr>
+          <w:bCs/>
+          <w:lang w:val="en-IN"/>
+        </w:rPr>
+        <w:t>(</w:t>
+      </w:r>
+      <w:proofErr w:type="gramEnd"/>
+      <w:r>
+        <w:rPr>
+          <w:bCs/>
+          <w:lang w:val="en-IN"/>
+        </w:rPr>
+        <w:t>student);</w:t>
+      </w:r>
+    </w:p>
+    <w:p>
+      <w:pPr>
+        <w:pStyle w:val="ListParagraph"/>
+        <w:rPr>
+          <w:bCs/>
+          <w:lang w:val="en-IN"/>
+        </w:rPr>
+      </w:pPr>
+      <w:r>
+        <w:rPr>
+          <w:bCs/>
+          <w:lang w:val="en-IN"/>
+        </w:rPr>
+        <w:t xml:space="preserve">            </w:t>
+      </w:r>
+      <w:proofErr w:type="spellStart"/>
+      <w:proofErr w:type="gramStart"/>
+      <w:r>
+        <w:rPr>
+          <w:bCs/>
+          <w:lang w:val="en-IN"/>
+        </w:rPr>
+        <w:t>oos.close</w:t>
+      </w:r>
+      <w:proofErr w:type="spellEnd"/>
+      <w:r>
+        <w:rPr>
+          <w:bCs/>
+          <w:lang w:val="en-IN"/>
+        </w:rPr>
+        <w:t>(</w:t>
+      </w:r>
+      <w:proofErr w:type="gramEnd"/>
+      <w:r>
+        <w:rPr>
+          <w:bCs/>
+          <w:lang w:val="en-IN"/>
+        </w:rPr>
+        <w:t>);</w:t>
+      </w:r>
+      <w:proofErr w:type="spellStart"/>
+      <w:r>
+        <w:rPr>
+          <w:bCs/>
+          <w:lang w:val="en-IN"/>
+        </w:rPr>
+        <w:t>fos.close</w:t>
+      </w:r>
+      <w:proofErr w:type="spellEnd"/>
+      <w:r>
+        <w:rPr>
+          <w:bCs/>
+          <w:lang w:val="en-IN"/>
+        </w:rPr>
+        <w:t>();</w:t>
+      </w:r>
+    </w:p>
+    <w:p>
+      <w:pPr>
+        <w:pStyle w:val="ListParagraph"/>
+        <w:rPr>
+          <w:bCs/>
+          <w:lang w:val="en-IN"/>
+        </w:rPr>
+      </w:pPr>
+      <w:r>
+        <w:rPr>
+          <w:bCs/>
+          <w:lang w:val="en-IN"/>
+        </w:rPr>
+        <w:t xml:space="preserve">            </w:t>
+      </w:r>
+      <w:proofErr w:type="spellStart"/>
+      <w:proofErr w:type="gramStart"/>
+      <w:r>
+        <w:rPr>
+          <w:bCs/>
+          <w:lang w:val="en-IN"/>
+        </w:rPr>
+        <w:t>System.out.println</w:t>
+      </w:r>
+      <w:proofErr w:type="spellEnd"/>
+      <w:r>
+        <w:rPr>
+          <w:bCs/>
+          <w:lang w:val="en-IN"/>
+        </w:rPr>
+        <w:t>(</w:t>
+      </w:r>
+      <w:proofErr w:type="gramEnd"/>
+      <w:r>
+        <w:rPr>
+          <w:bCs/>
+          <w:lang w:val="en-IN"/>
+        </w:rPr>
+        <w:t>"Object serialized successfully!");</w:t>
+      </w:r>
+    </w:p>
+    <w:p>
+      <w:pPr>
+        <w:pStyle w:val="ListParagraph"/>
+        <w:rPr>
+          <w:bCs/>
+          <w:lang w:val="en-IN"/>
+        </w:rPr>
+      </w:pPr>
+      <w:r>
+        <w:rPr>
+          <w:bCs/>
+          <w:lang w:val="en-IN"/>
+        </w:rPr>
+        <w:t xml:space="preserve">        } catch (Exception e) {</w:t>
+      </w:r>
+    </w:p>
+    <w:p>
+      <w:pPr>
+        <w:pStyle w:val="ListParagraph"/>
+        <w:rPr>
+          <w:bCs/>
+          <w:lang w:val="en-IN"/>
+        </w:rPr>
+      </w:pPr>
+      <w:r>
+        <w:rPr>
+          <w:bCs/>
+          <w:lang w:val="en-IN"/>
+        </w:rPr>
+        <w:lastRenderedPageBreak/>
+        <w:t xml:space="preserve">            </w:t>
+      </w:r>
+      <w:proofErr w:type="spellStart"/>
+      <w:proofErr w:type="gramStart"/>
+      <w:r>
+        <w:rPr>
+          <w:bCs/>
+          <w:lang w:val="en-IN"/>
+        </w:rPr>
+        <w:t>e.printStackTrace</w:t>
+      </w:r>
+      <w:proofErr w:type="spellEnd"/>
+      <w:r>
+        <w:rPr>
+          <w:bCs/>
+          <w:lang w:val="en-IN"/>
+        </w:rPr>
+        <w:t>(</w:t>
+      </w:r>
+      <w:proofErr w:type="gramEnd"/>
+      <w:r>
+        <w:rPr>
+          <w:bCs/>
+          <w:lang w:val="en-IN"/>
+        </w:rPr>
+        <w:t>);</w:t>
+      </w:r>
+    </w:p>
+    <w:p>
+      <w:pPr>
+        <w:pStyle w:val="ListParagraph"/>
+        <w:rPr>
+          <w:bCs/>
+          <w:lang w:val="en-IN"/>
+        </w:rPr>
+      </w:pPr>
+      <w:r>
+        <w:rPr>
+          <w:bCs/>
+          <w:lang w:val="en-IN"/>
+        </w:rPr>
+        <w:t xml:space="preserve">        }</w:t>
+      </w:r>
+    </w:p>
+    <w:p>
+      <w:pPr>
+        <w:pStyle w:val="ListParagraph"/>
+        <w:rPr>
+          <w:bCs/>
+          <w:lang w:val="en-IN"/>
+        </w:rPr>
+      </w:pPr>
+      <w:r>
+        <w:rPr>
+          <w:bCs/>
+          <w:lang w:val="en-IN"/>
+        </w:rPr>
+        <w:t xml:space="preserve">    }</w:t>
+      </w:r>
+    </w:p>
+    <w:p>
+      <w:pPr>
+        <w:pStyle w:val="ListParagraph"/>
+        <w:rPr>
+          <w:bCs/>
+          <w:lang w:val="en-IN"/>
+        </w:rPr>
+      </w:pPr>
+      <w:r>
+        <w:rPr>
+          <w:bCs/>
+          <w:lang w:val="en-IN"/>
+        </w:rPr>
+        <w:t>}</w:t>
+      </w:r>
+      <w:r>
+        <w:rPr>
+          <w:bCs/>
+          <w:lang w:val="en-IN"/>
+        </w:rPr>
+        <w:t xml:space="preserve"> </w:t>
+      </w:r>
+      <w:r>
+        <w:rPr>
+          <w:bCs/>
+          <w:lang w:val="en-IN"/>
+        </w:rPr>
+        <w:t xml:space="preserve">// </w:t>
+      </w:r>
+      <w:r>
+        <w:rPr>
+          <w:bCs/>
+          <w:lang w:val="en-IN"/>
+        </w:rPr>
+        <w:t xml:space="preserve">Note: </w:t>
+      </w:r>
+      <w:r>
+        <w:rPr>
+          <w:bCs/>
+          <w:lang w:val="en-IN"/>
+        </w:rPr>
+        <w:t xml:space="preserve">student.txt is a </w:t>
+      </w:r>
+      <w:r>
+        <w:rPr>
+          <w:bCs/>
+          <w:lang w:val="en-IN"/>
+        </w:rPr>
+        <w:t>file that stores the serialized form of the Student object.</w:t>
+      </w:r>
+    </w:p>
+    <w:p>
+      <w:pPr>
+        <w:pStyle w:val="ListParagraph"/>
+        <w:rPr>
+          <w:b/>
+          <w:lang w:val="en-IN"/>
+        </w:rPr>
+      </w:pPr>
+      <w:proofErr w:type="spellStart"/>
+      <w:r>
+        <w:rPr>
+          <w:b/>
+          <w:lang w:val="en-IN"/>
+        </w:rPr>
+        <w:t>Deserialization</w:t>
+      </w:r>
+      <w:proofErr w:type="spellEnd"/>
+    </w:p>
+    <w:p>
+      <w:pPr>
+        <w:pStyle w:val="ListParagraph"/>
+        <w:rPr>
           <w:sz w:val="20"/>
           <w:szCs w:val="20"/>
           <w:lang w:val="en-IN"/>
         </w:rPr>
       </w:pPr>
-      <w:proofErr w:type="spellStart"/>
       <w:proofErr w:type="gramStart"/>
       <w:r>
         <w:rPr>
-          <w:i/>
           <w:sz w:val="20"/>
           <w:szCs w:val="20"/>
           <w:lang w:val="en-IN"/>
         </w:rPr>
-        <w:t>FileOutputStream</w:t>
-      </w:r>
-      <w:proofErr w:type="spellEnd"/>
-      <w:r>
-        <w:rPr>
-          <w:i/>
+        <w:t>public</w:t>
+      </w:r>
+      <w:proofErr w:type="gramEnd"/>
+      <w:r>
+        <w:rPr>
           <w:sz w:val="20"/>
           <w:szCs w:val="20"/>
           <w:lang w:val="en-IN"/>
         </w:rPr>
-        <w:t xml:space="preserve">  </w:t>
-      </w:r>
-      <w:proofErr w:type="spellStart"/>
-      <w:r>
-        <w:rPr>
-          <w:i/>
+        <w:t xml:space="preserve"> class </w:t>
+      </w:r>
+      <w:proofErr w:type="spellStart"/>
+      <w:r>
+        <w:rPr>
           <w:sz w:val="20"/>
           <w:szCs w:val="20"/>
           <w:lang w:val="en-IN"/>
         </w:rPr>
-        <w:t>fos</w:t>
-      </w:r>
-      <w:proofErr w:type="spellEnd"/>
-      <w:proofErr w:type="gramEnd"/>
-      <w:r>
-        <w:rPr>
-          <w:i/>
+        <w:t>DeserializeExample</w:t>
+      </w:r>
+      <w:proofErr w:type="spellEnd"/>
+      <w:r>
+        <w:rPr>
           <w:sz w:val="20"/>
           <w:szCs w:val="20"/>
           <w:lang w:val="en-IN"/>
         </w:rPr>
-        <w:t xml:space="preserve"> = new </w:t>
-      </w:r>
-      <w:proofErr w:type="spellStart"/>
-      <w:r>
-        <w:rPr>
-          <w:i/>
+        <w:t xml:space="preserve"> {</w:t>
+      </w:r>
+    </w:p>
+    <w:p>
+      <w:pPr>
+        <w:pStyle w:val="ListParagraph"/>
+        <w:rPr>
           <w:sz w:val="20"/>
           <w:szCs w:val="20"/>
           <w:lang w:val="en-IN"/>
         </w:rPr>
-        <w:t>FileOutputStream</w:t>
-      </w:r>
-      <w:proofErr w:type="spellEnd"/>
-      <w:r>
-        <w:rPr>
-          <w:i/>
+      </w:pPr>
+      <w:r>
+        <w:rPr>
           <w:sz w:val="20"/>
           <w:szCs w:val="20"/>
           <w:lang w:val="en-IN"/>
         </w:rPr>
-        <w:t>(“filename.txt”);</w:t>
-      </w:r>
-    </w:p>
-    <w:p>
-      <w:pPr>
-        <w:pStyle w:val="ListParagraph"/>
+        <w:t xml:space="preserve">    </w:t>
+      </w:r>
+      <w:proofErr w:type="gramStart"/>
+      <w:r>
         <w:rPr>
           <w:sz w:val="20"/>
           <w:szCs w:val="20"/>
           <w:lang w:val="en-IN"/>
         </w:rPr>
-      </w:pPr>
+        <w:t>public</w:t>
+      </w:r>
+      <w:proofErr w:type="gramEnd"/>
       <w:r>
         <w:rPr>
           <w:sz w:val="20"/>
           <w:szCs w:val="20"/>
           <w:lang w:val="en-IN"/>
         </w:rPr>
-        <w:t xml:space="preserve">// </w:t>
+        <w:t xml:space="preserve"> static void main(String[] </w:t>
       </w:r>
       <w:proofErr w:type="spellStart"/>
       <w:r>
@@ -18494,7 +18962,7 @@
           <w:szCs w:val="20"/>
           <w:lang w:val="en-IN"/>
         </w:rPr>
-        <w:t>FileOutputStream</w:t>
+        <w:t>args</w:t>
       </w:r>
       <w:proofErr w:type="spellEnd"/>
       <w:r>
@@ -18503,368 +18971,325 @@
           <w:szCs w:val="20"/>
           <w:lang w:val="en-IN"/>
         </w:rPr>
-        <w:t xml:space="preserve"> is an </w:t>
-      </w:r>
-      <w:proofErr w:type="spellStart"/>
-      <w:r>
+        <w:t>) {</w:t>
+      </w:r>
+    </w:p>
+    <w:p>
+      <w:pPr>
+        <w:pStyle w:val="ListParagraph"/>
         <w:rPr>
           <w:sz w:val="20"/>
           <w:szCs w:val="20"/>
           <w:lang w:val="en-IN"/>
         </w:rPr>
-        <w:t>outputstream</w:t>
-      </w:r>
-      <w:proofErr w:type="spellEnd"/>
+      </w:pPr>
       <w:r>
         <w:rPr>
           <w:sz w:val="20"/>
           <w:szCs w:val="20"/>
           <w:lang w:val="en-IN"/>
         </w:rPr>
-        <w:t xml:space="preserve"> for writing data/streams of raw bytes to file </w:t>
-      </w:r>
-    </w:p>
-    <w:p>
-      <w:pPr>
-        <w:pStyle w:val="ListParagraph"/>
-        <w:rPr>
-          <w:i/>
+        <w:t xml:space="preserve">        </w:t>
+      </w:r>
+      <w:proofErr w:type="gramStart"/>
+      <w:r>
+        <w:rPr>
           <w:sz w:val="20"/>
           <w:szCs w:val="20"/>
           <w:lang w:val="en-IN"/>
         </w:rPr>
-      </w:pPr>
-      <w:proofErr w:type="spellStart"/>
-      <w:r>
-        <w:rPr>
-          <w:i/>
+        <w:t>try</w:t>
+      </w:r>
+      <w:proofErr w:type="gramEnd"/>
+      <w:r>
+        <w:rPr>
           <w:sz w:val="20"/>
           <w:szCs w:val="20"/>
           <w:lang w:val="en-IN"/>
         </w:rPr>
-        <w:t>ObjectOutputStream</w:t>
-      </w:r>
-      <w:proofErr w:type="spellEnd"/>
-      <w:r>
-        <w:rPr>
-          <w:i/>
+        <w:t xml:space="preserve"> {</w:t>
+      </w:r>
+    </w:p>
+    <w:p>
+      <w:pPr>
+        <w:pStyle w:val="ListParagraph"/>
+        <w:rPr>
           <w:sz w:val="20"/>
           <w:szCs w:val="20"/>
           <w:lang w:val="en-IN"/>
         </w:rPr>
-        <w:t xml:space="preserve"> </w:t>
-      </w:r>
-      <w:proofErr w:type="spellStart"/>
-      <w:r>
-        <w:rPr>
-          <w:i/>
+      </w:pPr>
+      <w:r>
+        <w:rPr>
           <w:sz w:val="20"/>
           <w:szCs w:val="20"/>
           <w:lang w:val="en-IN"/>
         </w:rPr>
-        <w:t>oos</w:t>
-      </w:r>
-      <w:proofErr w:type="spellEnd"/>
-      <w:r>
-        <w:rPr>
-          <w:i/>
+        <w:t xml:space="preserve">            </w:t>
+      </w:r>
+      <w:proofErr w:type="spellStart"/>
+      <w:r>
+        <w:rPr>
           <w:sz w:val="20"/>
           <w:szCs w:val="20"/>
           <w:lang w:val="en-IN"/>
         </w:rPr>
-        <w:t xml:space="preserve"> = new </w:t>
-      </w:r>
-      <w:proofErr w:type="spellStart"/>
-      <w:proofErr w:type="gramStart"/>
-      <w:r>
-        <w:rPr>
-          <w:i/>
+        <w:t>FileInputStream</w:t>
+      </w:r>
+      <w:proofErr w:type="spellEnd"/>
+      <w:r>
+        <w:rPr>
           <w:sz w:val="20"/>
           <w:szCs w:val="20"/>
           <w:lang w:val="en-IN"/>
         </w:rPr>
-        <w:t>ObjectOutputStream</w:t>
-      </w:r>
-      <w:proofErr w:type="spellEnd"/>
-      <w:r>
-        <w:rPr>
-          <w:i/>
+        <w:t xml:space="preserve"> </w:t>
+      </w:r>
+      <w:proofErr w:type="spellStart"/>
+      <w:r>
+        <w:rPr>
           <w:sz w:val="20"/>
           <w:szCs w:val="20"/>
           <w:lang w:val="en-IN"/>
         </w:rPr>
-        <w:t>(</w:t>
-      </w:r>
-      <w:proofErr w:type="spellStart"/>
-      <w:proofErr w:type="gramEnd"/>
-      <w:r>
-        <w:rPr>
-          <w:i/>
+        <w:t>fis</w:t>
+      </w:r>
+      <w:proofErr w:type="spellEnd"/>
+      <w:r>
+        <w:rPr>
           <w:sz w:val="20"/>
           <w:szCs w:val="20"/>
           <w:lang w:val="en-IN"/>
         </w:rPr>
-        <w:t>fos</w:t>
-      </w:r>
-      <w:proofErr w:type="spellEnd"/>
-      <w:r>
-        <w:rPr>
-          <w:i/>
+        <w:t xml:space="preserve"> = </w:t>
+      </w:r>
+      <w:r>
+        <w:rPr>
           <w:sz w:val="20"/>
           <w:szCs w:val="20"/>
           <w:lang w:val="en-IN"/>
         </w:rPr>
-        <w:t>);</w:t>
-      </w:r>
-    </w:p>
-    <w:p>
-      <w:pPr>
-        <w:pStyle w:val="ListParagraph"/>
+        <w:t xml:space="preserve">new </w:t>
+      </w:r>
+      <w:proofErr w:type="spellStart"/>
+      <w:proofErr w:type="gramStart"/>
+      <w:r>
         <w:rPr>
           <w:sz w:val="20"/>
           <w:szCs w:val="20"/>
           <w:lang w:val="en-IN"/>
         </w:rPr>
-      </w:pPr>
+        <w:t>FileInputStream</w:t>
+      </w:r>
+      <w:proofErr w:type="spellEnd"/>
       <w:r>
         <w:rPr>
           <w:sz w:val="20"/>
           <w:szCs w:val="20"/>
           <w:lang w:val="en-IN"/>
         </w:rPr>
-        <w:t xml:space="preserve">// </w:t>
-      </w:r>
-      <w:proofErr w:type="spellStart"/>
+        <w:t>(</w:t>
+      </w:r>
+      <w:proofErr w:type="gramEnd"/>
       <w:r>
         <w:rPr>
           <w:sz w:val="20"/>
           <w:szCs w:val="20"/>
           <w:lang w:val="en-IN"/>
         </w:rPr>
-        <w:t>ObjectOutputStream</w:t>
-      </w:r>
-      <w:proofErr w:type="spellEnd"/>
+        <w:t>"student.txt</w:t>
+      </w:r>
       <w:r>
         <w:rPr>
           <w:sz w:val="20"/>
           <w:szCs w:val="20"/>
           <w:lang w:val="en-IN"/>
         </w:rPr>
-        <w:t xml:space="preserve"> writes primitive data types Java objects to an </w:t>
-      </w:r>
-      <w:proofErr w:type="spellStart"/>
-      <w:r>
+        <w:t>");</w:t>
+      </w:r>
+    </w:p>
+    <w:p>
+      <w:pPr>
+        <w:pStyle w:val="ListParagraph"/>
         <w:rPr>
           <w:sz w:val="20"/>
           <w:szCs w:val="20"/>
           <w:lang w:val="en-IN"/>
         </w:rPr>
-        <w:t>OutputStream</w:t>
-      </w:r>
-      <w:proofErr w:type="spellEnd"/>
+      </w:pPr>
       <w:r>
         <w:rPr>
           <w:sz w:val="20"/>
           <w:szCs w:val="20"/>
           <w:lang w:val="en-IN"/>
         </w:rPr>
-        <w:t>.</w:t>
-      </w:r>
-    </w:p>
-    <w:p>
-      <w:pPr>
-        <w:pStyle w:val="ListParagraph"/>
-        <w:rPr>
-          <w:i/>
+        <w:t xml:space="preserve">            </w:t>
+      </w:r>
+      <w:proofErr w:type="spellStart"/>
+      <w:r>
+        <w:rPr>
           <w:sz w:val="20"/>
           <w:szCs w:val="20"/>
           <w:lang w:val="en-IN"/>
         </w:rPr>
-      </w:pPr>
-      <w:proofErr w:type="spellStart"/>
-      <w:proofErr w:type="gramStart"/>
-      <w:r>
-        <w:rPr>
-          <w:i/>
+        <w:t>ObjectInputStream</w:t>
+      </w:r>
+      <w:proofErr w:type="spellEnd"/>
+      <w:r>
+        <w:rPr>
           <w:sz w:val="20"/>
           <w:szCs w:val="20"/>
           <w:lang w:val="en-IN"/>
         </w:rPr>
-        <w:t>o</w:t>
-      </w:r>
-      <w:r>
-        <w:rPr>
-          <w:i/>
+        <w:t xml:space="preserve"> </w:t>
+      </w:r>
+      <w:proofErr w:type="spellStart"/>
+      <w:r>
+        <w:rPr>
           <w:sz w:val="20"/>
           <w:szCs w:val="20"/>
           <w:lang w:val="en-IN"/>
         </w:rPr>
-        <w:t>os.writeObject</w:t>
-      </w:r>
-      <w:proofErr w:type="spellEnd"/>
-      <w:r>
-        <w:rPr>
-          <w:i/>
+        <w:t>ois</w:t>
+      </w:r>
+      <w:proofErr w:type="spellEnd"/>
+      <w:r>
+        <w:rPr>
           <w:sz w:val="20"/>
           <w:szCs w:val="20"/>
           <w:lang w:val="en-IN"/>
         </w:rPr>
-        <w:t>(</w:t>
-      </w:r>
-      <w:proofErr w:type="gramEnd"/>
-      <w:r>
-        <w:rPr>
-          <w:i/>
+        <w:t xml:space="preserve"> = new </w:t>
+      </w:r>
+      <w:proofErr w:type="spellStart"/>
+      <w:proofErr w:type="gramStart"/>
+      <w:r>
+        <w:rPr>
           <w:sz w:val="20"/>
           <w:szCs w:val="20"/>
           <w:lang w:val="en-IN"/>
         </w:rPr>
-        <w:t>Student);</w:t>
-      </w:r>
-    </w:p>
-    <w:p>
-      <w:pPr>
-        <w:pStyle w:val="ListParagraph"/>
+        <w:t>ObjectInputStream</w:t>
+      </w:r>
+      <w:proofErr w:type="spellEnd"/>
+      <w:r>
         <w:rPr>
           <w:sz w:val="20"/>
           <w:szCs w:val="20"/>
           <w:lang w:val="en-IN"/>
         </w:rPr>
-      </w:pPr>
+        <w:t>(</w:t>
+      </w:r>
+      <w:proofErr w:type="spellStart"/>
+      <w:proofErr w:type="gramEnd"/>
       <w:r>
         <w:rPr>
           <w:sz w:val="20"/>
           <w:szCs w:val="20"/>
           <w:lang w:val="en-IN"/>
         </w:rPr>
-        <w:t>//</w:t>
-      </w:r>
+        <w:t>fis</w:t>
+      </w:r>
+      <w:proofErr w:type="spellEnd"/>
       <w:r>
         <w:rPr>
           <w:sz w:val="20"/>
           <w:szCs w:val="20"/>
-        </w:rPr>
-        <w:t xml:space="preserve"> </w:t>
-      </w:r>
-      <w:r>
+          <w:lang w:val="en-IN"/>
+        </w:rPr>
+        <w:t>);</w:t>
+      </w:r>
+    </w:p>
+    <w:p>
+      <w:pPr>
+        <w:pStyle w:val="ListParagraph"/>
         <w:rPr>
           <w:sz w:val="20"/>
           <w:szCs w:val="20"/>
           <w:lang w:val="en-IN"/>
         </w:rPr>
-        <w:t xml:space="preserve">writes the specified object to the </w:t>
-      </w:r>
-      <w:proofErr w:type="spellStart"/>
+      </w:pPr>
       <w:r>
         <w:rPr>
           <w:sz w:val="20"/>
           <w:szCs w:val="20"/>
           <w:lang w:val="en-IN"/>
         </w:rPr>
-        <w:t>ObjectOutputStream</w:t>
-      </w:r>
-      <w:proofErr w:type="spellEnd"/>
-    </w:p>
-    <w:p>
-      <w:pPr>
-        <w:pStyle w:val="ListParagraph"/>
+        <w:t xml:space="preserve">            Student </w:t>
+      </w:r>
+      <w:proofErr w:type="spellStart"/>
+      <w:r>
         <w:rPr>
           <w:sz w:val="20"/>
           <w:szCs w:val="20"/>
           <w:lang w:val="en-IN"/>
         </w:rPr>
-      </w:pPr>
-      <w:proofErr w:type="spellStart"/>
-      <w:proofErr w:type="gramStart"/>
+        <w:t>student</w:t>
+      </w:r>
+      <w:proofErr w:type="spellEnd"/>
       <w:r>
         <w:rPr>
           <w:sz w:val="20"/>
           <w:szCs w:val="20"/>
           <w:lang w:val="en-IN"/>
         </w:rPr>
-        <w:t>oos.close</w:t>
-      </w:r>
-      <w:proofErr w:type="spellEnd"/>
+        <w:t xml:space="preserve"> = (Student) </w:t>
+      </w:r>
+      <w:proofErr w:type="spellStart"/>
+      <w:proofErr w:type="gramStart"/>
       <w:r>
         <w:rPr>
           <w:sz w:val="20"/>
           <w:szCs w:val="20"/>
           <w:lang w:val="en-IN"/>
         </w:rPr>
-        <w:t>(</w:t>
-      </w:r>
-      <w:proofErr w:type="gramEnd"/>
+        <w:t>ois.readObject</w:t>
+      </w:r>
+      <w:proofErr w:type="spellEnd"/>
       <w:r>
         <w:rPr>
           <w:sz w:val="20"/>
           <w:szCs w:val="20"/>
           <w:lang w:val="en-IN"/>
         </w:rPr>
-        <w:t xml:space="preserve">); </w:t>
-      </w:r>
-      <w:proofErr w:type="spellStart"/>
+        <w:t>(</w:t>
+      </w:r>
+      <w:proofErr w:type="gramEnd"/>
       <w:r>
         <w:rPr>
           <w:sz w:val="20"/>
           <w:szCs w:val="20"/>
           <w:lang w:val="en-IN"/>
         </w:rPr>
-        <w:t>fos.close</w:t>
-      </w:r>
-      <w:proofErr w:type="spellEnd"/>
-      <w:r>
+        <w:t>);</w:t>
+      </w:r>
+    </w:p>
+    <w:p>
+      <w:pPr>
+        <w:pStyle w:val="ListParagraph"/>
         <w:rPr>
           <w:sz w:val="20"/>
           <w:szCs w:val="20"/>
           <w:lang w:val="en-IN"/>
         </w:rPr>
-        <w:t>();</w:t>
-      </w:r>
-    </w:p>
-    <w:p>
-      <w:pPr>
-        <w:pStyle w:val="ListParagraph"/>
-        <w:rPr>
-          <w:b/>
-          <w:lang w:val="en-IN"/>
-        </w:rPr>
-      </w:pPr>
-    </w:p>
-    <w:p>
-      <w:pPr>
-        <w:pStyle w:val="ListParagraph"/>
-        <w:rPr>
-          <w:b/>
-          <w:lang w:val="en-IN"/>
-        </w:rPr>
-      </w:pPr>
-      <w:proofErr w:type="spellStart"/>
-      <w:r>
-        <w:rPr>
-          <w:b/>
-          <w:lang w:val="en-IN"/>
-        </w:rPr>
-        <w:t>Deserialization</w:t>
-      </w:r>
-      <w:proofErr w:type="spellEnd"/>
-    </w:p>
-    <w:p>
-      <w:pPr>
-        <w:pStyle w:val="ListParagraph"/>
+      </w:pPr>
+      <w:r>
         <w:rPr>
           <w:sz w:val="20"/>
           <w:szCs w:val="20"/>
           <w:lang w:val="en-IN"/>
         </w:rPr>
-      </w:pPr>
-      <w:proofErr w:type="spellStart"/>
+        <w:t xml:space="preserve">            </w:t>
+      </w:r>
+      <w:proofErr w:type="spellStart"/>
+      <w:proofErr w:type="gramStart"/>
       <w:r>
         <w:rPr>
           <w:sz w:val="20"/>
           <w:szCs w:val="20"/>
           <w:lang w:val="en-IN"/>
         </w:rPr>
-        <w:t>FileInputStream</w:t>
+        <w:t>ois.close</w:t>
       </w:r>
       <w:proofErr w:type="spellEnd"/>
       <w:r>
@@ -18873,109 +19298,108 @@
           <w:szCs w:val="20"/>
           <w:lang w:val="en-IN"/>
         </w:rPr>
-        <w:t xml:space="preserve"> </w:t>
-      </w:r>
-      <w:proofErr w:type="spellStart"/>
+        <w:t>(</w:t>
+      </w:r>
+      <w:proofErr w:type="gramEnd"/>
       <w:r>
         <w:rPr>
           <w:sz w:val="20"/>
           <w:szCs w:val="20"/>
           <w:lang w:val="en-IN"/>
         </w:rPr>
-        <w:t>fis</w:t>
-      </w:r>
-      <w:proofErr w:type="spellEnd"/>
-      <w:r>
+        <w:t>);</w:t>
+      </w:r>
+    </w:p>
+    <w:p>
+      <w:pPr>
+        <w:pStyle w:val="ListParagraph"/>
         <w:rPr>
           <w:sz w:val="20"/>
           <w:szCs w:val="20"/>
           <w:lang w:val="en-IN"/>
         </w:rPr>
-        <w:t xml:space="preserve"> = new </w:t>
-      </w:r>
-      <w:proofErr w:type="spellStart"/>
-      <w:proofErr w:type="gramStart"/>
+      </w:pPr>
       <w:r>
         <w:rPr>
           <w:sz w:val="20"/>
           <w:szCs w:val="20"/>
           <w:lang w:val="en-IN"/>
         </w:rPr>
-        <w:t>FileInputStream</w:t>
-      </w:r>
-      <w:proofErr w:type="spellEnd"/>
+        <w:t xml:space="preserve">            </w:t>
+      </w:r>
+      <w:proofErr w:type="spellStart"/>
+      <w:proofErr w:type="gramStart"/>
       <w:r>
         <w:rPr>
           <w:sz w:val="20"/>
           <w:szCs w:val="20"/>
           <w:lang w:val="en-IN"/>
         </w:rPr>
-        <w:t>(</w:t>
-      </w:r>
-      <w:proofErr w:type="gramEnd"/>
+        <w:t>fis.close</w:t>
+      </w:r>
+      <w:proofErr w:type="spellEnd"/>
       <w:r>
         <w:rPr>
           <w:sz w:val="20"/>
           <w:szCs w:val="20"/>
           <w:lang w:val="en-IN"/>
         </w:rPr>
-        <w:t xml:space="preserve">“filename.txt”); </w:t>
-      </w:r>
-    </w:p>
-    <w:p>
-      <w:pPr>
-        <w:pStyle w:val="ListParagraph"/>
+        <w:t>(</w:t>
+      </w:r>
+      <w:proofErr w:type="gramEnd"/>
+      <w:r>
         <w:rPr>
           <w:sz w:val="20"/>
           <w:szCs w:val="20"/>
           <w:lang w:val="en-IN"/>
         </w:rPr>
-      </w:pPr>
-      <w:r>
+        <w:t>);</w:t>
+      </w:r>
+    </w:p>
+    <w:p>
+      <w:pPr>
+        <w:pStyle w:val="ListParagraph"/>
         <w:rPr>
           <w:sz w:val="20"/>
           <w:szCs w:val="20"/>
           <w:lang w:val="en-IN"/>
         </w:rPr>
-        <w:lastRenderedPageBreak/>
-        <w:t>//reading the data</w:t>
-      </w:r>
+      </w:pPr>
       <w:r>
         <w:rPr>
           <w:sz w:val="20"/>
           <w:szCs w:val="20"/>
           <w:lang w:val="en-IN"/>
         </w:rPr>
-        <w:t xml:space="preserve"> from file.</w:t>
-      </w:r>
-    </w:p>
-    <w:p>
-      <w:pPr>
-        <w:pStyle w:val="ListParagraph"/>
+        <w:t xml:space="preserve">            </w:t>
+      </w:r>
+      <w:proofErr w:type="spellStart"/>
+      <w:proofErr w:type="gramStart"/>
+      <w:r>
         <w:rPr>
           <w:sz w:val="20"/>
           <w:szCs w:val="20"/>
           <w:lang w:val="en-IN"/>
         </w:rPr>
-      </w:pPr>
-      <w:proofErr w:type="spellStart"/>
-      <w:proofErr w:type="gramStart"/>
+        <w:t>System.out.println</w:t>
+      </w:r>
+      <w:proofErr w:type="spellEnd"/>
       <w:r>
         <w:rPr>
           <w:sz w:val="20"/>
           <w:szCs w:val="20"/>
           <w:lang w:val="en-IN"/>
         </w:rPr>
-        <w:t>ObjectInputStream</w:t>
-      </w:r>
-      <w:proofErr w:type="spellEnd"/>
+        <w:t>(</w:t>
+      </w:r>
+      <w:proofErr w:type="gramEnd"/>
       <w:r>
         <w:rPr>
           <w:sz w:val="20"/>
           <w:szCs w:val="20"/>
           <w:lang w:val="en-IN"/>
         </w:rPr>
-        <w:t xml:space="preserve">  </w:t>
+        <w:t xml:space="preserve">"Object </w:t>
       </w:r>
       <w:proofErr w:type="spellStart"/>
       <w:r>
@@ -18984,44 +19408,44 @@
           <w:szCs w:val="20"/>
           <w:lang w:val="en-IN"/>
         </w:rPr>
-        <w:t>ois</w:t>
-      </w:r>
-      <w:proofErr w:type="spellEnd"/>
-      <w:proofErr w:type="gramEnd"/>
+        <w:t>deserialized</w:t>
+      </w:r>
+      <w:proofErr w:type="spellEnd"/>
       <w:r>
         <w:rPr>
           <w:sz w:val="20"/>
           <w:szCs w:val="20"/>
           <w:lang w:val="en-IN"/>
         </w:rPr>
-        <w:t xml:space="preserve"> = new </w:t>
-      </w:r>
-      <w:proofErr w:type="spellStart"/>
-      <w:r>
+        <w:t xml:space="preserve"> successfully!");</w:t>
+      </w:r>
+    </w:p>
+    <w:p>
+      <w:pPr>
+        <w:pStyle w:val="ListParagraph"/>
         <w:rPr>
           <w:sz w:val="20"/>
           <w:szCs w:val="20"/>
           <w:lang w:val="en-IN"/>
         </w:rPr>
-        <w:t>ObjectInputStream</w:t>
-      </w:r>
-      <w:proofErr w:type="spellEnd"/>
+      </w:pPr>
       <w:r>
         <w:rPr>
           <w:sz w:val="20"/>
           <w:szCs w:val="20"/>
           <w:lang w:val="en-IN"/>
         </w:rPr>
-        <w:t>(</w:t>
-      </w:r>
-      <w:proofErr w:type="spellStart"/>
+        <w:t xml:space="preserve">            </w:t>
+      </w:r>
+      <w:proofErr w:type="spellStart"/>
+      <w:proofErr w:type="gramStart"/>
       <w:r>
         <w:rPr>
           <w:sz w:val="20"/>
           <w:szCs w:val="20"/>
           <w:lang w:val="en-IN"/>
         </w:rPr>
-        <w:t>fis</w:t>
+        <w:t>System.out.println</w:t>
       </w:r>
       <w:proofErr w:type="spellEnd"/>
       <w:r>
@@ -19030,41 +19454,44 @@
           <w:szCs w:val="20"/>
           <w:lang w:val="en-IN"/>
         </w:rPr>
-        <w:t>);</w:t>
-      </w:r>
-    </w:p>
-    <w:p>
-      <w:pPr>
-        <w:pStyle w:val="ListParagraph"/>
+        <w:t>(</w:t>
+      </w:r>
+      <w:proofErr w:type="gramEnd"/>
+      <w:r>
         <w:rPr>
           <w:sz w:val="20"/>
           <w:szCs w:val="20"/>
           <w:lang w:val="en-IN"/>
         </w:rPr>
-      </w:pPr>
-      <w:r>
+        <w:t>"Name: " + student.name);</w:t>
+      </w:r>
+    </w:p>
+    <w:p>
+      <w:pPr>
+        <w:pStyle w:val="ListParagraph"/>
         <w:rPr>
           <w:sz w:val="20"/>
           <w:szCs w:val="20"/>
           <w:lang w:val="en-IN"/>
         </w:rPr>
-        <w:t>//</w:t>
-      </w:r>
+      </w:pPr>
       <w:r>
         <w:rPr>
           <w:sz w:val="20"/>
           <w:szCs w:val="20"/>
-        </w:rPr>
-        <w:t xml:space="preserve"> </w:t>
-      </w:r>
-      <w:proofErr w:type="spellStart"/>
+          <w:lang w:val="en-IN"/>
+        </w:rPr>
+        <w:t xml:space="preserve">            </w:t>
+      </w:r>
+      <w:proofErr w:type="spellStart"/>
+      <w:proofErr w:type="gramStart"/>
       <w:r>
         <w:rPr>
           <w:sz w:val="20"/>
           <w:szCs w:val="20"/>
           <w:lang w:val="en-IN"/>
         </w:rPr>
-        <w:t>ObjectInputStream</w:t>
+        <w:t>System.out.println</w:t>
       </w:r>
       <w:proofErr w:type="spellEnd"/>
       <w:r>
@@ -19073,109 +19500,184 @@
           <w:szCs w:val="20"/>
           <w:lang w:val="en-IN"/>
         </w:rPr>
-        <w:t xml:space="preserve"> is used to recover those objects previously serialized</w:t>
-      </w:r>
-    </w:p>
-    <w:p>
-      <w:pPr>
-        <w:pStyle w:val="ListParagraph"/>
+        <w:t>(</w:t>
+      </w:r>
+      <w:proofErr w:type="gramEnd"/>
+      <w:r>
         <w:rPr>
           <w:sz w:val="20"/>
           <w:szCs w:val="20"/>
           <w:lang w:val="en-IN"/>
         </w:rPr>
-      </w:pPr>
+        <w:t xml:space="preserve">"Age: " + </w:t>
+      </w:r>
+      <w:proofErr w:type="spellStart"/>
       <w:r>
         <w:rPr>
           <w:sz w:val="20"/>
           <w:szCs w:val="20"/>
           <w:lang w:val="en-IN"/>
         </w:rPr>
-        <w:t xml:space="preserve">Student </w:t>
-      </w:r>
-      <w:proofErr w:type="spellStart"/>
+        <w:t>student.age</w:t>
+      </w:r>
+      <w:proofErr w:type="spellEnd"/>
       <w:r>
         <w:rPr>
           <w:sz w:val="20"/>
           <w:szCs w:val="20"/>
           <w:lang w:val="en-IN"/>
         </w:rPr>
-        <w:t>student</w:t>
-      </w:r>
-      <w:proofErr w:type="spellEnd"/>
-      <w:r>
+        <w:t>);</w:t>
+      </w:r>
+    </w:p>
+    <w:p>
+      <w:pPr>
+        <w:pStyle w:val="ListParagraph"/>
         <w:rPr>
           <w:sz w:val="20"/>
           <w:szCs w:val="20"/>
           <w:lang w:val="en-IN"/>
         </w:rPr>
-        <w:t xml:space="preserve"> = (Student) </w:t>
-      </w:r>
-      <w:proofErr w:type="spellStart"/>
-      <w:proofErr w:type="gramStart"/>
+      </w:pPr>
       <w:r>
         <w:rPr>
           <w:sz w:val="20"/>
           <w:szCs w:val="20"/>
           <w:lang w:val="en-IN"/>
         </w:rPr>
-        <w:t>ois.readObject</w:t>
-      </w:r>
-      <w:proofErr w:type="spellEnd"/>
-      <w:r>
+        <w:t xml:space="preserve">        } catch (Exception e) {</w:t>
+      </w:r>
+    </w:p>
+    <w:p>
+      <w:pPr>
+        <w:pStyle w:val="ListParagraph"/>
         <w:rPr>
           <w:sz w:val="20"/>
           <w:szCs w:val="20"/>
           <w:lang w:val="en-IN"/>
         </w:rPr>
-        <w:t>(</w:t>
-      </w:r>
-      <w:proofErr w:type="gramEnd"/>
+      </w:pPr>
       <w:r>
         <w:rPr>
           <w:sz w:val="20"/>
           <w:szCs w:val="20"/>
           <w:lang w:val="en-IN"/>
         </w:rPr>
-        <w:t>);</w:t>
-      </w:r>
-    </w:p>
-    <w:p>
-      <w:pPr>
-        <w:pStyle w:val="ListParagraph"/>
+        <w:t xml:space="preserve">            </w:t>
+      </w:r>
+      <w:proofErr w:type="spellStart"/>
+      <w:proofErr w:type="gramStart"/>
+      <w:r>
         <w:rPr>
           <w:sz w:val="20"/>
           <w:szCs w:val="20"/>
           <w:lang w:val="en-IN"/>
         </w:rPr>
-      </w:pPr>
-      <w:proofErr w:type="spellStart"/>
-      <w:proofErr w:type="gramStart"/>
+        <w:t>e.printStackTrace</w:t>
+      </w:r>
+      <w:proofErr w:type="spellEnd"/>
       <w:r>
         <w:rPr>
           <w:sz w:val="20"/>
           <w:szCs w:val="20"/>
           <w:lang w:val="en-IN"/>
         </w:rPr>
-        <w:t>Ois.close</w:t>
-      </w:r>
-      <w:proofErr w:type="spellEnd"/>
+        <w:t>(</w:t>
+      </w:r>
+      <w:proofErr w:type="gramEnd"/>
       <w:r>
         <w:rPr>
           <w:sz w:val="20"/>
           <w:szCs w:val="20"/>
           <w:lang w:val="en-IN"/>
         </w:rPr>
-        <w:t>(</w:t>
-      </w:r>
-      <w:proofErr w:type="gramEnd"/>
-      <w:r>
+        <w:t>);</w:t>
+      </w:r>
+    </w:p>
+    <w:p>
+      <w:pPr>
+        <w:pStyle w:val="ListParagraph"/>
         <w:rPr>
           <w:sz w:val="20"/>
           <w:szCs w:val="20"/>
           <w:lang w:val="en-IN"/>
         </w:rPr>
-        <w:t>);</w:t>
+      </w:pPr>
+      <w:r>
+        <w:rPr>
+          <w:sz w:val="20"/>
+          <w:szCs w:val="20"/>
+          <w:lang w:val="en-IN"/>
+        </w:rPr>
+        <w:t xml:space="preserve">        }</w:t>
+      </w:r>
+    </w:p>
+    <w:p>
+      <w:pPr>
+        <w:pStyle w:val="ListParagraph"/>
+        <w:rPr>
+          <w:sz w:val="20"/>
+          <w:szCs w:val="20"/>
+          <w:lang w:val="en-IN"/>
+        </w:rPr>
+      </w:pPr>
+      <w:r>
+        <w:rPr>
+          <w:sz w:val="20"/>
+          <w:szCs w:val="20"/>
+          <w:lang w:val="en-IN"/>
+        </w:rPr>
+        <w:t xml:space="preserve">    }</w:t>
+      </w:r>
+    </w:p>
+    <w:p>
+      <w:pPr>
+        <w:pStyle w:val="ListParagraph"/>
+        <w:rPr>
+          <w:lang w:val="en-IN"/>
+        </w:rPr>
+      </w:pPr>
+      <w:r>
+        <w:rPr>
+          <w:sz w:val="20"/>
+          <w:szCs w:val="20"/>
+          <w:lang w:val="en-IN"/>
+        </w:rPr>
+        <w:t>}</w:t>
+      </w:r>
+      <w:r>
+        <w:rPr>
+          <w:sz w:val="20"/>
+          <w:szCs w:val="20"/>
+          <w:lang w:val="en-IN"/>
+        </w:rPr>
+        <w:t xml:space="preserve"> //</w:t>
+      </w:r>
+      <w:r>
+        <w:rPr>
+          <w:sz w:val="20"/>
+          <w:szCs w:val="20"/>
+          <w:lang w:val="en-IN"/>
+        </w:rPr>
+        <w:t xml:space="preserve"> Here student.txt contains serialized form of Student Object which need to de-</w:t>
+      </w:r>
+      <w:proofErr w:type="spellStart"/>
+      <w:r>
+        <w:rPr>
+          <w:sz w:val="20"/>
+          <w:szCs w:val="20"/>
+          <w:lang w:val="en-IN"/>
+        </w:rPr>
+        <w:t>serialiized</w:t>
+      </w:r>
+      <w:proofErr w:type="spellEnd"/>
+      <w:r>
+        <w:rPr>
+          <w:sz w:val="20"/>
+          <w:szCs w:val="20"/>
+          <w:lang w:val="en-IN"/>
+        </w:rPr>
+        <w:t>.</w:t>
       </w:r>
     </w:p>
     <w:p>
@@ -19610,6 +20112,7 @@
         <w:rPr>
           <w:lang w:val="en-IN"/>
         </w:rPr>
+        <w:lastRenderedPageBreak/>
         <w:t>An immutable class is a class whose instances, once created, cannot be modified.</w:t>
       </w:r>
       <w:r>
@@ -19931,15 +20434,7 @@
           <w:bCs/>
           <w:lang w:val="en-IN"/>
         </w:rPr>
-        <w:t xml:space="preserve">add, remove) are performed on new copy of underlying operations. It is used to </w:t>
-      </w:r>
-      <w:r>
-        <w:rPr>
-          <w:bCs/>
-          <w:lang w:val="en-IN"/>
-        </w:rPr>
-        <w:lastRenderedPageBreak/>
-        <w:t>perform fail-safe operations</w:t>
+        <w:t>add, remove) are performed on new copy of underlying operations. It is used to perform fail-safe operations</w:t>
       </w:r>
       <w:r>
         <w:rPr>
@@ -20647,6 +21142,7 @@
           <w:bCs/>
           <w:lang w:val="en-IN"/>
         </w:rPr>
+        <w:lastRenderedPageBreak/>
         <w:t>What is Thread Safety</w:t>
       </w:r>
       <w:r>
@@ -20920,7 +21416,6 @@
           <w:b/>
           <w:lang w:val="en-IN"/>
         </w:rPr>
-        <w:lastRenderedPageBreak/>
         <w:t>Fast Lookup</w:t>
       </w:r>
       <w:r>
@@ -21509,6 +22004,7 @@
         <w:rPr>
           <w:lang w:val="en-IN"/>
         </w:rPr>
+        <w:lastRenderedPageBreak/>
         <w:t>In Java, when you have an abstract class that contains a combination of abstract methods and non-abstract methods, the rules for providing implementations in classes that extend the abstract class are as follows:</w:t>
       </w:r>
     </w:p>
@@ -21602,7 +22098,6 @@
         <w:rPr>
           <w:lang w:val="en-IN"/>
         </w:rPr>
-        <w:lastRenderedPageBreak/>
         <w:t xml:space="preserve">Several new methods of String such as </w:t>
       </w:r>
       <w:proofErr w:type="spellStart"/>
@@ -22006,6 +22501,7 @@
           <w:noProof/>
           <w:lang w:bidi="hi-IN"/>
         </w:rPr>
+        <w:lastRenderedPageBreak/>
         <w:drawing>
           <wp:inline distT="0" distB="0" distL="0" distR="0">
             <wp:extent cx="4447443" cy="1066800"/>
@@ -22272,7 +22768,6 @@
         <w:rPr>
           <w:lang w:val="en-IN"/>
         </w:rPr>
-        <w:lastRenderedPageBreak/>
         <w:t>String name = "Ravi";</w:t>
       </w:r>
     </w:p>
@@ -22414,31 +22909,209 @@
         <w:rPr>
           <w:lang w:val="en-IN"/>
         </w:rPr>
-        <w:t>Introduced Sequenced Collections. ( to directly get</w:t>
-      </w:r>
-      <w:r>
-        <w:rPr>
-          <w:lang w:val="en-IN"/>
-        </w:rPr>
-        <w:t>, add or remove</w:t>
-      </w:r>
-      <w:r>
-        <w:rPr>
-          <w:lang w:val="en-IN"/>
-        </w:rPr>
-        <w:t xml:space="preserve"> first element and last element</w:t>
-      </w:r>
-      <w:r>
-        <w:rPr>
-          <w:lang w:val="en-IN"/>
-        </w:rPr>
-        <w:t xml:space="preserve"> in the collection class</w:t>
-      </w:r>
-      <w:r>
-        <w:rPr>
-          <w:lang w:val="en-IN"/>
-        </w:rPr>
-        <w:t>)</w:t>
+        <w:t>Introduced Sequenced Collections.</w:t>
+      </w:r>
+      <w:r>
+        <w:t xml:space="preserve"> </w:t>
+      </w:r>
+      <w:r>
+        <w:rPr>
+          <w:lang w:val="en-IN"/>
+        </w:rPr>
+        <w:t>Before Java 21, java had many collections that maintained sequence, but many operations were missing but logically needed</w:t>
+      </w:r>
+    </w:p>
+    <w:p>
+      <w:pPr>
+        <w:pStyle w:val="ListParagraph"/>
+        <w:ind w:left="1134"/>
+        <w:rPr>
+          <w:lang w:val="en-IN"/>
+        </w:rPr>
+      </w:pPr>
+      <w:proofErr w:type="gramStart"/>
+      <w:r>
+        <w:rPr>
+          <w:lang w:val="en-IN"/>
+        </w:rPr>
+        <w:t>For example, getting the first and last element, removing first and last element, adding to first and last position.</w:t>
+      </w:r>
+      <w:proofErr w:type="gramEnd"/>
+    </w:p>
+    <w:p>
+      <w:pPr>
+        <w:pStyle w:val="ListParagraph"/>
+        <w:ind w:left="1134"/>
+        <w:rPr>
+          <w:lang w:val="en-IN"/>
+        </w:rPr>
+      </w:pPr>
+      <w:r>
+        <w:rPr>
+          <w:lang w:val="en-IN"/>
+        </w:rPr>
+        <w:t xml:space="preserve">Even if few </w:t>
+      </w:r>
+      <w:proofErr w:type="gramStart"/>
+      <w:r>
+        <w:rPr>
+          <w:lang w:val="en-IN"/>
+        </w:rPr>
+        <w:t>collection</w:t>
+      </w:r>
+      <w:proofErr w:type="gramEnd"/>
+      <w:r>
+        <w:rPr>
+          <w:lang w:val="en-IN"/>
+        </w:rPr>
+        <w:t xml:space="preserve"> were having some fe</w:t>
+      </w:r>
+      <w:r>
+        <w:rPr>
+          <w:lang w:val="en-IN"/>
+        </w:rPr>
+        <w:t>atures they were not consistent.</w:t>
+      </w:r>
+      <w:r>
+        <w:rPr>
+          <w:lang w:val="en-IN"/>
+        </w:rPr>
+        <w:t xml:space="preserve"> </w:t>
+      </w:r>
+    </w:p>
+    <w:p>
+      <w:pPr>
+        <w:pStyle w:val="ListParagraph"/>
+        <w:ind w:left="1134"/>
+        <w:rPr>
+          <w:lang w:val="en-IN"/>
+        </w:rPr>
+      </w:pPr>
+      <w:r>
+        <w:rPr>
+          <w:lang w:val="en-IN"/>
+        </w:rPr>
+        <w:t>This inconsistency meant developers had to remember different methods for different collection types, and there was no common interface for adding elements at the beginning or end of all ordered collections.</w:t>
+      </w:r>
+    </w:p>
+    <w:p>
+      <w:pPr>
+        <w:pStyle w:val="ListParagraph"/>
+        <w:ind w:left="1134"/>
+        <w:rPr>
+          <w:lang w:val="en-IN"/>
+        </w:rPr>
+      </w:pPr>
+      <w:r>
+        <w:rPr>
+          <w:lang w:val="en-IN"/>
+        </w:rPr>
+        <w:t>To solve this, in Java 21, Sequenced Collections were introduced.</w:t>
+      </w:r>
+    </w:p>
+    <w:p>
+      <w:pPr>
+        <w:pStyle w:val="ListParagraph"/>
+        <w:ind w:left="1134"/>
+        <w:rPr>
+          <w:lang w:val="en-IN"/>
+        </w:rPr>
+      </w:pPr>
+      <w:r>
+        <w:rPr>
+          <w:lang w:val="en-IN"/>
+        </w:rPr>
+        <w:t xml:space="preserve">Sequenced Collections introduced some methods </w:t>
+      </w:r>
+      <w:proofErr w:type="spellStart"/>
+      <w:r>
+        <w:rPr>
+          <w:lang w:val="en-IN"/>
+        </w:rPr>
+        <w:t>like:getFirst</w:t>
+      </w:r>
+      <w:proofErr w:type="spellEnd"/>
+      <w:r>
+        <w:rPr>
+          <w:lang w:val="en-IN"/>
+        </w:rPr>
+        <w:t xml:space="preserve">(), </w:t>
+      </w:r>
+      <w:proofErr w:type="spellStart"/>
+      <w:r>
+        <w:rPr>
+          <w:lang w:val="en-IN"/>
+        </w:rPr>
+        <w:t>getLast</w:t>
+      </w:r>
+      <w:proofErr w:type="spellEnd"/>
+      <w:r>
+        <w:rPr>
+          <w:lang w:val="en-IN"/>
+        </w:rPr>
+        <w:t xml:space="preserve">(),void </w:t>
+      </w:r>
+      <w:proofErr w:type="spellStart"/>
+      <w:r>
+        <w:rPr>
+          <w:lang w:val="en-IN"/>
+        </w:rPr>
+        <w:t>addFirst</w:t>
+      </w:r>
+      <w:proofErr w:type="spellEnd"/>
+      <w:r>
+        <w:rPr>
+          <w:lang w:val="en-IN"/>
+        </w:rPr>
+        <w:t xml:space="preserve">(element), void </w:t>
+      </w:r>
+      <w:proofErr w:type="spellStart"/>
+      <w:r>
+        <w:rPr>
+          <w:lang w:val="en-IN"/>
+        </w:rPr>
+        <w:t>addLast</w:t>
+      </w:r>
+      <w:proofErr w:type="spellEnd"/>
+      <w:r>
+        <w:rPr>
+          <w:lang w:val="en-IN"/>
+        </w:rPr>
+        <w:t>(eleme</w:t>
+      </w:r>
+      <w:r>
+        <w:rPr>
+          <w:lang w:val="en-IN"/>
+        </w:rPr>
+        <w:t>nt),</w:t>
+      </w:r>
+      <w:proofErr w:type="spellStart"/>
+      <w:r>
+        <w:rPr>
+          <w:lang w:val="en-IN"/>
+        </w:rPr>
+        <w:t>removeFirst</w:t>
+      </w:r>
+      <w:proofErr w:type="spellEnd"/>
+      <w:r>
+        <w:rPr>
+          <w:lang w:val="en-IN"/>
+        </w:rPr>
+        <w:t xml:space="preserve">(), </w:t>
+      </w:r>
+      <w:proofErr w:type="spellStart"/>
+      <w:r>
+        <w:rPr>
+          <w:lang w:val="en-IN"/>
+        </w:rPr>
+        <w:t>removeLast</w:t>
+      </w:r>
+      <w:proofErr w:type="spellEnd"/>
+      <w:r>
+        <w:rPr>
+          <w:lang w:val="en-IN"/>
+        </w:rPr>
+        <w:t>() hence providing consistency</w:t>
       </w:r>
     </w:p>
     <w:p>
@@ -22535,11 +23208,6 @@
     <w:p>
       <w:pPr>
         <w:pStyle w:val="ListParagraph"/>
-      </w:pPr>
-    </w:p>
-    <w:p>
-      <w:pPr>
-        <w:pStyle w:val="ListParagraph"/>
         <w:numPr>
           <w:ilvl w:val="0"/>
           <w:numId w:val="11"/>
@@ -22667,6 +23335,7 @@
         <w:rPr>
           <w:lang w:val="en-IN"/>
         </w:rPr>
+        <w:lastRenderedPageBreak/>
         <w:t>enum</w:t>
       </w:r>
       <w:proofErr w:type="spellEnd"/>
@@ -23369,7 +24038,6 @@
         <w:rPr>
           <w:lang w:val="en-IN"/>
         </w:rPr>
-        <w:lastRenderedPageBreak/>
         <w:t>Method Overriding Restriction: Subclasses of the class containing the final method are not allowed to provide their own implementation of the final method. Attempting to override a final method in a subclass will result in a compilation error.</w:t>
       </w:r>
     </w:p>
@@ -23546,6 +24214,7 @@
         <w:rPr>
           <w:lang w:val="en-IN"/>
         </w:rPr>
+        <w:lastRenderedPageBreak/>
         <w:t xml:space="preserve">Listeners or Observers Not Removed: When you register listeners (e.g., </w:t>
       </w:r>
       <w:proofErr w:type="spellStart"/>
@@ -24076,12 +24745,6 @@
           <w:lang w:val="en-IN"/>
         </w:rPr>
         <w:br/>
-      </w:r>
-      <w:r>
-        <w:rPr>
-          <w:lang w:val="en-IN"/>
-        </w:rPr>
-        <w:lastRenderedPageBreak/>
         <w:t>K: Key (Used in maps)</w:t>
       </w:r>
       <w:r>
@@ -24414,6 +25077,7 @@
         <w:rPr>
           <w:lang w:val="en-IN"/>
         </w:rPr>
+        <w:lastRenderedPageBreak/>
         <w:t xml:space="preserve">Allows elements of type Integer or any of its </w:t>
       </w:r>
       <w:proofErr w:type="spellStart"/>
@@ -24771,6 +25435,35 @@
           <w:lang w:val="en-IN"/>
         </w:rPr>
         <w:t>}}</w:t>
+      </w:r>
+    </w:p>
+    <w:p>
+      <w:pPr>
+        <w:pStyle w:val="ListParagraph"/>
+        <w:numPr>
+          <w:ilvl w:val="0"/>
+          <w:numId w:val="11"/>
+        </w:numPr>
+        <w:rPr>
+          <w:lang w:val="en-IN"/>
+        </w:rPr>
+      </w:pPr>
+      <w:r>
+        <w:rPr>
+          <w:lang w:val="en-IN"/>
+        </w:rPr>
+        <w:t>Difference between PUT and PATCH.</w:t>
+      </w:r>
+    </w:p>
+    <w:p>
+      <w:pPr>
+        <w:pStyle w:val="ListParagraph"/>
+        <w:rPr>
+          <w:lang w:val="en-IN"/>
+        </w:rPr>
+      </w:pPr>
+      <w:r>
+        <w:t>PUT replaces the entire resource. PATCH updates only specific fields. PUT requires a full object, whereas PATCH requires only the modified data.</w:t>
       </w:r>
       <w:r>
         <w:rPr>
@@ -27214,8 +27907,72 @@
         </w:rPr>
         <w:t>Using produces.</w:t>
       </w:r>
-      <w:r>
-        <w:rPr>
+    </w:p>
+    <w:p>
+      <w:pPr>
+        <w:pStyle w:val="ListParagraph"/>
+        <w:numPr>
+          <w:ilvl w:val="0"/>
+          <w:numId w:val="1"/>
+        </w:numPr>
+        <w:rPr>
+          <w:b/>
+          <w:bCs/>
+          <w:lang w:val="en-IN"/>
+        </w:rPr>
+      </w:pPr>
+      <w:r>
+        <w:rPr>
+          <w:b/>
+          <w:bCs/>
+          <w:lang w:val="en-IN"/>
+        </w:rPr>
+        <w:t>How can we configure multiple data sources into 1 spring boot application?</w:t>
+      </w:r>
+    </w:p>
+    <w:p>
+      <w:pPr>
+        <w:pStyle w:val="ListParagraph"/>
+        <w:rPr>
+          <w:b/>
+          <w:bCs/>
+          <w:sz w:val="50"/>
+          <w:szCs w:val="50"/>
+          <w:lang w:val="en-IN"/>
+        </w:rPr>
+      </w:pPr>
+      <w:r>
+        <w:rPr>
+          <w:b/>
+          <w:bCs/>
+          <w:sz w:val="50"/>
+          <w:szCs w:val="50"/>
+          <w:lang w:val="en-IN"/>
+        </w:rPr>
+        <w:t>IMPORTANT</w:t>
+      </w:r>
+    </w:p>
+    <w:p>
+      <w:pPr>
+        <w:pStyle w:val="ListParagraph"/>
+        <w:rPr>
+          <w:b/>
+          <w:bCs/>
+          <w:lang w:val="en-IN"/>
+        </w:rPr>
+      </w:pPr>
+      <w:r>
+        <w:rPr>
+          <w:b/>
+          <w:bCs/>
+          <w:lang w:val="en-IN"/>
+        </w:rPr>
+        <w:t xml:space="preserve"> </w:t>
+      </w:r>
+      <w:r>
+        <w:rPr>
+          <w:b/>
+          <w:bCs/>
           <w:lang w:val="en-IN"/>
         </w:rPr>
         <w:br w:type="page"/>
@@ -45935,6 +46692,119 @@
     </w:lvl>
   </w:abstractNum>
   <w:abstractNum w:abstractNumId="61">
+    <w:nsid w:val="70B23D28"/>
+    <w:multiLevelType w:val="hybridMultilevel"/>
+    <w:tmpl w:val="17D6C066"/>
+    <w:lvl w:ilvl="0" w:tplc="04090001">
+      <w:start w:val="1"/>
+      <w:numFmt w:val="bullet"/>
+      <w:lvlText w:val=""/>
+      <w:lvlJc w:val="left"/>
+      <w:pPr>
+        <w:ind w:left="1440" w:hanging="360"/>
+      </w:pPr>
+      <w:rPr>
+        <w:rFonts w:ascii="Symbol" w:hAnsi="Symbol" w:hint="default"/>
+      </w:rPr>
+    </w:lvl>
+    <w:lvl w:ilvl="1" w:tplc="04090003" w:tentative="1">
+      <w:start w:val="1"/>
+      <w:numFmt w:val="bullet"/>
+      <w:lvlText w:val="o"/>
+      <w:lvlJc w:val="left"/>
+      <w:pPr>
+        <w:ind w:left="2160" w:hanging="360"/>
+      </w:pPr>
+      <w:rPr>
+        <w:rFonts w:ascii="Courier New" w:hAnsi="Courier New" w:cs="Courier New" w:hint="default"/>
+      </w:rPr>
+    </w:lvl>
+    <w:lvl w:ilvl="2" w:tplc="04090005" w:tentative="1">
+      <w:start w:val="1"/>
+      <w:numFmt w:val="bullet"/>
+      <w:lvlText w:val=""/>
+      <w:lvlJc w:val="left"/>
+      <w:pPr>
+        <w:ind w:left="2880" w:hanging="360"/>
+      </w:pPr>
+      <w:rPr>
+        <w:rFonts w:ascii="Wingdings" w:hAnsi="Wingdings" w:hint="default"/>
+      </w:rPr>
+    </w:lvl>
+    <w:lvl w:ilvl="3" w:tplc="04090001" w:tentative="1">
+      <w:start w:val="1"/>
+      <w:numFmt w:val="bullet"/>
+      <w:lvlText w:val=""/>
+      <w:lvlJc w:val="left"/>
+      <w:pPr>
+        <w:ind w:left="3600" w:hanging="360"/>
+      </w:pPr>
+      <w:rPr>
+        <w:rFonts w:ascii="Symbol" w:hAnsi="Symbol" w:hint="default"/>
+      </w:rPr>
+    </w:lvl>
+    <w:lvl w:ilvl="4" w:tplc="04090003" w:tentative="1">
+      <w:start w:val="1"/>
+      <w:numFmt w:val="bullet"/>
+      <w:lvlText w:val="o"/>
+      <w:lvlJc w:val="left"/>
+      <w:pPr>
+        <w:ind w:left="4320" w:hanging="360"/>
+      </w:pPr>
+      <w:rPr>
+        <w:rFonts w:ascii="Courier New" w:hAnsi="Courier New" w:cs="Courier New" w:hint="default"/>
+      </w:rPr>
+    </w:lvl>
+    <w:lvl w:ilvl="5" w:tplc="04090005" w:tentative="1">
+      <w:start w:val="1"/>
+      <w:numFmt w:val="bullet"/>
+      <w:lvlText w:val=""/>
+      <w:lvlJc w:val="left"/>
+      <w:pPr>
+        <w:ind w:left="5040" w:hanging="360"/>
+      </w:pPr>
+      <w:rPr>
+        <w:rFonts w:ascii="Wingdings" w:hAnsi="Wingdings" w:hint="default"/>
+      </w:rPr>
+    </w:lvl>
+    <w:lvl w:ilvl="6" w:tplc="04090001" w:tentative="1">
+      <w:start w:val="1"/>
+      <w:numFmt w:val="bullet"/>
+      <w:lvlText w:val=""/>
+      <w:lvlJc w:val="left"/>
+      <w:pPr>
+        <w:ind w:left="5760" w:hanging="360"/>
+      </w:pPr>
+      <w:rPr>
+        <w:rFonts w:ascii="Symbol" w:hAnsi="Symbol" w:hint="default"/>
+      </w:rPr>
+    </w:lvl>
+    <w:lvl w:ilvl="7" w:tplc="04090003" w:tentative="1">
+      <w:start w:val="1"/>
+      <w:numFmt w:val="bullet"/>
+      <w:lvlText w:val="o"/>
+      <w:lvlJc w:val="left"/>
+      <w:pPr>
+        <w:ind w:left="6480" w:hanging="360"/>
+      </w:pPr>
+      <w:rPr>
+        <w:rFonts w:ascii="Courier New" w:hAnsi="Courier New" w:cs="Courier New" w:hint="default"/>
+      </w:rPr>
+    </w:lvl>
+    <w:lvl w:ilvl="8" w:tplc="04090005" w:tentative="1">
+      <w:start w:val="1"/>
+      <w:numFmt w:val="bullet"/>
+      <w:lvlText w:val=""/>
+      <w:lvlJc w:val="left"/>
+      <w:pPr>
+        <w:ind w:left="7200" w:hanging="360"/>
+      </w:pPr>
+      <w:rPr>
+        <w:rFonts w:ascii="Wingdings" w:hAnsi="Wingdings" w:hint="default"/>
+      </w:rPr>
+    </w:lvl>
+  </w:abstractNum>
+  <w:abstractNum w:abstractNumId="62">
     <w:nsid w:val="73C81F1C"/>
     <w:multiLevelType w:val="hybridMultilevel"/>
     <w:tmpl w:val="1AFCBE96"/>
@@ -46047,7 +46917,7 @@
       </w:rPr>
     </w:lvl>
   </w:abstractNum>
-  <w:abstractNum w:abstractNumId="62">
+  <w:abstractNum w:abstractNumId="63">
     <w:nsid w:val="75050C96"/>
     <w:multiLevelType w:val="hybridMultilevel"/>
     <w:tmpl w:val="4EFA3B62"/>
@@ -46136,7 +47006,7 @@
       </w:pPr>
     </w:lvl>
   </w:abstractNum>
-  <w:abstractNum w:abstractNumId="63">
+  <w:abstractNum w:abstractNumId="64">
     <w:nsid w:val="75766E26"/>
     <w:multiLevelType w:val="hybridMultilevel"/>
     <w:tmpl w:val="6E46F11E"/>
@@ -46249,7 +47119,7 @@
       </w:rPr>
     </w:lvl>
   </w:abstractNum>
-  <w:abstractNum w:abstractNumId="64">
+  <w:abstractNum w:abstractNumId="65">
     <w:nsid w:val="76724C9A"/>
     <w:multiLevelType w:val="hybridMultilevel"/>
     <w:tmpl w:val="780CE410"/>
@@ -46362,7 +47232,7 @@
       </w:rPr>
     </w:lvl>
   </w:abstractNum>
-  <w:abstractNum w:abstractNumId="65">
+  <w:abstractNum w:abstractNumId="66">
     <w:nsid w:val="798C37C2"/>
     <w:multiLevelType w:val="hybridMultilevel"/>
     <w:tmpl w:val="A7387F94"/>
@@ -46475,7 +47345,7 @@
       </w:rPr>
     </w:lvl>
   </w:abstractNum>
-  <w:abstractNum w:abstractNumId="66">
+  <w:abstractNum w:abstractNumId="67">
     <w:nsid w:val="7A962DF9"/>
     <w:multiLevelType w:val="hybridMultilevel"/>
     <w:tmpl w:val="0450EDD2"/>
@@ -46564,7 +47434,7 @@
       </w:pPr>
     </w:lvl>
   </w:abstractNum>
-  <w:abstractNum w:abstractNumId="67">
+  <w:abstractNum w:abstractNumId="68">
     <w:nsid w:val="7B0668D6"/>
     <w:multiLevelType w:val="hybridMultilevel"/>
     <w:tmpl w:val="C354E266"/>
@@ -46677,7 +47547,7 @@
       </w:rPr>
     </w:lvl>
   </w:abstractNum>
-  <w:abstractNum w:abstractNumId="68">
+  <w:abstractNum w:abstractNumId="69">
     <w:nsid w:val="7BCB7E82"/>
     <w:multiLevelType w:val="hybridMultilevel"/>
     <w:tmpl w:val="FADEAE40"/>
@@ -46790,7 +47660,7 @@
       </w:rPr>
     </w:lvl>
   </w:abstractNum>
-  <w:abstractNum w:abstractNumId="69">
+  <w:abstractNum w:abstractNumId="70">
     <w:nsid w:val="7EC22DBA"/>
     <w:multiLevelType w:val="hybridMultilevel"/>
     <w:tmpl w:val="03006F38"/>
@@ -46892,7 +47762,7 @@
     <w:abstractNumId w:val="29"/>
   </w:num>
   <w:num w:numId="6">
-    <w:abstractNumId w:val="66"/>
+    <w:abstractNumId w:val="67"/>
   </w:num>
   <w:num w:numId="7">
     <w:abstractNumId w:val="32"/>
@@ -46913,7 +47783,7 @@
     <w:abstractNumId w:val="45"/>
   </w:num>
   <w:num w:numId="13">
-    <w:abstractNumId w:val="67"/>
+    <w:abstractNumId w:val="68"/>
   </w:num>
   <w:num w:numId="14">
     <w:abstractNumId w:val="6"/>
@@ -46928,7 +47798,7 @@
     <w:abstractNumId w:val="4"/>
   </w:num>
   <w:num w:numId="18">
-    <w:abstractNumId w:val="63"/>
+    <w:abstractNumId w:val="64"/>
   </w:num>
   <w:num w:numId="19">
     <w:abstractNumId w:val="8"/>
@@ -46943,7 +47813,7 @@
     <w:abstractNumId w:val="55"/>
   </w:num>
   <w:num w:numId="23">
-    <w:abstractNumId w:val="65"/>
+    <w:abstractNumId w:val="66"/>
   </w:num>
   <w:num w:numId="24">
     <w:abstractNumId w:val="46"/>
@@ -46973,10 +47843,10 @@
     <w:abstractNumId w:val="59"/>
   </w:num>
   <w:num w:numId="33">
-    <w:abstractNumId w:val="64"/>
+    <w:abstractNumId w:val="65"/>
   </w:num>
   <w:num w:numId="34">
-    <w:abstractNumId w:val="68"/>
+    <w:abstractNumId w:val="69"/>
   </w:num>
   <w:num w:numId="35">
     <w:abstractNumId w:val="49"/>
@@ -46997,7 +47867,7 @@
     <w:abstractNumId w:val="27"/>
   </w:num>
   <w:num w:numId="41">
-    <w:abstractNumId w:val="69"/>
+    <w:abstractNumId w:val="70"/>
   </w:num>
   <w:num w:numId="42">
     <w:abstractNumId w:val="3"/>
@@ -47039,7 +47909,7 @@
     <w:abstractNumId w:val="33"/>
   </w:num>
   <w:num w:numId="55">
-    <w:abstractNumId w:val="62"/>
+    <w:abstractNumId w:val="63"/>
   </w:num>
   <w:num w:numId="56">
     <w:abstractNumId w:val="40"/>
@@ -47081,10 +47951,13 @@
     <w:abstractNumId w:val="58"/>
   </w:num>
   <w:num w:numId="69">
-    <w:abstractNumId w:val="61"/>
+    <w:abstractNumId w:val="62"/>
   </w:num>
   <w:num w:numId="70">
     <w:abstractNumId w:val="21"/>
+  </w:num>
+  <w:num w:numId="71">
+    <w:abstractNumId w:val="61"/>
   </w:num>
   <w:numIdMacAtCleanup w:val="70"/>
 </w:numbering>
@@ -47790,7 +48663,7 @@
 </file>
 
 <file path=customXml/itemProps1.xml><?xml version="1.0" encoding="utf-8"?>
-<ds:datastoreItem xmlns:ds="http://schemas.openxmlformats.org/officeDocument/2006/customXml" ds:itemID="{32B4DE6B-1F7E-4F62-A89D-FBC3322AF83C}">
+<ds:datastoreItem xmlns:ds="http://schemas.openxmlformats.org/officeDocument/2006/customXml" ds:itemID="{3B28815B-3E21-4A4F-8CEA-297EDC2CE23A}">
   <ds:schemaRefs>
     <ds:schemaRef ds:uri="http://schemas.openxmlformats.org/officeDocument/2006/bibliography"/>
   </ds:schemaRefs>

--- a/note/SpringSpringBootRestAPI Theory Questions.docx
+++ b/note/SpringSpringBootRestAPI Theory Questions.docx
@@ -1734,17 +1734,8 @@
           <w:bCs/>
           <w:lang w:val="en-IN"/>
         </w:rPr>
-        <w:t xml:space="preserve">Initialization: Executes static blocks and assigns explicit values to static </w:t>
-      </w:r>
-      <w:proofErr w:type="spellStart"/>
-      <w:r>
-        <w:rPr>
-          <w:bCs/>
-          <w:lang w:val="en-IN"/>
-        </w:rPr>
-        <w:t>fields.</w:t>
-      </w:r>
-      <w:proofErr w:type="spellEnd"/>
+        <w:t>Initialization: Executes static blocks and assigns explicit values to static fields.</w:t>
+      </w:r>
     </w:p>
     <w:p>
       <w:pPr>
@@ -21904,41 +21895,183 @@
         <w:rPr>
           <w:lang w:val="en-IN"/>
         </w:rPr>
-        <w:t>I have an interface in java.</w:t>
-      </w:r>
-      <w:r>
-        <w:rPr>
-          <w:lang w:val="en-IN"/>
-        </w:rPr>
-        <w:br/>
-        <w:t>In that, I have provided 10 methods.</w:t>
-      </w:r>
-      <w:r>
-        <w:rPr>
-          <w:lang w:val="en-IN"/>
-        </w:rPr>
-        <w:br/>
-        <w:t>Do I need to implement all 10 methods if any class implements that interface?</w:t>
-      </w:r>
-    </w:p>
-    <w:p>
-      <w:pPr>
-        <w:pStyle w:val="ListParagraph"/>
-        <w:rPr>
-          <w:lang w:val="en-IN"/>
-        </w:rPr>
-      </w:pPr>
-      <w:r>
-        <w:rPr>
-          <w:lang w:val="en-IN"/>
-        </w:rPr>
-        <w:t>If we</w:t>
-      </w:r>
-      <w:r>
-        <w:rPr>
-          <w:lang w:val="en-IN"/>
-        </w:rPr>
-        <w:t xml:space="preserve"> have an interface with 10 methods, any class that implements this interface must provide concrete implementations for all 10 of those methods. Failure to do so will result in a compilation error.</w:t>
+        <w:t>What is the equals–</w:t>
+      </w:r>
+      <w:proofErr w:type="spellStart"/>
+      <w:r>
+        <w:rPr>
+          <w:lang w:val="en-IN"/>
+        </w:rPr>
+        <w:t>hashCode</w:t>
+      </w:r>
+      <w:proofErr w:type="spellEnd"/>
+      <w:r>
+        <w:rPr>
+          <w:lang w:val="en-IN"/>
+        </w:rPr>
+        <w:t xml:space="preserve"> contract and what happens if it is violated?</w:t>
+      </w:r>
+    </w:p>
+    <w:p>
+      <w:pPr>
+        <w:pStyle w:val="ListParagraph"/>
+        <w:rPr>
+          <w:lang w:val="en-IN"/>
+        </w:rPr>
+      </w:pPr>
+      <w:r>
+        <w:rPr>
+          <w:lang w:val="en-IN"/>
+        </w:rPr>
+        <w:t xml:space="preserve">In Java, the contract says that if two objects are equal using </w:t>
+      </w:r>
+      <w:proofErr w:type="gramStart"/>
+      <w:r>
+        <w:rPr>
+          <w:lang w:val="en-IN"/>
+        </w:rPr>
+        <w:t>equals(</w:t>
+      </w:r>
+      <w:proofErr w:type="gramEnd"/>
+      <w:r>
+        <w:rPr>
+          <w:lang w:val="en-IN"/>
+        </w:rPr>
+        <w:t xml:space="preserve">), then they must return the same </w:t>
+      </w:r>
+      <w:proofErr w:type="spellStart"/>
+      <w:r>
+        <w:rPr>
+          <w:lang w:val="en-IN"/>
+        </w:rPr>
+        <w:t>hashCode</w:t>
+      </w:r>
+      <w:proofErr w:type="spellEnd"/>
+      <w:r>
+        <w:rPr>
+          <w:lang w:val="en-IN"/>
+        </w:rPr>
+        <w:t>().</w:t>
+      </w:r>
+    </w:p>
+    <w:p>
+      <w:pPr>
+        <w:pStyle w:val="ListParagraph"/>
+        <w:rPr>
+          <w:lang w:val="en-IN"/>
+        </w:rPr>
+      </w:pPr>
+      <w:r>
+        <w:rPr>
+          <w:lang w:val="en-IN"/>
+        </w:rPr>
+        <w:t xml:space="preserve">Hash-based collections like </w:t>
+      </w:r>
+      <w:proofErr w:type="spellStart"/>
+      <w:r>
+        <w:rPr>
+          <w:lang w:val="en-IN"/>
+        </w:rPr>
+        <w:t>HashMap</w:t>
+      </w:r>
+      <w:proofErr w:type="spellEnd"/>
+      <w:r>
+        <w:rPr>
+          <w:lang w:val="en-IN"/>
+        </w:rPr>
+        <w:t xml:space="preserve"> and </w:t>
+      </w:r>
+      <w:proofErr w:type="spellStart"/>
+      <w:r>
+        <w:rPr>
+          <w:lang w:val="en-IN"/>
+        </w:rPr>
+        <w:t>HashSet</w:t>
+      </w:r>
+      <w:proofErr w:type="spellEnd"/>
+      <w:r>
+        <w:rPr>
+          <w:lang w:val="en-IN"/>
+        </w:rPr>
+        <w:t xml:space="preserve"> first use </w:t>
+      </w:r>
+      <w:proofErr w:type="spellStart"/>
+      <w:proofErr w:type="gramStart"/>
+      <w:r>
+        <w:rPr>
+          <w:lang w:val="en-IN"/>
+        </w:rPr>
+        <w:t>hashCode</w:t>
+      </w:r>
+      <w:proofErr w:type="spellEnd"/>
+      <w:r>
+        <w:rPr>
+          <w:lang w:val="en-IN"/>
+        </w:rPr>
+        <w:t>(</w:t>
+      </w:r>
+      <w:proofErr w:type="gramEnd"/>
+      <w:r>
+        <w:rPr>
+          <w:lang w:val="en-IN"/>
+        </w:rPr>
+        <w:t>) to locate the bucket and then equals() to find the exact object.</w:t>
+      </w:r>
+    </w:p>
+    <w:p>
+      <w:pPr>
+        <w:pStyle w:val="ListParagraph"/>
+        <w:rPr>
+          <w:lang w:val="en-IN"/>
+        </w:rPr>
+      </w:pPr>
+      <w:r>
+        <w:rPr>
+          <w:lang w:val="en-IN"/>
+        </w:rPr>
+        <w:t xml:space="preserve">Violating the </w:t>
+      </w:r>
+      <w:proofErr w:type="gramStart"/>
+      <w:r>
+        <w:rPr>
+          <w:lang w:val="en-IN"/>
+        </w:rPr>
+        <w:t>equals(</w:t>
+      </w:r>
+      <w:proofErr w:type="gramEnd"/>
+      <w:r>
+        <w:rPr>
+          <w:lang w:val="en-IN"/>
+        </w:rPr>
+        <w:t>)–</w:t>
+      </w:r>
+      <w:proofErr w:type="spellStart"/>
+      <w:r>
+        <w:rPr>
+          <w:lang w:val="en-IN"/>
+        </w:rPr>
+        <w:t>hashCode</w:t>
+      </w:r>
+      <w:proofErr w:type="spellEnd"/>
+      <w:r>
+        <w:rPr>
+          <w:lang w:val="en-IN"/>
+        </w:rPr>
+        <w:t xml:space="preserve">() contract does not throw any exception. It causes logical bugs and unpredictable </w:t>
+      </w:r>
+      <w:proofErr w:type="spellStart"/>
+      <w:r>
+        <w:rPr>
+          <w:lang w:val="en-IN"/>
+        </w:rPr>
+        <w:t>behavior</w:t>
+      </w:r>
+      <w:proofErr w:type="spellEnd"/>
+      <w:r>
+        <w:rPr>
+          <w:lang w:val="en-IN"/>
+        </w:rPr>
+        <w:t>, especially in hash-based collections.</w:t>
       </w:r>
     </w:p>
     <w:p>
@@ -21956,6 +22089,59 @@
         <w:rPr>
           <w:lang w:val="en-IN"/>
         </w:rPr>
+        <w:t>I have an interface in java.</w:t>
+      </w:r>
+      <w:r>
+        <w:rPr>
+          <w:lang w:val="en-IN"/>
+        </w:rPr>
+        <w:br/>
+        <w:t>In that, I have provided 10 methods.</w:t>
+      </w:r>
+      <w:r>
+        <w:rPr>
+          <w:lang w:val="en-IN"/>
+        </w:rPr>
+        <w:br/>
+        <w:t>Do I need to implement all 10 methods if any class implements that interface?</w:t>
+      </w:r>
+    </w:p>
+    <w:p>
+      <w:pPr>
+        <w:pStyle w:val="ListParagraph"/>
+        <w:rPr>
+          <w:lang w:val="en-IN"/>
+        </w:rPr>
+      </w:pPr>
+      <w:r>
+        <w:rPr>
+          <w:lang w:val="en-IN"/>
+        </w:rPr>
+        <w:lastRenderedPageBreak/>
+        <w:t>If we</w:t>
+      </w:r>
+      <w:r>
+        <w:rPr>
+          <w:lang w:val="en-IN"/>
+        </w:rPr>
+        <w:t xml:space="preserve"> have an interface with 10 methods, any class that implements this interface must provide concrete implementations for all 10 of those methods. Failure to do so will result in a compilation error.</w:t>
+      </w:r>
+    </w:p>
+    <w:p>
+      <w:pPr>
+        <w:pStyle w:val="ListParagraph"/>
+        <w:numPr>
+          <w:ilvl w:val="0"/>
+          <w:numId w:val="11"/>
+        </w:numPr>
+        <w:rPr>
+          <w:lang w:val="en-IN"/>
+        </w:rPr>
+      </w:pPr>
+      <w:r>
+        <w:rPr>
+          <w:lang w:val="en-IN"/>
+        </w:rPr>
         <w:t>I have an abstract class in java.</w:t>
       </w:r>
     </w:p>
@@ -22004,7 +22190,6 @@
         <w:rPr>
           <w:lang w:val="en-IN"/>
         </w:rPr>
-        <w:lastRenderedPageBreak/>
         <w:t>In Java, when you have an abstract class that contains a combination of abstract methods and non-abstract methods, the rules for providing implementations in classes that extend the abstract class are as follows:</w:t>
       </w:r>
     </w:p>
@@ -22426,6 +22611,7 @@
           <w:noProof/>
           <w:lang w:bidi="hi-IN"/>
         </w:rPr>
+        <w:lastRenderedPageBreak/>
         <w:drawing>
           <wp:inline distT="0" distB="0" distL="0" distR="0">
             <wp:extent cx="4687766" cy="1166197"/>
@@ -22501,7 +22687,6 @@
           <w:noProof/>
           <w:lang w:bidi="hi-IN"/>
         </w:rPr>
-        <w:lastRenderedPageBreak/>
         <w:drawing>
           <wp:inline distT="0" distB="0" distL="0" distR="0">
             <wp:extent cx="4447443" cy="1066800"/>
@@ -23129,6 +23314,7 @@
         <w:rPr>
           <w:lang w:val="en-IN"/>
         </w:rPr>
+        <w:lastRenderedPageBreak/>
         <w:t>What are atomic variables in java?</w:t>
       </w:r>
     </w:p>
@@ -23220,6 +23406,26 @@
         <w:rPr>
           <w:lang w:val="en-IN"/>
         </w:rPr>
+        <w:t xml:space="preserve">What are </w:t>
+      </w:r>
+      <w:proofErr w:type="spellStart"/>
+      <w:r>
+        <w:rPr>
+          <w:lang w:val="en-IN"/>
+        </w:rPr>
+        <w:t>enum</w:t>
+      </w:r>
+      <w:proofErr w:type="spellEnd"/>
+      <w:r>
+        <w:rPr>
+          <w:lang w:val="en-IN"/>
+        </w:rPr>
+        <w:t xml:space="preserve"> and </w:t>
+      </w:r>
+      <w:r>
+        <w:rPr>
+          <w:lang w:val="en-IN"/>
+        </w:rPr>
         <w:t xml:space="preserve">How to create </w:t>
       </w:r>
       <w:proofErr w:type="spellStart"/>
@@ -23335,7 +23541,6 @@
         <w:rPr>
           <w:lang w:val="en-IN"/>
         </w:rPr>
-        <w:lastRenderedPageBreak/>
         <w:t>enum</w:t>
       </w:r>
       <w:proofErr w:type="spellEnd"/>
@@ -24082,6 +24287,7 @@
         <w:rPr>
           <w:lang w:val="en-IN"/>
         </w:rPr>
+        <w:lastRenderedPageBreak/>
         <w:t>Over time, this causes the heap to fill up, leading to</w:t>
       </w:r>
       <w:r>
@@ -24214,7 +24420,6 @@
         <w:rPr>
           <w:lang w:val="en-IN"/>
         </w:rPr>
-        <w:lastRenderedPageBreak/>
         <w:t xml:space="preserve">Listeners or Observers Not Removed: When you register listeners (e.g., </w:t>
       </w:r>
       <w:proofErr w:type="spellStart"/>
@@ -24852,6 +25057,7 @@
         <w:rPr>
           <w:lang w:val="en-IN"/>
         </w:rPr>
+        <w:lastRenderedPageBreak/>
         <w:t xml:space="preserve">Example: List&lt;?&gt; list = new </w:t>
       </w:r>
       <w:proofErr w:type="spellStart"/>
@@ -25077,7 +25283,6 @@
         <w:rPr>
           <w:lang w:val="en-IN"/>
         </w:rPr>
-        <w:lastRenderedPageBreak/>
         <w:t xml:space="preserve">Allows elements of type Integer or any of its </w:t>
       </w:r>
       <w:proofErr w:type="spellStart"/>
@@ -48663,7 +48868,7 @@
 </file>
 
 <file path=customXml/itemProps1.xml><?xml version="1.0" encoding="utf-8"?>
-<ds:datastoreItem xmlns:ds="http://schemas.openxmlformats.org/officeDocument/2006/customXml" ds:itemID="{3B28815B-3E21-4A4F-8CEA-297EDC2CE23A}">
+<ds:datastoreItem xmlns:ds="http://schemas.openxmlformats.org/officeDocument/2006/customXml" ds:itemID="{98F6D8DC-D001-48FF-BBD7-8BAF122146B6}">
   <ds:schemaRefs>
     <ds:schemaRef ds:uri="http://schemas.openxmlformats.org/officeDocument/2006/bibliography"/>
   </ds:schemaRefs>

--- a/note/SpringSpringBootRestAPI Theory Questions.docx
+++ b/note/SpringSpringBootRestAPI Theory Questions.docx
@@ -22089,6 +22089,67 @@
         <w:rPr>
           <w:lang w:val="en-IN"/>
         </w:rPr>
+        <w:t xml:space="preserve">Default Size of </w:t>
+      </w:r>
+      <w:proofErr w:type="spellStart"/>
+      <w:r>
+        <w:rPr>
+          <w:lang w:val="en-IN"/>
+        </w:rPr>
+        <w:t>ArrayList</w:t>
+      </w:r>
+      <w:proofErr w:type="spellEnd"/>
+      <w:r>
+        <w:rPr>
+          <w:lang w:val="en-IN"/>
+        </w:rPr>
+        <w:t xml:space="preserve">, </w:t>
+      </w:r>
+      <w:proofErr w:type="spellStart"/>
+      <w:r>
+        <w:rPr>
+          <w:lang w:val="en-IN"/>
+        </w:rPr>
+        <w:t>HashSet</w:t>
+      </w:r>
+      <w:proofErr w:type="spellEnd"/>
+      <w:r>
+        <w:rPr>
+          <w:lang w:val="en-IN"/>
+        </w:rPr>
+        <w:t xml:space="preserve">, and </w:t>
+      </w:r>
+      <w:proofErr w:type="spellStart"/>
+      <w:r>
+        <w:rPr>
+          <w:lang w:val="en-IN"/>
+        </w:rPr>
+        <w:t>HashMap</w:t>
+      </w:r>
+      <w:proofErr w:type="spellEnd"/>
+      <w:r>
+        <w:rPr>
+          <w:lang w:val="en-IN"/>
+        </w:rPr>
+        <w:t>? 10, 16,16 respectively</w:t>
+      </w:r>
+    </w:p>
+    <w:p>
+      <w:pPr>
+        <w:pStyle w:val="ListParagraph"/>
+        <w:numPr>
+          <w:ilvl w:val="0"/>
+          <w:numId w:val="11"/>
+        </w:numPr>
+        <w:rPr>
+          <w:lang w:val="en-IN"/>
+        </w:rPr>
+      </w:pPr>
+      <w:r>
+        <w:rPr>
+          <w:lang w:val="en-IN"/>
+        </w:rPr>
+        <w:lastRenderedPageBreak/>
         <w:t>I have an interface in java.</w:t>
       </w:r>
       <w:r>
@@ -22117,7 +22178,6 @@
         <w:rPr>
           <w:lang w:val="en-IN"/>
         </w:rPr>
-        <w:lastRenderedPageBreak/>
         <w:t>If we</w:t>
       </w:r>
       <w:r>
@@ -25663,12 +25723,834 @@
     <w:p>
       <w:pPr>
         <w:pStyle w:val="ListParagraph"/>
-        <w:rPr>
-          <w:lang w:val="en-IN"/>
-        </w:rPr>
       </w:pPr>
       <w:r>
         <w:t>PUT replaces the entire resource. PATCH updates only specific fields. PUT requires a full object, whereas PATCH requires only the modified data.</w:t>
+      </w:r>
+    </w:p>
+    <w:p>
+      <w:pPr>
+        <w:pStyle w:val="ListParagraph"/>
+        <w:numPr>
+          <w:ilvl w:val="0"/>
+          <w:numId w:val="11"/>
+        </w:numPr>
+        <w:rPr>
+          <w:lang w:val="en-IN"/>
+        </w:rPr>
+      </w:pPr>
+      <w:r>
+        <w:t xml:space="preserve">When </w:t>
+      </w:r>
+      <w:proofErr w:type="gramStart"/>
+      <w:r>
+        <w:t>are we</w:t>
+      </w:r>
+      <w:proofErr w:type="gramEnd"/>
+      <w:r>
+        <w:t xml:space="preserve"> likely to see this exception: Non-static variable cannot be referenced from a static context?</w:t>
+      </w:r>
+    </w:p>
+    <w:p>
+      <w:pPr>
+        <w:pStyle w:val="ListParagraph"/>
+      </w:pPr>
+      <w:r>
+        <w:t xml:space="preserve">This exception comes when we try to access a non static variable from a static function. </w:t>
+      </w:r>
+    </w:p>
+    <w:p>
+      <w:pPr>
+        <w:pStyle w:val="ListParagraph"/>
+      </w:pPr>
+      <w:r>
+        <w:t>For Example:-</w:t>
+      </w:r>
+    </w:p>
+    <w:p>
+      <w:pPr>
+        <w:pStyle w:val="ListParagraph"/>
+        <w:rPr>
+          <w:lang w:val="en-IN"/>
+        </w:rPr>
+      </w:pPr>
+      <w:proofErr w:type="gramStart"/>
+      <w:r>
+        <w:rPr>
+          <w:lang w:val="en-IN"/>
+        </w:rPr>
+        <w:t>public</w:t>
+      </w:r>
+      <w:proofErr w:type="gramEnd"/>
+      <w:r>
+        <w:rPr>
+          <w:lang w:val="en-IN"/>
+        </w:rPr>
+        <w:t xml:space="preserve"> class Counter {</w:t>
+      </w:r>
+    </w:p>
+    <w:p>
+      <w:pPr>
+        <w:pStyle w:val="ListParagraph"/>
+        <w:rPr>
+          <w:lang w:val="en-IN"/>
+        </w:rPr>
+      </w:pPr>
+      <w:r>
+        <w:rPr>
+          <w:lang w:val="en-IN"/>
+        </w:rPr>
+        <w:t xml:space="preserve">    </w:t>
+      </w:r>
+      <w:proofErr w:type="gramStart"/>
+      <w:r>
+        <w:rPr>
+          <w:lang w:val="en-IN"/>
+        </w:rPr>
+        <w:t>private</w:t>
+      </w:r>
+      <w:proofErr w:type="gramEnd"/>
+      <w:r>
+        <w:rPr>
+          <w:lang w:val="en-IN"/>
+        </w:rPr>
+        <w:t xml:space="preserve"> </w:t>
+      </w:r>
+      <w:proofErr w:type="spellStart"/>
+      <w:r>
+        <w:rPr>
+          <w:lang w:val="en-IN"/>
+        </w:rPr>
+        <w:t>int</w:t>
+      </w:r>
+      <w:proofErr w:type="spellEnd"/>
+      <w:r>
+        <w:rPr>
+          <w:lang w:val="en-IN"/>
+        </w:rPr>
+        <w:t xml:space="preserve"> </w:t>
+      </w:r>
+      <w:proofErr w:type="spellStart"/>
+      <w:r>
+        <w:rPr>
+          <w:lang w:val="en-IN"/>
+        </w:rPr>
+        <w:t>instanceCount</w:t>
+      </w:r>
+      <w:proofErr w:type="spellEnd"/>
+      <w:r>
+        <w:rPr>
+          <w:lang w:val="en-IN"/>
+        </w:rPr>
+        <w:t xml:space="preserve"> = 0; </w:t>
+      </w:r>
+      <w:r>
+        <w:rPr>
+          <w:lang w:val="en-IN"/>
+        </w:rPr>
+        <w:t xml:space="preserve"> </w:t>
+      </w:r>
+      <w:r>
+        <w:rPr>
+          <w:lang w:val="en-IN"/>
+        </w:rPr>
+        <w:t>// 1. NON-STATIC (Instance) Variable</w:t>
+      </w:r>
+    </w:p>
+    <w:p>
+      <w:pPr>
+        <w:pStyle w:val="ListParagraph"/>
+        <w:rPr>
+          <w:lang w:val="en-IN"/>
+        </w:rPr>
+      </w:pPr>
+      <w:r>
+        <w:rPr>
+          <w:lang w:val="en-IN"/>
+        </w:rPr>
+        <w:t xml:space="preserve">    </w:t>
+      </w:r>
+      <w:proofErr w:type="gramStart"/>
+      <w:r>
+        <w:rPr>
+          <w:lang w:val="en-IN"/>
+        </w:rPr>
+        <w:t>private</w:t>
+      </w:r>
+      <w:proofErr w:type="gramEnd"/>
+      <w:r>
+        <w:rPr>
+          <w:lang w:val="en-IN"/>
+        </w:rPr>
+        <w:t xml:space="preserve"> static </w:t>
+      </w:r>
+      <w:proofErr w:type="spellStart"/>
+      <w:r>
+        <w:rPr>
+          <w:lang w:val="en-IN"/>
+        </w:rPr>
+        <w:t>int</w:t>
+      </w:r>
+      <w:proofErr w:type="spellEnd"/>
+      <w:r>
+        <w:rPr>
+          <w:lang w:val="en-IN"/>
+        </w:rPr>
+        <w:t xml:space="preserve"> </w:t>
+      </w:r>
+      <w:proofErr w:type="spellStart"/>
+      <w:r>
+        <w:rPr>
+          <w:lang w:val="en-IN"/>
+        </w:rPr>
+        <w:t>totalCount</w:t>
+      </w:r>
+      <w:proofErr w:type="spellEnd"/>
+      <w:r>
+        <w:rPr>
+          <w:lang w:val="en-IN"/>
+        </w:rPr>
+        <w:t xml:space="preserve"> = 0;</w:t>
+      </w:r>
+      <w:r>
+        <w:rPr>
+          <w:lang w:val="en-IN"/>
+        </w:rPr>
+        <w:t xml:space="preserve"> </w:t>
+      </w:r>
+      <w:r>
+        <w:rPr>
+          <w:lang w:val="en-IN"/>
+        </w:rPr>
+        <w:t>// 2. STATIC Variable</w:t>
+      </w:r>
+    </w:p>
+    <w:p>
+      <w:pPr>
+        <w:pStyle w:val="ListParagraph"/>
+        <w:rPr>
+          <w:lang w:val="en-IN"/>
+        </w:rPr>
+      </w:pPr>
+      <w:r>
+        <w:rPr>
+          <w:lang w:val="en-IN"/>
+        </w:rPr>
+        <w:t xml:space="preserve">    </w:t>
+      </w:r>
+      <w:proofErr w:type="gramStart"/>
+      <w:r>
+        <w:rPr>
+          <w:lang w:val="en-IN"/>
+        </w:rPr>
+        <w:t>public</w:t>
+      </w:r>
+      <w:proofErr w:type="gramEnd"/>
+      <w:r>
+        <w:rPr>
+          <w:lang w:val="en-IN"/>
+        </w:rPr>
+        <w:t xml:space="preserve"> static void main(String[] </w:t>
+      </w:r>
+      <w:proofErr w:type="spellStart"/>
+      <w:r>
+        <w:rPr>
+          <w:lang w:val="en-IN"/>
+        </w:rPr>
+        <w:t>args</w:t>
+      </w:r>
+      <w:proofErr w:type="spellEnd"/>
+      <w:r>
+        <w:rPr>
+          <w:lang w:val="en-IN"/>
+        </w:rPr>
+        <w:t>) {</w:t>
+      </w:r>
+      <w:r>
+        <w:rPr>
+          <w:lang w:val="en-IN"/>
+        </w:rPr>
+        <w:t xml:space="preserve"> </w:t>
+      </w:r>
+      <w:r>
+        <w:rPr>
+          <w:lang w:val="en-IN"/>
+        </w:rPr>
+        <w:t xml:space="preserve">    // 3. STATIC Context (The Main method)</w:t>
+      </w:r>
+    </w:p>
+    <w:p>
+      <w:pPr>
+        <w:pStyle w:val="ListParagraph"/>
+        <w:rPr>
+          <w:i/>
+          <w:iCs/>
+          <w:lang w:val="en-IN"/>
+        </w:rPr>
+      </w:pPr>
+      <w:r>
+        <w:rPr>
+          <w:lang w:val="en-IN"/>
+        </w:rPr>
+        <w:t xml:space="preserve">        </w:t>
+      </w:r>
+      <w:proofErr w:type="spellStart"/>
+      <w:proofErr w:type="gramStart"/>
+      <w:r>
+        <w:rPr>
+          <w:lang w:val="en-IN"/>
+        </w:rPr>
+        <w:t>System.out.println</w:t>
+      </w:r>
+      <w:proofErr w:type="spellEnd"/>
+      <w:r>
+        <w:rPr>
+          <w:lang w:val="en-IN"/>
+        </w:rPr>
+        <w:t>(</w:t>
+      </w:r>
+      <w:proofErr w:type="spellStart"/>
+      <w:proofErr w:type="gramEnd"/>
+      <w:r>
+        <w:rPr>
+          <w:lang w:val="en-IN"/>
+        </w:rPr>
+        <w:t>instanceCount</w:t>
+      </w:r>
+      <w:proofErr w:type="spellEnd"/>
+      <w:r>
+        <w:rPr>
+          <w:lang w:val="en-IN"/>
+        </w:rPr>
+        <w:t xml:space="preserve">); </w:t>
+      </w:r>
+      <w:r>
+        <w:rPr>
+          <w:lang w:val="en-IN"/>
+        </w:rPr>
+        <w:t xml:space="preserve"> </w:t>
+      </w:r>
+      <w:r>
+        <w:rPr>
+          <w:i/>
+          <w:iCs/>
+          <w:lang w:val="en-IN"/>
+        </w:rPr>
+        <w:t xml:space="preserve">// --- THIS LINE </w:t>
+      </w:r>
+      <w:r>
+        <w:rPr>
+          <w:i/>
+          <w:iCs/>
+          <w:lang w:val="en-IN"/>
+        </w:rPr>
+        <w:t xml:space="preserve">WILL GIVE </w:t>
+      </w:r>
+      <w:r>
+        <w:rPr>
+          <w:i/>
+          <w:iCs/>
+          <w:lang w:val="en-IN"/>
+        </w:rPr>
+        <w:t xml:space="preserve">COMPILATION ERROR </w:t>
+      </w:r>
+      <w:r>
+        <w:rPr>
+          <w:i/>
+          <w:iCs/>
+          <w:lang w:val="en-IN"/>
+        </w:rPr>
+        <w:sym w:font="Wingdings" w:char="F0E0"/>
+      </w:r>
+      <w:r>
+        <w:rPr>
+          <w:i/>
+          <w:iCs/>
+          <w:lang w:val="en-IN"/>
+        </w:rPr>
+        <w:t xml:space="preserve"> Error: Non-static variable </w:t>
+      </w:r>
+      <w:proofErr w:type="spellStart"/>
+      <w:r>
+        <w:rPr>
+          <w:i/>
+          <w:iCs/>
+          <w:lang w:val="en-IN"/>
+        </w:rPr>
+        <w:t>instanceCount</w:t>
+      </w:r>
+      <w:proofErr w:type="spellEnd"/>
+      <w:r>
+        <w:rPr>
+          <w:i/>
+          <w:iCs/>
+          <w:lang w:val="en-IN"/>
+        </w:rPr>
+        <w:t xml:space="preserve"> cannot be referenced from a static context</w:t>
+      </w:r>
+    </w:p>
+    <w:p>
+      <w:pPr>
+        <w:pStyle w:val="ListParagraph"/>
+        <w:rPr>
+          <w:lang w:val="en-IN"/>
+        </w:rPr>
+      </w:pPr>
+      <w:r>
+        <w:rPr>
+          <w:lang w:val="en-IN"/>
+        </w:rPr>
+        <w:t xml:space="preserve">        </w:t>
+      </w:r>
+      <w:proofErr w:type="spellStart"/>
+      <w:proofErr w:type="gramStart"/>
+      <w:r>
+        <w:rPr>
+          <w:lang w:val="en-IN"/>
+        </w:rPr>
+        <w:t>System.out.println</w:t>
+      </w:r>
+      <w:proofErr w:type="spellEnd"/>
+      <w:r>
+        <w:rPr>
+          <w:lang w:val="en-IN"/>
+        </w:rPr>
+        <w:t>(</w:t>
+      </w:r>
+      <w:proofErr w:type="spellStart"/>
+      <w:proofErr w:type="gramEnd"/>
+      <w:r>
+        <w:rPr>
+          <w:lang w:val="en-IN"/>
+        </w:rPr>
+        <w:t>totalCount</w:t>
+      </w:r>
+      <w:proofErr w:type="spellEnd"/>
+      <w:r>
+        <w:rPr>
+          <w:lang w:val="en-IN"/>
+        </w:rPr>
+        <w:t xml:space="preserve">); </w:t>
+      </w:r>
+      <w:r>
+        <w:rPr>
+          <w:lang w:val="en-IN"/>
+        </w:rPr>
+        <w:t xml:space="preserve"> </w:t>
+      </w:r>
+      <w:r>
+        <w:rPr>
+          <w:lang w:val="en-IN"/>
+        </w:rPr>
+        <w:t xml:space="preserve">        // This is fine, as </w:t>
+      </w:r>
+      <w:proofErr w:type="spellStart"/>
+      <w:r>
+        <w:rPr>
+          <w:lang w:val="en-IN"/>
+        </w:rPr>
+        <w:t>totalCount</w:t>
+      </w:r>
+      <w:proofErr w:type="spellEnd"/>
+      <w:r>
+        <w:rPr>
+          <w:lang w:val="en-IN"/>
+        </w:rPr>
+        <w:t xml:space="preserve"> is also static</w:t>
+      </w:r>
+    </w:p>
+    <w:p>
+      <w:pPr>
+        <w:pStyle w:val="ListParagraph"/>
+        <w:rPr>
+          <w:lang w:val="en-IN"/>
+        </w:rPr>
+      </w:pPr>
+      <w:r>
+        <w:rPr>
+          <w:lang w:val="en-IN"/>
+        </w:rPr>
+        <w:t xml:space="preserve">    }</w:t>
+      </w:r>
+    </w:p>
+    <w:p>
+      <w:pPr>
+        <w:pStyle w:val="ListParagraph"/>
+        <w:rPr>
+          <w:lang w:val="en-IN"/>
+        </w:rPr>
+      </w:pPr>
+      <w:r>
+        <w:rPr>
+          <w:lang w:val="en-IN"/>
+        </w:rPr>
+        <w:t>}</w:t>
+      </w:r>
+    </w:p>
+    <w:p>
+      <w:pPr>
+        <w:pStyle w:val="ListParagraph"/>
+        <w:numPr>
+          <w:ilvl w:val="0"/>
+          <w:numId w:val="11"/>
+        </w:numPr>
+        <w:rPr>
+          <w:lang w:val="en-IN"/>
+        </w:rPr>
+      </w:pPr>
+      <w:r>
+        <w:rPr>
+          <w:lang w:val="en-IN"/>
+        </w:rPr>
+        <w:t xml:space="preserve">interface One {default void print() { </w:t>
+      </w:r>
+      <w:proofErr w:type="spellStart"/>
+      <w:r>
+        <w:rPr>
+          <w:lang w:val="en-IN"/>
+        </w:rPr>
+        <w:t>System.out.println</w:t>
+      </w:r>
+      <w:proofErr w:type="spellEnd"/>
+      <w:r>
+        <w:rPr>
+          <w:lang w:val="en-IN"/>
+        </w:rPr>
+        <w:t>("One");}}</w:t>
+      </w:r>
+      <w:r>
+        <w:rPr>
+          <w:lang w:val="en-IN"/>
+        </w:rPr>
+        <w:br/>
+        <w:t xml:space="preserve">interface Two {default void print() { </w:t>
+      </w:r>
+      <w:proofErr w:type="spellStart"/>
+      <w:r>
+        <w:rPr>
+          <w:lang w:val="en-IN"/>
+        </w:rPr>
+        <w:t>System.out.println</w:t>
+      </w:r>
+      <w:proofErr w:type="spellEnd"/>
+      <w:r>
+        <w:rPr>
+          <w:lang w:val="en-IN"/>
+        </w:rPr>
+        <w:t>("Two");}}</w:t>
+      </w:r>
+    </w:p>
+    <w:p>
+      <w:pPr>
+        <w:pStyle w:val="ListParagraph"/>
+        <w:rPr>
+          <w:lang w:val="en-IN"/>
+        </w:rPr>
+      </w:pPr>
+      <w:proofErr w:type="gramStart"/>
+      <w:r>
+        <w:rPr>
+          <w:lang w:val="en-IN"/>
+        </w:rPr>
+        <w:t>class</w:t>
+      </w:r>
+      <w:proofErr w:type="gramEnd"/>
+      <w:r>
+        <w:rPr>
+          <w:lang w:val="en-IN"/>
+        </w:rPr>
+        <w:t xml:space="preserve"> Test implements One, Two {</w:t>
+      </w:r>
+      <w:r>
+        <w:rPr>
+          <w:b/>
+          <w:bCs/>
+          <w:lang w:val="en-IN"/>
+        </w:rPr>
+        <w:t>HOW TO CALL PRINT METHOD OF INTERFACE TWO</w:t>
+      </w:r>
+      <w:r>
+        <w:rPr>
+          <w:lang w:val="en-IN"/>
+        </w:rPr>
+        <w:t>}}</w:t>
+      </w:r>
+    </w:p>
+    <w:p>
+      <w:pPr>
+        <w:pStyle w:val="ListParagraph"/>
+        <w:rPr>
+          <w:lang w:val="en-IN"/>
+        </w:rPr>
+      </w:pPr>
+      <w:r>
+        <w:rPr>
+          <w:lang w:val="en-IN"/>
+        </w:rPr>
+        <w:t>// Example usage:</w:t>
+      </w:r>
+    </w:p>
+    <w:p>
+      <w:pPr>
+        <w:pStyle w:val="ListParagraph"/>
+        <w:rPr>
+          <w:lang w:val="en-IN"/>
+        </w:rPr>
+      </w:pPr>
+      <w:proofErr w:type="gramStart"/>
+      <w:r>
+        <w:rPr>
+          <w:lang w:val="en-IN"/>
+        </w:rPr>
+        <w:t>public</w:t>
+      </w:r>
+      <w:proofErr w:type="gramEnd"/>
+      <w:r>
+        <w:rPr>
+          <w:lang w:val="en-IN"/>
+        </w:rPr>
+        <w:t xml:space="preserve"> class Main {</w:t>
+      </w:r>
+    </w:p>
+    <w:p>
+      <w:pPr>
+        <w:pStyle w:val="ListParagraph"/>
+        <w:rPr>
+          <w:lang w:val="en-IN"/>
+        </w:rPr>
+      </w:pPr>
+      <w:r>
+        <w:rPr>
+          <w:lang w:val="en-IN"/>
+        </w:rPr>
+        <w:t xml:space="preserve">    </w:t>
+      </w:r>
+      <w:proofErr w:type="gramStart"/>
+      <w:r>
+        <w:rPr>
+          <w:lang w:val="en-IN"/>
+        </w:rPr>
+        <w:t>public</w:t>
+      </w:r>
+      <w:proofErr w:type="gramEnd"/>
+      <w:r>
+        <w:rPr>
+          <w:lang w:val="en-IN"/>
+        </w:rPr>
+        <w:t xml:space="preserve"> static void main(String[] </w:t>
+      </w:r>
+      <w:proofErr w:type="spellStart"/>
+      <w:r>
+        <w:rPr>
+          <w:lang w:val="en-IN"/>
+        </w:rPr>
+        <w:t>args</w:t>
+      </w:r>
+      <w:proofErr w:type="spellEnd"/>
+      <w:r>
+        <w:rPr>
+          <w:lang w:val="en-IN"/>
+        </w:rPr>
+        <w:t>) {</w:t>
+      </w:r>
+    </w:p>
+    <w:p>
+      <w:pPr>
+        <w:pStyle w:val="ListParagraph"/>
+        <w:rPr>
+          <w:lang w:val="en-IN"/>
+        </w:rPr>
+      </w:pPr>
+      <w:r>
+        <w:rPr>
+          <w:lang w:val="en-IN"/>
+        </w:rPr>
+        <w:lastRenderedPageBreak/>
+        <w:t xml:space="preserve">        Test t = new </w:t>
+      </w:r>
+      <w:proofErr w:type="gramStart"/>
+      <w:r>
+        <w:rPr>
+          <w:lang w:val="en-IN"/>
+        </w:rPr>
+        <w:t>Test(</w:t>
+      </w:r>
+      <w:proofErr w:type="gramEnd"/>
+      <w:r>
+        <w:rPr>
+          <w:lang w:val="en-IN"/>
+        </w:rPr>
+        <w:t>);</w:t>
+      </w:r>
+    </w:p>
+    <w:p>
+      <w:pPr>
+        <w:pStyle w:val="ListParagraph"/>
+        <w:rPr>
+          <w:lang w:val="en-IN"/>
+        </w:rPr>
+      </w:pPr>
+      <w:r>
+        <w:rPr>
+          <w:lang w:val="en-IN"/>
+        </w:rPr>
+        <w:t xml:space="preserve">        </w:t>
+      </w:r>
+      <w:proofErr w:type="spellStart"/>
+      <w:proofErr w:type="gramStart"/>
+      <w:r>
+        <w:rPr>
+          <w:lang w:val="en-IN"/>
+        </w:rPr>
+        <w:t>t.print</w:t>
+      </w:r>
+      <w:proofErr w:type="spellEnd"/>
+      <w:r>
+        <w:rPr>
+          <w:lang w:val="en-IN"/>
+        </w:rPr>
+        <w:t>(</w:t>
+      </w:r>
+      <w:proofErr w:type="gramEnd"/>
+      <w:r>
+        <w:rPr>
+          <w:lang w:val="en-IN"/>
+        </w:rPr>
+        <w:t>); // Output: Two</w:t>
+      </w:r>
+    </w:p>
+    <w:p>
+      <w:pPr>
+        <w:pStyle w:val="ListParagraph"/>
+        <w:rPr>
+          <w:lang w:val="en-IN"/>
+        </w:rPr>
+      </w:pPr>
+      <w:r>
+        <w:rPr>
+          <w:lang w:val="en-IN"/>
+        </w:rPr>
+        <w:t xml:space="preserve">    }</w:t>
+      </w:r>
+    </w:p>
+    <w:p>
+      <w:pPr>
+        <w:pStyle w:val="ListParagraph"/>
+        <w:rPr>
+          <w:lang w:val="en-IN"/>
+        </w:rPr>
+      </w:pPr>
+      <w:r>
+        <w:rPr>
+          <w:lang w:val="en-IN"/>
+        </w:rPr>
+        <w:t>}</w:t>
+      </w:r>
+    </w:p>
+    <w:p>
+      <w:pPr>
+        <w:pStyle w:val="ListParagraph"/>
+        <w:rPr>
+          <w:lang w:val="en-IN"/>
+        </w:rPr>
+      </w:pPr>
+      <w:r>
+        <w:rPr>
+          <w:lang w:val="en-IN"/>
+        </w:rPr>
+        <w:t xml:space="preserve">Answer: </w:t>
+      </w:r>
+    </w:p>
+    <w:p>
+      <w:pPr>
+        <w:pStyle w:val="ListParagraph"/>
+        <w:rPr>
+          <w:lang w:val="en-IN"/>
+        </w:rPr>
+      </w:pPr>
+      <w:r>
+        <w:rPr>
+          <w:lang w:val="en-IN"/>
+        </w:rPr>
+        <w:t>Override the print method</w:t>
+      </w:r>
+      <w:r>
+        <w:rPr>
+          <w:lang w:val="en-IN"/>
+        </w:rPr>
+        <w:t xml:space="preserve"> in Test Class.</w:t>
+      </w:r>
+    </w:p>
+    <w:p>
+      <w:pPr>
+        <w:pStyle w:val="ListParagraph"/>
+        <w:rPr>
+          <w:lang w:val="en-IN"/>
+        </w:rPr>
+      </w:pPr>
+      <w:proofErr w:type="gramStart"/>
+      <w:r>
+        <w:rPr>
+          <w:rStyle w:val="hljs-keyword"/>
+        </w:rPr>
+        <w:t>public</w:t>
+      </w:r>
+      <w:proofErr w:type="gramEnd"/>
+      <w:r>
+        <w:rPr>
+          <w:rStyle w:val="hljs-function"/>
+        </w:rPr>
+        <w:t xml:space="preserve"> </w:t>
+      </w:r>
+      <w:r>
+        <w:rPr>
+          <w:rStyle w:val="hljs-keyword"/>
+        </w:rPr>
+        <w:t>void</w:t>
+      </w:r>
+      <w:r>
+        <w:rPr>
+          <w:rStyle w:val="hljs-function"/>
+        </w:rPr>
+        <w:t xml:space="preserve"> </w:t>
+      </w:r>
+      <w:r>
+        <w:rPr>
+          <w:rStyle w:val="hljs-title"/>
+        </w:rPr>
+        <w:t>print</w:t>
+      </w:r>
+      <w:r>
+        <w:rPr>
+          <w:rStyle w:val="hljs-params"/>
+        </w:rPr>
+        <w:t>()</w:t>
+      </w:r>
+      <w:r>
+        <w:rPr>
+          <w:rStyle w:val="hljs-function"/>
+        </w:rPr>
+        <w:t xml:space="preserve"> </w:t>
+      </w:r>
+      <w:r>
+        <w:t xml:space="preserve">{ </w:t>
+      </w:r>
+      <w:proofErr w:type="spellStart"/>
+      <w:r>
+        <w:t>Two.</w:t>
+      </w:r>
+      <w:r>
+        <w:rPr>
+          <w:rStyle w:val="hljs-keyword"/>
+        </w:rPr>
+        <w:t>super</w:t>
+      </w:r>
+      <w:r>
+        <w:t>.print</w:t>
+      </w:r>
+      <w:proofErr w:type="spellEnd"/>
+      <w:r>
+        <w:t>(); }</w:t>
       </w:r>
       <w:r>
         <w:rPr>
@@ -26261,241 +27143,6 @@
     </w:p>
     <w:p>
       <w:pPr>
-        <w:ind w:left="1080"/>
-        <w:rPr>
-          <w:b/>
-          <w:lang w:val="en-IN"/>
-        </w:rPr>
-      </w:pPr>
-      <w:r>
-        <w:rPr>
-          <w:lang w:val="en-IN"/>
-        </w:rPr>
-        <w:t>Some of the important subclasses</w:t>
-      </w:r>
-      <w:r>
-        <w:rPr>
-          <w:lang w:val="en-IN"/>
-        </w:rPr>
-        <w:t xml:space="preserve"> which implements this Interface</w:t>
-      </w:r>
-      <w:r>
-        <w:rPr>
-          <w:lang w:val="en-IN"/>
-        </w:rPr>
-        <w:t xml:space="preserve"> </w:t>
-      </w:r>
-      <w:proofErr w:type="gramStart"/>
-      <w:r>
-        <w:rPr>
-          <w:lang w:val="en-IN"/>
-        </w:rPr>
-        <w:t>are :</w:t>
-      </w:r>
-      <w:proofErr w:type="gramEnd"/>
-      <w:r>
-        <w:rPr>
-          <w:lang w:val="en-IN"/>
-        </w:rPr>
-        <w:t>-</w:t>
-      </w:r>
-    </w:p>
-    <w:p>
-      <w:pPr>
-        <w:pStyle w:val="ListParagraph"/>
-        <w:numPr>
-          <w:ilvl w:val="0"/>
-          <w:numId w:val="3"/>
-        </w:numPr>
-        <w:rPr>
-          <w:lang w:val="en-IN"/>
-        </w:rPr>
-      </w:pPr>
-      <w:proofErr w:type="spellStart"/>
-      <w:r>
-        <w:rPr>
-          <w:b/>
-          <w:lang w:val="en-IN"/>
-        </w:rPr>
-        <w:t>ClasspathXMLApplicationContext</w:t>
-      </w:r>
-      <w:proofErr w:type="spellEnd"/>
-      <w:r>
-        <w:rPr>
-          <w:lang w:val="en-IN"/>
-        </w:rPr>
-        <w:t xml:space="preserve"> : </w:t>
-      </w:r>
-      <w:r>
-        <w:rPr>
-          <w:lang w:val="en-IN"/>
-        </w:rPr>
-        <w:t xml:space="preserve"> </w:t>
-      </w:r>
-      <w:r>
-        <w:rPr>
-          <w:lang w:val="en-IN"/>
-        </w:rPr>
-        <w:t xml:space="preserve">loads XML based bean definitions from one or more XML configuration files located on </w:t>
-      </w:r>
-      <w:proofErr w:type="spellStart"/>
-      <w:r>
-        <w:rPr>
-          <w:lang w:val="en-IN"/>
-        </w:rPr>
-        <w:t>classpath</w:t>
-      </w:r>
-      <w:proofErr w:type="spellEnd"/>
-      <w:r>
-        <w:rPr>
-          <w:lang w:val="en-IN"/>
-        </w:rPr>
-        <w:t>.</w:t>
-      </w:r>
-      <w:r>
-        <w:rPr>
-          <w:lang w:val="en-IN"/>
-        </w:rPr>
-        <w:t>(loads bean definition from class path)</w:t>
-      </w:r>
-    </w:p>
-    <w:p>
-      <w:pPr>
-        <w:pStyle w:val="ListParagraph"/>
-        <w:numPr>
-          <w:ilvl w:val="0"/>
-          <w:numId w:val="3"/>
-        </w:numPr>
-        <w:rPr>
-          <w:lang w:val="en-IN"/>
-        </w:rPr>
-      </w:pPr>
-      <w:proofErr w:type="spellStart"/>
-      <w:proofErr w:type="gramStart"/>
-      <w:r>
-        <w:rPr>
-          <w:b/>
-          <w:lang w:val="en-IN"/>
-        </w:rPr>
-        <w:t>FileSystemXMLApplicationContext</w:t>
-      </w:r>
-      <w:proofErr w:type="spellEnd"/>
-      <w:r>
-        <w:rPr>
-          <w:lang w:val="en-IN"/>
-        </w:rPr>
-        <w:t xml:space="preserve"> :</w:t>
-      </w:r>
-      <w:proofErr w:type="gramEnd"/>
-      <w:r>
-        <w:rPr>
-          <w:lang w:val="en-IN"/>
-        </w:rPr>
-        <w:t xml:space="preserve">  loads XML based bean definitions from one or more XML configuration files located in file system. (loads bean definition from file system)</w:t>
-      </w:r>
-    </w:p>
-    <w:p>
-      <w:pPr>
-        <w:pStyle w:val="ListParagraph"/>
-        <w:numPr>
-          <w:ilvl w:val="0"/>
-          <w:numId w:val="3"/>
-        </w:numPr>
-        <w:rPr>
-          <w:lang w:val="en-IN"/>
-        </w:rPr>
-      </w:pPr>
-      <w:proofErr w:type="spellStart"/>
-      <w:proofErr w:type="gramStart"/>
-      <w:r>
-        <w:rPr>
-          <w:b/>
-          <w:lang w:val="en-IN"/>
-        </w:rPr>
-        <w:t>AnnotationConfigApplicationContext</w:t>
-      </w:r>
-      <w:proofErr w:type="spellEnd"/>
-      <w:r>
-        <w:rPr>
-          <w:lang w:val="en-IN"/>
-        </w:rPr>
-        <w:t xml:space="preserve"> :</w:t>
-      </w:r>
-      <w:proofErr w:type="gramEnd"/>
-      <w:r>
-        <w:rPr>
-          <w:lang w:val="en-IN"/>
-        </w:rPr>
-        <w:t xml:space="preserve"> loads bean definition from one or more configuration classes which are annotated with Spring’s @Configuration annotations.</w:t>
-      </w:r>
-    </w:p>
-    <w:p>
-      <w:pPr>
-        <w:rPr>
-          <w:lang w:val="en-IN"/>
-        </w:rPr>
-      </w:pPr>
-      <w:r>
-        <w:rPr>
-          <w:lang w:val="en-IN"/>
-        </w:rPr>
-        <w:lastRenderedPageBreak/>
-        <w:br/>
-      </w:r>
-      <w:r>
-        <w:rPr>
-          <w:noProof/>
-          <w:lang w:bidi="hi-IN"/>
-        </w:rPr>
-        <w:drawing>
-          <wp:inline distT="0" distB="0" distL="0" distR="0">
-            <wp:extent cx="5943600" cy="1744000"/>
-            <wp:effectExtent l="19050" t="0" r="0" b="0"/>
-            <wp:docPr id="2" name="Picture 1"/>
-            <wp:cNvGraphicFramePr>
-              <a:graphicFrameLocks xmlns:a="http://schemas.openxmlformats.org/drawingml/2006/main" noChangeAspect="1"/>
-            </wp:cNvGraphicFramePr>
-            <a:graphic xmlns:a="http://schemas.openxmlformats.org/drawingml/2006/main">
-              <a:graphicData uri="http://schemas.openxmlformats.org/drawingml/2006/picture">
-                <pic:pic xmlns:pic="http://schemas.openxmlformats.org/drawingml/2006/picture">
-                  <pic:nvPicPr>
-                    <pic:cNvPr id="0" name="Picture 1"/>
-                    <pic:cNvPicPr>
-                      <a:picLocks noChangeAspect="1" noChangeArrowheads="1"/>
-                    </pic:cNvPicPr>
-                  </pic:nvPicPr>
-                  <pic:blipFill>
-                    <a:blip r:embed="rId11" cstate="print"/>
-                    <a:srcRect/>
-                    <a:stretch>
-                      <a:fillRect/>
-                    </a:stretch>
-                  </pic:blipFill>
-                  <pic:spPr bwMode="auto">
-                    <a:xfrm>
-                      <a:off x="0" y="0"/>
-                      <a:ext cx="5943600" cy="1744000"/>
-                    </a:xfrm>
-                    <a:prstGeom prst="rect">
-                      <a:avLst/>
-                    </a:prstGeom>
-                    <a:noFill/>
-                    <a:ln w="9525">
-                      <a:noFill/>
-                      <a:miter lim="800000"/>
-                      <a:headEnd/>
-                      <a:tailEnd/>
-                    </a:ln>
-                  </pic:spPr>
-                </pic:pic>
-              </a:graphicData>
-            </a:graphic>
-          </wp:inline>
-        </w:drawing>
-      </w:r>
-    </w:p>
-    <w:p>
-      <w:pPr>
         <w:pStyle w:val="ListParagraph"/>
         <w:numPr>
           <w:ilvl w:val="0"/>
@@ -26506,403 +27153,6 @@
           <w:lang w:val="en-IN"/>
         </w:rPr>
       </w:pPr>
-      <w:r>
-        <w:rPr>
-          <w:b/>
-          <w:lang w:val="en-IN"/>
-        </w:rPr>
-        <w:t>Bean Factory v/s application Context</w:t>
-      </w:r>
-    </w:p>
-    <w:tbl>
-      <w:tblPr>
-        <w:tblStyle w:val="TableGrid"/>
-        <w:tblW w:w="0" w:type="auto"/>
-        <w:tblInd w:w="720" w:type="dxa"/>
-        <w:tblLook w:val="04A0"/>
-      </w:tblPr>
-      <w:tblGrid>
-        <w:gridCol w:w="1940"/>
-        <w:gridCol w:w="3964"/>
-        <w:gridCol w:w="2952"/>
-      </w:tblGrid>
-      <w:tr>
-        <w:tc>
-          <w:tcPr>
-            <w:tcW w:w="1940" w:type="dxa"/>
-          </w:tcPr>
-          <w:p>
-            <w:pPr>
-              <w:pStyle w:val="ListParagraph"/>
-              <w:ind w:left="0"/>
-              <w:rPr>
-                <w:lang w:val="en-IN"/>
-              </w:rPr>
-            </w:pPr>
-          </w:p>
-        </w:tc>
-        <w:tc>
-          <w:tcPr>
-            <w:tcW w:w="3964" w:type="dxa"/>
-          </w:tcPr>
-          <w:p>
-            <w:pPr>
-              <w:pStyle w:val="ListParagraph"/>
-              <w:ind w:left="0"/>
-              <w:rPr>
-                <w:lang w:val="en-IN"/>
-              </w:rPr>
-            </w:pPr>
-            <w:r>
-              <w:rPr>
-                <w:lang w:val="en-IN"/>
-              </w:rPr>
-              <w:t>Bean Factory</w:t>
-            </w:r>
-          </w:p>
-        </w:tc>
-        <w:tc>
-          <w:tcPr>
-            <w:tcW w:w="2952" w:type="dxa"/>
-          </w:tcPr>
-          <w:p>
-            <w:pPr>
-              <w:pStyle w:val="ListParagraph"/>
-              <w:ind w:left="0"/>
-              <w:rPr>
-                <w:lang w:val="en-IN"/>
-              </w:rPr>
-            </w:pPr>
-            <w:r>
-              <w:rPr>
-                <w:lang w:val="en-IN"/>
-              </w:rPr>
-              <w:t>Application Context</w:t>
-            </w:r>
-          </w:p>
-        </w:tc>
-      </w:tr>
-      <w:tr>
-        <w:tc>
-          <w:tcPr>
-            <w:tcW w:w="1940" w:type="dxa"/>
-          </w:tcPr>
-          <w:p>
-            <w:pPr>
-              <w:pStyle w:val="ListParagraph"/>
-              <w:ind w:left="0"/>
-              <w:rPr>
-                <w:lang w:val="en-IN"/>
-              </w:rPr>
-            </w:pPr>
-            <w:r>
-              <w:rPr>
-                <w:lang w:val="en-IN"/>
-              </w:rPr>
-              <w:t>Type Of Applications</w:t>
-            </w:r>
-          </w:p>
-        </w:tc>
-        <w:tc>
-          <w:tcPr>
-            <w:tcW w:w="3964" w:type="dxa"/>
-          </w:tcPr>
-          <w:p>
-            <w:pPr>
-              <w:pStyle w:val="ListParagraph"/>
-              <w:ind w:left="0"/>
-              <w:rPr>
-                <w:lang w:val="en-IN"/>
-              </w:rPr>
-            </w:pPr>
-            <w:r>
-              <w:rPr>
-                <w:lang w:val="en-IN"/>
-              </w:rPr>
-              <w:t>Suitable to build stand alone applications</w:t>
-            </w:r>
-          </w:p>
-        </w:tc>
-        <w:tc>
-          <w:tcPr>
-            <w:tcW w:w="2952" w:type="dxa"/>
-          </w:tcPr>
-          <w:p>
-            <w:pPr>
-              <w:pStyle w:val="ListParagraph"/>
-              <w:ind w:left="0"/>
-              <w:rPr>
-                <w:lang w:val="en-IN"/>
-              </w:rPr>
-            </w:pPr>
-            <w:r>
-              <w:rPr>
-                <w:lang w:val="en-IN"/>
-              </w:rPr>
-              <w:t>Suitable to build web applications integrated with AOP &amp; ORM.</w:t>
-            </w:r>
-          </w:p>
-        </w:tc>
-      </w:tr>
-      <w:tr>
-        <w:tc>
-          <w:tcPr>
-            <w:tcW w:w="1940" w:type="dxa"/>
-          </w:tcPr>
-          <w:p>
-            <w:pPr>
-              <w:pStyle w:val="ListParagraph"/>
-              <w:ind w:left="0"/>
-              <w:rPr>
-                <w:lang w:val="en-IN"/>
-              </w:rPr>
-            </w:pPr>
-            <w:r>
-              <w:rPr>
-                <w:lang w:val="en-IN"/>
-              </w:rPr>
-              <w:t>Functionality</w:t>
-            </w:r>
-          </w:p>
-        </w:tc>
-        <w:tc>
-          <w:tcPr>
-            <w:tcW w:w="3964" w:type="dxa"/>
-          </w:tcPr>
-          <w:p>
-            <w:pPr>
-              <w:pStyle w:val="ListParagraph"/>
-              <w:ind w:left="0"/>
-              <w:rPr>
-                <w:lang w:val="en-IN"/>
-              </w:rPr>
-            </w:pPr>
-            <w:r>
-              <w:rPr>
-                <w:lang w:val="en-IN"/>
-              </w:rPr>
-              <w:t>Fundamental container that provides basic functionality</w:t>
-            </w:r>
-          </w:p>
-        </w:tc>
-        <w:tc>
-          <w:tcPr>
-            <w:tcW w:w="2952" w:type="dxa"/>
-          </w:tcPr>
-          <w:p>
-            <w:pPr>
-              <w:pStyle w:val="ListParagraph"/>
-              <w:ind w:left="0"/>
-              <w:rPr>
-                <w:lang w:val="en-IN"/>
-              </w:rPr>
-            </w:pPr>
-            <w:r>
-              <w:rPr>
-                <w:lang w:val="en-IN"/>
-              </w:rPr>
-              <w:t>Advanced container that extends Bean Factory that provides basic + advanced functionality.</w:t>
-            </w:r>
-          </w:p>
-        </w:tc>
-      </w:tr>
-      <w:tr>
-        <w:tc>
-          <w:tcPr>
-            <w:tcW w:w="1940" w:type="dxa"/>
-          </w:tcPr>
-          <w:p>
-            <w:pPr>
-              <w:pStyle w:val="ListParagraph"/>
-              <w:ind w:left="0"/>
-              <w:rPr>
-                <w:lang w:val="en-IN"/>
-              </w:rPr>
-            </w:pPr>
-            <w:r>
-              <w:rPr>
-                <w:lang w:val="en-IN"/>
-              </w:rPr>
-              <w:t>Support for Annotation</w:t>
-            </w:r>
-          </w:p>
-        </w:tc>
-        <w:tc>
-          <w:tcPr>
-            <w:tcW w:w="3964" w:type="dxa"/>
-          </w:tcPr>
-          <w:p>
-            <w:pPr>
-              <w:pStyle w:val="ListParagraph"/>
-              <w:ind w:left="0"/>
-              <w:rPr>
-                <w:lang w:val="en-IN"/>
-              </w:rPr>
-            </w:pPr>
-            <w:r>
-              <w:rPr>
-                <w:lang w:val="en-IN"/>
-              </w:rPr>
-              <w:t xml:space="preserve">Does not support annotation. </w:t>
-            </w:r>
-            <w:r>
-              <w:rPr>
-                <w:lang w:val="en-IN"/>
-              </w:rPr>
-              <w:t xml:space="preserve">In Bean </w:t>
-            </w:r>
-            <w:proofErr w:type="spellStart"/>
-            <w:r>
-              <w:rPr>
-                <w:lang w:val="en-IN"/>
-              </w:rPr>
-              <w:t>Autowiring</w:t>
-            </w:r>
-            <w:proofErr w:type="spellEnd"/>
-            <w:r>
-              <w:rPr>
-                <w:lang w:val="en-IN"/>
-              </w:rPr>
-              <w:t>, we need to configure the properties in XML file only.</w:t>
-            </w:r>
-          </w:p>
-        </w:tc>
-        <w:tc>
-          <w:tcPr>
-            <w:tcW w:w="2952" w:type="dxa"/>
-          </w:tcPr>
-          <w:p>
-            <w:pPr>
-              <w:pStyle w:val="ListParagraph"/>
-              <w:ind w:left="0"/>
-              <w:rPr>
-                <w:lang w:val="en-IN"/>
-              </w:rPr>
-            </w:pPr>
-            <w:r>
-              <w:rPr>
-                <w:lang w:val="en-IN"/>
-              </w:rPr>
-              <w:t xml:space="preserve">It supports Annotation based configuration in Bean </w:t>
-            </w:r>
-            <w:proofErr w:type="spellStart"/>
-            <w:r>
-              <w:rPr>
-                <w:lang w:val="en-IN"/>
-              </w:rPr>
-              <w:t>Autowiring</w:t>
-            </w:r>
-            <w:proofErr w:type="spellEnd"/>
-            <w:r>
-              <w:rPr>
-                <w:lang w:val="en-IN"/>
-              </w:rPr>
-              <w:t>.</w:t>
-            </w:r>
-          </w:p>
-        </w:tc>
-      </w:tr>
-      <w:tr>
-        <w:tc>
-          <w:tcPr>
-            <w:tcW w:w="1940" w:type="dxa"/>
-          </w:tcPr>
-          <w:p>
-            <w:pPr>
-              <w:pStyle w:val="ListParagraph"/>
-              <w:ind w:left="0"/>
-              <w:rPr>
-                <w:lang w:val="en-IN"/>
-              </w:rPr>
-            </w:pPr>
-            <w:r>
-              <w:rPr>
-                <w:lang w:val="en-IN"/>
-              </w:rPr>
-              <w:t>Memory</w:t>
-            </w:r>
-          </w:p>
-        </w:tc>
-        <w:tc>
-          <w:tcPr>
-            <w:tcW w:w="3964" w:type="dxa"/>
-          </w:tcPr>
-          <w:p>
-            <w:pPr>
-              <w:pStyle w:val="ListParagraph"/>
-              <w:ind w:left="0"/>
-              <w:rPr>
-                <w:lang w:val="en-IN"/>
-              </w:rPr>
-            </w:pPr>
-            <w:r>
-              <w:rPr>
-                <w:lang w:val="en-IN"/>
-              </w:rPr>
-              <w:t>Requires less memory as it provides basic features</w:t>
-            </w:r>
-          </w:p>
-        </w:tc>
-        <w:tc>
-          <w:tcPr>
-            <w:tcW w:w="2952" w:type="dxa"/>
-          </w:tcPr>
-          <w:p>
-            <w:pPr>
-              <w:pStyle w:val="ListParagraph"/>
-              <w:ind w:left="0"/>
-              <w:rPr>
-                <w:lang w:val="en-IN"/>
-              </w:rPr>
-            </w:pPr>
-            <w:r>
-              <w:rPr>
-                <w:lang w:val="en-IN"/>
-              </w:rPr>
-              <w:t>Requires more memory.</w:t>
-            </w:r>
-          </w:p>
-        </w:tc>
-      </w:tr>
-    </w:tbl>
-    <w:p>
-      <w:pPr>
-        <w:pStyle w:val="ListParagraph"/>
-        <w:rPr>
-          <w:lang w:val="en-IN"/>
-        </w:rPr>
-      </w:pPr>
-      <w:r>
-        <w:rPr>
-          <w:lang w:val="en-IN"/>
-        </w:rPr>
-        <w:t>Bean</w:t>
-      </w:r>
-      <w:r>
-        <w:rPr>
-          <w:lang w:val="en-IN"/>
-        </w:rPr>
-        <w:t xml:space="preserve"> </w:t>
-      </w:r>
-      <w:r>
-        <w:rPr>
-          <w:lang w:val="en-IN"/>
-        </w:rPr>
-        <w:t>Factory is deprecated from Spring 3.0.</w:t>
-      </w:r>
-    </w:p>
-    <w:p>
-      <w:pPr>
-        <w:pStyle w:val="ListParagraph"/>
-        <w:numPr>
-          <w:ilvl w:val="0"/>
-          <w:numId w:val="1"/>
-        </w:numPr>
-        <w:rPr>
-          <w:b/>
-          <w:lang w:val="en-IN"/>
-        </w:rPr>
-      </w:pPr>
       <w:proofErr w:type="spellStart"/>
       <w:r>
         <w:rPr>
@@ -27194,6 +27444,7 @@
         <w:rPr>
           <w:lang w:val="en-IN"/>
         </w:rPr>
+        <w:lastRenderedPageBreak/>
         <w:br/>
       </w:r>
       <w:r>
@@ -27219,7 +27470,7 @@
                     </pic:cNvPicPr>
                   </pic:nvPicPr>
                   <pic:blipFill>
-                    <a:blip r:embed="rId12" cstate="print"/>
+                    <a:blip r:embed="rId11" cstate="print"/>
                     <a:srcRect/>
                     <a:stretch>
                       <a:fillRect/>
@@ -27269,31 +27520,135 @@
       </w:pPr>
       <w:r>
         <w:rPr>
-          <w:b/>
-          <w:lang w:val="en-IN"/>
-        </w:rPr>
-        <w:t>Configuration Techniques for init &amp; destroy method</w:t>
-      </w:r>
-      <w:r>
-        <w:rPr>
-          <w:lang w:val="en-IN"/>
-        </w:rPr>
-        <w:br/>
-        <w:t>a. XML ( “init-method” attribute &amp; “destroy-method” attribute)</w:t>
-      </w:r>
-      <w:r>
-        <w:rPr>
-          <w:lang w:val="en-IN"/>
-        </w:rPr>
-        <w:br/>
-        <w:t>b. Spring Interface(“Initialization Bean Interface” &amp; “Disposable Bean Interface”)</w:t>
-      </w:r>
-      <w:r>
-        <w:rPr>
-          <w:lang w:val="en-IN"/>
-        </w:rPr>
-        <w:br/>
-        <w:t>c. Annotation(@</w:t>
+          <w:lang w:val="en-IN"/>
+        </w:rPr>
+        <w:t>Life Cycle Of Bean :</w:t>
+      </w:r>
+    </w:p>
+    <w:p>
+      <w:pPr>
+        <w:pStyle w:val="ListParagraph"/>
+        <w:numPr>
+          <w:ilvl w:val="0"/>
+          <w:numId w:val="75"/>
+        </w:numPr>
+        <w:rPr>
+          <w:lang w:val="en-IN"/>
+        </w:rPr>
+      </w:pPr>
+      <w:r>
+        <w:rPr>
+          <w:lang w:val="en-IN"/>
+        </w:rPr>
+        <w:t xml:space="preserve">Container starts </w:t>
+      </w:r>
+    </w:p>
+    <w:p>
+      <w:pPr>
+        <w:pStyle w:val="ListParagraph"/>
+        <w:numPr>
+          <w:ilvl w:val="0"/>
+          <w:numId w:val="75"/>
+        </w:numPr>
+        <w:rPr>
+          <w:lang w:val="en-IN"/>
+        </w:rPr>
+      </w:pPr>
+      <w:r>
+        <w:rPr>
+          <w:lang w:val="en-IN"/>
+        </w:rPr>
+        <w:t>Bean definitions are loaded: Spring scans the configuration classes (classes marked @Configuration) and registers the metadata (name, scope, etc) of all beans. At this moment it knows what to create, but hasn't created anything yet.</w:t>
+      </w:r>
+    </w:p>
+    <w:p>
+      <w:pPr>
+        <w:pStyle w:val="ListParagraph"/>
+        <w:numPr>
+          <w:ilvl w:val="0"/>
+          <w:numId w:val="75"/>
+        </w:numPr>
+        <w:rPr>
+          <w:lang w:val="en-IN"/>
+        </w:rPr>
+      </w:pPr>
+      <w:r>
+        <w:rPr>
+          <w:lang w:val="en-IN"/>
+        </w:rPr>
+        <w:t xml:space="preserve">Bean instantiated: The container calls the constructor of the class (classes identified in step 2) to create a raw object of the class. This is a basic Java operation. Example new </w:t>
+      </w:r>
+      <w:proofErr w:type="spellStart"/>
+      <w:proofErr w:type="gramStart"/>
+      <w:r>
+        <w:rPr>
+          <w:lang w:val="en-IN"/>
+        </w:rPr>
+        <w:t>MyBean</w:t>
+      </w:r>
+      <w:proofErr w:type="spellEnd"/>
+      <w:r>
+        <w:rPr>
+          <w:lang w:val="en-IN"/>
+        </w:rPr>
+        <w:t>(</w:t>
+      </w:r>
+      <w:proofErr w:type="gramEnd"/>
+      <w:r>
+        <w:rPr>
+          <w:lang w:val="en-IN"/>
+        </w:rPr>
+        <w:t>).</w:t>
+      </w:r>
+    </w:p>
+    <w:p>
+      <w:pPr>
+        <w:pStyle w:val="ListParagraph"/>
+        <w:numPr>
+          <w:ilvl w:val="0"/>
+          <w:numId w:val="75"/>
+        </w:numPr>
+        <w:rPr>
+          <w:lang w:val="en-IN"/>
+        </w:rPr>
+      </w:pPr>
+      <w:r>
+        <w:rPr>
+          <w:lang w:val="en-IN"/>
+        </w:rPr>
+        <w:t>Dependencies injected: Spring identifies and injects all required dependencies (other beans) into the newly instantiated object using reflection using @</w:t>
+      </w:r>
+      <w:proofErr w:type="spellStart"/>
+      <w:r>
+        <w:rPr>
+          <w:lang w:val="en-IN"/>
+        </w:rPr>
+        <w:t>Autowired</w:t>
+      </w:r>
+      <w:proofErr w:type="spellEnd"/>
+      <w:r>
+        <w:rPr>
+          <w:lang w:val="en-IN"/>
+        </w:rPr>
+        <w:t xml:space="preserve">, @Value, Constructor Injection, Setter Injection. </w:t>
+      </w:r>
+    </w:p>
+    <w:p>
+      <w:pPr>
+        <w:pStyle w:val="ListParagraph"/>
+        <w:numPr>
+          <w:ilvl w:val="0"/>
+          <w:numId w:val="75"/>
+        </w:numPr>
+        <w:rPr>
+          <w:lang w:val="en-IN"/>
+        </w:rPr>
+      </w:pPr>
+      <w:r>
+        <w:rPr>
+          <w:lang w:val="en-IN"/>
+        </w:rPr>
+        <w:t>Initialization (@</w:t>
       </w:r>
       <w:proofErr w:type="spellStart"/>
       <w:r>
@@ -27307,7 +27662,103 @@
         <w:rPr>
           <w:lang w:val="en-IN"/>
         </w:rPr>
-        <w:t xml:space="preserve"> &amp; @</w:t>
+        <w:t xml:space="preserve"> / init-method) </w:t>
+      </w:r>
+    </w:p>
+    <w:p>
+      <w:pPr>
+        <w:pStyle w:val="ListParagraph"/>
+        <w:numPr>
+          <w:ilvl w:val="0"/>
+          <w:numId w:val="75"/>
+        </w:numPr>
+        <w:rPr>
+          <w:lang w:val="en-IN"/>
+        </w:rPr>
+      </w:pPr>
+      <w:r>
+        <w:rPr>
+          <w:lang w:val="en-IN"/>
+        </w:rPr>
+        <w:t xml:space="preserve">Bean is ready for use: The fully configured, injected, initialized, and potentially </w:t>
+      </w:r>
+      <w:proofErr w:type="spellStart"/>
+      <w:r>
+        <w:rPr>
+          <w:lang w:val="en-IN"/>
+        </w:rPr>
+        <w:t>proxied</w:t>
+      </w:r>
+      <w:proofErr w:type="spellEnd"/>
+      <w:r>
+        <w:rPr>
+          <w:lang w:val="en-IN"/>
+        </w:rPr>
+        <w:t xml:space="preserve"> bean is placed into the container's cache (usually as a Singleton) and is ready to be injected into other components.</w:t>
+      </w:r>
+    </w:p>
+    <w:p>
+      <w:pPr>
+        <w:pStyle w:val="ListParagraph"/>
+        <w:numPr>
+          <w:ilvl w:val="0"/>
+          <w:numId w:val="75"/>
+        </w:numPr>
+        <w:rPr>
+          <w:lang w:val="en-IN"/>
+        </w:rPr>
+      </w:pPr>
+      <w:r>
+        <w:rPr>
+          <w:lang w:val="en-IN"/>
+        </w:rPr>
+        <w:t>Context shuts down: The application is stopped, and the container begins the shutdown process.</w:t>
+      </w:r>
+    </w:p>
+    <w:p>
+      <w:pPr>
+        <w:pStyle w:val="ListParagraph"/>
+        <w:numPr>
+          <w:ilvl w:val="0"/>
+          <w:numId w:val="75"/>
+        </w:numPr>
+        <w:rPr>
+          <w:lang w:val="en-IN"/>
+        </w:rPr>
+      </w:pPr>
+      <w:r>
+        <w:rPr>
+          <w:lang w:val="en-IN"/>
+        </w:rPr>
+        <w:t xml:space="preserve">Destroy </w:t>
+      </w:r>
+      <w:proofErr w:type="spellStart"/>
+      <w:r>
+        <w:rPr>
+          <w:lang w:val="en-IN"/>
+        </w:rPr>
+        <w:t>callbacks</w:t>
+      </w:r>
+      <w:proofErr w:type="spellEnd"/>
+      <w:r>
+        <w:rPr>
+          <w:lang w:val="en-IN"/>
+        </w:rPr>
+        <w:t xml:space="preserve"> invoked: This is the final stage of the bean's </w:t>
+      </w:r>
+      <w:proofErr w:type="spellStart"/>
+      <w:r>
+        <w:rPr>
+          <w:lang w:val="en-IN"/>
+        </w:rPr>
+        <w:t>lifecycle.Spring</w:t>
+      </w:r>
+      <w:proofErr w:type="spellEnd"/>
+      <w:r>
+        <w:rPr>
+          <w:lang w:val="en-IN"/>
+        </w:rPr>
+        <w:t xml:space="preserve"> calls the cleanup methods for beans (@</w:t>
       </w:r>
       <w:proofErr w:type="spellStart"/>
       <w:r>
@@ -27321,50 +27772,14 @@
         <w:rPr>
           <w:lang w:val="en-IN"/>
         </w:rPr>
-        <w:t>) -&gt; @</w:t>
-      </w:r>
-      <w:proofErr w:type="spellStart"/>
-      <w:r>
-        <w:rPr>
-          <w:lang w:val="en-IN"/>
-        </w:rPr>
-        <w:t>Post</w:t>
-      </w:r>
-      <w:r>
-        <w:rPr>
-          <w:lang w:val="en-IN"/>
-        </w:rPr>
-        <w:t>Construct</w:t>
-      </w:r>
-      <w:proofErr w:type="spellEnd"/>
-      <w:r>
-        <w:rPr>
-          <w:lang w:val="en-IN"/>
-        </w:rPr>
-        <w:t xml:space="preserve"> will provide init functionality &amp; @</w:t>
-      </w:r>
-      <w:proofErr w:type="spellStart"/>
-      <w:r>
-        <w:rPr>
-          <w:lang w:val="en-IN"/>
-        </w:rPr>
-        <w:t>PreDestroy</w:t>
-      </w:r>
-      <w:proofErr w:type="spellEnd"/>
-      <w:r>
-        <w:rPr>
-          <w:lang w:val="en-IN"/>
-        </w:rPr>
-        <w:t xml:space="preserve"> will provide destroy functionality.</w:t>
-      </w:r>
-    </w:p>
-    <w:p>
-      <w:pPr>
-        <w:pStyle w:val="ListParagraph"/>
-        <w:rPr>
-          <w:lang w:val="en-IN"/>
-        </w:rPr>
-      </w:pPr>
+        <w:t>)</w:t>
+      </w:r>
+      <w:r>
+        <w:rPr>
+          <w:lang w:val="en-IN"/>
+        </w:rPr>
+        <w:t>.</w:t>
+      </w:r>
     </w:p>
     <w:p>
       <w:pPr>
@@ -27379,6 +27794,116 @@
       </w:pPr>
       <w:r>
         <w:rPr>
+          <w:b/>
+          <w:lang w:val="en-IN"/>
+        </w:rPr>
+        <w:t>Configuration Techniques for init &amp; destroy method</w:t>
+      </w:r>
+      <w:r>
+        <w:rPr>
+          <w:lang w:val="en-IN"/>
+        </w:rPr>
+        <w:br/>
+        <w:t>a. XML ( “init-method” attribute &amp; “destroy-method” attribute)</w:t>
+      </w:r>
+      <w:r>
+        <w:rPr>
+          <w:lang w:val="en-IN"/>
+        </w:rPr>
+        <w:br/>
+        <w:t>b. Spring Interface(“Initialization Bean Interface” &amp; “Disposable Bean Interface”)</w:t>
+      </w:r>
+      <w:r>
+        <w:rPr>
+          <w:lang w:val="en-IN"/>
+        </w:rPr>
+        <w:br/>
+        <w:t>c. Annotation(@</w:t>
+      </w:r>
+      <w:proofErr w:type="spellStart"/>
+      <w:r>
+        <w:rPr>
+          <w:lang w:val="en-IN"/>
+        </w:rPr>
+        <w:t>PostConstruct</w:t>
+      </w:r>
+      <w:proofErr w:type="spellEnd"/>
+      <w:r>
+        <w:rPr>
+          <w:lang w:val="en-IN"/>
+        </w:rPr>
+        <w:t xml:space="preserve"> &amp; @</w:t>
+      </w:r>
+      <w:proofErr w:type="spellStart"/>
+      <w:r>
+        <w:rPr>
+          <w:lang w:val="en-IN"/>
+        </w:rPr>
+        <w:t>PreDestroy</w:t>
+      </w:r>
+      <w:proofErr w:type="spellEnd"/>
+      <w:r>
+        <w:rPr>
+          <w:lang w:val="en-IN"/>
+        </w:rPr>
+        <w:t>) -&gt; @</w:t>
+      </w:r>
+      <w:proofErr w:type="spellStart"/>
+      <w:r>
+        <w:rPr>
+          <w:lang w:val="en-IN"/>
+        </w:rPr>
+        <w:t>Post</w:t>
+      </w:r>
+      <w:r>
+        <w:rPr>
+          <w:lang w:val="en-IN"/>
+        </w:rPr>
+        <w:t>Construct</w:t>
+      </w:r>
+      <w:proofErr w:type="spellEnd"/>
+      <w:r>
+        <w:rPr>
+          <w:lang w:val="en-IN"/>
+        </w:rPr>
+        <w:t xml:space="preserve"> will provide init functionality &amp; @</w:t>
+      </w:r>
+      <w:proofErr w:type="spellStart"/>
+      <w:r>
+        <w:rPr>
+          <w:lang w:val="en-IN"/>
+        </w:rPr>
+        <w:t>PreDestroy</w:t>
+      </w:r>
+      <w:proofErr w:type="spellEnd"/>
+      <w:r>
+        <w:rPr>
+          <w:lang w:val="en-IN"/>
+        </w:rPr>
+        <w:t xml:space="preserve"> will provide destroy functionality.</w:t>
+      </w:r>
+    </w:p>
+    <w:p>
+      <w:pPr>
+        <w:pStyle w:val="ListParagraph"/>
+        <w:rPr>
+          <w:lang w:val="en-IN"/>
+        </w:rPr>
+      </w:pPr>
+    </w:p>
+    <w:p>
+      <w:pPr>
+        <w:pStyle w:val="ListParagraph"/>
+        <w:numPr>
+          <w:ilvl w:val="0"/>
+          <w:numId w:val="1"/>
+        </w:numPr>
+        <w:rPr>
+          <w:lang w:val="en-IN"/>
+        </w:rPr>
+      </w:pPr>
+      <w:r>
+        <w:rPr>
           <w:lang w:val="en-IN"/>
         </w:rPr>
         <w:t>What</w:t>
@@ -27525,6 +28050,7 @@
         <w:rPr>
           <w:lang w:val="en-IN"/>
         </w:rPr>
+        <w:lastRenderedPageBreak/>
         <w:t>Prototype: A new instance of the bean is created every time it's requested.</w:t>
       </w:r>
       <w:r>
@@ -27893,6 +28419,12 @@
         <w:rPr>
           <w:rFonts w:cstheme="minorHAnsi"/>
         </w:rPr>
+        <w:t xml:space="preserve"> By default all the beans are eagerly initialized.</w:t>
+      </w:r>
+      <w:r>
+        <w:rPr>
+          <w:rFonts w:cstheme="minorHAnsi"/>
+        </w:rPr>
         <w:br/>
       </w:r>
       <w:r>
@@ -27920,6 +28452,46 @@
           <w:rFonts w:cstheme="minorHAnsi"/>
         </w:rPr>
         <w:t xml:space="preserve"> (i.e., first requested by another bean or the application).</w:t>
+      </w:r>
+      <w:r>
+        <w:rPr>
+          <w:rFonts w:cstheme="minorHAnsi"/>
+        </w:rPr>
+        <w:t xml:space="preserve"> </w:t>
+      </w:r>
+      <w:proofErr w:type="gramStart"/>
+      <w:r>
+        <w:rPr>
+          <w:rFonts w:cstheme="minorHAnsi"/>
+        </w:rPr>
+        <w:t>we</w:t>
+      </w:r>
+      <w:proofErr w:type="gramEnd"/>
+      <w:r>
+        <w:rPr>
+          <w:rFonts w:cstheme="minorHAnsi"/>
+        </w:rPr>
+        <w:t xml:space="preserve"> need to mark the class with </w:t>
+      </w:r>
+      <w:r>
+        <w:rPr>
+          <w:rFonts w:cstheme="minorHAnsi"/>
+        </w:rPr>
+        <w:t xml:space="preserve">@lazy annotation for bean to be created </w:t>
+      </w:r>
+      <w:proofErr w:type="spellStart"/>
+      <w:r>
+        <w:rPr>
+          <w:rFonts w:cstheme="minorHAnsi"/>
+        </w:rPr>
+        <w:t>lazly</w:t>
+      </w:r>
+      <w:proofErr w:type="spellEnd"/>
+      <w:r>
+        <w:rPr>
+          <w:rFonts w:cstheme="minorHAnsi"/>
+        </w:rPr>
+        <w:t>.</w:t>
       </w:r>
     </w:p>
     <w:p>
@@ -28073,7 +28645,6 @@
         <w:rPr>
           <w:lang w:val="en-IN"/>
         </w:rPr>
-        <w:lastRenderedPageBreak/>
         <w:t>Using headers</w:t>
       </w:r>
     </w:p>
@@ -28160,39 +28731,258 @@
     <w:p>
       <w:pPr>
         <w:pStyle w:val="ListParagraph"/>
+        <w:numPr>
+          <w:ilvl w:val="0"/>
+          <w:numId w:val="1"/>
+        </w:numPr>
         <w:rPr>
           <w:b/>
-          <w:bCs/>
           <w:lang w:val="en-IN"/>
         </w:rPr>
       </w:pPr>
       <w:r>
         <w:rPr>
           <w:b/>
-          <w:bCs/>
+          <w:lang w:val="en-IN"/>
+        </w:rPr>
+        <w:t>Explain about @</w:t>
+      </w:r>
+      <w:proofErr w:type="spellStart"/>
+      <w:r>
+        <w:rPr>
+          <w:b/>
+          <w:lang w:val="en-IN"/>
+        </w:rPr>
+        <w:t>SpringBootApplication</w:t>
+      </w:r>
+      <w:proofErr w:type="spellEnd"/>
+      <w:r>
+        <w:rPr>
+          <w:b/>
           <w:lang w:val="en-IN"/>
         </w:rPr>
         <w:t xml:space="preserve"> </w:t>
       </w:r>
-      <w:r>
-        <w:rPr>
-          <w:b/>
-          <w:bCs/>
-          <w:lang w:val="en-IN"/>
-        </w:rPr>
-        <w:br w:type="page"/>
-      </w:r>
-    </w:p>
-    <w:p>
-      <w:pPr>
-        <w:rPr>
-          <w:b/>
-          <w:lang w:val="en-IN"/>
-        </w:rPr>
-      </w:pPr>
-      <w:r>
-        <w:rPr>
-          <w:b/>
+    </w:p>
+    <w:p>
+      <w:pPr>
+        <w:pStyle w:val="ListParagraph"/>
+        <w:numPr>
+          <w:ilvl w:val="0"/>
+          <w:numId w:val="72"/>
+        </w:numPr>
+        <w:rPr>
+          <w:bCs/>
+          <w:lang w:val="en-IN"/>
+        </w:rPr>
+      </w:pPr>
+      <w:r>
+        <w:rPr>
+          <w:bCs/>
+          <w:lang w:val="en-IN"/>
+        </w:rPr>
+        <w:t>@</w:t>
+      </w:r>
+      <w:proofErr w:type="spellStart"/>
+      <w:r>
+        <w:rPr>
+          <w:bCs/>
+          <w:lang w:val="en-IN"/>
+        </w:rPr>
+        <w:t>SpringBootApplication</w:t>
+      </w:r>
+      <w:proofErr w:type="spellEnd"/>
+      <w:r>
+        <w:rPr>
+          <w:bCs/>
+          <w:lang w:val="en-IN"/>
+        </w:rPr>
+        <w:t xml:space="preserve"> = @</w:t>
+      </w:r>
+      <w:proofErr w:type="spellStart"/>
+      <w:r>
+        <w:rPr>
+          <w:bCs/>
+          <w:lang w:val="en-IN"/>
+        </w:rPr>
+        <w:t>SpringBootConfiguration</w:t>
+      </w:r>
+      <w:proofErr w:type="spellEnd"/>
+      <w:r>
+        <w:rPr>
+          <w:bCs/>
+          <w:lang w:val="en-IN"/>
+        </w:rPr>
+        <w:t xml:space="preserve"> + @</w:t>
+      </w:r>
+      <w:proofErr w:type="spellStart"/>
+      <w:r>
+        <w:rPr>
+          <w:bCs/>
+          <w:lang w:val="en-IN"/>
+        </w:rPr>
+        <w:t>EnableAutoConfiguration</w:t>
+      </w:r>
+      <w:proofErr w:type="spellEnd"/>
+      <w:r>
+        <w:rPr>
+          <w:bCs/>
+          <w:lang w:val="en-IN"/>
+        </w:rPr>
+        <w:t>+ @</w:t>
+      </w:r>
+      <w:proofErr w:type="spellStart"/>
+      <w:r>
+        <w:rPr>
+          <w:bCs/>
+          <w:lang w:val="en-IN"/>
+        </w:rPr>
+        <w:t>ComponentScan</w:t>
+      </w:r>
+      <w:proofErr w:type="spellEnd"/>
+    </w:p>
+    <w:p>
+      <w:pPr>
+        <w:pStyle w:val="ListParagraph"/>
+        <w:numPr>
+          <w:ilvl w:val="0"/>
+          <w:numId w:val="72"/>
+        </w:numPr>
+        <w:rPr>
+          <w:bCs/>
+          <w:lang w:val="en-IN"/>
+        </w:rPr>
+      </w:pPr>
+      <w:r>
+        <w:rPr>
+          <w:bCs/>
+          <w:u w:val="single"/>
+          <w:lang w:val="en-IN"/>
+        </w:rPr>
+        <w:t>@</w:t>
+      </w:r>
+      <w:proofErr w:type="spellStart"/>
+      <w:r>
+        <w:rPr>
+          <w:bCs/>
+          <w:u w:val="single"/>
+          <w:lang w:val="en-IN"/>
+        </w:rPr>
+        <w:t>SpringBootConfiguration</w:t>
+      </w:r>
+      <w:proofErr w:type="spellEnd"/>
+      <w:r>
+        <w:rPr>
+          <w:bCs/>
+          <w:lang w:val="en-IN"/>
+        </w:rPr>
+        <w:t xml:space="preserve">: It internally uses </w:t>
+      </w:r>
+      <w:proofErr w:type="gramStart"/>
+      <w:r>
+        <w:rPr>
+          <w:bCs/>
+          <w:lang w:val="en-IN"/>
+        </w:rPr>
+        <w:t>@Configuration</w:t>
+      </w:r>
+      <w:r>
+        <w:rPr>
+          <w:bCs/>
+          <w:lang w:val="en-IN"/>
+        </w:rPr>
+        <w:t>,</w:t>
+      </w:r>
+      <w:proofErr w:type="gramEnd"/>
+      <w:r>
+        <w:rPr>
+          <w:bCs/>
+          <w:lang w:val="en-IN"/>
+        </w:rPr>
+        <w:t xml:space="preserve"> hence we can say that @</w:t>
+      </w:r>
+      <w:proofErr w:type="spellStart"/>
+      <w:r>
+        <w:rPr>
+          <w:bCs/>
+          <w:lang w:val="en-IN"/>
+        </w:rPr>
+        <w:t>SpringBootConfiguration</w:t>
+      </w:r>
+      <w:proofErr w:type="spellEnd"/>
+      <w:r>
+        <w:rPr>
+          <w:bCs/>
+          <w:lang w:val="en-IN"/>
+        </w:rPr>
+        <w:t xml:space="preserve"> is a spring boot implementation of @Configuration.</w:t>
+      </w:r>
+      <w:r>
+        <w:rPr>
+          <w:bCs/>
+          <w:lang w:val="en-IN"/>
+        </w:rPr>
+        <w:br/>
+        <w:t>Class annotated with @</w:t>
+      </w:r>
+      <w:proofErr w:type="spellStart"/>
+      <w:r>
+        <w:rPr>
+          <w:bCs/>
+          <w:lang w:val="en-IN"/>
+        </w:rPr>
+        <w:t>SpringBootConfiguration</w:t>
+      </w:r>
+      <w:proofErr w:type="spellEnd"/>
+      <w:r>
+        <w:rPr>
+          <w:bCs/>
+          <w:lang w:val="en-IN"/>
+        </w:rPr>
+        <w:t xml:space="preserve"> will act as entry point for the application. When Spring Boot application starts, it uses the class annotated </w:t>
+      </w:r>
+      <w:proofErr w:type="spellStart"/>
+      <w:r>
+        <w:rPr>
+          <w:bCs/>
+          <w:lang w:val="en-IN"/>
+        </w:rPr>
+        <w:t>with@SpringBootConfiguration</w:t>
+      </w:r>
+      <w:proofErr w:type="spellEnd"/>
+      <w:r>
+        <w:rPr>
+          <w:bCs/>
+          <w:lang w:val="en-IN"/>
+        </w:rPr>
+        <w:t xml:space="preserve"> as anchor point for scanning auto-</w:t>
+      </w:r>
+      <w:proofErr w:type="spellStart"/>
+      <w:r>
+        <w:rPr>
+          <w:bCs/>
+          <w:lang w:val="en-IN"/>
+        </w:rPr>
+        <w:t>configurations.</w:t>
+      </w:r>
+      <w:proofErr w:type="spellEnd"/>
+    </w:p>
+    <w:p>
+      <w:pPr>
+        <w:pStyle w:val="ListParagraph"/>
+        <w:numPr>
+          <w:ilvl w:val="0"/>
+          <w:numId w:val="72"/>
+        </w:numPr>
+        <w:rPr>
+          <w:bCs/>
+          <w:lang w:val="en-IN"/>
+        </w:rPr>
+      </w:pPr>
+      <w:r>
+        <w:rPr>
+          <w:bCs/>
+          <w:u w:val="single"/>
           <w:lang w:val="en-IN"/>
         </w:rPr>
         <w:lastRenderedPageBreak/>
@@ -28201,238 +28991,265 @@
       <w:proofErr w:type="spellStart"/>
       <w:r>
         <w:rPr>
+          <w:bCs/>
+          <w:u w:val="single"/>
+          <w:lang w:val="en-IN"/>
+        </w:rPr>
+        <w:t>EnableAutoConfiguration</w:t>
+      </w:r>
+      <w:proofErr w:type="spellEnd"/>
+      <w:r>
+        <w:rPr>
+          <w:bCs/>
+          <w:lang w:val="en-IN"/>
+        </w:rPr>
+        <w:t xml:space="preserve">: It automatically configures application based on dependencies that are present at class </w:t>
+      </w:r>
+      <w:proofErr w:type="spellStart"/>
+      <w:r>
+        <w:rPr>
+          <w:bCs/>
+          <w:lang w:val="en-IN"/>
+        </w:rPr>
+        <w:t>path.</w:t>
+      </w:r>
+      <w:proofErr w:type="spellEnd"/>
+    </w:p>
+    <w:p>
+      <w:pPr>
+        <w:pStyle w:val="ListParagraph"/>
+        <w:numPr>
+          <w:ilvl w:val="0"/>
+          <w:numId w:val="72"/>
+        </w:numPr>
+        <w:rPr>
+          <w:bCs/>
+          <w:lang w:val="en-IN"/>
+        </w:rPr>
+      </w:pPr>
+      <w:r>
+        <w:rPr>
+          <w:bCs/>
+          <w:u w:val="single"/>
+          <w:lang w:val="en-IN"/>
+        </w:rPr>
+        <w:t>@</w:t>
+      </w:r>
+      <w:proofErr w:type="spellStart"/>
+      <w:r>
+        <w:rPr>
+          <w:bCs/>
+          <w:u w:val="single"/>
+          <w:lang w:val="en-IN"/>
+        </w:rPr>
+        <w:t>ComponentScan</w:t>
+      </w:r>
+      <w:proofErr w:type="spellEnd"/>
+      <w:r>
+        <w:rPr>
+          <w:bCs/>
+          <w:lang w:val="en-IN"/>
+        </w:rPr>
+        <w:t>: It scan our Spring Boot application to look for classes that are annotated with @Controller, @Service, @Repository  or @Component.</w:t>
+      </w:r>
+    </w:p>
+    <w:p>
+      <w:pPr>
+        <w:pStyle w:val="ListParagraph"/>
+        <w:rPr>
+          <w:bCs/>
+          <w:lang w:val="en-IN"/>
+        </w:rPr>
+      </w:pPr>
+    </w:p>
+    <w:p>
+      <w:pPr>
+        <w:pStyle w:val="ListParagraph"/>
+        <w:numPr>
+          <w:ilvl w:val="0"/>
+          <w:numId w:val="1"/>
+        </w:numPr>
+        <w:rPr>
           <w:b/>
-          <w:lang w:val="en-IN"/>
-        </w:rPr>
-        <w:t>SpringBootApplication</w:t>
-      </w:r>
-      <w:proofErr w:type="spellEnd"/>
+          <w:bCs/>
+          <w:iCs/>
+          <w:lang w:val="en-IN"/>
+        </w:rPr>
+      </w:pPr>
       <w:r>
         <w:rPr>
           <w:b/>
-          <w:lang w:val="en-IN"/>
-        </w:rPr>
-        <w:t xml:space="preserve"> = @</w:t>
+          <w:bCs/>
+          <w:iCs/>
+          <w:lang w:val="en-IN"/>
+        </w:rPr>
+        <w:t>How @</w:t>
       </w:r>
       <w:proofErr w:type="spellStart"/>
       <w:r>
         <w:rPr>
           <w:b/>
-          <w:lang w:val="en-IN"/>
-        </w:rPr>
-        <w:t>SpringBootConfiguration</w:t>
+          <w:bCs/>
+          <w:iCs/>
+          <w:lang w:val="en-IN"/>
+        </w:rPr>
+        <w:t>EnableAutoConfiguration</w:t>
       </w:r>
       <w:proofErr w:type="spellEnd"/>
       <w:r>
         <w:rPr>
           <w:b/>
-          <w:lang w:val="en-IN"/>
-        </w:rPr>
-        <w:t xml:space="preserve"> + @</w:t>
-      </w:r>
-      <w:proofErr w:type="spellStart"/>
-      <w:r>
+          <w:bCs/>
+          <w:iCs/>
+          <w:lang w:val="en-IN"/>
+        </w:rPr>
+        <w:t xml:space="preserve"> automatically configures beans in Spring Boot</w:t>
+      </w:r>
+    </w:p>
+    <w:p>
+      <w:pPr>
+        <w:pStyle w:val="ListParagraph"/>
+        <w:rPr>
+          <w:i/>
+          <w:lang w:val="en-IN"/>
+        </w:rPr>
+      </w:pPr>
+      <w:r>
+        <w:rPr>
+          <w:i/>
+          <w:lang w:val="en-IN"/>
+        </w:rPr>
+        <w:t>When Spring Boot starts, the @</w:t>
+      </w:r>
+      <w:proofErr w:type="spellStart"/>
+      <w:r>
+        <w:rPr>
+          <w:i/>
+          <w:lang w:val="en-IN"/>
+        </w:rPr>
+        <w:t>EnableAutoConfiguration</w:t>
+      </w:r>
+      <w:proofErr w:type="spellEnd"/>
+      <w:r>
+        <w:rPr>
+          <w:i/>
+          <w:lang w:val="en-IN"/>
+        </w:rPr>
+        <w:t xml:space="preserve"> annotation triggers a process that reads a file named:</w:t>
+      </w:r>
+    </w:p>
+    <w:p>
+      <w:pPr>
+        <w:pStyle w:val="ListParagraph"/>
+        <w:rPr>
+          <w:i/>
+          <w:lang w:val="en-IN"/>
+        </w:rPr>
+      </w:pPr>
+      <w:r>
+        <w:rPr>
+          <w:i/>
+          <w:lang w:val="en-IN"/>
+        </w:rPr>
+        <w:t xml:space="preserve">META-INF/spring/org.springframework.boot.autoconfigure.AutoConfiguration.imports </w:t>
+      </w:r>
+    </w:p>
+    <w:p>
+      <w:pPr>
+        <w:pStyle w:val="ListParagraph"/>
+        <w:rPr>
+          <w:i/>
+          <w:lang w:val="en-IN"/>
+        </w:rPr>
+      </w:pPr>
+      <w:r>
+        <w:rPr>
+          <w:i/>
+          <w:lang w:val="en-IN"/>
+        </w:rPr>
+        <w:t>These files contain a list of configuration classes to be loaded.</w:t>
+      </w:r>
+    </w:p>
+    <w:p>
+      <w:pPr>
+        <w:pStyle w:val="ListParagraph"/>
         <w:rPr>
           <w:b/>
-          <w:lang w:val="en-IN"/>
-        </w:rPr>
-        <w:t>EnableAutoConfiguration</w:t>
-      </w:r>
-      <w:proofErr w:type="spellEnd"/>
-      <w:r>
-        <w:rPr>
-          <w:b/>
-          <w:lang w:val="en-IN"/>
-        </w:rPr>
-        <w:t>+ @</w:t>
-      </w:r>
-      <w:proofErr w:type="spellStart"/>
-      <w:r>
-        <w:rPr>
-          <w:b/>
-          <w:lang w:val="en-IN"/>
-        </w:rPr>
-        <w:t>ComponentScan</w:t>
-      </w:r>
-      <w:proofErr w:type="spellEnd"/>
-    </w:p>
-    <w:p>
-      <w:pPr>
-        <w:rPr>
-          <w:bCs/>
-          <w:lang w:val="en-IN"/>
-        </w:rPr>
-      </w:pPr>
-      <w:r>
-        <w:rPr>
-          <w:b/>
-          <w:lang w:val="en-IN"/>
-        </w:rPr>
-        <w:t>@</w:t>
-      </w:r>
-      <w:proofErr w:type="spellStart"/>
-      <w:r>
-        <w:rPr>
-          <w:b/>
-          <w:lang w:val="en-IN"/>
-        </w:rPr>
-        <w:t>SpringBootConfiguration</w:t>
-      </w:r>
-      <w:proofErr w:type="spellEnd"/>
-      <w:r>
-        <w:rPr>
-          <w:bCs/>
-          <w:lang w:val="en-IN"/>
-        </w:rPr>
-        <w:t xml:space="preserve">: </w:t>
-      </w:r>
-      <w:r>
-        <w:rPr>
-          <w:bCs/>
-          <w:lang w:val="en-IN"/>
-        </w:rPr>
-        <w:t xml:space="preserve">It internally uses </w:t>
-      </w:r>
-      <w:proofErr w:type="gramStart"/>
-      <w:r>
-        <w:rPr>
-          <w:bCs/>
-          <w:lang w:val="en-IN"/>
-        </w:rPr>
-        <w:t>@Configuration</w:t>
-      </w:r>
-      <w:r>
-        <w:rPr>
-          <w:bCs/>
-          <w:lang w:val="en-IN"/>
-        </w:rPr>
-        <w:t>,</w:t>
-      </w:r>
-      <w:proofErr w:type="gramEnd"/>
-      <w:r>
-        <w:rPr>
-          <w:bCs/>
-          <w:lang w:val="en-IN"/>
-        </w:rPr>
-        <w:t xml:space="preserve"> hence we can say that @</w:t>
-      </w:r>
-      <w:proofErr w:type="spellStart"/>
-      <w:r>
-        <w:rPr>
-          <w:bCs/>
-          <w:lang w:val="en-IN"/>
-        </w:rPr>
-        <w:t>SpringBootConfiguration</w:t>
-      </w:r>
-      <w:proofErr w:type="spellEnd"/>
-      <w:r>
-        <w:rPr>
-          <w:bCs/>
-          <w:lang w:val="en-IN"/>
-        </w:rPr>
-        <w:t xml:space="preserve"> is a spring boot implementation of @Configuration.</w:t>
-      </w:r>
-      <w:r>
-        <w:rPr>
-          <w:bCs/>
-          <w:lang w:val="en-IN"/>
-        </w:rPr>
-        <w:br/>
-        <w:t>Class annotated with @</w:t>
-      </w:r>
-      <w:proofErr w:type="spellStart"/>
-      <w:r>
-        <w:rPr>
-          <w:bCs/>
-          <w:lang w:val="en-IN"/>
-        </w:rPr>
-        <w:t>SpringBootConfiguration</w:t>
-      </w:r>
-      <w:proofErr w:type="spellEnd"/>
-      <w:r>
-        <w:rPr>
-          <w:bCs/>
-          <w:lang w:val="en-IN"/>
-        </w:rPr>
-        <w:t xml:space="preserve"> will act as entry point for the application. When Spring Boot application starts, it uses the class annotated </w:t>
-      </w:r>
-      <w:proofErr w:type="spellStart"/>
-      <w:r>
-        <w:rPr>
-          <w:bCs/>
-          <w:lang w:val="en-IN"/>
-        </w:rPr>
-        <w:t>with@SpringBootConfiguration</w:t>
-      </w:r>
-      <w:proofErr w:type="spellEnd"/>
-      <w:r>
-        <w:rPr>
-          <w:bCs/>
-          <w:lang w:val="en-IN"/>
-        </w:rPr>
-        <w:t xml:space="preserve"> as anchor point for scanning auto-configurations.</w:t>
-      </w:r>
-    </w:p>
-    <w:p>
-      <w:pPr>
-        <w:rPr>
-          <w:bCs/>
-          <w:lang w:val="en-IN"/>
-        </w:rPr>
-      </w:pPr>
-      <w:r>
-        <w:rPr>
-          <w:b/>
-          <w:lang w:val="en-IN"/>
-        </w:rPr>
-        <w:t>@</w:t>
-      </w:r>
-      <w:proofErr w:type="spellStart"/>
-      <w:r>
-        <w:rPr>
-          <w:b/>
-          <w:lang w:val="en-IN"/>
-        </w:rPr>
-        <w:t>EnableAutoConfiguration</w:t>
-      </w:r>
-      <w:proofErr w:type="spellEnd"/>
-      <w:r>
-        <w:rPr>
-          <w:bCs/>
-          <w:lang w:val="en-IN"/>
-        </w:rPr>
-        <w:t>: It automatically configures application based on dependencies that are present at class path.</w:t>
-      </w:r>
-    </w:p>
-    <w:p>
-      <w:pPr>
-        <w:rPr>
-          <w:bCs/>
-          <w:lang w:val="en-IN"/>
-        </w:rPr>
-      </w:pPr>
-      <w:r>
-        <w:rPr>
-          <w:b/>
-          <w:lang w:val="en-IN"/>
-        </w:rPr>
-        <w:t>@</w:t>
-      </w:r>
-      <w:proofErr w:type="spellStart"/>
-      <w:r>
-        <w:rPr>
-          <w:b/>
-          <w:lang w:val="en-IN"/>
-        </w:rPr>
-        <w:t>ComponentScan</w:t>
-      </w:r>
-      <w:proofErr w:type="spellEnd"/>
-      <w:r>
-        <w:rPr>
-          <w:bCs/>
-          <w:lang w:val="en-IN"/>
-        </w:rPr>
-        <w:t>: It scan our Spring Boot application to look for classes that are annotated with @Controller, @Service, @Repository  or @Component.</w:t>
+          <w:bCs/>
+          <w:iCs/>
+          <w:lang w:val="en-IN"/>
+        </w:rPr>
+      </w:pPr>
+      <w:r>
+        <w:rPr>
+          <w:i/>
+          <w:lang w:val="en-IN"/>
+        </w:rPr>
+        <w:t>But they are loaded conditionally based on conditional annotations like: @</w:t>
+      </w:r>
+      <w:proofErr w:type="spellStart"/>
+      <w:r>
+        <w:rPr>
+          <w:i/>
+          <w:lang w:val="en-IN"/>
+        </w:rPr>
+        <w:t>ConditionalOnClass</w:t>
+      </w:r>
+      <w:proofErr w:type="spellEnd"/>
+      <w:r>
+        <w:rPr>
+          <w:i/>
+          <w:lang w:val="en-IN"/>
+        </w:rPr>
+        <w:t>, @</w:t>
+      </w:r>
+      <w:proofErr w:type="spellStart"/>
+      <w:r>
+        <w:rPr>
+          <w:i/>
+          <w:lang w:val="en-IN"/>
+        </w:rPr>
+        <w:t>ConditionalOnMissingBean</w:t>
+      </w:r>
+      <w:proofErr w:type="spellEnd"/>
+      <w:r>
+        <w:rPr>
+          <w:i/>
+          <w:lang w:val="en-IN"/>
+        </w:rPr>
+        <w:t>, @</w:t>
+      </w:r>
+      <w:proofErr w:type="spellStart"/>
+      <w:r>
+        <w:rPr>
+          <w:i/>
+          <w:lang w:val="en-IN"/>
+        </w:rPr>
+        <w:t>ConditionalOnProperty</w:t>
+      </w:r>
+      <w:proofErr w:type="spellEnd"/>
+      <w:r>
+        <w:rPr>
+          <w:i/>
+          <w:lang w:val="en-IN"/>
+        </w:rPr>
+        <w:t>, @</w:t>
+      </w:r>
+      <w:proofErr w:type="spellStart"/>
+      <w:r>
+        <w:rPr>
+          <w:i/>
+          <w:lang w:val="en-IN"/>
+        </w:rPr>
+        <w:t>ConditionalOnBean</w:t>
+      </w:r>
+      <w:proofErr w:type="spellEnd"/>
+      <w:r>
+        <w:rPr>
+          <w:i/>
+          <w:lang w:val="en-IN"/>
+        </w:rPr>
+        <w:t>, etc.</w:t>
       </w:r>
     </w:p>
     <w:p>
@@ -28479,7 +29296,7 @@
         <w:rPr>
           <w:b/>
           <w:bCs/>
-          <w:iCs/>
+          <w:i/>
           <w:lang w:val="en-IN"/>
         </w:rPr>
       </w:pPr>
@@ -28487,454 +29304,256 @@
         <w:rPr>
           <w:b/>
           <w:bCs/>
-          <w:iCs/>
-          <w:lang w:val="en-IN"/>
-        </w:rPr>
-        <w:t>How @</w:t>
+          <w:i/>
+          <w:lang w:val="en-IN"/>
+        </w:rPr>
+        <w:t>@Controller v/s @</w:t>
       </w:r>
       <w:proofErr w:type="spellStart"/>
       <w:r>
         <w:rPr>
           <w:b/>
           <w:bCs/>
-          <w:iCs/>
-          <w:lang w:val="en-IN"/>
-        </w:rPr>
-        <w:t>EnableAutoConfiguration</w:t>
-      </w:r>
-      <w:proofErr w:type="spellEnd"/>
-      <w:r>
+          <w:i/>
+          <w:lang w:val="en-IN"/>
+        </w:rPr>
+        <w:t>RestController</w:t>
+      </w:r>
+      <w:proofErr w:type="spellEnd"/>
+    </w:p>
+    <w:p>
+      <w:pPr>
+        <w:rPr>
+          <w:i/>
+          <w:lang w:val="en-IN"/>
+        </w:rPr>
+      </w:pPr>
+      <w:r>
+        <w:rPr>
+          <w:i/>
+          <w:lang w:val="en-IN"/>
+        </w:rPr>
+        <w:t>@Controller is typically used in MVC applications where controllers return views (HTML pages). If you want to return data (like JSON), you must annotate each method with @</w:t>
+      </w:r>
+      <w:proofErr w:type="spellStart"/>
+      <w:r>
+        <w:rPr>
+          <w:i/>
+          <w:lang w:val="en-IN"/>
+        </w:rPr>
+        <w:t>ResponseBody</w:t>
+      </w:r>
+      <w:proofErr w:type="spellEnd"/>
+      <w:r>
+        <w:rPr>
+          <w:i/>
+          <w:lang w:val="en-IN"/>
+        </w:rPr>
+        <w:t>.</w:t>
+      </w:r>
+    </w:p>
+    <w:p>
+      <w:pPr>
+        <w:rPr>
+          <w:i/>
+          <w:lang w:val="en-IN"/>
+        </w:rPr>
+      </w:pPr>
+      <w:r>
+        <w:rPr>
+          <w:i/>
+          <w:lang w:val="en-IN"/>
+        </w:rPr>
+        <w:t>@</w:t>
+      </w:r>
+      <w:proofErr w:type="spellStart"/>
+      <w:r>
+        <w:rPr>
+          <w:i/>
+          <w:lang w:val="en-IN"/>
+        </w:rPr>
+        <w:t>RestController</w:t>
+      </w:r>
+      <w:proofErr w:type="spellEnd"/>
+      <w:r>
+        <w:rPr>
+          <w:i/>
+          <w:lang w:val="en-IN"/>
+        </w:rPr>
+        <w:t xml:space="preserve"> is a shortcut that combines @Controller and @</w:t>
+      </w:r>
+      <w:proofErr w:type="spellStart"/>
+      <w:r>
+        <w:rPr>
+          <w:i/>
+          <w:lang w:val="en-IN"/>
+        </w:rPr>
+        <w:t>ResponseBody</w:t>
+      </w:r>
+      <w:proofErr w:type="spellEnd"/>
+      <w:r>
+        <w:rPr>
+          <w:i/>
+          <w:lang w:val="en-IN"/>
+        </w:rPr>
+        <w:t>.</w:t>
+      </w:r>
+      <w:r>
+        <w:rPr>
+          <w:i/>
+          <w:lang w:val="en-IN"/>
+        </w:rPr>
+        <w:t xml:space="preserve"> </w:t>
+      </w:r>
+      <w:r>
+        <w:rPr>
+          <w:i/>
+          <w:lang w:val="en-IN"/>
+        </w:rPr>
+        <w:t>This means every method automatically serializes the return value into JSON or XML and writes it directly to the HTTP response body.</w:t>
+      </w:r>
+    </w:p>
+    <w:p>
+      <w:pPr>
         <w:rPr>
           <w:b/>
-          <w:bCs/>
-          <w:iCs/>
-          <w:lang w:val="en-IN"/>
-        </w:rPr>
-        <w:t xml:space="preserve"> automatically </w:t>
-      </w:r>
+          <w:lang w:val="en-IN"/>
+        </w:rPr>
+      </w:pPr>
       <w:r>
         <w:rPr>
           <w:b/>
-          <w:bCs/>
-          <w:iCs/>
-          <w:lang w:val="en-IN"/>
-        </w:rPr>
-        <w:t xml:space="preserve">configures beans </w:t>
-      </w:r>
+          <w:lang w:val="en-IN"/>
+        </w:rPr>
+        <w:t>What happens behind the scenes when spring boot application starts?</w:t>
+      </w:r>
+    </w:p>
+    <w:p>
+      <w:pPr>
+        <w:rPr>
+          <w:bCs/>
+          <w:lang w:val="en-IN"/>
+        </w:rPr>
+      </w:pPr>
       <w:r>
         <w:rPr>
           <w:b/>
-          <w:bCs/>
-          <w:iCs/>
-          <w:lang w:val="en-IN"/>
-        </w:rPr>
-        <w:t>in Spring Boot</w:t>
-      </w:r>
-    </w:p>
-    <w:p>
-      <w:pPr>
-        <w:rPr>
-          <w:i/>
-          <w:lang w:val="en-IN"/>
-        </w:rPr>
-      </w:pPr>
-      <w:r>
-        <w:rPr>
-          <w:i/>
-          <w:lang w:val="en-IN"/>
-        </w:rPr>
-        <w:t>When Spring Boot starts, the @</w:t>
-      </w:r>
-      <w:proofErr w:type="spellStart"/>
-      <w:r>
-        <w:rPr>
-          <w:i/>
-          <w:lang w:val="en-IN"/>
-        </w:rPr>
-        <w:t>EnableAutoConfiguration</w:t>
-      </w:r>
-      <w:proofErr w:type="spellEnd"/>
-      <w:r>
-        <w:rPr>
-          <w:i/>
-          <w:lang w:val="en-IN"/>
-        </w:rPr>
-        <w:t xml:space="preserve"> annotation triggers a process that reads a file named:</w:t>
-      </w:r>
-    </w:p>
-    <w:p>
-      <w:pPr>
-        <w:rPr>
-          <w:i/>
-          <w:lang w:val="en-IN"/>
-        </w:rPr>
-      </w:pPr>
-      <w:r>
-        <w:rPr>
-          <w:i/>
-          <w:lang w:val="en-IN"/>
-        </w:rPr>
-        <w:t>META-INF/spring/org.springframework.boot.autoconfigure.AutoConfiguration.imports (Spring Boot 3.x)</w:t>
-      </w:r>
-    </w:p>
-    <w:p>
-      <w:pPr>
-        <w:rPr>
-          <w:i/>
-          <w:lang w:val="en-IN"/>
-        </w:rPr>
-      </w:pPr>
-      <w:r>
-        <w:rPr>
-          <w:i/>
-          <w:lang w:val="en-IN"/>
-        </w:rPr>
-        <w:t>These files contain a list of configuration classes to be loaded.</w:t>
-      </w:r>
-    </w:p>
-    <w:p>
-      <w:pPr>
-        <w:rPr>
-          <w:i/>
-          <w:lang w:val="en-IN"/>
-        </w:rPr>
-      </w:pPr>
-      <w:r>
-        <w:rPr>
-          <w:i/>
-          <w:lang w:val="en-IN"/>
-        </w:rPr>
-        <w:t>But they are loaded conditionally based on conditional annotations like: @</w:t>
-      </w:r>
-      <w:proofErr w:type="spellStart"/>
-      <w:r>
-        <w:rPr>
-          <w:i/>
-          <w:lang w:val="en-IN"/>
-        </w:rPr>
-        <w:t>ConditionalOnClass</w:t>
-      </w:r>
-      <w:proofErr w:type="spellEnd"/>
-      <w:r>
-        <w:rPr>
-          <w:i/>
-          <w:lang w:val="en-IN"/>
-        </w:rPr>
-        <w:t>, @</w:t>
-      </w:r>
-      <w:proofErr w:type="spellStart"/>
-      <w:r>
-        <w:rPr>
-          <w:i/>
-          <w:lang w:val="en-IN"/>
-        </w:rPr>
-        <w:t>ConditionalOnMissingBean</w:t>
-      </w:r>
-      <w:proofErr w:type="spellEnd"/>
-      <w:r>
-        <w:rPr>
-          <w:i/>
-          <w:lang w:val="en-IN"/>
-        </w:rPr>
-        <w:t>, @</w:t>
-      </w:r>
-      <w:proofErr w:type="spellStart"/>
-      <w:r>
-        <w:rPr>
-          <w:i/>
-          <w:lang w:val="en-IN"/>
-        </w:rPr>
-        <w:t>ConditionalOnProperty</w:t>
-      </w:r>
-      <w:proofErr w:type="spellEnd"/>
-      <w:r>
-        <w:rPr>
-          <w:i/>
-          <w:lang w:val="en-IN"/>
-        </w:rPr>
-        <w:t>, @</w:t>
-      </w:r>
-      <w:proofErr w:type="spellStart"/>
-      <w:r>
-        <w:rPr>
-          <w:i/>
-          <w:lang w:val="en-IN"/>
-        </w:rPr>
-        <w:t>ConditionalOnBean</w:t>
-      </w:r>
-      <w:proofErr w:type="spellEnd"/>
-      <w:r>
-        <w:rPr>
-          <w:i/>
-          <w:lang w:val="en-IN"/>
-        </w:rPr>
-        <w:t>, etc.</w:t>
-      </w:r>
-    </w:p>
-    <w:p>
-      <w:pPr>
+          <w:lang w:val="en-IN"/>
+        </w:rPr>
+        <w:t>Step 1</w:t>
+      </w:r>
+      <w:r>
+        <w:rPr>
+          <w:bCs/>
+          <w:lang w:val="en-IN"/>
+        </w:rPr>
+        <w:t xml:space="preserve"> — JVM starts the application</w:t>
+      </w:r>
+      <w:r>
+        <w:rPr>
+          <w:bCs/>
+          <w:lang w:val="en-IN"/>
+        </w:rPr>
+        <w:t xml:space="preserve"> </w:t>
+      </w:r>
+      <w:r>
+        <w:rPr>
+          <w:bCs/>
+          <w:lang w:val="en-IN"/>
+        </w:rPr>
+        <w:t xml:space="preserve">The JVM executes the </w:t>
+      </w:r>
+      <w:proofErr w:type="gramStart"/>
+      <w:r>
+        <w:rPr>
+          <w:bCs/>
+          <w:lang w:val="en-IN"/>
+        </w:rPr>
+        <w:t>main(</w:t>
+      </w:r>
+      <w:proofErr w:type="gramEnd"/>
+      <w:r>
+        <w:rPr>
+          <w:bCs/>
+          <w:lang w:val="en-IN"/>
+        </w:rPr>
+        <w:t xml:space="preserve">) method, which calls </w:t>
+      </w:r>
+      <w:proofErr w:type="spellStart"/>
+      <w:r>
+        <w:rPr>
+          <w:bCs/>
+          <w:lang w:val="en-IN"/>
+        </w:rPr>
+        <w:t>SpringApplication.run</w:t>
+      </w:r>
+      <w:proofErr w:type="spellEnd"/>
+      <w:r>
+        <w:rPr>
+          <w:bCs/>
+          <w:lang w:val="en-IN"/>
+        </w:rPr>
+        <w:t>().</w:t>
+      </w:r>
+      <w:r>
+        <w:rPr>
+          <w:bCs/>
+          <w:lang w:val="en-IN"/>
+        </w:rPr>
+        <w:t xml:space="preserve"> </w:t>
+      </w:r>
+      <w:r>
+        <w:rPr>
+          <w:bCs/>
+          <w:lang w:val="en-IN"/>
+        </w:rPr>
+        <w:t xml:space="preserve">This creates a </w:t>
+      </w:r>
+      <w:proofErr w:type="spellStart"/>
+      <w:r>
+        <w:rPr>
+          <w:bCs/>
+          <w:lang w:val="en-IN"/>
+        </w:rPr>
+        <w:t>SpringApplication</w:t>
+      </w:r>
+      <w:proofErr w:type="spellEnd"/>
+      <w:r>
+        <w:rPr>
+          <w:bCs/>
+          <w:lang w:val="en-IN"/>
+        </w:rPr>
+        <w:t xml:space="preserve"> object and starts the entire Spring Boot </w:t>
+      </w:r>
+      <w:proofErr w:type="spellStart"/>
+      <w:r>
+        <w:rPr>
+          <w:bCs/>
+          <w:lang w:val="en-IN"/>
+        </w:rPr>
+        <w:t>startup</w:t>
+      </w:r>
+      <w:proofErr w:type="spellEnd"/>
+      <w:r>
+        <w:rPr>
+          <w:bCs/>
+          <w:lang w:val="en-IN"/>
+        </w:rPr>
+        <w:t xml:space="preserve"> process.</w:t>
+      </w:r>
+    </w:p>
+    <w:p>
+      <w:pPr>
+        <w:rPr>
+          <w:bCs/>
+          <w:lang w:val="en-IN"/>
+        </w:rPr>
+      </w:pPr>
+      <w:r>
         <w:rPr>
           <w:b/>
-          <w:bCs/>
-          <w:i/>
-          <w:lang w:val="en-IN"/>
-        </w:rPr>
-      </w:pPr>
-      <w:r>
-        <w:rPr>
-          <w:b/>
-          <w:bCs/>
-          <w:i/>
-          <w:lang w:val="en-IN"/>
-        </w:rPr>
-        <w:t>@Controller v/s @</w:t>
-      </w:r>
-      <w:proofErr w:type="spellStart"/>
-      <w:r>
-        <w:rPr>
-          <w:b/>
-          <w:bCs/>
-          <w:i/>
-          <w:lang w:val="en-IN"/>
-        </w:rPr>
-        <w:t>RestController</w:t>
-      </w:r>
-      <w:proofErr w:type="spellEnd"/>
-    </w:p>
-    <w:p>
-      <w:pPr>
-        <w:rPr>
-          <w:i/>
-          <w:lang w:val="en-IN"/>
-        </w:rPr>
-      </w:pPr>
-      <w:r>
-        <w:rPr>
-          <w:i/>
-          <w:lang w:val="en-IN"/>
-        </w:rPr>
-        <w:t>@Controller is typically used in MVC applications where controllers return views (HTML pages). If you want to return data (like JSON), you must annotate each method with @</w:t>
-      </w:r>
-      <w:proofErr w:type="spellStart"/>
-      <w:r>
-        <w:rPr>
-          <w:i/>
-          <w:lang w:val="en-IN"/>
-        </w:rPr>
-        <w:t>ResponseBody</w:t>
-      </w:r>
-      <w:proofErr w:type="spellEnd"/>
-      <w:r>
-        <w:rPr>
-          <w:i/>
-          <w:lang w:val="en-IN"/>
-        </w:rPr>
-        <w:t>.</w:t>
-      </w:r>
-    </w:p>
-    <w:p>
-      <w:pPr>
-        <w:rPr>
-          <w:i/>
-          <w:lang w:val="en-IN"/>
-        </w:rPr>
-      </w:pPr>
-      <w:r>
-        <w:rPr>
-          <w:i/>
-          <w:lang w:val="en-IN"/>
-        </w:rPr>
-        <w:t>@</w:t>
-      </w:r>
-      <w:proofErr w:type="spellStart"/>
-      <w:r>
-        <w:rPr>
-          <w:i/>
-          <w:lang w:val="en-IN"/>
-        </w:rPr>
-        <w:t>RestController</w:t>
-      </w:r>
-      <w:proofErr w:type="spellEnd"/>
-      <w:r>
-        <w:rPr>
-          <w:i/>
-          <w:lang w:val="en-IN"/>
-        </w:rPr>
-        <w:t xml:space="preserve"> is a shortcut that combines @Controller and @</w:t>
-      </w:r>
-      <w:proofErr w:type="spellStart"/>
-      <w:r>
-        <w:rPr>
-          <w:i/>
-          <w:lang w:val="en-IN"/>
-        </w:rPr>
-        <w:t>ResponseBody</w:t>
-      </w:r>
-      <w:proofErr w:type="spellEnd"/>
-      <w:r>
-        <w:rPr>
-          <w:i/>
-          <w:lang w:val="en-IN"/>
-        </w:rPr>
-        <w:t>.</w:t>
-      </w:r>
-      <w:r>
-        <w:rPr>
-          <w:i/>
-          <w:lang w:val="en-IN"/>
-        </w:rPr>
-        <w:t xml:space="preserve"> </w:t>
-      </w:r>
-      <w:r>
-        <w:rPr>
-          <w:i/>
-          <w:lang w:val="en-IN"/>
-        </w:rPr>
-        <w:t>This means every method automatically serializes the return value into JSON or XML and writes it directly to the HTTP response body.</w:t>
-      </w:r>
-    </w:p>
-    <w:p>
-      <w:pPr>
-        <w:rPr>
-          <w:b/>
-          <w:lang w:val="en-IN"/>
-        </w:rPr>
-      </w:pPr>
-      <w:r>
-        <w:rPr>
-          <w:b/>
-          <w:lang w:val="en-IN"/>
-        </w:rPr>
-        <w:t>What happens behind the scenes when spring boot application starts?</w:t>
-      </w:r>
-    </w:p>
-    <w:p>
-      <w:pPr>
-        <w:rPr>
-          <w:bCs/>
-          <w:lang w:val="en-IN"/>
-        </w:rPr>
-      </w:pPr>
-      <w:r>
-        <w:rPr>
-          <w:b/>
-          <w:lang w:val="en-IN"/>
-        </w:rPr>
-        <w:t>Step 1</w:t>
-      </w:r>
-      <w:r>
-        <w:rPr>
-          <w:bCs/>
-          <w:lang w:val="en-IN"/>
-        </w:rPr>
-        <w:t xml:space="preserve"> — JVM starts the application</w:t>
-      </w:r>
-      <w:r>
-        <w:rPr>
-          <w:bCs/>
-          <w:lang w:val="en-IN"/>
-        </w:rPr>
-        <w:t xml:space="preserve"> </w:t>
-      </w:r>
-      <w:r>
-        <w:rPr>
-          <w:bCs/>
-          <w:lang w:val="en-IN"/>
-        </w:rPr>
-        <w:t xml:space="preserve">The JVM executes the </w:t>
-      </w:r>
-      <w:proofErr w:type="gramStart"/>
-      <w:r>
-        <w:rPr>
-          <w:bCs/>
-          <w:lang w:val="en-IN"/>
-        </w:rPr>
-        <w:t>main(</w:t>
-      </w:r>
-      <w:proofErr w:type="gramEnd"/>
-      <w:r>
-        <w:rPr>
-          <w:bCs/>
-          <w:lang w:val="en-IN"/>
-        </w:rPr>
-        <w:t xml:space="preserve">) method, which calls </w:t>
-      </w:r>
-      <w:proofErr w:type="spellStart"/>
-      <w:r>
-        <w:rPr>
-          <w:bCs/>
-          <w:lang w:val="en-IN"/>
-        </w:rPr>
-        <w:t>SpringApplication.run</w:t>
-      </w:r>
-      <w:proofErr w:type="spellEnd"/>
-      <w:r>
-        <w:rPr>
-          <w:bCs/>
-          <w:lang w:val="en-IN"/>
-        </w:rPr>
-        <w:t>().</w:t>
-      </w:r>
-      <w:r>
-        <w:rPr>
-          <w:bCs/>
-          <w:lang w:val="en-IN"/>
-        </w:rPr>
-        <w:t xml:space="preserve"> </w:t>
-      </w:r>
-      <w:r>
-        <w:rPr>
-          <w:bCs/>
-          <w:lang w:val="en-IN"/>
-        </w:rPr>
-        <w:t xml:space="preserve">This creates a </w:t>
-      </w:r>
-      <w:proofErr w:type="spellStart"/>
-      <w:r>
-        <w:rPr>
-          <w:bCs/>
-          <w:lang w:val="en-IN"/>
-        </w:rPr>
-        <w:t>SpringApplication</w:t>
-      </w:r>
-      <w:proofErr w:type="spellEnd"/>
-      <w:r>
-        <w:rPr>
-          <w:bCs/>
-          <w:lang w:val="en-IN"/>
-        </w:rPr>
-        <w:t xml:space="preserve"> object and starts the entire Spring Boot </w:t>
-      </w:r>
-      <w:proofErr w:type="spellStart"/>
-      <w:r>
-        <w:rPr>
-          <w:bCs/>
-          <w:lang w:val="en-IN"/>
-        </w:rPr>
-        <w:t>startup</w:t>
-      </w:r>
-      <w:proofErr w:type="spellEnd"/>
-      <w:r>
-        <w:rPr>
-          <w:bCs/>
-          <w:lang w:val="en-IN"/>
-        </w:rPr>
-        <w:t xml:space="preserve"> process.</w:t>
-      </w:r>
-    </w:p>
-    <w:p>
-      <w:pPr>
-        <w:rPr>
-          <w:bCs/>
-          <w:lang w:val="en-IN"/>
-        </w:rPr>
-      </w:pPr>
-      <w:r>
-        <w:rPr>
-          <w:b/>
-          <w:lang w:val="en-IN"/>
-        </w:rPr>
-        <w:lastRenderedPageBreak/>
+          <w:lang w:val="en-IN"/>
+        </w:rPr>
         <w:t>Step 2</w:t>
       </w:r>
       <w:r>
@@ -29136,6 +29755,7 @@
           <w:b/>
           <w:lang w:val="en-IN"/>
         </w:rPr>
+        <w:lastRenderedPageBreak/>
         <w:t>Step 4</w:t>
       </w:r>
       <w:r>
@@ -29760,7 +30380,119 @@
         <w:rPr>
           <w:lang w:val="en-IN"/>
         </w:rPr>
-        <w:t xml:space="preserve"> = Plain Old Java Object. Object of any class is POJO. E.g. ABC </w:t>
+        <w:t xml:space="preserve"> = Plain Old Java Object. </w:t>
+      </w:r>
+      <w:r>
+        <w:rPr>
+          <w:lang w:val="en-IN"/>
+        </w:rPr>
+        <w:br/>
+        <w:t>An object will be called POJO if it follows these 4 properties.</w:t>
+      </w:r>
+    </w:p>
+    <w:p>
+      <w:pPr>
+        <w:pStyle w:val="ListParagraph"/>
+        <w:numPr>
+          <w:ilvl w:val="0"/>
+          <w:numId w:val="74"/>
+        </w:numPr>
+        <w:rPr>
+          <w:lang w:val="en-IN"/>
+        </w:rPr>
+      </w:pPr>
+      <w:r>
+        <w:rPr>
+          <w:lang w:val="en-IN"/>
+        </w:rPr>
+        <w:t>Does not extend any framework class</w:t>
+      </w:r>
+    </w:p>
+    <w:p>
+      <w:pPr>
+        <w:pStyle w:val="ListParagraph"/>
+        <w:numPr>
+          <w:ilvl w:val="0"/>
+          <w:numId w:val="74"/>
+        </w:numPr>
+        <w:rPr>
+          <w:lang w:val="en-IN"/>
+        </w:rPr>
+      </w:pPr>
+      <w:r>
+        <w:rPr>
+          <w:lang w:val="en-IN"/>
+        </w:rPr>
+        <w:t>Does not implement any framework interface</w:t>
+      </w:r>
+    </w:p>
+    <w:p>
+      <w:pPr>
+        <w:pStyle w:val="ListParagraph"/>
+        <w:numPr>
+          <w:ilvl w:val="0"/>
+          <w:numId w:val="74"/>
+        </w:numPr>
+        <w:rPr>
+          <w:lang w:val="en-IN"/>
+        </w:rPr>
+      </w:pPr>
+      <w:r>
+        <w:rPr>
+          <w:lang w:val="en-IN"/>
+        </w:rPr>
+        <w:t xml:space="preserve">It </w:t>
+      </w:r>
+      <w:proofErr w:type="gramStart"/>
+      <w:r>
+        <w:rPr>
+          <w:lang w:val="en-IN"/>
+        </w:rPr>
+        <w:t>Is</w:t>
+      </w:r>
+      <w:proofErr w:type="gramEnd"/>
+      <w:r>
+        <w:rPr>
+          <w:lang w:val="en-IN"/>
+        </w:rPr>
+        <w:t xml:space="preserve"> not forced to use annotations</w:t>
+      </w:r>
+      <w:r>
+        <w:rPr>
+          <w:lang w:val="en-IN"/>
+        </w:rPr>
+        <w:t>.</w:t>
+      </w:r>
+    </w:p>
+    <w:p>
+      <w:pPr>
+        <w:pStyle w:val="ListParagraph"/>
+        <w:numPr>
+          <w:ilvl w:val="0"/>
+          <w:numId w:val="74"/>
+        </w:numPr>
+        <w:rPr>
+          <w:lang w:val="en-IN"/>
+        </w:rPr>
+      </w:pPr>
+      <w:r>
+        <w:rPr>
+          <w:lang w:val="en-IN"/>
+        </w:rPr>
+        <w:t>Follows simple Java conventions</w:t>
+      </w:r>
+    </w:p>
+    <w:p>
+      <w:pPr>
+        <w:rPr>
+          <w:lang w:val="en-IN"/>
+        </w:rPr>
+      </w:pPr>
+      <w:r>
+        <w:rPr>
+          <w:lang w:val="en-IN"/>
+        </w:rPr>
+        <w:t xml:space="preserve"> E.g. ABC </w:t>
       </w:r>
       <w:proofErr w:type="spellStart"/>
       <w:r>
@@ -29847,7 +30579,6 @@
         <w:rPr>
           <w:lang w:val="en-IN"/>
         </w:rPr>
-        <w:lastRenderedPageBreak/>
         <w:t>Restriction 1: Class should have default/ no-</w:t>
       </w:r>
       <w:proofErr w:type="spellStart"/>
@@ -29926,6 +30657,7 @@
           <w:b/>
           <w:lang w:val="en-IN"/>
         </w:rPr>
+        <w:lastRenderedPageBreak/>
         <w:t>Spring Bean</w:t>
       </w:r>
       <w:r>
@@ -30697,83 +31429,83 @@
           <w:bCs/>
           <w:lang w:val="en-IN"/>
         </w:rPr>
+        <w:t xml:space="preserve">This is where @Primary and @Qualifier are used. </w:t>
+      </w:r>
+      <w:r>
+        <w:rPr>
+          <w:bCs/>
+          <w:lang w:val="en-IN"/>
+        </w:rPr>
+        <w:br/>
+      </w:r>
+      <w:r>
+        <w:rPr>
+          <w:bCs/>
+          <w:lang w:val="en-IN"/>
+        </w:rPr>
+        <w:t>They help in deciding which bean should be used.</w:t>
+      </w:r>
+    </w:p>
+    <w:p>
+      <w:pPr>
+        <w:rPr>
+          <w:bCs/>
+          <w:lang w:val="en-IN"/>
+        </w:rPr>
+      </w:pPr>
+      <w:r>
+        <w:rPr>
+          <w:bCs/>
+          <w:lang w:val="en-IN"/>
+        </w:rPr>
+        <w:t xml:space="preserve">@Primary — </w:t>
+      </w:r>
+      <w:proofErr w:type="gramStart"/>
+      <w:r>
+        <w:rPr>
+          <w:bCs/>
+          <w:lang w:val="en-IN"/>
+        </w:rPr>
+        <w:t>Sets</w:t>
+      </w:r>
+      <w:proofErr w:type="gramEnd"/>
+      <w:r>
+        <w:rPr>
+          <w:bCs/>
+          <w:lang w:val="en-IN"/>
+        </w:rPr>
+        <w:t xml:space="preserve"> the default bean. If multiple beans of same type are available, </w:t>
+      </w:r>
+      <w:proofErr w:type="gramStart"/>
+      <w:r>
+        <w:rPr>
+          <w:bCs/>
+          <w:lang w:val="en-IN"/>
+        </w:rPr>
+        <w:t>Spring</w:t>
+      </w:r>
+      <w:proofErr w:type="gramEnd"/>
+      <w:r>
+        <w:rPr>
+          <w:bCs/>
+          <w:lang w:val="en-IN"/>
+        </w:rPr>
+        <w:t xml:space="preserve"> will prefer the one marked with @Primary automatically.</w:t>
+      </w:r>
+    </w:p>
+    <w:p>
+      <w:pPr>
+        <w:rPr>
+          <w:b/>
+          <w:lang w:val="en-IN"/>
+        </w:rPr>
+      </w:pPr>
+      <w:r>
+        <w:rPr>
+          <w:bCs/>
+          <w:lang w:val="en-IN"/>
+        </w:rPr>
         <w:lastRenderedPageBreak/>
-        <w:t xml:space="preserve">This is where @Primary and @Qualifier are used. </w:t>
-      </w:r>
-      <w:r>
-        <w:rPr>
-          <w:bCs/>
-          <w:lang w:val="en-IN"/>
-        </w:rPr>
-        <w:br/>
-      </w:r>
-      <w:r>
-        <w:rPr>
-          <w:bCs/>
-          <w:lang w:val="en-IN"/>
-        </w:rPr>
-        <w:t>They help in deciding which bean should be used.</w:t>
-      </w:r>
-    </w:p>
-    <w:p>
-      <w:pPr>
-        <w:rPr>
-          <w:bCs/>
-          <w:lang w:val="en-IN"/>
-        </w:rPr>
-      </w:pPr>
-      <w:r>
-        <w:rPr>
-          <w:bCs/>
-          <w:lang w:val="en-IN"/>
-        </w:rPr>
-        <w:t xml:space="preserve">@Primary — </w:t>
-      </w:r>
-      <w:proofErr w:type="gramStart"/>
-      <w:r>
-        <w:rPr>
-          <w:bCs/>
-          <w:lang w:val="en-IN"/>
-        </w:rPr>
-        <w:t>Sets</w:t>
-      </w:r>
-      <w:proofErr w:type="gramEnd"/>
-      <w:r>
-        <w:rPr>
-          <w:bCs/>
-          <w:lang w:val="en-IN"/>
-        </w:rPr>
-        <w:t xml:space="preserve"> the default bean. If multiple beans of same type are available, </w:t>
-      </w:r>
-      <w:proofErr w:type="gramStart"/>
-      <w:r>
-        <w:rPr>
-          <w:bCs/>
-          <w:lang w:val="en-IN"/>
-        </w:rPr>
-        <w:t>Spring</w:t>
-      </w:r>
-      <w:proofErr w:type="gramEnd"/>
-      <w:r>
-        <w:rPr>
-          <w:bCs/>
-          <w:lang w:val="en-IN"/>
-        </w:rPr>
-        <w:t xml:space="preserve"> will prefer the one marked with @Primary automatically.</w:t>
-      </w:r>
-    </w:p>
-    <w:p>
-      <w:pPr>
-        <w:rPr>
-          <w:b/>
-          <w:lang w:val="en-IN"/>
-        </w:rPr>
-      </w:pPr>
-      <w:r>
-        <w:rPr>
-          <w:bCs/>
-          <w:lang w:val="en-IN"/>
-        </w:rPr>
         <w:t>@Qualifier - Specifies exactly which bean to use. If you want to override the @Primary or explicitly choose one bean, use @Qualifier.</w:t>
       </w:r>
       <w:r>
@@ -31527,14 +32259,13 @@
         <w:rPr>
           <w:lang w:val="en-IN"/>
         </w:rPr>
-        <w:t xml:space="preserve">If multiple keys map to the same bucket (same index), they are stored as a linked </w:t>
-      </w:r>
-      <w:proofErr w:type="gramStart"/>
-      <w:r>
-        <w:rPr>
-          <w:lang w:val="en-IN"/>
-        </w:rPr>
-        <w:t>list</w:t>
+        <w:t>If multiple keys map to the same bucket (same index), they are stored as a linked list</w:t>
+      </w:r>
+      <w:r>
+        <w:rPr>
+          <w:lang w:val="en-IN"/>
+        </w:rPr>
+        <w:t xml:space="preserve"> </w:t>
       </w:r>
       <w:r>
         <w:rPr>
@@ -31542,18 +32273,38 @@
         </w:rPr>
         <w:t>(</w:t>
       </w:r>
-      <w:proofErr w:type="gramEnd"/>
-      <w:r>
-        <w:rPr>
-          <w:lang w:val="en-IN"/>
-        </w:rPr>
-        <w:t>after java 8 we use red-black tree instead of linked list)</w:t>
+      <w:r>
+        <w:t xml:space="preserve">If the number of nodes in that bucket exceeds 8 </w:t>
+      </w:r>
+      <w:r>
+        <w:rPr>
+          <w:lang w:val="en-IN"/>
+        </w:rPr>
+        <w:t xml:space="preserve">red-black tree </w:t>
+      </w:r>
+      <w:r>
+        <w:rPr>
+          <w:lang w:val="en-IN"/>
+        </w:rPr>
+        <w:t xml:space="preserve">is used </w:t>
+      </w:r>
+      <w:r>
+        <w:rPr>
+          <w:lang w:val="en-IN"/>
+        </w:rPr>
+        <w:t>instead of linked list)</w:t>
       </w:r>
       <w:r>
         <w:rPr>
           <w:lang w:val="en-IN"/>
         </w:rPr>
         <w:t xml:space="preserve"> within that bucket.</w:t>
+      </w:r>
+      <w:r>
+        <w:rPr>
+          <w:lang w:val="en-IN"/>
+        </w:rPr>
+        <w:t xml:space="preserve"> </w:t>
       </w:r>
     </w:p>
     <w:p>
@@ -31760,6 +32511,7 @@
           <w:b/>
           <w:lang w:val="en-IN"/>
         </w:rPr>
+        <w:lastRenderedPageBreak/>
         <w:t>Searching the Bucket:</w:t>
       </w:r>
       <w:r>
@@ -31798,7 +32550,6 @@
         <w:rPr>
           <w:lang w:val="en-IN"/>
         </w:rPr>
-        <w:lastRenderedPageBreak/>
         <w:t>Important Properties</w:t>
       </w:r>
     </w:p>
@@ -36727,6 +37478,1680 @@
           <w:lang w:val="en-IN"/>
         </w:rPr>
         <w:lastRenderedPageBreak/>
+        <w:t>With the introduction of functional interfaces (</w:t>
+      </w:r>
+      <w:r>
+        <w:rPr>
+          <w:b/>
+          <w:lang w:val="en-IN"/>
+        </w:rPr>
+        <w:t>especially</w:t>
+      </w:r>
+      <w:r>
+        <w:rPr>
+          <w:b/>
+          <w:lang w:val="en-IN"/>
+        </w:rPr>
+        <w:t xml:space="preserve"> due</w:t>
+      </w:r>
+      <w:r>
+        <w:rPr>
+          <w:b/>
+          <w:lang w:val="en-IN"/>
+        </w:rPr>
+        <w:t xml:space="preserve"> to default and static methods), we don’t need abstract classes for sharing the method implementation. Why we need abstract classes even though we have functional interfaces?</w:t>
+      </w:r>
+    </w:p>
+    <w:p>
+      <w:pPr>
+        <w:rPr>
+          <w:bCs/>
+          <w:lang w:val="en-IN"/>
+        </w:rPr>
+      </w:pPr>
+      <w:r>
+        <w:rPr>
+          <w:bCs/>
+          <w:lang w:val="en-IN"/>
+        </w:rPr>
+        <w:t xml:space="preserve">The feature that is still available only with abstract classes is </w:t>
+      </w:r>
+      <w:r>
+        <w:rPr>
+          <w:bCs/>
+          <w:lang w:val="en-IN"/>
+        </w:rPr>
+        <w:t>abstract classes</w:t>
+      </w:r>
+      <w:r>
+        <w:rPr>
+          <w:bCs/>
+          <w:lang w:val="en-IN"/>
+        </w:rPr>
+        <w:t xml:space="preserve"> </w:t>
+      </w:r>
+      <w:r>
+        <w:rPr>
+          <w:bCs/>
+          <w:lang w:val="en-IN"/>
+        </w:rPr>
+        <w:t xml:space="preserve">can </w:t>
+      </w:r>
+      <w:r>
+        <w:rPr>
+          <w:bCs/>
+          <w:lang w:val="en-IN"/>
+        </w:rPr>
+        <w:t xml:space="preserve">have </w:t>
+      </w:r>
+      <w:r>
+        <w:rPr>
+          <w:bCs/>
+          <w:lang w:val="en-IN"/>
+        </w:rPr>
+        <w:t>variables that are mutable in nature (with interfaces variables are immutable) and abstract classes do provide controlled (single) inheritance.</w:t>
+      </w:r>
+    </w:p>
+    <w:p>
+      <w:pPr>
+        <w:rPr>
+          <w:b/>
+          <w:lang w:val="en-IN"/>
+        </w:rPr>
+      </w:pPr>
+      <w:r>
+        <w:rPr>
+          <w:b/>
+          <w:lang w:val="en-IN"/>
+        </w:rPr>
+        <w:t xml:space="preserve">I have 2 functional interfaces (interface1 and </w:t>
+      </w:r>
+      <w:proofErr w:type="gramStart"/>
+      <w:r>
+        <w:rPr>
+          <w:b/>
+          <w:lang w:val="en-IN"/>
+        </w:rPr>
+        <w:t>interface2 )</w:t>
+      </w:r>
+      <w:proofErr w:type="gramEnd"/>
+      <w:r>
+        <w:rPr>
+          <w:b/>
+          <w:lang w:val="en-IN"/>
+        </w:rPr>
+        <w:t xml:space="preserve"> and each having one abstract method (absmethod1, absmethod2). </w:t>
+      </w:r>
+      <w:proofErr w:type="gramStart"/>
+      <w:r>
+        <w:rPr>
+          <w:b/>
+          <w:lang w:val="en-IN"/>
+        </w:rPr>
+        <w:t>can</w:t>
+      </w:r>
+      <w:proofErr w:type="gramEnd"/>
+      <w:r>
+        <w:rPr>
+          <w:b/>
+          <w:lang w:val="en-IN"/>
+        </w:rPr>
+        <w:t xml:space="preserve"> interface2 inherit another functional interface interface1?</w:t>
+      </w:r>
+    </w:p>
+    <w:p>
+      <w:pPr>
+        <w:rPr>
+          <w:bCs/>
+          <w:lang w:val="en-IN"/>
+        </w:rPr>
+      </w:pPr>
+      <w:r>
+        <w:rPr>
+          <w:bCs/>
+          <w:lang w:val="en-IN"/>
+        </w:rPr>
+        <w:t>@</w:t>
+      </w:r>
+      <w:proofErr w:type="spellStart"/>
+      <w:r>
+        <w:rPr>
+          <w:bCs/>
+          <w:lang w:val="en-IN"/>
+        </w:rPr>
+        <w:t>FunctionalInterface</w:t>
+      </w:r>
+      <w:proofErr w:type="spellEnd"/>
+      <w:r>
+        <w:rPr>
+          <w:bCs/>
+          <w:lang w:val="en-IN"/>
+        </w:rPr>
+        <w:br/>
+      </w:r>
+      <w:r>
+        <w:rPr>
+          <w:bCs/>
+          <w:lang w:val="en-IN"/>
+        </w:rPr>
+        <w:t xml:space="preserve">interface Interface1 </w:t>
+      </w:r>
+      <w:proofErr w:type="gramStart"/>
+      <w:r>
+        <w:rPr>
+          <w:bCs/>
+          <w:lang w:val="en-IN"/>
+        </w:rPr>
+        <w:t>{</w:t>
+      </w:r>
+      <w:r>
+        <w:rPr>
+          <w:bCs/>
+          <w:lang w:val="en-IN"/>
+        </w:rPr>
+        <w:t xml:space="preserve"> </w:t>
+      </w:r>
+      <w:r>
+        <w:rPr>
+          <w:bCs/>
+          <w:lang w:val="en-IN"/>
+        </w:rPr>
+        <w:t>void</w:t>
+      </w:r>
+      <w:proofErr w:type="gramEnd"/>
+      <w:r>
+        <w:rPr>
+          <w:bCs/>
+          <w:lang w:val="en-IN"/>
+        </w:rPr>
+        <w:t xml:space="preserve"> absMethod1();</w:t>
+      </w:r>
+      <w:r>
+        <w:rPr>
+          <w:bCs/>
+          <w:lang w:val="en-IN"/>
+        </w:rPr>
+        <w:t xml:space="preserve"> </w:t>
+      </w:r>
+      <w:r>
+        <w:rPr>
+          <w:bCs/>
+          <w:lang w:val="en-IN"/>
+        </w:rPr>
+        <w:t>}</w:t>
+      </w:r>
+    </w:p>
+    <w:p>
+      <w:pPr>
+        <w:rPr>
+          <w:bCs/>
+          <w:lang w:val="en-IN"/>
+        </w:rPr>
+      </w:pPr>
+      <w:r>
+        <w:rPr>
+          <w:bCs/>
+          <w:lang w:val="en-IN"/>
+        </w:rPr>
+        <w:t>@</w:t>
+      </w:r>
+      <w:proofErr w:type="spellStart"/>
+      <w:r>
+        <w:rPr>
+          <w:bCs/>
+          <w:lang w:val="en-IN"/>
+        </w:rPr>
+        <w:t>FunctionalInterface</w:t>
+      </w:r>
+      <w:proofErr w:type="spellEnd"/>
+      <w:r>
+        <w:rPr>
+          <w:bCs/>
+          <w:lang w:val="en-IN"/>
+        </w:rPr>
+        <w:br/>
+      </w:r>
+      <w:r>
+        <w:rPr>
+          <w:bCs/>
+          <w:lang w:val="en-IN"/>
+        </w:rPr>
+        <w:t xml:space="preserve">interface Interface2 extends Interface1 </w:t>
+      </w:r>
+      <w:proofErr w:type="gramStart"/>
+      <w:r>
+        <w:rPr>
+          <w:bCs/>
+          <w:lang w:val="en-IN"/>
+        </w:rPr>
+        <w:t>{</w:t>
+      </w:r>
+      <w:r>
+        <w:rPr>
+          <w:bCs/>
+          <w:lang w:val="en-IN"/>
+        </w:rPr>
+        <w:t xml:space="preserve"> </w:t>
+      </w:r>
+      <w:r>
+        <w:rPr>
+          <w:bCs/>
+          <w:lang w:val="en-IN"/>
+        </w:rPr>
+        <w:t>void</w:t>
+      </w:r>
+      <w:proofErr w:type="gramEnd"/>
+      <w:r>
+        <w:rPr>
+          <w:bCs/>
+          <w:lang w:val="en-IN"/>
+        </w:rPr>
+        <w:t xml:space="preserve"> absMethod2();</w:t>
+      </w:r>
+      <w:r>
+        <w:rPr>
+          <w:bCs/>
+          <w:lang w:val="en-IN"/>
+        </w:rPr>
+        <w:t xml:space="preserve"> </w:t>
+      </w:r>
+      <w:r>
+        <w:rPr>
+          <w:bCs/>
+          <w:lang w:val="en-IN"/>
+        </w:rPr>
+        <w:t>}</w:t>
+      </w:r>
+      <w:r>
+        <w:rPr>
+          <w:bCs/>
+          <w:lang w:val="en-IN"/>
+        </w:rPr>
+        <w:t xml:space="preserve"> </w:t>
+      </w:r>
+    </w:p>
+    <w:p>
+      <w:pPr>
+        <w:rPr>
+          <w:bCs/>
+          <w:lang w:val="en-IN"/>
+        </w:rPr>
+      </w:pPr>
+      <w:r>
+        <w:rPr>
+          <w:bCs/>
+          <w:lang w:val="en-IN"/>
+        </w:rPr>
+        <w:t>This will give compilation error as it violates the core concept of Functional Interface that there can be only one abstract method in a functional Interface.</w:t>
+      </w:r>
+    </w:p>
+    <w:p>
+      <w:pPr>
+        <w:rPr>
+          <w:bCs/>
+          <w:lang w:val="en-IN"/>
+        </w:rPr>
+      </w:pPr>
+      <w:r>
+        <w:rPr>
+          <w:bCs/>
+          <w:lang w:val="en-IN"/>
+        </w:rPr>
+        <w:t>The possible correct answers are:</w:t>
+      </w:r>
+    </w:p>
+    <w:p>
+      <w:pPr>
+        <w:rPr>
+          <w:bCs/>
+          <w:lang w:val="en-IN"/>
+        </w:rPr>
+      </w:pPr>
+      <w:r>
+        <w:rPr>
+          <w:bCs/>
+          <w:lang w:val="en-IN"/>
+        </w:rPr>
+        <w:t>@</w:t>
+      </w:r>
+      <w:proofErr w:type="spellStart"/>
+      <w:r>
+        <w:rPr>
+          <w:bCs/>
+          <w:lang w:val="en-IN"/>
+        </w:rPr>
+        <w:t>FunctionalInterface</w:t>
+      </w:r>
+      <w:proofErr w:type="spellEnd"/>
+      <w:r>
+        <w:rPr>
+          <w:bCs/>
+          <w:lang w:val="en-IN"/>
+        </w:rPr>
+        <w:br/>
+      </w:r>
+      <w:r>
+        <w:rPr>
+          <w:bCs/>
+          <w:lang w:val="en-IN"/>
+        </w:rPr>
+        <w:t xml:space="preserve">interface Interface1 </w:t>
+      </w:r>
+      <w:proofErr w:type="gramStart"/>
+      <w:r>
+        <w:rPr>
+          <w:bCs/>
+          <w:lang w:val="en-IN"/>
+        </w:rPr>
+        <w:t>{</w:t>
+      </w:r>
+      <w:r>
+        <w:rPr>
+          <w:bCs/>
+          <w:lang w:val="en-IN"/>
+        </w:rPr>
+        <w:t xml:space="preserve"> </w:t>
+      </w:r>
+      <w:r>
+        <w:rPr>
+          <w:bCs/>
+          <w:lang w:val="en-IN"/>
+        </w:rPr>
+        <w:t>void</w:t>
+      </w:r>
+      <w:proofErr w:type="gramEnd"/>
+      <w:r>
+        <w:rPr>
+          <w:bCs/>
+          <w:lang w:val="en-IN"/>
+        </w:rPr>
+        <w:t xml:space="preserve"> </w:t>
+      </w:r>
+      <w:proofErr w:type="spellStart"/>
+      <w:r>
+        <w:rPr>
+          <w:bCs/>
+          <w:lang w:val="en-IN"/>
+        </w:rPr>
+        <w:t>absMethod</w:t>
+      </w:r>
+      <w:proofErr w:type="spellEnd"/>
+      <w:r>
+        <w:rPr>
+          <w:bCs/>
+          <w:lang w:val="en-IN"/>
+        </w:rPr>
+        <w:t>();</w:t>
+      </w:r>
+      <w:r>
+        <w:rPr>
+          <w:bCs/>
+          <w:lang w:val="en-IN"/>
+        </w:rPr>
+        <w:t xml:space="preserve"> </w:t>
+      </w:r>
+      <w:r>
+        <w:rPr>
+          <w:bCs/>
+          <w:lang w:val="en-IN"/>
+        </w:rPr>
+        <w:t>}</w:t>
+      </w:r>
+    </w:p>
+    <w:p>
+      <w:pPr>
+        <w:rPr>
+          <w:bCs/>
+          <w:lang w:val="en-IN"/>
+        </w:rPr>
+      </w:pPr>
+      <w:r>
+        <w:rPr>
+          <w:bCs/>
+          <w:lang w:val="en-IN"/>
+        </w:rPr>
+        <w:t>@</w:t>
+      </w:r>
+      <w:proofErr w:type="spellStart"/>
+      <w:r>
+        <w:rPr>
+          <w:bCs/>
+          <w:lang w:val="en-IN"/>
+        </w:rPr>
+        <w:t>FunctionalInterface</w:t>
+      </w:r>
+      <w:proofErr w:type="spellEnd"/>
+      <w:r>
+        <w:rPr>
+          <w:bCs/>
+          <w:lang w:val="en-IN"/>
+        </w:rPr>
+        <w:br/>
+      </w:r>
+      <w:r>
+        <w:rPr>
+          <w:bCs/>
+          <w:lang w:val="en-IN"/>
+        </w:rPr>
+        <w:t>interface Interface2 extends Interface1 {</w:t>
+      </w:r>
+      <w:r>
+        <w:rPr>
+          <w:bCs/>
+          <w:lang w:val="en-IN"/>
+        </w:rPr>
+        <w:br/>
+        <w:t xml:space="preserve"> </w:t>
+      </w:r>
+      <w:r>
+        <w:rPr>
+          <w:bCs/>
+          <w:lang w:val="en-IN"/>
+        </w:rPr>
+        <w:tab/>
+      </w:r>
+      <w:r>
+        <w:rPr>
+          <w:bCs/>
+          <w:lang w:val="en-IN"/>
+        </w:rPr>
+        <w:t xml:space="preserve">// </w:t>
+      </w:r>
+      <w:r>
+        <w:rPr>
+          <w:bCs/>
+          <w:lang w:val="en-IN"/>
+        </w:rPr>
+        <w:t xml:space="preserve">need </w:t>
+      </w:r>
+      <w:r>
+        <w:rPr>
+          <w:bCs/>
+          <w:lang w:val="en-IN"/>
+        </w:rPr>
+        <w:t>no</w:t>
+      </w:r>
+      <w:r>
+        <w:rPr>
+          <w:bCs/>
+          <w:lang w:val="en-IN"/>
+        </w:rPr>
+        <w:t>t define</w:t>
+      </w:r>
+      <w:r>
+        <w:rPr>
+          <w:bCs/>
+          <w:lang w:val="en-IN"/>
+        </w:rPr>
+        <w:t xml:space="preserve"> new abstract methods</w:t>
+      </w:r>
+      <w:r>
+        <w:rPr>
+          <w:bCs/>
+          <w:lang w:val="en-IN"/>
+        </w:rPr>
+        <w:br/>
+      </w:r>
+      <w:r>
+        <w:rPr>
+          <w:bCs/>
+          <w:lang w:val="en-IN"/>
+        </w:rPr>
+        <w:t>}</w:t>
+      </w:r>
+      <w:r>
+        <w:rPr>
+          <w:bCs/>
+          <w:lang w:val="en-IN"/>
+        </w:rPr>
+        <w:t xml:space="preserve"> </w:t>
+      </w:r>
+    </w:p>
+    <w:p>
+      <w:pPr>
+        <w:rPr>
+          <w:bCs/>
+          <w:lang w:val="en-IN"/>
+        </w:rPr>
+      </w:pPr>
+      <w:r>
+        <w:rPr>
+          <w:bCs/>
+          <w:lang w:val="en-IN"/>
+        </w:rPr>
+        <w:t>---------------------------OR--------------------------</w:t>
+      </w:r>
+    </w:p>
+    <w:p>
+      <w:pPr>
+        <w:rPr>
+          <w:bCs/>
+          <w:lang w:val="en-IN"/>
+        </w:rPr>
+      </w:pPr>
+      <w:r>
+        <w:rPr>
+          <w:bCs/>
+          <w:lang w:val="en-IN"/>
+        </w:rPr>
+        <w:t>@</w:t>
+      </w:r>
+      <w:proofErr w:type="spellStart"/>
+      <w:r>
+        <w:rPr>
+          <w:bCs/>
+          <w:lang w:val="en-IN"/>
+        </w:rPr>
+        <w:t>FunctionalInterface</w:t>
+      </w:r>
+      <w:proofErr w:type="spellEnd"/>
+      <w:r>
+        <w:rPr>
+          <w:bCs/>
+          <w:lang w:val="en-IN"/>
+        </w:rPr>
+        <w:br/>
+      </w:r>
+      <w:r>
+        <w:rPr>
+          <w:bCs/>
+          <w:lang w:val="en-IN"/>
+        </w:rPr>
+        <w:t>interface Interface2 extends Interface1 {</w:t>
+      </w:r>
+      <w:r>
+        <w:rPr>
+          <w:bCs/>
+          <w:lang w:val="en-IN"/>
+        </w:rPr>
+        <w:br/>
+        <w:t xml:space="preserve"> </w:t>
+      </w:r>
+      <w:r>
+        <w:rPr>
+          <w:bCs/>
+          <w:lang w:val="en-IN"/>
+        </w:rPr>
+        <w:tab/>
+      </w:r>
+      <w:r>
+        <w:rPr>
+          <w:bCs/>
+          <w:lang w:val="en-IN"/>
+        </w:rPr>
+        <w:t>@Override</w:t>
+      </w:r>
+      <w:r>
+        <w:rPr>
+          <w:bCs/>
+          <w:lang w:val="en-IN"/>
+        </w:rPr>
+        <w:br/>
+        <w:t xml:space="preserve"> </w:t>
+      </w:r>
+      <w:r>
+        <w:rPr>
+          <w:bCs/>
+          <w:lang w:val="en-IN"/>
+        </w:rPr>
+        <w:tab/>
+      </w:r>
+      <w:r>
+        <w:rPr>
+          <w:bCs/>
+          <w:lang w:val="en-IN"/>
+        </w:rPr>
+        <w:t xml:space="preserve">void </w:t>
+      </w:r>
+      <w:proofErr w:type="spellStart"/>
+      <w:proofErr w:type="gramStart"/>
+      <w:r>
+        <w:rPr>
+          <w:bCs/>
+          <w:lang w:val="en-IN"/>
+        </w:rPr>
+        <w:t>absMethod</w:t>
+      </w:r>
+      <w:proofErr w:type="spellEnd"/>
+      <w:r>
+        <w:rPr>
+          <w:bCs/>
+          <w:lang w:val="en-IN"/>
+        </w:rPr>
+        <w:t>(</w:t>
+      </w:r>
+      <w:proofErr w:type="gramEnd"/>
+      <w:r>
+        <w:rPr>
+          <w:bCs/>
+          <w:lang w:val="en-IN"/>
+        </w:rPr>
+        <w:t>);</w:t>
+      </w:r>
+      <w:r>
+        <w:rPr>
+          <w:bCs/>
+          <w:lang w:val="en-IN"/>
+        </w:rPr>
+        <w:t xml:space="preserve"> // overriding the abstract method of Interface 1</w:t>
+      </w:r>
+      <w:r>
+        <w:rPr>
+          <w:bCs/>
+          <w:lang w:val="en-IN"/>
+        </w:rPr>
+        <w:br/>
+      </w:r>
+      <w:r>
+        <w:rPr>
+          <w:bCs/>
+          <w:lang w:val="en-IN"/>
+        </w:rPr>
+        <w:t>}</w:t>
+      </w:r>
+    </w:p>
+    <w:p>
+      <w:pPr>
+        <w:rPr>
+          <w:bCs/>
+          <w:lang w:val="en-IN"/>
+        </w:rPr>
+      </w:pPr>
+      <w:r>
+        <w:rPr>
+          <w:b/>
+          <w:lang w:val="en-IN"/>
+        </w:rPr>
+        <w:t>Can default methods in a functional interface be overridden by sub-interfaces or implementing classes</w:t>
+      </w:r>
+      <w:r>
+        <w:rPr>
+          <w:bCs/>
+          <w:lang w:val="en-IN"/>
+        </w:rPr>
+        <w:t xml:space="preserve"> </w:t>
+      </w:r>
+      <w:r>
+        <w:rPr>
+          <w:bCs/>
+          <w:lang w:val="en-IN"/>
+        </w:rPr>
+        <w:t>Default methods</w:t>
+      </w:r>
+      <w:r>
+        <w:rPr>
+          <w:bCs/>
+          <w:lang w:val="en-IN"/>
+        </w:rPr>
+        <w:t xml:space="preserve"> in</w:t>
+      </w:r>
+      <w:r>
+        <w:rPr>
+          <w:bCs/>
+          <w:lang w:val="en-IN"/>
+        </w:rPr>
+        <w:t xml:space="preserve"> functional interface can be </w:t>
+      </w:r>
+      <w:r>
+        <w:rPr>
+          <w:bCs/>
+          <w:lang w:val="en-IN"/>
+        </w:rPr>
+        <w:t xml:space="preserve">overridden by sub-interfaces or implementing </w:t>
+      </w:r>
+      <w:proofErr w:type="gramStart"/>
+      <w:r>
+        <w:rPr>
+          <w:bCs/>
+          <w:lang w:val="en-IN"/>
+        </w:rPr>
+        <w:t>classes</w:t>
+      </w:r>
+      <w:r>
+        <w:rPr>
+          <w:bCs/>
+          <w:lang w:val="en-IN"/>
+        </w:rPr>
+        <w:t>.</w:t>
+      </w:r>
+      <w:proofErr w:type="gramEnd"/>
+    </w:p>
+    <w:p>
+      <w:pPr>
+        <w:rPr>
+          <w:bCs/>
+          <w:lang w:val="en-IN"/>
+        </w:rPr>
+      </w:pPr>
+      <w:r>
+        <w:rPr>
+          <w:b/>
+          <w:lang w:val="en-IN"/>
+        </w:rPr>
+        <w:t>Can static methods in a functional interface be overridden by sub-interfaces or implementing classes</w:t>
+      </w:r>
+      <w:r>
+        <w:rPr>
+          <w:b/>
+          <w:lang w:val="en-IN"/>
+        </w:rPr>
+        <w:t>.</w:t>
+      </w:r>
+      <w:r>
+        <w:rPr>
+          <w:bCs/>
+          <w:lang w:val="en-IN"/>
+        </w:rPr>
+        <w:br/>
+      </w:r>
+      <w:r>
+        <w:rPr>
+          <w:bCs/>
+          <w:lang w:val="en-IN"/>
+        </w:rPr>
+        <w:t>Static methods in a functional interface cannot be overridden by sub-interfaces or implementing classes.</w:t>
+      </w:r>
+      <w:r>
+        <w:rPr>
+          <w:bCs/>
+          <w:lang w:val="en-IN"/>
+        </w:rPr>
+        <w:br/>
+      </w:r>
+      <w:r>
+        <w:rPr>
+          <w:bCs/>
+          <w:lang w:val="en-IN"/>
+        </w:rPr>
+        <w:t xml:space="preserve">If a sub-interface or class declares a static method with the same name and same signature, it is </w:t>
+      </w:r>
+      <w:r>
+        <w:rPr>
+          <w:bCs/>
+          <w:lang w:val="en-IN"/>
+        </w:rPr>
+        <w:t xml:space="preserve">called </w:t>
+      </w:r>
+      <w:r>
+        <w:rPr>
+          <w:bCs/>
+          <w:lang w:val="en-IN"/>
+        </w:rPr>
+        <w:t>method hiding, not overriding.</w:t>
+      </w:r>
+    </w:p>
+    <w:p>
+      <w:pPr>
+        <w:rPr>
+          <w:b/>
+          <w:lang w:val="en-IN"/>
+        </w:rPr>
+      </w:pPr>
+      <w:r>
+        <w:rPr>
+          <w:b/>
+          <w:lang w:val="en-IN"/>
+        </w:rPr>
+        <w:lastRenderedPageBreak/>
+        <w:t>How to create our own functional interface and how to use it?</w:t>
+      </w:r>
+    </w:p>
+    <w:p>
+      <w:pPr>
+        <w:rPr>
+          <w:bCs/>
+          <w:lang w:val="en-IN"/>
+        </w:rPr>
+      </w:pPr>
+      <w:r>
+        <w:rPr>
+          <w:bCs/>
+          <w:lang w:val="en-IN"/>
+        </w:rPr>
+        <w:t>@</w:t>
+      </w:r>
+      <w:proofErr w:type="spellStart"/>
+      <w:r>
+        <w:rPr>
+          <w:bCs/>
+          <w:lang w:val="en-IN"/>
+        </w:rPr>
+        <w:t>FunctionalInterface</w:t>
+      </w:r>
+      <w:proofErr w:type="spellEnd"/>
+      <w:r>
+        <w:rPr>
+          <w:bCs/>
+          <w:lang w:val="en-IN"/>
+        </w:rPr>
+        <w:br/>
+      </w:r>
+      <w:r>
+        <w:rPr>
+          <w:bCs/>
+          <w:lang w:val="en-IN"/>
+        </w:rPr>
+        <w:t xml:space="preserve">interface Calculator {    </w:t>
+      </w:r>
+      <w:r>
+        <w:rPr>
+          <w:bCs/>
+          <w:lang w:val="en-IN"/>
+        </w:rPr>
+        <w:br/>
+        <w:t xml:space="preserve"> </w:t>
+      </w:r>
+      <w:r>
+        <w:rPr>
+          <w:bCs/>
+          <w:lang w:val="en-IN"/>
+        </w:rPr>
+        <w:tab/>
+      </w:r>
+      <w:r>
+        <w:rPr>
+          <w:bCs/>
+          <w:lang w:val="en-IN"/>
+        </w:rPr>
+        <w:t xml:space="preserve">double </w:t>
+      </w:r>
+      <w:r>
+        <w:rPr>
+          <w:bCs/>
+          <w:lang w:val="en-IN"/>
+        </w:rPr>
+        <w:t xml:space="preserve">calculate </w:t>
+      </w:r>
+      <w:r>
+        <w:rPr>
+          <w:bCs/>
+          <w:lang w:val="en-IN"/>
+        </w:rPr>
+        <w:t>(double a, double b)</w:t>
+      </w:r>
+      <w:proofErr w:type="gramStart"/>
+      <w:r>
+        <w:rPr>
+          <w:bCs/>
+          <w:lang w:val="en-IN"/>
+        </w:rPr>
+        <w:t xml:space="preserve">; </w:t>
+      </w:r>
+      <w:r>
+        <w:rPr>
+          <w:bCs/>
+          <w:lang w:val="en-IN"/>
+        </w:rPr>
+        <w:t xml:space="preserve"> </w:t>
+      </w:r>
+      <w:r>
+        <w:rPr>
+          <w:bCs/>
+          <w:lang w:val="en-IN"/>
+        </w:rPr>
+        <w:t>/</w:t>
+      </w:r>
+      <w:proofErr w:type="gramEnd"/>
+      <w:r>
+        <w:rPr>
+          <w:bCs/>
+          <w:lang w:val="en-IN"/>
+        </w:rPr>
+        <w:t>/ The single abstract method (SAM)</w:t>
+      </w:r>
+      <w:r>
+        <w:rPr>
+          <w:bCs/>
+          <w:lang w:val="en-IN"/>
+        </w:rPr>
+        <w:br/>
+        <w:t xml:space="preserve"> </w:t>
+      </w:r>
+      <w:r>
+        <w:rPr>
+          <w:bCs/>
+          <w:lang w:val="en-IN"/>
+        </w:rPr>
+        <w:tab/>
+        <w:t xml:space="preserve">default void </w:t>
+      </w:r>
+      <w:proofErr w:type="spellStart"/>
+      <w:r>
+        <w:rPr>
+          <w:bCs/>
+          <w:lang w:val="en-IN"/>
+        </w:rPr>
+        <w:t>printResult</w:t>
+      </w:r>
+      <w:proofErr w:type="spellEnd"/>
+      <w:r>
+        <w:rPr>
+          <w:bCs/>
+          <w:lang w:val="en-IN"/>
+        </w:rPr>
+        <w:t>(double result) {</w:t>
+      </w:r>
+      <w:r>
+        <w:rPr>
+          <w:bCs/>
+          <w:lang w:val="en-IN"/>
+        </w:rPr>
+        <w:t xml:space="preserve"> </w:t>
+      </w:r>
+      <w:proofErr w:type="spellStart"/>
+      <w:r>
+        <w:rPr>
+          <w:bCs/>
+          <w:lang w:val="en-IN"/>
+        </w:rPr>
+        <w:t>System.out.println</w:t>
+      </w:r>
+      <w:proofErr w:type="spellEnd"/>
+      <w:r>
+        <w:rPr>
+          <w:bCs/>
+          <w:lang w:val="en-IN"/>
+        </w:rPr>
+        <w:t>("Operation result: " + result);}</w:t>
+      </w:r>
+      <w:r>
+        <w:rPr>
+          <w:bCs/>
+          <w:lang w:val="en-IN"/>
+        </w:rPr>
+        <w:br/>
+      </w:r>
+      <w:r>
+        <w:rPr>
+          <w:bCs/>
+          <w:lang w:val="en-IN"/>
+        </w:rPr>
+        <w:t>}</w:t>
+      </w:r>
+    </w:p>
+    <w:p>
+      <w:pPr>
+        <w:rPr>
+          <w:bCs/>
+          <w:lang w:val="en-IN"/>
+        </w:rPr>
+      </w:pPr>
+      <w:r>
+        <w:rPr>
+          <w:bCs/>
+          <w:lang w:val="en-IN"/>
+        </w:rPr>
+        <w:t>//</w:t>
+      </w:r>
+      <w:r>
+        <w:rPr>
+          <w:bCs/>
+          <w:lang w:val="en-IN"/>
+        </w:rPr>
+        <w:t xml:space="preserve"> </w:t>
+      </w:r>
+      <w:proofErr w:type="gramStart"/>
+      <w:r>
+        <w:rPr>
+          <w:bCs/>
+          <w:lang w:val="en-IN"/>
+        </w:rPr>
+        <w:t>Define</w:t>
+      </w:r>
+      <w:proofErr w:type="gramEnd"/>
+      <w:r>
+        <w:rPr>
+          <w:bCs/>
+          <w:lang w:val="en-IN"/>
+        </w:rPr>
+        <w:t xml:space="preserve"> implementations using lambda expressions</w:t>
+      </w:r>
+    </w:p>
+    <w:p>
+      <w:pPr>
+        <w:rPr>
+          <w:bCs/>
+          <w:lang w:val="en-IN"/>
+        </w:rPr>
+      </w:pPr>
+      <w:r>
+        <w:rPr>
+          <w:bCs/>
+          <w:lang w:val="en-IN"/>
+        </w:rPr>
+        <w:t>Calculator addition = (x, y) -&gt; x + y</w:t>
+      </w:r>
+      <w:proofErr w:type="gramStart"/>
+      <w:r>
+        <w:rPr>
+          <w:bCs/>
+          <w:lang w:val="en-IN"/>
+        </w:rPr>
+        <w:t>;</w:t>
+      </w:r>
+      <w:proofErr w:type="gramEnd"/>
+      <w:r>
+        <w:rPr>
+          <w:bCs/>
+          <w:lang w:val="en-IN"/>
+        </w:rPr>
+        <w:br/>
+      </w:r>
+      <w:r>
+        <w:rPr>
+          <w:bCs/>
+          <w:lang w:val="en-IN"/>
+        </w:rPr>
+        <w:t>Calculator subtraction = (x, y) -&gt; x - y;</w:t>
+      </w:r>
+      <w:r>
+        <w:rPr>
+          <w:bCs/>
+          <w:lang w:val="en-IN"/>
+        </w:rPr>
+        <w:br/>
+      </w:r>
+      <w:r>
+        <w:rPr>
+          <w:bCs/>
+          <w:lang w:val="en-IN"/>
+        </w:rPr>
+        <w:t>Calculator multiplication = (x, y) -&gt; x * y;</w:t>
+      </w:r>
+      <w:r>
+        <w:rPr>
+          <w:bCs/>
+          <w:lang w:val="en-IN"/>
+        </w:rPr>
+        <w:br/>
+      </w:r>
+      <w:r>
+        <w:rPr>
+          <w:bCs/>
+          <w:lang w:val="en-IN"/>
+        </w:rPr>
+        <w:t>Calculator division = (x, y) -&gt; {</w:t>
+      </w:r>
+      <w:r>
+        <w:rPr>
+          <w:bCs/>
+          <w:lang w:val="en-IN"/>
+        </w:rPr>
+        <w:br/>
+        <w:t xml:space="preserve"> </w:t>
+      </w:r>
+      <w:r>
+        <w:rPr>
+          <w:bCs/>
+          <w:lang w:val="en-IN"/>
+        </w:rPr>
+        <w:tab/>
+      </w:r>
+      <w:r>
+        <w:rPr>
+          <w:bCs/>
+          <w:lang w:val="en-IN"/>
+        </w:rPr>
+        <w:t>if (y == 0) {</w:t>
+      </w:r>
+      <w:r>
+        <w:rPr>
+          <w:bCs/>
+          <w:lang w:val="en-IN"/>
+        </w:rPr>
+        <w:t xml:space="preserve"> </w:t>
+      </w:r>
+      <w:r>
+        <w:rPr>
+          <w:bCs/>
+          <w:lang w:val="en-IN"/>
+        </w:rPr>
+        <w:t xml:space="preserve">throw new </w:t>
+      </w:r>
+      <w:proofErr w:type="spellStart"/>
+      <w:r>
+        <w:rPr>
+          <w:bCs/>
+          <w:lang w:val="en-IN"/>
+        </w:rPr>
+        <w:t>IllegalArgumentException</w:t>
+      </w:r>
+      <w:proofErr w:type="spellEnd"/>
+      <w:r>
+        <w:rPr>
+          <w:bCs/>
+          <w:lang w:val="en-IN"/>
+        </w:rPr>
+        <w:t>("Cannot divide by zero.");</w:t>
+      </w:r>
+      <w:r>
+        <w:rPr>
+          <w:bCs/>
+          <w:lang w:val="en-IN"/>
+        </w:rPr>
+        <w:t xml:space="preserve"> </w:t>
+      </w:r>
+      <w:r>
+        <w:rPr>
+          <w:bCs/>
+          <w:lang w:val="en-IN"/>
+        </w:rPr>
+        <w:t>}</w:t>
+      </w:r>
+      <w:r>
+        <w:rPr>
+          <w:bCs/>
+          <w:lang w:val="en-IN"/>
+        </w:rPr>
+        <w:br/>
+        <w:t xml:space="preserve"> </w:t>
+      </w:r>
+      <w:r>
+        <w:rPr>
+          <w:bCs/>
+          <w:lang w:val="en-IN"/>
+        </w:rPr>
+        <w:tab/>
+      </w:r>
+      <w:r>
+        <w:rPr>
+          <w:bCs/>
+          <w:lang w:val="en-IN"/>
+        </w:rPr>
+        <w:t>return x / y;</w:t>
+      </w:r>
+      <w:r>
+        <w:rPr>
+          <w:bCs/>
+          <w:lang w:val="en-IN"/>
+        </w:rPr>
+        <w:br/>
+      </w:r>
+      <w:r>
+        <w:rPr>
+          <w:bCs/>
+          <w:lang w:val="en-IN"/>
+        </w:rPr>
+        <w:t>};</w:t>
+      </w:r>
+    </w:p>
+    <w:p>
+      <w:pPr>
+        <w:rPr>
+          <w:bCs/>
+          <w:lang w:val="en-IN"/>
+        </w:rPr>
+      </w:pPr>
+      <w:r>
+        <w:rPr>
+          <w:bCs/>
+          <w:lang w:val="en-IN"/>
+        </w:rPr>
+        <w:t>//</w:t>
+      </w:r>
+      <w:r>
+        <w:rPr>
+          <w:bCs/>
+          <w:lang w:val="en-IN"/>
+        </w:rPr>
+        <w:t xml:space="preserve"> </w:t>
+      </w:r>
+      <w:proofErr w:type="gramStart"/>
+      <w:r>
+        <w:rPr>
+          <w:bCs/>
+          <w:lang w:val="en-IN"/>
+        </w:rPr>
+        <w:t>Execute</w:t>
+      </w:r>
+      <w:proofErr w:type="gramEnd"/>
+      <w:r>
+        <w:rPr>
+          <w:bCs/>
+          <w:lang w:val="en-IN"/>
+        </w:rPr>
+        <w:t xml:space="preserve"> the operations</w:t>
+      </w:r>
+    </w:p>
+    <w:p>
+      <w:pPr>
+        <w:rPr>
+          <w:bCs/>
+          <w:lang w:val="en-IN"/>
+        </w:rPr>
+      </w:pPr>
+      <w:proofErr w:type="gramStart"/>
+      <w:r>
+        <w:rPr>
+          <w:bCs/>
+          <w:lang w:val="en-IN"/>
+        </w:rPr>
+        <w:t>double</w:t>
+      </w:r>
+      <w:proofErr w:type="gramEnd"/>
+      <w:r>
+        <w:rPr>
+          <w:bCs/>
+          <w:lang w:val="en-IN"/>
+        </w:rPr>
+        <w:t xml:space="preserve"> </w:t>
+      </w:r>
+      <w:proofErr w:type="spellStart"/>
+      <w:r>
+        <w:rPr>
+          <w:bCs/>
+          <w:lang w:val="en-IN"/>
+        </w:rPr>
+        <w:t>resultAdd</w:t>
+      </w:r>
+      <w:proofErr w:type="spellEnd"/>
+      <w:r>
+        <w:rPr>
+          <w:bCs/>
+          <w:lang w:val="en-IN"/>
+        </w:rPr>
+        <w:t xml:space="preserve"> = </w:t>
+      </w:r>
+      <w:proofErr w:type="spellStart"/>
+      <w:r>
+        <w:rPr>
+          <w:bCs/>
+          <w:lang w:val="en-IN"/>
+        </w:rPr>
+        <w:t>addition.</w:t>
+      </w:r>
+      <w:r>
+        <w:rPr>
+          <w:bCs/>
+          <w:lang w:val="en-IN"/>
+        </w:rPr>
+        <w:t>calculate</w:t>
+      </w:r>
+      <w:proofErr w:type="spellEnd"/>
+      <w:r>
+        <w:rPr>
+          <w:bCs/>
+          <w:lang w:val="en-IN"/>
+        </w:rPr>
+        <w:t xml:space="preserve"> (10, 5);</w:t>
+      </w:r>
+      <w:r>
+        <w:rPr>
+          <w:bCs/>
+          <w:lang w:val="en-IN"/>
+        </w:rPr>
+        <w:br/>
+      </w:r>
+      <w:r>
+        <w:rPr>
+          <w:bCs/>
+          <w:lang w:val="en-IN"/>
+        </w:rPr>
+        <w:t xml:space="preserve">double </w:t>
+      </w:r>
+      <w:proofErr w:type="spellStart"/>
+      <w:r>
+        <w:rPr>
+          <w:bCs/>
+          <w:lang w:val="en-IN"/>
+        </w:rPr>
+        <w:t>resultMult</w:t>
+      </w:r>
+      <w:proofErr w:type="spellEnd"/>
+      <w:r>
+        <w:rPr>
+          <w:bCs/>
+          <w:lang w:val="en-IN"/>
+        </w:rPr>
+        <w:t xml:space="preserve"> = </w:t>
+      </w:r>
+      <w:proofErr w:type="spellStart"/>
+      <w:r>
+        <w:rPr>
+          <w:bCs/>
+          <w:lang w:val="en-IN"/>
+        </w:rPr>
+        <w:t>multiplication.</w:t>
+      </w:r>
+      <w:r>
+        <w:rPr>
+          <w:bCs/>
+          <w:lang w:val="en-IN"/>
+        </w:rPr>
+        <w:t>calculate</w:t>
+      </w:r>
+      <w:proofErr w:type="spellEnd"/>
+      <w:r>
+        <w:rPr>
+          <w:bCs/>
+          <w:lang w:val="en-IN"/>
+        </w:rPr>
+        <w:t>(10, 5);</w:t>
+      </w:r>
+    </w:p>
+    <w:p>
+      <w:pPr>
+        <w:rPr>
+          <w:bCs/>
+          <w:lang w:val="en-IN"/>
+        </w:rPr>
+      </w:pPr>
+      <w:r>
+        <w:rPr>
+          <w:bCs/>
+          <w:lang w:val="en-IN"/>
+        </w:rPr>
+        <w:t xml:space="preserve">// </w:t>
+      </w:r>
+      <w:r>
+        <w:rPr>
+          <w:bCs/>
+          <w:lang w:val="en-IN"/>
+        </w:rPr>
+        <w:t>Use the default method</w:t>
+      </w:r>
+    </w:p>
+    <w:p>
+      <w:pPr>
+        <w:rPr>
+          <w:bCs/>
+          <w:lang w:val="en-IN"/>
+        </w:rPr>
+      </w:pPr>
+      <w:proofErr w:type="spellStart"/>
+      <w:proofErr w:type="gramStart"/>
+      <w:r>
+        <w:rPr>
+          <w:bCs/>
+          <w:lang w:val="en-IN"/>
+        </w:rPr>
+        <w:t>addition.</w:t>
+      </w:r>
+      <w:r>
+        <w:rPr>
+          <w:bCs/>
+          <w:lang w:val="en-IN"/>
+        </w:rPr>
+        <w:t>printResult</w:t>
+      </w:r>
+      <w:proofErr w:type="spellEnd"/>
+      <w:r>
+        <w:rPr>
+          <w:bCs/>
+          <w:lang w:val="en-IN"/>
+        </w:rPr>
+        <w:t>(</w:t>
+      </w:r>
+      <w:proofErr w:type="spellStart"/>
+      <w:proofErr w:type="gramEnd"/>
+      <w:r>
+        <w:rPr>
+          <w:bCs/>
+          <w:lang w:val="en-IN"/>
+        </w:rPr>
+        <w:t>resultAdd</w:t>
+      </w:r>
+      <w:proofErr w:type="spellEnd"/>
+      <w:r>
+        <w:rPr>
+          <w:bCs/>
+          <w:lang w:val="en-IN"/>
+        </w:rPr>
+        <w:t>); // Output: Operation result: 15.0</w:t>
+      </w:r>
+      <w:r>
+        <w:rPr>
+          <w:bCs/>
+          <w:lang w:val="en-IN"/>
+        </w:rPr>
+        <w:br/>
+        <w:t>multiplication.</w:t>
+      </w:r>
+      <w:r>
+        <w:rPr>
+          <w:bCs/>
+          <w:lang w:val="en-IN"/>
+        </w:rPr>
+        <w:t xml:space="preserve"> </w:t>
+      </w:r>
+      <w:proofErr w:type="spellStart"/>
+      <w:proofErr w:type="gramStart"/>
+      <w:r>
+        <w:rPr>
+          <w:bCs/>
+          <w:lang w:val="en-IN"/>
+        </w:rPr>
+        <w:t>printResult</w:t>
+      </w:r>
+      <w:proofErr w:type="spellEnd"/>
+      <w:proofErr w:type="gramEnd"/>
+      <w:r>
+        <w:rPr>
+          <w:bCs/>
+          <w:lang w:val="en-IN"/>
+        </w:rPr>
+        <w:t xml:space="preserve"> (</w:t>
+      </w:r>
+      <w:proofErr w:type="spellStart"/>
+      <w:r>
+        <w:rPr>
+          <w:bCs/>
+          <w:lang w:val="en-IN"/>
+        </w:rPr>
+        <w:t>resultMult</w:t>
+      </w:r>
+      <w:proofErr w:type="spellEnd"/>
+      <w:r>
+        <w:rPr>
+          <w:bCs/>
+          <w:lang w:val="en-IN"/>
+        </w:rPr>
+        <w:t>); // Output : Operation result: 50.0</w:t>
+      </w:r>
+    </w:p>
+    <w:p>
+      <w:pPr>
+        <w:rPr>
+          <w:bCs/>
+          <w:lang w:val="en-IN"/>
+        </w:rPr>
+      </w:pPr>
+      <w:r>
+        <w:rPr>
+          <w:bCs/>
+          <w:lang w:val="en-IN"/>
+        </w:rPr>
+        <w:t xml:space="preserve">Note: </w:t>
+      </w:r>
+    </w:p>
+    <w:p>
+      <w:pPr>
+        <w:rPr>
+          <w:bCs/>
+          <w:lang w:val="en-IN"/>
+        </w:rPr>
+      </w:pPr>
+      <w:r>
+        <w:rPr>
+          <w:bCs/>
+          <w:lang w:val="en-IN"/>
+        </w:rPr>
+        <w:t>Calculator addition = (x, y) -&gt; x + y;</w:t>
+      </w:r>
+      <w:r>
+        <w:rPr>
+          <w:bCs/>
+          <w:lang w:val="en-IN"/>
+        </w:rPr>
+        <w:t xml:space="preserve"> </w:t>
+      </w:r>
+      <w:r>
+        <w:rPr>
+          <w:bCs/>
+          <w:lang w:val="en-IN"/>
+        </w:rPr>
+        <w:br/>
+        <w:t>--------------------is equivalent to-----------------------</w:t>
+      </w:r>
+    </w:p>
+    <w:p>
+      <w:pPr>
+        <w:ind w:right="-138"/>
+        <w:rPr>
+          <w:bCs/>
+          <w:lang w:val="en-IN"/>
+        </w:rPr>
+      </w:pPr>
+      <w:r>
+        <w:rPr>
+          <w:bCs/>
+          <w:lang w:val="en-IN"/>
+        </w:rPr>
+        <w:t>Calculator addition = new Calculator() {</w:t>
+      </w:r>
+      <w:r>
+        <w:rPr>
+          <w:bCs/>
+          <w:lang w:val="en-IN"/>
+        </w:rPr>
+        <w:t xml:space="preserve"> // create an instance of Calculator</w:t>
+      </w:r>
+      <w:r>
+        <w:rPr>
+          <w:bCs/>
+          <w:lang w:val="en-IN"/>
+        </w:rPr>
+        <w:t xml:space="preserve"> by the name addition</w:t>
+      </w:r>
+      <w:r>
+        <w:rPr>
+          <w:bCs/>
+          <w:lang w:val="en-IN"/>
+        </w:rPr>
+        <w:t xml:space="preserve"> and override the SAM</w:t>
+      </w:r>
+      <w:r>
+        <w:rPr>
+          <w:bCs/>
+          <w:lang w:val="en-IN"/>
+        </w:rPr>
+        <w:t xml:space="preserve"> (Single Abstract Method)</w:t>
+      </w:r>
+      <w:r>
+        <w:rPr>
+          <w:bCs/>
+          <w:lang w:val="en-IN"/>
+        </w:rPr>
+        <w:br/>
+        <w:t xml:space="preserve"> </w:t>
+      </w:r>
+      <w:r>
+        <w:rPr>
+          <w:bCs/>
+          <w:lang w:val="en-IN"/>
+        </w:rPr>
+        <w:tab/>
+      </w:r>
+      <w:r>
+        <w:rPr>
+          <w:bCs/>
+          <w:lang w:val="en-IN"/>
+        </w:rPr>
+        <w:t>@Override</w:t>
+      </w:r>
+      <w:r>
+        <w:rPr>
+          <w:bCs/>
+          <w:lang w:val="en-IN"/>
+        </w:rPr>
+        <w:br/>
+        <w:t xml:space="preserve"> </w:t>
+      </w:r>
+      <w:r>
+        <w:rPr>
+          <w:bCs/>
+          <w:lang w:val="en-IN"/>
+        </w:rPr>
+        <w:tab/>
+      </w:r>
+      <w:r>
+        <w:rPr>
+          <w:bCs/>
+          <w:lang w:val="en-IN"/>
+        </w:rPr>
+        <w:t>public double calculate(double x, double y) {</w:t>
+      </w:r>
+      <w:r>
+        <w:rPr>
+          <w:bCs/>
+          <w:lang w:val="en-IN"/>
+        </w:rPr>
+        <w:br/>
+        <w:t xml:space="preserve"> </w:t>
+      </w:r>
+      <w:r>
+        <w:rPr>
+          <w:bCs/>
+          <w:lang w:val="en-IN"/>
+        </w:rPr>
+        <w:tab/>
+      </w:r>
+      <w:r>
+        <w:rPr>
+          <w:bCs/>
+          <w:lang w:val="en-IN"/>
+        </w:rPr>
+        <w:tab/>
+      </w:r>
+      <w:r>
+        <w:rPr>
+          <w:bCs/>
+          <w:lang w:val="en-IN"/>
+        </w:rPr>
+        <w:t>return x + y;</w:t>
+      </w:r>
+      <w:r>
+        <w:rPr>
+          <w:bCs/>
+          <w:lang w:val="en-IN"/>
+        </w:rPr>
+        <w:br/>
+        <w:t xml:space="preserve"> </w:t>
+      </w:r>
+      <w:r>
+        <w:rPr>
+          <w:bCs/>
+          <w:lang w:val="en-IN"/>
+        </w:rPr>
+        <w:tab/>
+      </w:r>
+      <w:r>
+        <w:rPr>
+          <w:bCs/>
+          <w:lang w:val="en-IN"/>
+        </w:rPr>
+        <w:t>}};</w:t>
+      </w:r>
+      <w:r>
+        <w:rPr>
+          <w:bCs/>
+          <w:lang w:val="en-IN"/>
+        </w:rPr>
+        <w:t xml:space="preserve"> </w:t>
+      </w:r>
+    </w:p>
+    <w:p>
+      <w:pPr>
+        <w:rPr>
+          <w:b/>
+          <w:lang w:val="en-IN"/>
+        </w:rPr>
+      </w:pPr>
+      <w:r>
+        <w:rPr>
+          <w:b/>
+          <w:lang w:val="en-IN"/>
+        </w:rPr>
         <w:t>Method Referencing In Java 8</w:t>
       </w:r>
     </w:p>
@@ -36791,6 +39216,7 @@
         <w:rPr>
           <w:lang w:val="en-IN"/>
         </w:rPr>
+        <w:lastRenderedPageBreak/>
         <w:t>Static Method Reference.</w:t>
       </w:r>
       <w:r>
@@ -37552,7 +39978,6 @@
         <w:rPr>
           <w:lang w:val="en-IN"/>
         </w:rPr>
-        <w:lastRenderedPageBreak/>
         <w:t>b</w:t>
       </w:r>
       <w:proofErr w:type="gramEnd"/>
@@ -37653,6 +40078,7 @@
           <w:szCs w:val="21"/>
           <w:lang w:val="en-IN"/>
         </w:rPr>
+        <w:lastRenderedPageBreak/>
         <w:t>Practical Example</w:t>
       </w:r>
       <w:proofErr w:type="gramStart"/>
@@ -38001,7 +40427,7 @@
         </w:rPr>
         <w:t xml:space="preserve"> = </w:t>
       </w:r>
-      <w:hyperlink r:id="rId13" w:tgtFrame="_blank" w:history="1">
+      <w:hyperlink r:id="rId12" w:tgtFrame="_blank" w:history="1">
         <w:proofErr w:type="spellStart"/>
         <w:proofErr w:type="gramStart"/>
         <w:r>
@@ -38034,6 +40460,38 @@
         </w:rPr>
         <w:t xml:space="preserve"> </w:t>
       </w:r>
+      <w:hyperlink r:id="rId13" w:tgtFrame="_blank" w:history="1">
+        <w:proofErr w:type="spellStart"/>
+        <w:r>
+          <w:rPr>
+            <w:rStyle w:val="Hyperlink"/>
+            <w:rFonts w:asciiTheme="minorHAnsi" w:hAnsiTheme="minorHAnsi" w:cstheme="minorHAnsi"/>
+            <w:color w:val="000000"/>
+            <w:sz w:val="22"/>
+            <w:szCs w:val="22"/>
+          </w:rPr>
+          <w:t>List.of</w:t>
+        </w:r>
+        <w:proofErr w:type="spellEnd"/>
+      </w:hyperlink>
+      <w:r>
+        <w:rPr>
+          <w:rFonts w:asciiTheme="minorHAnsi" w:hAnsiTheme="minorHAnsi" w:cstheme="minorHAnsi"/>
+          <w:color w:val="000000"/>
+          <w:sz w:val="22"/>
+          <w:szCs w:val="22"/>
+        </w:rPr>
+        <w:t>("A", "B"),</w:t>
+      </w:r>
+      <w:r>
+        <w:rPr>
+          <w:rFonts w:asciiTheme="minorHAnsi" w:hAnsiTheme="minorHAnsi" w:cstheme="minorHAnsi"/>
+          <w:color w:val="000000"/>
+          <w:sz w:val="22"/>
+          <w:szCs w:val="22"/>
+        </w:rPr>
+        <w:t xml:space="preserve"> </w:t>
+      </w:r>
       <w:hyperlink r:id="rId14" w:tgtFrame="_blank" w:history="1">
         <w:proofErr w:type="spellStart"/>
         <w:r>
@@ -38055,31 +40513,20 @@
           <w:sz w:val="22"/>
           <w:szCs w:val="22"/>
         </w:rPr>
-        <w:t>("A", "B"),</w:t>
-      </w:r>
-      <w:r>
+        <w:t>("C", "D"));</w:t>
+      </w:r>
+    </w:p>
+    <w:p>
+      <w:pPr>
+        <w:pStyle w:val="NormalWeb"/>
+        <w:spacing w:after="0"/>
         <w:rPr>
           <w:rFonts w:asciiTheme="minorHAnsi" w:hAnsiTheme="minorHAnsi" w:cstheme="minorHAnsi"/>
           <w:color w:val="000000"/>
           <w:sz w:val="22"/>
           <w:szCs w:val="22"/>
         </w:rPr>
-        <w:t xml:space="preserve"> </w:t>
-      </w:r>
-      <w:hyperlink r:id="rId15" w:tgtFrame="_blank" w:history="1">
-        <w:proofErr w:type="spellStart"/>
-        <w:r>
-          <w:rPr>
-            <w:rStyle w:val="Hyperlink"/>
-            <w:rFonts w:asciiTheme="minorHAnsi" w:hAnsiTheme="minorHAnsi" w:cstheme="minorHAnsi"/>
-            <w:color w:val="000000"/>
-            <w:sz w:val="22"/>
-            <w:szCs w:val="22"/>
-          </w:rPr>
-          <w:t>List.of</w:t>
-        </w:r>
-        <w:proofErr w:type="spellEnd"/>
-      </w:hyperlink>
+      </w:pPr>
       <w:r>
         <w:rPr>
           <w:rFonts w:asciiTheme="minorHAnsi" w:hAnsiTheme="minorHAnsi" w:cstheme="minorHAnsi"/>
@@ -38087,20 +40534,19 @@
           <w:sz w:val="22"/>
           <w:szCs w:val="22"/>
         </w:rPr>
-        <w:t>("C", "D"));</w:t>
-      </w:r>
-    </w:p>
-    <w:p>
-      <w:pPr>
-        <w:pStyle w:val="NormalWeb"/>
-        <w:spacing w:after="0"/>
+        <w:t>//</w:t>
+      </w:r>
+      <w:proofErr w:type="spellStart"/>
+      <w:r>
         <w:rPr>
           <w:rFonts w:asciiTheme="minorHAnsi" w:hAnsiTheme="minorHAnsi" w:cstheme="minorHAnsi"/>
           <w:color w:val="000000"/>
           <w:sz w:val="22"/>
           <w:szCs w:val="22"/>
         </w:rPr>
-      </w:pPr>
+        <w:t>listOfLists</w:t>
+      </w:r>
+      <w:proofErr w:type="spellEnd"/>
       <w:r>
         <w:rPr>
           <w:rFonts w:asciiTheme="minorHAnsi" w:hAnsiTheme="minorHAnsi" w:cstheme="minorHAnsi"/>
@@ -38108,9 +40554,8 @@
           <w:sz w:val="22"/>
           <w:szCs w:val="22"/>
         </w:rPr>
-        <w:t>//</w:t>
-      </w:r>
-      <w:proofErr w:type="spellStart"/>
+        <w:t xml:space="preserve"> = </w:t>
+      </w:r>
       <w:r>
         <w:rPr>
           <w:rFonts w:asciiTheme="minorHAnsi" w:hAnsiTheme="minorHAnsi" w:cstheme="minorHAnsi"/>
@@ -38118,9 +40563,8 @@
           <w:sz w:val="22"/>
           <w:szCs w:val="22"/>
         </w:rPr>
-        <w:t>listOfLists</w:t>
-      </w:r>
-      <w:proofErr w:type="spellEnd"/>
+        <w:t>[["A", "B"],</w:t>
+      </w:r>
       <w:r>
         <w:rPr>
           <w:rFonts w:asciiTheme="minorHAnsi" w:hAnsiTheme="minorHAnsi" w:cstheme="minorHAnsi"/>
@@ -38128,7 +40572,7 @@
           <w:sz w:val="22"/>
           <w:szCs w:val="22"/>
         </w:rPr>
-        <w:t xml:space="preserve"> = </w:t>
+        <w:t xml:space="preserve"> </w:t>
       </w:r>
       <w:r>
         <w:rPr>
@@ -38137,7 +40581,7 @@
           <w:sz w:val="22"/>
           <w:szCs w:val="22"/>
         </w:rPr>
-        <w:t>[["A", "B"],</w:t>
+        <w:t>["C", "D"]]</w:t>
       </w:r>
       <w:r>
         <w:rPr>
@@ -38146,8 +40590,19 @@
           <w:sz w:val="22"/>
           <w:szCs w:val="22"/>
         </w:rPr>
-        <w:t xml:space="preserve"> </w:t>
-      </w:r>
+        <w:t>;</w:t>
+      </w:r>
+    </w:p>
+    <w:p>
+      <w:pPr>
+        <w:pStyle w:val="NormalWeb"/>
+        <w:spacing w:after="0"/>
+        <w:rPr>
+          <w:rFonts w:asciiTheme="minorHAnsi" w:hAnsiTheme="minorHAnsi" w:cstheme="minorHAnsi"/>
+          <w:sz w:val="22"/>
+          <w:szCs w:val="22"/>
+        </w:rPr>
+      </w:pPr>
       <w:r>
         <w:rPr>
           <w:rFonts w:asciiTheme="minorHAnsi" w:hAnsiTheme="minorHAnsi" w:cstheme="minorHAnsi"/>
@@ -38155,7 +40610,7 @@
           <w:sz w:val="22"/>
           <w:szCs w:val="22"/>
         </w:rPr>
-        <w:t>["C", "D"]]</w:t>
+        <w:t>listOfLists.stream().map(</w:t>
       </w:r>
       <w:r>
         <w:rPr>
@@ -38164,19 +40619,8 @@
           <w:sz w:val="22"/>
           <w:szCs w:val="22"/>
         </w:rPr>
-        <w:t>;</w:t>
-      </w:r>
-    </w:p>
-    <w:p>
-      <w:pPr>
-        <w:pStyle w:val="NormalWeb"/>
-        <w:spacing w:after="0"/>
-        <w:rPr>
-          <w:rFonts w:asciiTheme="minorHAnsi" w:hAnsiTheme="minorHAnsi" w:cstheme="minorHAnsi"/>
-          <w:sz w:val="22"/>
-          <w:szCs w:val="22"/>
-        </w:rPr>
-      </w:pPr>
+        <w:t>innerList-&gt;innerList</w:t>
+      </w:r>
       <w:r>
         <w:rPr>
           <w:rFonts w:asciiTheme="minorHAnsi" w:hAnsiTheme="minorHAnsi" w:cstheme="minorHAnsi"/>
@@ -38184,7 +40628,7 @@
           <w:sz w:val="22"/>
           <w:szCs w:val="22"/>
         </w:rPr>
-        <w:t>listOfLists.stream().map(</w:t>
+        <w:t>).forEach(System.out::println);</w:t>
       </w:r>
       <w:r>
         <w:rPr>
@@ -38193,7 +40637,7 @@
           <w:sz w:val="22"/>
           <w:szCs w:val="22"/>
         </w:rPr>
-        <w:t>innerList-&gt;innerList</w:t>
+        <w:t xml:space="preserve"> </w:t>
       </w:r>
       <w:r>
         <w:rPr>
@@ -38202,7 +40646,7 @@
           <w:sz w:val="22"/>
           <w:szCs w:val="22"/>
         </w:rPr>
-        <w:t>).forEach(System.out::println);</w:t>
+        <w:br/>
       </w:r>
       <w:r>
         <w:rPr>
@@ -38211,7 +40655,7 @@
           <w:sz w:val="22"/>
           <w:szCs w:val="22"/>
         </w:rPr>
-        <w:t xml:space="preserve"> </w:t>
+        <w:t xml:space="preserve">// prints </w:t>
       </w:r>
       <w:r>
         <w:rPr>
@@ -38220,7 +40664,7 @@
           <w:sz w:val="22"/>
           <w:szCs w:val="22"/>
         </w:rPr>
-        <w:br/>
+        <w:t>[["A", "B"],</w:t>
       </w:r>
       <w:r>
         <w:rPr>
@@ -38229,7 +40673,7 @@
           <w:sz w:val="22"/>
           <w:szCs w:val="22"/>
         </w:rPr>
-        <w:t xml:space="preserve">// prints </w:t>
+        <w:t xml:space="preserve"> </w:t>
       </w:r>
       <w:r>
         <w:rPr>
@@ -38238,7 +40682,7 @@
           <w:sz w:val="22"/>
           <w:szCs w:val="22"/>
         </w:rPr>
-        <w:t>[["A", "B"],</w:t>
+        <w:t>["C", "D"]]</w:t>
       </w:r>
       <w:r>
         <w:rPr>
@@ -38247,7 +40691,7 @@
           <w:sz w:val="22"/>
           <w:szCs w:val="22"/>
         </w:rPr>
-        <w:t xml:space="preserve"> </w:t>
+        <w:t>;</w:t>
       </w:r>
       <w:r>
         <w:rPr>
@@ -38256,7 +40700,7 @@
           <w:sz w:val="22"/>
           <w:szCs w:val="22"/>
         </w:rPr>
-        <w:t>["C", "D"]]</w:t>
+        <w:br/>
       </w:r>
       <w:r>
         <w:rPr>
@@ -38265,8 +40709,9 @@
           <w:sz w:val="22"/>
           <w:szCs w:val="22"/>
         </w:rPr>
-        <w:t>;</w:t>
-      </w:r>
+        <w:t xml:space="preserve">List&lt;String&gt; </w:t>
+      </w:r>
+      <w:proofErr w:type="spellStart"/>
       <w:r>
         <w:rPr>
           <w:rFonts w:asciiTheme="minorHAnsi" w:hAnsiTheme="minorHAnsi" w:cstheme="minorHAnsi"/>
@@ -38274,8 +40719,9 @@
           <w:sz w:val="22"/>
           <w:szCs w:val="22"/>
         </w:rPr>
-        <w:br/>
-      </w:r>
+        <w:t>flatList</w:t>
+      </w:r>
+      <w:proofErr w:type="spellEnd"/>
       <w:r>
         <w:rPr>
           <w:rFonts w:asciiTheme="minorHAnsi" w:hAnsiTheme="minorHAnsi" w:cstheme="minorHAnsi"/>
@@ -38283,7 +40729,7 @@
           <w:sz w:val="22"/>
           <w:szCs w:val="22"/>
         </w:rPr>
-        <w:t xml:space="preserve">List&lt;String&gt; </w:t>
+        <w:t xml:space="preserve"> = </w:t>
       </w:r>
       <w:proofErr w:type="spellStart"/>
       <w:r>
@@ -38293,7 +40739,7 @@
           <w:sz w:val="22"/>
           <w:szCs w:val="22"/>
         </w:rPr>
-        <w:t>flatList</w:t>
+        <w:t>listOfLists.stream</w:t>
       </w:r>
       <w:proofErr w:type="spellEnd"/>
       <w:r>
@@ -38303,7 +40749,7 @@
           <w:sz w:val="22"/>
           <w:szCs w:val="22"/>
         </w:rPr>
-        <w:t xml:space="preserve"> = </w:t>
+        <w:t>().</w:t>
       </w:r>
       <w:proofErr w:type="spellStart"/>
       <w:r>
@@ -38313,7 +40759,7 @@
           <w:sz w:val="22"/>
           <w:szCs w:val="22"/>
         </w:rPr>
-        <w:t>listOfLists.stream</w:t>
+        <w:t>flatMap</w:t>
       </w:r>
       <w:proofErr w:type="spellEnd"/>
       <w:r>
@@ -38323,7 +40769,7 @@
           <w:sz w:val="22"/>
           <w:szCs w:val="22"/>
         </w:rPr>
-        <w:t>().</w:t>
+        <w:t>(</w:t>
       </w:r>
       <w:proofErr w:type="spellStart"/>
       <w:r>
@@ -38333,7 +40779,7 @@
           <w:sz w:val="22"/>
           <w:szCs w:val="22"/>
         </w:rPr>
-        <w:t>flatMap</w:t>
+        <w:t>innerList</w:t>
       </w:r>
       <w:proofErr w:type="spellEnd"/>
       <w:r>
@@ -38343,7 +40789,7 @@
           <w:sz w:val="22"/>
           <w:szCs w:val="22"/>
         </w:rPr>
-        <w:t>(</w:t>
+        <w:t xml:space="preserve"> -&gt; </w:t>
       </w:r>
       <w:proofErr w:type="spellStart"/>
       <w:r>
@@ -38353,7 +40799,7 @@
           <w:sz w:val="22"/>
           <w:szCs w:val="22"/>
         </w:rPr>
-        <w:t>innerList</w:t>
+        <w:t>innerList.stream</w:t>
       </w:r>
       <w:proofErr w:type="spellEnd"/>
       <w:r>
@@ -38363,9 +40809,8 @@
           <w:sz w:val="22"/>
           <w:szCs w:val="22"/>
         </w:rPr>
-        <w:t xml:space="preserve"> -&gt; </w:t>
-      </w:r>
-      <w:proofErr w:type="spellStart"/>
+        <w:t>()</w:t>
+      </w:r>
       <w:r>
         <w:rPr>
           <w:rFonts w:asciiTheme="minorHAnsi" w:hAnsiTheme="minorHAnsi" w:cstheme="minorHAnsi"/>
@@ -38373,9 +40818,8 @@
           <w:sz w:val="22"/>
           <w:szCs w:val="22"/>
         </w:rPr>
-        <w:t>innerList.stream</w:t>
-      </w:r>
-      <w:proofErr w:type="spellEnd"/>
+        <w:t>)</w:t>
+      </w:r>
       <w:r>
         <w:rPr>
           <w:rFonts w:asciiTheme="minorHAnsi" w:hAnsiTheme="minorHAnsi" w:cstheme="minorHAnsi"/>
@@ -38383,7 +40827,7 @@
           <w:sz w:val="22"/>
           <w:szCs w:val="22"/>
         </w:rPr>
-        <w:t>()</w:t>
+        <w:t xml:space="preserve"> </w:t>
       </w:r>
       <w:r>
         <w:rPr>
@@ -38392,8 +40836,9 @@
           <w:sz w:val="22"/>
           <w:szCs w:val="22"/>
         </w:rPr>
-        <w:t>)</w:t>
-      </w:r>
+        <w:t>.collect(</w:t>
+      </w:r>
+      <w:proofErr w:type="spellStart"/>
       <w:r>
         <w:rPr>
           <w:rFonts w:asciiTheme="minorHAnsi" w:hAnsiTheme="minorHAnsi" w:cstheme="minorHAnsi"/>
@@ -38401,8 +40846,9 @@
           <w:sz w:val="22"/>
           <w:szCs w:val="22"/>
         </w:rPr>
-        <w:t xml:space="preserve"> </w:t>
-      </w:r>
+        <w:t>Collectors.toList</w:t>
+      </w:r>
+      <w:proofErr w:type="spellEnd"/>
       <w:r>
         <w:rPr>
           <w:rFonts w:asciiTheme="minorHAnsi" w:hAnsiTheme="minorHAnsi" w:cstheme="minorHAnsi"/>
@@ -38410,9 +40856,8 @@
           <w:sz w:val="22"/>
           <w:szCs w:val="22"/>
         </w:rPr>
-        <w:t>.collect(</w:t>
-      </w:r>
-      <w:proofErr w:type="spellStart"/>
+        <w:t>());</w:t>
+      </w:r>
       <w:r>
         <w:rPr>
           <w:rFonts w:asciiTheme="minorHAnsi" w:hAnsiTheme="minorHAnsi" w:cstheme="minorHAnsi"/>
@@ -38420,9 +40865,10 @@
           <w:sz w:val="22"/>
           <w:szCs w:val="22"/>
         </w:rPr>
-        <w:t>Collectors.toList</w:t>
-      </w:r>
-      <w:proofErr w:type="spellEnd"/>
+        <w:br/>
+        <w:t>//</w:t>
+      </w:r>
+      <w:proofErr w:type="spellStart"/>
       <w:r>
         <w:rPr>
           <w:rFonts w:asciiTheme="minorHAnsi" w:hAnsiTheme="minorHAnsi" w:cstheme="minorHAnsi"/>
@@ -38430,8 +40876,9 @@
           <w:sz w:val="22"/>
           <w:szCs w:val="22"/>
         </w:rPr>
-        <w:t>());</w:t>
-      </w:r>
+        <w:t>flatList</w:t>
+      </w:r>
+      <w:proofErr w:type="spellEnd"/>
       <w:r>
         <w:rPr>
           <w:rFonts w:asciiTheme="minorHAnsi" w:hAnsiTheme="minorHAnsi" w:cstheme="minorHAnsi"/>
@@ -38439,10 +40886,8 @@
           <w:sz w:val="22"/>
           <w:szCs w:val="22"/>
         </w:rPr>
-        <w:br/>
-        <w:t>//</w:t>
-      </w:r>
-      <w:proofErr w:type="spellStart"/>
+        <w:t xml:space="preserve"> = [A,B,C,D]</w:t>
+      </w:r>
       <w:r>
         <w:rPr>
           <w:rFonts w:asciiTheme="minorHAnsi" w:hAnsiTheme="minorHAnsi" w:cstheme="minorHAnsi"/>
@@ -38450,17 +40895,187 @@
           <w:sz w:val="22"/>
           <w:szCs w:val="22"/>
         </w:rPr>
-        <w:t>flatList</w:t>
-      </w:r>
-      <w:proofErr w:type="spellEnd"/>
-      <w:r>
+        <w:br/>
+      </w:r>
+      <w:proofErr w:type="spellStart"/>
+      <w:r>
+        <w:rPr>
+          <w:rFonts w:asciiTheme="minorHAnsi" w:hAnsiTheme="minorHAnsi" w:cstheme="minorHAnsi"/>
+          <w:sz w:val="22"/>
+          <w:szCs w:val="22"/>
+        </w:rPr>
+        <w:t>listOfLists.stream</w:t>
+      </w:r>
+      <w:proofErr w:type="spellEnd"/>
+      <w:r>
+        <w:rPr>
+          <w:rFonts w:asciiTheme="minorHAnsi" w:hAnsiTheme="minorHAnsi" w:cstheme="minorHAnsi"/>
+          <w:sz w:val="22"/>
+          <w:szCs w:val="22"/>
+        </w:rPr>
+        <w:t>().</w:t>
+      </w:r>
+      <w:proofErr w:type="spellStart"/>
+      <w:r>
+        <w:rPr>
+          <w:rFonts w:asciiTheme="minorHAnsi" w:hAnsiTheme="minorHAnsi" w:cstheme="minorHAnsi"/>
+          <w:sz w:val="22"/>
+          <w:szCs w:val="22"/>
+        </w:rPr>
+        <w:t>flatMap</w:t>
+      </w:r>
+      <w:proofErr w:type="spellEnd"/>
+      <w:r>
+        <w:rPr>
+          <w:rFonts w:asciiTheme="minorHAnsi" w:hAnsiTheme="minorHAnsi" w:cstheme="minorHAnsi"/>
+          <w:sz w:val="22"/>
+          <w:szCs w:val="22"/>
+        </w:rPr>
+        <w:t>(</w:t>
+      </w:r>
+      <w:proofErr w:type="spellStart"/>
+      <w:r>
+        <w:rPr>
+          <w:rFonts w:asciiTheme="minorHAnsi" w:hAnsiTheme="minorHAnsi" w:cstheme="minorHAnsi"/>
+          <w:sz w:val="22"/>
+          <w:szCs w:val="22"/>
+        </w:rPr>
+        <w:t>innerList</w:t>
+      </w:r>
+      <w:proofErr w:type="spellEnd"/>
+      <w:r>
+        <w:rPr>
+          <w:rFonts w:asciiTheme="minorHAnsi" w:hAnsiTheme="minorHAnsi" w:cstheme="minorHAnsi"/>
+          <w:sz w:val="22"/>
+          <w:szCs w:val="22"/>
+        </w:rPr>
+        <w:t xml:space="preserve"> -&gt; </w:t>
+      </w:r>
+      <w:proofErr w:type="spellStart"/>
+      <w:r>
+        <w:rPr>
+          <w:rFonts w:asciiTheme="minorHAnsi" w:hAnsiTheme="minorHAnsi" w:cstheme="minorHAnsi"/>
+          <w:sz w:val="22"/>
+          <w:szCs w:val="22"/>
+        </w:rPr>
+        <w:t>innerList.stream</w:t>
+      </w:r>
+      <w:proofErr w:type="spellEnd"/>
+      <w:r>
+        <w:rPr>
+          <w:rFonts w:asciiTheme="minorHAnsi" w:hAnsiTheme="minorHAnsi" w:cstheme="minorHAnsi"/>
+          <w:sz w:val="22"/>
+          <w:szCs w:val="22"/>
+        </w:rPr>
+        <w:t>()).</w:t>
+      </w:r>
+      <w:proofErr w:type="spellStart"/>
+      <w:r>
+        <w:rPr>
+          <w:rFonts w:asciiTheme="minorHAnsi" w:hAnsiTheme="minorHAnsi" w:cstheme="minorHAnsi"/>
+          <w:sz w:val="22"/>
+          <w:szCs w:val="22"/>
+        </w:rPr>
+        <w:t>forEach</w:t>
+      </w:r>
+      <w:proofErr w:type="spellEnd"/>
+      <w:r>
+        <w:rPr>
+          <w:rFonts w:asciiTheme="minorHAnsi" w:hAnsiTheme="minorHAnsi" w:cstheme="minorHAnsi"/>
+          <w:sz w:val="22"/>
+          <w:szCs w:val="22"/>
+        </w:rPr>
+        <w:t>(</w:t>
+      </w:r>
+      <w:proofErr w:type="spellStart"/>
+      <w:r>
+        <w:rPr>
+          <w:rFonts w:asciiTheme="minorHAnsi" w:hAnsiTheme="minorHAnsi" w:cstheme="minorHAnsi"/>
+          <w:sz w:val="22"/>
+          <w:szCs w:val="22"/>
+        </w:rPr>
+        <w:t>System.out</w:t>
+      </w:r>
+      <w:proofErr w:type="spellEnd"/>
+      <w:r>
+        <w:rPr>
+          <w:rFonts w:asciiTheme="minorHAnsi" w:hAnsiTheme="minorHAnsi" w:cstheme="minorHAnsi"/>
+          <w:sz w:val="22"/>
+          <w:szCs w:val="22"/>
+        </w:rPr>
+        <w:t>::</w:t>
+      </w:r>
+      <w:proofErr w:type="spellStart"/>
+      <w:r>
+        <w:rPr>
+          <w:rFonts w:asciiTheme="minorHAnsi" w:hAnsiTheme="minorHAnsi" w:cstheme="minorHAnsi"/>
+          <w:sz w:val="22"/>
+          <w:szCs w:val="22"/>
+        </w:rPr>
+        <w:t>println</w:t>
+      </w:r>
+      <w:proofErr w:type="spellEnd"/>
+      <w:r>
+        <w:rPr>
+          <w:rFonts w:asciiTheme="minorHAnsi" w:hAnsiTheme="minorHAnsi" w:cstheme="minorHAnsi"/>
+          <w:sz w:val="22"/>
+          <w:szCs w:val="22"/>
+        </w:rPr>
+        <w:t>);</w:t>
+      </w:r>
+      <w:r>
+        <w:rPr>
+          <w:rFonts w:asciiTheme="minorHAnsi" w:hAnsiTheme="minorHAnsi" w:cstheme="minorHAnsi"/>
+          <w:sz w:val="22"/>
+          <w:szCs w:val="22"/>
+        </w:rPr>
+        <w:t xml:space="preserve"> [A,B,C,D]</w:t>
+      </w:r>
+    </w:p>
+    <w:p>
+      <w:pPr>
+        <w:pStyle w:val="NormalWeb"/>
+        <w:spacing w:after="0"/>
         <w:rPr>
           <w:rFonts w:asciiTheme="minorHAnsi" w:hAnsiTheme="minorHAnsi" w:cstheme="minorHAnsi"/>
           <w:color w:val="000000"/>
           <w:sz w:val="22"/>
           <w:szCs w:val="22"/>
         </w:rPr>
-        <w:t xml:space="preserve"> = [A,B,C,D]</w:t>
+      </w:pPr>
+      <w:r>
+        <w:rPr>
+          <w:rFonts w:asciiTheme="minorHAnsi" w:hAnsiTheme="minorHAnsi" w:cstheme="minorHAnsi"/>
+          <w:sz w:val="22"/>
+          <w:szCs w:val="22"/>
+        </w:rPr>
+        <w:t xml:space="preserve">If </w:t>
+      </w:r>
+      <w:proofErr w:type="spellStart"/>
+      <w:r>
+        <w:rPr>
+          <w:rFonts w:asciiTheme="minorHAnsi" w:hAnsiTheme="minorHAnsi" w:cstheme="minorHAnsi"/>
+          <w:sz w:val="22"/>
+          <w:szCs w:val="22"/>
+        </w:rPr>
+        <w:t>flatMap</w:t>
+      </w:r>
+      <w:proofErr w:type="spellEnd"/>
+      <w:r>
+        <w:rPr>
+          <w:rFonts w:asciiTheme="minorHAnsi" w:hAnsiTheme="minorHAnsi" w:cstheme="minorHAnsi"/>
+          <w:sz w:val="22"/>
+          <w:szCs w:val="22"/>
+        </w:rPr>
+        <w:t xml:space="preserve"> did not existed the we would be doing</w:t>
+      </w:r>
+      <w:r>
+        <w:rPr>
+          <w:rFonts w:asciiTheme="minorHAnsi" w:hAnsiTheme="minorHAnsi" w:cstheme="minorHAnsi"/>
+          <w:sz w:val="22"/>
+          <w:szCs w:val="22"/>
+        </w:rPr>
+        <w:br/>
       </w:r>
       <w:r>
         <w:rPr>
@@ -38469,188 +41084,19 @@
           <w:sz w:val="22"/>
           <w:szCs w:val="22"/>
         </w:rPr>
-        <w:br/>
-      </w:r>
-      <w:proofErr w:type="spellStart"/>
-      <w:r>
-        <w:rPr>
-          <w:rFonts w:asciiTheme="minorHAnsi" w:hAnsiTheme="minorHAnsi" w:cstheme="minorHAnsi"/>
-          <w:sz w:val="22"/>
-          <w:szCs w:val="22"/>
-        </w:rPr>
-        <w:t>listOfLists.stream</w:t>
-      </w:r>
-      <w:proofErr w:type="spellEnd"/>
-      <w:r>
-        <w:rPr>
-          <w:rFonts w:asciiTheme="minorHAnsi" w:hAnsiTheme="minorHAnsi" w:cstheme="minorHAnsi"/>
-          <w:sz w:val="22"/>
-          <w:szCs w:val="22"/>
-        </w:rPr>
-        <w:t>().</w:t>
-      </w:r>
-      <w:proofErr w:type="spellStart"/>
-      <w:r>
-        <w:rPr>
-          <w:rFonts w:asciiTheme="minorHAnsi" w:hAnsiTheme="minorHAnsi" w:cstheme="minorHAnsi"/>
-          <w:sz w:val="22"/>
-          <w:szCs w:val="22"/>
-        </w:rPr>
-        <w:t>flatMap</w:t>
-      </w:r>
-      <w:proofErr w:type="spellEnd"/>
-      <w:r>
-        <w:rPr>
-          <w:rFonts w:asciiTheme="minorHAnsi" w:hAnsiTheme="minorHAnsi" w:cstheme="minorHAnsi"/>
-          <w:sz w:val="22"/>
-          <w:szCs w:val="22"/>
-        </w:rPr>
-        <w:t>(</w:t>
-      </w:r>
-      <w:proofErr w:type="spellStart"/>
-      <w:r>
-        <w:rPr>
-          <w:rFonts w:asciiTheme="minorHAnsi" w:hAnsiTheme="minorHAnsi" w:cstheme="minorHAnsi"/>
-          <w:sz w:val="22"/>
-          <w:szCs w:val="22"/>
-        </w:rPr>
-        <w:t>innerList</w:t>
-      </w:r>
-      <w:proofErr w:type="spellEnd"/>
-      <w:r>
-        <w:rPr>
-          <w:rFonts w:asciiTheme="minorHAnsi" w:hAnsiTheme="minorHAnsi" w:cstheme="minorHAnsi"/>
-          <w:sz w:val="22"/>
-          <w:szCs w:val="22"/>
-        </w:rPr>
-        <w:t xml:space="preserve"> -&gt; </w:t>
-      </w:r>
-      <w:proofErr w:type="spellStart"/>
-      <w:r>
-        <w:rPr>
-          <w:rFonts w:asciiTheme="minorHAnsi" w:hAnsiTheme="minorHAnsi" w:cstheme="minorHAnsi"/>
-          <w:sz w:val="22"/>
-          <w:szCs w:val="22"/>
-        </w:rPr>
-        <w:t>innerList.stream</w:t>
-      </w:r>
-      <w:proofErr w:type="spellEnd"/>
-      <w:r>
-        <w:rPr>
-          <w:rFonts w:asciiTheme="minorHAnsi" w:hAnsiTheme="minorHAnsi" w:cstheme="minorHAnsi"/>
-          <w:sz w:val="22"/>
-          <w:szCs w:val="22"/>
-        </w:rPr>
-        <w:t>()).</w:t>
-      </w:r>
-      <w:proofErr w:type="spellStart"/>
-      <w:r>
-        <w:rPr>
-          <w:rFonts w:asciiTheme="minorHAnsi" w:hAnsiTheme="minorHAnsi" w:cstheme="minorHAnsi"/>
-          <w:sz w:val="22"/>
-          <w:szCs w:val="22"/>
-        </w:rPr>
-        <w:t>forEach</w:t>
-      </w:r>
-      <w:proofErr w:type="spellEnd"/>
-      <w:r>
-        <w:rPr>
-          <w:rFonts w:asciiTheme="minorHAnsi" w:hAnsiTheme="minorHAnsi" w:cstheme="minorHAnsi"/>
-          <w:sz w:val="22"/>
-          <w:szCs w:val="22"/>
-        </w:rPr>
-        <w:t>(</w:t>
-      </w:r>
-      <w:proofErr w:type="spellStart"/>
-      <w:r>
-        <w:rPr>
-          <w:rFonts w:asciiTheme="minorHAnsi" w:hAnsiTheme="minorHAnsi" w:cstheme="minorHAnsi"/>
-          <w:sz w:val="22"/>
-          <w:szCs w:val="22"/>
-        </w:rPr>
-        <w:t>System.out</w:t>
-      </w:r>
-      <w:proofErr w:type="spellEnd"/>
-      <w:r>
-        <w:rPr>
-          <w:rFonts w:asciiTheme="minorHAnsi" w:hAnsiTheme="minorHAnsi" w:cstheme="minorHAnsi"/>
-          <w:sz w:val="22"/>
-          <w:szCs w:val="22"/>
-        </w:rPr>
-        <w:t>::</w:t>
-      </w:r>
-      <w:proofErr w:type="spellStart"/>
-      <w:r>
-        <w:rPr>
-          <w:rFonts w:asciiTheme="minorHAnsi" w:hAnsiTheme="minorHAnsi" w:cstheme="minorHAnsi"/>
-          <w:sz w:val="22"/>
-          <w:szCs w:val="22"/>
-        </w:rPr>
-        <w:t>println</w:t>
-      </w:r>
-      <w:proofErr w:type="spellEnd"/>
-      <w:r>
-        <w:rPr>
-          <w:rFonts w:asciiTheme="minorHAnsi" w:hAnsiTheme="minorHAnsi" w:cstheme="minorHAnsi"/>
-          <w:sz w:val="22"/>
-          <w:szCs w:val="22"/>
-        </w:rPr>
-        <w:t>);</w:t>
-      </w:r>
-      <w:r>
-        <w:rPr>
-          <w:rFonts w:asciiTheme="minorHAnsi" w:hAnsiTheme="minorHAnsi" w:cstheme="minorHAnsi"/>
-          <w:sz w:val="22"/>
-          <w:szCs w:val="22"/>
-        </w:rPr>
-        <w:t xml:space="preserve"> [A,B,C,D]</w:t>
-      </w:r>
-    </w:p>
-    <w:p>
-      <w:pPr>
-        <w:pStyle w:val="NormalWeb"/>
-        <w:spacing w:after="0"/>
+        <w:t xml:space="preserve">List&lt;String&gt; </w:t>
+      </w:r>
+      <w:proofErr w:type="spellStart"/>
+      <w:r>
         <w:rPr>
           <w:rFonts w:asciiTheme="minorHAnsi" w:hAnsiTheme="minorHAnsi" w:cstheme="minorHAnsi"/>
           <w:color w:val="000000"/>
           <w:sz w:val="22"/>
           <w:szCs w:val="22"/>
         </w:rPr>
-      </w:pPr>
-      <w:r>
-        <w:rPr>
-          <w:rFonts w:asciiTheme="minorHAnsi" w:hAnsiTheme="minorHAnsi" w:cstheme="minorHAnsi"/>
-          <w:sz w:val="22"/>
-          <w:szCs w:val="22"/>
-        </w:rPr>
-        <w:t xml:space="preserve">If </w:t>
-      </w:r>
-      <w:proofErr w:type="spellStart"/>
-      <w:r>
-        <w:rPr>
-          <w:rFonts w:asciiTheme="minorHAnsi" w:hAnsiTheme="minorHAnsi" w:cstheme="minorHAnsi"/>
-          <w:sz w:val="22"/>
-          <w:szCs w:val="22"/>
-        </w:rPr>
-        <w:t>flatMap</w:t>
-      </w:r>
-      <w:proofErr w:type="spellEnd"/>
-      <w:r>
-        <w:rPr>
-          <w:rFonts w:asciiTheme="minorHAnsi" w:hAnsiTheme="minorHAnsi" w:cstheme="minorHAnsi"/>
-          <w:sz w:val="22"/>
-          <w:szCs w:val="22"/>
-        </w:rPr>
-        <w:t xml:space="preserve"> did not existed the we would be doing</w:t>
-      </w:r>
-      <w:r>
-        <w:rPr>
-          <w:rFonts w:asciiTheme="minorHAnsi" w:hAnsiTheme="minorHAnsi" w:cstheme="minorHAnsi"/>
-          <w:sz w:val="22"/>
-          <w:szCs w:val="22"/>
-        </w:rPr>
-        <w:br/>
-      </w:r>
+        <w:t>flatList</w:t>
+      </w:r>
+      <w:proofErr w:type="spellEnd"/>
       <w:r>
         <w:rPr>
           <w:rFonts w:asciiTheme="minorHAnsi" w:hAnsiTheme="minorHAnsi" w:cstheme="minorHAnsi"/>
@@ -38658,7 +41104,7 @@
           <w:sz w:val="22"/>
           <w:szCs w:val="22"/>
         </w:rPr>
-        <w:t xml:space="preserve">List&lt;String&gt; </w:t>
+        <w:t xml:space="preserve"> = new </w:t>
       </w:r>
       <w:proofErr w:type="spellStart"/>
       <w:r>
@@ -38668,7 +41114,7 @@
           <w:sz w:val="22"/>
           <w:szCs w:val="22"/>
         </w:rPr>
-        <w:t>flatList</w:t>
+        <w:t>ArrayList</w:t>
       </w:r>
       <w:proofErr w:type="spellEnd"/>
       <w:r>
@@ -38678,9 +41124,9 @@
           <w:sz w:val="22"/>
           <w:szCs w:val="22"/>
         </w:rPr>
-        <w:t xml:space="preserve"> = new </w:t>
-      </w:r>
-      <w:proofErr w:type="spellStart"/>
+        <w:t>&lt;</w:t>
+      </w:r>
+      <w:proofErr w:type="gramStart"/>
       <w:r>
         <w:rPr>
           <w:rFonts w:asciiTheme="minorHAnsi" w:hAnsiTheme="minorHAnsi" w:cstheme="minorHAnsi"/>
@@ -38688,9 +41134,9 @@
           <w:sz w:val="22"/>
           <w:szCs w:val="22"/>
         </w:rPr>
-        <w:t>ArrayList</w:t>
-      </w:r>
-      <w:proofErr w:type="spellEnd"/>
+        <w:t>&gt;(</w:t>
+      </w:r>
+      <w:proofErr w:type="gramEnd"/>
       <w:r>
         <w:rPr>
           <w:rFonts w:asciiTheme="minorHAnsi" w:hAnsiTheme="minorHAnsi" w:cstheme="minorHAnsi"/>
@@ -38698,9 +41144,8 @@
           <w:sz w:val="22"/>
           <w:szCs w:val="22"/>
         </w:rPr>
-        <w:t>&lt;</w:t>
-      </w:r>
-      <w:proofErr w:type="gramStart"/>
+        <w:t>);</w:t>
+      </w:r>
       <w:r>
         <w:rPr>
           <w:rFonts w:asciiTheme="minorHAnsi" w:hAnsiTheme="minorHAnsi" w:cstheme="minorHAnsi"/>
@@ -38708,9 +41153,9 @@
           <w:sz w:val="22"/>
           <w:szCs w:val="22"/>
         </w:rPr>
-        <w:t>&gt;(</w:t>
-      </w:r>
-      <w:proofErr w:type="gramEnd"/>
+        <w:br/>
+      </w:r>
+      <w:proofErr w:type="spellStart"/>
       <w:r>
         <w:rPr>
           <w:rFonts w:asciiTheme="minorHAnsi" w:hAnsiTheme="minorHAnsi" w:cstheme="minorHAnsi"/>
@@ -38718,8 +41163,9 @@
           <w:sz w:val="22"/>
           <w:szCs w:val="22"/>
         </w:rPr>
-        <w:t>);</w:t>
-      </w:r>
+        <w:t>listOfLists.stream</w:t>
+      </w:r>
+      <w:proofErr w:type="spellEnd"/>
       <w:r>
         <w:rPr>
           <w:rFonts w:asciiTheme="minorHAnsi" w:hAnsiTheme="minorHAnsi" w:cstheme="minorHAnsi"/>
@@ -38727,7 +41173,7 @@
           <w:sz w:val="22"/>
           <w:szCs w:val="22"/>
         </w:rPr>
-        <w:br/>
+        <w:t>().</w:t>
       </w:r>
       <w:proofErr w:type="spellStart"/>
       <w:r>
@@ -38737,7 +41183,7 @@
           <w:sz w:val="22"/>
           <w:szCs w:val="22"/>
         </w:rPr>
-        <w:t>listOfLists.stream</w:t>
+        <w:t>forEach</w:t>
       </w:r>
       <w:proofErr w:type="spellEnd"/>
       <w:r>
@@ -38747,7 +41193,7 @@
           <w:sz w:val="22"/>
           <w:szCs w:val="22"/>
         </w:rPr>
-        <w:t>().</w:t>
+        <w:t xml:space="preserve">(inner -&gt; </w:t>
       </w:r>
       <w:proofErr w:type="spellStart"/>
       <w:r>
@@ -38757,7 +41203,7 @@
           <w:sz w:val="22"/>
           <w:szCs w:val="22"/>
         </w:rPr>
-        <w:t>forEach</w:t>
+        <w:t>inner.forEach</w:t>
       </w:r>
       <w:proofErr w:type="spellEnd"/>
       <w:r>
@@ -38767,7 +41213,7 @@
           <w:sz w:val="22"/>
           <w:szCs w:val="22"/>
         </w:rPr>
-        <w:t xml:space="preserve">(inner -&gt; </w:t>
+        <w:t>(</w:t>
       </w:r>
       <w:proofErr w:type="spellStart"/>
       <w:r>
@@ -38777,7 +41223,7 @@
           <w:sz w:val="22"/>
           <w:szCs w:val="22"/>
         </w:rPr>
-        <w:t>inner.forEach</w:t>
+        <w:t>flatList</w:t>
       </w:r>
       <w:proofErr w:type="spellEnd"/>
       <w:r>
@@ -38787,9 +41233,8 @@
           <w:sz w:val="22"/>
           <w:szCs w:val="22"/>
         </w:rPr>
-        <w:t>(</w:t>
-      </w:r>
-      <w:proofErr w:type="spellStart"/>
+        <w:t>::add));</w:t>
+      </w:r>
       <w:r>
         <w:rPr>
           <w:rFonts w:asciiTheme="minorHAnsi" w:hAnsiTheme="minorHAnsi" w:cstheme="minorHAnsi"/>
@@ -38797,9 +41242,9 @@
           <w:sz w:val="22"/>
           <w:szCs w:val="22"/>
         </w:rPr>
-        <w:t>flatList</w:t>
-      </w:r>
-      <w:proofErr w:type="spellEnd"/>
+        <w:br/>
+      </w:r>
+      <w:proofErr w:type="spellStart"/>
       <w:r>
         <w:rPr>
           <w:rFonts w:asciiTheme="minorHAnsi" w:hAnsiTheme="minorHAnsi" w:cstheme="minorHAnsi"/>
@@ -38807,8 +41252,9 @@
           <w:sz w:val="22"/>
           <w:szCs w:val="22"/>
         </w:rPr>
-        <w:t>::add));</w:t>
-      </w:r>
+        <w:t>System.out.println</w:t>
+      </w:r>
+      <w:proofErr w:type="spellEnd"/>
       <w:r>
         <w:rPr>
           <w:rFonts w:asciiTheme="minorHAnsi" w:hAnsiTheme="minorHAnsi" w:cstheme="minorHAnsi"/>
@@ -38816,7 +41262,7 @@
           <w:sz w:val="22"/>
           <w:szCs w:val="22"/>
         </w:rPr>
-        <w:br/>
+        <w:t>(</w:t>
       </w:r>
       <w:proofErr w:type="spellStart"/>
       <w:r>
@@ -38826,7 +41272,7 @@
           <w:sz w:val="22"/>
           <w:szCs w:val="22"/>
         </w:rPr>
-        <w:t>System.out.println</w:t>
+        <w:t>flatList</w:t>
       </w:r>
       <w:proofErr w:type="spellEnd"/>
       <w:r>
@@ -38836,26 +41282,6 @@
           <w:sz w:val="22"/>
           <w:szCs w:val="22"/>
         </w:rPr>
-        <w:t>(</w:t>
-      </w:r>
-      <w:proofErr w:type="spellStart"/>
-      <w:r>
-        <w:rPr>
-          <w:rFonts w:asciiTheme="minorHAnsi" w:hAnsiTheme="minorHAnsi" w:cstheme="minorHAnsi"/>
-          <w:color w:val="000000"/>
-          <w:sz w:val="22"/>
-          <w:szCs w:val="22"/>
-        </w:rPr>
-        <w:t>flatList</w:t>
-      </w:r>
-      <w:proofErr w:type="spellEnd"/>
-      <w:r>
-        <w:rPr>
-          <w:rFonts w:asciiTheme="minorHAnsi" w:hAnsiTheme="minorHAnsi" w:cstheme="minorHAnsi"/>
-          <w:color w:val="000000"/>
-          <w:sz w:val="22"/>
-          <w:szCs w:val="22"/>
-        </w:rPr>
         <w:t>);</w:t>
       </w:r>
     </w:p>
@@ -39472,7 +41898,7 @@
         </w:rPr>
         <w:t xml:space="preserve"> = </w:t>
       </w:r>
-      <w:hyperlink r:id="rId16" w:history="1">
+      <w:hyperlink r:id="rId15" w:history="1">
         <w:r>
           <w:rPr>
             <w:rStyle w:val="Hyperlink"/>
@@ -42226,6 +44652,95 @@
     </w:lvl>
   </w:abstractNum>
   <w:abstractNum w:abstractNumId="16">
+    <w:nsid w:val="191C7F86"/>
+    <w:multiLevelType w:val="hybridMultilevel"/>
+    <w:tmpl w:val="D802584E"/>
+    <w:lvl w:ilvl="0" w:tplc="AA726694">
+      <w:start w:val="1"/>
+      <w:numFmt w:val="lowerLetter"/>
+      <w:lvlText w:val="%1."/>
+      <w:lvlJc w:val="left"/>
+      <w:pPr>
+        <w:ind w:left="1080" w:hanging="360"/>
+      </w:pPr>
+      <w:rPr>
+        <w:rFonts w:hint="default"/>
+      </w:rPr>
+    </w:lvl>
+    <w:lvl w:ilvl="1" w:tplc="04090019" w:tentative="1">
+      <w:start w:val="1"/>
+      <w:numFmt w:val="lowerLetter"/>
+      <w:lvlText w:val="%2."/>
+      <w:lvlJc w:val="left"/>
+      <w:pPr>
+        <w:ind w:left="1800" w:hanging="360"/>
+      </w:pPr>
+    </w:lvl>
+    <w:lvl w:ilvl="2" w:tplc="0409001B" w:tentative="1">
+      <w:start w:val="1"/>
+      <w:numFmt w:val="lowerRoman"/>
+      <w:lvlText w:val="%3."/>
+      <w:lvlJc w:val="right"/>
+      <w:pPr>
+        <w:ind w:left="2520" w:hanging="180"/>
+      </w:pPr>
+    </w:lvl>
+    <w:lvl w:ilvl="3" w:tplc="0409000F" w:tentative="1">
+      <w:start w:val="1"/>
+      <w:numFmt w:val="decimal"/>
+      <w:lvlText w:val="%4."/>
+      <w:lvlJc w:val="left"/>
+      <w:pPr>
+        <w:ind w:left="3240" w:hanging="360"/>
+      </w:pPr>
+    </w:lvl>
+    <w:lvl w:ilvl="4" w:tplc="04090019" w:tentative="1">
+      <w:start w:val="1"/>
+      <w:numFmt w:val="lowerLetter"/>
+      <w:lvlText w:val="%5."/>
+      <w:lvlJc w:val="left"/>
+      <w:pPr>
+        <w:ind w:left="3960" w:hanging="360"/>
+      </w:pPr>
+    </w:lvl>
+    <w:lvl w:ilvl="5" w:tplc="0409001B" w:tentative="1">
+      <w:start w:val="1"/>
+      <w:numFmt w:val="lowerRoman"/>
+      <w:lvlText w:val="%6."/>
+      <w:lvlJc w:val="right"/>
+      <w:pPr>
+        <w:ind w:left="4680" w:hanging="180"/>
+      </w:pPr>
+    </w:lvl>
+    <w:lvl w:ilvl="6" w:tplc="0409000F" w:tentative="1">
+      <w:start w:val="1"/>
+      <w:numFmt w:val="decimal"/>
+      <w:lvlText w:val="%7."/>
+      <w:lvlJc w:val="left"/>
+      <w:pPr>
+        <w:ind w:left="5400" w:hanging="360"/>
+      </w:pPr>
+    </w:lvl>
+    <w:lvl w:ilvl="7" w:tplc="04090019" w:tentative="1">
+      <w:start w:val="1"/>
+      <w:numFmt w:val="lowerLetter"/>
+      <w:lvlText w:val="%8."/>
+      <w:lvlJc w:val="left"/>
+      <w:pPr>
+        <w:ind w:left="6120" w:hanging="360"/>
+      </w:pPr>
+    </w:lvl>
+    <w:lvl w:ilvl="8" w:tplc="0409001B" w:tentative="1">
+      <w:start w:val="1"/>
+      <w:numFmt w:val="lowerRoman"/>
+      <w:lvlText w:val="%9."/>
+      <w:lvlJc w:val="right"/>
+      <w:pPr>
+        <w:ind w:left="6840" w:hanging="180"/>
+      </w:pPr>
+    </w:lvl>
+  </w:abstractNum>
+  <w:abstractNum w:abstractNumId="17">
     <w:nsid w:val="1BED7E35"/>
     <w:multiLevelType w:val="hybridMultilevel"/>
     <w:tmpl w:val="0472D74E"/>
@@ -42311,7 +44826,7 @@
       </w:pPr>
     </w:lvl>
   </w:abstractNum>
-  <w:abstractNum w:abstractNumId="17">
+  <w:abstractNum w:abstractNumId="18">
     <w:nsid w:val="1E2243FE"/>
     <w:multiLevelType w:val="hybridMultilevel"/>
     <w:tmpl w:val="D256C5BC"/>
@@ -42424,7 +44939,7 @@
       </w:rPr>
     </w:lvl>
   </w:abstractNum>
-  <w:abstractNum w:abstractNumId="18">
+  <w:abstractNum w:abstractNumId="19">
     <w:nsid w:val="22013378"/>
     <w:multiLevelType w:val="hybridMultilevel"/>
     <w:tmpl w:val="94643242"/>
@@ -42513,7 +45028,7 @@
       </w:pPr>
     </w:lvl>
   </w:abstractNum>
-  <w:abstractNum w:abstractNumId="19">
+  <w:abstractNum w:abstractNumId="20">
     <w:nsid w:val="24440CC1"/>
     <w:multiLevelType w:val="multilevel"/>
     <w:tmpl w:val="DCCE7B46"/>
@@ -42626,7 +45141,7 @@
       </w:rPr>
     </w:lvl>
   </w:abstractNum>
-  <w:abstractNum w:abstractNumId="20">
+  <w:abstractNum w:abstractNumId="21">
     <w:nsid w:val="244C23E9"/>
     <w:multiLevelType w:val="hybridMultilevel"/>
     <w:tmpl w:val="B7F6CE84"/>
@@ -42739,7 +45254,7 @@
       </w:rPr>
     </w:lvl>
   </w:abstractNum>
-  <w:abstractNum w:abstractNumId="21">
+  <w:abstractNum w:abstractNumId="22">
     <w:nsid w:val="24F92DC5"/>
     <w:multiLevelType w:val="hybridMultilevel"/>
     <w:tmpl w:val="1ABE5FE6"/>
@@ -42829,7 +45344,7 @@
       </w:pPr>
     </w:lvl>
   </w:abstractNum>
-  <w:abstractNum w:abstractNumId="22">
+  <w:abstractNum w:abstractNumId="23">
     <w:nsid w:val="25A01C56"/>
     <w:multiLevelType w:val="hybridMultilevel"/>
     <w:tmpl w:val="9F46D6C0"/>
@@ -42918,7 +45433,7 @@
       </w:pPr>
     </w:lvl>
   </w:abstractNum>
-  <w:abstractNum w:abstractNumId="23">
+  <w:abstractNum w:abstractNumId="24">
     <w:nsid w:val="274070CB"/>
     <w:multiLevelType w:val="hybridMultilevel"/>
     <w:tmpl w:val="391AEEE0"/>
@@ -43031,7 +45546,7 @@
       </w:rPr>
     </w:lvl>
   </w:abstractNum>
-  <w:abstractNum w:abstractNumId="24">
+  <w:abstractNum w:abstractNumId="25">
     <w:nsid w:val="2AA23802"/>
     <w:multiLevelType w:val="hybridMultilevel"/>
     <w:tmpl w:val="C71E8520"/>
@@ -43144,7 +45659,7 @@
       </w:rPr>
     </w:lvl>
   </w:abstractNum>
-  <w:abstractNum w:abstractNumId="25">
+  <w:abstractNum w:abstractNumId="26">
     <w:nsid w:val="3294066C"/>
     <w:multiLevelType w:val="hybridMultilevel"/>
     <w:tmpl w:val="A0C8AA20"/>
@@ -43257,7 +45772,7 @@
       </w:rPr>
     </w:lvl>
   </w:abstractNum>
-  <w:abstractNum w:abstractNumId="26">
+  <w:abstractNum w:abstractNumId="27">
     <w:nsid w:val="3558243A"/>
     <w:multiLevelType w:val="hybridMultilevel"/>
     <w:tmpl w:val="A40E6030"/>
@@ -43346,7 +45861,7 @@
       </w:pPr>
     </w:lvl>
   </w:abstractNum>
-  <w:abstractNum w:abstractNumId="27">
+  <w:abstractNum w:abstractNumId="28">
     <w:nsid w:val="3600591E"/>
     <w:multiLevelType w:val="hybridMultilevel"/>
     <w:tmpl w:val="884EA53C"/>
@@ -43459,7 +45974,7 @@
       </w:rPr>
     </w:lvl>
   </w:abstractNum>
-  <w:abstractNum w:abstractNumId="28">
+  <w:abstractNum w:abstractNumId="29">
     <w:nsid w:val="38E15924"/>
     <w:multiLevelType w:val="hybridMultilevel"/>
     <w:tmpl w:val="2A86D50A"/>
@@ -43545,7 +46060,7 @@
       </w:pPr>
     </w:lvl>
   </w:abstractNum>
-  <w:abstractNum w:abstractNumId="29">
+  <w:abstractNum w:abstractNumId="30">
     <w:nsid w:val="3A2010DF"/>
     <w:multiLevelType w:val="hybridMultilevel"/>
     <w:tmpl w:val="0E3A40DA"/>
@@ -43634,7 +46149,7 @@
       </w:pPr>
     </w:lvl>
   </w:abstractNum>
-  <w:abstractNum w:abstractNumId="30">
+  <w:abstractNum w:abstractNumId="31">
     <w:nsid w:val="3D274510"/>
     <w:multiLevelType w:val="hybridMultilevel"/>
     <w:tmpl w:val="68E48666"/>
@@ -43723,7 +46238,7 @@
       </w:pPr>
     </w:lvl>
   </w:abstractNum>
-  <w:abstractNum w:abstractNumId="31">
+  <w:abstractNum w:abstractNumId="32">
     <w:nsid w:val="3D2908A8"/>
     <w:multiLevelType w:val="hybridMultilevel"/>
     <w:tmpl w:val="86120A6E"/>
@@ -43836,7 +46351,7 @@
       </w:rPr>
     </w:lvl>
   </w:abstractNum>
-  <w:abstractNum w:abstractNumId="32">
+  <w:abstractNum w:abstractNumId="33">
     <w:nsid w:val="3D9A0B0C"/>
     <w:multiLevelType w:val="hybridMultilevel"/>
     <w:tmpl w:val="FE0497D2"/>
@@ -43925,7 +46440,7 @@
       </w:pPr>
     </w:lvl>
   </w:abstractNum>
-  <w:abstractNum w:abstractNumId="33">
+  <w:abstractNum w:abstractNumId="34">
     <w:nsid w:val="3F34748F"/>
     <w:multiLevelType w:val="hybridMultilevel"/>
     <w:tmpl w:val="D3644718"/>
@@ -44038,7 +46553,7 @@
       </w:rPr>
     </w:lvl>
   </w:abstractNum>
-  <w:abstractNum w:abstractNumId="34">
+  <w:abstractNum w:abstractNumId="35">
     <w:nsid w:val="40DE53FE"/>
     <w:multiLevelType w:val="multilevel"/>
     <w:tmpl w:val="DCCE7B46"/>
@@ -44151,7 +46666,7 @@
       </w:rPr>
     </w:lvl>
   </w:abstractNum>
-  <w:abstractNum w:abstractNumId="35">
+  <w:abstractNum w:abstractNumId="36">
     <w:nsid w:val="41A2316A"/>
     <w:multiLevelType w:val="hybridMultilevel"/>
     <w:tmpl w:val="D4E60E4C"/>
@@ -44264,7 +46779,120 @@
       </w:rPr>
     </w:lvl>
   </w:abstractNum>
-  <w:abstractNum w:abstractNumId="36">
+  <w:abstractNum w:abstractNumId="37">
+    <w:nsid w:val="4237017F"/>
+    <w:multiLevelType w:val="hybridMultilevel"/>
+    <w:tmpl w:val="335CB696"/>
+    <w:lvl w:ilvl="0" w:tplc="04090001">
+      <w:start w:val="1"/>
+      <w:numFmt w:val="bullet"/>
+      <w:lvlText w:val=""/>
+      <w:lvlJc w:val="left"/>
+      <w:pPr>
+        <w:ind w:left="720" w:hanging="360"/>
+      </w:pPr>
+      <w:rPr>
+        <w:rFonts w:ascii="Symbol" w:hAnsi="Symbol" w:hint="default"/>
+      </w:rPr>
+    </w:lvl>
+    <w:lvl w:ilvl="1" w:tplc="04090003" w:tentative="1">
+      <w:start w:val="1"/>
+      <w:numFmt w:val="bullet"/>
+      <w:lvlText w:val="o"/>
+      <w:lvlJc w:val="left"/>
+      <w:pPr>
+        <w:ind w:left="1440" w:hanging="360"/>
+      </w:pPr>
+      <w:rPr>
+        <w:rFonts w:ascii="Courier New" w:hAnsi="Courier New" w:cs="Courier New" w:hint="default"/>
+      </w:rPr>
+    </w:lvl>
+    <w:lvl w:ilvl="2" w:tplc="04090005" w:tentative="1">
+      <w:start w:val="1"/>
+      <w:numFmt w:val="bullet"/>
+      <w:lvlText w:val=""/>
+      <w:lvlJc w:val="left"/>
+      <w:pPr>
+        <w:ind w:left="2160" w:hanging="360"/>
+      </w:pPr>
+      <w:rPr>
+        <w:rFonts w:ascii="Wingdings" w:hAnsi="Wingdings" w:hint="default"/>
+      </w:rPr>
+    </w:lvl>
+    <w:lvl w:ilvl="3" w:tplc="04090001" w:tentative="1">
+      <w:start w:val="1"/>
+      <w:numFmt w:val="bullet"/>
+      <w:lvlText w:val=""/>
+      <w:lvlJc w:val="left"/>
+      <w:pPr>
+        <w:ind w:left="2880" w:hanging="360"/>
+      </w:pPr>
+      <w:rPr>
+        <w:rFonts w:ascii="Symbol" w:hAnsi="Symbol" w:hint="default"/>
+      </w:rPr>
+    </w:lvl>
+    <w:lvl w:ilvl="4" w:tplc="04090003" w:tentative="1">
+      <w:start w:val="1"/>
+      <w:numFmt w:val="bullet"/>
+      <w:lvlText w:val="o"/>
+      <w:lvlJc w:val="left"/>
+      <w:pPr>
+        <w:ind w:left="3600" w:hanging="360"/>
+      </w:pPr>
+      <w:rPr>
+        <w:rFonts w:ascii="Courier New" w:hAnsi="Courier New" w:cs="Courier New" w:hint="default"/>
+      </w:rPr>
+    </w:lvl>
+    <w:lvl w:ilvl="5" w:tplc="04090005" w:tentative="1">
+      <w:start w:val="1"/>
+      <w:numFmt w:val="bullet"/>
+      <w:lvlText w:val=""/>
+      <w:lvlJc w:val="left"/>
+      <w:pPr>
+        <w:ind w:left="4320" w:hanging="360"/>
+      </w:pPr>
+      <w:rPr>
+        <w:rFonts w:ascii="Wingdings" w:hAnsi="Wingdings" w:hint="default"/>
+      </w:rPr>
+    </w:lvl>
+    <w:lvl w:ilvl="6" w:tplc="04090001" w:tentative="1">
+      <w:start w:val="1"/>
+      <w:numFmt w:val="bullet"/>
+      <w:lvlText w:val=""/>
+      <w:lvlJc w:val="left"/>
+      <w:pPr>
+        <w:ind w:left="5040" w:hanging="360"/>
+      </w:pPr>
+      <w:rPr>
+        <w:rFonts w:ascii="Symbol" w:hAnsi="Symbol" w:hint="default"/>
+      </w:rPr>
+    </w:lvl>
+    <w:lvl w:ilvl="7" w:tplc="04090003" w:tentative="1">
+      <w:start w:val="1"/>
+      <w:numFmt w:val="bullet"/>
+      <w:lvlText w:val="o"/>
+      <w:lvlJc w:val="left"/>
+      <w:pPr>
+        <w:ind w:left="5760" w:hanging="360"/>
+      </w:pPr>
+      <w:rPr>
+        <w:rFonts w:ascii="Courier New" w:hAnsi="Courier New" w:cs="Courier New" w:hint="default"/>
+      </w:rPr>
+    </w:lvl>
+    <w:lvl w:ilvl="8" w:tplc="04090005" w:tentative="1">
+      <w:start w:val="1"/>
+      <w:numFmt w:val="bullet"/>
+      <w:lvlText w:val=""/>
+      <w:lvlJc w:val="left"/>
+      <w:pPr>
+        <w:ind w:left="6480" w:hanging="360"/>
+      </w:pPr>
+      <w:rPr>
+        <w:rFonts w:ascii="Wingdings" w:hAnsi="Wingdings" w:hint="default"/>
+      </w:rPr>
+    </w:lvl>
+  </w:abstractNum>
+  <w:abstractNum w:abstractNumId="38">
     <w:nsid w:val="446A48E5"/>
     <w:multiLevelType w:val="hybridMultilevel"/>
     <w:tmpl w:val="7BC6DF22"/>
@@ -44377,7 +47005,7 @@
       </w:rPr>
     </w:lvl>
   </w:abstractNum>
-  <w:abstractNum w:abstractNumId="37">
+  <w:abstractNum w:abstractNumId="39">
     <w:nsid w:val="448D1609"/>
     <w:multiLevelType w:val="hybridMultilevel"/>
     <w:tmpl w:val="3E20E02E"/>
@@ -44490,7 +47118,7 @@
       </w:rPr>
     </w:lvl>
   </w:abstractNum>
-  <w:abstractNum w:abstractNumId="38">
+  <w:abstractNum w:abstractNumId="40">
     <w:nsid w:val="45976EC8"/>
     <w:multiLevelType w:val="hybridMultilevel"/>
     <w:tmpl w:val="75EA06AE"/>
@@ -44603,7 +47231,120 @@
       </w:rPr>
     </w:lvl>
   </w:abstractNum>
-  <w:abstractNum w:abstractNumId="39">
+  <w:abstractNum w:abstractNumId="41">
+    <w:nsid w:val="4A69696C"/>
+    <w:multiLevelType w:val="hybridMultilevel"/>
+    <w:tmpl w:val="57B67712"/>
+    <w:lvl w:ilvl="0" w:tplc="04090001">
+      <w:start w:val="1"/>
+      <w:numFmt w:val="bullet"/>
+      <w:lvlText w:val=""/>
+      <w:lvlJc w:val="left"/>
+      <w:pPr>
+        <w:ind w:left="720" w:hanging="360"/>
+      </w:pPr>
+      <w:rPr>
+        <w:rFonts w:ascii="Symbol" w:hAnsi="Symbol" w:hint="default"/>
+      </w:rPr>
+    </w:lvl>
+    <w:lvl w:ilvl="1" w:tplc="04090003" w:tentative="1">
+      <w:start w:val="1"/>
+      <w:numFmt w:val="bullet"/>
+      <w:lvlText w:val="o"/>
+      <w:lvlJc w:val="left"/>
+      <w:pPr>
+        <w:ind w:left="1440" w:hanging="360"/>
+      </w:pPr>
+      <w:rPr>
+        <w:rFonts w:ascii="Courier New" w:hAnsi="Courier New" w:cs="Courier New" w:hint="default"/>
+      </w:rPr>
+    </w:lvl>
+    <w:lvl w:ilvl="2" w:tplc="04090005" w:tentative="1">
+      <w:start w:val="1"/>
+      <w:numFmt w:val="bullet"/>
+      <w:lvlText w:val=""/>
+      <w:lvlJc w:val="left"/>
+      <w:pPr>
+        <w:ind w:left="2160" w:hanging="360"/>
+      </w:pPr>
+      <w:rPr>
+        <w:rFonts w:ascii="Wingdings" w:hAnsi="Wingdings" w:hint="default"/>
+      </w:rPr>
+    </w:lvl>
+    <w:lvl w:ilvl="3" w:tplc="04090001" w:tentative="1">
+      <w:start w:val="1"/>
+      <w:numFmt w:val="bullet"/>
+      <w:lvlText w:val=""/>
+      <w:lvlJc w:val="left"/>
+      <w:pPr>
+        <w:ind w:left="2880" w:hanging="360"/>
+      </w:pPr>
+      <w:rPr>
+        <w:rFonts w:ascii="Symbol" w:hAnsi="Symbol" w:hint="default"/>
+      </w:rPr>
+    </w:lvl>
+    <w:lvl w:ilvl="4" w:tplc="04090003" w:tentative="1">
+      <w:start w:val="1"/>
+      <w:numFmt w:val="bullet"/>
+      <w:lvlText w:val="o"/>
+      <w:lvlJc w:val="left"/>
+      <w:pPr>
+        <w:ind w:left="3600" w:hanging="360"/>
+      </w:pPr>
+      <w:rPr>
+        <w:rFonts w:ascii="Courier New" w:hAnsi="Courier New" w:cs="Courier New" w:hint="default"/>
+      </w:rPr>
+    </w:lvl>
+    <w:lvl w:ilvl="5" w:tplc="04090005" w:tentative="1">
+      <w:start w:val="1"/>
+      <w:numFmt w:val="bullet"/>
+      <w:lvlText w:val=""/>
+      <w:lvlJc w:val="left"/>
+      <w:pPr>
+        <w:ind w:left="4320" w:hanging="360"/>
+      </w:pPr>
+      <w:rPr>
+        <w:rFonts w:ascii="Wingdings" w:hAnsi="Wingdings" w:hint="default"/>
+      </w:rPr>
+    </w:lvl>
+    <w:lvl w:ilvl="6" w:tplc="04090001" w:tentative="1">
+      <w:start w:val="1"/>
+      <w:numFmt w:val="bullet"/>
+      <w:lvlText w:val=""/>
+      <w:lvlJc w:val="left"/>
+      <w:pPr>
+        <w:ind w:left="5040" w:hanging="360"/>
+      </w:pPr>
+      <w:rPr>
+        <w:rFonts w:ascii="Symbol" w:hAnsi="Symbol" w:hint="default"/>
+      </w:rPr>
+    </w:lvl>
+    <w:lvl w:ilvl="7" w:tplc="04090003" w:tentative="1">
+      <w:start w:val="1"/>
+      <w:numFmt w:val="bullet"/>
+      <w:lvlText w:val="o"/>
+      <w:lvlJc w:val="left"/>
+      <w:pPr>
+        <w:ind w:left="5760" w:hanging="360"/>
+      </w:pPr>
+      <w:rPr>
+        <w:rFonts w:ascii="Courier New" w:hAnsi="Courier New" w:cs="Courier New" w:hint="default"/>
+      </w:rPr>
+    </w:lvl>
+    <w:lvl w:ilvl="8" w:tplc="04090005" w:tentative="1">
+      <w:start w:val="1"/>
+      <w:numFmt w:val="bullet"/>
+      <w:lvlText w:val=""/>
+      <w:lvlJc w:val="left"/>
+      <w:pPr>
+        <w:ind w:left="6480" w:hanging="360"/>
+      </w:pPr>
+      <w:rPr>
+        <w:rFonts w:ascii="Wingdings" w:hAnsi="Wingdings" w:hint="default"/>
+      </w:rPr>
+    </w:lvl>
+  </w:abstractNum>
+  <w:abstractNum w:abstractNumId="42">
     <w:nsid w:val="4B3D327D"/>
     <w:multiLevelType w:val="hybridMultilevel"/>
     <w:tmpl w:val="240C2F92"/>
@@ -44689,7 +47430,7 @@
       </w:pPr>
     </w:lvl>
   </w:abstractNum>
-  <w:abstractNum w:abstractNumId="40">
+  <w:abstractNum w:abstractNumId="43">
     <w:nsid w:val="502A23A1"/>
     <w:multiLevelType w:val="hybridMultilevel"/>
     <w:tmpl w:val="1734AD12"/>
@@ -44778,7 +47519,7 @@
       </w:pPr>
     </w:lvl>
   </w:abstractNum>
-  <w:abstractNum w:abstractNumId="41">
+  <w:abstractNum w:abstractNumId="44">
     <w:nsid w:val="52E67B06"/>
     <w:multiLevelType w:val="hybridMultilevel"/>
     <w:tmpl w:val="C5B688C0"/>
@@ -44867,7 +47608,7 @@
       </w:pPr>
     </w:lvl>
   </w:abstractNum>
-  <w:abstractNum w:abstractNumId="42">
+  <w:abstractNum w:abstractNumId="45">
     <w:nsid w:val="53BD4FFB"/>
     <w:multiLevelType w:val="hybridMultilevel"/>
     <w:tmpl w:val="EC9A6092"/>
@@ -44957,7 +47698,7 @@
       </w:pPr>
     </w:lvl>
   </w:abstractNum>
-  <w:abstractNum w:abstractNumId="43">
+  <w:abstractNum w:abstractNumId="46">
     <w:nsid w:val="546146DD"/>
     <w:multiLevelType w:val="hybridMultilevel"/>
     <w:tmpl w:val="7A80E584"/>
@@ -45070,7 +47811,7 @@
       </w:rPr>
     </w:lvl>
   </w:abstractNum>
-  <w:abstractNum w:abstractNumId="44">
+  <w:abstractNum w:abstractNumId="47">
     <w:nsid w:val="55030C0D"/>
     <w:multiLevelType w:val="hybridMultilevel"/>
     <w:tmpl w:val="22CC5A8C"/>
@@ -45183,7 +47924,7 @@
       </w:rPr>
     </w:lvl>
   </w:abstractNum>
-  <w:abstractNum w:abstractNumId="45">
+  <w:abstractNum w:abstractNumId="48">
     <w:nsid w:val="57D25439"/>
     <w:multiLevelType w:val="hybridMultilevel"/>
     <w:tmpl w:val="1310D188"/>
@@ -45296,7 +48037,7 @@
       </w:rPr>
     </w:lvl>
   </w:abstractNum>
-  <w:abstractNum w:abstractNumId="46">
+  <w:abstractNum w:abstractNumId="49">
     <w:nsid w:val="5AC74759"/>
     <w:multiLevelType w:val="hybridMultilevel"/>
     <w:tmpl w:val="74E4C4B8"/>
@@ -45385,7 +48126,7 @@
       </w:pPr>
     </w:lvl>
   </w:abstractNum>
-  <w:abstractNum w:abstractNumId="47">
+  <w:abstractNum w:abstractNumId="50">
     <w:nsid w:val="5BC15284"/>
     <w:multiLevelType w:val="hybridMultilevel"/>
     <w:tmpl w:val="51E41BA4"/>
@@ -45498,7 +48239,7 @@
       </w:rPr>
     </w:lvl>
   </w:abstractNum>
-  <w:abstractNum w:abstractNumId="48">
+  <w:abstractNum w:abstractNumId="51">
     <w:nsid w:val="60253C4E"/>
     <w:multiLevelType w:val="hybridMultilevel"/>
     <w:tmpl w:val="710C374C"/>
@@ -45611,7 +48352,7 @@
       </w:rPr>
     </w:lvl>
   </w:abstractNum>
-  <w:abstractNum w:abstractNumId="49">
+  <w:abstractNum w:abstractNumId="52">
     <w:nsid w:val="610F37A6"/>
     <w:multiLevelType w:val="hybridMultilevel"/>
     <w:tmpl w:val="5E3A5D2A"/>
@@ -45700,7 +48441,7 @@
       </w:pPr>
     </w:lvl>
   </w:abstractNum>
-  <w:abstractNum w:abstractNumId="50">
+  <w:abstractNum w:abstractNumId="53">
     <w:nsid w:val="63935CF6"/>
     <w:multiLevelType w:val="hybridMultilevel"/>
     <w:tmpl w:val="30EAF0EC"/>
@@ -45813,7 +48554,7 @@
       </w:rPr>
     </w:lvl>
   </w:abstractNum>
-  <w:abstractNum w:abstractNumId="51">
+  <w:abstractNum w:abstractNumId="54">
     <w:nsid w:val="655C4FB5"/>
     <w:multiLevelType w:val="hybridMultilevel"/>
     <w:tmpl w:val="107010D8"/>
@@ -45903,7 +48644,7 @@
       </w:pPr>
     </w:lvl>
   </w:abstractNum>
-  <w:abstractNum w:abstractNumId="52">
+  <w:abstractNum w:abstractNumId="55">
     <w:nsid w:val="66A46CBB"/>
     <w:multiLevelType w:val="hybridMultilevel"/>
     <w:tmpl w:val="DBD62A50"/>
@@ -46016,7 +48757,7 @@
       </w:rPr>
     </w:lvl>
   </w:abstractNum>
-  <w:abstractNum w:abstractNumId="53">
+  <w:abstractNum w:abstractNumId="56">
     <w:nsid w:val="66AE6381"/>
     <w:multiLevelType w:val="hybridMultilevel"/>
     <w:tmpl w:val="D0AAB474"/>
@@ -46129,7 +48870,7 @@
       </w:rPr>
     </w:lvl>
   </w:abstractNum>
-  <w:abstractNum w:abstractNumId="54">
+  <w:abstractNum w:abstractNumId="57">
     <w:nsid w:val="677A0908"/>
     <w:multiLevelType w:val="hybridMultilevel"/>
     <w:tmpl w:val="1D5A6872"/>
@@ -46242,7 +48983,7 @@
       </w:rPr>
     </w:lvl>
   </w:abstractNum>
-  <w:abstractNum w:abstractNumId="55">
+  <w:abstractNum w:abstractNumId="58">
     <w:nsid w:val="689F65E6"/>
     <w:multiLevelType w:val="hybridMultilevel"/>
     <w:tmpl w:val="AC30275A"/>
@@ -46355,7 +49096,7 @@
       </w:rPr>
     </w:lvl>
   </w:abstractNum>
-  <w:abstractNum w:abstractNumId="56">
+  <w:abstractNum w:abstractNumId="59">
     <w:nsid w:val="6C4325C6"/>
     <w:multiLevelType w:val="hybridMultilevel"/>
     <w:tmpl w:val="230E505E"/>
@@ -46444,7 +49185,7 @@
       </w:pPr>
     </w:lvl>
   </w:abstractNum>
-  <w:abstractNum w:abstractNumId="57">
+  <w:abstractNum w:abstractNumId="60">
     <w:nsid w:val="6DEE1D45"/>
     <w:multiLevelType w:val="hybridMultilevel"/>
     <w:tmpl w:val="1BA26D06"/>
@@ -46557,7 +49298,120 @@
       </w:rPr>
     </w:lvl>
   </w:abstractNum>
-  <w:abstractNum w:abstractNumId="58">
+  <w:abstractNum w:abstractNumId="61">
+    <w:nsid w:val="6E66138B"/>
+    <w:multiLevelType w:val="hybridMultilevel"/>
+    <w:tmpl w:val="CFAC89B6"/>
+    <w:lvl w:ilvl="0" w:tplc="04090001">
+      <w:start w:val="1"/>
+      <w:numFmt w:val="bullet"/>
+      <w:lvlText w:val=""/>
+      <w:lvlJc w:val="left"/>
+      <w:pPr>
+        <w:ind w:left="720" w:hanging="360"/>
+      </w:pPr>
+      <w:rPr>
+        <w:rFonts w:ascii="Symbol" w:hAnsi="Symbol" w:hint="default"/>
+      </w:rPr>
+    </w:lvl>
+    <w:lvl w:ilvl="1" w:tplc="04090003" w:tentative="1">
+      <w:start w:val="1"/>
+      <w:numFmt w:val="bullet"/>
+      <w:lvlText w:val="o"/>
+      <w:lvlJc w:val="left"/>
+      <w:pPr>
+        <w:ind w:left="1440" w:hanging="360"/>
+      </w:pPr>
+      <w:rPr>
+        <w:rFonts w:ascii="Courier New" w:hAnsi="Courier New" w:cs="Courier New" w:hint="default"/>
+      </w:rPr>
+    </w:lvl>
+    <w:lvl w:ilvl="2" w:tplc="04090005" w:tentative="1">
+      <w:start w:val="1"/>
+      <w:numFmt w:val="bullet"/>
+      <w:lvlText w:val=""/>
+      <w:lvlJc w:val="left"/>
+      <w:pPr>
+        <w:ind w:left="2160" w:hanging="360"/>
+      </w:pPr>
+      <w:rPr>
+        <w:rFonts w:ascii="Wingdings" w:hAnsi="Wingdings" w:hint="default"/>
+      </w:rPr>
+    </w:lvl>
+    <w:lvl w:ilvl="3" w:tplc="04090001" w:tentative="1">
+      <w:start w:val="1"/>
+      <w:numFmt w:val="bullet"/>
+      <w:lvlText w:val=""/>
+      <w:lvlJc w:val="left"/>
+      <w:pPr>
+        <w:ind w:left="2880" w:hanging="360"/>
+      </w:pPr>
+      <w:rPr>
+        <w:rFonts w:ascii="Symbol" w:hAnsi="Symbol" w:hint="default"/>
+      </w:rPr>
+    </w:lvl>
+    <w:lvl w:ilvl="4" w:tplc="04090003" w:tentative="1">
+      <w:start w:val="1"/>
+      <w:numFmt w:val="bullet"/>
+      <w:lvlText w:val="o"/>
+      <w:lvlJc w:val="left"/>
+      <w:pPr>
+        <w:ind w:left="3600" w:hanging="360"/>
+      </w:pPr>
+      <w:rPr>
+        <w:rFonts w:ascii="Courier New" w:hAnsi="Courier New" w:cs="Courier New" w:hint="default"/>
+      </w:rPr>
+    </w:lvl>
+    <w:lvl w:ilvl="5" w:tplc="04090005" w:tentative="1">
+      <w:start w:val="1"/>
+      <w:numFmt w:val="bullet"/>
+      <w:lvlText w:val=""/>
+      <w:lvlJc w:val="left"/>
+      <w:pPr>
+        <w:ind w:left="4320" w:hanging="360"/>
+      </w:pPr>
+      <w:rPr>
+        <w:rFonts w:ascii="Wingdings" w:hAnsi="Wingdings" w:hint="default"/>
+      </w:rPr>
+    </w:lvl>
+    <w:lvl w:ilvl="6" w:tplc="04090001" w:tentative="1">
+      <w:start w:val="1"/>
+      <w:numFmt w:val="bullet"/>
+      <w:lvlText w:val=""/>
+      <w:lvlJc w:val="left"/>
+      <w:pPr>
+        <w:ind w:left="5040" w:hanging="360"/>
+      </w:pPr>
+      <w:rPr>
+        <w:rFonts w:ascii="Symbol" w:hAnsi="Symbol" w:hint="default"/>
+      </w:rPr>
+    </w:lvl>
+    <w:lvl w:ilvl="7" w:tplc="04090003" w:tentative="1">
+      <w:start w:val="1"/>
+      <w:numFmt w:val="bullet"/>
+      <w:lvlText w:val="o"/>
+      <w:lvlJc w:val="left"/>
+      <w:pPr>
+        <w:ind w:left="5760" w:hanging="360"/>
+      </w:pPr>
+      <w:rPr>
+        <w:rFonts w:ascii="Courier New" w:hAnsi="Courier New" w:cs="Courier New" w:hint="default"/>
+      </w:rPr>
+    </w:lvl>
+    <w:lvl w:ilvl="8" w:tplc="04090005" w:tentative="1">
+      <w:start w:val="1"/>
+      <w:numFmt w:val="bullet"/>
+      <w:lvlText w:val=""/>
+      <w:lvlJc w:val="left"/>
+      <w:pPr>
+        <w:ind w:left="6480" w:hanging="360"/>
+      </w:pPr>
+      <w:rPr>
+        <w:rFonts w:ascii="Wingdings" w:hAnsi="Wingdings" w:hint="default"/>
+      </w:rPr>
+    </w:lvl>
+  </w:abstractNum>
+  <w:abstractNum w:abstractNumId="62">
     <w:nsid w:val="6E854488"/>
     <w:multiLevelType w:val="hybridMultilevel"/>
     <w:tmpl w:val="C30AF106"/>
@@ -46670,7 +49524,7 @@
       </w:rPr>
     </w:lvl>
   </w:abstractNum>
-  <w:abstractNum w:abstractNumId="59">
+  <w:abstractNum w:abstractNumId="63">
     <w:nsid w:val="6EBE32A6"/>
     <w:multiLevelType w:val="hybridMultilevel"/>
     <w:tmpl w:val="118A5C9C"/>
@@ -46783,7 +49637,7 @@
       </w:rPr>
     </w:lvl>
   </w:abstractNum>
-  <w:abstractNum w:abstractNumId="60">
+  <w:abstractNum w:abstractNumId="64">
     <w:nsid w:val="6F137D50"/>
     <w:multiLevelType w:val="hybridMultilevel"/>
     <w:tmpl w:val="763C75D4"/>
@@ -46896,7 +49750,7 @@
       </w:rPr>
     </w:lvl>
   </w:abstractNum>
-  <w:abstractNum w:abstractNumId="61">
+  <w:abstractNum w:abstractNumId="65">
     <w:nsid w:val="70B23D28"/>
     <w:multiLevelType w:val="hybridMultilevel"/>
     <w:tmpl w:val="17D6C066"/>
@@ -47009,7 +49863,7 @@
       </w:rPr>
     </w:lvl>
   </w:abstractNum>
-  <w:abstractNum w:abstractNumId="62">
+  <w:abstractNum w:abstractNumId="66">
     <w:nsid w:val="73C81F1C"/>
     <w:multiLevelType w:val="hybridMultilevel"/>
     <w:tmpl w:val="1AFCBE96"/>
@@ -47122,7 +49976,7 @@
       </w:rPr>
     </w:lvl>
   </w:abstractNum>
-  <w:abstractNum w:abstractNumId="63">
+  <w:abstractNum w:abstractNumId="67">
     <w:nsid w:val="75050C96"/>
     <w:multiLevelType w:val="hybridMultilevel"/>
     <w:tmpl w:val="4EFA3B62"/>
@@ -47211,7 +50065,7 @@
       </w:pPr>
     </w:lvl>
   </w:abstractNum>
-  <w:abstractNum w:abstractNumId="64">
+  <w:abstractNum w:abstractNumId="68">
     <w:nsid w:val="75766E26"/>
     <w:multiLevelType w:val="hybridMultilevel"/>
     <w:tmpl w:val="6E46F11E"/>
@@ -47324,7 +50178,7 @@
       </w:rPr>
     </w:lvl>
   </w:abstractNum>
-  <w:abstractNum w:abstractNumId="65">
+  <w:abstractNum w:abstractNumId="69">
     <w:nsid w:val="76724C9A"/>
     <w:multiLevelType w:val="hybridMultilevel"/>
     <w:tmpl w:val="780CE410"/>
@@ -47437,7 +50291,7 @@
       </w:rPr>
     </w:lvl>
   </w:abstractNum>
-  <w:abstractNum w:abstractNumId="66">
+  <w:abstractNum w:abstractNumId="70">
     <w:nsid w:val="798C37C2"/>
     <w:multiLevelType w:val="hybridMultilevel"/>
     <w:tmpl w:val="A7387F94"/>
@@ -47550,7 +50404,7 @@
       </w:rPr>
     </w:lvl>
   </w:abstractNum>
-  <w:abstractNum w:abstractNumId="67">
+  <w:abstractNum w:abstractNumId="71">
     <w:nsid w:val="7A962DF9"/>
     <w:multiLevelType w:val="hybridMultilevel"/>
     <w:tmpl w:val="0450EDD2"/>
@@ -47639,7 +50493,7 @@
       </w:pPr>
     </w:lvl>
   </w:abstractNum>
-  <w:abstractNum w:abstractNumId="68">
+  <w:abstractNum w:abstractNumId="72">
     <w:nsid w:val="7B0668D6"/>
     <w:multiLevelType w:val="hybridMultilevel"/>
     <w:tmpl w:val="C354E266"/>
@@ -47752,7 +50606,7 @@
       </w:rPr>
     </w:lvl>
   </w:abstractNum>
-  <w:abstractNum w:abstractNumId="69">
+  <w:abstractNum w:abstractNumId="73">
     <w:nsid w:val="7BCB7E82"/>
     <w:multiLevelType w:val="hybridMultilevel"/>
     <w:tmpl w:val="FADEAE40"/>
@@ -47865,7 +50719,7 @@
       </w:rPr>
     </w:lvl>
   </w:abstractNum>
-  <w:abstractNum w:abstractNumId="70">
+  <w:abstractNum w:abstractNumId="74">
     <w:nsid w:val="7EC22DBA"/>
     <w:multiLevelType w:val="hybridMultilevel"/>
     <w:tmpl w:val="03006F38"/>
@@ -47955,76 +50809,76 @@
     <w:abstractNumId w:val="11"/>
   </w:num>
   <w:num w:numId="2">
-    <w:abstractNumId w:val="18"/>
+    <w:abstractNumId w:val="19"/>
   </w:num>
   <w:num w:numId="3">
-    <w:abstractNumId w:val="51"/>
+    <w:abstractNumId w:val="54"/>
   </w:num>
   <w:num w:numId="4">
-    <w:abstractNumId w:val="42"/>
+    <w:abstractNumId w:val="45"/>
   </w:num>
   <w:num w:numId="5">
-    <w:abstractNumId w:val="29"/>
+    <w:abstractNumId w:val="30"/>
   </w:num>
   <w:num w:numId="6">
-    <w:abstractNumId w:val="67"/>
+    <w:abstractNumId w:val="71"/>
   </w:num>
   <w:num w:numId="7">
-    <w:abstractNumId w:val="32"/>
+    <w:abstractNumId w:val="33"/>
   </w:num>
   <w:num w:numId="8">
-    <w:abstractNumId w:val="22"/>
+    <w:abstractNumId w:val="23"/>
   </w:num>
   <w:num w:numId="9">
     <w:abstractNumId w:val="7"/>
   </w:num>
   <w:num w:numId="10">
-    <w:abstractNumId w:val="39"/>
+    <w:abstractNumId w:val="42"/>
   </w:num>
   <w:num w:numId="11">
-    <w:abstractNumId w:val="41"/>
+    <w:abstractNumId w:val="44"/>
   </w:num>
   <w:num w:numId="12">
-    <w:abstractNumId w:val="45"/>
+    <w:abstractNumId w:val="48"/>
   </w:num>
   <w:num w:numId="13">
-    <w:abstractNumId w:val="68"/>
+    <w:abstractNumId w:val="72"/>
   </w:num>
   <w:num w:numId="14">
     <w:abstractNumId w:val="6"/>
   </w:num>
   <w:num w:numId="15">
-    <w:abstractNumId w:val="31"/>
+    <w:abstractNumId w:val="32"/>
   </w:num>
   <w:num w:numId="16">
-    <w:abstractNumId w:val="25"/>
+    <w:abstractNumId w:val="26"/>
   </w:num>
   <w:num w:numId="17">
     <w:abstractNumId w:val="4"/>
   </w:num>
   <w:num w:numId="18">
-    <w:abstractNumId w:val="64"/>
+    <w:abstractNumId w:val="68"/>
   </w:num>
   <w:num w:numId="19">
     <w:abstractNumId w:val="8"/>
   </w:num>
   <w:num w:numId="20">
-    <w:abstractNumId w:val="17"/>
+    <w:abstractNumId w:val="18"/>
   </w:num>
   <w:num w:numId="21">
     <w:abstractNumId w:val="14"/>
   </w:num>
   <w:num w:numId="22">
-    <w:abstractNumId w:val="55"/>
+    <w:abstractNumId w:val="58"/>
   </w:num>
   <w:num w:numId="23">
-    <w:abstractNumId w:val="66"/>
+    <w:abstractNumId w:val="70"/>
   </w:num>
   <w:num w:numId="24">
-    <w:abstractNumId w:val="46"/>
+    <w:abstractNumId w:val="49"/>
   </w:num>
   <w:num w:numId="25">
-    <w:abstractNumId w:val="26"/>
+    <w:abstractNumId w:val="27"/>
   </w:num>
   <w:num w:numId="26">
     <w:abstractNumId w:val="2"/>
@@ -48033,67 +50887,67 @@
     <w:abstractNumId w:val="1"/>
   </w:num>
   <w:num w:numId="28">
-    <w:abstractNumId w:val="43"/>
+    <w:abstractNumId w:val="46"/>
   </w:num>
   <w:num w:numId="29">
-    <w:abstractNumId w:val="50"/>
+    <w:abstractNumId w:val="53"/>
   </w:num>
   <w:num w:numId="30">
-    <w:abstractNumId w:val="24"/>
+    <w:abstractNumId w:val="25"/>
   </w:num>
   <w:num w:numId="31">
-    <w:abstractNumId w:val="35"/>
+    <w:abstractNumId w:val="36"/>
   </w:num>
   <w:num w:numId="32">
-    <w:abstractNumId w:val="59"/>
+    <w:abstractNumId w:val="63"/>
   </w:num>
   <w:num w:numId="33">
-    <w:abstractNumId w:val="65"/>
+    <w:abstractNumId w:val="69"/>
   </w:num>
   <w:num w:numId="34">
-    <w:abstractNumId w:val="69"/>
+    <w:abstractNumId w:val="73"/>
   </w:num>
   <w:num w:numId="35">
-    <w:abstractNumId w:val="49"/>
+    <w:abstractNumId w:val="52"/>
   </w:num>
   <w:num w:numId="36">
-    <w:abstractNumId w:val="30"/>
+    <w:abstractNumId w:val="31"/>
   </w:num>
   <w:num w:numId="37">
-    <w:abstractNumId w:val="48"/>
+    <w:abstractNumId w:val="51"/>
   </w:num>
   <w:num w:numId="38">
     <w:abstractNumId w:val="0"/>
   </w:num>
   <w:num w:numId="39">
-    <w:abstractNumId w:val="47"/>
+    <w:abstractNumId w:val="50"/>
   </w:num>
   <w:num w:numId="40">
-    <w:abstractNumId w:val="27"/>
+    <w:abstractNumId w:val="28"/>
   </w:num>
   <w:num w:numId="41">
-    <w:abstractNumId w:val="70"/>
+    <w:abstractNumId w:val="74"/>
   </w:num>
   <w:num w:numId="42">
     <w:abstractNumId w:val="3"/>
   </w:num>
   <w:num w:numId="43">
-    <w:abstractNumId w:val="34"/>
+    <w:abstractNumId w:val="35"/>
   </w:num>
   <w:num w:numId="44">
-    <w:abstractNumId w:val="16"/>
+    <w:abstractNumId w:val="17"/>
   </w:num>
   <w:num w:numId="45">
     <w:abstractNumId w:val="15"/>
   </w:num>
   <w:num w:numId="46">
-    <w:abstractNumId w:val="19"/>
+    <w:abstractNumId w:val="20"/>
   </w:num>
   <w:num w:numId="47">
-    <w:abstractNumId w:val="28"/>
+    <w:abstractNumId w:val="29"/>
   </w:num>
   <w:num w:numId="48">
-    <w:abstractNumId w:val="56"/>
+    <w:abstractNumId w:val="59"/>
   </w:num>
   <w:num w:numId="49">
     <w:abstractNumId w:val="5"/>
@@ -48102,67 +50956,79 @@
     <w:abstractNumId w:val="9"/>
   </w:num>
   <w:num w:numId="51">
-    <w:abstractNumId w:val="54"/>
+    <w:abstractNumId w:val="57"/>
   </w:num>
   <w:num w:numId="52">
     <w:abstractNumId w:val="12"/>
   </w:num>
   <w:num w:numId="53">
-    <w:abstractNumId w:val="36"/>
+    <w:abstractNumId w:val="38"/>
   </w:num>
   <w:num w:numId="54">
-    <w:abstractNumId w:val="33"/>
+    <w:abstractNumId w:val="34"/>
   </w:num>
   <w:num w:numId="55">
-    <w:abstractNumId w:val="63"/>
+    <w:abstractNumId w:val="67"/>
   </w:num>
   <w:num w:numId="56">
-    <w:abstractNumId w:val="40"/>
+    <w:abstractNumId w:val="43"/>
   </w:num>
   <w:num w:numId="57">
-    <w:abstractNumId w:val="57"/>
+    <w:abstractNumId w:val="60"/>
   </w:num>
   <w:num w:numId="58">
     <w:abstractNumId w:val="13"/>
   </w:num>
   <w:num w:numId="59">
-    <w:abstractNumId w:val="60"/>
+    <w:abstractNumId w:val="64"/>
   </w:num>
   <w:num w:numId="60">
-    <w:abstractNumId w:val="53"/>
+    <w:abstractNumId w:val="56"/>
   </w:num>
   <w:num w:numId="61">
-    <w:abstractNumId w:val="23"/>
+    <w:abstractNumId w:val="24"/>
   </w:num>
   <w:num w:numId="62">
-    <w:abstractNumId w:val="44"/>
+    <w:abstractNumId w:val="47"/>
   </w:num>
   <w:num w:numId="63">
     <w:abstractNumId w:val="10"/>
   </w:num>
   <w:num w:numId="64">
-    <w:abstractNumId w:val="52"/>
+    <w:abstractNumId w:val="55"/>
   </w:num>
   <w:num w:numId="65">
-    <w:abstractNumId w:val="38"/>
+    <w:abstractNumId w:val="40"/>
   </w:num>
   <w:num w:numId="66">
-    <w:abstractNumId w:val="20"/>
+    <w:abstractNumId w:val="21"/>
   </w:num>
   <w:num w:numId="67">
+    <w:abstractNumId w:val="39"/>
+  </w:num>
+  <w:num w:numId="68">
+    <w:abstractNumId w:val="62"/>
+  </w:num>
+  <w:num w:numId="69">
+    <w:abstractNumId w:val="66"/>
+  </w:num>
+  <w:num w:numId="70">
+    <w:abstractNumId w:val="22"/>
+  </w:num>
+  <w:num w:numId="71">
+    <w:abstractNumId w:val="65"/>
+  </w:num>
+  <w:num w:numId="72">
+    <w:abstractNumId w:val="41"/>
+  </w:num>
+  <w:num w:numId="73">
     <w:abstractNumId w:val="37"/>
   </w:num>
-  <w:num w:numId="68">
-    <w:abstractNumId w:val="58"/>
+  <w:num w:numId="74">
+    <w:abstractNumId w:val="61"/>
   </w:num>
-  <w:num w:numId="69">
-    <w:abstractNumId w:val="62"/>
-  </w:num>
-  <w:num w:numId="70">
-    <w:abstractNumId w:val="21"/>
-  </w:num>
-  <w:num w:numId="71">
-    <w:abstractNumId w:val="61"/>
+  <w:num w:numId="75">
+    <w:abstractNumId w:val="16"/>
   </w:num>
   <w:numIdMacAtCleanup w:val="70"/>
 </w:numbering>
@@ -48577,6 +51443,31 @@
     <w:basedOn w:val="DefaultParagraphFont"/>
     <w:rsid w:val="00414C91"/>
   </w:style>
+  <w:style w:type="character" w:customStyle="1" w:styleId="hljs-function">
+    <w:name w:val="hljs-function"/>
+    <w:basedOn w:val="DefaultParagraphFont"/>
+    <w:rsid w:val="00347619"/>
+  </w:style>
+  <w:style w:type="character" w:customStyle="1" w:styleId="hljs-keyword">
+    <w:name w:val="hljs-keyword"/>
+    <w:basedOn w:val="DefaultParagraphFont"/>
+    <w:rsid w:val="00347619"/>
+  </w:style>
+  <w:style w:type="character" w:customStyle="1" w:styleId="hljs-title">
+    <w:name w:val="hljs-title"/>
+    <w:basedOn w:val="DefaultParagraphFont"/>
+    <w:rsid w:val="00347619"/>
+  </w:style>
+  <w:style w:type="character" w:customStyle="1" w:styleId="hljs-params">
+    <w:name w:val="hljs-params"/>
+    <w:basedOn w:val="DefaultParagraphFont"/>
+    <w:rsid w:val="00347619"/>
+  </w:style>
+  <w:style w:type="character" w:customStyle="1" w:styleId="hljs-comment">
+    <w:name w:val="hljs-comment"/>
+    <w:basedOn w:val="DefaultParagraphFont"/>
+    <w:rsid w:val="00347619"/>
+  </w:style>
 </w:styles>
 </file>
 
@@ -48868,7 +51759,7 @@
 </file>
 
 <file path=customXml/itemProps1.xml><?xml version="1.0" encoding="utf-8"?>
-<ds:datastoreItem xmlns:ds="http://schemas.openxmlformats.org/officeDocument/2006/customXml" ds:itemID="{98F6D8DC-D001-48FF-BBD7-8BAF122146B6}">
+<ds:datastoreItem xmlns:ds="http://schemas.openxmlformats.org/officeDocument/2006/customXml" ds:itemID="{B5BD9A8F-2D52-4FAA-82BF-20522E006DDF}">
   <ds:schemaRefs>
     <ds:schemaRef ds:uri="http://schemas.openxmlformats.org/officeDocument/2006/bibliography"/>
   </ds:schemaRefs>

--- a/note/SpringSpringBootRestAPI Theory Questions.docx
+++ b/note/SpringSpringBootRestAPI Theory Questions.docx
@@ -21882,6 +21882,23 @@
     </w:p>
     <w:p>
       <w:pPr>
+        <w:rPr>
+          <w:b/>
+          <w:bCs/>
+          <w:lang w:val="en-IN"/>
+        </w:rPr>
+      </w:pPr>
+      <w:r>
+        <w:rPr>
+          <w:b/>
+          <w:bCs/>
+          <w:lang w:val="en-IN"/>
+        </w:rPr>
+        <w:br w:type="page"/>
+      </w:r>
+    </w:p>
+    <w:p>
+      <w:pPr>
         <w:pStyle w:val="ListParagraph"/>
         <w:numPr>
           <w:ilvl w:val="0"/>
@@ -21895,6 +21912,7 @@
         <w:rPr>
           <w:lang w:val="en-IN"/>
         </w:rPr>
+        <w:lastRenderedPageBreak/>
         <w:t>What is the equals–</w:t>
       </w:r>
       <w:proofErr w:type="spellStart"/>
@@ -22072,6 +22090,948 @@
           <w:lang w:val="en-IN"/>
         </w:rPr>
         <w:t>, especially in hash-based collections.</w:t>
+      </w:r>
+    </w:p>
+    <w:p>
+      <w:pPr>
+        <w:pStyle w:val="ListParagraph"/>
+        <w:rPr>
+          <w:lang w:val="en-IN"/>
+        </w:rPr>
+      </w:pPr>
+      <w:r>
+        <w:rPr>
+          <w:lang w:val="en-IN"/>
+        </w:rPr>
+        <w:t>Example:</w:t>
+      </w:r>
+    </w:p>
+    <w:p>
+      <w:pPr>
+        <w:pStyle w:val="ListParagraph"/>
+        <w:rPr>
+          <w:lang w:val="en-IN"/>
+        </w:rPr>
+      </w:pPr>
+      <w:r>
+        <w:rPr>
+          <w:lang w:val="en-IN"/>
+        </w:rPr>
+        <w:t xml:space="preserve">Let us assume that we have </w:t>
+      </w:r>
+      <w:proofErr w:type="gramStart"/>
+      <w:r>
+        <w:rPr>
+          <w:lang w:val="en-IN"/>
+        </w:rPr>
+        <w:t>an</w:t>
+      </w:r>
+      <w:proofErr w:type="gramEnd"/>
+      <w:r>
+        <w:rPr>
+          <w:lang w:val="en-IN"/>
+        </w:rPr>
+        <w:t xml:space="preserve"> list of employees and this list can contain duplicate employees. How can get a list of employees which only contains non duplicate employees?</w:t>
+      </w:r>
+    </w:p>
+    <w:p>
+      <w:pPr>
+        <w:pStyle w:val="ListParagraph"/>
+        <w:rPr>
+          <w:lang w:val="en-IN"/>
+        </w:rPr>
+      </w:pPr>
+      <w:r>
+        <w:rPr>
+          <w:lang w:val="en-IN"/>
+        </w:rPr>
+        <w:t>Here we are going to use the hash-code, equals contract.</w:t>
+      </w:r>
+    </w:p>
+    <w:p>
+      <w:pPr>
+        <w:pStyle w:val="ListParagraph"/>
+        <w:rPr>
+          <w:lang w:val="en-IN"/>
+        </w:rPr>
+      </w:pPr>
+      <w:r>
+        <w:rPr>
+          <w:lang w:val="en-IN"/>
+        </w:rPr>
+        <w:t>Here is the coded solution:</w:t>
+      </w:r>
+    </w:p>
+    <w:p>
+      <w:pPr>
+        <w:pStyle w:val="ListParagraph"/>
+        <w:rPr>
+          <w:lang w:val="en-IN"/>
+        </w:rPr>
+      </w:pPr>
+      <w:proofErr w:type="gramStart"/>
+      <w:r>
+        <w:rPr>
+          <w:lang w:val="en-IN"/>
+        </w:rPr>
+        <w:t>public</w:t>
+      </w:r>
+      <w:proofErr w:type="gramEnd"/>
+      <w:r>
+        <w:rPr>
+          <w:lang w:val="en-IN"/>
+        </w:rPr>
+        <w:t xml:space="preserve"> class Employee {</w:t>
+      </w:r>
+    </w:p>
+    <w:p>
+      <w:pPr>
+        <w:pStyle w:val="ListParagraph"/>
+        <w:rPr>
+          <w:lang w:val="en-IN"/>
+        </w:rPr>
+      </w:pPr>
+      <w:r>
+        <w:rPr>
+          <w:lang w:val="en-IN"/>
+        </w:rPr>
+        <w:t xml:space="preserve">    </w:t>
+      </w:r>
+      <w:proofErr w:type="gramStart"/>
+      <w:r>
+        <w:rPr>
+          <w:lang w:val="en-IN"/>
+        </w:rPr>
+        <w:t>private</w:t>
+      </w:r>
+      <w:proofErr w:type="gramEnd"/>
+      <w:r>
+        <w:rPr>
+          <w:lang w:val="en-IN"/>
+        </w:rPr>
+        <w:t xml:space="preserve"> </w:t>
+      </w:r>
+      <w:proofErr w:type="spellStart"/>
+      <w:r>
+        <w:rPr>
+          <w:lang w:val="en-IN"/>
+        </w:rPr>
+        <w:t>int</w:t>
+      </w:r>
+      <w:proofErr w:type="spellEnd"/>
+      <w:r>
+        <w:rPr>
+          <w:lang w:val="en-IN"/>
+        </w:rPr>
+        <w:t xml:space="preserve"> id;</w:t>
+      </w:r>
+    </w:p>
+    <w:p>
+      <w:pPr>
+        <w:pStyle w:val="ListParagraph"/>
+        <w:rPr>
+          <w:lang w:val="en-IN"/>
+        </w:rPr>
+      </w:pPr>
+      <w:r>
+        <w:rPr>
+          <w:lang w:val="en-IN"/>
+        </w:rPr>
+        <w:t xml:space="preserve">    </w:t>
+      </w:r>
+      <w:proofErr w:type="gramStart"/>
+      <w:r>
+        <w:rPr>
+          <w:lang w:val="en-IN"/>
+        </w:rPr>
+        <w:t>private</w:t>
+      </w:r>
+      <w:proofErr w:type="gramEnd"/>
+      <w:r>
+        <w:rPr>
+          <w:lang w:val="en-IN"/>
+        </w:rPr>
+        <w:t xml:space="preserve"> String name;</w:t>
+      </w:r>
+    </w:p>
+    <w:p>
+      <w:pPr>
+        <w:pStyle w:val="ListParagraph"/>
+        <w:rPr>
+          <w:lang w:val="en-IN"/>
+        </w:rPr>
+      </w:pPr>
+      <w:r>
+        <w:rPr>
+          <w:lang w:val="en-IN"/>
+        </w:rPr>
+        <w:t xml:space="preserve">    </w:t>
+      </w:r>
+      <w:proofErr w:type="gramStart"/>
+      <w:r>
+        <w:rPr>
+          <w:lang w:val="en-IN"/>
+        </w:rPr>
+        <w:t>private</w:t>
+      </w:r>
+      <w:proofErr w:type="gramEnd"/>
+      <w:r>
+        <w:rPr>
+          <w:lang w:val="en-IN"/>
+        </w:rPr>
+        <w:t xml:space="preserve"> String department;</w:t>
+      </w:r>
+    </w:p>
+    <w:p>
+      <w:pPr>
+        <w:pStyle w:val="ListParagraph"/>
+        <w:rPr>
+          <w:lang w:val="en-IN"/>
+        </w:rPr>
+      </w:pPr>
+      <w:r>
+        <w:rPr>
+          <w:lang w:val="en-IN"/>
+        </w:rPr>
+        <w:t xml:space="preserve">    </w:t>
+      </w:r>
+      <w:proofErr w:type="gramStart"/>
+      <w:r>
+        <w:rPr>
+          <w:lang w:val="en-IN"/>
+        </w:rPr>
+        <w:t>private</w:t>
+      </w:r>
+      <w:proofErr w:type="gramEnd"/>
+      <w:r>
+        <w:rPr>
+          <w:lang w:val="en-IN"/>
+        </w:rPr>
+        <w:t xml:space="preserve"> String email;</w:t>
+      </w:r>
+    </w:p>
+    <w:p>
+      <w:pPr>
+        <w:pStyle w:val="ListParagraph"/>
+        <w:rPr>
+          <w:lang w:val="en-IN"/>
+        </w:rPr>
+      </w:pPr>
+    </w:p>
+    <w:p>
+      <w:pPr>
+        <w:pStyle w:val="ListParagraph"/>
+        <w:rPr>
+          <w:lang w:val="en-IN"/>
+        </w:rPr>
+      </w:pPr>
+      <w:r>
+        <w:rPr>
+          <w:lang w:val="en-IN"/>
+        </w:rPr>
+        <w:t xml:space="preserve">    // constructor, getters, setters</w:t>
+      </w:r>
+    </w:p>
+    <w:p>
+      <w:pPr>
+        <w:pStyle w:val="ListParagraph"/>
+        <w:rPr>
+          <w:lang w:val="en-IN"/>
+        </w:rPr>
+      </w:pPr>
+    </w:p>
+    <w:p>
+      <w:pPr>
+        <w:pStyle w:val="ListParagraph"/>
+        <w:rPr>
+          <w:lang w:val="en-IN"/>
+        </w:rPr>
+      </w:pPr>
+      <w:r>
+        <w:rPr>
+          <w:lang w:val="en-IN"/>
+        </w:rPr>
+        <w:t xml:space="preserve">    @Override</w:t>
+      </w:r>
+    </w:p>
+    <w:p>
+      <w:pPr>
+        <w:pStyle w:val="ListParagraph"/>
+        <w:rPr>
+          <w:lang w:val="en-IN"/>
+        </w:rPr>
+      </w:pPr>
+      <w:r>
+        <w:rPr>
+          <w:lang w:val="en-IN"/>
+        </w:rPr>
+        <w:t xml:space="preserve">    </w:t>
+      </w:r>
+      <w:proofErr w:type="gramStart"/>
+      <w:r>
+        <w:rPr>
+          <w:lang w:val="en-IN"/>
+        </w:rPr>
+        <w:t>public</w:t>
+      </w:r>
+      <w:proofErr w:type="gramEnd"/>
+      <w:r>
+        <w:rPr>
+          <w:lang w:val="en-IN"/>
+        </w:rPr>
+        <w:t xml:space="preserve"> </w:t>
+      </w:r>
+      <w:proofErr w:type="spellStart"/>
+      <w:r>
+        <w:rPr>
+          <w:lang w:val="en-IN"/>
+        </w:rPr>
+        <w:t>boolean</w:t>
+      </w:r>
+      <w:proofErr w:type="spellEnd"/>
+      <w:r>
+        <w:rPr>
+          <w:lang w:val="en-IN"/>
+        </w:rPr>
+        <w:t xml:space="preserve"> equals(Object o) {</w:t>
+      </w:r>
+    </w:p>
+    <w:p>
+      <w:pPr>
+        <w:pStyle w:val="ListParagraph"/>
+        <w:rPr>
+          <w:lang w:val="en-IN"/>
+        </w:rPr>
+      </w:pPr>
+      <w:r>
+        <w:rPr>
+          <w:lang w:val="en-IN"/>
+        </w:rPr>
+        <w:t xml:space="preserve">        </w:t>
+      </w:r>
+      <w:proofErr w:type="gramStart"/>
+      <w:r>
+        <w:rPr>
+          <w:lang w:val="en-IN"/>
+        </w:rPr>
+        <w:t>if</w:t>
+      </w:r>
+      <w:proofErr w:type="gramEnd"/>
+      <w:r>
+        <w:rPr>
+          <w:lang w:val="en-IN"/>
+        </w:rPr>
+        <w:t xml:space="preserve"> (this == o) return true;</w:t>
+      </w:r>
+    </w:p>
+    <w:p>
+      <w:pPr>
+        <w:pStyle w:val="ListParagraph"/>
+        <w:rPr>
+          <w:lang w:val="en-IN"/>
+        </w:rPr>
+      </w:pPr>
+      <w:r>
+        <w:rPr>
+          <w:lang w:val="en-IN"/>
+        </w:rPr>
+        <w:t xml:space="preserve">        </w:t>
+      </w:r>
+      <w:proofErr w:type="gramStart"/>
+      <w:r>
+        <w:rPr>
+          <w:lang w:val="en-IN"/>
+        </w:rPr>
+        <w:t>if</w:t>
+      </w:r>
+      <w:proofErr w:type="gramEnd"/>
+      <w:r>
+        <w:rPr>
+          <w:lang w:val="en-IN"/>
+        </w:rPr>
+        <w:t xml:space="preserve"> (o == null || </w:t>
+      </w:r>
+      <w:proofErr w:type="spellStart"/>
+      <w:r>
+        <w:rPr>
+          <w:lang w:val="en-IN"/>
+        </w:rPr>
+        <w:t>getClass</w:t>
+      </w:r>
+      <w:proofErr w:type="spellEnd"/>
+      <w:r>
+        <w:rPr>
+          <w:lang w:val="en-IN"/>
+        </w:rPr>
+        <w:t xml:space="preserve">() != </w:t>
+      </w:r>
+      <w:proofErr w:type="spellStart"/>
+      <w:r>
+        <w:rPr>
+          <w:lang w:val="en-IN"/>
+        </w:rPr>
+        <w:t>o.getClass</w:t>
+      </w:r>
+      <w:proofErr w:type="spellEnd"/>
+      <w:r>
+        <w:rPr>
+          <w:lang w:val="en-IN"/>
+        </w:rPr>
+        <w:t>()) return false;</w:t>
+      </w:r>
+    </w:p>
+    <w:p>
+      <w:pPr>
+        <w:pStyle w:val="ListParagraph"/>
+        <w:rPr>
+          <w:lang w:val="en-IN"/>
+        </w:rPr>
+      </w:pPr>
+      <w:r>
+        <w:rPr>
+          <w:lang w:val="en-IN"/>
+        </w:rPr>
+        <w:t xml:space="preserve">        Employee </w:t>
+      </w:r>
+      <w:proofErr w:type="spellStart"/>
+      <w:r>
+        <w:rPr>
+          <w:lang w:val="en-IN"/>
+        </w:rPr>
+        <w:t>employee</w:t>
+      </w:r>
+      <w:proofErr w:type="spellEnd"/>
+      <w:r>
+        <w:rPr>
+          <w:lang w:val="en-IN"/>
+        </w:rPr>
+        <w:t xml:space="preserve"> = (Employee) o;</w:t>
+      </w:r>
+    </w:p>
+    <w:p>
+      <w:pPr>
+        <w:pStyle w:val="ListParagraph"/>
+        <w:rPr>
+          <w:lang w:val="en-IN"/>
+        </w:rPr>
+      </w:pPr>
+      <w:r>
+        <w:rPr>
+          <w:lang w:val="en-IN"/>
+        </w:rPr>
+        <w:t xml:space="preserve">        </w:t>
+      </w:r>
+      <w:proofErr w:type="gramStart"/>
+      <w:r>
+        <w:rPr>
+          <w:lang w:val="en-IN"/>
+        </w:rPr>
+        <w:t>return</w:t>
+      </w:r>
+      <w:proofErr w:type="gramEnd"/>
+      <w:r>
+        <w:rPr>
+          <w:lang w:val="en-IN"/>
+        </w:rPr>
+        <w:t xml:space="preserve"> id == employee.id;   // uniqueness rule</w:t>
+      </w:r>
+    </w:p>
+    <w:p>
+      <w:pPr>
+        <w:pStyle w:val="ListParagraph"/>
+        <w:rPr>
+          <w:lang w:val="en-IN"/>
+        </w:rPr>
+      </w:pPr>
+      <w:r>
+        <w:rPr>
+          <w:lang w:val="en-IN"/>
+        </w:rPr>
+        <w:t xml:space="preserve">    }</w:t>
+      </w:r>
+    </w:p>
+    <w:p>
+      <w:pPr>
+        <w:pStyle w:val="ListParagraph"/>
+        <w:rPr>
+          <w:lang w:val="en-IN"/>
+        </w:rPr>
+      </w:pPr>
+    </w:p>
+    <w:p>
+      <w:pPr>
+        <w:pStyle w:val="ListParagraph"/>
+        <w:rPr>
+          <w:lang w:val="en-IN"/>
+        </w:rPr>
+      </w:pPr>
+      <w:r>
+        <w:rPr>
+          <w:lang w:val="en-IN"/>
+        </w:rPr>
+        <w:t xml:space="preserve">    @Override</w:t>
+      </w:r>
+    </w:p>
+    <w:p>
+      <w:pPr>
+        <w:pStyle w:val="ListParagraph"/>
+        <w:rPr>
+          <w:lang w:val="en-IN"/>
+        </w:rPr>
+      </w:pPr>
+      <w:r>
+        <w:rPr>
+          <w:lang w:val="en-IN"/>
+        </w:rPr>
+        <w:t xml:space="preserve">    </w:t>
+      </w:r>
+      <w:proofErr w:type="gramStart"/>
+      <w:r>
+        <w:rPr>
+          <w:lang w:val="en-IN"/>
+        </w:rPr>
+        <w:t>public</w:t>
+      </w:r>
+      <w:proofErr w:type="gramEnd"/>
+      <w:r>
+        <w:rPr>
+          <w:lang w:val="en-IN"/>
+        </w:rPr>
+        <w:t xml:space="preserve"> </w:t>
+      </w:r>
+      <w:proofErr w:type="spellStart"/>
+      <w:r>
+        <w:rPr>
+          <w:lang w:val="en-IN"/>
+        </w:rPr>
+        <w:t>int</w:t>
+      </w:r>
+      <w:proofErr w:type="spellEnd"/>
+      <w:r>
+        <w:rPr>
+          <w:lang w:val="en-IN"/>
+        </w:rPr>
+        <w:t xml:space="preserve"> </w:t>
+      </w:r>
+      <w:proofErr w:type="spellStart"/>
+      <w:r>
+        <w:rPr>
+          <w:lang w:val="en-IN"/>
+        </w:rPr>
+        <w:t>hashCode</w:t>
+      </w:r>
+      <w:proofErr w:type="spellEnd"/>
+      <w:r>
+        <w:rPr>
+          <w:lang w:val="en-IN"/>
+        </w:rPr>
+        <w:t>() {</w:t>
+      </w:r>
+    </w:p>
+    <w:p>
+      <w:pPr>
+        <w:pStyle w:val="ListParagraph"/>
+        <w:rPr>
+          <w:lang w:val="en-IN"/>
+        </w:rPr>
+      </w:pPr>
+      <w:r>
+        <w:rPr>
+          <w:lang w:val="en-IN"/>
+        </w:rPr>
+        <w:t xml:space="preserve">        </w:t>
+      </w:r>
+      <w:proofErr w:type="gramStart"/>
+      <w:r>
+        <w:rPr>
+          <w:lang w:val="en-IN"/>
+        </w:rPr>
+        <w:t>return</w:t>
+      </w:r>
+      <w:proofErr w:type="gramEnd"/>
+      <w:r>
+        <w:rPr>
+          <w:lang w:val="en-IN"/>
+        </w:rPr>
+        <w:t xml:space="preserve"> </w:t>
+      </w:r>
+      <w:proofErr w:type="spellStart"/>
+      <w:r>
+        <w:rPr>
+          <w:lang w:val="en-IN"/>
+        </w:rPr>
+        <w:t>Objects.hash</w:t>
+      </w:r>
+      <w:proofErr w:type="spellEnd"/>
+      <w:r>
+        <w:rPr>
+          <w:lang w:val="en-IN"/>
+        </w:rPr>
+        <w:t>(id);</w:t>
+      </w:r>
+      <w:r>
+        <w:rPr>
+          <w:lang w:val="en-IN"/>
+        </w:rPr>
+        <w:t xml:space="preserve"> // if we don’t wish to use id, we can use </w:t>
+      </w:r>
+      <w:proofErr w:type="spellStart"/>
+      <w:r>
+        <w:rPr>
+          <w:lang w:val="en-IN"/>
+        </w:rPr>
+        <w:t>Objects.hash</w:t>
+      </w:r>
+      <w:proofErr w:type="spellEnd"/>
+      <w:r>
+        <w:rPr>
+          <w:lang w:val="en-IN"/>
+        </w:rPr>
+        <w:t>(name, email)</w:t>
+      </w:r>
+      <w:r>
+        <w:rPr>
+          <w:lang w:val="en-IN"/>
+        </w:rPr>
+        <w:br/>
+        <w:t>//</w:t>
+      </w:r>
+      <w:proofErr w:type="spellStart"/>
+      <w:r>
+        <w:rPr>
+          <w:lang w:val="en-IN"/>
+        </w:rPr>
+        <w:t>Objects.hash</w:t>
+      </w:r>
+      <w:proofErr w:type="spellEnd"/>
+      <w:r>
+        <w:rPr>
+          <w:lang w:val="en-IN"/>
+        </w:rPr>
+        <w:t>() can take any number of arguments and generate hash-code based on all the arguments provided.</w:t>
+      </w:r>
+    </w:p>
+    <w:p>
+      <w:pPr>
+        <w:pStyle w:val="ListParagraph"/>
+        <w:rPr>
+          <w:lang w:val="en-IN"/>
+        </w:rPr>
+      </w:pPr>
+      <w:r>
+        <w:rPr>
+          <w:lang w:val="en-IN"/>
+        </w:rPr>
+        <w:t xml:space="preserve">    }</w:t>
+      </w:r>
+    </w:p>
+    <w:p>
+      <w:pPr>
+        <w:pStyle w:val="ListParagraph"/>
+        <w:rPr>
+          <w:lang w:val="en-IN"/>
+        </w:rPr>
+      </w:pPr>
+      <w:r>
+        <w:rPr>
+          <w:lang w:val="en-IN"/>
+        </w:rPr>
+        <w:t>}</w:t>
+      </w:r>
+      <w:r>
+        <w:rPr>
+          <w:lang w:val="en-IN"/>
+        </w:rPr>
+        <w:t xml:space="preserve"> // end of employee class</w:t>
+      </w:r>
+    </w:p>
+    <w:p>
+      <w:pPr>
+        <w:pStyle w:val="ListParagraph"/>
+        <w:rPr>
+          <w:lang w:val="en-IN"/>
+        </w:rPr>
+      </w:pPr>
+      <w:r>
+        <w:rPr>
+          <w:lang w:val="en-IN"/>
+        </w:rPr>
+        <w:t xml:space="preserve">Using the hash-code equals </w:t>
+      </w:r>
+      <w:proofErr w:type="spellStart"/>
+      <w:r>
+        <w:rPr>
+          <w:lang w:val="en-IN"/>
+        </w:rPr>
+        <w:t>contract.x</w:t>
+      </w:r>
+      <w:proofErr w:type="spellEnd"/>
+    </w:p>
+    <w:p>
+      <w:pPr>
+        <w:pStyle w:val="ListParagraph"/>
+        <w:rPr>
+          <w:lang w:val="en-IN"/>
+        </w:rPr>
+      </w:pPr>
+      <w:r>
+        <w:rPr>
+          <w:lang w:val="en-IN"/>
+        </w:rPr>
+        <w:t xml:space="preserve">List&lt;Employee&gt; </w:t>
+      </w:r>
+      <w:proofErr w:type="spellStart"/>
+      <w:r>
+        <w:rPr>
+          <w:lang w:val="en-IN"/>
+        </w:rPr>
+        <w:t>employeeList</w:t>
+      </w:r>
+      <w:proofErr w:type="spellEnd"/>
+      <w:r>
+        <w:rPr>
+          <w:lang w:val="en-IN"/>
+        </w:rPr>
+        <w:t xml:space="preserve"> = </w:t>
+      </w:r>
+      <w:proofErr w:type="spellStart"/>
+      <w:proofErr w:type="gramStart"/>
+      <w:r>
+        <w:rPr>
+          <w:lang w:val="en-IN"/>
+        </w:rPr>
+        <w:t>List.of</w:t>
+      </w:r>
+      <w:proofErr w:type="spellEnd"/>
+      <w:r>
+        <w:rPr>
+          <w:lang w:val="en-IN"/>
+        </w:rPr>
+        <w:t>(</w:t>
+      </w:r>
+      <w:proofErr w:type="gramEnd"/>
+    </w:p>
+    <w:p>
+      <w:pPr>
+        <w:pStyle w:val="ListParagraph"/>
+        <w:rPr>
+          <w:lang w:val="en-IN"/>
+        </w:rPr>
+      </w:pPr>
+      <w:r>
+        <w:rPr>
+          <w:lang w:val="en-IN"/>
+        </w:rPr>
+        <w:t xml:space="preserve">    </w:t>
+      </w:r>
+      <w:proofErr w:type="gramStart"/>
+      <w:r>
+        <w:rPr>
+          <w:lang w:val="en-IN"/>
+        </w:rPr>
+        <w:t>new</w:t>
+      </w:r>
+      <w:proofErr w:type="gramEnd"/>
+      <w:r>
+        <w:rPr>
+          <w:lang w:val="en-IN"/>
+        </w:rPr>
+        <w:t xml:space="preserve"> Employee(1, "John", "IT"),</w:t>
+      </w:r>
+    </w:p>
+    <w:p>
+      <w:pPr>
+        <w:pStyle w:val="ListParagraph"/>
+        <w:rPr>
+          <w:lang w:val="en-IN"/>
+        </w:rPr>
+      </w:pPr>
+      <w:r>
+        <w:rPr>
+          <w:lang w:val="en-IN"/>
+        </w:rPr>
+        <w:t xml:space="preserve">    </w:t>
+      </w:r>
+      <w:proofErr w:type="gramStart"/>
+      <w:r>
+        <w:rPr>
+          <w:lang w:val="en-IN"/>
+        </w:rPr>
+        <w:t>new</w:t>
+      </w:r>
+      <w:proofErr w:type="gramEnd"/>
+      <w:r>
+        <w:rPr>
+          <w:lang w:val="en-IN"/>
+        </w:rPr>
+        <w:t xml:space="preserve"> Employee(2, "Alice", "HR"),</w:t>
+      </w:r>
+    </w:p>
+    <w:p>
+      <w:pPr>
+        <w:pStyle w:val="ListParagraph"/>
+        <w:rPr>
+          <w:lang w:val="en-IN"/>
+        </w:rPr>
+      </w:pPr>
+      <w:r>
+        <w:rPr>
+          <w:lang w:val="en-IN"/>
+        </w:rPr>
+        <w:t xml:space="preserve">    </w:t>
+      </w:r>
+      <w:proofErr w:type="gramStart"/>
+      <w:r>
+        <w:rPr>
+          <w:lang w:val="en-IN"/>
+        </w:rPr>
+        <w:t>new</w:t>
+      </w:r>
+      <w:proofErr w:type="gramEnd"/>
+      <w:r>
+        <w:rPr>
+          <w:lang w:val="en-IN"/>
+        </w:rPr>
+        <w:t xml:space="preserve"> Employee(1, "John", "IT")   // duplicate</w:t>
+      </w:r>
+    </w:p>
+    <w:p>
+      <w:pPr>
+        <w:pStyle w:val="ListParagraph"/>
+        <w:rPr>
+          <w:lang w:val="en-IN"/>
+        </w:rPr>
+      </w:pPr>
+      <w:r>
+        <w:rPr>
+          <w:lang w:val="en-IN"/>
+        </w:rPr>
+        <w:t>);</w:t>
+      </w:r>
+    </w:p>
+    <w:p>
+      <w:pPr>
+        <w:pStyle w:val="ListParagraph"/>
+        <w:rPr>
+          <w:lang w:val="en-IN"/>
+        </w:rPr>
+      </w:pPr>
+    </w:p>
+    <w:p>
+      <w:pPr>
+        <w:pStyle w:val="ListParagraph"/>
+        <w:rPr>
+          <w:lang w:val="en-IN"/>
+        </w:rPr>
+      </w:pPr>
+      <w:r>
+        <w:rPr>
+          <w:lang w:val="en-IN"/>
+        </w:rPr>
+        <w:lastRenderedPageBreak/>
+        <w:t xml:space="preserve">Set&lt;Employee&gt; </w:t>
+      </w:r>
+      <w:proofErr w:type="spellStart"/>
+      <w:r>
+        <w:rPr>
+          <w:lang w:val="en-IN"/>
+        </w:rPr>
+        <w:t>uniqueEmployees</w:t>
+      </w:r>
+      <w:proofErr w:type="spellEnd"/>
+      <w:r>
+        <w:rPr>
+          <w:lang w:val="en-IN"/>
+        </w:rPr>
+        <w:t xml:space="preserve"> = new </w:t>
+      </w:r>
+      <w:proofErr w:type="spellStart"/>
+      <w:r>
+        <w:rPr>
+          <w:lang w:val="en-IN"/>
+        </w:rPr>
+        <w:t>HashSet</w:t>
+      </w:r>
+      <w:proofErr w:type="spellEnd"/>
+      <w:r>
+        <w:rPr>
+          <w:lang w:val="en-IN"/>
+        </w:rPr>
+        <w:t>&lt;</w:t>
+      </w:r>
+      <w:proofErr w:type="gramStart"/>
+      <w:r>
+        <w:rPr>
+          <w:lang w:val="en-IN"/>
+        </w:rPr>
+        <w:t>&gt;(</w:t>
+      </w:r>
+      <w:proofErr w:type="spellStart"/>
+      <w:proofErr w:type="gramEnd"/>
+      <w:r>
+        <w:rPr>
+          <w:lang w:val="en-IN"/>
+        </w:rPr>
+        <w:t>employeeList</w:t>
+      </w:r>
+      <w:proofErr w:type="spellEnd"/>
+      <w:r>
+        <w:rPr>
+          <w:lang w:val="en-IN"/>
+        </w:rPr>
+        <w:t>);</w:t>
+      </w:r>
+    </w:p>
+    <w:p>
+      <w:pPr>
+        <w:pStyle w:val="ListParagraph"/>
+        <w:rPr>
+          <w:lang w:val="en-IN"/>
+        </w:rPr>
+      </w:pPr>
+      <w:proofErr w:type="spellStart"/>
+      <w:proofErr w:type="gramStart"/>
+      <w:r>
+        <w:rPr>
+          <w:lang w:val="en-IN"/>
+        </w:rPr>
+        <w:t>uniqueEmployees.forEach</w:t>
+      </w:r>
+      <w:proofErr w:type="spellEnd"/>
+      <w:r>
+        <w:rPr>
+          <w:lang w:val="en-IN"/>
+        </w:rPr>
+        <w:t>(</w:t>
+      </w:r>
+      <w:proofErr w:type="spellStart"/>
+      <w:proofErr w:type="gramEnd"/>
+      <w:r>
+        <w:rPr>
+          <w:lang w:val="en-IN"/>
+        </w:rPr>
+        <w:t>System.out</w:t>
+      </w:r>
+      <w:proofErr w:type="spellEnd"/>
+      <w:r>
+        <w:rPr>
+          <w:lang w:val="en-IN"/>
+        </w:rPr>
+        <w:t>::</w:t>
+      </w:r>
+      <w:proofErr w:type="spellStart"/>
+      <w:r>
+        <w:rPr>
+          <w:lang w:val="en-IN"/>
+        </w:rPr>
+        <w:t>println</w:t>
+      </w:r>
+      <w:proofErr w:type="spellEnd"/>
+      <w:r>
+        <w:rPr>
+          <w:lang w:val="en-IN"/>
+        </w:rPr>
+        <w:t>);</w:t>
       </w:r>
     </w:p>
     <w:p>
@@ -22089,6 +23049,2948 @@
         <w:rPr>
           <w:lang w:val="en-IN"/>
         </w:rPr>
+        <w:t xml:space="preserve">With the help of above example explain how </w:t>
+      </w:r>
+      <w:proofErr w:type="spellStart"/>
+      <w:r>
+        <w:rPr>
+          <w:lang w:val="en-IN"/>
+        </w:rPr>
+        <w:t>HashSet</w:t>
+      </w:r>
+      <w:proofErr w:type="spellEnd"/>
+      <w:r>
+        <w:rPr>
+          <w:lang w:val="en-IN"/>
+        </w:rPr>
+        <w:t xml:space="preserve"> Internally works?</w:t>
+      </w:r>
+    </w:p>
+    <w:p>
+      <w:pPr>
+        <w:pStyle w:val="ListParagraph"/>
+        <w:rPr>
+          <w:lang w:val="en-IN"/>
+        </w:rPr>
+      </w:pPr>
+      <w:proofErr w:type="spellStart"/>
+      <w:r>
+        <w:rPr>
+          <w:rStyle w:val="HTMLCode"/>
+          <w:rFonts w:asciiTheme="minorHAnsi" w:eastAsiaTheme="minorHAnsi" w:hAnsiTheme="minorHAnsi" w:cstheme="minorHAnsi"/>
+          <w:color w:val="000000" w:themeColor="text1"/>
+          <w:sz w:val="22"/>
+          <w:szCs w:val="22"/>
+        </w:rPr>
+        <w:t>HashSet</w:t>
+      </w:r>
+      <w:proofErr w:type="spellEnd"/>
+      <w:r>
+        <w:rPr>
+          <w:rFonts w:cstheme="minorHAnsi"/>
+          <w:color w:val="000000" w:themeColor="text1"/>
+        </w:rPr>
+        <w:t xml:space="preserve"> relies entirely on the internal use of a </w:t>
+      </w:r>
+      <w:proofErr w:type="spellStart"/>
+      <w:r>
+        <w:rPr>
+          <w:rStyle w:val="HTMLCode"/>
+          <w:rFonts w:asciiTheme="minorHAnsi" w:eastAsiaTheme="minorHAnsi" w:hAnsiTheme="minorHAnsi" w:cstheme="minorHAnsi"/>
+          <w:color w:val="000000" w:themeColor="text1"/>
+          <w:sz w:val="22"/>
+          <w:szCs w:val="22"/>
+        </w:rPr>
+        <w:t>HashMap</w:t>
+      </w:r>
+      <w:proofErr w:type="spellEnd"/>
+      <w:r>
+        <w:rPr>
+          <w:rFonts w:cstheme="minorHAnsi"/>
+          <w:color w:val="000000" w:themeColor="text1"/>
+        </w:rPr>
+        <w:t xml:space="preserve"> to enforce uniqueness and provide </w:t>
+      </w:r>
+      <w:proofErr w:type="gramStart"/>
+      <w:r>
+        <w:rPr>
+          <w:rStyle w:val="math-inline"/>
+          <w:rFonts w:cstheme="minorHAnsi"/>
+          <w:color w:val="000000" w:themeColor="text1"/>
+        </w:rPr>
+        <w:t>O(</w:t>
+      </w:r>
+      <w:proofErr w:type="gramEnd"/>
+      <w:r>
+        <w:rPr>
+          <w:rStyle w:val="math-inline"/>
+          <w:rFonts w:cstheme="minorHAnsi"/>
+          <w:color w:val="000000" w:themeColor="text1"/>
+        </w:rPr>
+        <w:t>1)</w:t>
+      </w:r>
+      <w:r>
+        <w:rPr>
+          <w:rFonts w:cstheme="minorHAnsi"/>
+          <w:color w:val="000000" w:themeColor="text1"/>
+        </w:rPr>
+        <w:t xml:space="preserve"> average time complexity for insertion, deletion, and lookup.</w:t>
+      </w:r>
+    </w:p>
+    <w:p>
+      <w:pPr>
+        <w:pStyle w:val="Heading3"/>
+        <w:rPr>
+          <w:rFonts w:asciiTheme="minorHAnsi" w:hAnsiTheme="minorHAnsi" w:cstheme="minorHAnsi"/>
+          <w:color w:val="000000" w:themeColor="text1"/>
+          <w:sz w:val="22"/>
+          <w:szCs w:val="22"/>
+        </w:rPr>
+      </w:pPr>
+      <w:r>
+        <w:rPr>
+          <w:rFonts w:asciiTheme="minorHAnsi" w:hAnsiTheme="minorHAnsi" w:cstheme="minorHAnsi"/>
+          <w:color w:val="000000" w:themeColor="text1"/>
+          <w:sz w:val="22"/>
+          <w:szCs w:val="22"/>
+        </w:rPr>
+        <w:t>1. The Internal Structure</w:t>
+      </w:r>
+    </w:p>
+    <w:p>
+      <w:pPr>
+        <w:pStyle w:val="NormalWeb"/>
+        <w:rPr>
+          <w:rStyle w:val="HTMLCode"/>
+          <w:rFonts w:asciiTheme="minorHAnsi" w:hAnsiTheme="minorHAnsi" w:cstheme="minorHAnsi"/>
+          <w:color w:val="000000" w:themeColor="text1"/>
+          <w:sz w:val="22"/>
+          <w:szCs w:val="22"/>
+        </w:rPr>
+      </w:pPr>
+      <w:r>
+        <w:rPr>
+          <w:rFonts w:asciiTheme="minorHAnsi" w:hAnsiTheme="minorHAnsi" w:cstheme="minorHAnsi"/>
+          <w:color w:val="000000" w:themeColor="text1"/>
+          <w:sz w:val="22"/>
+          <w:szCs w:val="22"/>
+        </w:rPr>
+        <w:t>When we</w:t>
+      </w:r>
+      <w:r>
+        <w:rPr>
+          <w:rFonts w:asciiTheme="minorHAnsi" w:hAnsiTheme="minorHAnsi" w:cstheme="minorHAnsi"/>
+          <w:color w:val="000000" w:themeColor="text1"/>
+          <w:sz w:val="22"/>
+          <w:szCs w:val="22"/>
+        </w:rPr>
+        <w:t xml:space="preserve"> declare:</w:t>
+      </w:r>
+      <w:r>
+        <w:rPr>
+          <w:rFonts w:asciiTheme="minorHAnsi" w:hAnsiTheme="minorHAnsi" w:cstheme="minorHAnsi"/>
+          <w:color w:val="000000" w:themeColor="text1"/>
+          <w:sz w:val="22"/>
+          <w:szCs w:val="22"/>
+        </w:rPr>
+        <w:t xml:space="preserve"> </w:t>
+      </w:r>
+      <w:r>
+        <w:rPr>
+          <w:rStyle w:val="HTMLCode"/>
+          <w:rFonts w:asciiTheme="minorHAnsi" w:hAnsiTheme="minorHAnsi" w:cstheme="minorHAnsi"/>
+          <w:color w:val="000000" w:themeColor="text1"/>
+          <w:sz w:val="22"/>
+          <w:szCs w:val="22"/>
+        </w:rPr>
+        <w:t xml:space="preserve">Set&lt;Employee&gt; </w:t>
+      </w:r>
+      <w:proofErr w:type="spellStart"/>
+      <w:r>
+        <w:rPr>
+          <w:rStyle w:val="HTMLCode"/>
+          <w:rFonts w:asciiTheme="minorHAnsi" w:hAnsiTheme="minorHAnsi" w:cstheme="minorHAnsi"/>
+          <w:color w:val="000000" w:themeColor="text1"/>
+          <w:sz w:val="22"/>
+          <w:szCs w:val="22"/>
+        </w:rPr>
+        <w:t>uniqueEmployees</w:t>
+      </w:r>
+      <w:proofErr w:type="spellEnd"/>
+      <w:r>
+        <w:rPr>
+          <w:rStyle w:val="HTMLCode"/>
+          <w:rFonts w:asciiTheme="minorHAnsi" w:hAnsiTheme="minorHAnsi" w:cstheme="minorHAnsi"/>
+          <w:color w:val="000000" w:themeColor="text1"/>
+          <w:sz w:val="22"/>
+          <w:szCs w:val="22"/>
+        </w:rPr>
+        <w:t xml:space="preserve"> = </w:t>
+      </w:r>
+      <w:r>
+        <w:rPr>
+          <w:rStyle w:val="hljs-keyword"/>
+          <w:rFonts w:asciiTheme="minorHAnsi" w:hAnsiTheme="minorHAnsi" w:cstheme="minorHAnsi"/>
+          <w:color w:val="000000" w:themeColor="text1"/>
+          <w:sz w:val="22"/>
+          <w:szCs w:val="22"/>
+        </w:rPr>
+        <w:t>new</w:t>
+      </w:r>
+      <w:r>
+        <w:rPr>
+          <w:rStyle w:val="HTMLCode"/>
+          <w:rFonts w:asciiTheme="minorHAnsi" w:hAnsiTheme="minorHAnsi" w:cstheme="minorHAnsi"/>
+          <w:color w:val="000000" w:themeColor="text1"/>
+          <w:sz w:val="22"/>
+          <w:szCs w:val="22"/>
+        </w:rPr>
+        <w:t xml:space="preserve"> </w:t>
+      </w:r>
+      <w:proofErr w:type="spellStart"/>
+      <w:r>
+        <w:rPr>
+          <w:rStyle w:val="HTMLCode"/>
+          <w:rFonts w:asciiTheme="minorHAnsi" w:hAnsiTheme="minorHAnsi" w:cstheme="minorHAnsi"/>
+          <w:color w:val="000000" w:themeColor="text1"/>
+          <w:sz w:val="22"/>
+          <w:szCs w:val="22"/>
+        </w:rPr>
+        <w:t>HashSet</w:t>
+      </w:r>
+      <w:proofErr w:type="spellEnd"/>
+      <w:r>
+        <w:rPr>
+          <w:rStyle w:val="HTMLCode"/>
+          <w:rFonts w:asciiTheme="minorHAnsi" w:hAnsiTheme="minorHAnsi" w:cstheme="minorHAnsi"/>
+          <w:color w:val="000000" w:themeColor="text1"/>
+          <w:sz w:val="22"/>
+          <w:szCs w:val="22"/>
+        </w:rPr>
+        <w:t>&lt;</w:t>
+      </w:r>
+      <w:proofErr w:type="gramStart"/>
+      <w:r>
+        <w:rPr>
+          <w:rStyle w:val="HTMLCode"/>
+          <w:rFonts w:asciiTheme="minorHAnsi" w:hAnsiTheme="minorHAnsi" w:cstheme="minorHAnsi"/>
+          <w:color w:val="000000" w:themeColor="text1"/>
+          <w:sz w:val="22"/>
+          <w:szCs w:val="22"/>
+        </w:rPr>
+        <w:t>&gt;(</w:t>
+      </w:r>
+      <w:proofErr w:type="spellStart"/>
+      <w:proofErr w:type="gramEnd"/>
+      <w:r>
+        <w:rPr>
+          <w:rStyle w:val="HTMLCode"/>
+          <w:rFonts w:asciiTheme="minorHAnsi" w:hAnsiTheme="minorHAnsi" w:cstheme="minorHAnsi"/>
+          <w:color w:val="000000" w:themeColor="text1"/>
+          <w:sz w:val="22"/>
+          <w:szCs w:val="22"/>
+        </w:rPr>
+        <w:t>employeeList</w:t>
+      </w:r>
+      <w:proofErr w:type="spellEnd"/>
+      <w:r>
+        <w:rPr>
+          <w:rStyle w:val="HTMLCode"/>
+          <w:rFonts w:asciiTheme="minorHAnsi" w:hAnsiTheme="minorHAnsi" w:cstheme="minorHAnsi"/>
+          <w:color w:val="000000" w:themeColor="text1"/>
+          <w:sz w:val="22"/>
+          <w:szCs w:val="22"/>
+        </w:rPr>
+        <w:t>);</w:t>
+      </w:r>
+    </w:p>
+    <w:p>
+      <w:pPr>
+        <w:pStyle w:val="NormalWeb"/>
+        <w:rPr>
+          <w:rFonts w:asciiTheme="minorHAnsi" w:hAnsiTheme="minorHAnsi" w:cstheme="minorHAnsi"/>
+          <w:color w:val="000000" w:themeColor="text1"/>
+          <w:sz w:val="22"/>
+          <w:szCs w:val="22"/>
+        </w:rPr>
+      </w:pPr>
+      <w:r>
+        <w:rPr>
+          <w:rFonts w:asciiTheme="minorHAnsi" w:hAnsiTheme="minorHAnsi" w:cstheme="minorHAnsi"/>
+          <w:color w:val="000000" w:themeColor="text1"/>
+          <w:sz w:val="22"/>
+          <w:szCs w:val="22"/>
+        </w:rPr>
+        <w:t xml:space="preserve">Java internally creates a </w:t>
+      </w:r>
+      <w:proofErr w:type="spellStart"/>
+      <w:r>
+        <w:rPr>
+          <w:rStyle w:val="HTMLCode"/>
+          <w:rFonts w:asciiTheme="minorHAnsi" w:hAnsiTheme="minorHAnsi" w:cstheme="minorHAnsi"/>
+          <w:color w:val="000000" w:themeColor="text1"/>
+          <w:sz w:val="22"/>
+          <w:szCs w:val="22"/>
+        </w:rPr>
+        <w:t>HashMap</w:t>
+      </w:r>
+      <w:proofErr w:type="spellEnd"/>
+      <w:r>
+        <w:rPr>
+          <w:rStyle w:val="HTMLCode"/>
+          <w:rFonts w:asciiTheme="minorHAnsi" w:hAnsiTheme="minorHAnsi" w:cstheme="minorHAnsi"/>
+          <w:color w:val="000000" w:themeColor="text1"/>
+          <w:sz w:val="22"/>
+          <w:szCs w:val="22"/>
+        </w:rPr>
+        <w:t>&lt;Employee, Object&gt;</w:t>
+      </w:r>
+      <w:r>
+        <w:rPr>
+          <w:rFonts w:asciiTheme="minorHAnsi" w:hAnsiTheme="minorHAnsi" w:cstheme="minorHAnsi"/>
+          <w:color w:val="000000" w:themeColor="text1"/>
+          <w:sz w:val="22"/>
+          <w:szCs w:val="22"/>
+        </w:rPr>
+        <w:t>:</w:t>
+      </w:r>
+    </w:p>
+    <w:p>
+      <w:pPr>
+        <w:pStyle w:val="NormalWeb"/>
+        <w:numPr>
+          <w:ilvl w:val="0"/>
+          <w:numId w:val="76"/>
+        </w:numPr>
+        <w:rPr>
+          <w:rFonts w:asciiTheme="minorHAnsi" w:hAnsiTheme="minorHAnsi" w:cstheme="minorHAnsi"/>
+          <w:color w:val="000000" w:themeColor="text1"/>
+          <w:sz w:val="22"/>
+          <w:szCs w:val="22"/>
+        </w:rPr>
+      </w:pPr>
+      <w:r>
+        <w:rPr>
+          <w:rFonts w:asciiTheme="minorHAnsi" w:hAnsiTheme="minorHAnsi" w:cstheme="minorHAnsi"/>
+          <w:b/>
+          <w:bCs/>
+          <w:color w:val="000000" w:themeColor="text1"/>
+          <w:sz w:val="22"/>
+          <w:szCs w:val="22"/>
+        </w:rPr>
+        <w:t>Key:</w:t>
+      </w:r>
+      <w:r>
+        <w:rPr>
+          <w:rFonts w:asciiTheme="minorHAnsi" w:hAnsiTheme="minorHAnsi" w:cstheme="minorHAnsi"/>
+          <w:color w:val="000000" w:themeColor="text1"/>
+          <w:sz w:val="22"/>
+          <w:szCs w:val="22"/>
+        </w:rPr>
+        <w:t xml:space="preserve"> O</w:t>
+      </w:r>
+      <w:r>
+        <w:rPr>
+          <w:rFonts w:asciiTheme="minorHAnsi" w:hAnsiTheme="minorHAnsi" w:cstheme="minorHAnsi"/>
+          <w:color w:val="000000" w:themeColor="text1"/>
+          <w:sz w:val="22"/>
+          <w:szCs w:val="22"/>
+        </w:rPr>
+        <w:t xml:space="preserve">ur </w:t>
+      </w:r>
+      <w:r>
+        <w:rPr>
+          <w:rStyle w:val="HTMLCode"/>
+          <w:rFonts w:asciiTheme="minorHAnsi" w:hAnsiTheme="minorHAnsi" w:cstheme="minorHAnsi"/>
+          <w:color w:val="000000" w:themeColor="text1"/>
+          <w:sz w:val="22"/>
+          <w:szCs w:val="22"/>
+        </w:rPr>
+        <w:t>Employee</w:t>
+      </w:r>
+      <w:r>
+        <w:rPr>
+          <w:rFonts w:asciiTheme="minorHAnsi" w:hAnsiTheme="minorHAnsi" w:cstheme="minorHAnsi"/>
+          <w:color w:val="000000" w:themeColor="text1"/>
+          <w:sz w:val="22"/>
+          <w:szCs w:val="22"/>
+        </w:rPr>
+        <w:t xml:space="preserve"> </w:t>
+      </w:r>
+      <w:proofErr w:type="gramStart"/>
+      <w:r>
+        <w:rPr>
+          <w:rFonts w:asciiTheme="minorHAnsi" w:hAnsiTheme="minorHAnsi" w:cstheme="minorHAnsi"/>
+          <w:color w:val="000000" w:themeColor="text1"/>
+          <w:sz w:val="22"/>
+          <w:szCs w:val="22"/>
+        </w:rPr>
+        <w:t>object</w:t>
+      </w:r>
+      <w:proofErr w:type="gramEnd"/>
+      <w:r>
+        <w:rPr>
+          <w:rFonts w:asciiTheme="minorHAnsi" w:hAnsiTheme="minorHAnsi" w:cstheme="minorHAnsi"/>
+          <w:color w:val="000000" w:themeColor="text1"/>
+          <w:sz w:val="22"/>
+          <w:szCs w:val="22"/>
+        </w:rPr>
+        <w:t xml:space="preserve"> (the element you want to store).</w:t>
+      </w:r>
+    </w:p>
+    <w:p>
+      <w:pPr>
+        <w:pStyle w:val="NormalWeb"/>
+        <w:numPr>
+          <w:ilvl w:val="0"/>
+          <w:numId w:val="76"/>
+        </w:numPr>
+        <w:rPr>
+          <w:rFonts w:asciiTheme="minorHAnsi" w:hAnsiTheme="minorHAnsi" w:cstheme="minorHAnsi"/>
+          <w:color w:val="000000" w:themeColor="text1"/>
+          <w:sz w:val="22"/>
+          <w:szCs w:val="22"/>
+        </w:rPr>
+      </w:pPr>
+      <w:r>
+        <w:rPr>
+          <w:rFonts w:asciiTheme="minorHAnsi" w:hAnsiTheme="minorHAnsi" w:cstheme="minorHAnsi"/>
+          <w:b/>
+          <w:bCs/>
+          <w:color w:val="000000" w:themeColor="text1"/>
+          <w:sz w:val="22"/>
+          <w:szCs w:val="22"/>
+        </w:rPr>
+        <w:t>Value:</w:t>
+      </w:r>
+      <w:r>
+        <w:rPr>
+          <w:rFonts w:asciiTheme="minorHAnsi" w:hAnsiTheme="minorHAnsi" w:cstheme="minorHAnsi"/>
+          <w:color w:val="000000" w:themeColor="text1"/>
+          <w:sz w:val="22"/>
+          <w:szCs w:val="22"/>
+        </w:rPr>
+        <w:t xml:space="preserve"> A constant, dummy placeholder object (often called </w:t>
+      </w:r>
+      <w:r>
+        <w:rPr>
+          <w:rStyle w:val="HTMLCode"/>
+          <w:rFonts w:asciiTheme="minorHAnsi" w:hAnsiTheme="minorHAnsi" w:cstheme="minorHAnsi"/>
+          <w:color w:val="000000" w:themeColor="text1"/>
+          <w:sz w:val="22"/>
+          <w:szCs w:val="22"/>
+        </w:rPr>
+        <w:t>PRESENT</w:t>
+      </w:r>
+      <w:r>
+        <w:rPr>
+          <w:rFonts w:asciiTheme="minorHAnsi" w:hAnsiTheme="minorHAnsi" w:cstheme="minorHAnsi"/>
+          <w:color w:val="000000" w:themeColor="text1"/>
+          <w:sz w:val="22"/>
+          <w:szCs w:val="22"/>
+        </w:rPr>
+        <w:t xml:space="preserve">). Its actual value is irrelevant, as the </w:t>
+      </w:r>
+      <w:r>
+        <w:rPr>
+          <w:rFonts w:asciiTheme="minorHAnsi" w:hAnsiTheme="minorHAnsi" w:cstheme="minorHAnsi"/>
+          <w:b/>
+          <w:bCs/>
+          <w:color w:val="000000" w:themeColor="text1"/>
+          <w:sz w:val="22"/>
+          <w:szCs w:val="22"/>
+        </w:rPr>
+        <w:t>Key</w:t>
+      </w:r>
+      <w:r>
+        <w:rPr>
+          <w:rFonts w:asciiTheme="minorHAnsi" w:hAnsiTheme="minorHAnsi" w:cstheme="minorHAnsi"/>
+          <w:color w:val="000000" w:themeColor="text1"/>
+          <w:sz w:val="22"/>
+          <w:szCs w:val="22"/>
+        </w:rPr>
+        <w:t xml:space="preserve"> is what matters.</w:t>
+      </w:r>
+    </w:p>
+    <w:p>
+      <w:pPr>
+        <w:pStyle w:val="NormalWeb"/>
+        <w:rPr>
+          <w:rFonts w:asciiTheme="minorHAnsi" w:hAnsiTheme="minorHAnsi" w:cstheme="minorHAnsi"/>
+          <w:color w:val="000000" w:themeColor="text1"/>
+          <w:sz w:val="22"/>
+          <w:szCs w:val="22"/>
+        </w:rPr>
+      </w:pPr>
+      <w:r>
+        <w:rPr>
+          <w:rFonts w:asciiTheme="minorHAnsi" w:hAnsiTheme="minorHAnsi" w:cstheme="minorHAnsi"/>
+          <w:color w:val="000000" w:themeColor="text1"/>
+          <w:sz w:val="22"/>
+          <w:szCs w:val="22"/>
+        </w:rPr>
+        <w:t xml:space="preserve">The process of finding unique employees involves iterating through the </w:t>
+      </w:r>
+      <w:proofErr w:type="spellStart"/>
+      <w:r>
+        <w:rPr>
+          <w:rStyle w:val="HTMLCode"/>
+          <w:rFonts w:asciiTheme="minorHAnsi" w:hAnsiTheme="minorHAnsi" w:cstheme="minorHAnsi"/>
+          <w:color w:val="000000" w:themeColor="text1"/>
+          <w:sz w:val="22"/>
+          <w:szCs w:val="22"/>
+        </w:rPr>
+        <w:t>employeeList</w:t>
+      </w:r>
+      <w:proofErr w:type="spellEnd"/>
+      <w:r>
+        <w:rPr>
+          <w:rFonts w:asciiTheme="minorHAnsi" w:hAnsiTheme="minorHAnsi" w:cstheme="minorHAnsi"/>
+          <w:color w:val="000000" w:themeColor="text1"/>
+          <w:sz w:val="22"/>
+          <w:szCs w:val="22"/>
+        </w:rPr>
+        <w:t xml:space="preserve"> and calling </w:t>
+      </w:r>
+      <w:proofErr w:type="spellStart"/>
+      <w:proofErr w:type="gramStart"/>
+      <w:r>
+        <w:rPr>
+          <w:rStyle w:val="HTMLCode"/>
+          <w:rFonts w:asciiTheme="minorHAnsi" w:hAnsiTheme="minorHAnsi" w:cstheme="minorHAnsi"/>
+          <w:color w:val="000000" w:themeColor="text1"/>
+          <w:sz w:val="22"/>
+          <w:szCs w:val="22"/>
+        </w:rPr>
+        <w:t>hashSet.add</w:t>
+      </w:r>
+      <w:proofErr w:type="spellEnd"/>
+      <w:r>
+        <w:rPr>
+          <w:rStyle w:val="HTMLCode"/>
+          <w:rFonts w:asciiTheme="minorHAnsi" w:hAnsiTheme="minorHAnsi" w:cstheme="minorHAnsi"/>
+          <w:color w:val="000000" w:themeColor="text1"/>
+          <w:sz w:val="22"/>
+          <w:szCs w:val="22"/>
+        </w:rPr>
+        <w:t>(</w:t>
+      </w:r>
+      <w:proofErr w:type="gramEnd"/>
+      <w:r>
+        <w:rPr>
+          <w:rStyle w:val="HTMLCode"/>
+          <w:rFonts w:asciiTheme="minorHAnsi" w:hAnsiTheme="minorHAnsi" w:cstheme="minorHAnsi"/>
+          <w:color w:val="000000" w:themeColor="text1"/>
+          <w:sz w:val="22"/>
+          <w:szCs w:val="22"/>
+        </w:rPr>
+        <w:t>e)</w:t>
+      </w:r>
+      <w:r>
+        <w:rPr>
+          <w:rFonts w:asciiTheme="minorHAnsi" w:hAnsiTheme="minorHAnsi" w:cstheme="minorHAnsi"/>
+          <w:color w:val="000000" w:themeColor="text1"/>
+          <w:sz w:val="22"/>
+          <w:szCs w:val="22"/>
+        </w:rPr>
+        <w:t xml:space="preserve">, which translates to </w:t>
+      </w:r>
+      <w:proofErr w:type="spellStart"/>
+      <w:r>
+        <w:rPr>
+          <w:rStyle w:val="HTMLCode"/>
+          <w:rFonts w:asciiTheme="minorHAnsi" w:hAnsiTheme="minorHAnsi" w:cstheme="minorHAnsi"/>
+          <w:color w:val="000000" w:themeColor="text1"/>
+          <w:sz w:val="22"/>
+          <w:szCs w:val="22"/>
+        </w:rPr>
+        <w:t>map.put</w:t>
+      </w:r>
+      <w:proofErr w:type="spellEnd"/>
+      <w:r>
+        <w:rPr>
+          <w:rStyle w:val="HTMLCode"/>
+          <w:rFonts w:asciiTheme="minorHAnsi" w:hAnsiTheme="minorHAnsi" w:cstheme="minorHAnsi"/>
+          <w:color w:val="000000" w:themeColor="text1"/>
+          <w:sz w:val="22"/>
+          <w:szCs w:val="22"/>
+        </w:rPr>
+        <w:t>(e, PRESENT)</w:t>
+      </w:r>
+      <w:r>
+        <w:rPr>
+          <w:rFonts w:asciiTheme="minorHAnsi" w:hAnsiTheme="minorHAnsi" w:cstheme="minorHAnsi"/>
+          <w:color w:val="000000" w:themeColor="text1"/>
+          <w:sz w:val="22"/>
+          <w:szCs w:val="22"/>
+        </w:rPr>
+        <w:t>.</w:t>
+      </w:r>
+    </w:p>
+    <w:p>
+      <w:pPr>
+        <w:pStyle w:val="Heading3"/>
+        <w:rPr>
+          <w:rFonts w:asciiTheme="minorHAnsi" w:hAnsiTheme="minorHAnsi" w:cstheme="minorHAnsi"/>
+          <w:color w:val="000000" w:themeColor="text1"/>
+          <w:sz w:val="22"/>
+          <w:szCs w:val="22"/>
+        </w:rPr>
+      </w:pPr>
+      <w:r>
+        <w:rPr>
+          <w:rFonts w:asciiTheme="minorHAnsi" w:hAnsiTheme="minorHAnsi" w:cstheme="minorHAnsi"/>
+          <w:color w:val="000000" w:themeColor="text1"/>
+          <w:sz w:val="22"/>
+          <w:szCs w:val="22"/>
+        </w:rPr>
+        <w:t>2. Walkthrough: Adding Unique Employees</w:t>
+      </w:r>
+    </w:p>
+    <w:p>
+      <w:pPr>
+        <w:pStyle w:val="NormalWeb"/>
+        <w:rPr>
+          <w:rFonts w:asciiTheme="minorHAnsi" w:hAnsiTheme="minorHAnsi" w:cstheme="minorHAnsi"/>
+          <w:color w:val="000000" w:themeColor="text1"/>
+          <w:sz w:val="22"/>
+          <w:szCs w:val="22"/>
+        </w:rPr>
+      </w:pPr>
+      <w:r>
+        <w:rPr>
+          <w:rFonts w:asciiTheme="minorHAnsi" w:hAnsiTheme="minorHAnsi" w:cstheme="minorHAnsi"/>
+          <w:color w:val="000000" w:themeColor="text1"/>
+          <w:sz w:val="22"/>
+          <w:szCs w:val="22"/>
+        </w:rPr>
+        <w:t xml:space="preserve">Let's assume the </w:t>
+      </w:r>
+      <w:r>
+        <w:rPr>
+          <w:rStyle w:val="HTMLCode"/>
+          <w:rFonts w:asciiTheme="minorHAnsi" w:hAnsiTheme="minorHAnsi" w:cstheme="minorHAnsi"/>
+          <w:color w:val="000000" w:themeColor="text1"/>
+          <w:sz w:val="22"/>
+          <w:szCs w:val="22"/>
+        </w:rPr>
+        <w:t>Employee</w:t>
+      </w:r>
+      <w:r>
+        <w:rPr>
+          <w:rFonts w:asciiTheme="minorHAnsi" w:hAnsiTheme="minorHAnsi" w:cstheme="minorHAnsi"/>
+          <w:color w:val="000000" w:themeColor="text1"/>
+          <w:sz w:val="22"/>
+          <w:szCs w:val="22"/>
+        </w:rPr>
+        <w:t xml:space="preserve"> class properly overrides both </w:t>
+      </w:r>
+      <w:proofErr w:type="spellStart"/>
+      <w:proofErr w:type="gramStart"/>
+      <w:r>
+        <w:rPr>
+          <w:rStyle w:val="HTMLCode"/>
+          <w:rFonts w:asciiTheme="minorHAnsi" w:hAnsiTheme="minorHAnsi" w:cstheme="minorHAnsi"/>
+          <w:color w:val="000000" w:themeColor="text1"/>
+          <w:sz w:val="22"/>
+          <w:szCs w:val="22"/>
+        </w:rPr>
+        <w:t>hashCode</w:t>
+      </w:r>
+      <w:proofErr w:type="spellEnd"/>
+      <w:r>
+        <w:rPr>
+          <w:rStyle w:val="HTMLCode"/>
+          <w:rFonts w:asciiTheme="minorHAnsi" w:hAnsiTheme="minorHAnsi" w:cstheme="minorHAnsi"/>
+          <w:color w:val="000000" w:themeColor="text1"/>
+          <w:sz w:val="22"/>
+          <w:szCs w:val="22"/>
+        </w:rPr>
+        <w:t>(</w:t>
+      </w:r>
+      <w:proofErr w:type="gramEnd"/>
+      <w:r>
+        <w:rPr>
+          <w:rStyle w:val="HTMLCode"/>
+          <w:rFonts w:asciiTheme="minorHAnsi" w:hAnsiTheme="minorHAnsi" w:cstheme="minorHAnsi"/>
+          <w:color w:val="000000" w:themeColor="text1"/>
+          <w:sz w:val="22"/>
+          <w:szCs w:val="22"/>
+        </w:rPr>
+        <w:t>)</w:t>
+      </w:r>
+      <w:r>
+        <w:rPr>
+          <w:rFonts w:asciiTheme="minorHAnsi" w:hAnsiTheme="minorHAnsi" w:cstheme="minorHAnsi"/>
+          <w:color w:val="000000" w:themeColor="text1"/>
+          <w:sz w:val="22"/>
+          <w:szCs w:val="22"/>
+        </w:rPr>
+        <w:t xml:space="preserve"> and </w:t>
+      </w:r>
+      <w:r>
+        <w:rPr>
+          <w:rStyle w:val="HTMLCode"/>
+          <w:rFonts w:asciiTheme="minorHAnsi" w:hAnsiTheme="minorHAnsi" w:cstheme="minorHAnsi"/>
+          <w:color w:val="000000" w:themeColor="text1"/>
+          <w:sz w:val="22"/>
+          <w:szCs w:val="22"/>
+        </w:rPr>
+        <w:t>equals()</w:t>
+      </w:r>
+      <w:r>
+        <w:rPr>
+          <w:rFonts w:asciiTheme="minorHAnsi" w:hAnsiTheme="minorHAnsi" w:cstheme="minorHAnsi"/>
+          <w:color w:val="000000" w:themeColor="text1"/>
+          <w:sz w:val="22"/>
+          <w:szCs w:val="22"/>
+        </w:rPr>
+        <w:t>.</w:t>
+      </w:r>
+    </w:p>
+    <w:p>
+      <w:pPr>
+        <w:pStyle w:val="Heading4"/>
+        <w:rPr>
+          <w:rFonts w:asciiTheme="minorHAnsi" w:hAnsiTheme="minorHAnsi" w:cstheme="minorHAnsi"/>
+          <w:color w:val="000000" w:themeColor="text1"/>
+        </w:rPr>
+      </w:pPr>
+      <w:r>
+        <w:rPr>
+          <w:rFonts w:asciiTheme="minorHAnsi" w:hAnsiTheme="minorHAnsi" w:cstheme="minorHAnsi"/>
+          <w:color w:val="000000" w:themeColor="text1"/>
+        </w:rPr>
+        <w:t>A. Adding Employee #1 (Unique)</w:t>
+      </w:r>
+    </w:p>
+    <w:p>
+      <w:pPr>
+        <w:pStyle w:val="NormalWeb"/>
+        <w:rPr>
+          <w:rFonts w:asciiTheme="minorHAnsi" w:hAnsiTheme="minorHAnsi" w:cstheme="minorHAnsi"/>
+          <w:color w:val="000000" w:themeColor="text1"/>
+          <w:sz w:val="22"/>
+          <w:szCs w:val="22"/>
+        </w:rPr>
+      </w:pPr>
+      <w:r>
+        <w:rPr>
+          <w:rFonts w:asciiTheme="minorHAnsi" w:hAnsiTheme="minorHAnsi" w:cstheme="minorHAnsi"/>
+          <w:b/>
+          <w:bCs/>
+          <w:color w:val="000000" w:themeColor="text1"/>
+          <w:sz w:val="22"/>
+          <w:szCs w:val="22"/>
+        </w:rPr>
+        <w:t>Employee #1:</w:t>
+      </w:r>
+      <w:r>
+        <w:rPr>
+          <w:rFonts w:asciiTheme="minorHAnsi" w:hAnsiTheme="minorHAnsi" w:cstheme="minorHAnsi"/>
+          <w:color w:val="000000" w:themeColor="text1"/>
+          <w:sz w:val="22"/>
+          <w:szCs w:val="22"/>
+        </w:rPr>
+        <w:t xml:space="preserve"> </w:t>
+      </w:r>
+      <w:r>
+        <w:rPr>
+          <w:rStyle w:val="HTMLCode"/>
+          <w:rFonts w:asciiTheme="minorHAnsi" w:hAnsiTheme="minorHAnsi" w:cstheme="minorHAnsi"/>
+          <w:color w:val="000000" w:themeColor="text1"/>
+          <w:sz w:val="22"/>
+          <w:szCs w:val="22"/>
+        </w:rPr>
+        <w:t xml:space="preserve">new </w:t>
+      </w:r>
+      <w:proofErr w:type="gramStart"/>
+      <w:r>
+        <w:rPr>
+          <w:rStyle w:val="HTMLCode"/>
+          <w:rFonts w:asciiTheme="minorHAnsi" w:hAnsiTheme="minorHAnsi" w:cstheme="minorHAnsi"/>
+          <w:color w:val="000000" w:themeColor="text1"/>
+          <w:sz w:val="22"/>
+          <w:szCs w:val="22"/>
+        </w:rPr>
+        <w:t>Employee(</w:t>
+      </w:r>
+      <w:proofErr w:type="gramEnd"/>
+      <w:r>
+        <w:rPr>
+          <w:rStyle w:val="HTMLCode"/>
+          <w:rFonts w:asciiTheme="minorHAnsi" w:hAnsiTheme="minorHAnsi" w:cstheme="minorHAnsi"/>
+          <w:color w:val="000000" w:themeColor="text1"/>
+          <w:sz w:val="22"/>
+          <w:szCs w:val="22"/>
+        </w:rPr>
+        <w:t>1, "John", "IT")</w:t>
+      </w:r>
+    </w:p>
+    <w:p>
+      <w:pPr>
+        <w:pStyle w:val="NormalWeb"/>
+        <w:numPr>
+          <w:ilvl w:val="0"/>
+          <w:numId w:val="77"/>
+        </w:numPr>
+        <w:rPr>
+          <w:rFonts w:asciiTheme="minorHAnsi" w:hAnsiTheme="minorHAnsi" w:cstheme="minorHAnsi"/>
+          <w:color w:val="000000" w:themeColor="text1"/>
+          <w:sz w:val="22"/>
+          <w:szCs w:val="22"/>
+        </w:rPr>
+      </w:pPr>
+      <w:r>
+        <w:rPr>
+          <w:rFonts w:asciiTheme="minorHAnsi" w:hAnsiTheme="minorHAnsi" w:cstheme="minorHAnsi"/>
+          <w:b/>
+          <w:bCs/>
+          <w:color w:val="000000" w:themeColor="text1"/>
+          <w:sz w:val="22"/>
+          <w:szCs w:val="22"/>
+        </w:rPr>
+        <w:t>Calculate Hash:</w:t>
+      </w:r>
+      <w:r>
+        <w:rPr>
+          <w:rFonts w:asciiTheme="minorHAnsi" w:hAnsiTheme="minorHAnsi" w:cstheme="minorHAnsi"/>
+          <w:color w:val="000000" w:themeColor="text1"/>
+          <w:sz w:val="22"/>
+          <w:szCs w:val="22"/>
+        </w:rPr>
+        <w:t xml:space="preserve"> The </w:t>
+      </w:r>
+      <w:proofErr w:type="spellStart"/>
+      <w:proofErr w:type="gramStart"/>
+      <w:r>
+        <w:rPr>
+          <w:rStyle w:val="HTMLCode"/>
+          <w:rFonts w:asciiTheme="minorHAnsi" w:hAnsiTheme="minorHAnsi" w:cstheme="minorHAnsi"/>
+          <w:color w:val="000000" w:themeColor="text1"/>
+          <w:sz w:val="22"/>
+          <w:szCs w:val="22"/>
+        </w:rPr>
+        <w:t>hashCode</w:t>
+      </w:r>
+      <w:proofErr w:type="spellEnd"/>
+      <w:r>
+        <w:rPr>
+          <w:rStyle w:val="HTMLCode"/>
+          <w:rFonts w:asciiTheme="minorHAnsi" w:hAnsiTheme="minorHAnsi" w:cstheme="minorHAnsi"/>
+          <w:color w:val="000000" w:themeColor="text1"/>
+          <w:sz w:val="22"/>
+          <w:szCs w:val="22"/>
+        </w:rPr>
+        <w:t>(</w:t>
+      </w:r>
+      <w:proofErr w:type="gramEnd"/>
+      <w:r>
+        <w:rPr>
+          <w:rStyle w:val="HTMLCode"/>
+          <w:rFonts w:asciiTheme="minorHAnsi" w:hAnsiTheme="minorHAnsi" w:cstheme="minorHAnsi"/>
+          <w:color w:val="000000" w:themeColor="text1"/>
+          <w:sz w:val="22"/>
+          <w:szCs w:val="22"/>
+        </w:rPr>
+        <w:t>)</w:t>
+      </w:r>
+      <w:r>
+        <w:rPr>
+          <w:rFonts w:asciiTheme="minorHAnsi" w:hAnsiTheme="minorHAnsi" w:cstheme="minorHAnsi"/>
+          <w:color w:val="000000" w:themeColor="text1"/>
+          <w:sz w:val="22"/>
+          <w:szCs w:val="22"/>
+        </w:rPr>
+        <w:t xml:space="preserve"> method is called on the employee object.</w:t>
+      </w:r>
+    </w:p>
+    <w:p>
+      <w:pPr>
+        <w:pStyle w:val="NormalWeb"/>
+        <w:numPr>
+          <w:ilvl w:val="1"/>
+          <w:numId w:val="77"/>
+        </w:numPr>
+        <w:rPr>
+          <w:rFonts w:asciiTheme="minorHAnsi" w:hAnsiTheme="minorHAnsi" w:cstheme="minorHAnsi"/>
+          <w:color w:val="000000" w:themeColor="text1"/>
+          <w:sz w:val="22"/>
+          <w:szCs w:val="22"/>
+        </w:rPr>
+      </w:pPr>
+      <w:proofErr w:type="gramStart"/>
+      <w:r>
+        <w:rPr>
+          <w:rStyle w:val="HTMLCode"/>
+          <w:rFonts w:asciiTheme="minorHAnsi" w:hAnsiTheme="minorHAnsi" w:cstheme="minorHAnsi"/>
+          <w:color w:val="000000" w:themeColor="text1"/>
+          <w:sz w:val="22"/>
+          <w:szCs w:val="22"/>
+        </w:rPr>
+        <w:t>e1.hashCode(</w:t>
+      </w:r>
+      <w:proofErr w:type="gramEnd"/>
+      <w:r>
+        <w:rPr>
+          <w:rStyle w:val="HTMLCode"/>
+          <w:rFonts w:asciiTheme="minorHAnsi" w:hAnsiTheme="minorHAnsi" w:cstheme="minorHAnsi"/>
+          <w:color w:val="000000" w:themeColor="text1"/>
+          <w:sz w:val="22"/>
+          <w:szCs w:val="22"/>
+        </w:rPr>
+        <w:t>)</w:t>
+      </w:r>
+      <w:r>
+        <w:rPr>
+          <w:rStyle w:val="math-inline"/>
+          <w:rFonts w:asciiTheme="minorHAnsi" w:hAnsiTheme="minorHAnsi" w:cstheme="minorHAnsi"/>
+          <w:color w:val="000000" w:themeColor="text1"/>
+          <w:sz w:val="22"/>
+          <w:szCs w:val="22"/>
+        </w:rPr>
+        <w:sym w:font="Wingdings" w:char="F0E0"/>
+      </w:r>
+      <w:r>
+        <w:rPr>
+          <w:rFonts w:asciiTheme="minorHAnsi" w:hAnsiTheme="minorHAnsi" w:cstheme="minorHAnsi"/>
+          <w:color w:val="000000" w:themeColor="text1"/>
+          <w:sz w:val="22"/>
+          <w:szCs w:val="22"/>
+        </w:rPr>
+        <w:t xml:space="preserve">calls </w:t>
+      </w:r>
+      <w:proofErr w:type="spellStart"/>
+      <w:r>
+        <w:rPr>
+          <w:rStyle w:val="HTMLCode"/>
+          <w:rFonts w:asciiTheme="minorHAnsi" w:hAnsiTheme="minorHAnsi" w:cstheme="minorHAnsi"/>
+          <w:color w:val="000000" w:themeColor="text1"/>
+          <w:sz w:val="22"/>
+          <w:szCs w:val="22"/>
+        </w:rPr>
+        <w:t>Objects.hash</w:t>
+      </w:r>
+      <w:proofErr w:type="spellEnd"/>
+      <w:r>
+        <w:rPr>
+          <w:rStyle w:val="HTMLCode"/>
+          <w:rFonts w:asciiTheme="minorHAnsi" w:hAnsiTheme="minorHAnsi" w:cstheme="minorHAnsi"/>
+          <w:color w:val="000000" w:themeColor="text1"/>
+          <w:sz w:val="22"/>
+          <w:szCs w:val="22"/>
+        </w:rPr>
+        <w:t>(1, "John", "IT")</w:t>
+      </w:r>
+      <w:r>
+        <w:rPr>
+          <w:rFonts w:asciiTheme="minorHAnsi" w:hAnsiTheme="minorHAnsi" w:cstheme="minorHAnsi"/>
+          <w:color w:val="000000" w:themeColor="text1"/>
+          <w:sz w:val="22"/>
+          <w:szCs w:val="22"/>
+        </w:rPr>
+        <w:t xml:space="preserve"> </w:t>
+      </w:r>
+      <w:r>
+        <w:rPr>
+          <w:rStyle w:val="math-inline"/>
+          <w:rFonts w:asciiTheme="minorHAnsi" w:hAnsiTheme="minorHAnsi" w:cstheme="minorHAnsi"/>
+          <w:color w:val="000000" w:themeColor="text1"/>
+          <w:sz w:val="22"/>
+          <w:szCs w:val="22"/>
+        </w:rPr>
+        <w:t xml:space="preserve"> </w:t>
+      </w:r>
+      <w:r>
+        <w:rPr>
+          <w:rStyle w:val="math-inline"/>
+          <w:rFonts w:asciiTheme="minorHAnsi" w:hAnsiTheme="minorHAnsi" w:cstheme="minorHAnsi"/>
+          <w:color w:val="000000" w:themeColor="text1"/>
+          <w:sz w:val="22"/>
+          <w:szCs w:val="22"/>
+        </w:rPr>
+        <w:sym w:font="Wingdings" w:char="F0E0"/>
+      </w:r>
+      <w:r>
+        <w:rPr>
+          <w:rFonts w:asciiTheme="minorHAnsi" w:hAnsiTheme="minorHAnsi" w:cstheme="minorHAnsi"/>
+          <w:color w:val="000000" w:themeColor="text1"/>
+          <w:sz w:val="22"/>
+          <w:szCs w:val="22"/>
+        </w:rPr>
+        <w:t xml:space="preserve"> returns </w:t>
+      </w:r>
+      <w:r>
+        <w:rPr>
+          <w:rFonts w:asciiTheme="minorHAnsi" w:hAnsiTheme="minorHAnsi" w:cstheme="minorHAnsi"/>
+          <w:b/>
+          <w:bCs/>
+          <w:color w:val="000000" w:themeColor="text1"/>
+          <w:sz w:val="22"/>
+          <w:szCs w:val="22"/>
+        </w:rPr>
+        <w:t>101</w:t>
+      </w:r>
+      <w:r>
+        <w:rPr>
+          <w:rFonts w:asciiTheme="minorHAnsi" w:hAnsiTheme="minorHAnsi" w:cstheme="minorHAnsi"/>
+          <w:color w:val="000000" w:themeColor="text1"/>
+          <w:sz w:val="22"/>
+          <w:szCs w:val="22"/>
+        </w:rPr>
+        <w:t>.</w:t>
+      </w:r>
+    </w:p>
+    <w:p>
+      <w:pPr>
+        <w:pStyle w:val="NormalWeb"/>
+        <w:numPr>
+          <w:ilvl w:val="0"/>
+          <w:numId w:val="77"/>
+        </w:numPr>
+        <w:rPr>
+          <w:rFonts w:asciiTheme="minorHAnsi" w:hAnsiTheme="minorHAnsi" w:cstheme="minorHAnsi"/>
+          <w:color w:val="000000" w:themeColor="text1"/>
+          <w:sz w:val="22"/>
+          <w:szCs w:val="22"/>
+        </w:rPr>
+      </w:pPr>
+      <w:r>
+        <w:rPr>
+          <w:rFonts w:asciiTheme="minorHAnsi" w:hAnsiTheme="minorHAnsi" w:cstheme="minorHAnsi"/>
+          <w:b/>
+          <w:bCs/>
+          <w:color w:val="000000" w:themeColor="text1"/>
+          <w:sz w:val="22"/>
+          <w:szCs w:val="22"/>
+        </w:rPr>
+        <w:t>Determine Bucket:</w:t>
+      </w:r>
+      <w:r>
+        <w:rPr>
+          <w:rFonts w:asciiTheme="minorHAnsi" w:hAnsiTheme="minorHAnsi" w:cstheme="minorHAnsi"/>
+          <w:color w:val="000000" w:themeColor="text1"/>
+          <w:sz w:val="22"/>
+          <w:szCs w:val="22"/>
+        </w:rPr>
+        <w:t xml:space="preserve"> The </w:t>
+      </w:r>
+      <w:proofErr w:type="spellStart"/>
+      <w:r>
+        <w:rPr>
+          <w:rStyle w:val="HTMLCode"/>
+          <w:rFonts w:asciiTheme="minorHAnsi" w:hAnsiTheme="minorHAnsi" w:cstheme="minorHAnsi"/>
+          <w:color w:val="000000" w:themeColor="text1"/>
+          <w:sz w:val="22"/>
+          <w:szCs w:val="22"/>
+        </w:rPr>
+        <w:t>HashMap</w:t>
+      </w:r>
+      <w:proofErr w:type="spellEnd"/>
+      <w:r>
+        <w:rPr>
+          <w:rFonts w:asciiTheme="minorHAnsi" w:hAnsiTheme="minorHAnsi" w:cstheme="minorHAnsi"/>
+          <w:color w:val="000000" w:themeColor="text1"/>
+          <w:sz w:val="22"/>
+          <w:szCs w:val="22"/>
+        </w:rPr>
+        <w:t xml:space="preserve"> processes the hash code (</w:t>
+      </w:r>
+      <w:r>
+        <w:rPr>
+          <w:rFonts w:asciiTheme="minorHAnsi" w:hAnsiTheme="minorHAnsi" w:cstheme="minorHAnsi"/>
+          <w:b/>
+          <w:bCs/>
+          <w:color w:val="000000" w:themeColor="text1"/>
+          <w:sz w:val="22"/>
+          <w:szCs w:val="22"/>
+        </w:rPr>
+        <w:t>101</w:t>
+      </w:r>
+      <w:r>
+        <w:rPr>
+          <w:rFonts w:asciiTheme="minorHAnsi" w:hAnsiTheme="minorHAnsi" w:cstheme="minorHAnsi"/>
+          <w:color w:val="000000" w:themeColor="text1"/>
+          <w:sz w:val="22"/>
+          <w:szCs w:val="22"/>
+        </w:rPr>
+        <w:t>) to find the array index (bucket) where this entry will reside.</w:t>
+      </w:r>
+    </w:p>
+    <w:p>
+      <w:pPr>
+        <w:pStyle w:val="NormalWeb"/>
+        <w:numPr>
+          <w:ilvl w:val="1"/>
+          <w:numId w:val="77"/>
+        </w:numPr>
+        <w:rPr>
+          <w:rFonts w:asciiTheme="minorHAnsi" w:hAnsiTheme="minorHAnsi" w:cstheme="minorHAnsi"/>
+          <w:color w:val="000000" w:themeColor="text1"/>
+          <w:sz w:val="22"/>
+          <w:szCs w:val="22"/>
+        </w:rPr>
+      </w:pPr>
+      <w:r>
+        <w:rPr>
+          <w:rFonts w:asciiTheme="minorHAnsi" w:hAnsiTheme="minorHAnsi" w:cstheme="minorHAnsi"/>
+          <w:i/>
+          <w:iCs/>
+          <w:color w:val="000000" w:themeColor="text1"/>
+          <w:sz w:val="22"/>
+          <w:szCs w:val="22"/>
+        </w:rPr>
+        <w:t>Result:</w:t>
+      </w:r>
+      <w:r>
+        <w:rPr>
+          <w:rFonts w:asciiTheme="minorHAnsi" w:hAnsiTheme="minorHAnsi" w:cstheme="minorHAnsi"/>
+          <w:color w:val="000000" w:themeColor="text1"/>
+          <w:sz w:val="22"/>
+          <w:szCs w:val="22"/>
+        </w:rPr>
+        <w:t xml:space="preserve"> Index </w:t>
+      </w:r>
+      <w:r>
+        <w:rPr>
+          <w:rStyle w:val="math-inline"/>
+          <w:rFonts w:asciiTheme="minorHAnsi" w:hAnsiTheme="minorHAnsi" w:cstheme="minorHAnsi"/>
+          <w:color w:val="000000" w:themeColor="text1"/>
+          <w:sz w:val="22"/>
+          <w:szCs w:val="22"/>
+        </w:rPr>
+        <w:sym w:font="Wingdings" w:char="F0E0"/>
+      </w:r>
+      <w:r>
+        <w:rPr>
+          <w:rFonts w:asciiTheme="minorHAnsi" w:hAnsiTheme="minorHAnsi" w:cstheme="minorHAnsi"/>
+          <w:color w:val="000000" w:themeColor="text1"/>
+          <w:sz w:val="22"/>
+          <w:szCs w:val="22"/>
+        </w:rPr>
+        <w:t xml:space="preserve"> </w:t>
+      </w:r>
+      <w:r>
+        <w:rPr>
+          <w:rFonts w:asciiTheme="minorHAnsi" w:hAnsiTheme="minorHAnsi" w:cstheme="minorHAnsi"/>
+          <w:b/>
+          <w:bCs/>
+          <w:color w:val="000000" w:themeColor="text1"/>
+          <w:sz w:val="22"/>
+          <w:szCs w:val="22"/>
+        </w:rPr>
+        <w:t>Bucket 5</w:t>
+      </w:r>
+      <w:r>
+        <w:rPr>
+          <w:rFonts w:asciiTheme="minorHAnsi" w:hAnsiTheme="minorHAnsi" w:cstheme="minorHAnsi"/>
+          <w:color w:val="000000" w:themeColor="text1"/>
+          <w:sz w:val="22"/>
+          <w:szCs w:val="22"/>
+        </w:rPr>
+        <w:t>.</w:t>
+      </w:r>
+    </w:p>
+    <w:p>
+      <w:pPr>
+        <w:pStyle w:val="NormalWeb"/>
+        <w:numPr>
+          <w:ilvl w:val="0"/>
+          <w:numId w:val="77"/>
+        </w:numPr>
+        <w:rPr>
+          <w:rFonts w:asciiTheme="minorHAnsi" w:hAnsiTheme="minorHAnsi" w:cstheme="minorHAnsi"/>
+          <w:color w:val="000000" w:themeColor="text1"/>
+          <w:sz w:val="22"/>
+          <w:szCs w:val="22"/>
+        </w:rPr>
+      </w:pPr>
+      <w:r>
+        <w:rPr>
+          <w:rFonts w:asciiTheme="minorHAnsi" w:hAnsiTheme="minorHAnsi" w:cstheme="minorHAnsi"/>
+          <w:b/>
+          <w:bCs/>
+          <w:color w:val="000000" w:themeColor="text1"/>
+          <w:sz w:val="22"/>
+          <w:szCs w:val="22"/>
+        </w:rPr>
+        <w:t>Insert:</w:t>
+      </w:r>
+      <w:r>
+        <w:rPr>
+          <w:rFonts w:asciiTheme="minorHAnsi" w:hAnsiTheme="minorHAnsi" w:cstheme="minorHAnsi"/>
+          <w:color w:val="000000" w:themeColor="text1"/>
+          <w:sz w:val="22"/>
+          <w:szCs w:val="22"/>
+        </w:rPr>
+        <w:t xml:space="preserve"> Since Bucket 5 is empty, the entry is inserted directly.</w:t>
+      </w:r>
+    </w:p>
+    <w:p>
+      <w:pPr>
+        <w:pStyle w:val="NormalWeb"/>
+        <w:numPr>
+          <w:ilvl w:val="1"/>
+          <w:numId w:val="77"/>
+        </w:numPr>
+        <w:rPr>
+          <w:rFonts w:asciiTheme="minorHAnsi" w:hAnsiTheme="minorHAnsi" w:cstheme="minorHAnsi"/>
+          <w:color w:val="000000" w:themeColor="text1"/>
+          <w:sz w:val="22"/>
+          <w:szCs w:val="22"/>
+        </w:rPr>
+      </w:pPr>
+      <w:r>
+        <w:rPr>
+          <w:rFonts w:asciiTheme="minorHAnsi" w:hAnsiTheme="minorHAnsi" w:cstheme="minorHAnsi"/>
+          <w:b/>
+          <w:bCs/>
+          <w:color w:val="000000" w:themeColor="text1"/>
+          <w:sz w:val="22"/>
+          <w:szCs w:val="22"/>
+        </w:rPr>
+        <w:t>Bucket 5</w:t>
+      </w:r>
+      <w:r>
+        <w:rPr>
+          <w:rFonts w:asciiTheme="minorHAnsi" w:hAnsiTheme="minorHAnsi" w:cstheme="minorHAnsi"/>
+          <w:color w:val="000000" w:themeColor="text1"/>
+          <w:sz w:val="22"/>
+          <w:szCs w:val="22"/>
+        </w:rPr>
+        <w:t xml:space="preserve"> </w:t>
+      </w:r>
+      <w:r>
+        <w:rPr>
+          <w:rStyle w:val="math-inline"/>
+          <w:rFonts w:asciiTheme="minorHAnsi" w:hAnsiTheme="minorHAnsi" w:cstheme="minorHAnsi"/>
+          <w:color w:val="000000" w:themeColor="text1"/>
+          <w:sz w:val="22"/>
+          <w:szCs w:val="22"/>
+        </w:rPr>
+        <w:sym w:font="Wingdings" w:char="F0E0"/>
+      </w:r>
+      <w:r>
+        <w:rPr>
+          <w:rFonts w:asciiTheme="minorHAnsi" w:hAnsiTheme="minorHAnsi" w:cstheme="minorHAnsi"/>
+          <w:color w:val="000000" w:themeColor="text1"/>
+          <w:sz w:val="22"/>
+          <w:szCs w:val="22"/>
+        </w:rPr>
+        <w:t xml:space="preserve"> </w:t>
+      </w:r>
+      <w:r>
+        <w:rPr>
+          <w:rStyle w:val="HTMLCode"/>
+          <w:rFonts w:asciiTheme="minorHAnsi" w:hAnsiTheme="minorHAnsi" w:cstheme="minorHAnsi"/>
+          <w:color w:val="000000" w:themeColor="text1"/>
+          <w:sz w:val="22"/>
+          <w:szCs w:val="22"/>
+        </w:rPr>
+        <w:t>[Node(Key=Employee#1, Value=PRESENT)]</w:t>
+      </w:r>
+    </w:p>
+    <w:p>
+      <w:pPr>
+        <w:pStyle w:val="Heading4"/>
+        <w:rPr>
+          <w:rFonts w:asciiTheme="minorHAnsi" w:hAnsiTheme="minorHAnsi" w:cstheme="minorHAnsi"/>
+          <w:color w:val="000000" w:themeColor="text1"/>
+        </w:rPr>
+      </w:pPr>
+      <w:r>
+        <w:rPr>
+          <w:rFonts w:asciiTheme="minorHAnsi" w:hAnsiTheme="minorHAnsi" w:cstheme="minorHAnsi"/>
+          <w:color w:val="000000" w:themeColor="text1"/>
+        </w:rPr>
+        <w:t>B. Adding Employee #2 (Unique)</w:t>
+      </w:r>
+    </w:p>
+    <w:p>
+      <w:pPr>
+        <w:pStyle w:val="NormalWeb"/>
+        <w:rPr>
+          <w:rFonts w:asciiTheme="minorHAnsi" w:hAnsiTheme="minorHAnsi" w:cstheme="minorHAnsi"/>
+          <w:color w:val="000000" w:themeColor="text1"/>
+          <w:sz w:val="22"/>
+          <w:szCs w:val="22"/>
+        </w:rPr>
+      </w:pPr>
+      <w:r>
+        <w:rPr>
+          <w:rFonts w:asciiTheme="minorHAnsi" w:hAnsiTheme="minorHAnsi" w:cstheme="minorHAnsi"/>
+          <w:b/>
+          <w:bCs/>
+          <w:color w:val="000000" w:themeColor="text1"/>
+          <w:sz w:val="22"/>
+          <w:szCs w:val="22"/>
+        </w:rPr>
+        <w:t>Employee #2:</w:t>
+      </w:r>
+      <w:r>
+        <w:rPr>
+          <w:rFonts w:asciiTheme="minorHAnsi" w:hAnsiTheme="minorHAnsi" w:cstheme="minorHAnsi"/>
+          <w:color w:val="000000" w:themeColor="text1"/>
+          <w:sz w:val="22"/>
+          <w:szCs w:val="22"/>
+        </w:rPr>
+        <w:t xml:space="preserve"> </w:t>
+      </w:r>
+      <w:r>
+        <w:rPr>
+          <w:rStyle w:val="HTMLCode"/>
+          <w:rFonts w:asciiTheme="minorHAnsi" w:hAnsiTheme="minorHAnsi" w:cstheme="minorHAnsi"/>
+          <w:color w:val="000000" w:themeColor="text1"/>
+          <w:sz w:val="22"/>
+          <w:szCs w:val="22"/>
+        </w:rPr>
+        <w:t xml:space="preserve">new </w:t>
+      </w:r>
+      <w:proofErr w:type="gramStart"/>
+      <w:r>
+        <w:rPr>
+          <w:rStyle w:val="HTMLCode"/>
+          <w:rFonts w:asciiTheme="minorHAnsi" w:hAnsiTheme="minorHAnsi" w:cstheme="minorHAnsi"/>
+          <w:color w:val="000000" w:themeColor="text1"/>
+          <w:sz w:val="22"/>
+          <w:szCs w:val="22"/>
+        </w:rPr>
+        <w:t>Employee(</w:t>
+      </w:r>
+      <w:proofErr w:type="gramEnd"/>
+      <w:r>
+        <w:rPr>
+          <w:rStyle w:val="HTMLCode"/>
+          <w:rFonts w:asciiTheme="minorHAnsi" w:hAnsiTheme="minorHAnsi" w:cstheme="minorHAnsi"/>
+          <w:color w:val="000000" w:themeColor="text1"/>
+          <w:sz w:val="22"/>
+          <w:szCs w:val="22"/>
+        </w:rPr>
+        <w:t>2, "Alice", "HR")</w:t>
+      </w:r>
+    </w:p>
+    <w:p>
+      <w:pPr>
+        <w:pStyle w:val="NormalWeb"/>
+        <w:numPr>
+          <w:ilvl w:val="0"/>
+          <w:numId w:val="78"/>
+        </w:numPr>
+        <w:rPr>
+          <w:rFonts w:asciiTheme="minorHAnsi" w:hAnsiTheme="minorHAnsi" w:cstheme="minorHAnsi"/>
+          <w:color w:val="000000" w:themeColor="text1"/>
+          <w:sz w:val="22"/>
+          <w:szCs w:val="22"/>
+        </w:rPr>
+      </w:pPr>
+      <w:r>
+        <w:rPr>
+          <w:rFonts w:asciiTheme="minorHAnsi" w:hAnsiTheme="minorHAnsi" w:cstheme="minorHAnsi"/>
+          <w:b/>
+          <w:bCs/>
+          <w:color w:val="000000" w:themeColor="text1"/>
+          <w:sz w:val="22"/>
+          <w:szCs w:val="22"/>
+        </w:rPr>
+        <w:t>Calculate Hash:</w:t>
+      </w:r>
+      <w:r>
+        <w:rPr>
+          <w:rFonts w:asciiTheme="minorHAnsi" w:hAnsiTheme="minorHAnsi" w:cstheme="minorHAnsi"/>
+          <w:color w:val="000000" w:themeColor="text1"/>
+          <w:sz w:val="22"/>
+          <w:szCs w:val="22"/>
+        </w:rPr>
+        <w:t xml:space="preserve"> </w:t>
+      </w:r>
+      <w:proofErr w:type="gramStart"/>
+      <w:r>
+        <w:rPr>
+          <w:rStyle w:val="HTMLCode"/>
+          <w:rFonts w:asciiTheme="minorHAnsi" w:hAnsiTheme="minorHAnsi" w:cstheme="minorHAnsi"/>
+          <w:color w:val="000000" w:themeColor="text1"/>
+          <w:sz w:val="22"/>
+          <w:szCs w:val="22"/>
+        </w:rPr>
+        <w:t>e2.hashCode(</w:t>
+      </w:r>
+      <w:proofErr w:type="gramEnd"/>
+      <w:r>
+        <w:rPr>
+          <w:rStyle w:val="HTMLCode"/>
+          <w:rFonts w:asciiTheme="minorHAnsi" w:hAnsiTheme="minorHAnsi" w:cstheme="minorHAnsi"/>
+          <w:color w:val="000000" w:themeColor="text1"/>
+          <w:sz w:val="22"/>
+          <w:szCs w:val="22"/>
+        </w:rPr>
+        <w:t>)</w:t>
+      </w:r>
+      <w:r>
+        <w:rPr>
+          <w:rStyle w:val="math-inline"/>
+          <w:rFonts w:asciiTheme="minorHAnsi" w:hAnsiTheme="minorHAnsi" w:cstheme="minorHAnsi"/>
+          <w:color w:val="000000" w:themeColor="text1"/>
+          <w:sz w:val="22"/>
+          <w:szCs w:val="22"/>
+        </w:rPr>
+        <w:sym w:font="Wingdings" w:char="F0E0"/>
+      </w:r>
+      <w:r>
+        <w:rPr>
+          <w:rFonts w:asciiTheme="minorHAnsi" w:hAnsiTheme="minorHAnsi" w:cstheme="minorHAnsi"/>
+          <w:color w:val="000000" w:themeColor="text1"/>
+          <w:sz w:val="22"/>
+          <w:szCs w:val="22"/>
+        </w:rPr>
+        <w:t xml:space="preserve">returns </w:t>
+      </w:r>
+      <w:r>
+        <w:rPr>
+          <w:rFonts w:asciiTheme="minorHAnsi" w:hAnsiTheme="minorHAnsi" w:cstheme="minorHAnsi"/>
+          <w:b/>
+          <w:bCs/>
+          <w:color w:val="000000" w:themeColor="text1"/>
+          <w:sz w:val="22"/>
+          <w:szCs w:val="22"/>
+        </w:rPr>
+        <w:t>202</w:t>
+      </w:r>
+      <w:r>
+        <w:rPr>
+          <w:rFonts w:asciiTheme="minorHAnsi" w:hAnsiTheme="minorHAnsi" w:cstheme="minorHAnsi"/>
+          <w:color w:val="000000" w:themeColor="text1"/>
+          <w:sz w:val="22"/>
+          <w:szCs w:val="22"/>
+        </w:rPr>
+        <w:t>.</w:t>
+      </w:r>
+    </w:p>
+    <w:p>
+      <w:pPr>
+        <w:pStyle w:val="NormalWeb"/>
+        <w:numPr>
+          <w:ilvl w:val="0"/>
+          <w:numId w:val="78"/>
+        </w:numPr>
+        <w:rPr>
+          <w:rFonts w:asciiTheme="minorHAnsi" w:hAnsiTheme="minorHAnsi" w:cstheme="minorHAnsi"/>
+          <w:color w:val="000000" w:themeColor="text1"/>
+          <w:sz w:val="22"/>
+          <w:szCs w:val="22"/>
+        </w:rPr>
+      </w:pPr>
+      <w:r>
+        <w:rPr>
+          <w:rFonts w:asciiTheme="minorHAnsi" w:hAnsiTheme="minorHAnsi" w:cstheme="minorHAnsi"/>
+          <w:b/>
+          <w:bCs/>
+          <w:color w:val="000000" w:themeColor="text1"/>
+          <w:sz w:val="22"/>
+          <w:szCs w:val="22"/>
+        </w:rPr>
+        <w:t>Determine Bucket:</w:t>
+      </w:r>
+      <w:r>
+        <w:rPr>
+          <w:rFonts w:asciiTheme="minorHAnsi" w:hAnsiTheme="minorHAnsi" w:cstheme="minorHAnsi"/>
+          <w:color w:val="000000" w:themeColor="text1"/>
+          <w:sz w:val="22"/>
+          <w:szCs w:val="22"/>
+        </w:rPr>
+        <w:t xml:space="preserve"> Index </w:t>
+      </w:r>
+      <w:r>
+        <w:rPr>
+          <w:rStyle w:val="math-inline"/>
+          <w:rFonts w:asciiTheme="minorHAnsi" w:hAnsiTheme="minorHAnsi" w:cstheme="minorHAnsi"/>
+          <w:color w:val="000000" w:themeColor="text1"/>
+          <w:sz w:val="22"/>
+          <w:szCs w:val="22"/>
+        </w:rPr>
+        <w:sym w:font="Wingdings" w:char="F0E0"/>
+      </w:r>
+      <w:r>
+        <w:rPr>
+          <w:rFonts w:asciiTheme="minorHAnsi" w:hAnsiTheme="minorHAnsi" w:cstheme="minorHAnsi"/>
+          <w:color w:val="000000" w:themeColor="text1"/>
+          <w:sz w:val="22"/>
+          <w:szCs w:val="22"/>
+        </w:rPr>
+        <w:t xml:space="preserve"> </w:t>
+      </w:r>
+      <w:r>
+        <w:rPr>
+          <w:rFonts w:asciiTheme="minorHAnsi" w:hAnsiTheme="minorHAnsi" w:cstheme="minorHAnsi"/>
+          <w:b/>
+          <w:bCs/>
+          <w:color w:val="000000" w:themeColor="text1"/>
+          <w:sz w:val="22"/>
+          <w:szCs w:val="22"/>
+        </w:rPr>
+        <w:t>Bucket 7</w:t>
+      </w:r>
+      <w:r>
+        <w:rPr>
+          <w:rFonts w:asciiTheme="minorHAnsi" w:hAnsiTheme="minorHAnsi" w:cstheme="minorHAnsi"/>
+          <w:color w:val="000000" w:themeColor="text1"/>
+          <w:sz w:val="22"/>
+          <w:szCs w:val="22"/>
+        </w:rPr>
+        <w:t>.</w:t>
+      </w:r>
+    </w:p>
+    <w:p>
+      <w:pPr>
+        <w:pStyle w:val="NormalWeb"/>
+        <w:numPr>
+          <w:ilvl w:val="0"/>
+          <w:numId w:val="78"/>
+        </w:numPr>
+        <w:rPr>
+          <w:rFonts w:asciiTheme="minorHAnsi" w:hAnsiTheme="minorHAnsi" w:cstheme="minorHAnsi"/>
+          <w:color w:val="000000" w:themeColor="text1"/>
+          <w:sz w:val="22"/>
+          <w:szCs w:val="22"/>
+        </w:rPr>
+      </w:pPr>
+      <w:r>
+        <w:rPr>
+          <w:rFonts w:asciiTheme="minorHAnsi" w:hAnsiTheme="minorHAnsi" w:cstheme="minorHAnsi"/>
+          <w:b/>
+          <w:bCs/>
+          <w:color w:val="000000" w:themeColor="text1"/>
+          <w:sz w:val="22"/>
+          <w:szCs w:val="22"/>
+        </w:rPr>
+        <w:t>Insert:</w:t>
+      </w:r>
+      <w:r>
+        <w:rPr>
+          <w:rFonts w:asciiTheme="minorHAnsi" w:hAnsiTheme="minorHAnsi" w:cstheme="minorHAnsi"/>
+          <w:color w:val="000000" w:themeColor="text1"/>
+          <w:sz w:val="22"/>
+          <w:szCs w:val="22"/>
+        </w:rPr>
+        <w:t xml:space="preserve"> Bucket 7 is empty, so the entry is inserted.</w:t>
+      </w:r>
+    </w:p>
+    <w:p>
+      <w:pPr>
+        <w:pStyle w:val="NormalWeb"/>
+        <w:numPr>
+          <w:ilvl w:val="1"/>
+          <w:numId w:val="78"/>
+        </w:numPr>
+        <w:rPr>
+          <w:rFonts w:asciiTheme="minorHAnsi" w:hAnsiTheme="minorHAnsi" w:cstheme="minorHAnsi"/>
+          <w:color w:val="000000" w:themeColor="text1"/>
+          <w:sz w:val="22"/>
+          <w:szCs w:val="22"/>
+        </w:rPr>
+      </w:pPr>
+      <w:r>
+        <w:rPr>
+          <w:rFonts w:asciiTheme="minorHAnsi" w:hAnsiTheme="minorHAnsi" w:cstheme="minorHAnsi"/>
+          <w:b/>
+          <w:bCs/>
+          <w:color w:val="000000" w:themeColor="text1"/>
+          <w:sz w:val="22"/>
+          <w:szCs w:val="22"/>
+        </w:rPr>
+        <w:t>Bucket 7</w:t>
+      </w:r>
+      <w:r>
+        <w:rPr>
+          <w:rFonts w:asciiTheme="minorHAnsi" w:hAnsiTheme="minorHAnsi" w:cstheme="minorHAnsi"/>
+          <w:color w:val="000000" w:themeColor="text1"/>
+          <w:sz w:val="22"/>
+          <w:szCs w:val="22"/>
+        </w:rPr>
+        <w:t xml:space="preserve"> </w:t>
+      </w:r>
+      <w:r>
+        <w:rPr>
+          <w:rStyle w:val="math-inline"/>
+          <w:rFonts w:asciiTheme="minorHAnsi" w:hAnsiTheme="minorHAnsi" w:cstheme="minorHAnsi"/>
+          <w:color w:val="000000" w:themeColor="text1"/>
+          <w:sz w:val="22"/>
+          <w:szCs w:val="22"/>
+        </w:rPr>
+        <w:sym w:font="Wingdings" w:char="F0E0"/>
+      </w:r>
+      <w:r>
+        <w:rPr>
+          <w:rFonts w:asciiTheme="minorHAnsi" w:hAnsiTheme="minorHAnsi" w:cstheme="minorHAnsi"/>
+          <w:color w:val="000000" w:themeColor="text1"/>
+          <w:sz w:val="22"/>
+          <w:szCs w:val="22"/>
+        </w:rPr>
+        <w:t xml:space="preserve"> </w:t>
+      </w:r>
+      <w:r>
+        <w:rPr>
+          <w:rStyle w:val="HTMLCode"/>
+          <w:rFonts w:asciiTheme="minorHAnsi" w:hAnsiTheme="minorHAnsi" w:cstheme="minorHAnsi"/>
+          <w:color w:val="000000" w:themeColor="text1"/>
+          <w:sz w:val="22"/>
+          <w:szCs w:val="22"/>
+        </w:rPr>
+        <w:t>[Node(Key=Employee#2, Value=PRESENT)]</w:t>
+      </w:r>
+    </w:p>
+    <w:p>
+      <w:pPr>
+        <w:pStyle w:val="Heading3"/>
+        <w:rPr>
+          <w:rFonts w:asciiTheme="minorHAnsi" w:hAnsiTheme="minorHAnsi" w:cstheme="minorHAnsi"/>
+          <w:color w:val="000000" w:themeColor="text1"/>
+          <w:sz w:val="22"/>
+          <w:szCs w:val="22"/>
+        </w:rPr>
+      </w:pPr>
+      <w:r>
+        <w:rPr>
+          <w:rFonts w:asciiTheme="minorHAnsi" w:hAnsiTheme="minorHAnsi" w:cstheme="minorHAnsi"/>
+          <w:color w:val="000000" w:themeColor="text1"/>
+          <w:sz w:val="22"/>
+          <w:szCs w:val="22"/>
+        </w:rPr>
+        <w:t>3. Walkthrough: Handling Duplicates (The Uniqueness Check)</w:t>
+      </w:r>
+    </w:p>
+    <w:p>
+      <w:pPr>
+        <w:pStyle w:val="Heading4"/>
+        <w:rPr>
+          <w:rFonts w:asciiTheme="minorHAnsi" w:hAnsiTheme="minorHAnsi" w:cstheme="minorHAnsi"/>
+          <w:color w:val="000000" w:themeColor="text1"/>
+        </w:rPr>
+      </w:pPr>
+      <w:r>
+        <w:rPr>
+          <w:rFonts w:asciiTheme="minorHAnsi" w:hAnsiTheme="minorHAnsi" w:cstheme="minorHAnsi"/>
+          <w:color w:val="000000" w:themeColor="text1"/>
+        </w:rPr>
+        <w:lastRenderedPageBreak/>
+        <w:t>C. Adding Employee #3 (Duplicate)</w:t>
+      </w:r>
+    </w:p>
+    <w:p>
+      <w:pPr>
+        <w:pStyle w:val="NormalWeb"/>
+        <w:rPr>
+          <w:rFonts w:asciiTheme="minorHAnsi" w:hAnsiTheme="minorHAnsi" w:cstheme="minorHAnsi"/>
+          <w:color w:val="000000" w:themeColor="text1"/>
+          <w:sz w:val="22"/>
+          <w:szCs w:val="22"/>
+        </w:rPr>
+      </w:pPr>
+      <w:r>
+        <w:rPr>
+          <w:rFonts w:asciiTheme="minorHAnsi" w:hAnsiTheme="minorHAnsi" w:cstheme="minorHAnsi"/>
+          <w:b/>
+          <w:bCs/>
+          <w:color w:val="000000" w:themeColor="text1"/>
+          <w:sz w:val="22"/>
+          <w:szCs w:val="22"/>
+        </w:rPr>
+        <w:t>Employee #3 (Duplicate):</w:t>
+      </w:r>
+      <w:r>
+        <w:rPr>
+          <w:rFonts w:asciiTheme="minorHAnsi" w:hAnsiTheme="minorHAnsi" w:cstheme="minorHAnsi"/>
+          <w:color w:val="000000" w:themeColor="text1"/>
+          <w:sz w:val="22"/>
+          <w:szCs w:val="22"/>
+        </w:rPr>
+        <w:t xml:space="preserve"> </w:t>
+      </w:r>
+      <w:r>
+        <w:rPr>
+          <w:rStyle w:val="HTMLCode"/>
+          <w:rFonts w:asciiTheme="minorHAnsi" w:hAnsiTheme="minorHAnsi" w:cstheme="minorHAnsi"/>
+          <w:color w:val="000000" w:themeColor="text1"/>
+          <w:sz w:val="22"/>
+          <w:szCs w:val="22"/>
+        </w:rPr>
+        <w:t xml:space="preserve">new </w:t>
+      </w:r>
+      <w:proofErr w:type="gramStart"/>
+      <w:r>
+        <w:rPr>
+          <w:rStyle w:val="HTMLCode"/>
+          <w:rFonts w:asciiTheme="minorHAnsi" w:hAnsiTheme="minorHAnsi" w:cstheme="minorHAnsi"/>
+          <w:color w:val="000000" w:themeColor="text1"/>
+          <w:sz w:val="22"/>
+          <w:szCs w:val="22"/>
+        </w:rPr>
+        <w:t>Employee(</w:t>
+      </w:r>
+      <w:proofErr w:type="gramEnd"/>
+      <w:r>
+        <w:rPr>
+          <w:rStyle w:val="HTMLCode"/>
+          <w:rFonts w:asciiTheme="minorHAnsi" w:hAnsiTheme="minorHAnsi" w:cstheme="minorHAnsi"/>
+          <w:color w:val="000000" w:themeColor="text1"/>
+          <w:sz w:val="22"/>
+          <w:szCs w:val="22"/>
+        </w:rPr>
+        <w:t>1, "John", "IT")</w:t>
+      </w:r>
+    </w:p>
+    <w:p>
+      <w:pPr>
+        <w:pStyle w:val="NormalWeb"/>
+        <w:numPr>
+          <w:ilvl w:val="0"/>
+          <w:numId w:val="79"/>
+        </w:numPr>
+        <w:rPr>
+          <w:rFonts w:asciiTheme="minorHAnsi" w:hAnsiTheme="minorHAnsi" w:cstheme="minorHAnsi"/>
+          <w:color w:val="000000" w:themeColor="text1"/>
+          <w:sz w:val="22"/>
+          <w:szCs w:val="22"/>
+        </w:rPr>
+      </w:pPr>
+      <w:r>
+        <w:rPr>
+          <w:rFonts w:asciiTheme="minorHAnsi" w:hAnsiTheme="minorHAnsi" w:cstheme="minorHAnsi"/>
+          <w:b/>
+          <w:bCs/>
+          <w:color w:val="000000" w:themeColor="text1"/>
+          <w:sz w:val="22"/>
+          <w:szCs w:val="22"/>
+        </w:rPr>
+        <w:t>Calculate Hash:</w:t>
+      </w:r>
+      <w:r>
+        <w:rPr>
+          <w:rFonts w:asciiTheme="minorHAnsi" w:hAnsiTheme="minorHAnsi" w:cstheme="minorHAnsi"/>
+          <w:color w:val="000000" w:themeColor="text1"/>
+          <w:sz w:val="22"/>
+          <w:szCs w:val="22"/>
+        </w:rPr>
+        <w:t xml:space="preserve"> </w:t>
+      </w:r>
+      <w:proofErr w:type="gramStart"/>
+      <w:r>
+        <w:rPr>
+          <w:rStyle w:val="HTMLCode"/>
+          <w:rFonts w:asciiTheme="minorHAnsi" w:hAnsiTheme="minorHAnsi" w:cstheme="minorHAnsi"/>
+          <w:color w:val="000000" w:themeColor="text1"/>
+          <w:sz w:val="22"/>
+          <w:szCs w:val="22"/>
+        </w:rPr>
+        <w:t>e3.hashCode(</w:t>
+      </w:r>
+      <w:proofErr w:type="gramEnd"/>
+      <w:r>
+        <w:rPr>
+          <w:rStyle w:val="HTMLCode"/>
+          <w:rFonts w:asciiTheme="minorHAnsi" w:hAnsiTheme="minorHAnsi" w:cstheme="minorHAnsi"/>
+          <w:color w:val="000000" w:themeColor="text1"/>
+          <w:sz w:val="22"/>
+          <w:szCs w:val="22"/>
+        </w:rPr>
+        <w:t>)</w:t>
+      </w:r>
+      <w:r>
+        <w:rPr>
+          <w:rStyle w:val="math-inline"/>
+          <w:rFonts w:asciiTheme="minorHAnsi" w:hAnsiTheme="minorHAnsi" w:cstheme="minorHAnsi"/>
+          <w:color w:val="000000" w:themeColor="text1"/>
+          <w:sz w:val="22"/>
+          <w:szCs w:val="22"/>
+        </w:rPr>
+        <w:sym w:font="Wingdings" w:char="F0E0"/>
+      </w:r>
+      <w:r>
+        <w:rPr>
+          <w:rFonts w:asciiTheme="minorHAnsi" w:hAnsiTheme="minorHAnsi" w:cstheme="minorHAnsi"/>
+          <w:color w:val="000000" w:themeColor="text1"/>
+          <w:sz w:val="22"/>
+          <w:szCs w:val="22"/>
+        </w:rPr>
+        <w:t xml:space="preserve">returns </w:t>
+      </w:r>
+      <w:r>
+        <w:rPr>
+          <w:rFonts w:asciiTheme="minorHAnsi" w:hAnsiTheme="minorHAnsi" w:cstheme="minorHAnsi"/>
+          <w:b/>
+          <w:bCs/>
+          <w:color w:val="000000" w:themeColor="text1"/>
+          <w:sz w:val="22"/>
+          <w:szCs w:val="22"/>
+        </w:rPr>
+        <w:t>101</w:t>
+      </w:r>
+      <w:r>
+        <w:rPr>
+          <w:rFonts w:asciiTheme="minorHAnsi" w:hAnsiTheme="minorHAnsi" w:cstheme="minorHAnsi"/>
+          <w:color w:val="000000" w:themeColor="text1"/>
+          <w:sz w:val="22"/>
+          <w:szCs w:val="22"/>
+        </w:rPr>
+        <w:t xml:space="preserve"> (Same as Employee #1).</w:t>
+      </w:r>
+    </w:p>
+    <w:p>
+      <w:pPr>
+        <w:pStyle w:val="NormalWeb"/>
+        <w:numPr>
+          <w:ilvl w:val="0"/>
+          <w:numId w:val="79"/>
+        </w:numPr>
+        <w:rPr>
+          <w:rFonts w:asciiTheme="minorHAnsi" w:hAnsiTheme="minorHAnsi" w:cstheme="minorHAnsi"/>
+          <w:color w:val="000000" w:themeColor="text1"/>
+          <w:sz w:val="22"/>
+          <w:szCs w:val="22"/>
+        </w:rPr>
+      </w:pPr>
+      <w:r>
+        <w:rPr>
+          <w:rFonts w:asciiTheme="minorHAnsi" w:hAnsiTheme="minorHAnsi" w:cstheme="minorHAnsi"/>
+          <w:b/>
+          <w:bCs/>
+          <w:color w:val="000000" w:themeColor="text1"/>
+          <w:sz w:val="22"/>
+          <w:szCs w:val="22"/>
+        </w:rPr>
+        <w:t>Determine Bucket:</w:t>
+      </w:r>
+      <w:r>
+        <w:rPr>
+          <w:rFonts w:asciiTheme="minorHAnsi" w:hAnsiTheme="minorHAnsi" w:cstheme="minorHAnsi"/>
+          <w:color w:val="000000" w:themeColor="text1"/>
+          <w:sz w:val="22"/>
+          <w:szCs w:val="22"/>
+        </w:rPr>
+        <w:t xml:space="preserve"> Index </w:t>
+      </w:r>
+      <w:r>
+        <w:rPr>
+          <w:rStyle w:val="math-inline"/>
+          <w:rFonts w:asciiTheme="minorHAnsi" w:hAnsiTheme="minorHAnsi" w:cstheme="minorHAnsi"/>
+          <w:color w:val="000000" w:themeColor="text1"/>
+          <w:sz w:val="22"/>
+          <w:szCs w:val="22"/>
+        </w:rPr>
+        <w:sym w:font="Wingdings" w:char="F0E0"/>
+      </w:r>
+      <w:r>
+        <w:rPr>
+          <w:rFonts w:asciiTheme="minorHAnsi" w:hAnsiTheme="minorHAnsi" w:cstheme="minorHAnsi"/>
+          <w:color w:val="000000" w:themeColor="text1"/>
+          <w:sz w:val="22"/>
+          <w:szCs w:val="22"/>
+        </w:rPr>
+        <w:t xml:space="preserve"> </w:t>
+      </w:r>
+      <w:r>
+        <w:rPr>
+          <w:rFonts w:asciiTheme="minorHAnsi" w:hAnsiTheme="minorHAnsi" w:cstheme="minorHAnsi"/>
+          <w:b/>
+          <w:bCs/>
+          <w:color w:val="000000" w:themeColor="text1"/>
+          <w:sz w:val="22"/>
+          <w:szCs w:val="22"/>
+        </w:rPr>
+        <w:t>Bucket 5</w:t>
+      </w:r>
+      <w:r>
+        <w:rPr>
+          <w:rFonts w:asciiTheme="minorHAnsi" w:hAnsiTheme="minorHAnsi" w:cstheme="minorHAnsi"/>
+          <w:color w:val="000000" w:themeColor="text1"/>
+          <w:sz w:val="22"/>
+          <w:szCs w:val="22"/>
+        </w:rPr>
+        <w:t xml:space="preserve"> (Same as Employee #1).</w:t>
+      </w:r>
+    </w:p>
+    <w:p>
+      <w:pPr>
+        <w:pStyle w:val="NormalWeb"/>
+        <w:numPr>
+          <w:ilvl w:val="0"/>
+          <w:numId w:val="79"/>
+        </w:numPr>
+        <w:rPr>
+          <w:rFonts w:asciiTheme="minorHAnsi" w:hAnsiTheme="minorHAnsi" w:cstheme="minorHAnsi"/>
+          <w:color w:val="000000" w:themeColor="text1"/>
+          <w:sz w:val="22"/>
+          <w:szCs w:val="22"/>
+        </w:rPr>
+      </w:pPr>
+      <w:r>
+        <w:rPr>
+          <w:rFonts w:asciiTheme="minorHAnsi" w:hAnsiTheme="minorHAnsi" w:cstheme="minorHAnsi"/>
+          <w:b/>
+          <w:bCs/>
+          <w:color w:val="000000" w:themeColor="text1"/>
+          <w:sz w:val="22"/>
+          <w:szCs w:val="22"/>
+        </w:rPr>
+        <w:t>Collision Check:</w:t>
+      </w:r>
+      <w:r>
+        <w:rPr>
+          <w:rFonts w:asciiTheme="minorHAnsi" w:hAnsiTheme="minorHAnsi" w:cstheme="minorHAnsi"/>
+          <w:color w:val="000000" w:themeColor="text1"/>
+          <w:sz w:val="22"/>
+          <w:szCs w:val="22"/>
+        </w:rPr>
+        <w:t xml:space="preserve"> Since Bucket 5 is not empty, a </w:t>
+      </w:r>
+      <w:r>
+        <w:rPr>
+          <w:rFonts w:asciiTheme="minorHAnsi" w:hAnsiTheme="minorHAnsi" w:cstheme="minorHAnsi"/>
+          <w:b/>
+          <w:bCs/>
+          <w:color w:val="000000" w:themeColor="text1"/>
+          <w:sz w:val="22"/>
+          <w:szCs w:val="22"/>
+        </w:rPr>
+        <w:t>Collision</w:t>
+      </w:r>
+      <w:r>
+        <w:rPr>
+          <w:rFonts w:asciiTheme="minorHAnsi" w:hAnsiTheme="minorHAnsi" w:cstheme="minorHAnsi"/>
+          <w:color w:val="000000" w:themeColor="text1"/>
+          <w:sz w:val="22"/>
+          <w:szCs w:val="22"/>
+        </w:rPr>
+        <w:t xml:space="preserve"> occurs. The </w:t>
+      </w:r>
+      <w:proofErr w:type="spellStart"/>
+      <w:r>
+        <w:rPr>
+          <w:rStyle w:val="HTMLCode"/>
+          <w:rFonts w:asciiTheme="minorHAnsi" w:hAnsiTheme="minorHAnsi" w:cstheme="minorHAnsi"/>
+          <w:color w:val="000000" w:themeColor="text1"/>
+          <w:sz w:val="22"/>
+          <w:szCs w:val="22"/>
+        </w:rPr>
+        <w:t>HashMap</w:t>
+      </w:r>
+      <w:proofErr w:type="spellEnd"/>
+      <w:r>
+        <w:rPr>
+          <w:rFonts w:asciiTheme="minorHAnsi" w:hAnsiTheme="minorHAnsi" w:cstheme="minorHAnsi"/>
+          <w:color w:val="000000" w:themeColor="text1"/>
+          <w:sz w:val="22"/>
+          <w:szCs w:val="22"/>
+        </w:rPr>
+        <w:t xml:space="preserve"> traverses the linked list (or tree) at Bucket 5:</w:t>
+      </w:r>
+    </w:p>
+    <w:p>
+      <w:pPr>
+        <w:pStyle w:val="NormalWeb"/>
+        <w:numPr>
+          <w:ilvl w:val="1"/>
+          <w:numId w:val="79"/>
+        </w:numPr>
+        <w:rPr>
+          <w:rFonts w:asciiTheme="minorHAnsi" w:hAnsiTheme="minorHAnsi" w:cstheme="minorHAnsi"/>
+          <w:color w:val="000000" w:themeColor="text1"/>
+          <w:sz w:val="22"/>
+          <w:szCs w:val="22"/>
+        </w:rPr>
+      </w:pPr>
+      <w:r>
+        <w:rPr>
+          <w:rFonts w:asciiTheme="minorHAnsi" w:hAnsiTheme="minorHAnsi" w:cstheme="minorHAnsi"/>
+          <w:color w:val="000000" w:themeColor="text1"/>
+          <w:sz w:val="22"/>
+          <w:szCs w:val="22"/>
+        </w:rPr>
+        <w:t>It checks the existing entry (</w:t>
+      </w:r>
+      <w:r>
+        <w:rPr>
+          <w:rStyle w:val="HTMLCode"/>
+          <w:rFonts w:asciiTheme="minorHAnsi" w:hAnsiTheme="minorHAnsi" w:cstheme="minorHAnsi"/>
+          <w:color w:val="000000" w:themeColor="text1"/>
+          <w:sz w:val="22"/>
+          <w:szCs w:val="22"/>
+        </w:rPr>
+        <w:t>Employee #1</w:t>
+      </w:r>
+      <w:r>
+        <w:rPr>
+          <w:rFonts w:asciiTheme="minorHAnsi" w:hAnsiTheme="minorHAnsi" w:cstheme="minorHAnsi"/>
+          <w:color w:val="000000" w:themeColor="text1"/>
+          <w:sz w:val="22"/>
+          <w:szCs w:val="22"/>
+        </w:rPr>
+        <w:t>):</w:t>
+      </w:r>
+    </w:p>
+    <w:p>
+      <w:pPr>
+        <w:pStyle w:val="NormalWeb"/>
+        <w:numPr>
+          <w:ilvl w:val="2"/>
+          <w:numId w:val="79"/>
+        </w:numPr>
+        <w:rPr>
+          <w:rFonts w:asciiTheme="minorHAnsi" w:hAnsiTheme="minorHAnsi" w:cstheme="minorHAnsi"/>
+          <w:color w:val="000000" w:themeColor="text1"/>
+          <w:sz w:val="22"/>
+          <w:szCs w:val="22"/>
+        </w:rPr>
+      </w:pPr>
+      <w:r>
+        <w:rPr>
+          <w:rFonts w:asciiTheme="minorHAnsi" w:hAnsiTheme="minorHAnsi" w:cstheme="minorHAnsi"/>
+          <w:b/>
+          <w:bCs/>
+          <w:color w:val="000000" w:themeColor="text1"/>
+          <w:sz w:val="22"/>
+          <w:szCs w:val="22"/>
+        </w:rPr>
+        <w:t xml:space="preserve">Equality Check </w:t>
+      </w:r>
+      <w:r>
+        <w:rPr>
+          <w:rFonts w:asciiTheme="minorHAnsi" w:hAnsiTheme="minorHAnsi" w:cstheme="minorHAnsi"/>
+          <w:b/>
+          <w:bCs/>
+          <w:color w:val="000000" w:themeColor="text1"/>
+          <w:sz w:val="22"/>
+          <w:szCs w:val="22"/>
+        </w:rPr>
+        <w:t>(Equals):</w:t>
+      </w:r>
+      <w:r>
+        <w:rPr>
+          <w:rFonts w:asciiTheme="minorHAnsi" w:hAnsiTheme="minorHAnsi" w:cstheme="minorHAnsi"/>
+          <w:color w:val="000000" w:themeColor="text1"/>
+          <w:sz w:val="22"/>
+          <w:szCs w:val="22"/>
+        </w:rPr>
+        <w:t xml:space="preserve"> </w:t>
+      </w:r>
+      <w:proofErr w:type="gramStart"/>
+      <w:r>
+        <w:rPr>
+          <w:rStyle w:val="HTMLCode"/>
+          <w:rFonts w:asciiTheme="minorHAnsi" w:hAnsiTheme="minorHAnsi" w:cstheme="minorHAnsi"/>
+          <w:color w:val="000000" w:themeColor="text1"/>
+          <w:sz w:val="22"/>
+          <w:szCs w:val="22"/>
+        </w:rPr>
+        <w:t>e3.equals(</w:t>
+      </w:r>
+      <w:proofErr w:type="gramEnd"/>
+      <w:r>
+        <w:rPr>
+          <w:rStyle w:val="HTMLCode"/>
+          <w:rFonts w:asciiTheme="minorHAnsi" w:hAnsiTheme="minorHAnsi" w:cstheme="minorHAnsi"/>
+          <w:color w:val="000000" w:themeColor="text1"/>
+          <w:sz w:val="22"/>
+          <w:szCs w:val="22"/>
+        </w:rPr>
+        <w:t>e1)</w:t>
+      </w:r>
+      <w:r>
+        <w:rPr>
+          <w:rFonts w:asciiTheme="minorHAnsi" w:hAnsiTheme="minorHAnsi" w:cstheme="minorHAnsi"/>
+          <w:color w:val="000000" w:themeColor="text1"/>
+          <w:sz w:val="22"/>
+          <w:szCs w:val="22"/>
+        </w:rPr>
+        <w:t xml:space="preserve">? </w:t>
+      </w:r>
+      <w:r>
+        <w:rPr>
+          <w:rStyle w:val="math-inline"/>
+          <w:rFonts w:asciiTheme="minorHAnsi" w:hAnsiTheme="minorHAnsi" w:cstheme="minorHAnsi"/>
+          <w:color w:val="000000" w:themeColor="text1"/>
+          <w:sz w:val="22"/>
+          <w:szCs w:val="22"/>
+        </w:rPr>
+        <w:sym w:font="Wingdings" w:char="F0E0"/>
+      </w:r>
+      <w:r>
+        <w:rPr>
+          <w:rFonts w:asciiTheme="minorHAnsi" w:hAnsiTheme="minorHAnsi" w:cstheme="minorHAnsi"/>
+          <w:b/>
+          <w:bCs/>
+          <w:color w:val="000000" w:themeColor="text1"/>
+          <w:sz w:val="22"/>
+          <w:szCs w:val="22"/>
+        </w:rPr>
+        <w:t>True</w:t>
+      </w:r>
+      <w:r>
+        <w:rPr>
+          <w:rFonts w:asciiTheme="minorHAnsi" w:hAnsiTheme="minorHAnsi" w:cstheme="minorHAnsi"/>
+          <w:color w:val="000000" w:themeColor="text1"/>
+          <w:sz w:val="22"/>
+          <w:szCs w:val="22"/>
+        </w:rPr>
+        <w:t xml:space="preserve"> (since the ID, name, and department are the same).</w:t>
+      </w:r>
+    </w:p>
+    <w:p>
+      <w:pPr>
+        <w:pStyle w:val="NormalWeb"/>
+        <w:numPr>
+          <w:ilvl w:val="0"/>
+          <w:numId w:val="79"/>
+        </w:numPr>
+        <w:rPr>
+          <w:rFonts w:asciiTheme="minorHAnsi" w:hAnsiTheme="minorHAnsi" w:cstheme="minorHAnsi"/>
+          <w:color w:val="000000" w:themeColor="text1"/>
+          <w:sz w:val="22"/>
+          <w:szCs w:val="22"/>
+        </w:rPr>
+      </w:pPr>
+      <w:r>
+        <w:rPr>
+          <w:rFonts w:asciiTheme="minorHAnsi" w:hAnsiTheme="minorHAnsi" w:cstheme="minorHAnsi"/>
+          <w:b/>
+          <w:bCs/>
+          <w:color w:val="000000" w:themeColor="text1"/>
+          <w:sz w:val="22"/>
+          <w:szCs w:val="22"/>
+        </w:rPr>
+        <w:t>Action:</w:t>
+      </w:r>
+      <w:r>
+        <w:rPr>
+          <w:rFonts w:asciiTheme="minorHAnsi" w:hAnsiTheme="minorHAnsi" w:cstheme="minorHAnsi"/>
+          <w:color w:val="000000" w:themeColor="text1"/>
+          <w:sz w:val="22"/>
+          <w:szCs w:val="22"/>
+        </w:rPr>
+        <w:t xml:space="preserve"> Since </w:t>
+      </w:r>
+      <w:proofErr w:type="gramStart"/>
+      <w:r>
+        <w:rPr>
+          <w:rStyle w:val="HTMLCode"/>
+          <w:rFonts w:asciiTheme="minorHAnsi" w:hAnsiTheme="minorHAnsi" w:cstheme="minorHAnsi"/>
+          <w:color w:val="000000" w:themeColor="text1"/>
+          <w:sz w:val="22"/>
+          <w:szCs w:val="22"/>
+        </w:rPr>
+        <w:t>equals(</w:t>
+      </w:r>
+      <w:proofErr w:type="gramEnd"/>
+      <w:r>
+        <w:rPr>
+          <w:rStyle w:val="HTMLCode"/>
+          <w:rFonts w:asciiTheme="minorHAnsi" w:hAnsiTheme="minorHAnsi" w:cstheme="minorHAnsi"/>
+          <w:color w:val="000000" w:themeColor="text1"/>
+          <w:sz w:val="22"/>
+          <w:szCs w:val="22"/>
+        </w:rPr>
+        <w:t>)</w:t>
+      </w:r>
+      <w:r>
+        <w:rPr>
+          <w:rFonts w:asciiTheme="minorHAnsi" w:hAnsiTheme="minorHAnsi" w:cstheme="minorHAnsi"/>
+          <w:color w:val="000000" w:themeColor="text1"/>
+          <w:sz w:val="22"/>
+          <w:szCs w:val="22"/>
+        </w:rPr>
+        <w:t xml:space="preserve"> returned </w:t>
+      </w:r>
+      <w:r>
+        <w:rPr>
+          <w:rFonts w:asciiTheme="minorHAnsi" w:hAnsiTheme="minorHAnsi" w:cstheme="minorHAnsi"/>
+          <w:b/>
+          <w:bCs/>
+          <w:color w:val="000000" w:themeColor="text1"/>
+          <w:sz w:val="22"/>
+          <w:szCs w:val="22"/>
+        </w:rPr>
+        <w:t>true</w:t>
+      </w:r>
+      <w:r>
+        <w:rPr>
+          <w:rFonts w:asciiTheme="minorHAnsi" w:hAnsiTheme="minorHAnsi" w:cstheme="minorHAnsi"/>
+          <w:color w:val="000000" w:themeColor="text1"/>
+          <w:sz w:val="22"/>
+          <w:szCs w:val="22"/>
+        </w:rPr>
+        <w:t xml:space="preserve">, the </w:t>
+      </w:r>
+      <w:proofErr w:type="spellStart"/>
+      <w:r>
+        <w:rPr>
+          <w:rStyle w:val="HTMLCode"/>
+          <w:rFonts w:asciiTheme="minorHAnsi" w:hAnsiTheme="minorHAnsi" w:cstheme="minorHAnsi"/>
+          <w:color w:val="000000" w:themeColor="text1"/>
+          <w:sz w:val="22"/>
+          <w:szCs w:val="22"/>
+        </w:rPr>
+        <w:t>HashMap</w:t>
+      </w:r>
+      <w:proofErr w:type="spellEnd"/>
+      <w:r>
+        <w:rPr>
+          <w:rFonts w:asciiTheme="minorHAnsi" w:hAnsiTheme="minorHAnsi" w:cstheme="minorHAnsi"/>
+          <w:color w:val="000000" w:themeColor="text1"/>
+          <w:sz w:val="22"/>
+          <w:szCs w:val="22"/>
+        </w:rPr>
+        <w:t xml:space="preserve"> recognizes this as an attempt to insert a duplicate Key.</w:t>
+      </w:r>
+    </w:p>
+    <w:p>
+      <w:pPr>
+        <w:pStyle w:val="Heading4"/>
+        <w:rPr>
+          <w:rFonts w:asciiTheme="minorHAnsi" w:hAnsiTheme="minorHAnsi" w:cstheme="minorHAnsi"/>
+          <w:color w:val="000000" w:themeColor="text1"/>
+        </w:rPr>
+      </w:pPr>
+      <w:r>
+        <w:rPr>
+          <w:rFonts w:asciiTheme="minorHAnsi" w:hAnsiTheme="minorHAnsi" w:cstheme="minorHAnsi"/>
+          <w:color w:val="000000" w:themeColor="text1"/>
+        </w:rPr>
+        <w:t>D. Adding Employee #4 (Collision, but Unique)</w:t>
+      </w:r>
+    </w:p>
+    <w:p>
+      <w:pPr>
+        <w:pStyle w:val="NormalWeb"/>
+        <w:rPr>
+          <w:rFonts w:asciiTheme="minorHAnsi" w:hAnsiTheme="minorHAnsi" w:cstheme="minorHAnsi"/>
+          <w:color w:val="000000" w:themeColor="text1"/>
+          <w:sz w:val="22"/>
+          <w:szCs w:val="22"/>
+        </w:rPr>
+      </w:pPr>
+      <w:r>
+        <w:rPr>
+          <w:rFonts w:asciiTheme="minorHAnsi" w:hAnsiTheme="minorHAnsi" w:cstheme="minorHAnsi"/>
+          <w:b/>
+          <w:bCs/>
+          <w:color w:val="000000" w:themeColor="text1"/>
+          <w:sz w:val="22"/>
+          <w:szCs w:val="22"/>
+        </w:rPr>
+        <w:t>Employee #4 (Unique but Collision):</w:t>
+      </w:r>
+      <w:r>
+        <w:rPr>
+          <w:rFonts w:asciiTheme="minorHAnsi" w:hAnsiTheme="minorHAnsi" w:cstheme="minorHAnsi"/>
+          <w:color w:val="000000" w:themeColor="text1"/>
+          <w:sz w:val="22"/>
+          <w:szCs w:val="22"/>
+        </w:rPr>
+        <w:t xml:space="preserve"> </w:t>
+      </w:r>
+      <w:r>
+        <w:rPr>
+          <w:rStyle w:val="HTMLCode"/>
+          <w:rFonts w:asciiTheme="minorHAnsi" w:hAnsiTheme="minorHAnsi" w:cstheme="minorHAnsi"/>
+          <w:color w:val="000000" w:themeColor="text1"/>
+          <w:sz w:val="22"/>
+          <w:szCs w:val="22"/>
+        </w:rPr>
+        <w:t xml:space="preserve">new </w:t>
+      </w:r>
+      <w:proofErr w:type="gramStart"/>
+      <w:r>
+        <w:rPr>
+          <w:rStyle w:val="HTMLCode"/>
+          <w:rFonts w:asciiTheme="minorHAnsi" w:hAnsiTheme="minorHAnsi" w:cstheme="minorHAnsi"/>
+          <w:color w:val="000000" w:themeColor="text1"/>
+          <w:sz w:val="22"/>
+          <w:szCs w:val="22"/>
+        </w:rPr>
+        <w:t>Employee(</w:t>
+      </w:r>
+      <w:proofErr w:type="gramEnd"/>
+      <w:r>
+        <w:rPr>
+          <w:rStyle w:val="HTMLCode"/>
+          <w:rFonts w:asciiTheme="minorHAnsi" w:hAnsiTheme="minorHAnsi" w:cstheme="minorHAnsi"/>
+          <w:color w:val="000000" w:themeColor="text1"/>
+          <w:sz w:val="22"/>
+          <w:szCs w:val="22"/>
+        </w:rPr>
+        <w:t>10, "Mark", "IT")</w:t>
+      </w:r>
+      <w:r>
+        <w:rPr>
+          <w:rFonts w:asciiTheme="minorHAnsi" w:hAnsiTheme="minorHAnsi" w:cstheme="minorHAnsi"/>
+          <w:color w:val="000000" w:themeColor="text1"/>
+          <w:sz w:val="22"/>
+          <w:szCs w:val="22"/>
+        </w:rPr>
+        <w:t xml:space="preserve"> (Assume this object coincidentally hashes to </w:t>
+      </w:r>
+      <w:r>
+        <w:rPr>
+          <w:rFonts w:asciiTheme="minorHAnsi" w:hAnsiTheme="minorHAnsi" w:cstheme="minorHAnsi"/>
+          <w:b/>
+          <w:bCs/>
+          <w:color w:val="000000" w:themeColor="text1"/>
+          <w:sz w:val="22"/>
+          <w:szCs w:val="22"/>
+        </w:rPr>
+        <w:t>101</w:t>
+      </w:r>
+      <w:r>
+        <w:rPr>
+          <w:rFonts w:asciiTheme="minorHAnsi" w:hAnsiTheme="minorHAnsi" w:cstheme="minorHAnsi"/>
+          <w:color w:val="000000" w:themeColor="text1"/>
+          <w:sz w:val="22"/>
+          <w:szCs w:val="22"/>
+        </w:rPr>
+        <w:t>).</w:t>
+      </w:r>
+    </w:p>
+    <w:p>
+      <w:pPr>
+        <w:pStyle w:val="NormalWeb"/>
+        <w:numPr>
+          <w:ilvl w:val="0"/>
+          <w:numId w:val="80"/>
+        </w:numPr>
+        <w:rPr>
+          <w:rFonts w:asciiTheme="minorHAnsi" w:hAnsiTheme="minorHAnsi" w:cstheme="minorHAnsi"/>
+          <w:color w:val="000000" w:themeColor="text1"/>
+          <w:sz w:val="22"/>
+          <w:szCs w:val="22"/>
+        </w:rPr>
+      </w:pPr>
+      <w:r>
+        <w:rPr>
+          <w:rFonts w:asciiTheme="minorHAnsi" w:hAnsiTheme="minorHAnsi" w:cstheme="minorHAnsi"/>
+          <w:b/>
+          <w:bCs/>
+          <w:color w:val="000000" w:themeColor="text1"/>
+          <w:sz w:val="22"/>
+          <w:szCs w:val="22"/>
+        </w:rPr>
+        <w:t>Calculate Hash:</w:t>
+      </w:r>
+      <w:r>
+        <w:rPr>
+          <w:rFonts w:asciiTheme="minorHAnsi" w:hAnsiTheme="minorHAnsi" w:cstheme="minorHAnsi"/>
+          <w:color w:val="000000" w:themeColor="text1"/>
+          <w:sz w:val="22"/>
+          <w:szCs w:val="22"/>
+        </w:rPr>
+        <w:t xml:space="preserve"> </w:t>
+      </w:r>
+      <w:proofErr w:type="gramStart"/>
+      <w:r>
+        <w:rPr>
+          <w:rStyle w:val="HTMLCode"/>
+          <w:rFonts w:asciiTheme="minorHAnsi" w:hAnsiTheme="minorHAnsi" w:cstheme="minorHAnsi"/>
+          <w:color w:val="000000" w:themeColor="text1"/>
+          <w:sz w:val="22"/>
+          <w:szCs w:val="22"/>
+        </w:rPr>
+        <w:t>e4.hashCode(</w:t>
+      </w:r>
+      <w:proofErr w:type="gramEnd"/>
+      <w:r>
+        <w:rPr>
+          <w:rStyle w:val="HTMLCode"/>
+          <w:rFonts w:asciiTheme="minorHAnsi" w:hAnsiTheme="minorHAnsi" w:cstheme="minorHAnsi"/>
+          <w:color w:val="000000" w:themeColor="text1"/>
+          <w:sz w:val="22"/>
+          <w:szCs w:val="22"/>
+        </w:rPr>
+        <w:t>)</w:t>
+      </w:r>
+      <w:r>
+        <w:rPr>
+          <w:rStyle w:val="math-inline"/>
+          <w:rFonts w:asciiTheme="minorHAnsi" w:hAnsiTheme="minorHAnsi" w:cstheme="minorHAnsi"/>
+          <w:color w:val="000000" w:themeColor="text1"/>
+          <w:sz w:val="22"/>
+          <w:szCs w:val="22"/>
+        </w:rPr>
+        <w:sym w:font="Wingdings" w:char="F0E0"/>
+      </w:r>
+      <w:r>
+        <w:rPr>
+          <w:rFonts w:asciiTheme="minorHAnsi" w:hAnsiTheme="minorHAnsi" w:cstheme="minorHAnsi"/>
+          <w:color w:val="000000" w:themeColor="text1"/>
+          <w:sz w:val="22"/>
+          <w:szCs w:val="22"/>
+        </w:rPr>
+        <w:t xml:space="preserve">returns </w:t>
+      </w:r>
+      <w:r>
+        <w:rPr>
+          <w:rFonts w:asciiTheme="minorHAnsi" w:hAnsiTheme="minorHAnsi" w:cstheme="minorHAnsi"/>
+          <w:b/>
+          <w:bCs/>
+          <w:color w:val="000000" w:themeColor="text1"/>
+          <w:sz w:val="22"/>
+          <w:szCs w:val="22"/>
+        </w:rPr>
+        <w:t>101</w:t>
+      </w:r>
+      <w:r>
+        <w:rPr>
+          <w:rFonts w:asciiTheme="minorHAnsi" w:hAnsiTheme="minorHAnsi" w:cstheme="minorHAnsi"/>
+          <w:color w:val="000000" w:themeColor="text1"/>
+          <w:sz w:val="22"/>
+          <w:szCs w:val="22"/>
+        </w:rPr>
+        <w:t>.</w:t>
+      </w:r>
+    </w:p>
+    <w:p>
+      <w:pPr>
+        <w:pStyle w:val="NormalWeb"/>
+        <w:numPr>
+          <w:ilvl w:val="0"/>
+          <w:numId w:val="80"/>
+        </w:numPr>
+        <w:rPr>
+          <w:rFonts w:asciiTheme="minorHAnsi" w:hAnsiTheme="minorHAnsi" w:cstheme="minorHAnsi"/>
+          <w:color w:val="000000" w:themeColor="text1"/>
+          <w:sz w:val="22"/>
+          <w:szCs w:val="22"/>
+        </w:rPr>
+      </w:pPr>
+      <w:r>
+        <w:rPr>
+          <w:rFonts w:asciiTheme="minorHAnsi" w:hAnsiTheme="minorHAnsi" w:cstheme="minorHAnsi"/>
+          <w:b/>
+          <w:bCs/>
+          <w:color w:val="000000" w:themeColor="text1"/>
+          <w:sz w:val="22"/>
+          <w:szCs w:val="22"/>
+        </w:rPr>
+        <w:t>Determine Bucket:</w:t>
+      </w:r>
+      <w:r>
+        <w:rPr>
+          <w:rFonts w:asciiTheme="minorHAnsi" w:hAnsiTheme="minorHAnsi" w:cstheme="minorHAnsi"/>
+          <w:color w:val="000000" w:themeColor="text1"/>
+          <w:sz w:val="22"/>
+          <w:szCs w:val="22"/>
+        </w:rPr>
+        <w:t xml:space="preserve"> Index </w:t>
+      </w:r>
+      <w:r>
+        <w:rPr>
+          <w:rStyle w:val="math-inline"/>
+          <w:rFonts w:asciiTheme="minorHAnsi" w:hAnsiTheme="minorHAnsi" w:cstheme="minorHAnsi"/>
+          <w:color w:val="000000" w:themeColor="text1"/>
+          <w:sz w:val="22"/>
+          <w:szCs w:val="22"/>
+        </w:rPr>
+        <w:sym w:font="Wingdings" w:char="F0E0"/>
+      </w:r>
+      <w:r>
+        <w:rPr>
+          <w:rFonts w:asciiTheme="minorHAnsi" w:hAnsiTheme="minorHAnsi" w:cstheme="minorHAnsi"/>
+          <w:color w:val="000000" w:themeColor="text1"/>
+          <w:sz w:val="22"/>
+          <w:szCs w:val="22"/>
+        </w:rPr>
+        <w:t xml:space="preserve"> </w:t>
+      </w:r>
+      <w:r>
+        <w:rPr>
+          <w:rFonts w:asciiTheme="minorHAnsi" w:hAnsiTheme="minorHAnsi" w:cstheme="minorHAnsi"/>
+          <w:b/>
+          <w:bCs/>
+          <w:color w:val="000000" w:themeColor="text1"/>
+          <w:sz w:val="22"/>
+          <w:szCs w:val="22"/>
+        </w:rPr>
+        <w:t>Bucket 5</w:t>
+      </w:r>
+      <w:r>
+        <w:rPr>
+          <w:rFonts w:asciiTheme="minorHAnsi" w:hAnsiTheme="minorHAnsi" w:cstheme="minorHAnsi"/>
+          <w:color w:val="000000" w:themeColor="text1"/>
+          <w:sz w:val="22"/>
+          <w:szCs w:val="22"/>
+        </w:rPr>
+        <w:t>.</w:t>
+      </w:r>
+    </w:p>
+    <w:p>
+      <w:pPr>
+        <w:pStyle w:val="NormalWeb"/>
+        <w:numPr>
+          <w:ilvl w:val="0"/>
+          <w:numId w:val="80"/>
+        </w:numPr>
+        <w:rPr>
+          <w:rFonts w:asciiTheme="minorHAnsi" w:hAnsiTheme="minorHAnsi" w:cstheme="minorHAnsi"/>
+          <w:color w:val="000000" w:themeColor="text1"/>
+          <w:sz w:val="22"/>
+          <w:szCs w:val="22"/>
+        </w:rPr>
+      </w:pPr>
+      <w:r>
+        <w:rPr>
+          <w:rFonts w:asciiTheme="minorHAnsi" w:hAnsiTheme="minorHAnsi" w:cstheme="minorHAnsi"/>
+          <w:b/>
+          <w:bCs/>
+          <w:color w:val="000000" w:themeColor="text1"/>
+          <w:sz w:val="22"/>
+          <w:szCs w:val="22"/>
+        </w:rPr>
+        <w:t>Collision Check:</w:t>
+      </w:r>
+      <w:r>
+        <w:rPr>
+          <w:rFonts w:asciiTheme="minorHAnsi" w:hAnsiTheme="minorHAnsi" w:cstheme="minorHAnsi"/>
+          <w:color w:val="000000" w:themeColor="text1"/>
+          <w:sz w:val="22"/>
+          <w:szCs w:val="22"/>
+        </w:rPr>
+        <w:t xml:space="preserve"> The check starts at Bucket 5 (where </w:t>
+      </w:r>
+      <w:r>
+        <w:rPr>
+          <w:rStyle w:val="HTMLCode"/>
+          <w:rFonts w:asciiTheme="minorHAnsi" w:hAnsiTheme="minorHAnsi" w:cstheme="minorHAnsi"/>
+          <w:color w:val="000000" w:themeColor="text1"/>
+          <w:sz w:val="22"/>
+          <w:szCs w:val="22"/>
+        </w:rPr>
+        <w:t>Employee #1</w:t>
+      </w:r>
+      <w:r>
+        <w:rPr>
+          <w:rFonts w:asciiTheme="minorHAnsi" w:hAnsiTheme="minorHAnsi" w:cstheme="minorHAnsi"/>
+          <w:color w:val="000000" w:themeColor="text1"/>
+          <w:sz w:val="22"/>
+          <w:szCs w:val="22"/>
+        </w:rPr>
+        <w:t xml:space="preserve"> is stored)</w:t>
+      </w:r>
+    </w:p>
+    <w:p>
+      <w:pPr>
+        <w:pStyle w:val="NormalWeb"/>
+        <w:numPr>
+          <w:ilvl w:val="1"/>
+          <w:numId w:val="80"/>
+        </w:numPr>
+        <w:rPr>
+          <w:rFonts w:asciiTheme="minorHAnsi" w:hAnsiTheme="minorHAnsi" w:cstheme="minorHAnsi"/>
+          <w:color w:val="000000" w:themeColor="text1"/>
+          <w:sz w:val="22"/>
+          <w:szCs w:val="22"/>
+        </w:rPr>
+      </w:pPr>
+      <w:r>
+        <w:rPr>
+          <w:rFonts w:asciiTheme="minorHAnsi" w:hAnsiTheme="minorHAnsi" w:cstheme="minorHAnsi"/>
+          <w:b/>
+          <w:bCs/>
+          <w:color w:val="000000" w:themeColor="text1"/>
+          <w:sz w:val="22"/>
+          <w:szCs w:val="22"/>
+        </w:rPr>
+        <w:t xml:space="preserve">Equality Check </w:t>
+      </w:r>
+      <w:r>
+        <w:rPr>
+          <w:rFonts w:asciiTheme="minorHAnsi" w:hAnsiTheme="minorHAnsi" w:cstheme="minorHAnsi"/>
+          <w:b/>
+          <w:bCs/>
+          <w:color w:val="000000" w:themeColor="text1"/>
+          <w:sz w:val="22"/>
+          <w:szCs w:val="22"/>
+        </w:rPr>
+        <w:t>(Equals):</w:t>
+      </w:r>
+      <w:r>
+        <w:rPr>
+          <w:rFonts w:asciiTheme="minorHAnsi" w:hAnsiTheme="minorHAnsi" w:cstheme="minorHAnsi"/>
+          <w:color w:val="000000" w:themeColor="text1"/>
+          <w:sz w:val="22"/>
+          <w:szCs w:val="22"/>
+        </w:rPr>
+        <w:t xml:space="preserve"> </w:t>
+      </w:r>
+      <w:proofErr w:type="gramStart"/>
+      <w:r>
+        <w:rPr>
+          <w:rStyle w:val="HTMLCode"/>
+          <w:rFonts w:asciiTheme="minorHAnsi" w:hAnsiTheme="minorHAnsi" w:cstheme="minorHAnsi"/>
+          <w:color w:val="000000" w:themeColor="text1"/>
+          <w:sz w:val="22"/>
+          <w:szCs w:val="22"/>
+        </w:rPr>
+        <w:t>e4.equals(</w:t>
+      </w:r>
+      <w:proofErr w:type="gramEnd"/>
+      <w:r>
+        <w:rPr>
+          <w:rStyle w:val="HTMLCode"/>
+          <w:rFonts w:asciiTheme="minorHAnsi" w:hAnsiTheme="minorHAnsi" w:cstheme="minorHAnsi"/>
+          <w:color w:val="000000" w:themeColor="text1"/>
+          <w:sz w:val="22"/>
+          <w:szCs w:val="22"/>
+        </w:rPr>
+        <w:t>e1)</w:t>
+      </w:r>
+      <w:r>
+        <w:rPr>
+          <w:rFonts w:asciiTheme="minorHAnsi" w:hAnsiTheme="minorHAnsi" w:cstheme="minorHAnsi"/>
+          <w:color w:val="000000" w:themeColor="text1"/>
+          <w:sz w:val="22"/>
+          <w:szCs w:val="22"/>
+        </w:rPr>
+        <w:t xml:space="preserve">? </w:t>
+      </w:r>
+      <w:r>
+        <w:rPr>
+          <w:rStyle w:val="math-inline"/>
+          <w:rFonts w:asciiTheme="minorHAnsi" w:hAnsiTheme="minorHAnsi" w:cstheme="minorHAnsi"/>
+          <w:color w:val="000000" w:themeColor="text1"/>
+          <w:sz w:val="22"/>
+          <w:szCs w:val="22"/>
+        </w:rPr>
+        <w:sym w:font="Wingdings" w:char="F0E0"/>
+      </w:r>
+      <w:r>
+        <w:rPr>
+          <w:rFonts w:asciiTheme="minorHAnsi" w:hAnsiTheme="minorHAnsi" w:cstheme="minorHAnsi"/>
+          <w:b/>
+          <w:bCs/>
+          <w:color w:val="000000" w:themeColor="text1"/>
+          <w:sz w:val="22"/>
+          <w:szCs w:val="22"/>
+        </w:rPr>
+        <w:t>False</w:t>
+      </w:r>
+      <w:r>
+        <w:rPr>
+          <w:rFonts w:asciiTheme="minorHAnsi" w:hAnsiTheme="minorHAnsi" w:cstheme="minorHAnsi"/>
+          <w:color w:val="000000" w:themeColor="text1"/>
+          <w:sz w:val="22"/>
+          <w:szCs w:val="22"/>
+        </w:rPr>
+        <w:t xml:space="preserve"> (ID is 10 </w:t>
+      </w:r>
+      <w:proofErr w:type="spellStart"/>
+      <w:r>
+        <w:rPr>
+          <w:rFonts w:asciiTheme="minorHAnsi" w:hAnsiTheme="minorHAnsi" w:cstheme="minorHAnsi"/>
+          <w:color w:val="000000" w:themeColor="text1"/>
+          <w:sz w:val="22"/>
+          <w:szCs w:val="22"/>
+        </w:rPr>
+        <w:t>vs</w:t>
+      </w:r>
+      <w:proofErr w:type="spellEnd"/>
+      <w:r>
+        <w:rPr>
+          <w:rFonts w:asciiTheme="minorHAnsi" w:hAnsiTheme="minorHAnsi" w:cstheme="minorHAnsi"/>
+          <w:color w:val="000000" w:themeColor="text1"/>
+          <w:sz w:val="22"/>
+          <w:szCs w:val="22"/>
+        </w:rPr>
+        <w:t xml:space="preserve"> 1, Name is Mark </w:t>
+      </w:r>
+      <w:proofErr w:type="spellStart"/>
+      <w:r>
+        <w:rPr>
+          <w:rFonts w:asciiTheme="minorHAnsi" w:hAnsiTheme="minorHAnsi" w:cstheme="minorHAnsi"/>
+          <w:color w:val="000000" w:themeColor="text1"/>
+          <w:sz w:val="22"/>
+          <w:szCs w:val="22"/>
+        </w:rPr>
+        <w:t>vs</w:t>
+      </w:r>
+      <w:proofErr w:type="spellEnd"/>
+      <w:r>
+        <w:rPr>
+          <w:rFonts w:asciiTheme="minorHAnsi" w:hAnsiTheme="minorHAnsi" w:cstheme="minorHAnsi"/>
+          <w:color w:val="000000" w:themeColor="text1"/>
+          <w:sz w:val="22"/>
+          <w:szCs w:val="22"/>
+        </w:rPr>
+        <w:t xml:space="preserve"> John).</w:t>
+      </w:r>
+    </w:p>
+    <w:p>
+      <w:pPr>
+        <w:pStyle w:val="NormalWeb"/>
+        <w:numPr>
+          <w:ilvl w:val="0"/>
+          <w:numId w:val="80"/>
+        </w:numPr>
+        <w:rPr>
+          <w:rFonts w:asciiTheme="minorHAnsi" w:hAnsiTheme="minorHAnsi" w:cstheme="minorHAnsi"/>
+          <w:color w:val="000000" w:themeColor="text1"/>
+          <w:sz w:val="22"/>
+          <w:szCs w:val="22"/>
+        </w:rPr>
+      </w:pPr>
+      <w:r>
+        <w:rPr>
+          <w:rFonts w:asciiTheme="minorHAnsi" w:hAnsiTheme="minorHAnsi" w:cstheme="minorHAnsi"/>
+          <w:b/>
+          <w:bCs/>
+          <w:color w:val="000000" w:themeColor="text1"/>
+          <w:sz w:val="22"/>
+          <w:szCs w:val="22"/>
+        </w:rPr>
+        <w:t>Action:</w:t>
+      </w:r>
+      <w:r>
+        <w:rPr>
+          <w:rFonts w:asciiTheme="minorHAnsi" w:hAnsiTheme="minorHAnsi" w:cstheme="minorHAnsi"/>
+          <w:color w:val="000000" w:themeColor="text1"/>
+          <w:sz w:val="22"/>
+          <w:szCs w:val="22"/>
+        </w:rPr>
+        <w:t xml:space="preserve"> Since </w:t>
+      </w:r>
+      <w:r>
+        <w:rPr>
+          <w:rStyle w:val="HTMLCode"/>
+          <w:rFonts w:asciiTheme="minorHAnsi" w:hAnsiTheme="minorHAnsi" w:cstheme="minorHAnsi"/>
+          <w:color w:val="000000" w:themeColor="text1"/>
+          <w:sz w:val="22"/>
+          <w:szCs w:val="22"/>
+        </w:rPr>
+        <w:t>equals()</w:t>
+      </w:r>
+      <w:r>
+        <w:rPr>
+          <w:rFonts w:asciiTheme="minorHAnsi" w:hAnsiTheme="minorHAnsi" w:cstheme="minorHAnsi"/>
+          <w:color w:val="000000" w:themeColor="text1"/>
+          <w:sz w:val="22"/>
+          <w:szCs w:val="22"/>
+        </w:rPr>
+        <w:t xml:space="preserve"> returned </w:t>
+      </w:r>
+      <w:r>
+        <w:rPr>
+          <w:rFonts w:asciiTheme="minorHAnsi" w:hAnsiTheme="minorHAnsi" w:cstheme="minorHAnsi"/>
+          <w:b/>
+          <w:bCs/>
+          <w:color w:val="000000" w:themeColor="text1"/>
+          <w:sz w:val="22"/>
+          <w:szCs w:val="22"/>
+        </w:rPr>
+        <w:t>false</w:t>
+      </w:r>
+      <w:r>
+        <w:rPr>
+          <w:rFonts w:asciiTheme="minorHAnsi" w:hAnsiTheme="minorHAnsi" w:cstheme="minorHAnsi"/>
+          <w:color w:val="000000" w:themeColor="text1"/>
+          <w:sz w:val="22"/>
+          <w:szCs w:val="22"/>
+        </w:rPr>
+        <w:t xml:space="preserve">, </w:t>
+      </w:r>
+      <w:r>
+        <w:rPr>
+          <w:rStyle w:val="HTMLCode"/>
+          <w:rFonts w:asciiTheme="minorHAnsi" w:hAnsiTheme="minorHAnsi" w:cstheme="minorHAnsi"/>
+          <w:color w:val="000000" w:themeColor="text1"/>
+          <w:sz w:val="22"/>
+          <w:szCs w:val="22"/>
+        </w:rPr>
+        <w:t>Employee #4</w:t>
+      </w:r>
+      <w:r>
+        <w:rPr>
+          <w:rFonts w:asciiTheme="minorHAnsi" w:hAnsiTheme="minorHAnsi" w:cstheme="minorHAnsi"/>
+          <w:color w:val="000000" w:themeColor="text1"/>
+          <w:sz w:val="22"/>
+          <w:szCs w:val="22"/>
+        </w:rPr>
+        <w:t xml:space="preserve"> is determined to be a unique object, even though it shares a hash code. A new entry is created and </w:t>
+      </w:r>
+      <w:r>
+        <w:rPr>
+          <w:rFonts w:asciiTheme="minorHAnsi" w:hAnsiTheme="minorHAnsi" w:cstheme="minorHAnsi"/>
+          <w:b/>
+          <w:bCs/>
+          <w:color w:val="000000" w:themeColor="text1"/>
+          <w:sz w:val="22"/>
+          <w:szCs w:val="22"/>
+        </w:rPr>
+        <w:t>chained</w:t>
+      </w:r>
+      <w:r>
+        <w:rPr>
+          <w:rFonts w:asciiTheme="minorHAnsi" w:hAnsiTheme="minorHAnsi" w:cstheme="minorHAnsi"/>
+          <w:color w:val="000000" w:themeColor="text1"/>
+          <w:sz w:val="22"/>
+          <w:szCs w:val="22"/>
+        </w:rPr>
+        <w:t xml:space="preserve"> to </w:t>
+      </w:r>
+      <w:r>
+        <w:rPr>
+          <w:rStyle w:val="HTMLCode"/>
+          <w:rFonts w:asciiTheme="minorHAnsi" w:hAnsiTheme="minorHAnsi" w:cstheme="minorHAnsi"/>
+          <w:color w:val="000000" w:themeColor="text1"/>
+          <w:sz w:val="22"/>
+          <w:szCs w:val="22"/>
+        </w:rPr>
+        <w:t>Employee #1</w:t>
+      </w:r>
+      <w:r>
+        <w:rPr>
+          <w:rFonts w:asciiTheme="minorHAnsi" w:hAnsiTheme="minorHAnsi" w:cstheme="minorHAnsi"/>
+          <w:color w:val="000000" w:themeColor="text1"/>
+          <w:sz w:val="22"/>
+          <w:szCs w:val="22"/>
+        </w:rPr>
+        <w:t xml:space="preserve"> in Bucket 5.</w:t>
+      </w:r>
+    </w:p>
+    <w:p>
+      <w:pPr>
+        <w:pStyle w:val="NormalWeb"/>
+        <w:numPr>
+          <w:ilvl w:val="1"/>
+          <w:numId w:val="80"/>
+        </w:numPr>
+        <w:rPr>
+          <w:rFonts w:asciiTheme="minorHAnsi" w:hAnsiTheme="minorHAnsi" w:cstheme="minorHAnsi"/>
+          <w:color w:val="000000" w:themeColor="text1"/>
+          <w:sz w:val="22"/>
+          <w:szCs w:val="22"/>
+        </w:rPr>
+      </w:pPr>
+      <w:r>
+        <w:rPr>
+          <w:rFonts w:asciiTheme="minorHAnsi" w:hAnsiTheme="minorHAnsi" w:cstheme="minorHAnsi"/>
+          <w:b/>
+          <w:bCs/>
+          <w:color w:val="000000" w:themeColor="text1"/>
+          <w:sz w:val="22"/>
+          <w:szCs w:val="22"/>
+        </w:rPr>
+        <w:t>Bucket 5</w:t>
+      </w:r>
+      <w:r>
+        <w:rPr>
+          <w:rFonts w:asciiTheme="minorHAnsi" w:hAnsiTheme="minorHAnsi" w:cstheme="minorHAnsi"/>
+          <w:color w:val="000000" w:themeColor="text1"/>
+          <w:sz w:val="22"/>
+          <w:szCs w:val="22"/>
+        </w:rPr>
+        <w:t xml:space="preserve"> </w:t>
+      </w:r>
+      <w:r>
+        <w:rPr>
+          <w:rStyle w:val="math-inline"/>
+          <w:rFonts w:asciiTheme="minorHAnsi" w:hAnsiTheme="minorHAnsi" w:cstheme="minorHAnsi"/>
+          <w:color w:val="000000" w:themeColor="text1"/>
+          <w:sz w:val="22"/>
+          <w:szCs w:val="22"/>
+        </w:rPr>
+        <w:sym w:font="Wingdings" w:char="F0E0"/>
+      </w:r>
+      <w:r>
+        <w:rPr>
+          <w:rFonts w:asciiTheme="minorHAnsi" w:hAnsiTheme="minorHAnsi" w:cstheme="minorHAnsi"/>
+          <w:color w:val="000000" w:themeColor="text1"/>
+          <w:sz w:val="22"/>
+          <w:szCs w:val="22"/>
+        </w:rPr>
+        <w:t xml:space="preserve"> </w:t>
+      </w:r>
+      <w:r>
+        <w:rPr>
+          <w:rStyle w:val="HTMLCode"/>
+          <w:rFonts w:asciiTheme="minorHAnsi" w:hAnsiTheme="minorHAnsi" w:cstheme="minorHAnsi"/>
+          <w:color w:val="000000" w:themeColor="text1"/>
+          <w:sz w:val="22"/>
+          <w:szCs w:val="22"/>
+        </w:rPr>
+        <w:t>[</w:t>
+      </w:r>
+      <w:proofErr w:type="gramStart"/>
+      <w:r>
+        <w:rPr>
+          <w:rStyle w:val="HTMLCode"/>
+          <w:rFonts w:asciiTheme="minorHAnsi" w:hAnsiTheme="minorHAnsi" w:cstheme="minorHAnsi"/>
+          <w:color w:val="000000" w:themeColor="text1"/>
+          <w:sz w:val="22"/>
+          <w:szCs w:val="22"/>
+        </w:rPr>
+        <w:t>Node(</w:t>
+      </w:r>
+      <w:proofErr w:type="gramEnd"/>
+      <w:r>
+        <w:rPr>
+          <w:rStyle w:val="HTMLCode"/>
+          <w:rFonts w:asciiTheme="minorHAnsi" w:hAnsiTheme="minorHAnsi" w:cstheme="minorHAnsi"/>
+          <w:color w:val="000000" w:themeColor="text1"/>
+          <w:sz w:val="22"/>
+          <w:szCs w:val="22"/>
+        </w:rPr>
+        <w:t>Key=Employee#1)]</w:t>
+      </w:r>
+      <w:r>
+        <w:rPr>
+          <w:rFonts w:asciiTheme="minorHAnsi" w:hAnsiTheme="minorHAnsi" w:cstheme="minorHAnsi"/>
+          <w:color w:val="000000" w:themeColor="text1"/>
+          <w:sz w:val="22"/>
+          <w:szCs w:val="22"/>
+        </w:rPr>
+        <w:t xml:space="preserve"> </w:t>
+      </w:r>
+      <w:r>
+        <w:rPr>
+          <w:rStyle w:val="math-inline"/>
+          <w:rFonts w:asciiTheme="minorHAnsi" w:hAnsiTheme="minorHAnsi" w:cstheme="minorHAnsi"/>
+          <w:color w:val="000000" w:themeColor="text1"/>
+          <w:sz w:val="22"/>
+          <w:szCs w:val="22"/>
+        </w:rPr>
+        <w:sym w:font="Wingdings" w:char="F0E0"/>
+      </w:r>
+      <w:r>
+        <w:rPr>
+          <w:rStyle w:val="HTMLCode"/>
+          <w:rFonts w:asciiTheme="minorHAnsi" w:hAnsiTheme="minorHAnsi" w:cstheme="minorHAnsi"/>
+          <w:color w:val="000000" w:themeColor="text1"/>
+          <w:sz w:val="22"/>
+          <w:szCs w:val="22"/>
+        </w:rPr>
+        <w:t>[Node(Key=Employee#4)]</w:t>
+      </w:r>
+      <w:r>
+        <w:rPr>
+          <w:rFonts w:asciiTheme="minorHAnsi" w:hAnsiTheme="minorHAnsi" w:cstheme="minorHAnsi"/>
+          <w:color w:val="000000" w:themeColor="text1"/>
+          <w:sz w:val="22"/>
+          <w:szCs w:val="22"/>
+        </w:rPr>
+        <w:t>.</w:t>
+      </w:r>
+    </w:p>
+    <w:p>
+      <w:pPr>
+        <w:pStyle w:val="ListParagraph"/>
+        <w:numPr>
+          <w:ilvl w:val="0"/>
+          <w:numId w:val="11"/>
+        </w:numPr>
+        <w:rPr>
+          <w:lang w:val="en-IN"/>
+        </w:rPr>
+      </w:pPr>
+      <w:r>
+        <w:rPr>
+          <w:lang w:val="en-IN"/>
+        </w:rPr>
         <w:t xml:space="preserve">Default Size of </w:t>
       </w:r>
       <w:proofErr w:type="spellStart"/>
@@ -22132,6 +26034,19 @@
           <w:lang w:val="en-IN"/>
         </w:rPr>
         <w:t>? 10, 16,16 respectively</w:t>
+      </w:r>
+    </w:p>
+    <w:p>
+      <w:pPr>
+        <w:rPr>
+          <w:lang w:val="en-IN"/>
+        </w:rPr>
+      </w:pPr>
+      <w:r>
+        <w:rPr>
+          <w:lang w:val="en-IN"/>
+        </w:rPr>
+        <w:br w:type="page"/>
       </w:r>
     </w:p>
     <w:p>
@@ -28955,17 +32870,8 @@
           <w:bCs/>
           <w:lang w:val="en-IN"/>
         </w:rPr>
-        <w:t xml:space="preserve"> as anchor point for scanning auto-</w:t>
-      </w:r>
-      <w:proofErr w:type="spellStart"/>
-      <w:r>
-        <w:rPr>
-          <w:bCs/>
-          <w:lang w:val="en-IN"/>
-        </w:rPr>
-        <w:t>configurations.</w:t>
-      </w:r>
-      <w:proofErr w:type="spellEnd"/>
+        <w:t xml:space="preserve"> as anchor point for scanning auto-configurations.</w:t>
+      </w:r>
     </w:p>
     <w:p>
       <w:pPr>
@@ -29003,17 +32909,8 @@
           <w:bCs/>
           <w:lang w:val="en-IN"/>
         </w:rPr>
-        <w:t xml:space="preserve">: It automatically configures application based on dependencies that are present at class </w:t>
-      </w:r>
-      <w:proofErr w:type="spellStart"/>
-      <w:r>
-        <w:rPr>
-          <w:bCs/>
-          <w:lang w:val="en-IN"/>
-        </w:rPr>
-        <w:t>path.</w:t>
-      </w:r>
-      <w:proofErr w:type="spellEnd"/>
+        <w:t>: It automatically configures application based on dependencies that are present at class path.</w:t>
+      </w:r>
     </w:p>
     <w:p>
       <w:pPr>
@@ -46150,6 +50047,123 @@
     </w:lvl>
   </w:abstractNum>
   <w:abstractNum w:abstractNumId="31">
+    <w:nsid w:val="3A5A41F7"/>
+    <w:multiLevelType w:val="multilevel"/>
+    <w:tmpl w:val="E78802DC"/>
+    <w:lvl w:ilvl="0">
+      <w:start w:val="1"/>
+      <w:numFmt w:val="decimal"/>
+      <w:lvlText w:val="%1."/>
+      <w:lvlJc w:val="left"/>
+      <w:pPr>
+        <w:tabs>
+          <w:tab w:val="num" w:pos="720"/>
+        </w:tabs>
+        <w:ind w:left="720" w:hanging="360"/>
+      </w:pPr>
+    </w:lvl>
+    <w:lvl w:ilvl="1">
+      <w:start w:val="1"/>
+      <w:numFmt w:val="bullet"/>
+      <w:lvlText w:val="o"/>
+      <w:lvlJc w:val="left"/>
+      <w:pPr>
+        <w:tabs>
+          <w:tab w:val="num" w:pos="1440"/>
+        </w:tabs>
+        <w:ind w:left="1440" w:hanging="360"/>
+      </w:pPr>
+      <w:rPr>
+        <w:rFonts w:ascii="Courier New" w:hAnsi="Courier New" w:hint="default"/>
+        <w:sz w:val="20"/>
+      </w:rPr>
+    </w:lvl>
+    <w:lvl w:ilvl="2" w:tentative="1">
+      <w:start w:val="1"/>
+      <w:numFmt w:val="decimal"/>
+      <w:lvlText w:val="%3."/>
+      <w:lvlJc w:val="left"/>
+      <w:pPr>
+        <w:tabs>
+          <w:tab w:val="num" w:pos="2160"/>
+        </w:tabs>
+        <w:ind w:left="2160" w:hanging="360"/>
+      </w:pPr>
+    </w:lvl>
+    <w:lvl w:ilvl="3" w:tentative="1">
+      <w:start w:val="1"/>
+      <w:numFmt w:val="decimal"/>
+      <w:lvlText w:val="%4."/>
+      <w:lvlJc w:val="left"/>
+      <w:pPr>
+        <w:tabs>
+          <w:tab w:val="num" w:pos="2880"/>
+        </w:tabs>
+        <w:ind w:left="2880" w:hanging="360"/>
+      </w:pPr>
+    </w:lvl>
+    <w:lvl w:ilvl="4" w:tentative="1">
+      <w:start w:val="1"/>
+      <w:numFmt w:val="decimal"/>
+      <w:lvlText w:val="%5."/>
+      <w:lvlJc w:val="left"/>
+      <w:pPr>
+        <w:tabs>
+          <w:tab w:val="num" w:pos="3600"/>
+        </w:tabs>
+        <w:ind w:left="3600" w:hanging="360"/>
+      </w:pPr>
+    </w:lvl>
+    <w:lvl w:ilvl="5" w:tentative="1">
+      <w:start w:val="1"/>
+      <w:numFmt w:val="decimal"/>
+      <w:lvlText w:val="%6."/>
+      <w:lvlJc w:val="left"/>
+      <w:pPr>
+        <w:tabs>
+          <w:tab w:val="num" w:pos="4320"/>
+        </w:tabs>
+        <w:ind w:left="4320" w:hanging="360"/>
+      </w:pPr>
+    </w:lvl>
+    <w:lvl w:ilvl="6" w:tentative="1">
+      <w:start w:val="1"/>
+      <w:numFmt w:val="decimal"/>
+      <w:lvlText w:val="%7."/>
+      <w:lvlJc w:val="left"/>
+      <w:pPr>
+        <w:tabs>
+          <w:tab w:val="num" w:pos="5040"/>
+        </w:tabs>
+        <w:ind w:left="5040" w:hanging="360"/>
+      </w:pPr>
+    </w:lvl>
+    <w:lvl w:ilvl="7" w:tentative="1">
+      <w:start w:val="1"/>
+      <w:numFmt w:val="decimal"/>
+      <w:lvlText w:val="%8."/>
+      <w:lvlJc w:val="left"/>
+      <w:pPr>
+        <w:tabs>
+          <w:tab w:val="num" w:pos="5760"/>
+        </w:tabs>
+        <w:ind w:left="5760" w:hanging="360"/>
+      </w:pPr>
+    </w:lvl>
+    <w:lvl w:ilvl="8" w:tentative="1">
+      <w:start w:val="1"/>
+      <w:numFmt w:val="decimal"/>
+      <w:lvlText w:val="%9."/>
+      <w:lvlJc w:val="left"/>
+      <w:pPr>
+        <w:tabs>
+          <w:tab w:val="num" w:pos="6480"/>
+        </w:tabs>
+        <w:ind w:left="6480" w:hanging="360"/>
+      </w:pPr>
+    </w:lvl>
+  </w:abstractNum>
+  <w:abstractNum w:abstractNumId="32">
     <w:nsid w:val="3D274510"/>
     <w:multiLevelType w:val="hybridMultilevel"/>
     <w:tmpl w:val="68E48666"/>
@@ -46238,7 +50252,7 @@
       </w:pPr>
     </w:lvl>
   </w:abstractNum>
-  <w:abstractNum w:abstractNumId="32">
+  <w:abstractNum w:abstractNumId="33">
     <w:nsid w:val="3D2908A8"/>
     <w:multiLevelType w:val="hybridMultilevel"/>
     <w:tmpl w:val="86120A6E"/>
@@ -46351,7 +50365,7 @@
       </w:rPr>
     </w:lvl>
   </w:abstractNum>
-  <w:abstractNum w:abstractNumId="33">
+  <w:abstractNum w:abstractNumId="34">
     <w:nsid w:val="3D9A0B0C"/>
     <w:multiLevelType w:val="hybridMultilevel"/>
     <w:tmpl w:val="FE0497D2"/>
@@ -46440,7 +50454,7 @@
       </w:pPr>
     </w:lvl>
   </w:abstractNum>
-  <w:abstractNum w:abstractNumId="34">
+  <w:abstractNum w:abstractNumId="35">
     <w:nsid w:val="3F34748F"/>
     <w:multiLevelType w:val="hybridMultilevel"/>
     <w:tmpl w:val="D3644718"/>
@@ -46553,7 +50567,7 @@
       </w:rPr>
     </w:lvl>
   </w:abstractNum>
-  <w:abstractNum w:abstractNumId="35">
+  <w:abstractNum w:abstractNumId="36">
     <w:nsid w:val="40DE53FE"/>
     <w:multiLevelType w:val="multilevel"/>
     <w:tmpl w:val="DCCE7B46"/>
@@ -46666,7 +50680,7 @@
       </w:rPr>
     </w:lvl>
   </w:abstractNum>
-  <w:abstractNum w:abstractNumId="36">
+  <w:abstractNum w:abstractNumId="37">
     <w:nsid w:val="41A2316A"/>
     <w:multiLevelType w:val="hybridMultilevel"/>
     <w:tmpl w:val="D4E60E4C"/>
@@ -46779,7 +50793,7 @@
       </w:rPr>
     </w:lvl>
   </w:abstractNum>
-  <w:abstractNum w:abstractNumId="37">
+  <w:abstractNum w:abstractNumId="38">
     <w:nsid w:val="4237017F"/>
     <w:multiLevelType w:val="hybridMultilevel"/>
     <w:tmpl w:val="335CB696"/>
@@ -46892,7 +50906,7 @@
       </w:rPr>
     </w:lvl>
   </w:abstractNum>
-  <w:abstractNum w:abstractNumId="38">
+  <w:abstractNum w:abstractNumId="39">
     <w:nsid w:val="446A48E5"/>
     <w:multiLevelType w:val="hybridMultilevel"/>
     <w:tmpl w:val="7BC6DF22"/>
@@ -47005,7 +51019,7 @@
       </w:rPr>
     </w:lvl>
   </w:abstractNum>
-  <w:abstractNum w:abstractNumId="39">
+  <w:abstractNum w:abstractNumId="40">
     <w:nsid w:val="448D1609"/>
     <w:multiLevelType w:val="hybridMultilevel"/>
     <w:tmpl w:val="3E20E02E"/>
@@ -47118,7 +51132,156 @@
       </w:rPr>
     </w:lvl>
   </w:abstractNum>
-  <w:abstractNum w:abstractNumId="40">
+  <w:abstractNum w:abstractNumId="41">
+    <w:nsid w:val="44FE16C6"/>
+    <w:multiLevelType w:val="multilevel"/>
+    <w:tmpl w:val="C4BC15E8"/>
+    <w:lvl w:ilvl="0">
+      <w:start w:val="1"/>
+      <w:numFmt w:val="bullet"/>
+      <w:lvlText w:val=""/>
+      <w:lvlJc w:val="left"/>
+      <w:pPr>
+        <w:tabs>
+          <w:tab w:val="num" w:pos="720"/>
+        </w:tabs>
+        <w:ind w:left="720" w:hanging="360"/>
+      </w:pPr>
+      <w:rPr>
+        <w:rFonts w:ascii="Symbol" w:hAnsi="Symbol" w:hint="default"/>
+        <w:sz w:val="20"/>
+      </w:rPr>
+    </w:lvl>
+    <w:lvl w:ilvl="1" w:tentative="1">
+      <w:start w:val="1"/>
+      <w:numFmt w:val="bullet"/>
+      <w:lvlText w:val="o"/>
+      <w:lvlJc w:val="left"/>
+      <w:pPr>
+        <w:tabs>
+          <w:tab w:val="num" w:pos="1440"/>
+        </w:tabs>
+        <w:ind w:left="1440" w:hanging="360"/>
+      </w:pPr>
+      <w:rPr>
+        <w:rFonts w:ascii="Courier New" w:hAnsi="Courier New" w:hint="default"/>
+        <w:sz w:val="20"/>
+      </w:rPr>
+    </w:lvl>
+    <w:lvl w:ilvl="2" w:tentative="1">
+      <w:start w:val="1"/>
+      <w:numFmt w:val="bullet"/>
+      <w:lvlText w:val=""/>
+      <w:lvlJc w:val="left"/>
+      <w:pPr>
+        <w:tabs>
+          <w:tab w:val="num" w:pos="2160"/>
+        </w:tabs>
+        <w:ind w:left="2160" w:hanging="360"/>
+      </w:pPr>
+      <w:rPr>
+        <w:rFonts w:ascii="Wingdings" w:hAnsi="Wingdings" w:hint="default"/>
+        <w:sz w:val="20"/>
+      </w:rPr>
+    </w:lvl>
+    <w:lvl w:ilvl="3" w:tentative="1">
+      <w:start w:val="1"/>
+      <w:numFmt w:val="bullet"/>
+      <w:lvlText w:val=""/>
+      <w:lvlJc w:val="left"/>
+      <w:pPr>
+        <w:tabs>
+          <w:tab w:val="num" w:pos="2880"/>
+        </w:tabs>
+        <w:ind w:left="2880" w:hanging="360"/>
+      </w:pPr>
+      <w:rPr>
+        <w:rFonts w:ascii="Wingdings" w:hAnsi="Wingdings" w:hint="default"/>
+        <w:sz w:val="20"/>
+      </w:rPr>
+    </w:lvl>
+    <w:lvl w:ilvl="4" w:tentative="1">
+      <w:start w:val="1"/>
+      <w:numFmt w:val="bullet"/>
+      <w:lvlText w:val=""/>
+      <w:lvlJc w:val="left"/>
+      <w:pPr>
+        <w:tabs>
+          <w:tab w:val="num" w:pos="3600"/>
+        </w:tabs>
+        <w:ind w:left="3600" w:hanging="360"/>
+      </w:pPr>
+      <w:rPr>
+        <w:rFonts w:ascii="Wingdings" w:hAnsi="Wingdings" w:hint="default"/>
+        <w:sz w:val="20"/>
+      </w:rPr>
+    </w:lvl>
+    <w:lvl w:ilvl="5" w:tentative="1">
+      <w:start w:val="1"/>
+      <w:numFmt w:val="bullet"/>
+      <w:lvlText w:val=""/>
+      <w:lvlJc w:val="left"/>
+      <w:pPr>
+        <w:tabs>
+          <w:tab w:val="num" w:pos="4320"/>
+        </w:tabs>
+        <w:ind w:left="4320" w:hanging="360"/>
+      </w:pPr>
+      <w:rPr>
+        <w:rFonts w:ascii="Wingdings" w:hAnsi="Wingdings" w:hint="default"/>
+        <w:sz w:val="20"/>
+      </w:rPr>
+    </w:lvl>
+    <w:lvl w:ilvl="6" w:tentative="1">
+      <w:start w:val="1"/>
+      <w:numFmt w:val="bullet"/>
+      <w:lvlText w:val=""/>
+      <w:lvlJc w:val="left"/>
+      <w:pPr>
+        <w:tabs>
+          <w:tab w:val="num" w:pos="5040"/>
+        </w:tabs>
+        <w:ind w:left="5040" w:hanging="360"/>
+      </w:pPr>
+      <w:rPr>
+        <w:rFonts w:ascii="Wingdings" w:hAnsi="Wingdings" w:hint="default"/>
+        <w:sz w:val="20"/>
+      </w:rPr>
+    </w:lvl>
+    <w:lvl w:ilvl="7" w:tentative="1">
+      <w:start w:val="1"/>
+      <w:numFmt w:val="bullet"/>
+      <w:lvlText w:val=""/>
+      <w:lvlJc w:val="left"/>
+      <w:pPr>
+        <w:tabs>
+          <w:tab w:val="num" w:pos="5760"/>
+        </w:tabs>
+        <w:ind w:left="5760" w:hanging="360"/>
+      </w:pPr>
+      <w:rPr>
+        <w:rFonts w:ascii="Wingdings" w:hAnsi="Wingdings" w:hint="default"/>
+        <w:sz w:val="20"/>
+      </w:rPr>
+    </w:lvl>
+    <w:lvl w:ilvl="8" w:tentative="1">
+      <w:start w:val="1"/>
+      <w:numFmt w:val="bullet"/>
+      <w:lvlText w:val=""/>
+      <w:lvlJc w:val="left"/>
+      <w:pPr>
+        <w:tabs>
+          <w:tab w:val="num" w:pos="6480"/>
+        </w:tabs>
+        <w:ind w:left="6480" w:hanging="360"/>
+      </w:pPr>
+      <w:rPr>
+        <w:rFonts w:ascii="Wingdings" w:hAnsi="Wingdings" w:hint="default"/>
+        <w:sz w:val="20"/>
+      </w:rPr>
+    </w:lvl>
+  </w:abstractNum>
+  <w:abstractNum w:abstractNumId="42">
     <w:nsid w:val="45976EC8"/>
     <w:multiLevelType w:val="hybridMultilevel"/>
     <w:tmpl w:val="75EA06AE"/>
@@ -47231,7 +51394,7 @@
       </w:rPr>
     </w:lvl>
   </w:abstractNum>
-  <w:abstractNum w:abstractNumId="41">
+  <w:abstractNum w:abstractNumId="43">
     <w:nsid w:val="4A69696C"/>
     <w:multiLevelType w:val="hybridMultilevel"/>
     <w:tmpl w:val="57B67712"/>
@@ -47344,7 +51507,128 @@
       </w:rPr>
     </w:lvl>
   </w:abstractNum>
-  <w:abstractNum w:abstractNumId="42">
+  <w:abstractNum w:abstractNumId="44">
+    <w:nsid w:val="4AD1702E"/>
+    <w:multiLevelType w:val="multilevel"/>
+    <w:tmpl w:val="BA76B8B4"/>
+    <w:lvl w:ilvl="0">
+      <w:start w:val="1"/>
+      <w:numFmt w:val="decimal"/>
+      <w:lvlText w:val="%1."/>
+      <w:lvlJc w:val="left"/>
+      <w:pPr>
+        <w:tabs>
+          <w:tab w:val="num" w:pos="720"/>
+        </w:tabs>
+        <w:ind w:left="720" w:hanging="360"/>
+      </w:pPr>
+    </w:lvl>
+    <w:lvl w:ilvl="1">
+      <w:start w:val="1"/>
+      <w:numFmt w:val="bullet"/>
+      <w:lvlText w:val="o"/>
+      <w:lvlJc w:val="left"/>
+      <w:pPr>
+        <w:tabs>
+          <w:tab w:val="num" w:pos="1440"/>
+        </w:tabs>
+        <w:ind w:left="1440" w:hanging="360"/>
+      </w:pPr>
+      <w:rPr>
+        <w:rFonts w:ascii="Courier New" w:hAnsi="Courier New" w:hint="default"/>
+        <w:sz w:val="20"/>
+      </w:rPr>
+    </w:lvl>
+    <w:lvl w:ilvl="2">
+      <w:start w:val="1"/>
+      <w:numFmt w:val="bullet"/>
+      <w:lvlText w:val=""/>
+      <w:lvlJc w:val="left"/>
+      <w:pPr>
+        <w:tabs>
+          <w:tab w:val="num" w:pos="2160"/>
+        </w:tabs>
+        <w:ind w:left="2160" w:hanging="360"/>
+      </w:pPr>
+      <w:rPr>
+        <w:rFonts w:ascii="Wingdings" w:hAnsi="Wingdings" w:hint="default"/>
+        <w:sz w:val="20"/>
+      </w:rPr>
+    </w:lvl>
+    <w:lvl w:ilvl="3" w:tentative="1">
+      <w:start w:val="1"/>
+      <w:numFmt w:val="decimal"/>
+      <w:lvlText w:val="%4."/>
+      <w:lvlJc w:val="left"/>
+      <w:pPr>
+        <w:tabs>
+          <w:tab w:val="num" w:pos="2880"/>
+        </w:tabs>
+        <w:ind w:left="2880" w:hanging="360"/>
+      </w:pPr>
+    </w:lvl>
+    <w:lvl w:ilvl="4" w:tentative="1">
+      <w:start w:val="1"/>
+      <w:numFmt w:val="decimal"/>
+      <w:lvlText w:val="%5."/>
+      <w:lvlJc w:val="left"/>
+      <w:pPr>
+        <w:tabs>
+          <w:tab w:val="num" w:pos="3600"/>
+        </w:tabs>
+        <w:ind w:left="3600" w:hanging="360"/>
+      </w:pPr>
+    </w:lvl>
+    <w:lvl w:ilvl="5" w:tentative="1">
+      <w:start w:val="1"/>
+      <w:numFmt w:val="decimal"/>
+      <w:lvlText w:val="%6."/>
+      <w:lvlJc w:val="left"/>
+      <w:pPr>
+        <w:tabs>
+          <w:tab w:val="num" w:pos="4320"/>
+        </w:tabs>
+        <w:ind w:left="4320" w:hanging="360"/>
+      </w:pPr>
+    </w:lvl>
+    <w:lvl w:ilvl="6" w:tentative="1">
+      <w:start w:val="1"/>
+      <w:numFmt w:val="decimal"/>
+      <w:lvlText w:val="%7."/>
+      <w:lvlJc w:val="left"/>
+      <w:pPr>
+        <w:tabs>
+          <w:tab w:val="num" w:pos="5040"/>
+        </w:tabs>
+        <w:ind w:left="5040" w:hanging="360"/>
+      </w:pPr>
+    </w:lvl>
+    <w:lvl w:ilvl="7" w:tentative="1">
+      <w:start w:val="1"/>
+      <w:numFmt w:val="decimal"/>
+      <w:lvlText w:val="%8."/>
+      <w:lvlJc w:val="left"/>
+      <w:pPr>
+        <w:tabs>
+          <w:tab w:val="num" w:pos="5760"/>
+        </w:tabs>
+        <w:ind w:left="5760" w:hanging="360"/>
+      </w:pPr>
+    </w:lvl>
+    <w:lvl w:ilvl="8" w:tentative="1">
+      <w:start w:val="1"/>
+      <w:numFmt w:val="decimal"/>
+      <w:lvlText w:val="%9."/>
+      <w:lvlJc w:val="left"/>
+      <w:pPr>
+        <w:tabs>
+          <w:tab w:val="num" w:pos="6480"/>
+        </w:tabs>
+        <w:ind w:left="6480" w:hanging="360"/>
+      </w:pPr>
+    </w:lvl>
+  </w:abstractNum>
+  <w:abstractNum w:abstractNumId="45">
     <w:nsid w:val="4B3D327D"/>
     <w:multiLevelType w:val="hybridMultilevel"/>
     <w:tmpl w:val="240C2F92"/>
@@ -47430,7 +51714,124 @@
       </w:pPr>
     </w:lvl>
   </w:abstractNum>
-  <w:abstractNum w:abstractNumId="43">
+  <w:abstractNum w:abstractNumId="46">
+    <w:nsid w:val="4F9F5B94"/>
+    <w:multiLevelType w:val="multilevel"/>
+    <w:tmpl w:val="126AABF6"/>
+    <w:lvl w:ilvl="0">
+      <w:start w:val="1"/>
+      <w:numFmt w:val="decimal"/>
+      <w:lvlText w:val="%1."/>
+      <w:lvlJc w:val="left"/>
+      <w:pPr>
+        <w:tabs>
+          <w:tab w:val="num" w:pos="720"/>
+        </w:tabs>
+        <w:ind w:left="720" w:hanging="360"/>
+      </w:pPr>
+    </w:lvl>
+    <w:lvl w:ilvl="1">
+      <w:start w:val="1"/>
+      <w:numFmt w:val="bullet"/>
+      <w:lvlText w:val="o"/>
+      <w:lvlJc w:val="left"/>
+      <w:pPr>
+        <w:tabs>
+          <w:tab w:val="num" w:pos="1440"/>
+        </w:tabs>
+        <w:ind w:left="1440" w:hanging="360"/>
+      </w:pPr>
+      <w:rPr>
+        <w:rFonts w:ascii="Courier New" w:hAnsi="Courier New" w:hint="default"/>
+        <w:sz w:val="20"/>
+      </w:rPr>
+    </w:lvl>
+    <w:lvl w:ilvl="2" w:tentative="1">
+      <w:start w:val="1"/>
+      <w:numFmt w:val="decimal"/>
+      <w:lvlText w:val="%3."/>
+      <w:lvlJc w:val="left"/>
+      <w:pPr>
+        <w:tabs>
+          <w:tab w:val="num" w:pos="2160"/>
+        </w:tabs>
+        <w:ind w:left="2160" w:hanging="360"/>
+      </w:pPr>
+    </w:lvl>
+    <w:lvl w:ilvl="3" w:tentative="1">
+      <w:start w:val="1"/>
+      <w:numFmt w:val="decimal"/>
+      <w:lvlText w:val="%4."/>
+      <w:lvlJc w:val="left"/>
+      <w:pPr>
+        <w:tabs>
+          <w:tab w:val="num" w:pos="2880"/>
+        </w:tabs>
+        <w:ind w:left="2880" w:hanging="360"/>
+      </w:pPr>
+    </w:lvl>
+    <w:lvl w:ilvl="4" w:tentative="1">
+      <w:start w:val="1"/>
+      <w:numFmt w:val="decimal"/>
+      <w:lvlText w:val="%5."/>
+      <w:lvlJc w:val="left"/>
+      <w:pPr>
+        <w:tabs>
+          <w:tab w:val="num" w:pos="3600"/>
+        </w:tabs>
+        <w:ind w:left="3600" w:hanging="360"/>
+      </w:pPr>
+    </w:lvl>
+    <w:lvl w:ilvl="5" w:tentative="1">
+      <w:start w:val="1"/>
+      <w:numFmt w:val="decimal"/>
+      <w:lvlText w:val="%6."/>
+      <w:lvlJc w:val="left"/>
+      <w:pPr>
+        <w:tabs>
+          <w:tab w:val="num" w:pos="4320"/>
+        </w:tabs>
+        <w:ind w:left="4320" w:hanging="360"/>
+      </w:pPr>
+    </w:lvl>
+    <w:lvl w:ilvl="6" w:tentative="1">
+      <w:start w:val="1"/>
+      <w:numFmt w:val="decimal"/>
+      <w:lvlText w:val="%7."/>
+      <w:lvlJc w:val="left"/>
+      <w:pPr>
+        <w:tabs>
+          <w:tab w:val="num" w:pos="5040"/>
+        </w:tabs>
+        <w:ind w:left="5040" w:hanging="360"/>
+      </w:pPr>
+    </w:lvl>
+    <w:lvl w:ilvl="7" w:tentative="1">
+      <w:start w:val="1"/>
+      <w:numFmt w:val="decimal"/>
+      <w:lvlText w:val="%8."/>
+      <w:lvlJc w:val="left"/>
+      <w:pPr>
+        <w:tabs>
+          <w:tab w:val="num" w:pos="5760"/>
+        </w:tabs>
+        <w:ind w:left="5760" w:hanging="360"/>
+      </w:pPr>
+    </w:lvl>
+    <w:lvl w:ilvl="8" w:tentative="1">
+      <w:start w:val="1"/>
+      <w:numFmt w:val="decimal"/>
+      <w:lvlText w:val="%9."/>
+      <w:lvlJc w:val="left"/>
+      <w:pPr>
+        <w:tabs>
+          <w:tab w:val="num" w:pos="6480"/>
+        </w:tabs>
+        <w:ind w:left="6480" w:hanging="360"/>
+      </w:pPr>
+    </w:lvl>
+  </w:abstractNum>
+  <w:abstractNum w:abstractNumId="47">
     <w:nsid w:val="502A23A1"/>
     <w:multiLevelType w:val="hybridMultilevel"/>
     <w:tmpl w:val="1734AD12"/>
@@ -47519,7 +51920,7 @@
       </w:pPr>
     </w:lvl>
   </w:abstractNum>
-  <w:abstractNum w:abstractNumId="44">
+  <w:abstractNum w:abstractNumId="48">
     <w:nsid w:val="52E67B06"/>
     <w:multiLevelType w:val="hybridMultilevel"/>
     <w:tmpl w:val="C5B688C0"/>
@@ -47608,7 +52009,7 @@
       </w:pPr>
     </w:lvl>
   </w:abstractNum>
-  <w:abstractNum w:abstractNumId="45">
+  <w:abstractNum w:abstractNumId="49">
     <w:nsid w:val="53BD4FFB"/>
     <w:multiLevelType w:val="hybridMultilevel"/>
     <w:tmpl w:val="EC9A6092"/>
@@ -47698,7 +52099,7 @@
       </w:pPr>
     </w:lvl>
   </w:abstractNum>
-  <w:abstractNum w:abstractNumId="46">
+  <w:abstractNum w:abstractNumId="50">
     <w:nsid w:val="546146DD"/>
     <w:multiLevelType w:val="hybridMultilevel"/>
     <w:tmpl w:val="7A80E584"/>
@@ -47811,7 +52212,7 @@
       </w:rPr>
     </w:lvl>
   </w:abstractNum>
-  <w:abstractNum w:abstractNumId="47">
+  <w:abstractNum w:abstractNumId="51">
     <w:nsid w:val="55030C0D"/>
     <w:multiLevelType w:val="hybridMultilevel"/>
     <w:tmpl w:val="22CC5A8C"/>
@@ -47924,7 +52325,7 @@
       </w:rPr>
     </w:lvl>
   </w:abstractNum>
-  <w:abstractNum w:abstractNumId="48">
+  <w:abstractNum w:abstractNumId="52">
     <w:nsid w:val="57D25439"/>
     <w:multiLevelType w:val="hybridMultilevel"/>
     <w:tmpl w:val="1310D188"/>
@@ -48037,7 +52438,7 @@
       </w:rPr>
     </w:lvl>
   </w:abstractNum>
-  <w:abstractNum w:abstractNumId="49">
+  <w:abstractNum w:abstractNumId="53">
     <w:nsid w:val="5AC74759"/>
     <w:multiLevelType w:val="hybridMultilevel"/>
     <w:tmpl w:val="74E4C4B8"/>
@@ -48126,7 +52527,7 @@
       </w:pPr>
     </w:lvl>
   </w:abstractNum>
-  <w:abstractNum w:abstractNumId="50">
+  <w:abstractNum w:abstractNumId="54">
     <w:nsid w:val="5BC15284"/>
     <w:multiLevelType w:val="hybridMultilevel"/>
     <w:tmpl w:val="51E41BA4"/>
@@ -48239,7 +52640,7 @@
       </w:rPr>
     </w:lvl>
   </w:abstractNum>
-  <w:abstractNum w:abstractNumId="51">
+  <w:abstractNum w:abstractNumId="55">
     <w:nsid w:val="60253C4E"/>
     <w:multiLevelType w:val="hybridMultilevel"/>
     <w:tmpl w:val="710C374C"/>
@@ -48352,7 +52753,7 @@
       </w:rPr>
     </w:lvl>
   </w:abstractNum>
-  <w:abstractNum w:abstractNumId="52">
+  <w:abstractNum w:abstractNumId="56">
     <w:nsid w:val="610F37A6"/>
     <w:multiLevelType w:val="hybridMultilevel"/>
     <w:tmpl w:val="5E3A5D2A"/>
@@ -48441,7 +52842,7 @@
       </w:pPr>
     </w:lvl>
   </w:abstractNum>
-  <w:abstractNum w:abstractNumId="53">
+  <w:abstractNum w:abstractNumId="57">
     <w:nsid w:val="63935CF6"/>
     <w:multiLevelType w:val="hybridMultilevel"/>
     <w:tmpl w:val="30EAF0EC"/>
@@ -48554,7 +52955,7 @@
       </w:rPr>
     </w:lvl>
   </w:abstractNum>
-  <w:abstractNum w:abstractNumId="54">
+  <w:abstractNum w:abstractNumId="58">
     <w:nsid w:val="655C4FB5"/>
     <w:multiLevelType w:val="hybridMultilevel"/>
     <w:tmpl w:val="107010D8"/>
@@ -48644,7 +53045,7 @@
       </w:pPr>
     </w:lvl>
   </w:abstractNum>
-  <w:abstractNum w:abstractNumId="55">
+  <w:abstractNum w:abstractNumId="59">
     <w:nsid w:val="66A46CBB"/>
     <w:multiLevelType w:val="hybridMultilevel"/>
     <w:tmpl w:val="DBD62A50"/>
@@ -48757,7 +53158,7 @@
       </w:rPr>
     </w:lvl>
   </w:abstractNum>
-  <w:abstractNum w:abstractNumId="56">
+  <w:abstractNum w:abstractNumId="60">
     <w:nsid w:val="66AE6381"/>
     <w:multiLevelType w:val="hybridMultilevel"/>
     <w:tmpl w:val="D0AAB474"/>
@@ -48870,7 +53271,7 @@
       </w:rPr>
     </w:lvl>
   </w:abstractNum>
-  <w:abstractNum w:abstractNumId="57">
+  <w:abstractNum w:abstractNumId="61">
     <w:nsid w:val="677A0908"/>
     <w:multiLevelType w:val="hybridMultilevel"/>
     <w:tmpl w:val="1D5A6872"/>
@@ -48983,7 +53384,7 @@
       </w:rPr>
     </w:lvl>
   </w:abstractNum>
-  <w:abstractNum w:abstractNumId="58">
+  <w:abstractNum w:abstractNumId="62">
     <w:nsid w:val="689F65E6"/>
     <w:multiLevelType w:val="hybridMultilevel"/>
     <w:tmpl w:val="AC30275A"/>
@@ -49096,7 +53497,7 @@
       </w:rPr>
     </w:lvl>
   </w:abstractNum>
-  <w:abstractNum w:abstractNumId="59">
+  <w:abstractNum w:abstractNumId="63">
     <w:nsid w:val="6C4325C6"/>
     <w:multiLevelType w:val="hybridMultilevel"/>
     <w:tmpl w:val="230E505E"/>
@@ -49185,7 +53586,7 @@
       </w:pPr>
     </w:lvl>
   </w:abstractNum>
-  <w:abstractNum w:abstractNumId="60">
+  <w:abstractNum w:abstractNumId="64">
     <w:nsid w:val="6DEE1D45"/>
     <w:multiLevelType w:val="hybridMultilevel"/>
     <w:tmpl w:val="1BA26D06"/>
@@ -49298,7 +53699,7 @@
       </w:rPr>
     </w:lvl>
   </w:abstractNum>
-  <w:abstractNum w:abstractNumId="61">
+  <w:abstractNum w:abstractNumId="65">
     <w:nsid w:val="6E66138B"/>
     <w:multiLevelType w:val="hybridMultilevel"/>
     <w:tmpl w:val="CFAC89B6"/>
@@ -49411,7 +53812,7 @@
       </w:rPr>
     </w:lvl>
   </w:abstractNum>
-  <w:abstractNum w:abstractNumId="62">
+  <w:abstractNum w:abstractNumId="66">
     <w:nsid w:val="6E854488"/>
     <w:multiLevelType w:val="hybridMultilevel"/>
     <w:tmpl w:val="C30AF106"/>
@@ -49524,7 +53925,7 @@
       </w:rPr>
     </w:lvl>
   </w:abstractNum>
-  <w:abstractNum w:abstractNumId="63">
+  <w:abstractNum w:abstractNumId="67">
     <w:nsid w:val="6EBE32A6"/>
     <w:multiLevelType w:val="hybridMultilevel"/>
     <w:tmpl w:val="118A5C9C"/>
@@ -49637,7 +54038,7 @@
       </w:rPr>
     </w:lvl>
   </w:abstractNum>
-  <w:abstractNum w:abstractNumId="64">
+  <w:abstractNum w:abstractNumId="68">
     <w:nsid w:val="6F137D50"/>
     <w:multiLevelType w:val="hybridMultilevel"/>
     <w:tmpl w:val="763C75D4"/>
@@ -49750,7 +54151,7 @@
       </w:rPr>
     </w:lvl>
   </w:abstractNum>
-  <w:abstractNum w:abstractNumId="65">
+  <w:abstractNum w:abstractNumId="69">
     <w:nsid w:val="70B23D28"/>
     <w:multiLevelType w:val="hybridMultilevel"/>
     <w:tmpl w:val="17D6C066"/>
@@ -49863,7 +54264,7 @@
       </w:rPr>
     </w:lvl>
   </w:abstractNum>
-  <w:abstractNum w:abstractNumId="66">
+  <w:abstractNum w:abstractNumId="70">
     <w:nsid w:val="73C81F1C"/>
     <w:multiLevelType w:val="hybridMultilevel"/>
     <w:tmpl w:val="1AFCBE96"/>
@@ -49976,7 +54377,7 @@
       </w:rPr>
     </w:lvl>
   </w:abstractNum>
-  <w:abstractNum w:abstractNumId="67">
+  <w:abstractNum w:abstractNumId="71">
     <w:nsid w:val="75050C96"/>
     <w:multiLevelType w:val="hybridMultilevel"/>
     <w:tmpl w:val="4EFA3B62"/>
@@ -50065,7 +54466,7 @@
       </w:pPr>
     </w:lvl>
   </w:abstractNum>
-  <w:abstractNum w:abstractNumId="68">
+  <w:abstractNum w:abstractNumId="72">
     <w:nsid w:val="75766E26"/>
     <w:multiLevelType w:val="hybridMultilevel"/>
     <w:tmpl w:val="6E46F11E"/>
@@ -50178,7 +54579,7 @@
       </w:rPr>
     </w:lvl>
   </w:abstractNum>
-  <w:abstractNum w:abstractNumId="69">
+  <w:abstractNum w:abstractNumId="73">
     <w:nsid w:val="76724C9A"/>
     <w:multiLevelType w:val="hybridMultilevel"/>
     <w:tmpl w:val="780CE410"/>
@@ -50291,7 +54692,124 @@
       </w:rPr>
     </w:lvl>
   </w:abstractNum>
-  <w:abstractNum w:abstractNumId="70">
+  <w:abstractNum w:abstractNumId="74">
+    <w:nsid w:val="772E7086"/>
+    <w:multiLevelType w:val="multilevel"/>
+    <w:tmpl w:val="1784634A"/>
+    <w:lvl w:ilvl="0">
+      <w:start w:val="1"/>
+      <w:numFmt w:val="decimal"/>
+      <w:lvlText w:val="%1."/>
+      <w:lvlJc w:val="left"/>
+      <w:pPr>
+        <w:tabs>
+          <w:tab w:val="num" w:pos="720"/>
+        </w:tabs>
+        <w:ind w:left="720" w:hanging="360"/>
+      </w:pPr>
+    </w:lvl>
+    <w:lvl w:ilvl="1">
+      <w:start w:val="1"/>
+      <w:numFmt w:val="bullet"/>
+      <w:lvlText w:val="o"/>
+      <w:lvlJc w:val="left"/>
+      <w:pPr>
+        <w:tabs>
+          <w:tab w:val="num" w:pos="1440"/>
+        </w:tabs>
+        <w:ind w:left="1440" w:hanging="360"/>
+      </w:pPr>
+      <w:rPr>
+        <w:rFonts w:ascii="Courier New" w:hAnsi="Courier New" w:hint="default"/>
+        <w:sz w:val="20"/>
+      </w:rPr>
+    </w:lvl>
+    <w:lvl w:ilvl="2" w:tentative="1">
+      <w:start w:val="1"/>
+      <w:numFmt w:val="decimal"/>
+      <w:lvlText w:val="%3."/>
+      <w:lvlJc w:val="left"/>
+      <w:pPr>
+        <w:tabs>
+          <w:tab w:val="num" w:pos="2160"/>
+        </w:tabs>
+        <w:ind w:left="2160" w:hanging="360"/>
+      </w:pPr>
+    </w:lvl>
+    <w:lvl w:ilvl="3" w:tentative="1">
+      <w:start w:val="1"/>
+      <w:numFmt w:val="decimal"/>
+      <w:lvlText w:val="%4."/>
+      <w:lvlJc w:val="left"/>
+      <w:pPr>
+        <w:tabs>
+          <w:tab w:val="num" w:pos="2880"/>
+        </w:tabs>
+        <w:ind w:left="2880" w:hanging="360"/>
+      </w:pPr>
+    </w:lvl>
+    <w:lvl w:ilvl="4" w:tentative="1">
+      <w:start w:val="1"/>
+      <w:numFmt w:val="decimal"/>
+      <w:lvlText w:val="%5."/>
+      <w:lvlJc w:val="left"/>
+      <w:pPr>
+        <w:tabs>
+          <w:tab w:val="num" w:pos="3600"/>
+        </w:tabs>
+        <w:ind w:left="3600" w:hanging="360"/>
+      </w:pPr>
+    </w:lvl>
+    <w:lvl w:ilvl="5" w:tentative="1">
+      <w:start w:val="1"/>
+      <w:numFmt w:val="decimal"/>
+      <w:lvlText w:val="%6."/>
+      <w:lvlJc w:val="left"/>
+      <w:pPr>
+        <w:tabs>
+          <w:tab w:val="num" w:pos="4320"/>
+        </w:tabs>
+        <w:ind w:left="4320" w:hanging="360"/>
+      </w:pPr>
+    </w:lvl>
+    <w:lvl w:ilvl="6" w:tentative="1">
+      <w:start w:val="1"/>
+      <w:numFmt w:val="decimal"/>
+      <w:lvlText w:val="%7."/>
+      <w:lvlJc w:val="left"/>
+      <w:pPr>
+        <w:tabs>
+          <w:tab w:val="num" w:pos="5040"/>
+        </w:tabs>
+        <w:ind w:left="5040" w:hanging="360"/>
+      </w:pPr>
+    </w:lvl>
+    <w:lvl w:ilvl="7" w:tentative="1">
+      <w:start w:val="1"/>
+      <w:numFmt w:val="decimal"/>
+      <w:lvlText w:val="%8."/>
+      <w:lvlJc w:val="left"/>
+      <w:pPr>
+        <w:tabs>
+          <w:tab w:val="num" w:pos="5760"/>
+        </w:tabs>
+        <w:ind w:left="5760" w:hanging="360"/>
+      </w:pPr>
+    </w:lvl>
+    <w:lvl w:ilvl="8" w:tentative="1">
+      <w:start w:val="1"/>
+      <w:numFmt w:val="decimal"/>
+      <w:lvlText w:val="%9."/>
+      <w:lvlJc w:val="left"/>
+      <w:pPr>
+        <w:tabs>
+          <w:tab w:val="num" w:pos="6480"/>
+        </w:tabs>
+        <w:ind w:left="6480" w:hanging="360"/>
+      </w:pPr>
+    </w:lvl>
+  </w:abstractNum>
+  <w:abstractNum w:abstractNumId="75">
     <w:nsid w:val="798C37C2"/>
     <w:multiLevelType w:val="hybridMultilevel"/>
     <w:tmpl w:val="A7387F94"/>
@@ -50404,7 +54922,7 @@
       </w:rPr>
     </w:lvl>
   </w:abstractNum>
-  <w:abstractNum w:abstractNumId="71">
+  <w:abstractNum w:abstractNumId="76">
     <w:nsid w:val="7A962DF9"/>
     <w:multiLevelType w:val="hybridMultilevel"/>
     <w:tmpl w:val="0450EDD2"/>
@@ -50493,7 +55011,7 @@
       </w:pPr>
     </w:lvl>
   </w:abstractNum>
-  <w:abstractNum w:abstractNumId="72">
+  <w:abstractNum w:abstractNumId="77">
     <w:nsid w:val="7B0668D6"/>
     <w:multiLevelType w:val="hybridMultilevel"/>
     <w:tmpl w:val="C354E266"/>
@@ -50606,7 +55124,7 @@
       </w:rPr>
     </w:lvl>
   </w:abstractNum>
-  <w:abstractNum w:abstractNumId="73">
+  <w:abstractNum w:abstractNumId="78">
     <w:nsid w:val="7BCB7E82"/>
     <w:multiLevelType w:val="hybridMultilevel"/>
     <w:tmpl w:val="FADEAE40"/>
@@ -50719,7 +55237,7 @@
       </w:rPr>
     </w:lvl>
   </w:abstractNum>
-  <w:abstractNum w:abstractNumId="74">
+  <w:abstractNum w:abstractNumId="79">
     <w:nsid w:val="7EC22DBA"/>
     <w:multiLevelType w:val="hybridMultilevel"/>
     <w:tmpl w:val="03006F38"/>
@@ -50812,19 +55330,19 @@
     <w:abstractNumId w:val="19"/>
   </w:num>
   <w:num w:numId="3">
-    <w:abstractNumId w:val="54"/>
+    <w:abstractNumId w:val="58"/>
   </w:num>
   <w:num w:numId="4">
-    <w:abstractNumId w:val="45"/>
+    <w:abstractNumId w:val="49"/>
   </w:num>
   <w:num w:numId="5">
     <w:abstractNumId w:val="30"/>
   </w:num>
   <w:num w:numId="6">
-    <w:abstractNumId w:val="71"/>
+    <w:abstractNumId w:val="76"/>
   </w:num>
   <w:num w:numId="7">
-    <w:abstractNumId w:val="33"/>
+    <w:abstractNumId w:val="34"/>
   </w:num>
   <w:num w:numId="8">
     <w:abstractNumId w:val="23"/>
@@ -50833,22 +55351,22 @@
     <w:abstractNumId w:val="7"/>
   </w:num>
   <w:num w:numId="10">
-    <w:abstractNumId w:val="42"/>
+    <w:abstractNumId w:val="45"/>
   </w:num>
   <w:num w:numId="11">
-    <w:abstractNumId w:val="44"/>
+    <w:abstractNumId w:val="48"/>
   </w:num>
   <w:num w:numId="12">
-    <w:abstractNumId w:val="48"/>
+    <w:abstractNumId w:val="52"/>
   </w:num>
   <w:num w:numId="13">
-    <w:abstractNumId w:val="72"/>
+    <w:abstractNumId w:val="77"/>
   </w:num>
   <w:num w:numId="14">
     <w:abstractNumId w:val="6"/>
   </w:num>
   <w:num w:numId="15">
-    <w:abstractNumId w:val="32"/>
+    <w:abstractNumId w:val="33"/>
   </w:num>
   <w:num w:numId="16">
     <w:abstractNumId w:val="26"/>
@@ -50857,7 +55375,7 @@
     <w:abstractNumId w:val="4"/>
   </w:num>
   <w:num w:numId="18">
-    <w:abstractNumId w:val="68"/>
+    <w:abstractNumId w:val="72"/>
   </w:num>
   <w:num w:numId="19">
     <w:abstractNumId w:val="8"/>
@@ -50869,13 +55387,13 @@
     <w:abstractNumId w:val="14"/>
   </w:num>
   <w:num w:numId="22">
-    <w:abstractNumId w:val="58"/>
+    <w:abstractNumId w:val="62"/>
   </w:num>
   <w:num w:numId="23">
-    <w:abstractNumId w:val="70"/>
+    <w:abstractNumId w:val="75"/>
   </w:num>
   <w:num w:numId="24">
-    <w:abstractNumId w:val="49"/>
+    <w:abstractNumId w:val="53"/>
   </w:num>
   <w:num w:numId="25">
     <w:abstractNumId w:val="27"/>
@@ -50887,52 +55405,52 @@
     <w:abstractNumId w:val="1"/>
   </w:num>
   <w:num w:numId="28">
-    <w:abstractNumId w:val="46"/>
+    <w:abstractNumId w:val="50"/>
   </w:num>
   <w:num w:numId="29">
-    <w:abstractNumId w:val="53"/>
+    <w:abstractNumId w:val="57"/>
   </w:num>
   <w:num w:numId="30">
     <w:abstractNumId w:val="25"/>
   </w:num>
   <w:num w:numId="31">
-    <w:abstractNumId w:val="36"/>
+    <w:abstractNumId w:val="37"/>
   </w:num>
   <w:num w:numId="32">
-    <w:abstractNumId w:val="63"/>
+    <w:abstractNumId w:val="67"/>
   </w:num>
   <w:num w:numId="33">
-    <w:abstractNumId w:val="69"/>
+    <w:abstractNumId w:val="73"/>
   </w:num>
   <w:num w:numId="34">
-    <w:abstractNumId w:val="73"/>
+    <w:abstractNumId w:val="78"/>
   </w:num>
   <w:num w:numId="35">
-    <w:abstractNumId w:val="52"/>
+    <w:abstractNumId w:val="56"/>
   </w:num>
   <w:num w:numId="36">
-    <w:abstractNumId w:val="31"/>
+    <w:abstractNumId w:val="32"/>
   </w:num>
   <w:num w:numId="37">
-    <w:abstractNumId w:val="51"/>
+    <w:abstractNumId w:val="55"/>
   </w:num>
   <w:num w:numId="38">
     <w:abstractNumId w:val="0"/>
   </w:num>
   <w:num w:numId="39">
-    <w:abstractNumId w:val="50"/>
+    <w:abstractNumId w:val="54"/>
   </w:num>
   <w:num w:numId="40">
     <w:abstractNumId w:val="28"/>
   </w:num>
   <w:num w:numId="41">
-    <w:abstractNumId w:val="74"/>
+    <w:abstractNumId w:val="79"/>
   </w:num>
   <w:num w:numId="42">
     <w:abstractNumId w:val="3"/>
   </w:num>
   <w:num w:numId="43">
-    <w:abstractNumId w:val="35"/>
+    <w:abstractNumId w:val="36"/>
   </w:num>
   <w:num w:numId="44">
     <w:abstractNumId w:val="17"/>
@@ -50947,7 +55465,7 @@
     <w:abstractNumId w:val="29"/>
   </w:num>
   <w:num w:numId="48">
-    <w:abstractNumId w:val="59"/>
+    <w:abstractNumId w:val="63"/>
   </w:num>
   <w:num w:numId="49">
     <w:abstractNumId w:val="5"/>
@@ -50956,79 +55474,94 @@
     <w:abstractNumId w:val="9"/>
   </w:num>
   <w:num w:numId="51">
-    <w:abstractNumId w:val="57"/>
+    <w:abstractNumId w:val="61"/>
   </w:num>
   <w:num w:numId="52">
     <w:abstractNumId w:val="12"/>
   </w:num>
   <w:num w:numId="53">
-    <w:abstractNumId w:val="38"/>
+    <w:abstractNumId w:val="39"/>
   </w:num>
   <w:num w:numId="54">
-    <w:abstractNumId w:val="34"/>
+    <w:abstractNumId w:val="35"/>
   </w:num>
   <w:num w:numId="55">
-    <w:abstractNumId w:val="67"/>
+    <w:abstractNumId w:val="71"/>
   </w:num>
   <w:num w:numId="56">
-    <w:abstractNumId w:val="43"/>
+    <w:abstractNumId w:val="47"/>
   </w:num>
   <w:num w:numId="57">
-    <w:abstractNumId w:val="60"/>
+    <w:abstractNumId w:val="64"/>
   </w:num>
   <w:num w:numId="58">
     <w:abstractNumId w:val="13"/>
   </w:num>
   <w:num w:numId="59">
-    <w:abstractNumId w:val="64"/>
+    <w:abstractNumId w:val="68"/>
   </w:num>
   <w:num w:numId="60">
-    <w:abstractNumId w:val="56"/>
+    <w:abstractNumId w:val="60"/>
   </w:num>
   <w:num w:numId="61">
     <w:abstractNumId w:val="24"/>
   </w:num>
   <w:num w:numId="62">
-    <w:abstractNumId w:val="47"/>
+    <w:abstractNumId w:val="51"/>
   </w:num>
   <w:num w:numId="63">
     <w:abstractNumId w:val="10"/>
   </w:num>
   <w:num w:numId="64">
-    <w:abstractNumId w:val="55"/>
+    <w:abstractNumId w:val="59"/>
   </w:num>
   <w:num w:numId="65">
-    <w:abstractNumId w:val="40"/>
+    <w:abstractNumId w:val="42"/>
   </w:num>
   <w:num w:numId="66">
     <w:abstractNumId w:val="21"/>
   </w:num>
   <w:num w:numId="67">
-    <w:abstractNumId w:val="39"/>
+    <w:abstractNumId w:val="40"/>
   </w:num>
   <w:num w:numId="68">
-    <w:abstractNumId w:val="62"/>
+    <w:abstractNumId w:val="66"/>
   </w:num>
   <w:num w:numId="69">
-    <w:abstractNumId w:val="66"/>
+    <w:abstractNumId w:val="70"/>
   </w:num>
   <w:num w:numId="70">
     <w:abstractNumId w:val="22"/>
   </w:num>
   <w:num w:numId="71">
-    <w:abstractNumId w:val="65"/>
+    <w:abstractNumId w:val="69"/>
   </w:num>
   <w:num w:numId="72">
-    <w:abstractNumId w:val="41"/>
+    <w:abstractNumId w:val="43"/>
   </w:num>
   <w:num w:numId="73">
-    <w:abstractNumId w:val="37"/>
+    <w:abstractNumId w:val="38"/>
   </w:num>
   <w:num w:numId="74">
-    <w:abstractNumId w:val="61"/>
+    <w:abstractNumId w:val="65"/>
   </w:num>
   <w:num w:numId="75">
     <w:abstractNumId w:val="16"/>
+  </w:num>
+  <w:num w:numId="76">
+    <w:abstractNumId w:val="41"/>
+  </w:num>
+  <w:num w:numId="77">
+    <w:abstractNumId w:val="74"/>
+  </w:num>
+  <w:num w:numId="78">
+    <w:abstractNumId w:val="46"/>
+  </w:num>
+  <w:num w:numId="79">
+    <w:abstractNumId w:val="44"/>
+  </w:num>
+  <w:num w:numId="80">
+    <w:abstractNumId w:val="31"/>
   </w:num>
   <w:numIdMacAtCleanup w:val="70"/>
 </w:numbering>
@@ -51212,6 +55745,31 @@
       <w:bCs/>
       <w:sz w:val="27"/>
       <w:szCs w:val="27"/>
+    </w:rPr>
+  </w:style>
+  <w:style w:type="paragraph" w:styleId="Heading4">
+    <w:name w:val="heading 4"/>
+    <w:basedOn w:val="Normal"/>
+    <w:next w:val="Normal"/>
+    <w:link w:val="Heading4Char"/>
+    <w:uiPriority w:val="9"/>
+    <w:semiHidden/>
+    <w:unhideWhenUsed/>
+    <w:qFormat/>
+    <w:rsid w:val="006775FA"/>
+    <w:pPr>
+      <w:keepNext/>
+      <w:keepLines/>
+      <w:spacing w:before="200" w:after="0"/>
+      <w:outlineLvl w:val="3"/>
+    </w:pPr>
+    <w:rPr>
+      <w:rFonts w:asciiTheme="majorHAnsi" w:eastAsiaTheme="majorEastAsia" w:hAnsiTheme="majorHAnsi" w:cstheme="majorBidi"/>
+      <w:b/>
+      <w:bCs/>
+      <w:i/>
+      <w:iCs/>
+      <w:color w:val="4F81BD" w:themeColor="accent1"/>
     </w:rPr>
   </w:style>
   <w:style w:type="character" w:default="1" w:styleId="DefaultParagraphFont">
@@ -51467,6 +56025,82 @@
     <w:name w:val="hljs-comment"/>
     <w:basedOn w:val="DefaultParagraphFont"/>
     <w:rsid w:val="00347619"/>
+  </w:style>
+  <w:style w:type="character" w:customStyle="1" w:styleId="Heading4Char">
+    <w:name w:val="Heading 4 Char"/>
+    <w:basedOn w:val="DefaultParagraphFont"/>
+    <w:link w:val="Heading4"/>
+    <w:uiPriority w:val="9"/>
+    <w:semiHidden/>
+    <w:rsid w:val="006775FA"/>
+    <w:rPr>
+      <w:rFonts w:asciiTheme="majorHAnsi" w:eastAsiaTheme="majorEastAsia" w:hAnsiTheme="majorHAnsi" w:cstheme="majorBidi"/>
+      <w:b/>
+      <w:bCs/>
+      <w:i/>
+      <w:iCs/>
+      <w:color w:val="4F81BD" w:themeColor="accent1"/>
+    </w:rPr>
+  </w:style>
+  <w:style w:type="character" w:customStyle="1" w:styleId="math-inline">
+    <w:name w:val="math-inline"/>
+    <w:basedOn w:val="DefaultParagraphFont"/>
+    <w:rsid w:val="006775FA"/>
+  </w:style>
+  <w:style w:type="character" w:customStyle="1" w:styleId="ng-tns-c1864472868-45">
+    <w:name w:val="ng-tns-c1864472868-45"/>
+    <w:basedOn w:val="DefaultParagraphFont"/>
+    <w:rsid w:val="006775FA"/>
+  </w:style>
+  <w:style w:type="paragraph" w:styleId="HTMLPreformatted">
+    <w:name w:val="HTML Preformatted"/>
+    <w:basedOn w:val="Normal"/>
+    <w:link w:val="HTMLPreformattedChar"/>
+    <w:uiPriority w:val="99"/>
+    <w:semiHidden/>
+    <w:unhideWhenUsed/>
+    <w:rsid w:val="006775FA"/>
+    <w:pPr>
+      <w:tabs>
+        <w:tab w:val="left" w:pos="916"/>
+        <w:tab w:val="left" w:pos="1832"/>
+        <w:tab w:val="left" w:pos="2748"/>
+        <w:tab w:val="left" w:pos="3664"/>
+        <w:tab w:val="left" w:pos="4580"/>
+        <w:tab w:val="left" w:pos="5496"/>
+        <w:tab w:val="left" w:pos="6412"/>
+        <w:tab w:val="left" w:pos="7328"/>
+        <w:tab w:val="left" w:pos="8244"/>
+        <w:tab w:val="left" w:pos="9160"/>
+        <w:tab w:val="left" w:pos="10076"/>
+        <w:tab w:val="left" w:pos="10992"/>
+        <w:tab w:val="left" w:pos="11908"/>
+        <w:tab w:val="left" w:pos="12824"/>
+        <w:tab w:val="left" w:pos="13740"/>
+        <w:tab w:val="left" w:pos="14656"/>
+      </w:tabs>
+      <w:spacing w:after="0" w:line="240" w:lineRule="auto"/>
+    </w:pPr>
+    <w:rPr>
+      <w:rFonts w:ascii="Courier New" w:eastAsia="Times New Roman" w:hAnsi="Courier New" w:cs="Courier New"/>
+      <w:sz w:val="20"/>
+      <w:szCs w:val="20"/>
+      <w:lang w:bidi="hi-IN"/>
+    </w:rPr>
+  </w:style>
+  <w:style w:type="character" w:customStyle="1" w:styleId="HTMLPreformattedChar">
+    <w:name w:val="HTML Preformatted Char"/>
+    <w:basedOn w:val="DefaultParagraphFont"/>
+    <w:link w:val="HTMLPreformatted"/>
+    <w:uiPriority w:val="99"/>
+    <w:semiHidden/>
+    <w:rsid w:val="006775FA"/>
+    <w:rPr>
+      <w:rFonts w:ascii="Courier New" w:eastAsia="Times New Roman" w:hAnsi="Courier New" w:cs="Courier New"/>
+      <w:sz w:val="20"/>
+      <w:szCs w:val="20"/>
+      <w:lang w:bidi="hi-IN"/>
+    </w:rPr>
   </w:style>
 </w:styles>
 </file>
@@ -51759,7 +56393,7 @@
 </file>
 
 <file path=customXml/itemProps1.xml><?xml version="1.0" encoding="utf-8"?>
-<ds:datastoreItem xmlns:ds="http://schemas.openxmlformats.org/officeDocument/2006/customXml" ds:itemID="{B5BD9A8F-2D52-4FAA-82BF-20522E006DDF}">
+<ds:datastoreItem xmlns:ds="http://schemas.openxmlformats.org/officeDocument/2006/customXml" ds:itemID="{42894B14-2F48-49EB-B21D-D516483F0599}">
   <ds:schemaRefs>
     <ds:schemaRef ds:uri="http://schemas.openxmlformats.org/officeDocument/2006/bibliography"/>
   </ds:schemaRefs>

--- a/note/SpringSpringBootRestAPI Theory Questions.docx
+++ b/note/SpringSpringBootRestAPI Theory Questions.docx
@@ -733,6 +733,9 @@
     <w:p>
       <w:pPr>
         <w:pStyle w:val="ListParagraph"/>
+        <w:tabs>
+          <w:tab w:val="left" w:pos="2268"/>
+        </w:tabs>
         <w:rPr>
           <w:lang w:val="en-IN"/>
         </w:rPr>
@@ -1205,7 +1208,49 @@
           <w:bCs/>
           <w:lang w:val="en-IN"/>
         </w:rPr>
-        <w:t>Initialization: Executes static blocks and assigns explicit values to static fields.</w:t>
+        <w:t xml:space="preserve">Initialization: </w:t>
+      </w:r>
+      <w:r>
+        <w:rPr>
+          <w:bCs/>
+          <w:lang w:val="en-IN"/>
+        </w:rPr>
+        <w:t>S</w:t>
+      </w:r>
+      <w:r>
+        <w:rPr>
+          <w:bCs/>
+          <w:lang w:val="en-IN"/>
+        </w:rPr>
+        <w:t xml:space="preserve">tatic blocks </w:t>
+      </w:r>
+      <w:r>
+        <w:rPr>
+          <w:bCs/>
+          <w:lang w:val="en-IN"/>
+        </w:rPr>
+        <w:t xml:space="preserve">are executed </w:t>
+      </w:r>
+      <w:r>
+        <w:rPr>
+          <w:bCs/>
+          <w:lang w:val="en-IN"/>
+        </w:rPr>
+        <w:t>and</w:t>
+      </w:r>
+      <w:r>
+        <w:rPr>
+          <w:bCs/>
+          <w:lang w:val="en-IN"/>
+        </w:rPr>
+        <w:t xml:space="preserve"> values are assigned to static variables</w:t>
+      </w:r>
+      <w:r>
+        <w:rPr>
+          <w:bCs/>
+          <w:lang w:val="en-IN"/>
+        </w:rPr>
+        <w:t>.</w:t>
       </w:r>
     </w:p>
     <w:p>
@@ -3911,7 +3956,19 @@
         <w:rPr>
           <w:lang w:val="en-IN"/>
         </w:rPr>
-        <w:t>3. Initialization: Static variables and static blocks are executed in the order they appear in the class.</w:t>
+        <w:t xml:space="preserve">3. Initialization: Static variables </w:t>
+      </w:r>
+      <w:r>
+        <w:rPr>
+          <w:lang w:val="en-IN"/>
+        </w:rPr>
+        <w:t xml:space="preserve">are assigned their desired value </w:t>
+      </w:r>
+      <w:r>
+        <w:rPr>
+          <w:lang w:val="en-IN"/>
+        </w:rPr>
+        <w:t>and static blocks are executed in the order they appear in the class.</w:t>
       </w:r>
     </w:p>
     <w:p>
@@ -3963,58 +4020,177 @@
         <w:rPr>
           <w:lang w:val="en-IN"/>
         </w:rPr>
-        <w:t>What is static block and Why static block cannot throw checked exception?</w:t>
-      </w:r>
-    </w:p>
-    <w:p>
-      <w:pPr>
-        <w:pStyle w:val="ListParagraph"/>
-        <w:rPr>
-          <w:lang w:val="en-IN"/>
-        </w:rPr>
-      </w:pPr>
-      <w:r>
-        <w:rPr>
-          <w:lang w:val="en-IN"/>
-        </w:rPr>
-        <w:t>A static block is a block of code that runs only once, when the class is first loaded by the JVM.</w:t>
-      </w:r>
-    </w:p>
-    <w:p>
-      <w:pPr>
-        <w:pStyle w:val="ListParagraph"/>
-        <w:rPr>
-          <w:lang w:val="en-IN"/>
-        </w:rPr>
-      </w:pPr>
-      <w:r>
-        <w:t>It cannot throw checked exceptions because static blocks run during class loading, not within a method context.</w:t>
-      </w:r>
-      <w:r>
-        <w:t xml:space="preserve"> </w:t>
-      </w:r>
-      <w:r>
-        <w:t xml:space="preserve">Checked exceptions must be either handled or declared with </w:t>
-      </w:r>
-      <w:r>
-        <w:rPr>
-          <w:rStyle w:val="HTMLCode"/>
-          <w:rFonts w:asciiTheme="minorHAnsi" w:eastAsiaTheme="minorHAnsi" w:hAnsiTheme="minorHAnsi" w:cstheme="minorHAnsi"/>
-        </w:rPr>
-        <w:t>throws</w:t>
-      </w:r>
-      <w:r>
-        <w:t xml:space="preserve">, but since static blocks have no method signature, they can’t declare </w:t>
-      </w:r>
-      <w:r>
-        <w:rPr>
-          <w:rStyle w:val="HTMLCode"/>
-          <w:rFonts w:asciiTheme="minorHAnsi" w:eastAsiaTheme="minorHAnsi" w:hAnsiTheme="minorHAnsi" w:cstheme="minorHAnsi"/>
-        </w:rPr>
-        <w:t>throws</w:t>
-      </w:r>
-      <w:r>
-        <w:t>.</w:t>
+        <w:t>What is static block and Why static block cannot throw checked exception</w:t>
+      </w:r>
+      <w:r>
+        <w:rPr>
+          <w:lang w:val="en-IN"/>
+        </w:rPr>
+        <w:t>, but can throw unchecked exception</w:t>
+      </w:r>
+      <w:r>
+        <w:rPr>
+          <w:lang w:val="en-IN"/>
+        </w:rPr>
+        <w:t>?</w:t>
+      </w:r>
+    </w:p>
+    <w:p>
+      <w:pPr>
+        <w:pStyle w:val="ListParagraph"/>
+        <w:rPr>
+          <w:lang w:val="en-IN"/>
+        </w:rPr>
+      </w:pPr>
+      <w:r>
+        <w:rPr>
+          <w:lang w:val="en-IN"/>
+        </w:rPr>
+        <w:t xml:space="preserve">A static block is a block of code that </w:t>
+      </w:r>
+      <w:r>
+        <w:rPr>
+          <w:lang w:val="en-IN"/>
+        </w:rPr>
+        <w:t xml:space="preserve">is executed </w:t>
+      </w:r>
+      <w:r>
+        <w:rPr>
+          <w:lang w:val="en-IN"/>
+        </w:rPr>
+        <w:t xml:space="preserve">only once, when the class is loaded </w:t>
+      </w:r>
+      <w:r>
+        <w:rPr>
+          <w:lang w:val="en-IN"/>
+        </w:rPr>
+        <w:t xml:space="preserve">for the first </w:t>
+      </w:r>
+      <w:r>
+        <w:rPr>
+          <w:lang w:val="en-IN"/>
+        </w:rPr>
+        <w:t>by the JVM.</w:t>
+      </w:r>
+    </w:p>
+    <w:p>
+      <w:pPr>
+        <w:pStyle w:val="ListParagraph"/>
+        <w:rPr>
+          <w:lang w:val="en-IN"/>
+        </w:rPr>
+      </w:pPr>
+      <w:r>
+        <w:rPr>
+          <w:rFonts w:eastAsia="Times New Roman" w:cstheme="minorHAnsi"/>
+          <w:color w:val="000000"/>
+          <w:lang w:bidi="hi-IN"/>
+        </w:rPr>
+        <w:t xml:space="preserve">Important </w:t>
+      </w:r>
+      <w:r>
+        <w:rPr>
+          <w:rFonts w:eastAsia="Times New Roman" w:cstheme="minorHAnsi"/>
+          <w:color w:val="000000"/>
+          <w:lang w:bidi="hi-IN"/>
+        </w:rPr>
+        <w:t xml:space="preserve">Note: </w:t>
+      </w:r>
+      <w:r>
+        <w:rPr>
+          <w:rFonts w:eastAsia="Times New Roman" w:cstheme="minorHAnsi"/>
+          <w:color w:val="000000"/>
+          <w:lang w:bidi="hi-IN"/>
+        </w:rPr>
+        <w:t>Checked exceptions in Java must either be caught</w:t>
+      </w:r>
+      <w:r>
+        <w:rPr>
+          <w:rFonts w:eastAsia="Times New Roman" w:cstheme="minorHAnsi"/>
+          <w:color w:val="000000"/>
+          <w:lang w:bidi="hi-IN"/>
+        </w:rPr>
+        <w:t xml:space="preserve"> (using try-catch)</w:t>
+      </w:r>
+      <w:r>
+        <w:rPr>
+          <w:rFonts w:eastAsia="Times New Roman" w:cstheme="minorHAnsi"/>
+          <w:color w:val="000000"/>
+          <w:lang w:bidi="hi-IN"/>
+        </w:rPr>
+        <w:t xml:space="preserve"> or declared </w:t>
+      </w:r>
+      <w:r>
+        <w:rPr>
+          <w:rFonts w:eastAsia="Times New Roman" w:cstheme="minorHAnsi"/>
+          <w:color w:val="000000"/>
+          <w:lang w:bidi="hi-IN"/>
+        </w:rPr>
+        <w:t>at top using throws.</w:t>
+      </w:r>
+      <w:r>
+        <w:rPr>
+          <w:rFonts w:eastAsia="Times New Roman" w:cstheme="minorHAnsi"/>
+          <w:color w:val="000000"/>
+          <w:lang w:bidi="hi-IN"/>
+        </w:rPr>
+        <w:br/>
+      </w:r>
+      <w:r>
+        <w:rPr>
+          <w:rFonts w:eastAsia="Times New Roman" w:cstheme="minorHAnsi"/>
+          <w:color w:val="000000"/>
+          <w:lang w:bidi="hi-IN"/>
+        </w:rPr>
+        <w:t>A static block can catch checked exceptions using try-catch, but it cannot declare a throws clause</w:t>
+      </w:r>
+      <w:r>
+        <w:rPr>
+          <w:rFonts w:eastAsia="Times New Roman" w:cstheme="minorHAnsi"/>
+          <w:color w:val="000000"/>
+          <w:lang w:bidi="hi-IN"/>
+        </w:rPr>
+        <w:t xml:space="preserve">. </w:t>
+      </w:r>
+      <w:r>
+        <w:rPr>
+          <w:rFonts w:eastAsia="Times New Roman" w:cstheme="minorHAnsi"/>
+          <w:color w:val="000000"/>
+          <w:lang w:bidi="hi-IN"/>
+        </w:rPr>
+        <w:t>Therefore, checked exceptions cannot propagate out of a static block.</w:t>
+      </w:r>
+    </w:p>
+    <w:p>
+      <w:pPr>
+        <w:pStyle w:val="ListParagraph"/>
+        <w:rPr>
+          <w:lang w:val="en-IN"/>
+        </w:rPr>
+      </w:pPr>
+      <w:r>
+        <w:rPr>
+          <w:rFonts w:eastAsia="Times New Roman" w:cstheme="minorHAnsi"/>
+          <w:color w:val="000000"/>
+          <w:lang w:bidi="hi-IN"/>
+        </w:rPr>
+        <w:t xml:space="preserve">Unchecked exceptions (RuntimeException and Error) do not require handling or declaration at compile time, so </w:t>
+      </w:r>
+      <w:r>
+        <w:rPr>
+          <w:rFonts w:eastAsia="Times New Roman" w:cstheme="minorHAnsi"/>
+          <w:color w:val="000000"/>
+          <w:lang w:bidi="hi-IN"/>
+        </w:rPr>
+        <w:t xml:space="preserve">they are allowed to propagate. </w:t>
+      </w:r>
+      <w:r>
+        <w:rPr>
+          <w:rFonts w:eastAsia="Times New Roman" w:cstheme="minorHAnsi"/>
+          <w:color w:val="000000"/>
+          <w:lang w:bidi="hi-IN"/>
+        </w:rPr>
+        <w:t>If an unchecked exception occurs in a static block, the JVM wraps it in ExceptionInInitializerError.</w:t>
       </w:r>
     </w:p>
     <w:p>
@@ -4108,6 +4284,7 @@
         <w:rPr>
           <w:lang w:val="en-IN"/>
         </w:rPr>
+        <w:lastRenderedPageBreak/>
         <w:t>Thread Pool : Co</w:t>
       </w:r>
       <w:r>
@@ -4315,7 +4492,13 @@
         <w:rPr>
           <w:lang w:val="en-IN"/>
         </w:rPr>
-        <w:t xml:space="preserve">We can define your own </w:t>
+        <w:t xml:space="preserve">We can define </w:t>
+      </w:r>
+      <w:r>
+        <w:rPr>
+          <w:lang w:val="en-IN"/>
+        </w:rPr>
+        <w:t xml:space="preserve">our own </w:t>
       </w:r>
       <w:r>
         <w:rPr>
@@ -8238,7 +8421,31 @@
         <w:rPr>
           <w:lang w:val="en-IN"/>
         </w:rPr>
-        <w:t>To create a custom exception, you need to define a new class that extends either Exception or one of its subclasses (e.g., RuntimeException). You can add your own fields and methods to the custom exception class as needed. Here's an example:</w:t>
+        <w:t xml:space="preserve">To create a custom exception, </w:t>
+      </w:r>
+      <w:r>
+        <w:rPr>
+          <w:lang w:val="en-IN"/>
+        </w:rPr>
+        <w:t xml:space="preserve">we </w:t>
+      </w:r>
+      <w:r>
+        <w:rPr>
+          <w:lang w:val="en-IN"/>
+        </w:rPr>
+        <w:t>need to define a new class that extends either Exception or one of its subcla</w:t>
+      </w:r>
+      <w:r>
+        <w:rPr>
+          <w:lang w:val="en-IN"/>
+        </w:rPr>
+        <w:t xml:space="preserve">sses (e.g., RuntimeException). We can add </w:t>
+      </w:r>
+      <w:r>
+        <w:rPr>
+          <w:lang w:val="en-IN"/>
+        </w:rPr>
+        <w:t>our own fields and methods to the custom exception class as needed. Here's an example:</w:t>
       </w:r>
     </w:p>
     <w:p>
@@ -8942,7 +9149,19 @@
         <w:rPr>
           <w:lang w:val="en-IN"/>
         </w:rPr>
-        <w:t>Until  Java1.6  it is highly recommended to write finally  block to close resource which are open as part of try block.</w:t>
+        <w:t>U</w:t>
+      </w:r>
+      <w:r>
+        <w:rPr>
+          <w:lang w:val="en-IN"/>
+        </w:rPr>
+        <w:t>ntil  Java1.6  it was</w:t>
+      </w:r>
+      <w:r>
+        <w:rPr>
+          <w:lang w:val="en-IN"/>
+        </w:rPr>
+        <w:t xml:space="preserve"> highly recommended to write finally  block to close resource which are open as part of try block.</w:t>
       </w:r>
     </w:p>
     <w:p>
@@ -17320,7 +17539,19 @@
         <w:rPr>
           <w:lang w:val="en-IN"/>
         </w:rPr>
-        <w:t>In Java, when you have an abstract class that contains a combination of abstract methods and non-abstract methods, the rules for providing implementations in classes that extend the abstract class are as follows:</w:t>
+        <w:t xml:space="preserve">In Java, when </w:t>
+      </w:r>
+      <w:r>
+        <w:rPr>
+          <w:lang w:val="en-IN"/>
+        </w:rPr>
+        <w:t xml:space="preserve">we </w:t>
+      </w:r>
+      <w:r>
+        <w:rPr>
+          <w:lang w:val="en-IN"/>
+        </w:rPr>
+        <w:t>have an abstract class that contains a combination of abstract methods and non-abstract methods, the rules for providing implementations in classes that extend the abstract class are as follows:</w:t>
       </w:r>
     </w:p>
     <w:p>
@@ -24541,7 +24772,13 @@
         <w:rPr>
           <w:lang w:val="en-IN"/>
         </w:rPr>
-        <w:t xml:space="preserve">e of handling the type of exception </w:t>
+        <w:t>e of handling the</w:t>
+      </w:r>
+      <w:r>
+        <w:rPr>
+          <w:lang w:val="en-IN"/>
+        </w:rPr>
+        <w:t xml:space="preserve"> type of exception</w:t>
       </w:r>
       <w:r>
         <w:rPr>
@@ -40634,7 +40871,7 @@
 </file>
 
 <file path=customXml/itemProps1.xml><?xml version="1.0" encoding="utf-8"?>
-<ds:datastoreItem xmlns:ds="http://schemas.openxmlformats.org/officeDocument/2006/customXml" ds:itemID="{41D974BB-7948-4CC8-8147-580060C17020}">
+<ds:datastoreItem xmlns:ds="http://schemas.openxmlformats.org/officeDocument/2006/customXml" ds:itemID="{A479FAD1-1E78-40C3-B84C-A504721F2268}">
   <ds:schemaRefs>
     <ds:schemaRef ds:uri="http://schemas.openxmlformats.org/officeDocument/2006/bibliography"/>
   </ds:schemaRefs>
